--- a/deliver/Supplementary_tracked.docx
+++ b/deliver/Supplementary_tracked.docx
@@ -616,7 +616,7 @@
         <w:trPr>
           <w:cantSplit/>
           <w:jc w:val="center"/>
-          <w:del w:id="20051" w:author="Claude" w:date="2026-10-08T20:38:21Z"/>
+          <w:del w:id="20051" w:author="Claude" w:date="2026-10-08T22:05:50Z"/>
         </w:trPr>
         <w:tc>
           <w:tcPr>
@@ -630,10 +630,10 @@
               <w:ind w:firstLine="0"/>
               <w:jc w:val="left"/>
               <w:rPr>
-                <w:del w:id="20053" w:author="Claude" w:date="2026-10-08T20:38:21Z"/>
-              </w:rPr>
-            </w:pPr>
-            <w:del w:id="20052" w:author="Claude" w:date="2026-10-08T20:38:21Z">
+                <w:del w:id="20053" w:author="Claude" w:date="2026-10-08T22:05:50Z"/>
+              </w:rPr>
+            </w:pPr>
+            <w:del w:id="20052" w:author="Claude" w:date="2026-10-08T22:05:50Z">
               <w:r>
                 <w:rPr>
                   <w:sz w:val="20"/>
@@ -656,10 +656,10 @@
               <w:ind w:firstLine="0"/>
               <w:jc w:val="left"/>
               <w:rPr>
-                <w:del w:id="20055" w:author="Claude" w:date="2026-10-08T20:38:21Z"/>
-              </w:rPr>
-            </w:pPr>
-            <w:del w:id="20054" w:author="Claude" w:date="2026-10-08T20:38:21Z">
+                <w:del w:id="20055" w:author="Claude" w:date="2026-10-08T22:05:50Z"/>
+              </w:rPr>
+            </w:pPr>
+            <w:del w:id="20054" w:author="Claude" w:date="2026-10-08T22:05:50Z">
               <w:r>
                 <w:rPr>
                   <w:sz w:val="20"/>
@@ -682,10 +682,10 @@
               <w:ind w:firstLine="0"/>
               <w:jc w:val="left"/>
               <w:rPr>
-                <w:del w:id="20057" w:author="Claude" w:date="2026-10-08T20:38:21Z"/>
-              </w:rPr>
-            </w:pPr>
-            <w:del w:id="20056" w:author="Claude" w:date="2026-10-08T20:38:21Z">
+                <w:del w:id="20057" w:author="Claude" w:date="2026-10-08T22:05:50Z"/>
+              </w:rPr>
+            </w:pPr>
+            <w:del w:id="20056" w:author="Claude" w:date="2026-10-08T22:05:50Z">
               <w:r>
                 <w:rPr>
                   <w:sz w:val="20"/>
@@ -701,7 +701,7 @@
         <w:trPr>
           <w:cantSplit/>
           <w:jc w:val="center"/>
-          <w:del w:id="20058" w:author="Claude" w:date="2026-10-08T20:38:21Z"/>
+          <w:del w:id="20058" w:author="Claude" w:date="2026-10-08T22:05:50Z"/>
         </w:trPr>
         <w:tc>
           <w:tcPr>
@@ -714,10 +714,10 @@
               <w:ind w:firstLine="0"/>
               <w:jc w:val="left"/>
               <w:rPr>
-                <w:del w:id="20060" w:author="Claude" w:date="2026-10-08T20:38:21Z"/>
-              </w:rPr>
-            </w:pPr>
-            <w:del w:id="20059" w:author="Claude" w:date="2026-10-08T20:38:21Z">
+                <w:del w:id="20060" w:author="Claude" w:date="2026-10-08T22:05:50Z"/>
+              </w:rPr>
+            </w:pPr>
+            <w:del w:id="20059" w:author="Claude" w:date="2026-10-08T22:05:50Z">
               <w:r>
                 <w:rPr>
                   <w:sz w:val="20"/>
@@ -739,10 +739,10 @@
               <w:ind w:firstLine="0"/>
               <w:jc w:val="left"/>
               <w:rPr>
-                <w:del w:id="20062" w:author="Claude" w:date="2026-10-08T20:38:21Z"/>
-              </w:rPr>
-            </w:pPr>
-            <w:del w:id="20061" w:author="Claude" w:date="2026-10-08T20:38:21Z">
+                <w:del w:id="20062" w:author="Claude" w:date="2026-10-08T22:05:50Z"/>
+              </w:rPr>
+            </w:pPr>
+            <w:del w:id="20061" w:author="Claude" w:date="2026-10-08T22:05:50Z">
               <w:r>
                 <w:rPr>
                   <w:sz w:val="20"/>
@@ -764,10 +764,10 @@
               <w:ind w:firstLine="0"/>
               <w:jc w:val="left"/>
               <w:rPr>
-                <w:del w:id="20064" w:author="Claude" w:date="2026-10-08T20:38:21Z"/>
-              </w:rPr>
-            </w:pPr>
-            <w:del w:id="20063" w:author="Claude" w:date="2026-10-08T20:38:21Z">
+                <w:del w:id="20064" w:author="Claude" w:date="2026-10-08T22:05:50Z"/>
+              </w:rPr>
+            </w:pPr>
+            <w:del w:id="20063" w:author="Claude" w:date="2026-10-08T22:05:50Z">
               <w:r>
                 <w:rPr>
                   <w:sz w:val="20"/>
@@ -782,7 +782,7 @@
       <w:tr>
         <w:trPr>
           <w:cantSplit/>
-          <w:ins w:id="20030" w:author="Claude" w:date="2026-10-08T20:38:21Z"/>
+          <w:ins w:id="20030" w:author="Claude" w:date="2026-10-08T22:05:50Z"/>
         </w:trPr>
         <w:tc>
           <w:tcPr>
@@ -796,10 +796,10 @@
               <w:ind w:firstLine="0"/>
               <w:jc w:val="left"/>
               <w:rPr>
-                <w:ins w:id="20032" w:author="Claude" w:date="2026-10-08T20:38:21Z"/>
-              </w:rPr>
-            </w:pPr>
-            <w:ins w:id="20031" w:author="Claude" w:date="2026-10-08T20:38:21Z">
+                <w:ins w:id="20032" w:author="Claude" w:date="2026-10-08T22:05:50Z"/>
+              </w:rPr>
+            </w:pPr>
+            <w:ins w:id="20031" w:author="Claude" w:date="2026-10-08T22:05:50Z">
               <w:r>
                 <w:rPr>
                   <w:sz w:val="20"/>
@@ -822,10 +822,10 @@
               <w:ind w:firstLine="0"/>
               <w:jc w:val="left"/>
               <w:rPr>
-                <w:ins w:id="20034" w:author="Claude" w:date="2026-10-08T20:38:21Z"/>
-              </w:rPr>
-            </w:pPr>
-            <w:ins w:id="20033" w:author="Claude" w:date="2026-10-08T20:38:21Z">
+                <w:ins w:id="20034" w:author="Claude" w:date="2026-10-08T22:05:50Z"/>
+              </w:rPr>
+            </w:pPr>
+            <w:ins w:id="20033" w:author="Claude" w:date="2026-10-08T22:05:50Z">
               <w:r>
                 <w:rPr>
                   <w:sz w:val="20"/>
@@ -848,10 +848,10 @@
               <w:ind w:firstLine="0"/>
               <w:jc w:val="left"/>
               <w:rPr>
-                <w:ins w:id="20036" w:author="Claude" w:date="2026-10-08T20:38:21Z"/>
-              </w:rPr>
-            </w:pPr>
-            <w:ins w:id="20035" w:author="Claude" w:date="2026-10-08T20:38:21Z">
+                <w:ins w:id="20036" w:author="Claude" w:date="2026-10-08T22:05:50Z"/>
+              </w:rPr>
+            </w:pPr>
+            <w:ins w:id="20035" w:author="Claude" w:date="2026-10-08T22:05:50Z">
               <w:r>
                 <w:rPr>
                   <w:sz w:val="20"/>
@@ -866,7 +866,7 @@
       <w:tr>
         <w:trPr>
           <w:cantSplit/>
-          <w:ins w:id="20037" w:author="Claude" w:date="2026-10-08T20:38:21Z"/>
+          <w:ins w:id="20037" w:author="Claude" w:date="2026-10-08T22:05:50Z"/>
         </w:trPr>
         <w:tc>
           <w:tcPr>
@@ -880,10 +880,10 @@
               <w:ind w:firstLine="0"/>
               <w:jc w:val="left"/>
               <w:rPr>
-                <w:ins w:id="20039" w:author="Claude" w:date="2026-10-08T20:38:21Z"/>
-              </w:rPr>
-            </w:pPr>
-            <w:ins w:id="20038" w:author="Claude" w:date="2026-10-08T20:38:21Z">
+                <w:ins w:id="20039" w:author="Claude" w:date="2026-10-08T22:05:50Z"/>
+              </w:rPr>
+            </w:pPr>
+            <w:ins w:id="20038" w:author="Claude" w:date="2026-10-08T22:05:50Z">
               <w:r>
                 <w:rPr>
                   <w:sz w:val="20"/>
@@ -906,10 +906,10 @@
               <w:ind w:firstLine="0"/>
               <w:jc w:val="left"/>
               <w:rPr>
-                <w:ins w:id="20041" w:author="Claude" w:date="2026-10-08T20:38:21Z"/>
-              </w:rPr>
-            </w:pPr>
-            <w:ins w:id="20040" w:author="Claude" w:date="2026-10-08T20:38:21Z">
+                <w:ins w:id="20041" w:author="Claude" w:date="2026-10-08T22:05:50Z"/>
+              </w:rPr>
+            </w:pPr>
+            <w:ins w:id="20040" w:author="Claude" w:date="2026-10-08T22:05:50Z">
               <w:r>
                 <w:rPr>
                   <w:sz w:val="20"/>
@@ -932,10 +932,10 @@
               <w:ind w:firstLine="0"/>
               <w:jc w:val="left"/>
               <w:rPr>
-                <w:ins w:id="20043" w:author="Claude" w:date="2026-10-08T20:38:21Z"/>
-              </w:rPr>
-            </w:pPr>
-            <w:ins w:id="20042" w:author="Claude" w:date="2026-10-08T20:38:21Z">
+                <w:ins w:id="20043" w:author="Claude" w:date="2026-10-08T22:05:50Z"/>
+              </w:rPr>
+            </w:pPr>
+            <w:ins w:id="20042" w:author="Claude" w:date="2026-10-08T22:05:50Z">
               <w:r>
                 <w:rPr>
                   <w:sz w:val="20"/>
@@ -950,7 +950,7 @@
       <w:tr>
         <w:trPr>
           <w:cantSplit/>
-          <w:ins w:id="20044" w:author="Claude" w:date="2026-10-08T20:38:21Z"/>
+          <w:ins w:id="20044" w:author="Claude" w:date="2026-10-08T22:05:50Z"/>
         </w:trPr>
         <w:tc>
           <w:tcPr>
@@ -964,10 +964,10 @@
               <w:ind w:firstLine="0"/>
               <w:jc w:val="left"/>
               <w:rPr>
-                <w:ins w:id="20046" w:author="Claude" w:date="2026-10-08T20:38:21Z"/>
-              </w:rPr>
-            </w:pPr>
-            <w:ins w:id="20045" w:author="Claude" w:date="2026-10-08T20:38:21Z">
+                <w:ins w:id="20046" w:author="Claude" w:date="2026-10-08T22:05:50Z"/>
+              </w:rPr>
+            </w:pPr>
+            <w:ins w:id="20045" w:author="Claude" w:date="2026-10-08T22:05:50Z">
               <w:r>
                 <w:rPr>
                   <w:sz w:val="20"/>
@@ -990,10 +990,10 @@
               <w:ind w:firstLine="0"/>
               <w:jc w:val="left"/>
               <w:rPr>
-                <w:ins w:id="20048" w:author="Claude" w:date="2026-10-08T20:38:21Z"/>
-              </w:rPr>
-            </w:pPr>
-            <w:ins w:id="20047" w:author="Claude" w:date="2026-10-08T20:38:21Z">
+                <w:ins w:id="20048" w:author="Claude" w:date="2026-10-08T22:05:50Z"/>
+              </w:rPr>
+            </w:pPr>
+            <w:ins w:id="20047" w:author="Claude" w:date="2026-10-08T22:05:50Z">
               <w:r>
                 <w:rPr>
                   <w:sz w:val="20"/>
@@ -1016,10 +1016,10 @@
               <w:ind w:firstLine="0"/>
               <w:jc w:val="left"/>
               <w:rPr>
-                <w:ins w:id="20050" w:author="Claude" w:date="2026-10-08T20:38:21Z"/>
-              </w:rPr>
-            </w:pPr>
-            <w:ins w:id="20049" w:author="Claude" w:date="2026-10-08T20:38:21Z">
+                <w:ins w:id="20050" w:author="Claude" w:date="2026-10-08T22:05:50Z"/>
+              </w:rPr>
+            </w:pPr>
+            <w:ins w:id="20049" w:author="Claude" w:date="2026-10-08T22:05:50Z">
               <w:r>
                 <w:rPr>
                   <w:sz w:val="20"/>
@@ -3327,7 +3327,7 @@
       <w:r>
         <w:t xml:space="preserve">Rule A (hard minimum) was adopted on physical and numerical grounds. Agreement with the literature </w:t>
       </w:r>
-      <w:ins w:id="9003" w:author="Claude" w:date="2026-10-08T20:38:21Z">
+      <w:ins w:id="9003" w:author="Claude" w:date="2026-10-08T22:05:50Z">
         <w:r>
           <w:t xml:space="preserve">data </w:t>
         </w:r>
@@ -3335,7 +3335,7 @@
       <w:r>
         <w:t xml:space="preserve">served as a consistency check rather than</w:t>
       </w:r>
-      <w:ins w:id="9002" w:author="Claude" w:date="2026-10-08T20:38:21Z">
+      <w:ins w:id="9002" w:author="Claude" w:date="2026-10-08T22:05:50Z">
         <w:r>
           <w:t xml:space="preserve"> as</w:t>
         </w:r>
@@ -3343,7 +3343,7 @@
       <w:r>
         <w:t xml:space="preserve"> the selection criterion, because RMSE depends on</w:t>
       </w:r>
-      <w:ins w:id="9001" w:author="Claude" w:date="2026-10-08T20:38:21Z">
+      <w:ins w:id="9001" w:author="Claude" w:date="2026-10-08T22:05:50Z">
         <w:r>
           <w:t xml:space="preserve"> the</w:t>
         </w:r>
@@ -3362,7 +3362,7 @@
       <w:r>
         <w:t xml:space="preserve">First, Rule A encodes the physical picture that the slowest of the mutually exclusive rate capacities gates the interface. The simulations support this picture: after the initial reaction-controlled stage</w:t>
       </w:r>
-      <w:del w:id="9011" w:author="Claude" w:date="2026-10-08T20:38:21Z">
+      <w:del w:id="9011" w:author="Claude" w:date="2026-10-08T22:05:50Z">
         <w:r>
           <w:delText xml:space="preserve">,</w:delText>
         </w:r>
@@ -3370,12 +3370,12 @@
       <w:r>
         <w:t xml:space="preserve"> the interface is oxygen-diffusion-limited, and oxygen diffusion controls more than 99% of the interface area at 672 h. Blended rules (Rules B and C) change the prediction only where two velocities are comparable, which rarely occurs here, and they represent co-controlled mechanisms that the results do not show. Second, Rule D removes the oxygen-diffusion cap, so oxygen reduction proceeds irrespective of the local oxygen supply. This is inconsistent with oxygen-limited degradation and </w:t>
       </w:r>
-      <w:del w:id="9010" w:author="Claude" w:date="2026-10-08T20:38:21Z">
+      <w:del w:id="9010" w:author="Claude" w:date="2026-10-08T22:05:50Z">
         <w:r>
           <w:delText xml:space="preserve">overpredicts</w:delText>
         </w:r>
       </w:del>
-      <w:ins w:id="9009" w:author="Claude" w:date="2026-10-08T20:38:21Z">
+      <w:ins w:id="9009" w:author="Claude" w:date="2026-10-08T22:05:50Z">
         <w:r>
           <w:t xml:space="preserve">over-predicts the</w:t>
         </w:r>
@@ -3383,12 +3383,12 @@
       <w:r>
         <w:t xml:space="preserve"> mass loss (0.58% at 168 h </w:t>
       </w:r>
-      <w:del w:id="9008" w:author="Claude" w:date="2026-10-08T20:38:21Z">
+      <w:del w:id="9008" w:author="Claude" w:date="2026-10-08T22:05:50Z">
         <w:r>
           <w:delText xml:space="preserve">versus</w:delText>
         </w:r>
       </w:del>
-      <w:ins w:id="9007" w:author="Claude" w:date="2026-10-08T20:38:21Z">
+      <w:ins w:id="9007" w:author="Claude" w:date="2026-10-08T22:05:50Z">
         <w:r>
           <w:t xml:space="preserve">against</w:t>
         </w:r>
@@ -3396,12 +3396,12 @@
       <w:r>
         <w:t xml:space="preserve"> 0.20% in the literature data, and 0.94% </w:t>
       </w:r>
-      <w:del w:id="9006" w:author="Claude" w:date="2026-10-08T20:38:21Z">
+      <w:del w:id="9006" w:author="Claude" w:date="2026-10-08T22:05:50Z">
         <w:r>
           <w:delText xml:space="preserve">versus</w:delText>
         </w:r>
       </w:del>
-      <w:ins w:id="9005" w:author="Claude" w:date="2026-10-08T20:38:21Z">
+      <w:ins w:id="9005" w:author="Claude" w:date="2026-10-08T22:05:50Z">
         <w:r>
           <w:t xml:space="preserve">against</w:t>
         </w:r>
@@ -3409,7 +3409,7 @@
       <w:r>
         <w:t xml:space="preserve"> 0.23% for Rule A at 672 h). Third, Rule A adds no parameters or regularization, whereas Rules B and C introduce blending terms. Fourth, the non-differentiability of the hard minimum did not cause switching artifacts: only two controlling-regime transitions occurred (1.2% of the 167 recorded steps), both during the initial transient. The same count was obtained for Rules B–D, so this criterion does not separate the rules but removes the main objection to Rule A.</w:t>
       </w:r>
-      <w:del w:id="9004" w:author="Claude" w:date="2026-10-08T20:38:21Z">
+      <w:del w:id="9004" w:author="Claude" w:date="2026-10-08T22:05:50Z">
         <w:r>
           <w:delText xml:space="preserve"> Rule A also gave the lowest RMSE against the literature data (0.0568%, against 0.0770%, 0.0766% and 0.2983% for Rules B, C and D), and its 672 h mass loss (0.226%) was 17–18% higher than those of Rules B and C (0.185% and 0.188%). Because the rules were not recalibrated individually, these differences are supporting evidence only. Rule A was used for all simulations.</w:delText>
         </w:r>
@@ -3422,10 +3422,10 @@
         <w:ind w:firstLine="0"/>
         <w:jc w:val="both"/>
         <w:rPr>
-          <w:ins w:id="20002" w:author="Claude" w:date="2026-10-08T20:38:21Z"/>
+          <w:ins w:id="20002" w:author="Claude" w:date="2026-10-08T22:05:50Z"/>
         </w:rPr>
       </w:pPr>
-      <w:ins w:id="20001" w:author="Claude" w:date="2026-10-08T20:38:21Z">
+      <w:ins w:id="20001" w:author="Claude" w:date="2026-10-08T22:05:50Z">
         <w:r>
           <w:t>Rule A also gave the lowest RMSE against the literature data (0.0568%, against 0.0770%, 0.0766% and 0.2983% for Rules B, C and D), and its 672 h mass loss (0.226%) was 17–18% higher than those of Rules B and C (0.185% and 0.188%). Because the rules were not recalibrated individually, these differences are supporting evidence only. Rule A was used for all simulations.</w:t>
         </w:r>
@@ -4496,8 +4496,94 @@
         <w:jc w:val="both"/>
       </w:pPr>
       <w:r>
-        <w:t>Table S2 and Figure S3 report the mesh convergence study, and Table S3 compares adaptive and uniform meshes of similar size.</w:t>
-      </w:r>
+        <w:t xml:space="preserve">Table S2 and Figure S3 report the mesh convergence study, and Table S3 compares </w:t>
+      </w:r>
+      <w:ins w:id="9024" w:author="Claude" w:date="2026-10-08T22:05:50Z">
+        <w:r>
+          <w:t xml:space="preserve">an </w:t>
+        </w:r>
+      </w:ins>
+      <w:r>
+        <w:t xml:space="preserve">adaptive</w:t>
+      </w:r>
+      <w:ins w:id="9023" w:author="Claude" w:date="2026-10-08T22:05:50Z">
+        <w:r>
+          <w:t xml:space="preserve"> mesh with a uniform mesh. Because the uniform mesh has the same 1 mm size everywhere, it places far fewer elements at the Zn-electrolyte interface (1 mm vs 0.1 mm)</w:t>
+        </w:r>
+      </w:ins>
+      <w:r>
+        <w:t xml:space="preserve"> and </w:t>
+      </w:r>
+      <w:del w:id="9022" w:author="Claude" w:date="2026-10-08T22:05:50Z">
+        <w:r>
+          <w:delText xml:space="preserve">uniform</w:delText>
+        </w:r>
+      </w:del>
+      <w:ins w:id="9021" w:author="Claude" w:date="2026-10-08T22:05:50Z">
+        <w:r>
+          <w:t xml:space="preserve">under-resolves</w:t>
+        </w:r>
+      </w:ins>
+      <w:r>
+        <w:t xml:space="preserve"> </w:t>
+      </w:r>
+      <w:del w:id="9020" w:author="Claude" w:date="2026-10-08T22:05:50Z">
+        <w:r>
+          <w:delText xml:space="preserve">meshes</w:delText>
+        </w:r>
+      </w:del>
+      <w:ins w:id="9019" w:author="Claude" w:date="2026-10-08T22:05:50Z">
+        <w:r>
+          <w:t xml:space="preserve">the</w:t>
+        </w:r>
+      </w:ins>
+      <w:r>
+        <w:t xml:space="preserve"> </w:t>
+      </w:r>
+      <w:del w:id="9018" w:author="Claude" w:date="2026-10-08T22:05:50Z">
+        <w:r>
+          <w:delText xml:space="preserve">of</w:delText>
+        </w:r>
+      </w:del>
+      <w:ins w:id="9017" w:author="Claude" w:date="2026-10-08T22:05:50Z">
+        <w:r>
+          <w:t xml:space="preserve">oxygen</w:t>
+        </w:r>
+      </w:ins>
+      <w:r>
+        <w:t xml:space="preserve"> </w:t>
+      </w:r>
+      <w:del w:id="9016" w:author="Claude" w:date="2026-10-08T22:05:50Z">
+        <w:r>
+          <w:delText xml:space="preserve">similar</w:delText>
+        </w:r>
+      </w:del>
+      <w:ins w:id="9015" w:author="Claude" w:date="2026-10-08T22:05:50Z">
+        <w:r>
+          <w:t xml:space="preserve">gradient</w:t>
+        </w:r>
+      </w:ins>
+      <w:r>
+        <w:t xml:space="preserve"> </w:t>
+      </w:r>
+      <w:del w:id="9014" w:author="Claude" w:date="2026-10-08T22:05:50Z">
+        <w:r>
+          <w:delText xml:space="preserve">size</w:delText>
+        </w:r>
+      </w:del>
+      <w:ins w:id="9013" w:author="Claude" w:date="2026-10-08T22:05:50Z">
+        <w:r>
+          <w:t xml:space="preserve">and the receding surface</w:t>
+        </w:r>
+      </w:ins>
+      <w:r>
+        <w:t xml:space="preserve">.</w:t>
+      </w:r>
+      <w:ins w:id="9012" w:author="Claude" w:date="2026-10-08T22:05:50Z">
+        <w:r>
+          <w:t xml:space="preserve"> It therefore has a larger error than the adaptive mesh even with fewer elements, which is why adaptive refinement at the interface was used.</w:t>
+        </w:r>
+      </w:ins>
     </w:p>
     <w:p>
       <w:pPr>
@@ -4719,7 +4805,46 @@
         <w:jc w:val="both"/>
       </w:pPr>
       <w:r>
-        <w:t>where MassLoss_Li is the predicted mass loss for mesh level Li and MassLoss_Reference is the predicted mass loss for the reference mesh (21.25 million elements).</w:t>
+        <w:t xml:space="preserve">where MassLoss_Li is the predicted mass loss for mesh level Li and MassLoss_Reference is the predicted mass loss for the </w:t>
+      </w:r>
+      <w:del w:id="9030" w:author="Claude" w:date="2026-10-08T22:05:50Z">
+        <w:r>
+          <w:delText xml:space="preserve">reference</w:delText>
+        </w:r>
+      </w:del>
+      <w:ins w:id="9029" w:author="Claude" w:date="2026-10-08T22:05:50Z">
+        <w:r>
+          <w:t xml:space="preserve">fine</w:t>
+        </w:r>
+      </w:ins>
+      <w:r>
+        <w:t xml:space="preserve"> mesh (</w:t>
+      </w:r>
+      <w:del w:id="9028" w:author="Claude" w:date="2026-10-08T22:05:50Z">
+        <w:r>
+          <w:delText xml:space="preserve">21</w:delText>
+        </w:r>
+      </w:del>
+      <w:ins w:id="9027" w:author="Claude" w:date="2026-10-08T22:05:50Z">
+        <w:r>
+          <w:t xml:space="preserve">18</w:t>
+        </w:r>
+      </w:ins>
+      <w:r>
+        <w:t xml:space="preserve">.</w:t>
+      </w:r>
+      <w:del w:id="9026" w:author="Claude" w:date="2026-10-08T22:05:50Z">
+        <w:r>
+          <w:delText xml:space="preserve">25</w:delText>
+        </w:r>
+      </w:del>
+      <w:ins w:id="9025" w:author="Claude" w:date="2026-10-08T22:05:50Z">
+        <w:r>
+          <w:t xml:space="preserve">9</w:t>
+        </w:r>
+      </w:ins>
+      <w:r>
+        <w:t xml:space="preserve"> million elements).</w:t>
       </w:r>
     </w:p>
     <w:p>
@@ -4737,8 +4862,30 @@
           <w:sz w:val="20"/>
           <w:szCs w:val="20"/>
         </w:rPr>
-        <w:t>Table S</w:t>
-      </w:r>
+        <w:t xml:space="preserve">Table S2. Mesh convergence study showing the effect of mesh resolution on predicted 7-day mass loss. Relative errors are calculated with respect to the </w:t>
+      </w:r>
+      <w:del w:id="9036" w:author="Claude" w:date="2026-10-08T22:05:50Z">
+        <w:r>
+          <w:rPr>
+            <w:b/>
+            <w:bCs/>
+            <w:sz w:val="20"/>
+            <w:szCs w:val="20"/>
+          </w:rPr>
+          <w:delText xml:space="preserve">reference</w:delText>
+        </w:r>
+      </w:del>
+      <w:ins w:id="9035" w:author="Claude" w:date="2026-10-08T22:05:50Z">
+        <w:r>
+          <w:rPr>
+            <w:b/>
+            <w:bCs/>
+            <w:sz w:val="20"/>
+            <w:szCs w:val="20"/>
+          </w:rPr>
+          <w:t xml:space="preserve">fine</w:t>
+        </w:r>
+      </w:ins>
       <w:r>
         <w:rPr>
           <w:b/>
@@ -4746,8 +4893,30 @@
           <w:sz w:val="20"/>
           <w:szCs w:val="20"/>
         </w:rPr>
-        <w:fldChar w:fldCharType="begin"/>
-      </w:r>
+        <w:t xml:space="preserve"> mesh (</w:t>
+      </w:r>
+      <w:del w:id="9034" w:author="Claude" w:date="2026-10-08T22:05:50Z">
+        <w:r>
+          <w:rPr>
+            <w:b/>
+            <w:bCs/>
+            <w:sz w:val="20"/>
+            <w:szCs w:val="20"/>
+          </w:rPr>
+          <w:delText xml:space="preserve">21</w:delText>
+        </w:r>
+      </w:del>
+      <w:ins w:id="9033" w:author="Claude" w:date="2026-10-08T22:05:50Z">
+        <w:r>
+          <w:rPr>
+            <w:b/>
+            <w:bCs/>
+            <w:sz w:val="20"/>
+            <w:szCs w:val="20"/>
+          </w:rPr>
+          <w:t xml:space="preserve">18</w:t>
+        </w:r>
+      </w:ins>
       <w:r>
         <w:rPr>
           <w:b/>
@@ -4755,8 +4924,30 @@
           <w:sz w:val="20"/>
           <w:szCs w:val="20"/>
         </w:rPr>
-        <w:instrText xml:space="preserve"> SEQ Table \* ARABIC </w:instrText>
-      </w:r>
+        <w:t xml:space="preserve">.</w:t>
+      </w:r>
+      <w:del w:id="9032" w:author="Claude" w:date="2026-10-08T22:05:50Z">
+        <w:r>
+          <w:rPr>
+            <w:b/>
+            <w:bCs/>
+            <w:sz w:val="20"/>
+            <w:szCs w:val="20"/>
+          </w:rPr>
+          <w:delText xml:space="preserve">25</w:delText>
+        </w:r>
+      </w:del>
+      <w:ins w:id="9031" w:author="Claude" w:date="2026-10-08T22:05:50Z">
+        <w:r>
+          <w:rPr>
+            <w:b/>
+            <w:bCs/>
+            <w:sz w:val="20"/>
+            <w:szCs w:val="20"/>
+          </w:rPr>
+          <w:t xml:space="preserve">9</w:t>
+        </w:r>
+      </w:ins>
       <w:r>
         <w:rPr>
           <w:b/>
@@ -4764,7 +4955,31 @@
           <w:sz w:val="20"/>
           <w:szCs w:val="20"/>
         </w:rPr>
-        <w:fldChar w:fldCharType="separate"/>
+        <w:t xml:space="preserve"> million elements).</w:t>
+      </w:r>
+      <w:r>
+        <w:rPr>
+          <w:b/>
+          <w:bCs/>
+          <w:sz w:val="20"/>
+          <w:szCs w:val="20"/>
+        </w:rPr>
+      </w:r>
+      <w:r>
+        <w:rPr>
+          <w:b/>
+          <w:bCs/>
+          <w:sz w:val="20"/>
+          <w:szCs w:val="20"/>
+        </w:rPr>
+      </w:r>
+      <w:r>
+        <w:rPr>
+          <w:b/>
+          <w:bCs/>
+          <w:sz w:val="20"/>
+          <w:szCs w:val="20"/>
+        </w:rPr>
       </w:r>
       <w:r>
         <w:rPr>
@@ -4774,7 +4989,6 @@
           <w:sz w:val="20"/>
           <w:szCs w:val="20"/>
         </w:rPr>
-        <w:t>2</w:t>
       </w:r>
       <w:r>
         <w:rPr>
@@ -4784,7 +4998,6 @@
           <w:sz w:val="20"/>
           <w:szCs w:val="20"/>
         </w:rPr>
-        <w:fldChar w:fldCharType="end"/>
       </w:r>
       <w:r>
         <w:rPr>
@@ -4793,7 +5006,6 @@
           <w:sz w:val="20"/>
           <w:szCs w:val="20"/>
         </w:rPr>
-        <w:t xml:space="preserve">.</w:t>
       </w:r>
       <w:r>
         <w:rPr>
@@ -4801,7 +5013,6 @@
           <w:sz w:val="20"/>
           <w:szCs w:val="20"/>
         </w:rPr>
-        <w:t xml:space="preserve"> </w:t>
       </w:r>
       <w:r>
         <w:rPr>
@@ -4809,7 +5020,6 @@
           <w:sz w:val="20"/>
           <w:szCs w:val="20"/>
         </w:rPr>
-        <w:t xml:space="preserve">Mesh convergence study showing the effect of mesh resolution on predicted </w:t>
       </w:r>
       <w:r>
         <w:rPr>
@@ -4817,7 +5027,6 @@
           <w:sz w:val="20"/>
           <w:szCs w:val="20"/>
         </w:rPr>
-        <w:t>7</w:t>
       </w:r>
       <w:r>
         <w:rPr>
@@ -4825,7 +5034,6 @@
           <w:sz w:val="20"/>
           <w:szCs w:val="20"/>
         </w:rPr>
-        <w:t>-day mass loss. Relative errors are calculated with respect to the reference mesh (21.25 million elements).</w:t>
       </w:r>
     </w:p>
     <w:tbl>
@@ -5004,6 +5212,8 @@
       <w:tr>
         <w:trPr>
           <w:cantSplit/>
+          <w:jc w:val="center"/>
+          <w:del w:id="20119" w:author="Claude" w:date="2026-10-08T22:05:50Z"/>
         </w:trPr>
         <w:tc>
           <w:tcPr>
@@ -5014,25 +5224,28 @@
           <w:p>
             <w:pPr>
               <w:keepNext/>
-              <w:spacing w:line="240" w:lineRule="auto" w:before="20" w:after="20"/>
+              <w:spacing w:before="20" w:after="20" w:line="240" w:lineRule="auto"/>
               <w:ind w:firstLine="0"/>
               <w:jc w:val="left"/>
               <w:rPr>
+                <w:del w:id="20121" w:author="Claude" w:date="2026-10-08T22:05:50Z"/>
                 <w:rFonts w:cs="Times New Roman"/>
                 <w:sz w:val="22"/>
                 <w:szCs w:val="22"/>
                 <w:lang w:eastAsia="en-US"/>
               </w:rPr>
             </w:pPr>
-            <w:r>
-              <w:rPr>
-                <w:rFonts w:cs="Times New Roman"/>
-                <w:sz w:val="20"/>
-                <w:szCs w:val="20"/>
-                <w:lang w:eastAsia="en-US"/>
-              </w:rPr>
-              <w:t>L1 (Very Low)</w:t>
-            </w:r>
+            <w:del w:id="20120" w:author="Claude" w:date="2026-10-08T22:05:50Z">
+              <w:r>
+                <w:rPr>
+                  <w:rFonts w:cs="Times New Roman"/>
+                  <w:sz w:val="20"/>
+                  <w:szCs w:val="20"/>
+                  <w:lang w:eastAsia="en-US"/>
+                </w:rPr>
+                <w:delText xml:space="preserve">L1 (Very Low)</w:delText>
+              </w:r>
+            </w:del>
           </w:p>
         </w:tc>
         <w:tc>
@@ -5044,25 +5257,28 @@
           <w:p>
             <w:pPr>
               <w:keepNext/>
-              <w:spacing w:line="240" w:lineRule="auto" w:before="20" w:after="20"/>
-              <w:ind w:firstLine="0"/>
-              <w:jc w:val="center"/>
-              <w:rPr>
+              <w:spacing w:before="20" w:after="20" w:line="240" w:lineRule="auto"/>
+              <w:ind w:firstLine="0"/>
+              <w:jc w:val="center"/>
+              <w:rPr>
+                <w:del w:id="20123" w:author="Claude" w:date="2026-10-08T22:05:50Z"/>
                 <w:rFonts w:cs="Times New Roman"/>
                 <w:sz w:val="22"/>
                 <w:szCs w:val="22"/>
                 <w:lang w:eastAsia="en-US"/>
               </w:rPr>
             </w:pPr>
-            <w:r>
-              <w:rPr>
-                <w:rFonts w:cs="Times New Roman"/>
-                <w:sz w:val="20"/>
-                <w:szCs w:val="20"/>
-                <w:lang w:eastAsia="en-US"/>
-              </w:rPr>
-              <w:t>182,768</w:t>
-            </w:r>
+            <w:del w:id="20122" w:author="Claude" w:date="2026-10-08T22:05:50Z">
+              <w:r>
+                <w:rPr>
+                  <w:rFonts w:cs="Times New Roman"/>
+                  <w:sz w:val="20"/>
+                  <w:szCs w:val="20"/>
+                  <w:lang w:eastAsia="en-US"/>
+                </w:rPr>
+                <w:delText xml:space="preserve">182,768</w:delText>
+              </w:r>
+            </w:del>
           </w:p>
         </w:tc>
         <w:tc>
@@ -5074,25 +5290,28 @@
           <w:p>
             <w:pPr>
               <w:keepNext/>
-              <w:spacing w:line="240" w:lineRule="auto" w:before="20" w:after="20"/>
-              <w:ind w:firstLine="0"/>
-              <w:jc w:val="center"/>
-              <w:rPr>
+              <w:spacing w:before="20" w:after="20" w:line="240" w:lineRule="auto"/>
+              <w:ind w:firstLine="0"/>
+              <w:jc w:val="center"/>
+              <w:rPr>
+                <w:del w:id="20125" w:author="Claude" w:date="2026-10-08T22:05:50Z"/>
                 <w:rFonts w:cs="Times New Roman"/>
                 <w:sz w:val="22"/>
                 <w:szCs w:val="22"/>
                 <w:lang w:eastAsia="en-US"/>
               </w:rPr>
             </w:pPr>
-            <w:r>
-              <w:rPr>
-                <w:rFonts w:cs="Times New Roman"/>
-                <w:sz w:val="20"/>
-                <w:szCs w:val="20"/>
-                <w:lang w:eastAsia="en-US"/>
-              </w:rPr>
-              <w:t>1.439</w:t>
-            </w:r>
+            <w:del w:id="20124" w:author="Claude" w:date="2026-10-08T22:05:50Z">
+              <w:r>
+                <w:rPr>
+                  <w:rFonts w:cs="Times New Roman"/>
+                  <w:sz w:val="20"/>
+                  <w:szCs w:val="20"/>
+                  <w:lang w:eastAsia="en-US"/>
+                </w:rPr>
+                <w:delText xml:space="preserve">1.439</w:delText>
+              </w:r>
+            </w:del>
           </w:p>
         </w:tc>
         <w:tc>
@@ -5104,31 +5323,36 @@
           <w:p>
             <w:pPr>
               <w:keepNext/>
-              <w:spacing w:line="240" w:lineRule="auto" w:before="20" w:after="20"/>
-              <w:ind w:firstLine="0"/>
-              <w:jc w:val="center"/>
-              <w:rPr>
+              <w:spacing w:before="20" w:after="20" w:line="240" w:lineRule="auto"/>
+              <w:ind w:firstLine="0"/>
+              <w:jc w:val="center"/>
+              <w:rPr>
+                <w:del w:id="20127" w:author="Claude" w:date="2026-10-08T22:05:50Z"/>
                 <w:rFonts w:cs="Times New Roman"/>
                 <w:sz w:val="22"/>
                 <w:szCs w:val="22"/>
                 <w:lang w:eastAsia="en-US"/>
               </w:rPr>
             </w:pPr>
-            <w:r>
-              <w:rPr>
-                <w:rFonts w:cs="Times New Roman"/>
-                <w:sz w:val="20"/>
-                <w:szCs w:val="20"/>
-                <w:lang w:eastAsia="en-US"/>
-              </w:rPr>
-              <w:t xml:space="preserve">1465.8</w:t>
-            </w:r>
+            <w:del w:id="20126" w:author="Claude" w:date="2026-10-08T22:05:50Z">
+              <w:r>
+                <w:rPr>
+                  <w:rFonts w:cs="Times New Roman"/>
+                  <w:sz w:val="20"/>
+                  <w:szCs w:val="20"/>
+                  <w:lang w:eastAsia="en-US"/>
+                </w:rPr>
+                <w:delText xml:space="preserve">1465.8</w:delText>
+              </w:r>
+            </w:del>
           </w:p>
         </w:tc>
       </w:tr>
       <w:tr>
         <w:trPr>
           <w:cantSplit/>
+          <w:jc w:val="center"/>
+          <w:del w:id="20128" w:author="Claude" w:date="2026-10-08T22:05:50Z"/>
         </w:trPr>
         <w:tc>
           <w:tcPr>
@@ -5139,25 +5363,28 @@
           <w:p>
             <w:pPr>
               <w:keepNext/>
-              <w:spacing w:line="240" w:lineRule="auto" w:before="20" w:after="20"/>
+              <w:spacing w:before="20" w:after="20" w:line="240" w:lineRule="auto"/>
               <w:ind w:firstLine="0"/>
               <w:jc w:val="left"/>
               <w:rPr>
+                <w:del w:id="20130" w:author="Claude" w:date="2026-10-08T22:05:50Z"/>
                 <w:rFonts w:cs="Times New Roman"/>
                 <w:sz w:val="22"/>
                 <w:szCs w:val="22"/>
                 <w:lang w:eastAsia="en-US"/>
               </w:rPr>
             </w:pPr>
-            <w:r>
-              <w:rPr>
-                <w:rFonts w:cs="Times New Roman"/>
-                <w:sz w:val="20"/>
-                <w:szCs w:val="20"/>
-                <w:lang w:eastAsia="en-US"/>
-              </w:rPr>
-              <w:t>L2 (Low)</w:t>
-            </w:r>
+            <w:del w:id="20129" w:author="Claude" w:date="2026-10-08T22:05:50Z">
+              <w:r>
+                <w:rPr>
+                  <w:rFonts w:cs="Times New Roman"/>
+                  <w:sz w:val="20"/>
+                  <w:szCs w:val="20"/>
+                  <w:lang w:eastAsia="en-US"/>
+                </w:rPr>
+                <w:delText xml:space="preserve">L2 (Low)</w:delText>
+              </w:r>
+            </w:del>
           </w:p>
         </w:tc>
         <w:tc>
@@ -5169,25 +5396,28 @@
           <w:p>
             <w:pPr>
               <w:keepNext/>
-              <w:spacing w:line="240" w:lineRule="auto" w:before="20" w:after="20"/>
-              <w:ind w:firstLine="0"/>
-              <w:jc w:val="center"/>
-              <w:rPr>
+              <w:spacing w:before="20" w:after="20" w:line="240" w:lineRule="auto"/>
+              <w:ind w:firstLine="0"/>
+              <w:jc w:val="center"/>
+              <w:rPr>
+                <w:del w:id="20132" w:author="Claude" w:date="2026-10-08T22:05:50Z"/>
                 <w:rFonts w:cs="Times New Roman"/>
                 <w:sz w:val="22"/>
                 <w:szCs w:val="22"/>
                 <w:lang w:eastAsia="en-US"/>
               </w:rPr>
             </w:pPr>
-            <w:r>
-              <w:rPr>
-                <w:rFonts w:cs="Times New Roman"/>
-                <w:sz w:val="20"/>
-                <w:szCs w:val="20"/>
-                <w:lang w:eastAsia="en-US"/>
-              </w:rPr>
-              <w:t>802,365</w:t>
-            </w:r>
+            <w:del w:id="20131" w:author="Claude" w:date="2026-10-08T22:05:50Z">
+              <w:r>
+                <w:rPr>
+                  <w:rFonts w:cs="Times New Roman"/>
+                  <w:sz w:val="20"/>
+                  <w:szCs w:val="20"/>
+                  <w:lang w:eastAsia="en-US"/>
+                </w:rPr>
+                <w:delText xml:space="preserve">802,365</w:delText>
+              </w:r>
+            </w:del>
           </w:p>
         </w:tc>
         <w:tc>
@@ -5199,25 +5429,28 @@
           <w:p>
             <w:pPr>
               <w:keepNext/>
-              <w:spacing w:line="240" w:lineRule="auto" w:before="20" w:after="20"/>
-              <w:ind w:firstLine="0"/>
-              <w:jc w:val="center"/>
-              <w:rPr>
+              <w:spacing w:before="20" w:after="20" w:line="240" w:lineRule="auto"/>
+              <w:ind w:firstLine="0"/>
+              <w:jc w:val="center"/>
+              <w:rPr>
+                <w:del w:id="20134" w:author="Claude" w:date="2026-10-08T22:05:50Z"/>
                 <w:rFonts w:cs="Times New Roman"/>
                 <w:sz w:val="22"/>
                 <w:szCs w:val="22"/>
                 <w:lang w:eastAsia="en-US"/>
               </w:rPr>
             </w:pPr>
-            <w:r>
-              <w:rPr>
-                <w:rFonts w:cs="Times New Roman"/>
-                <w:sz w:val="20"/>
-                <w:szCs w:val="20"/>
-                <w:lang w:eastAsia="en-US"/>
-              </w:rPr>
-              <w:t>0.4977</w:t>
-            </w:r>
+            <w:del w:id="20133" w:author="Claude" w:date="2026-10-08T22:05:50Z">
+              <w:r>
+                <w:rPr>
+                  <w:rFonts w:cs="Times New Roman"/>
+                  <w:sz w:val="20"/>
+                  <w:szCs w:val="20"/>
+                  <w:lang w:eastAsia="en-US"/>
+                </w:rPr>
+                <w:delText xml:space="preserve">0.4977</w:delText>
+              </w:r>
+            </w:del>
           </w:p>
         </w:tc>
         <w:tc>
@@ -5229,31 +5462,36 @@
           <w:p>
             <w:pPr>
               <w:keepNext/>
-              <w:spacing w:line="240" w:lineRule="auto" w:before="20" w:after="20"/>
-              <w:ind w:firstLine="0"/>
-              <w:jc w:val="center"/>
-              <w:rPr>
+              <w:spacing w:before="20" w:after="20" w:line="240" w:lineRule="auto"/>
+              <w:ind w:firstLine="0"/>
+              <w:jc w:val="center"/>
+              <w:rPr>
+                <w:del w:id="20136" w:author="Claude" w:date="2026-10-08T22:05:50Z"/>
                 <w:rFonts w:cs="Times New Roman"/>
                 <w:sz w:val="22"/>
                 <w:szCs w:val="22"/>
                 <w:lang w:eastAsia="en-US"/>
               </w:rPr>
             </w:pPr>
-            <w:r>
-              <w:rPr>
-                <w:rFonts w:cs="Times New Roman"/>
-                <w:sz w:val="20"/>
-                <w:szCs w:val="20"/>
-                <w:lang w:eastAsia="en-US"/>
-              </w:rPr>
-              <w:t xml:space="preserve">441.6</w:t>
-            </w:r>
+            <w:del w:id="20135" w:author="Claude" w:date="2026-10-08T22:05:50Z">
+              <w:r>
+                <w:rPr>
+                  <w:rFonts w:cs="Times New Roman"/>
+                  <w:sz w:val="20"/>
+                  <w:szCs w:val="20"/>
+                  <w:lang w:eastAsia="en-US"/>
+                </w:rPr>
+                <w:delText xml:space="preserve">441.6</w:delText>
+              </w:r>
+            </w:del>
           </w:p>
         </w:tc>
       </w:tr>
       <w:tr>
         <w:trPr>
           <w:cantSplit/>
+          <w:jc w:val="center"/>
+          <w:del w:id="20137" w:author="Claude" w:date="2026-10-08T22:05:50Z"/>
         </w:trPr>
         <w:tc>
           <w:tcPr>
@@ -5264,25 +5502,28 @@
           <w:p>
             <w:pPr>
               <w:keepNext/>
-              <w:spacing w:line="240" w:lineRule="auto" w:before="20" w:after="20"/>
+              <w:spacing w:before="20" w:after="20" w:line="240" w:lineRule="auto"/>
               <w:ind w:firstLine="0"/>
               <w:jc w:val="left"/>
               <w:rPr>
+                <w:del w:id="20139" w:author="Claude" w:date="2026-10-08T22:05:50Z"/>
                 <w:rFonts w:cs="Times New Roman"/>
                 <w:sz w:val="22"/>
                 <w:szCs w:val="22"/>
                 <w:lang w:eastAsia="en-US"/>
               </w:rPr>
             </w:pPr>
-            <w:r>
-              <w:rPr>
-                <w:rFonts w:cs="Times New Roman"/>
-                <w:sz w:val="20"/>
-                <w:szCs w:val="20"/>
-                <w:lang w:eastAsia="en-US"/>
-              </w:rPr>
-              <w:t>L3 (Medium)</w:t>
-            </w:r>
+            <w:del w:id="20138" w:author="Claude" w:date="2026-10-08T22:05:50Z">
+              <w:r>
+                <w:rPr>
+                  <w:rFonts w:cs="Times New Roman"/>
+                  <w:sz w:val="20"/>
+                  <w:szCs w:val="20"/>
+                  <w:lang w:eastAsia="en-US"/>
+                </w:rPr>
+                <w:delText xml:space="preserve">L3 (Medium)</w:delText>
+              </w:r>
+            </w:del>
           </w:p>
         </w:tc>
         <w:tc>
@@ -5294,25 +5535,28 @@
           <w:p>
             <w:pPr>
               <w:keepNext/>
-              <w:spacing w:line="240" w:lineRule="auto" w:before="20" w:after="20"/>
-              <w:ind w:firstLine="0"/>
-              <w:jc w:val="center"/>
-              <w:rPr>
+              <w:spacing w:before="20" w:after="20" w:line="240" w:lineRule="auto"/>
+              <w:ind w:firstLine="0"/>
+              <w:jc w:val="center"/>
+              <w:rPr>
+                <w:del w:id="20141" w:author="Claude" w:date="2026-10-08T22:05:50Z"/>
                 <w:rFonts w:cs="Times New Roman"/>
                 <w:sz w:val="22"/>
                 <w:szCs w:val="22"/>
                 <w:lang w:eastAsia="en-US"/>
               </w:rPr>
             </w:pPr>
-            <w:r>
-              <w:rPr>
-                <w:rFonts w:cs="Times New Roman"/>
-                <w:sz w:val="20"/>
-                <w:szCs w:val="20"/>
-                <w:lang w:eastAsia="en-US"/>
-              </w:rPr>
-              <w:t>3,454,723</w:t>
-            </w:r>
+            <w:del w:id="20140" w:author="Claude" w:date="2026-10-08T22:05:50Z">
+              <w:r>
+                <w:rPr>
+                  <w:rFonts w:cs="Times New Roman"/>
+                  <w:sz w:val="20"/>
+                  <w:szCs w:val="20"/>
+                  <w:lang w:eastAsia="en-US"/>
+                </w:rPr>
+                <w:delText xml:space="preserve">3,454,723</w:delText>
+              </w:r>
+            </w:del>
           </w:p>
         </w:tc>
         <w:tc>
@@ -5324,25 +5568,28 @@
           <w:p>
             <w:pPr>
               <w:keepNext/>
-              <w:spacing w:line="240" w:lineRule="auto" w:before="20" w:after="20"/>
-              <w:ind w:firstLine="0"/>
-              <w:jc w:val="center"/>
-              <w:rPr>
+              <w:spacing w:before="20" w:after="20" w:line="240" w:lineRule="auto"/>
+              <w:ind w:firstLine="0"/>
+              <w:jc w:val="center"/>
+              <w:rPr>
+                <w:del w:id="20143" w:author="Claude" w:date="2026-10-08T22:05:50Z"/>
                 <w:rFonts w:cs="Times New Roman"/>
                 <w:sz w:val="22"/>
                 <w:szCs w:val="22"/>
                 <w:lang w:eastAsia="en-US"/>
               </w:rPr>
             </w:pPr>
-            <w:r>
-              <w:rPr>
-                <w:rFonts w:cs="Times New Roman"/>
-                <w:sz w:val="20"/>
-                <w:szCs w:val="20"/>
-                <w:lang w:eastAsia="en-US"/>
-              </w:rPr>
-              <w:t>0.1633</w:t>
-            </w:r>
+            <w:del w:id="20142" w:author="Claude" w:date="2026-10-08T22:05:50Z">
+              <w:r>
+                <w:rPr>
+                  <w:rFonts w:cs="Times New Roman"/>
+                  <w:sz w:val="20"/>
+                  <w:szCs w:val="20"/>
+                  <w:lang w:eastAsia="en-US"/>
+                </w:rPr>
+                <w:delText xml:space="preserve">0.1633</w:delText>
+              </w:r>
+            </w:del>
           </w:p>
         </w:tc>
         <w:tc>
@@ -5354,31 +5601,36 @@
           <w:p>
             <w:pPr>
               <w:keepNext/>
-              <w:spacing w:line="240" w:lineRule="auto" w:before="20" w:after="20"/>
-              <w:ind w:firstLine="0"/>
-              <w:jc w:val="center"/>
-              <w:rPr>
+              <w:spacing w:before="20" w:after="20" w:line="240" w:lineRule="auto"/>
+              <w:ind w:firstLine="0"/>
+              <w:jc w:val="center"/>
+              <w:rPr>
+                <w:del w:id="20145" w:author="Claude" w:date="2026-10-08T22:05:50Z"/>
                 <w:rFonts w:cs="Times New Roman"/>
                 <w:sz w:val="22"/>
                 <w:szCs w:val="22"/>
                 <w:lang w:eastAsia="en-US"/>
               </w:rPr>
             </w:pPr>
-            <w:r>
-              <w:rPr>
-                <w:rFonts w:cs="Times New Roman"/>
-                <w:sz w:val="20"/>
-                <w:szCs w:val="20"/>
-                <w:lang w:eastAsia="en-US"/>
-              </w:rPr>
-              <w:t>77.7</w:t>
-            </w:r>
+            <w:del w:id="20144" w:author="Claude" w:date="2026-10-08T22:05:50Z">
+              <w:r>
+                <w:rPr>
+                  <w:rFonts w:cs="Times New Roman"/>
+                  <w:sz w:val="20"/>
+                  <w:szCs w:val="20"/>
+                  <w:lang w:eastAsia="en-US"/>
+                </w:rPr>
+                <w:delText xml:space="preserve">77.7</w:delText>
+              </w:r>
+            </w:del>
           </w:p>
         </w:tc>
       </w:tr>
       <w:tr>
         <w:trPr>
           <w:cantSplit/>
+          <w:jc w:val="center"/>
+          <w:del w:id="20146" w:author="Claude" w:date="2026-10-08T22:05:50Z"/>
         </w:trPr>
         <w:tc>
           <w:tcPr>
@@ -5389,25 +5641,28 @@
           <w:p>
             <w:pPr>
               <w:keepNext/>
-              <w:spacing w:line="240" w:lineRule="auto" w:before="20" w:after="20"/>
+              <w:spacing w:before="20" w:after="20" w:line="240" w:lineRule="auto"/>
               <w:ind w:firstLine="0"/>
               <w:jc w:val="left"/>
               <w:rPr>
+                <w:del w:id="20148" w:author="Claude" w:date="2026-10-08T22:05:50Z"/>
                 <w:rFonts w:cs="Times New Roman"/>
                 <w:sz w:val="22"/>
                 <w:szCs w:val="22"/>
                 <w:lang w:eastAsia="en-US"/>
               </w:rPr>
             </w:pPr>
-            <w:r>
-              <w:rPr>
-                <w:rFonts w:cs="Times New Roman"/>
-                <w:sz w:val="20"/>
-                <w:szCs w:val="20"/>
-                <w:lang w:eastAsia="en-US"/>
-              </w:rPr>
-              <w:t>L4 (High)</w:t>
-            </w:r>
+            <w:del w:id="20147" w:author="Claude" w:date="2026-10-08T22:05:50Z">
+              <w:r>
+                <w:rPr>
+                  <w:rFonts w:cs="Times New Roman"/>
+                  <w:sz w:val="20"/>
+                  <w:szCs w:val="20"/>
+                  <w:lang w:eastAsia="en-US"/>
+                </w:rPr>
+                <w:delText xml:space="preserve">L4 (High)</w:delText>
+              </w:r>
+            </w:del>
           </w:p>
         </w:tc>
         <w:tc>
@@ -5419,25 +5674,28 @@
           <w:p>
             <w:pPr>
               <w:keepNext/>
-              <w:spacing w:line="240" w:lineRule="auto" w:before="20" w:after="20"/>
-              <w:ind w:firstLine="0"/>
-              <w:jc w:val="center"/>
-              <w:rPr>
+              <w:spacing w:before="20" w:after="20" w:line="240" w:lineRule="auto"/>
+              <w:ind w:firstLine="0"/>
+              <w:jc w:val="center"/>
+              <w:rPr>
+                <w:del w:id="20150" w:author="Claude" w:date="2026-10-08T22:05:50Z"/>
                 <w:rFonts w:cs="Times New Roman"/>
                 <w:sz w:val="22"/>
                 <w:szCs w:val="22"/>
                 <w:lang w:eastAsia="en-US"/>
               </w:rPr>
             </w:pPr>
-            <w:r>
-              <w:rPr>
-                <w:rFonts w:cs="Times New Roman"/>
-                <w:sz w:val="20"/>
-                <w:szCs w:val="20"/>
-                <w:lang w:eastAsia="en-US"/>
-              </w:rPr>
-              <w:t>4,990,080</w:t>
-            </w:r>
+            <w:del w:id="20149" w:author="Claude" w:date="2026-10-08T22:05:50Z">
+              <w:r>
+                <w:rPr>
+                  <w:rFonts w:cs="Times New Roman"/>
+                  <w:sz w:val="20"/>
+                  <w:szCs w:val="20"/>
+                  <w:lang w:eastAsia="en-US"/>
+                </w:rPr>
+                <w:delText xml:space="preserve">4,990,080</w:delText>
+              </w:r>
+            </w:del>
           </w:p>
         </w:tc>
         <w:tc>
@@ -5449,25 +5707,28 @@
           <w:p>
             <w:pPr>
               <w:keepNext/>
-              <w:spacing w:line="240" w:lineRule="auto" w:before="20" w:after="20"/>
-              <w:ind w:firstLine="0"/>
-              <w:jc w:val="center"/>
-              <w:rPr>
+              <w:spacing w:before="20" w:after="20" w:line="240" w:lineRule="auto"/>
+              <w:ind w:firstLine="0"/>
+              <w:jc w:val="center"/>
+              <w:rPr>
+                <w:del w:id="20152" w:author="Claude" w:date="2026-10-08T22:05:50Z"/>
                 <w:rFonts w:cs="Times New Roman"/>
                 <w:sz w:val="22"/>
                 <w:szCs w:val="22"/>
                 <w:lang w:eastAsia="en-US"/>
               </w:rPr>
             </w:pPr>
-            <w:r>
-              <w:rPr>
-                <w:rFonts w:cs="Times New Roman"/>
-                <w:sz w:val="20"/>
-                <w:szCs w:val="20"/>
-                <w:lang w:eastAsia="en-US"/>
-              </w:rPr>
-              <w:t>0.1208</w:t>
-            </w:r>
+            <w:del w:id="20151" w:author="Claude" w:date="2026-10-08T22:05:50Z">
+              <w:r>
+                <w:rPr>
+                  <w:rFonts w:cs="Times New Roman"/>
+                  <w:sz w:val="20"/>
+                  <w:szCs w:val="20"/>
+                  <w:lang w:eastAsia="en-US"/>
+                </w:rPr>
+                <w:delText xml:space="preserve">0.1208</w:delText>
+              </w:r>
+            </w:del>
           </w:p>
         </w:tc>
         <w:tc>
@@ -5479,31 +5740,36 @@
           <w:p>
             <w:pPr>
               <w:keepNext/>
-              <w:spacing w:line="240" w:lineRule="auto" w:before="20" w:after="20"/>
-              <w:ind w:firstLine="0"/>
-              <w:jc w:val="center"/>
-              <w:rPr>
+              <w:spacing w:before="20" w:after="20" w:line="240" w:lineRule="auto"/>
+              <w:ind w:firstLine="0"/>
+              <w:jc w:val="center"/>
+              <w:rPr>
+                <w:del w:id="20154" w:author="Claude" w:date="2026-10-08T22:05:50Z"/>
                 <w:rFonts w:cs="Times New Roman"/>
                 <w:sz w:val="22"/>
                 <w:szCs w:val="22"/>
                 <w:lang w:eastAsia="en-US"/>
               </w:rPr>
             </w:pPr>
-            <w:r>
-              <w:rPr>
-                <w:rFonts w:cs="Times New Roman"/>
-                <w:sz w:val="20"/>
-                <w:szCs w:val="20"/>
-                <w:lang w:eastAsia="en-US"/>
-              </w:rPr>
-              <w:t>31.4</w:t>
-            </w:r>
+            <w:del w:id="20153" w:author="Claude" w:date="2026-10-08T22:05:50Z">
+              <w:r>
+                <w:rPr>
+                  <w:rFonts w:cs="Times New Roman"/>
+                  <w:sz w:val="20"/>
+                  <w:szCs w:val="20"/>
+                  <w:lang w:eastAsia="en-US"/>
+                </w:rPr>
+                <w:delText xml:space="preserve">31.4</w:delText>
+              </w:r>
+            </w:del>
           </w:p>
         </w:tc>
       </w:tr>
       <w:tr>
         <w:trPr>
           <w:cantSplit/>
+          <w:jc w:val="center"/>
+          <w:del w:id="20155" w:author="Claude" w:date="2026-10-08T22:05:50Z"/>
         </w:trPr>
         <w:tc>
           <w:tcPr>
@@ -5514,25 +5780,28 @@
           <w:p>
             <w:pPr>
               <w:keepNext/>
-              <w:spacing w:line="240" w:lineRule="auto" w:before="20" w:after="20"/>
+              <w:spacing w:before="20" w:after="20" w:line="240" w:lineRule="auto"/>
               <w:ind w:firstLine="0"/>
               <w:jc w:val="left"/>
               <w:rPr>
+                <w:del w:id="20157" w:author="Claude" w:date="2026-10-08T22:05:50Z"/>
                 <w:rFonts w:cs="Times New Roman"/>
                 <w:sz w:val="22"/>
                 <w:szCs w:val="22"/>
                 <w:lang w:eastAsia="en-US"/>
               </w:rPr>
             </w:pPr>
-            <w:r>
-              <w:rPr>
-                <w:rFonts w:cs="Times New Roman"/>
-                <w:sz w:val="20"/>
-                <w:szCs w:val="20"/>
-                <w:lang w:eastAsia="en-US"/>
-              </w:rPr>
-              <w:t>L5 (Very High)</w:t>
-            </w:r>
+            <w:del w:id="20156" w:author="Claude" w:date="2026-10-08T22:05:50Z">
+              <w:r>
+                <w:rPr>
+                  <w:rFonts w:cs="Times New Roman"/>
+                  <w:sz w:val="20"/>
+                  <w:szCs w:val="20"/>
+                  <w:lang w:eastAsia="en-US"/>
+                </w:rPr>
+                <w:delText xml:space="preserve">L5 (Very High)</w:delText>
+              </w:r>
+            </w:del>
           </w:p>
         </w:tc>
         <w:tc>
@@ -5544,25 +5813,28 @@
           <w:p>
             <w:pPr>
               <w:keepNext/>
-              <w:spacing w:line="240" w:lineRule="auto" w:before="20" w:after="20"/>
-              <w:ind w:firstLine="0"/>
-              <w:jc w:val="center"/>
-              <w:rPr>
+              <w:spacing w:before="20" w:after="20" w:line="240" w:lineRule="auto"/>
+              <w:ind w:firstLine="0"/>
+              <w:jc w:val="center"/>
+              <w:rPr>
+                <w:del w:id="20159" w:author="Claude" w:date="2026-10-08T22:05:50Z"/>
                 <w:rFonts w:cs="Times New Roman"/>
                 <w:sz w:val="22"/>
                 <w:szCs w:val="22"/>
                 <w:lang w:eastAsia="en-US"/>
               </w:rPr>
             </w:pPr>
-            <w:r>
-              <w:rPr>
-                <w:rFonts w:cs="Times New Roman"/>
-                <w:sz w:val="20"/>
-                <w:szCs w:val="20"/>
-                <w:lang w:eastAsia="en-US"/>
-              </w:rPr>
-              <w:t>11,958,220</w:t>
-            </w:r>
+            <w:del w:id="20158" w:author="Claude" w:date="2026-10-08T22:05:50Z">
+              <w:r>
+                <w:rPr>
+                  <w:rFonts w:cs="Times New Roman"/>
+                  <w:sz w:val="20"/>
+                  <w:szCs w:val="20"/>
+                  <w:lang w:eastAsia="en-US"/>
+                </w:rPr>
+                <w:delText xml:space="preserve">11,958,220</w:delText>
+              </w:r>
+            </w:del>
           </w:p>
         </w:tc>
         <w:tc>
@@ -5574,25 +5846,28 @@
           <w:p>
             <w:pPr>
               <w:keepNext/>
-              <w:spacing w:line="240" w:lineRule="auto" w:before="20" w:after="20"/>
-              <w:ind w:firstLine="0"/>
-              <w:jc w:val="center"/>
-              <w:rPr>
+              <w:spacing w:before="20" w:after="20" w:line="240" w:lineRule="auto"/>
+              <w:ind w:firstLine="0"/>
+              <w:jc w:val="center"/>
+              <w:rPr>
+                <w:del w:id="20161" w:author="Claude" w:date="2026-10-08T22:05:50Z"/>
                 <w:rFonts w:cs="Times New Roman"/>
                 <w:sz w:val="22"/>
                 <w:szCs w:val="22"/>
                 <w:lang w:eastAsia="en-US"/>
               </w:rPr>
             </w:pPr>
-            <w:r>
-              <w:rPr>
-                <w:rFonts w:cs="Times New Roman"/>
-                <w:sz w:val="20"/>
-                <w:szCs w:val="20"/>
-                <w:lang w:eastAsia="en-US"/>
-              </w:rPr>
-              <w:t>0.1002</w:t>
-            </w:r>
+            <w:del w:id="20160" w:author="Claude" w:date="2026-10-08T22:05:50Z">
+              <w:r>
+                <w:rPr>
+                  <w:rFonts w:cs="Times New Roman"/>
+                  <w:sz w:val="20"/>
+                  <w:szCs w:val="20"/>
+                  <w:lang w:eastAsia="en-US"/>
+                </w:rPr>
+                <w:delText xml:space="preserve">0.1002</w:delText>
+              </w:r>
+            </w:del>
           </w:p>
         </w:tc>
         <w:tc>
@@ -5604,31 +5879,36 @@
           <w:p>
             <w:pPr>
               <w:keepNext/>
-              <w:spacing w:line="240" w:lineRule="auto" w:before="20" w:after="20"/>
-              <w:ind w:firstLine="0"/>
-              <w:jc w:val="center"/>
-              <w:rPr>
+              <w:spacing w:before="20" w:after="20" w:line="240" w:lineRule="auto"/>
+              <w:ind w:firstLine="0"/>
+              <w:jc w:val="center"/>
+              <w:rPr>
+                <w:del w:id="20163" w:author="Claude" w:date="2026-10-08T22:05:50Z"/>
                 <w:rFonts w:cs="Times New Roman"/>
                 <w:sz w:val="22"/>
                 <w:szCs w:val="22"/>
                 <w:lang w:eastAsia="en-US"/>
               </w:rPr>
             </w:pPr>
-            <w:r>
-              <w:rPr>
-                <w:rFonts w:cs="Times New Roman"/>
-                <w:sz w:val="20"/>
-                <w:szCs w:val="20"/>
-                <w:lang w:eastAsia="en-US"/>
-              </w:rPr>
-              <w:t>9.0</w:t>
-            </w:r>
+            <w:del w:id="20162" w:author="Claude" w:date="2026-10-08T22:05:50Z">
+              <w:r>
+                <w:rPr>
+                  <w:rFonts w:cs="Times New Roman"/>
+                  <w:sz w:val="20"/>
+                  <w:szCs w:val="20"/>
+                  <w:lang w:eastAsia="en-US"/>
+                </w:rPr>
+                <w:delText xml:space="preserve">9.0</w:delText>
+              </w:r>
+            </w:del>
           </w:p>
         </w:tc>
       </w:tr>
       <w:tr>
         <w:trPr>
           <w:cantSplit/>
+          <w:jc w:val="center"/>
+          <w:del w:id="20164" w:author="Claude" w:date="2026-10-08T22:05:50Z"/>
         </w:trPr>
         <w:tc>
           <w:tcPr>
@@ -5639,25 +5919,28 @@
           <w:p>
             <w:pPr>
               <w:keepNext/>
-              <w:spacing w:line="240" w:lineRule="auto" w:before="20" w:after="20"/>
+              <w:spacing w:before="20" w:after="20" w:line="240" w:lineRule="auto"/>
               <w:ind w:firstLine="0"/>
               <w:jc w:val="left"/>
               <w:rPr>
+                <w:del w:id="20166" w:author="Claude" w:date="2026-10-08T22:05:50Z"/>
                 <w:rFonts w:cs="Times New Roman"/>
                 <w:sz w:val="22"/>
                 <w:szCs w:val="22"/>
                 <w:lang w:eastAsia="en-US"/>
               </w:rPr>
             </w:pPr>
-            <w:r>
-              <w:rPr>
-                <w:rFonts w:cs="Times New Roman"/>
-                <w:sz w:val="20"/>
-                <w:szCs w:val="20"/>
-                <w:lang w:eastAsia="en-US"/>
-              </w:rPr>
-              <w:t>L6 (Ultra High)</w:t>
-            </w:r>
+            <w:del w:id="20165" w:author="Claude" w:date="2026-10-08T22:05:50Z">
+              <w:r>
+                <w:rPr>
+                  <w:rFonts w:cs="Times New Roman"/>
+                  <w:sz w:val="20"/>
+                  <w:szCs w:val="20"/>
+                  <w:lang w:eastAsia="en-US"/>
+                </w:rPr>
+                <w:delText xml:space="preserve">L6 (Ultra High)</w:delText>
+              </w:r>
+            </w:del>
           </w:p>
         </w:tc>
         <w:tc>
@@ -5669,25 +5952,28 @@
           <w:p>
             <w:pPr>
               <w:keepNext/>
-              <w:spacing w:line="240" w:lineRule="auto" w:before="20" w:after="20"/>
-              <w:ind w:firstLine="0"/>
-              <w:jc w:val="center"/>
-              <w:rPr>
+              <w:spacing w:before="20" w:after="20" w:line="240" w:lineRule="auto"/>
+              <w:ind w:firstLine="0"/>
+              <w:jc w:val="center"/>
+              <w:rPr>
+                <w:del w:id="20168" w:author="Claude" w:date="2026-10-08T22:05:50Z"/>
                 <w:rFonts w:cs="Times New Roman"/>
                 <w:sz w:val="22"/>
                 <w:szCs w:val="22"/>
                 <w:lang w:eastAsia="en-US"/>
               </w:rPr>
             </w:pPr>
-            <w:r>
-              <w:rPr>
-                <w:rFonts w:cs="Times New Roman"/>
-                <w:sz w:val="20"/>
-                <w:szCs w:val="20"/>
-                <w:lang w:eastAsia="en-US"/>
-              </w:rPr>
-              <w:t>18,864,900</w:t>
-            </w:r>
+            <w:del w:id="20167" w:author="Claude" w:date="2026-10-08T22:05:50Z">
+              <w:r>
+                <w:rPr>
+                  <w:rFonts w:cs="Times New Roman"/>
+                  <w:sz w:val="20"/>
+                  <w:szCs w:val="20"/>
+                  <w:lang w:eastAsia="en-US"/>
+                </w:rPr>
+                <w:delText xml:space="preserve">18,864,900</w:delText>
+              </w:r>
+            </w:del>
           </w:p>
         </w:tc>
         <w:tc>
@@ -5699,25 +5985,28 @@
           <w:p>
             <w:pPr>
               <w:keepNext/>
-              <w:spacing w:line="240" w:lineRule="auto" w:before="20" w:after="20"/>
-              <w:ind w:firstLine="0"/>
-              <w:jc w:val="center"/>
-              <w:rPr>
+              <w:spacing w:before="20" w:after="20" w:line="240" w:lineRule="auto"/>
+              <w:ind w:firstLine="0"/>
+              <w:jc w:val="center"/>
+              <w:rPr>
+                <w:del w:id="20170" w:author="Claude" w:date="2026-10-08T22:05:50Z"/>
                 <w:rFonts w:cs="Times New Roman"/>
                 <w:sz w:val="22"/>
                 <w:szCs w:val="22"/>
                 <w:lang w:eastAsia="en-US"/>
               </w:rPr>
             </w:pPr>
-            <w:r>
-              <w:rPr>
-                <w:rFonts w:cs="Times New Roman"/>
-                <w:sz w:val="20"/>
-                <w:szCs w:val="20"/>
-                <w:lang w:eastAsia="en-US"/>
-              </w:rPr>
-              <w:t>0.0927</w:t>
-            </w:r>
+            <w:del w:id="20169" w:author="Claude" w:date="2026-10-08T22:05:50Z">
+              <w:r>
+                <w:rPr>
+                  <w:rFonts w:cs="Times New Roman"/>
+                  <w:sz w:val="20"/>
+                  <w:szCs w:val="20"/>
+                  <w:lang w:eastAsia="en-US"/>
+                </w:rPr>
+                <w:delText xml:space="preserve">0.0927</w:delText>
+              </w:r>
+            </w:del>
           </w:p>
         </w:tc>
         <w:tc>
@@ -5729,31 +6018,36 @@
           <w:p>
             <w:pPr>
               <w:keepNext/>
-              <w:spacing w:line="240" w:lineRule="auto" w:before="20" w:after="20"/>
-              <w:ind w:firstLine="0"/>
-              <w:jc w:val="center"/>
-              <w:rPr>
+              <w:spacing w:before="20" w:after="20" w:line="240" w:lineRule="auto"/>
+              <w:ind w:firstLine="0"/>
+              <w:jc w:val="center"/>
+              <w:rPr>
+                <w:del w:id="20172" w:author="Claude" w:date="2026-10-08T22:05:50Z"/>
                 <w:rFonts w:cs="Times New Roman"/>
                 <w:sz w:val="22"/>
                 <w:szCs w:val="22"/>
                 <w:lang w:eastAsia="en-US"/>
               </w:rPr>
             </w:pPr>
-            <w:r>
-              <w:rPr>
-                <w:rFonts w:cs="Times New Roman"/>
-                <w:sz w:val="20"/>
-                <w:szCs w:val="20"/>
-                <w:lang w:eastAsia="en-US"/>
-              </w:rPr>
-              <w:t xml:space="preserve">0.87</w:t>
-            </w:r>
+            <w:del w:id="20171" w:author="Claude" w:date="2026-10-08T22:05:50Z">
+              <w:r>
+                <w:rPr>
+                  <w:rFonts w:cs="Times New Roman"/>
+                  <w:sz w:val="20"/>
+                  <w:szCs w:val="20"/>
+                  <w:lang w:eastAsia="en-US"/>
+                </w:rPr>
+                <w:delText xml:space="preserve">0.87</w:delText>
+              </w:r>
+            </w:del>
           </w:p>
         </w:tc>
       </w:tr>
       <w:tr>
         <w:trPr>
           <w:cantSplit/>
+          <w:jc w:val="center"/>
+          <w:del w:id="20173" w:author="Claude" w:date="2026-10-08T22:05:50Z"/>
         </w:trPr>
         <w:tc>
           <w:tcPr>
@@ -5763,26 +6057,28 @@
           </w:tcPr>
           <w:p>
             <w:pPr>
-              <w:keepNext w:val="0"/>
-              <w:spacing w:line="240" w:lineRule="auto" w:before="20" w:after="20"/>
+              <w:spacing w:before="20" w:after="20" w:line="240" w:lineRule="auto"/>
               <w:ind w:firstLine="0"/>
               <w:jc w:val="left"/>
               <w:rPr>
+                <w:del w:id="20175" w:author="Claude" w:date="2026-10-08T22:05:50Z"/>
                 <w:rFonts w:cs="Times New Roman"/>
                 <w:sz w:val="22"/>
                 <w:szCs w:val="22"/>
                 <w:lang w:eastAsia="en-US"/>
               </w:rPr>
             </w:pPr>
-            <w:r>
-              <w:rPr>
-                <w:rFonts w:cs="Times New Roman"/>
-                <w:sz w:val="20"/>
-                <w:szCs w:val="20"/>
-                <w:lang w:eastAsia="en-US"/>
-              </w:rPr>
-              <w:t>Reference</w:t>
-            </w:r>
+            <w:del w:id="20174" w:author="Claude" w:date="2026-10-08T22:05:50Z">
+              <w:r>
+                <w:rPr>
+                  <w:rFonts w:cs="Times New Roman"/>
+                  <w:sz w:val="20"/>
+                  <w:szCs w:val="20"/>
+                  <w:lang w:eastAsia="en-US"/>
+                </w:rPr>
+                <w:delText xml:space="preserve">Reference</w:delText>
+              </w:r>
+            </w:del>
           </w:p>
         </w:tc>
         <w:tc>
@@ -5793,35 +6089,39 @@
           </w:tcPr>
           <w:p>
             <w:pPr>
-              <w:keepNext w:val="0"/>
-              <w:spacing w:line="240" w:lineRule="auto" w:before="20" w:after="20"/>
-              <w:ind w:firstLine="0"/>
-              <w:jc w:val="center"/>
-              <w:rPr>
+              <w:spacing w:before="20" w:after="20" w:line="240" w:lineRule="auto"/>
+              <w:ind w:firstLine="0"/>
+              <w:jc w:val="center"/>
+              <w:rPr>
+                <w:del w:id="20178" w:author="Claude" w:date="2026-10-08T22:05:50Z"/>
                 <w:rFonts w:cs="Times New Roman"/>
                 <w:sz w:val="22"/>
                 <w:szCs w:val="22"/>
                 <w:lang w:eastAsia="en-US"/>
               </w:rPr>
             </w:pPr>
-            <w:r>
-              <w:rPr>
-                <w:rFonts w:cs="Times New Roman"/>
-                <w:sz w:val="20"/>
-                <w:szCs w:val="20"/>
-                <w:lang w:eastAsia="en-US"/>
-              </w:rPr>
-              <w:t>21</w:t>
-            </w:r>
-            <w:r>
-              <w:rPr>
-                <w:rFonts w:cs="Times New Roman"/>
-                <w:sz w:val="20"/>
-                <w:szCs w:val="20"/>
-                <w:lang w:eastAsia="en-US"/>
-              </w:rPr>
-              <w:t>245,850</w:t>
-            </w:r>
+            <w:del w:id="20176" w:author="Claude" w:date="2026-10-08T22:05:50Z">
+              <w:r>
+                <w:rPr>
+                  <w:rFonts w:cs="Times New Roman"/>
+                  <w:sz w:val="20"/>
+                  <w:szCs w:val="20"/>
+                  <w:lang w:eastAsia="en-US"/>
+                </w:rPr>
+                <w:delText xml:space="preserve">21</w:delText>
+              </w:r>
+            </w:del>
+            <w:del w:id="20177" w:author="Claude" w:date="2026-10-08T22:05:50Z">
+              <w:r>
+                <w:rPr>
+                  <w:rFonts w:cs="Times New Roman"/>
+                  <w:sz w:val="20"/>
+                  <w:szCs w:val="20"/>
+                  <w:lang w:eastAsia="en-US"/>
+                </w:rPr>
+                <w:delText xml:space="preserve">245,850</w:delText>
+              </w:r>
+            </w:del>
           </w:p>
         </w:tc>
         <w:tc>
@@ -5832,26 +6132,28 @@
           </w:tcPr>
           <w:p>
             <w:pPr>
-              <w:keepNext w:val="0"/>
-              <w:spacing w:line="240" w:lineRule="auto" w:before="20" w:after="20"/>
-              <w:ind w:firstLine="0"/>
-              <w:jc w:val="center"/>
-              <w:rPr>
+              <w:spacing w:before="20" w:after="20" w:line="240" w:lineRule="auto"/>
+              <w:ind w:firstLine="0"/>
+              <w:jc w:val="center"/>
+              <w:rPr>
+                <w:del w:id="20180" w:author="Claude" w:date="2026-10-08T22:05:50Z"/>
                 <w:rFonts w:cs="Times New Roman"/>
                 <w:sz w:val="22"/>
                 <w:szCs w:val="22"/>
                 <w:lang w:eastAsia="en-US"/>
               </w:rPr>
             </w:pPr>
-            <w:r>
-              <w:rPr>
-                <w:rFonts w:cs="Times New Roman"/>
-                <w:sz w:val="20"/>
-                <w:szCs w:val="20"/>
-                <w:lang w:eastAsia="en-US"/>
-              </w:rPr>
-              <w:t>0.0919</w:t>
-            </w:r>
+            <w:del w:id="20179" w:author="Claude" w:date="2026-10-08T22:05:50Z">
+              <w:r>
+                <w:rPr>
+                  <w:rFonts w:cs="Times New Roman"/>
+                  <w:sz w:val="20"/>
+                  <w:szCs w:val="20"/>
+                  <w:lang w:eastAsia="en-US"/>
+                </w:rPr>
+                <w:delText xml:space="preserve">0.0919</w:delText>
+              </w:r>
+            </w:del>
           </w:p>
         </w:tc>
         <w:tc>
@@ -5862,26 +6164,856 @@
           </w:tcPr>
           <w:p>
             <w:pPr>
-              <w:keepNext w:val="0"/>
-              <w:spacing w:line="240" w:lineRule="auto" w:before="20" w:after="20"/>
-              <w:ind w:firstLine="0"/>
-              <w:jc w:val="center"/>
-              <w:rPr>
+              <w:spacing w:before="20" w:after="20" w:line="240" w:lineRule="auto"/>
+              <w:ind w:firstLine="0"/>
+              <w:jc w:val="center"/>
+              <w:rPr>
+                <w:del w:id="20182" w:author="Claude" w:date="2026-10-08T22:05:50Z"/>
                 <w:rFonts w:cs="Times New Roman"/>
                 <w:sz w:val="22"/>
                 <w:szCs w:val="22"/>
                 <w:lang w:eastAsia="en-US"/>
               </w:rPr>
             </w:pPr>
-            <w:r>
-              <w:rPr>
-                <w:rFonts w:cs="Times New Roman"/>
-                <w:sz w:val="20"/>
-                <w:szCs w:val="20"/>
-                <w:lang w:eastAsia="en-US"/>
-              </w:rPr>
-              <w:t>—</w:t>
-            </w:r>
+            <w:del w:id="20181" w:author="Claude" w:date="2026-10-08T22:05:50Z">
+              <w:r>
+                <w:rPr>
+                  <w:rFonts w:cs="Times New Roman"/>
+                  <w:sz w:val="20"/>
+                  <w:szCs w:val="20"/>
+                  <w:lang w:eastAsia="en-US"/>
+                </w:rPr>
+                <w:delText xml:space="preserve">—</w:delText>
+              </w:r>
+            </w:del>
+          </w:p>
+        </w:tc>
+      </w:tr>
+      <w:tr>
+        <w:trPr>
+          <w:cantSplit/>
+          <w:ins w:id="20065" w:author="Claude" w:date="2026-10-08T22:05:50Z"/>
+        </w:trPr>
+        <w:tc>
+          <w:tcPr>
+            <w:tcW w:w="2157" w:type="dxa"/>
+            <w:noWrap/>
+            <w:vAlign w:val="center"/>
+          </w:tcPr>
+          <w:p>
+            <w:pPr>
+              <w:keepNext/>
+              <w:spacing w:line="240" w:lineRule="auto" w:before="20" w:after="20"/>
+              <w:ind w:firstLine="0"/>
+              <w:jc w:val="left"/>
+              <w:rPr>
+                <w:ins w:id="20067" w:author="Claude" w:date="2026-10-08T22:05:50Z"/>
+                <w:rFonts w:cs="Times New Roman"/>
+                <w:sz w:val="22"/>
+                <w:szCs w:val="22"/>
+                <w:lang w:eastAsia="en-US"/>
+              </w:rPr>
+            </w:pPr>
+            <w:ins w:id="20066" w:author="Claude" w:date="2026-10-08T22:05:50Z">
+              <w:r>
+                <w:rPr>
+                  <w:rFonts w:cs="Times New Roman"/>
+                  <w:sz w:val="20"/>
+                  <w:szCs w:val="20"/>
+                  <w:lang w:eastAsia="en-US"/>
+                </w:rPr>
+                <w:t>L1 (Very Low)</w:t>
+              </w:r>
+            </w:ins>
+          </w:p>
+        </w:tc>
+        <w:tc>
+          <w:tcPr>
+            <w:tcW w:w="2144" w:type="dxa"/>
+            <w:noWrap/>
+            <w:vAlign w:val="center"/>
+          </w:tcPr>
+          <w:p>
+            <w:pPr>
+              <w:keepNext/>
+              <w:spacing w:line="240" w:lineRule="auto" w:before="20" w:after="20"/>
+              <w:ind w:firstLine="0"/>
+              <w:jc w:val="center"/>
+              <w:rPr>
+                <w:ins w:id="20069" w:author="Claude" w:date="2026-10-08T22:05:50Z"/>
+                <w:rFonts w:cs="Times New Roman"/>
+                <w:sz w:val="22"/>
+                <w:szCs w:val="22"/>
+                <w:lang w:eastAsia="en-US"/>
+              </w:rPr>
+            </w:pPr>
+            <w:ins w:id="20068" w:author="Claude" w:date="2026-10-08T22:05:50Z">
+              <w:r>
+                <w:rPr>
+                  <w:rFonts w:cs="Times New Roman"/>
+                  <w:sz w:val="20"/>
+                  <w:szCs w:val="20"/>
+                  <w:lang w:eastAsia="en-US"/>
+                </w:rPr>
+                <w:t>182,768</w:t>
+              </w:r>
+            </w:ins>
+          </w:p>
+        </w:tc>
+        <w:tc>
+          <w:tcPr>
+            <w:tcW w:w="2171" w:type="dxa"/>
+            <w:noWrap/>
+            <w:vAlign w:val="center"/>
+          </w:tcPr>
+          <w:p>
+            <w:pPr>
+              <w:keepNext/>
+              <w:spacing w:line="240" w:lineRule="auto" w:before="20" w:after="20"/>
+              <w:ind w:firstLine="0"/>
+              <w:jc w:val="center"/>
+              <w:rPr>
+                <w:ins w:id="20071" w:author="Claude" w:date="2026-10-08T22:05:50Z"/>
+                <w:rFonts w:cs="Times New Roman"/>
+                <w:sz w:val="22"/>
+                <w:szCs w:val="22"/>
+                <w:lang w:eastAsia="en-US"/>
+              </w:rPr>
+            </w:pPr>
+            <w:ins w:id="20070" w:author="Claude" w:date="2026-10-08T22:05:50Z">
+              <w:r>
+                <w:rPr>
+                  <w:rFonts w:cs="Times New Roman"/>
+                  <w:sz w:val="20"/>
+                  <w:szCs w:val="20"/>
+                  <w:lang w:eastAsia="en-US"/>
+                </w:rPr>
+                <w:t>0.0240</w:t>
+              </w:r>
+            </w:ins>
+          </w:p>
+        </w:tc>
+        <w:tc>
+          <w:tcPr>
+            <w:tcW w:w="2554" w:type="dxa"/>
+            <w:noWrap/>
+            <w:vAlign w:val="center"/>
+          </w:tcPr>
+          <w:p>
+            <w:pPr>
+              <w:keepNext/>
+              <w:spacing w:line="240" w:lineRule="auto" w:before="20" w:after="20"/>
+              <w:ind w:firstLine="0"/>
+              <w:jc w:val="center"/>
+              <w:rPr>
+                <w:ins w:id="20073" w:author="Claude" w:date="2026-10-08T22:05:50Z"/>
+                <w:rFonts w:cs="Times New Roman"/>
+                <w:sz w:val="22"/>
+                <w:szCs w:val="22"/>
+                <w:lang w:eastAsia="en-US"/>
+              </w:rPr>
+            </w:pPr>
+            <w:ins w:id="20072" w:author="Claude" w:date="2026-10-08T22:05:50Z">
+              <w:r>
+                <w:rPr>
+                  <w:rFonts w:cs="Times New Roman"/>
+                  <w:sz w:val="20"/>
+                  <w:szCs w:val="20"/>
+                  <w:lang w:eastAsia="en-US"/>
+                </w:rPr>
+                <w:t>-87.2</w:t>
+              </w:r>
+            </w:ins>
+          </w:p>
+        </w:tc>
+      </w:tr>
+      <w:tr>
+        <w:trPr>
+          <w:cantSplit/>
+          <w:ins w:id="20074" w:author="Claude" w:date="2026-10-08T22:05:50Z"/>
+        </w:trPr>
+        <w:tc>
+          <w:tcPr>
+            <w:tcW w:w="2157" w:type="dxa"/>
+            <w:noWrap/>
+            <w:vAlign w:val="center"/>
+          </w:tcPr>
+          <w:p>
+            <w:pPr>
+              <w:keepNext/>
+              <w:spacing w:line="240" w:lineRule="auto" w:before="20" w:after="20"/>
+              <w:ind w:firstLine="0"/>
+              <w:jc w:val="left"/>
+              <w:rPr>
+                <w:ins w:id="20076" w:author="Claude" w:date="2026-10-08T22:05:50Z"/>
+                <w:rFonts w:cs="Times New Roman"/>
+                <w:sz w:val="22"/>
+                <w:szCs w:val="22"/>
+                <w:lang w:eastAsia="en-US"/>
+              </w:rPr>
+            </w:pPr>
+            <w:ins w:id="20075" w:author="Claude" w:date="2026-10-08T22:05:50Z">
+              <w:r>
+                <w:rPr>
+                  <w:rFonts w:cs="Times New Roman"/>
+                  <w:sz w:val="20"/>
+                  <w:szCs w:val="20"/>
+                  <w:lang w:eastAsia="en-US"/>
+                </w:rPr>
+                <w:t>L2 (Low)</w:t>
+              </w:r>
+            </w:ins>
+          </w:p>
+        </w:tc>
+        <w:tc>
+          <w:tcPr>
+            <w:tcW w:w="2144" w:type="dxa"/>
+            <w:noWrap/>
+            <w:vAlign w:val="center"/>
+          </w:tcPr>
+          <w:p>
+            <w:pPr>
+              <w:keepNext/>
+              <w:spacing w:line="240" w:lineRule="auto" w:before="20" w:after="20"/>
+              <w:ind w:firstLine="0"/>
+              <w:jc w:val="center"/>
+              <w:rPr>
+                <w:ins w:id="20078" w:author="Claude" w:date="2026-10-08T22:05:50Z"/>
+                <w:rFonts w:cs="Times New Roman"/>
+                <w:sz w:val="22"/>
+                <w:szCs w:val="22"/>
+                <w:lang w:eastAsia="en-US"/>
+              </w:rPr>
+            </w:pPr>
+            <w:ins w:id="20077" w:author="Claude" w:date="2026-10-08T22:05:50Z">
+              <w:r>
+                <w:rPr>
+                  <w:rFonts w:cs="Times New Roman"/>
+                  <w:sz w:val="20"/>
+                  <w:szCs w:val="20"/>
+                  <w:lang w:eastAsia="en-US"/>
+                </w:rPr>
+                <w:t>802,365</w:t>
+              </w:r>
+            </w:ins>
+          </w:p>
+        </w:tc>
+        <w:tc>
+          <w:tcPr>
+            <w:tcW w:w="2171" w:type="dxa"/>
+            <w:noWrap/>
+            <w:vAlign w:val="center"/>
+          </w:tcPr>
+          <w:p>
+            <w:pPr>
+              <w:keepNext/>
+              <w:spacing w:line="240" w:lineRule="auto" w:before="20" w:after="20"/>
+              <w:ind w:firstLine="0"/>
+              <w:jc w:val="center"/>
+              <w:rPr>
+                <w:ins w:id="20080" w:author="Claude" w:date="2026-10-08T22:05:50Z"/>
+                <w:rFonts w:cs="Times New Roman"/>
+                <w:sz w:val="22"/>
+                <w:szCs w:val="22"/>
+                <w:lang w:eastAsia="en-US"/>
+              </w:rPr>
+            </w:pPr>
+            <w:ins w:id="20079" w:author="Claude" w:date="2026-10-08T22:05:50Z">
+              <w:r>
+                <w:rPr>
+                  <w:rFonts w:cs="Times New Roman"/>
+                  <w:sz w:val="20"/>
+                  <w:szCs w:val="20"/>
+                  <w:lang w:eastAsia="en-US"/>
+                </w:rPr>
+                <w:t>0.1387</w:t>
+              </w:r>
+            </w:ins>
+          </w:p>
+        </w:tc>
+        <w:tc>
+          <w:tcPr>
+            <w:tcW w:w="2554" w:type="dxa"/>
+            <w:noWrap/>
+            <w:vAlign w:val="center"/>
+          </w:tcPr>
+          <w:p>
+            <w:pPr>
+              <w:keepNext/>
+              <w:spacing w:line="240" w:lineRule="auto" w:before="20" w:after="20"/>
+              <w:ind w:firstLine="0"/>
+              <w:jc w:val="center"/>
+              <w:rPr>
+                <w:ins w:id="20082" w:author="Claude" w:date="2026-10-08T22:05:50Z"/>
+                <w:rFonts w:cs="Times New Roman"/>
+                <w:sz w:val="22"/>
+                <w:szCs w:val="22"/>
+                <w:lang w:eastAsia="en-US"/>
+              </w:rPr>
+            </w:pPr>
+            <w:ins w:id="20081" w:author="Claude" w:date="2026-10-08T22:05:50Z">
+              <w:r>
+                <w:rPr>
+                  <w:rFonts w:cs="Times New Roman"/>
+                  <w:sz w:val="20"/>
+                  <w:szCs w:val="20"/>
+                  <w:lang w:eastAsia="en-US"/>
+                </w:rPr>
+                <w:t>-26.2</w:t>
+              </w:r>
+            </w:ins>
+          </w:p>
+        </w:tc>
+      </w:tr>
+      <w:tr>
+        <w:trPr>
+          <w:cantSplit/>
+          <w:ins w:id="20083" w:author="Claude" w:date="2026-10-08T22:05:50Z"/>
+        </w:trPr>
+        <w:tc>
+          <w:tcPr>
+            <w:tcW w:w="2157" w:type="dxa"/>
+            <w:noWrap/>
+            <w:vAlign w:val="center"/>
+          </w:tcPr>
+          <w:p>
+            <w:pPr>
+              <w:keepNext/>
+              <w:spacing w:line="240" w:lineRule="auto" w:before="20" w:after="20"/>
+              <w:ind w:firstLine="0"/>
+              <w:jc w:val="left"/>
+              <w:rPr>
+                <w:ins w:id="20085" w:author="Claude" w:date="2026-10-08T22:05:50Z"/>
+                <w:rFonts w:cs="Times New Roman"/>
+                <w:sz w:val="22"/>
+                <w:szCs w:val="22"/>
+                <w:lang w:eastAsia="en-US"/>
+              </w:rPr>
+            </w:pPr>
+            <w:ins w:id="20084" w:author="Claude" w:date="2026-10-08T22:05:50Z">
+              <w:r>
+                <w:rPr>
+                  <w:rFonts w:cs="Times New Roman"/>
+                  <w:sz w:val="20"/>
+                  <w:szCs w:val="20"/>
+                  <w:lang w:eastAsia="en-US"/>
+                </w:rPr>
+                <w:t>L3 (Medium)</w:t>
+              </w:r>
+            </w:ins>
+          </w:p>
+        </w:tc>
+        <w:tc>
+          <w:tcPr>
+            <w:tcW w:w="2144" w:type="dxa"/>
+            <w:noWrap/>
+            <w:vAlign w:val="center"/>
+          </w:tcPr>
+          <w:p>
+            <w:pPr>
+              <w:keepNext/>
+              <w:spacing w:line="240" w:lineRule="auto" w:before="20" w:after="20"/>
+              <w:ind w:firstLine="0"/>
+              <w:jc w:val="center"/>
+              <w:rPr>
+                <w:ins w:id="20087" w:author="Claude" w:date="2026-10-08T22:05:50Z"/>
+                <w:rFonts w:cs="Times New Roman"/>
+                <w:sz w:val="22"/>
+                <w:szCs w:val="22"/>
+                <w:lang w:eastAsia="en-US"/>
+              </w:rPr>
+            </w:pPr>
+            <w:ins w:id="20086" w:author="Claude" w:date="2026-10-08T22:05:50Z">
+              <w:r>
+                <w:rPr>
+                  <w:rFonts w:cs="Times New Roman"/>
+                  <w:sz w:val="20"/>
+                  <w:szCs w:val="20"/>
+                  <w:lang w:eastAsia="en-US"/>
+                </w:rPr>
+                <w:t>3,454,723</w:t>
+              </w:r>
+            </w:ins>
+          </w:p>
+        </w:tc>
+        <w:tc>
+          <w:tcPr>
+            <w:tcW w:w="2171" w:type="dxa"/>
+            <w:noWrap/>
+            <w:vAlign w:val="center"/>
+          </w:tcPr>
+          <w:p>
+            <w:pPr>
+              <w:keepNext/>
+              <w:spacing w:line="240" w:lineRule="auto" w:before="20" w:after="20"/>
+              <w:ind w:firstLine="0"/>
+              <w:jc w:val="center"/>
+              <w:rPr>
+                <w:ins w:id="20089" w:author="Claude" w:date="2026-10-08T22:05:50Z"/>
+                <w:rFonts w:cs="Times New Roman"/>
+                <w:sz w:val="22"/>
+                <w:szCs w:val="22"/>
+                <w:lang w:eastAsia="en-US"/>
+              </w:rPr>
+            </w:pPr>
+            <w:ins w:id="20088" w:author="Claude" w:date="2026-10-08T22:05:50Z">
+              <w:r>
+                <w:rPr>
+                  <w:rFonts w:cs="Times New Roman"/>
+                  <w:sz w:val="20"/>
+                  <w:szCs w:val="20"/>
+                  <w:lang w:eastAsia="en-US"/>
+                </w:rPr>
+                <w:t>0.1794</w:t>
+              </w:r>
+            </w:ins>
+          </w:p>
+        </w:tc>
+        <w:tc>
+          <w:tcPr>
+            <w:tcW w:w="2554" w:type="dxa"/>
+            <w:noWrap/>
+            <w:vAlign w:val="center"/>
+          </w:tcPr>
+          <w:p>
+            <w:pPr>
+              <w:keepNext/>
+              <w:spacing w:line="240" w:lineRule="auto" w:before="20" w:after="20"/>
+              <w:ind w:firstLine="0"/>
+              <w:jc w:val="center"/>
+              <w:rPr>
+                <w:ins w:id="20091" w:author="Claude" w:date="2026-10-08T22:05:50Z"/>
+                <w:rFonts w:cs="Times New Roman"/>
+                <w:sz w:val="22"/>
+                <w:szCs w:val="22"/>
+                <w:lang w:eastAsia="en-US"/>
+              </w:rPr>
+            </w:pPr>
+            <w:ins w:id="20090" w:author="Claude" w:date="2026-10-08T22:05:50Z">
+              <w:r>
+                <w:rPr>
+                  <w:rFonts w:cs="Times New Roman"/>
+                  <w:sz w:val="20"/>
+                  <w:szCs w:val="20"/>
+                  <w:lang w:eastAsia="en-US"/>
+                </w:rPr>
+                <w:t>-4.6</w:t>
+              </w:r>
+            </w:ins>
+          </w:p>
+        </w:tc>
+      </w:tr>
+      <w:tr>
+        <w:trPr>
+          <w:cantSplit/>
+          <w:ins w:id="20092" w:author="Claude" w:date="2026-10-08T22:05:50Z"/>
+        </w:trPr>
+        <w:tc>
+          <w:tcPr>
+            <w:tcW w:w="2157" w:type="dxa"/>
+            <w:noWrap/>
+            <w:vAlign w:val="center"/>
+          </w:tcPr>
+          <w:p>
+            <w:pPr>
+              <w:keepNext/>
+              <w:spacing w:line="240" w:lineRule="auto" w:before="20" w:after="20"/>
+              <w:ind w:firstLine="0"/>
+              <w:jc w:val="left"/>
+              <w:rPr>
+                <w:ins w:id="20094" w:author="Claude" w:date="2026-10-08T22:05:50Z"/>
+                <w:rFonts w:cs="Times New Roman"/>
+                <w:sz w:val="22"/>
+                <w:szCs w:val="22"/>
+                <w:lang w:eastAsia="en-US"/>
+              </w:rPr>
+            </w:pPr>
+            <w:ins w:id="20093" w:author="Claude" w:date="2026-10-08T22:05:50Z">
+              <w:r>
+                <w:rPr>
+                  <w:rFonts w:cs="Times New Roman"/>
+                  <w:sz w:val="20"/>
+                  <w:szCs w:val="20"/>
+                  <w:lang w:eastAsia="en-US"/>
+                </w:rPr>
+                <w:t>L4 (High)</w:t>
+              </w:r>
+            </w:ins>
+          </w:p>
+        </w:tc>
+        <w:tc>
+          <w:tcPr>
+            <w:tcW w:w="2144" w:type="dxa"/>
+            <w:noWrap/>
+            <w:vAlign w:val="center"/>
+          </w:tcPr>
+          <w:p>
+            <w:pPr>
+              <w:keepNext/>
+              <w:spacing w:line="240" w:lineRule="auto" w:before="20" w:after="20"/>
+              <w:ind w:firstLine="0"/>
+              <w:jc w:val="center"/>
+              <w:rPr>
+                <w:ins w:id="20096" w:author="Claude" w:date="2026-10-08T22:05:50Z"/>
+                <w:rFonts w:cs="Times New Roman"/>
+                <w:sz w:val="22"/>
+                <w:szCs w:val="22"/>
+                <w:lang w:eastAsia="en-US"/>
+              </w:rPr>
+            </w:pPr>
+            <w:ins w:id="20095" w:author="Claude" w:date="2026-10-08T22:05:50Z">
+              <w:r>
+                <w:rPr>
+                  <w:rFonts w:cs="Times New Roman"/>
+                  <w:sz w:val="20"/>
+                  <w:szCs w:val="20"/>
+                  <w:lang w:eastAsia="en-US"/>
+                </w:rPr>
+                <w:t>4,990,080</w:t>
+              </w:r>
+            </w:ins>
+          </w:p>
+        </w:tc>
+        <w:tc>
+          <w:tcPr>
+            <w:tcW w:w="2171" w:type="dxa"/>
+            <w:noWrap/>
+            <w:vAlign w:val="center"/>
+          </w:tcPr>
+          <w:p>
+            <w:pPr>
+              <w:keepNext/>
+              <w:spacing w:line="240" w:lineRule="auto" w:before="20" w:after="20"/>
+              <w:ind w:firstLine="0"/>
+              <w:jc w:val="center"/>
+              <w:rPr>
+                <w:ins w:id="20098" w:author="Claude" w:date="2026-10-08T22:05:50Z"/>
+                <w:rFonts w:cs="Times New Roman"/>
+                <w:sz w:val="22"/>
+                <w:szCs w:val="22"/>
+                <w:lang w:eastAsia="en-US"/>
+              </w:rPr>
+            </w:pPr>
+            <w:ins w:id="20097" w:author="Claude" w:date="2026-10-08T22:05:50Z">
+              <w:r>
+                <w:rPr>
+                  <w:rFonts w:cs="Times New Roman"/>
+                  <w:sz w:val="20"/>
+                  <w:szCs w:val="20"/>
+                  <w:lang w:eastAsia="en-US"/>
+                </w:rPr>
+                <w:t>0.1846</w:t>
+              </w:r>
+            </w:ins>
+          </w:p>
+        </w:tc>
+        <w:tc>
+          <w:tcPr>
+            <w:tcW w:w="2554" w:type="dxa"/>
+            <w:noWrap/>
+            <w:vAlign w:val="center"/>
+          </w:tcPr>
+          <w:p>
+            <w:pPr>
+              <w:keepNext/>
+              <w:spacing w:line="240" w:lineRule="auto" w:before="20" w:after="20"/>
+              <w:ind w:firstLine="0"/>
+              <w:jc w:val="center"/>
+              <w:rPr>
+                <w:ins w:id="20100" w:author="Claude" w:date="2026-10-08T22:05:50Z"/>
+                <w:rFonts w:cs="Times New Roman"/>
+                <w:sz w:val="22"/>
+                <w:szCs w:val="22"/>
+                <w:lang w:eastAsia="en-US"/>
+              </w:rPr>
+            </w:pPr>
+            <w:ins w:id="20099" w:author="Claude" w:date="2026-10-08T22:05:50Z">
+              <w:r>
+                <w:rPr>
+                  <w:rFonts w:cs="Times New Roman"/>
+                  <w:sz w:val="20"/>
+                  <w:szCs w:val="20"/>
+                  <w:lang w:eastAsia="en-US"/>
+                </w:rPr>
+                <w:t>-1.8</w:t>
+              </w:r>
+            </w:ins>
+          </w:p>
+        </w:tc>
+      </w:tr>
+      <w:tr>
+        <w:trPr>
+          <w:cantSplit/>
+          <w:ins w:id="20101" w:author="Claude" w:date="2026-10-08T22:05:50Z"/>
+        </w:trPr>
+        <w:tc>
+          <w:tcPr>
+            <w:tcW w:w="2157" w:type="dxa"/>
+            <w:noWrap/>
+            <w:vAlign w:val="center"/>
+          </w:tcPr>
+          <w:p>
+            <w:pPr>
+              <w:keepNext/>
+              <w:spacing w:line="240" w:lineRule="auto" w:before="20" w:after="20"/>
+              <w:ind w:firstLine="0"/>
+              <w:jc w:val="left"/>
+              <w:rPr>
+                <w:ins w:id="20103" w:author="Claude" w:date="2026-10-08T22:05:50Z"/>
+                <w:rFonts w:cs="Times New Roman"/>
+                <w:sz w:val="22"/>
+                <w:szCs w:val="22"/>
+                <w:lang w:eastAsia="en-US"/>
+              </w:rPr>
+            </w:pPr>
+            <w:ins w:id="20102" w:author="Claude" w:date="2026-10-08T22:05:50Z">
+              <w:r>
+                <w:rPr>
+                  <w:rFonts w:cs="Times New Roman"/>
+                  <w:sz w:val="20"/>
+                  <w:szCs w:val="20"/>
+                  <w:lang w:eastAsia="en-US"/>
+                </w:rPr>
+                <w:t>L5 (Very High)</w:t>
+              </w:r>
+            </w:ins>
+          </w:p>
+        </w:tc>
+        <w:tc>
+          <w:tcPr>
+            <w:tcW w:w="2144" w:type="dxa"/>
+            <w:noWrap/>
+            <w:vAlign w:val="center"/>
+          </w:tcPr>
+          <w:p>
+            <w:pPr>
+              <w:keepNext/>
+              <w:spacing w:line="240" w:lineRule="auto" w:before="20" w:after="20"/>
+              <w:ind w:firstLine="0"/>
+              <w:jc w:val="center"/>
+              <w:rPr>
+                <w:ins w:id="20105" w:author="Claude" w:date="2026-10-08T22:05:50Z"/>
+                <w:rFonts w:cs="Times New Roman"/>
+                <w:sz w:val="22"/>
+                <w:szCs w:val="22"/>
+                <w:lang w:eastAsia="en-US"/>
+              </w:rPr>
+            </w:pPr>
+            <w:ins w:id="20104" w:author="Claude" w:date="2026-10-08T22:05:50Z">
+              <w:r>
+                <w:rPr>
+                  <w:rFonts w:cs="Times New Roman"/>
+                  <w:sz w:val="20"/>
+                  <w:szCs w:val="20"/>
+                  <w:lang w:eastAsia="en-US"/>
+                </w:rPr>
+                <w:t>11,958,220</w:t>
+              </w:r>
+            </w:ins>
+          </w:p>
+        </w:tc>
+        <w:tc>
+          <w:tcPr>
+            <w:tcW w:w="2171" w:type="dxa"/>
+            <w:noWrap/>
+            <w:vAlign w:val="center"/>
+          </w:tcPr>
+          <w:p>
+            <w:pPr>
+              <w:keepNext/>
+              <w:spacing w:line="240" w:lineRule="auto" w:before="20" w:after="20"/>
+              <w:ind w:firstLine="0"/>
+              <w:jc w:val="center"/>
+              <w:rPr>
+                <w:ins w:id="20107" w:author="Claude" w:date="2026-10-08T22:05:50Z"/>
+                <w:rFonts w:cs="Times New Roman"/>
+                <w:sz w:val="22"/>
+                <w:szCs w:val="22"/>
+                <w:lang w:eastAsia="en-US"/>
+              </w:rPr>
+            </w:pPr>
+            <w:ins w:id="20106" w:author="Claude" w:date="2026-10-08T22:05:50Z">
+              <w:r>
+                <w:rPr>
+                  <w:rFonts w:cs="Times New Roman"/>
+                  <w:sz w:val="20"/>
+                  <w:szCs w:val="20"/>
+                  <w:lang w:eastAsia="en-US"/>
+                </w:rPr>
+                <w:t>0.1871</w:t>
+              </w:r>
+            </w:ins>
+          </w:p>
+        </w:tc>
+        <w:tc>
+          <w:tcPr>
+            <w:tcW w:w="2554" w:type="dxa"/>
+            <w:noWrap/>
+            <w:vAlign w:val="center"/>
+          </w:tcPr>
+          <w:p>
+            <w:pPr>
+              <w:keepNext/>
+              <w:spacing w:line="240" w:lineRule="auto" w:before="20" w:after="20"/>
+              <w:ind w:firstLine="0"/>
+              <w:jc w:val="center"/>
+              <w:rPr>
+                <w:ins w:id="20109" w:author="Claude" w:date="2026-10-08T22:05:50Z"/>
+                <w:rFonts w:cs="Times New Roman"/>
+                <w:sz w:val="22"/>
+                <w:szCs w:val="22"/>
+                <w:lang w:eastAsia="en-US"/>
+              </w:rPr>
+            </w:pPr>
+            <w:ins w:id="20108" w:author="Claude" w:date="2026-10-08T22:05:50Z">
+              <w:r>
+                <w:rPr>
+                  <w:rFonts w:cs="Times New Roman"/>
+                  <w:sz w:val="20"/>
+                  <w:szCs w:val="20"/>
+                  <w:lang w:eastAsia="en-US"/>
+                </w:rPr>
+                <w:t>-0.5</w:t>
+              </w:r>
+            </w:ins>
+          </w:p>
+        </w:tc>
+      </w:tr>
+      <w:tr>
+        <w:trPr>
+          <w:cantSplit/>
+          <w:ins w:id="20110" w:author="Claude" w:date="2026-10-08T22:05:50Z"/>
+        </w:trPr>
+        <w:tc>
+          <w:tcPr>
+            <w:tcW w:w="2157" w:type="dxa"/>
+            <w:noWrap/>
+            <w:vAlign w:val="center"/>
+          </w:tcPr>
+          <w:p>
+            <w:pPr>
+              <w:keepNext/>
+              <w:spacing w:line="240" w:lineRule="auto" w:before="20" w:after="20"/>
+              <w:ind w:firstLine="0"/>
+              <w:jc w:val="left"/>
+              <w:rPr>
+                <w:ins w:id="20112" w:author="Claude" w:date="2026-10-08T22:05:50Z"/>
+                <w:rFonts w:cs="Times New Roman"/>
+                <w:sz w:val="22"/>
+                <w:szCs w:val="22"/>
+                <w:lang w:eastAsia="en-US"/>
+              </w:rPr>
+            </w:pPr>
+            <w:ins w:id="20111" w:author="Claude" w:date="2026-10-08T22:05:50Z">
+              <w:r>
+                <w:rPr>
+                  <w:rFonts w:cs="Times New Roman"/>
+                  <w:sz w:val="20"/>
+                  <w:szCs w:val="20"/>
+                  <w:lang w:eastAsia="en-US"/>
+                </w:rPr>
+                <w:t>L6 (Ultra High)</w:t>
+              </w:r>
+            </w:ins>
+          </w:p>
+        </w:tc>
+        <w:tc>
+          <w:tcPr>
+            <w:tcW w:w="2144" w:type="dxa"/>
+            <w:noWrap/>
+            <w:vAlign w:val="center"/>
+          </w:tcPr>
+          <w:p>
+            <w:pPr>
+              <w:keepNext/>
+              <w:spacing w:line="240" w:lineRule="auto" w:before="20" w:after="20"/>
+              <w:ind w:firstLine="0"/>
+              <w:jc w:val="center"/>
+              <w:rPr>
+                <w:ins w:id="20114" w:author="Claude" w:date="2026-10-08T22:05:50Z"/>
+                <w:rFonts w:cs="Times New Roman"/>
+                <w:sz w:val="22"/>
+                <w:szCs w:val="22"/>
+                <w:lang w:eastAsia="en-US"/>
+              </w:rPr>
+            </w:pPr>
+            <w:ins w:id="20113" w:author="Claude" w:date="2026-10-08T22:05:50Z">
+              <w:r>
+                <w:rPr>
+                  <w:rFonts w:cs="Times New Roman"/>
+                  <w:sz w:val="20"/>
+                  <w:szCs w:val="20"/>
+                  <w:lang w:eastAsia="en-US"/>
+                </w:rPr>
+                <w:t>18,864,900</w:t>
+              </w:r>
+            </w:ins>
+          </w:p>
+        </w:tc>
+        <w:tc>
+          <w:tcPr>
+            <w:tcW w:w="2171" w:type="dxa"/>
+            <w:noWrap/>
+            <w:vAlign w:val="center"/>
+          </w:tcPr>
+          <w:p>
+            <w:pPr>
+              <w:keepNext/>
+              <w:spacing w:line="240" w:lineRule="auto" w:before="20" w:after="20"/>
+              <w:ind w:firstLine="0"/>
+              <w:jc w:val="center"/>
+              <w:rPr>
+                <w:ins w:id="20116" w:author="Claude" w:date="2026-10-08T22:05:50Z"/>
+                <w:rFonts w:cs="Times New Roman"/>
+                <w:sz w:val="22"/>
+                <w:szCs w:val="22"/>
+                <w:lang w:eastAsia="en-US"/>
+              </w:rPr>
+            </w:pPr>
+            <w:ins w:id="20115" w:author="Claude" w:date="2026-10-08T22:05:50Z">
+              <w:r>
+                <w:rPr>
+                  <w:rFonts w:cs="Times New Roman"/>
+                  <w:sz w:val="20"/>
+                  <w:szCs w:val="20"/>
+                  <w:lang w:eastAsia="en-US"/>
+                </w:rPr>
+                <w:t>0.1880</w:t>
+              </w:r>
+            </w:ins>
+          </w:p>
+        </w:tc>
+        <w:tc>
+          <w:tcPr>
+            <w:tcW w:w="2554" w:type="dxa"/>
+            <w:noWrap/>
+            <w:vAlign w:val="center"/>
+          </w:tcPr>
+          <w:p>
+            <w:pPr>
+              <w:keepNext/>
+              <w:spacing w:line="240" w:lineRule="auto" w:before="20" w:after="20"/>
+              <w:ind w:firstLine="0"/>
+              <w:jc w:val="center"/>
+              <w:rPr>
+                <w:ins w:id="20118" w:author="Claude" w:date="2026-10-08T22:05:50Z"/>
+                <w:rFonts w:cs="Times New Roman"/>
+                <w:sz w:val="22"/>
+                <w:szCs w:val="22"/>
+                <w:lang w:eastAsia="en-US"/>
+              </w:rPr>
+            </w:pPr>
+            <w:ins w:id="20117" w:author="Claude" w:date="2026-10-08T22:05:50Z">
+              <w:r>
+                <w:rPr>
+                  <w:rFonts w:cs="Times New Roman"/>
+                  <w:sz w:val="20"/>
+                  <w:szCs w:val="20"/>
+                  <w:lang w:eastAsia="en-US"/>
+                </w:rPr>
+                <w:t>—</w:t>
+              </w:r>
+            </w:ins>
           </w:p>
         </w:tc>
       </w:tr>
@@ -5901,8 +7033,19 @@
           <w:sz w:val="20"/>
           <w:szCs w:val="20"/>
         </w:rPr>
-        <w:t>Table S</w:t>
-      </w:r>
+        <w:t xml:space="preserve">Table S3. Comparison between </w:t>
+      </w:r>
+      <w:ins w:id="9047" w:author="Claude" w:date="2026-10-08T22:05:50Z">
+        <w:r>
+          <w:rPr>
+            <w:b/>
+            <w:bCs/>
+            <w:sz w:val="20"/>
+            <w:szCs w:val="20"/>
+          </w:rPr>
+          <w:t xml:space="preserve">an </w:t>
+        </w:r>
+      </w:ins>
       <w:r>
         <w:rPr>
           <w:b/>
@@ -5910,8 +7053,19 @@
           <w:sz w:val="20"/>
           <w:szCs w:val="20"/>
         </w:rPr>
-        <w:fldChar w:fldCharType="begin"/>
-      </w:r>
+        <w:t xml:space="preserve">adaptive</w:t>
+      </w:r>
+      <w:ins w:id="9046" w:author="Claude" w:date="2026-10-08T22:05:50Z">
+        <w:r>
+          <w:rPr>
+            <w:b/>
+            <w:bCs/>
+            <w:sz w:val="20"/>
+            <w:szCs w:val="20"/>
+          </w:rPr>
+          <w:t xml:space="preserve"> mesh (hmin = 0.1 mm, hmax = 2 mm)</w:t>
+        </w:r>
+      </w:ins>
       <w:r>
         <w:rPr>
           <w:b/>
@@ -5919,8 +7073,19 @@
           <w:sz w:val="20"/>
           <w:szCs w:val="20"/>
         </w:rPr>
-        <w:instrText xml:space="preserve"> SEQ Table \* ARABIC </w:instrText>
-      </w:r>
+        <w:t xml:space="preserve"> and </w:t>
+      </w:r>
+      <w:ins w:id="9045" w:author="Claude" w:date="2026-10-08T22:05:50Z">
+        <w:r>
+          <w:rPr>
+            <w:b/>
+            <w:bCs/>
+            <w:sz w:val="20"/>
+            <w:szCs w:val="20"/>
+          </w:rPr>
+          <w:t xml:space="preserve">a </w:t>
+        </w:r>
+      </w:ins>
       <w:r>
         <w:rPr>
           <w:b/>
@@ -5928,7 +7093,155 @@
           <w:sz w:val="20"/>
           <w:szCs w:val="20"/>
         </w:rPr>
-        <w:fldChar w:fldCharType="separate"/>
+        <w:t xml:space="preserve">uniform </w:t>
+      </w:r>
+      <w:del w:id="9044" w:author="Claude" w:date="2026-10-08T22:05:50Z">
+        <w:r>
+          <w:rPr>
+            <w:b/>
+            <w:bCs/>
+            <w:sz w:val="20"/>
+            <w:szCs w:val="20"/>
+          </w:rPr>
+          <w:delText xml:space="preserve">meshes</w:delText>
+        </w:r>
+      </w:del>
+      <w:ins w:id="9043" w:author="Claude" w:date="2026-10-08T22:05:50Z">
+        <w:r>
+          <w:rPr>
+            <w:b/>
+            <w:bCs/>
+            <w:sz w:val="20"/>
+            <w:szCs w:val="20"/>
+          </w:rPr>
+          <w:t xml:space="preserve">mesh</w:t>
+        </w:r>
+      </w:ins>
+      <w:r>
+        <w:rPr>
+          <w:b/>
+          <w:bCs/>
+          <w:sz w:val="20"/>
+          <w:szCs w:val="20"/>
+        </w:rPr>
+        <w:t xml:space="preserve"> </w:t>
+      </w:r>
+      <w:del w:id="9042" w:author="Claude" w:date="2026-10-08T22:05:50Z">
+        <w:r>
+          <w:rPr>
+            <w:b/>
+            <w:bCs/>
+            <w:sz w:val="20"/>
+            <w:szCs w:val="20"/>
+          </w:rPr>
+          <w:delText xml:space="preserve">at</w:delText>
+        </w:r>
+      </w:del>
+      <w:ins w:id="9041" w:author="Claude" w:date="2026-10-08T22:05:50Z">
+        <w:r>
+          <w:rPr>
+            <w:b/>
+            <w:bCs/>
+            <w:sz w:val="20"/>
+            <w:szCs w:val="20"/>
+          </w:rPr>
+          <w:t xml:space="preserve">(1</w:t>
+        </w:r>
+      </w:ins>
+      <w:r>
+        <w:rPr>
+          <w:b/>
+          <w:bCs/>
+          <w:sz w:val="20"/>
+          <w:szCs w:val="20"/>
+        </w:rPr>
+        <w:t xml:space="preserve"> </w:t>
+      </w:r>
+      <w:del w:id="9040" w:author="Claude" w:date="2026-10-08T22:05:50Z">
+        <w:r>
+          <w:rPr>
+            <w:b/>
+            <w:bCs/>
+            <w:sz w:val="20"/>
+            <w:szCs w:val="20"/>
+          </w:rPr>
+          <w:delText xml:space="preserve">approximately</w:delText>
+        </w:r>
+      </w:del>
+      <w:ins w:id="9039" w:author="Claude" w:date="2026-10-08T22:05:50Z">
+        <w:r>
+          <w:rPr>
+            <w:b/>
+            <w:bCs/>
+            <w:sz w:val="20"/>
+            <w:szCs w:val="20"/>
+          </w:rPr>
+          <w:t xml:space="preserve">mm</w:t>
+        </w:r>
+      </w:ins>
+      <w:r>
+        <w:rPr>
+          <w:b/>
+          <w:bCs/>
+          <w:sz w:val="20"/>
+          <w:szCs w:val="20"/>
+        </w:rPr>
+        <w:t xml:space="preserve"> </w:t>
+      </w:r>
+      <w:del w:id="9038" w:author="Claude" w:date="2026-10-08T22:05:50Z">
+        <w:r>
+          <w:rPr>
+            <w:b/>
+            <w:bCs/>
+            <w:sz w:val="20"/>
+            <w:szCs w:val="20"/>
+          </w:rPr>
+          <w:delText xml:space="preserve">800,000 elements</w:delText>
+        </w:r>
+      </w:del>
+      <w:ins w:id="9037" w:author="Claude" w:date="2026-10-08T22:05:50Z">
+        <w:r>
+          <w:rPr>
+            <w:b/>
+            <w:bCs/>
+            <w:sz w:val="20"/>
+            <w:szCs w:val="20"/>
+          </w:rPr>
+          <w:t xml:space="preserve">everywhere)</w:t>
+        </w:r>
+      </w:ins>
+      <w:r>
+        <w:rPr>
+          <w:b/>
+          <w:bCs/>
+          <w:sz w:val="20"/>
+          <w:szCs w:val="20"/>
+        </w:rPr>
+        <w:t xml:space="preserve">.</w:t>
+      </w:r>
+      <w:r>
+        <w:rPr>
+          <w:b/>
+          <w:bCs/>
+          <w:sz w:val="20"/>
+          <w:szCs w:val="20"/>
+        </w:rPr>
+      </w:r>
+      <w:r>
+        <w:rPr>
+          <w:b/>
+          <w:bCs/>
+          <w:sz w:val="20"/>
+          <w:szCs w:val="20"/>
+        </w:rPr>
+      </w:r>
+      <w:r>
+        <w:rPr>
+          <w:b/>
+          <w:bCs/>
+          <w:sz w:val="20"/>
+          <w:szCs w:val="20"/>
+        </w:rPr>
       </w:r>
       <w:r>
         <w:rPr>
@@ -5938,7 +7251,6 @@
           <w:sz w:val="20"/>
           <w:szCs w:val="20"/>
         </w:rPr>
-        <w:t>3</w:t>
       </w:r>
       <w:r>
         <w:rPr>
@@ -5948,7 +7260,6 @@
           <w:sz w:val="20"/>
           <w:szCs w:val="20"/>
         </w:rPr>
-        <w:fldChar w:fldCharType="end"/>
       </w:r>
       <w:r>
         <w:rPr>
@@ -5957,7 +7268,6 @@
           <w:sz w:val="20"/>
           <w:szCs w:val="20"/>
         </w:rPr>
-        <w:t xml:space="preserve">.</w:t>
       </w:r>
       <w:r>
         <w:rPr>
@@ -5965,7 +7275,6 @@
           <w:sz w:val="20"/>
           <w:szCs w:val="20"/>
         </w:rPr>
-        <w:t xml:space="preserve"> </w:t>
       </w:r>
       <w:r>
         <w:rPr>
@@ -5973,7 +7282,6 @@
           <w:sz w:val="20"/>
           <w:szCs w:val="20"/>
         </w:rPr>
-        <w:t>Comparison between adaptive and uniform meshes at approximately 800,000 elements.</w:t>
       </w:r>
     </w:p>
     <w:tbl>
@@ -6216,8 +7524,30 @@
                 <w:szCs w:val="20"/>
                 <w:lang w:eastAsia="en-US"/>
               </w:rPr>
-              <w:t>Uniform Mesh</w:t>
-            </w:r>
+              <w:t xml:space="preserve">Uniform </w:t>
+            </w:r>
+            <w:del w:id="9070" w:author="Claude" w:date="2026-10-08T22:05:50Z">
+              <w:r>
+                <w:rPr>
+                  <w:rFonts w:cs="Times New Roman"/>
+                  <w:sz w:val="20"/>
+                  <w:szCs w:val="20"/>
+                  <w:lang w:eastAsia="en-US"/>
+                </w:rPr>
+                <w:delText xml:space="preserve">Mesh</w:delText>
+              </w:r>
+            </w:del>
+            <w:ins w:id="9069" w:author="Claude" w:date="2026-10-08T22:05:50Z">
+              <w:r>
+                <w:rPr>
+                  <w:rFonts w:cs="Times New Roman"/>
+                  <w:sz w:val="20"/>
+                  <w:szCs w:val="20"/>
+                  <w:lang w:eastAsia="en-US"/>
+                </w:rPr>
+                <w:t xml:space="preserve">(1 mm)</w:t>
+              </w:r>
+            </w:ins>
           </w:p>
         </w:tc>
         <w:tc>
@@ -6239,15 +7569,59 @@
                 <w:lang w:eastAsia="en-US"/>
               </w:rPr>
             </w:pPr>
-            <w:r>
-              <w:rPr>
-                <w:rFonts w:cs="Times New Roman"/>
-                <w:sz w:val="20"/>
-                <w:szCs w:val="20"/>
-                <w:lang w:eastAsia="en-US"/>
-              </w:rPr>
-              <w:t>799,520</w:t>
-            </w:r>
+            <w:del w:id="9074" w:author="Claude" w:date="2026-10-08T22:05:50Z">
+              <w:r>
+                <w:rPr>
+                  <w:rFonts w:cs="Times New Roman"/>
+                  <w:sz w:val="20"/>
+                  <w:szCs w:val="20"/>
+                  <w:lang w:eastAsia="en-US"/>
+                </w:rPr>
+                <w:delText xml:space="preserve">799</w:delText>
+              </w:r>
+            </w:del>
+            <w:ins w:id="9073" w:author="Claude" w:date="2026-10-08T22:05:50Z">
+              <w:r>
+                <w:rPr>
+                  <w:rFonts w:cs="Times New Roman"/>
+                  <w:sz w:val="20"/>
+                  <w:szCs w:val="20"/>
+                  <w:lang w:eastAsia="en-US"/>
+                </w:rPr>
+                <w:t xml:space="preserve">~229</w:t>
+              </w:r>
+            </w:ins>
+            <w:r>
+              <w:rPr>
+                <w:rFonts w:cs="Times New Roman"/>
+                <w:sz w:val="20"/>
+                <w:szCs w:val="20"/>
+                <w:lang w:eastAsia="en-US"/>
+              </w:rPr>
+              <w:t xml:space="preserve">,</w:t>
+            </w:r>
+            <w:del w:id="9072" w:author="Claude" w:date="2026-10-08T22:05:50Z">
+              <w:r>
+                <w:rPr>
+                  <w:rFonts w:cs="Times New Roman"/>
+                  <w:sz w:val="20"/>
+                  <w:szCs w:val="20"/>
+                  <w:lang w:eastAsia="en-US"/>
+                </w:rPr>
+                <w:delText xml:space="preserve">520</w:delText>
+              </w:r>
+            </w:del>
+            <w:ins w:id="9071" w:author="Claude" w:date="2026-10-08T22:05:50Z">
+              <w:r>
+                <w:rPr>
+                  <w:rFonts w:cs="Times New Roman"/>
+                  <w:sz w:val="20"/>
+                  <w:szCs w:val="20"/>
+                  <w:lang w:eastAsia="en-US"/>
+                </w:rPr>
+                <w:t xml:space="preserve">000</w:t>
+              </w:r>
+            </w:ins>
           </w:p>
         </w:tc>
         <w:tc>
@@ -6269,15 +7643,59 @@
                 <w:lang w:eastAsia="en-US"/>
               </w:rPr>
             </w:pPr>
-            <w:r>
-              <w:rPr>
-                <w:rFonts w:cs="Times New Roman"/>
-                <w:sz w:val="20"/>
-                <w:szCs w:val="20"/>
-                <w:lang w:eastAsia="en-US"/>
-              </w:rPr>
-              <w:t>2.8561</w:t>
-            </w:r>
+            <w:del w:id="9078" w:author="Claude" w:date="2026-10-08T22:05:50Z">
+              <w:r>
+                <w:rPr>
+                  <w:rFonts w:cs="Times New Roman"/>
+                  <w:sz w:val="20"/>
+                  <w:szCs w:val="20"/>
+                  <w:lang w:eastAsia="en-US"/>
+                </w:rPr>
+                <w:delText xml:space="preserve">2</w:delText>
+              </w:r>
+            </w:del>
+            <w:ins w:id="9077" w:author="Claude" w:date="2026-10-08T22:05:50Z">
+              <w:r>
+                <w:rPr>
+                  <w:rFonts w:cs="Times New Roman"/>
+                  <w:sz w:val="20"/>
+                  <w:szCs w:val="20"/>
+                  <w:lang w:eastAsia="en-US"/>
+                </w:rPr>
+                <w:t xml:space="preserve">0</w:t>
+              </w:r>
+            </w:ins>
+            <w:r>
+              <w:rPr>
+                <w:rFonts w:cs="Times New Roman"/>
+                <w:sz w:val="20"/>
+                <w:szCs w:val="20"/>
+                <w:lang w:eastAsia="en-US"/>
+              </w:rPr>
+              <w:t xml:space="preserve">.</w:t>
+            </w:r>
+            <w:del w:id="9076" w:author="Claude" w:date="2026-10-08T22:05:50Z">
+              <w:r>
+                <w:rPr>
+                  <w:rFonts w:cs="Times New Roman"/>
+                  <w:sz w:val="20"/>
+                  <w:szCs w:val="20"/>
+                  <w:lang w:eastAsia="en-US"/>
+                </w:rPr>
+                <w:delText xml:space="preserve">8561</w:delText>
+              </w:r>
+            </w:del>
+            <w:ins w:id="9075" w:author="Claude" w:date="2026-10-08T22:05:50Z">
+              <w:r>
+                <w:rPr>
+                  <w:rFonts w:cs="Times New Roman"/>
+                  <w:sz w:val="20"/>
+                  <w:szCs w:val="20"/>
+                  <w:lang w:eastAsia="en-US"/>
+                </w:rPr>
+                <w:t xml:space="preserve">0415</w:t>
+              </w:r>
+            </w:ins>
           </w:p>
         </w:tc>
         <w:tc>
@@ -6299,15 +7717,59 @@
                 <w:lang w:eastAsia="en-US"/>
               </w:rPr>
             </w:pPr>
-            <w:r>
-              <w:rPr>
-                <w:rFonts w:cs="Times New Roman"/>
-                <w:sz w:val="20"/>
-                <w:szCs w:val="20"/>
-                <w:lang w:eastAsia="en-US"/>
-              </w:rPr>
-              <w:t xml:space="preserve">3007.8</w:t>
-            </w:r>
+            <w:del w:id="9082" w:author="Claude" w:date="2026-10-08T22:05:50Z">
+              <w:r>
+                <w:rPr>
+                  <w:rFonts w:cs="Times New Roman"/>
+                  <w:sz w:val="20"/>
+                  <w:szCs w:val="20"/>
+                  <w:lang w:eastAsia="en-US"/>
+                </w:rPr>
+                <w:delText xml:space="preserve">3007</w:delText>
+              </w:r>
+            </w:del>
+            <w:ins w:id="9081" w:author="Claude" w:date="2026-10-08T22:05:50Z">
+              <w:r>
+                <w:rPr>
+                  <w:rFonts w:cs="Times New Roman"/>
+                  <w:sz w:val="20"/>
+                  <w:szCs w:val="20"/>
+                  <w:lang w:eastAsia="en-US"/>
+                </w:rPr>
+                <w:t xml:space="preserve">-77</w:t>
+              </w:r>
+            </w:ins>
+            <w:r>
+              <w:rPr>
+                <w:rFonts w:cs="Times New Roman"/>
+                <w:sz w:val="20"/>
+                <w:szCs w:val="20"/>
+                <w:lang w:eastAsia="en-US"/>
+              </w:rPr>
+              <w:t xml:space="preserve">.</w:t>
+            </w:r>
+            <w:del w:id="9080" w:author="Claude" w:date="2026-10-08T22:05:50Z">
+              <w:r>
+                <w:rPr>
+                  <w:rFonts w:cs="Times New Roman"/>
+                  <w:sz w:val="20"/>
+                  <w:szCs w:val="20"/>
+                  <w:lang w:eastAsia="en-US"/>
+                </w:rPr>
+                <w:delText xml:space="preserve">8</w:delText>
+              </w:r>
+            </w:del>
+            <w:ins w:id="9079" w:author="Claude" w:date="2026-10-08T22:05:50Z">
+              <w:r>
+                <w:rPr>
+                  <w:rFonts w:cs="Times New Roman"/>
+                  <w:sz w:val="20"/>
+                  <w:szCs w:val="20"/>
+                  <w:lang w:eastAsia="en-US"/>
+                </w:rPr>
+                <w:t xml:space="preserve">9</w:t>
+              </w:r>
+            </w:ins>
           </w:p>
         </w:tc>
         <w:tc>
@@ -6371,8 +7833,30 @@
                 <w:szCs w:val="20"/>
                 <w:lang w:eastAsia="en-US"/>
               </w:rPr>
-              <w:t>Adaptive Mesh</w:t>
-            </w:r>
+              <w:t xml:space="preserve">Adaptive </w:t>
+            </w:r>
+            <w:del w:id="9084" w:author="Claude" w:date="2026-10-08T22:05:50Z">
+              <w:r>
+                <w:rPr>
+                  <w:rFonts w:cs="Times New Roman"/>
+                  <w:sz w:val="20"/>
+                  <w:szCs w:val="20"/>
+                  <w:lang w:eastAsia="en-US"/>
+                </w:rPr>
+                <w:delText xml:space="preserve">Mesh</w:delText>
+              </w:r>
+            </w:del>
+            <w:ins w:id="9083" w:author="Claude" w:date="2026-10-08T22:05:50Z">
+              <w:r>
+                <w:rPr>
+                  <w:rFonts w:cs="Times New Roman"/>
+                  <w:sz w:val="20"/>
+                  <w:szCs w:val="20"/>
+                  <w:lang w:eastAsia="en-US"/>
+                </w:rPr>
+                <w:t xml:space="preserve">(hmin 0.1 mm, hmax 2 mm)</w:t>
+              </w:r>
+            </w:ins>
           </w:p>
         </w:tc>
         <w:tc>
@@ -6431,8 +7915,30 @@
                 <w:szCs w:val="20"/>
                 <w:lang w:eastAsia="en-US"/>
               </w:rPr>
-              <w:t>0.4977</w:t>
-            </w:r>
+              <w:t xml:space="preserve">0.</w:t>
+            </w:r>
+            <w:del w:id="9086" w:author="Claude" w:date="2026-10-08T22:05:50Z">
+              <w:r>
+                <w:rPr>
+                  <w:rFonts w:cs="Times New Roman"/>
+                  <w:sz w:val="20"/>
+                  <w:szCs w:val="20"/>
+                  <w:lang w:eastAsia="en-US"/>
+                </w:rPr>
+                <w:delText xml:space="preserve">4977</w:delText>
+              </w:r>
+            </w:del>
+            <w:ins w:id="9085" w:author="Claude" w:date="2026-10-08T22:05:50Z">
+              <w:r>
+                <w:rPr>
+                  <w:rFonts w:cs="Times New Roman"/>
+                  <w:sz w:val="20"/>
+                  <w:szCs w:val="20"/>
+                  <w:lang w:eastAsia="en-US"/>
+                </w:rPr>
+                <w:t xml:space="preserve">1387</w:t>
+              </w:r>
+            </w:ins>
           </w:p>
         </w:tc>
         <w:tc>
@@ -6454,15 +7960,59 @@
                 <w:lang w:eastAsia="en-US"/>
               </w:rPr>
             </w:pPr>
-            <w:r>
-              <w:rPr>
-                <w:rFonts w:cs="Times New Roman"/>
-                <w:sz w:val="20"/>
-                <w:szCs w:val="20"/>
-                <w:lang w:eastAsia="en-US"/>
-              </w:rPr>
-              <w:t>441.6</w:t>
-            </w:r>
+            <w:del w:id="9090" w:author="Claude" w:date="2026-10-08T22:05:50Z">
+              <w:r>
+                <w:rPr>
+                  <w:rFonts w:cs="Times New Roman"/>
+                  <w:sz w:val="20"/>
+                  <w:szCs w:val="20"/>
+                  <w:lang w:eastAsia="en-US"/>
+                </w:rPr>
+                <w:delText xml:space="preserve">441</w:delText>
+              </w:r>
+            </w:del>
+            <w:ins w:id="9089" w:author="Claude" w:date="2026-10-08T22:05:50Z">
+              <w:r>
+                <w:rPr>
+                  <w:rFonts w:cs="Times New Roman"/>
+                  <w:sz w:val="20"/>
+                  <w:szCs w:val="20"/>
+                  <w:lang w:eastAsia="en-US"/>
+                </w:rPr>
+                <w:t xml:space="preserve">-26</w:t>
+              </w:r>
+            </w:ins>
+            <w:r>
+              <w:rPr>
+                <w:rFonts w:cs="Times New Roman"/>
+                <w:sz w:val="20"/>
+                <w:szCs w:val="20"/>
+                <w:lang w:eastAsia="en-US"/>
+              </w:rPr>
+              <w:t xml:space="preserve">.</w:t>
+            </w:r>
+            <w:del w:id="9088" w:author="Claude" w:date="2026-10-08T22:05:50Z">
+              <w:r>
+                <w:rPr>
+                  <w:rFonts w:cs="Times New Roman"/>
+                  <w:sz w:val="20"/>
+                  <w:szCs w:val="20"/>
+                  <w:lang w:eastAsia="en-US"/>
+                </w:rPr>
+                <w:delText xml:space="preserve">6</w:delText>
+              </w:r>
+            </w:del>
+            <w:ins w:id="9087" w:author="Claude" w:date="2026-10-08T22:05:50Z">
+              <w:r>
+                <w:rPr>
+                  <w:rFonts w:cs="Times New Roman"/>
+                  <w:sz w:val="20"/>
+                  <w:szCs w:val="20"/>
+                  <w:lang w:eastAsia="en-US"/>
+                </w:rPr>
+                <w:t xml:space="preserve">2</w:t>
+              </w:r>
+            </w:ins>
           </w:p>
         </w:tc>
         <w:tc>
@@ -6491,8 +8041,30 @@
                 <w:szCs w:val="20"/>
                 <w:lang w:eastAsia="en-US"/>
               </w:rPr>
-              <w:t>0.8532</w:t>
-            </w:r>
+              <w:t xml:space="preserve">0.</w:t>
+            </w:r>
+            <w:del w:id="9092" w:author="Claude" w:date="2026-10-08T22:05:50Z">
+              <w:r>
+                <w:rPr>
+                  <w:rFonts w:cs="Times New Roman"/>
+                  <w:sz w:val="20"/>
+                  <w:szCs w:val="20"/>
+                  <w:lang w:eastAsia="en-US"/>
+                </w:rPr>
+                <w:delText xml:space="preserve">8532</w:delText>
+              </w:r>
+            </w:del>
+            <w:ins w:id="9091" w:author="Claude" w:date="2026-10-08T22:05:50Z">
+              <w:r>
+                <w:rPr>
+                  <w:rFonts w:cs="Times New Roman"/>
+                  <w:sz w:val="20"/>
+                  <w:szCs w:val="20"/>
+                  <w:lang w:eastAsia="en-US"/>
+                </w:rPr>
+                <w:t xml:space="preserve">663</w:t>
+              </w:r>
+            </w:ins>
           </w:p>
         </w:tc>
       </w:tr>
@@ -6519,15 +8091,59 @@
                 <w:lang w:eastAsia="en-US"/>
               </w:rPr>
             </w:pPr>
-            <w:r>
-              <w:rPr>
-                <w:rFonts w:cs="Times New Roman"/>
-                <w:sz w:val="20"/>
-                <w:szCs w:val="20"/>
-                <w:lang w:eastAsia="en-US"/>
-              </w:rPr>
-              <w:t>Reference Mesh</w:t>
-            </w:r>
+            <w:del w:id="9096" w:author="Claude" w:date="2026-10-08T22:05:50Z">
+              <w:r>
+                <w:rPr>
+                  <w:rFonts w:cs="Times New Roman"/>
+                  <w:sz w:val="20"/>
+                  <w:szCs w:val="20"/>
+                  <w:lang w:eastAsia="en-US"/>
+                </w:rPr>
+                <w:delText xml:space="preserve">Reference</w:delText>
+              </w:r>
+            </w:del>
+            <w:ins w:id="9095" w:author="Claude" w:date="2026-10-08T22:05:50Z">
+              <w:r>
+                <w:rPr>
+                  <w:rFonts w:cs="Times New Roman"/>
+                  <w:sz w:val="20"/>
+                  <w:szCs w:val="20"/>
+                  <w:lang w:eastAsia="en-US"/>
+                </w:rPr>
+                <w:t xml:space="preserve">Fine</w:t>
+              </w:r>
+            </w:ins>
+            <w:r>
+              <w:rPr>
+                <w:rFonts w:cs="Times New Roman"/>
+                <w:sz w:val="20"/>
+                <w:szCs w:val="20"/>
+                <w:lang w:eastAsia="en-US"/>
+              </w:rPr>
+              <w:t xml:space="preserve"> </w:t>
+            </w:r>
+            <w:del w:id="9094" w:author="Claude" w:date="2026-10-08T22:05:50Z">
+              <w:r>
+                <w:rPr>
+                  <w:rFonts w:cs="Times New Roman"/>
+                  <w:sz w:val="20"/>
+                  <w:szCs w:val="20"/>
+                  <w:lang w:eastAsia="en-US"/>
+                </w:rPr>
+                <w:delText xml:space="preserve">Mesh</w:delText>
+              </w:r>
+            </w:del>
+            <w:ins w:id="9093" w:author="Claude" w:date="2026-10-08T22:05:50Z">
+              <w:r>
+                <w:rPr>
+                  <w:rFonts w:cs="Times New Roman"/>
+                  <w:sz w:val="20"/>
+                  <w:szCs w:val="20"/>
+                  <w:lang w:eastAsia="en-US"/>
+                </w:rPr>
+                <w:t xml:space="preserve">mesh (reference)</w:t>
+              </w:r>
+            </w:ins>
           </w:p>
         </w:tc>
         <w:tc>
@@ -6549,23 +8165,66 @@
                 <w:lang w:eastAsia="en-US"/>
               </w:rPr>
             </w:pPr>
-            <w:r>
-              <w:rPr>
-                <w:rFonts w:cs="Times New Roman"/>
-                <w:sz w:val="20"/>
-                <w:szCs w:val="20"/>
-                <w:lang w:eastAsia="en-US"/>
-              </w:rPr>
-              <w:t>21</w:t>
-            </w:r>
-            <w:r>
-              <w:rPr>
-                <w:rFonts w:cs="Times New Roman"/>
-                <w:sz w:val="20"/>
-                <w:szCs w:val="20"/>
-                <w:lang w:eastAsia="en-US"/>
-              </w:rPr>
-              <w:t>245,850</w:t>
+            <w:del w:id="9100" w:author="Claude" w:date="2026-10-08T22:05:50Z">
+              <w:r>
+                <w:rPr>
+                  <w:rFonts w:cs="Times New Roman"/>
+                  <w:sz w:val="20"/>
+                  <w:szCs w:val="20"/>
+                  <w:lang w:eastAsia="en-US"/>
+                </w:rPr>
+                <w:delText xml:space="preserve">21245</w:delText>
+              </w:r>
+            </w:del>
+            <w:ins w:id="9099" w:author="Claude" w:date="2026-10-08T22:05:50Z">
+              <w:r>
+                <w:rPr>
+                  <w:rFonts w:cs="Times New Roman"/>
+                  <w:sz w:val="20"/>
+                  <w:szCs w:val="20"/>
+                  <w:lang w:eastAsia="en-US"/>
+                </w:rPr>
+                <w:t xml:space="preserve">18</w:t>
+              </w:r>
+            </w:ins>
+            <w:r>
+              <w:rPr>
+                <w:rFonts w:cs="Times New Roman"/>
+                <w:sz w:val="20"/>
+                <w:szCs w:val="20"/>
+                <w:lang w:eastAsia="en-US"/>
+              </w:rPr>
+              <w:t xml:space="preserve">,</w:t>
+            </w:r>
+            <w:del w:id="9098" w:author="Claude" w:date="2026-10-08T22:05:50Z">
+              <w:r>
+                <w:rPr>
+                  <w:rFonts w:cs="Times New Roman"/>
+                  <w:sz w:val="20"/>
+                  <w:szCs w:val="20"/>
+                  <w:lang w:eastAsia="en-US"/>
+                </w:rPr>
+                <w:delText xml:space="preserve">850</w:delText>
+              </w:r>
+            </w:del>
+            <w:ins w:id="9097" w:author="Claude" w:date="2026-10-08T22:05:50Z">
+              <w:r>
+                <w:rPr>
+                  <w:rFonts w:cs="Times New Roman"/>
+                  <w:sz w:val="20"/>
+                  <w:szCs w:val="20"/>
+                  <w:lang w:eastAsia="en-US"/>
+                </w:rPr>
+                <w:t xml:space="preserve">864,900</w:t>
+              </w:r>
+            </w:ins>
+            <w:r>
+              <w:rPr>
+                <w:rFonts w:cs="Times New Roman"/>
+                <w:sz w:val="20"/>
+                <w:szCs w:val="20"/>
+                <w:lang w:eastAsia="en-US"/>
+              </w:rPr>
             </w:r>
           </w:p>
         </w:tc>
@@ -6595,8 +8254,30 @@
                 <w:szCs w:val="20"/>
                 <w:lang w:eastAsia="en-US"/>
               </w:rPr>
-              <w:t>0.0919</w:t>
-            </w:r>
+              <w:t xml:space="preserve">0.</w:t>
+            </w:r>
+            <w:del w:id="9102" w:author="Claude" w:date="2026-10-08T22:05:50Z">
+              <w:r>
+                <w:rPr>
+                  <w:rFonts w:cs="Times New Roman"/>
+                  <w:sz w:val="20"/>
+                  <w:szCs w:val="20"/>
+                  <w:lang w:eastAsia="en-US"/>
+                </w:rPr>
+                <w:delText xml:space="preserve">0919</w:delText>
+              </w:r>
+            </w:del>
+            <w:ins w:id="9101" w:author="Claude" w:date="2026-10-08T22:05:50Z">
+              <w:r>
+                <w:rPr>
+                  <w:rFonts w:cs="Times New Roman"/>
+                  <w:sz w:val="20"/>
+                  <w:szCs w:val="20"/>
+                  <w:lang w:eastAsia="en-US"/>
+                </w:rPr>
+                <w:t xml:space="preserve">1880</w:t>
+              </w:r>
+            </w:ins>
           </w:p>
         </w:tc>
         <w:tc>
@@ -6731,8 +8412,30 @@
           <w:sz w:val="20"/>
           <w:szCs w:val="20"/>
         </w:rPr>
-        <w:t>Figure S</w:t>
-      </w:r>
+        <w:t xml:space="preserve">Figure S3. Mesh convergence analysis showing (a) predicted mass loss and (b) relative error as a function of mesh density. Predictions converged with mesh refinement, with &lt;1% </w:t>
+      </w:r>
+      <w:del w:id="9055" w:author="Claude" w:date="2026-10-08T22:05:50Z">
+        <w:r>
+          <w:rPr>
+            <w:b/>
+            <w:bCs/>
+            <w:sz w:val="20"/>
+            <w:szCs w:val="20"/>
+          </w:rPr>
+          <w:delText xml:space="preserve">error</w:delText>
+        </w:r>
+      </w:del>
+      <w:ins w:id="9054" w:author="Claude" w:date="2026-10-08T22:05:50Z">
+        <w:r>
+          <w:rPr>
+            <w:b/>
+            <w:bCs/>
+            <w:sz w:val="20"/>
+            <w:szCs w:val="20"/>
+          </w:rPr>
+          <w:t xml:space="preserve">difference</w:t>
+        </w:r>
+      </w:ins>
       <w:r>
         <w:rPr>
           <w:b/>
@@ -6740,8 +8443,30 @@
           <w:sz w:val="20"/>
           <w:szCs w:val="20"/>
         </w:rPr>
-        <w:fldChar w:fldCharType="begin"/>
-      </w:r>
+        <w:t xml:space="preserve"> </w:t>
+      </w:r>
+      <w:del w:id="9053" w:author="Claude" w:date="2026-10-08T22:05:50Z">
+        <w:r>
+          <w:rPr>
+            <w:b/>
+            <w:bCs/>
+            <w:sz w:val="20"/>
+            <w:szCs w:val="20"/>
+          </w:rPr>
+          <w:delText xml:space="preserve">for</w:delText>
+        </w:r>
+      </w:del>
+      <w:ins w:id="9052" w:author="Claude" w:date="2026-10-08T22:05:50Z">
+        <w:r>
+          <w:rPr>
+            <w:b/>
+            <w:bCs/>
+            <w:sz w:val="20"/>
+            <w:szCs w:val="20"/>
+          </w:rPr>
+          <w:t xml:space="preserve">between</w:t>
+        </w:r>
+      </w:ins>
       <w:r>
         <w:rPr>
           <w:b/>
@@ -6749,8 +8474,30 @@
           <w:sz w:val="20"/>
           <w:szCs w:val="20"/>
         </w:rPr>
-        <w:instrText xml:space="preserve"> SEQ Figure \* ARABIC </w:instrText>
-      </w:r>
+        <w:t xml:space="preserve"> the </w:t>
+      </w:r>
+      <w:del w:id="9051" w:author="Claude" w:date="2026-10-08T22:05:50Z">
+        <w:r>
+          <w:rPr>
+            <w:b/>
+            <w:bCs/>
+            <w:sz w:val="20"/>
+            <w:szCs w:val="20"/>
+          </w:rPr>
+          <w:delText xml:space="preserve">final</w:delText>
+        </w:r>
+      </w:del>
+      <w:ins w:id="9050" w:author="Claude" w:date="2026-10-08T22:05:50Z">
+        <w:r>
+          <w:rPr>
+            <w:b/>
+            <w:bCs/>
+            <w:sz w:val="20"/>
+            <w:szCs w:val="20"/>
+          </w:rPr>
+          <w:t xml:space="preserve">two</w:t>
+        </w:r>
+      </w:ins>
       <w:r>
         <w:rPr>
           <w:b/>
@@ -6758,7 +8505,62 @@
           <w:sz w:val="20"/>
           <w:szCs w:val="20"/>
         </w:rPr>
-        <w:fldChar w:fldCharType="separate"/>
+        <w:t xml:space="preserve"> </w:t>
+      </w:r>
+      <w:del w:id="9049" w:author="Claude" w:date="2026-10-08T22:05:50Z">
+        <w:r>
+          <w:rPr>
+            <w:b/>
+            <w:bCs/>
+            <w:sz w:val="20"/>
+            <w:szCs w:val="20"/>
+          </w:rPr>
+          <w:delText xml:space="preserve">mesh</w:delText>
+        </w:r>
+      </w:del>
+      <w:ins w:id="9048" w:author="Claude" w:date="2026-10-08T22:05:50Z">
+        <w:r>
+          <w:rPr>
+            <w:b/>
+            <w:bCs/>
+            <w:sz w:val="20"/>
+            <w:szCs w:val="20"/>
+          </w:rPr>
+          <w:t xml:space="preserve">finest meshes</w:t>
+        </w:r>
+      </w:ins>
+      <w:r>
+        <w:rPr>
+          <w:b/>
+          <w:bCs/>
+          <w:sz w:val="20"/>
+          <w:szCs w:val="20"/>
+        </w:rPr>
+        <w:t xml:space="preserve">.</w:t>
+      </w:r>
+      <w:r>
+        <w:rPr>
+          <w:b/>
+          <w:bCs/>
+          <w:sz w:val="20"/>
+          <w:szCs w:val="20"/>
+        </w:rPr>
+      </w:r>
+      <w:r>
+        <w:rPr>
+          <w:b/>
+          <w:bCs/>
+          <w:sz w:val="20"/>
+          <w:szCs w:val="20"/>
+        </w:rPr>
+      </w:r>
+      <w:r>
+        <w:rPr>
+          <w:b/>
+          <w:bCs/>
+          <w:sz w:val="20"/>
+          <w:szCs w:val="20"/>
+        </w:rPr>
       </w:r>
       <w:r>
         <w:rPr>
@@ -6768,7 +8570,6 @@
           <w:sz w:val="20"/>
           <w:szCs w:val="20"/>
         </w:rPr>
-        <w:t>3</w:t>
       </w:r>
       <w:r>
         <w:rPr>
@@ -6777,7 +8578,6 @@
           <w:sz w:val="20"/>
           <w:szCs w:val="20"/>
         </w:rPr>
-        <w:fldChar w:fldCharType="end"/>
       </w:r>
       <w:r>
         <w:rPr>
@@ -6786,7 +8586,6 @@
           <w:sz w:val="20"/>
           <w:szCs w:val="20"/>
         </w:rPr>
-        <w:t xml:space="preserve">.</w:t>
       </w:r>
       <w:r>
         <w:rPr>
@@ -6794,7 +8593,6 @@
           <w:sz w:val="20"/>
           <w:szCs w:val="20"/>
         </w:rPr>
-        <w:t xml:space="preserve"> </w:t>
       </w:r>
       <w:r>
         <w:rPr>
@@ -6802,7 +8600,6 @@
           <w:sz w:val="20"/>
           <w:szCs w:val="20"/>
         </w:rPr>
-        <w:t>Mesh convergence analysis showing (a) predicted mass loss and (b) relative error as a function of mesh density. Predictions converged with mesh refinement, with &lt;1% error for the final mesh.</w:t>
       </w:r>
     </w:p>
     <w:p>
@@ -8315,7 +10112,7 @@
                 <w:lang w:eastAsia="en-US"/>
               </w:rPr>
             </w:pPr>
-            <w:del w:id="9028" w:author="Claude" w:date="2026-10-08T20:38:21Z">
+            <w:del w:id="9106" w:author="Claude" w:date="2026-10-08T22:05:50Z">
               <w:r>
                 <w:rPr>
                   <w:rFonts w:cs="Times New Roman"/>
@@ -8327,7 +10124,7 @@
                 <w:delText xml:space="preserve">12</w:delText>
               </w:r>
             </w:del>
-            <w:ins w:id="9027" w:author="Claude" w:date="2026-10-08T20:38:21Z">
+            <w:ins w:id="9105" w:author="Claude" w:date="2026-10-08T22:05:50Z">
               <w:r>
                 <w:rPr>
                   <w:rFonts w:cs="Times New Roman"/>
@@ -8349,7 +10146,7 @@
               </w:rPr>
               <w:t xml:space="preserve">.</w:t>
             </w:r>
-            <w:del w:id="9026" w:author="Claude" w:date="2026-10-08T20:38:21Z">
+            <w:del w:id="9104" w:author="Claude" w:date="2026-10-08T22:05:50Z">
               <w:r>
                 <w:rPr>
                   <w:rFonts w:cs="Times New Roman"/>
@@ -8361,7 +10158,7 @@
                 <w:delText xml:space="preserve">26</w:delText>
               </w:r>
             </w:del>
-            <w:ins w:id="9025" w:author="Claude" w:date="2026-10-08T20:38:21Z">
+            <w:ins w:id="9103" w:author="Claude" w:date="2026-10-08T22:05:50Z">
               <w:r>
                 <w:rPr>
                   <w:rFonts w:cs="Times New Roman"/>
@@ -8512,7 +10309,7 @@
               </w:rPr>
               <w:t>0.</w:t>
             </w:r>
-            <w:del w:id="9030" w:author="Claude" w:date="2026-10-08T20:38:21Z">
+            <w:del w:id="9108" w:author="Claude" w:date="2026-10-08T22:05:50Z">
               <w:r>
                 <w:rPr>
                   <w:rFonts w:cs="Times New Roman"/>
@@ -8524,7 +10321,7 @@
                 <w:delText xml:space="preserve">899</w:delText>
               </w:r>
             </w:del>
-            <w:ins w:id="9029" w:author="Claude" w:date="2026-10-08T20:38:21Z">
+            <w:ins w:id="9107" w:author="Claude" w:date="2026-10-08T22:05:50Z">
               <w:r>
                 <w:rPr>
                   <w:rFonts w:cs="Times New Roman"/>
@@ -8705,7 +10502,7 @@
                 <w:lang w:eastAsia="en-US"/>
               </w:rPr>
             </w:pPr>
-            <w:del w:id="9034" w:author="Claude" w:date="2026-10-08T20:38:21Z">
+            <w:del w:id="9112" w:author="Claude" w:date="2026-10-08T22:05:50Z">
               <w:r>
                 <w:rPr>
                   <w:rFonts w:cs="Times New Roman"/>
@@ -8717,7 +10514,7 @@
                 <w:delText xml:space="preserve">13</w:delText>
               </w:r>
             </w:del>
-            <w:ins w:id="9033" w:author="Claude" w:date="2026-10-08T20:38:21Z">
+            <w:ins w:id="9111" w:author="Claude" w:date="2026-10-08T22:05:50Z">
               <w:r>
                 <w:rPr>
                   <w:rFonts w:cs="Times New Roman"/>
@@ -8739,7 +10536,7 @@
               </w:rPr>
               <w:t xml:space="preserve">.</w:t>
             </w:r>
-            <w:del w:id="9032" w:author="Claude" w:date="2026-10-08T20:38:21Z">
+            <w:del w:id="9110" w:author="Claude" w:date="2026-10-08T22:05:50Z">
               <w:r>
                 <w:rPr>
                   <w:rFonts w:cs="Times New Roman"/>
@@ -8751,7 +10548,7 @@
                 <w:delText xml:space="preserve">6</w:delText>
               </w:r>
             </w:del>
-            <w:ins w:id="9031" w:author="Claude" w:date="2026-10-08T20:38:21Z">
+            <w:ins w:id="9109" w:author="Claude" w:date="2026-10-08T22:05:50Z">
               <w:r>
                 <w:rPr>
                   <w:rFonts w:cs="Times New Roman"/>
@@ -9268,7 +11065,7 @@
               </w:rPr>
               <w:t xml:space="preserve">0.</w:t>
             </w:r>
-            <w:del w:id="9036" w:author="Claude" w:date="2026-10-08T20:38:21Z">
+            <w:del w:id="9114" w:author="Claude" w:date="2026-10-08T22:05:50Z">
               <w:r>
                 <w:rPr>
                   <w:rFonts w:cs="Times New Roman"/>
@@ -9280,7 +11077,7 @@
                 <w:delText xml:space="preserve">01</w:delText>
               </w:r>
             </w:del>
-            <w:ins w:id="9035" w:author="Claude" w:date="2026-10-08T20:38:21Z">
+            <w:ins w:id="9113" w:author="Claude" w:date="2026-10-08T22:05:50Z">
               <w:r>
                 <w:rPr>
                   <w:rFonts w:cs="Times New Roman"/>
@@ -12573,7 +14370,7 @@
                 <w:lang w:eastAsia="en-US"/>
               </w:rPr>
             </w:pPr>
-            <w:ins w:id="9037" w:author="Claude" w:date="2026-10-08T20:38:21Z">
+            <w:ins w:id="9115" w:author="Claude" w:date="2026-10-08T22:05:50Z">
               <w:r>
                 <w:rPr>
                   <w:rFonts w:cs="Times New Roman"/>
@@ -15137,12 +16934,12 @@
       <w:r>
         <w:t xml:space="preserve">Optimal parameters were identified by minimizing the RMSE between predicted and literature-reported 14-day mass-loss measurements. </w:t>
       </w:r>
-      <w:del w:id="9019" w:author="Claude" w:date="2026-10-08T20:38:21Z">
+      <w:del w:id="9063" w:author="Claude" w:date="2026-10-08T22:05:50Z">
         <w:r>
           <w:delText xml:space="preserve">The Bayesian optimization used a</w:delText>
         </w:r>
       </w:del>
-      <w:ins w:id="9018" w:author="Claude" w:date="2026-10-08T20:38:21Z">
+      <w:ins w:id="9062" w:author="Claude" w:date="2026-10-08T22:05:50Z">
         <w:r>
           <w:t xml:space="preserve">A</w:t>
         </w:r>
@@ -15150,7 +16947,7 @@
       <w:r>
         <w:t xml:space="preserve"> Gaussian process </w:t>
       </w:r>
-      <w:ins w:id="9017" w:author="Claude" w:date="2026-10-08T20:38:21Z">
+      <w:ins w:id="9061" w:author="Claude" w:date="2026-10-08T22:05:50Z">
         <w:r>
           <w:t xml:space="preserve">(GP) </w:t>
         </w:r>
@@ -15158,7 +16955,7 @@
       <w:r>
         <w:t xml:space="preserve">surrogate</w:t>
       </w:r>
-      <w:ins w:id="9016" w:author="Claude" w:date="2026-10-08T20:38:21Z">
+      <w:ins w:id="9060" w:author="Claude" w:date="2026-10-08T22:05:50Z">
         <w:r>
           <w:t xml:space="preserve"> model</w:t>
         </w:r>
@@ -15166,12 +16963,12 @@
       <w:r>
         <w:t xml:space="preserve"> [16] </w:t>
       </w:r>
-      <w:del w:id="9015" w:author="Claude" w:date="2026-10-08T20:38:21Z">
+      <w:del w:id="9059" w:author="Claude" w:date="2026-10-08T22:05:50Z">
         <w:r>
           <w:delText xml:space="preserve">with</w:delText>
         </w:r>
       </w:del>
-      <w:ins w:id="9014" w:author="Claude" w:date="2026-10-08T20:38:21Z">
+      <w:ins w:id="9058" w:author="Claude" w:date="2026-10-08T22:05:50Z">
         <w:r>
           <w:t xml:space="preserve">was initialized using a 12-point Latin hypercube sampling (LHS) design [18] spanning the admissible parameter space and iteratively refined using</w:t>
         </w:r>
@@ -15179,7 +16976,7 @@
       <w:r>
         <w:t xml:space="preserve"> the expected improvement </w:t>
       </w:r>
-      <w:ins w:id="9013" w:author="Claude" w:date="2026-10-08T20:38:21Z">
+      <w:ins w:id="9057" w:author="Claude" w:date="2026-10-08T22:05:50Z">
         <w:r>
           <w:t xml:space="preserve">(EI) </w:t>
         </w:r>
@@ -15187,7 +16984,7 @@
       <w:r>
         <w:t xml:space="preserve">acquisition function [17</w:t>
       </w:r>
-      <w:del w:id="9012" w:author="Claude" w:date="2026-10-08T20:38:21Z">
+      <w:del w:id="9056" w:author="Claude" w:date="2026-10-08T22:05:50Z">
         <w:r>
           <w:delText xml:space="preserve">], initialized with a Latin hypercube design [18</w:delText>
         </w:r>
@@ -20457,10 +22254,10 @@
         <w:ind w:firstLine="0"/>
         <w:jc w:val="both"/>
         <w:rPr>
-          <w:ins w:id="20004" w:author="Claude" w:date="2026-10-08T20:38:21Z"/>
+          <w:ins w:id="20004" w:author="Claude" w:date="2026-10-08T22:05:50Z"/>
         </w:rPr>
       </w:pPr>
-      <w:ins w:id="20003" w:author="Claude" w:date="2026-10-08T20:38:21Z">
+      <w:ins w:id="20003" w:author="Claude" w:date="2026-10-08T22:05:50Z">
         <w:r>
           <w:t xml:space="preserve">Table S11 compares the simulated mass loss with the HBSS validation measurements and their experimental scatter.</w:t>
         </w:r>
@@ -20474,10 +22271,10 @@
         <w:ind w:firstLine="0"/>
         <w:jc w:val="both"/>
         <w:rPr>
-          <w:ins w:id="20015" w:author="Claude" w:date="2026-10-08T20:38:21Z"/>
+          <w:ins w:id="20015" w:author="Claude" w:date="2026-10-08T22:05:50Z"/>
         </w:rPr>
       </w:pPr>
-      <w:ins w:id="20005" w:author="Claude" w:date="2026-10-08T20:38:21Z">
+      <w:ins w:id="20005" w:author="Claude" w:date="2026-10-08T22:05:50Z">
         <w:r>
           <w:rPr>
             <w:b/>
@@ -20488,7 +22285,7 @@
           <w:t xml:space="preserve">Table </w:t>
         </w:r>
       </w:ins>
-      <w:ins w:id="20006" w:author="Claude" w:date="2026-10-08T20:38:21Z">
+      <w:ins w:id="20006" w:author="Claude" w:date="2026-10-08T22:05:50Z">
         <w:r>
           <w:rPr>
             <w:b/>
@@ -20499,7 +22296,7 @@
           <w:t>S</w:t>
         </w:r>
       </w:ins>
-      <w:ins w:id="20007" w:author="Claude" w:date="2026-10-08T20:38:21Z">
+      <w:ins w:id="20007" w:author="Claude" w:date="2026-10-08T22:05:50Z">
         <w:r>
           <w:rPr>
             <w:b/>
@@ -20510,7 +22307,7 @@
           <w:fldChar w:fldCharType="begin"/>
         </w:r>
       </w:ins>
-      <w:ins w:id="20008" w:author="Claude" w:date="2026-10-08T20:38:21Z">
+      <w:ins w:id="20008" w:author="Claude" w:date="2026-10-08T22:05:50Z">
         <w:r>
           <w:rPr>
             <w:b/>
@@ -20521,7 +22318,7 @@
           <w:instrText xml:space="preserve"> SEQ Table \* ARABIC </w:instrText>
         </w:r>
       </w:ins>
-      <w:ins w:id="20009" w:author="Claude" w:date="2026-10-08T20:38:21Z">
+      <w:ins w:id="20009" w:author="Claude" w:date="2026-10-08T22:05:50Z">
         <w:r>
           <w:rPr>
             <w:b/>
@@ -20532,7 +22329,7 @@
           <w:fldChar w:fldCharType="separate"/>
         </w:r>
       </w:ins>
-      <w:ins w:id="20010" w:author="Claude" w:date="2026-10-08T20:38:21Z">
+      <w:ins w:id="20010" w:author="Claude" w:date="2026-10-08T22:05:50Z">
         <w:r>
           <w:rPr>
             <w:b/>
@@ -20544,7 +22341,7 @@
           <w:t>11</w:t>
         </w:r>
       </w:ins>
-      <w:ins w:id="20011" w:author="Claude" w:date="2026-10-08T20:38:21Z">
+      <w:ins w:id="20011" w:author="Claude" w:date="2026-10-08T22:05:50Z">
         <w:r>
           <w:rPr>
             <w:b/>
@@ -20556,7 +22353,7 @@
           <w:fldChar w:fldCharType="end"/>
         </w:r>
       </w:ins>
-      <w:ins w:id="20012" w:author="Claude" w:date="2026-10-08T20:38:21Z">
+      <w:ins w:id="20012" w:author="Claude" w:date="2026-10-08T22:05:50Z">
         <w:r>
           <w:rPr>
             <w:b/>
@@ -20567,7 +22364,7 @@
           <w:t xml:space="preserve">.</w:t>
         </w:r>
       </w:ins>
-      <w:ins w:id="20013" w:author="Claude" w:date="2026-10-08T20:38:21Z">
+      <w:ins w:id="20013" w:author="Claude" w:date="2026-10-08T22:05:50Z">
         <w:r>
           <w:rPr>
             <w:b w:val="0"/>
@@ -20577,7 +22374,7 @@
           <w:t xml:space="preserve"> </w:t>
         </w:r>
       </w:ins>
-      <w:ins w:id="20014" w:author="Claude" w:date="2026-10-08T20:38:21Z">
+      <w:ins w:id="20014" w:author="Claude" w:date="2026-10-08T22:05:50Z">
         <w:r>
           <w:rPr>
             <w:b w:val="0"/>
@@ -20616,7 +22413,7 @@
         <w:trPr>
           <w:cantSplit/>
           <w:tblHeader/>
-          <w:ins w:id="20065" w:author="Claude" w:date="2026-10-08T20:38:21Z"/>
+          <w:ins w:id="20183" w:author="Claude" w:date="2026-10-08T22:05:50Z"/>
         </w:trPr>
         <w:tc>
           <w:tcPr>
@@ -20633,7 +22430,7 @@
               <w:ind w:firstLine="0"/>
               <w:jc w:val="left"/>
               <w:rPr>
-                <w:ins w:id="20067" w:author="Claude" w:date="2026-10-08T20:38:21Z"/>
+                <w:ins w:id="20185" w:author="Claude" w:date="2026-10-08T22:05:50Z"/>
                 <w:rFonts w:cs="Times New Roman"/>
                 <w:b/>
                 <w:bCs/>
@@ -20643,7 +22440,7 @@
                 <w:lang w:eastAsia="en-US"/>
               </w:rPr>
             </w:pPr>
-            <w:ins w:id="20066" w:author="Claude" w:date="2026-10-08T20:38:21Z">
+            <w:ins w:id="20184" w:author="Claude" w:date="2026-10-08T22:05:50Z">
               <w:r>
                 <w:rPr>
                   <w:rFonts w:cs="Times New Roman"/>
@@ -20674,7 +22471,7 @@
               <w:ind w:firstLine="0"/>
               <w:jc w:val="center"/>
               <w:rPr>
-                <w:ins w:id="20069" w:author="Claude" w:date="2026-10-08T20:38:21Z"/>
+                <w:ins w:id="20187" w:author="Claude" w:date="2026-10-08T22:05:50Z"/>
                 <w:rFonts w:cs="Times New Roman"/>
                 <w:b/>
                 <w:bCs/>
@@ -20684,7 +22481,7 @@
                 <w:lang w:eastAsia="en-US"/>
               </w:rPr>
             </w:pPr>
-            <w:ins w:id="20068" w:author="Claude" w:date="2026-10-08T20:38:21Z">
+            <w:ins w:id="20186" w:author="Claude" w:date="2026-10-08T22:05:50Z">
               <w:r>
                 <w:rPr>
                   <w:rFonts w:cs="Times New Roman"/>
@@ -20715,7 +22512,7 @@
               <w:ind w:firstLine="0"/>
               <w:jc w:val="center"/>
               <w:rPr>
-                <w:ins w:id="20071" w:author="Claude" w:date="2026-10-08T20:38:21Z"/>
+                <w:ins w:id="20189" w:author="Claude" w:date="2026-10-08T22:05:50Z"/>
                 <w:rFonts w:cs="Times New Roman"/>
                 <w:b/>
                 <w:bCs/>
@@ -20725,7 +22522,7 @@
                 <w:lang w:eastAsia="en-US"/>
               </w:rPr>
             </w:pPr>
-            <w:ins w:id="20070" w:author="Claude" w:date="2026-10-08T20:38:21Z">
+            <w:ins w:id="20188" w:author="Claude" w:date="2026-10-08T22:05:50Z">
               <w:r>
                 <w:rPr>
                   <w:rFonts w:cs="Times New Roman"/>
@@ -20756,7 +22553,7 @@
               <w:ind w:firstLine="0"/>
               <w:jc w:val="center"/>
               <w:rPr>
-                <w:ins w:id="20073" w:author="Claude" w:date="2026-10-08T20:38:21Z"/>
+                <w:ins w:id="20191" w:author="Claude" w:date="2026-10-08T22:05:50Z"/>
                 <w:rFonts w:cs="Times New Roman"/>
                 <w:b/>
                 <w:bCs/>
@@ -20766,7 +22563,7 @@
                 <w:lang w:eastAsia="en-US"/>
               </w:rPr>
             </w:pPr>
-            <w:ins w:id="20072" w:author="Claude" w:date="2026-10-08T20:38:21Z">
+            <w:ins w:id="20190" w:author="Claude" w:date="2026-10-08T22:05:50Z">
               <w:r>
                 <w:rPr>
                   <w:rFonts w:cs="Times New Roman"/>
@@ -20797,7 +22594,7 @@
               <w:ind w:firstLine="0"/>
               <w:jc w:val="center"/>
               <w:rPr>
-                <w:ins w:id="20075" w:author="Claude" w:date="2026-10-08T20:38:21Z"/>
+                <w:ins w:id="20193" w:author="Claude" w:date="2026-10-08T22:05:50Z"/>
                 <w:rFonts w:cs="Times New Roman"/>
                 <w:b/>
                 <w:bCs/>
@@ -20807,7 +22604,7 @@
                 <w:lang w:eastAsia="en-US"/>
               </w:rPr>
             </w:pPr>
-            <w:ins w:id="20074" w:author="Claude" w:date="2026-10-08T20:38:21Z">
+            <w:ins w:id="20192" w:author="Claude" w:date="2026-10-08T22:05:50Z">
               <w:r>
                 <w:rPr>
                   <w:rFonts w:cs="Times New Roman"/>
@@ -20827,7 +22624,7 @@
       <w:tr>
         <w:trPr>
           <w:cantSplit/>
-          <w:ins w:id="20076" w:author="Claude" w:date="2026-10-08T20:38:21Z"/>
+          <w:ins w:id="20194" w:author="Claude" w:date="2026-10-08T22:05:50Z"/>
         </w:trPr>
         <w:tc>
           <w:tcPr>
@@ -20841,15 +22638,15 @@
               <w:ind w:firstLine="0"/>
               <w:jc w:val="left"/>
               <w:rPr>
-                <w:ins w:id="20078" w:author="Claude" w:date="2026-10-08T20:38:21Z"/>
-                <w:rFonts w:cs="Times New Roman"/>
-                <w:color w:val="000000"/>
-                <w:sz w:val="20"/>
-                <w:szCs w:val="20"/>
-                <w:lang w:eastAsia="en-US"/>
-              </w:rPr>
-            </w:pPr>
-            <w:ins w:id="20077" w:author="Claude" w:date="2026-10-08T20:38:21Z">
+                <w:ins w:id="20196" w:author="Claude" w:date="2026-10-08T22:05:50Z"/>
+                <w:rFonts w:cs="Times New Roman"/>
+                <w:color w:val="000000"/>
+                <w:sz w:val="20"/>
+                <w:szCs w:val="20"/>
+                <w:lang w:eastAsia="en-US"/>
+              </w:rPr>
+            </w:pPr>
+            <w:ins w:id="20195" w:author="Claude" w:date="2026-10-08T22:05:50Z">
               <w:r>
                 <w:rPr>
                   <w:rFonts w:cs="Times New Roman"/>
@@ -20875,15 +22672,15 @@
               <w:ind w:firstLine="0"/>
               <w:jc w:val="center"/>
               <w:rPr>
-                <w:ins w:id="20080" w:author="Claude" w:date="2026-10-08T20:38:21Z"/>
-                <w:rFonts w:cs="Times New Roman"/>
-                <w:color w:val="000000"/>
-                <w:sz w:val="20"/>
-                <w:szCs w:val="20"/>
-                <w:lang w:eastAsia="en-US"/>
-              </w:rPr>
-            </w:pPr>
-            <w:ins w:id="20079" w:author="Claude" w:date="2026-10-08T20:38:21Z">
+                <w:ins w:id="20198" w:author="Claude" w:date="2026-10-08T22:05:50Z"/>
+                <w:rFonts w:cs="Times New Roman"/>
+                <w:color w:val="000000"/>
+                <w:sz w:val="20"/>
+                <w:szCs w:val="20"/>
+                <w:lang w:eastAsia="en-US"/>
+              </w:rPr>
+            </w:pPr>
+            <w:ins w:id="20197" w:author="Claude" w:date="2026-10-08T22:05:50Z">
               <w:r>
                 <w:rPr>
                   <w:rFonts w:cs="Times New Roman"/>
@@ -20909,15 +22706,15 @@
               <w:ind w:firstLine="0"/>
               <w:jc w:val="center"/>
               <w:rPr>
-                <w:ins w:id="20082" w:author="Claude" w:date="2026-10-08T20:38:21Z"/>
-                <w:rFonts w:cs="Times New Roman"/>
-                <w:color w:val="000000"/>
-                <w:sz w:val="20"/>
-                <w:szCs w:val="20"/>
-                <w:lang w:eastAsia="en-US"/>
-              </w:rPr>
-            </w:pPr>
-            <w:ins w:id="20081" w:author="Claude" w:date="2026-10-08T20:38:21Z">
+                <w:ins w:id="20200" w:author="Claude" w:date="2026-10-08T22:05:50Z"/>
+                <w:rFonts w:cs="Times New Roman"/>
+                <w:color w:val="000000"/>
+                <w:sz w:val="20"/>
+                <w:szCs w:val="20"/>
+                <w:lang w:eastAsia="en-US"/>
+              </w:rPr>
+            </w:pPr>
+            <w:ins w:id="20199" w:author="Claude" w:date="2026-10-08T22:05:50Z">
               <w:r>
                 <w:rPr>
                   <w:rFonts w:cs="Times New Roman"/>
@@ -20943,15 +22740,15 @@
               <w:ind w:firstLine="0"/>
               <w:jc w:val="center"/>
               <w:rPr>
-                <w:ins w:id="20084" w:author="Claude" w:date="2026-10-08T20:38:21Z"/>
-                <w:rFonts w:cs="Times New Roman"/>
-                <w:color w:val="000000"/>
-                <w:sz w:val="20"/>
-                <w:szCs w:val="20"/>
-                <w:lang w:eastAsia="en-US"/>
-              </w:rPr>
-            </w:pPr>
-            <w:ins w:id="20083" w:author="Claude" w:date="2026-10-08T20:38:21Z">
+                <w:ins w:id="20202" w:author="Claude" w:date="2026-10-08T22:05:50Z"/>
+                <w:rFonts w:cs="Times New Roman"/>
+                <w:color w:val="000000"/>
+                <w:sz w:val="20"/>
+                <w:szCs w:val="20"/>
+                <w:lang w:eastAsia="en-US"/>
+              </w:rPr>
+            </w:pPr>
+            <w:ins w:id="20201" w:author="Claude" w:date="2026-10-08T22:05:50Z">
               <w:r>
                 <w:rPr>
                   <w:rFonts w:cs="Times New Roman"/>
@@ -20977,15 +22774,15 @@
               <w:ind w:firstLine="0"/>
               <w:jc w:val="center"/>
               <w:rPr>
-                <w:ins w:id="20086" w:author="Claude" w:date="2026-10-08T20:38:21Z"/>
-                <w:rFonts w:cs="Times New Roman"/>
-                <w:color w:val="000000"/>
-                <w:sz w:val="20"/>
-                <w:szCs w:val="20"/>
-                <w:lang w:eastAsia="en-US"/>
-              </w:rPr>
-            </w:pPr>
-            <w:ins w:id="20085" w:author="Claude" w:date="2026-10-08T20:38:21Z">
+                <w:ins w:id="20204" w:author="Claude" w:date="2026-10-08T22:05:50Z"/>
+                <w:rFonts w:cs="Times New Roman"/>
+                <w:color w:val="000000"/>
+                <w:sz w:val="20"/>
+                <w:szCs w:val="20"/>
+                <w:lang w:eastAsia="en-US"/>
+              </w:rPr>
+            </w:pPr>
+            <w:ins w:id="20203" w:author="Claude" w:date="2026-10-08T22:05:50Z">
               <w:r>
                 <w:rPr>
                   <w:rFonts w:cs="Times New Roman"/>
@@ -21003,7 +22800,7 @@
       <w:tr>
         <w:trPr>
           <w:cantSplit/>
-          <w:ins w:id="20087" w:author="Claude" w:date="2026-10-08T20:38:21Z"/>
+          <w:ins w:id="20205" w:author="Claude" w:date="2026-10-08T22:05:50Z"/>
         </w:trPr>
         <w:tc>
           <w:tcPr>
@@ -21017,15 +22814,15 @@
               <w:ind w:firstLine="0"/>
               <w:jc w:val="left"/>
               <w:rPr>
-                <w:ins w:id="20089" w:author="Claude" w:date="2026-10-08T20:38:21Z"/>
-                <w:rFonts w:cs="Times New Roman"/>
-                <w:color w:val="000000"/>
-                <w:sz w:val="20"/>
-                <w:szCs w:val="20"/>
-                <w:lang w:eastAsia="en-US"/>
-              </w:rPr>
-            </w:pPr>
-            <w:ins w:id="20088" w:author="Claude" w:date="2026-10-08T20:38:21Z">
+                <w:ins w:id="20207" w:author="Claude" w:date="2026-10-08T22:05:50Z"/>
+                <w:rFonts w:cs="Times New Roman"/>
+                <w:color w:val="000000"/>
+                <w:sz w:val="20"/>
+                <w:szCs w:val="20"/>
+                <w:lang w:eastAsia="en-US"/>
+              </w:rPr>
+            </w:pPr>
+            <w:ins w:id="20206" w:author="Claude" w:date="2026-10-08T22:05:50Z">
               <w:r>
                 <w:rPr>
                   <w:rFonts w:cs="Times New Roman"/>
@@ -21051,15 +22848,15 @@
               <w:ind w:firstLine="0"/>
               <w:jc w:val="center"/>
               <w:rPr>
-                <w:ins w:id="20091" w:author="Claude" w:date="2026-10-08T20:38:21Z"/>
-                <w:rFonts w:cs="Times New Roman"/>
-                <w:color w:val="000000"/>
-                <w:sz w:val="20"/>
-                <w:szCs w:val="20"/>
-                <w:lang w:eastAsia="en-US"/>
-              </w:rPr>
-            </w:pPr>
-            <w:ins w:id="20090" w:author="Claude" w:date="2026-10-08T20:38:21Z">
+                <w:ins w:id="20209" w:author="Claude" w:date="2026-10-08T22:05:50Z"/>
+                <w:rFonts w:cs="Times New Roman"/>
+                <w:color w:val="000000"/>
+                <w:sz w:val="20"/>
+                <w:szCs w:val="20"/>
+                <w:lang w:eastAsia="en-US"/>
+              </w:rPr>
+            </w:pPr>
+            <w:ins w:id="20208" w:author="Claude" w:date="2026-10-08T22:05:50Z">
               <w:r>
                 <w:rPr>
                   <w:rFonts w:cs="Times New Roman"/>
@@ -21085,15 +22882,15 @@
               <w:ind w:firstLine="0"/>
               <w:jc w:val="center"/>
               <w:rPr>
-                <w:ins w:id="20093" w:author="Claude" w:date="2026-10-08T20:38:21Z"/>
-                <w:rFonts w:cs="Times New Roman"/>
-                <w:color w:val="000000"/>
-                <w:sz w:val="20"/>
-                <w:szCs w:val="20"/>
-                <w:lang w:eastAsia="en-US"/>
-              </w:rPr>
-            </w:pPr>
-            <w:ins w:id="20092" w:author="Claude" w:date="2026-10-08T20:38:21Z">
+                <w:ins w:id="20211" w:author="Claude" w:date="2026-10-08T22:05:50Z"/>
+                <w:rFonts w:cs="Times New Roman"/>
+                <w:color w:val="000000"/>
+                <w:sz w:val="20"/>
+                <w:szCs w:val="20"/>
+                <w:lang w:eastAsia="en-US"/>
+              </w:rPr>
+            </w:pPr>
+            <w:ins w:id="20210" w:author="Claude" w:date="2026-10-08T22:05:50Z">
               <w:r>
                 <w:rPr>
                   <w:rFonts w:cs="Times New Roman"/>
@@ -21119,15 +22916,15 @@
               <w:ind w:firstLine="0"/>
               <w:jc w:val="center"/>
               <w:rPr>
-                <w:ins w:id="20095" w:author="Claude" w:date="2026-10-08T20:38:21Z"/>
-                <w:rFonts w:cs="Times New Roman"/>
-                <w:color w:val="000000"/>
-                <w:sz w:val="20"/>
-                <w:szCs w:val="20"/>
-                <w:lang w:eastAsia="en-US"/>
-              </w:rPr>
-            </w:pPr>
-            <w:ins w:id="20094" w:author="Claude" w:date="2026-10-08T20:38:21Z">
+                <w:ins w:id="20213" w:author="Claude" w:date="2026-10-08T22:05:50Z"/>
+                <w:rFonts w:cs="Times New Roman"/>
+                <w:color w:val="000000"/>
+                <w:sz w:val="20"/>
+                <w:szCs w:val="20"/>
+                <w:lang w:eastAsia="en-US"/>
+              </w:rPr>
+            </w:pPr>
+            <w:ins w:id="20212" w:author="Claude" w:date="2026-10-08T22:05:50Z">
               <w:r>
                 <w:rPr>
                   <w:rFonts w:cs="Times New Roman"/>
@@ -21153,15 +22950,15 @@
               <w:ind w:firstLine="0"/>
               <w:jc w:val="center"/>
               <w:rPr>
-                <w:ins w:id="20097" w:author="Claude" w:date="2026-10-08T20:38:21Z"/>
-                <w:rFonts w:cs="Times New Roman"/>
-                <w:color w:val="000000"/>
-                <w:sz w:val="20"/>
-                <w:szCs w:val="20"/>
-                <w:lang w:eastAsia="en-US"/>
-              </w:rPr>
-            </w:pPr>
-            <w:ins w:id="20096" w:author="Claude" w:date="2026-10-08T20:38:21Z">
+                <w:ins w:id="20215" w:author="Claude" w:date="2026-10-08T22:05:50Z"/>
+                <w:rFonts w:cs="Times New Roman"/>
+                <w:color w:val="000000"/>
+                <w:sz w:val="20"/>
+                <w:szCs w:val="20"/>
+                <w:lang w:eastAsia="en-US"/>
+              </w:rPr>
+            </w:pPr>
+            <w:ins w:id="20214" w:author="Claude" w:date="2026-10-08T22:05:50Z">
               <w:r>
                 <w:rPr>
                   <w:rFonts w:cs="Times New Roman"/>
@@ -21179,7 +22976,7 @@
       <w:tr>
         <w:trPr>
           <w:cantSplit/>
-          <w:ins w:id="20098" w:author="Claude" w:date="2026-10-08T20:38:21Z"/>
+          <w:ins w:id="20216" w:author="Claude" w:date="2026-10-08T22:05:50Z"/>
         </w:trPr>
         <w:tc>
           <w:tcPr>
@@ -21193,15 +22990,15 @@
               <w:ind w:firstLine="0"/>
               <w:jc w:val="left"/>
               <w:rPr>
-                <w:ins w:id="20100" w:author="Claude" w:date="2026-10-08T20:38:21Z"/>
-                <w:rFonts w:cs="Times New Roman"/>
-                <w:color w:val="000000"/>
-                <w:sz w:val="20"/>
-                <w:szCs w:val="20"/>
-                <w:lang w:eastAsia="en-US"/>
-              </w:rPr>
-            </w:pPr>
-            <w:ins w:id="20099" w:author="Claude" w:date="2026-10-08T20:38:21Z">
+                <w:ins w:id="20218" w:author="Claude" w:date="2026-10-08T22:05:50Z"/>
+                <w:rFonts w:cs="Times New Roman"/>
+                <w:color w:val="000000"/>
+                <w:sz w:val="20"/>
+                <w:szCs w:val="20"/>
+                <w:lang w:eastAsia="en-US"/>
+              </w:rPr>
+            </w:pPr>
+            <w:ins w:id="20217" w:author="Claude" w:date="2026-10-08T22:05:50Z">
               <w:r>
                 <w:rPr>
                   <w:rFonts w:cs="Times New Roman"/>
@@ -21227,15 +23024,15 @@
               <w:ind w:firstLine="0"/>
               <w:jc w:val="center"/>
               <w:rPr>
-                <w:ins w:id="20102" w:author="Claude" w:date="2026-10-08T20:38:21Z"/>
-                <w:rFonts w:cs="Times New Roman"/>
-                <w:color w:val="000000"/>
-                <w:sz w:val="20"/>
-                <w:szCs w:val="20"/>
-                <w:lang w:eastAsia="en-US"/>
-              </w:rPr>
-            </w:pPr>
-            <w:ins w:id="20101" w:author="Claude" w:date="2026-10-08T20:38:21Z">
+                <w:ins w:id="20220" w:author="Claude" w:date="2026-10-08T22:05:50Z"/>
+                <w:rFonts w:cs="Times New Roman"/>
+                <w:color w:val="000000"/>
+                <w:sz w:val="20"/>
+                <w:szCs w:val="20"/>
+                <w:lang w:eastAsia="en-US"/>
+              </w:rPr>
+            </w:pPr>
+            <w:ins w:id="20219" w:author="Claude" w:date="2026-10-08T22:05:50Z">
               <w:r>
                 <w:rPr>
                   <w:rFonts w:cs="Times New Roman"/>
@@ -21261,15 +23058,15 @@
               <w:ind w:firstLine="0"/>
               <w:jc w:val="center"/>
               <w:rPr>
-                <w:ins w:id="20104" w:author="Claude" w:date="2026-10-08T20:38:21Z"/>
-                <w:rFonts w:cs="Times New Roman"/>
-                <w:color w:val="000000"/>
-                <w:sz w:val="20"/>
-                <w:szCs w:val="20"/>
-                <w:lang w:eastAsia="en-US"/>
-              </w:rPr>
-            </w:pPr>
-            <w:ins w:id="20103" w:author="Claude" w:date="2026-10-08T20:38:21Z">
+                <w:ins w:id="20222" w:author="Claude" w:date="2026-10-08T22:05:50Z"/>
+                <w:rFonts w:cs="Times New Roman"/>
+                <w:color w:val="000000"/>
+                <w:sz w:val="20"/>
+                <w:szCs w:val="20"/>
+                <w:lang w:eastAsia="en-US"/>
+              </w:rPr>
+            </w:pPr>
+            <w:ins w:id="20221" w:author="Claude" w:date="2026-10-08T22:05:50Z">
               <w:r>
                 <w:rPr>
                   <w:rFonts w:cs="Times New Roman"/>
@@ -21295,15 +23092,15 @@
               <w:ind w:firstLine="0"/>
               <w:jc w:val="center"/>
               <w:rPr>
-                <w:ins w:id="20106" w:author="Claude" w:date="2026-10-08T20:38:21Z"/>
-                <w:rFonts w:cs="Times New Roman"/>
-                <w:color w:val="000000"/>
-                <w:sz w:val="20"/>
-                <w:szCs w:val="20"/>
-                <w:lang w:eastAsia="en-US"/>
-              </w:rPr>
-            </w:pPr>
-            <w:ins w:id="20105" w:author="Claude" w:date="2026-10-08T20:38:21Z">
+                <w:ins w:id="20224" w:author="Claude" w:date="2026-10-08T22:05:50Z"/>
+                <w:rFonts w:cs="Times New Roman"/>
+                <w:color w:val="000000"/>
+                <w:sz w:val="20"/>
+                <w:szCs w:val="20"/>
+                <w:lang w:eastAsia="en-US"/>
+              </w:rPr>
+            </w:pPr>
+            <w:ins w:id="20223" w:author="Claude" w:date="2026-10-08T22:05:50Z">
               <w:r>
                 <w:rPr>
                   <w:rFonts w:cs="Times New Roman"/>
@@ -21329,15 +23126,15 @@
               <w:ind w:firstLine="0"/>
               <w:jc w:val="center"/>
               <w:rPr>
-                <w:ins w:id="20108" w:author="Claude" w:date="2026-10-08T20:38:21Z"/>
-                <w:rFonts w:cs="Times New Roman"/>
-                <w:color w:val="000000"/>
-                <w:sz w:val="20"/>
-                <w:szCs w:val="20"/>
-                <w:lang w:eastAsia="en-US"/>
-              </w:rPr>
-            </w:pPr>
-            <w:ins w:id="20107" w:author="Claude" w:date="2026-10-08T20:38:21Z">
+                <w:ins w:id="20226" w:author="Claude" w:date="2026-10-08T22:05:50Z"/>
+                <w:rFonts w:cs="Times New Roman"/>
+                <w:color w:val="000000"/>
+                <w:sz w:val="20"/>
+                <w:szCs w:val="20"/>
+                <w:lang w:eastAsia="en-US"/>
+              </w:rPr>
+            </w:pPr>
+            <w:ins w:id="20225" w:author="Claude" w:date="2026-10-08T22:05:50Z">
               <w:r>
                 <w:rPr>
                   <w:rFonts w:cs="Times New Roman"/>
@@ -21355,7 +23152,7 @@
       <w:tr>
         <w:trPr>
           <w:cantSplit/>
-          <w:ins w:id="20109" w:author="Claude" w:date="2026-10-08T20:38:21Z"/>
+          <w:ins w:id="20227" w:author="Claude" w:date="2026-10-08T22:05:50Z"/>
         </w:trPr>
         <w:tc>
           <w:tcPr>
@@ -21369,15 +23166,15 @@
               <w:ind w:firstLine="0"/>
               <w:jc w:val="left"/>
               <w:rPr>
-                <w:ins w:id="20111" w:author="Claude" w:date="2026-10-08T20:38:21Z"/>
-                <w:rFonts w:cs="Times New Roman"/>
-                <w:color w:val="000000"/>
-                <w:sz w:val="20"/>
-                <w:szCs w:val="20"/>
-                <w:lang w:eastAsia="en-US"/>
-              </w:rPr>
-            </w:pPr>
-            <w:ins w:id="20110" w:author="Claude" w:date="2026-10-08T20:38:21Z">
+                <w:ins w:id="20229" w:author="Claude" w:date="2026-10-08T22:05:50Z"/>
+                <w:rFonts w:cs="Times New Roman"/>
+                <w:color w:val="000000"/>
+                <w:sz w:val="20"/>
+                <w:szCs w:val="20"/>
+                <w:lang w:eastAsia="en-US"/>
+              </w:rPr>
+            </w:pPr>
+            <w:ins w:id="20228" w:author="Claude" w:date="2026-10-08T22:05:50Z">
               <w:r>
                 <w:rPr>
                   <w:rFonts w:cs="Times New Roman"/>
@@ -21403,15 +23200,15 @@
               <w:ind w:firstLine="0"/>
               <w:jc w:val="center"/>
               <w:rPr>
-                <w:ins w:id="20113" w:author="Claude" w:date="2026-10-08T20:38:21Z"/>
-                <w:rFonts w:cs="Times New Roman"/>
-                <w:color w:val="000000"/>
-                <w:sz w:val="20"/>
-                <w:szCs w:val="20"/>
-                <w:lang w:eastAsia="en-US"/>
-              </w:rPr>
-            </w:pPr>
-            <w:ins w:id="20112" w:author="Claude" w:date="2026-10-08T20:38:21Z">
+                <w:ins w:id="20231" w:author="Claude" w:date="2026-10-08T22:05:50Z"/>
+                <w:rFonts w:cs="Times New Roman"/>
+                <w:color w:val="000000"/>
+                <w:sz w:val="20"/>
+                <w:szCs w:val="20"/>
+                <w:lang w:eastAsia="en-US"/>
+              </w:rPr>
+            </w:pPr>
+            <w:ins w:id="20230" w:author="Claude" w:date="2026-10-08T22:05:50Z">
               <w:r>
                 <w:rPr>
                   <w:rFonts w:cs="Times New Roman"/>
@@ -21437,15 +23234,15 @@
               <w:ind w:firstLine="0"/>
               <w:jc w:val="center"/>
               <w:rPr>
-                <w:ins w:id="20115" w:author="Claude" w:date="2026-10-08T20:38:21Z"/>
-                <w:rFonts w:cs="Times New Roman"/>
-                <w:color w:val="000000"/>
-                <w:sz w:val="20"/>
-                <w:szCs w:val="20"/>
-                <w:lang w:eastAsia="en-US"/>
-              </w:rPr>
-            </w:pPr>
-            <w:ins w:id="20114" w:author="Claude" w:date="2026-10-08T20:38:21Z">
+                <w:ins w:id="20233" w:author="Claude" w:date="2026-10-08T22:05:50Z"/>
+                <w:rFonts w:cs="Times New Roman"/>
+                <w:color w:val="000000"/>
+                <w:sz w:val="20"/>
+                <w:szCs w:val="20"/>
+                <w:lang w:eastAsia="en-US"/>
+              </w:rPr>
+            </w:pPr>
+            <w:ins w:id="20232" w:author="Claude" w:date="2026-10-08T22:05:50Z">
               <w:r>
                 <w:rPr>
                   <w:rFonts w:cs="Times New Roman"/>
@@ -21471,15 +23268,15 @@
               <w:ind w:firstLine="0"/>
               <w:jc w:val="center"/>
               <w:rPr>
-                <w:ins w:id="20117" w:author="Claude" w:date="2026-10-08T20:38:21Z"/>
-                <w:rFonts w:cs="Times New Roman"/>
-                <w:color w:val="000000"/>
-                <w:sz w:val="20"/>
-                <w:szCs w:val="20"/>
-                <w:lang w:eastAsia="en-US"/>
-              </w:rPr>
-            </w:pPr>
-            <w:ins w:id="20116" w:author="Claude" w:date="2026-10-08T20:38:21Z">
+                <w:ins w:id="20235" w:author="Claude" w:date="2026-10-08T22:05:50Z"/>
+                <w:rFonts w:cs="Times New Roman"/>
+                <w:color w:val="000000"/>
+                <w:sz w:val="20"/>
+                <w:szCs w:val="20"/>
+                <w:lang w:eastAsia="en-US"/>
+              </w:rPr>
+            </w:pPr>
+            <w:ins w:id="20234" w:author="Claude" w:date="2026-10-08T22:05:50Z">
               <w:r>
                 <w:rPr>
                   <w:rFonts w:cs="Times New Roman"/>
@@ -21505,15 +23302,15 @@
               <w:ind w:firstLine="0"/>
               <w:jc w:val="center"/>
               <w:rPr>
-                <w:ins w:id="20119" w:author="Claude" w:date="2026-10-08T20:38:21Z"/>
-                <w:rFonts w:cs="Times New Roman"/>
-                <w:color w:val="000000"/>
-                <w:sz w:val="20"/>
-                <w:szCs w:val="20"/>
-                <w:lang w:eastAsia="en-US"/>
-              </w:rPr>
-            </w:pPr>
-            <w:ins w:id="20118" w:author="Claude" w:date="2026-10-08T20:38:21Z">
+                <w:ins w:id="20237" w:author="Claude" w:date="2026-10-08T22:05:50Z"/>
+                <w:rFonts w:cs="Times New Roman"/>
+                <w:color w:val="000000"/>
+                <w:sz w:val="20"/>
+                <w:szCs w:val="20"/>
+                <w:lang w:eastAsia="en-US"/>
+              </w:rPr>
+            </w:pPr>
+            <w:ins w:id="20236" w:author="Claude" w:date="2026-10-08T22:05:50Z">
               <w:r>
                 <w:rPr>
                   <w:rFonts w:cs="Times New Roman"/>
@@ -21531,7 +23328,7 @@
       <w:tr>
         <w:trPr>
           <w:cantSplit/>
-          <w:ins w:id="20120" w:author="Claude" w:date="2026-10-08T20:38:21Z"/>
+          <w:ins w:id="20238" w:author="Claude" w:date="2026-10-08T22:05:50Z"/>
         </w:trPr>
         <w:tc>
           <w:tcPr>
@@ -21545,15 +23342,15 @@
               <w:ind w:firstLine="0"/>
               <w:jc w:val="left"/>
               <w:rPr>
-                <w:ins w:id="20122" w:author="Claude" w:date="2026-10-08T20:38:21Z"/>
-                <w:rFonts w:cs="Times New Roman"/>
-                <w:color w:val="000000"/>
-                <w:sz w:val="20"/>
-                <w:szCs w:val="20"/>
-                <w:lang w:eastAsia="en-US"/>
-              </w:rPr>
-            </w:pPr>
-            <w:ins w:id="20121" w:author="Claude" w:date="2026-10-08T20:38:21Z">
+                <w:ins w:id="20240" w:author="Claude" w:date="2026-10-08T22:05:50Z"/>
+                <w:rFonts w:cs="Times New Roman"/>
+                <w:color w:val="000000"/>
+                <w:sz w:val="20"/>
+                <w:szCs w:val="20"/>
+                <w:lang w:eastAsia="en-US"/>
+              </w:rPr>
+            </w:pPr>
+            <w:ins w:id="20239" w:author="Claude" w:date="2026-10-08T22:05:50Z">
               <w:r>
                 <w:rPr>
                   <w:rFonts w:cs="Times New Roman"/>
@@ -21579,15 +23376,15 @@
               <w:ind w:firstLine="0"/>
               <w:jc w:val="center"/>
               <w:rPr>
-                <w:ins w:id="20124" w:author="Claude" w:date="2026-10-08T20:38:21Z"/>
-                <w:rFonts w:cs="Times New Roman"/>
-                <w:color w:val="000000"/>
-                <w:sz w:val="20"/>
-                <w:szCs w:val="20"/>
-                <w:lang w:eastAsia="en-US"/>
-              </w:rPr>
-            </w:pPr>
-            <w:ins w:id="20123" w:author="Claude" w:date="2026-10-08T20:38:21Z">
+                <w:ins w:id="20242" w:author="Claude" w:date="2026-10-08T22:05:50Z"/>
+                <w:rFonts w:cs="Times New Roman"/>
+                <w:color w:val="000000"/>
+                <w:sz w:val="20"/>
+                <w:szCs w:val="20"/>
+                <w:lang w:eastAsia="en-US"/>
+              </w:rPr>
+            </w:pPr>
+            <w:ins w:id="20241" w:author="Claude" w:date="2026-10-08T22:05:50Z">
               <w:r>
                 <w:rPr>
                   <w:rFonts w:cs="Times New Roman"/>
@@ -21613,15 +23410,15 @@
               <w:ind w:firstLine="0"/>
               <w:jc w:val="center"/>
               <w:rPr>
-                <w:ins w:id="20126" w:author="Claude" w:date="2026-10-08T20:38:21Z"/>
-                <w:rFonts w:cs="Times New Roman"/>
-                <w:color w:val="000000"/>
-                <w:sz w:val="20"/>
-                <w:szCs w:val="20"/>
-                <w:lang w:eastAsia="en-US"/>
-              </w:rPr>
-            </w:pPr>
-            <w:ins w:id="20125" w:author="Claude" w:date="2026-10-08T20:38:21Z">
+                <w:ins w:id="20244" w:author="Claude" w:date="2026-10-08T22:05:50Z"/>
+                <w:rFonts w:cs="Times New Roman"/>
+                <w:color w:val="000000"/>
+                <w:sz w:val="20"/>
+                <w:szCs w:val="20"/>
+                <w:lang w:eastAsia="en-US"/>
+              </w:rPr>
+            </w:pPr>
+            <w:ins w:id="20243" w:author="Claude" w:date="2026-10-08T22:05:50Z">
               <w:r>
                 <w:rPr>
                   <w:rFonts w:cs="Times New Roman"/>
@@ -21647,15 +23444,15 @@
               <w:ind w:firstLine="0"/>
               <w:jc w:val="center"/>
               <w:rPr>
-                <w:ins w:id="20128" w:author="Claude" w:date="2026-10-08T20:38:21Z"/>
-                <w:rFonts w:cs="Times New Roman"/>
-                <w:color w:val="000000"/>
-                <w:sz w:val="20"/>
-                <w:szCs w:val="20"/>
-                <w:lang w:eastAsia="en-US"/>
-              </w:rPr>
-            </w:pPr>
-            <w:ins w:id="20127" w:author="Claude" w:date="2026-10-08T20:38:21Z">
+                <w:ins w:id="20246" w:author="Claude" w:date="2026-10-08T22:05:50Z"/>
+                <w:rFonts w:cs="Times New Roman"/>
+                <w:color w:val="000000"/>
+                <w:sz w:val="20"/>
+                <w:szCs w:val="20"/>
+                <w:lang w:eastAsia="en-US"/>
+              </w:rPr>
+            </w:pPr>
+            <w:ins w:id="20245" w:author="Claude" w:date="2026-10-08T22:05:50Z">
               <w:r>
                 <w:rPr>
                   <w:rFonts w:cs="Times New Roman"/>
@@ -21681,15 +23478,15 @@
               <w:ind w:firstLine="0"/>
               <w:jc w:val="center"/>
               <w:rPr>
-                <w:ins w:id="20130" w:author="Claude" w:date="2026-10-08T20:38:21Z"/>
-                <w:rFonts w:cs="Times New Roman"/>
-                <w:color w:val="000000"/>
-                <w:sz w:val="20"/>
-                <w:szCs w:val="20"/>
-                <w:lang w:eastAsia="en-US"/>
-              </w:rPr>
-            </w:pPr>
-            <w:ins w:id="20129" w:author="Claude" w:date="2026-10-08T20:38:21Z">
+                <w:ins w:id="20248" w:author="Claude" w:date="2026-10-08T22:05:50Z"/>
+                <w:rFonts w:cs="Times New Roman"/>
+                <w:color w:val="000000"/>
+                <w:sz w:val="20"/>
+                <w:szCs w:val="20"/>
+                <w:lang w:eastAsia="en-US"/>
+              </w:rPr>
+            </w:pPr>
+            <w:ins w:id="20247" w:author="Claude" w:date="2026-10-08T22:05:50Z">
               <w:r>
                 <w:rPr>
                   <w:rFonts w:cs="Times New Roman"/>
@@ -21723,12 +23520,12 @@
       <w:r>
         <w:t xml:space="preserve">Figure S8 shows the spatial evolution of oxygen and film saturation in the stent. Table </w:t>
       </w:r>
-      <w:del w:id="9021" w:author="Claude" w:date="2026-10-08T20:38:21Z">
+      <w:del w:id="9065" w:author="Claude" w:date="2026-10-08T22:05:50Z">
         <w:r>
           <w:delText xml:space="preserve">S11</w:delText>
         </w:r>
       </w:del>
-      <w:ins w:id="9020" w:author="Claude" w:date="2026-10-08T20:38:21Z">
+      <w:ins w:id="9064" w:author="Claude" w:date="2026-10-08T22:05:50Z">
         <w:r>
           <w:t xml:space="preserve">S12</w:t>
         </w:r>
@@ -21955,7 +23752,7 @@
         </w:rPr>
         <w:t xml:space="preserve">Table </w:t>
       </w:r>
-      <w:del w:id="9024" w:author="Claude" w:date="2026-10-08T20:38:21Z">
+      <w:del w:id="9068" w:author="Claude" w:date="2026-10-08T22:05:50Z">
         <w:r>
           <w:rPr>
             <w:b/>
@@ -21966,7 +23763,7 @@
           <w:delText xml:space="preserve">S11</w:delText>
         </w:r>
       </w:del>
-      <w:ins w:id="9022" w:author="Claude" w:date="2026-10-08T20:38:21Z">
+      <w:ins w:id="9066" w:author="Claude" w:date="2026-10-08T22:05:50Z">
         <w:r>
           <w:rPr>
             <w:b/>
@@ -22004,7 +23801,7 @@
         </w:rPr>
         <w:fldChar w:fldCharType="separate"/>
       </w:r>
-      <w:ins w:id="9023" w:author="Claude" w:date="2026-10-08T20:38:21Z">
+      <w:ins w:id="9067" w:author="Claude" w:date="2026-10-08T22:05:50Z">
         <w:r>
           <w:rPr>
             <w:b/>
@@ -24498,10 +26295,10 @@
       <w:pPr>
         <w:pStyle w:val="Heading1"/>
         <w:rPr>
-          <w:ins w:id="20017" w:author="Claude" w:date="2026-10-08T20:38:21Z"/>
+          <w:ins w:id="20017" w:author="Claude" w:date="2026-10-08T22:05:50Z"/>
         </w:rPr>
       </w:pPr>
-      <w:ins w:id="20016" w:author="Claude" w:date="2026-10-08T20:38:21Z">
+      <w:ins w:id="20016" w:author="Claude" w:date="2026-10-08T22:05:50Z">
         <w:r>
           <w:t>S8. Oxygen mass balance</w:t>
         </w:r>
@@ -24514,10 +26311,10 @@
         <w:ind w:firstLine="0"/>
         <w:jc w:val="both"/>
         <w:rPr>
-          <w:ins w:id="20019" w:author="Claude" w:date="2026-10-08T20:38:21Z"/>
+          <w:ins w:id="20019" w:author="Claude" w:date="2026-10-08T22:05:50Z"/>
         </w:rPr>
       </w:pPr>
-      <w:ins w:id="20018" w:author="Claude" w:date="2026-10-08T20:38:21Z">
+      <w:ins w:id="20018" w:author="Claude" w:date="2026-10-08T22:05:50Z">
         <w:r>
           <w:t>Table S13 compares the oxygen required by the reaction stoichiometry (1 mol O₂ per 2 mol Zn, Eqs. 1–2) for the Zn lost from the disc with the oxygen removed from the electrolyte domain by the interfacial sink. The solver stores C_O₂ as a mass concentration (g mm⁻³) and evaluates the ORR recession velocity without a molar-mass conversion, which Eqs. 15–16 represent by the factor M_O₂ = 32 (the numerical value of the molar mass of oxygen in g mol⁻¹) applied to a molar C_O₂. The recession velocity is therefore 32 times the stoichiometrically consistent value for the same k_ORR. With this factor, the reaction-limited ceiling at k_ORR = 0.51 mm h⁻¹ is 0.29 mm yr⁻¹ (about 22 µm in 28 days, roughly 3% mass loss), which is above the simulated rates. The reported results are therefore consistent with the equations as written, and Zn recession is not stoichiometrically coupled to O₂ consumption.</w:t>
         </w:r>
@@ -24531,10 +26328,10 @@
         <w:ind w:firstLine="0"/>
         <w:jc w:val="both"/>
         <w:rPr>
-          <w:ins w:id="20029" w:author="Claude" w:date="2026-10-08T20:38:21Z"/>
+          <w:ins w:id="20029" w:author="Claude" w:date="2026-10-08T22:05:50Z"/>
         </w:rPr>
       </w:pPr>
-      <w:ins w:id="20020" w:author="Claude" w:date="2026-10-08T20:38:21Z">
+      <w:ins w:id="20020" w:author="Claude" w:date="2026-10-08T22:05:50Z">
         <w:r>
           <w:rPr>
             <w:b/>
@@ -24545,7 +26342,7 @@
           <w:t xml:space="preserve">Table </w:t>
         </w:r>
       </w:ins>
-      <w:ins w:id="20021" w:author="Claude" w:date="2026-10-08T20:38:21Z">
+      <w:ins w:id="20021" w:author="Claude" w:date="2026-10-08T22:05:50Z">
         <w:r>
           <w:rPr>
             <w:b/>
@@ -24556,7 +26353,7 @@
           <w:t>S</w:t>
         </w:r>
       </w:ins>
-      <w:ins w:id="20022" w:author="Claude" w:date="2026-10-08T20:38:21Z">
+      <w:ins w:id="20022" w:author="Claude" w:date="2026-10-08T22:05:50Z">
         <w:r>
           <w:rPr>
             <w:b/>
@@ -24567,7 +26364,7 @@
           <w:fldChar w:fldCharType="begin"/>
         </w:r>
       </w:ins>
-      <w:ins w:id="20023" w:author="Claude" w:date="2026-10-08T20:38:21Z">
+      <w:ins w:id="20023" w:author="Claude" w:date="2026-10-08T22:05:50Z">
         <w:r>
           <w:rPr>
             <w:b/>
@@ -24578,7 +26375,7 @@
           <w:instrText xml:space="preserve"> SEQ Table \* ARABIC </w:instrText>
         </w:r>
       </w:ins>
-      <w:ins w:id="20024" w:author="Claude" w:date="2026-10-08T20:38:21Z">
+      <w:ins w:id="20024" w:author="Claude" w:date="2026-10-08T22:05:50Z">
         <w:r>
           <w:rPr>
             <w:b/>
@@ -24589,7 +26386,7 @@
           <w:fldChar w:fldCharType="separate"/>
         </w:r>
       </w:ins>
-      <w:ins w:id="20025" w:author="Claude" w:date="2026-10-08T20:38:21Z">
+      <w:ins w:id="20025" w:author="Claude" w:date="2026-10-08T22:05:50Z">
         <w:r>
           <w:rPr>
             <w:b/>
@@ -24601,7 +26398,7 @@
           <w:t>13</w:t>
         </w:r>
       </w:ins>
-      <w:ins w:id="20026" w:author="Claude" w:date="2026-10-08T20:38:21Z">
+      <w:ins w:id="20026" w:author="Claude" w:date="2026-10-08T22:05:50Z">
         <w:r>
           <w:rPr>
             <w:b/>
@@ -24613,7 +26410,7 @@
           <w:fldChar w:fldCharType="end"/>
         </w:r>
       </w:ins>
-      <w:ins w:id="20027" w:author="Claude" w:date="2026-10-08T20:38:21Z">
+      <w:ins w:id="20027" w:author="Claude" w:date="2026-10-08T22:05:50Z">
         <w:r>
           <w:rPr>
             <w:b/>
@@ -24624,7 +26421,7 @@
           <w:t xml:space="preserve">.</w:t>
         </w:r>
       </w:ins>
-      <w:ins w:id="20028" w:author="Claude" w:date="2026-10-08T20:38:21Z">
+      <w:ins w:id="20028" w:author="Claude" w:date="2026-10-08T22:05:50Z">
         <w:r>
           <w:rPr>
             <w:b w:val="0"/>
@@ -24663,7 +26460,7 @@
         <w:trPr>
           <w:cantSplit/>
           <w:tblHeader/>
-          <w:ins w:id="20131" w:author="Claude" w:date="2026-10-08T20:38:21Z"/>
+          <w:ins w:id="20249" w:author="Claude" w:date="2026-10-08T22:05:50Z"/>
         </w:trPr>
         <w:tc>
           <w:tcPr>
@@ -24680,7 +26477,7 @@
               <w:ind w:firstLine="0"/>
               <w:jc w:val="left"/>
               <w:rPr>
-                <w:ins w:id="20133" w:author="Claude" w:date="2026-10-08T20:38:21Z"/>
+                <w:ins w:id="20251" w:author="Claude" w:date="2026-10-08T22:05:50Z"/>
                 <w:rFonts w:cs="Times New Roman"/>
                 <w:b/>
                 <w:bCs/>
@@ -24690,7 +26487,7 @@
                 <w:lang w:eastAsia="en-US"/>
               </w:rPr>
             </w:pPr>
-            <w:ins w:id="20132" w:author="Claude" w:date="2026-10-08T20:38:21Z">
+            <w:ins w:id="20250" w:author="Claude" w:date="2026-10-08T22:05:50Z">
               <w:r>
                 <w:rPr>
                   <w:rFonts w:cs="Times New Roman"/>
@@ -24721,7 +26518,7 @@
               <w:ind w:firstLine="0"/>
               <w:jc w:val="center"/>
               <w:rPr>
-                <w:ins w:id="20135" w:author="Claude" w:date="2026-10-08T20:38:21Z"/>
+                <w:ins w:id="20253" w:author="Claude" w:date="2026-10-08T22:05:50Z"/>
                 <w:rFonts w:cs="Times New Roman"/>
                 <w:b/>
                 <w:bCs/>
@@ -24731,7 +26528,7 @@
                 <w:lang w:eastAsia="en-US"/>
               </w:rPr>
             </w:pPr>
-            <w:ins w:id="20134" w:author="Claude" w:date="2026-10-08T20:38:21Z">
+            <w:ins w:id="20252" w:author="Claude" w:date="2026-10-08T22:05:50Z">
               <w:r>
                 <w:rPr>
                   <w:rFonts w:cs="Times New Roman"/>
@@ -24762,7 +26559,7 @@
               <w:ind w:firstLine="0"/>
               <w:jc w:val="center"/>
               <w:rPr>
-                <w:ins w:id="20137" w:author="Claude" w:date="2026-10-08T20:38:21Z"/>
+                <w:ins w:id="20255" w:author="Claude" w:date="2026-10-08T22:05:50Z"/>
                 <w:rFonts w:cs="Times New Roman"/>
                 <w:b/>
                 <w:bCs/>
@@ -24772,7 +26569,7 @@
                 <w:lang w:eastAsia="en-US"/>
               </w:rPr>
             </w:pPr>
-            <w:ins w:id="20136" w:author="Claude" w:date="2026-10-08T20:38:21Z">
+            <w:ins w:id="20254" w:author="Claude" w:date="2026-10-08T22:05:50Z">
               <w:r>
                 <w:rPr>
                   <w:rFonts w:cs="Times New Roman"/>
@@ -24803,7 +26600,7 @@
               <w:ind w:firstLine="0"/>
               <w:jc w:val="center"/>
               <w:rPr>
-                <w:ins w:id="20139" w:author="Claude" w:date="2026-10-08T20:38:21Z"/>
+                <w:ins w:id="20257" w:author="Claude" w:date="2026-10-08T22:05:50Z"/>
                 <w:rFonts w:cs="Times New Roman"/>
                 <w:b/>
                 <w:bCs/>
@@ -24813,7 +26610,7 @@
                 <w:lang w:eastAsia="en-US"/>
               </w:rPr>
             </w:pPr>
-            <w:ins w:id="20138" w:author="Claude" w:date="2026-10-08T20:38:21Z">
+            <w:ins w:id="20256" w:author="Claude" w:date="2026-10-08T22:05:50Z">
               <w:r>
                 <w:rPr>
                   <w:rFonts w:cs="Times New Roman"/>
@@ -24844,7 +26641,7 @@
               <w:ind w:firstLine="0"/>
               <w:jc w:val="center"/>
               <w:rPr>
-                <w:ins w:id="20141" w:author="Claude" w:date="2026-10-08T20:38:21Z"/>
+                <w:ins w:id="20259" w:author="Claude" w:date="2026-10-08T22:05:50Z"/>
                 <w:rFonts w:cs="Times New Roman"/>
                 <w:b/>
                 <w:bCs/>
@@ -24854,7 +26651,7 @@
                 <w:lang w:eastAsia="en-US"/>
               </w:rPr>
             </w:pPr>
-            <w:ins w:id="20140" w:author="Claude" w:date="2026-10-08T20:38:21Z">
+            <w:ins w:id="20258" w:author="Claude" w:date="2026-10-08T22:05:50Z">
               <w:r>
                 <w:rPr>
                   <w:rFonts w:cs="Times New Roman"/>
@@ -24874,7 +26671,7 @@
       <w:tr>
         <w:trPr>
           <w:cantSplit/>
-          <w:ins w:id="20142" w:author="Claude" w:date="2026-10-08T20:38:21Z"/>
+          <w:ins w:id="20260" w:author="Claude" w:date="2026-10-08T22:05:50Z"/>
         </w:trPr>
         <w:tc>
           <w:tcPr>
@@ -24888,15 +26685,15 @@
               <w:ind w:firstLine="0"/>
               <w:jc w:val="left"/>
               <w:rPr>
-                <w:ins w:id="20144" w:author="Claude" w:date="2026-10-08T20:38:21Z"/>
-                <w:rFonts w:cs="Times New Roman"/>
-                <w:color w:val="000000"/>
-                <w:sz w:val="20"/>
-                <w:szCs w:val="20"/>
-                <w:lang w:eastAsia="en-US"/>
-              </w:rPr>
-            </w:pPr>
-            <w:ins w:id="20143" w:author="Claude" w:date="2026-10-08T20:38:21Z">
+                <w:ins w:id="20262" w:author="Claude" w:date="2026-10-08T22:05:50Z"/>
+                <w:rFonts w:cs="Times New Roman"/>
+                <w:color w:val="000000"/>
+                <w:sz w:val="20"/>
+                <w:szCs w:val="20"/>
+                <w:lang w:eastAsia="en-US"/>
+              </w:rPr>
+            </w:pPr>
+            <w:ins w:id="20261" w:author="Claude" w:date="2026-10-08T22:05:50Z">
               <w:r>
                 <w:rPr>
                   <w:rFonts w:cs="Times New Roman"/>
@@ -24922,15 +26719,15 @@
               <w:ind w:firstLine="0"/>
               <w:jc w:val="center"/>
               <w:rPr>
-                <w:ins w:id="20146" w:author="Claude" w:date="2026-10-08T20:38:21Z"/>
-                <w:rFonts w:cs="Times New Roman"/>
-                <w:color w:val="000000"/>
-                <w:sz w:val="20"/>
-                <w:szCs w:val="20"/>
-                <w:lang w:eastAsia="en-US"/>
-              </w:rPr>
-            </w:pPr>
-            <w:ins w:id="20145" w:author="Claude" w:date="2026-10-08T20:38:21Z">
+                <w:ins w:id="20264" w:author="Claude" w:date="2026-10-08T22:05:50Z"/>
+                <w:rFonts w:cs="Times New Roman"/>
+                <w:color w:val="000000"/>
+                <w:sz w:val="20"/>
+                <w:szCs w:val="20"/>
+                <w:lang w:eastAsia="en-US"/>
+              </w:rPr>
+            </w:pPr>
+            <w:ins w:id="20263" w:author="Claude" w:date="2026-10-08T22:05:50Z">
               <w:r>
                 <w:rPr>
                   <w:rFonts w:cs="Times New Roman"/>
@@ -24956,15 +26753,15 @@
               <w:ind w:firstLine="0"/>
               <w:jc w:val="center"/>
               <w:rPr>
-                <w:ins w:id="20148" w:author="Claude" w:date="2026-10-08T20:38:21Z"/>
-                <w:rFonts w:cs="Times New Roman"/>
-                <w:color w:val="000000"/>
-                <w:sz w:val="20"/>
-                <w:szCs w:val="20"/>
-                <w:lang w:eastAsia="en-US"/>
-              </w:rPr>
-            </w:pPr>
-            <w:ins w:id="20147" w:author="Claude" w:date="2026-10-08T20:38:21Z">
+                <w:ins w:id="20266" w:author="Claude" w:date="2026-10-08T22:05:50Z"/>
+                <w:rFonts w:cs="Times New Roman"/>
+                <w:color w:val="000000"/>
+                <w:sz w:val="20"/>
+                <w:szCs w:val="20"/>
+                <w:lang w:eastAsia="en-US"/>
+              </w:rPr>
+            </w:pPr>
+            <w:ins w:id="20265" w:author="Claude" w:date="2026-10-08T22:05:50Z">
               <w:r>
                 <w:rPr>
                   <w:rFonts w:cs="Times New Roman"/>
@@ -24990,15 +26787,15 @@
               <w:ind w:firstLine="0"/>
               <w:jc w:val="center"/>
               <w:rPr>
-                <w:ins w:id="20150" w:author="Claude" w:date="2026-10-08T20:38:21Z"/>
-                <w:rFonts w:cs="Times New Roman"/>
-                <w:color w:val="000000"/>
-                <w:sz w:val="20"/>
-                <w:szCs w:val="20"/>
-                <w:lang w:eastAsia="en-US"/>
-              </w:rPr>
-            </w:pPr>
-            <w:ins w:id="20149" w:author="Claude" w:date="2026-10-08T20:38:21Z">
+                <w:ins w:id="20268" w:author="Claude" w:date="2026-10-08T22:05:50Z"/>
+                <w:rFonts w:cs="Times New Roman"/>
+                <w:color w:val="000000"/>
+                <w:sz w:val="20"/>
+                <w:szCs w:val="20"/>
+                <w:lang w:eastAsia="en-US"/>
+              </w:rPr>
+            </w:pPr>
+            <w:ins w:id="20267" w:author="Claude" w:date="2026-10-08T22:05:50Z">
               <w:r>
                 <w:rPr>
                   <w:rFonts w:cs="Times New Roman"/>
@@ -25024,15 +26821,15 @@
               <w:ind w:firstLine="0"/>
               <w:jc w:val="center"/>
               <w:rPr>
-                <w:ins w:id="20152" w:author="Claude" w:date="2026-10-08T20:38:21Z"/>
-                <w:rFonts w:cs="Times New Roman"/>
-                <w:color w:val="000000"/>
-                <w:sz w:val="20"/>
-                <w:szCs w:val="20"/>
-                <w:lang w:eastAsia="en-US"/>
-              </w:rPr>
-            </w:pPr>
-            <w:ins w:id="20151" w:author="Claude" w:date="2026-10-08T20:38:21Z">
+                <w:ins w:id="20270" w:author="Claude" w:date="2026-10-08T22:05:50Z"/>
+                <w:rFonts w:cs="Times New Roman"/>
+                <w:color w:val="000000"/>
+                <w:sz w:val="20"/>
+                <w:szCs w:val="20"/>
+                <w:lang w:eastAsia="en-US"/>
+              </w:rPr>
+            </w:pPr>
+            <w:ins w:id="20269" w:author="Claude" w:date="2026-10-08T22:05:50Z">
               <w:r>
                 <w:rPr>
                   <w:rFonts w:cs="Times New Roman"/>
@@ -25050,7 +26847,7 @@
       <w:tr>
         <w:trPr>
           <w:cantSplit/>
-          <w:ins w:id="20153" w:author="Claude" w:date="2026-10-08T20:38:21Z"/>
+          <w:ins w:id="20271" w:author="Claude" w:date="2026-10-08T22:05:50Z"/>
         </w:trPr>
         <w:tc>
           <w:tcPr>
@@ -25064,15 +26861,15 @@
               <w:ind w:firstLine="0"/>
               <w:jc w:val="left"/>
               <w:rPr>
-                <w:ins w:id="20155" w:author="Claude" w:date="2026-10-08T20:38:21Z"/>
-                <w:rFonts w:cs="Times New Roman"/>
-                <w:color w:val="000000"/>
-                <w:sz w:val="20"/>
-                <w:szCs w:val="20"/>
-                <w:lang w:eastAsia="en-US"/>
-              </w:rPr>
-            </w:pPr>
-            <w:ins w:id="20154" w:author="Claude" w:date="2026-10-08T20:38:21Z">
+                <w:ins w:id="20273" w:author="Claude" w:date="2026-10-08T22:05:50Z"/>
+                <w:rFonts w:cs="Times New Roman"/>
+                <w:color w:val="000000"/>
+                <w:sz w:val="20"/>
+                <w:szCs w:val="20"/>
+                <w:lang w:eastAsia="en-US"/>
+              </w:rPr>
+            </w:pPr>
+            <w:ins w:id="20272" w:author="Claude" w:date="2026-10-08T22:05:50Z">
               <w:r>
                 <w:rPr>
                   <w:rFonts w:cs="Times New Roman"/>
@@ -25098,15 +26895,15 @@
               <w:ind w:firstLine="0"/>
               <w:jc w:val="center"/>
               <w:rPr>
-                <w:ins w:id="20157" w:author="Claude" w:date="2026-10-08T20:38:21Z"/>
-                <w:rFonts w:cs="Times New Roman"/>
-                <w:color w:val="000000"/>
-                <w:sz w:val="20"/>
-                <w:szCs w:val="20"/>
-                <w:lang w:eastAsia="en-US"/>
-              </w:rPr>
-            </w:pPr>
-            <w:ins w:id="20156" w:author="Claude" w:date="2026-10-08T20:38:21Z">
+                <w:ins w:id="20275" w:author="Claude" w:date="2026-10-08T22:05:50Z"/>
+                <w:rFonts w:cs="Times New Roman"/>
+                <w:color w:val="000000"/>
+                <w:sz w:val="20"/>
+                <w:szCs w:val="20"/>
+                <w:lang w:eastAsia="en-US"/>
+              </w:rPr>
+            </w:pPr>
+            <w:ins w:id="20274" w:author="Claude" w:date="2026-10-08T22:05:50Z">
               <w:r>
                 <w:rPr>
                   <w:rFonts w:cs="Times New Roman"/>
@@ -25132,15 +26929,15 @@
               <w:ind w:firstLine="0"/>
               <w:jc w:val="center"/>
               <w:rPr>
-                <w:ins w:id="20159" w:author="Claude" w:date="2026-10-08T20:38:21Z"/>
-                <w:rFonts w:cs="Times New Roman"/>
-                <w:color w:val="000000"/>
-                <w:sz w:val="20"/>
-                <w:szCs w:val="20"/>
-                <w:lang w:eastAsia="en-US"/>
-              </w:rPr>
-            </w:pPr>
-            <w:ins w:id="20158" w:author="Claude" w:date="2026-10-08T20:38:21Z">
+                <w:ins w:id="20277" w:author="Claude" w:date="2026-10-08T22:05:50Z"/>
+                <w:rFonts w:cs="Times New Roman"/>
+                <w:color w:val="000000"/>
+                <w:sz w:val="20"/>
+                <w:szCs w:val="20"/>
+                <w:lang w:eastAsia="en-US"/>
+              </w:rPr>
+            </w:pPr>
+            <w:ins w:id="20276" w:author="Claude" w:date="2026-10-08T22:05:50Z">
               <w:r>
                 <w:rPr>
                   <w:rFonts w:cs="Times New Roman"/>
@@ -25166,15 +26963,15 @@
               <w:ind w:firstLine="0"/>
               <w:jc w:val="center"/>
               <w:rPr>
-                <w:ins w:id="20161" w:author="Claude" w:date="2026-10-08T20:38:21Z"/>
-                <w:rFonts w:cs="Times New Roman"/>
-                <w:color w:val="000000"/>
-                <w:sz w:val="20"/>
-                <w:szCs w:val="20"/>
-                <w:lang w:eastAsia="en-US"/>
-              </w:rPr>
-            </w:pPr>
-            <w:ins w:id="20160" w:author="Claude" w:date="2026-10-08T20:38:21Z">
+                <w:ins w:id="20279" w:author="Claude" w:date="2026-10-08T22:05:50Z"/>
+                <w:rFonts w:cs="Times New Roman"/>
+                <w:color w:val="000000"/>
+                <w:sz w:val="20"/>
+                <w:szCs w:val="20"/>
+                <w:lang w:eastAsia="en-US"/>
+              </w:rPr>
+            </w:pPr>
+            <w:ins w:id="20278" w:author="Claude" w:date="2026-10-08T22:05:50Z">
               <w:r>
                 <w:rPr>
                   <w:rFonts w:cs="Times New Roman"/>
@@ -25200,15 +26997,15 @@
               <w:ind w:firstLine="0"/>
               <w:jc w:val="center"/>
               <w:rPr>
-                <w:ins w:id="20163" w:author="Claude" w:date="2026-10-08T20:38:21Z"/>
-                <w:rFonts w:cs="Times New Roman"/>
-                <w:color w:val="000000"/>
-                <w:sz w:val="20"/>
-                <w:szCs w:val="20"/>
-                <w:lang w:eastAsia="en-US"/>
-              </w:rPr>
-            </w:pPr>
-            <w:ins w:id="20162" w:author="Claude" w:date="2026-10-08T20:38:21Z">
+                <w:ins w:id="20281" w:author="Claude" w:date="2026-10-08T22:05:50Z"/>
+                <w:rFonts w:cs="Times New Roman"/>
+                <w:color w:val="000000"/>
+                <w:sz w:val="20"/>
+                <w:szCs w:val="20"/>
+                <w:lang w:eastAsia="en-US"/>
+              </w:rPr>
+            </w:pPr>
+            <w:ins w:id="20280" w:author="Claude" w:date="2026-10-08T22:05:50Z">
               <w:r>
                 <w:rPr>
                   <w:rFonts w:cs="Times New Roman"/>
@@ -25226,7 +27023,7 @@
       <w:tr>
         <w:trPr>
           <w:cantSplit/>
-          <w:ins w:id="20164" w:author="Claude" w:date="2026-10-08T20:38:21Z"/>
+          <w:ins w:id="20282" w:author="Claude" w:date="2026-10-08T22:05:50Z"/>
         </w:trPr>
         <w:tc>
           <w:tcPr>
@@ -25240,15 +27037,15 @@
               <w:ind w:firstLine="0"/>
               <w:jc w:val="left"/>
               <w:rPr>
-                <w:ins w:id="20166" w:author="Claude" w:date="2026-10-08T20:38:21Z"/>
-                <w:rFonts w:cs="Times New Roman"/>
-                <w:color w:val="000000"/>
-                <w:sz w:val="20"/>
-                <w:szCs w:val="20"/>
-                <w:lang w:eastAsia="en-US"/>
-              </w:rPr>
-            </w:pPr>
-            <w:ins w:id="20165" w:author="Claude" w:date="2026-10-08T20:38:21Z">
+                <w:ins w:id="20284" w:author="Claude" w:date="2026-10-08T22:05:50Z"/>
+                <w:rFonts w:cs="Times New Roman"/>
+                <w:color w:val="000000"/>
+                <w:sz w:val="20"/>
+                <w:szCs w:val="20"/>
+                <w:lang w:eastAsia="en-US"/>
+              </w:rPr>
+            </w:pPr>
+            <w:ins w:id="20283" w:author="Claude" w:date="2026-10-08T22:05:50Z">
               <w:r>
                 <w:rPr>
                   <w:rFonts w:cs="Times New Roman"/>
@@ -25274,15 +27071,15 @@
               <w:ind w:firstLine="0"/>
               <w:jc w:val="center"/>
               <w:rPr>
-                <w:ins w:id="20168" w:author="Claude" w:date="2026-10-08T20:38:21Z"/>
-                <w:rFonts w:cs="Times New Roman"/>
-                <w:color w:val="000000"/>
-                <w:sz w:val="20"/>
-                <w:szCs w:val="20"/>
-                <w:lang w:eastAsia="en-US"/>
-              </w:rPr>
-            </w:pPr>
-            <w:ins w:id="20167" w:author="Claude" w:date="2026-10-08T20:38:21Z">
+                <w:ins w:id="20286" w:author="Claude" w:date="2026-10-08T22:05:50Z"/>
+                <w:rFonts w:cs="Times New Roman"/>
+                <w:color w:val="000000"/>
+                <w:sz w:val="20"/>
+                <w:szCs w:val="20"/>
+                <w:lang w:eastAsia="en-US"/>
+              </w:rPr>
+            </w:pPr>
+            <w:ins w:id="20285" w:author="Claude" w:date="2026-10-08T22:05:50Z">
               <w:r>
                 <w:rPr>
                   <w:rFonts w:cs="Times New Roman"/>
@@ -25308,15 +27105,15 @@
               <w:ind w:firstLine="0"/>
               <w:jc w:val="center"/>
               <w:rPr>
-                <w:ins w:id="20170" w:author="Claude" w:date="2026-10-08T20:38:21Z"/>
-                <w:rFonts w:cs="Times New Roman"/>
-                <w:color w:val="000000"/>
-                <w:sz w:val="20"/>
-                <w:szCs w:val="20"/>
-                <w:lang w:eastAsia="en-US"/>
-              </w:rPr>
-            </w:pPr>
-            <w:ins w:id="20169" w:author="Claude" w:date="2026-10-08T20:38:21Z">
+                <w:ins w:id="20288" w:author="Claude" w:date="2026-10-08T22:05:50Z"/>
+                <w:rFonts w:cs="Times New Roman"/>
+                <w:color w:val="000000"/>
+                <w:sz w:val="20"/>
+                <w:szCs w:val="20"/>
+                <w:lang w:eastAsia="en-US"/>
+              </w:rPr>
+            </w:pPr>
+            <w:ins w:id="20287" w:author="Claude" w:date="2026-10-08T22:05:50Z">
               <w:r>
                 <w:rPr>
                   <w:rFonts w:cs="Times New Roman"/>
@@ -25342,15 +27139,15 @@
               <w:ind w:firstLine="0"/>
               <w:jc w:val="center"/>
               <w:rPr>
-                <w:ins w:id="20172" w:author="Claude" w:date="2026-10-08T20:38:21Z"/>
-                <w:rFonts w:cs="Times New Roman"/>
-                <w:color w:val="000000"/>
-                <w:sz w:val="20"/>
-                <w:szCs w:val="20"/>
-                <w:lang w:eastAsia="en-US"/>
-              </w:rPr>
-            </w:pPr>
-            <w:ins w:id="20171" w:author="Claude" w:date="2026-10-08T20:38:21Z">
+                <w:ins w:id="20290" w:author="Claude" w:date="2026-10-08T22:05:50Z"/>
+                <w:rFonts w:cs="Times New Roman"/>
+                <w:color w:val="000000"/>
+                <w:sz w:val="20"/>
+                <w:szCs w:val="20"/>
+                <w:lang w:eastAsia="en-US"/>
+              </w:rPr>
+            </w:pPr>
+            <w:ins w:id="20289" w:author="Claude" w:date="2026-10-08T22:05:50Z">
               <w:r>
                 <w:rPr>
                   <w:rFonts w:cs="Times New Roman"/>
@@ -25376,15 +27173,15 @@
               <w:ind w:firstLine="0"/>
               <w:jc w:val="center"/>
               <w:rPr>
-                <w:ins w:id="20174" w:author="Claude" w:date="2026-10-08T20:38:21Z"/>
-                <w:rFonts w:cs="Times New Roman"/>
-                <w:color w:val="000000"/>
-                <w:sz w:val="20"/>
-                <w:szCs w:val="20"/>
-                <w:lang w:eastAsia="en-US"/>
-              </w:rPr>
-            </w:pPr>
-            <w:ins w:id="20173" w:author="Claude" w:date="2026-10-08T20:38:21Z">
+                <w:ins w:id="20292" w:author="Claude" w:date="2026-10-08T22:05:50Z"/>
+                <w:rFonts w:cs="Times New Roman"/>
+                <w:color w:val="000000"/>
+                <w:sz w:val="20"/>
+                <w:szCs w:val="20"/>
+                <w:lang w:eastAsia="en-US"/>
+              </w:rPr>
+            </w:pPr>
+            <w:ins w:id="20291" w:author="Claude" w:date="2026-10-08T22:05:50Z">
               <w:r>
                 <w:rPr>
                   <w:rFonts w:cs="Times New Roman"/>
@@ -25402,7 +27199,7 @@
       <w:tr>
         <w:trPr>
           <w:cantSplit/>
-          <w:ins w:id="20175" w:author="Claude" w:date="2026-10-08T20:38:21Z"/>
+          <w:ins w:id="20293" w:author="Claude" w:date="2026-10-08T22:05:50Z"/>
         </w:trPr>
         <w:tc>
           <w:tcPr>
@@ -25416,15 +27213,15 @@
               <w:ind w:firstLine="0"/>
               <w:jc w:val="left"/>
               <w:rPr>
-                <w:ins w:id="20177" w:author="Claude" w:date="2026-10-08T20:38:21Z"/>
-                <w:rFonts w:cs="Times New Roman"/>
-                <w:color w:val="000000"/>
-                <w:sz w:val="20"/>
-                <w:szCs w:val="20"/>
-                <w:lang w:eastAsia="en-US"/>
-              </w:rPr>
-            </w:pPr>
-            <w:ins w:id="20176" w:author="Claude" w:date="2026-10-08T20:38:21Z">
+                <w:ins w:id="20295" w:author="Claude" w:date="2026-10-08T22:05:50Z"/>
+                <w:rFonts w:cs="Times New Roman"/>
+                <w:color w:val="000000"/>
+                <w:sz w:val="20"/>
+                <w:szCs w:val="20"/>
+                <w:lang w:eastAsia="en-US"/>
+              </w:rPr>
+            </w:pPr>
+            <w:ins w:id="20294" w:author="Claude" w:date="2026-10-08T22:05:50Z">
               <w:r>
                 <w:rPr>
                   <w:rFonts w:cs="Times New Roman"/>
@@ -25450,15 +27247,15 @@
               <w:ind w:firstLine="0"/>
               <w:jc w:val="center"/>
               <w:rPr>
-                <w:ins w:id="20179" w:author="Claude" w:date="2026-10-08T20:38:21Z"/>
-                <w:rFonts w:cs="Times New Roman"/>
-                <w:color w:val="000000"/>
-                <w:sz w:val="20"/>
-                <w:szCs w:val="20"/>
-                <w:lang w:eastAsia="en-US"/>
-              </w:rPr>
-            </w:pPr>
-            <w:ins w:id="20178" w:author="Claude" w:date="2026-10-08T20:38:21Z">
+                <w:ins w:id="20297" w:author="Claude" w:date="2026-10-08T22:05:50Z"/>
+                <w:rFonts w:cs="Times New Roman"/>
+                <w:color w:val="000000"/>
+                <w:sz w:val="20"/>
+                <w:szCs w:val="20"/>
+                <w:lang w:eastAsia="en-US"/>
+              </w:rPr>
+            </w:pPr>
+            <w:ins w:id="20296" w:author="Claude" w:date="2026-10-08T22:05:50Z">
               <w:r>
                 <w:rPr>
                   <w:rFonts w:cs="Times New Roman"/>
@@ -25484,15 +27281,15 @@
               <w:ind w:firstLine="0"/>
               <w:jc w:val="center"/>
               <w:rPr>
-                <w:ins w:id="20181" w:author="Claude" w:date="2026-10-08T20:38:21Z"/>
-                <w:rFonts w:cs="Times New Roman"/>
-                <w:color w:val="000000"/>
-                <w:sz w:val="20"/>
-                <w:szCs w:val="20"/>
-                <w:lang w:eastAsia="en-US"/>
-              </w:rPr>
-            </w:pPr>
-            <w:ins w:id="20180" w:author="Claude" w:date="2026-10-08T20:38:21Z">
+                <w:ins w:id="20299" w:author="Claude" w:date="2026-10-08T22:05:50Z"/>
+                <w:rFonts w:cs="Times New Roman"/>
+                <w:color w:val="000000"/>
+                <w:sz w:val="20"/>
+                <w:szCs w:val="20"/>
+                <w:lang w:eastAsia="en-US"/>
+              </w:rPr>
+            </w:pPr>
+            <w:ins w:id="20298" w:author="Claude" w:date="2026-10-08T22:05:50Z">
               <w:r>
                 <w:rPr>
                   <w:rFonts w:cs="Times New Roman"/>
@@ -25518,15 +27315,15 @@
               <w:ind w:firstLine="0"/>
               <w:jc w:val="center"/>
               <w:rPr>
-                <w:ins w:id="20183" w:author="Claude" w:date="2026-10-08T20:38:21Z"/>
-                <w:rFonts w:cs="Times New Roman"/>
-                <w:color w:val="000000"/>
-                <w:sz w:val="20"/>
-                <w:szCs w:val="20"/>
-                <w:lang w:eastAsia="en-US"/>
-              </w:rPr>
-            </w:pPr>
-            <w:ins w:id="20182" w:author="Claude" w:date="2026-10-08T20:38:21Z">
+                <w:ins w:id="20301" w:author="Claude" w:date="2026-10-08T22:05:50Z"/>
+                <w:rFonts w:cs="Times New Roman"/>
+                <w:color w:val="000000"/>
+                <w:sz w:val="20"/>
+                <w:szCs w:val="20"/>
+                <w:lang w:eastAsia="en-US"/>
+              </w:rPr>
+            </w:pPr>
+            <w:ins w:id="20300" w:author="Claude" w:date="2026-10-08T22:05:50Z">
               <w:r>
                 <w:rPr>
                   <w:rFonts w:cs="Times New Roman"/>
@@ -25552,15 +27349,15 @@
               <w:ind w:firstLine="0"/>
               <w:jc w:val="center"/>
               <w:rPr>
-                <w:ins w:id="20185" w:author="Claude" w:date="2026-10-08T20:38:21Z"/>
-                <w:rFonts w:cs="Times New Roman"/>
-                <w:color w:val="000000"/>
-                <w:sz w:val="20"/>
-                <w:szCs w:val="20"/>
-                <w:lang w:eastAsia="en-US"/>
-              </w:rPr>
-            </w:pPr>
-            <w:ins w:id="20184" w:author="Claude" w:date="2026-10-08T20:38:21Z">
+                <w:ins w:id="20303" w:author="Claude" w:date="2026-10-08T22:05:50Z"/>
+                <w:rFonts w:cs="Times New Roman"/>
+                <w:color w:val="000000"/>
+                <w:sz w:val="20"/>
+                <w:szCs w:val="20"/>
+                <w:lang w:eastAsia="en-US"/>
+              </w:rPr>
+            </w:pPr>
+            <w:ins w:id="20302" w:author="Claude" w:date="2026-10-08T22:05:50Z">
               <w:r>
                 <w:rPr>
                   <w:rFonts w:cs="Times New Roman"/>
@@ -25578,7 +27375,7 @@
       <w:tr>
         <w:trPr>
           <w:cantSplit/>
-          <w:ins w:id="20186" w:author="Claude" w:date="2026-10-08T20:38:21Z"/>
+          <w:ins w:id="20304" w:author="Claude" w:date="2026-10-08T22:05:50Z"/>
         </w:trPr>
         <w:tc>
           <w:tcPr>
@@ -25592,15 +27389,15 @@
               <w:ind w:firstLine="0"/>
               <w:jc w:val="left"/>
               <w:rPr>
-                <w:ins w:id="20188" w:author="Claude" w:date="2026-10-08T20:38:21Z"/>
-                <w:rFonts w:cs="Times New Roman"/>
-                <w:color w:val="000000"/>
-                <w:sz w:val="20"/>
-                <w:szCs w:val="20"/>
-                <w:lang w:eastAsia="en-US"/>
-              </w:rPr>
-            </w:pPr>
-            <w:ins w:id="20187" w:author="Claude" w:date="2026-10-08T20:38:21Z">
+                <w:ins w:id="20306" w:author="Claude" w:date="2026-10-08T22:05:50Z"/>
+                <w:rFonts w:cs="Times New Roman"/>
+                <w:color w:val="000000"/>
+                <w:sz w:val="20"/>
+                <w:szCs w:val="20"/>
+                <w:lang w:eastAsia="en-US"/>
+              </w:rPr>
+            </w:pPr>
+            <w:ins w:id="20305" w:author="Claude" w:date="2026-10-08T22:05:50Z">
               <w:r>
                 <w:rPr>
                   <w:rFonts w:cs="Times New Roman"/>
@@ -25626,15 +27423,15 @@
               <w:ind w:firstLine="0"/>
               <w:jc w:val="center"/>
               <w:rPr>
-                <w:ins w:id="20190" w:author="Claude" w:date="2026-10-08T20:38:21Z"/>
-                <w:rFonts w:cs="Times New Roman"/>
-                <w:color w:val="000000"/>
-                <w:sz w:val="20"/>
-                <w:szCs w:val="20"/>
-                <w:lang w:eastAsia="en-US"/>
-              </w:rPr>
-            </w:pPr>
-            <w:ins w:id="20189" w:author="Claude" w:date="2026-10-08T20:38:21Z">
+                <w:ins w:id="20308" w:author="Claude" w:date="2026-10-08T22:05:50Z"/>
+                <w:rFonts w:cs="Times New Roman"/>
+                <w:color w:val="000000"/>
+                <w:sz w:val="20"/>
+                <w:szCs w:val="20"/>
+                <w:lang w:eastAsia="en-US"/>
+              </w:rPr>
+            </w:pPr>
+            <w:ins w:id="20307" w:author="Claude" w:date="2026-10-08T22:05:50Z">
               <w:r>
                 <w:rPr>
                   <w:rFonts w:cs="Times New Roman"/>
@@ -25660,15 +27457,15 @@
               <w:ind w:firstLine="0"/>
               <w:jc w:val="center"/>
               <w:rPr>
-                <w:ins w:id="20192" w:author="Claude" w:date="2026-10-08T20:38:21Z"/>
-                <w:rFonts w:cs="Times New Roman"/>
-                <w:color w:val="000000"/>
-                <w:sz w:val="20"/>
-                <w:szCs w:val="20"/>
-                <w:lang w:eastAsia="en-US"/>
-              </w:rPr>
-            </w:pPr>
-            <w:ins w:id="20191" w:author="Claude" w:date="2026-10-08T20:38:21Z">
+                <w:ins w:id="20310" w:author="Claude" w:date="2026-10-08T22:05:50Z"/>
+                <w:rFonts w:cs="Times New Roman"/>
+                <w:color w:val="000000"/>
+                <w:sz w:val="20"/>
+                <w:szCs w:val="20"/>
+                <w:lang w:eastAsia="en-US"/>
+              </w:rPr>
+            </w:pPr>
+            <w:ins w:id="20309" w:author="Claude" w:date="2026-10-08T22:05:50Z">
               <w:r>
                 <w:rPr>
                   <w:rFonts w:cs="Times New Roman"/>
@@ -25694,15 +27491,15 @@
               <w:ind w:firstLine="0"/>
               <w:jc w:val="center"/>
               <w:rPr>
-                <w:ins w:id="20194" w:author="Claude" w:date="2026-10-08T20:38:21Z"/>
-                <w:rFonts w:cs="Times New Roman"/>
-                <w:color w:val="000000"/>
-                <w:sz w:val="20"/>
-                <w:szCs w:val="20"/>
-                <w:lang w:eastAsia="en-US"/>
-              </w:rPr>
-            </w:pPr>
-            <w:ins w:id="20193" w:author="Claude" w:date="2026-10-08T20:38:21Z">
+                <w:ins w:id="20312" w:author="Claude" w:date="2026-10-08T22:05:50Z"/>
+                <w:rFonts w:cs="Times New Roman"/>
+                <w:color w:val="000000"/>
+                <w:sz w:val="20"/>
+                <w:szCs w:val="20"/>
+                <w:lang w:eastAsia="en-US"/>
+              </w:rPr>
+            </w:pPr>
+            <w:ins w:id="20311" w:author="Claude" w:date="2026-10-08T22:05:50Z">
               <w:r>
                 <w:rPr>
                   <w:rFonts w:cs="Times New Roman"/>
@@ -25728,15 +27525,15 @@
               <w:ind w:firstLine="0"/>
               <w:jc w:val="center"/>
               <w:rPr>
-                <w:ins w:id="20196" w:author="Claude" w:date="2026-10-08T20:38:21Z"/>
-                <w:rFonts w:cs="Times New Roman"/>
-                <w:color w:val="000000"/>
-                <w:sz w:val="20"/>
-                <w:szCs w:val="20"/>
-                <w:lang w:eastAsia="en-US"/>
-              </w:rPr>
-            </w:pPr>
-            <w:ins w:id="20195" w:author="Claude" w:date="2026-10-08T20:38:21Z">
+                <w:ins w:id="20314" w:author="Claude" w:date="2026-10-08T22:05:50Z"/>
+                <w:rFonts w:cs="Times New Roman"/>
+                <w:color w:val="000000"/>
+                <w:sz w:val="20"/>
+                <w:szCs w:val="20"/>
+                <w:lang w:eastAsia="en-US"/>
+              </w:rPr>
+            </w:pPr>
+            <w:ins w:id="20313" w:author="Claude" w:date="2026-10-08T22:05:50Z">
               <w:r>
                 <w:rPr>
                   <w:rFonts w:cs="Times New Roman"/>
@@ -25754,7 +27551,7 @@
       <w:tr>
         <w:trPr>
           <w:cantSplit/>
-          <w:ins w:id="20197" w:author="Claude" w:date="2026-10-08T20:38:21Z"/>
+          <w:ins w:id="20315" w:author="Claude" w:date="2026-10-08T22:05:50Z"/>
         </w:trPr>
         <w:tc>
           <w:tcPr>
@@ -25768,15 +27565,15 @@
               <w:ind w:firstLine="0"/>
               <w:jc w:val="left"/>
               <w:rPr>
-                <w:ins w:id="20199" w:author="Claude" w:date="2026-10-08T20:38:21Z"/>
-                <w:rFonts w:cs="Times New Roman"/>
-                <w:color w:val="000000"/>
-                <w:sz w:val="20"/>
-                <w:szCs w:val="20"/>
-                <w:lang w:eastAsia="en-US"/>
-              </w:rPr>
-            </w:pPr>
-            <w:ins w:id="20198" w:author="Claude" w:date="2026-10-08T20:38:21Z">
+                <w:ins w:id="20317" w:author="Claude" w:date="2026-10-08T22:05:50Z"/>
+                <w:rFonts w:cs="Times New Roman"/>
+                <w:color w:val="000000"/>
+                <w:sz w:val="20"/>
+                <w:szCs w:val="20"/>
+                <w:lang w:eastAsia="en-US"/>
+              </w:rPr>
+            </w:pPr>
+            <w:ins w:id="20316" w:author="Claude" w:date="2026-10-08T22:05:50Z">
               <w:r>
                 <w:rPr>
                   <w:rFonts w:cs="Times New Roman"/>
@@ -25802,15 +27599,15 @@
               <w:ind w:firstLine="0"/>
               <w:jc w:val="center"/>
               <w:rPr>
-                <w:ins w:id="20201" w:author="Claude" w:date="2026-10-08T20:38:21Z"/>
-                <w:rFonts w:cs="Times New Roman"/>
-                <w:color w:val="000000"/>
-                <w:sz w:val="20"/>
-                <w:szCs w:val="20"/>
-                <w:lang w:eastAsia="en-US"/>
-              </w:rPr>
-            </w:pPr>
-            <w:ins w:id="20200" w:author="Claude" w:date="2026-10-08T20:38:21Z">
+                <w:ins w:id="20319" w:author="Claude" w:date="2026-10-08T22:05:50Z"/>
+                <w:rFonts w:cs="Times New Roman"/>
+                <w:color w:val="000000"/>
+                <w:sz w:val="20"/>
+                <w:szCs w:val="20"/>
+                <w:lang w:eastAsia="en-US"/>
+              </w:rPr>
+            </w:pPr>
+            <w:ins w:id="20318" w:author="Claude" w:date="2026-10-08T22:05:50Z">
               <w:r>
                 <w:rPr>
                   <w:rFonts w:cs="Times New Roman"/>
@@ -25836,15 +27633,15 @@
               <w:ind w:firstLine="0"/>
               <w:jc w:val="center"/>
               <w:rPr>
-                <w:ins w:id="20203" w:author="Claude" w:date="2026-10-08T20:38:21Z"/>
-                <w:rFonts w:cs="Times New Roman"/>
-                <w:color w:val="000000"/>
-                <w:sz w:val="20"/>
-                <w:szCs w:val="20"/>
-                <w:lang w:eastAsia="en-US"/>
-              </w:rPr>
-            </w:pPr>
-            <w:ins w:id="20202" w:author="Claude" w:date="2026-10-08T20:38:21Z">
+                <w:ins w:id="20321" w:author="Claude" w:date="2026-10-08T22:05:50Z"/>
+                <w:rFonts w:cs="Times New Roman"/>
+                <w:color w:val="000000"/>
+                <w:sz w:val="20"/>
+                <w:szCs w:val="20"/>
+                <w:lang w:eastAsia="en-US"/>
+              </w:rPr>
+            </w:pPr>
+            <w:ins w:id="20320" w:author="Claude" w:date="2026-10-08T22:05:50Z">
               <w:r>
                 <w:rPr>
                   <w:rFonts w:cs="Times New Roman"/>
@@ -25870,15 +27667,15 @@
               <w:ind w:firstLine="0"/>
               <w:jc w:val="center"/>
               <w:rPr>
-                <w:ins w:id="20205" w:author="Claude" w:date="2026-10-08T20:38:21Z"/>
-                <w:rFonts w:cs="Times New Roman"/>
-                <w:color w:val="000000"/>
-                <w:sz w:val="20"/>
-                <w:szCs w:val="20"/>
-                <w:lang w:eastAsia="en-US"/>
-              </w:rPr>
-            </w:pPr>
-            <w:ins w:id="20204" w:author="Claude" w:date="2026-10-08T20:38:21Z">
+                <w:ins w:id="20323" w:author="Claude" w:date="2026-10-08T22:05:50Z"/>
+                <w:rFonts w:cs="Times New Roman"/>
+                <w:color w:val="000000"/>
+                <w:sz w:val="20"/>
+                <w:szCs w:val="20"/>
+                <w:lang w:eastAsia="en-US"/>
+              </w:rPr>
+            </w:pPr>
+            <w:ins w:id="20322" w:author="Claude" w:date="2026-10-08T22:05:50Z">
               <w:r>
                 <w:rPr>
                   <w:rFonts w:cs="Times New Roman"/>
@@ -25904,15 +27701,15 @@
               <w:ind w:firstLine="0"/>
               <w:jc w:val="center"/>
               <w:rPr>
-                <w:ins w:id="20207" w:author="Claude" w:date="2026-10-08T20:38:21Z"/>
-                <w:rFonts w:cs="Times New Roman"/>
-                <w:color w:val="000000"/>
-                <w:sz w:val="20"/>
-                <w:szCs w:val="20"/>
-                <w:lang w:eastAsia="en-US"/>
-              </w:rPr>
-            </w:pPr>
-            <w:ins w:id="20206" w:author="Claude" w:date="2026-10-08T20:38:21Z">
+                <w:ins w:id="20325" w:author="Claude" w:date="2026-10-08T22:05:50Z"/>
+                <w:rFonts w:cs="Times New Roman"/>
+                <w:color w:val="000000"/>
+                <w:sz w:val="20"/>
+                <w:szCs w:val="20"/>
+                <w:lang w:eastAsia="en-US"/>
+              </w:rPr>
+            </w:pPr>
+            <w:ins w:id="20324" w:author="Claude" w:date="2026-10-08T22:05:50Z">
               <w:r>
                 <w:rPr>
                   <w:rFonts w:cs="Times New Roman"/>

--- a/deliver/Supplementary_tracked.docx
+++ b/deliver/Supplementary_tracked.docx
@@ -616,7 +616,7 @@
         <w:trPr>
           <w:cantSplit/>
           <w:jc w:val="center"/>
-          <w:del w:id="20051" w:author="Claude" w:date="2026-10-08T22:05:50Z"/>
+          <w:del w:id="20051" w:author="Claude" w:date="2026-10-08T22:07:42Z"/>
         </w:trPr>
         <w:tc>
           <w:tcPr>
@@ -630,10 +630,10 @@
               <w:ind w:firstLine="0"/>
               <w:jc w:val="left"/>
               <w:rPr>
-                <w:del w:id="20053" w:author="Claude" w:date="2026-10-08T22:05:50Z"/>
-              </w:rPr>
-            </w:pPr>
-            <w:del w:id="20052" w:author="Claude" w:date="2026-10-08T22:05:50Z">
+                <w:del w:id="20053" w:author="Claude" w:date="2026-10-08T22:07:42Z"/>
+              </w:rPr>
+            </w:pPr>
+            <w:del w:id="20052" w:author="Claude" w:date="2026-10-08T22:07:42Z">
               <w:r>
                 <w:rPr>
                   <w:sz w:val="20"/>
@@ -656,10 +656,10 @@
               <w:ind w:firstLine="0"/>
               <w:jc w:val="left"/>
               <w:rPr>
-                <w:del w:id="20055" w:author="Claude" w:date="2026-10-08T22:05:50Z"/>
-              </w:rPr>
-            </w:pPr>
-            <w:del w:id="20054" w:author="Claude" w:date="2026-10-08T22:05:50Z">
+                <w:del w:id="20055" w:author="Claude" w:date="2026-10-08T22:07:42Z"/>
+              </w:rPr>
+            </w:pPr>
+            <w:del w:id="20054" w:author="Claude" w:date="2026-10-08T22:07:42Z">
               <w:r>
                 <w:rPr>
                   <w:sz w:val="20"/>
@@ -682,10 +682,10 @@
               <w:ind w:firstLine="0"/>
               <w:jc w:val="left"/>
               <w:rPr>
-                <w:del w:id="20057" w:author="Claude" w:date="2026-10-08T22:05:50Z"/>
-              </w:rPr>
-            </w:pPr>
-            <w:del w:id="20056" w:author="Claude" w:date="2026-10-08T22:05:50Z">
+                <w:del w:id="20057" w:author="Claude" w:date="2026-10-08T22:07:42Z"/>
+              </w:rPr>
+            </w:pPr>
+            <w:del w:id="20056" w:author="Claude" w:date="2026-10-08T22:07:42Z">
               <w:r>
                 <w:rPr>
                   <w:sz w:val="20"/>
@@ -701,7 +701,7 @@
         <w:trPr>
           <w:cantSplit/>
           <w:jc w:val="center"/>
-          <w:del w:id="20058" w:author="Claude" w:date="2026-10-08T22:05:50Z"/>
+          <w:del w:id="20058" w:author="Claude" w:date="2026-10-08T22:07:42Z"/>
         </w:trPr>
         <w:tc>
           <w:tcPr>
@@ -714,10 +714,10 @@
               <w:ind w:firstLine="0"/>
               <w:jc w:val="left"/>
               <w:rPr>
-                <w:del w:id="20060" w:author="Claude" w:date="2026-10-08T22:05:50Z"/>
-              </w:rPr>
-            </w:pPr>
-            <w:del w:id="20059" w:author="Claude" w:date="2026-10-08T22:05:50Z">
+                <w:del w:id="20060" w:author="Claude" w:date="2026-10-08T22:07:42Z"/>
+              </w:rPr>
+            </w:pPr>
+            <w:del w:id="20059" w:author="Claude" w:date="2026-10-08T22:07:42Z">
               <w:r>
                 <w:rPr>
                   <w:sz w:val="20"/>
@@ -739,10 +739,10 @@
               <w:ind w:firstLine="0"/>
               <w:jc w:val="left"/>
               <w:rPr>
-                <w:del w:id="20062" w:author="Claude" w:date="2026-10-08T22:05:50Z"/>
-              </w:rPr>
-            </w:pPr>
-            <w:del w:id="20061" w:author="Claude" w:date="2026-10-08T22:05:50Z">
+                <w:del w:id="20062" w:author="Claude" w:date="2026-10-08T22:07:42Z"/>
+              </w:rPr>
+            </w:pPr>
+            <w:del w:id="20061" w:author="Claude" w:date="2026-10-08T22:07:42Z">
               <w:r>
                 <w:rPr>
                   <w:sz w:val="20"/>
@@ -764,10 +764,10 @@
               <w:ind w:firstLine="0"/>
               <w:jc w:val="left"/>
               <w:rPr>
-                <w:del w:id="20064" w:author="Claude" w:date="2026-10-08T22:05:50Z"/>
-              </w:rPr>
-            </w:pPr>
-            <w:del w:id="20063" w:author="Claude" w:date="2026-10-08T22:05:50Z">
+                <w:del w:id="20064" w:author="Claude" w:date="2026-10-08T22:07:42Z"/>
+              </w:rPr>
+            </w:pPr>
+            <w:del w:id="20063" w:author="Claude" w:date="2026-10-08T22:07:42Z">
               <w:r>
                 <w:rPr>
                   <w:sz w:val="20"/>
@@ -782,7 +782,7 @@
       <w:tr>
         <w:trPr>
           <w:cantSplit/>
-          <w:ins w:id="20030" w:author="Claude" w:date="2026-10-08T22:05:50Z"/>
+          <w:ins w:id="20030" w:author="Claude" w:date="2026-10-08T22:07:42Z"/>
         </w:trPr>
         <w:tc>
           <w:tcPr>
@@ -796,10 +796,10 @@
               <w:ind w:firstLine="0"/>
               <w:jc w:val="left"/>
               <w:rPr>
-                <w:ins w:id="20032" w:author="Claude" w:date="2026-10-08T22:05:50Z"/>
-              </w:rPr>
-            </w:pPr>
-            <w:ins w:id="20031" w:author="Claude" w:date="2026-10-08T22:05:50Z">
+                <w:ins w:id="20032" w:author="Claude" w:date="2026-10-08T22:07:42Z"/>
+              </w:rPr>
+            </w:pPr>
+            <w:ins w:id="20031" w:author="Claude" w:date="2026-10-08T22:07:42Z">
               <w:r>
                 <w:rPr>
                   <w:sz w:val="20"/>
@@ -822,10 +822,10 @@
               <w:ind w:firstLine="0"/>
               <w:jc w:val="left"/>
               <w:rPr>
-                <w:ins w:id="20034" w:author="Claude" w:date="2026-10-08T22:05:50Z"/>
-              </w:rPr>
-            </w:pPr>
-            <w:ins w:id="20033" w:author="Claude" w:date="2026-10-08T22:05:50Z">
+                <w:ins w:id="20034" w:author="Claude" w:date="2026-10-08T22:07:42Z"/>
+              </w:rPr>
+            </w:pPr>
+            <w:ins w:id="20033" w:author="Claude" w:date="2026-10-08T22:07:42Z">
               <w:r>
                 <w:rPr>
                   <w:sz w:val="20"/>
@@ -848,10 +848,10 @@
               <w:ind w:firstLine="0"/>
               <w:jc w:val="left"/>
               <w:rPr>
-                <w:ins w:id="20036" w:author="Claude" w:date="2026-10-08T22:05:50Z"/>
-              </w:rPr>
-            </w:pPr>
-            <w:ins w:id="20035" w:author="Claude" w:date="2026-10-08T22:05:50Z">
+                <w:ins w:id="20036" w:author="Claude" w:date="2026-10-08T22:07:42Z"/>
+              </w:rPr>
+            </w:pPr>
+            <w:ins w:id="20035" w:author="Claude" w:date="2026-10-08T22:07:42Z">
               <w:r>
                 <w:rPr>
                   <w:sz w:val="20"/>
@@ -866,7 +866,7 @@
       <w:tr>
         <w:trPr>
           <w:cantSplit/>
-          <w:ins w:id="20037" w:author="Claude" w:date="2026-10-08T22:05:50Z"/>
+          <w:ins w:id="20037" w:author="Claude" w:date="2026-10-08T22:07:42Z"/>
         </w:trPr>
         <w:tc>
           <w:tcPr>
@@ -880,10 +880,10 @@
               <w:ind w:firstLine="0"/>
               <w:jc w:val="left"/>
               <w:rPr>
-                <w:ins w:id="20039" w:author="Claude" w:date="2026-10-08T22:05:50Z"/>
-              </w:rPr>
-            </w:pPr>
-            <w:ins w:id="20038" w:author="Claude" w:date="2026-10-08T22:05:50Z">
+                <w:ins w:id="20039" w:author="Claude" w:date="2026-10-08T22:07:42Z"/>
+              </w:rPr>
+            </w:pPr>
+            <w:ins w:id="20038" w:author="Claude" w:date="2026-10-08T22:07:42Z">
               <w:r>
                 <w:rPr>
                   <w:sz w:val="20"/>
@@ -906,10 +906,10 @@
               <w:ind w:firstLine="0"/>
               <w:jc w:val="left"/>
               <w:rPr>
-                <w:ins w:id="20041" w:author="Claude" w:date="2026-10-08T22:05:50Z"/>
-              </w:rPr>
-            </w:pPr>
-            <w:ins w:id="20040" w:author="Claude" w:date="2026-10-08T22:05:50Z">
+                <w:ins w:id="20041" w:author="Claude" w:date="2026-10-08T22:07:42Z"/>
+              </w:rPr>
+            </w:pPr>
+            <w:ins w:id="20040" w:author="Claude" w:date="2026-10-08T22:07:42Z">
               <w:r>
                 <w:rPr>
                   <w:sz w:val="20"/>
@@ -932,10 +932,10 @@
               <w:ind w:firstLine="0"/>
               <w:jc w:val="left"/>
               <w:rPr>
-                <w:ins w:id="20043" w:author="Claude" w:date="2026-10-08T22:05:50Z"/>
-              </w:rPr>
-            </w:pPr>
-            <w:ins w:id="20042" w:author="Claude" w:date="2026-10-08T22:05:50Z">
+                <w:ins w:id="20043" w:author="Claude" w:date="2026-10-08T22:07:42Z"/>
+              </w:rPr>
+            </w:pPr>
+            <w:ins w:id="20042" w:author="Claude" w:date="2026-10-08T22:07:42Z">
               <w:r>
                 <w:rPr>
                   <w:sz w:val="20"/>
@@ -950,7 +950,7 @@
       <w:tr>
         <w:trPr>
           <w:cantSplit/>
-          <w:ins w:id="20044" w:author="Claude" w:date="2026-10-08T22:05:50Z"/>
+          <w:ins w:id="20044" w:author="Claude" w:date="2026-10-08T22:07:42Z"/>
         </w:trPr>
         <w:tc>
           <w:tcPr>
@@ -964,10 +964,10 @@
               <w:ind w:firstLine="0"/>
               <w:jc w:val="left"/>
               <w:rPr>
-                <w:ins w:id="20046" w:author="Claude" w:date="2026-10-08T22:05:50Z"/>
-              </w:rPr>
-            </w:pPr>
-            <w:ins w:id="20045" w:author="Claude" w:date="2026-10-08T22:05:50Z">
+                <w:ins w:id="20046" w:author="Claude" w:date="2026-10-08T22:07:42Z"/>
+              </w:rPr>
+            </w:pPr>
+            <w:ins w:id="20045" w:author="Claude" w:date="2026-10-08T22:07:42Z">
               <w:r>
                 <w:rPr>
                   <w:sz w:val="20"/>
@@ -990,10 +990,10 @@
               <w:ind w:firstLine="0"/>
               <w:jc w:val="left"/>
               <w:rPr>
-                <w:ins w:id="20048" w:author="Claude" w:date="2026-10-08T22:05:50Z"/>
-              </w:rPr>
-            </w:pPr>
-            <w:ins w:id="20047" w:author="Claude" w:date="2026-10-08T22:05:50Z">
+                <w:ins w:id="20048" w:author="Claude" w:date="2026-10-08T22:07:42Z"/>
+              </w:rPr>
+            </w:pPr>
+            <w:ins w:id="20047" w:author="Claude" w:date="2026-10-08T22:07:42Z">
               <w:r>
                 <w:rPr>
                   <w:sz w:val="20"/>
@@ -1016,10 +1016,10 @@
               <w:ind w:firstLine="0"/>
               <w:jc w:val="left"/>
               <w:rPr>
-                <w:ins w:id="20050" w:author="Claude" w:date="2026-10-08T22:05:50Z"/>
-              </w:rPr>
-            </w:pPr>
-            <w:ins w:id="20049" w:author="Claude" w:date="2026-10-08T22:05:50Z">
+                <w:ins w:id="20050" w:author="Claude" w:date="2026-10-08T22:07:42Z"/>
+              </w:rPr>
+            </w:pPr>
+            <w:ins w:id="20049" w:author="Claude" w:date="2026-10-08T22:07:42Z">
               <w:r>
                 <w:rPr>
                   <w:sz w:val="20"/>
@@ -3327,7 +3327,7 @@
       <w:r>
         <w:t xml:space="preserve">Rule A (hard minimum) was adopted on physical and numerical grounds. Agreement with the literature </w:t>
       </w:r>
-      <w:ins w:id="9003" w:author="Claude" w:date="2026-10-08T22:05:50Z">
+      <w:ins w:id="9003" w:author="Claude" w:date="2026-10-08T22:07:42Z">
         <w:r>
           <w:t xml:space="preserve">data </w:t>
         </w:r>
@@ -3335,7 +3335,7 @@
       <w:r>
         <w:t xml:space="preserve">served as a consistency check rather than</w:t>
       </w:r>
-      <w:ins w:id="9002" w:author="Claude" w:date="2026-10-08T22:05:50Z">
+      <w:ins w:id="9002" w:author="Claude" w:date="2026-10-08T22:07:42Z">
         <w:r>
           <w:t xml:space="preserve"> as</w:t>
         </w:r>
@@ -3343,7 +3343,7 @@
       <w:r>
         <w:t xml:space="preserve"> the selection criterion, because RMSE depends on</w:t>
       </w:r>
-      <w:ins w:id="9001" w:author="Claude" w:date="2026-10-08T22:05:50Z">
+      <w:ins w:id="9001" w:author="Claude" w:date="2026-10-08T22:07:42Z">
         <w:r>
           <w:t xml:space="preserve"> the</w:t>
         </w:r>
@@ -3362,7 +3362,7 @@
       <w:r>
         <w:t xml:space="preserve">First, Rule A encodes the physical picture that the slowest of the mutually exclusive rate capacities gates the interface. The simulations support this picture: after the initial reaction-controlled stage</w:t>
       </w:r>
-      <w:del w:id="9011" w:author="Claude" w:date="2026-10-08T22:05:50Z">
+      <w:del w:id="9011" w:author="Claude" w:date="2026-10-08T22:07:42Z">
         <w:r>
           <w:delText xml:space="preserve">,</w:delText>
         </w:r>
@@ -3370,12 +3370,12 @@
       <w:r>
         <w:t xml:space="preserve"> the interface is oxygen-diffusion-limited, and oxygen diffusion controls more than 99% of the interface area at 672 h. Blended rules (Rules B and C) change the prediction only where two velocities are comparable, which rarely occurs here, and they represent co-controlled mechanisms that the results do not show. Second, Rule D removes the oxygen-diffusion cap, so oxygen reduction proceeds irrespective of the local oxygen supply. This is inconsistent with oxygen-limited degradation and </w:t>
       </w:r>
-      <w:del w:id="9010" w:author="Claude" w:date="2026-10-08T22:05:50Z">
+      <w:del w:id="9010" w:author="Claude" w:date="2026-10-08T22:07:42Z">
         <w:r>
           <w:delText xml:space="preserve">overpredicts</w:delText>
         </w:r>
       </w:del>
-      <w:ins w:id="9009" w:author="Claude" w:date="2026-10-08T22:05:50Z">
+      <w:ins w:id="9009" w:author="Claude" w:date="2026-10-08T22:07:42Z">
         <w:r>
           <w:t xml:space="preserve">over-predicts the</w:t>
         </w:r>
@@ -3383,12 +3383,12 @@
       <w:r>
         <w:t xml:space="preserve"> mass loss (0.58% at 168 h </w:t>
       </w:r>
-      <w:del w:id="9008" w:author="Claude" w:date="2026-10-08T22:05:50Z">
+      <w:del w:id="9008" w:author="Claude" w:date="2026-10-08T22:07:42Z">
         <w:r>
           <w:delText xml:space="preserve">versus</w:delText>
         </w:r>
       </w:del>
-      <w:ins w:id="9007" w:author="Claude" w:date="2026-10-08T22:05:50Z">
+      <w:ins w:id="9007" w:author="Claude" w:date="2026-10-08T22:07:42Z">
         <w:r>
           <w:t xml:space="preserve">against</w:t>
         </w:r>
@@ -3396,12 +3396,12 @@
       <w:r>
         <w:t xml:space="preserve"> 0.20% in the literature data, and 0.94% </w:t>
       </w:r>
-      <w:del w:id="9006" w:author="Claude" w:date="2026-10-08T22:05:50Z">
+      <w:del w:id="9006" w:author="Claude" w:date="2026-10-08T22:07:42Z">
         <w:r>
           <w:delText xml:space="preserve">versus</w:delText>
         </w:r>
       </w:del>
-      <w:ins w:id="9005" w:author="Claude" w:date="2026-10-08T22:05:50Z">
+      <w:ins w:id="9005" w:author="Claude" w:date="2026-10-08T22:07:42Z">
         <w:r>
           <w:t xml:space="preserve">against</w:t>
         </w:r>
@@ -3409,7 +3409,7 @@
       <w:r>
         <w:t xml:space="preserve"> 0.23% for Rule A at 672 h). Third, Rule A adds no parameters or regularization, whereas Rules B and C introduce blending terms. Fourth, the non-differentiability of the hard minimum did not cause switching artifacts: only two controlling-regime transitions occurred (1.2% of the 167 recorded steps), both during the initial transient. The same count was obtained for Rules B–D, so this criterion does not separate the rules but removes the main objection to Rule A.</w:t>
       </w:r>
-      <w:del w:id="9004" w:author="Claude" w:date="2026-10-08T22:05:50Z">
+      <w:del w:id="9004" w:author="Claude" w:date="2026-10-08T22:07:42Z">
         <w:r>
           <w:delText xml:space="preserve"> Rule A also gave the lowest RMSE against the literature data (0.0568%, against 0.0770%, 0.0766% and 0.2983% for Rules B, C and D), and its 672 h mass loss (0.226%) was 17–18% higher than those of Rules B and C (0.185% and 0.188%). Because the rules were not recalibrated individually, these differences are supporting evidence only. Rule A was used for all simulations.</w:delText>
         </w:r>
@@ -3422,10 +3422,10 @@
         <w:ind w:firstLine="0"/>
         <w:jc w:val="both"/>
         <w:rPr>
-          <w:ins w:id="20002" w:author="Claude" w:date="2026-10-08T22:05:50Z"/>
+          <w:ins w:id="20002" w:author="Claude" w:date="2026-10-08T22:07:42Z"/>
         </w:rPr>
       </w:pPr>
-      <w:ins w:id="20001" w:author="Claude" w:date="2026-10-08T22:05:50Z">
+      <w:ins w:id="20001" w:author="Claude" w:date="2026-10-08T22:07:42Z">
         <w:r>
           <w:t>Rule A also gave the lowest RMSE against the literature data (0.0568%, against 0.0770%, 0.0766% and 0.2983% for Rules B, C and D), and its 672 h mass loss (0.226%) was 17–18% higher than those of Rules B and C (0.185% and 0.188%). Because the rules were not recalibrated individually, these differences are supporting evidence only. Rule A was used for all simulations.</w:t>
         </w:r>
@@ -4498,7 +4498,7 @@
       <w:r>
         <w:t xml:space="preserve">Table S2 and Figure S3 report the mesh convergence study, and Table S3 compares </w:t>
       </w:r>
-      <w:ins w:id="9024" w:author="Claude" w:date="2026-10-08T22:05:50Z">
+      <w:ins w:id="9024" w:author="Claude" w:date="2026-10-08T22:07:42Z">
         <w:r>
           <w:t xml:space="preserve">an </w:t>
         </w:r>
@@ -4506,7 +4506,7 @@
       <w:r>
         <w:t xml:space="preserve">adaptive</w:t>
       </w:r>
-      <w:ins w:id="9023" w:author="Claude" w:date="2026-10-08T22:05:50Z">
+      <w:ins w:id="9023" w:author="Claude" w:date="2026-10-08T22:07:42Z">
         <w:r>
           <w:t xml:space="preserve"> mesh with a uniform mesh. Because the uniform mesh has the same 1 mm size everywhere, it places far fewer elements at the Zn-electrolyte interface (1 mm vs 0.1 mm)</w:t>
         </w:r>
@@ -4514,12 +4514,12 @@
       <w:r>
         <w:t xml:space="preserve"> and </w:t>
       </w:r>
-      <w:del w:id="9022" w:author="Claude" w:date="2026-10-08T22:05:50Z">
+      <w:del w:id="9022" w:author="Claude" w:date="2026-10-08T22:07:42Z">
         <w:r>
           <w:delText xml:space="preserve">uniform</w:delText>
         </w:r>
       </w:del>
-      <w:ins w:id="9021" w:author="Claude" w:date="2026-10-08T22:05:50Z">
+      <w:ins w:id="9021" w:author="Claude" w:date="2026-10-08T22:07:42Z">
         <w:r>
           <w:t xml:space="preserve">under-resolves</w:t>
         </w:r>
@@ -4527,12 +4527,12 @@
       <w:r>
         <w:t xml:space="preserve"> </w:t>
       </w:r>
-      <w:del w:id="9020" w:author="Claude" w:date="2026-10-08T22:05:50Z">
+      <w:del w:id="9020" w:author="Claude" w:date="2026-10-08T22:07:42Z">
         <w:r>
           <w:delText xml:space="preserve">meshes</w:delText>
         </w:r>
       </w:del>
-      <w:ins w:id="9019" w:author="Claude" w:date="2026-10-08T22:05:50Z">
+      <w:ins w:id="9019" w:author="Claude" w:date="2026-10-08T22:07:42Z">
         <w:r>
           <w:t xml:space="preserve">the</w:t>
         </w:r>
@@ -4540,12 +4540,12 @@
       <w:r>
         <w:t xml:space="preserve"> </w:t>
       </w:r>
-      <w:del w:id="9018" w:author="Claude" w:date="2026-10-08T22:05:50Z">
+      <w:del w:id="9018" w:author="Claude" w:date="2026-10-08T22:07:42Z">
         <w:r>
           <w:delText xml:space="preserve">of</w:delText>
         </w:r>
       </w:del>
-      <w:ins w:id="9017" w:author="Claude" w:date="2026-10-08T22:05:50Z">
+      <w:ins w:id="9017" w:author="Claude" w:date="2026-10-08T22:07:42Z">
         <w:r>
           <w:t xml:space="preserve">oxygen</w:t>
         </w:r>
@@ -4553,12 +4553,12 @@
       <w:r>
         <w:t xml:space="preserve"> </w:t>
       </w:r>
-      <w:del w:id="9016" w:author="Claude" w:date="2026-10-08T22:05:50Z">
+      <w:del w:id="9016" w:author="Claude" w:date="2026-10-08T22:07:42Z">
         <w:r>
           <w:delText xml:space="preserve">similar</w:delText>
         </w:r>
       </w:del>
-      <w:ins w:id="9015" w:author="Claude" w:date="2026-10-08T22:05:50Z">
+      <w:ins w:id="9015" w:author="Claude" w:date="2026-10-08T22:07:42Z">
         <w:r>
           <w:t xml:space="preserve">gradient</w:t>
         </w:r>
@@ -4566,12 +4566,12 @@
       <w:r>
         <w:t xml:space="preserve"> </w:t>
       </w:r>
-      <w:del w:id="9014" w:author="Claude" w:date="2026-10-08T22:05:50Z">
+      <w:del w:id="9014" w:author="Claude" w:date="2026-10-08T22:07:42Z">
         <w:r>
           <w:delText xml:space="preserve">size</w:delText>
         </w:r>
       </w:del>
-      <w:ins w:id="9013" w:author="Claude" w:date="2026-10-08T22:05:50Z">
+      <w:ins w:id="9013" w:author="Claude" w:date="2026-10-08T22:07:42Z">
         <w:r>
           <w:t xml:space="preserve">and the receding surface</w:t>
         </w:r>
@@ -4579,7 +4579,7 @@
       <w:r>
         <w:t xml:space="preserve">.</w:t>
       </w:r>
-      <w:ins w:id="9012" w:author="Claude" w:date="2026-10-08T22:05:50Z">
+      <w:ins w:id="9012" w:author="Claude" w:date="2026-10-08T22:07:42Z">
         <w:r>
           <w:t xml:space="preserve"> It therefore has a larger error than the adaptive mesh even with fewer elements, which is why adaptive refinement at the interface was used.</w:t>
         </w:r>
@@ -4807,44 +4807,31 @@
       <w:r>
         <w:t xml:space="preserve">where MassLoss_Li is the predicted mass loss for mesh level Li and MassLoss_Reference is the predicted mass loss for the </w:t>
       </w:r>
-      <w:del w:id="9030" w:author="Claude" w:date="2026-10-08T22:05:50Z">
+      <w:del w:id="9028" w:author="Claude" w:date="2026-10-08T22:07:42Z">
         <w:r>
           <w:delText xml:space="preserve">reference</w:delText>
         </w:r>
       </w:del>
-      <w:ins w:id="9029" w:author="Claude" w:date="2026-10-08T22:05:50Z">
+      <w:ins w:id="9027" w:author="Claude" w:date="2026-10-08T22:07:42Z">
         <w:r>
-          <w:t xml:space="preserve">fine</w:t>
+          <w:t xml:space="preserve">18.9 million-element</w:t>
         </w:r>
       </w:ins>
       <w:r>
         <w:t xml:space="preserve"> mesh (</w:t>
       </w:r>
-      <w:del w:id="9028" w:author="Claude" w:date="2026-10-08T22:05:50Z">
+      <w:del w:id="9026" w:author="Claude" w:date="2026-10-08T22:07:42Z">
         <w:r>
-          <w:delText xml:space="preserve">21</w:delText>
+          <w:delText xml:space="preserve">21.25 million elements</w:delText>
         </w:r>
       </w:del>
-      <w:ins w:id="9027" w:author="Claude" w:date="2026-10-08T22:05:50Z">
+      <w:ins w:id="9025" w:author="Claude" w:date="2026-10-08T22:07:42Z">
         <w:r>
-          <w:t xml:space="preserve">18</w:t>
+          <w:t xml:space="preserve">L6</w:t>
         </w:r>
       </w:ins>
       <w:r>
-        <w:t xml:space="preserve">.</w:t>
-      </w:r>
-      <w:del w:id="9026" w:author="Claude" w:date="2026-10-08T22:05:50Z">
-        <w:r>
-          <w:delText xml:space="preserve">25</w:delText>
-        </w:r>
-      </w:del>
-      <w:ins w:id="9025" w:author="Claude" w:date="2026-10-08T22:05:50Z">
-        <w:r>
-          <w:t xml:space="preserve">9</w:t>
-        </w:r>
-      </w:ins>
-      <w:r>
-        <w:t xml:space="preserve"> million elements).</w:t>
+        <w:t xml:space="preserve">).</w:t>
       </w:r>
     </w:p>
     <w:p>
@@ -4864,7 +4851,7 @@
         </w:rPr>
         <w:t xml:space="preserve">Table S2. Mesh convergence study showing the effect of mesh resolution on predicted 7-day mass loss. Relative errors are calculated with respect to the </w:t>
       </w:r>
-      <w:del w:id="9036" w:author="Claude" w:date="2026-10-08T22:05:50Z">
+      <w:del w:id="9034" w:author="Claude" w:date="2026-10-08T22:07:42Z">
         <w:r>
           <w:rPr>
             <w:b/>
@@ -4875,7 +4862,7 @@
           <w:delText xml:space="preserve">reference</w:delText>
         </w:r>
       </w:del>
-      <w:ins w:id="9035" w:author="Claude" w:date="2026-10-08T22:05:50Z">
+      <w:ins w:id="9033" w:author="Claude" w:date="2026-10-08T22:07:42Z">
         <w:r>
           <w:rPr>
             <w:b/>
@@ -4883,7 +4870,7 @@
             <w:sz w:val="20"/>
             <w:szCs w:val="20"/>
           </w:rPr>
-          <w:t xml:space="preserve">fine</w:t>
+          <w:t xml:space="preserve">18.9 million-element</w:t>
         </w:r>
       </w:ins>
       <w:r>
@@ -4895,7 +4882,7 @@
         </w:rPr>
         <w:t xml:space="preserve"> mesh (</w:t>
       </w:r>
-      <w:del w:id="9034" w:author="Claude" w:date="2026-10-08T22:05:50Z">
+      <w:ins w:id="9032" w:author="Claude" w:date="2026-10-08T22:07:42Z">
         <w:r>
           <w:rPr>
             <w:b/>
@@ -4903,10 +4890,19 @@
             <w:sz w:val="20"/>
             <w:szCs w:val="20"/>
           </w:rPr>
-          <w:delText xml:space="preserve">21</w:delText>
+          <w:t xml:space="preserve">L6); the </w:t>
         </w:r>
-      </w:del>
-      <w:ins w:id="9033" w:author="Claude" w:date="2026-10-08T22:05:50Z">
+      </w:ins>
+      <w:r>
+        <w:rPr>
+          <w:b/>
+          <w:bCs/>
+          <w:sz w:val="20"/>
+          <w:szCs w:val="20"/>
+        </w:rPr>
+        <w:t xml:space="preserve">21.25 million</w:t>
+      </w:r>
+      <w:ins w:id="9031" w:author="Claude" w:date="2026-10-08T22:07:42Z">
         <w:r>
           <w:rPr>
             <w:b/>
@@ -4914,7 +4910,7 @@
             <w:sz w:val="20"/>
             <w:szCs w:val="20"/>
           </w:rPr>
-          <w:t xml:space="preserve">18</w:t>
+          <w:t xml:space="preserve">-element</w:t>
         </w:r>
       </w:ins>
       <w:r>
@@ -4924,9 +4920,9 @@
           <w:sz w:val="20"/>
           <w:szCs w:val="20"/>
         </w:rPr>
-        <w:t xml:space="preserve">.</w:t>
-      </w:r>
-      <w:del w:id="9032" w:author="Claude" w:date="2026-10-08T22:05:50Z">
+        <w:t xml:space="preserve"> </w:t>
+      </w:r>
+      <w:del w:id="9030" w:author="Claude" w:date="2026-10-08T22:07:42Z">
         <w:r>
           <w:rPr>
             <w:b/>
@@ -4934,10 +4930,10 @@
             <w:sz w:val="20"/>
             <w:szCs w:val="20"/>
           </w:rPr>
-          <w:delText xml:space="preserve">25</w:delText>
+          <w:delText xml:space="preserve">elements)</w:delText>
         </w:r>
       </w:del>
-      <w:ins w:id="9031" w:author="Claude" w:date="2026-10-08T22:05:50Z">
+      <w:ins w:id="9029" w:author="Claude" w:date="2026-10-08T22:07:42Z">
         <w:r>
           <w:rPr>
             <w:b/>
@@ -4945,7 +4941,7 @@
             <w:sz w:val="20"/>
             <w:szCs w:val="20"/>
           </w:rPr>
-          <w:t xml:space="preserve">9</w:t>
+          <w:t xml:space="preserve">reference mesh is listed for comparison</w:t>
         </w:r>
       </w:ins>
       <w:r>
@@ -4955,7 +4951,7 @@
           <w:sz w:val="20"/>
           <w:szCs w:val="20"/>
         </w:rPr>
-        <w:t xml:space="preserve"> million elements).</w:t>
+        <w:t xml:space="preserve">.</w:t>
       </w:r>
       <w:r>
         <w:rPr>
@@ -5212,8 +5208,6 @@
       <w:tr>
         <w:trPr>
           <w:cantSplit/>
-          <w:jc w:val="center"/>
-          <w:del w:id="20119" w:author="Claude" w:date="2026-10-08T22:05:50Z"/>
         </w:trPr>
         <w:tc>
           <w:tcPr>
@@ -5224,18 +5218,77 @@
           <w:p>
             <w:pPr>
               <w:keepNext/>
-              <w:spacing w:before="20" w:after="20" w:line="240" w:lineRule="auto"/>
+              <w:spacing w:line="240" w:lineRule="auto" w:before="20" w:after="20"/>
               <w:ind w:firstLine="0"/>
               <w:jc w:val="left"/>
               <w:rPr>
-                <w:del w:id="20121" w:author="Claude" w:date="2026-10-08T22:05:50Z"/>
                 <w:rFonts w:cs="Times New Roman"/>
                 <w:sz w:val="22"/>
                 <w:szCs w:val="22"/>
                 <w:lang w:eastAsia="en-US"/>
               </w:rPr>
             </w:pPr>
-            <w:del w:id="20120" w:author="Claude" w:date="2026-10-08T22:05:50Z">
+            <w:r>
+              <w:rPr>
+                <w:rFonts w:cs="Times New Roman"/>
+                <w:sz w:val="20"/>
+                <w:szCs w:val="20"/>
+                <w:lang w:eastAsia="en-US"/>
+              </w:rPr>
+              <w:t>L1 (Very Low)</w:t>
+            </w:r>
+          </w:p>
+        </w:tc>
+        <w:tc>
+          <w:tcPr>
+            <w:tcW w:w="2144" w:type="dxa"/>
+            <w:noWrap/>
+            <w:vAlign w:val="center"/>
+          </w:tcPr>
+          <w:p>
+            <w:pPr>
+              <w:keepNext/>
+              <w:spacing w:line="240" w:lineRule="auto" w:before="20" w:after="20"/>
+              <w:ind w:firstLine="0"/>
+              <w:jc w:val="center"/>
+              <w:rPr>
+                <w:rFonts w:cs="Times New Roman"/>
+                <w:sz w:val="22"/>
+                <w:szCs w:val="22"/>
+                <w:lang w:eastAsia="en-US"/>
+              </w:rPr>
+            </w:pPr>
+            <w:r>
+              <w:rPr>
+                <w:rFonts w:cs="Times New Roman"/>
+                <w:sz w:val="20"/>
+                <w:szCs w:val="20"/>
+                <w:lang w:eastAsia="en-US"/>
+              </w:rPr>
+              <w:t>182,768</w:t>
+            </w:r>
+          </w:p>
+        </w:tc>
+        <w:tc>
+          <w:tcPr>
+            <w:tcW w:w="2171" w:type="dxa"/>
+            <w:noWrap/>
+            <w:vAlign w:val="center"/>
+          </w:tcPr>
+          <w:p>
+            <w:pPr>
+              <w:keepNext/>
+              <w:spacing w:line="240" w:lineRule="auto" w:before="20" w:after="20"/>
+              <w:ind w:firstLine="0"/>
+              <w:jc w:val="center"/>
+              <w:rPr>
+                <w:rFonts w:cs="Times New Roman"/>
+                <w:sz w:val="22"/>
+                <w:szCs w:val="22"/>
+                <w:lang w:eastAsia="en-US"/>
+              </w:rPr>
+            </w:pPr>
+            <w:del w:id="9070" w:author="Claude" w:date="2026-10-08T22:07:42Z">
               <w:r>
                 <w:rPr>
                   <w:rFonts w:cs="Times New Roman"/>
@@ -5243,32 +5296,10 @@
                   <w:szCs w:val="20"/>
                   <w:lang w:eastAsia="en-US"/>
                 </w:rPr>
-                <w:delText xml:space="preserve">L1 (Very Low)</w:delText>
+                <w:delText xml:space="preserve">1</w:delText>
               </w:r>
             </w:del>
-          </w:p>
-        </w:tc>
-        <w:tc>
-          <w:tcPr>
-            <w:tcW w:w="2144" w:type="dxa"/>
-            <w:noWrap/>
-            <w:vAlign w:val="center"/>
-          </w:tcPr>
-          <w:p>
-            <w:pPr>
-              <w:keepNext/>
-              <w:spacing w:before="20" w:after="20" w:line="240" w:lineRule="auto"/>
-              <w:ind w:firstLine="0"/>
-              <w:jc w:val="center"/>
-              <w:rPr>
-                <w:del w:id="20123" w:author="Claude" w:date="2026-10-08T22:05:50Z"/>
-                <w:rFonts w:cs="Times New Roman"/>
-                <w:sz w:val="22"/>
-                <w:szCs w:val="22"/>
-                <w:lang w:eastAsia="en-US"/>
-              </w:rPr>
-            </w:pPr>
-            <w:del w:id="20122" w:author="Claude" w:date="2026-10-08T22:05:50Z">
+            <w:ins w:id="9069" w:author="Claude" w:date="2026-10-08T22:07:42Z">
               <w:r>
                 <w:rPr>
                   <w:rFonts w:cs="Times New Roman"/>
@@ -5276,32 +5307,19 @@
                   <w:szCs w:val="20"/>
                   <w:lang w:eastAsia="en-US"/>
                 </w:rPr>
-                <w:delText xml:space="preserve">182,768</w:delText>
+                <w:t xml:space="preserve">0</w:t>
               </w:r>
-            </w:del>
-          </w:p>
-        </w:tc>
-        <w:tc>
-          <w:tcPr>
-            <w:tcW w:w="2171" w:type="dxa"/>
-            <w:noWrap/>
-            <w:vAlign w:val="center"/>
-          </w:tcPr>
-          <w:p>
-            <w:pPr>
-              <w:keepNext/>
-              <w:spacing w:before="20" w:after="20" w:line="240" w:lineRule="auto"/>
-              <w:ind w:firstLine="0"/>
-              <w:jc w:val="center"/>
-              <w:rPr>
-                <w:del w:id="20125" w:author="Claude" w:date="2026-10-08T22:05:50Z"/>
-                <w:rFonts w:cs="Times New Roman"/>
-                <w:sz w:val="22"/>
-                <w:szCs w:val="22"/>
-                <w:lang w:eastAsia="en-US"/>
-              </w:rPr>
-            </w:pPr>
-            <w:del w:id="20124" w:author="Claude" w:date="2026-10-08T22:05:50Z">
+            </w:ins>
+            <w:r>
+              <w:rPr>
+                <w:rFonts w:cs="Times New Roman"/>
+                <w:sz w:val="20"/>
+                <w:szCs w:val="20"/>
+                <w:lang w:eastAsia="en-US"/>
+              </w:rPr>
+              <w:t xml:space="preserve">.</w:t>
+            </w:r>
+            <w:del w:id="9068" w:author="Claude" w:date="2026-10-08T22:07:42Z">
               <w:r>
                 <w:rPr>
                   <w:rFonts w:cs="Times New Roman"/>
@@ -5309,32 +5327,10 @@
                   <w:szCs w:val="20"/>
                   <w:lang w:eastAsia="en-US"/>
                 </w:rPr>
-                <w:delText xml:space="preserve">1.439</w:delText>
+                <w:delText xml:space="preserve">439</w:delText>
               </w:r>
             </w:del>
-          </w:p>
-        </w:tc>
-        <w:tc>
-          <w:tcPr>
-            <w:tcW w:w="2554" w:type="dxa"/>
-            <w:noWrap/>
-            <w:vAlign w:val="center"/>
-          </w:tcPr>
-          <w:p>
-            <w:pPr>
-              <w:keepNext/>
-              <w:spacing w:before="20" w:after="20" w:line="240" w:lineRule="auto"/>
-              <w:ind w:firstLine="0"/>
-              <w:jc w:val="center"/>
-              <w:rPr>
-                <w:del w:id="20127" w:author="Claude" w:date="2026-10-08T22:05:50Z"/>
-                <w:rFonts w:cs="Times New Roman"/>
-                <w:sz w:val="22"/>
-                <w:szCs w:val="22"/>
-                <w:lang w:eastAsia="en-US"/>
-              </w:rPr>
-            </w:pPr>
-            <w:del w:id="20126" w:author="Claude" w:date="2026-10-08T22:05:50Z">
+            <w:ins w:id="9067" w:author="Claude" w:date="2026-10-08T22:07:42Z">
               <w:r>
                 <w:rPr>
                   <w:rFonts w:cs="Times New Roman"/>
@@ -5342,39 +5338,31 @@
                   <w:szCs w:val="20"/>
                   <w:lang w:eastAsia="en-US"/>
                 </w:rPr>
-                <w:delText xml:space="preserve">1465.8</w:delText>
+                <w:t xml:space="preserve">0240</w:t>
               </w:r>
-            </w:del>
-          </w:p>
-        </w:tc>
-      </w:tr>
-      <w:tr>
-        <w:trPr>
-          <w:cantSplit/>
-          <w:jc w:val="center"/>
-          <w:del w:id="20128" w:author="Claude" w:date="2026-10-08T22:05:50Z"/>
-        </w:trPr>
-        <w:tc>
-          <w:tcPr>
-            <w:tcW w:w="2157" w:type="dxa"/>
+            </w:ins>
+          </w:p>
+        </w:tc>
+        <w:tc>
+          <w:tcPr>
+            <w:tcW w:w="2554" w:type="dxa"/>
             <w:noWrap/>
             <w:vAlign w:val="center"/>
           </w:tcPr>
           <w:p>
             <w:pPr>
               <w:keepNext/>
-              <w:spacing w:before="20" w:after="20" w:line="240" w:lineRule="auto"/>
-              <w:ind w:firstLine="0"/>
-              <w:jc w:val="left"/>
-              <w:rPr>
-                <w:del w:id="20130" w:author="Claude" w:date="2026-10-08T22:05:50Z"/>
+              <w:spacing w:line="240" w:lineRule="auto" w:before="20" w:after="20"/>
+              <w:ind w:firstLine="0"/>
+              <w:jc w:val="center"/>
+              <w:rPr>
                 <w:rFonts w:cs="Times New Roman"/>
                 <w:sz w:val="22"/>
                 <w:szCs w:val="22"/>
                 <w:lang w:eastAsia="en-US"/>
               </w:rPr>
             </w:pPr>
-            <w:del w:id="20129" w:author="Claude" w:date="2026-10-08T22:05:50Z">
+            <w:del w:id="9074" w:author="Claude" w:date="2026-10-08T22:07:42Z">
               <w:r>
                 <w:rPr>
                   <w:rFonts w:cs="Times New Roman"/>
@@ -5382,32 +5370,10 @@
                   <w:szCs w:val="20"/>
                   <w:lang w:eastAsia="en-US"/>
                 </w:rPr>
-                <w:delText xml:space="preserve">L2 (Low)</w:delText>
+                <w:delText xml:space="preserve">1465</w:delText>
               </w:r>
             </w:del>
-          </w:p>
-        </w:tc>
-        <w:tc>
-          <w:tcPr>
-            <w:tcW w:w="2144" w:type="dxa"/>
-            <w:noWrap/>
-            <w:vAlign w:val="center"/>
-          </w:tcPr>
-          <w:p>
-            <w:pPr>
-              <w:keepNext/>
-              <w:spacing w:before="20" w:after="20" w:line="240" w:lineRule="auto"/>
-              <w:ind w:firstLine="0"/>
-              <w:jc w:val="center"/>
-              <w:rPr>
-                <w:del w:id="20132" w:author="Claude" w:date="2026-10-08T22:05:50Z"/>
-                <w:rFonts w:cs="Times New Roman"/>
-                <w:sz w:val="22"/>
-                <w:szCs w:val="22"/>
-                <w:lang w:eastAsia="en-US"/>
-              </w:rPr>
-            </w:pPr>
-            <w:del w:id="20131" w:author="Claude" w:date="2026-10-08T22:05:50Z">
+            <w:ins w:id="9073" w:author="Claude" w:date="2026-10-08T22:07:42Z">
               <w:r>
                 <w:rPr>
                   <w:rFonts w:cs="Times New Roman"/>
@@ -5415,32 +5381,19 @@
                   <w:szCs w:val="20"/>
                   <w:lang w:eastAsia="en-US"/>
                 </w:rPr>
-                <w:delText xml:space="preserve">802,365</w:delText>
+                <w:t xml:space="preserve">-87</w:t>
               </w:r>
-            </w:del>
-          </w:p>
-        </w:tc>
-        <w:tc>
-          <w:tcPr>
-            <w:tcW w:w="2171" w:type="dxa"/>
-            <w:noWrap/>
-            <w:vAlign w:val="center"/>
-          </w:tcPr>
-          <w:p>
-            <w:pPr>
-              <w:keepNext/>
-              <w:spacing w:before="20" w:after="20" w:line="240" w:lineRule="auto"/>
-              <w:ind w:firstLine="0"/>
-              <w:jc w:val="center"/>
-              <w:rPr>
-                <w:del w:id="20134" w:author="Claude" w:date="2026-10-08T22:05:50Z"/>
-                <w:rFonts w:cs="Times New Roman"/>
-                <w:sz w:val="22"/>
-                <w:szCs w:val="22"/>
-                <w:lang w:eastAsia="en-US"/>
-              </w:rPr>
-            </w:pPr>
-            <w:del w:id="20133" w:author="Claude" w:date="2026-10-08T22:05:50Z">
+            </w:ins>
+            <w:r>
+              <w:rPr>
+                <w:rFonts w:cs="Times New Roman"/>
+                <w:sz w:val="20"/>
+                <w:szCs w:val="20"/>
+                <w:lang w:eastAsia="en-US"/>
+              </w:rPr>
+              <w:t xml:space="preserve">.</w:t>
+            </w:r>
+            <w:del w:id="9072" w:author="Claude" w:date="2026-10-08T22:07:42Z">
               <w:r>
                 <w:rPr>
                   <w:rFonts w:cs="Times New Roman"/>
@@ -5448,32 +5401,10 @@
                   <w:szCs w:val="20"/>
                   <w:lang w:eastAsia="en-US"/>
                 </w:rPr>
-                <w:delText xml:space="preserve">0.4977</w:delText>
+                <w:delText xml:space="preserve">8</w:delText>
               </w:r>
             </w:del>
-          </w:p>
-        </w:tc>
-        <w:tc>
-          <w:tcPr>
-            <w:tcW w:w="2554" w:type="dxa"/>
-            <w:noWrap/>
-            <w:vAlign w:val="center"/>
-          </w:tcPr>
-          <w:p>
-            <w:pPr>
-              <w:keepNext/>
-              <w:spacing w:before="20" w:after="20" w:line="240" w:lineRule="auto"/>
-              <w:ind w:firstLine="0"/>
-              <w:jc w:val="center"/>
-              <w:rPr>
-                <w:del w:id="20136" w:author="Claude" w:date="2026-10-08T22:05:50Z"/>
-                <w:rFonts w:cs="Times New Roman"/>
-                <w:sz w:val="22"/>
-                <w:szCs w:val="22"/>
-                <w:lang w:eastAsia="en-US"/>
-              </w:rPr>
-            </w:pPr>
-            <w:del w:id="20135" w:author="Claude" w:date="2026-10-08T22:05:50Z">
+            <w:ins w:id="9071" w:author="Claude" w:date="2026-10-08T22:07:42Z">
               <w:r>
                 <w:rPr>
                   <w:rFonts w:cs="Times New Roman"/>
@@ -5481,17 +5412,15 @@
                   <w:szCs w:val="20"/>
                   <w:lang w:eastAsia="en-US"/>
                 </w:rPr>
-                <w:delText xml:space="preserve">441.6</w:delText>
+                <w:t xml:space="preserve">2</w:t>
               </w:r>
-            </w:del>
+            </w:ins>
           </w:p>
         </w:tc>
       </w:tr>
       <w:tr>
         <w:trPr>
           <w:cantSplit/>
-          <w:jc w:val="center"/>
-          <w:del w:id="20137" w:author="Claude" w:date="2026-10-08T22:05:50Z"/>
         </w:trPr>
         <w:tc>
           <w:tcPr>
@@ -5502,18 +5431,86 @@
           <w:p>
             <w:pPr>
               <w:keepNext/>
-              <w:spacing w:before="20" w:after="20" w:line="240" w:lineRule="auto"/>
+              <w:spacing w:line="240" w:lineRule="auto" w:before="20" w:after="20"/>
               <w:ind w:firstLine="0"/>
               <w:jc w:val="left"/>
               <w:rPr>
-                <w:del w:id="20139" w:author="Claude" w:date="2026-10-08T22:05:50Z"/>
                 <w:rFonts w:cs="Times New Roman"/>
                 <w:sz w:val="22"/>
                 <w:szCs w:val="22"/>
                 <w:lang w:eastAsia="en-US"/>
               </w:rPr>
             </w:pPr>
-            <w:del w:id="20138" w:author="Claude" w:date="2026-10-08T22:05:50Z">
+            <w:r>
+              <w:rPr>
+                <w:rFonts w:cs="Times New Roman"/>
+                <w:sz w:val="20"/>
+                <w:szCs w:val="20"/>
+                <w:lang w:eastAsia="en-US"/>
+              </w:rPr>
+              <w:t>L2 (Low)</w:t>
+            </w:r>
+          </w:p>
+        </w:tc>
+        <w:tc>
+          <w:tcPr>
+            <w:tcW w:w="2144" w:type="dxa"/>
+            <w:noWrap/>
+            <w:vAlign w:val="center"/>
+          </w:tcPr>
+          <w:p>
+            <w:pPr>
+              <w:keepNext/>
+              <w:spacing w:line="240" w:lineRule="auto" w:before="20" w:after="20"/>
+              <w:ind w:firstLine="0"/>
+              <w:jc w:val="center"/>
+              <w:rPr>
+                <w:rFonts w:cs="Times New Roman"/>
+                <w:sz w:val="22"/>
+                <w:szCs w:val="22"/>
+                <w:lang w:eastAsia="en-US"/>
+              </w:rPr>
+            </w:pPr>
+            <w:r>
+              <w:rPr>
+                <w:rFonts w:cs="Times New Roman"/>
+                <w:sz w:val="20"/>
+                <w:szCs w:val="20"/>
+                <w:lang w:eastAsia="en-US"/>
+              </w:rPr>
+              <w:t>802,365</w:t>
+            </w:r>
+          </w:p>
+        </w:tc>
+        <w:tc>
+          <w:tcPr>
+            <w:tcW w:w="2171" w:type="dxa"/>
+            <w:noWrap/>
+            <w:vAlign w:val="center"/>
+          </w:tcPr>
+          <w:p>
+            <w:pPr>
+              <w:keepNext/>
+              <w:spacing w:line="240" w:lineRule="auto" w:before="20" w:after="20"/>
+              <w:ind w:firstLine="0"/>
+              <w:jc w:val="center"/>
+              <w:rPr>
+                <w:rFonts w:cs="Times New Roman"/>
+                <w:sz w:val="22"/>
+                <w:szCs w:val="22"/>
+                <w:lang w:eastAsia="en-US"/>
+              </w:rPr>
+            </w:pPr>
+            <w:r>
+              <w:rPr>
+                <w:rFonts w:cs="Times New Roman"/>
+                <w:sz w:val="20"/>
+                <w:szCs w:val="20"/>
+                <w:lang w:eastAsia="en-US"/>
+              </w:rPr>
+              <w:t xml:space="preserve">0.</w:t>
+            </w:r>
+            <w:del w:id="9076" w:author="Claude" w:date="2026-10-08T22:07:42Z">
               <w:r>
                 <w:rPr>
                   <w:rFonts w:cs="Times New Roman"/>
@@ -5521,32 +5518,10 @@
                   <w:szCs w:val="20"/>
                   <w:lang w:eastAsia="en-US"/>
                 </w:rPr>
-                <w:delText xml:space="preserve">L3 (Medium)</w:delText>
+                <w:delText xml:space="preserve">4977</w:delText>
               </w:r>
             </w:del>
-          </w:p>
-        </w:tc>
-        <w:tc>
-          <w:tcPr>
-            <w:tcW w:w="2144" w:type="dxa"/>
-            <w:noWrap/>
-            <w:vAlign w:val="center"/>
-          </w:tcPr>
-          <w:p>
-            <w:pPr>
-              <w:keepNext/>
-              <w:spacing w:before="20" w:after="20" w:line="240" w:lineRule="auto"/>
-              <w:ind w:firstLine="0"/>
-              <w:jc w:val="center"/>
-              <w:rPr>
-                <w:del w:id="20141" w:author="Claude" w:date="2026-10-08T22:05:50Z"/>
-                <w:rFonts w:cs="Times New Roman"/>
-                <w:sz w:val="22"/>
-                <w:szCs w:val="22"/>
-                <w:lang w:eastAsia="en-US"/>
-              </w:rPr>
-            </w:pPr>
-            <w:del w:id="20140" w:author="Claude" w:date="2026-10-08T22:05:50Z">
+            <w:ins w:id="9075" w:author="Claude" w:date="2026-10-08T22:07:42Z">
               <w:r>
                 <w:rPr>
                   <w:rFonts w:cs="Times New Roman"/>
@@ -5554,32 +5529,31 @@
                   <w:szCs w:val="20"/>
                   <w:lang w:eastAsia="en-US"/>
                 </w:rPr>
-                <w:delText xml:space="preserve">3,454,723</w:delText>
+                <w:t xml:space="preserve">1387</w:t>
               </w:r>
-            </w:del>
-          </w:p>
-        </w:tc>
-        <w:tc>
-          <w:tcPr>
-            <w:tcW w:w="2171" w:type="dxa"/>
+            </w:ins>
+          </w:p>
+        </w:tc>
+        <w:tc>
+          <w:tcPr>
+            <w:tcW w:w="2554" w:type="dxa"/>
             <w:noWrap/>
             <w:vAlign w:val="center"/>
           </w:tcPr>
           <w:p>
             <w:pPr>
               <w:keepNext/>
-              <w:spacing w:before="20" w:after="20" w:line="240" w:lineRule="auto"/>
-              <w:ind w:firstLine="0"/>
-              <w:jc w:val="center"/>
-              <w:rPr>
-                <w:del w:id="20143" w:author="Claude" w:date="2026-10-08T22:05:50Z"/>
+              <w:spacing w:line="240" w:lineRule="auto" w:before="20" w:after="20"/>
+              <w:ind w:firstLine="0"/>
+              <w:jc w:val="center"/>
+              <w:rPr>
                 <w:rFonts w:cs="Times New Roman"/>
                 <w:sz w:val="22"/>
                 <w:szCs w:val="22"/>
                 <w:lang w:eastAsia="en-US"/>
               </w:rPr>
             </w:pPr>
-            <w:del w:id="20142" w:author="Claude" w:date="2026-10-08T22:05:50Z">
+            <w:del w:id="9080" w:author="Claude" w:date="2026-10-08T22:07:42Z">
               <w:r>
                 <w:rPr>
                   <w:rFonts w:cs="Times New Roman"/>
@@ -5587,32 +5561,10 @@
                   <w:szCs w:val="20"/>
                   <w:lang w:eastAsia="en-US"/>
                 </w:rPr>
-                <w:delText xml:space="preserve">0.1633</w:delText>
+                <w:delText xml:space="preserve">441</w:delText>
               </w:r>
             </w:del>
-          </w:p>
-        </w:tc>
-        <w:tc>
-          <w:tcPr>
-            <w:tcW w:w="2554" w:type="dxa"/>
-            <w:noWrap/>
-            <w:vAlign w:val="center"/>
-          </w:tcPr>
-          <w:p>
-            <w:pPr>
-              <w:keepNext/>
-              <w:spacing w:before="20" w:after="20" w:line="240" w:lineRule="auto"/>
-              <w:ind w:firstLine="0"/>
-              <w:jc w:val="center"/>
-              <w:rPr>
-                <w:del w:id="20145" w:author="Claude" w:date="2026-10-08T22:05:50Z"/>
-                <w:rFonts w:cs="Times New Roman"/>
-                <w:sz w:val="22"/>
-                <w:szCs w:val="22"/>
-                <w:lang w:eastAsia="en-US"/>
-              </w:rPr>
-            </w:pPr>
-            <w:del w:id="20144" w:author="Claude" w:date="2026-10-08T22:05:50Z">
+            <w:ins w:id="9079" w:author="Claude" w:date="2026-10-08T22:07:42Z">
               <w:r>
                 <w:rPr>
                   <w:rFonts w:cs="Times New Roman"/>
@@ -5620,39 +5572,19 @@
                   <w:szCs w:val="20"/>
                   <w:lang w:eastAsia="en-US"/>
                 </w:rPr>
-                <w:delText xml:space="preserve">77.7</w:delText>
+                <w:t xml:space="preserve">-26</w:t>
               </w:r>
-            </w:del>
-          </w:p>
-        </w:tc>
-      </w:tr>
-      <w:tr>
-        <w:trPr>
-          <w:cantSplit/>
-          <w:jc w:val="center"/>
-          <w:del w:id="20146" w:author="Claude" w:date="2026-10-08T22:05:50Z"/>
-        </w:trPr>
-        <w:tc>
-          <w:tcPr>
-            <w:tcW w:w="2157" w:type="dxa"/>
-            <w:noWrap/>
-            <w:vAlign w:val="center"/>
-          </w:tcPr>
-          <w:p>
-            <w:pPr>
-              <w:keepNext/>
-              <w:spacing w:before="20" w:after="20" w:line="240" w:lineRule="auto"/>
-              <w:ind w:firstLine="0"/>
-              <w:jc w:val="left"/>
-              <w:rPr>
-                <w:del w:id="20148" w:author="Claude" w:date="2026-10-08T22:05:50Z"/>
-                <w:rFonts w:cs="Times New Roman"/>
-                <w:sz w:val="22"/>
-                <w:szCs w:val="22"/>
-                <w:lang w:eastAsia="en-US"/>
-              </w:rPr>
-            </w:pPr>
-            <w:del w:id="20147" w:author="Claude" w:date="2026-10-08T22:05:50Z">
+            </w:ins>
+            <w:r>
+              <w:rPr>
+                <w:rFonts w:cs="Times New Roman"/>
+                <w:sz w:val="20"/>
+                <w:szCs w:val="20"/>
+                <w:lang w:eastAsia="en-US"/>
+              </w:rPr>
+              <w:t xml:space="preserve">.</w:t>
+            </w:r>
+            <w:del w:id="9078" w:author="Claude" w:date="2026-10-08T22:07:42Z">
               <w:r>
                 <w:rPr>
                   <w:rFonts w:cs="Times New Roman"/>
@@ -5660,32 +5592,10 @@
                   <w:szCs w:val="20"/>
                   <w:lang w:eastAsia="en-US"/>
                 </w:rPr>
-                <w:delText xml:space="preserve">L4 (High)</w:delText>
+                <w:delText xml:space="preserve">6</w:delText>
               </w:r>
             </w:del>
-          </w:p>
-        </w:tc>
-        <w:tc>
-          <w:tcPr>
-            <w:tcW w:w="2144" w:type="dxa"/>
-            <w:noWrap/>
-            <w:vAlign w:val="center"/>
-          </w:tcPr>
-          <w:p>
-            <w:pPr>
-              <w:keepNext/>
-              <w:spacing w:before="20" w:after="20" w:line="240" w:lineRule="auto"/>
-              <w:ind w:firstLine="0"/>
-              <w:jc w:val="center"/>
-              <w:rPr>
-                <w:del w:id="20150" w:author="Claude" w:date="2026-10-08T22:05:50Z"/>
-                <w:rFonts w:cs="Times New Roman"/>
-                <w:sz w:val="22"/>
-                <w:szCs w:val="22"/>
-                <w:lang w:eastAsia="en-US"/>
-              </w:rPr>
-            </w:pPr>
-            <w:del w:id="20149" w:author="Claude" w:date="2026-10-08T22:05:50Z">
+            <w:ins w:id="9077" w:author="Claude" w:date="2026-10-08T22:07:42Z">
               <w:r>
                 <w:rPr>
                   <w:rFonts w:cs="Times New Roman"/>
@@ -5693,9 +5603,74 @@
                   <w:szCs w:val="20"/>
                   <w:lang w:eastAsia="en-US"/>
                 </w:rPr>
-                <w:delText xml:space="preserve">4,990,080</w:delText>
+                <w:t xml:space="preserve">2</w:t>
               </w:r>
-            </w:del>
+            </w:ins>
+          </w:p>
+        </w:tc>
+      </w:tr>
+      <w:tr>
+        <w:trPr>
+          <w:cantSplit/>
+        </w:trPr>
+        <w:tc>
+          <w:tcPr>
+            <w:tcW w:w="2157" w:type="dxa"/>
+            <w:noWrap/>
+            <w:vAlign w:val="center"/>
+          </w:tcPr>
+          <w:p>
+            <w:pPr>
+              <w:keepNext/>
+              <w:spacing w:line="240" w:lineRule="auto" w:before="20" w:after="20"/>
+              <w:ind w:firstLine="0"/>
+              <w:jc w:val="left"/>
+              <w:rPr>
+                <w:rFonts w:cs="Times New Roman"/>
+                <w:sz w:val="22"/>
+                <w:szCs w:val="22"/>
+                <w:lang w:eastAsia="en-US"/>
+              </w:rPr>
+            </w:pPr>
+            <w:r>
+              <w:rPr>
+                <w:rFonts w:cs="Times New Roman"/>
+                <w:sz w:val="20"/>
+                <w:szCs w:val="20"/>
+                <w:lang w:eastAsia="en-US"/>
+              </w:rPr>
+              <w:t>L3 (Medium)</w:t>
+            </w:r>
+          </w:p>
+        </w:tc>
+        <w:tc>
+          <w:tcPr>
+            <w:tcW w:w="2144" w:type="dxa"/>
+            <w:noWrap/>
+            <w:vAlign w:val="center"/>
+          </w:tcPr>
+          <w:p>
+            <w:pPr>
+              <w:keepNext/>
+              <w:spacing w:line="240" w:lineRule="auto" w:before="20" w:after="20"/>
+              <w:ind w:firstLine="0"/>
+              <w:jc w:val="center"/>
+              <w:rPr>
+                <w:rFonts w:cs="Times New Roman"/>
+                <w:sz w:val="22"/>
+                <w:szCs w:val="22"/>
+                <w:lang w:eastAsia="en-US"/>
+              </w:rPr>
+            </w:pPr>
+            <w:r>
+              <w:rPr>
+                <w:rFonts w:cs="Times New Roman"/>
+                <w:sz w:val="20"/>
+                <w:szCs w:val="20"/>
+                <w:lang w:eastAsia="en-US"/>
+              </w:rPr>
+              <w:t>3,454,723</w:t>
+            </w:r>
           </w:p>
         </w:tc>
         <w:tc>
@@ -5707,18 +5682,26 @@
           <w:p>
             <w:pPr>
               <w:keepNext/>
-              <w:spacing w:before="20" w:after="20" w:line="240" w:lineRule="auto"/>
-              <w:ind w:firstLine="0"/>
-              <w:jc w:val="center"/>
-              <w:rPr>
-                <w:del w:id="20152" w:author="Claude" w:date="2026-10-08T22:05:50Z"/>
+              <w:spacing w:line="240" w:lineRule="auto" w:before="20" w:after="20"/>
+              <w:ind w:firstLine="0"/>
+              <w:jc w:val="center"/>
+              <w:rPr>
                 <w:rFonts w:cs="Times New Roman"/>
                 <w:sz w:val="22"/>
                 <w:szCs w:val="22"/>
                 <w:lang w:eastAsia="en-US"/>
               </w:rPr>
             </w:pPr>
-            <w:del w:id="20151" w:author="Claude" w:date="2026-10-08T22:05:50Z">
+            <w:r>
+              <w:rPr>
+                <w:rFonts w:cs="Times New Roman"/>
+                <w:sz w:val="20"/>
+                <w:szCs w:val="20"/>
+                <w:lang w:eastAsia="en-US"/>
+              </w:rPr>
+              <w:t xml:space="preserve">0.</w:t>
+            </w:r>
+            <w:del w:id="9082" w:author="Claude" w:date="2026-10-08T22:07:42Z">
               <w:r>
                 <w:rPr>
                   <w:rFonts w:cs="Times New Roman"/>
@@ -5726,32 +5709,10 @@
                   <w:szCs w:val="20"/>
                   <w:lang w:eastAsia="en-US"/>
                 </w:rPr>
-                <w:delText xml:space="preserve">0.1208</w:delText>
+                <w:delText xml:space="preserve">1633</w:delText>
               </w:r>
             </w:del>
-          </w:p>
-        </w:tc>
-        <w:tc>
-          <w:tcPr>
-            <w:tcW w:w="2554" w:type="dxa"/>
-            <w:noWrap/>
-            <w:vAlign w:val="center"/>
-          </w:tcPr>
-          <w:p>
-            <w:pPr>
-              <w:keepNext/>
-              <w:spacing w:before="20" w:after="20" w:line="240" w:lineRule="auto"/>
-              <w:ind w:firstLine="0"/>
-              <w:jc w:val="center"/>
-              <w:rPr>
-                <w:del w:id="20154" w:author="Claude" w:date="2026-10-08T22:05:50Z"/>
-                <w:rFonts w:cs="Times New Roman"/>
-                <w:sz w:val="22"/>
-                <w:szCs w:val="22"/>
-                <w:lang w:eastAsia="en-US"/>
-              </w:rPr>
-            </w:pPr>
-            <w:del w:id="20153" w:author="Claude" w:date="2026-10-08T22:05:50Z">
+            <w:ins w:id="9081" w:author="Claude" w:date="2026-10-08T22:07:42Z">
               <w:r>
                 <w:rPr>
                   <w:rFonts w:cs="Times New Roman"/>
@@ -5759,39 +5720,31 @@
                   <w:szCs w:val="20"/>
                   <w:lang w:eastAsia="en-US"/>
                 </w:rPr>
-                <w:delText xml:space="preserve">31.4</w:delText>
+                <w:t xml:space="preserve">1794</w:t>
               </w:r>
-            </w:del>
-          </w:p>
-        </w:tc>
-      </w:tr>
-      <w:tr>
-        <w:trPr>
-          <w:cantSplit/>
-          <w:jc w:val="center"/>
-          <w:del w:id="20155" w:author="Claude" w:date="2026-10-08T22:05:50Z"/>
-        </w:trPr>
-        <w:tc>
-          <w:tcPr>
-            <w:tcW w:w="2157" w:type="dxa"/>
+            </w:ins>
+          </w:p>
+        </w:tc>
+        <w:tc>
+          <w:tcPr>
+            <w:tcW w:w="2554" w:type="dxa"/>
             <w:noWrap/>
             <w:vAlign w:val="center"/>
           </w:tcPr>
           <w:p>
             <w:pPr>
               <w:keepNext/>
-              <w:spacing w:before="20" w:after="20" w:line="240" w:lineRule="auto"/>
-              <w:ind w:firstLine="0"/>
-              <w:jc w:val="left"/>
-              <w:rPr>
-                <w:del w:id="20157" w:author="Claude" w:date="2026-10-08T22:05:50Z"/>
+              <w:spacing w:line="240" w:lineRule="auto" w:before="20" w:after="20"/>
+              <w:ind w:firstLine="0"/>
+              <w:jc w:val="center"/>
+              <w:rPr>
                 <w:rFonts w:cs="Times New Roman"/>
                 <w:sz w:val="22"/>
                 <w:szCs w:val="22"/>
                 <w:lang w:eastAsia="en-US"/>
               </w:rPr>
             </w:pPr>
-            <w:del w:id="20156" w:author="Claude" w:date="2026-10-08T22:05:50Z">
+            <w:del w:id="9086" w:author="Claude" w:date="2026-10-08T22:07:42Z">
               <w:r>
                 <w:rPr>
                   <w:rFonts w:cs="Times New Roman"/>
@@ -5799,32 +5752,10 @@
                   <w:szCs w:val="20"/>
                   <w:lang w:eastAsia="en-US"/>
                 </w:rPr>
-                <w:delText xml:space="preserve">L5 (Very High)</w:delText>
+                <w:delText xml:space="preserve">77</w:delText>
               </w:r>
             </w:del>
-          </w:p>
-        </w:tc>
-        <w:tc>
-          <w:tcPr>
-            <w:tcW w:w="2144" w:type="dxa"/>
-            <w:noWrap/>
-            <w:vAlign w:val="center"/>
-          </w:tcPr>
-          <w:p>
-            <w:pPr>
-              <w:keepNext/>
-              <w:spacing w:before="20" w:after="20" w:line="240" w:lineRule="auto"/>
-              <w:ind w:firstLine="0"/>
-              <w:jc w:val="center"/>
-              <w:rPr>
-                <w:del w:id="20159" w:author="Claude" w:date="2026-10-08T22:05:50Z"/>
-                <w:rFonts w:cs="Times New Roman"/>
-                <w:sz w:val="22"/>
-                <w:szCs w:val="22"/>
-                <w:lang w:eastAsia="en-US"/>
-              </w:rPr>
-            </w:pPr>
-            <w:del w:id="20158" w:author="Claude" w:date="2026-10-08T22:05:50Z">
+            <w:ins w:id="9085" w:author="Claude" w:date="2026-10-08T22:07:42Z">
               <w:r>
                 <w:rPr>
                   <w:rFonts w:cs="Times New Roman"/>
@@ -5832,32 +5763,19 @@
                   <w:szCs w:val="20"/>
                   <w:lang w:eastAsia="en-US"/>
                 </w:rPr>
-                <w:delText xml:space="preserve">11,958,220</w:delText>
+                <w:t xml:space="preserve">-4</w:t>
               </w:r>
-            </w:del>
-          </w:p>
-        </w:tc>
-        <w:tc>
-          <w:tcPr>
-            <w:tcW w:w="2171" w:type="dxa"/>
-            <w:noWrap/>
-            <w:vAlign w:val="center"/>
-          </w:tcPr>
-          <w:p>
-            <w:pPr>
-              <w:keepNext/>
-              <w:spacing w:before="20" w:after="20" w:line="240" w:lineRule="auto"/>
-              <w:ind w:firstLine="0"/>
-              <w:jc w:val="center"/>
-              <w:rPr>
-                <w:del w:id="20161" w:author="Claude" w:date="2026-10-08T22:05:50Z"/>
-                <w:rFonts w:cs="Times New Roman"/>
-                <w:sz w:val="22"/>
-                <w:szCs w:val="22"/>
-                <w:lang w:eastAsia="en-US"/>
-              </w:rPr>
-            </w:pPr>
-            <w:del w:id="20160" w:author="Claude" w:date="2026-10-08T22:05:50Z">
+            </w:ins>
+            <w:r>
+              <w:rPr>
+                <w:rFonts w:cs="Times New Roman"/>
+                <w:sz w:val="20"/>
+                <w:szCs w:val="20"/>
+                <w:lang w:eastAsia="en-US"/>
+              </w:rPr>
+              <w:t xml:space="preserve">.</w:t>
+            </w:r>
+            <w:del w:id="9084" w:author="Claude" w:date="2026-10-08T22:07:42Z">
               <w:r>
                 <w:rPr>
                   <w:rFonts w:cs="Times New Roman"/>
@@ -5865,32 +5783,10 @@
                   <w:szCs w:val="20"/>
                   <w:lang w:eastAsia="en-US"/>
                 </w:rPr>
-                <w:delText xml:space="preserve">0.1002</w:delText>
+                <w:delText xml:space="preserve">7</w:delText>
               </w:r>
             </w:del>
-          </w:p>
-        </w:tc>
-        <w:tc>
-          <w:tcPr>
-            <w:tcW w:w="2554" w:type="dxa"/>
-            <w:noWrap/>
-            <w:vAlign w:val="center"/>
-          </w:tcPr>
-          <w:p>
-            <w:pPr>
-              <w:keepNext/>
-              <w:spacing w:before="20" w:after="20" w:line="240" w:lineRule="auto"/>
-              <w:ind w:firstLine="0"/>
-              <w:jc w:val="center"/>
-              <w:rPr>
-                <w:del w:id="20163" w:author="Claude" w:date="2026-10-08T22:05:50Z"/>
-                <w:rFonts w:cs="Times New Roman"/>
-                <w:sz w:val="22"/>
-                <w:szCs w:val="22"/>
-                <w:lang w:eastAsia="en-US"/>
-              </w:rPr>
-            </w:pPr>
-            <w:del w:id="20162" w:author="Claude" w:date="2026-10-08T22:05:50Z">
+            <w:ins w:id="9083" w:author="Claude" w:date="2026-10-08T22:07:42Z">
               <w:r>
                 <w:rPr>
                   <w:rFonts w:cs="Times New Roman"/>
@@ -5898,17 +5794,15 @@
                   <w:szCs w:val="20"/>
                   <w:lang w:eastAsia="en-US"/>
                 </w:rPr>
-                <w:delText xml:space="preserve">9.0</w:delText>
+                <w:t xml:space="preserve">6</w:t>
               </w:r>
-            </w:del>
+            </w:ins>
           </w:p>
         </w:tc>
       </w:tr>
       <w:tr>
         <w:trPr>
           <w:cantSplit/>
-          <w:jc w:val="center"/>
-          <w:del w:id="20164" w:author="Claude" w:date="2026-10-08T22:05:50Z"/>
         </w:trPr>
         <w:tc>
           <w:tcPr>
@@ -5919,18 +5813,86 @@
           <w:p>
             <w:pPr>
               <w:keepNext/>
-              <w:spacing w:before="20" w:after="20" w:line="240" w:lineRule="auto"/>
+              <w:spacing w:line="240" w:lineRule="auto" w:before="20" w:after="20"/>
               <w:ind w:firstLine="0"/>
               <w:jc w:val="left"/>
               <w:rPr>
-                <w:del w:id="20166" w:author="Claude" w:date="2026-10-08T22:05:50Z"/>
                 <w:rFonts w:cs="Times New Roman"/>
                 <w:sz w:val="22"/>
                 <w:szCs w:val="22"/>
                 <w:lang w:eastAsia="en-US"/>
               </w:rPr>
             </w:pPr>
-            <w:del w:id="20165" w:author="Claude" w:date="2026-10-08T22:05:50Z">
+            <w:r>
+              <w:rPr>
+                <w:rFonts w:cs="Times New Roman"/>
+                <w:sz w:val="20"/>
+                <w:szCs w:val="20"/>
+                <w:lang w:eastAsia="en-US"/>
+              </w:rPr>
+              <w:t>L4 (High)</w:t>
+            </w:r>
+          </w:p>
+        </w:tc>
+        <w:tc>
+          <w:tcPr>
+            <w:tcW w:w="2144" w:type="dxa"/>
+            <w:noWrap/>
+            <w:vAlign w:val="center"/>
+          </w:tcPr>
+          <w:p>
+            <w:pPr>
+              <w:keepNext/>
+              <w:spacing w:line="240" w:lineRule="auto" w:before="20" w:after="20"/>
+              <w:ind w:firstLine="0"/>
+              <w:jc w:val="center"/>
+              <w:rPr>
+                <w:rFonts w:cs="Times New Roman"/>
+                <w:sz w:val="22"/>
+                <w:szCs w:val="22"/>
+                <w:lang w:eastAsia="en-US"/>
+              </w:rPr>
+            </w:pPr>
+            <w:r>
+              <w:rPr>
+                <w:rFonts w:cs="Times New Roman"/>
+                <w:sz w:val="20"/>
+                <w:szCs w:val="20"/>
+                <w:lang w:eastAsia="en-US"/>
+              </w:rPr>
+              <w:t>4,990,080</w:t>
+            </w:r>
+          </w:p>
+        </w:tc>
+        <w:tc>
+          <w:tcPr>
+            <w:tcW w:w="2171" w:type="dxa"/>
+            <w:noWrap/>
+            <w:vAlign w:val="center"/>
+          </w:tcPr>
+          <w:p>
+            <w:pPr>
+              <w:keepNext/>
+              <w:spacing w:line="240" w:lineRule="auto" w:before="20" w:after="20"/>
+              <w:ind w:firstLine="0"/>
+              <w:jc w:val="center"/>
+              <w:rPr>
+                <w:rFonts w:cs="Times New Roman"/>
+                <w:sz w:val="22"/>
+                <w:szCs w:val="22"/>
+                <w:lang w:eastAsia="en-US"/>
+              </w:rPr>
+            </w:pPr>
+            <w:r>
+              <w:rPr>
+                <w:rFonts w:cs="Times New Roman"/>
+                <w:sz w:val="20"/>
+                <w:szCs w:val="20"/>
+                <w:lang w:eastAsia="en-US"/>
+              </w:rPr>
+              <w:t xml:space="preserve">0.</w:t>
+            </w:r>
+            <w:del w:id="9088" w:author="Claude" w:date="2026-10-08T22:07:42Z">
               <w:r>
                 <w:rPr>
                   <w:rFonts w:cs="Times New Roman"/>
@@ -5938,32 +5900,10 @@
                   <w:szCs w:val="20"/>
                   <w:lang w:eastAsia="en-US"/>
                 </w:rPr>
-                <w:delText xml:space="preserve">L6 (Ultra High)</w:delText>
+                <w:delText xml:space="preserve">1208</w:delText>
               </w:r>
             </w:del>
-          </w:p>
-        </w:tc>
-        <w:tc>
-          <w:tcPr>
-            <w:tcW w:w="2144" w:type="dxa"/>
-            <w:noWrap/>
-            <w:vAlign w:val="center"/>
-          </w:tcPr>
-          <w:p>
-            <w:pPr>
-              <w:keepNext/>
-              <w:spacing w:before="20" w:after="20" w:line="240" w:lineRule="auto"/>
-              <w:ind w:firstLine="0"/>
-              <w:jc w:val="center"/>
-              <w:rPr>
-                <w:del w:id="20168" w:author="Claude" w:date="2026-10-08T22:05:50Z"/>
-                <w:rFonts w:cs="Times New Roman"/>
-                <w:sz w:val="22"/>
-                <w:szCs w:val="22"/>
-                <w:lang w:eastAsia="en-US"/>
-              </w:rPr>
-            </w:pPr>
-            <w:del w:id="20167" w:author="Claude" w:date="2026-10-08T22:05:50Z">
+            <w:ins w:id="9087" w:author="Claude" w:date="2026-10-08T22:07:42Z">
               <w:r>
                 <w:rPr>
                   <w:rFonts w:cs="Times New Roman"/>
@@ -5971,32 +5911,31 @@
                   <w:szCs w:val="20"/>
                   <w:lang w:eastAsia="en-US"/>
                 </w:rPr>
-                <w:delText xml:space="preserve">18,864,900</w:delText>
+                <w:t xml:space="preserve">1846</w:t>
               </w:r>
-            </w:del>
-          </w:p>
-        </w:tc>
-        <w:tc>
-          <w:tcPr>
-            <w:tcW w:w="2171" w:type="dxa"/>
+            </w:ins>
+          </w:p>
+        </w:tc>
+        <w:tc>
+          <w:tcPr>
+            <w:tcW w:w="2554" w:type="dxa"/>
             <w:noWrap/>
             <w:vAlign w:val="center"/>
           </w:tcPr>
           <w:p>
             <w:pPr>
               <w:keepNext/>
-              <w:spacing w:before="20" w:after="20" w:line="240" w:lineRule="auto"/>
-              <w:ind w:firstLine="0"/>
-              <w:jc w:val="center"/>
-              <w:rPr>
-                <w:del w:id="20170" w:author="Claude" w:date="2026-10-08T22:05:50Z"/>
+              <w:spacing w:line="240" w:lineRule="auto" w:before="20" w:after="20"/>
+              <w:ind w:firstLine="0"/>
+              <w:jc w:val="center"/>
+              <w:rPr>
                 <w:rFonts w:cs="Times New Roman"/>
                 <w:sz w:val="22"/>
                 <w:szCs w:val="22"/>
                 <w:lang w:eastAsia="en-US"/>
               </w:rPr>
             </w:pPr>
-            <w:del w:id="20169" w:author="Claude" w:date="2026-10-08T22:05:50Z">
+            <w:del w:id="9092" w:author="Claude" w:date="2026-10-08T22:07:42Z">
               <w:r>
                 <w:rPr>
                   <w:rFonts w:cs="Times New Roman"/>
@@ -6004,9 +5943,168 @@
                   <w:szCs w:val="20"/>
                   <w:lang w:eastAsia="en-US"/>
                 </w:rPr>
-                <w:delText xml:space="preserve">0.0927</w:delText>
+                <w:delText xml:space="preserve">31</w:delText>
               </w:r>
             </w:del>
+            <w:ins w:id="9091" w:author="Claude" w:date="2026-10-08T22:07:42Z">
+              <w:r>
+                <w:rPr>
+                  <w:rFonts w:cs="Times New Roman"/>
+                  <w:sz w:val="20"/>
+                  <w:szCs w:val="20"/>
+                  <w:lang w:eastAsia="en-US"/>
+                </w:rPr>
+                <w:t xml:space="preserve">-1</w:t>
+              </w:r>
+            </w:ins>
+            <w:r>
+              <w:rPr>
+                <w:rFonts w:cs="Times New Roman"/>
+                <w:sz w:val="20"/>
+                <w:szCs w:val="20"/>
+                <w:lang w:eastAsia="en-US"/>
+              </w:rPr>
+              <w:t xml:space="preserve">.</w:t>
+            </w:r>
+            <w:del w:id="9090" w:author="Claude" w:date="2026-10-08T22:07:42Z">
+              <w:r>
+                <w:rPr>
+                  <w:rFonts w:cs="Times New Roman"/>
+                  <w:sz w:val="20"/>
+                  <w:szCs w:val="20"/>
+                  <w:lang w:eastAsia="en-US"/>
+                </w:rPr>
+                <w:delText xml:space="preserve">4</w:delText>
+              </w:r>
+            </w:del>
+            <w:ins w:id="9089" w:author="Claude" w:date="2026-10-08T22:07:42Z">
+              <w:r>
+                <w:rPr>
+                  <w:rFonts w:cs="Times New Roman"/>
+                  <w:sz w:val="20"/>
+                  <w:szCs w:val="20"/>
+                  <w:lang w:eastAsia="en-US"/>
+                </w:rPr>
+                <w:t xml:space="preserve">8</w:t>
+              </w:r>
+            </w:ins>
+          </w:p>
+        </w:tc>
+      </w:tr>
+      <w:tr>
+        <w:trPr>
+          <w:cantSplit/>
+        </w:trPr>
+        <w:tc>
+          <w:tcPr>
+            <w:tcW w:w="2157" w:type="dxa"/>
+            <w:noWrap/>
+            <w:vAlign w:val="center"/>
+          </w:tcPr>
+          <w:p>
+            <w:pPr>
+              <w:keepNext/>
+              <w:spacing w:line="240" w:lineRule="auto" w:before="20" w:after="20"/>
+              <w:ind w:firstLine="0"/>
+              <w:jc w:val="left"/>
+              <w:rPr>
+                <w:rFonts w:cs="Times New Roman"/>
+                <w:sz w:val="22"/>
+                <w:szCs w:val="22"/>
+                <w:lang w:eastAsia="en-US"/>
+              </w:rPr>
+            </w:pPr>
+            <w:r>
+              <w:rPr>
+                <w:rFonts w:cs="Times New Roman"/>
+                <w:sz w:val="20"/>
+                <w:szCs w:val="20"/>
+                <w:lang w:eastAsia="en-US"/>
+              </w:rPr>
+              <w:t>L5 (Very High)</w:t>
+            </w:r>
+          </w:p>
+        </w:tc>
+        <w:tc>
+          <w:tcPr>
+            <w:tcW w:w="2144" w:type="dxa"/>
+            <w:noWrap/>
+            <w:vAlign w:val="center"/>
+          </w:tcPr>
+          <w:p>
+            <w:pPr>
+              <w:keepNext/>
+              <w:spacing w:line="240" w:lineRule="auto" w:before="20" w:after="20"/>
+              <w:ind w:firstLine="0"/>
+              <w:jc w:val="center"/>
+              <w:rPr>
+                <w:rFonts w:cs="Times New Roman"/>
+                <w:sz w:val="22"/>
+                <w:szCs w:val="22"/>
+                <w:lang w:eastAsia="en-US"/>
+              </w:rPr>
+            </w:pPr>
+            <w:r>
+              <w:rPr>
+                <w:rFonts w:cs="Times New Roman"/>
+                <w:sz w:val="20"/>
+                <w:szCs w:val="20"/>
+                <w:lang w:eastAsia="en-US"/>
+              </w:rPr>
+              <w:t>11,958,220</w:t>
+            </w:r>
+          </w:p>
+        </w:tc>
+        <w:tc>
+          <w:tcPr>
+            <w:tcW w:w="2171" w:type="dxa"/>
+            <w:noWrap/>
+            <w:vAlign w:val="center"/>
+          </w:tcPr>
+          <w:p>
+            <w:pPr>
+              <w:keepNext/>
+              <w:spacing w:line="240" w:lineRule="auto" w:before="20" w:after="20"/>
+              <w:ind w:firstLine="0"/>
+              <w:jc w:val="center"/>
+              <w:rPr>
+                <w:rFonts w:cs="Times New Roman"/>
+                <w:sz w:val="22"/>
+                <w:szCs w:val="22"/>
+                <w:lang w:eastAsia="en-US"/>
+              </w:rPr>
+            </w:pPr>
+            <w:r>
+              <w:rPr>
+                <w:rFonts w:cs="Times New Roman"/>
+                <w:sz w:val="20"/>
+                <w:szCs w:val="20"/>
+                <w:lang w:eastAsia="en-US"/>
+              </w:rPr>
+              <w:t xml:space="preserve">0.</w:t>
+            </w:r>
+            <w:del w:id="9094" w:author="Claude" w:date="2026-10-08T22:07:42Z">
+              <w:r>
+                <w:rPr>
+                  <w:rFonts w:cs="Times New Roman"/>
+                  <w:sz w:val="20"/>
+                  <w:szCs w:val="20"/>
+                  <w:lang w:eastAsia="en-US"/>
+                </w:rPr>
+                <w:delText xml:space="preserve">1002</w:delText>
+              </w:r>
+            </w:del>
+            <w:ins w:id="9093" w:author="Claude" w:date="2026-10-08T22:07:42Z">
+              <w:r>
+                <w:rPr>
+                  <w:rFonts w:cs="Times New Roman"/>
+                  <w:sz w:val="20"/>
+                  <w:szCs w:val="20"/>
+                  <w:lang w:eastAsia="en-US"/>
+                </w:rPr>
+                <w:t xml:space="preserve">1871</w:t>
+              </w:r>
+            </w:ins>
           </w:p>
         </w:tc>
         <w:tc>
@@ -6018,18 +6116,208 @@
           <w:p>
             <w:pPr>
               <w:keepNext/>
-              <w:spacing w:before="20" w:after="20" w:line="240" w:lineRule="auto"/>
-              <w:ind w:firstLine="0"/>
-              <w:jc w:val="center"/>
-              <w:rPr>
-                <w:del w:id="20172" w:author="Claude" w:date="2026-10-08T22:05:50Z"/>
+              <w:spacing w:line="240" w:lineRule="auto" w:before="20" w:after="20"/>
+              <w:ind w:firstLine="0"/>
+              <w:jc w:val="center"/>
+              <w:rPr>
                 <w:rFonts w:cs="Times New Roman"/>
                 <w:sz w:val="22"/>
                 <w:szCs w:val="22"/>
                 <w:lang w:eastAsia="en-US"/>
               </w:rPr>
             </w:pPr>
-            <w:del w:id="20171" w:author="Claude" w:date="2026-10-08T22:05:50Z">
+            <w:del w:id="9098" w:author="Claude" w:date="2026-10-08T22:07:42Z">
+              <w:r>
+                <w:rPr>
+                  <w:rFonts w:cs="Times New Roman"/>
+                  <w:sz w:val="20"/>
+                  <w:szCs w:val="20"/>
+                  <w:lang w:eastAsia="en-US"/>
+                </w:rPr>
+                <w:delText xml:space="preserve">9</w:delText>
+              </w:r>
+            </w:del>
+            <w:ins w:id="9097" w:author="Claude" w:date="2026-10-08T22:07:42Z">
+              <w:r>
+                <w:rPr>
+                  <w:rFonts w:cs="Times New Roman"/>
+                  <w:sz w:val="20"/>
+                  <w:szCs w:val="20"/>
+                  <w:lang w:eastAsia="en-US"/>
+                </w:rPr>
+                <w:t xml:space="preserve">-0</w:t>
+              </w:r>
+            </w:ins>
+            <w:r>
+              <w:rPr>
+                <w:rFonts w:cs="Times New Roman"/>
+                <w:sz w:val="20"/>
+                <w:szCs w:val="20"/>
+                <w:lang w:eastAsia="en-US"/>
+              </w:rPr>
+              <w:t xml:space="preserve">.</w:t>
+            </w:r>
+            <w:del w:id="9096" w:author="Claude" w:date="2026-10-08T22:07:42Z">
+              <w:r>
+                <w:rPr>
+                  <w:rFonts w:cs="Times New Roman"/>
+                  <w:sz w:val="20"/>
+                  <w:szCs w:val="20"/>
+                  <w:lang w:eastAsia="en-US"/>
+                </w:rPr>
+                <w:delText xml:space="preserve">0</w:delText>
+              </w:r>
+            </w:del>
+            <w:ins w:id="9095" w:author="Claude" w:date="2026-10-08T22:07:42Z">
+              <w:r>
+                <w:rPr>
+                  <w:rFonts w:cs="Times New Roman"/>
+                  <w:sz w:val="20"/>
+                  <w:szCs w:val="20"/>
+                  <w:lang w:eastAsia="en-US"/>
+                </w:rPr>
+                <w:t xml:space="preserve">5</w:t>
+              </w:r>
+            </w:ins>
+          </w:p>
+        </w:tc>
+      </w:tr>
+      <w:tr>
+        <w:trPr>
+          <w:cantSplit/>
+        </w:trPr>
+        <w:tc>
+          <w:tcPr>
+            <w:tcW w:w="2157" w:type="dxa"/>
+            <w:noWrap/>
+            <w:vAlign w:val="center"/>
+          </w:tcPr>
+          <w:p>
+            <w:pPr>
+              <w:keepNext/>
+              <w:spacing w:line="240" w:lineRule="auto" w:before="20" w:after="20"/>
+              <w:ind w:firstLine="0"/>
+              <w:jc w:val="left"/>
+              <w:rPr>
+                <w:rFonts w:cs="Times New Roman"/>
+                <w:sz w:val="22"/>
+                <w:szCs w:val="22"/>
+                <w:lang w:eastAsia="en-US"/>
+              </w:rPr>
+            </w:pPr>
+            <w:r>
+              <w:rPr>
+                <w:rFonts w:cs="Times New Roman"/>
+                <w:sz w:val="20"/>
+                <w:szCs w:val="20"/>
+                <w:lang w:eastAsia="en-US"/>
+              </w:rPr>
+              <w:t>L6 (Ultra High)</w:t>
+            </w:r>
+          </w:p>
+        </w:tc>
+        <w:tc>
+          <w:tcPr>
+            <w:tcW w:w="2144" w:type="dxa"/>
+            <w:noWrap/>
+            <w:vAlign w:val="center"/>
+          </w:tcPr>
+          <w:p>
+            <w:pPr>
+              <w:keepNext/>
+              <w:spacing w:line="240" w:lineRule="auto" w:before="20" w:after="20"/>
+              <w:ind w:firstLine="0"/>
+              <w:jc w:val="center"/>
+              <w:rPr>
+                <w:rFonts w:cs="Times New Roman"/>
+                <w:sz w:val="22"/>
+                <w:szCs w:val="22"/>
+                <w:lang w:eastAsia="en-US"/>
+              </w:rPr>
+            </w:pPr>
+            <w:r>
+              <w:rPr>
+                <w:rFonts w:cs="Times New Roman"/>
+                <w:sz w:val="20"/>
+                <w:szCs w:val="20"/>
+                <w:lang w:eastAsia="en-US"/>
+              </w:rPr>
+              <w:t>18,864,900</w:t>
+            </w:r>
+          </w:p>
+        </w:tc>
+        <w:tc>
+          <w:tcPr>
+            <w:tcW w:w="2171" w:type="dxa"/>
+            <w:noWrap/>
+            <w:vAlign w:val="center"/>
+          </w:tcPr>
+          <w:p>
+            <w:pPr>
+              <w:keepNext/>
+              <w:spacing w:line="240" w:lineRule="auto" w:before="20" w:after="20"/>
+              <w:ind w:firstLine="0"/>
+              <w:jc w:val="center"/>
+              <w:rPr>
+                <w:rFonts w:cs="Times New Roman"/>
+                <w:sz w:val="22"/>
+                <w:szCs w:val="22"/>
+                <w:lang w:eastAsia="en-US"/>
+              </w:rPr>
+            </w:pPr>
+            <w:r>
+              <w:rPr>
+                <w:rFonts w:cs="Times New Roman"/>
+                <w:sz w:val="20"/>
+                <w:szCs w:val="20"/>
+                <w:lang w:eastAsia="en-US"/>
+              </w:rPr>
+              <w:t xml:space="preserve">0.</w:t>
+            </w:r>
+            <w:del w:id="9100" w:author="Claude" w:date="2026-10-08T22:07:42Z">
+              <w:r>
+                <w:rPr>
+                  <w:rFonts w:cs="Times New Roman"/>
+                  <w:sz w:val="20"/>
+                  <w:szCs w:val="20"/>
+                  <w:lang w:eastAsia="en-US"/>
+                </w:rPr>
+                <w:delText xml:space="preserve">0927</w:delText>
+              </w:r>
+            </w:del>
+            <w:ins w:id="9099" w:author="Claude" w:date="2026-10-08T22:07:42Z">
+              <w:r>
+                <w:rPr>
+                  <w:rFonts w:cs="Times New Roman"/>
+                  <w:sz w:val="20"/>
+                  <w:szCs w:val="20"/>
+                  <w:lang w:eastAsia="en-US"/>
+                </w:rPr>
+                <w:t xml:space="preserve">1880</w:t>
+              </w:r>
+            </w:ins>
+          </w:p>
+        </w:tc>
+        <w:tc>
+          <w:tcPr>
+            <w:tcW w:w="2554" w:type="dxa"/>
+            <w:noWrap/>
+            <w:vAlign w:val="center"/>
+          </w:tcPr>
+          <w:p>
+            <w:pPr>
+              <w:keepNext/>
+              <w:spacing w:line="240" w:lineRule="auto" w:before="20" w:after="20"/>
+              <w:ind w:firstLine="0"/>
+              <w:jc w:val="center"/>
+              <w:rPr>
+                <w:rFonts w:cs="Times New Roman"/>
+                <w:sz w:val="22"/>
+                <w:szCs w:val="22"/>
+                <w:lang w:eastAsia="en-US"/>
+              </w:rPr>
+            </w:pPr>
+            <w:del w:id="9102" w:author="Claude" w:date="2026-10-08T22:07:42Z">
               <w:r>
                 <w:rPr>
                   <w:rFonts w:cs="Times New Roman"/>
@@ -6040,35 +6328,7 @@
                 <w:delText xml:space="preserve">0.87</w:delText>
               </w:r>
             </w:del>
-          </w:p>
-        </w:tc>
-      </w:tr>
-      <w:tr>
-        <w:trPr>
-          <w:cantSplit/>
-          <w:jc w:val="center"/>
-          <w:del w:id="20173" w:author="Claude" w:date="2026-10-08T22:05:50Z"/>
-        </w:trPr>
-        <w:tc>
-          <w:tcPr>
-            <w:tcW w:w="2157" w:type="dxa"/>
-            <w:noWrap/>
-            <w:vAlign w:val="center"/>
-          </w:tcPr>
-          <w:p>
-            <w:pPr>
-              <w:spacing w:before="20" w:after="20" w:line="240" w:lineRule="auto"/>
-              <w:ind w:firstLine="0"/>
-              <w:jc w:val="left"/>
-              <w:rPr>
-                <w:del w:id="20175" w:author="Claude" w:date="2026-10-08T22:05:50Z"/>
-                <w:rFonts w:cs="Times New Roman"/>
-                <w:sz w:val="22"/>
-                <w:szCs w:val="22"/>
-                <w:lang w:eastAsia="en-US"/>
-              </w:rPr>
-            </w:pPr>
-            <w:del w:id="20174" w:author="Claude" w:date="2026-10-08T22:05:50Z">
+            <w:ins w:id="9101" w:author="Claude" w:date="2026-10-08T22:07:42Z">
               <w:r>
                 <w:rPr>
                   <w:rFonts w:cs="Times New Roman"/>
@@ -6076,9 +6336,44 @@
                   <w:szCs w:val="20"/>
                   <w:lang w:eastAsia="en-US"/>
                 </w:rPr>
-                <w:delText xml:space="preserve">Reference</w:delText>
+                <w:t>reference</w:t>
               </w:r>
-            </w:del>
+            </w:ins>
+          </w:p>
+        </w:tc>
+      </w:tr>
+      <w:tr>
+        <w:trPr>
+          <w:cantSplit/>
+        </w:trPr>
+        <w:tc>
+          <w:tcPr>
+            <w:tcW w:w="2157" w:type="dxa"/>
+            <w:noWrap/>
+            <w:vAlign w:val="center"/>
+          </w:tcPr>
+          <w:p>
+            <w:pPr>
+              <w:keepNext/>
+              <w:spacing w:line="240" w:lineRule="auto" w:before="20" w:after="20"/>
+              <w:ind w:firstLine="0"/>
+              <w:jc w:val="left"/>
+              <w:rPr>
+                <w:rFonts w:cs="Times New Roman"/>
+                <w:sz w:val="22"/>
+                <w:szCs w:val="22"/>
+                <w:lang w:eastAsia="en-US"/>
+              </w:rPr>
+            </w:pPr>
+            <w:r>
+              <w:rPr>
+                <w:rFonts w:cs="Times New Roman"/>
+                <w:sz w:val="20"/>
+                <w:szCs w:val="20"/>
+                <w:lang w:eastAsia="en-US"/>
+              </w:rPr>
+              <w:t>Reference</w:t>
+            </w:r>
           </w:p>
         </w:tc>
         <w:tc>
@@ -6089,18 +6384,18 @@
           </w:tcPr>
           <w:p>
             <w:pPr>
-              <w:spacing w:before="20" w:after="20" w:line="240" w:lineRule="auto"/>
-              <w:ind w:firstLine="0"/>
-              <w:jc w:val="center"/>
-              <w:rPr>
-                <w:del w:id="20178" w:author="Claude" w:date="2026-10-08T22:05:50Z"/>
+              <w:keepNext/>
+              <w:spacing w:line="240" w:lineRule="auto" w:before="20" w:after="20"/>
+              <w:ind w:firstLine="0"/>
+              <w:jc w:val="center"/>
+              <w:rPr>
                 <w:rFonts w:cs="Times New Roman"/>
                 <w:sz w:val="22"/>
                 <w:szCs w:val="22"/>
                 <w:lang w:eastAsia="en-US"/>
               </w:rPr>
             </w:pPr>
-            <w:del w:id="20176" w:author="Claude" w:date="2026-10-08T22:05:50Z">
+            <w:del w:id="9104" w:author="Claude" w:date="2026-10-08T22:07:42Z">
               <w:r>
                 <w:rPr>
                   <w:rFonts w:cs="Times New Roman"/>
@@ -6108,10 +6403,10 @@
                   <w:szCs w:val="20"/>
                   <w:lang w:eastAsia="en-US"/>
                 </w:rPr>
-                <w:delText xml:space="preserve">21</w:delText>
+                <w:delText xml:space="preserve">21245</w:delText>
               </w:r>
             </w:del>
-            <w:del w:id="20177" w:author="Claude" w:date="2026-10-08T22:05:50Z">
+            <w:ins w:id="9103" w:author="Claude" w:date="2026-10-08T22:07:42Z">
               <w:r>
                 <w:rPr>
                   <w:rFonts w:cs="Times New Roman"/>
@@ -6119,9 +6414,18 @@
                   <w:szCs w:val="20"/>
                   <w:lang w:eastAsia="en-US"/>
                 </w:rPr>
-                <w:delText xml:space="preserve">245,850</w:delText>
+                <w:t xml:space="preserve">21,245</w:t>
               </w:r>
-            </w:del>
+            </w:ins>
+            <w:r>
+              <w:rPr>
+                <w:rFonts w:cs="Times New Roman"/>
+                <w:sz w:val="20"/>
+                <w:szCs w:val="20"/>
+                <w:lang w:eastAsia="en-US"/>
+              </w:rPr>
+              <w:t xml:space="preserve">,850</w:t>
+            </w:r>
           </w:p>
         </w:tc>
         <w:tc>
@@ -6132,18 +6436,27 @@
           </w:tcPr>
           <w:p>
             <w:pPr>
-              <w:spacing w:before="20" w:after="20" w:line="240" w:lineRule="auto"/>
-              <w:ind w:firstLine="0"/>
-              <w:jc w:val="center"/>
-              <w:rPr>
-                <w:del w:id="20180" w:author="Claude" w:date="2026-10-08T22:05:50Z"/>
+              <w:keepNext/>
+              <w:spacing w:line="240" w:lineRule="auto" w:before="20" w:after="20"/>
+              <w:ind w:firstLine="0"/>
+              <w:jc w:val="center"/>
+              <w:rPr>
                 <w:rFonts w:cs="Times New Roman"/>
                 <w:sz w:val="22"/>
                 <w:szCs w:val="22"/>
                 <w:lang w:eastAsia="en-US"/>
               </w:rPr>
             </w:pPr>
-            <w:del w:id="20179" w:author="Claude" w:date="2026-10-08T22:05:50Z">
+            <w:r>
+              <w:rPr>
+                <w:rFonts w:cs="Times New Roman"/>
+                <w:sz w:val="20"/>
+                <w:szCs w:val="20"/>
+                <w:lang w:eastAsia="en-US"/>
+              </w:rPr>
+              <w:t xml:space="preserve">0.</w:t>
+            </w:r>
+            <w:del w:id="9106" w:author="Claude" w:date="2026-10-08T22:07:42Z">
               <w:r>
                 <w:rPr>
                   <w:rFonts w:cs="Times New Roman"/>
@@ -6151,9 +6464,20 @@
                   <w:szCs w:val="20"/>
                   <w:lang w:eastAsia="en-US"/>
                 </w:rPr>
-                <w:delText xml:space="preserve">0.0919</w:delText>
+                <w:delText xml:space="preserve">0919</w:delText>
               </w:r>
             </w:del>
+            <w:ins w:id="9105" w:author="Claude" w:date="2026-10-08T22:07:42Z">
+              <w:r>
+                <w:rPr>
+                  <w:rFonts w:cs="Times New Roman"/>
+                  <w:sz w:val="20"/>
+                  <w:szCs w:val="20"/>
+                  <w:lang w:eastAsia="en-US"/>
+                </w:rPr>
+                <w:t xml:space="preserve">1864</w:t>
+              </w:r>
+            </w:ins>
           </w:p>
         </w:tc>
         <w:tc>
@@ -6164,18 +6488,18 @@
           </w:tcPr>
           <w:p>
             <w:pPr>
-              <w:spacing w:before="20" w:after="20" w:line="240" w:lineRule="auto"/>
-              <w:ind w:firstLine="0"/>
-              <w:jc w:val="center"/>
-              <w:rPr>
-                <w:del w:id="20182" w:author="Claude" w:date="2026-10-08T22:05:50Z"/>
+              <w:keepNext/>
+              <w:spacing w:line="240" w:lineRule="auto" w:before="20" w:after="20"/>
+              <w:ind w:firstLine="0"/>
+              <w:jc w:val="center"/>
+              <w:rPr>
                 <w:rFonts w:cs="Times New Roman"/>
                 <w:sz w:val="22"/>
                 <w:szCs w:val="22"/>
                 <w:lang w:eastAsia="en-US"/>
               </w:rPr>
             </w:pPr>
-            <w:del w:id="20181" w:author="Claude" w:date="2026-10-08T22:05:50Z">
+            <w:del w:id="9108" w:author="Claude" w:date="2026-10-08T22:07:42Z">
               <w:r>
                 <w:rPr>
                   <w:rFonts w:cs="Times New Roman"/>
@@ -6186,35 +6510,7 @@
                 <w:delText xml:space="preserve">—</w:delText>
               </w:r>
             </w:del>
-          </w:p>
-        </w:tc>
-      </w:tr>
-      <w:tr>
-        <w:trPr>
-          <w:cantSplit/>
-          <w:ins w:id="20065" w:author="Claude" w:date="2026-10-08T22:05:50Z"/>
-        </w:trPr>
-        <w:tc>
-          <w:tcPr>
-            <w:tcW w:w="2157" w:type="dxa"/>
-            <w:noWrap/>
-            <w:vAlign w:val="center"/>
-          </w:tcPr>
-          <w:p>
-            <w:pPr>
-              <w:keepNext/>
-              <w:spacing w:line="240" w:lineRule="auto" w:before="20" w:after="20"/>
-              <w:ind w:firstLine="0"/>
-              <w:jc w:val="left"/>
-              <w:rPr>
-                <w:ins w:id="20067" w:author="Claude" w:date="2026-10-08T22:05:50Z"/>
-                <w:rFonts w:cs="Times New Roman"/>
-                <w:sz w:val="22"/>
-                <w:szCs w:val="22"/>
-                <w:lang w:eastAsia="en-US"/>
-              </w:rPr>
-            </w:pPr>
-            <w:ins w:id="20066" w:author="Claude" w:date="2026-10-08T22:05:50Z">
+            <w:ins w:id="9107" w:author="Claude" w:date="2026-10-08T22:07:42Z">
               <w:r>
                 <w:rPr>
                   <w:rFonts w:cs="Times New Roman"/>
@@ -6222,796 +6518,7 @@
                   <w:szCs w:val="20"/>
                   <w:lang w:eastAsia="en-US"/>
                 </w:rPr>
-                <w:t>L1 (Very Low)</w:t>
-              </w:r>
-            </w:ins>
-          </w:p>
-        </w:tc>
-        <w:tc>
-          <w:tcPr>
-            <w:tcW w:w="2144" w:type="dxa"/>
-            <w:noWrap/>
-            <w:vAlign w:val="center"/>
-          </w:tcPr>
-          <w:p>
-            <w:pPr>
-              <w:keepNext/>
-              <w:spacing w:line="240" w:lineRule="auto" w:before="20" w:after="20"/>
-              <w:ind w:firstLine="0"/>
-              <w:jc w:val="center"/>
-              <w:rPr>
-                <w:ins w:id="20069" w:author="Claude" w:date="2026-10-08T22:05:50Z"/>
-                <w:rFonts w:cs="Times New Roman"/>
-                <w:sz w:val="22"/>
-                <w:szCs w:val="22"/>
-                <w:lang w:eastAsia="en-US"/>
-              </w:rPr>
-            </w:pPr>
-            <w:ins w:id="20068" w:author="Claude" w:date="2026-10-08T22:05:50Z">
-              <w:r>
-                <w:rPr>
-                  <w:rFonts w:cs="Times New Roman"/>
-                  <w:sz w:val="20"/>
-                  <w:szCs w:val="20"/>
-                  <w:lang w:eastAsia="en-US"/>
-                </w:rPr>
-                <w:t>182,768</w:t>
-              </w:r>
-            </w:ins>
-          </w:p>
-        </w:tc>
-        <w:tc>
-          <w:tcPr>
-            <w:tcW w:w="2171" w:type="dxa"/>
-            <w:noWrap/>
-            <w:vAlign w:val="center"/>
-          </w:tcPr>
-          <w:p>
-            <w:pPr>
-              <w:keepNext/>
-              <w:spacing w:line="240" w:lineRule="auto" w:before="20" w:after="20"/>
-              <w:ind w:firstLine="0"/>
-              <w:jc w:val="center"/>
-              <w:rPr>
-                <w:ins w:id="20071" w:author="Claude" w:date="2026-10-08T22:05:50Z"/>
-                <w:rFonts w:cs="Times New Roman"/>
-                <w:sz w:val="22"/>
-                <w:szCs w:val="22"/>
-                <w:lang w:eastAsia="en-US"/>
-              </w:rPr>
-            </w:pPr>
-            <w:ins w:id="20070" w:author="Claude" w:date="2026-10-08T22:05:50Z">
-              <w:r>
-                <w:rPr>
-                  <w:rFonts w:cs="Times New Roman"/>
-                  <w:sz w:val="20"/>
-                  <w:szCs w:val="20"/>
-                  <w:lang w:eastAsia="en-US"/>
-                </w:rPr>
-                <w:t>0.0240</w:t>
-              </w:r>
-            </w:ins>
-          </w:p>
-        </w:tc>
-        <w:tc>
-          <w:tcPr>
-            <w:tcW w:w="2554" w:type="dxa"/>
-            <w:noWrap/>
-            <w:vAlign w:val="center"/>
-          </w:tcPr>
-          <w:p>
-            <w:pPr>
-              <w:keepNext/>
-              <w:spacing w:line="240" w:lineRule="auto" w:before="20" w:after="20"/>
-              <w:ind w:firstLine="0"/>
-              <w:jc w:val="center"/>
-              <w:rPr>
-                <w:ins w:id="20073" w:author="Claude" w:date="2026-10-08T22:05:50Z"/>
-                <w:rFonts w:cs="Times New Roman"/>
-                <w:sz w:val="22"/>
-                <w:szCs w:val="22"/>
-                <w:lang w:eastAsia="en-US"/>
-              </w:rPr>
-            </w:pPr>
-            <w:ins w:id="20072" w:author="Claude" w:date="2026-10-08T22:05:50Z">
-              <w:r>
-                <w:rPr>
-                  <w:rFonts w:cs="Times New Roman"/>
-                  <w:sz w:val="20"/>
-                  <w:szCs w:val="20"/>
-                  <w:lang w:eastAsia="en-US"/>
-                </w:rPr>
-                <w:t>-87.2</w:t>
-              </w:r>
-            </w:ins>
-          </w:p>
-        </w:tc>
-      </w:tr>
-      <w:tr>
-        <w:trPr>
-          <w:cantSplit/>
-          <w:ins w:id="20074" w:author="Claude" w:date="2026-10-08T22:05:50Z"/>
-        </w:trPr>
-        <w:tc>
-          <w:tcPr>
-            <w:tcW w:w="2157" w:type="dxa"/>
-            <w:noWrap/>
-            <w:vAlign w:val="center"/>
-          </w:tcPr>
-          <w:p>
-            <w:pPr>
-              <w:keepNext/>
-              <w:spacing w:line="240" w:lineRule="auto" w:before="20" w:after="20"/>
-              <w:ind w:firstLine="0"/>
-              <w:jc w:val="left"/>
-              <w:rPr>
-                <w:ins w:id="20076" w:author="Claude" w:date="2026-10-08T22:05:50Z"/>
-                <w:rFonts w:cs="Times New Roman"/>
-                <w:sz w:val="22"/>
-                <w:szCs w:val="22"/>
-                <w:lang w:eastAsia="en-US"/>
-              </w:rPr>
-            </w:pPr>
-            <w:ins w:id="20075" w:author="Claude" w:date="2026-10-08T22:05:50Z">
-              <w:r>
-                <w:rPr>
-                  <w:rFonts w:cs="Times New Roman"/>
-                  <w:sz w:val="20"/>
-                  <w:szCs w:val="20"/>
-                  <w:lang w:eastAsia="en-US"/>
-                </w:rPr>
-                <w:t>L2 (Low)</w:t>
-              </w:r>
-            </w:ins>
-          </w:p>
-        </w:tc>
-        <w:tc>
-          <w:tcPr>
-            <w:tcW w:w="2144" w:type="dxa"/>
-            <w:noWrap/>
-            <w:vAlign w:val="center"/>
-          </w:tcPr>
-          <w:p>
-            <w:pPr>
-              <w:keepNext/>
-              <w:spacing w:line="240" w:lineRule="auto" w:before="20" w:after="20"/>
-              <w:ind w:firstLine="0"/>
-              <w:jc w:val="center"/>
-              <w:rPr>
-                <w:ins w:id="20078" w:author="Claude" w:date="2026-10-08T22:05:50Z"/>
-                <w:rFonts w:cs="Times New Roman"/>
-                <w:sz w:val="22"/>
-                <w:szCs w:val="22"/>
-                <w:lang w:eastAsia="en-US"/>
-              </w:rPr>
-            </w:pPr>
-            <w:ins w:id="20077" w:author="Claude" w:date="2026-10-08T22:05:50Z">
-              <w:r>
-                <w:rPr>
-                  <w:rFonts w:cs="Times New Roman"/>
-                  <w:sz w:val="20"/>
-                  <w:szCs w:val="20"/>
-                  <w:lang w:eastAsia="en-US"/>
-                </w:rPr>
-                <w:t>802,365</w:t>
-              </w:r>
-            </w:ins>
-          </w:p>
-        </w:tc>
-        <w:tc>
-          <w:tcPr>
-            <w:tcW w:w="2171" w:type="dxa"/>
-            <w:noWrap/>
-            <w:vAlign w:val="center"/>
-          </w:tcPr>
-          <w:p>
-            <w:pPr>
-              <w:keepNext/>
-              <w:spacing w:line="240" w:lineRule="auto" w:before="20" w:after="20"/>
-              <w:ind w:firstLine="0"/>
-              <w:jc w:val="center"/>
-              <w:rPr>
-                <w:ins w:id="20080" w:author="Claude" w:date="2026-10-08T22:05:50Z"/>
-                <w:rFonts w:cs="Times New Roman"/>
-                <w:sz w:val="22"/>
-                <w:szCs w:val="22"/>
-                <w:lang w:eastAsia="en-US"/>
-              </w:rPr>
-            </w:pPr>
-            <w:ins w:id="20079" w:author="Claude" w:date="2026-10-08T22:05:50Z">
-              <w:r>
-                <w:rPr>
-                  <w:rFonts w:cs="Times New Roman"/>
-                  <w:sz w:val="20"/>
-                  <w:szCs w:val="20"/>
-                  <w:lang w:eastAsia="en-US"/>
-                </w:rPr>
-                <w:t>0.1387</w:t>
-              </w:r>
-            </w:ins>
-          </w:p>
-        </w:tc>
-        <w:tc>
-          <w:tcPr>
-            <w:tcW w:w="2554" w:type="dxa"/>
-            <w:noWrap/>
-            <w:vAlign w:val="center"/>
-          </w:tcPr>
-          <w:p>
-            <w:pPr>
-              <w:keepNext/>
-              <w:spacing w:line="240" w:lineRule="auto" w:before="20" w:after="20"/>
-              <w:ind w:firstLine="0"/>
-              <w:jc w:val="center"/>
-              <w:rPr>
-                <w:ins w:id="20082" w:author="Claude" w:date="2026-10-08T22:05:50Z"/>
-                <w:rFonts w:cs="Times New Roman"/>
-                <w:sz w:val="22"/>
-                <w:szCs w:val="22"/>
-                <w:lang w:eastAsia="en-US"/>
-              </w:rPr>
-            </w:pPr>
-            <w:ins w:id="20081" w:author="Claude" w:date="2026-10-08T22:05:50Z">
-              <w:r>
-                <w:rPr>
-                  <w:rFonts w:cs="Times New Roman"/>
-                  <w:sz w:val="20"/>
-                  <w:szCs w:val="20"/>
-                  <w:lang w:eastAsia="en-US"/>
-                </w:rPr>
-                <w:t>-26.2</w:t>
-              </w:r>
-            </w:ins>
-          </w:p>
-        </w:tc>
-      </w:tr>
-      <w:tr>
-        <w:trPr>
-          <w:cantSplit/>
-          <w:ins w:id="20083" w:author="Claude" w:date="2026-10-08T22:05:50Z"/>
-        </w:trPr>
-        <w:tc>
-          <w:tcPr>
-            <w:tcW w:w="2157" w:type="dxa"/>
-            <w:noWrap/>
-            <w:vAlign w:val="center"/>
-          </w:tcPr>
-          <w:p>
-            <w:pPr>
-              <w:keepNext/>
-              <w:spacing w:line="240" w:lineRule="auto" w:before="20" w:after="20"/>
-              <w:ind w:firstLine="0"/>
-              <w:jc w:val="left"/>
-              <w:rPr>
-                <w:ins w:id="20085" w:author="Claude" w:date="2026-10-08T22:05:50Z"/>
-                <w:rFonts w:cs="Times New Roman"/>
-                <w:sz w:val="22"/>
-                <w:szCs w:val="22"/>
-                <w:lang w:eastAsia="en-US"/>
-              </w:rPr>
-            </w:pPr>
-            <w:ins w:id="20084" w:author="Claude" w:date="2026-10-08T22:05:50Z">
-              <w:r>
-                <w:rPr>
-                  <w:rFonts w:cs="Times New Roman"/>
-                  <w:sz w:val="20"/>
-                  <w:szCs w:val="20"/>
-                  <w:lang w:eastAsia="en-US"/>
-                </w:rPr>
-                <w:t>L3 (Medium)</w:t>
-              </w:r>
-            </w:ins>
-          </w:p>
-        </w:tc>
-        <w:tc>
-          <w:tcPr>
-            <w:tcW w:w="2144" w:type="dxa"/>
-            <w:noWrap/>
-            <w:vAlign w:val="center"/>
-          </w:tcPr>
-          <w:p>
-            <w:pPr>
-              <w:keepNext/>
-              <w:spacing w:line="240" w:lineRule="auto" w:before="20" w:after="20"/>
-              <w:ind w:firstLine="0"/>
-              <w:jc w:val="center"/>
-              <w:rPr>
-                <w:ins w:id="20087" w:author="Claude" w:date="2026-10-08T22:05:50Z"/>
-                <w:rFonts w:cs="Times New Roman"/>
-                <w:sz w:val="22"/>
-                <w:szCs w:val="22"/>
-                <w:lang w:eastAsia="en-US"/>
-              </w:rPr>
-            </w:pPr>
-            <w:ins w:id="20086" w:author="Claude" w:date="2026-10-08T22:05:50Z">
-              <w:r>
-                <w:rPr>
-                  <w:rFonts w:cs="Times New Roman"/>
-                  <w:sz w:val="20"/>
-                  <w:szCs w:val="20"/>
-                  <w:lang w:eastAsia="en-US"/>
-                </w:rPr>
-                <w:t>3,454,723</w:t>
-              </w:r>
-            </w:ins>
-          </w:p>
-        </w:tc>
-        <w:tc>
-          <w:tcPr>
-            <w:tcW w:w="2171" w:type="dxa"/>
-            <w:noWrap/>
-            <w:vAlign w:val="center"/>
-          </w:tcPr>
-          <w:p>
-            <w:pPr>
-              <w:keepNext/>
-              <w:spacing w:line="240" w:lineRule="auto" w:before="20" w:after="20"/>
-              <w:ind w:firstLine="0"/>
-              <w:jc w:val="center"/>
-              <w:rPr>
-                <w:ins w:id="20089" w:author="Claude" w:date="2026-10-08T22:05:50Z"/>
-                <w:rFonts w:cs="Times New Roman"/>
-                <w:sz w:val="22"/>
-                <w:szCs w:val="22"/>
-                <w:lang w:eastAsia="en-US"/>
-              </w:rPr>
-            </w:pPr>
-            <w:ins w:id="20088" w:author="Claude" w:date="2026-10-08T22:05:50Z">
-              <w:r>
-                <w:rPr>
-                  <w:rFonts w:cs="Times New Roman"/>
-                  <w:sz w:val="20"/>
-                  <w:szCs w:val="20"/>
-                  <w:lang w:eastAsia="en-US"/>
-                </w:rPr>
-                <w:t>0.1794</w:t>
-              </w:r>
-            </w:ins>
-          </w:p>
-        </w:tc>
-        <w:tc>
-          <w:tcPr>
-            <w:tcW w:w="2554" w:type="dxa"/>
-            <w:noWrap/>
-            <w:vAlign w:val="center"/>
-          </w:tcPr>
-          <w:p>
-            <w:pPr>
-              <w:keepNext/>
-              <w:spacing w:line="240" w:lineRule="auto" w:before="20" w:after="20"/>
-              <w:ind w:firstLine="0"/>
-              <w:jc w:val="center"/>
-              <w:rPr>
-                <w:ins w:id="20091" w:author="Claude" w:date="2026-10-08T22:05:50Z"/>
-                <w:rFonts w:cs="Times New Roman"/>
-                <w:sz w:val="22"/>
-                <w:szCs w:val="22"/>
-                <w:lang w:eastAsia="en-US"/>
-              </w:rPr>
-            </w:pPr>
-            <w:ins w:id="20090" w:author="Claude" w:date="2026-10-08T22:05:50Z">
-              <w:r>
-                <w:rPr>
-                  <w:rFonts w:cs="Times New Roman"/>
-                  <w:sz w:val="20"/>
-                  <w:szCs w:val="20"/>
-                  <w:lang w:eastAsia="en-US"/>
-                </w:rPr>
-                <w:t>-4.6</w:t>
-              </w:r>
-            </w:ins>
-          </w:p>
-        </w:tc>
-      </w:tr>
-      <w:tr>
-        <w:trPr>
-          <w:cantSplit/>
-          <w:ins w:id="20092" w:author="Claude" w:date="2026-10-08T22:05:50Z"/>
-        </w:trPr>
-        <w:tc>
-          <w:tcPr>
-            <w:tcW w:w="2157" w:type="dxa"/>
-            <w:noWrap/>
-            <w:vAlign w:val="center"/>
-          </w:tcPr>
-          <w:p>
-            <w:pPr>
-              <w:keepNext/>
-              <w:spacing w:line="240" w:lineRule="auto" w:before="20" w:after="20"/>
-              <w:ind w:firstLine="0"/>
-              <w:jc w:val="left"/>
-              <w:rPr>
-                <w:ins w:id="20094" w:author="Claude" w:date="2026-10-08T22:05:50Z"/>
-                <w:rFonts w:cs="Times New Roman"/>
-                <w:sz w:val="22"/>
-                <w:szCs w:val="22"/>
-                <w:lang w:eastAsia="en-US"/>
-              </w:rPr>
-            </w:pPr>
-            <w:ins w:id="20093" w:author="Claude" w:date="2026-10-08T22:05:50Z">
-              <w:r>
-                <w:rPr>
-                  <w:rFonts w:cs="Times New Roman"/>
-                  <w:sz w:val="20"/>
-                  <w:szCs w:val="20"/>
-                  <w:lang w:eastAsia="en-US"/>
-                </w:rPr>
-                <w:t>L4 (High)</w:t>
-              </w:r>
-            </w:ins>
-          </w:p>
-        </w:tc>
-        <w:tc>
-          <w:tcPr>
-            <w:tcW w:w="2144" w:type="dxa"/>
-            <w:noWrap/>
-            <w:vAlign w:val="center"/>
-          </w:tcPr>
-          <w:p>
-            <w:pPr>
-              <w:keepNext/>
-              <w:spacing w:line="240" w:lineRule="auto" w:before="20" w:after="20"/>
-              <w:ind w:firstLine="0"/>
-              <w:jc w:val="center"/>
-              <w:rPr>
-                <w:ins w:id="20096" w:author="Claude" w:date="2026-10-08T22:05:50Z"/>
-                <w:rFonts w:cs="Times New Roman"/>
-                <w:sz w:val="22"/>
-                <w:szCs w:val="22"/>
-                <w:lang w:eastAsia="en-US"/>
-              </w:rPr>
-            </w:pPr>
-            <w:ins w:id="20095" w:author="Claude" w:date="2026-10-08T22:05:50Z">
-              <w:r>
-                <w:rPr>
-                  <w:rFonts w:cs="Times New Roman"/>
-                  <w:sz w:val="20"/>
-                  <w:szCs w:val="20"/>
-                  <w:lang w:eastAsia="en-US"/>
-                </w:rPr>
-                <w:t>4,990,080</w:t>
-              </w:r>
-            </w:ins>
-          </w:p>
-        </w:tc>
-        <w:tc>
-          <w:tcPr>
-            <w:tcW w:w="2171" w:type="dxa"/>
-            <w:noWrap/>
-            <w:vAlign w:val="center"/>
-          </w:tcPr>
-          <w:p>
-            <w:pPr>
-              <w:keepNext/>
-              <w:spacing w:line="240" w:lineRule="auto" w:before="20" w:after="20"/>
-              <w:ind w:firstLine="0"/>
-              <w:jc w:val="center"/>
-              <w:rPr>
-                <w:ins w:id="20098" w:author="Claude" w:date="2026-10-08T22:05:50Z"/>
-                <w:rFonts w:cs="Times New Roman"/>
-                <w:sz w:val="22"/>
-                <w:szCs w:val="22"/>
-                <w:lang w:eastAsia="en-US"/>
-              </w:rPr>
-            </w:pPr>
-            <w:ins w:id="20097" w:author="Claude" w:date="2026-10-08T22:05:50Z">
-              <w:r>
-                <w:rPr>
-                  <w:rFonts w:cs="Times New Roman"/>
-                  <w:sz w:val="20"/>
-                  <w:szCs w:val="20"/>
-                  <w:lang w:eastAsia="en-US"/>
-                </w:rPr>
-                <w:t>0.1846</w:t>
-              </w:r>
-            </w:ins>
-          </w:p>
-        </w:tc>
-        <w:tc>
-          <w:tcPr>
-            <w:tcW w:w="2554" w:type="dxa"/>
-            <w:noWrap/>
-            <w:vAlign w:val="center"/>
-          </w:tcPr>
-          <w:p>
-            <w:pPr>
-              <w:keepNext/>
-              <w:spacing w:line="240" w:lineRule="auto" w:before="20" w:after="20"/>
-              <w:ind w:firstLine="0"/>
-              <w:jc w:val="center"/>
-              <w:rPr>
-                <w:ins w:id="20100" w:author="Claude" w:date="2026-10-08T22:05:50Z"/>
-                <w:rFonts w:cs="Times New Roman"/>
-                <w:sz w:val="22"/>
-                <w:szCs w:val="22"/>
-                <w:lang w:eastAsia="en-US"/>
-              </w:rPr>
-            </w:pPr>
-            <w:ins w:id="20099" w:author="Claude" w:date="2026-10-08T22:05:50Z">
-              <w:r>
-                <w:rPr>
-                  <w:rFonts w:cs="Times New Roman"/>
-                  <w:sz w:val="20"/>
-                  <w:szCs w:val="20"/>
-                  <w:lang w:eastAsia="en-US"/>
-                </w:rPr>
-                <w:t>-1.8</w:t>
-              </w:r>
-            </w:ins>
-          </w:p>
-        </w:tc>
-      </w:tr>
-      <w:tr>
-        <w:trPr>
-          <w:cantSplit/>
-          <w:ins w:id="20101" w:author="Claude" w:date="2026-10-08T22:05:50Z"/>
-        </w:trPr>
-        <w:tc>
-          <w:tcPr>
-            <w:tcW w:w="2157" w:type="dxa"/>
-            <w:noWrap/>
-            <w:vAlign w:val="center"/>
-          </w:tcPr>
-          <w:p>
-            <w:pPr>
-              <w:keepNext/>
-              <w:spacing w:line="240" w:lineRule="auto" w:before="20" w:after="20"/>
-              <w:ind w:firstLine="0"/>
-              <w:jc w:val="left"/>
-              <w:rPr>
-                <w:ins w:id="20103" w:author="Claude" w:date="2026-10-08T22:05:50Z"/>
-                <w:rFonts w:cs="Times New Roman"/>
-                <w:sz w:val="22"/>
-                <w:szCs w:val="22"/>
-                <w:lang w:eastAsia="en-US"/>
-              </w:rPr>
-            </w:pPr>
-            <w:ins w:id="20102" w:author="Claude" w:date="2026-10-08T22:05:50Z">
-              <w:r>
-                <w:rPr>
-                  <w:rFonts w:cs="Times New Roman"/>
-                  <w:sz w:val="20"/>
-                  <w:szCs w:val="20"/>
-                  <w:lang w:eastAsia="en-US"/>
-                </w:rPr>
-                <w:t>L5 (Very High)</w:t>
-              </w:r>
-            </w:ins>
-          </w:p>
-        </w:tc>
-        <w:tc>
-          <w:tcPr>
-            <w:tcW w:w="2144" w:type="dxa"/>
-            <w:noWrap/>
-            <w:vAlign w:val="center"/>
-          </w:tcPr>
-          <w:p>
-            <w:pPr>
-              <w:keepNext/>
-              <w:spacing w:line="240" w:lineRule="auto" w:before="20" w:after="20"/>
-              <w:ind w:firstLine="0"/>
-              <w:jc w:val="center"/>
-              <w:rPr>
-                <w:ins w:id="20105" w:author="Claude" w:date="2026-10-08T22:05:50Z"/>
-                <w:rFonts w:cs="Times New Roman"/>
-                <w:sz w:val="22"/>
-                <w:szCs w:val="22"/>
-                <w:lang w:eastAsia="en-US"/>
-              </w:rPr>
-            </w:pPr>
-            <w:ins w:id="20104" w:author="Claude" w:date="2026-10-08T22:05:50Z">
-              <w:r>
-                <w:rPr>
-                  <w:rFonts w:cs="Times New Roman"/>
-                  <w:sz w:val="20"/>
-                  <w:szCs w:val="20"/>
-                  <w:lang w:eastAsia="en-US"/>
-                </w:rPr>
-                <w:t>11,958,220</w:t>
-              </w:r>
-            </w:ins>
-          </w:p>
-        </w:tc>
-        <w:tc>
-          <w:tcPr>
-            <w:tcW w:w="2171" w:type="dxa"/>
-            <w:noWrap/>
-            <w:vAlign w:val="center"/>
-          </w:tcPr>
-          <w:p>
-            <w:pPr>
-              <w:keepNext/>
-              <w:spacing w:line="240" w:lineRule="auto" w:before="20" w:after="20"/>
-              <w:ind w:firstLine="0"/>
-              <w:jc w:val="center"/>
-              <w:rPr>
-                <w:ins w:id="20107" w:author="Claude" w:date="2026-10-08T22:05:50Z"/>
-                <w:rFonts w:cs="Times New Roman"/>
-                <w:sz w:val="22"/>
-                <w:szCs w:val="22"/>
-                <w:lang w:eastAsia="en-US"/>
-              </w:rPr>
-            </w:pPr>
-            <w:ins w:id="20106" w:author="Claude" w:date="2026-10-08T22:05:50Z">
-              <w:r>
-                <w:rPr>
-                  <w:rFonts w:cs="Times New Roman"/>
-                  <w:sz w:val="20"/>
-                  <w:szCs w:val="20"/>
-                  <w:lang w:eastAsia="en-US"/>
-                </w:rPr>
-                <w:t>0.1871</w:t>
-              </w:r>
-            </w:ins>
-          </w:p>
-        </w:tc>
-        <w:tc>
-          <w:tcPr>
-            <w:tcW w:w="2554" w:type="dxa"/>
-            <w:noWrap/>
-            <w:vAlign w:val="center"/>
-          </w:tcPr>
-          <w:p>
-            <w:pPr>
-              <w:keepNext/>
-              <w:spacing w:line="240" w:lineRule="auto" w:before="20" w:after="20"/>
-              <w:ind w:firstLine="0"/>
-              <w:jc w:val="center"/>
-              <w:rPr>
-                <w:ins w:id="20109" w:author="Claude" w:date="2026-10-08T22:05:50Z"/>
-                <w:rFonts w:cs="Times New Roman"/>
-                <w:sz w:val="22"/>
-                <w:szCs w:val="22"/>
-                <w:lang w:eastAsia="en-US"/>
-              </w:rPr>
-            </w:pPr>
-            <w:ins w:id="20108" w:author="Claude" w:date="2026-10-08T22:05:50Z">
-              <w:r>
-                <w:rPr>
-                  <w:rFonts w:cs="Times New Roman"/>
-                  <w:sz w:val="20"/>
-                  <w:szCs w:val="20"/>
-                  <w:lang w:eastAsia="en-US"/>
-                </w:rPr>
-                <w:t>-0.5</w:t>
-              </w:r>
-            </w:ins>
-          </w:p>
-        </w:tc>
-      </w:tr>
-      <w:tr>
-        <w:trPr>
-          <w:cantSplit/>
-          <w:ins w:id="20110" w:author="Claude" w:date="2026-10-08T22:05:50Z"/>
-        </w:trPr>
-        <w:tc>
-          <w:tcPr>
-            <w:tcW w:w="2157" w:type="dxa"/>
-            <w:noWrap/>
-            <w:vAlign w:val="center"/>
-          </w:tcPr>
-          <w:p>
-            <w:pPr>
-              <w:keepNext/>
-              <w:spacing w:line="240" w:lineRule="auto" w:before="20" w:after="20"/>
-              <w:ind w:firstLine="0"/>
-              <w:jc w:val="left"/>
-              <w:rPr>
-                <w:ins w:id="20112" w:author="Claude" w:date="2026-10-08T22:05:50Z"/>
-                <w:rFonts w:cs="Times New Roman"/>
-                <w:sz w:val="22"/>
-                <w:szCs w:val="22"/>
-                <w:lang w:eastAsia="en-US"/>
-              </w:rPr>
-            </w:pPr>
-            <w:ins w:id="20111" w:author="Claude" w:date="2026-10-08T22:05:50Z">
-              <w:r>
-                <w:rPr>
-                  <w:rFonts w:cs="Times New Roman"/>
-                  <w:sz w:val="20"/>
-                  <w:szCs w:val="20"/>
-                  <w:lang w:eastAsia="en-US"/>
-                </w:rPr>
-                <w:t>L6 (Ultra High)</w:t>
-              </w:r>
-            </w:ins>
-          </w:p>
-        </w:tc>
-        <w:tc>
-          <w:tcPr>
-            <w:tcW w:w="2144" w:type="dxa"/>
-            <w:noWrap/>
-            <w:vAlign w:val="center"/>
-          </w:tcPr>
-          <w:p>
-            <w:pPr>
-              <w:keepNext/>
-              <w:spacing w:line="240" w:lineRule="auto" w:before="20" w:after="20"/>
-              <w:ind w:firstLine="0"/>
-              <w:jc w:val="center"/>
-              <w:rPr>
-                <w:ins w:id="20114" w:author="Claude" w:date="2026-10-08T22:05:50Z"/>
-                <w:rFonts w:cs="Times New Roman"/>
-                <w:sz w:val="22"/>
-                <w:szCs w:val="22"/>
-                <w:lang w:eastAsia="en-US"/>
-              </w:rPr>
-            </w:pPr>
-            <w:ins w:id="20113" w:author="Claude" w:date="2026-10-08T22:05:50Z">
-              <w:r>
-                <w:rPr>
-                  <w:rFonts w:cs="Times New Roman"/>
-                  <w:sz w:val="20"/>
-                  <w:szCs w:val="20"/>
-                  <w:lang w:eastAsia="en-US"/>
-                </w:rPr>
-                <w:t>18,864,900</w:t>
-              </w:r>
-            </w:ins>
-          </w:p>
-        </w:tc>
-        <w:tc>
-          <w:tcPr>
-            <w:tcW w:w="2171" w:type="dxa"/>
-            <w:noWrap/>
-            <w:vAlign w:val="center"/>
-          </w:tcPr>
-          <w:p>
-            <w:pPr>
-              <w:keepNext/>
-              <w:spacing w:line="240" w:lineRule="auto" w:before="20" w:after="20"/>
-              <w:ind w:firstLine="0"/>
-              <w:jc w:val="center"/>
-              <w:rPr>
-                <w:ins w:id="20116" w:author="Claude" w:date="2026-10-08T22:05:50Z"/>
-                <w:rFonts w:cs="Times New Roman"/>
-                <w:sz w:val="22"/>
-                <w:szCs w:val="22"/>
-                <w:lang w:eastAsia="en-US"/>
-              </w:rPr>
-            </w:pPr>
-            <w:ins w:id="20115" w:author="Claude" w:date="2026-10-08T22:05:50Z">
-              <w:r>
-                <w:rPr>
-                  <w:rFonts w:cs="Times New Roman"/>
-                  <w:sz w:val="20"/>
-                  <w:szCs w:val="20"/>
-                  <w:lang w:eastAsia="en-US"/>
-                </w:rPr>
-                <w:t>0.1880</w:t>
-              </w:r>
-            </w:ins>
-          </w:p>
-        </w:tc>
-        <w:tc>
-          <w:tcPr>
-            <w:tcW w:w="2554" w:type="dxa"/>
-            <w:noWrap/>
-            <w:vAlign w:val="center"/>
-          </w:tcPr>
-          <w:p>
-            <w:pPr>
-              <w:keepNext/>
-              <w:spacing w:line="240" w:lineRule="auto" w:before="20" w:after="20"/>
-              <w:ind w:firstLine="0"/>
-              <w:jc w:val="center"/>
-              <w:rPr>
-                <w:ins w:id="20118" w:author="Claude" w:date="2026-10-08T22:05:50Z"/>
-                <w:rFonts w:cs="Times New Roman"/>
-                <w:sz w:val="22"/>
-                <w:szCs w:val="22"/>
-                <w:lang w:eastAsia="en-US"/>
-              </w:rPr>
-            </w:pPr>
-            <w:ins w:id="20117" w:author="Claude" w:date="2026-10-08T22:05:50Z">
-              <w:r>
-                <w:rPr>
-                  <w:rFonts w:cs="Times New Roman"/>
-                  <w:sz w:val="20"/>
-                  <w:szCs w:val="20"/>
-                  <w:lang w:eastAsia="en-US"/>
-                </w:rPr>
-                <w:t>—</w:t>
+                <w:t>-0.9</w:t>
               </w:r>
             </w:ins>
           </w:p>
@@ -7035,7 +6542,7 @@
         </w:rPr>
         <w:t xml:space="preserve">Table S3. Comparison between </w:t>
       </w:r>
-      <w:ins w:id="9047" w:author="Claude" w:date="2026-10-08T22:05:50Z">
+      <w:ins w:id="9045" w:author="Claude" w:date="2026-10-08T22:07:42Z">
         <w:r>
           <w:rPr>
             <w:b/>
@@ -7055,7 +6562,7 @@
         </w:rPr>
         <w:t xml:space="preserve">adaptive</w:t>
       </w:r>
-      <w:ins w:id="9046" w:author="Claude" w:date="2026-10-08T22:05:50Z">
+      <w:ins w:id="9044" w:author="Claude" w:date="2026-10-08T22:07:42Z">
         <w:r>
           <w:rPr>
             <w:b/>
@@ -7075,7 +6582,7 @@
         </w:rPr>
         <w:t xml:space="preserve"> and </w:t>
       </w:r>
-      <w:ins w:id="9045" w:author="Claude" w:date="2026-10-08T22:05:50Z">
+      <w:ins w:id="9043" w:author="Claude" w:date="2026-10-08T22:07:42Z">
         <w:r>
           <w:rPr>
             <w:b/>
@@ -7095,7 +6602,7 @@
         </w:rPr>
         <w:t xml:space="preserve">uniform </w:t>
       </w:r>
-      <w:del w:id="9044" w:author="Claude" w:date="2026-10-08T22:05:50Z">
+      <w:del w:id="9042" w:author="Claude" w:date="2026-10-08T22:07:42Z">
         <w:r>
           <w:rPr>
             <w:b/>
@@ -7106,7 +6613,7 @@
           <w:delText xml:space="preserve">meshes</w:delText>
         </w:r>
       </w:del>
-      <w:ins w:id="9043" w:author="Claude" w:date="2026-10-08T22:05:50Z">
+      <w:ins w:id="9041" w:author="Claude" w:date="2026-10-08T22:07:42Z">
         <w:r>
           <w:rPr>
             <w:b/>
@@ -7126,7 +6633,7 @@
         </w:rPr>
         <w:t xml:space="preserve"> </w:t>
       </w:r>
-      <w:del w:id="9042" w:author="Claude" w:date="2026-10-08T22:05:50Z">
+      <w:del w:id="9040" w:author="Claude" w:date="2026-10-08T22:07:42Z">
         <w:r>
           <w:rPr>
             <w:b/>
@@ -7137,7 +6644,7 @@
           <w:delText xml:space="preserve">at</w:delText>
         </w:r>
       </w:del>
-      <w:ins w:id="9041" w:author="Claude" w:date="2026-10-08T22:05:50Z">
+      <w:ins w:id="9039" w:author="Claude" w:date="2026-10-08T22:07:42Z">
         <w:r>
           <w:rPr>
             <w:b/>
@@ -7157,7 +6664,7 @@
         </w:rPr>
         <w:t xml:space="preserve"> </w:t>
       </w:r>
-      <w:del w:id="9040" w:author="Claude" w:date="2026-10-08T22:05:50Z">
+      <w:del w:id="9038" w:author="Claude" w:date="2026-10-08T22:07:42Z">
         <w:r>
           <w:rPr>
             <w:b/>
@@ -7168,7 +6675,7 @@
           <w:delText xml:space="preserve">approximately</w:delText>
         </w:r>
       </w:del>
-      <w:ins w:id="9039" w:author="Claude" w:date="2026-10-08T22:05:50Z">
+      <w:ins w:id="9037" w:author="Claude" w:date="2026-10-08T22:07:42Z">
         <w:r>
           <w:rPr>
             <w:b/>
@@ -7188,7 +6695,7 @@
         </w:rPr>
         <w:t xml:space="preserve"> </w:t>
       </w:r>
-      <w:del w:id="9038" w:author="Claude" w:date="2026-10-08T22:05:50Z">
+      <w:del w:id="9036" w:author="Claude" w:date="2026-10-08T22:07:42Z">
         <w:r>
           <w:rPr>
             <w:b/>
@@ -7199,7 +6706,7 @@
           <w:delText xml:space="preserve">800,000 elements</w:delText>
         </w:r>
       </w:del>
-      <w:ins w:id="9037" w:author="Claude" w:date="2026-10-08T22:05:50Z">
+      <w:ins w:id="9035" w:author="Claude" w:date="2026-10-08T22:07:42Z">
         <w:r>
           <w:rPr>
             <w:b/>
@@ -7526,7 +7033,7 @@
               </w:rPr>
               <w:t xml:space="preserve">Uniform </w:t>
             </w:r>
-            <w:del w:id="9070" w:author="Claude" w:date="2026-10-08T22:05:50Z">
+            <w:del w:id="9110" w:author="Claude" w:date="2026-10-08T22:07:42Z">
               <w:r>
                 <w:rPr>
                   <w:rFonts w:cs="Times New Roman"/>
@@ -7537,7 +7044,7 @@
                 <w:delText xml:space="preserve">Mesh</w:delText>
               </w:r>
             </w:del>
-            <w:ins w:id="9069" w:author="Claude" w:date="2026-10-08T22:05:50Z">
+            <w:ins w:id="9109" w:author="Claude" w:date="2026-10-08T22:07:42Z">
               <w:r>
                 <w:rPr>
                   <w:rFonts w:cs="Times New Roman"/>
@@ -7569,7 +7076,7 @@
                 <w:lang w:eastAsia="en-US"/>
               </w:rPr>
             </w:pPr>
-            <w:del w:id="9074" w:author="Claude" w:date="2026-10-08T22:05:50Z">
+            <w:del w:id="9114" w:author="Claude" w:date="2026-10-08T22:07:42Z">
               <w:r>
                 <w:rPr>
                   <w:rFonts w:cs="Times New Roman"/>
@@ -7580,7 +7087,7 @@
                 <w:delText xml:space="preserve">799</w:delText>
               </w:r>
             </w:del>
-            <w:ins w:id="9073" w:author="Claude" w:date="2026-10-08T22:05:50Z">
+            <w:ins w:id="9113" w:author="Claude" w:date="2026-10-08T22:07:42Z">
               <w:r>
                 <w:rPr>
                   <w:rFonts w:cs="Times New Roman"/>
@@ -7600,7 +7107,7 @@
               </w:rPr>
               <w:t xml:space="preserve">,</w:t>
             </w:r>
-            <w:del w:id="9072" w:author="Claude" w:date="2026-10-08T22:05:50Z">
+            <w:del w:id="9112" w:author="Claude" w:date="2026-10-08T22:07:42Z">
               <w:r>
                 <w:rPr>
                   <w:rFonts w:cs="Times New Roman"/>
@@ -7611,7 +7118,7 @@
                 <w:delText xml:space="preserve">520</w:delText>
               </w:r>
             </w:del>
-            <w:ins w:id="9071" w:author="Claude" w:date="2026-10-08T22:05:50Z">
+            <w:ins w:id="9111" w:author="Claude" w:date="2026-10-08T22:07:42Z">
               <w:r>
                 <w:rPr>
                   <w:rFonts w:cs="Times New Roman"/>
@@ -7643,7 +7150,7 @@
                 <w:lang w:eastAsia="en-US"/>
               </w:rPr>
             </w:pPr>
-            <w:del w:id="9078" w:author="Claude" w:date="2026-10-08T22:05:50Z">
+            <w:del w:id="9118" w:author="Claude" w:date="2026-10-08T22:07:42Z">
               <w:r>
                 <w:rPr>
                   <w:rFonts w:cs="Times New Roman"/>
@@ -7654,7 +7161,7 @@
                 <w:delText xml:space="preserve">2</w:delText>
               </w:r>
             </w:del>
-            <w:ins w:id="9077" w:author="Claude" w:date="2026-10-08T22:05:50Z">
+            <w:ins w:id="9117" w:author="Claude" w:date="2026-10-08T22:07:42Z">
               <w:r>
                 <w:rPr>
                   <w:rFonts w:cs="Times New Roman"/>
@@ -7674,7 +7181,7 @@
               </w:rPr>
               <w:t xml:space="preserve">.</w:t>
             </w:r>
-            <w:del w:id="9076" w:author="Claude" w:date="2026-10-08T22:05:50Z">
+            <w:del w:id="9116" w:author="Claude" w:date="2026-10-08T22:07:42Z">
               <w:r>
                 <w:rPr>
                   <w:rFonts w:cs="Times New Roman"/>
@@ -7685,7 +7192,7 @@
                 <w:delText xml:space="preserve">8561</w:delText>
               </w:r>
             </w:del>
-            <w:ins w:id="9075" w:author="Claude" w:date="2026-10-08T22:05:50Z">
+            <w:ins w:id="9115" w:author="Claude" w:date="2026-10-08T22:07:42Z">
               <w:r>
                 <w:rPr>
                   <w:rFonts w:cs="Times New Roman"/>
@@ -7717,7 +7224,7 @@
                 <w:lang w:eastAsia="en-US"/>
               </w:rPr>
             </w:pPr>
-            <w:del w:id="9082" w:author="Claude" w:date="2026-10-08T22:05:50Z">
+            <w:del w:id="9122" w:author="Claude" w:date="2026-10-08T22:07:42Z">
               <w:r>
                 <w:rPr>
                   <w:rFonts w:cs="Times New Roman"/>
@@ -7728,7 +7235,7 @@
                 <w:delText xml:space="preserve">3007</w:delText>
               </w:r>
             </w:del>
-            <w:ins w:id="9081" w:author="Claude" w:date="2026-10-08T22:05:50Z">
+            <w:ins w:id="9121" w:author="Claude" w:date="2026-10-08T22:07:42Z">
               <w:r>
                 <w:rPr>
                   <w:rFonts w:cs="Times New Roman"/>
@@ -7748,7 +7255,7 @@
               </w:rPr>
               <w:t xml:space="preserve">.</w:t>
             </w:r>
-            <w:del w:id="9080" w:author="Claude" w:date="2026-10-08T22:05:50Z">
+            <w:del w:id="9120" w:author="Claude" w:date="2026-10-08T22:07:42Z">
               <w:r>
                 <w:rPr>
                   <w:rFonts w:cs="Times New Roman"/>
@@ -7759,7 +7266,7 @@
                 <w:delText xml:space="preserve">8</w:delText>
               </w:r>
             </w:del>
-            <w:ins w:id="9079" w:author="Claude" w:date="2026-10-08T22:05:50Z">
+            <w:ins w:id="9119" w:author="Claude" w:date="2026-10-08T22:07:42Z">
               <w:r>
                 <w:rPr>
                   <w:rFonts w:cs="Times New Roman"/>
@@ -7835,7 +7342,7 @@
               </w:rPr>
               <w:t xml:space="preserve">Adaptive </w:t>
             </w:r>
-            <w:del w:id="9084" w:author="Claude" w:date="2026-10-08T22:05:50Z">
+            <w:del w:id="9124" w:author="Claude" w:date="2026-10-08T22:07:42Z">
               <w:r>
                 <w:rPr>
                   <w:rFonts w:cs="Times New Roman"/>
@@ -7846,7 +7353,7 @@
                 <w:delText xml:space="preserve">Mesh</w:delText>
               </w:r>
             </w:del>
-            <w:ins w:id="9083" w:author="Claude" w:date="2026-10-08T22:05:50Z">
+            <w:ins w:id="9123" w:author="Claude" w:date="2026-10-08T22:07:42Z">
               <w:r>
                 <w:rPr>
                   <w:rFonts w:cs="Times New Roman"/>
@@ -7917,7 +7424,7 @@
               </w:rPr>
               <w:t xml:space="preserve">0.</w:t>
             </w:r>
-            <w:del w:id="9086" w:author="Claude" w:date="2026-10-08T22:05:50Z">
+            <w:del w:id="9126" w:author="Claude" w:date="2026-10-08T22:07:42Z">
               <w:r>
                 <w:rPr>
                   <w:rFonts w:cs="Times New Roman"/>
@@ -7928,7 +7435,7 @@
                 <w:delText xml:space="preserve">4977</w:delText>
               </w:r>
             </w:del>
-            <w:ins w:id="9085" w:author="Claude" w:date="2026-10-08T22:05:50Z">
+            <w:ins w:id="9125" w:author="Claude" w:date="2026-10-08T22:07:42Z">
               <w:r>
                 <w:rPr>
                   <w:rFonts w:cs="Times New Roman"/>
@@ -7960,7 +7467,7 @@
                 <w:lang w:eastAsia="en-US"/>
               </w:rPr>
             </w:pPr>
-            <w:del w:id="9090" w:author="Claude" w:date="2026-10-08T22:05:50Z">
+            <w:del w:id="9130" w:author="Claude" w:date="2026-10-08T22:07:42Z">
               <w:r>
                 <w:rPr>
                   <w:rFonts w:cs="Times New Roman"/>
@@ -7971,7 +7478,7 @@
                 <w:delText xml:space="preserve">441</w:delText>
               </w:r>
             </w:del>
-            <w:ins w:id="9089" w:author="Claude" w:date="2026-10-08T22:05:50Z">
+            <w:ins w:id="9129" w:author="Claude" w:date="2026-10-08T22:07:42Z">
               <w:r>
                 <w:rPr>
                   <w:rFonts w:cs="Times New Roman"/>
@@ -7991,7 +7498,7 @@
               </w:rPr>
               <w:t xml:space="preserve">.</w:t>
             </w:r>
-            <w:del w:id="9088" w:author="Claude" w:date="2026-10-08T22:05:50Z">
+            <w:del w:id="9128" w:author="Claude" w:date="2026-10-08T22:07:42Z">
               <w:r>
                 <w:rPr>
                   <w:rFonts w:cs="Times New Roman"/>
@@ -8002,7 +7509,7 @@
                 <w:delText xml:space="preserve">6</w:delText>
               </w:r>
             </w:del>
-            <w:ins w:id="9087" w:author="Claude" w:date="2026-10-08T22:05:50Z">
+            <w:ins w:id="9127" w:author="Claude" w:date="2026-10-08T22:07:42Z">
               <w:r>
                 <w:rPr>
                   <w:rFonts w:cs="Times New Roman"/>
@@ -8043,7 +7550,7 @@
               </w:rPr>
               <w:t xml:space="preserve">0.</w:t>
             </w:r>
-            <w:del w:id="9092" w:author="Claude" w:date="2026-10-08T22:05:50Z">
+            <w:del w:id="9132" w:author="Claude" w:date="2026-10-08T22:07:42Z">
               <w:r>
                 <w:rPr>
                   <w:rFonts w:cs="Times New Roman"/>
@@ -8054,7 +7561,7 @@
                 <w:delText xml:space="preserve">8532</w:delText>
               </w:r>
             </w:del>
-            <w:ins w:id="9091" w:author="Claude" w:date="2026-10-08T22:05:50Z">
+            <w:ins w:id="9131" w:author="Claude" w:date="2026-10-08T22:07:42Z">
               <w:r>
                 <w:rPr>
                   <w:rFonts w:cs="Times New Roman"/>
@@ -8091,7 +7598,7 @@
                 <w:lang w:eastAsia="en-US"/>
               </w:rPr>
             </w:pPr>
-            <w:del w:id="9096" w:author="Claude" w:date="2026-10-08T22:05:50Z">
+            <w:del w:id="9136" w:author="Claude" w:date="2026-10-08T22:07:42Z">
               <w:r>
                 <w:rPr>
                   <w:rFonts w:cs="Times New Roman"/>
@@ -8102,7 +7609,7 @@
                 <w:delText xml:space="preserve">Reference</w:delText>
               </w:r>
             </w:del>
-            <w:ins w:id="9095" w:author="Claude" w:date="2026-10-08T22:05:50Z">
+            <w:ins w:id="9135" w:author="Claude" w:date="2026-10-08T22:07:42Z">
               <w:r>
                 <w:rPr>
                   <w:rFonts w:cs="Times New Roman"/>
@@ -8122,7 +7629,7 @@
               </w:rPr>
               <w:t xml:space="preserve"> </w:t>
             </w:r>
-            <w:del w:id="9094" w:author="Claude" w:date="2026-10-08T22:05:50Z">
+            <w:del w:id="9134" w:author="Claude" w:date="2026-10-08T22:07:42Z">
               <w:r>
                 <w:rPr>
                   <w:rFonts w:cs="Times New Roman"/>
@@ -8133,7 +7640,7 @@
                 <w:delText xml:space="preserve">Mesh</w:delText>
               </w:r>
             </w:del>
-            <w:ins w:id="9093" w:author="Claude" w:date="2026-10-08T22:05:50Z">
+            <w:ins w:id="9133" w:author="Claude" w:date="2026-10-08T22:07:42Z">
               <w:r>
                 <w:rPr>
                   <w:rFonts w:cs="Times New Roman"/>
@@ -8165,7 +7672,7 @@
                 <w:lang w:eastAsia="en-US"/>
               </w:rPr>
             </w:pPr>
-            <w:del w:id="9100" w:author="Claude" w:date="2026-10-08T22:05:50Z">
+            <w:del w:id="9140" w:author="Claude" w:date="2026-10-08T22:07:42Z">
               <w:r>
                 <w:rPr>
                   <w:rFonts w:cs="Times New Roman"/>
@@ -8176,7 +7683,7 @@
                 <w:delText xml:space="preserve">21245</w:delText>
               </w:r>
             </w:del>
-            <w:ins w:id="9099" w:author="Claude" w:date="2026-10-08T22:05:50Z">
+            <w:ins w:id="9139" w:author="Claude" w:date="2026-10-08T22:07:42Z">
               <w:r>
                 <w:rPr>
                   <w:rFonts w:cs="Times New Roman"/>
@@ -8196,7 +7703,7 @@
               </w:rPr>
               <w:t xml:space="preserve">,</w:t>
             </w:r>
-            <w:del w:id="9098" w:author="Claude" w:date="2026-10-08T22:05:50Z">
+            <w:del w:id="9138" w:author="Claude" w:date="2026-10-08T22:07:42Z">
               <w:r>
                 <w:rPr>
                   <w:rFonts w:cs="Times New Roman"/>
@@ -8207,7 +7714,7 @@
                 <w:delText xml:space="preserve">850</w:delText>
               </w:r>
             </w:del>
-            <w:ins w:id="9097" w:author="Claude" w:date="2026-10-08T22:05:50Z">
+            <w:ins w:id="9137" w:author="Claude" w:date="2026-10-08T22:07:42Z">
               <w:r>
                 <w:rPr>
                   <w:rFonts w:cs="Times New Roman"/>
@@ -8256,7 +7763,7 @@
               </w:rPr>
               <w:t xml:space="preserve">0.</w:t>
             </w:r>
-            <w:del w:id="9102" w:author="Claude" w:date="2026-10-08T22:05:50Z">
+            <w:del w:id="9142" w:author="Claude" w:date="2026-10-08T22:07:42Z">
               <w:r>
                 <w:rPr>
                   <w:rFonts w:cs="Times New Roman"/>
@@ -8267,7 +7774,7 @@
                 <w:delText xml:space="preserve">0919</w:delText>
               </w:r>
             </w:del>
-            <w:ins w:id="9101" w:author="Claude" w:date="2026-10-08T22:05:50Z">
+            <w:ins w:id="9141" w:author="Claude" w:date="2026-10-08T22:07:42Z">
               <w:r>
                 <w:rPr>
                   <w:rFonts w:cs="Times New Roman"/>
@@ -8414,7 +7921,7 @@
         </w:rPr>
         <w:t xml:space="preserve">Figure S3. Mesh convergence analysis showing (a) predicted mass loss and (b) relative error as a function of mesh density. Predictions converged with mesh refinement, with &lt;1% </w:t>
       </w:r>
-      <w:del w:id="9055" w:author="Claude" w:date="2026-10-08T22:05:50Z">
+      <w:del w:id="9053" w:author="Claude" w:date="2026-10-08T22:07:42Z">
         <w:r>
           <w:rPr>
             <w:b/>
@@ -8425,7 +7932,7 @@
           <w:delText xml:space="preserve">error</w:delText>
         </w:r>
       </w:del>
-      <w:ins w:id="9054" w:author="Claude" w:date="2026-10-08T22:05:50Z">
+      <w:ins w:id="9052" w:author="Claude" w:date="2026-10-08T22:07:42Z">
         <w:r>
           <w:rPr>
             <w:b/>
@@ -8445,7 +7952,7 @@
         </w:rPr>
         <w:t xml:space="preserve"> </w:t>
       </w:r>
-      <w:del w:id="9053" w:author="Claude" w:date="2026-10-08T22:05:50Z">
+      <w:del w:id="9051" w:author="Claude" w:date="2026-10-08T22:07:42Z">
         <w:r>
           <w:rPr>
             <w:b/>
@@ -8456,7 +7963,7 @@
           <w:delText xml:space="preserve">for</w:delText>
         </w:r>
       </w:del>
-      <w:ins w:id="9052" w:author="Claude" w:date="2026-10-08T22:05:50Z">
+      <w:ins w:id="9050" w:author="Claude" w:date="2026-10-08T22:07:42Z">
         <w:r>
           <w:rPr>
             <w:b/>
@@ -8476,7 +7983,7 @@
         </w:rPr>
         <w:t xml:space="preserve"> the </w:t>
       </w:r>
-      <w:del w:id="9051" w:author="Claude" w:date="2026-10-08T22:05:50Z">
+      <w:del w:id="9049" w:author="Claude" w:date="2026-10-08T22:07:42Z">
         <w:r>
           <w:rPr>
             <w:b/>
@@ -8487,7 +7994,7 @@
           <w:delText xml:space="preserve">final</w:delText>
         </w:r>
       </w:del>
-      <w:ins w:id="9050" w:author="Claude" w:date="2026-10-08T22:05:50Z">
+      <w:ins w:id="9048" w:author="Claude" w:date="2026-10-08T22:07:42Z">
         <w:r>
           <w:rPr>
             <w:b/>
@@ -8507,7 +8014,7 @@
         </w:rPr>
         <w:t xml:space="preserve"> </w:t>
       </w:r>
-      <w:del w:id="9049" w:author="Claude" w:date="2026-10-08T22:05:50Z">
+      <w:del w:id="9047" w:author="Claude" w:date="2026-10-08T22:07:42Z">
         <w:r>
           <w:rPr>
             <w:b/>
@@ -8518,7 +8025,7 @@
           <w:delText xml:space="preserve">mesh</w:delText>
         </w:r>
       </w:del>
-      <w:ins w:id="9048" w:author="Claude" w:date="2026-10-08T22:05:50Z">
+      <w:ins w:id="9046" w:author="Claude" w:date="2026-10-08T22:07:42Z">
         <w:r>
           <w:rPr>
             <w:b/>
@@ -10112,7 +9619,7 @@
                 <w:lang w:eastAsia="en-US"/>
               </w:rPr>
             </w:pPr>
-            <w:del w:id="9106" w:author="Claude" w:date="2026-10-08T22:05:50Z">
+            <w:del w:id="9146" w:author="Claude" w:date="2026-10-08T22:07:42Z">
               <w:r>
                 <w:rPr>
                   <w:rFonts w:cs="Times New Roman"/>
@@ -10124,7 +9631,7 @@
                 <w:delText xml:space="preserve">12</w:delText>
               </w:r>
             </w:del>
-            <w:ins w:id="9105" w:author="Claude" w:date="2026-10-08T22:05:50Z">
+            <w:ins w:id="9145" w:author="Claude" w:date="2026-10-08T22:07:42Z">
               <w:r>
                 <w:rPr>
                   <w:rFonts w:cs="Times New Roman"/>
@@ -10146,7 +9653,7 @@
               </w:rPr>
               <w:t xml:space="preserve">.</w:t>
             </w:r>
-            <w:del w:id="9104" w:author="Claude" w:date="2026-10-08T22:05:50Z">
+            <w:del w:id="9144" w:author="Claude" w:date="2026-10-08T22:07:42Z">
               <w:r>
                 <w:rPr>
                   <w:rFonts w:cs="Times New Roman"/>
@@ -10158,7 +9665,7 @@
                 <w:delText xml:space="preserve">26</w:delText>
               </w:r>
             </w:del>
-            <w:ins w:id="9103" w:author="Claude" w:date="2026-10-08T22:05:50Z">
+            <w:ins w:id="9143" w:author="Claude" w:date="2026-10-08T22:07:42Z">
               <w:r>
                 <w:rPr>
                   <w:rFonts w:cs="Times New Roman"/>
@@ -10309,7 +9816,7 @@
               </w:rPr>
               <w:t>0.</w:t>
             </w:r>
-            <w:del w:id="9108" w:author="Claude" w:date="2026-10-08T22:05:50Z">
+            <w:del w:id="9148" w:author="Claude" w:date="2026-10-08T22:07:42Z">
               <w:r>
                 <w:rPr>
                   <w:rFonts w:cs="Times New Roman"/>
@@ -10321,7 +9828,7 @@
                 <w:delText xml:space="preserve">899</w:delText>
               </w:r>
             </w:del>
-            <w:ins w:id="9107" w:author="Claude" w:date="2026-10-08T22:05:50Z">
+            <w:ins w:id="9147" w:author="Claude" w:date="2026-10-08T22:07:42Z">
               <w:r>
                 <w:rPr>
                   <w:rFonts w:cs="Times New Roman"/>
@@ -10502,7 +10009,7 @@
                 <w:lang w:eastAsia="en-US"/>
               </w:rPr>
             </w:pPr>
-            <w:del w:id="9112" w:author="Claude" w:date="2026-10-08T22:05:50Z">
+            <w:del w:id="9152" w:author="Claude" w:date="2026-10-08T22:07:42Z">
               <w:r>
                 <w:rPr>
                   <w:rFonts w:cs="Times New Roman"/>
@@ -10514,7 +10021,7 @@
                 <w:delText xml:space="preserve">13</w:delText>
               </w:r>
             </w:del>
-            <w:ins w:id="9111" w:author="Claude" w:date="2026-10-08T22:05:50Z">
+            <w:ins w:id="9151" w:author="Claude" w:date="2026-10-08T22:07:42Z">
               <w:r>
                 <w:rPr>
                   <w:rFonts w:cs="Times New Roman"/>
@@ -10536,7 +10043,7 @@
               </w:rPr>
               <w:t xml:space="preserve">.</w:t>
             </w:r>
-            <w:del w:id="9110" w:author="Claude" w:date="2026-10-08T22:05:50Z">
+            <w:del w:id="9150" w:author="Claude" w:date="2026-10-08T22:07:42Z">
               <w:r>
                 <w:rPr>
                   <w:rFonts w:cs="Times New Roman"/>
@@ -10548,7 +10055,7 @@
                 <w:delText xml:space="preserve">6</w:delText>
               </w:r>
             </w:del>
-            <w:ins w:id="9109" w:author="Claude" w:date="2026-10-08T22:05:50Z">
+            <w:ins w:id="9149" w:author="Claude" w:date="2026-10-08T22:07:42Z">
               <w:r>
                 <w:rPr>
                   <w:rFonts w:cs="Times New Roman"/>
@@ -11065,7 +10572,7 @@
               </w:rPr>
               <w:t xml:space="preserve">0.</w:t>
             </w:r>
-            <w:del w:id="9114" w:author="Claude" w:date="2026-10-08T22:05:50Z">
+            <w:del w:id="9154" w:author="Claude" w:date="2026-10-08T22:07:42Z">
               <w:r>
                 <w:rPr>
                   <w:rFonts w:cs="Times New Roman"/>
@@ -11077,7 +10584,7 @@
                 <w:delText xml:space="preserve">01</w:delText>
               </w:r>
             </w:del>
-            <w:ins w:id="9113" w:author="Claude" w:date="2026-10-08T22:05:50Z">
+            <w:ins w:id="9153" w:author="Claude" w:date="2026-10-08T22:07:42Z">
               <w:r>
                 <w:rPr>
                   <w:rFonts w:cs="Times New Roman"/>
@@ -14370,7 +13877,7 @@
                 <w:lang w:eastAsia="en-US"/>
               </w:rPr>
             </w:pPr>
-            <w:ins w:id="9115" w:author="Claude" w:date="2026-10-08T22:05:50Z">
+            <w:ins w:id="9155" w:author="Claude" w:date="2026-10-08T22:07:42Z">
               <w:r>
                 <w:rPr>
                   <w:rFonts w:cs="Times New Roman"/>
@@ -16934,12 +16441,12 @@
       <w:r>
         <w:t xml:space="preserve">Optimal parameters were identified by minimizing the RMSE between predicted and literature-reported 14-day mass-loss measurements. </w:t>
       </w:r>
-      <w:del w:id="9063" w:author="Claude" w:date="2026-10-08T22:05:50Z">
+      <w:del w:id="9061" w:author="Claude" w:date="2026-10-08T22:07:42Z">
         <w:r>
           <w:delText xml:space="preserve">The Bayesian optimization used a</w:delText>
         </w:r>
       </w:del>
-      <w:ins w:id="9062" w:author="Claude" w:date="2026-10-08T22:05:50Z">
+      <w:ins w:id="9060" w:author="Claude" w:date="2026-10-08T22:07:42Z">
         <w:r>
           <w:t xml:space="preserve">A</w:t>
         </w:r>
@@ -16947,7 +16454,7 @@
       <w:r>
         <w:t xml:space="preserve"> Gaussian process </w:t>
       </w:r>
-      <w:ins w:id="9061" w:author="Claude" w:date="2026-10-08T22:05:50Z">
+      <w:ins w:id="9059" w:author="Claude" w:date="2026-10-08T22:07:42Z">
         <w:r>
           <w:t xml:space="preserve">(GP) </w:t>
         </w:r>
@@ -16955,7 +16462,7 @@
       <w:r>
         <w:t xml:space="preserve">surrogate</w:t>
       </w:r>
-      <w:ins w:id="9060" w:author="Claude" w:date="2026-10-08T22:05:50Z">
+      <w:ins w:id="9058" w:author="Claude" w:date="2026-10-08T22:07:42Z">
         <w:r>
           <w:t xml:space="preserve"> model</w:t>
         </w:r>
@@ -16963,12 +16470,12 @@
       <w:r>
         <w:t xml:space="preserve"> [16] </w:t>
       </w:r>
-      <w:del w:id="9059" w:author="Claude" w:date="2026-10-08T22:05:50Z">
+      <w:del w:id="9057" w:author="Claude" w:date="2026-10-08T22:07:42Z">
         <w:r>
           <w:delText xml:space="preserve">with</w:delText>
         </w:r>
       </w:del>
-      <w:ins w:id="9058" w:author="Claude" w:date="2026-10-08T22:05:50Z">
+      <w:ins w:id="9056" w:author="Claude" w:date="2026-10-08T22:07:42Z">
         <w:r>
           <w:t xml:space="preserve">was initialized using a 12-point Latin hypercube sampling (LHS) design [18] spanning the admissible parameter space and iteratively refined using</w:t>
         </w:r>
@@ -16976,7 +16483,7 @@
       <w:r>
         <w:t xml:space="preserve"> the expected improvement </w:t>
       </w:r>
-      <w:ins w:id="9057" w:author="Claude" w:date="2026-10-08T22:05:50Z">
+      <w:ins w:id="9055" w:author="Claude" w:date="2026-10-08T22:07:42Z">
         <w:r>
           <w:t xml:space="preserve">(EI) </w:t>
         </w:r>
@@ -16984,7 +16491,7 @@
       <w:r>
         <w:t xml:space="preserve">acquisition function [17</w:t>
       </w:r>
-      <w:del w:id="9056" w:author="Claude" w:date="2026-10-08T22:05:50Z">
+      <w:del w:id="9054" w:author="Claude" w:date="2026-10-08T22:07:42Z">
         <w:r>
           <w:delText xml:space="preserve">], initialized with a Latin hypercube design [18</w:delText>
         </w:r>
@@ -22254,10 +21761,10 @@
         <w:ind w:firstLine="0"/>
         <w:jc w:val="both"/>
         <w:rPr>
-          <w:ins w:id="20004" w:author="Claude" w:date="2026-10-08T22:05:50Z"/>
+          <w:ins w:id="20004" w:author="Claude" w:date="2026-10-08T22:07:42Z"/>
         </w:rPr>
       </w:pPr>
-      <w:ins w:id="20003" w:author="Claude" w:date="2026-10-08T22:05:50Z">
+      <w:ins w:id="20003" w:author="Claude" w:date="2026-10-08T22:07:42Z">
         <w:r>
           <w:t xml:space="preserve">Table S11 compares the simulated mass loss with the HBSS validation measurements and their experimental scatter.</w:t>
         </w:r>
@@ -22271,10 +21778,10 @@
         <w:ind w:firstLine="0"/>
         <w:jc w:val="both"/>
         <w:rPr>
-          <w:ins w:id="20015" w:author="Claude" w:date="2026-10-08T22:05:50Z"/>
+          <w:ins w:id="20015" w:author="Claude" w:date="2026-10-08T22:07:42Z"/>
         </w:rPr>
       </w:pPr>
-      <w:ins w:id="20005" w:author="Claude" w:date="2026-10-08T22:05:50Z">
+      <w:ins w:id="20005" w:author="Claude" w:date="2026-10-08T22:07:42Z">
         <w:r>
           <w:rPr>
             <w:b/>
@@ -22285,7 +21792,7 @@
           <w:t xml:space="preserve">Table </w:t>
         </w:r>
       </w:ins>
-      <w:ins w:id="20006" w:author="Claude" w:date="2026-10-08T22:05:50Z">
+      <w:ins w:id="20006" w:author="Claude" w:date="2026-10-08T22:07:42Z">
         <w:r>
           <w:rPr>
             <w:b/>
@@ -22296,7 +21803,7 @@
           <w:t>S</w:t>
         </w:r>
       </w:ins>
-      <w:ins w:id="20007" w:author="Claude" w:date="2026-10-08T22:05:50Z">
+      <w:ins w:id="20007" w:author="Claude" w:date="2026-10-08T22:07:42Z">
         <w:r>
           <w:rPr>
             <w:b/>
@@ -22307,7 +21814,7 @@
           <w:fldChar w:fldCharType="begin"/>
         </w:r>
       </w:ins>
-      <w:ins w:id="20008" w:author="Claude" w:date="2026-10-08T22:05:50Z">
+      <w:ins w:id="20008" w:author="Claude" w:date="2026-10-08T22:07:42Z">
         <w:r>
           <w:rPr>
             <w:b/>
@@ -22318,7 +21825,7 @@
           <w:instrText xml:space="preserve"> SEQ Table \* ARABIC </w:instrText>
         </w:r>
       </w:ins>
-      <w:ins w:id="20009" w:author="Claude" w:date="2026-10-08T22:05:50Z">
+      <w:ins w:id="20009" w:author="Claude" w:date="2026-10-08T22:07:42Z">
         <w:r>
           <w:rPr>
             <w:b/>
@@ -22329,7 +21836,7 @@
           <w:fldChar w:fldCharType="separate"/>
         </w:r>
       </w:ins>
-      <w:ins w:id="20010" w:author="Claude" w:date="2026-10-08T22:05:50Z">
+      <w:ins w:id="20010" w:author="Claude" w:date="2026-10-08T22:07:42Z">
         <w:r>
           <w:rPr>
             <w:b/>
@@ -22341,7 +21848,7 @@
           <w:t>11</w:t>
         </w:r>
       </w:ins>
-      <w:ins w:id="20011" w:author="Claude" w:date="2026-10-08T22:05:50Z">
+      <w:ins w:id="20011" w:author="Claude" w:date="2026-10-08T22:07:42Z">
         <w:r>
           <w:rPr>
             <w:b/>
@@ -22353,7 +21860,7 @@
           <w:fldChar w:fldCharType="end"/>
         </w:r>
       </w:ins>
-      <w:ins w:id="20012" w:author="Claude" w:date="2026-10-08T22:05:50Z">
+      <w:ins w:id="20012" w:author="Claude" w:date="2026-10-08T22:07:42Z">
         <w:r>
           <w:rPr>
             <w:b/>
@@ -22364,7 +21871,7 @@
           <w:t xml:space="preserve">.</w:t>
         </w:r>
       </w:ins>
-      <w:ins w:id="20013" w:author="Claude" w:date="2026-10-08T22:05:50Z">
+      <w:ins w:id="20013" w:author="Claude" w:date="2026-10-08T22:07:42Z">
         <w:r>
           <w:rPr>
             <w:b w:val="0"/>
@@ -22374,7 +21881,7 @@
           <w:t xml:space="preserve"> </w:t>
         </w:r>
       </w:ins>
-      <w:ins w:id="20014" w:author="Claude" w:date="2026-10-08T22:05:50Z">
+      <w:ins w:id="20014" w:author="Claude" w:date="2026-10-08T22:07:42Z">
         <w:r>
           <w:rPr>
             <w:b w:val="0"/>
@@ -22413,7 +21920,7 @@
         <w:trPr>
           <w:cantSplit/>
           <w:tblHeader/>
-          <w:ins w:id="20183" w:author="Claude" w:date="2026-10-08T22:05:50Z"/>
+          <w:ins w:id="20065" w:author="Claude" w:date="2026-10-08T22:07:42Z"/>
         </w:trPr>
         <w:tc>
           <w:tcPr>
@@ -22430,7 +21937,7 @@
               <w:ind w:firstLine="0"/>
               <w:jc w:val="left"/>
               <w:rPr>
-                <w:ins w:id="20185" w:author="Claude" w:date="2026-10-08T22:05:50Z"/>
+                <w:ins w:id="20067" w:author="Claude" w:date="2026-10-08T22:07:42Z"/>
                 <w:rFonts w:cs="Times New Roman"/>
                 <w:b/>
                 <w:bCs/>
@@ -22440,7 +21947,7 @@
                 <w:lang w:eastAsia="en-US"/>
               </w:rPr>
             </w:pPr>
-            <w:ins w:id="20184" w:author="Claude" w:date="2026-10-08T22:05:50Z">
+            <w:ins w:id="20066" w:author="Claude" w:date="2026-10-08T22:07:42Z">
               <w:r>
                 <w:rPr>
                   <w:rFonts w:cs="Times New Roman"/>
@@ -22471,7 +21978,7 @@
               <w:ind w:firstLine="0"/>
               <w:jc w:val="center"/>
               <w:rPr>
-                <w:ins w:id="20187" w:author="Claude" w:date="2026-10-08T22:05:50Z"/>
+                <w:ins w:id="20069" w:author="Claude" w:date="2026-10-08T22:07:42Z"/>
                 <w:rFonts w:cs="Times New Roman"/>
                 <w:b/>
                 <w:bCs/>
@@ -22481,7 +21988,7 @@
                 <w:lang w:eastAsia="en-US"/>
               </w:rPr>
             </w:pPr>
-            <w:ins w:id="20186" w:author="Claude" w:date="2026-10-08T22:05:50Z">
+            <w:ins w:id="20068" w:author="Claude" w:date="2026-10-08T22:07:42Z">
               <w:r>
                 <w:rPr>
                   <w:rFonts w:cs="Times New Roman"/>
@@ -22512,7 +22019,7 @@
               <w:ind w:firstLine="0"/>
               <w:jc w:val="center"/>
               <w:rPr>
-                <w:ins w:id="20189" w:author="Claude" w:date="2026-10-08T22:05:50Z"/>
+                <w:ins w:id="20071" w:author="Claude" w:date="2026-10-08T22:07:42Z"/>
                 <w:rFonts w:cs="Times New Roman"/>
                 <w:b/>
                 <w:bCs/>
@@ -22522,7 +22029,7 @@
                 <w:lang w:eastAsia="en-US"/>
               </w:rPr>
             </w:pPr>
-            <w:ins w:id="20188" w:author="Claude" w:date="2026-10-08T22:05:50Z">
+            <w:ins w:id="20070" w:author="Claude" w:date="2026-10-08T22:07:42Z">
               <w:r>
                 <w:rPr>
                   <w:rFonts w:cs="Times New Roman"/>
@@ -22553,7 +22060,7 @@
               <w:ind w:firstLine="0"/>
               <w:jc w:val="center"/>
               <w:rPr>
-                <w:ins w:id="20191" w:author="Claude" w:date="2026-10-08T22:05:50Z"/>
+                <w:ins w:id="20073" w:author="Claude" w:date="2026-10-08T22:07:42Z"/>
                 <w:rFonts w:cs="Times New Roman"/>
                 <w:b/>
                 <w:bCs/>
@@ -22563,7 +22070,7 @@
                 <w:lang w:eastAsia="en-US"/>
               </w:rPr>
             </w:pPr>
-            <w:ins w:id="20190" w:author="Claude" w:date="2026-10-08T22:05:50Z">
+            <w:ins w:id="20072" w:author="Claude" w:date="2026-10-08T22:07:42Z">
               <w:r>
                 <w:rPr>
                   <w:rFonts w:cs="Times New Roman"/>
@@ -22594,7 +22101,7 @@
               <w:ind w:firstLine="0"/>
               <w:jc w:val="center"/>
               <w:rPr>
-                <w:ins w:id="20193" w:author="Claude" w:date="2026-10-08T22:05:50Z"/>
+                <w:ins w:id="20075" w:author="Claude" w:date="2026-10-08T22:07:42Z"/>
                 <w:rFonts w:cs="Times New Roman"/>
                 <w:b/>
                 <w:bCs/>
@@ -22604,7 +22111,7 @@
                 <w:lang w:eastAsia="en-US"/>
               </w:rPr>
             </w:pPr>
-            <w:ins w:id="20192" w:author="Claude" w:date="2026-10-08T22:05:50Z">
+            <w:ins w:id="20074" w:author="Claude" w:date="2026-10-08T22:07:42Z">
               <w:r>
                 <w:rPr>
                   <w:rFonts w:cs="Times New Roman"/>
@@ -22624,7 +22131,7 @@
       <w:tr>
         <w:trPr>
           <w:cantSplit/>
-          <w:ins w:id="20194" w:author="Claude" w:date="2026-10-08T22:05:50Z"/>
+          <w:ins w:id="20076" w:author="Claude" w:date="2026-10-08T22:07:42Z"/>
         </w:trPr>
         <w:tc>
           <w:tcPr>
@@ -22638,15 +22145,15 @@
               <w:ind w:firstLine="0"/>
               <w:jc w:val="left"/>
               <w:rPr>
-                <w:ins w:id="20196" w:author="Claude" w:date="2026-10-08T22:05:50Z"/>
-                <w:rFonts w:cs="Times New Roman"/>
-                <w:color w:val="000000"/>
-                <w:sz w:val="20"/>
-                <w:szCs w:val="20"/>
-                <w:lang w:eastAsia="en-US"/>
-              </w:rPr>
-            </w:pPr>
-            <w:ins w:id="20195" w:author="Claude" w:date="2026-10-08T22:05:50Z">
+                <w:ins w:id="20078" w:author="Claude" w:date="2026-10-08T22:07:42Z"/>
+                <w:rFonts w:cs="Times New Roman"/>
+                <w:color w:val="000000"/>
+                <w:sz w:val="20"/>
+                <w:szCs w:val="20"/>
+                <w:lang w:eastAsia="en-US"/>
+              </w:rPr>
+            </w:pPr>
+            <w:ins w:id="20077" w:author="Claude" w:date="2026-10-08T22:07:42Z">
               <w:r>
                 <w:rPr>
                   <w:rFonts w:cs="Times New Roman"/>
@@ -22672,15 +22179,15 @@
               <w:ind w:firstLine="0"/>
               <w:jc w:val="center"/>
               <w:rPr>
-                <w:ins w:id="20198" w:author="Claude" w:date="2026-10-08T22:05:50Z"/>
-                <w:rFonts w:cs="Times New Roman"/>
-                <w:color w:val="000000"/>
-                <w:sz w:val="20"/>
-                <w:szCs w:val="20"/>
-                <w:lang w:eastAsia="en-US"/>
-              </w:rPr>
-            </w:pPr>
-            <w:ins w:id="20197" w:author="Claude" w:date="2026-10-08T22:05:50Z">
+                <w:ins w:id="20080" w:author="Claude" w:date="2026-10-08T22:07:42Z"/>
+                <w:rFonts w:cs="Times New Roman"/>
+                <w:color w:val="000000"/>
+                <w:sz w:val="20"/>
+                <w:szCs w:val="20"/>
+                <w:lang w:eastAsia="en-US"/>
+              </w:rPr>
+            </w:pPr>
+            <w:ins w:id="20079" w:author="Claude" w:date="2026-10-08T22:07:42Z">
               <w:r>
                 <w:rPr>
                   <w:rFonts w:cs="Times New Roman"/>
@@ -22706,15 +22213,15 @@
               <w:ind w:firstLine="0"/>
               <w:jc w:val="center"/>
               <w:rPr>
-                <w:ins w:id="20200" w:author="Claude" w:date="2026-10-08T22:05:50Z"/>
-                <w:rFonts w:cs="Times New Roman"/>
-                <w:color w:val="000000"/>
-                <w:sz w:val="20"/>
-                <w:szCs w:val="20"/>
-                <w:lang w:eastAsia="en-US"/>
-              </w:rPr>
-            </w:pPr>
-            <w:ins w:id="20199" w:author="Claude" w:date="2026-10-08T22:05:50Z">
+                <w:ins w:id="20082" w:author="Claude" w:date="2026-10-08T22:07:42Z"/>
+                <w:rFonts w:cs="Times New Roman"/>
+                <w:color w:val="000000"/>
+                <w:sz w:val="20"/>
+                <w:szCs w:val="20"/>
+                <w:lang w:eastAsia="en-US"/>
+              </w:rPr>
+            </w:pPr>
+            <w:ins w:id="20081" w:author="Claude" w:date="2026-10-08T22:07:42Z">
               <w:r>
                 <w:rPr>
                   <w:rFonts w:cs="Times New Roman"/>
@@ -22740,15 +22247,15 @@
               <w:ind w:firstLine="0"/>
               <w:jc w:val="center"/>
               <w:rPr>
-                <w:ins w:id="20202" w:author="Claude" w:date="2026-10-08T22:05:50Z"/>
-                <w:rFonts w:cs="Times New Roman"/>
-                <w:color w:val="000000"/>
-                <w:sz w:val="20"/>
-                <w:szCs w:val="20"/>
-                <w:lang w:eastAsia="en-US"/>
-              </w:rPr>
-            </w:pPr>
-            <w:ins w:id="20201" w:author="Claude" w:date="2026-10-08T22:05:50Z">
+                <w:ins w:id="20084" w:author="Claude" w:date="2026-10-08T22:07:42Z"/>
+                <w:rFonts w:cs="Times New Roman"/>
+                <w:color w:val="000000"/>
+                <w:sz w:val="20"/>
+                <w:szCs w:val="20"/>
+                <w:lang w:eastAsia="en-US"/>
+              </w:rPr>
+            </w:pPr>
+            <w:ins w:id="20083" w:author="Claude" w:date="2026-10-08T22:07:42Z">
               <w:r>
                 <w:rPr>
                   <w:rFonts w:cs="Times New Roman"/>
@@ -22774,15 +22281,15 @@
               <w:ind w:firstLine="0"/>
               <w:jc w:val="center"/>
               <w:rPr>
-                <w:ins w:id="20204" w:author="Claude" w:date="2026-10-08T22:05:50Z"/>
-                <w:rFonts w:cs="Times New Roman"/>
-                <w:color w:val="000000"/>
-                <w:sz w:val="20"/>
-                <w:szCs w:val="20"/>
-                <w:lang w:eastAsia="en-US"/>
-              </w:rPr>
-            </w:pPr>
-            <w:ins w:id="20203" w:author="Claude" w:date="2026-10-08T22:05:50Z">
+                <w:ins w:id="20086" w:author="Claude" w:date="2026-10-08T22:07:42Z"/>
+                <w:rFonts w:cs="Times New Roman"/>
+                <w:color w:val="000000"/>
+                <w:sz w:val="20"/>
+                <w:szCs w:val="20"/>
+                <w:lang w:eastAsia="en-US"/>
+              </w:rPr>
+            </w:pPr>
+            <w:ins w:id="20085" w:author="Claude" w:date="2026-10-08T22:07:42Z">
               <w:r>
                 <w:rPr>
                   <w:rFonts w:cs="Times New Roman"/>
@@ -22800,7 +22307,7 @@
       <w:tr>
         <w:trPr>
           <w:cantSplit/>
-          <w:ins w:id="20205" w:author="Claude" w:date="2026-10-08T22:05:50Z"/>
+          <w:ins w:id="20087" w:author="Claude" w:date="2026-10-08T22:07:42Z"/>
         </w:trPr>
         <w:tc>
           <w:tcPr>
@@ -22814,15 +22321,15 @@
               <w:ind w:firstLine="0"/>
               <w:jc w:val="left"/>
               <w:rPr>
-                <w:ins w:id="20207" w:author="Claude" w:date="2026-10-08T22:05:50Z"/>
-                <w:rFonts w:cs="Times New Roman"/>
-                <w:color w:val="000000"/>
-                <w:sz w:val="20"/>
-                <w:szCs w:val="20"/>
-                <w:lang w:eastAsia="en-US"/>
-              </w:rPr>
-            </w:pPr>
-            <w:ins w:id="20206" w:author="Claude" w:date="2026-10-08T22:05:50Z">
+                <w:ins w:id="20089" w:author="Claude" w:date="2026-10-08T22:07:42Z"/>
+                <w:rFonts w:cs="Times New Roman"/>
+                <w:color w:val="000000"/>
+                <w:sz w:val="20"/>
+                <w:szCs w:val="20"/>
+                <w:lang w:eastAsia="en-US"/>
+              </w:rPr>
+            </w:pPr>
+            <w:ins w:id="20088" w:author="Claude" w:date="2026-10-08T22:07:42Z">
               <w:r>
                 <w:rPr>
                   <w:rFonts w:cs="Times New Roman"/>
@@ -22848,15 +22355,15 @@
               <w:ind w:firstLine="0"/>
               <w:jc w:val="center"/>
               <w:rPr>
-                <w:ins w:id="20209" w:author="Claude" w:date="2026-10-08T22:05:50Z"/>
-                <w:rFonts w:cs="Times New Roman"/>
-                <w:color w:val="000000"/>
-                <w:sz w:val="20"/>
-                <w:szCs w:val="20"/>
-                <w:lang w:eastAsia="en-US"/>
-              </w:rPr>
-            </w:pPr>
-            <w:ins w:id="20208" w:author="Claude" w:date="2026-10-08T22:05:50Z">
+                <w:ins w:id="20091" w:author="Claude" w:date="2026-10-08T22:07:42Z"/>
+                <w:rFonts w:cs="Times New Roman"/>
+                <w:color w:val="000000"/>
+                <w:sz w:val="20"/>
+                <w:szCs w:val="20"/>
+                <w:lang w:eastAsia="en-US"/>
+              </w:rPr>
+            </w:pPr>
+            <w:ins w:id="20090" w:author="Claude" w:date="2026-10-08T22:07:42Z">
               <w:r>
                 <w:rPr>
                   <w:rFonts w:cs="Times New Roman"/>
@@ -22882,15 +22389,15 @@
               <w:ind w:firstLine="0"/>
               <w:jc w:val="center"/>
               <w:rPr>
-                <w:ins w:id="20211" w:author="Claude" w:date="2026-10-08T22:05:50Z"/>
-                <w:rFonts w:cs="Times New Roman"/>
-                <w:color w:val="000000"/>
-                <w:sz w:val="20"/>
-                <w:szCs w:val="20"/>
-                <w:lang w:eastAsia="en-US"/>
-              </w:rPr>
-            </w:pPr>
-            <w:ins w:id="20210" w:author="Claude" w:date="2026-10-08T22:05:50Z">
+                <w:ins w:id="20093" w:author="Claude" w:date="2026-10-08T22:07:42Z"/>
+                <w:rFonts w:cs="Times New Roman"/>
+                <w:color w:val="000000"/>
+                <w:sz w:val="20"/>
+                <w:szCs w:val="20"/>
+                <w:lang w:eastAsia="en-US"/>
+              </w:rPr>
+            </w:pPr>
+            <w:ins w:id="20092" w:author="Claude" w:date="2026-10-08T22:07:42Z">
               <w:r>
                 <w:rPr>
                   <w:rFonts w:cs="Times New Roman"/>
@@ -22916,15 +22423,15 @@
               <w:ind w:firstLine="0"/>
               <w:jc w:val="center"/>
               <w:rPr>
-                <w:ins w:id="20213" w:author="Claude" w:date="2026-10-08T22:05:50Z"/>
-                <w:rFonts w:cs="Times New Roman"/>
-                <w:color w:val="000000"/>
-                <w:sz w:val="20"/>
-                <w:szCs w:val="20"/>
-                <w:lang w:eastAsia="en-US"/>
-              </w:rPr>
-            </w:pPr>
-            <w:ins w:id="20212" w:author="Claude" w:date="2026-10-08T22:05:50Z">
+                <w:ins w:id="20095" w:author="Claude" w:date="2026-10-08T22:07:42Z"/>
+                <w:rFonts w:cs="Times New Roman"/>
+                <w:color w:val="000000"/>
+                <w:sz w:val="20"/>
+                <w:szCs w:val="20"/>
+                <w:lang w:eastAsia="en-US"/>
+              </w:rPr>
+            </w:pPr>
+            <w:ins w:id="20094" w:author="Claude" w:date="2026-10-08T22:07:42Z">
               <w:r>
                 <w:rPr>
                   <w:rFonts w:cs="Times New Roman"/>
@@ -22950,15 +22457,15 @@
               <w:ind w:firstLine="0"/>
               <w:jc w:val="center"/>
               <w:rPr>
-                <w:ins w:id="20215" w:author="Claude" w:date="2026-10-08T22:05:50Z"/>
-                <w:rFonts w:cs="Times New Roman"/>
-                <w:color w:val="000000"/>
-                <w:sz w:val="20"/>
-                <w:szCs w:val="20"/>
-                <w:lang w:eastAsia="en-US"/>
-              </w:rPr>
-            </w:pPr>
-            <w:ins w:id="20214" w:author="Claude" w:date="2026-10-08T22:05:50Z">
+                <w:ins w:id="20097" w:author="Claude" w:date="2026-10-08T22:07:42Z"/>
+                <w:rFonts w:cs="Times New Roman"/>
+                <w:color w:val="000000"/>
+                <w:sz w:val="20"/>
+                <w:szCs w:val="20"/>
+                <w:lang w:eastAsia="en-US"/>
+              </w:rPr>
+            </w:pPr>
+            <w:ins w:id="20096" w:author="Claude" w:date="2026-10-08T22:07:42Z">
               <w:r>
                 <w:rPr>
                   <w:rFonts w:cs="Times New Roman"/>
@@ -22976,7 +22483,7 @@
       <w:tr>
         <w:trPr>
           <w:cantSplit/>
-          <w:ins w:id="20216" w:author="Claude" w:date="2026-10-08T22:05:50Z"/>
+          <w:ins w:id="20098" w:author="Claude" w:date="2026-10-08T22:07:42Z"/>
         </w:trPr>
         <w:tc>
           <w:tcPr>
@@ -22990,15 +22497,15 @@
               <w:ind w:firstLine="0"/>
               <w:jc w:val="left"/>
               <w:rPr>
-                <w:ins w:id="20218" w:author="Claude" w:date="2026-10-08T22:05:50Z"/>
-                <w:rFonts w:cs="Times New Roman"/>
-                <w:color w:val="000000"/>
-                <w:sz w:val="20"/>
-                <w:szCs w:val="20"/>
-                <w:lang w:eastAsia="en-US"/>
-              </w:rPr>
-            </w:pPr>
-            <w:ins w:id="20217" w:author="Claude" w:date="2026-10-08T22:05:50Z">
+                <w:ins w:id="20100" w:author="Claude" w:date="2026-10-08T22:07:42Z"/>
+                <w:rFonts w:cs="Times New Roman"/>
+                <w:color w:val="000000"/>
+                <w:sz w:val="20"/>
+                <w:szCs w:val="20"/>
+                <w:lang w:eastAsia="en-US"/>
+              </w:rPr>
+            </w:pPr>
+            <w:ins w:id="20099" w:author="Claude" w:date="2026-10-08T22:07:42Z">
               <w:r>
                 <w:rPr>
                   <w:rFonts w:cs="Times New Roman"/>
@@ -23024,15 +22531,15 @@
               <w:ind w:firstLine="0"/>
               <w:jc w:val="center"/>
               <w:rPr>
-                <w:ins w:id="20220" w:author="Claude" w:date="2026-10-08T22:05:50Z"/>
-                <w:rFonts w:cs="Times New Roman"/>
-                <w:color w:val="000000"/>
-                <w:sz w:val="20"/>
-                <w:szCs w:val="20"/>
-                <w:lang w:eastAsia="en-US"/>
-              </w:rPr>
-            </w:pPr>
-            <w:ins w:id="20219" w:author="Claude" w:date="2026-10-08T22:05:50Z">
+                <w:ins w:id="20102" w:author="Claude" w:date="2026-10-08T22:07:42Z"/>
+                <w:rFonts w:cs="Times New Roman"/>
+                <w:color w:val="000000"/>
+                <w:sz w:val="20"/>
+                <w:szCs w:val="20"/>
+                <w:lang w:eastAsia="en-US"/>
+              </w:rPr>
+            </w:pPr>
+            <w:ins w:id="20101" w:author="Claude" w:date="2026-10-08T22:07:42Z">
               <w:r>
                 <w:rPr>
                   <w:rFonts w:cs="Times New Roman"/>
@@ -23058,15 +22565,15 @@
               <w:ind w:firstLine="0"/>
               <w:jc w:val="center"/>
               <w:rPr>
-                <w:ins w:id="20222" w:author="Claude" w:date="2026-10-08T22:05:50Z"/>
-                <w:rFonts w:cs="Times New Roman"/>
-                <w:color w:val="000000"/>
-                <w:sz w:val="20"/>
-                <w:szCs w:val="20"/>
-                <w:lang w:eastAsia="en-US"/>
-              </w:rPr>
-            </w:pPr>
-            <w:ins w:id="20221" w:author="Claude" w:date="2026-10-08T22:05:50Z">
+                <w:ins w:id="20104" w:author="Claude" w:date="2026-10-08T22:07:42Z"/>
+                <w:rFonts w:cs="Times New Roman"/>
+                <w:color w:val="000000"/>
+                <w:sz w:val="20"/>
+                <w:szCs w:val="20"/>
+                <w:lang w:eastAsia="en-US"/>
+              </w:rPr>
+            </w:pPr>
+            <w:ins w:id="20103" w:author="Claude" w:date="2026-10-08T22:07:42Z">
               <w:r>
                 <w:rPr>
                   <w:rFonts w:cs="Times New Roman"/>
@@ -23092,15 +22599,15 @@
               <w:ind w:firstLine="0"/>
               <w:jc w:val="center"/>
               <w:rPr>
-                <w:ins w:id="20224" w:author="Claude" w:date="2026-10-08T22:05:50Z"/>
-                <w:rFonts w:cs="Times New Roman"/>
-                <w:color w:val="000000"/>
-                <w:sz w:val="20"/>
-                <w:szCs w:val="20"/>
-                <w:lang w:eastAsia="en-US"/>
-              </w:rPr>
-            </w:pPr>
-            <w:ins w:id="20223" w:author="Claude" w:date="2026-10-08T22:05:50Z">
+                <w:ins w:id="20106" w:author="Claude" w:date="2026-10-08T22:07:42Z"/>
+                <w:rFonts w:cs="Times New Roman"/>
+                <w:color w:val="000000"/>
+                <w:sz w:val="20"/>
+                <w:szCs w:val="20"/>
+                <w:lang w:eastAsia="en-US"/>
+              </w:rPr>
+            </w:pPr>
+            <w:ins w:id="20105" w:author="Claude" w:date="2026-10-08T22:07:42Z">
               <w:r>
                 <w:rPr>
                   <w:rFonts w:cs="Times New Roman"/>
@@ -23126,15 +22633,15 @@
               <w:ind w:firstLine="0"/>
               <w:jc w:val="center"/>
               <w:rPr>
-                <w:ins w:id="20226" w:author="Claude" w:date="2026-10-08T22:05:50Z"/>
-                <w:rFonts w:cs="Times New Roman"/>
-                <w:color w:val="000000"/>
-                <w:sz w:val="20"/>
-                <w:szCs w:val="20"/>
-                <w:lang w:eastAsia="en-US"/>
-              </w:rPr>
-            </w:pPr>
-            <w:ins w:id="20225" w:author="Claude" w:date="2026-10-08T22:05:50Z">
+                <w:ins w:id="20108" w:author="Claude" w:date="2026-10-08T22:07:42Z"/>
+                <w:rFonts w:cs="Times New Roman"/>
+                <w:color w:val="000000"/>
+                <w:sz w:val="20"/>
+                <w:szCs w:val="20"/>
+                <w:lang w:eastAsia="en-US"/>
+              </w:rPr>
+            </w:pPr>
+            <w:ins w:id="20107" w:author="Claude" w:date="2026-10-08T22:07:42Z">
               <w:r>
                 <w:rPr>
                   <w:rFonts w:cs="Times New Roman"/>
@@ -23152,7 +22659,7 @@
       <w:tr>
         <w:trPr>
           <w:cantSplit/>
-          <w:ins w:id="20227" w:author="Claude" w:date="2026-10-08T22:05:50Z"/>
+          <w:ins w:id="20109" w:author="Claude" w:date="2026-10-08T22:07:42Z"/>
         </w:trPr>
         <w:tc>
           <w:tcPr>
@@ -23166,15 +22673,15 @@
               <w:ind w:firstLine="0"/>
               <w:jc w:val="left"/>
               <w:rPr>
-                <w:ins w:id="20229" w:author="Claude" w:date="2026-10-08T22:05:50Z"/>
-                <w:rFonts w:cs="Times New Roman"/>
-                <w:color w:val="000000"/>
-                <w:sz w:val="20"/>
-                <w:szCs w:val="20"/>
-                <w:lang w:eastAsia="en-US"/>
-              </w:rPr>
-            </w:pPr>
-            <w:ins w:id="20228" w:author="Claude" w:date="2026-10-08T22:05:50Z">
+                <w:ins w:id="20111" w:author="Claude" w:date="2026-10-08T22:07:42Z"/>
+                <w:rFonts w:cs="Times New Roman"/>
+                <w:color w:val="000000"/>
+                <w:sz w:val="20"/>
+                <w:szCs w:val="20"/>
+                <w:lang w:eastAsia="en-US"/>
+              </w:rPr>
+            </w:pPr>
+            <w:ins w:id="20110" w:author="Claude" w:date="2026-10-08T22:07:42Z">
               <w:r>
                 <w:rPr>
                   <w:rFonts w:cs="Times New Roman"/>
@@ -23200,15 +22707,15 @@
               <w:ind w:firstLine="0"/>
               <w:jc w:val="center"/>
               <w:rPr>
-                <w:ins w:id="20231" w:author="Claude" w:date="2026-10-08T22:05:50Z"/>
-                <w:rFonts w:cs="Times New Roman"/>
-                <w:color w:val="000000"/>
-                <w:sz w:val="20"/>
-                <w:szCs w:val="20"/>
-                <w:lang w:eastAsia="en-US"/>
-              </w:rPr>
-            </w:pPr>
-            <w:ins w:id="20230" w:author="Claude" w:date="2026-10-08T22:05:50Z">
+                <w:ins w:id="20113" w:author="Claude" w:date="2026-10-08T22:07:42Z"/>
+                <w:rFonts w:cs="Times New Roman"/>
+                <w:color w:val="000000"/>
+                <w:sz w:val="20"/>
+                <w:szCs w:val="20"/>
+                <w:lang w:eastAsia="en-US"/>
+              </w:rPr>
+            </w:pPr>
+            <w:ins w:id="20112" w:author="Claude" w:date="2026-10-08T22:07:42Z">
               <w:r>
                 <w:rPr>
                   <w:rFonts w:cs="Times New Roman"/>
@@ -23234,15 +22741,15 @@
               <w:ind w:firstLine="0"/>
               <w:jc w:val="center"/>
               <w:rPr>
-                <w:ins w:id="20233" w:author="Claude" w:date="2026-10-08T22:05:50Z"/>
-                <w:rFonts w:cs="Times New Roman"/>
-                <w:color w:val="000000"/>
-                <w:sz w:val="20"/>
-                <w:szCs w:val="20"/>
-                <w:lang w:eastAsia="en-US"/>
-              </w:rPr>
-            </w:pPr>
-            <w:ins w:id="20232" w:author="Claude" w:date="2026-10-08T22:05:50Z">
+                <w:ins w:id="20115" w:author="Claude" w:date="2026-10-08T22:07:42Z"/>
+                <w:rFonts w:cs="Times New Roman"/>
+                <w:color w:val="000000"/>
+                <w:sz w:val="20"/>
+                <w:szCs w:val="20"/>
+                <w:lang w:eastAsia="en-US"/>
+              </w:rPr>
+            </w:pPr>
+            <w:ins w:id="20114" w:author="Claude" w:date="2026-10-08T22:07:42Z">
               <w:r>
                 <w:rPr>
                   <w:rFonts w:cs="Times New Roman"/>
@@ -23268,15 +22775,15 @@
               <w:ind w:firstLine="0"/>
               <w:jc w:val="center"/>
               <w:rPr>
-                <w:ins w:id="20235" w:author="Claude" w:date="2026-10-08T22:05:50Z"/>
-                <w:rFonts w:cs="Times New Roman"/>
-                <w:color w:val="000000"/>
-                <w:sz w:val="20"/>
-                <w:szCs w:val="20"/>
-                <w:lang w:eastAsia="en-US"/>
-              </w:rPr>
-            </w:pPr>
-            <w:ins w:id="20234" w:author="Claude" w:date="2026-10-08T22:05:50Z">
+                <w:ins w:id="20117" w:author="Claude" w:date="2026-10-08T22:07:42Z"/>
+                <w:rFonts w:cs="Times New Roman"/>
+                <w:color w:val="000000"/>
+                <w:sz w:val="20"/>
+                <w:szCs w:val="20"/>
+                <w:lang w:eastAsia="en-US"/>
+              </w:rPr>
+            </w:pPr>
+            <w:ins w:id="20116" w:author="Claude" w:date="2026-10-08T22:07:42Z">
               <w:r>
                 <w:rPr>
                   <w:rFonts w:cs="Times New Roman"/>
@@ -23302,15 +22809,15 @@
               <w:ind w:firstLine="0"/>
               <w:jc w:val="center"/>
               <w:rPr>
-                <w:ins w:id="20237" w:author="Claude" w:date="2026-10-08T22:05:50Z"/>
-                <w:rFonts w:cs="Times New Roman"/>
-                <w:color w:val="000000"/>
-                <w:sz w:val="20"/>
-                <w:szCs w:val="20"/>
-                <w:lang w:eastAsia="en-US"/>
-              </w:rPr>
-            </w:pPr>
-            <w:ins w:id="20236" w:author="Claude" w:date="2026-10-08T22:05:50Z">
+                <w:ins w:id="20119" w:author="Claude" w:date="2026-10-08T22:07:42Z"/>
+                <w:rFonts w:cs="Times New Roman"/>
+                <w:color w:val="000000"/>
+                <w:sz w:val="20"/>
+                <w:szCs w:val="20"/>
+                <w:lang w:eastAsia="en-US"/>
+              </w:rPr>
+            </w:pPr>
+            <w:ins w:id="20118" w:author="Claude" w:date="2026-10-08T22:07:42Z">
               <w:r>
                 <w:rPr>
                   <w:rFonts w:cs="Times New Roman"/>
@@ -23328,7 +22835,7 @@
       <w:tr>
         <w:trPr>
           <w:cantSplit/>
-          <w:ins w:id="20238" w:author="Claude" w:date="2026-10-08T22:05:50Z"/>
+          <w:ins w:id="20120" w:author="Claude" w:date="2026-10-08T22:07:42Z"/>
         </w:trPr>
         <w:tc>
           <w:tcPr>
@@ -23342,15 +22849,15 @@
               <w:ind w:firstLine="0"/>
               <w:jc w:val="left"/>
               <w:rPr>
-                <w:ins w:id="20240" w:author="Claude" w:date="2026-10-08T22:05:50Z"/>
-                <w:rFonts w:cs="Times New Roman"/>
-                <w:color w:val="000000"/>
-                <w:sz w:val="20"/>
-                <w:szCs w:val="20"/>
-                <w:lang w:eastAsia="en-US"/>
-              </w:rPr>
-            </w:pPr>
-            <w:ins w:id="20239" w:author="Claude" w:date="2026-10-08T22:05:50Z">
+                <w:ins w:id="20122" w:author="Claude" w:date="2026-10-08T22:07:42Z"/>
+                <w:rFonts w:cs="Times New Roman"/>
+                <w:color w:val="000000"/>
+                <w:sz w:val="20"/>
+                <w:szCs w:val="20"/>
+                <w:lang w:eastAsia="en-US"/>
+              </w:rPr>
+            </w:pPr>
+            <w:ins w:id="20121" w:author="Claude" w:date="2026-10-08T22:07:42Z">
               <w:r>
                 <w:rPr>
                   <w:rFonts w:cs="Times New Roman"/>
@@ -23376,15 +22883,15 @@
               <w:ind w:firstLine="0"/>
               <w:jc w:val="center"/>
               <w:rPr>
-                <w:ins w:id="20242" w:author="Claude" w:date="2026-10-08T22:05:50Z"/>
-                <w:rFonts w:cs="Times New Roman"/>
-                <w:color w:val="000000"/>
-                <w:sz w:val="20"/>
-                <w:szCs w:val="20"/>
-                <w:lang w:eastAsia="en-US"/>
-              </w:rPr>
-            </w:pPr>
-            <w:ins w:id="20241" w:author="Claude" w:date="2026-10-08T22:05:50Z">
+                <w:ins w:id="20124" w:author="Claude" w:date="2026-10-08T22:07:42Z"/>
+                <w:rFonts w:cs="Times New Roman"/>
+                <w:color w:val="000000"/>
+                <w:sz w:val="20"/>
+                <w:szCs w:val="20"/>
+                <w:lang w:eastAsia="en-US"/>
+              </w:rPr>
+            </w:pPr>
+            <w:ins w:id="20123" w:author="Claude" w:date="2026-10-08T22:07:42Z">
               <w:r>
                 <w:rPr>
                   <w:rFonts w:cs="Times New Roman"/>
@@ -23410,15 +22917,15 @@
               <w:ind w:firstLine="0"/>
               <w:jc w:val="center"/>
               <w:rPr>
-                <w:ins w:id="20244" w:author="Claude" w:date="2026-10-08T22:05:50Z"/>
-                <w:rFonts w:cs="Times New Roman"/>
-                <w:color w:val="000000"/>
-                <w:sz w:val="20"/>
-                <w:szCs w:val="20"/>
-                <w:lang w:eastAsia="en-US"/>
-              </w:rPr>
-            </w:pPr>
-            <w:ins w:id="20243" w:author="Claude" w:date="2026-10-08T22:05:50Z">
+                <w:ins w:id="20126" w:author="Claude" w:date="2026-10-08T22:07:42Z"/>
+                <w:rFonts w:cs="Times New Roman"/>
+                <w:color w:val="000000"/>
+                <w:sz w:val="20"/>
+                <w:szCs w:val="20"/>
+                <w:lang w:eastAsia="en-US"/>
+              </w:rPr>
+            </w:pPr>
+            <w:ins w:id="20125" w:author="Claude" w:date="2026-10-08T22:07:42Z">
               <w:r>
                 <w:rPr>
                   <w:rFonts w:cs="Times New Roman"/>
@@ -23444,15 +22951,15 @@
               <w:ind w:firstLine="0"/>
               <w:jc w:val="center"/>
               <w:rPr>
-                <w:ins w:id="20246" w:author="Claude" w:date="2026-10-08T22:05:50Z"/>
-                <w:rFonts w:cs="Times New Roman"/>
-                <w:color w:val="000000"/>
-                <w:sz w:val="20"/>
-                <w:szCs w:val="20"/>
-                <w:lang w:eastAsia="en-US"/>
-              </w:rPr>
-            </w:pPr>
-            <w:ins w:id="20245" w:author="Claude" w:date="2026-10-08T22:05:50Z">
+                <w:ins w:id="20128" w:author="Claude" w:date="2026-10-08T22:07:42Z"/>
+                <w:rFonts w:cs="Times New Roman"/>
+                <w:color w:val="000000"/>
+                <w:sz w:val="20"/>
+                <w:szCs w:val="20"/>
+                <w:lang w:eastAsia="en-US"/>
+              </w:rPr>
+            </w:pPr>
+            <w:ins w:id="20127" w:author="Claude" w:date="2026-10-08T22:07:42Z">
               <w:r>
                 <w:rPr>
                   <w:rFonts w:cs="Times New Roman"/>
@@ -23478,15 +22985,15 @@
               <w:ind w:firstLine="0"/>
               <w:jc w:val="center"/>
               <w:rPr>
-                <w:ins w:id="20248" w:author="Claude" w:date="2026-10-08T22:05:50Z"/>
-                <w:rFonts w:cs="Times New Roman"/>
-                <w:color w:val="000000"/>
-                <w:sz w:val="20"/>
-                <w:szCs w:val="20"/>
-                <w:lang w:eastAsia="en-US"/>
-              </w:rPr>
-            </w:pPr>
-            <w:ins w:id="20247" w:author="Claude" w:date="2026-10-08T22:05:50Z">
+                <w:ins w:id="20130" w:author="Claude" w:date="2026-10-08T22:07:42Z"/>
+                <w:rFonts w:cs="Times New Roman"/>
+                <w:color w:val="000000"/>
+                <w:sz w:val="20"/>
+                <w:szCs w:val="20"/>
+                <w:lang w:eastAsia="en-US"/>
+              </w:rPr>
+            </w:pPr>
+            <w:ins w:id="20129" w:author="Claude" w:date="2026-10-08T22:07:42Z">
               <w:r>
                 <w:rPr>
                   <w:rFonts w:cs="Times New Roman"/>
@@ -23520,12 +23027,12 @@
       <w:r>
         <w:t xml:space="preserve">Figure S8 shows the spatial evolution of oxygen and film saturation in the stent. Table </w:t>
       </w:r>
-      <w:del w:id="9065" w:author="Claude" w:date="2026-10-08T22:05:50Z">
+      <w:del w:id="9063" w:author="Claude" w:date="2026-10-08T22:07:42Z">
         <w:r>
           <w:delText xml:space="preserve">S11</w:delText>
         </w:r>
       </w:del>
-      <w:ins w:id="9064" w:author="Claude" w:date="2026-10-08T22:05:50Z">
+      <w:ins w:id="9062" w:author="Claude" w:date="2026-10-08T22:07:42Z">
         <w:r>
           <w:t xml:space="preserve">S12</w:t>
         </w:r>
@@ -23752,7 +23259,7 @@
         </w:rPr>
         <w:t xml:space="preserve">Table </w:t>
       </w:r>
-      <w:del w:id="9068" w:author="Claude" w:date="2026-10-08T22:05:50Z">
+      <w:del w:id="9066" w:author="Claude" w:date="2026-10-08T22:07:42Z">
         <w:r>
           <w:rPr>
             <w:b/>
@@ -23763,7 +23270,7 @@
           <w:delText xml:space="preserve">S11</w:delText>
         </w:r>
       </w:del>
-      <w:ins w:id="9066" w:author="Claude" w:date="2026-10-08T22:05:50Z">
+      <w:ins w:id="9064" w:author="Claude" w:date="2026-10-08T22:07:42Z">
         <w:r>
           <w:rPr>
             <w:b/>
@@ -23801,7 +23308,7 @@
         </w:rPr>
         <w:fldChar w:fldCharType="separate"/>
       </w:r>
-      <w:ins w:id="9067" w:author="Claude" w:date="2026-10-08T22:05:50Z">
+      <w:ins w:id="9065" w:author="Claude" w:date="2026-10-08T22:07:42Z">
         <w:r>
           <w:rPr>
             <w:b/>
@@ -26295,10 +25802,10 @@
       <w:pPr>
         <w:pStyle w:val="Heading1"/>
         <w:rPr>
-          <w:ins w:id="20017" w:author="Claude" w:date="2026-10-08T22:05:50Z"/>
+          <w:ins w:id="20017" w:author="Claude" w:date="2026-10-08T22:07:42Z"/>
         </w:rPr>
       </w:pPr>
-      <w:ins w:id="20016" w:author="Claude" w:date="2026-10-08T22:05:50Z">
+      <w:ins w:id="20016" w:author="Claude" w:date="2026-10-08T22:07:42Z">
         <w:r>
           <w:t>S8. Oxygen mass balance</w:t>
         </w:r>
@@ -26311,10 +25818,10 @@
         <w:ind w:firstLine="0"/>
         <w:jc w:val="both"/>
         <w:rPr>
-          <w:ins w:id="20019" w:author="Claude" w:date="2026-10-08T22:05:50Z"/>
+          <w:ins w:id="20019" w:author="Claude" w:date="2026-10-08T22:07:42Z"/>
         </w:rPr>
       </w:pPr>
-      <w:ins w:id="20018" w:author="Claude" w:date="2026-10-08T22:05:50Z">
+      <w:ins w:id="20018" w:author="Claude" w:date="2026-10-08T22:07:42Z">
         <w:r>
           <w:t>Table S13 compares the oxygen required by the reaction stoichiometry (1 mol O₂ per 2 mol Zn, Eqs. 1–2) for the Zn lost from the disc with the oxygen removed from the electrolyte domain by the interfacial sink. The solver stores C_O₂ as a mass concentration (g mm⁻³) and evaluates the ORR recession velocity without a molar-mass conversion, which Eqs. 15–16 represent by the factor M_O₂ = 32 (the numerical value of the molar mass of oxygen in g mol⁻¹) applied to a molar C_O₂. The recession velocity is therefore 32 times the stoichiometrically consistent value for the same k_ORR. With this factor, the reaction-limited ceiling at k_ORR = 0.51 mm h⁻¹ is 0.29 mm yr⁻¹ (about 22 µm in 28 days, roughly 3% mass loss), which is above the simulated rates. The reported results are therefore consistent with the equations as written, and Zn recession is not stoichiometrically coupled to O₂ consumption.</w:t>
         </w:r>
@@ -26328,10 +25835,10 @@
         <w:ind w:firstLine="0"/>
         <w:jc w:val="both"/>
         <w:rPr>
-          <w:ins w:id="20029" w:author="Claude" w:date="2026-10-08T22:05:50Z"/>
+          <w:ins w:id="20029" w:author="Claude" w:date="2026-10-08T22:07:42Z"/>
         </w:rPr>
       </w:pPr>
-      <w:ins w:id="20020" w:author="Claude" w:date="2026-10-08T22:05:50Z">
+      <w:ins w:id="20020" w:author="Claude" w:date="2026-10-08T22:07:42Z">
         <w:r>
           <w:rPr>
             <w:b/>
@@ -26342,7 +25849,7 @@
           <w:t xml:space="preserve">Table </w:t>
         </w:r>
       </w:ins>
-      <w:ins w:id="20021" w:author="Claude" w:date="2026-10-08T22:05:50Z">
+      <w:ins w:id="20021" w:author="Claude" w:date="2026-10-08T22:07:42Z">
         <w:r>
           <w:rPr>
             <w:b/>
@@ -26353,7 +25860,7 @@
           <w:t>S</w:t>
         </w:r>
       </w:ins>
-      <w:ins w:id="20022" w:author="Claude" w:date="2026-10-08T22:05:50Z">
+      <w:ins w:id="20022" w:author="Claude" w:date="2026-10-08T22:07:42Z">
         <w:r>
           <w:rPr>
             <w:b/>
@@ -26364,7 +25871,7 @@
           <w:fldChar w:fldCharType="begin"/>
         </w:r>
       </w:ins>
-      <w:ins w:id="20023" w:author="Claude" w:date="2026-10-08T22:05:50Z">
+      <w:ins w:id="20023" w:author="Claude" w:date="2026-10-08T22:07:42Z">
         <w:r>
           <w:rPr>
             <w:b/>
@@ -26375,7 +25882,7 @@
           <w:instrText xml:space="preserve"> SEQ Table \* ARABIC </w:instrText>
         </w:r>
       </w:ins>
-      <w:ins w:id="20024" w:author="Claude" w:date="2026-10-08T22:05:50Z">
+      <w:ins w:id="20024" w:author="Claude" w:date="2026-10-08T22:07:42Z">
         <w:r>
           <w:rPr>
             <w:b/>
@@ -26386,7 +25893,7 @@
           <w:fldChar w:fldCharType="separate"/>
         </w:r>
       </w:ins>
-      <w:ins w:id="20025" w:author="Claude" w:date="2026-10-08T22:05:50Z">
+      <w:ins w:id="20025" w:author="Claude" w:date="2026-10-08T22:07:42Z">
         <w:r>
           <w:rPr>
             <w:b/>
@@ -26398,7 +25905,7 @@
           <w:t>13</w:t>
         </w:r>
       </w:ins>
-      <w:ins w:id="20026" w:author="Claude" w:date="2026-10-08T22:05:50Z">
+      <w:ins w:id="20026" w:author="Claude" w:date="2026-10-08T22:07:42Z">
         <w:r>
           <w:rPr>
             <w:b/>
@@ -26410,7 +25917,7 @@
           <w:fldChar w:fldCharType="end"/>
         </w:r>
       </w:ins>
-      <w:ins w:id="20027" w:author="Claude" w:date="2026-10-08T22:05:50Z">
+      <w:ins w:id="20027" w:author="Claude" w:date="2026-10-08T22:07:42Z">
         <w:r>
           <w:rPr>
             <w:b/>
@@ -26421,7 +25928,7 @@
           <w:t xml:space="preserve">.</w:t>
         </w:r>
       </w:ins>
-      <w:ins w:id="20028" w:author="Claude" w:date="2026-10-08T22:05:50Z">
+      <w:ins w:id="20028" w:author="Claude" w:date="2026-10-08T22:07:42Z">
         <w:r>
           <w:rPr>
             <w:b w:val="0"/>
@@ -26460,7 +25967,7 @@
         <w:trPr>
           <w:cantSplit/>
           <w:tblHeader/>
-          <w:ins w:id="20249" w:author="Claude" w:date="2026-10-08T22:05:50Z"/>
+          <w:ins w:id="20131" w:author="Claude" w:date="2026-10-08T22:07:42Z"/>
         </w:trPr>
         <w:tc>
           <w:tcPr>
@@ -26477,7 +25984,7 @@
               <w:ind w:firstLine="0"/>
               <w:jc w:val="left"/>
               <w:rPr>
-                <w:ins w:id="20251" w:author="Claude" w:date="2026-10-08T22:05:50Z"/>
+                <w:ins w:id="20133" w:author="Claude" w:date="2026-10-08T22:07:42Z"/>
                 <w:rFonts w:cs="Times New Roman"/>
                 <w:b/>
                 <w:bCs/>
@@ -26487,7 +25994,7 @@
                 <w:lang w:eastAsia="en-US"/>
               </w:rPr>
             </w:pPr>
-            <w:ins w:id="20250" w:author="Claude" w:date="2026-10-08T22:05:50Z">
+            <w:ins w:id="20132" w:author="Claude" w:date="2026-10-08T22:07:42Z">
               <w:r>
                 <w:rPr>
                   <w:rFonts w:cs="Times New Roman"/>
@@ -26518,7 +26025,7 @@
               <w:ind w:firstLine="0"/>
               <w:jc w:val="center"/>
               <w:rPr>
-                <w:ins w:id="20253" w:author="Claude" w:date="2026-10-08T22:05:50Z"/>
+                <w:ins w:id="20135" w:author="Claude" w:date="2026-10-08T22:07:42Z"/>
                 <w:rFonts w:cs="Times New Roman"/>
                 <w:b/>
                 <w:bCs/>
@@ -26528,7 +26035,7 @@
                 <w:lang w:eastAsia="en-US"/>
               </w:rPr>
             </w:pPr>
-            <w:ins w:id="20252" w:author="Claude" w:date="2026-10-08T22:05:50Z">
+            <w:ins w:id="20134" w:author="Claude" w:date="2026-10-08T22:07:42Z">
               <w:r>
                 <w:rPr>
                   <w:rFonts w:cs="Times New Roman"/>
@@ -26559,7 +26066,7 @@
               <w:ind w:firstLine="0"/>
               <w:jc w:val="center"/>
               <w:rPr>
-                <w:ins w:id="20255" w:author="Claude" w:date="2026-10-08T22:05:50Z"/>
+                <w:ins w:id="20137" w:author="Claude" w:date="2026-10-08T22:07:42Z"/>
                 <w:rFonts w:cs="Times New Roman"/>
                 <w:b/>
                 <w:bCs/>
@@ -26569,7 +26076,7 @@
                 <w:lang w:eastAsia="en-US"/>
               </w:rPr>
             </w:pPr>
-            <w:ins w:id="20254" w:author="Claude" w:date="2026-10-08T22:05:50Z">
+            <w:ins w:id="20136" w:author="Claude" w:date="2026-10-08T22:07:42Z">
               <w:r>
                 <w:rPr>
                   <w:rFonts w:cs="Times New Roman"/>
@@ -26600,7 +26107,7 @@
               <w:ind w:firstLine="0"/>
               <w:jc w:val="center"/>
               <w:rPr>
-                <w:ins w:id="20257" w:author="Claude" w:date="2026-10-08T22:05:50Z"/>
+                <w:ins w:id="20139" w:author="Claude" w:date="2026-10-08T22:07:42Z"/>
                 <w:rFonts w:cs="Times New Roman"/>
                 <w:b/>
                 <w:bCs/>
@@ -26610,7 +26117,7 @@
                 <w:lang w:eastAsia="en-US"/>
               </w:rPr>
             </w:pPr>
-            <w:ins w:id="20256" w:author="Claude" w:date="2026-10-08T22:05:50Z">
+            <w:ins w:id="20138" w:author="Claude" w:date="2026-10-08T22:07:42Z">
               <w:r>
                 <w:rPr>
                   <w:rFonts w:cs="Times New Roman"/>
@@ -26641,7 +26148,7 @@
               <w:ind w:firstLine="0"/>
               <w:jc w:val="center"/>
               <w:rPr>
-                <w:ins w:id="20259" w:author="Claude" w:date="2026-10-08T22:05:50Z"/>
+                <w:ins w:id="20141" w:author="Claude" w:date="2026-10-08T22:07:42Z"/>
                 <w:rFonts w:cs="Times New Roman"/>
                 <w:b/>
                 <w:bCs/>
@@ -26651,7 +26158,7 @@
                 <w:lang w:eastAsia="en-US"/>
               </w:rPr>
             </w:pPr>
-            <w:ins w:id="20258" w:author="Claude" w:date="2026-10-08T22:05:50Z">
+            <w:ins w:id="20140" w:author="Claude" w:date="2026-10-08T22:07:42Z">
               <w:r>
                 <w:rPr>
                   <w:rFonts w:cs="Times New Roman"/>
@@ -26671,7 +26178,7 @@
       <w:tr>
         <w:trPr>
           <w:cantSplit/>
-          <w:ins w:id="20260" w:author="Claude" w:date="2026-10-08T22:05:50Z"/>
+          <w:ins w:id="20142" w:author="Claude" w:date="2026-10-08T22:07:42Z"/>
         </w:trPr>
         <w:tc>
           <w:tcPr>
@@ -26685,15 +26192,15 @@
               <w:ind w:firstLine="0"/>
               <w:jc w:val="left"/>
               <w:rPr>
-                <w:ins w:id="20262" w:author="Claude" w:date="2026-10-08T22:05:50Z"/>
-                <w:rFonts w:cs="Times New Roman"/>
-                <w:color w:val="000000"/>
-                <w:sz w:val="20"/>
-                <w:szCs w:val="20"/>
-                <w:lang w:eastAsia="en-US"/>
-              </w:rPr>
-            </w:pPr>
-            <w:ins w:id="20261" w:author="Claude" w:date="2026-10-08T22:05:50Z">
+                <w:ins w:id="20144" w:author="Claude" w:date="2026-10-08T22:07:42Z"/>
+                <w:rFonts w:cs="Times New Roman"/>
+                <w:color w:val="000000"/>
+                <w:sz w:val="20"/>
+                <w:szCs w:val="20"/>
+                <w:lang w:eastAsia="en-US"/>
+              </w:rPr>
+            </w:pPr>
+            <w:ins w:id="20143" w:author="Claude" w:date="2026-10-08T22:07:42Z">
               <w:r>
                 <w:rPr>
                   <w:rFonts w:cs="Times New Roman"/>
@@ -26719,15 +26226,15 @@
               <w:ind w:firstLine="0"/>
               <w:jc w:val="center"/>
               <w:rPr>
-                <w:ins w:id="20264" w:author="Claude" w:date="2026-10-08T22:05:50Z"/>
-                <w:rFonts w:cs="Times New Roman"/>
-                <w:color w:val="000000"/>
-                <w:sz w:val="20"/>
-                <w:szCs w:val="20"/>
-                <w:lang w:eastAsia="en-US"/>
-              </w:rPr>
-            </w:pPr>
-            <w:ins w:id="20263" w:author="Claude" w:date="2026-10-08T22:05:50Z">
+                <w:ins w:id="20146" w:author="Claude" w:date="2026-10-08T22:07:42Z"/>
+                <w:rFonts w:cs="Times New Roman"/>
+                <w:color w:val="000000"/>
+                <w:sz w:val="20"/>
+                <w:szCs w:val="20"/>
+                <w:lang w:eastAsia="en-US"/>
+              </w:rPr>
+            </w:pPr>
+            <w:ins w:id="20145" w:author="Claude" w:date="2026-10-08T22:07:42Z">
               <w:r>
                 <w:rPr>
                   <w:rFonts w:cs="Times New Roman"/>
@@ -26753,15 +26260,15 @@
               <w:ind w:firstLine="0"/>
               <w:jc w:val="center"/>
               <w:rPr>
-                <w:ins w:id="20266" w:author="Claude" w:date="2026-10-08T22:05:50Z"/>
-                <w:rFonts w:cs="Times New Roman"/>
-                <w:color w:val="000000"/>
-                <w:sz w:val="20"/>
-                <w:szCs w:val="20"/>
-                <w:lang w:eastAsia="en-US"/>
-              </w:rPr>
-            </w:pPr>
-            <w:ins w:id="20265" w:author="Claude" w:date="2026-10-08T22:05:50Z">
+                <w:ins w:id="20148" w:author="Claude" w:date="2026-10-08T22:07:42Z"/>
+                <w:rFonts w:cs="Times New Roman"/>
+                <w:color w:val="000000"/>
+                <w:sz w:val="20"/>
+                <w:szCs w:val="20"/>
+                <w:lang w:eastAsia="en-US"/>
+              </w:rPr>
+            </w:pPr>
+            <w:ins w:id="20147" w:author="Claude" w:date="2026-10-08T22:07:42Z">
               <w:r>
                 <w:rPr>
                   <w:rFonts w:cs="Times New Roman"/>
@@ -26787,15 +26294,15 @@
               <w:ind w:firstLine="0"/>
               <w:jc w:val="center"/>
               <w:rPr>
-                <w:ins w:id="20268" w:author="Claude" w:date="2026-10-08T22:05:50Z"/>
-                <w:rFonts w:cs="Times New Roman"/>
-                <w:color w:val="000000"/>
-                <w:sz w:val="20"/>
-                <w:szCs w:val="20"/>
-                <w:lang w:eastAsia="en-US"/>
-              </w:rPr>
-            </w:pPr>
-            <w:ins w:id="20267" w:author="Claude" w:date="2026-10-08T22:05:50Z">
+                <w:ins w:id="20150" w:author="Claude" w:date="2026-10-08T22:07:42Z"/>
+                <w:rFonts w:cs="Times New Roman"/>
+                <w:color w:val="000000"/>
+                <w:sz w:val="20"/>
+                <w:szCs w:val="20"/>
+                <w:lang w:eastAsia="en-US"/>
+              </w:rPr>
+            </w:pPr>
+            <w:ins w:id="20149" w:author="Claude" w:date="2026-10-08T22:07:42Z">
               <w:r>
                 <w:rPr>
                   <w:rFonts w:cs="Times New Roman"/>
@@ -26821,15 +26328,15 @@
               <w:ind w:firstLine="0"/>
               <w:jc w:val="center"/>
               <w:rPr>
-                <w:ins w:id="20270" w:author="Claude" w:date="2026-10-08T22:05:50Z"/>
-                <w:rFonts w:cs="Times New Roman"/>
-                <w:color w:val="000000"/>
-                <w:sz w:val="20"/>
-                <w:szCs w:val="20"/>
-                <w:lang w:eastAsia="en-US"/>
-              </w:rPr>
-            </w:pPr>
-            <w:ins w:id="20269" w:author="Claude" w:date="2026-10-08T22:05:50Z">
+                <w:ins w:id="20152" w:author="Claude" w:date="2026-10-08T22:07:42Z"/>
+                <w:rFonts w:cs="Times New Roman"/>
+                <w:color w:val="000000"/>
+                <w:sz w:val="20"/>
+                <w:szCs w:val="20"/>
+                <w:lang w:eastAsia="en-US"/>
+              </w:rPr>
+            </w:pPr>
+            <w:ins w:id="20151" w:author="Claude" w:date="2026-10-08T22:07:42Z">
               <w:r>
                 <w:rPr>
                   <w:rFonts w:cs="Times New Roman"/>
@@ -26847,7 +26354,7 @@
       <w:tr>
         <w:trPr>
           <w:cantSplit/>
-          <w:ins w:id="20271" w:author="Claude" w:date="2026-10-08T22:05:50Z"/>
+          <w:ins w:id="20153" w:author="Claude" w:date="2026-10-08T22:07:42Z"/>
         </w:trPr>
         <w:tc>
           <w:tcPr>
@@ -26861,15 +26368,15 @@
               <w:ind w:firstLine="0"/>
               <w:jc w:val="left"/>
               <w:rPr>
-                <w:ins w:id="20273" w:author="Claude" w:date="2026-10-08T22:05:50Z"/>
-                <w:rFonts w:cs="Times New Roman"/>
-                <w:color w:val="000000"/>
-                <w:sz w:val="20"/>
-                <w:szCs w:val="20"/>
-                <w:lang w:eastAsia="en-US"/>
-              </w:rPr>
-            </w:pPr>
-            <w:ins w:id="20272" w:author="Claude" w:date="2026-10-08T22:05:50Z">
+                <w:ins w:id="20155" w:author="Claude" w:date="2026-10-08T22:07:42Z"/>
+                <w:rFonts w:cs="Times New Roman"/>
+                <w:color w:val="000000"/>
+                <w:sz w:val="20"/>
+                <w:szCs w:val="20"/>
+                <w:lang w:eastAsia="en-US"/>
+              </w:rPr>
+            </w:pPr>
+            <w:ins w:id="20154" w:author="Claude" w:date="2026-10-08T22:07:42Z">
               <w:r>
                 <w:rPr>
                   <w:rFonts w:cs="Times New Roman"/>
@@ -26895,15 +26402,15 @@
               <w:ind w:firstLine="0"/>
               <w:jc w:val="center"/>
               <w:rPr>
-                <w:ins w:id="20275" w:author="Claude" w:date="2026-10-08T22:05:50Z"/>
-                <w:rFonts w:cs="Times New Roman"/>
-                <w:color w:val="000000"/>
-                <w:sz w:val="20"/>
-                <w:szCs w:val="20"/>
-                <w:lang w:eastAsia="en-US"/>
-              </w:rPr>
-            </w:pPr>
-            <w:ins w:id="20274" w:author="Claude" w:date="2026-10-08T22:05:50Z">
+                <w:ins w:id="20157" w:author="Claude" w:date="2026-10-08T22:07:42Z"/>
+                <w:rFonts w:cs="Times New Roman"/>
+                <w:color w:val="000000"/>
+                <w:sz w:val="20"/>
+                <w:szCs w:val="20"/>
+                <w:lang w:eastAsia="en-US"/>
+              </w:rPr>
+            </w:pPr>
+            <w:ins w:id="20156" w:author="Claude" w:date="2026-10-08T22:07:42Z">
               <w:r>
                 <w:rPr>
                   <w:rFonts w:cs="Times New Roman"/>
@@ -26929,15 +26436,15 @@
               <w:ind w:firstLine="0"/>
               <w:jc w:val="center"/>
               <w:rPr>
-                <w:ins w:id="20277" w:author="Claude" w:date="2026-10-08T22:05:50Z"/>
-                <w:rFonts w:cs="Times New Roman"/>
-                <w:color w:val="000000"/>
-                <w:sz w:val="20"/>
-                <w:szCs w:val="20"/>
-                <w:lang w:eastAsia="en-US"/>
-              </w:rPr>
-            </w:pPr>
-            <w:ins w:id="20276" w:author="Claude" w:date="2026-10-08T22:05:50Z">
+                <w:ins w:id="20159" w:author="Claude" w:date="2026-10-08T22:07:42Z"/>
+                <w:rFonts w:cs="Times New Roman"/>
+                <w:color w:val="000000"/>
+                <w:sz w:val="20"/>
+                <w:szCs w:val="20"/>
+                <w:lang w:eastAsia="en-US"/>
+              </w:rPr>
+            </w:pPr>
+            <w:ins w:id="20158" w:author="Claude" w:date="2026-10-08T22:07:42Z">
               <w:r>
                 <w:rPr>
                   <w:rFonts w:cs="Times New Roman"/>
@@ -26963,15 +26470,15 @@
               <w:ind w:firstLine="0"/>
               <w:jc w:val="center"/>
               <w:rPr>
-                <w:ins w:id="20279" w:author="Claude" w:date="2026-10-08T22:05:50Z"/>
-                <w:rFonts w:cs="Times New Roman"/>
-                <w:color w:val="000000"/>
-                <w:sz w:val="20"/>
-                <w:szCs w:val="20"/>
-                <w:lang w:eastAsia="en-US"/>
-              </w:rPr>
-            </w:pPr>
-            <w:ins w:id="20278" w:author="Claude" w:date="2026-10-08T22:05:50Z">
+                <w:ins w:id="20161" w:author="Claude" w:date="2026-10-08T22:07:42Z"/>
+                <w:rFonts w:cs="Times New Roman"/>
+                <w:color w:val="000000"/>
+                <w:sz w:val="20"/>
+                <w:szCs w:val="20"/>
+                <w:lang w:eastAsia="en-US"/>
+              </w:rPr>
+            </w:pPr>
+            <w:ins w:id="20160" w:author="Claude" w:date="2026-10-08T22:07:42Z">
               <w:r>
                 <w:rPr>
                   <w:rFonts w:cs="Times New Roman"/>
@@ -26997,15 +26504,15 @@
               <w:ind w:firstLine="0"/>
               <w:jc w:val="center"/>
               <w:rPr>
-                <w:ins w:id="20281" w:author="Claude" w:date="2026-10-08T22:05:50Z"/>
-                <w:rFonts w:cs="Times New Roman"/>
-                <w:color w:val="000000"/>
-                <w:sz w:val="20"/>
-                <w:szCs w:val="20"/>
-                <w:lang w:eastAsia="en-US"/>
-              </w:rPr>
-            </w:pPr>
-            <w:ins w:id="20280" w:author="Claude" w:date="2026-10-08T22:05:50Z">
+                <w:ins w:id="20163" w:author="Claude" w:date="2026-10-08T22:07:42Z"/>
+                <w:rFonts w:cs="Times New Roman"/>
+                <w:color w:val="000000"/>
+                <w:sz w:val="20"/>
+                <w:szCs w:val="20"/>
+                <w:lang w:eastAsia="en-US"/>
+              </w:rPr>
+            </w:pPr>
+            <w:ins w:id="20162" w:author="Claude" w:date="2026-10-08T22:07:42Z">
               <w:r>
                 <w:rPr>
                   <w:rFonts w:cs="Times New Roman"/>
@@ -27023,7 +26530,7 @@
       <w:tr>
         <w:trPr>
           <w:cantSplit/>
-          <w:ins w:id="20282" w:author="Claude" w:date="2026-10-08T22:05:50Z"/>
+          <w:ins w:id="20164" w:author="Claude" w:date="2026-10-08T22:07:42Z"/>
         </w:trPr>
         <w:tc>
           <w:tcPr>
@@ -27037,15 +26544,15 @@
               <w:ind w:firstLine="0"/>
               <w:jc w:val="left"/>
               <w:rPr>
-                <w:ins w:id="20284" w:author="Claude" w:date="2026-10-08T22:05:50Z"/>
-                <w:rFonts w:cs="Times New Roman"/>
-                <w:color w:val="000000"/>
-                <w:sz w:val="20"/>
-                <w:szCs w:val="20"/>
-                <w:lang w:eastAsia="en-US"/>
-              </w:rPr>
-            </w:pPr>
-            <w:ins w:id="20283" w:author="Claude" w:date="2026-10-08T22:05:50Z">
+                <w:ins w:id="20166" w:author="Claude" w:date="2026-10-08T22:07:42Z"/>
+                <w:rFonts w:cs="Times New Roman"/>
+                <w:color w:val="000000"/>
+                <w:sz w:val="20"/>
+                <w:szCs w:val="20"/>
+                <w:lang w:eastAsia="en-US"/>
+              </w:rPr>
+            </w:pPr>
+            <w:ins w:id="20165" w:author="Claude" w:date="2026-10-08T22:07:42Z">
               <w:r>
                 <w:rPr>
                   <w:rFonts w:cs="Times New Roman"/>
@@ -27071,15 +26578,15 @@
               <w:ind w:firstLine="0"/>
               <w:jc w:val="center"/>
               <w:rPr>
-                <w:ins w:id="20286" w:author="Claude" w:date="2026-10-08T22:05:50Z"/>
-                <w:rFonts w:cs="Times New Roman"/>
-                <w:color w:val="000000"/>
-                <w:sz w:val="20"/>
-                <w:szCs w:val="20"/>
-                <w:lang w:eastAsia="en-US"/>
-              </w:rPr>
-            </w:pPr>
-            <w:ins w:id="20285" w:author="Claude" w:date="2026-10-08T22:05:50Z">
+                <w:ins w:id="20168" w:author="Claude" w:date="2026-10-08T22:07:42Z"/>
+                <w:rFonts w:cs="Times New Roman"/>
+                <w:color w:val="000000"/>
+                <w:sz w:val="20"/>
+                <w:szCs w:val="20"/>
+                <w:lang w:eastAsia="en-US"/>
+              </w:rPr>
+            </w:pPr>
+            <w:ins w:id="20167" w:author="Claude" w:date="2026-10-08T22:07:42Z">
               <w:r>
                 <w:rPr>
                   <w:rFonts w:cs="Times New Roman"/>
@@ -27105,15 +26612,15 @@
               <w:ind w:firstLine="0"/>
               <w:jc w:val="center"/>
               <w:rPr>
-                <w:ins w:id="20288" w:author="Claude" w:date="2026-10-08T22:05:50Z"/>
-                <w:rFonts w:cs="Times New Roman"/>
-                <w:color w:val="000000"/>
-                <w:sz w:val="20"/>
-                <w:szCs w:val="20"/>
-                <w:lang w:eastAsia="en-US"/>
-              </w:rPr>
-            </w:pPr>
-            <w:ins w:id="20287" w:author="Claude" w:date="2026-10-08T22:05:50Z">
+                <w:ins w:id="20170" w:author="Claude" w:date="2026-10-08T22:07:42Z"/>
+                <w:rFonts w:cs="Times New Roman"/>
+                <w:color w:val="000000"/>
+                <w:sz w:val="20"/>
+                <w:szCs w:val="20"/>
+                <w:lang w:eastAsia="en-US"/>
+              </w:rPr>
+            </w:pPr>
+            <w:ins w:id="20169" w:author="Claude" w:date="2026-10-08T22:07:42Z">
               <w:r>
                 <w:rPr>
                   <w:rFonts w:cs="Times New Roman"/>
@@ -27139,15 +26646,15 @@
               <w:ind w:firstLine="0"/>
               <w:jc w:val="center"/>
               <w:rPr>
-                <w:ins w:id="20290" w:author="Claude" w:date="2026-10-08T22:05:50Z"/>
-                <w:rFonts w:cs="Times New Roman"/>
-                <w:color w:val="000000"/>
-                <w:sz w:val="20"/>
-                <w:szCs w:val="20"/>
-                <w:lang w:eastAsia="en-US"/>
-              </w:rPr>
-            </w:pPr>
-            <w:ins w:id="20289" w:author="Claude" w:date="2026-10-08T22:05:50Z">
+                <w:ins w:id="20172" w:author="Claude" w:date="2026-10-08T22:07:42Z"/>
+                <w:rFonts w:cs="Times New Roman"/>
+                <w:color w:val="000000"/>
+                <w:sz w:val="20"/>
+                <w:szCs w:val="20"/>
+                <w:lang w:eastAsia="en-US"/>
+              </w:rPr>
+            </w:pPr>
+            <w:ins w:id="20171" w:author="Claude" w:date="2026-10-08T22:07:42Z">
               <w:r>
                 <w:rPr>
                   <w:rFonts w:cs="Times New Roman"/>
@@ -27173,15 +26680,15 @@
               <w:ind w:firstLine="0"/>
               <w:jc w:val="center"/>
               <w:rPr>
-                <w:ins w:id="20292" w:author="Claude" w:date="2026-10-08T22:05:50Z"/>
-                <w:rFonts w:cs="Times New Roman"/>
-                <w:color w:val="000000"/>
-                <w:sz w:val="20"/>
-                <w:szCs w:val="20"/>
-                <w:lang w:eastAsia="en-US"/>
-              </w:rPr>
-            </w:pPr>
-            <w:ins w:id="20291" w:author="Claude" w:date="2026-10-08T22:05:50Z">
+                <w:ins w:id="20174" w:author="Claude" w:date="2026-10-08T22:07:42Z"/>
+                <w:rFonts w:cs="Times New Roman"/>
+                <w:color w:val="000000"/>
+                <w:sz w:val="20"/>
+                <w:szCs w:val="20"/>
+                <w:lang w:eastAsia="en-US"/>
+              </w:rPr>
+            </w:pPr>
+            <w:ins w:id="20173" w:author="Claude" w:date="2026-10-08T22:07:42Z">
               <w:r>
                 <w:rPr>
                   <w:rFonts w:cs="Times New Roman"/>
@@ -27199,7 +26706,7 @@
       <w:tr>
         <w:trPr>
           <w:cantSplit/>
-          <w:ins w:id="20293" w:author="Claude" w:date="2026-10-08T22:05:50Z"/>
+          <w:ins w:id="20175" w:author="Claude" w:date="2026-10-08T22:07:42Z"/>
         </w:trPr>
         <w:tc>
           <w:tcPr>
@@ -27213,15 +26720,15 @@
               <w:ind w:firstLine="0"/>
               <w:jc w:val="left"/>
               <w:rPr>
-                <w:ins w:id="20295" w:author="Claude" w:date="2026-10-08T22:05:50Z"/>
-                <w:rFonts w:cs="Times New Roman"/>
-                <w:color w:val="000000"/>
-                <w:sz w:val="20"/>
-                <w:szCs w:val="20"/>
-                <w:lang w:eastAsia="en-US"/>
-              </w:rPr>
-            </w:pPr>
-            <w:ins w:id="20294" w:author="Claude" w:date="2026-10-08T22:05:50Z">
+                <w:ins w:id="20177" w:author="Claude" w:date="2026-10-08T22:07:42Z"/>
+                <w:rFonts w:cs="Times New Roman"/>
+                <w:color w:val="000000"/>
+                <w:sz w:val="20"/>
+                <w:szCs w:val="20"/>
+                <w:lang w:eastAsia="en-US"/>
+              </w:rPr>
+            </w:pPr>
+            <w:ins w:id="20176" w:author="Claude" w:date="2026-10-08T22:07:42Z">
               <w:r>
                 <w:rPr>
                   <w:rFonts w:cs="Times New Roman"/>
@@ -27247,15 +26754,15 @@
               <w:ind w:firstLine="0"/>
               <w:jc w:val="center"/>
               <w:rPr>
-                <w:ins w:id="20297" w:author="Claude" w:date="2026-10-08T22:05:50Z"/>
-                <w:rFonts w:cs="Times New Roman"/>
-                <w:color w:val="000000"/>
-                <w:sz w:val="20"/>
-                <w:szCs w:val="20"/>
-                <w:lang w:eastAsia="en-US"/>
-              </w:rPr>
-            </w:pPr>
-            <w:ins w:id="20296" w:author="Claude" w:date="2026-10-08T22:05:50Z">
+                <w:ins w:id="20179" w:author="Claude" w:date="2026-10-08T22:07:42Z"/>
+                <w:rFonts w:cs="Times New Roman"/>
+                <w:color w:val="000000"/>
+                <w:sz w:val="20"/>
+                <w:szCs w:val="20"/>
+                <w:lang w:eastAsia="en-US"/>
+              </w:rPr>
+            </w:pPr>
+            <w:ins w:id="20178" w:author="Claude" w:date="2026-10-08T22:07:42Z">
               <w:r>
                 <w:rPr>
                   <w:rFonts w:cs="Times New Roman"/>
@@ -27281,15 +26788,15 @@
               <w:ind w:firstLine="0"/>
               <w:jc w:val="center"/>
               <w:rPr>
-                <w:ins w:id="20299" w:author="Claude" w:date="2026-10-08T22:05:50Z"/>
-                <w:rFonts w:cs="Times New Roman"/>
-                <w:color w:val="000000"/>
-                <w:sz w:val="20"/>
-                <w:szCs w:val="20"/>
-                <w:lang w:eastAsia="en-US"/>
-              </w:rPr>
-            </w:pPr>
-            <w:ins w:id="20298" w:author="Claude" w:date="2026-10-08T22:05:50Z">
+                <w:ins w:id="20181" w:author="Claude" w:date="2026-10-08T22:07:42Z"/>
+                <w:rFonts w:cs="Times New Roman"/>
+                <w:color w:val="000000"/>
+                <w:sz w:val="20"/>
+                <w:szCs w:val="20"/>
+                <w:lang w:eastAsia="en-US"/>
+              </w:rPr>
+            </w:pPr>
+            <w:ins w:id="20180" w:author="Claude" w:date="2026-10-08T22:07:42Z">
               <w:r>
                 <w:rPr>
                   <w:rFonts w:cs="Times New Roman"/>
@@ -27315,15 +26822,15 @@
               <w:ind w:firstLine="0"/>
               <w:jc w:val="center"/>
               <w:rPr>
-                <w:ins w:id="20301" w:author="Claude" w:date="2026-10-08T22:05:50Z"/>
-                <w:rFonts w:cs="Times New Roman"/>
-                <w:color w:val="000000"/>
-                <w:sz w:val="20"/>
-                <w:szCs w:val="20"/>
-                <w:lang w:eastAsia="en-US"/>
-              </w:rPr>
-            </w:pPr>
-            <w:ins w:id="20300" w:author="Claude" w:date="2026-10-08T22:05:50Z">
+                <w:ins w:id="20183" w:author="Claude" w:date="2026-10-08T22:07:42Z"/>
+                <w:rFonts w:cs="Times New Roman"/>
+                <w:color w:val="000000"/>
+                <w:sz w:val="20"/>
+                <w:szCs w:val="20"/>
+                <w:lang w:eastAsia="en-US"/>
+              </w:rPr>
+            </w:pPr>
+            <w:ins w:id="20182" w:author="Claude" w:date="2026-10-08T22:07:42Z">
               <w:r>
                 <w:rPr>
                   <w:rFonts w:cs="Times New Roman"/>
@@ -27349,15 +26856,15 @@
               <w:ind w:firstLine="0"/>
               <w:jc w:val="center"/>
               <w:rPr>
-                <w:ins w:id="20303" w:author="Claude" w:date="2026-10-08T22:05:50Z"/>
-                <w:rFonts w:cs="Times New Roman"/>
-                <w:color w:val="000000"/>
-                <w:sz w:val="20"/>
-                <w:szCs w:val="20"/>
-                <w:lang w:eastAsia="en-US"/>
-              </w:rPr>
-            </w:pPr>
-            <w:ins w:id="20302" w:author="Claude" w:date="2026-10-08T22:05:50Z">
+                <w:ins w:id="20185" w:author="Claude" w:date="2026-10-08T22:07:42Z"/>
+                <w:rFonts w:cs="Times New Roman"/>
+                <w:color w:val="000000"/>
+                <w:sz w:val="20"/>
+                <w:szCs w:val="20"/>
+                <w:lang w:eastAsia="en-US"/>
+              </w:rPr>
+            </w:pPr>
+            <w:ins w:id="20184" w:author="Claude" w:date="2026-10-08T22:07:42Z">
               <w:r>
                 <w:rPr>
                   <w:rFonts w:cs="Times New Roman"/>
@@ -27375,7 +26882,7 @@
       <w:tr>
         <w:trPr>
           <w:cantSplit/>
-          <w:ins w:id="20304" w:author="Claude" w:date="2026-10-08T22:05:50Z"/>
+          <w:ins w:id="20186" w:author="Claude" w:date="2026-10-08T22:07:42Z"/>
         </w:trPr>
         <w:tc>
           <w:tcPr>
@@ -27389,15 +26896,15 @@
               <w:ind w:firstLine="0"/>
               <w:jc w:val="left"/>
               <w:rPr>
-                <w:ins w:id="20306" w:author="Claude" w:date="2026-10-08T22:05:50Z"/>
-                <w:rFonts w:cs="Times New Roman"/>
-                <w:color w:val="000000"/>
-                <w:sz w:val="20"/>
-                <w:szCs w:val="20"/>
-                <w:lang w:eastAsia="en-US"/>
-              </w:rPr>
-            </w:pPr>
-            <w:ins w:id="20305" w:author="Claude" w:date="2026-10-08T22:05:50Z">
+                <w:ins w:id="20188" w:author="Claude" w:date="2026-10-08T22:07:42Z"/>
+                <w:rFonts w:cs="Times New Roman"/>
+                <w:color w:val="000000"/>
+                <w:sz w:val="20"/>
+                <w:szCs w:val="20"/>
+                <w:lang w:eastAsia="en-US"/>
+              </w:rPr>
+            </w:pPr>
+            <w:ins w:id="20187" w:author="Claude" w:date="2026-10-08T22:07:42Z">
               <w:r>
                 <w:rPr>
                   <w:rFonts w:cs="Times New Roman"/>
@@ -27423,15 +26930,15 @@
               <w:ind w:firstLine="0"/>
               <w:jc w:val="center"/>
               <w:rPr>
-                <w:ins w:id="20308" w:author="Claude" w:date="2026-10-08T22:05:50Z"/>
-                <w:rFonts w:cs="Times New Roman"/>
-                <w:color w:val="000000"/>
-                <w:sz w:val="20"/>
-                <w:szCs w:val="20"/>
-                <w:lang w:eastAsia="en-US"/>
-              </w:rPr>
-            </w:pPr>
-            <w:ins w:id="20307" w:author="Claude" w:date="2026-10-08T22:05:50Z">
+                <w:ins w:id="20190" w:author="Claude" w:date="2026-10-08T22:07:42Z"/>
+                <w:rFonts w:cs="Times New Roman"/>
+                <w:color w:val="000000"/>
+                <w:sz w:val="20"/>
+                <w:szCs w:val="20"/>
+                <w:lang w:eastAsia="en-US"/>
+              </w:rPr>
+            </w:pPr>
+            <w:ins w:id="20189" w:author="Claude" w:date="2026-10-08T22:07:42Z">
               <w:r>
                 <w:rPr>
                   <w:rFonts w:cs="Times New Roman"/>
@@ -27457,15 +26964,15 @@
               <w:ind w:firstLine="0"/>
               <w:jc w:val="center"/>
               <w:rPr>
-                <w:ins w:id="20310" w:author="Claude" w:date="2026-10-08T22:05:50Z"/>
-                <w:rFonts w:cs="Times New Roman"/>
-                <w:color w:val="000000"/>
-                <w:sz w:val="20"/>
-                <w:szCs w:val="20"/>
-                <w:lang w:eastAsia="en-US"/>
-              </w:rPr>
-            </w:pPr>
-            <w:ins w:id="20309" w:author="Claude" w:date="2026-10-08T22:05:50Z">
+                <w:ins w:id="20192" w:author="Claude" w:date="2026-10-08T22:07:42Z"/>
+                <w:rFonts w:cs="Times New Roman"/>
+                <w:color w:val="000000"/>
+                <w:sz w:val="20"/>
+                <w:szCs w:val="20"/>
+                <w:lang w:eastAsia="en-US"/>
+              </w:rPr>
+            </w:pPr>
+            <w:ins w:id="20191" w:author="Claude" w:date="2026-10-08T22:07:42Z">
               <w:r>
                 <w:rPr>
                   <w:rFonts w:cs="Times New Roman"/>
@@ -27491,15 +26998,15 @@
               <w:ind w:firstLine="0"/>
               <w:jc w:val="center"/>
               <w:rPr>
-                <w:ins w:id="20312" w:author="Claude" w:date="2026-10-08T22:05:50Z"/>
-                <w:rFonts w:cs="Times New Roman"/>
-                <w:color w:val="000000"/>
-                <w:sz w:val="20"/>
-                <w:szCs w:val="20"/>
-                <w:lang w:eastAsia="en-US"/>
-              </w:rPr>
-            </w:pPr>
-            <w:ins w:id="20311" w:author="Claude" w:date="2026-10-08T22:05:50Z">
+                <w:ins w:id="20194" w:author="Claude" w:date="2026-10-08T22:07:42Z"/>
+                <w:rFonts w:cs="Times New Roman"/>
+                <w:color w:val="000000"/>
+                <w:sz w:val="20"/>
+                <w:szCs w:val="20"/>
+                <w:lang w:eastAsia="en-US"/>
+              </w:rPr>
+            </w:pPr>
+            <w:ins w:id="20193" w:author="Claude" w:date="2026-10-08T22:07:42Z">
               <w:r>
                 <w:rPr>
                   <w:rFonts w:cs="Times New Roman"/>
@@ -27525,15 +27032,15 @@
               <w:ind w:firstLine="0"/>
               <w:jc w:val="center"/>
               <w:rPr>
-                <w:ins w:id="20314" w:author="Claude" w:date="2026-10-08T22:05:50Z"/>
-                <w:rFonts w:cs="Times New Roman"/>
-                <w:color w:val="000000"/>
-                <w:sz w:val="20"/>
-                <w:szCs w:val="20"/>
-                <w:lang w:eastAsia="en-US"/>
-              </w:rPr>
-            </w:pPr>
-            <w:ins w:id="20313" w:author="Claude" w:date="2026-10-08T22:05:50Z">
+                <w:ins w:id="20196" w:author="Claude" w:date="2026-10-08T22:07:42Z"/>
+                <w:rFonts w:cs="Times New Roman"/>
+                <w:color w:val="000000"/>
+                <w:sz w:val="20"/>
+                <w:szCs w:val="20"/>
+                <w:lang w:eastAsia="en-US"/>
+              </w:rPr>
+            </w:pPr>
+            <w:ins w:id="20195" w:author="Claude" w:date="2026-10-08T22:07:42Z">
               <w:r>
                 <w:rPr>
                   <w:rFonts w:cs="Times New Roman"/>
@@ -27551,7 +27058,7 @@
       <w:tr>
         <w:trPr>
           <w:cantSplit/>
-          <w:ins w:id="20315" w:author="Claude" w:date="2026-10-08T22:05:50Z"/>
+          <w:ins w:id="20197" w:author="Claude" w:date="2026-10-08T22:07:42Z"/>
         </w:trPr>
         <w:tc>
           <w:tcPr>
@@ -27565,15 +27072,15 @@
               <w:ind w:firstLine="0"/>
               <w:jc w:val="left"/>
               <w:rPr>
-                <w:ins w:id="20317" w:author="Claude" w:date="2026-10-08T22:05:50Z"/>
-                <w:rFonts w:cs="Times New Roman"/>
-                <w:color w:val="000000"/>
-                <w:sz w:val="20"/>
-                <w:szCs w:val="20"/>
-                <w:lang w:eastAsia="en-US"/>
-              </w:rPr>
-            </w:pPr>
-            <w:ins w:id="20316" w:author="Claude" w:date="2026-10-08T22:05:50Z">
+                <w:ins w:id="20199" w:author="Claude" w:date="2026-10-08T22:07:42Z"/>
+                <w:rFonts w:cs="Times New Roman"/>
+                <w:color w:val="000000"/>
+                <w:sz w:val="20"/>
+                <w:szCs w:val="20"/>
+                <w:lang w:eastAsia="en-US"/>
+              </w:rPr>
+            </w:pPr>
+            <w:ins w:id="20198" w:author="Claude" w:date="2026-10-08T22:07:42Z">
               <w:r>
                 <w:rPr>
                   <w:rFonts w:cs="Times New Roman"/>
@@ -27599,15 +27106,15 @@
               <w:ind w:firstLine="0"/>
               <w:jc w:val="center"/>
               <w:rPr>
-                <w:ins w:id="20319" w:author="Claude" w:date="2026-10-08T22:05:50Z"/>
-                <w:rFonts w:cs="Times New Roman"/>
-                <w:color w:val="000000"/>
-                <w:sz w:val="20"/>
-                <w:szCs w:val="20"/>
-                <w:lang w:eastAsia="en-US"/>
-              </w:rPr>
-            </w:pPr>
-            <w:ins w:id="20318" w:author="Claude" w:date="2026-10-08T22:05:50Z">
+                <w:ins w:id="20201" w:author="Claude" w:date="2026-10-08T22:07:42Z"/>
+                <w:rFonts w:cs="Times New Roman"/>
+                <w:color w:val="000000"/>
+                <w:sz w:val="20"/>
+                <w:szCs w:val="20"/>
+                <w:lang w:eastAsia="en-US"/>
+              </w:rPr>
+            </w:pPr>
+            <w:ins w:id="20200" w:author="Claude" w:date="2026-10-08T22:07:42Z">
               <w:r>
                 <w:rPr>
                   <w:rFonts w:cs="Times New Roman"/>
@@ -27633,15 +27140,15 @@
               <w:ind w:firstLine="0"/>
               <w:jc w:val="center"/>
               <w:rPr>
-                <w:ins w:id="20321" w:author="Claude" w:date="2026-10-08T22:05:50Z"/>
-                <w:rFonts w:cs="Times New Roman"/>
-                <w:color w:val="000000"/>
-                <w:sz w:val="20"/>
-                <w:szCs w:val="20"/>
-                <w:lang w:eastAsia="en-US"/>
-              </w:rPr>
-            </w:pPr>
-            <w:ins w:id="20320" w:author="Claude" w:date="2026-10-08T22:05:50Z">
+                <w:ins w:id="20203" w:author="Claude" w:date="2026-10-08T22:07:42Z"/>
+                <w:rFonts w:cs="Times New Roman"/>
+                <w:color w:val="000000"/>
+                <w:sz w:val="20"/>
+                <w:szCs w:val="20"/>
+                <w:lang w:eastAsia="en-US"/>
+              </w:rPr>
+            </w:pPr>
+            <w:ins w:id="20202" w:author="Claude" w:date="2026-10-08T22:07:42Z">
               <w:r>
                 <w:rPr>
                   <w:rFonts w:cs="Times New Roman"/>
@@ -27667,15 +27174,15 @@
               <w:ind w:firstLine="0"/>
               <w:jc w:val="center"/>
               <w:rPr>
-                <w:ins w:id="20323" w:author="Claude" w:date="2026-10-08T22:05:50Z"/>
-                <w:rFonts w:cs="Times New Roman"/>
-                <w:color w:val="000000"/>
-                <w:sz w:val="20"/>
-                <w:szCs w:val="20"/>
-                <w:lang w:eastAsia="en-US"/>
-              </w:rPr>
-            </w:pPr>
-            <w:ins w:id="20322" w:author="Claude" w:date="2026-10-08T22:05:50Z">
+                <w:ins w:id="20205" w:author="Claude" w:date="2026-10-08T22:07:42Z"/>
+                <w:rFonts w:cs="Times New Roman"/>
+                <w:color w:val="000000"/>
+                <w:sz w:val="20"/>
+                <w:szCs w:val="20"/>
+                <w:lang w:eastAsia="en-US"/>
+              </w:rPr>
+            </w:pPr>
+            <w:ins w:id="20204" w:author="Claude" w:date="2026-10-08T22:07:42Z">
               <w:r>
                 <w:rPr>
                   <w:rFonts w:cs="Times New Roman"/>
@@ -27701,15 +27208,15 @@
               <w:ind w:firstLine="0"/>
               <w:jc w:val="center"/>
               <w:rPr>
-                <w:ins w:id="20325" w:author="Claude" w:date="2026-10-08T22:05:50Z"/>
-                <w:rFonts w:cs="Times New Roman"/>
-                <w:color w:val="000000"/>
-                <w:sz w:val="20"/>
-                <w:szCs w:val="20"/>
-                <w:lang w:eastAsia="en-US"/>
-              </w:rPr>
-            </w:pPr>
-            <w:ins w:id="20324" w:author="Claude" w:date="2026-10-08T22:05:50Z">
+                <w:ins w:id="20207" w:author="Claude" w:date="2026-10-08T22:07:42Z"/>
+                <w:rFonts w:cs="Times New Roman"/>
+                <w:color w:val="000000"/>
+                <w:sz w:val="20"/>
+                <w:szCs w:val="20"/>
+                <w:lang w:eastAsia="en-US"/>
+              </w:rPr>
+            </w:pPr>
+            <w:ins w:id="20206" w:author="Claude" w:date="2026-10-08T22:07:42Z">
               <w:r>
                 <w:rPr>
                   <w:rFonts w:cs="Times New Roman"/>

--- a/deliver/Supplementary_tracked.docx
+++ b/deliver/Supplementary_tracked.docx
@@ -5079,8 +5079,30 @@
                 <w:szCs w:val="20"/>
                 <w:lang w:eastAsia="en-US"/>
               </w:rPr>
-              <w:t>0.0240</w:t>
-            </w:r>
+              <w:t xml:space="preserve">0.</w:t>
+            </w:r>
+            <w:del w:id="9002" w:author="Claude" w:date="2026-10-08T22:21:27Z">
+              <w:r>
+                <w:rPr>
+                  <w:rFonts w:cs="Times New Roman"/>
+                  <w:sz w:val="20"/>
+                  <w:szCs w:val="20"/>
+                  <w:lang w:eastAsia="en-US"/>
+                </w:rPr>
+                <w:delText xml:space="preserve">0240</w:delText>
+              </w:r>
+            </w:del>
+            <w:ins w:id="9001" w:author="Claude" w:date="2026-10-08T22:21:27Z">
+              <w:r>
+                <w:rPr>
+                  <w:rFonts w:cs="Times New Roman"/>
+                  <w:sz w:val="20"/>
+                  <w:szCs w:val="20"/>
+                  <w:lang w:eastAsia="en-US"/>
+                </w:rPr>
+                <w:t xml:space="preserve">3009</w:t>
+              </w:r>
+            </w:ins>
           </w:p>
         </w:tc>
         <w:tc>
@@ -5102,14 +5124,25 @@
                 <w:lang w:eastAsia="en-US"/>
               </w:rPr>
             </w:pPr>
-            <w:r>
-              <w:rPr>
-                <w:rFonts w:cs="Times New Roman"/>
-                <w:sz w:val="20"/>
-                <w:szCs w:val="20"/>
-                <w:lang w:eastAsia="en-US"/>
-              </w:rPr>
-              <w:t>-87.2</w:t>
+            <w:del w:id="9003" w:author="Claude" w:date="2026-10-08T22:21:27Z">
+              <w:r>
+                <w:rPr>
+                  <w:rFonts w:cs="Times New Roman"/>
+                  <w:sz w:val="20"/>
+                  <w:szCs w:val="20"/>
+                  <w:lang w:eastAsia="en-US"/>
+                </w:rPr>
+                <w:delText xml:space="preserve">-</w:delText>
+              </w:r>
+            </w:del>
+            <w:r>
+              <w:rPr>
+                <w:rFonts w:cs="Times New Roman"/>
+                <w:sz w:val="20"/>
+                <w:szCs w:val="20"/>
+                <w:lang w:eastAsia="en-US"/>
+              </w:rPr>
+              <w:t xml:space="preserve">87.2</w:t>
             </w:r>
           </w:p>
         </w:tc>
@@ -5205,17 +5238,30 @@
                 <w:szCs w:val="20"/>
                 <w:lang w:eastAsia="en-US"/>
               </w:rPr>
-              <w:t>0.</w:t>
-            </w:r>
-            <w:r>
-              <w:rPr>
-                <w:rFonts w:cs="Times New Roman"/>
-                <w:sz w:val="20"/>
-                <w:szCs w:val="20"/>
-                <w:lang w:eastAsia="en-US"/>
-              </w:rPr>
-              <w:t>1387</w:t>
-            </w:r>
+              <w:t xml:space="preserve">0.</w:t>
+            </w:r>
+            <w:del w:id="9005" w:author="Claude" w:date="2026-10-08T22:21:27Z">
+              <w:r>
+                <w:rPr>
+                  <w:rFonts w:cs="Times New Roman"/>
+                  <w:sz w:val="20"/>
+                  <w:szCs w:val="20"/>
+                  <w:lang w:eastAsia="en-US"/>
+                </w:rPr>
+                <w:delText xml:space="preserve">1387</w:delText>
+              </w:r>
+            </w:del>
+            <w:ins w:id="9004" w:author="Claude" w:date="2026-10-08T22:21:27Z">
+              <w:r>
+                <w:rPr>
+                  <w:rFonts w:cs="Times New Roman"/>
+                  <w:sz w:val="20"/>
+                  <w:szCs w:val="20"/>
+                  <w:lang w:eastAsia="en-US"/>
+                </w:rPr>
+                <w:t xml:space="preserve">2029</w:t>
+              </w:r>
+            </w:ins>
           </w:p>
         </w:tc>
         <w:tc>
@@ -5237,14 +5283,25 @@
                 <w:lang w:eastAsia="en-US"/>
               </w:rPr>
             </w:pPr>
-            <w:r>
-              <w:rPr>
-                <w:rFonts w:cs="Times New Roman"/>
-                <w:sz w:val="20"/>
-                <w:szCs w:val="20"/>
-                <w:lang w:eastAsia="en-US"/>
-              </w:rPr>
-              <w:t>-26.2</w:t>
+            <w:del w:id="9006" w:author="Claude" w:date="2026-10-08T22:21:27Z">
+              <w:r>
+                <w:rPr>
+                  <w:rFonts w:cs="Times New Roman"/>
+                  <w:sz w:val="20"/>
+                  <w:szCs w:val="20"/>
+                  <w:lang w:eastAsia="en-US"/>
+                </w:rPr>
+                <w:delText xml:space="preserve">-</w:delText>
+              </w:r>
+            </w:del>
+            <w:r>
+              <w:rPr>
+                <w:rFonts w:cs="Times New Roman"/>
+                <w:sz w:val="20"/>
+                <w:szCs w:val="20"/>
+                <w:lang w:eastAsia="en-US"/>
+              </w:rPr>
+              <w:t xml:space="preserve">26.2</w:t>
             </w:r>
           </w:p>
         </w:tc>
@@ -5340,17 +5397,30 @@
                 <w:szCs w:val="20"/>
                 <w:lang w:eastAsia="en-US"/>
               </w:rPr>
-              <w:t>0.</w:t>
-            </w:r>
-            <w:r>
-              <w:rPr>
-                <w:rFonts w:cs="Times New Roman"/>
-                <w:sz w:val="20"/>
-                <w:szCs w:val="20"/>
-                <w:lang w:eastAsia="en-US"/>
-              </w:rPr>
-              <w:t>1794</w:t>
-            </w:r>
+              <w:t xml:space="preserve">0.</w:t>
+            </w:r>
+            <w:del w:id="9008" w:author="Claude" w:date="2026-10-08T22:21:27Z">
+              <w:r>
+                <w:rPr>
+                  <w:rFonts w:cs="Times New Roman"/>
+                  <w:sz w:val="20"/>
+                  <w:szCs w:val="20"/>
+                  <w:lang w:eastAsia="en-US"/>
+                </w:rPr>
+                <w:delText xml:space="preserve">1794</w:delText>
+              </w:r>
+            </w:del>
+            <w:ins w:id="9007" w:author="Claude" w:date="2026-10-08T22:21:27Z">
+              <w:r>
+                <w:rPr>
+                  <w:rFonts w:cs="Times New Roman"/>
+                  <w:sz w:val="20"/>
+                  <w:szCs w:val="20"/>
+                  <w:lang w:eastAsia="en-US"/>
+                </w:rPr>
+                <w:t xml:space="preserve">1682</w:t>
+              </w:r>
+            </w:ins>
           </w:p>
         </w:tc>
         <w:tc>
@@ -5372,14 +5442,25 @@
                 <w:lang w:eastAsia="en-US"/>
               </w:rPr>
             </w:pPr>
-            <w:r>
-              <w:rPr>
-                <w:rFonts w:cs="Times New Roman"/>
-                <w:sz w:val="20"/>
-                <w:szCs w:val="20"/>
-                <w:lang w:eastAsia="en-US"/>
-              </w:rPr>
-              <w:t>-4.6</w:t>
+            <w:del w:id="9009" w:author="Claude" w:date="2026-10-08T22:21:27Z">
+              <w:r>
+                <w:rPr>
+                  <w:rFonts w:cs="Times New Roman"/>
+                  <w:sz w:val="20"/>
+                  <w:szCs w:val="20"/>
+                  <w:lang w:eastAsia="en-US"/>
+                </w:rPr>
+                <w:delText xml:space="preserve">-</w:delText>
+              </w:r>
+            </w:del>
+            <w:r>
+              <w:rPr>
+                <w:rFonts w:cs="Times New Roman"/>
+                <w:sz w:val="20"/>
+                <w:szCs w:val="20"/>
+                <w:lang w:eastAsia="en-US"/>
+              </w:rPr>
+              <w:t xml:space="preserve">4.6</w:t>
             </w:r>
           </w:p>
         </w:tc>
@@ -5475,17 +5556,30 @@
                 <w:szCs w:val="20"/>
                 <w:lang w:eastAsia="en-US"/>
               </w:rPr>
-              <w:t>0.</w:t>
-            </w:r>
-            <w:r>
-              <w:rPr>
-                <w:rFonts w:cs="Times New Roman"/>
-                <w:sz w:val="20"/>
-                <w:szCs w:val="20"/>
-                <w:lang w:eastAsia="en-US"/>
-              </w:rPr>
-              <w:t>1846</w:t>
-            </w:r>
+              <w:t xml:space="preserve">0.</w:t>
+            </w:r>
+            <w:del w:id="9011" w:author="Claude" w:date="2026-10-08T22:21:27Z">
+              <w:r>
+                <w:rPr>
+                  <w:rFonts w:cs="Times New Roman"/>
+                  <w:sz w:val="20"/>
+                  <w:szCs w:val="20"/>
+                  <w:lang w:eastAsia="en-US"/>
+                </w:rPr>
+                <w:delText xml:space="preserve">1846</w:delText>
+              </w:r>
+            </w:del>
+            <w:ins w:id="9010" w:author="Claude" w:date="2026-10-08T22:21:27Z">
+              <w:r>
+                <w:rPr>
+                  <w:rFonts w:cs="Times New Roman"/>
+                  <w:sz w:val="20"/>
+                  <w:szCs w:val="20"/>
+                  <w:lang w:eastAsia="en-US"/>
+                </w:rPr>
+                <w:t xml:space="preserve">1637</w:t>
+              </w:r>
+            </w:ins>
           </w:p>
         </w:tc>
         <w:tc>
@@ -5507,14 +5601,25 @@
                 <w:lang w:eastAsia="en-US"/>
               </w:rPr>
             </w:pPr>
-            <w:r>
-              <w:rPr>
-                <w:rFonts w:cs="Times New Roman"/>
-                <w:sz w:val="20"/>
-                <w:szCs w:val="20"/>
-                <w:lang w:eastAsia="en-US"/>
-              </w:rPr>
-              <w:t>-1.8</w:t>
+            <w:del w:id="9012" w:author="Claude" w:date="2026-10-08T22:21:27Z">
+              <w:r>
+                <w:rPr>
+                  <w:rFonts w:cs="Times New Roman"/>
+                  <w:sz w:val="20"/>
+                  <w:szCs w:val="20"/>
+                  <w:lang w:eastAsia="en-US"/>
+                </w:rPr>
+                <w:delText xml:space="preserve">-</w:delText>
+              </w:r>
+            </w:del>
+            <w:r>
+              <w:rPr>
+                <w:rFonts w:cs="Times New Roman"/>
+                <w:sz w:val="20"/>
+                <w:szCs w:val="20"/>
+                <w:lang w:eastAsia="en-US"/>
+              </w:rPr>
+              <w:t xml:space="preserve">1.8</w:t>
             </w:r>
           </w:p>
         </w:tc>
@@ -5610,17 +5715,30 @@
                 <w:szCs w:val="20"/>
                 <w:lang w:eastAsia="en-US"/>
               </w:rPr>
-              <w:t>0.</w:t>
-            </w:r>
-            <w:r>
-              <w:rPr>
-                <w:rFonts w:cs="Times New Roman"/>
-                <w:sz w:val="20"/>
-                <w:szCs w:val="20"/>
-                <w:lang w:eastAsia="en-US"/>
-              </w:rPr>
-              <w:t>1871</w:t>
-            </w:r>
+              <w:t xml:space="preserve">0.</w:t>
+            </w:r>
+            <w:del w:id="9014" w:author="Claude" w:date="2026-10-08T22:21:27Z">
+              <w:r>
+                <w:rPr>
+                  <w:rFonts w:cs="Times New Roman"/>
+                  <w:sz w:val="20"/>
+                  <w:szCs w:val="20"/>
+                  <w:lang w:eastAsia="en-US"/>
+                </w:rPr>
+                <w:delText xml:space="preserve">1871</w:delText>
+              </w:r>
+            </w:del>
+            <w:ins w:id="9013" w:author="Claude" w:date="2026-10-08T22:21:27Z">
+              <w:r>
+                <w:rPr>
+                  <w:rFonts w:cs="Times New Roman"/>
+                  <w:sz w:val="20"/>
+                  <w:szCs w:val="20"/>
+                  <w:lang w:eastAsia="en-US"/>
+                </w:rPr>
+                <w:t xml:space="preserve">1616</w:t>
+              </w:r>
+            </w:ins>
           </w:p>
         </w:tc>
         <w:tc>
@@ -5649,25 +5767,7 @@
                 <w:szCs w:val="20"/>
                 <w:lang w:eastAsia="en-US"/>
               </w:rPr>
-              <w:t>0</w:t>
-            </w:r>
-            <w:r>
-              <w:rPr>
-                <w:rFonts w:cs="Times New Roman"/>
-                <w:sz w:val="20"/>
-                <w:szCs w:val="20"/>
-                <w:lang w:eastAsia="en-US"/>
-              </w:rPr>
-              <w:t>.</w:t>
-            </w:r>
-            <w:r>
-              <w:rPr>
-                <w:rFonts w:cs="Times New Roman"/>
-                <w:sz w:val="20"/>
-                <w:szCs w:val="20"/>
-                <w:lang w:eastAsia="en-US"/>
-              </w:rPr>
-              <w:t>5</w:t>
+              <w:t xml:space="preserve">0.5</w:t>
             </w:r>
           </w:p>
         </w:tc>
@@ -5763,17 +5863,30 @@
                 <w:szCs w:val="20"/>
                 <w:lang w:eastAsia="en-US"/>
               </w:rPr>
-              <w:t>0.</w:t>
-            </w:r>
-            <w:r>
-              <w:rPr>
-                <w:rFonts w:cs="Times New Roman"/>
-                <w:sz w:val="20"/>
-                <w:szCs w:val="20"/>
-                <w:lang w:eastAsia="en-US"/>
-              </w:rPr>
-              <w:t>1880</w:t>
-            </w:r>
+              <w:t xml:space="preserve">0.</w:t>
+            </w:r>
+            <w:del w:id="9016" w:author="Claude" w:date="2026-10-08T22:21:27Z">
+              <w:r>
+                <w:rPr>
+                  <w:rFonts w:cs="Times New Roman"/>
+                  <w:sz w:val="20"/>
+                  <w:szCs w:val="20"/>
+                  <w:lang w:eastAsia="en-US"/>
+                </w:rPr>
+                <w:delText xml:space="preserve">1880</w:delText>
+              </w:r>
+            </w:del>
+            <w:ins w:id="9015" w:author="Claude" w:date="2026-10-08T22:21:27Z">
+              <w:r>
+                <w:rPr>
+                  <w:rFonts w:cs="Times New Roman"/>
+                  <w:sz w:val="20"/>
+                  <w:szCs w:val="20"/>
+                  <w:lang w:eastAsia="en-US"/>
+                </w:rPr>
+                <w:t xml:space="preserve">1622</w:t>
+              </w:r>
+            </w:ins>
           </w:p>
         </w:tc>
         <w:tc>
@@ -5802,7 +5915,7 @@
                 <w:szCs w:val="20"/>
                 <w:lang w:eastAsia="en-US"/>
               </w:rPr>
-              <w:t>0.87</w:t>
+              <w:t xml:space="preserve">0.87</w:t>
             </w:r>
           </w:p>
         </w:tc>
@@ -5909,7 +6022,7 @@
               </w:rPr>
               <w:t>0.</w:t>
             </w:r>
-            <w:del w:id="9002" w:author="Claude" w:date="2026-10-08T22:17:42Z">
+            <w:del w:id="9002" w:author="Claude" w:date="2026-10-08T22:21:35Z">
               <w:r>
                 <w:rPr>
                   <w:rFonts w:cs="Times New Roman"/>
@@ -5920,7 +6033,7 @@
                 <w:delText xml:space="preserve">1864</w:delText>
               </w:r>
             </w:del>
-            <w:ins w:id="9001" w:author="Claude" w:date="2026-10-08T22:17:42Z">
+            <w:ins w:id="9001" w:author="Claude" w:date="2026-10-08T22:21:35Z">
               <w:r>
                 <w:rPr>
                   <w:rFonts w:cs="Times New Roman"/>
@@ -5928,7 +6041,7 @@
                   <w:szCs w:val="20"/>
                   <w:lang w:eastAsia="en-US"/>
                 </w:rPr>
-                <w:t xml:space="preserve">1897</w:t>
+                <w:t xml:space="preserve">1608</w:t>
               </w:r>
             </w:ins>
           </w:p>
@@ -5952,15 +6065,28 @@
                 <w:lang w:eastAsia="en-US"/>
               </w:rPr>
             </w:pPr>
-            <w:r>
-              <w:rPr>
-                <w:rFonts w:cs="Times New Roman"/>
-                <w:sz w:val="20"/>
-                <w:szCs w:val="20"/>
-                <w:lang w:eastAsia="en-US"/>
-              </w:rPr>
-              <w:t>0.9</w:t>
-            </w:r>
+            <w:del w:id="9019" w:author="Claude" w:date="2026-10-08T22:21:27Z">
+              <w:r>
+                <w:rPr>
+                  <w:rFonts w:cs="Times New Roman"/>
+                  <w:sz w:val="20"/>
+                  <w:szCs w:val="20"/>
+                  <w:lang w:eastAsia="en-US"/>
+                </w:rPr>
+                <w:delText xml:space="preserve">0.9</w:delText>
+              </w:r>
+            </w:del>
+            <w:ins w:id="9018" w:author="Claude" w:date="2026-10-08T22:21:27Z">
+              <w:r>
+                <w:rPr>
+                  <w:rFonts w:cs="Times New Roman"/>
+                  <w:sz w:val="20"/>
+                  <w:szCs w:val="20"/>
+                  <w:lang w:eastAsia="en-US"/>
+                </w:rPr>
+                <w:t xml:space="preserve">—</w:t>
+              </w:r>
+            </w:ins>
           </w:p>
         </w:tc>
       </w:tr>
@@ -6427,8 +6553,30 @@
                 <w:szCs w:val="20"/>
                 <w:lang w:eastAsia="en-US"/>
               </w:rPr>
-              <w:t>0.0415</w:t>
-            </w:r>
+              <w:t xml:space="preserve">0.</w:t>
+            </w:r>
+            <w:del w:id="9021" w:author="Claude" w:date="2026-10-08T22:21:27Z">
+              <w:r>
+                <w:rPr>
+                  <w:rFonts w:cs="Times New Roman"/>
+                  <w:sz w:val="20"/>
+                  <w:szCs w:val="20"/>
+                  <w:lang w:eastAsia="en-US"/>
+                </w:rPr>
+                <w:delText xml:space="preserve">0415</w:delText>
+              </w:r>
+            </w:del>
+            <w:ins w:id="9020" w:author="Claude" w:date="2026-10-08T22:21:27Z">
+              <w:r>
+                <w:rPr>
+                  <w:rFonts w:cs="Times New Roman"/>
+                  <w:sz w:val="20"/>
+                  <w:szCs w:val="20"/>
+                  <w:lang w:eastAsia="en-US"/>
+                </w:rPr>
+                <w:t xml:space="preserve">2860</w:t>
+              </w:r>
+            </w:ins>
           </w:p>
         </w:tc>
         <w:tc>
@@ -6450,14 +6598,25 @@
                 <w:lang w:eastAsia="en-US"/>
               </w:rPr>
             </w:pPr>
-            <w:r>
-              <w:rPr>
-                <w:rFonts w:cs="Times New Roman"/>
-                <w:sz w:val="20"/>
-                <w:szCs w:val="20"/>
-                <w:lang w:eastAsia="en-US"/>
-              </w:rPr>
-              <w:t>-77.9</w:t>
+            <w:del w:id="9022" w:author="Claude" w:date="2026-10-08T22:21:27Z">
+              <w:r>
+                <w:rPr>
+                  <w:rFonts w:cs="Times New Roman"/>
+                  <w:sz w:val="20"/>
+                  <w:szCs w:val="20"/>
+                  <w:lang w:eastAsia="en-US"/>
+                </w:rPr>
+                <w:delText xml:space="preserve">-</w:delText>
+              </w:r>
+            </w:del>
+            <w:r>
+              <w:rPr>
+                <w:rFonts w:cs="Times New Roman"/>
+                <w:sz w:val="20"/>
+                <w:szCs w:val="20"/>
+                <w:lang w:eastAsia="en-US"/>
+              </w:rPr>
+              <w:t xml:space="preserve">77.9</w:t>
             </w:r>
           </w:p>
         </w:tc>
@@ -6592,17 +6751,30 @@
                 <w:szCs w:val="20"/>
                 <w:lang w:eastAsia="en-US"/>
               </w:rPr>
-              <w:t>0.</w:t>
-            </w:r>
-            <w:r>
-              <w:rPr>
-                <w:rFonts w:cs="Times New Roman"/>
-                <w:sz w:val="20"/>
-                <w:szCs w:val="20"/>
-                <w:lang w:eastAsia="en-US"/>
-              </w:rPr>
-              <w:t>1387</w:t>
-            </w:r>
+              <w:t xml:space="preserve">0.</w:t>
+            </w:r>
+            <w:del w:id="9024" w:author="Claude" w:date="2026-10-08T22:21:27Z">
+              <w:r>
+                <w:rPr>
+                  <w:rFonts w:cs="Times New Roman"/>
+                  <w:sz w:val="20"/>
+                  <w:szCs w:val="20"/>
+                  <w:lang w:eastAsia="en-US"/>
+                </w:rPr>
+                <w:delText xml:space="preserve">1387</w:delText>
+              </w:r>
+            </w:del>
+            <w:ins w:id="9023" w:author="Claude" w:date="2026-10-08T22:21:27Z">
+              <w:r>
+                <w:rPr>
+                  <w:rFonts w:cs="Times New Roman"/>
+                  <w:sz w:val="20"/>
+                  <w:szCs w:val="20"/>
+                  <w:lang w:eastAsia="en-US"/>
+                </w:rPr>
+                <w:t xml:space="preserve">2029</w:t>
+              </w:r>
+            </w:ins>
           </w:p>
         </w:tc>
         <w:tc>
@@ -6624,14 +6796,25 @@
                 <w:lang w:eastAsia="en-US"/>
               </w:rPr>
             </w:pPr>
-            <w:r>
-              <w:rPr>
-                <w:rFonts w:cs="Times New Roman"/>
-                <w:sz w:val="20"/>
-                <w:szCs w:val="20"/>
-                <w:lang w:eastAsia="en-US"/>
-              </w:rPr>
-              <w:t>-26.2</w:t>
+            <w:del w:id="9025" w:author="Claude" w:date="2026-10-08T22:21:27Z">
+              <w:r>
+                <w:rPr>
+                  <w:rFonts w:cs="Times New Roman"/>
+                  <w:sz w:val="20"/>
+                  <w:szCs w:val="20"/>
+                  <w:lang w:eastAsia="en-US"/>
+                </w:rPr>
+                <w:delText xml:space="preserve">-</w:delText>
+              </w:r>
+            </w:del>
+            <w:r>
+              <w:rPr>
+                <w:rFonts w:cs="Times New Roman"/>
+                <w:sz w:val="20"/>
+                <w:szCs w:val="20"/>
+                <w:lang w:eastAsia="en-US"/>
+              </w:rPr>
+              <w:t xml:space="preserve">26.2</w:t>
             </w:r>
           </w:p>
         </w:tc>
@@ -6745,15 +6928,90 @@
                 <w:lang w:eastAsia="en-US"/>
               </w:rPr>
             </w:pPr>
-            <w:r>
-              <w:rPr>
-                <w:rFonts w:cs="Times New Roman"/>
-                <w:sz w:val="20"/>
-                <w:szCs w:val="20"/>
-                <w:lang w:eastAsia="en-US"/>
-              </w:rPr>
-              <w:t>18,864,900</w:t>
-            </w:r>
+            <w:del w:id="9031" w:author="Claude" w:date="2026-10-08T22:21:27Z">
+              <w:r>
+                <w:rPr>
+                  <w:rFonts w:cs="Times New Roman"/>
+                  <w:sz w:val="20"/>
+                  <w:szCs w:val="20"/>
+                  <w:lang w:eastAsia="en-US"/>
+                </w:rPr>
+                <w:delText xml:space="preserve">18</w:delText>
+              </w:r>
+            </w:del>
+            <w:ins w:id="9030" w:author="Claude" w:date="2026-10-08T22:21:27Z">
+              <w:r>
+                <w:rPr>
+                  <w:rFonts w:cs="Times New Roman"/>
+                  <w:sz w:val="20"/>
+                  <w:szCs w:val="20"/>
+                  <w:lang w:eastAsia="en-US"/>
+                </w:rPr>
+                <w:t xml:space="preserve">21</w:t>
+              </w:r>
+            </w:ins>
+            <w:r>
+              <w:rPr>
+                <w:rFonts w:cs="Times New Roman"/>
+                <w:sz w:val="20"/>
+                <w:szCs w:val="20"/>
+                <w:lang w:eastAsia="en-US"/>
+              </w:rPr>
+              <w:t xml:space="preserve">,</w:t>
+            </w:r>
+            <w:del w:id="9029" w:author="Claude" w:date="2026-10-08T22:21:27Z">
+              <w:r>
+                <w:rPr>
+                  <w:rFonts w:cs="Times New Roman"/>
+                  <w:sz w:val="20"/>
+                  <w:szCs w:val="20"/>
+                  <w:lang w:eastAsia="en-US"/>
+                </w:rPr>
+                <w:delText xml:space="preserve">864</w:delText>
+              </w:r>
+            </w:del>
+            <w:ins w:id="9028" w:author="Claude" w:date="2026-10-08T22:21:27Z">
+              <w:r>
+                <w:rPr>
+                  <w:rFonts w:cs="Times New Roman"/>
+                  <w:sz w:val="20"/>
+                  <w:szCs w:val="20"/>
+                  <w:lang w:eastAsia="en-US"/>
+                </w:rPr>
+                <w:t xml:space="preserve">245</w:t>
+              </w:r>
+            </w:ins>
+            <w:r>
+              <w:rPr>
+                <w:rFonts w:cs="Times New Roman"/>
+                <w:sz w:val="20"/>
+                <w:szCs w:val="20"/>
+                <w:lang w:eastAsia="en-US"/>
+              </w:rPr>
+              <w:t xml:space="preserve">,</w:t>
+            </w:r>
+            <w:del w:id="9027" w:author="Claude" w:date="2026-10-08T22:21:27Z">
+              <w:r>
+                <w:rPr>
+                  <w:rFonts w:cs="Times New Roman"/>
+                  <w:sz w:val="20"/>
+                  <w:szCs w:val="20"/>
+                  <w:lang w:eastAsia="en-US"/>
+                </w:rPr>
+                <w:delText xml:space="preserve">900</w:delText>
+              </w:r>
+            </w:del>
+            <w:ins w:id="9026" w:author="Claude" w:date="2026-10-08T22:21:27Z">
+              <w:r>
+                <w:rPr>
+                  <w:rFonts w:cs="Times New Roman"/>
+                  <w:sz w:val="20"/>
+                  <w:szCs w:val="20"/>
+                  <w:lang w:eastAsia="en-US"/>
+                </w:rPr>
+                <w:t xml:space="preserve">850</w:t>
+              </w:r>
+            </w:ins>
           </w:p>
         </w:tc>
         <w:tc>
@@ -6781,17 +7039,30 @@
                 <w:szCs w:val="20"/>
                 <w:lang w:eastAsia="en-US"/>
               </w:rPr>
-              <w:t>0.</w:t>
-            </w:r>
-            <w:r>
-              <w:rPr>
-                <w:rFonts w:cs="Times New Roman"/>
-                <w:sz w:val="20"/>
-                <w:szCs w:val="20"/>
-                <w:lang w:eastAsia="en-US"/>
-              </w:rPr>
-              <w:t>1880</w:t>
-            </w:r>
+              <w:t xml:space="preserve">0.</w:t>
+            </w:r>
+            <w:del w:id="9033" w:author="Claude" w:date="2026-10-08T22:21:27Z">
+              <w:r>
+                <w:rPr>
+                  <w:rFonts w:cs="Times New Roman"/>
+                  <w:sz w:val="20"/>
+                  <w:szCs w:val="20"/>
+                  <w:lang w:eastAsia="en-US"/>
+                </w:rPr>
+                <w:delText xml:space="preserve">1880</w:delText>
+              </w:r>
+            </w:del>
+            <w:ins w:id="9032" w:author="Claude" w:date="2026-10-08T22:21:27Z">
+              <w:r>
+                <w:rPr>
+                  <w:rFonts w:cs="Times New Roman"/>
+                  <w:sz w:val="20"/>
+                  <w:szCs w:val="20"/>
+                  <w:lang w:eastAsia="en-US"/>
+                </w:rPr>
+                <w:t xml:space="preserve">1608</w:t>
+              </w:r>
+            </w:ins>
           </w:p>
         </w:tc>
         <w:tc>

--- a/deliver/Supplementary_tracked.docx
+++ b/deliver/Supplementary_tracked.docx
@@ -5865,7 +5865,7 @@
               </w:rPr>
               <w:t xml:space="preserve">0.</w:t>
             </w:r>
-            <w:del w:id="9016" w:author="Claude" w:date="2026-10-08T22:21:27Z">
+            <w:del w:id="9002" w:author="Claude" w:date="2026-10-08T22:27:13Z">
               <w:r>
                 <w:rPr>
                   <w:rFonts w:cs="Times New Roman"/>
@@ -5876,7 +5876,7 @@
                 <w:delText xml:space="preserve">1880</w:delText>
               </w:r>
             </w:del>
-            <w:ins w:id="9015" w:author="Claude" w:date="2026-10-08T22:21:27Z">
+            <w:ins w:id="9001" w:author="Claude" w:date="2026-10-08T22:27:13Z">
               <w:r>
                 <w:rPr>
                   <w:rFonts w:cs="Times New Roman"/>
@@ -5884,7 +5884,7 @@
                   <w:szCs w:val="20"/>
                   <w:lang w:eastAsia="en-US"/>
                 </w:rPr>
-                <w:t xml:space="preserve">1622</w:t>
+                <w:t xml:space="preserve">1611</w:t>
               </w:r>
             </w:ins>
           </w:p>
@@ -5915,8 +5915,30 @@
                 <w:szCs w:val="20"/>
                 <w:lang w:eastAsia="en-US"/>
               </w:rPr>
-              <w:t xml:space="preserve">0.87</w:t>
-            </w:r>
+              <w:t xml:space="preserve">0.</w:t>
+            </w:r>
+            <w:del w:id="9004" w:author="Claude" w:date="2026-10-08T22:27:13Z">
+              <w:r>
+                <w:rPr>
+                  <w:rFonts w:cs="Times New Roman"/>
+                  <w:sz w:val="20"/>
+                  <w:szCs w:val="20"/>
+                  <w:lang w:eastAsia="en-US"/>
+                </w:rPr>
+                <w:delText xml:space="preserve">87</w:delText>
+              </w:r>
+            </w:del>
+            <w:ins w:id="9003" w:author="Claude" w:date="2026-10-08T22:27:13Z">
+              <w:r>
+                <w:rPr>
+                  <w:rFonts w:cs="Times New Roman"/>
+                  <w:sz w:val="20"/>
+                  <w:szCs w:val="20"/>
+                  <w:lang w:eastAsia="en-US"/>
+                </w:rPr>
+                <w:t xml:space="preserve">19</w:t>
+              </w:r>
+            </w:ins>
           </w:p>
         </w:tc>
       </w:tr>

--- a/deliver/Supplementary_tracked.docx
+++ b/deliver/Supplementary_tracked.docx
@@ -105,13 +105,7 @@
         <w:rPr>
           <w:sz w:val="20"/>
         </w:rPr>
-        <w:t xml:space="preserve">Monash Centre for Additive </w:t>
-      </w:r>
-      <w:r>
-        <w:rPr>
-          <w:sz w:val="20"/>
-        </w:rPr>
-        <w:t>Manufacturing, Monash University, Wellington Rd, Clayton, VIC 3800, Australia</w:t>
+        <w:t>Monash Centre for Additive Manufacturing, Monash University, Wellington Rd, Clayton, VIC 3800, Australia</w:t>
       </w:r>
     </w:p>
     <w:p>
@@ -147,14 +141,7 @@
           <w:i/>
           <w:sz w:val="20"/>
         </w:rPr>
-        <w:t>A. Huang, Y. Tang, Y. Z</w:t>
-      </w:r>
-      <w:r>
-        <w:rPr>
-          <w:i/>
-          <w:sz w:val="20"/>
-        </w:rPr>
-        <w:t>hu</w:t>
+        <w:t>A. Huang, Y. Tang, Y. Zhu</w:t>
       </w:r>
     </w:p>
     <w:p>
@@ -339,14 +326,7 @@
                 <w:sz w:val="20"/>
                 <w:szCs w:val="20"/>
               </w:rPr>
-              <w:t xml:space="preserve">Model </w:t>
-            </w:r>
-            <w:r>
-              <w:rPr>
-                <w:sz w:val="20"/>
-                <w:szCs w:val="20"/>
-              </w:rPr>
-              <w:t>equations and velocity-selection rule</w:t>
+              <w:t>Model equations and velocity-selection rule</w:t>
             </w:r>
           </w:p>
         </w:tc>
@@ -369,22 +349,22 @@
               </w:rPr>
               <w:t xml:space="preserve">Equations S1–S3; Table S1; </w:t>
             </w:r>
-            <w:del w:id="9003" w:author="Claude" w:date="2026-10-08T22:18:00Z">
+            <w:del w:id="0" w:author="Claude" w:date="2026-10-08T22:18:00Z">
               <w:r>
                 <w:rPr>
                   <w:sz w:val="20"/>
                   <w:szCs w:val="20"/>
                 </w:rPr>
-                <w:delText xml:space="preserve">Figures</w:delText>
+                <w:delText>Figures</w:delText>
               </w:r>
             </w:del>
-            <w:ins w:id="9002" w:author="Claude" w:date="2026-10-08T22:18:00Z">
+            <w:ins w:id="1" w:author="Claude" w:date="2026-10-08T22:18:00Z">
               <w:r>
                 <w:rPr>
                   <w:sz w:val="20"/>
                   <w:szCs w:val="20"/>
                 </w:rPr>
-                <w:t xml:space="preserve">Figure</w:t>
+                <w:t>Figure</w:t>
               </w:r>
             </w:ins>
             <w:r>
@@ -394,13 +374,13 @@
               </w:rPr>
               <w:t xml:space="preserve"> S1</w:t>
             </w:r>
-            <w:del w:id="9001" w:author="Claude" w:date="2026-10-08T22:18:00Z">
+            <w:del w:id="2" w:author="Claude" w:date="2026-10-08T22:18:00Z">
               <w:r>
                 <w:rPr>
                   <w:sz w:val="20"/>
                   <w:szCs w:val="20"/>
                 </w:rPr>
-                <w:delText xml:space="preserve">–S2</w:delText>
+                <w:delText>–S2</w:delText>
               </w:r>
             </w:del>
           </w:p>
@@ -472,22 +452,22 @@
               </w:rPr>
               <w:t xml:space="preserve">Equation S4; Tables S2–S3; Figures </w:t>
             </w:r>
-            <w:del w:id="9045" w:author="Claude" w:date="2026-10-08T22:17:28Z">
+            <w:del w:id="3" w:author="Claude" w:date="2026-10-08T22:17:00Z">
               <w:r>
                 <w:rPr>
                   <w:sz w:val="20"/>
                   <w:szCs w:val="20"/>
                 </w:rPr>
-                <w:delText xml:space="preserve">S3</w:delText>
+                <w:delText>S3</w:delText>
               </w:r>
             </w:del>
-            <w:ins w:id="9044" w:author="Claude" w:date="2026-10-08T22:17:28Z">
+            <w:ins w:id="4" w:author="Claude" w:date="2026-10-08T22:17:00Z">
               <w:r>
                 <w:rPr>
                   <w:sz w:val="20"/>
                   <w:szCs w:val="20"/>
                 </w:rPr>
-                <w:t xml:space="preserve">S2</w:t>
+                <w:t>S2</w:t>
               </w:r>
             </w:ins>
             <w:r>
@@ -495,24 +475,24 @@
                 <w:sz w:val="20"/>
                 <w:szCs w:val="20"/>
               </w:rPr>
-              <w:t xml:space="preserve">–</w:t>
-            </w:r>
-            <w:del w:id="9005" w:author="Claude" w:date="2026-10-08T22:18:00Z">
+              <w:t>–</w:t>
+            </w:r>
+            <w:del w:id="5" w:author="Claude" w:date="2026-10-08T22:18:00Z">
               <w:r>
                 <w:rPr>
                   <w:sz w:val="20"/>
                   <w:szCs w:val="20"/>
                 </w:rPr>
-                <w:delText xml:space="preserve">S4</w:delText>
+                <w:delText>S4</w:delText>
               </w:r>
             </w:del>
-            <w:ins w:id="9004" w:author="Claude" w:date="2026-10-08T22:18:00Z">
+            <w:ins w:id="6" w:author="Claude" w:date="2026-10-08T22:18:00Z">
               <w:r>
                 <w:rPr>
                   <w:sz w:val="20"/>
                   <w:szCs w:val="20"/>
                 </w:rPr>
-                <w:t xml:space="preserve">S3</w:t>
+                <w:t>S3</w:t>
               </w:r>
             </w:ins>
           </w:p>
@@ -653,22 +633,22 @@
               </w:rPr>
               <w:t xml:space="preserve">Tables S5–S6; Figure </w:t>
             </w:r>
-            <w:del w:id="9047" w:author="Claude" w:date="2026-10-08T22:17:28Z">
+            <w:del w:id="7" w:author="Claude" w:date="2026-10-08T22:17:00Z">
               <w:r>
                 <w:rPr>
                   <w:sz w:val="20"/>
                   <w:szCs w:val="20"/>
                 </w:rPr>
-                <w:delText xml:space="preserve">S5</w:delText>
+                <w:delText>S5</w:delText>
               </w:r>
             </w:del>
-            <w:ins w:id="9046" w:author="Claude" w:date="2026-10-08T22:17:28Z">
+            <w:ins w:id="8" w:author="Claude" w:date="2026-10-08T22:17:00Z">
               <w:r>
                 <w:rPr>
                   <w:sz w:val="20"/>
                   <w:szCs w:val="20"/>
                 </w:rPr>
-                <w:t xml:space="preserve">S4</w:t>
+                <w:t>S4</w:t>
               </w:r>
             </w:ins>
           </w:p>
@@ -740,49 +720,7 @@
               </w:rPr>
               <w:t xml:space="preserve">Equation S5; Tables S7–S10; Figure </w:t>
             </w:r>
-            <w:del w:id="9049" w:author="Claude" w:date="2026-10-08T22:17:28Z">
-              <w:r>
-                <w:rPr>
-                  <w:sz w:val="20"/>
-                  <w:szCs w:val="20"/>
-                </w:rPr>
-                <w:delText xml:space="preserve">S6</w:delText>
-              </w:r>
-            </w:del>
-            <w:ins w:id="9048" w:author="Claude" w:date="2026-10-08T22:17:28Z">
-              <w:r>
-                <w:rPr>
-                  <w:sz w:val="20"/>
-                  <w:szCs w:val="20"/>
-                </w:rPr>
-                <w:t xml:space="preserve">S5</w:t>
-              </w:r>
-            </w:ins>
-          </w:p>
-        </w:tc>
-      </w:tr>
-      <w:tr>
-        <w:trPr>
-          <w:cantSplit/>
-          <w:jc w:val="center"/>
-          <w:del w:id="0" w:author="Claude" w:date="2026-10-08T22:07:00Z"/>
-        </w:trPr>
-        <w:tc>
-          <w:tcPr>
-            <w:tcW w:w="1000" w:type="dxa"/>
-            <w:vAlign w:val="center"/>
-          </w:tcPr>
-          <w:p>
-            <w:pPr>
-              <w:keepNext/>
-              <w:spacing w:before="20" w:after="20" w:line="240" w:lineRule="auto"/>
-              <w:ind w:firstLine="0"/>
-              <w:jc w:val="left"/>
-              <w:rPr>
-                <w:del w:id="1" w:author="Claude" w:date="2026-10-08T22:07:00Z"/>
-              </w:rPr>
-            </w:pPr>
-            <w:del w:id="2" w:author="Claude" w:date="2026-10-08T22:07:00Z">
+            <w:del w:id="9" w:author="Claude" w:date="2026-10-08T22:17:00Z">
               <w:r>
                 <w:rPr>
                   <w:sz w:val="20"/>
@@ -791,6 +729,48 @@
                 <w:delText>S6</w:delText>
               </w:r>
             </w:del>
+            <w:ins w:id="10" w:author="Claude" w:date="2026-10-08T22:17:00Z">
+              <w:r>
+                <w:rPr>
+                  <w:sz w:val="20"/>
+                  <w:szCs w:val="20"/>
+                </w:rPr>
+                <w:t>S5</w:t>
+              </w:r>
+            </w:ins>
+          </w:p>
+        </w:tc>
+      </w:tr>
+      <w:tr>
+        <w:trPr>
+          <w:cantSplit/>
+          <w:jc w:val="center"/>
+          <w:del w:id="11" w:author="Claude" w:date="2026-10-08T22:07:00Z"/>
+        </w:trPr>
+        <w:tc>
+          <w:tcPr>
+            <w:tcW w:w="1000" w:type="dxa"/>
+            <w:vAlign w:val="center"/>
+          </w:tcPr>
+          <w:p>
+            <w:pPr>
+              <w:keepNext/>
+              <w:spacing w:before="20" w:after="20" w:line="240" w:lineRule="auto"/>
+              <w:ind w:firstLine="0"/>
+              <w:jc w:val="left"/>
+              <w:rPr>
+                <w:del w:id="12" w:author="Claude" w:date="2026-10-08T22:07:00Z"/>
+              </w:rPr>
+            </w:pPr>
+            <w:del w:id="13" w:author="Claude" w:date="2026-10-08T22:07:00Z">
+              <w:r>
+                <w:rPr>
+                  <w:sz w:val="20"/>
+                  <w:szCs w:val="20"/>
+                </w:rPr>
+                <w:delText>S6</w:delText>
+              </w:r>
+            </w:del>
           </w:p>
         </w:tc>
         <w:tc>
@@ -805,10 +785,10 @@
               <w:ind w:firstLine="0"/>
               <w:jc w:val="left"/>
               <w:rPr>
-                <w:del w:id="3" w:author="Claude" w:date="2026-10-08T22:07:00Z"/>
-              </w:rPr>
-            </w:pPr>
-            <w:del w:id="4" w:author="Claude" w:date="2026-10-08T22:07:00Z">
+                <w:del w:id="14" w:author="Claude" w:date="2026-10-08T22:07:00Z"/>
+              </w:rPr>
+            </w:pPr>
+            <w:del w:id="15" w:author="Claude" w:date="2026-10-08T22:07:00Z">
               <w:r>
                 <w:rPr>
                   <w:sz w:val="20"/>
@@ -831,10 +811,10 @@
               <w:ind w:firstLine="0"/>
               <w:jc w:val="left"/>
               <w:rPr>
-                <w:del w:id="5" w:author="Claude" w:date="2026-10-08T22:07:00Z"/>
-              </w:rPr>
-            </w:pPr>
-            <w:del w:id="6" w:author="Claude" w:date="2026-10-08T22:07:00Z">
+                <w:del w:id="16" w:author="Claude" w:date="2026-10-08T22:07:00Z"/>
+              </w:rPr>
+            </w:pPr>
+            <w:del w:id="17" w:author="Claude" w:date="2026-10-08T22:07:00Z">
               <w:r>
                 <w:rPr>
                   <w:sz w:val="20"/>
@@ -850,7 +830,7 @@
         <w:trPr>
           <w:cantSplit/>
           <w:jc w:val="center"/>
-          <w:del w:id="7" w:author="Claude" w:date="2026-10-08T22:07:00Z"/>
+          <w:del w:id="18" w:author="Claude" w:date="2026-10-08T22:07:00Z"/>
         </w:trPr>
         <w:tc>
           <w:tcPr>
@@ -863,10 +843,10 @@
               <w:ind w:firstLine="0"/>
               <w:jc w:val="left"/>
               <w:rPr>
-                <w:del w:id="8" w:author="Claude" w:date="2026-10-08T22:07:00Z"/>
-              </w:rPr>
-            </w:pPr>
-            <w:del w:id="9" w:author="Claude" w:date="2026-10-08T22:07:00Z">
+                <w:del w:id="19" w:author="Claude" w:date="2026-10-08T22:07:00Z"/>
+              </w:rPr>
+            </w:pPr>
+            <w:del w:id="20" w:author="Claude" w:date="2026-10-08T22:07:00Z">
               <w:r>
                 <w:rPr>
                   <w:sz w:val="20"/>
@@ -888,10 +868,10 @@
               <w:ind w:firstLine="0"/>
               <w:jc w:val="left"/>
               <w:rPr>
-                <w:del w:id="10" w:author="Claude" w:date="2026-10-08T22:07:00Z"/>
-              </w:rPr>
-            </w:pPr>
-            <w:del w:id="11" w:author="Claude" w:date="2026-10-08T22:07:00Z">
+                <w:del w:id="21" w:author="Claude" w:date="2026-10-08T22:07:00Z"/>
+              </w:rPr>
+            </w:pPr>
+            <w:del w:id="22" w:author="Claude" w:date="2026-10-08T22:07:00Z">
               <w:r>
                 <w:rPr>
                   <w:sz w:val="20"/>
@@ -913,10 +893,10 @@
               <w:ind w:firstLine="0"/>
               <w:jc w:val="left"/>
               <w:rPr>
-                <w:del w:id="12" w:author="Claude" w:date="2026-10-08T22:07:00Z"/>
-              </w:rPr>
-            </w:pPr>
-            <w:del w:id="13" w:author="Claude" w:date="2026-10-08T22:07:00Z">
+                <w:del w:id="23" w:author="Claude" w:date="2026-10-08T22:07:00Z"/>
+              </w:rPr>
+            </w:pPr>
+            <w:del w:id="24" w:author="Claude" w:date="2026-10-08T22:07:00Z">
               <w:r>
                 <w:rPr>
                   <w:sz w:val="20"/>
@@ -932,7 +912,7 @@
         <w:trPr>
           <w:cantSplit/>
           <w:jc w:val="center"/>
-          <w:ins w:id="14" w:author="Claude" w:date="2026-10-08T22:07:00Z"/>
+          <w:ins w:id="25" w:author="Claude" w:date="2026-10-08T22:07:00Z"/>
         </w:trPr>
         <w:tc>
           <w:tcPr>
@@ -946,10 +926,10 @@
               <w:ind w:firstLine="0"/>
               <w:jc w:val="left"/>
               <w:rPr>
-                <w:ins w:id="15" w:author="Claude" w:date="2026-10-08T22:07:00Z"/>
-              </w:rPr>
-            </w:pPr>
-            <w:ins w:id="16" w:author="Claude" w:date="2026-10-08T22:07:00Z">
+                <w:ins w:id="26" w:author="Claude" w:date="2026-10-08T22:07:00Z"/>
+              </w:rPr>
+            </w:pPr>
+            <w:ins w:id="27" w:author="Claude" w:date="2026-10-08T22:07:00Z">
               <w:r>
                 <w:rPr>
                   <w:sz w:val="20"/>
@@ -972,10 +952,10 @@
               <w:ind w:firstLine="0"/>
               <w:jc w:val="left"/>
               <w:rPr>
-                <w:ins w:id="17" w:author="Claude" w:date="2026-10-08T22:07:00Z"/>
-              </w:rPr>
-            </w:pPr>
-            <w:ins w:id="18" w:author="Claude" w:date="2026-10-08T22:07:00Z">
+                <w:ins w:id="28" w:author="Claude" w:date="2026-10-08T22:07:00Z"/>
+              </w:rPr>
+            </w:pPr>
+            <w:ins w:id="29" w:author="Claude" w:date="2026-10-08T22:07:00Z">
               <w:r>
                 <w:rPr>
                   <w:sz w:val="20"/>
@@ -998,10 +978,10 @@
               <w:ind w:firstLine="0"/>
               <w:jc w:val="left"/>
               <w:rPr>
-                <w:ins w:id="19" w:author="Claude" w:date="2026-10-08T22:07:00Z"/>
-              </w:rPr>
-            </w:pPr>
-            <w:ins w:id="20" w:author="Claude" w:date="2026-10-08T22:07:00Z">
+                <w:ins w:id="30" w:author="Claude" w:date="2026-10-08T22:07:00Z"/>
+              </w:rPr>
+            </w:pPr>
+            <w:ins w:id="31" w:author="Claude" w:date="2026-10-08T22:07:00Z">
               <w:r>
                 <w:rPr>
                   <w:sz w:val="20"/>
@@ -1017,7 +997,7 @@
         <w:trPr>
           <w:cantSplit/>
           <w:jc w:val="center"/>
-          <w:ins w:id="21" w:author="Claude" w:date="2026-10-08T22:07:00Z"/>
+          <w:ins w:id="32" w:author="Claude" w:date="2026-10-08T22:07:00Z"/>
         </w:trPr>
         <w:tc>
           <w:tcPr>
@@ -1030,10 +1010,10 @@
               <w:ind w:firstLine="0"/>
               <w:jc w:val="left"/>
               <w:rPr>
-                <w:ins w:id="22" w:author="Claude" w:date="2026-10-08T22:07:00Z"/>
-              </w:rPr>
-            </w:pPr>
-            <w:ins w:id="23" w:author="Claude" w:date="2026-10-08T22:07:00Z">
+                <w:ins w:id="33" w:author="Claude" w:date="2026-10-08T22:07:00Z"/>
+              </w:rPr>
+            </w:pPr>
+            <w:ins w:id="34" w:author="Claude" w:date="2026-10-08T22:07:00Z">
               <w:r>
                 <w:rPr>
                   <w:sz w:val="20"/>
@@ -1055,10 +1035,10 @@
               <w:ind w:firstLine="0"/>
               <w:jc w:val="left"/>
               <w:rPr>
-                <w:ins w:id="24" w:author="Claude" w:date="2026-10-08T22:07:00Z"/>
-              </w:rPr>
-            </w:pPr>
-            <w:ins w:id="25" w:author="Claude" w:date="2026-10-08T22:07:00Z">
+                <w:ins w:id="35" w:author="Claude" w:date="2026-10-08T22:07:00Z"/>
+              </w:rPr>
+            </w:pPr>
+            <w:ins w:id="36" w:author="Claude" w:date="2026-10-08T22:07:00Z">
               <w:r>
                 <w:rPr>
                   <w:sz w:val="20"/>
@@ -1080,23 +1060,16 @@
               <w:ind w:firstLine="0"/>
               <w:jc w:val="left"/>
               <w:rPr>
-                <w:ins w:id="26" w:author="Claude" w:date="2026-10-08T22:07:00Z"/>
-              </w:rPr>
-            </w:pPr>
-            <w:ins w:id="27" w:author="Claude" w:date="2026-10-08T22:07:00Z">
+                <w:ins w:id="37" w:author="Claude" w:date="2026-10-08T22:07:00Z"/>
+              </w:rPr>
+            </w:pPr>
+            <w:ins w:id="38" w:author="Claude" w:date="2026-10-08T22:07:00Z">
               <w:r>
                 <w:rPr>
                   <w:sz w:val="20"/>
                   <w:szCs w:val="20"/>
                 </w:rPr>
-                <w:t xml:space="preserve">Table S12; Figures </w:t>
-              </w:r>
-              <w:r>
-                <w:rPr>
-                  <w:sz w:val="20"/>
-                  <w:szCs w:val="20"/>
-                </w:rPr>
-                <w:t>S7–S9</w:t>
+                <w:t>Table S12; Figures S7–S9</w:t>
               </w:r>
             </w:ins>
           </w:p>
@@ -1106,7 +1079,7 @@
         <w:trPr>
           <w:cantSplit/>
           <w:jc w:val="center"/>
-          <w:ins w:id="28" w:author="Claude" w:date="2026-10-08T22:07:00Z"/>
+          <w:ins w:id="39" w:author="Claude" w:date="2026-10-08T22:07:00Z"/>
         </w:trPr>
         <w:tc>
           <w:tcPr>
@@ -1119,10 +1092,10 @@
               <w:ind w:firstLine="0"/>
               <w:jc w:val="left"/>
               <w:rPr>
-                <w:ins w:id="29" w:author="Claude" w:date="2026-10-08T22:07:00Z"/>
-              </w:rPr>
-            </w:pPr>
-            <w:ins w:id="30" w:author="Claude" w:date="2026-10-08T22:07:00Z">
+                <w:ins w:id="40" w:author="Claude" w:date="2026-10-08T22:07:00Z"/>
+              </w:rPr>
+            </w:pPr>
+            <w:ins w:id="41" w:author="Claude" w:date="2026-10-08T22:07:00Z">
               <w:r>
                 <w:rPr>
                   <w:sz w:val="20"/>
@@ -1144,10 +1117,10 @@
               <w:ind w:firstLine="0"/>
               <w:jc w:val="left"/>
               <w:rPr>
-                <w:ins w:id="31" w:author="Claude" w:date="2026-10-08T22:07:00Z"/>
-              </w:rPr>
-            </w:pPr>
-            <w:ins w:id="32" w:author="Claude" w:date="2026-10-08T22:07:00Z">
+                <w:ins w:id="42" w:author="Claude" w:date="2026-10-08T22:07:00Z"/>
+              </w:rPr>
+            </w:pPr>
+            <w:ins w:id="43" w:author="Claude" w:date="2026-10-08T22:07:00Z">
               <w:r>
                 <w:rPr>
                   <w:sz w:val="20"/>
@@ -1169,10 +1142,10 @@
               <w:ind w:firstLine="0"/>
               <w:jc w:val="left"/>
               <w:rPr>
-                <w:ins w:id="33" w:author="Claude" w:date="2026-10-08T22:07:00Z"/>
-              </w:rPr>
-            </w:pPr>
-            <w:ins w:id="34" w:author="Claude" w:date="2026-10-08T22:07:00Z">
+                <w:ins w:id="44" w:author="Claude" w:date="2026-10-08T22:07:00Z"/>
+              </w:rPr>
+            </w:pPr>
+            <w:ins w:id="45" w:author="Claude" w:date="2026-10-08T22:07:00Z">
               <w:r>
                 <w:rPr>
                   <w:sz w:val="20"/>
@@ -1205,29 +1178,14 @@
       <w:r>
         <w:t xml:space="preserve">This section defines the quantities used to evaluate the simulations (Equations S1–S3) and documents the choice of velocity-selection rule (Rules A–D; Table S1 and </w:t>
       </w:r>
-      <w:del w:id="9004" w:author="Claude" w:date="2026-10-08T22:17:28Z">
+      <w:r>
+        <w:t>Figure S1</w:t>
+      </w:r>
+      <w:ins w:id="9001" w:author="Claude" w:date="2026-10-08T22:33:57Z">
         <w:r>
-          <w:delText xml:space="preserve">Figures</w:delText>
-        </w:r>
-      </w:del>
-      <w:ins w:id="9002" w:author="Claude" w:date="2026-10-08T22:17:28Z">
-        <w:r>
-          <w:t xml:space="preserve">Fi</w:t>
+          <w:t xml:space="preserve">; the O₂ mass balance is given in Section S8</w:t>
         </w:r>
       </w:ins>
-      <w:ins w:id="9003" w:author="Claude" w:date="2026-10-08T22:17:28Z">
-        <w:r>
-          <w:t xml:space="preserve">gure</w:t>
-        </w:r>
-      </w:ins>
-      <w:r>
-        <w:t xml:space="preserve"> S1</w:t>
-      </w:r>
-      <w:del w:id="9001" w:author="Claude" w:date="2026-10-08T22:17:28Z">
-        <w:r>
-          <w:delText xml:space="preserve"> and S2</w:delText>
-        </w:r>
-      </w:del>
       <w:r>
         <w:t xml:space="preserve">).</w:t>
       </w:r>
@@ -3487,25 +3445,7 @@
         </w:rPr>
       </w:pPr>
       <w:r>
-        <w:t xml:space="preserve">Rule A (hard minimum) was adopted on physical and numerical grounds. Agreement with the literature </w:t>
-      </w:r>
-      <w:r>
-        <w:t xml:space="preserve">data </w:t>
-      </w:r>
-      <w:r>
-        <w:t>served as a consistency check rather than</w:t>
-      </w:r>
-      <w:r>
-        <w:t xml:space="preserve"> as</w:t>
-      </w:r>
-      <w:r>
-        <w:t xml:space="preserve"> the selection criterion, because RMSE depends on</w:t>
-      </w:r>
-      <w:r>
-        <w:t xml:space="preserve"> the</w:t>
-      </w:r>
-      <w:r>
-        <w:t xml:space="preserve"> calibration and could be reduced for any rule by recalibrating it.</w:t>
+        <w:t>Rule A (hard minimum) was adopted on physical and numerical grounds. Agreement with the literature data served as a consistency check rather than as the selection criterion, because RMSE depends on the calibration and could be reduced for any rule by recalibrating it.</w:t>
       </w:r>
     </w:p>
     <w:p>
@@ -3521,49 +3461,13 @@
         <w:lastRenderedPageBreak/>
         <w:t>controlled stage</w:t>
       </w:r>
-      <w:del w:id="35" w:author="Claude" w:date="2026-10-08T22:07:00Z">
+      <w:del w:id="46" w:author="Claude" w:date="2026-10-08T22:07:00Z">
         <w:r>
           <w:delText>,</w:delText>
         </w:r>
       </w:del>
       <w:r>
-        <w:t xml:space="preserve"> the interface is oxygen-diffusion-lim</w:t>
-      </w:r>
-      <w:r>
-        <w:t>ited, and oxygen diffusion controls more than 99% of the interface area at 672 h. Blended rules (Rules B and C) change the prediction only where two velocities are comparable, which rarely occurs here, and they represent co-controlled mechanisms that the r</w:t>
-      </w:r>
-      <w:r>
-        <w:t xml:space="preserve">esults do not show. Second, Rule D removes the oxygen-diffusion cap, so oxygen reduction proceeds irrespective of the local oxygen supply. This is inconsistent with oxygen-limited degradation and </w:t>
-      </w:r>
-      <w:r>
-        <w:t>over-predicts the</w:t>
-      </w:r>
-      <w:r>
-        <w:t xml:space="preserve"> mass loss (0.58% at 168 h </w:t>
-      </w:r>
-      <w:r>
-        <w:t>against</w:t>
-      </w:r>
-      <w:r>
-        <w:t xml:space="preserve"> </w:t>
-      </w:r>
-      <w:r>
-        <w:t xml:space="preserve">0.20% in the literature data, and 0.94% </w:t>
-      </w:r>
-      <w:r>
-        <w:t>against</w:t>
-      </w:r>
-      <w:r>
-        <w:t xml:space="preserve"> </w:t>
-      </w:r>
-      <w:r>
-        <w:t>0.23% for Rule A at 672 h). Third, Rule A adds no parameters or regularization, whereas Rules B and C introduce blending terms. Fourth, the non-differentiability of the hard minimum did not ca</w:t>
-      </w:r>
-      <w:r>
-        <w:t>use switching artifacts: only two controlling-regime transitions occurred (1.2% of the 167 recorded steps), both during the initial transient. The same count was obtained for Rules B–D, so this criterion does not separate the rules but removes the main obj</w:t>
-      </w:r>
-      <w:r>
-        <w:t>ection to Rule A.</w:t>
+        <w:t xml:space="preserve"> the interface is oxygen-diffusion-limited, and oxygen diffusion controls more than 99% of the interface area at 672 h. Blended rules (Rules B and C) change the prediction only where two velocities are comparable, which rarely occurs here, and they represent co-controlled mechanisms that the results do not show. Second, Rule D removes the oxygen-diffusion cap, so oxygen reduction proceeds irrespective of the local oxygen supply. This is inconsistent with oxygen-limited degradation and over-predicts the mass loss (0.58% at 168 h against 0.20% in the literature data, and 0.94% against 0.23% for Rule A at 672 h). Third, Rule A adds no parameters or regularization, whereas Rules B and C introduce blending terms. Fourth, the non-differentiability of the hard minimum did not cause switching artifacts: only two controlling-regime transitions occurred (1.2% of the 167 recorded steps), both during the initial transient. The same count was obtained for Rules B–D, so this criterion does not separate the rules but removes the main objection to Rule A.</w:t>
       </w:r>
     </w:p>
     <w:p>
@@ -4495,27 +4399,18 @@
       <w:r>
         <w:t xml:space="preserve">Table S2 and Figure </w:t>
       </w:r>
-      <w:del w:id="9006" w:author="Claude" w:date="2026-10-08T22:17:28Z">
+      <w:del w:id="47" w:author="Claude" w:date="2026-10-08T22:17:00Z">
         <w:r>
-          <w:delText xml:space="preserve">S3</w:delText>
+          <w:delText>S3</w:delText>
         </w:r>
       </w:del>
-      <w:ins w:id="9005" w:author="Claude" w:date="2026-10-08T22:17:28Z">
+      <w:ins w:id="48" w:author="Claude" w:date="2026-10-08T22:17:00Z">
         <w:r>
-          <w:t xml:space="preserve">S2</w:t>
+          <w:t>S2</w:t>
         </w:r>
       </w:ins>
       <w:r>
-        <w:t xml:space="preserve"> report the mesh convergence study, and Table S3 compares </w:t>
-      </w:r>
-      <w:r>
-        <w:t xml:space="preserve">an </w:t>
-      </w:r>
-      <w:r>
-        <w:t>adaptive</w:t>
-      </w:r>
-      <w:r>
-        <w:t xml:space="preserve"> mesh with a uniform mesh.</w:t>
+        <w:t xml:space="preserve"> report the mesh convergence study, and Table S3 compares an adaptive mesh with a uniform mesh.</w:t>
       </w:r>
     </w:p>
     <w:p>
@@ -4526,10 +4421,7 @@
         <w:ind w:firstLine="0"/>
       </w:pPr>
       <w:r>
-        <w:t>Mesh convergence was assessed from the relative error of the predicted mass loss with respect to the reference mes</w:t>
-      </w:r>
-      <w:r>
-        <w:t>h:</w:t>
+        <w:t>Mesh convergence was assessed from the relative error of the predicted mass loss with respect to the reference mesh:</w:t>
       </w:r>
     </w:p>
     <w:p>
@@ -4753,22 +4645,7 @@
       </w:r>
       <w:proofErr w:type="spellEnd"/>
       <w:r>
-        <w:t xml:space="preserve"> is the predicted mass loss for the </w:t>
-      </w:r>
-      <w:r>
-        <w:t>reference</w:t>
-      </w:r>
-      <w:r>
-        <w:t xml:space="preserve"> mesh (</w:t>
-      </w:r>
-      <w:r>
-        <w:t>21.25 million elements</w:t>
-      </w:r>
-      <w:r>
-        <w:t>)</w:t>
-      </w:r>
-      <w:r>
-        <w:t>.</w:t>
+        <w:t xml:space="preserve"> is the predicted mass loss for the reference mesh (21.25 million elements).</w:t>
       </w:r>
     </w:p>
     <w:p>
@@ -4802,16 +4679,7 @@
           <w:sz w:val="20"/>
           <w:szCs w:val="20"/>
         </w:rPr>
-        <w:t xml:space="preserve"> </w:t>
-      </w:r>
-      <w:r>
-        <w:rPr>
-          <w:b/>
-          <w:bCs/>
-          <w:sz w:val="20"/>
-          <w:szCs w:val="20"/>
-        </w:rPr>
-        <w:t>mesh.</w:t>
+        <w:t xml:space="preserve"> mesh.</w:t>
       </w:r>
     </w:p>
     <w:tbl>
@@ -5079,30 +4947,17 @@
                 <w:szCs w:val="20"/>
                 <w:lang w:eastAsia="en-US"/>
               </w:rPr>
-              <w:t xml:space="preserve">0.</w:t>
-            </w:r>
-            <w:del w:id="9002" w:author="Claude" w:date="2026-10-08T22:21:27Z">
-              <w:r>
-                <w:rPr>
-                  <w:rFonts w:cs="Times New Roman"/>
-                  <w:sz w:val="20"/>
-                  <w:szCs w:val="20"/>
-                  <w:lang w:eastAsia="en-US"/>
-                </w:rPr>
-                <w:delText xml:space="preserve">0240</w:delText>
-              </w:r>
-            </w:del>
-            <w:ins w:id="9001" w:author="Claude" w:date="2026-10-08T22:21:27Z">
-              <w:r>
-                <w:rPr>
-                  <w:rFonts w:cs="Times New Roman"/>
-                  <w:sz w:val="20"/>
-                  <w:szCs w:val="20"/>
-                  <w:lang w:eastAsia="en-US"/>
-                </w:rPr>
-                <w:t xml:space="preserve">3009</w:t>
-              </w:r>
-            </w:ins>
+              <w:t>0.</w:t>
+            </w:r>
+            <w:r>
+              <w:rPr>
+                <w:rFonts w:cs="Times New Roman"/>
+                <w:sz w:val="20"/>
+                <w:szCs w:val="20"/>
+                <w:lang w:eastAsia="en-US"/>
+              </w:rPr>
+              <w:t>3009</w:t>
+            </w:r>
           </w:p>
         </w:tc>
         <w:tc>
@@ -5124,25 +4979,14 @@
                 <w:lang w:eastAsia="en-US"/>
               </w:rPr>
             </w:pPr>
-            <w:del w:id="9003" w:author="Claude" w:date="2026-10-08T22:21:27Z">
-              <w:r>
-                <w:rPr>
-                  <w:rFonts w:cs="Times New Roman"/>
-                  <w:sz w:val="20"/>
-                  <w:szCs w:val="20"/>
-                  <w:lang w:eastAsia="en-US"/>
-                </w:rPr>
-                <w:delText xml:space="preserve">-</w:delText>
-              </w:r>
-            </w:del>
-            <w:r>
-              <w:rPr>
-                <w:rFonts w:cs="Times New Roman"/>
-                <w:sz w:val="20"/>
-                <w:szCs w:val="20"/>
-                <w:lang w:eastAsia="en-US"/>
-              </w:rPr>
-              <w:t xml:space="preserve">87.2</w:t>
+            <w:r>
+              <w:rPr>
+                <w:rFonts w:cs="Times New Roman"/>
+                <w:sz w:val="20"/>
+                <w:szCs w:val="20"/>
+                <w:lang w:eastAsia="en-US"/>
+              </w:rPr>
+              <w:t>87.2</w:t>
             </w:r>
           </w:p>
         </w:tc>
@@ -5238,30 +5082,17 @@
                 <w:szCs w:val="20"/>
                 <w:lang w:eastAsia="en-US"/>
               </w:rPr>
-              <w:t xml:space="preserve">0.</w:t>
-            </w:r>
-            <w:del w:id="9005" w:author="Claude" w:date="2026-10-08T22:21:27Z">
-              <w:r>
-                <w:rPr>
-                  <w:rFonts w:cs="Times New Roman"/>
-                  <w:sz w:val="20"/>
-                  <w:szCs w:val="20"/>
-                  <w:lang w:eastAsia="en-US"/>
-                </w:rPr>
-                <w:delText xml:space="preserve">1387</w:delText>
-              </w:r>
-            </w:del>
-            <w:ins w:id="9004" w:author="Claude" w:date="2026-10-08T22:21:27Z">
-              <w:r>
-                <w:rPr>
-                  <w:rFonts w:cs="Times New Roman"/>
-                  <w:sz w:val="20"/>
-                  <w:szCs w:val="20"/>
-                  <w:lang w:eastAsia="en-US"/>
-                </w:rPr>
-                <w:t xml:space="preserve">2029</w:t>
-              </w:r>
-            </w:ins>
+              <w:t>0.</w:t>
+            </w:r>
+            <w:r>
+              <w:rPr>
+                <w:rFonts w:cs="Times New Roman"/>
+                <w:sz w:val="20"/>
+                <w:szCs w:val="20"/>
+                <w:lang w:eastAsia="en-US"/>
+              </w:rPr>
+              <w:t>2029</w:t>
+            </w:r>
           </w:p>
         </w:tc>
         <w:tc>
@@ -5283,25 +5114,14 @@
                 <w:lang w:eastAsia="en-US"/>
               </w:rPr>
             </w:pPr>
-            <w:del w:id="9006" w:author="Claude" w:date="2026-10-08T22:21:27Z">
-              <w:r>
-                <w:rPr>
-                  <w:rFonts w:cs="Times New Roman"/>
-                  <w:sz w:val="20"/>
-                  <w:szCs w:val="20"/>
-                  <w:lang w:eastAsia="en-US"/>
-                </w:rPr>
-                <w:delText xml:space="preserve">-</w:delText>
-              </w:r>
-            </w:del>
-            <w:r>
-              <w:rPr>
-                <w:rFonts w:cs="Times New Roman"/>
-                <w:sz w:val="20"/>
-                <w:szCs w:val="20"/>
-                <w:lang w:eastAsia="en-US"/>
-              </w:rPr>
-              <w:t xml:space="preserve">26.2</w:t>
+            <w:r>
+              <w:rPr>
+                <w:rFonts w:cs="Times New Roman"/>
+                <w:sz w:val="20"/>
+                <w:szCs w:val="20"/>
+                <w:lang w:eastAsia="en-US"/>
+              </w:rPr>
+              <w:t>26.2</w:t>
             </w:r>
           </w:p>
         </w:tc>
@@ -5397,30 +5217,17 @@
                 <w:szCs w:val="20"/>
                 <w:lang w:eastAsia="en-US"/>
               </w:rPr>
-              <w:t xml:space="preserve">0.</w:t>
-            </w:r>
-            <w:del w:id="9008" w:author="Claude" w:date="2026-10-08T22:21:27Z">
-              <w:r>
-                <w:rPr>
-                  <w:rFonts w:cs="Times New Roman"/>
-                  <w:sz w:val="20"/>
-                  <w:szCs w:val="20"/>
-                  <w:lang w:eastAsia="en-US"/>
-                </w:rPr>
-                <w:delText xml:space="preserve">1794</w:delText>
-              </w:r>
-            </w:del>
-            <w:ins w:id="9007" w:author="Claude" w:date="2026-10-08T22:21:27Z">
-              <w:r>
-                <w:rPr>
-                  <w:rFonts w:cs="Times New Roman"/>
-                  <w:sz w:val="20"/>
-                  <w:szCs w:val="20"/>
-                  <w:lang w:eastAsia="en-US"/>
-                </w:rPr>
-                <w:t xml:space="preserve">1682</w:t>
-              </w:r>
-            </w:ins>
+              <w:t>0.</w:t>
+            </w:r>
+            <w:r>
+              <w:rPr>
+                <w:rFonts w:cs="Times New Roman"/>
+                <w:sz w:val="20"/>
+                <w:szCs w:val="20"/>
+                <w:lang w:eastAsia="en-US"/>
+              </w:rPr>
+              <w:t>1682</w:t>
+            </w:r>
           </w:p>
         </w:tc>
         <w:tc>
@@ -5442,25 +5249,14 @@
                 <w:lang w:eastAsia="en-US"/>
               </w:rPr>
             </w:pPr>
-            <w:del w:id="9009" w:author="Claude" w:date="2026-10-08T22:21:27Z">
-              <w:r>
-                <w:rPr>
-                  <w:rFonts w:cs="Times New Roman"/>
-                  <w:sz w:val="20"/>
-                  <w:szCs w:val="20"/>
-                  <w:lang w:eastAsia="en-US"/>
-                </w:rPr>
-                <w:delText xml:space="preserve">-</w:delText>
-              </w:r>
-            </w:del>
-            <w:r>
-              <w:rPr>
-                <w:rFonts w:cs="Times New Roman"/>
-                <w:sz w:val="20"/>
-                <w:szCs w:val="20"/>
-                <w:lang w:eastAsia="en-US"/>
-              </w:rPr>
-              <w:t xml:space="preserve">4.6</w:t>
+            <w:r>
+              <w:rPr>
+                <w:rFonts w:cs="Times New Roman"/>
+                <w:sz w:val="20"/>
+                <w:szCs w:val="20"/>
+                <w:lang w:eastAsia="en-US"/>
+              </w:rPr>
+              <w:t>4.6</w:t>
             </w:r>
           </w:p>
         </w:tc>
@@ -5556,30 +5352,17 @@
                 <w:szCs w:val="20"/>
                 <w:lang w:eastAsia="en-US"/>
               </w:rPr>
-              <w:t xml:space="preserve">0.</w:t>
-            </w:r>
-            <w:del w:id="9011" w:author="Claude" w:date="2026-10-08T22:21:27Z">
-              <w:r>
-                <w:rPr>
-                  <w:rFonts w:cs="Times New Roman"/>
-                  <w:sz w:val="20"/>
-                  <w:szCs w:val="20"/>
-                  <w:lang w:eastAsia="en-US"/>
-                </w:rPr>
-                <w:delText xml:space="preserve">1846</w:delText>
-              </w:r>
-            </w:del>
-            <w:ins w:id="9010" w:author="Claude" w:date="2026-10-08T22:21:27Z">
-              <w:r>
-                <w:rPr>
-                  <w:rFonts w:cs="Times New Roman"/>
-                  <w:sz w:val="20"/>
-                  <w:szCs w:val="20"/>
-                  <w:lang w:eastAsia="en-US"/>
-                </w:rPr>
-                <w:t xml:space="preserve">1637</w:t>
-              </w:r>
-            </w:ins>
+              <w:t>0.</w:t>
+            </w:r>
+            <w:r>
+              <w:rPr>
+                <w:rFonts w:cs="Times New Roman"/>
+                <w:sz w:val="20"/>
+                <w:szCs w:val="20"/>
+                <w:lang w:eastAsia="en-US"/>
+              </w:rPr>
+              <w:t>1637</w:t>
+            </w:r>
           </w:p>
         </w:tc>
         <w:tc>
@@ -5601,25 +5384,14 @@
                 <w:lang w:eastAsia="en-US"/>
               </w:rPr>
             </w:pPr>
-            <w:del w:id="9012" w:author="Claude" w:date="2026-10-08T22:21:27Z">
-              <w:r>
-                <w:rPr>
-                  <w:rFonts w:cs="Times New Roman"/>
-                  <w:sz w:val="20"/>
-                  <w:szCs w:val="20"/>
-                  <w:lang w:eastAsia="en-US"/>
-                </w:rPr>
-                <w:delText xml:space="preserve">-</w:delText>
-              </w:r>
-            </w:del>
-            <w:r>
-              <w:rPr>
-                <w:rFonts w:cs="Times New Roman"/>
-                <w:sz w:val="20"/>
-                <w:szCs w:val="20"/>
-                <w:lang w:eastAsia="en-US"/>
-              </w:rPr>
-              <w:t xml:space="preserve">1.8</w:t>
+            <w:r>
+              <w:rPr>
+                <w:rFonts w:cs="Times New Roman"/>
+                <w:sz w:val="20"/>
+                <w:szCs w:val="20"/>
+                <w:lang w:eastAsia="en-US"/>
+              </w:rPr>
+              <w:t>1.8</w:t>
             </w:r>
           </w:p>
         </w:tc>
@@ -5715,30 +5487,17 @@
                 <w:szCs w:val="20"/>
                 <w:lang w:eastAsia="en-US"/>
               </w:rPr>
-              <w:t xml:space="preserve">0.</w:t>
-            </w:r>
-            <w:del w:id="9014" w:author="Claude" w:date="2026-10-08T22:21:27Z">
-              <w:r>
-                <w:rPr>
-                  <w:rFonts w:cs="Times New Roman"/>
-                  <w:sz w:val="20"/>
-                  <w:szCs w:val="20"/>
-                  <w:lang w:eastAsia="en-US"/>
-                </w:rPr>
-                <w:delText xml:space="preserve">1871</w:delText>
-              </w:r>
-            </w:del>
-            <w:ins w:id="9013" w:author="Claude" w:date="2026-10-08T22:21:27Z">
-              <w:r>
-                <w:rPr>
-                  <w:rFonts w:cs="Times New Roman"/>
-                  <w:sz w:val="20"/>
-                  <w:szCs w:val="20"/>
-                  <w:lang w:eastAsia="en-US"/>
-                </w:rPr>
-                <w:t xml:space="preserve">1616</w:t>
-              </w:r>
-            </w:ins>
+              <w:t>0.</w:t>
+            </w:r>
+            <w:r>
+              <w:rPr>
+                <w:rFonts w:cs="Times New Roman"/>
+                <w:sz w:val="20"/>
+                <w:szCs w:val="20"/>
+                <w:lang w:eastAsia="en-US"/>
+              </w:rPr>
+              <w:t>1616</w:t>
+            </w:r>
           </w:p>
         </w:tc>
         <w:tc>
@@ -5767,7 +5526,7 @@
                 <w:szCs w:val="20"/>
                 <w:lang w:eastAsia="en-US"/>
               </w:rPr>
-              <w:t xml:space="preserve">0.5</w:t>
+              <w:t>0.5</w:t>
             </w:r>
           </w:p>
         </w:tc>
@@ -5863,30 +5622,17 @@
                 <w:szCs w:val="20"/>
                 <w:lang w:eastAsia="en-US"/>
               </w:rPr>
-              <w:t xml:space="preserve">0.</w:t>
-            </w:r>
-            <w:del w:id="9002" w:author="Claude" w:date="2026-10-08T22:27:13Z">
-              <w:r>
-                <w:rPr>
-                  <w:rFonts w:cs="Times New Roman"/>
-                  <w:sz w:val="20"/>
-                  <w:szCs w:val="20"/>
-                  <w:lang w:eastAsia="en-US"/>
-                </w:rPr>
-                <w:delText xml:space="preserve">1880</w:delText>
-              </w:r>
-            </w:del>
-            <w:ins w:id="9001" w:author="Claude" w:date="2026-10-08T22:27:13Z">
-              <w:r>
-                <w:rPr>
-                  <w:rFonts w:cs="Times New Roman"/>
-                  <w:sz w:val="20"/>
-                  <w:szCs w:val="20"/>
-                  <w:lang w:eastAsia="en-US"/>
-                </w:rPr>
-                <w:t xml:space="preserve">1611</w:t>
-              </w:r>
-            </w:ins>
+              <w:t>0.161</w:t>
+            </w:r>
+            <w:r>
+              <w:rPr>
+                <w:rFonts w:cs="Times New Roman"/>
+                <w:sz w:val="20"/>
+                <w:szCs w:val="20"/>
+                <w:lang w:eastAsia="en-US"/>
+              </w:rPr>
+              <w:t>1</w:t>
+            </w:r>
           </w:p>
         </w:tc>
         <w:tc>
@@ -5915,30 +5661,17 @@
                 <w:szCs w:val="20"/>
                 <w:lang w:eastAsia="en-US"/>
               </w:rPr>
-              <w:t xml:space="preserve">0.</w:t>
-            </w:r>
-            <w:del w:id="9004" w:author="Claude" w:date="2026-10-08T22:27:13Z">
-              <w:r>
-                <w:rPr>
-                  <w:rFonts w:cs="Times New Roman"/>
-                  <w:sz w:val="20"/>
-                  <w:szCs w:val="20"/>
-                  <w:lang w:eastAsia="en-US"/>
-                </w:rPr>
-                <w:delText xml:space="preserve">87</w:delText>
-              </w:r>
-            </w:del>
-            <w:ins w:id="9003" w:author="Claude" w:date="2026-10-08T22:27:13Z">
-              <w:r>
-                <w:rPr>
-                  <w:rFonts w:cs="Times New Roman"/>
-                  <w:sz w:val="20"/>
-                  <w:szCs w:val="20"/>
-                  <w:lang w:eastAsia="en-US"/>
-                </w:rPr>
-                <w:t xml:space="preserve">19</w:t>
-              </w:r>
-            </w:ins>
+              <w:t>0.</w:t>
+            </w:r>
+            <w:r>
+              <w:rPr>
+                <w:rFonts w:cs="Times New Roman"/>
+                <w:sz w:val="20"/>
+                <w:szCs w:val="20"/>
+                <w:lang w:eastAsia="en-US"/>
+              </w:rPr>
+              <w:t>19</w:t>
+            </w:r>
           </w:p>
         </w:tc>
       </w:tr>
@@ -6003,16 +5736,7 @@
                 <w:szCs w:val="20"/>
                 <w:lang w:eastAsia="en-US"/>
               </w:rPr>
-              <w:t>21,245</w:t>
-            </w:r>
-            <w:r>
-              <w:rPr>
-                <w:rFonts w:cs="Times New Roman"/>
-                <w:sz w:val="20"/>
-                <w:szCs w:val="20"/>
-                <w:lang w:eastAsia="en-US"/>
-              </w:rPr>
-              <w:t>,850</w:t>
+              <w:t>21,245,850</w:t>
             </w:r>
           </w:p>
         </w:tc>
@@ -6044,28 +5768,15 @@
               </w:rPr>
               <w:t>0.</w:t>
             </w:r>
-            <w:del w:id="9002" w:author="Claude" w:date="2026-10-08T22:21:35Z">
-              <w:r>
-                <w:rPr>
-                  <w:rFonts w:cs="Times New Roman"/>
-                  <w:sz w:val="20"/>
-                  <w:szCs w:val="20"/>
-                  <w:lang w:eastAsia="en-US"/>
-                </w:rPr>
-                <w:delText xml:space="preserve">1864</w:delText>
-              </w:r>
-            </w:del>
-            <w:ins w:id="9001" w:author="Claude" w:date="2026-10-08T22:21:35Z">
-              <w:r>
-                <w:rPr>
-                  <w:rFonts w:cs="Times New Roman"/>
-                  <w:sz w:val="20"/>
-                  <w:szCs w:val="20"/>
-                  <w:lang w:eastAsia="en-US"/>
-                </w:rPr>
-                <w:t xml:space="preserve">1608</w:t>
-              </w:r>
-            </w:ins>
+            <w:r>
+              <w:rPr>
+                <w:rFonts w:cs="Times New Roman"/>
+                <w:sz w:val="20"/>
+                <w:szCs w:val="20"/>
+                <w:lang w:eastAsia="en-US"/>
+              </w:rPr>
+              <w:t>1608</w:t>
+            </w:r>
           </w:p>
         </w:tc>
         <w:tc>
@@ -6087,28 +5798,15 @@
                 <w:lang w:eastAsia="en-US"/>
               </w:rPr>
             </w:pPr>
-            <w:del w:id="9019" w:author="Claude" w:date="2026-10-08T22:21:27Z">
-              <w:r>
-                <w:rPr>
-                  <w:rFonts w:cs="Times New Roman"/>
-                  <w:sz w:val="20"/>
-                  <w:szCs w:val="20"/>
-                  <w:lang w:eastAsia="en-US"/>
-                </w:rPr>
-                <w:delText xml:space="preserve">0.9</w:delText>
-              </w:r>
-            </w:del>
-            <w:ins w:id="9018" w:author="Claude" w:date="2026-10-08T22:21:27Z">
-              <w:r>
-                <w:rPr>
-                  <w:rFonts w:cs="Times New Roman"/>
-                  <w:sz w:val="20"/>
-                  <w:szCs w:val="20"/>
-                  <w:lang w:eastAsia="en-US"/>
-                </w:rPr>
-                <w:t xml:space="preserve">—</w:t>
-              </w:r>
-            </w:ins>
+            <w:r>
+              <w:rPr>
+                <w:rFonts w:cs="Times New Roman"/>
+                <w:sz w:val="20"/>
+                <w:szCs w:val="20"/>
+                <w:lang w:eastAsia="en-US"/>
+              </w:rPr>
+              <w:t>—</w:t>
+            </w:r>
           </w:p>
         </w:tc>
       </w:tr>
@@ -6126,7 +5824,7 @@
           <w:sz w:val="20"/>
           <w:szCs w:val="20"/>
         </w:rPr>
-        <w:t xml:space="preserve">Table S3. Comparison between </w:t>
+        <w:t xml:space="preserve">Table S3. Comparison between an adaptive mesh and a uniform mesh </w:t>
       </w:r>
       <w:r>
         <w:rPr>
@@ -6135,7 +5833,7 @@
           <w:sz w:val="20"/>
           <w:szCs w:val="20"/>
         </w:rPr>
-        <w:t xml:space="preserve">an </w:t>
+        <w:t>(</w:t>
       </w:r>
       <w:r>
         <w:rPr>
@@ -6144,7 +5842,7 @@
           <w:sz w:val="20"/>
           <w:szCs w:val="20"/>
         </w:rPr>
-        <w:t>adaptive</w:t>
+        <w:t>approximately</w:t>
       </w:r>
       <w:r>
         <w:rPr>
@@ -6153,7 +5851,7 @@
           <w:sz w:val="20"/>
           <w:szCs w:val="20"/>
         </w:rPr>
-        <w:t xml:space="preserve"> mesh </w:t>
+        <w:t xml:space="preserve"> </w:t>
       </w:r>
       <w:r>
         <w:rPr>
@@ -6162,7 +5860,7 @@
           <w:sz w:val="20"/>
           <w:szCs w:val="20"/>
         </w:rPr>
-        <w:t xml:space="preserve">and </w:t>
+        <w:t>800,000 elements</w:t>
       </w:r>
       <w:r>
         <w:rPr>
@@ -6171,88 +5869,7 @@
           <w:sz w:val="20"/>
           <w:szCs w:val="20"/>
         </w:rPr>
-        <w:t xml:space="preserve">a </w:t>
-      </w:r>
-      <w:r>
-        <w:rPr>
-          <w:b/>
-          <w:bCs/>
-          <w:sz w:val="20"/>
-          <w:szCs w:val="20"/>
-        </w:rPr>
-        <w:t xml:space="preserve">uniform </w:t>
-      </w:r>
-      <w:r>
-        <w:rPr>
-          <w:b/>
-          <w:bCs/>
-          <w:sz w:val="20"/>
-          <w:szCs w:val="20"/>
-        </w:rPr>
-        <w:t>mesh</w:t>
-      </w:r>
-      <w:r>
-        <w:rPr>
-          <w:b/>
-          <w:bCs/>
-          <w:sz w:val="20"/>
-          <w:szCs w:val="20"/>
-        </w:rPr>
-        <w:t xml:space="preserve"> </w:t>
-      </w:r>
-      <w:r>
-        <w:rPr>
-          <w:b/>
-          <w:bCs/>
-          <w:sz w:val="20"/>
-          <w:szCs w:val="20"/>
-        </w:rPr>
-        <w:t>(</w:t>
-      </w:r>
-      <w:r>
-        <w:rPr>
-          <w:b/>
-          <w:bCs/>
-          <w:sz w:val="20"/>
-          <w:szCs w:val="20"/>
-        </w:rPr>
-        <w:t>approximately</w:t>
-      </w:r>
-      <w:r>
-        <w:rPr>
-          <w:b/>
-          <w:bCs/>
-          <w:sz w:val="20"/>
-          <w:szCs w:val="20"/>
-        </w:rPr>
-        <w:t xml:space="preserve"> </w:t>
-      </w:r>
-      <w:r>
-        <w:rPr>
-          <w:b/>
-          <w:bCs/>
-          <w:sz w:val="20"/>
-          <w:szCs w:val="20"/>
-        </w:rPr>
-        <w:t>800,000 elements</w:t>
-      </w:r>
-      <w:r>
-        <w:rPr>
-          <w:b/>
-          <w:bCs/>
-          <w:sz w:val="20"/>
-          <w:szCs w:val="20"/>
-        </w:rPr>
-        <w:t>)</w:t>
-      </w:r>
-      <w:r>
-        <w:rPr>
-          <w:b/>
-          <w:bCs/>
-          <w:sz w:val="20"/>
-          <w:szCs w:val="20"/>
-        </w:rPr>
-        <w:t>.</w:t>
+        <w:t>).</w:t>
       </w:r>
     </w:p>
     <w:tbl>
@@ -6575,30 +6192,17 @@
                 <w:szCs w:val="20"/>
                 <w:lang w:eastAsia="en-US"/>
               </w:rPr>
-              <w:t xml:space="preserve">0.</w:t>
-            </w:r>
-            <w:del w:id="9021" w:author="Claude" w:date="2026-10-08T22:21:27Z">
-              <w:r>
-                <w:rPr>
-                  <w:rFonts w:cs="Times New Roman"/>
-                  <w:sz w:val="20"/>
-                  <w:szCs w:val="20"/>
-                  <w:lang w:eastAsia="en-US"/>
-                </w:rPr>
-                <w:delText xml:space="preserve">0415</w:delText>
-              </w:r>
-            </w:del>
-            <w:ins w:id="9020" w:author="Claude" w:date="2026-10-08T22:21:27Z">
-              <w:r>
-                <w:rPr>
-                  <w:rFonts w:cs="Times New Roman"/>
-                  <w:sz w:val="20"/>
-                  <w:szCs w:val="20"/>
-                  <w:lang w:eastAsia="en-US"/>
-                </w:rPr>
-                <w:t xml:space="preserve">2860</w:t>
-              </w:r>
-            </w:ins>
+              <w:t>0.</w:t>
+            </w:r>
+            <w:r>
+              <w:rPr>
+                <w:rFonts w:cs="Times New Roman"/>
+                <w:sz w:val="20"/>
+                <w:szCs w:val="20"/>
+                <w:lang w:eastAsia="en-US"/>
+              </w:rPr>
+              <w:t>2860</w:t>
+            </w:r>
           </w:p>
         </w:tc>
         <w:tc>
@@ -6620,25 +6224,14 @@
                 <w:lang w:eastAsia="en-US"/>
               </w:rPr>
             </w:pPr>
-            <w:del w:id="9022" w:author="Claude" w:date="2026-10-08T22:21:27Z">
-              <w:r>
-                <w:rPr>
-                  <w:rFonts w:cs="Times New Roman"/>
-                  <w:sz w:val="20"/>
-                  <w:szCs w:val="20"/>
-                  <w:lang w:eastAsia="en-US"/>
-                </w:rPr>
-                <w:delText xml:space="preserve">-</w:delText>
-              </w:r>
-            </w:del>
-            <w:r>
-              <w:rPr>
-                <w:rFonts w:cs="Times New Roman"/>
-                <w:sz w:val="20"/>
-                <w:szCs w:val="20"/>
-                <w:lang w:eastAsia="en-US"/>
-              </w:rPr>
-              <w:t xml:space="preserve">77.9</w:t>
+            <w:r>
+              <w:rPr>
+                <w:rFonts w:cs="Times New Roman"/>
+                <w:sz w:val="20"/>
+                <w:szCs w:val="20"/>
+                <w:lang w:eastAsia="en-US"/>
+              </w:rPr>
+              <w:t>77.9</w:t>
             </w:r>
           </w:p>
         </w:tc>
@@ -6773,30 +6366,17 @@
                 <w:szCs w:val="20"/>
                 <w:lang w:eastAsia="en-US"/>
               </w:rPr>
-              <w:t xml:space="preserve">0.</w:t>
-            </w:r>
-            <w:del w:id="9024" w:author="Claude" w:date="2026-10-08T22:21:27Z">
-              <w:r>
-                <w:rPr>
-                  <w:rFonts w:cs="Times New Roman"/>
-                  <w:sz w:val="20"/>
-                  <w:szCs w:val="20"/>
-                  <w:lang w:eastAsia="en-US"/>
-                </w:rPr>
-                <w:delText xml:space="preserve">1387</w:delText>
-              </w:r>
-            </w:del>
-            <w:ins w:id="9023" w:author="Claude" w:date="2026-10-08T22:21:27Z">
-              <w:r>
-                <w:rPr>
-                  <w:rFonts w:cs="Times New Roman"/>
-                  <w:sz w:val="20"/>
-                  <w:szCs w:val="20"/>
-                  <w:lang w:eastAsia="en-US"/>
-                </w:rPr>
-                <w:t xml:space="preserve">2029</w:t>
-              </w:r>
-            </w:ins>
+              <w:t>0.</w:t>
+            </w:r>
+            <w:r>
+              <w:rPr>
+                <w:rFonts w:cs="Times New Roman"/>
+                <w:sz w:val="20"/>
+                <w:szCs w:val="20"/>
+                <w:lang w:eastAsia="en-US"/>
+              </w:rPr>
+              <w:t>2029</w:t>
+            </w:r>
           </w:p>
         </w:tc>
         <w:tc>
@@ -6818,25 +6398,14 @@
                 <w:lang w:eastAsia="en-US"/>
               </w:rPr>
             </w:pPr>
-            <w:del w:id="9025" w:author="Claude" w:date="2026-10-08T22:21:27Z">
-              <w:r>
-                <w:rPr>
-                  <w:rFonts w:cs="Times New Roman"/>
-                  <w:sz w:val="20"/>
-                  <w:szCs w:val="20"/>
-                  <w:lang w:eastAsia="en-US"/>
-                </w:rPr>
-                <w:delText xml:space="preserve">-</w:delText>
-              </w:r>
-            </w:del>
-            <w:r>
-              <w:rPr>
-                <w:rFonts w:cs="Times New Roman"/>
-                <w:sz w:val="20"/>
-                <w:szCs w:val="20"/>
-                <w:lang w:eastAsia="en-US"/>
-              </w:rPr>
-              <w:t xml:space="preserve">26.2</w:t>
+            <w:r>
+              <w:rPr>
+                <w:rFonts w:cs="Times New Roman"/>
+                <w:sz w:val="20"/>
+                <w:szCs w:val="20"/>
+                <w:lang w:eastAsia="en-US"/>
+              </w:rPr>
+              <w:t>26.2</w:t>
             </w:r>
           </w:p>
         </w:tc>
@@ -6866,16 +6435,7 @@
                 <w:szCs w:val="20"/>
                 <w:lang w:eastAsia="en-US"/>
               </w:rPr>
-              <w:t>0.</w:t>
-            </w:r>
-            <w:r>
-              <w:rPr>
-                <w:rFonts w:cs="Times New Roman"/>
-                <w:sz w:val="20"/>
-                <w:szCs w:val="20"/>
-                <w:lang w:eastAsia="en-US"/>
-              </w:rPr>
-              <w:t>663</w:t>
+              <w:t>0.663</w:t>
             </w:r>
           </w:p>
         </w:tc>
@@ -6950,90 +6510,15 @@
                 <w:lang w:eastAsia="en-US"/>
               </w:rPr>
             </w:pPr>
-            <w:del w:id="9031" w:author="Claude" w:date="2026-10-08T22:21:27Z">
-              <w:r>
-                <w:rPr>
-                  <w:rFonts w:cs="Times New Roman"/>
-                  <w:sz w:val="20"/>
-                  <w:szCs w:val="20"/>
-                  <w:lang w:eastAsia="en-US"/>
-                </w:rPr>
-                <w:delText xml:space="preserve">18</w:delText>
-              </w:r>
-            </w:del>
-            <w:ins w:id="9030" w:author="Claude" w:date="2026-10-08T22:21:27Z">
-              <w:r>
-                <w:rPr>
-                  <w:rFonts w:cs="Times New Roman"/>
-                  <w:sz w:val="20"/>
-                  <w:szCs w:val="20"/>
-                  <w:lang w:eastAsia="en-US"/>
-                </w:rPr>
-                <w:t xml:space="preserve">21</w:t>
-              </w:r>
-            </w:ins>
-            <w:r>
-              <w:rPr>
-                <w:rFonts w:cs="Times New Roman"/>
-                <w:sz w:val="20"/>
-                <w:szCs w:val="20"/>
-                <w:lang w:eastAsia="en-US"/>
-              </w:rPr>
-              <w:t xml:space="preserve">,</w:t>
-            </w:r>
-            <w:del w:id="9029" w:author="Claude" w:date="2026-10-08T22:21:27Z">
-              <w:r>
-                <w:rPr>
-                  <w:rFonts w:cs="Times New Roman"/>
-                  <w:sz w:val="20"/>
-                  <w:szCs w:val="20"/>
-                  <w:lang w:eastAsia="en-US"/>
-                </w:rPr>
-                <w:delText xml:space="preserve">864</w:delText>
-              </w:r>
-            </w:del>
-            <w:ins w:id="9028" w:author="Claude" w:date="2026-10-08T22:21:27Z">
-              <w:r>
-                <w:rPr>
-                  <w:rFonts w:cs="Times New Roman"/>
-                  <w:sz w:val="20"/>
-                  <w:szCs w:val="20"/>
-                  <w:lang w:eastAsia="en-US"/>
-                </w:rPr>
-                <w:t xml:space="preserve">245</w:t>
-              </w:r>
-            </w:ins>
-            <w:r>
-              <w:rPr>
-                <w:rFonts w:cs="Times New Roman"/>
-                <w:sz w:val="20"/>
-                <w:szCs w:val="20"/>
-                <w:lang w:eastAsia="en-US"/>
-              </w:rPr>
-              <w:t xml:space="preserve">,</w:t>
-            </w:r>
-            <w:del w:id="9027" w:author="Claude" w:date="2026-10-08T22:21:27Z">
-              <w:r>
-                <w:rPr>
-                  <w:rFonts w:cs="Times New Roman"/>
-                  <w:sz w:val="20"/>
-                  <w:szCs w:val="20"/>
-                  <w:lang w:eastAsia="en-US"/>
-                </w:rPr>
-                <w:delText xml:space="preserve">900</w:delText>
-              </w:r>
-            </w:del>
-            <w:ins w:id="9026" w:author="Claude" w:date="2026-10-08T22:21:27Z">
-              <w:r>
-                <w:rPr>
-                  <w:rFonts w:cs="Times New Roman"/>
-                  <w:sz w:val="20"/>
-                  <w:szCs w:val="20"/>
-                  <w:lang w:eastAsia="en-US"/>
-                </w:rPr>
-                <w:t xml:space="preserve">850</w:t>
-              </w:r>
-            </w:ins>
+            <w:r>
+              <w:rPr>
+                <w:rFonts w:cs="Times New Roman"/>
+                <w:sz w:val="20"/>
+                <w:szCs w:val="20"/>
+                <w:lang w:eastAsia="en-US"/>
+              </w:rPr>
+              <w:t>21,245,850</w:t>
+            </w:r>
           </w:p>
         </w:tc>
         <w:tc>
@@ -7061,30 +6546,17 @@
                 <w:szCs w:val="20"/>
                 <w:lang w:eastAsia="en-US"/>
               </w:rPr>
-              <w:t xml:space="preserve">0.</w:t>
-            </w:r>
-            <w:del w:id="9033" w:author="Claude" w:date="2026-10-08T22:21:27Z">
-              <w:r>
-                <w:rPr>
-                  <w:rFonts w:cs="Times New Roman"/>
-                  <w:sz w:val="20"/>
-                  <w:szCs w:val="20"/>
-                  <w:lang w:eastAsia="en-US"/>
-                </w:rPr>
-                <w:delText xml:space="preserve">1880</w:delText>
-              </w:r>
-            </w:del>
-            <w:ins w:id="9032" w:author="Claude" w:date="2026-10-08T22:21:27Z">
-              <w:r>
-                <w:rPr>
-                  <w:rFonts w:cs="Times New Roman"/>
-                  <w:sz w:val="20"/>
-                  <w:szCs w:val="20"/>
-                  <w:lang w:eastAsia="en-US"/>
-                </w:rPr>
-                <w:t xml:space="preserve">1608</w:t>
-              </w:r>
-            </w:ins>
+              <w:t>0.</w:t>
+            </w:r>
+            <w:r>
+              <w:rPr>
+                <w:rFonts w:cs="Times New Roman"/>
+                <w:sz w:val="20"/>
+                <w:szCs w:val="20"/>
+                <w:lang w:eastAsia="en-US"/>
+              </w:rPr>
+              <w:t>1608</w:t>
+            </w:r>
           </w:p>
         </w:tc>
         <w:tc>
@@ -7217,28 +6689,6 @@
         </w:rPr>
         <w:t xml:space="preserve">Figure </w:t>
       </w:r>
-      <w:del w:id="9008" w:author="Claude" w:date="2026-10-08T22:17:28Z">
-        <w:r>
-          <w:rPr>
-            <w:b/>
-            <w:bCs/>
-            <w:sz w:val="20"/>
-            <w:szCs w:val="20"/>
-          </w:rPr>
-          <w:delText xml:space="preserve">S3</w:delText>
-        </w:r>
-      </w:del>
-      <w:ins w:id="9007" w:author="Claude" w:date="2026-10-08T22:17:28Z">
-        <w:r>
-          <w:rPr>
-            <w:b/>
-            <w:bCs/>
-            <w:sz w:val="20"/>
-            <w:szCs w:val="20"/>
-          </w:rPr>
-          <w:t xml:space="preserve">S2</w:t>
-        </w:r>
-      </w:ins>
       <w:r>
         <w:rPr>
           <w:b/>
@@ -7246,30 +6696,8 @@
           <w:sz w:val="20"/>
           <w:szCs w:val="20"/>
         </w:rPr>
-        <w:t xml:space="preserve">. Mesh convergence analysis showing (a) predicted mass loss and (b) relative error as a function of mesh density. Predictions converged with mesh refinement, with &lt;1% </w:t>
-      </w:r>
-      <w:del w:id="36" w:author="Claude" w:date="2026-10-08T22:07:00Z">
-        <w:r>
-          <w:rPr>
-            <w:b/>
-            <w:bCs/>
-            <w:sz w:val="20"/>
-            <w:szCs w:val="20"/>
-          </w:rPr>
-          <w:delText>error</w:delText>
-        </w:r>
-      </w:del>
-      <w:ins w:id="37" w:author="Claude" w:date="2026-10-08T22:07:00Z">
-        <w:r>
-          <w:rPr>
-            <w:b/>
-            <w:bCs/>
-            <w:sz w:val="20"/>
-            <w:szCs w:val="20"/>
-          </w:rPr>
-          <w:t>difference</w:t>
-        </w:r>
-      </w:ins>
+        <w:t>S</w:t>
+      </w:r>
       <w:r>
         <w:rPr>
           <w:b/>
@@ -7277,30 +6705,8 @@
           <w:sz w:val="20"/>
           <w:szCs w:val="20"/>
         </w:rPr>
-        <w:t xml:space="preserve"> </w:t>
-      </w:r>
-      <w:del w:id="38" w:author="Claude" w:date="2026-10-08T22:07:00Z">
-        <w:r>
-          <w:rPr>
-            <w:b/>
-            <w:bCs/>
-            <w:sz w:val="20"/>
-            <w:szCs w:val="20"/>
-          </w:rPr>
-          <w:delText>for</w:delText>
-        </w:r>
-      </w:del>
-      <w:ins w:id="39" w:author="Claude" w:date="2026-10-08T22:07:00Z">
-        <w:r>
-          <w:rPr>
-            <w:b/>
-            <w:bCs/>
-            <w:sz w:val="20"/>
-            <w:szCs w:val="20"/>
-          </w:rPr>
-          <w:t>between</w:t>
-        </w:r>
-      </w:ins>
+        <w:t>2</w:t>
+      </w:r>
       <w:r>
         <w:rPr>
           <w:b/>
@@ -7308,30 +6714,8 @@
           <w:sz w:val="20"/>
           <w:szCs w:val="20"/>
         </w:rPr>
-        <w:t xml:space="preserve"> the </w:t>
-      </w:r>
-      <w:del w:id="40" w:author="Claude" w:date="2026-10-08T22:07:00Z">
-        <w:r>
-          <w:rPr>
-            <w:b/>
-            <w:bCs/>
-            <w:sz w:val="20"/>
-            <w:szCs w:val="20"/>
-          </w:rPr>
-          <w:delText>final</w:delText>
-        </w:r>
-      </w:del>
-      <w:ins w:id="41" w:author="Claude" w:date="2026-10-08T22:07:00Z">
-        <w:r>
-          <w:rPr>
-            <w:b/>
-            <w:bCs/>
-            <w:sz w:val="20"/>
-            <w:szCs w:val="20"/>
-          </w:rPr>
-          <w:t>two</w:t>
-        </w:r>
-      </w:ins>
+        <w:t xml:space="preserve">. Mesh convergence analysis showing (a) predicted mass loss and (b) relative error as a function of mesh density. Predictions converged with mesh refinement, with &lt;1% </w:t>
+      </w:r>
       <w:r>
         <w:rPr>
           <w:b/>
@@ -7339,30 +6723,62 @@
           <w:sz w:val="20"/>
           <w:szCs w:val="20"/>
         </w:rPr>
+        <w:t>error</w:t>
+      </w:r>
+      <w:r>
+        <w:rPr>
+          <w:b/>
+          <w:bCs/>
+          <w:sz w:val="20"/>
+          <w:szCs w:val="20"/>
+        </w:rPr>
         <w:t xml:space="preserve"> </w:t>
       </w:r>
-      <w:del w:id="42" w:author="Claude" w:date="2026-10-08T22:07:00Z">
-        <w:r>
-          <w:rPr>
-            <w:b/>
-            <w:bCs/>
-            <w:sz w:val="20"/>
-            <w:szCs w:val="20"/>
-          </w:rPr>
-          <w:delText>mesh</w:delText>
-        </w:r>
-      </w:del>
-      <w:ins w:id="43" w:author="Claude" w:date="2026-10-08T22:07:00Z">
-        <w:r>
-          <w:rPr>
-            <w:b/>
-            <w:bCs/>
-            <w:sz w:val="20"/>
-            <w:szCs w:val="20"/>
-          </w:rPr>
-          <w:t>finest meshes</w:t>
-        </w:r>
-      </w:ins>
+      <w:r>
+        <w:rPr>
+          <w:b/>
+          <w:bCs/>
+          <w:sz w:val="20"/>
+          <w:szCs w:val="20"/>
+        </w:rPr>
+        <w:t>for</w:t>
+      </w:r>
+      <w:r>
+        <w:rPr>
+          <w:b/>
+          <w:bCs/>
+          <w:sz w:val="20"/>
+          <w:szCs w:val="20"/>
+        </w:rPr>
+        <w:t xml:space="preserve"> the </w:t>
+      </w:r>
+      <w:r>
+        <w:rPr>
+          <w:b/>
+          <w:bCs/>
+          <w:sz w:val="20"/>
+          <w:szCs w:val="20"/>
+        </w:rPr>
+        <w:t>final</w:t>
+      </w:r>
+      <w:r>
+        <w:rPr>
+          <w:b/>
+          <w:bCs/>
+          <w:sz w:val="20"/>
+          <w:szCs w:val="20"/>
+        </w:rPr>
+        <w:t xml:space="preserve"> </w:t>
+      </w:r>
+      <w:r>
+        <w:rPr>
+          <w:b/>
+          <w:bCs/>
+          <w:sz w:val="20"/>
+          <w:szCs w:val="20"/>
+        </w:rPr>
+        <w:t>mesh</w:t>
+      </w:r>
       <w:r>
         <w:rPr>
           <w:b/>
@@ -7382,21 +6798,11 @@
       <w:r>
         <w:t xml:space="preserve">Figure </w:t>
       </w:r>
-      <w:del w:id="9010" w:author="Claude" w:date="2026-10-08T22:17:28Z">
-        <w:r>
-          <w:delText xml:space="preserve">S4</w:delText>
-        </w:r>
-      </w:del>
-      <w:ins w:id="9009" w:author="Claude" w:date="2026-10-08T22:17:28Z">
-        <w:r>
-          <w:t xml:space="preserve">S3</w:t>
-        </w:r>
-      </w:ins>
-      <w:r>
-        <w:t xml:space="preserve"> shows the g</w:t>
-      </w:r>
-      <w:r>
-        <w:t>eometries and finite-element domains used in the simulations.</w:t>
+      <w:r>
+        <w:t>S3</w:t>
+      </w:r>
+      <w:r>
+        <w:t xml:space="preserve"> shows the geometries and finite-element domains used in the simulations.</w:t>
       </w:r>
     </w:p>
     <w:p>
@@ -7467,28 +6873,6 @@
         </w:rPr>
         <w:t xml:space="preserve">Figure </w:t>
       </w:r>
-      <w:del w:id="9013" w:author="Claude" w:date="2026-10-08T22:17:28Z">
-        <w:r>
-          <w:rPr>
-            <w:b/>
-            <w:bCs/>
-            <w:sz w:val="20"/>
-            <w:szCs w:val="20"/>
-          </w:rPr>
-          <w:delText xml:space="preserve">S4</w:delText>
-        </w:r>
-      </w:del>
-      <w:ins w:id="9011" w:author="Claude" w:date="2026-10-08T22:17:28Z">
-        <w:r>
-          <w:rPr>
-            <w:b/>
-            <w:bCs/>
-            <w:sz w:val="20"/>
-            <w:szCs w:val="20"/>
-          </w:rPr>
-          <w:t xml:space="preserve">S</w:t>
-        </w:r>
-      </w:ins>
       <w:r>
         <w:rPr>
           <w:b/>
@@ -7496,7 +6880,7 @@
           <w:sz w:val="20"/>
           <w:szCs w:val="20"/>
         </w:rPr>
-        <w:fldChar w:fldCharType="begin"/>
+        <w:t>S</w:t>
       </w:r>
       <w:r>
         <w:rPr>
@@ -7505,7 +6889,7 @@
           <w:sz w:val="20"/>
           <w:szCs w:val="20"/>
         </w:rPr>
-        <w:instrText xml:space="preserve"> SEQ Figure \* ARABIC </w:instrText>
+        <w:fldChar w:fldCharType="begin"/>
       </w:r>
       <w:r>
         <w:rPr>
@@ -7514,20 +6898,27 @@
           <w:sz w:val="20"/>
           <w:szCs w:val="20"/>
         </w:rPr>
+        <w:instrText xml:space="preserve"> SEQ Figure \* ARABIC </w:instrText>
+      </w:r>
+      <w:r>
+        <w:rPr>
+          <w:b/>
+          <w:bCs/>
+          <w:sz w:val="20"/>
+          <w:szCs w:val="20"/>
+        </w:rPr>
         <w:fldChar w:fldCharType="separate"/>
       </w:r>
-      <w:ins w:id="9012" w:author="Claude" w:date="2026-10-08T22:17:28Z">
-        <w:r>
-          <w:rPr>
-            <w:b/>
-            <w:bCs/>
-            <w:noProof/>
-            <w:sz w:val="20"/>
-            <w:szCs w:val="20"/>
-          </w:rPr>
-          <w:t xml:space="preserve">3</w:t>
-        </w:r>
-      </w:ins>
+      <w:r>
+        <w:rPr>
+          <w:b/>
+          <w:bCs/>
+          <w:noProof/>
+          <w:sz w:val="20"/>
+          <w:szCs w:val="20"/>
+        </w:rPr>
+        <w:t>3</w:t>
+      </w:r>
       <w:r>
         <w:rPr>
           <w:b/>
@@ -7571,10 +6962,19 @@
         <w:ind w:firstLine="0"/>
       </w:pPr>
       <w:r>
-        <w:t>Table S4 lists the mesh, numerical integration, software and boundary-c</w:t>
-      </w:r>
-      <w:r>
-        <w:t xml:space="preserve">ondition settings used for the disc calibration, disc validation and stent simulations. The simulations were run in </w:t>
+        <w:t>Table S4 lists the mesh, numerical integration, software</w:t>
+      </w:r>
+      <w:r>
+        <w:t>,</w:t>
+      </w:r>
+      <w:r>
+        <w:t xml:space="preserve"> and boundary-condition settings used for the disc calibration, disc validation</w:t>
+      </w:r>
+      <w:r>
+        <w:t>,</w:t>
+      </w:r>
+      <w:r>
+        <w:t xml:space="preserve"> and stent simulations. The simulations were run in </w:t>
       </w:r>
       <w:proofErr w:type="spellStart"/>
       <w:r>
@@ -7598,10 +6998,7 @@
       </w:r>
       <w:proofErr w:type="gramEnd"/>
       <w:r>
-        <w:t xml:space="preserve"> method [7]. Geometr</w:t>
-      </w:r>
-      <w:r>
-        <w:t xml:space="preserve">y processing and post-processing used scikit-image [8], </w:t>
+        <w:t xml:space="preserve"> method [7]. Geometry processing and post-processing used scikit-image [8], </w:t>
       </w:r>
       <w:proofErr w:type="spellStart"/>
       <w:r>
@@ -7617,7 +7014,13 @@
       </w:r>
       <w:proofErr w:type="spellEnd"/>
       <w:r>
-        <w:t xml:space="preserve"> [10], SciPy [11], Matplotlib [12] and </w:t>
+        <w:t xml:space="preserve"> [10], SciPy [11], Matplotlib [12]</w:t>
+      </w:r>
+      <w:r>
+        <w:t>,</w:t>
+      </w:r>
+      <w:r>
+        <w:t xml:space="preserve"> and </w:t>
       </w:r>
       <w:proofErr w:type="spellStart"/>
       <w:r>
@@ -8965,73 +8368,25 @@
                 <w:lang w:eastAsia="en-US"/>
               </w:rPr>
             </w:pPr>
-            <w:del w:id="44" w:author="Claude" w:date="2026-10-08T22:07:00Z">
-              <w:r>
-                <w:rPr>
-                  <w:rFonts w:cs="Times New Roman"/>
-                  <w:color w:val="000000"/>
-                  <w:sz w:val="20"/>
-                  <w:szCs w:val="20"/>
-                  <w:lang w:eastAsia="en-US"/>
-                </w:rPr>
-                <w:delText>12</w:delText>
-              </w:r>
-            </w:del>
-            <w:ins w:id="45" w:author="Claude" w:date="2026-10-08T22:07:00Z">
-              <w:r>
-                <w:rPr>
-                  <w:rFonts w:cs="Times New Roman"/>
-                  <w:color w:val="000000"/>
-                  <w:sz w:val="20"/>
-                  <w:szCs w:val="20"/>
-                  <w:lang w:eastAsia="en-US"/>
-                </w:rPr>
-                <w:t>19</w:t>
-              </w:r>
-            </w:ins>
-            <w:r>
-              <w:rPr>
-                <w:rFonts w:cs="Times New Roman"/>
-                <w:color w:val="000000"/>
-                <w:sz w:val="20"/>
-                <w:szCs w:val="20"/>
-                <w:lang w:eastAsia="en-US"/>
-              </w:rPr>
-              <w:t>.</w:t>
-            </w:r>
-            <w:del w:id="46" w:author="Claude" w:date="2026-10-08T22:07:00Z">
-              <w:r>
-                <w:rPr>
-                  <w:rFonts w:cs="Times New Roman"/>
-                  <w:color w:val="000000"/>
-                  <w:sz w:val="20"/>
-                  <w:szCs w:val="20"/>
-                  <w:lang w:eastAsia="en-US"/>
-                </w:rPr>
-                <w:delText>26</w:delText>
-              </w:r>
-            </w:del>
-            <w:ins w:id="47" w:author="Claude" w:date="2026-10-08T22:07:00Z">
-              <w:r>
-                <w:rPr>
-                  <w:rFonts w:cs="Times New Roman"/>
-                  <w:color w:val="000000"/>
-                  <w:sz w:val="20"/>
-                  <w:szCs w:val="20"/>
-                  <w:lang w:eastAsia="en-US"/>
-                </w:rPr>
-                <w:t>46</w:t>
-              </w:r>
-            </w:ins>
-            <w:r>
-              <w:rPr>
-                <w:rFonts w:cs="Times New Roman"/>
-                <w:color w:val="000000"/>
-                <w:sz w:val="20"/>
-                <w:szCs w:val="20"/>
-                <w:lang w:eastAsia="en-US"/>
-              </w:rPr>
-              <w:t xml:space="preserve"> mm²</w:t>
+            <w:r>
+              <w:rPr>
+                <w:rFonts w:cs="Times New Roman"/>
+                <w:color w:val="000000"/>
+                <w:sz w:val="20"/>
+                <w:szCs w:val="20"/>
+                <w:lang w:eastAsia="en-US"/>
+              </w:rPr>
+              <w:t xml:space="preserve">19.46 </w:t>
+            </w:r>
+            <w:r>
+              <w:rPr>
+                <w:rFonts w:cs="Times New Roman"/>
+                <w:color w:val="000000"/>
+                <w:sz w:val="20"/>
+                <w:szCs w:val="20"/>
+                <w:lang w:eastAsia="en-US"/>
+              </w:rPr>
+              <w:t>mm²</w:t>
             </w:r>
           </w:p>
         </w:tc>
@@ -9159,30 +8514,16 @@
               </w:rPr>
               <w:t>0.</w:t>
             </w:r>
-            <w:del w:id="48" w:author="Claude" w:date="2026-10-08T22:07:00Z">
-              <w:r>
-                <w:rPr>
-                  <w:rFonts w:cs="Times New Roman"/>
-                  <w:color w:val="000000"/>
-                  <w:sz w:val="20"/>
-                  <w:szCs w:val="20"/>
-                  <w:lang w:eastAsia="en-US"/>
-                </w:rPr>
-                <w:delText>899</w:delText>
-              </w:r>
-            </w:del>
-            <w:ins w:id="49" w:author="Claude" w:date="2026-10-08T22:07:00Z">
-              <w:r>
-                <w:rPr>
-                  <w:rFonts w:cs="Times New Roman"/>
-                  <w:color w:val="000000"/>
-                  <w:sz w:val="20"/>
-                  <w:szCs w:val="20"/>
-                  <w:lang w:eastAsia="en-US"/>
-                </w:rPr>
-                <w:t>361</w:t>
-              </w:r>
-            </w:ins>
+            <w:r>
+              <w:rPr>
+                <w:rFonts w:cs="Times New Roman"/>
+                <w:color w:val="000000"/>
+                <w:sz w:val="20"/>
+                <w:szCs w:val="20"/>
+                <w:lang w:eastAsia="en-US"/>
+              </w:rPr>
+              <w:t>361</w:t>
+            </w:r>
             <w:r>
               <w:rPr>
                 <w:rFonts w:cs="Times New Roman"/>
@@ -9349,73 +8690,25 @@
                 <w:lang w:eastAsia="en-US"/>
               </w:rPr>
             </w:pPr>
-            <w:del w:id="50" w:author="Claude" w:date="2026-10-08T22:07:00Z">
-              <w:r>
-                <w:rPr>
-                  <w:rFonts w:cs="Times New Roman"/>
-                  <w:color w:val="000000"/>
-                  <w:sz w:val="20"/>
-                  <w:szCs w:val="20"/>
-                  <w:lang w:eastAsia="en-US"/>
-                </w:rPr>
-                <w:delText>13</w:delText>
-              </w:r>
-            </w:del>
-            <w:ins w:id="51" w:author="Claude" w:date="2026-10-08T22:07:00Z">
-              <w:r>
-                <w:rPr>
-                  <w:rFonts w:cs="Times New Roman"/>
-                  <w:color w:val="000000"/>
-                  <w:sz w:val="20"/>
-                  <w:szCs w:val="20"/>
-                  <w:lang w:eastAsia="en-US"/>
-                </w:rPr>
-                <w:t>53</w:t>
-              </w:r>
-            </w:ins>
-            <w:r>
-              <w:rPr>
-                <w:rFonts w:cs="Times New Roman"/>
-                <w:color w:val="000000"/>
-                <w:sz w:val="20"/>
-                <w:szCs w:val="20"/>
-                <w:lang w:eastAsia="en-US"/>
-              </w:rPr>
-              <w:t>.</w:t>
-            </w:r>
-            <w:del w:id="52" w:author="Claude" w:date="2026-10-08T22:07:00Z">
-              <w:r>
-                <w:rPr>
-                  <w:rFonts w:cs="Times New Roman"/>
-                  <w:color w:val="000000"/>
-                  <w:sz w:val="20"/>
-                  <w:szCs w:val="20"/>
-                  <w:lang w:eastAsia="en-US"/>
-                </w:rPr>
-                <w:delText>6</w:delText>
-              </w:r>
-            </w:del>
-            <w:ins w:id="53" w:author="Claude" w:date="2026-10-08T22:07:00Z">
-              <w:r>
-                <w:rPr>
-                  <w:rFonts w:cs="Times New Roman"/>
-                  <w:color w:val="000000"/>
-                  <w:sz w:val="20"/>
-                  <w:szCs w:val="20"/>
-                  <w:lang w:eastAsia="en-US"/>
-                </w:rPr>
-                <w:t>9</w:t>
-              </w:r>
-            </w:ins>
-            <w:r>
-              <w:rPr>
-                <w:rFonts w:cs="Times New Roman"/>
-                <w:color w:val="000000"/>
-                <w:sz w:val="20"/>
-                <w:szCs w:val="20"/>
-                <w:lang w:eastAsia="en-US"/>
-              </w:rPr>
-              <w:t xml:space="preserve"> mm⁻¹</w:t>
+            <w:r>
+              <w:rPr>
+                <w:rFonts w:cs="Times New Roman"/>
+                <w:color w:val="000000"/>
+                <w:sz w:val="20"/>
+                <w:szCs w:val="20"/>
+                <w:lang w:eastAsia="en-US"/>
+              </w:rPr>
+              <w:t xml:space="preserve">53.9 </w:t>
+            </w:r>
+            <w:r>
+              <w:rPr>
+                <w:rFonts w:cs="Times New Roman"/>
+                <w:color w:val="000000"/>
+                <w:sz w:val="20"/>
+                <w:szCs w:val="20"/>
+                <w:lang w:eastAsia="en-US"/>
+              </w:rPr>
+              <w:t>mm⁻¹</w:t>
             </w:r>
           </w:p>
         </w:tc>
@@ -9868,7 +9161,27 @@
                 <w:szCs w:val="20"/>
                 <w:lang w:eastAsia="en-US"/>
               </w:rPr>
-              <w:t>0.04 mm</w:t>
+              <w:t>0.0</w:t>
+            </w:r>
+            <w:r>
+              <w:rPr>
+                <w:rFonts w:cs="Times New Roman"/>
+                <w:color w:val="000000"/>
+                <w:sz w:val="20"/>
+                <w:szCs w:val="20"/>
+                <w:lang w:eastAsia="en-US"/>
+              </w:rPr>
+              <w:t>05</w:t>
+            </w:r>
+            <w:r>
+              <w:rPr>
+                <w:rFonts w:cs="Times New Roman"/>
+                <w:color w:val="000000"/>
+                <w:sz w:val="20"/>
+                <w:szCs w:val="20"/>
+                <w:lang w:eastAsia="en-US"/>
+              </w:rPr>
+              <w:t xml:space="preserve"> mm</w:t>
             </w:r>
           </w:p>
         </w:tc>
@@ -9900,30 +9213,16 @@
               </w:rPr>
               <w:t>0.</w:t>
             </w:r>
-            <w:del w:id="54" w:author="Claude" w:date="2026-10-08T22:07:00Z">
-              <w:r>
-                <w:rPr>
-                  <w:rFonts w:cs="Times New Roman"/>
-                  <w:color w:val="000000"/>
-                  <w:sz w:val="20"/>
-                  <w:szCs w:val="20"/>
-                  <w:lang w:eastAsia="en-US"/>
-                </w:rPr>
-                <w:delText>01</w:delText>
-              </w:r>
-            </w:del>
-            <w:ins w:id="55" w:author="Claude" w:date="2026-10-08T22:07:00Z">
-              <w:r>
-                <w:rPr>
-                  <w:rFonts w:cs="Times New Roman"/>
-                  <w:color w:val="000000"/>
-                  <w:sz w:val="20"/>
-                  <w:szCs w:val="20"/>
-                  <w:lang w:eastAsia="en-US"/>
-                </w:rPr>
-                <w:t>005</w:t>
-              </w:r>
-            </w:ins>
+            <w:r>
+              <w:rPr>
+                <w:rFonts w:cs="Times New Roman"/>
+                <w:color w:val="000000"/>
+                <w:sz w:val="20"/>
+                <w:szCs w:val="20"/>
+                <w:lang w:eastAsia="en-US"/>
+              </w:rPr>
+              <w:t>005</w:t>
+            </w:r>
             <w:r>
               <w:rPr>
                 <w:rFonts w:cs="Times New Roman"/>
@@ -13192,27 +12491,173 @@
               <w:ind w:firstLine="0"/>
               <w:jc w:val="center"/>
               <w:rPr>
-                <w:rFonts w:cs="Times New Roman"/>
-                <w:color w:val="000000"/>
-                <w:sz w:val="20"/>
-                <w:szCs w:val="20"/>
-                <w:lang w:eastAsia="en-US"/>
-              </w:rPr>
-            </w:pPr>
-            <w:ins w:id="56" w:author="Claude" w:date="2026-10-08T22:07:00Z">
-              <w:r>
-                <w:rPr>
-                  <w:rFonts w:cs="Times New Roman"/>
-                  <w:b/>
-                  <w:bCs/>
-                  <w:color w:val="000000"/>
-                  <w:sz w:val="20"/>
-                  <w:szCs w:val="20"/>
-                  <w:lang w:eastAsia="en-US"/>
-                </w:rPr>
-                <w:t>L² mol⁻² h⁻¹</w:t>
-              </w:r>
-            </w:ins>
+                <w:rFonts w:ascii="Cambria Math" w:hAnsi="Cambria Math" w:cs="Times New Roman"/>
+                <w:color w:val="000000"/>
+                <w:sz w:val="20"/>
+                <w:szCs w:val="20"/>
+                <w:lang w:eastAsia="en-US"/>
+              </w:rPr>
+            </w:pPr>
+            <m:oMathPara>
+              <m:oMath>
+                <m:r>
+                  <w:rPr>
+                    <w:rFonts w:ascii="Cambria Math" w:hAnsi="Cambria Math" w:cs="Times New Roman"/>
+                    <w:color w:val="000000"/>
+                    <w:sz w:val="20"/>
+                    <w:szCs w:val="20"/>
+                    <w:lang w:eastAsia="en-US"/>
+                  </w:rPr>
+                  <m:t>m</m:t>
+                </m:r>
+                <m:sSup>
+                  <m:sSupPr>
+                    <m:ctrlPr>
+                      <w:rPr>
+                        <w:rFonts w:ascii="Cambria Math" w:hAnsi="Cambria Math" w:cs="Times New Roman"/>
+                        <w:color w:val="000000"/>
+                        <w:sz w:val="20"/>
+                        <w:szCs w:val="20"/>
+                        <w:lang w:eastAsia="en-US"/>
+                      </w:rPr>
+                    </m:ctrlPr>
+                  </m:sSupPr>
+                  <m:e>
+                    <m:r>
+                      <w:rPr>
+                        <w:rFonts w:ascii="Cambria Math" w:hAnsi="Cambria Math" w:cs="Times New Roman"/>
+                        <w:color w:val="000000"/>
+                        <w:sz w:val="20"/>
+                        <w:szCs w:val="20"/>
+                        <w:lang w:eastAsia="en-US"/>
+                      </w:rPr>
+                      <m:t>m</m:t>
+                    </m:r>
+                  </m:e>
+                  <m:sup>
+                    <m:r>
+                      <m:rPr>
+                        <m:sty m:val="p"/>
+                      </m:rPr>
+                      <w:rPr>
+                        <w:rFonts w:ascii="Cambria Math" w:hAnsi="Cambria Math" w:cs="Times New Roman"/>
+                        <w:color w:val="000000"/>
+                        <w:sz w:val="20"/>
+                        <w:szCs w:val="20"/>
+                        <w:lang w:eastAsia="en-US"/>
+                      </w:rPr>
+                      <m:t>6</m:t>
+                    </m:r>
+                  </m:sup>
+                </m:sSup>
+                <m:r>
+                  <m:rPr>
+                    <m:sty m:val="p"/>
+                  </m:rPr>
+                  <w:rPr>
+                    <w:rFonts w:ascii="Cambria Math" w:hAnsi="Cambria Math" w:cs="Times New Roman"/>
+                    <w:color w:val="000000"/>
+                    <w:sz w:val="20"/>
+                    <w:szCs w:val="20"/>
+                    <w:lang w:eastAsia="en-US"/>
+                  </w:rPr>
+                  <m:t> </m:t>
+                </m:r>
+                <m:sSup>
+                  <m:sSupPr>
+                    <m:ctrlPr>
+                      <w:rPr>
+                        <w:rFonts w:ascii="Cambria Math" w:hAnsi="Cambria Math" w:cs="Times New Roman"/>
+                        <w:color w:val="000000"/>
+                        <w:sz w:val="20"/>
+                        <w:szCs w:val="20"/>
+                        <w:lang w:eastAsia="en-US"/>
+                      </w:rPr>
+                    </m:ctrlPr>
+                  </m:sSupPr>
+                  <m:e>
+                    <m:r>
+                      <w:rPr>
+                        <w:rFonts w:ascii="Cambria Math" w:hAnsi="Cambria Math" w:cs="Times New Roman"/>
+                        <w:color w:val="000000"/>
+                        <w:sz w:val="20"/>
+                        <w:szCs w:val="20"/>
+                        <w:lang w:eastAsia="en-US"/>
+                      </w:rPr>
+                      <m:t>g</m:t>
+                    </m:r>
+                  </m:e>
+                  <m:sup>
+                    <m:r>
+                      <m:rPr>
+                        <m:sty m:val="p"/>
+                      </m:rPr>
+                      <w:rPr>
+                        <w:rFonts w:ascii="Cambria Math" w:hAnsi="Cambria Math" w:cs="Times New Roman"/>
+                        <w:color w:val="000000"/>
+                        <w:sz w:val="20"/>
+                        <w:szCs w:val="20"/>
+                        <w:lang w:eastAsia="en-US"/>
+                      </w:rPr>
+                      <m:t>-2</m:t>
+                    </m:r>
+                  </m:sup>
+                </m:sSup>
+                <m:r>
+                  <m:rPr>
+                    <m:sty m:val="p"/>
+                  </m:rPr>
+                  <w:rPr>
+                    <w:rFonts w:ascii="Cambria Math" w:hAnsi="Cambria Math" w:cs="Times New Roman"/>
+                    <w:color w:val="000000"/>
+                    <w:sz w:val="20"/>
+                    <w:szCs w:val="20"/>
+                    <w:lang w:eastAsia="en-US"/>
+                  </w:rPr>
+                  <m:t> </m:t>
+                </m:r>
+                <m:sSup>
+                  <m:sSupPr>
+                    <m:ctrlPr>
+                      <w:rPr>
+                        <w:rFonts w:ascii="Cambria Math" w:hAnsi="Cambria Math" w:cs="Times New Roman"/>
+                        <w:color w:val="000000"/>
+                        <w:sz w:val="20"/>
+                        <w:szCs w:val="20"/>
+                        <w:lang w:eastAsia="en-US"/>
+                      </w:rPr>
+                    </m:ctrlPr>
+                  </m:sSupPr>
+                  <m:e>
+                    <m:r>
+                      <w:rPr>
+                        <w:rFonts w:ascii="Cambria Math" w:hAnsi="Cambria Math" w:cs="Times New Roman"/>
+                        <w:color w:val="000000"/>
+                        <w:sz w:val="20"/>
+                        <w:szCs w:val="20"/>
+                        <w:lang w:eastAsia="en-US"/>
+                      </w:rPr>
+                      <m:t>h</m:t>
+                    </m:r>
+                  </m:e>
+                  <m:sup>
+                    <m:r>
+                      <m:rPr>
+                        <m:sty m:val="p"/>
+                      </m:rPr>
+                      <w:rPr>
+                        <w:rFonts w:ascii="Cambria Math" w:hAnsi="Cambria Math" w:cs="Times New Roman"/>
+                        <w:color w:val="000000"/>
+                        <w:sz w:val="20"/>
+                        <w:szCs w:val="20"/>
+                        <w:lang w:eastAsia="en-US"/>
+                      </w:rPr>
+                      <m:t>-1</m:t>
+                    </m:r>
+                  </m:sup>
+                </m:sSup>
+              </m:oMath>
+            </m:oMathPara>
           </w:p>
         </w:tc>
       </w:tr>
@@ -15497,16 +14942,9 @@
       <w:r>
         <w:t xml:space="preserve">Figure </w:t>
       </w:r>
-      <w:del w:id="9015" w:author="Claude" w:date="2026-10-08T22:17:28Z">
-        <w:r>
-          <w:delText xml:space="preserve">S5</w:delText>
-        </w:r>
-      </w:del>
-      <w:ins w:id="9014" w:author="Claude" w:date="2026-10-08T22:17:28Z">
-        <w:r>
-          <w:t xml:space="preserve">S4</w:t>
-        </w:r>
-      </w:ins>
+      <w:r>
+        <w:t>S4</w:t>
+      </w:r>
       <w:r>
         <w:t xml:space="preserve"> shows how the sensitivity indices evolve during the simulated degradation.</w:t>
       </w:r>
@@ -15587,28 +15025,6 @@
         </w:rPr>
         <w:t xml:space="preserve">Figure </w:t>
       </w:r>
-      <w:del w:id="9018" w:author="Claude" w:date="2026-10-08T22:17:28Z">
-        <w:r>
-          <w:rPr>
-            <w:b/>
-            <w:bCs/>
-            <w:sz w:val="20"/>
-            <w:szCs w:val="20"/>
-          </w:rPr>
-          <w:delText xml:space="preserve">S5</w:delText>
-        </w:r>
-      </w:del>
-      <w:ins w:id="9016" w:author="Claude" w:date="2026-10-08T22:17:28Z">
-        <w:r>
-          <w:rPr>
-            <w:b/>
-            <w:bCs/>
-            <w:sz w:val="20"/>
-            <w:szCs w:val="20"/>
-          </w:rPr>
-          <w:t xml:space="preserve">S</w:t>
-        </w:r>
-      </w:ins>
       <w:r>
         <w:rPr>
           <w:b/>
@@ -15616,7 +15032,7 @@
           <w:sz w:val="20"/>
           <w:szCs w:val="20"/>
         </w:rPr>
-        <w:fldChar w:fldCharType="begin"/>
+        <w:t>S</w:t>
       </w:r>
       <w:r>
         <w:rPr>
@@ -15625,7 +15041,7 @@
           <w:sz w:val="20"/>
           <w:szCs w:val="20"/>
         </w:rPr>
-        <w:instrText xml:space="preserve"> SEQ Figure \* ARABIC </w:instrText>
+        <w:fldChar w:fldCharType="begin"/>
       </w:r>
       <w:r>
         <w:rPr>
@@ -15634,20 +15050,27 @@
           <w:sz w:val="20"/>
           <w:szCs w:val="20"/>
         </w:rPr>
+        <w:instrText xml:space="preserve"> SEQ Figure \* ARABIC </w:instrText>
+      </w:r>
+      <w:r>
+        <w:rPr>
+          <w:b/>
+          <w:bCs/>
+          <w:sz w:val="20"/>
+          <w:szCs w:val="20"/>
+        </w:rPr>
         <w:fldChar w:fldCharType="separate"/>
       </w:r>
-      <w:ins w:id="9017" w:author="Claude" w:date="2026-10-08T22:17:28Z">
-        <w:r>
-          <w:rPr>
-            <w:b/>
-            <w:bCs/>
-            <w:noProof/>
-            <w:sz w:val="20"/>
-            <w:szCs w:val="20"/>
-          </w:rPr>
-          <w:t xml:space="preserve">4</w:t>
-        </w:r>
-      </w:ins>
+      <w:r>
+        <w:rPr>
+          <w:b/>
+          <w:bCs/>
+          <w:noProof/>
+          <w:sz w:val="20"/>
+          <w:szCs w:val="20"/>
+        </w:rPr>
+        <w:t>4</w:t>
+      </w:r>
       <w:r>
         <w:rPr>
           <w:b/>
@@ -15751,63 +15174,35 @@
       <w:r>
         <w:t xml:space="preserve">Optimal parameters were identified by minimizing the RMSE between predicted and literature-reported 14-day mass-loss measurements. </w:t>
       </w:r>
-      <w:del w:id="57" w:author="Claude" w:date="2026-10-08T22:07:00Z">
-        <w:r>
-          <w:delText>The Bayesian optimization used a</w:delText>
-        </w:r>
-      </w:del>
-      <w:ins w:id="58" w:author="Claude" w:date="2026-10-08T22:07:00Z">
-        <w:r>
-          <w:t>A</w:t>
-        </w:r>
-      </w:ins>
-      <w:r>
-        <w:t xml:space="preserve"> Gaussian process </w:t>
-      </w:r>
-      <w:ins w:id="59" w:author="Claude" w:date="2026-10-08T22:07:00Z">
-        <w:r>
-          <w:t xml:space="preserve">(GP) </w:t>
-        </w:r>
-      </w:ins>
+      <w:r>
+        <w:t xml:space="preserve">A </w:t>
+      </w:r>
+      <w:r>
+        <w:t xml:space="preserve">Gaussian process </w:t>
+      </w:r>
+      <w:r>
+        <w:t xml:space="preserve">(GP) </w:t>
+      </w:r>
       <w:r>
         <w:t>surrogate</w:t>
       </w:r>
-      <w:ins w:id="60" w:author="Claude" w:date="2026-10-08T22:07:00Z">
-        <w:r>
-          <w:t xml:space="preserve"> model</w:t>
-        </w:r>
-      </w:ins>
+      <w:r>
+        <w:t xml:space="preserve"> model</w:t>
+      </w:r>
       <w:r>
         <w:t xml:space="preserve"> [16] </w:t>
       </w:r>
-      <w:del w:id="61" w:author="Claude" w:date="2026-10-08T22:07:00Z">
-        <w:r>
-          <w:delText>with</w:delText>
-        </w:r>
-      </w:del>
-      <w:ins w:id="62" w:author="Claude" w:date="2026-10-08T22:07:00Z">
-        <w:r>
-          <w:t>was initialized using a 12-point Latin hypercube sampling (LHS) design [18] spanning the admissible parameter space and iteratively refined using</w:t>
-        </w:r>
-      </w:ins>
-      <w:r>
-        <w:t xml:space="preserve"> the expected improvement </w:t>
-      </w:r>
-      <w:ins w:id="63" w:author="Claude" w:date="2026-10-08T22:07:00Z">
-        <w:r>
-          <w:t xml:space="preserve">(EI) </w:t>
-        </w:r>
-      </w:ins>
-      <w:r>
-        <w:t>acquisition function [17</w:t>
-      </w:r>
-      <w:del w:id="64" w:author="Claude" w:date="2026-10-08T22:07:00Z">
-        <w:r>
-          <w:delText>], initialized with a Latin hypercube design [18</w:delText>
-        </w:r>
-      </w:del>
-      <w:r>
-        <w:t>]. The literature data are from Liu et al. [19].</w:t>
+      <w:r>
+        <w:t xml:space="preserve">was initialized using a 12-point Latin hypercube sampling (LHS) design [18] spanning the admissible parameter space and iteratively refined using </w:t>
+      </w:r>
+      <w:r>
+        <w:t xml:space="preserve">the expected improvement </w:t>
+      </w:r>
+      <w:r>
+        <w:t xml:space="preserve">(EI) </w:t>
+      </w:r>
+      <w:r>
+        <w:t>acquisition function [17]. The literature data are from Liu et al. [19].</w:t>
       </w:r>
     </w:p>
     <w:p>
@@ -15818,10 +15213,7 @@
         <w:ind w:firstLine="0"/>
       </w:pPr>
       <w:r>
-        <w:t>The</w:t>
-      </w:r>
-      <w:r>
-        <w:t xml:space="preserve"> RMSE was calculated as:</w:t>
+        <w:t>The RMSE was calculated as:</w:t>
       </w:r>
     </w:p>
     <w:p>
@@ -16163,18 +15555,11 @@
       </w:r>
       <w:proofErr w:type="spellEnd"/>
       <w:r>
-        <w:t>, respe</w:t>
-      </w:r>
-      <w:r>
-        <w:t>ctively.</w:t>
-      </w:r>
-    </w:p>
-    <w:p>
-      <w:pPr>
-        <w:pStyle w:val="BodyText"/>
-        <w:spacing w:after="120"/>
-        <w:ind w:firstLine="0"/>
-      </w:pPr>
+        <w:t>, respectively.</w:t>
+      </w:r>
+      <w:r>
+        <w:t xml:space="preserve"> </w:t>
+      </w:r>
       <w:r>
         <w:t>Table S7 lists the literature mass-loss data used for calibration.</w:t>
       </w:r>
@@ -16989,16 +16374,9 @@
       <w:r>
         <w:t xml:space="preserve">Tables S8 and S9 and Figure </w:t>
       </w:r>
-      <w:del w:id="9020" w:author="Claude" w:date="2026-10-08T22:17:28Z">
-        <w:r>
-          <w:delText xml:space="preserve">S6</w:delText>
-        </w:r>
-      </w:del>
-      <w:ins w:id="9019" w:author="Claude" w:date="2026-10-08T22:17:28Z">
-        <w:r>
-          <w:t xml:space="preserve">S5</w:t>
-        </w:r>
-      </w:ins>
+      <w:r>
+        <w:t>S5</w:t>
+      </w:r>
       <w:r>
         <w:t xml:space="preserve"> compare the calibrated model with the literature data.</w:t>
       </w:r>
@@ -19477,28 +18855,6 @@
         </w:rPr>
         <w:t xml:space="preserve">Figure </w:t>
       </w:r>
-      <w:del w:id="9023" w:author="Claude" w:date="2026-10-08T22:17:28Z">
-        <w:r>
-          <w:rPr>
-            <w:b/>
-            <w:bCs/>
-            <w:sz w:val="20"/>
-            <w:szCs w:val="20"/>
-          </w:rPr>
-          <w:delText xml:space="preserve">S6</w:delText>
-        </w:r>
-      </w:del>
-      <w:ins w:id="9021" w:author="Claude" w:date="2026-10-08T22:17:28Z">
-        <w:r>
-          <w:rPr>
-            <w:b/>
-            <w:bCs/>
-            <w:sz w:val="20"/>
-            <w:szCs w:val="20"/>
-          </w:rPr>
-          <w:t xml:space="preserve">S</w:t>
-        </w:r>
-      </w:ins>
       <w:r>
         <w:rPr>
           <w:b/>
@@ -19506,7 +18862,7 @@
           <w:sz w:val="20"/>
           <w:szCs w:val="20"/>
         </w:rPr>
-        <w:fldChar w:fldCharType="begin"/>
+        <w:t>S</w:t>
       </w:r>
       <w:r>
         <w:rPr>
@@ -19515,7 +18871,7 @@
           <w:sz w:val="20"/>
           <w:szCs w:val="20"/>
         </w:rPr>
-        <w:instrText xml:space="preserve"> SEQ Figure \* ARABIC </w:instrText>
+        <w:fldChar w:fldCharType="begin"/>
       </w:r>
       <w:r>
         <w:rPr>
@@ -19524,20 +18880,27 @@
           <w:sz w:val="20"/>
           <w:szCs w:val="20"/>
         </w:rPr>
+        <w:instrText xml:space="preserve"> SEQ Figure \* ARABIC </w:instrText>
+      </w:r>
+      <w:r>
+        <w:rPr>
+          <w:b/>
+          <w:bCs/>
+          <w:sz w:val="20"/>
+          <w:szCs w:val="20"/>
+        </w:rPr>
         <w:fldChar w:fldCharType="separate"/>
       </w:r>
-      <w:ins w:id="9022" w:author="Claude" w:date="2026-10-08T22:17:28Z">
-        <w:r>
-          <w:rPr>
-            <w:b/>
-            <w:bCs/>
-            <w:noProof/>
-            <w:sz w:val="20"/>
-            <w:szCs w:val="20"/>
-          </w:rPr>
-          <w:t xml:space="preserve">5</w:t>
-        </w:r>
-      </w:ins>
+      <w:r>
+        <w:rPr>
+          <w:b/>
+          <w:bCs/>
+          <w:noProof/>
+          <w:sz w:val="20"/>
+          <w:szCs w:val="20"/>
+        </w:rPr>
+        <w:t>5</w:t>
+      </w:r>
       <w:r>
         <w:rPr>
           <w:b/>
@@ -20930,15 +20293,7 @@
         </m:sSub>
       </m:oMath>
       <w:r>
-        <w:t xml:space="preserve"> was evaluated using 50 parameter sets sampled from a 2000-draw GP-bootstrap calibration ensemble. At 672 h, the ensemble median mass loss was 0.333%, wi</w:t>
-      </w:r>
-      <w:proofErr w:type="spellStart"/>
-      <w:r>
-        <w:t>th</w:t>
-      </w:r>
-      <w:proofErr w:type="spellEnd"/>
-      <w:r>
-        <w:t xml:space="preserve"> 50% and </w:t>
+        <w:t xml:space="preserve"> was evaluated using 50 parameter sets sampled from a 2000-draw GP-bootstrap calibration ensemble. At 672 h, the ensemble median mass loss was 0.333%, with 50% and </w:t>
       </w:r>
       <w:r>
         <w:lastRenderedPageBreak/>
@@ -20966,21 +20321,11 @@
       <w:r>
         <w:t xml:space="preserve">Figure </w:t>
       </w:r>
-      <w:del w:id="9025" w:author="Claude" w:date="2026-10-08T22:17:28Z">
-        <w:r>
-          <w:delText xml:space="preserve">S7</w:delText>
-        </w:r>
-      </w:del>
-      <w:ins w:id="9024" w:author="Claude" w:date="2026-10-08T22:17:28Z">
-        <w:r>
-          <w:t xml:space="preserve">S6</w:t>
-        </w:r>
-      </w:ins>
-      <w:r>
-        <w:t xml:space="preserve"> shows the ensemble prediction and the distribution of mass </w:t>
-      </w:r>
-      <w:r>
-        <w:t>loss at 672 h.</w:t>
+      <w:r>
+        <w:t>S6</w:t>
+      </w:r>
+      <w:r>
+        <w:t xml:space="preserve"> shows the ensemble prediction and the distribution of mass loss at 672 h.</w:t>
       </w:r>
     </w:p>
     <w:p>
@@ -21059,7 +20404,7 @@
         </w:rPr>
         <w:t xml:space="preserve">Figure </w:t>
       </w:r>
-      <w:del w:id="9028" w:author="Claude" w:date="2026-10-08T22:17:28Z">
+      <w:del w:id="49" w:author="Claude" w:date="2026-10-08T22:17:00Z">
         <w:r>
           <w:rPr>
             <w:b/>
@@ -21067,126 +20412,10 @@
             <w:sz w:val="20"/>
             <w:szCs w:val="20"/>
           </w:rPr>
-          <w:delText xml:space="preserve">S7</w:delText>
+          <w:delText>S7</w:delText>
         </w:r>
       </w:del>
-      <w:ins w:id="9026" w:author="Claude" w:date="2026-10-08T22:17:28Z">
-        <w:r>
-          <w:rPr>
-            <w:b/>
-            <w:bCs/>
-            <w:sz w:val="20"/>
-            <w:szCs w:val="20"/>
-          </w:rPr>
-          <w:t xml:space="preserve">S</w:t>
-        </w:r>
-      </w:ins>
-      <w:r>
-        <w:rPr>
-          <w:b/>
-          <w:bCs/>
-          <w:sz w:val="20"/>
-          <w:szCs w:val="20"/>
-        </w:rPr>
-        <w:fldChar w:fldCharType="begin"/>
-      </w:r>
-      <w:r>
-        <w:rPr>
-          <w:b/>
-          <w:bCs/>
-          <w:sz w:val="20"/>
-          <w:szCs w:val="20"/>
-        </w:rPr>
-        <w:instrText xml:space="preserve"> SEQ Figure \* ARABIC </w:instrText>
-      </w:r>
-      <w:r>
-        <w:rPr>
-          <w:b/>
-          <w:bCs/>
-          <w:sz w:val="20"/>
-          <w:szCs w:val="20"/>
-        </w:rPr>
-        <w:fldChar w:fldCharType="separate"/>
-      </w:r>
-      <w:ins w:id="9027" w:author="Claude" w:date="2026-10-08T22:17:28Z">
-        <w:r>
-          <w:rPr>
-            <w:b/>
-            <w:bCs/>
-            <w:noProof/>
-            <w:sz w:val="20"/>
-            <w:szCs w:val="20"/>
-          </w:rPr>
-          <w:t xml:space="preserve">6</w:t>
-        </w:r>
-      </w:ins>
-      <w:r>
-        <w:rPr>
-          <w:b/>
-          <w:bCs/>
-          <w:sz w:val="20"/>
-          <w:szCs w:val="20"/>
-        </w:rPr>
-        <w:fldChar w:fldCharType="end"/>
-      </w:r>
-      <w:r>
-        <w:rPr>
-          <w:b/>
-          <w:bCs/>
-          <w:sz w:val="20"/>
-          <w:szCs w:val="20"/>
-        </w:rPr>
-        <w:t>.</w:t>
-      </w:r>
-      <w:r>
-        <w:rPr>
-          <w:sz w:val="20"/>
-          <w:szCs w:val="20"/>
-        </w:rPr>
-        <w:t xml:space="preserve"> </w:t>
-      </w:r>
-      <w:r>
-        <w:rPr>
-          <w:sz w:val="20"/>
-          <w:szCs w:val="20"/>
-        </w:rPr>
-        <w:t>Parameter-propagated uncertainty in predicted Zn mass loss. (a) Ensemble median and 50% and 95% parameter-propagated intervals obtained from 50 kinetic-parameter sets, compared with the BO-optimum prediction and literature measurements. (b) Distribution of predicted mass loss at 672 h. The ensemble median was 0.333%, with 50% and 95% intervals of 0.330–0.338% and 0.315–0.375%, respectively. The intervals represent kinetic-parameter uncertainty only and are not Bayesian credible or predictive intervals.</w:t>
-      </w:r>
-    </w:p>
-    <w:p>
-      <w:pPr>
-        <w:pStyle w:val="BodyText"/>
-        <w:spacing w:after="120"/>
-        <w:ind w:firstLine="0"/>
-        <w:rPr>
-          <w:ins w:id="65" w:author="Claude" w:date="2026-10-08T22:07:00Z"/>
-        </w:rPr>
-      </w:pPr>
-      <w:ins w:id="66" w:author="Claude" w:date="2026-10-08T22:07:00Z">
-        <w:r>
-          <w:t>Table S11 compares the simulated mass loss with the HBSS validation measurements and their experimental scatter.</w:t>
-        </w:r>
-      </w:ins>
-    </w:p>
-    <w:p>
-      <w:pPr>
-        <w:pStyle w:val="Captions"/>
-        <w:keepNext/>
-        <w:spacing w:before="360" w:after="80"/>
-        <w:rPr>
-          <w:ins w:id="67" w:author="Claude" w:date="2026-10-08T22:07:00Z"/>
-        </w:rPr>
-      </w:pPr>
-      <w:ins w:id="68" w:author="Claude" w:date="2026-10-08T22:07:00Z">
-        <w:r>
-          <w:rPr>
-            <w:b/>
-            <w:bCs/>
-            <w:sz w:val="20"/>
-            <w:szCs w:val="20"/>
-          </w:rPr>
-          <w:t xml:space="preserve">Table </w:t>
-        </w:r>
+      <w:ins w:id="50" w:author="Claude" w:date="2026-10-08T22:17:00Z">
         <w:r>
           <w:rPr>
             <w:b/>
@@ -21196,33 +20425,35 @@
           </w:rPr>
           <w:t>S</w:t>
         </w:r>
-        <w:r>
-          <w:rPr>
-            <w:b/>
-            <w:bCs/>
-            <w:sz w:val="20"/>
-            <w:szCs w:val="20"/>
-          </w:rPr>
-          <w:fldChar w:fldCharType="begin"/>
-        </w:r>
-        <w:r>
-          <w:rPr>
-            <w:b/>
-            <w:bCs/>
-            <w:sz w:val="20"/>
-            <w:szCs w:val="20"/>
-          </w:rPr>
-          <w:instrText xml:space="preserve"> SEQ Table \* ARABIC </w:instrText>
-        </w:r>
-        <w:r>
-          <w:rPr>
-            <w:b/>
-            <w:bCs/>
-            <w:sz w:val="20"/>
-            <w:szCs w:val="20"/>
-          </w:rPr>
-          <w:fldChar w:fldCharType="separate"/>
-        </w:r>
+      </w:ins>
+      <w:r>
+        <w:rPr>
+          <w:b/>
+          <w:bCs/>
+          <w:sz w:val="20"/>
+          <w:szCs w:val="20"/>
+        </w:rPr>
+        <w:fldChar w:fldCharType="begin"/>
+      </w:r>
+      <w:r>
+        <w:rPr>
+          <w:b/>
+          <w:bCs/>
+          <w:sz w:val="20"/>
+          <w:szCs w:val="20"/>
+        </w:rPr>
+        <w:instrText xml:space="preserve"> SEQ Figure \* ARABIC </w:instrText>
+      </w:r>
+      <w:r>
+        <w:rPr>
+          <w:b/>
+          <w:bCs/>
+          <w:sz w:val="20"/>
+          <w:szCs w:val="20"/>
+        </w:rPr>
+        <w:fldChar w:fldCharType="separate"/>
+      </w:r>
+      <w:ins w:id="51" w:author="Claude" w:date="2026-10-08T22:17:00Z">
         <w:r>
           <w:rPr>
             <w:b/>
@@ -21231,50 +20462,136 @@
             <w:sz w:val="20"/>
             <w:szCs w:val="20"/>
           </w:rPr>
-          <w:t>11</w:t>
-        </w:r>
-        <w:r>
-          <w:rPr>
-            <w:b/>
-            <w:bCs/>
-            <w:noProof/>
-            <w:sz w:val="20"/>
-            <w:szCs w:val="20"/>
-          </w:rPr>
-          <w:fldChar w:fldCharType="end"/>
-        </w:r>
-        <w:r>
-          <w:rPr>
-            <w:b/>
-            <w:bCs/>
-            <w:sz w:val="20"/>
-            <w:szCs w:val="20"/>
-          </w:rPr>
-          <w:t>.</w:t>
-        </w:r>
-        <w:r>
-          <w:rPr>
-            <w:sz w:val="20"/>
-            <w:szCs w:val="20"/>
-          </w:rPr>
-          <w:t xml:space="preserve"> </w:t>
-        </w:r>
-        <w:r>
-          <w:rPr>
-            <w:sz w:val="20"/>
-            <w:szCs w:val="20"/>
-          </w:rPr>
-          <w:t xml:space="preserve">Comparison of simulated and measured mass loss in HBSS (validation) with the experimental scatter. Experimental values are mean ± SD (n = 3); |Error|/SD is the absolute error divided by the SD at the same </w:t>
-        </w:r>
-        <w:r>
-          <w:rPr>
-            <w:sz w:val="20"/>
-            <w:szCs w:val="20"/>
-          </w:rPr>
-          <w:lastRenderedPageBreak/>
-          <w:t>immersion time. The validation RMSE of 0.0159% (R² = 0.9734) corresponds to 8.6% of the mean measured mass loss (0.185%) and 5.1% of the 28-day value.</w:t>
+          <w:t>6</w:t>
         </w:r>
       </w:ins>
+      <w:r>
+        <w:rPr>
+          <w:b/>
+          <w:bCs/>
+          <w:sz w:val="20"/>
+          <w:szCs w:val="20"/>
+        </w:rPr>
+        <w:fldChar w:fldCharType="end"/>
+      </w:r>
+      <w:r>
+        <w:rPr>
+          <w:b/>
+          <w:bCs/>
+          <w:sz w:val="20"/>
+          <w:szCs w:val="20"/>
+        </w:rPr>
+        <w:t>.</w:t>
+      </w:r>
+      <w:r>
+        <w:rPr>
+          <w:sz w:val="20"/>
+          <w:szCs w:val="20"/>
+        </w:rPr>
+        <w:t xml:space="preserve"> </w:t>
+      </w:r>
+      <w:r>
+        <w:rPr>
+          <w:sz w:val="20"/>
+          <w:szCs w:val="20"/>
+        </w:rPr>
+        <w:t>Parameter-propagated uncertainty in predicted Zn mass loss. (a) Ensemble median and 50% and 95% parameter-propagated intervals obtained from 50 kinetic-parameter sets, compared with the BO-optimum prediction and literature measurements. (b) Distribution of predicted mass loss at 672 h. The ensemble median was 0.333%, with 50% and 95% intervals of 0.330–0.338% and 0.315–0.375%, respectively. The intervals represent kinetic-parameter uncertainty only and are not Bayesian credible or predictive intervals.</w:t>
+      </w:r>
+    </w:p>
+    <w:p>
+      <w:pPr>
+        <w:pStyle w:val="Captions"/>
+        <w:keepNext/>
+        <w:spacing w:before="360" w:after="80"/>
+      </w:pPr>
+      <w:r>
+        <w:rPr>
+          <w:b/>
+          <w:bCs/>
+          <w:sz w:val="20"/>
+          <w:szCs w:val="20"/>
+        </w:rPr>
+        <w:t xml:space="preserve">Table </w:t>
+      </w:r>
+      <w:r>
+        <w:rPr>
+          <w:b/>
+          <w:bCs/>
+          <w:sz w:val="20"/>
+          <w:szCs w:val="20"/>
+        </w:rPr>
+        <w:t>S</w:t>
+      </w:r>
+      <w:r>
+        <w:rPr>
+          <w:b/>
+          <w:bCs/>
+          <w:sz w:val="20"/>
+          <w:szCs w:val="20"/>
+        </w:rPr>
+        <w:fldChar w:fldCharType="begin"/>
+      </w:r>
+      <w:r>
+        <w:rPr>
+          <w:b/>
+          <w:bCs/>
+          <w:sz w:val="20"/>
+          <w:szCs w:val="20"/>
+        </w:rPr>
+        <w:instrText xml:space="preserve"> SEQ Table \* ARABIC </w:instrText>
+      </w:r>
+      <w:r>
+        <w:rPr>
+          <w:b/>
+          <w:bCs/>
+          <w:sz w:val="20"/>
+          <w:szCs w:val="20"/>
+        </w:rPr>
+        <w:fldChar w:fldCharType="separate"/>
+      </w:r>
+      <w:r>
+        <w:rPr>
+          <w:b/>
+          <w:bCs/>
+          <w:noProof/>
+          <w:sz w:val="20"/>
+          <w:szCs w:val="20"/>
+        </w:rPr>
+        <w:t>11</w:t>
+      </w:r>
+      <w:r>
+        <w:rPr>
+          <w:b/>
+          <w:bCs/>
+          <w:noProof/>
+          <w:sz w:val="20"/>
+          <w:szCs w:val="20"/>
+        </w:rPr>
+        <w:fldChar w:fldCharType="end"/>
+      </w:r>
+      <w:r>
+        <w:rPr>
+          <w:b/>
+          <w:bCs/>
+          <w:sz w:val="20"/>
+          <w:szCs w:val="20"/>
+        </w:rPr>
+        <w:t>.</w:t>
+      </w:r>
+      <w:r>
+        <w:rPr>
+          <w:sz w:val="20"/>
+          <w:szCs w:val="20"/>
+        </w:rPr>
+        <w:t xml:space="preserve"> </w:t>
+      </w:r>
+      <w:r>
+        <w:rPr>
+          <w:sz w:val="20"/>
+          <w:szCs w:val="20"/>
+        </w:rPr>
+        <w:t>Comparison of simulated and measured mass loss in HBSS (validation) with the experimental scatter. Experimental values are mean ± SD (n = 3); |Error|/SD is the absolute error divided by the SD at the same immersion time. The validation RMSE of 0.0159% (R² = 0.9734) corresponds to 8.6% of the mean measured mass loss (0.185%) and 5.1% of the 28-day value.</w:t>
+      </w:r>
     </w:p>
     <w:tbl>
       <w:tblPr>
@@ -21305,7 +20622,6 @@
           <w:cantSplit/>
           <w:tblHeader/>
           <w:jc w:val="center"/>
-          <w:ins w:id="69" w:author="Claude" w:date="2026-10-08T22:07:00Z"/>
         </w:trPr>
         <w:tc>
           <w:tcPr>
@@ -21322,7 +20638,6 @@
               <w:ind w:firstLine="0"/>
               <w:jc w:val="left"/>
               <w:rPr>
-                <w:ins w:id="70" w:author="Claude" w:date="2026-10-08T22:07:00Z"/>
                 <w:rFonts w:cs="Times New Roman"/>
                 <w:b/>
                 <w:bCs/>
@@ -21332,20 +20647,18 @@
                 <w:lang w:eastAsia="en-US"/>
               </w:rPr>
             </w:pPr>
-            <w:ins w:id="71" w:author="Claude" w:date="2026-10-08T22:07:00Z">
-              <w:r>
-                <w:rPr>
-                  <w:rFonts w:cs="Times New Roman"/>
-                  <w:b/>
-                  <w:bCs/>
-                  <w:color w:val="000000"/>
-                  <w:sz w:val="20"/>
-                  <w:szCs w:val="20"/>
-                  <w:lang w:eastAsia="en-US"/>
-                </w:rPr>
-                <w:t>Time (h)</w:t>
-              </w:r>
-            </w:ins>
+            <w:r>
+              <w:rPr>
+                <w:rFonts w:cs="Times New Roman"/>
+                <w:b/>
+                <w:bCs/>
+                <w:color w:val="000000"/>
+                <w:sz w:val="20"/>
+                <w:szCs w:val="20"/>
+                <w:lang w:eastAsia="en-US"/>
+              </w:rPr>
+              <w:t>Time (h)</w:t>
+            </w:r>
           </w:p>
         </w:tc>
         <w:tc>
@@ -21363,7 +20676,6 @@
               <w:ind w:firstLine="0"/>
               <w:jc w:val="center"/>
               <w:rPr>
-                <w:ins w:id="72" w:author="Claude" w:date="2026-10-08T22:07:00Z"/>
                 <w:rFonts w:cs="Times New Roman"/>
                 <w:b/>
                 <w:bCs/>
@@ -21373,20 +20685,18 @@
                 <w:lang w:eastAsia="en-US"/>
               </w:rPr>
             </w:pPr>
-            <w:ins w:id="73" w:author="Claude" w:date="2026-10-08T22:07:00Z">
-              <w:r>
-                <w:rPr>
-                  <w:rFonts w:cs="Times New Roman"/>
-                  <w:b/>
-                  <w:bCs/>
-                  <w:color w:val="000000"/>
-                  <w:sz w:val="20"/>
-                  <w:szCs w:val="20"/>
-                  <w:lang w:eastAsia="en-US"/>
-                </w:rPr>
-                <w:t>Experiment (%, mean ± SD)</w:t>
-              </w:r>
-            </w:ins>
+            <w:r>
+              <w:rPr>
+                <w:rFonts w:cs="Times New Roman"/>
+                <w:b/>
+                <w:bCs/>
+                <w:color w:val="000000"/>
+                <w:sz w:val="20"/>
+                <w:szCs w:val="20"/>
+                <w:lang w:eastAsia="en-US"/>
+              </w:rPr>
+              <w:t>Experiment (%, mean ± SD)</w:t>
+            </w:r>
           </w:p>
         </w:tc>
         <w:tc>
@@ -21404,7 +20714,6 @@
               <w:ind w:firstLine="0"/>
               <w:jc w:val="center"/>
               <w:rPr>
-                <w:ins w:id="74" w:author="Claude" w:date="2026-10-08T22:07:00Z"/>
                 <w:rFonts w:cs="Times New Roman"/>
                 <w:b/>
                 <w:bCs/>
@@ -21414,20 +20723,18 @@
                 <w:lang w:eastAsia="en-US"/>
               </w:rPr>
             </w:pPr>
-            <w:ins w:id="75" w:author="Claude" w:date="2026-10-08T22:07:00Z">
-              <w:r>
-                <w:rPr>
-                  <w:rFonts w:cs="Times New Roman"/>
-                  <w:b/>
-                  <w:bCs/>
-                  <w:color w:val="000000"/>
-                  <w:sz w:val="20"/>
-                  <w:szCs w:val="20"/>
-                  <w:lang w:eastAsia="en-US"/>
-                </w:rPr>
-                <w:t>Simulation (%)</w:t>
-              </w:r>
-            </w:ins>
+            <w:r>
+              <w:rPr>
+                <w:rFonts w:cs="Times New Roman"/>
+                <w:b/>
+                <w:bCs/>
+                <w:color w:val="000000"/>
+                <w:sz w:val="20"/>
+                <w:szCs w:val="20"/>
+                <w:lang w:eastAsia="en-US"/>
+              </w:rPr>
+              <w:t>Simulation (%)</w:t>
+            </w:r>
           </w:p>
         </w:tc>
         <w:tc>
@@ -21445,7 +20752,6 @@
               <w:ind w:firstLine="0"/>
               <w:jc w:val="center"/>
               <w:rPr>
-                <w:ins w:id="76" w:author="Claude" w:date="2026-10-08T22:07:00Z"/>
                 <w:rFonts w:cs="Times New Roman"/>
                 <w:b/>
                 <w:bCs/>
@@ -21455,20 +20761,18 @@
                 <w:lang w:eastAsia="en-US"/>
               </w:rPr>
             </w:pPr>
-            <w:ins w:id="77" w:author="Claude" w:date="2026-10-08T22:07:00Z">
-              <w:r>
-                <w:rPr>
-                  <w:rFonts w:cs="Times New Roman"/>
-                  <w:b/>
-                  <w:bCs/>
-                  <w:color w:val="000000"/>
-                  <w:sz w:val="20"/>
-                  <w:szCs w:val="20"/>
-                  <w:lang w:eastAsia="en-US"/>
-                </w:rPr>
-                <w:t>Error (%)</w:t>
-              </w:r>
-            </w:ins>
+            <w:r>
+              <w:rPr>
+                <w:rFonts w:cs="Times New Roman"/>
+                <w:b/>
+                <w:bCs/>
+                <w:color w:val="000000"/>
+                <w:sz w:val="20"/>
+                <w:szCs w:val="20"/>
+                <w:lang w:eastAsia="en-US"/>
+              </w:rPr>
+              <w:t>Error (%)</w:t>
+            </w:r>
           </w:p>
         </w:tc>
         <w:tc>
@@ -21486,7 +20790,6 @@
               <w:ind w:firstLine="0"/>
               <w:jc w:val="center"/>
               <w:rPr>
-                <w:ins w:id="78" w:author="Claude" w:date="2026-10-08T22:07:00Z"/>
                 <w:rFonts w:cs="Times New Roman"/>
                 <w:b/>
                 <w:bCs/>
@@ -21496,20 +20799,18 @@
                 <w:lang w:eastAsia="en-US"/>
               </w:rPr>
             </w:pPr>
-            <w:ins w:id="79" w:author="Claude" w:date="2026-10-08T22:07:00Z">
-              <w:r>
-                <w:rPr>
-                  <w:rFonts w:cs="Times New Roman"/>
-                  <w:b/>
-                  <w:bCs/>
-                  <w:color w:val="000000"/>
-                  <w:sz w:val="20"/>
-                  <w:szCs w:val="20"/>
-                  <w:lang w:eastAsia="en-US"/>
-                </w:rPr>
-                <w:t>|Error|/SD</w:t>
-              </w:r>
-            </w:ins>
+            <w:r>
+              <w:rPr>
+                <w:rFonts w:cs="Times New Roman"/>
+                <w:b/>
+                <w:bCs/>
+                <w:color w:val="000000"/>
+                <w:sz w:val="20"/>
+                <w:szCs w:val="20"/>
+                <w:lang w:eastAsia="en-US"/>
+              </w:rPr>
+              <w:t>|Error|/SD</w:t>
+            </w:r>
           </w:p>
         </w:tc>
       </w:tr>
@@ -21517,7 +20818,6 @@
         <w:trPr>
           <w:cantSplit/>
           <w:jc w:val="center"/>
-          <w:ins w:id="80" w:author="Claude" w:date="2026-10-08T22:07:00Z"/>
         </w:trPr>
         <w:tc>
           <w:tcPr>
@@ -21531,26 +20831,23 @@
               <w:ind w:firstLine="0"/>
               <w:jc w:val="left"/>
               <w:rPr>
-                <w:ins w:id="81" w:author="Claude" w:date="2026-10-08T22:07:00Z"/>
-                <w:rFonts w:cs="Times New Roman"/>
-                <w:color w:val="000000"/>
-                <w:sz w:val="20"/>
-                <w:szCs w:val="20"/>
-                <w:lang w:eastAsia="en-US"/>
-              </w:rPr>
-            </w:pPr>
-            <w:ins w:id="82" w:author="Claude" w:date="2026-10-08T22:07:00Z">
-              <w:r>
-                <w:rPr>
-                  <w:rFonts w:cs="Times New Roman"/>
-                  <w:color w:val="000000"/>
-                  <w:sz w:val="20"/>
-                  <w:szCs w:val="20"/>
-                  <w:lang w:eastAsia="en-US"/>
-                </w:rPr>
-                <w:t>24</w:t>
-              </w:r>
-            </w:ins>
+                <w:rFonts w:cs="Times New Roman"/>
+                <w:color w:val="000000"/>
+                <w:sz w:val="20"/>
+                <w:szCs w:val="20"/>
+                <w:lang w:eastAsia="en-US"/>
+              </w:rPr>
+            </w:pPr>
+            <w:r>
+              <w:rPr>
+                <w:rFonts w:cs="Times New Roman"/>
+                <w:color w:val="000000"/>
+                <w:sz w:val="20"/>
+                <w:szCs w:val="20"/>
+                <w:lang w:eastAsia="en-US"/>
+              </w:rPr>
+              <w:t>24</w:t>
+            </w:r>
           </w:p>
         </w:tc>
         <w:tc>
@@ -21565,26 +20862,23 @@
               <w:ind w:firstLine="0"/>
               <w:jc w:val="center"/>
               <w:rPr>
-                <w:ins w:id="83" w:author="Claude" w:date="2026-10-08T22:07:00Z"/>
-                <w:rFonts w:cs="Times New Roman"/>
-                <w:color w:val="000000"/>
-                <w:sz w:val="20"/>
-                <w:szCs w:val="20"/>
-                <w:lang w:eastAsia="en-US"/>
-              </w:rPr>
-            </w:pPr>
-            <w:ins w:id="84" w:author="Claude" w:date="2026-10-08T22:07:00Z">
-              <w:r>
-                <w:rPr>
-                  <w:rFonts w:cs="Times New Roman"/>
-                  <w:color w:val="000000"/>
-                  <w:sz w:val="20"/>
-                  <w:szCs w:val="20"/>
-                  <w:lang w:eastAsia="en-US"/>
-                </w:rPr>
-                <w:t>0.045 ± 0.016</w:t>
-              </w:r>
-            </w:ins>
+                <w:rFonts w:cs="Times New Roman"/>
+                <w:color w:val="000000"/>
+                <w:sz w:val="20"/>
+                <w:szCs w:val="20"/>
+                <w:lang w:eastAsia="en-US"/>
+              </w:rPr>
+            </w:pPr>
+            <w:r>
+              <w:rPr>
+                <w:rFonts w:cs="Times New Roman"/>
+                <w:color w:val="000000"/>
+                <w:sz w:val="20"/>
+                <w:szCs w:val="20"/>
+                <w:lang w:eastAsia="en-US"/>
+              </w:rPr>
+              <w:t>0.045 ± 0.016</w:t>
+            </w:r>
           </w:p>
         </w:tc>
         <w:tc>
@@ -21599,26 +20893,23 @@
               <w:ind w:firstLine="0"/>
               <w:jc w:val="center"/>
               <w:rPr>
-                <w:ins w:id="85" w:author="Claude" w:date="2026-10-08T22:07:00Z"/>
-                <w:rFonts w:cs="Times New Roman"/>
-                <w:color w:val="000000"/>
-                <w:sz w:val="20"/>
-                <w:szCs w:val="20"/>
-                <w:lang w:eastAsia="en-US"/>
-              </w:rPr>
-            </w:pPr>
-            <w:ins w:id="86" w:author="Claude" w:date="2026-10-08T22:07:00Z">
-              <w:r>
-                <w:rPr>
-                  <w:rFonts w:cs="Times New Roman"/>
-                  <w:color w:val="000000"/>
-                  <w:sz w:val="20"/>
-                  <w:szCs w:val="20"/>
-                  <w:lang w:eastAsia="en-US"/>
-                </w:rPr>
-                <w:t>0.049</w:t>
-              </w:r>
-            </w:ins>
+                <w:rFonts w:cs="Times New Roman"/>
+                <w:color w:val="000000"/>
+                <w:sz w:val="20"/>
+                <w:szCs w:val="20"/>
+                <w:lang w:eastAsia="en-US"/>
+              </w:rPr>
+            </w:pPr>
+            <w:r>
+              <w:rPr>
+                <w:rFonts w:cs="Times New Roman"/>
+                <w:color w:val="000000"/>
+                <w:sz w:val="20"/>
+                <w:szCs w:val="20"/>
+                <w:lang w:eastAsia="en-US"/>
+              </w:rPr>
+              <w:t>0.049</w:t>
+            </w:r>
           </w:p>
         </w:tc>
         <w:tc>
@@ -21633,26 +20924,23 @@
               <w:ind w:firstLine="0"/>
               <w:jc w:val="center"/>
               <w:rPr>
-                <w:ins w:id="87" w:author="Claude" w:date="2026-10-08T22:07:00Z"/>
-                <w:rFonts w:cs="Times New Roman"/>
-                <w:color w:val="000000"/>
-                <w:sz w:val="20"/>
-                <w:szCs w:val="20"/>
-                <w:lang w:eastAsia="en-US"/>
-              </w:rPr>
-            </w:pPr>
-            <w:ins w:id="88" w:author="Claude" w:date="2026-10-08T22:07:00Z">
-              <w:r>
-                <w:rPr>
-                  <w:rFonts w:cs="Times New Roman"/>
-                  <w:color w:val="000000"/>
-                  <w:sz w:val="20"/>
-                  <w:szCs w:val="20"/>
-                  <w:lang w:eastAsia="en-US"/>
-                </w:rPr>
-                <w:t>+0.004</w:t>
-              </w:r>
-            </w:ins>
+                <w:rFonts w:cs="Times New Roman"/>
+                <w:color w:val="000000"/>
+                <w:sz w:val="20"/>
+                <w:szCs w:val="20"/>
+                <w:lang w:eastAsia="en-US"/>
+              </w:rPr>
+            </w:pPr>
+            <w:r>
+              <w:rPr>
+                <w:rFonts w:cs="Times New Roman"/>
+                <w:color w:val="000000"/>
+                <w:sz w:val="20"/>
+                <w:szCs w:val="20"/>
+                <w:lang w:eastAsia="en-US"/>
+              </w:rPr>
+              <w:t>+0.004</w:t>
+            </w:r>
           </w:p>
         </w:tc>
         <w:tc>
@@ -21667,26 +20955,23 @@
               <w:ind w:firstLine="0"/>
               <w:jc w:val="center"/>
               <w:rPr>
-                <w:ins w:id="89" w:author="Claude" w:date="2026-10-08T22:07:00Z"/>
-                <w:rFonts w:cs="Times New Roman"/>
-                <w:color w:val="000000"/>
-                <w:sz w:val="20"/>
-                <w:szCs w:val="20"/>
-                <w:lang w:eastAsia="en-US"/>
-              </w:rPr>
-            </w:pPr>
-            <w:ins w:id="90" w:author="Claude" w:date="2026-10-08T22:07:00Z">
-              <w:r>
-                <w:rPr>
-                  <w:rFonts w:cs="Times New Roman"/>
-                  <w:color w:val="000000"/>
-                  <w:sz w:val="20"/>
-                  <w:szCs w:val="20"/>
-                  <w:lang w:eastAsia="en-US"/>
-                </w:rPr>
-                <w:t>0.28</w:t>
-              </w:r>
-            </w:ins>
+                <w:rFonts w:cs="Times New Roman"/>
+                <w:color w:val="000000"/>
+                <w:sz w:val="20"/>
+                <w:szCs w:val="20"/>
+                <w:lang w:eastAsia="en-US"/>
+              </w:rPr>
+            </w:pPr>
+            <w:r>
+              <w:rPr>
+                <w:rFonts w:cs="Times New Roman"/>
+                <w:color w:val="000000"/>
+                <w:sz w:val="20"/>
+                <w:szCs w:val="20"/>
+                <w:lang w:eastAsia="en-US"/>
+              </w:rPr>
+              <w:t>0.28</w:t>
+            </w:r>
           </w:p>
         </w:tc>
       </w:tr>
@@ -21694,7 +20979,6 @@
         <w:trPr>
           <w:cantSplit/>
           <w:jc w:val="center"/>
-          <w:ins w:id="91" w:author="Claude" w:date="2026-10-08T22:07:00Z"/>
         </w:trPr>
         <w:tc>
           <w:tcPr>
@@ -21708,26 +20992,23 @@
               <w:ind w:firstLine="0"/>
               <w:jc w:val="left"/>
               <w:rPr>
-                <w:ins w:id="92" w:author="Claude" w:date="2026-10-08T22:07:00Z"/>
-                <w:rFonts w:cs="Times New Roman"/>
-                <w:color w:val="000000"/>
-                <w:sz w:val="20"/>
-                <w:szCs w:val="20"/>
-                <w:lang w:eastAsia="en-US"/>
-              </w:rPr>
-            </w:pPr>
-            <w:ins w:id="93" w:author="Claude" w:date="2026-10-08T22:07:00Z">
-              <w:r>
-                <w:rPr>
-                  <w:rFonts w:cs="Times New Roman"/>
-                  <w:color w:val="000000"/>
-                  <w:sz w:val="20"/>
-                  <w:szCs w:val="20"/>
-                  <w:lang w:eastAsia="en-US"/>
-                </w:rPr>
-                <w:t>72</w:t>
-              </w:r>
-            </w:ins>
+                <w:rFonts w:cs="Times New Roman"/>
+                <w:color w:val="000000"/>
+                <w:sz w:val="20"/>
+                <w:szCs w:val="20"/>
+                <w:lang w:eastAsia="en-US"/>
+              </w:rPr>
+            </w:pPr>
+            <w:r>
+              <w:rPr>
+                <w:rFonts w:cs="Times New Roman"/>
+                <w:color w:val="000000"/>
+                <w:sz w:val="20"/>
+                <w:szCs w:val="20"/>
+                <w:lang w:eastAsia="en-US"/>
+              </w:rPr>
+              <w:t>72</w:t>
+            </w:r>
           </w:p>
         </w:tc>
         <w:tc>
@@ -21742,26 +21023,23 @@
               <w:ind w:firstLine="0"/>
               <w:jc w:val="center"/>
               <w:rPr>
-                <w:ins w:id="94" w:author="Claude" w:date="2026-10-08T22:07:00Z"/>
-                <w:rFonts w:cs="Times New Roman"/>
-                <w:color w:val="000000"/>
-                <w:sz w:val="20"/>
-                <w:szCs w:val="20"/>
-                <w:lang w:eastAsia="en-US"/>
-              </w:rPr>
-            </w:pPr>
-            <w:ins w:id="95" w:author="Claude" w:date="2026-10-08T22:07:00Z">
-              <w:r>
-                <w:rPr>
-                  <w:rFonts w:cs="Times New Roman"/>
-                  <w:color w:val="000000"/>
-                  <w:sz w:val="20"/>
-                  <w:szCs w:val="20"/>
-                  <w:lang w:eastAsia="en-US"/>
-                </w:rPr>
-                <w:t>0.105 ± 0.036</w:t>
-              </w:r>
-            </w:ins>
+                <w:rFonts w:cs="Times New Roman"/>
+                <w:color w:val="000000"/>
+                <w:sz w:val="20"/>
+                <w:szCs w:val="20"/>
+                <w:lang w:eastAsia="en-US"/>
+              </w:rPr>
+            </w:pPr>
+            <w:r>
+              <w:rPr>
+                <w:rFonts w:cs="Times New Roman"/>
+                <w:color w:val="000000"/>
+                <w:sz w:val="20"/>
+                <w:szCs w:val="20"/>
+                <w:lang w:eastAsia="en-US"/>
+              </w:rPr>
+              <w:t>0.105 ± 0.036</w:t>
+            </w:r>
           </w:p>
         </w:tc>
         <w:tc>
@@ -21776,26 +21054,23 @@
               <w:ind w:firstLine="0"/>
               <w:jc w:val="center"/>
               <w:rPr>
-                <w:ins w:id="96" w:author="Claude" w:date="2026-10-08T22:07:00Z"/>
-                <w:rFonts w:cs="Times New Roman"/>
-                <w:color w:val="000000"/>
-                <w:sz w:val="20"/>
-                <w:szCs w:val="20"/>
-                <w:lang w:eastAsia="en-US"/>
-              </w:rPr>
-            </w:pPr>
-            <w:ins w:id="97" w:author="Claude" w:date="2026-10-08T22:07:00Z">
-              <w:r>
-                <w:rPr>
-                  <w:rFonts w:cs="Times New Roman"/>
-                  <w:color w:val="000000"/>
-                  <w:sz w:val="20"/>
-                  <w:szCs w:val="20"/>
-                  <w:lang w:eastAsia="en-US"/>
-                </w:rPr>
-                <w:t>0.114</w:t>
-              </w:r>
-            </w:ins>
+                <w:rFonts w:cs="Times New Roman"/>
+                <w:color w:val="000000"/>
+                <w:sz w:val="20"/>
+                <w:szCs w:val="20"/>
+                <w:lang w:eastAsia="en-US"/>
+              </w:rPr>
+            </w:pPr>
+            <w:r>
+              <w:rPr>
+                <w:rFonts w:cs="Times New Roman"/>
+                <w:color w:val="000000"/>
+                <w:sz w:val="20"/>
+                <w:szCs w:val="20"/>
+                <w:lang w:eastAsia="en-US"/>
+              </w:rPr>
+              <w:t>0.114</w:t>
+            </w:r>
           </w:p>
         </w:tc>
         <w:tc>
@@ -21810,26 +21085,23 @@
               <w:ind w:firstLine="0"/>
               <w:jc w:val="center"/>
               <w:rPr>
-                <w:ins w:id="98" w:author="Claude" w:date="2026-10-08T22:07:00Z"/>
-                <w:rFonts w:cs="Times New Roman"/>
-                <w:color w:val="000000"/>
-                <w:sz w:val="20"/>
-                <w:szCs w:val="20"/>
-                <w:lang w:eastAsia="en-US"/>
-              </w:rPr>
-            </w:pPr>
-            <w:ins w:id="99" w:author="Claude" w:date="2026-10-08T22:07:00Z">
-              <w:r>
-                <w:rPr>
-                  <w:rFonts w:cs="Times New Roman"/>
-                  <w:color w:val="000000"/>
-                  <w:sz w:val="20"/>
-                  <w:szCs w:val="20"/>
-                  <w:lang w:eastAsia="en-US"/>
-                </w:rPr>
-                <w:t>+0.008</w:t>
-              </w:r>
-            </w:ins>
+                <w:rFonts w:cs="Times New Roman"/>
+                <w:color w:val="000000"/>
+                <w:sz w:val="20"/>
+                <w:szCs w:val="20"/>
+                <w:lang w:eastAsia="en-US"/>
+              </w:rPr>
+            </w:pPr>
+            <w:r>
+              <w:rPr>
+                <w:rFonts w:cs="Times New Roman"/>
+                <w:color w:val="000000"/>
+                <w:sz w:val="20"/>
+                <w:szCs w:val="20"/>
+                <w:lang w:eastAsia="en-US"/>
+              </w:rPr>
+              <w:t>+0.008</w:t>
+            </w:r>
           </w:p>
         </w:tc>
         <w:tc>
@@ -21844,26 +21116,23 @@
               <w:ind w:firstLine="0"/>
               <w:jc w:val="center"/>
               <w:rPr>
-                <w:ins w:id="100" w:author="Claude" w:date="2026-10-08T22:07:00Z"/>
-                <w:rFonts w:cs="Times New Roman"/>
-                <w:color w:val="000000"/>
-                <w:sz w:val="20"/>
-                <w:szCs w:val="20"/>
-                <w:lang w:eastAsia="en-US"/>
-              </w:rPr>
-            </w:pPr>
-            <w:ins w:id="101" w:author="Claude" w:date="2026-10-08T22:07:00Z">
-              <w:r>
-                <w:rPr>
-                  <w:rFonts w:cs="Times New Roman"/>
-                  <w:color w:val="000000"/>
-                  <w:sz w:val="20"/>
-                  <w:szCs w:val="20"/>
-                  <w:lang w:eastAsia="en-US"/>
-                </w:rPr>
-                <w:t>0.24</w:t>
-              </w:r>
-            </w:ins>
+                <w:rFonts w:cs="Times New Roman"/>
+                <w:color w:val="000000"/>
+                <w:sz w:val="20"/>
+                <w:szCs w:val="20"/>
+                <w:lang w:eastAsia="en-US"/>
+              </w:rPr>
+            </w:pPr>
+            <w:r>
+              <w:rPr>
+                <w:rFonts w:cs="Times New Roman"/>
+                <w:color w:val="000000"/>
+                <w:sz w:val="20"/>
+                <w:szCs w:val="20"/>
+                <w:lang w:eastAsia="en-US"/>
+              </w:rPr>
+              <w:t>0.24</w:t>
+            </w:r>
           </w:p>
         </w:tc>
       </w:tr>
@@ -21871,7 +21140,6 @@
         <w:trPr>
           <w:cantSplit/>
           <w:jc w:val="center"/>
-          <w:ins w:id="102" w:author="Claude" w:date="2026-10-08T22:07:00Z"/>
         </w:trPr>
         <w:tc>
           <w:tcPr>
@@ -21885,26 +21153,23 @@
               <w:ind w:firstLine="0"/>
               <w:jc w:val="left"/>
               <w:rPr>
-                <w:ins w:id="103" w:author="Claude" w:date="2026-10-08T22:07:00Z"/>
-                <w:rFonts w:cs="Times New Roman"/>
-                <w:color w:val="000000"/>
-                <w:sz w:val="20"/>
-                <w:szCs w:val="20"/>
-                <w:lang w:eastAsia="en-US"/>
-              </w:rPr>
-            </w:pPr>
-            <w:ins w:id="104" w:author="Claude" w:date="2026-10-08T22:07:00Z">
-              <w:r>
-                <w:rPr>
-                  <w:rFonts w:cs="Times New Roman"/>
-                  <w:color w:val="000000"/>
-                  <w:sz w:val="20"/>
-                  <w:szCs w:val="20"/>
-                  <w:lang w:eastAsia="en-US"/>
-                </w:rPr>
-                <w:t>168</w:t>
-              </w:r>
-            </w:ins>
+                <w:rFonts w:cs="Times New Roman"/>
+                <w:color w:val="000000"/>
+                <w:sz w:val="20"/>
+                <w:szCs w:val="20"/>
+                <w:lang w:eastAsia="en-US"/>
+              </w:rPr>
+            </w:pPr>
+            <w:r>
+              <w:rPr>
+                <w:rFonts w:cs="Times New Roman"/>
+                <w:color w:val="000000"/>
+                <w:sz w:val="20"/>
+                <w:szCs w:val="20"/>
+                <w:lang w:eastAsia="en-US"/>
+              </w:rPr>
+              <w:t>168</w:t>
+            </w:r>
           </w:p>
         </w:tc>
         <w:tc>
@@ -21919,26 +21184,23 @@
               <w:ind w:firstLine="0"/>
               <w:jc w:val="center"/>
               <w:rPr>
-                <w:ins w:id="105" w:author="Claude" w:date="2026-10-08T22:07:00Z"/>
-                <w:rFonts w:cs="Times New Roman"/>
-                <w:color w:val="000000"/>
-                <w:sz w:val="20"/>
-                <w:szCs w:val="20"/>
-                <w:lang w:eastAsia="en-US"/>
-              </w:rPr>
-            </w:pPr>
-            <w:ins w:id="106" w:author="Claude" w:date="2026-10-08T22:07:00Z">
-              <w:r>
-                <w:rPr>
-                  <w:rFonts w:cs="Times New Roman"/>
-                  <w:color w:val="000000"/>
-                  <w:sz w:val="20"/>
-                  <w:szCs w:val="20"/>
-                  <w:lang w:eastAsia="en-US"/>
-                </w:rPr>
-                <w:t>0.209 ± 0.061</w:t>
-              </w:r>
-            </w:ins>
+                <w:rFonts w:cs="Times New Roman"/>
+                <w:color w:val="000000"/>
+                <w:sz w:val="20"/>
+                <w:szCs w:val="20"/>
+                <w:lang w:eastAsia="en-US"/>
+              </w:rPr>
+            </w:pPr>
+            <w:r>
+              <w:rPr>
+                <w:rFonts w:cs="Times New Roman"/>
+                <w:color w:val="000000"/>
+                <w:sz w:val="20"/>
+                <w:szCs w:val="20"/>
+                <w:lang w:eastAsia="en-US"/>
+              </w:rPr>
+              <w:t>0.209 ± 0.061</w:t>
+            </w:r>
           </w:p>
         </w:tc>
         <w:tc>
@@ -21953,26 +21215,23 @@
               <w:ind w:firstLine="0"/>
               <w:jc w:val="center"/>
               <w:rPr>
-                <w:ins w:id="107" w:author="Claude" w:date="2026-10-08T22:07:00Z"/>
-                <w:rFonts w:cs="Times New Roman"/>
-                <w:color w:val="000000"/>
-                <w:sz w:val="20"/>
-                <w:szCs w:val="20"/>
-                <w:lang w:eastAsia="en-US"/>
-              </w:rPr>
-            </w:pPr>
-            <w:ins w:id="108" w:author="Claude" w:date="2026-10-08T22:07:00Z">
-              <w:r>
-                <w:rPr>
-                  <w:rFonts w:cs="Times New Roman"/>
-                  <w:color w:val="000000"/>
-                  <w:sz w:val="20"/>
-                  <w:szCs w:val="20"/>
-                  <w:lang w:eastAsia="en-US"/>
-                </w:rPr>
-                <w:t>0.188</w:t>
-              </w:r>
-            </w:ins>
+                <w:rFonts w:cs="Times New Roman"/>
+                <w:color w:val="000000"/>
+                <w:sz w:val="20"/>
+                <w:szCs w:val="20"/>
+                <w:lang w:eastAsia="en-US"/>
+              </w:rPr>
+            </w:pPr>
+            <w:r>
+              <w:rPr>
+                <w:rFonts w:cs="Times New Roman"/>
+                <w:color w:val="000000"/>
+                <w:sz w:val="20"/>
+                <w:szCs w:val="20"/>
+                <w:lang w:eastAsia="en-US"/>
+              </w:rPr>
+              <w:t>0.188</w:t>
+            </w:r>
           </w:p>
         </w:tc>
         <w:tc>
@@ -21987,26 +21246,23 @@
               <w:ind w:firstLine="0"/>
               <w:jc w:val="center"/>
               <w:rPr>
-                <w:ins w:id="109" w:author="Claude" w:date="2026-10-08T22:07:00Z"/>
-                <w:rFonts w:cs="Times New Roman"/>
-                <w:color w:val="000000"/>
-                <w:sz w:val="20"/>
-                <w:szCs w:val="20"/>
-                <w:lang w:eastAsia="en-US"/>
-              </w:rPr>
-            </w:pPr>
-            <w:ins w:id="110" w:author="Claude" w:date="2026-10-08T22:07:00Z">
-              <w:r>
-                <w:rPr>
-                  <w:rFonts w:cs="Times New Roman"/>
-                  <w:color w:val="000000"/>
-                  <w:sz w:val="20"/>
-                  <w:szCs w:val="20"/>
-                  <w:lang w:eastAsia="en-US"/>
-                </w:rPr>
-                <w:t>−0.021</w:t>
-              </w:r>
-            </w:ins>
+                <w:rFonts w:cs="Times New Roman"/>
+                <w:color w:val="000000"/>
+                <w:sz w:val="20"/>
+                <w:szCs w:val="20"/>
+                <w:lang w:eastAsia="en-US"/>
+              </w:rPr>
+            </w:pPr>
+            <w:r>
+              <w:rPr>
+                <w:rFonts w:cs="Times New Roman"/>
+                <w:color w:val="000000"/>
+                <w:sz w:val="20"/>
+                <w:szCs w:val="20"/>
+                <w:lang w:eastAsia="en-US"/>
+              </w:rPr>
+              <w:t>−0.021</w:t>
+            </w:r>
           </w:p>
         </w:tc>
         <w:tc>
@@ -22021,26 +21277,23 @@
               <w:ind w:firstLine="0"/>
               <w:jc w:val="center"/>
               <w:rPr>
-                <w:ins w:id="111" w:author="Claude" w:date="2026-10-08T22:07:00Z"/>
-                <w:rFonts w:cs="Times New Roman"/>
-                <w:color w:val="000000"/>
-                <w:sz w:val="20"/>
-                <w:szCs w:val="20"/>
-                <w:lang w:eastAsia="en-US"/>
-              </w:rPr>
-            </w:pPr>
-            <w:ins w:id="112" w:author="Claude" w:date="2026-10-08T22:07:00Z">
-              <w:r>
-                <w:rPr>
-                  <w:rFonts w:cs="Times New Roman"/>
-                  <w:color w:val="000000"/>
-                  <w:sz w:val="20"/>
-                  <w:szCs w:val="20"/>
-                  <w:lang w:eastAsia="en-US"/>
-                </w:rPr>
-                <w:t>0.34</w:t>
-              </w:r>
-            </w:ins>
+                <w:rFonts w:cs="Times New Roman"/>
+                <w:color w:val="000000"/>
+                <w:sz w:val="20"/>
+                <w:szCs w:val="20"/>
+                <w:lang w:eastAsia="en-US"/>
+              </w:rPr>
+            </w:pPr>
+            <w:r>
+              <w:rPr>
+                <w:rFonts w:cs="Times New Roman"/>
+                <w:color w:val="000000"/>
+                <w:sz w:val="20"/>
+                <w:szCs w:val="20"/>
+                <w:lang w:eastAsia="en-US"/>
+              </w:rPr>
+              <w:t>0.34</w:t>
+            </w:r>
           </w:p>
         </w:tc>
       </w:tr>
@@ -22048,7 +21301,6 @@
         <w:trPr>
           <w:cantSplit/>
           <w:jc w:val="center"/>
-          <w:ins w:id="113" w:author="Claude" w:date="2026-10-08T22:07:00Z"/>
         </w:trPr>
         <w:tc>
           <w:tcPr>
@@ -22062,26 +21314,23 @@
               <w:ind w:firstLine="0"/>
               <w:jc w:val="left"/>
               <w:rPr>
-                <w:ins w:id="114" w:author="Claude" w:date="2026-10-08T22:07:00Z"/>
-                <w:rFonts w:cs="Times New Roman"/>
-                <w:color w:val="000000"/>
-                <w:sz w:val="20"/>
-                <w:szCs w:val="20"/>
-                <w:lang w:eastAsia="en-US"/>
-              </w:rPr>
-            </w:pPr>
-            <w:ins w:id="115" w:author="Claude" w:date="2026-10-08T22:07:00Z">
-              <w:r>
-                <w:rPr>
-                  <w:rFonts w:cs="Times New Roman"/>
-                  <w:color w:val="000000"/>
-                  <w:sz w:val="20"/>
-                  <w:szCs w:val="20"/>
-                  <w:lang w:eastAsia="en-US"/>
-                </w:rPr>
-                <w:t>336</w:t>
-              </w:r>
-            </w:ins>
+                <w:rFonts w:cs="Times New Roman"/>
+                <w:color w:val="000000"/>
+                <w:sz w:val="20"/>
+                <w:szCs w:val="20"/>
+                <w:lang w:eastAsia="en-US"/>
+              </w:rPr>
+            </w:pPr>
+            <w:r>
+              <w:rPr>
+                <w:rFonts w:cs="Times New Roman"/>
+                <w:color w:val="000000"/>
+                <w:sz w:val="20"/>
+                <w:szCs w:val="20"/>
+                <w:lang w:eastAsia="en-US"/>
+              </w:rPr>
+              <w:t>336</w:t>
+            </w:r>
           </w:p>
         </w:tc>
         <w:tc>
@@ -22096,26 +21345,23 @@
               <w:ind w:firstLine="0"/>
               <w:jc w:val="center"/>
               <w:rPr>
-                <w:ins w:id="116" w:author="Claude" w:date="2026-10-08T22:07:00Z"/>
-                <w:rFonts w:cs="Times New Roman"/>
-                <w:color w:val="000000"/>
-                <w:sz w:val="20"/>
-                <w:szCs w:val="20"/>
-                <w:lang w:eastAsia="en-US"/>
-              </w:rPr>
-            </w:pPr>
-            <w:ins w:id="117" w:author="Claude" w:date="2026-10-08T22:07:00Z">
-              <w:r>
-                <w:rPr>
-                  <w:rFonts w:cs="Times New Roman"/>
-                  <w:color w:val="000000"/>
-                  <w:sz w:val="20"/>
-                  <w:szCs w:val="20"/>
-                  <w:lang w:eastAsia="en-US"/>
-                </w:rPr>
-                <w:t>0.254 ± 0.061</w:t>
-              </w:r>
-            </w:ins>
+                <w:rFonts w:cs="Times New Roman"/>
+                <w:color w:val="000000"/>
+                <w:sz w:val="20"/>
+                <w:szCs w:val="20"/>
+                <w:lang w:eastAsia="en-US"/>
+              </w:rPr>
+            </w:pPr>
+            <w:r>
+              <w:rPr>
+                <w:rFonts w:cs="Times New Roman"/>
+                <w:color w:val="000000"/>
+                <w:sz w:val="20"/>
+                <w:szCs w:val="20"/>
+                <w:lang w:eastAsia="en-US"/>
+              </w:rPr>
+              <w:t>0.254 ± 0.061</w:t>
+            </w:r>
           </w:p>
         </w:tc>
         <w:tc>
@@ -22130,26 +21376,23 @@
               <w:ind w:firstLine="0"/>
               <w:jc w:val="center"/>
               <w:rPr>
-                <w:ins w:id="118" w:author="Claude" w:date="2026-10-08T22:07:00Z"/>
-                <w:rFonts w:cs="Times New Roman"/>
-                <w:color w:val="000000"/>
-                <w:sz w:val="20"/>
-                <w:szCs w:val="20"/>
-                <w:lang w:eastAsia="en-US"/>
-              </w:rPr>
-            </w:pPr>
-            <w:ins w:id="119" w:author="Claude" w:date="2026-10-08T22:07:00Z">
-              <w:r>
-                <w:rPr>
-                  <w:rFonts w:cs="Times New Roman"/>
-                  <w:color w:val="000000"/>
-                  <w:sz w:val="20"/>
-                  <w:szCs w:val="20"/>
-                  <w:lang w:eastAsia="en-US"/>
-                </w:rPr>
-                <w:t>0.240</w:t>
-              </w:r>
-            </w:ins>
+                <w:rFonts w:cs="Times New Roman"/>
+                <w:color w:val="000000"/>
+                <w:sz w:val="20"/>
+                <w:szCs w:val="20"/>
+                <w:lang w:eastAsia="en-US"/>
+              </w:rPr>
+            </w:pPr>
+            <w:r>
+              <w:rPr>
+                <w:rFonts w:cs="Times New Roman"/>
+                <w:color w:val="000000"/>
+                <w:sz w:val="20"/>
+                <w:szCs w:val="20"/>
+                <w:lang w:eastAsia="en-US"/>
+              </w:rPr>
+              <w:t>0.240</w:t>
+            </w:r>
           </w:p>
         </w:tc>
         <w:tc>
@@ -22164,26 +21407,23 @@
               <w:ind w:firstLine="0"/>
               <w:jc w:val="center"/>
               <w:rPr>
-                <w:ins w:id="120" w:author="Claude" w:date="2026-10-08T22:07:00Z"/>
-                <w:rFonts w:cs="Times New Roman"/>
-                <w:color w:val="000000"/>
-                <w:sz w:val="20"/>
-                <w:szCs w:val="20"/>
-                <w:lang w:eastAsia="en-US"/>
-              </w:rPr>
-            </w:pPr>
-            <w:ins w:id="121" w:author="Claude" w:date="2026-10-08T22:07:00Z">
-              <w:r>
-                <w:rPr>
-                  <w:rFonts w:cs="Times New Roman"/>
-                  <w:color w:val="000000"/>
-                  <w:sz w:val="20"/>
-                  <w:szCs w:val="20"/>
-                  <w:lang w:eastAsia="en-US"/>
-                </w:rPr>
-                <w:t>−0.014</w:t>
-              </w:r>
-            </w:ins>
+                <w:rFonts w:cs="Times New Roman"/>
+                <w:color w:val="000000"/>
+                <w:sz w:val="20"/>
+                <w:szCs w:val="20"/>
+                <w:lang w:eastAsia="en-US"/>
+              </w:rPr>
+            </w:pPr>
+            <w:r>
+              <w:rPr>
+                <w:rFonts w:cs="Times New Roman"/>
+                <w:color w:val="000000"/>
+                <w:sz w:val="20"/>
+                <w:szCs w:val="20"/>
+                <w:lang w:eastAsia="en-US"/>
+              </w:rPr>
+              <w:t>−0.014</w:t>
+            </w:r>
           </w:p>
         </w:tc>
         <w:tc>
@@ -22198,26 +21438,23 @@
               <w:ind w:firstLine="0"/>
               <w:jc w:val="center"/>
               <w:rPr>
-                <w:ins w:id="122" w:author="Claude" w:date="2026-10-08T22:07:00Z"/>
-                <w:rFonts w:cs="Times New Roman"/>
-                <w:color w:val="000000"/>
-                <w:sz w:val="20"/>
-                <w:szCs w:val="20"/>
-                <w:lang w:eastAsia="en-US"/>
-              </w:rPr>
-            </w:pPr>
-            <w:ins w:id="123" w:author="Claude" w:date="2026-10-08T22:07:00Z">
-              <w:r>
-                <w:rPr>
-                  <w:rFonts w:cs="Times New Roman"/>
-                  <w:color w:val="000000"/>
-                  <w:sz w:val="20"/>
-                  <w:szCs w:val="20"/>
-                  <w:lang w:eastAsia="en-US"/>
-                </w:rPr>
-                <w:t>0.23</w:t>
-              </w:r>
-            </w:ins>
+                <w:rFonts w:cs="Times New Roman"/>
+                <w:color w:val="000000"/>
+                <w:sz w:val="20"/>
+                <w:szCs w:val="20"/>
+                <w:lang w:eastAsia="en-US"/>
+              </w:rPr>
+            </w:pPr>
+            <w:r>
+              <w:rPr>
+                <w:rFonts w:cs="Times New Roman"/>
+                <w:color w:val="000000"/>
+                <w:sz w:val="20"/>
+                <w:szCs w:val="20"/>
+                <w:lang w:eastAsia="en-US"/>
+              </w:rPr>
+              <w:t>0.23</w:t>
+            </w:r>
           </w:p>
         </w:tc>
       </w:tr>
@@ -22225,7 +21462,6 @@
         <w:trPr>
           <w:cantSplit/>
           <w:jc w:val="center"/>
-          <w:ins w:id="124" w:author="Claude" w:date="2026-10-08T22:07:00Z"/>
         </w:trPr>
         <w:tc>
           <w:tcPr>
@@ -22239,26 +21475,23 @@
               <w:ind w:firstLine="0"/>
               <w:jc w:val="left"/>
               <w:rPr>
-                <w:ins w:id="125" w:author="Claude" w:date="2026-10-08T22:07:00Z"/>
-                <w:rFonts w:cs="Times New Roman"/>
-                <w:color w:val="000000"/>
-                <w:sz w:val="20"/>
-                <w:szCs w:val="20"/>
-                <w:lang w:eastAsia="en-US"/>
-              </w:rPr>
-            </w:pPr>
-            <w:ins w:id="126" w:author="Claude" w:date="2026-10-08T22:07:00Z">
-              <w:r>
-                <w:rPr>
-                  <w:rFonts w:cs="Times New Roman"/>
-                  <w:color w:val="000000"/>
-                  <w:sz w:val="20"/>
-                  <w:szCs w:val="20"/>
-                  <w:lang w:eastAsia="en-US"/>
-                </w:rPr>
-                <w:t>672</w:t>
-              </w:r>
-            </w:ins>
+                <w:rFonts w:cs="Times New Roman"/>
+                <w:color w:val="000000"/>
+                <w:sz w:val="20"/>
+                <w:szCs w:val="20"/>
+                <w:lang w:eastAsia="en-US"/>
+              </w:rPr>
+            </w:pPr>
+            <w:r>
+              <w:rPr>
+                <w:rFonts w:cs="Times New Roman"/>
+                <w:color w:val="000000"/>
+                <w:sz w:val="20"/>
+                <w:szCs w:val="20"/>
+                <w:lang w:eastAsia="en-US"/>
+              </w:rPr>
+              <w:t>672</w:t>
+            </w:r>
           </w:p>
         </w:tc>
         <w:tc>
@@ -22273,26 +21506,23 @@
               <w:ind w:firstLine="0"/>
               <w:jc w:val="center"/>
               <w:rPr>
-                <w:ins w:id="127" w:author="Claude" w:date="2026-10-08T22:07:00Z"/>
-                <w:rFonts w:cs="Times New Roman"/>
-                <w:color w:val="000000"/>
-                <w:sz w:val="20"/>
-                <w:szCs w:val="20"/>
-                <w:lang w:eastAsia="en-US"/>
-              </w:rPr>
-            </w:pPr>
-            <w:ins w:id="128" w:author="Claude" w:date="2026-10-08T22:07:00Z">
-              <w:r>
-                <w:rPr>
-                  <w:rFonts w:cs="Times New Roman"/>
-                  <w:color w:val="000000"/>
-                  <w:sz w:val="20"/>
-                  <w:szCs w:val="20"/>
-                  <w:lang w:eastAsia="en-US"/>
-                </w:rPr>
-                <w:t>0.311 ± 0.115</w:t>
-              </w:r>
-            </w:ins>
+                <w:rFonts w:cs="Times New Roman"/>
+                <w:color w:val="000000"/>
+                <w:sz w:val="20"/>
+                <w:szCs w:val="20"/>
+                <w:lang w:eastAsia="en-US"/>
+              </w:rPr>
+            </w:pPr>
+            <w:r>
+              <w:rPr>
+                <w:rFonts w:cs="Times New Roman"/>
+                <w:color w:val="000000"/>
+                <w:sz w:val="20"/>
+                <w:szCs w:val="20"/>
+                <w:lang w:eastAsia="en-US"/>
+              </w:rPr>
+              <w:t>0.311 ± 0.115</w:t>
+            </w:r>
           </w:p>
         </w:tc>
         <w:tc>
@@ -22307,26 +21537,23 @@
               <w:ind w:firstLine="0"/>
               <w:jc w:val="center"/>
               <w:rPr>
-                <w:ins w:id="129" w:author="Claude" w:date="2026-10-08T22:07:00Z"/>
-                <w:rFonts w:cs="Times New Roman"/>
-                <w:color w:val="000000"/>
-                <w:sz w:val="20"/>
-                <w:szCs w:val="20"/>
-                <w:lang w:eastAsia="en-US"/>
-              </w:rPr>
-            </w:pPr>
-            <w:ins w:id="130" w:author="Claude" w:date="2026-10-08T22:07:00Z">
-              <w:r>
-                <w:rPr>
-                  <w:rFonts w:cs="Times New Roman"/>
-                  <w:color w:val="000000"/>
-                  <w:sz w:val="20"/>
-                  <w:szCs w:val="20"/>
-                  <w:lang w:eastAsia="en-US"/>
-                </w:rPr>
-                <w:t>0.333</w:t>
-              </w:r>
-            </w:ins>
+                <w:rFonts w:cs="Times New Roman"/>
+                <w:color w:val="000000"/>
+                <w:sz w:val="20"/>
+                <w:szCs w:val="20"/>
+                <w:lang w:eastAsia="en-US"/>
+              </w:rPr>
+            </w:pPr>
+            <w:r>
+              <w:rPr>
+                <w:rFonts w:cs="Times New Roman"/>
+                <w:color w:val="000000"/>
+                <w:sz w:val="20"/>
+                <w:szCs w:val="20"/>
+                <w:lang w:eastAsia="en-US"/>
+              </w:rPr>
+              <w:t>0.333</w:t>
+            </w:r>
           </w:p>
         </w:tc>
         <w:tc>
@@ -22341,26 +21568,23 @@
               <w:ind w:firstLine="0"/>
               <w:jc w:val="center"/>
               <w:rPr>
-                <w:ins w:id="131" w:author="Claude" w:date="2026-10-08T22:07:00Z"/>
-                <w:rFonts w:cs="Times New Roman"/>
-                <w:color w:val="000000"/>
-                <w:sz w:val="20"/>
-                <w:szCs w:val="20"/>
-                <w:lang w:eastAsia="en-US"/>
-              </w:rPr>
-            </w:pPr>
-            <w:ins w:id="132" w:author="Claude" w:date="2026-10-08T22:07:00Z">
-              <w:r>
-                <w:rPr>
-                  <w:rFonts w:cs="Times New Roman"/>
-                  <w:color w:val="000000"/>
-                  <w:sz w:val="20"/>
-                  <w:szCs w:val="20"/>
-                  <w:lang w:eastAsia="en-US"/>
-                </w:rPr>
-                <w:t>+0.022</w:t>
-              </w:r>
-            </w:ins>
+                <w:rFonts w:cs="Times New Roman"/>
+                <w:color w:val="000000"/>
+                <w:sz w:val="20"/>
+                <w:szCs w:val="20"/>
+                <w:lang w:eastAsia="en-US"/>
+              </w:rPr>
+            </w:pPr>
+            <w:r>
+              <w:rPr>
+                <w:rFonts w:cs="Times New Roman"/>
+                <w:color w:val="000000"/>
+                <w:sz w:val="20"/>
+                <w:szCs w:val="20"/>
+                <w:lang w:eastAsia="en-US"/>
+              </w:rPr>
+              <w:t>+0.022</w:t>
+            </w:r>
           </w:p>
         </w:tc>
         <w:tc>
@@ -22375,26 +21599,23 @@
               <w:ind w:firstLine="0"/>
               <w:jc w:val="center"/>
               <w:rPr>
-                <w:ins w:id="133" w:author="Claude" w:date="2026-10-08T22:07:00Z"/>
-                <w:rFonts w:cs="Times New Roman"/>
-                <w:color w:val="000000"/>
-                <w:sz w:val="20"/>
-                <w:szCs w:val="20"/>
-                <w:lang w:eastAsia="en-US"/>
-              </w:rPr>
-            </w:pPr>
-            <w:ins w:id="134" w:author="Claude" w:date="2026-10-08T22:07:00Z">
-              <w:r>
-                <w:rPr>
-                  <w:rFonts w:cs="Times New Roman"/>
-                  <w:color w:val="000000"/>
-                  <w:sz w:val="20"/>
-                  <w:szCs w:val="20"/>
-                  <w:lang w:eastAsia="en-US"/>
-                </w:rPr>
-                <w:t>0.19</w:t>
-              </w:r>
-            </w:ins>
+                <w:rFonts w:cs="Times New Roman"/>
+                <w:color w:val="000000"/>
+                <w:sz w:val="20"/>
+                <w:szCs w:val="20"/>
+                <w:lang w:eastAsia="en-US"/>
+              </w:rPr>
+            </w:pPr>
+            <w:r>
+              <w:rPr>
+                <w:rFonts w:cs="Times New Roman"/>
+                <w:color w:val="000000"/>
+                <w:sz w:val="20"/>
+                <w:szCs w:val="20"/>
+                <w:lang w:eastAsia="en-US"/>
+              </w:rPr>
+              <w:t>0.19</w:t>
+            </w:r>
           </w:p>
         </w:tc>
       </w:tr>
@@ -22416,55 +21637,27 @@
       <w:r>
         <w:t xml:space="preserve">Figure </w:t>
       </w:r>
-      <w:del w:id="9034" w:author="Claude" w:date="2026-10-08T22:17:28Z">
-        <w:r>
-          <w:delText xml:space="preserve">S8</w:delText>
-        </w:r>
-      </w:del>
-      <w:ins w:id="9033" w:author="Claude" w:date="2026-10-08T22:17:28Z">
-        <w:r>
-          <w:t xml:space="preserve">S7</w:t>
-        </w:r>
-      </w:ins>
+      <w:r>
+        <w:t>S7</w:t>
+      </w:r>
       <w:r>
         <w:t xml:space="preserve"> shows the spatial evolution of oxygen and film saturation in the stent. Table </w:t>
       </w:r>
-      <w:del w:id="135" w:author="Claude" w:date="2026-10-08T22:07:00Z">
-        <w:r>
-          <w:delText>S11</w:delText>
-        </w:r>
-      </w:del>
-      <w:ins w:id="136" w:author="Claude" w:date="2026-10-08T22:07:00Z">
-        <w:r>
-          <w:t>S12</w:t>
-        </w:r>
-      </w:ins>
-      <w:r>
-        <w:t xml:space="preserve"> and Figures </w:t>
-      </w:r>
-      <w:del w:id="9032" w:author="Claude" w:date="2026-10-08T22:17:28Z">
-        <w:r>
-          <w:delText xml:space="preserve">S9</w:delText>
-        </w:r>
-      </w:del>
-      <w:ins w:id="9031" w:author="Claude" w:date="2026-10-08T22:17:28Z">
-        <w:r>
-          <w:t xml:space="preserve">S8</w:t>
-        </w:r>
-      </w:ins>
+      <w:r>
+        <w:t xml:space="preserve">S12 </w:t>
+      </w:r>
+      <w:r>
+        <w:t xml:space="preserve">and Figures </w:t>
+      </w:r>
+      <w:r>
+        <w:t>S8</w:t>
+      </w:r>
       <w:r>
         <w:t xml:space="preserve"> and </w:t>
       </w:r>
-      <w:del w:id="9030" w:author="Claude" w:date="2026-10-08T22:17:28Z">
-        <w:r>
-          <w:delText xml:space="preserve">S10</w:delText>
-        </w:r>
-      </w:del>
-      <w:ins w:id="9029" w:author="Claude" w:date="2026-10-08T22:17:28Z">
-        <w:r>
-          <w:t xml:space="preserve">S9</w:t>
-        </w:r>
-      </w:ins>
+      <w:r>
+        <w:t>S9</w:t>
+      </w:r>
       <w:r>
         <w:t xml:space="preserve"> describe the controlled test structures and their results.</w:t>
       </w:r>
@@ -22481,6 +21674,7 @@
         <w:rPr>
           <w:noProof/>
         </w:rPr>
+        <w:lastRenderedPageBreak/>
         <w:drawing>
           <wp:inline distT="0" distB="0" distL="0" distR="0" wp14:anchorId="26A29224" wp14:editId="45CD2E2B">
             <wp:extent cx="5731510" cy="2676615"/>
@@ -22545,28 +21739,6 @@
         </w:rPr>
         <w:t xml:space="preserve">Figure </w:t>
       </w:r>
-      <w:del w:id="9037" w:author="Claude" w:date="2026-10-08T22:17:28Z">
-        <w:r>
-          <w:rPr>
-            <w:b/>
-            <w:bCs/>
-            <w:sz w:val="20"/>
-            <w:szCs w:val="20"/>
-          </w:rPr>
-          <w:delText xml:space="preserve">S8</w:delText>
-        </w:r>
-      </w:del>
-      <w:ins w:id="9035" w:author="Claude" w:date="2026-10-08T22:17:28Z">
-        <w:r>
-          <w:rPr>
-            <w:b/>
-            <w:bCs/>
-            <w:sz w:val="20"/>
-            <w:szCs w:val="20"/>
-          </w:rPr>
-          <w:t xml:space="preserve">S</w:t>
-        </w:r>
-      </w:ins>
       <w:r>
         <w:rPr>
           <w:b/>
@@ -22574,7 +21746,7 @@
           <w:sz w:val="20"/>
           <w:szCs w:val="20"/>
         </w:rPr>
-        <w:fldChar w:fldCharType="begin"/>
+        <w:t>S</w:t>
       </w:r>
       <w:r>
         <w:rPr>
@@ -22583,7 +21755,7 @@
           <w:sz w:val="20"/>
           <w:szCs w:val="20"/>
         </w:rPr>
-        <w:instrText xml:space="preserve"> SEQ Figure \* ARABIC </w:instrText>
+        <w:fldChar w:fldCharType="begin"/>
       </w:r>
       <w:r>
         <w:rPr>
@@ -22592,20 +21764,27 @@
           <w:sz w:val="20"/>
           <w:szCs w:val="20"/>
         </w:rPr>
+        <w:instrText xml:space="preserve"> SEQ Figure \* ARABIC </w:instrText>
+      </w:r>
+      <w:r>
+        <w:rPr>
+          <w:b/>
+          <w:bCs/>
+          <w:sz w:val="20"/>
+          <w:szCs w:val="20"/>
+        </w:rPr>
         <w:fldChar w:fldCharType="separate"/>
       </w:r>
-      <w:ins w:id="9036" w:author="Claude" w:date="2026-10-08T22:17:28Z">
-        <w:r>
-          <w:rPr>
-            <w:b/>
-            <w:bCs/>
-            <w:noProof/>
-            <w:sz w:val="20"/>
-            <w:szCs w:val="20"/>
-          </w:rPr>
-          <w:t xml:space="preserve">7</w:t>
-        </w:r>
-      </w:ins>
+      <w:r>
+        <w:rPr>
+          <w:b/>
+          <w:bCs/>
+          <w:noProof/>
+          <w:sz w:val="20"/>
+          <w:szCs w:val="20"/>
+        </w:rPr>
+        <w:t>7</w:t>
+      </w:r>
       <w:r>
         <w:rPr>
           <w:b/>
@@ -22696,31 +21875,8 @@
           <w:sz w:val="20"/>
           <w:szCs w:val="20"/>
         </w:rPr>
-        <w:lastRenderedPageBreak/>
         <w:t xml:space="preserve">Table </w:t>
       </w:r>
-      <w:del w:id="137" w:author="Claude" w:date="2026-10-08T22:07:00Z">
-        <w:r>
-          <w:rPr>
-            <w:b/>
-            <w:bCs/>
-            <w:sz w:val="20"/>
-            <w:szCs w:val="20"/>
-          </w:rPr>
-          <w:delText>S11</w:delText>
-        </w:r>
-      </w:del>
-      <w:ins w:id="138" w:author="Claude" w:date="2026-10-08T22:07:00Z">
-        <w:r>
-          <w:rPr>
-            <w:b/>
-            <w:bCs/>
-            <w:sz w:val="20"/>
-            <w:szCs w:val="20"/>
-          </w:rPr>
-          <w:t>S</w:t>
-        </w:r>
-      </w:ins>
       <w:r>
         <w:rPr>
           <w:b/>
@@ -22728,7 +21884,7 @@
           <w:sz w:val="20"/>
           <w:szCs w:val="20"/>
         </w:rPr>
-        <w:fldChar w:fldCharType="begin"/>
+        <w:t>S</w:t>
       </w:r>
       <w:r>
         <w:rPr>
@@ -22737,7 +21893,7 @@
           <w:sz w:val="20"/>
           <w:szCs w:val="20"/>
         </w:rPr>
-        <w:instrText xml:space="preserve"> SEQ Table \* ARABIC </w:instrText>
+        <w:fldChar w:fldCharType="begin"/>
       </w:r>
       <w:r>
         <w:rPr>
@@ -22746,20 +21902,27 @@
           <w:sz w:val="20"/>
           <w:szCs w:val="20"/>
         </w:rPr>
+        <w:instrText xml:space="preserve"> SEQ Table \* ARABIC </w:instrText>
+      </w:r>
+      <w:r>
+        <w:rPr>
+          <w:b/>
+          <w:bCs/>
+          <w:sz w:val="20"/>
+          <w:szCs w:val="20"/>
+        </w:rPr>
         <w:fldChar w:fldCharType="separate"/>
       </w:r>
-      <w:ins w:id="139" w:author="Claude" w:date="2026-10-08T22:07:00Z">
-        <w:r>
-          <w:rPr>
-            <w:b/>
-            <w:bCs/>
-            <w:noProof/>
-            <w:sz w:val="20"/>
-            <w:szCs w:val="20"/>
-          </w:rPr>
-          <w:t>12</w:t>
-        </w:r>
-      </w:ins>
+      <w:r>
+        <w:rPr>
+          <w:b/>
+          <w:bCs/>
+          <w:noProof/>
+          <w:sz w:val="20"/>
+          <w:szCs w:val="20"/>
+        </w:rPr>
+        <w:t>12</w:t>
+      </w:r>
       <w:r>
         <w:rPr>
           <w:b/>
@@ -24944,28 +24107,6 @@
         </w:rPr>
         <w:t xml:space="preserve">Figure </w:t>
       </w:r>
-      <w:del w:id="9040" w:author="Claude" w:date="2026-10-08T22:17:28Z">
-        <w:r>
-          <w:rPr>
-            <w:b/>
-            <w:bCs/>
-            <w:sz w:val="20"/>
-            <w:szCs w:val="20"/>
-          </w:rPr>
-          <w:delText xml:space="preserve">S9</w:delText>
-        </w:r>
-      </w:del>
-      <w:ins w:id="9038" w:author="Claude" w:date="2026-10-08T22:17:28Z">
-        <w:r>
-          <w:rPr>
-            <w:b/>
-            <w:bCs/>
-            <w:sz w:val="20"/>
-            <w:szCs w:val="20"/>
-          </w:rPr>
-          <w:t xml:space="preserve">S</w:t>
-        </w:r>
-      </w:ins>
       <w:r>
         <w:rPr>
           <w:b/>
@@ -24973,7 +24114,7 @@
           <w:sz w:val="20"/>
           <w:szCs w:val="20"/>
         </w:rPr>
-        <w:fldChar w:fldCharType="begin"/>
+        <w:t>S</w:t>
       </w:r>
       <w:r>
         <w:rPr>
@@ -24982,7 +24123,7 @@
           <w:sz w:val="20"/>
           <w:szCs w:val="20"/>
         </w:rPr>
-        <w:instrText xml:space="preserve"> SEQ Figure \* ARABIC </w:instrText>
+        <w:fldChar w:fldCharType="begin"/>
       </w:r>
       <w:r>
         <w:rPr>
@@ -24991,20 +24132,8 @@
           <w:sz w:val="20"/>
           <w:szCs w:val="20"/>
         </w:rPr>
-        <w:fldChar w:fldCharType="separate"/>
-      </w:r>
-      <w:ins w:id="9039" w:author="Claude" w:date="2026-10-08T22:17:28Z">
-        <w:r>
-          <w:rPr>
-            <w:b/>
-            <w:bCs/>
-            <w:noProof/>
-            <w:sz w:val="20"/>
-            <w:szCs w:val="20"/>
-          </w:rPr>
-          <w:t xml:space="preserve">8</w:t>
-        </w:r>
-      </w:ins>
+        <w:instrText xml:space="preserve"> SEQ Figure \* ARABIC </w:instrText>
+      </w:r>
       <w:r>
         <w:rPr>
           <w:b/>
@@ -25012,15 +24141,34 @@
           <w:sz w:val="20"/>
           <w:szCs w:val="20"/>
         </w:rPr>
-        <w:fldChar w:fldCharType="end"/>
+        <w:fldChar w:fldCharType="separate"/>
       </w:r>
       <w:r>
         <w:rPr>
           <w:b/>
           <w:bCs/>
+          <w:noProof/>
           <w:sz w:val="20"/>
           <w:szCs w:val="20"/>
         </w:rPr>
+        <w:t>8</w:t>
+      </w:r>
+      <w:r>
+        <w:rPr>
+          <w:b/>
+          <w:bCs/>
+          <w:sz w:val="20"/>
+          <w:szCs w:val="20"/>
+        </w:rPr>
+        <w:fldChar w:fldCharType="end"/>
+      </w:r>
+      <w:r>
+        <w:rPr>
+          <w:b/>
+          <w:bCs/>
+          <w:sz w:val="20"/>
+          <w:szCs w:val="20"/>
+        </w:rPr>
         <w:t>.</w:t>
       </w:r>
       <w:r>
@@ -25051,7 +24199,7 @@
         </w:rPr>
         <w:t xml:space="preserve">). (d) Final mass loss as a function of center-to-center inter-wire spacing. Dashed lines indicate linear fits. Higher SA/V, curvature, and spacing increased degradation, with </w:t>
       </w:r>
-      <w:bookmarkStart w:id="140" w:name="_Hlk241828842"/>
+      <w:bookmarkStart w:id="52" w:name="_Hlk241828842"/>
       <w:r>
         <w:rPr>
           <w:sz w:val="20"/>
@@ -25059,7 +24207,7 @@
         </w:rPr>
         <w:t>SA/V exhibiting the strongest correlation with cumulative mass loss.</w:t>
       </w:r>
-      <w:bookmarkEnd w:id="140"/>
+      <w:bookmarkEnd w:id="52"/>
       <w:r>
         <w:rPr>
           <w:iCs w:val="0"/>
@@ -25150,28 +24298,6 @@
         </w:rPr>
         <w:t xml:space="preserve">Figure </w:t>
       </w:r>
-      <w:del w:id="9043" w:author="Claude" w:date="2026-10-08T22:17:28Z">
-        <w:r>
-          <w:rPr>
-            <w:b/>
-            <w:bCs/>
-            <w:sz w:val="20"/>
-            <w:szCs w:val="20"/>
-          </w:rPr>
-          <w:delText xml:space="preserve">S10</w:delText>
-        </w:r>
-      </w:del>
-      <w:ins w:id="9041" w:author="Claude" w:date="2026-10-08T22:17:28Z">
-        <w:r>
-          <w:rPr>
-            <w:b/>
-            <w:bCs/>
-            <w:sz w:val="20"/>
-            <w:szCs w:val="20"/>
-          </w:rPr>
-          <w:t xml:space="preserve">S</w:t>
-        </w:r>
-      </w:ins>
       <w:r>
         <w:rPr>
           <w:b/>
@@ -25179,7 +24305,7 @@
           <w:sz w:val="20"/>
           <w:szCs w:val="20"/>
         </w:rPr>
-        <w:fldChar w:fldCharType="begin"/>
+        <w:t>S</w:t>
       </w:r>
       <w:r>
         <w:rPr>
@@ -25188,7 +24314,7 @@
           <w:sz w:val="20"/>
           <w:szCs w:val="20"/>
         </w:rPr>
-        <w:instrText xml:space="preserve"> SEQ Figure \* ARABIC </w:instrText>
+        <w:fldChar w:fldCharType="begin"/>
       </w:r>
       <w:r>
         <w:rPr>
@@ -25197,20 +24323,27 @@
           <w:sz w:val="20"/>
           <w:szCs w:val="20"/>
         </w:rPr>
+        <w:instrText xml:space="preserve"> SEQ Figure \* ARABIC </w:instrText>
+      </w:r>
+      <w:r>
+        <w:rPr>
+          <w:b/>
+          <w:bCs/>
+          <w:sz w:val="20"/>
+          <w:szCs w:val="20"/>
+        </w:rPr>
         <w:fldChar w:fldCharType="separate"/>
       </w:r>
-      <w:ins w:id="9042" w:author="Claude" w:date="2026-10-08T22:17:28Z">
-        <w:r>
-          <w:rPr>
-            <w:b/>
-            <w:bCs/>
-            <w:noProof/>
-            <w:sz w:val="20"/>
-            <w:szCs w:val="20"/>
-          </w:rPr>
-          <w:t xml:space="preserve">9</w:t>
-        </w:r>
-      </w:ins>
+      <w:r>
+        <w:rPr>
+          <w:b/>
+          <w:bCs/>
+          <w:noProof/>
+          <w:sz w:val="20"/>
+          <w:szCs w:val="20"/>
+        </w:rPr>
+        <w:t>9</w:t>
+      </w:r>
       <w:r>
         <w:rPr>
           <w:b/>
@@ -25276,10 +24409,10 @@
       <w:pPr>
         <w:pStyle w:val="Heading1"/>
         <w:rPr>
-          <w:ins w:id="141" w:author="Claude" w:date="2026-10-08T22:07:00Z"/>
+          <w:ins w:id="53" w:author="Claude" w:date="2026-10-08T22:07:00Z"/>
         </w:rPr>
       </w:pPr>
-      <w:ins w:id="142" w:author="Claude" w:date="2026-10-08T22:07:00Z">
+      <w:ins w:id="54" w:author="Claude" w:date="2026-10-08T22:07:00Z">
         <w:r>
           <w:t>S8. Oxygen mass balance</w:t>
         </w:r>
@@ -25291,10 +24424,10 @@
         <w:spacing w:after="120"/>
         <w:ind w:firstLine="0"/>
         <w:rPr>
-          <w:ins w:id="143" w:author="Claude" w:date="2026-10-08T22:07:00Z"/>
+          <w:ins w:id="55" w:author="Claude" w:date="2026-10-08T22:07:00Z"/>
         </w:rPr>
       </w:pPr>
-      <w:ins w:id="144" w:author="Claude" w:date="2026-10-08T22:07:00Z">
+      <w:ins w:id="56" w:author="Claude" w:date="2026-10-08T22:07:00Z">
         <w:r>
           <w:t xml:space="preserve">Table S13 compares the oxygen required by the reaction stoichiometry (1 mol O₂ per 2 mol Zn, </w:t>
         </w:r>
@@ -25304,10 +24437,7 @@
         </w:r>
         <w:proofErr w:type="spellEnd"/>
         <w:r>
-          <w:t>. 1–2) for the Zn lost from the disc with the oxygen r</w:t>
-        </w:r>
-        <w:r>
-          <w:t xml:space="preserve">emoved from the electrolyte domain by the interfacial sink. The solver stores C_O₂ as a mass concentration (g mm⁻³) and evaluates the ORR recession velocity without a molar-mass conversion, which </w:t>
+          <w:t xml:space="preserve">. 1–2) for the Zn lost from the disc with the oxygen removed from the electrolyte domain by the interfacial sink. The solver stores C_O₂ as a mass concentration (g mm⁻³) and evaluates the ORR recession velocity without a molar-mass conversion, which </w:t>
         </w:r>
         <w:proofErr w:type="spellStart"/>
         <w:r>
@@ -25315,10 +24445,7 @@
         </w:r>
         <w:proofErr w:type="spellEnd"/>
         <w:r>
-          <w:t xml:space="preserve">. 15–16 represent by the factor M_O₂ = 32 (the numerical </w:t>
-        </w:r>
-        <w:r>
-          <w:t xml:space="preserve">value of the molar mass of oxygen in g mol⁻¹) applied to a molar C_O₂. The recession velocity is therefore 32 times the stoichiometrically consistent value for the same </w:t>
+          <w:t xml:space="preserve">. 15–16 represent by the factor M_O₂ = 32 (the numerical value of the molar mass of oxygen in g mol⁻¹) applied to a molar C_O₂. The recession velocity is therefore 32 times the stoichiometrically consistent value for the same </w:t>
         </w:r>
         <w:proofErr w:type="spellStart"/>
         <w:r>
@@ -25334,10 +24461,7 @@
         </w:r>
         <w:proofErr w:type="spellEnd"/>
         <w:r>
-          <w:t xml:space="preserve"> = 0.51 mm h⁻¹ is 0.29 mm</w:t>
-        </w:r>
-        <w:r>
-          <w:t xml:space="preserve"> yr⁻¹ (about 22 µm in 28 days, roughly 3% mass loss), which is above the simulated rates. The reported results are therefore consistent with the equations as written, and Zn recession is not stoichiometrically coupled to O₂ consumption.</w:t>
+          <w:t xml:space="preserve"> = 0.51 mm h⁻¹ is 0.29 mm yr⁻¹ (about 22 µm in 28 days, roughly 3% mass loss), which is above the simulated rates. The reported results are therefore consistent with the equations as written, and Zn recession is not stoichiometrically coupled to O₂ consumption.</w:t>
         </w:r>
       </w:ins>
     </w:p>
@@ -25347,10 +24471,10 @@
         <w:keepNext/>
         <w:spacing w:before="360" w:after="80"/>
         <w:rPr>
-          <w:ins w:id="145" w:author="Claude" w:date="2026-10-08T22:07:00Z"/>
+          <w:ins w:id="57" w:author="Claude" w:date="2026-10-08T22:07:00Z"/>
         </w:rPr>
       </w:pPr>
-      <w:ins w:id="146" w:author="Claude" w:date="2026-10-08T22:07:00Z">
+      <w:ins w:id="58" w:author="Claude" w:date="2026-10-08T22:07:00Z">
         <w:r>
           <w:rPr>
             <w:b/>
@@ -25464,7 +24588,7 @@
           <w:cantSplit/>
           <w:tblHeader/>
           <w:jc w:val="center"/>
-          <w:ins w:id="147" w:author="Claude" w:date="2026-10-08T22:07:00Z"/>
+          <w:ins w:id="59" w:author="Claude" w:date="2026-10-08T22:07:00Z"/>
         </w:trPr>
         <w:tc>
           <w:tcPr>
@@ -25481,7 +24605,7 @@
               <w:ind w:firstLine="0"/>
               <w:jc w:val="left"/>
               <w:rPr>
-                <w:ins w:id="148" w:author="Claude" w:date="2026-10-08T22:07:00Z"/>
+                <w:ins w:id="60" w:author="Claude" w:date="2026-10-08T22:07:00Z"/>
                 <w:rFonts w:cs="Times New Roman"/>
                 <w:b/>
                 <w:bCs/>
@@ -25491,7 +24615,7 @@
                 <w:lang w:eastAsia="en-US"/>
               </w:rPr>
             </w:pPr>
-            <w:ins w:id="149" w:author="Claude" w:date="2026-10-08T22:07:00Z">
+            <w:ins w:id="61" w:author="Claude" w:date="2026-10-08T22:07:00Z">
               <w:r>
                 <w:rPr>
                   <w:rFonts w:cs="Times New Roman"/>
@@ -25522,7 +24646,7 @@
               <w:ind w:firstLine="0"/>
               <w:jc w:val="center"/>
               <w:rPr>
-                <w:ins w:id="150" w:author="Claude" w:date="2026-10-08T22:07:00Z"/>
+                <w:ins w:id="62" w:author="Claude" w:date="2026-10-08T22:07:00Z"/>
                 <w:rFonts w:cs="Times New Roman"/>
                 <w:b/>
                 <w:bCs/>
@@ -25532,7 +24656,7 @@
                 <w:lang w:eastAsia="en-US"/>
               </w:rPr>
             </w:pPr>
-            <w:ins w:id="151" w:author="Claude" w:date="2026-10-08T22:07:00Z">
+            <w:ins w:id="63" w:author="Claude" w:date="2026-10-08T22:07:00Z">
               <w:r>
                 <w:rPr>
                   <w:rFonts w:cs="Times New Roman"/>
@@ -25563,7 +24687,7 @@
               <w:ind w:firstLine="0"/>
               <w:jc w:val="center"/>
               <w:rPr>
-                <w:ins w:id="152" w:author="Claude" w:date="2026-10-08T22:07:00Z"/>
+                <w:ins w:id="64" w:author="Claude" w:date="2026-10-08T22:07:00Z"/>
                 <w:rFonts w:cs="Times New Roman"/>
                 <w:b/>
                 <w:bCs/>
@@ -25573,7 +24697,7 @@
                 <w:lang w:eastAsia="en-US"/>
               </w:rPr>
             </w:pPr>
-            <w:ins w:id="153" w:author="Claude" w:date="2026-10-08T22:07:00Z">
+            <w:ins w:id="65" w:author="Claude" w:date="2026-10-08T22:07:00Z">
               <w:r>
                 <w:rPr>
                   <w:rFonts w:cs="Times New Roman"/>
@@ -25604,7 +24728,7 @@
               <w:ind w:firstLine="0"/>
               <w:jc w:val="center"/>
               <w:rPr>
-                <w:ins w:id="154" w:author="Claude" w:date="2026-10-08T22:07:00Z"/>
+                <w:ins w:id="66" w:author="Claude" w:date="2026-10-08T22:07:00Z"/>
                 <w:rFonts w:cs="Times New Roman"/>
                 <w:b/>
                 <w:bCs/>
@@ -25614,7 +24738,7 @@
                 <w:lang w:eastAsia="en-US"/>
               </w:rPr>
             </w:pPr>
-            <w:ins w:id="155" w:author="Claude" w:date="2026-10-08T22:07:00Z">
+            <w:ins w:id="67" w:author="Claude" w:date="2026-10-08T22:07:00Z">
               <w:r>
                 <w:rPr>
                   <w:rFonts w:cs="Times New Roman"/>
@@ -25645,7 +24769,7 @@
               <w:ind w:firstLine="0"/>
               <w:jc w:val="center"/>
               <w:rPr>
-                <w:ins w:id="156" w:author="Claude" w:date="2026-10-08T22:07:00Z"/>
+                <w:ins w:id="68" w:author="Claude" w:date="2026-10-08T22:07:00Z"/>
                 <w:rFonts w:cs="Times New Roman"/>
                 <w:b/>
                 <w:bCs/>
@@ -25655,7 +24779,7 @@
                 <w:lang w:eastAsia="en-US"/>
               </w:rPr>
             </w:pPr>
-            <w:ins w:id="157" w:author="Claude" w:date="2026-10-08T22:07:00Z">
+            <w:ins w:id="69" w:author="Claude" w:date="2026-10-08T22:07:00Z">
               <w:r>
                 <w:rPr>
                   <w:rFonts w:cs="Times New Roman"/>
@@ -25676,7 +24800,7 @@
         <w:trPr>
           <w:cantSplit/>
           <w:jc w:val="center"/>
-          <w:ins w:id="158" w:author="Claude" w:date="2026-10-08T22:07:00Z"/>
+          <w:ins w:id="70" w:author="Claude" w:date="2026-10-08T22:07:00Z"/>
         </w:trPr>
         <w:tc>
           <w:tcPr>
@@ -25690,15 +24814,15 @@
               <w:ind w:firstLine="0"/>
               <w:jc w:val="left"/>
               <w:rPr>
-                <w:ins w:id="159" w:author="Claude" w:date="2026-10-08T22:07:00Z"/>
-                <w:rFonts w:cs="Times New Roman"/>
-                <w:color w:val="000000"/>
-                <w:sz w:val="20"/>
-                <w:szCs w:val="20"/>
-                <w:lang w:eastAsia="en-US"/>
-              </w:rPr>
-            </w:pPr>
-            <w:ins w:id="160" w:author="Claude" w:date="2026-10-08T22:07:00Z">
+                <w:ins w:id="71" w:author="Claude" w:date="2026-10-08T22:07:00Z"/>
+                <w:rFonts w:cs="Times New Roman"/>
+                <w:color w:val="000000"/>
+                <w:sz w:val="20"/>
+                <w:szCs w:val="20"/>
+                <w:lang w:eastAsia="en-US"/>
+              </w:rPr>
+            </w:pPr>
+            <w:ins w:id="72" w:author="Claude" w:date="2026-10-08T22:07:00Z">
               <w:r>
                 <w:rPr>
                   <w:rFonts w:cs="Times New Roman"/>
@@ -25746,15 +24870,15 @@
               <w:ind w:firstLine="0"/>
               <w:jc w:val="center"/>
               <w:rPr>
-                <w:ins w:id="161" w:author="Claude" w:date="2026-10-08T22:07:00Z"/>
-                <w:rFonts w:cs="Times New Roman"/>
-                <w:color w:val="000000"/>
-                <w:sz w:val="20"/>
-                <w:szCs w:val="20"/>
-                <w:lang w:eastAsia="en-US"/>
-              </w:rPr>
-            </w:pPr>
-            <w:ins w:id="162" w:author="Claude" w:date="2026-10-08T22:07:00Z">
+                <w:ins w:id="73" w:author="Claude" w:date="2026-10-08T22:07:00Z"/>
+                <w:rFonts w:cs="Times New Roman"/>
+                <w:color w:val="000000"/>
+                <w:sz w:val="20"/>
+                <w:szCs w:val="20"/>
+                <w:lang w:eastAsia="en-US"/>
+              </w:rPr>
+            </w:pPr>
+            <w:ins w:id="74" w:author="Claude" w:date="2026-10-08T22:07:00Z">
               <w:r>
                 <w:rPr>
                   <w:rFonts w:cs="Times New Roman"/>
@@ -25780,15 +24904,15 @@
               <w:ind w:firstLine="0"/>
               <w:jc w:val="center"/>
               <w:rPr>
-                <w:ins w:id="163" w:author="Claude" w:date="2026-10-08T22:07:00Z"/>
-                <w:rFonts w:cs="Times New Roman"/>
-                <w:color w:val="000000"/>
-                <w:sz w:val="20"/>
-                <w:szCs w:val="20"/>
-                <w:lang w:eastAsia="en-US"/>
-              </w:rPr>
-            </w:pPr>
-            <w:ins w:id="164" w:author="Claude" w:date="2026-10-08T22:07:00Z">
+                <w:ins w:id="75" w:author="Claude" w:date="2026-10-08T22:07:00Z"/>
+                <w:rFonts w:cs="Times New Roman"/>
+                <w:color w:val="000000"/>
+                <w:sz w:val="20"/>
+                <w:szCs w:val="20"/>
+                <w:lang w:eastAsia="en-US"/>
+              </w:rPr>
+            </w:pPr>
+            <w:ins w:id="76" w:author="Claude" w:date="2026-10-08T22:07:00Z">
               <w:r>
                 <w:rPr>
                   <w:rFonts w:cs="Times New Roman"/>
@@ -25814,15 +24938,15 @@
               <w:ind w:firstLine="0"/>
               <w:jc w:val="center"/>
               <w:rPr>
-                <w:ins w:id="165" w:author="Claude" w:date="2026-10-08T22:07:00Z"/>
-                <w:rFonts w:cs="Times New Roman"/>
-                <w:color w:val="000000"/>
-                <w:sz w:val="20"/>
-                <w:szCs w:val="20"/>
-                <w:lang w:eastAsia="en-US"/>
-              </w:rPr>
-            </w:pPr>
-            <w:ins w:id="166" w:author="Claude" w:date="2026-10-08T22:07:00Z">
+                <w:ins w:id="77" w:author="Claude" w:date="2026-10-08T22:07:00Z"/>
+                <w:rFonts w:cs="Times New Roman"/>
+                <w:color w:val="000000"/>
+                <w:sz w:val="20"/>
+                <w:szCs w:val="20"/>
+                <w:lang w:eastAsia="en-US"/>
+              </w:rPr>
+            </w:pPr>
+            <w:ins w:id="78" w:author="Claude" w:date="2026-10-08T22:07:00Z">
               <w:r>
                 <w:rPr>
                   <w:rFonts w:cs="Times New Roman"/>
@@ -25848,15 +24972,15 @@
               <w:ind w:firstLine="0"/>
               <w:jc w:val="center"/>
               <w:rPr>
-                <w:ins w:id="167" w:author="Claude" w:date="2026-10-08T22:07:00Z"/>
-                <w:rFonts w:cs="Times New Roman"/>
-                <w:color w:val="000000"/>
-                <w:sz w:val="20"/>
-                <w:szCs w:val="20"/>
-                <w:lang w:eastAsia="en-US"/>
-              </w:rPr>
-            </w:pPr>
-            <w:ins w:id="168" w:author="Claude" w:date="2026-10-08T22:07:00Z">
+                <w:ins w:id="79" w:author="Claude" w:date="2026-10-08T22:07:00Z"/>
+                <w:rFonts w:cs="Times New Roman"/>
+                <w:color w:val="000000"/>
+                <w:sz w:val="20"/>
+                <w:szCs w:val="20"/>
+                <w:lang w:eastAsia="en-US"/>
+              </w:rPr>
+            </w:pPr>
+            <w:ins w:id="80" w:author="Claude" w:date="2026-10-08T22:07:00Z">
               <w:r>
                 <w:rPr>
                   <w:rFonts w:cs="Times New Roman"/>
@@ -25875,7 +24999,7 @@
         <w:trPr>
           <w:cantSplit/>
           <w:jc w:val="center"/>
-          <w:ins w:id="169" w:author="Claude" w:date="2026-10-08T22:07:00Z"/>
+          <w:ins w:id="81" w:author="Claude" w:date="2026-10-08T22:07:00Z"/>
         </w:trPr>
         <w:tc>
           <w:tcPr>
@@ -25889,15 +25013,15 @@
               <w:ind w:firstLine="0"/>
               <w:jc w:val="left"/>
               <w:rPr>
-                <w:ins w:id="170" w:author="Claude" w:date="2026-10-08T22:07:00Z"/>
-                <w:rFonts w:cs="Times New Roman"/>
-                <w:color w:val="000000"/>
-                <w:sz w:val="20"/>
-                <w:szCs w:val="20"/>
-                <w:lang w:eastAsia="en-US"/>
-              </w:rPr>
-            </w:pPr>
-            <w:ins w:id="171" w:author="Claude" w:date="2026-10-08T22:07:00Z">
+                <w:ins w:id="82" w:author="Claude" w:date="2026-10-08T22:07:00Z"/>
+                <w:rFonts w:cs="Times New Roman"/>
+                <w:color w:val="000000"/>
+                <w:sz w:val="20"/>
+                <w:szCs w:val="20"/>
+                <w:lang w:eastAsia="en-US"/>
+              </w:rPr>
+            </w:pPr>
+            <w:ins w:id="83" w:author="Claude" w:date="2026-10-08T22:07:00Z">
               <w:r>
                 <w:rPr>
                   <w:rFonts w:cs="Times New Roman"/>
@@ -25945,15 +25069,15 @@
               <w:ind w:firstLine="0"/>
               <w:jc w:val="center"/>
               <w:rPr>
-                <w:ins w:id="172" w:author="Claude" w:date="2026-10-08T22:07:00Z"/>
-                <w:rFonts w:cs="Times New Roman"/>
-                <w:color w:val="000000"/>
-                <w:sz w:val="20"/>
-                <w:szCs w:val="20"/>
-                <w:lang w:eastAsia="en-US"/>
-              </w:rPr>
-            </w:pPr>
-            <w:ins w:id="173" w:author="Claude" w:date="2026-10-08T22:07:00Z">
+                <w:ins w:id="84" w:author="Claude" w:date="2026-10-08T22:07:00Z"/>
+                <w:rFonts w:cs="Times New Roman"/>
+                <w:color w:val="000000"/>
+                <w:sz w:val="20"/>
+                <w:szCs w:val="20"/>
+                <w:lang w:eastAsia="en-US"/>
+              </w:rPr>
+            </w:pPr>
+            <w:ins w:id="85" w:author="Claude" w:date="2026-10-08T22:07:00Z">
               <w:r>
                 <w:rPr>
                   <w:rFonts w:cs="Times New Roman"/>
@@ -25979,15 +25103,15 @@
               <w:ind w:firstLine="0"/>
               <w:jc w:val="center"/>
               <w:rPr>
-                <w:ins w:id="174" w:author="Claude" w:date="2026-10-08T22:07:00Z"/>
-                <w:rFonts w:cs="Times New Roman"/>
-                <w:color w:val="000000"/>
-                <w:sz w:val="20"/>
-                <w:szCs w:val="20"/>
-                <w:lang w:eastAsia="en-US"/>
-              </w:rPr>
-            </w:pPr>
-            <w:ins w:id="175" w:author="Claude" w:date="2026-10-08T22:07:00Z">
+                <w:ins w:id="86" w:author="Claude" w:date="2026-10-08T22:07:00Z"/>
+                <w:rFonts w:cs="Times New Roman"/>
+                <w:color w:val="000000"/>
+                <w:sz w:val="20"/>
+                <w:szCs w:val="20"/>
+                <w:lang w:eastAsia="en-US"/>
+              </w:rPr>
+            </w:pPr>
+            <w:ins w:id="87" w:author="Claude" w:date="2026-10-08T22:07:00Z">
               <w:r>
                 <w:rPr>
                   <w:rFonts w:cs="Times New Roman"/>
@@ -26013,15 +25137,15 @@
               <w:ind w:firstLine="0"/>
               <w:jc w:val="center"/>
               <w:rPr>
-                <w:ins w:id="176" w:author="Claude" w:date="2026-10-08T22:07:00Z"/>
-                <w:rFonts w:cs="Times New Roman"/>
-                <w:color w:val="000000"/>
-                <w:sz w:val="20"/>
-                <w:szCs w:val="20"/>
-                <w:lang w:eastAsia="en-US"/>
-              </w:rPr>
-            </w:pPr>
-            <w:ins w:id="177" w:author="Claude" w:date="2026-10-08T22:07:00Z">
+                <w:ins w:id="88" w:author="Claude" w:date="2026-10-08T22:07:00Z"/>
+                <w:rFonts w:cs="Times New Roman"/>
+                <w:color w:val="000000"/>
+                <w:sz w:val="20"/>
+                <w:szCs w:val="20"/>
+                <w:lang w:eastAsia="en-US"/>
+              </w:rPr>
+            </w:pPr>
+            <w:ins w:id="89" w:author="Claude" w:date="2026-10-08T22:07:00Z">
               <w:r>
                 <w:rPr>
                   <w:rFonts w:cs="Times New Roman"/>
@@ -26047,15 +25171,15 @@
               <w:ind w:firstLine="0"/>
               <w:jc w:val="center"/>
               <w:rPr>
-                <w:ins w:id="178" w:author="Claude" w:date="2026-10-08T22:07:00Z"/>
-                <w:rFonts w:cs="Times New Roman"/>
-                <w:color w:val="000000"/>
-                <w:sz w:val="20"/>
-                <w:szCs w:val="20"/>
-                <w:lang w:eastAsia="en-US"/>
-              </w:rPr>
-            </w:pPr>
-            <w:ins w:id="179" w:author="Claude" w:date="2026-10-08T22:07:00Z">
+                <w:ins w:id="90" w:author="Claude" w:date="2026-10-08T22:07:00Z"/>
+                <w:rFonts w:cs="Times New Roman"/>
+                <w:color w:val="000000"/>
+                <w:sz w:val="20"/>
+                <w:szCs w:val="20"/>
+                <w:lang w:eastAsia="en-US"/>
+              </w:rPr>
+            </w:pPr>
+            <w:ins w:id="91" w:author="Claude" w:date="2026-10-08T22:07:00Z">
               <w:r>
                 <w:rPr>
                   <w:rFonts w:cs="Times New Roman"/>
@@ -26074,7 +25198,7 @@
         <w:trPr>
           <w:cantSplit/>
           <w:jc w:val="center"/>
-          <w:ins w:id="180" w:author="Claude" w:date="2026-10-08T22:07:00Z"/>
+          <w:ins w:id="92" w:author="Claude" w:date="2026-10-08T22:07:00Z"/>
         </w:trPr>
         <w:tc>
           <w:tcPr>
@@ -26088,7 +25212,7 @@
               <w:ind w:firstLine="0"/>
               <w:jc w:val="left"/>
               <w:rPr>
-                <w:ins w:id="181" w:author="Claude" w:date="2026-10-08T22:07:00Z"/>
+                <w:ins w:id="93" w:author="Claude" w:date="2026-10-08T22:07:00Z"/>
                 <w:rFonts w:cs="Times New Roman"/>
                 <w:color w:val="000000"/>
                 <w:sz w:val="20"/>
@@ -26097,7 +25221,7 @@
               </w:rPr>
             </w:pPr>
             <w:proofErr w:type="spellStart"/>
-            <w:ins w:id="182" w:author="Claude" w:date="2026-10-08T22:07:00Z">
+            <w:ins w:id="94" w:author="Claude" w:date="2026-10-08T22:07:00Z">
               <w:r>
                 <w:rPr>
                   <w:rFonts w:cs="Times New Roman"/>
@@ -26134,15 +25258,15 @@
               <w:ind w:firstLine="0"/>
               <w:jc w:val="center"/>
               <w:rPr>
-                <w:ins w:id="183" w:author="Claude" w:date="2026-10-08T22:07:00Z"/>
-                <w:rFonts w:cs="Times New Roman"/>
-                <w:color w:val="000000"/>
-                <w:sz w:val="20"/>
-                <w:szCs w:val="20"/>
-                <w:lang w:eastAsia="en-US"/>
-              </w:rPr>
-            </w:pPr>
-            <w:ins w:id="184" w:author="Claude" w:date="2026-10-08T22:07:00Z">
+                <w:ins w:id="95" w:author="Claude" w:date="2026-10-08T22:07:00Z"/>
+                <w:rFonts w:cs="Times New Roman"/>
+                <w:color w:val="000000"/>
+                <w:sz w:val="20"/>
+                <w:szCs w:val="20"/>
+                <w:lang w:eastAsia="en-US"/>
+              </w:rPr>
+            </w:pPr>
+            <w:ins w:id="96" w:author="Claude" w:date="2026-10-08T22:07:00Z">
               <w:r>
                 <w:rPr>
                   <w:rFonts w:cs="Times New Roman"/>
@@ -26168,15 +25292,15 @@
               <w:ind w:firstLine="0"/>
               <w:jc w:val="center"/>
               <w:rPr>
-                <w:ins w:id="185" w:author="Claude" w:date="2026-10-08T22:07:00Z"/>
-                <w:rFonts w:cs="Times New Roman"/>
-                <w:color w:val="000000"/>
-                <w:sz w:val="20"/>
-                <w:szCs w:val="20"/>
-                <w:lang w:eastAsia="en-US"/>
-              </w:rPr>
-            </w:pPr>
-            <w:ins w:id="186" w:author="Claude" w:date="2026-10-08T22:07:00Z">
+                <w:ins w:id="97" w:author="Claude" w:date="2026-10-08T22:07:00Z"/>
+                <w:rFonts w:cs="Times New Roman"/>
+                <w:color w:val="000000"/>
+                <w:sz w:val="20"/>
+                <w:szCs w:val="20"/>
+                <w:lang w:eastAsia="en-US"/>
+              </w:rPr>
+            </w:pPr>
+            <w:ins w:id="98" w:author="Claude" w:date="2026-10-08T22:07:00Z">
               <w:r>
                 <w:rPr>
                   <w:rFonts w:cs="Times New Roman"/>
@@ -26202,15 +25326,15 @@
               <w:ind w:firstLine="0"/>
               <w:jc w:val="center"/>
               <w:rPr>
-                <w:ins w:id="187" w:author="Claude" w:date="2026-10-08T22:07:00Z"/>
-                <w:rFonts w:cs="Times New Roman"/>
-                <w:color w:val="000000"/>
-                <w:sz w:val="20"/>
-                <w:szCs w:val="20"/>
-                <w:lang w:eastAsia="en-US"/>
-              </w:rPr>
-            </w:pPr>
-            <w:ins w:id="188" w:author="Claude" w:date="2026-10-08T22:07:00Z">
+                <w:ins w:id="99" w:author="Claude" w:date="2026-10-08T22:07:00Z"/>
+                <w:rFonts w:cs="Times New Roman"/>
+                <w:color w:val="000000"/>
+                <w:sz w:val="20"/>
+                <w:szCs w:val="20"/>
+                <w:lang w:eastAsia="en-US"/>
+              </w:rPr>
+            </w:pPr>
+            <w:ins w:id="100" w:author="Claude" w:date="2026-10-08T22:07:00Z">
               <w:r>
                 <w:rPr>
                   <w:rFonts w:cs="Times New Roman"/>
@@ -26236,15 +25360,15 @@
               <w:ind w:firstLine="0"/>
               <w:jc w:val="center"/>
               <w:rPr>
-                <w:ins w:id="189" w:author="Claude" w:date="2026-10-08T22:07:00Z"/>
-                <w:rFonts w:cs="Times New Roman"/>
-                <w:color w:val="000000"/>
-                <w:sz w:val="20"/>
-                <w:szCs w:val="20"/>
-                <w:lang w:eastAsia="en-US"/>
-              </w:rPr>
-            </w:pPr>
-            <w:ins w:id="190" w:author="Claude" w:date="2026-10-08T22:07:00Z">
+                <w:ins w:id="101" w:author="Claude" w:date="2026-10-08T22:07:00Z"/>
+                <w:rFonts w:cs="Times New Roman"/>
+                <w:color w:val="000000"/>
+                <w:sz w:val="20"/>
+                <w:szCs w:val="20"/>
+                <w:lang w:eastAsia="en-US"/>
+              </w:rPr>
+            </w:pPr>
+            <w:ins w:id="102" w:author="Claude" w:date="2026-10-08T22:07:00Z">
               <w:r>
                 <w:rPr>
                   <w:rFonts w:cs="Times New Roman"/>
@@ -26263,7 +25387,7 @@
         <w:trPr>
           <w:cantSplit/>
           <w:jc w:val="center"/>
-          <w:ins w:id="191" w:author="Claude" w:date="2026-10-08T22:07:00Z"/>
+          <w:ins w:id="103" w:author="Claude" w:date="2026-10-08T22:07:00Z"/>
         </w:trPr>
         <w:tc>
           <w:tcPr>
@@ -26277,7 +25401,7 @@
               <w:ind w:firstLine="0"/>
               <w:jc w:val="left"/>
               <w:rPr>
-                <w:ins w:id="192" w:author="Claude" w:date="2026-10-08T22:07:00Z"/>
+                <w:ins w:id="104" w:author="Claude" w:date="2026-10-08T22:07:00Z"/>
                 <w:rFonts w:cs="Times New Roman"/>
                 <w:color w:val="000000"/>
                 <w:sz w:val="20"/>
@@ -26286,7 +25410,7 @@
               </w:rPr>
             </w:pPr>
             <w:proofErr w:type="spellStart"/>
-            <w:ins w:id="193" w:author="Claude" w:date="2026-10-08T22:07:00Z">
+            <w:ins w:id="105" w:author="Claude" w:date="2026-10-08T22:07:00Z">
               <w:r>
                 <w:rPr>
                   <w:rFonts w:cs="Times New Roman"/>
@@ -26323,15 +25447,15 @@
               <w:ind w:firstLine="0"/>
               <w:jc w:val="center"/>
               <w:rPr>
-                <w:ins w:id="194" w:author="Claude" w:date="2026-10-08T22:07:00Z"/>
-                <w:rFonts w:cs="Times New Roman"/>
-                <w:color w:val="000000"/>
-                <w:sz w:val="20"/>
-                <w:szCs w:val="20"/>
-                <w:lang w:eastAsia="en-US"/>
-              </w:rPr>
-            </w:pPr>
-            <w:ins w:id="195" w:author="Claude" w:date="2026-10-08T22:07:00Z">
+                <w:ins w:id="106" w:author="Claude" w:date="2026-10-08T22:07:00Z"/>
+                <w:rFonts w:cs="Times New Roman"/>
+                <w:color w:val="000000"/>
+                <w:sz w:val="20"/>
+                <w:szCs w:val="20"/>
+                <w:lang w:eastAsia="en-US"/>
+              </w:rPr>
+            </w:pPr>
+            <w:ins w:id="107" w:author="Claude" w:date="2026-10-08T22:07:00Z">
               <w:r>
                 <w:rPr>
                   <w:rFonts w:cs="Times New Roman"/>
@@ -26357,15 +25481,15 @@
               <w:ind w:firstLine="0"/>
               <w:jc w:val="center"/>
               <w:rPr>
-                <w:ins w:id="196" w:author="Claude" w:date="2026-10-08T22:07:00Z"/>
-                <w:rFonts w:cs="Times New Roman"/>
-                <w:color w:val="000000"/>
-                <w:sz w:val="20"/>
-                <w:szCs w:val="20"/>
-                <w:lang w:eastAsia="en-US"/>
-              </w:rPr>
-            </w:pPr>
-            <w:ins w:id="197" w:author="Claude" w:date="2026-10-08T22:07:00Z">
+                <w:ins w:id="108" w:author="Claude" w:date="2026-10-08T22:07:00Z"/>
+                <w:rFonts w:cs="Times New Roman"/>
+                <w:color w:val="000000"/>
+                <w:sz w:val="20"/>
+                <w:szCs w:val="20"/>
+                <w:lang w:eastAsia="en-US"/>
+              </w:rPr>
+            </w:pPr>
+            <w:ins w:id="109" w:author="Claude" w:date="2026-10-08T22:07:00Z">
               <w:r>
                 <w:rPr>
                   <w:rFonts w:cs="Times New Roman"/>
@@ -26391,15 +25515,15 @@
               <w:ind w:firstLine="0"/>
               <w:jc w:val="center"/>
               <w:rPr>
-                <w:ins w:id="198" w:author="Claude" w:date="2026-10-08T22:07:00Z"/>
-                <w:rFonts w:cs="Times New Roman"/>
-                <w:color w:val="000000"/>
-                <w:sz w:val="20"/>
-                <w:szCs w:val="20"/>
-                <w:lang w:eastAsia="en-US"/>
-              </w:rPr>
-            </w:pPr>
-            <w:ins w:id="199" w:author="Claude" w:date="2026-10-08T22:07:00Z">
+                <w:ins w:id="110" w:author="Claude" w:date="2026-10-08T22:07:00Z"/>
+                <w:rFonts w:cs="Times New Roman"/>
+                <w:color w:val="000000"/>
+                <w:sz w:val="20"/>
+                <w:szCs w:val="20"/>
+                <w:lang w:eastAsia="en-US"/>
+              </w:rPr>
+            </w:pPr>
+            <w:ins w:id="111" w:author="Claude" w:date="2026-10-08T22:07:00Z">
               <w:r>
                 <w:rPr>
                   <w:rFonts w:cs="Times New Roman"/>
@@ -26425,15 +25549,15 @@
               <w:ind w:firstLine="0"/>
               <w:jc w:val="center"/>
               <w:rPr>
-                <w:ins w:id="200" w:author="Claude" w:date="2026-10-08T22:07:00Z"/>
-                <w:rFonts w:cs="Times New Roman"/>
-                <w:color w:val="000000"/>
-                <w:sz w:val="20"/>
-                <w:szCs w:val="20"/>
-                <w:lang w:eastAsia="en-US"/>
-              </w:rPr>
-            </w:pPr>
-            <w:ins w:id="201" w:author="Claude" w:date="2026-10-08T22:07:00Z">
+                <w:ins w:id="112" w:author="Claude" w:date="2026-10-08T22:07:00Z"/>
+                <w:rFonts w:cs="Times New Roman"/>
+                <w:color w:val="000000"/>
+                <w:sz w:val="20"/>
+                <w:szCs w:val="20"/>
+                <w:lang w:eastAsia="en-US"/>
+              </w:rPr>
+            </w:pPr>
+            <w:ins w:id="113" w:author="Claude" w:date="2026-10-08T22:07:00Z">
               <w:r>
                 <w:rPr>
                   <w:rFonts w:cs="Times New Roman"/>
@@ -26452,7 +25576,7 @@
         <w:trPr>
           <w:cantSplit/>
           <w:jc w:val="center"/>
-          <w:ins w:id="202" w:author="Claude" w:date="2026-10-08T22:07:00Z"/>
+          <w:ins w:id="114" w:author="Claude" w:date="2026-10-08T22:07:00Z"/>
         </w:trPr>
         <w:tc>
           <w:tcPr>
@@ -26466,7 +25590,7 @@
               <w:ind w:firstLine="0"/>
               <w:jc w:val="left"/>
               <w:rPr>
-                <w:ins w:id="203" w:author="Claude" w:date="2026-10-08T22:07:00Z"/>
+                <w:ins w:id="115" w:author="Claude" w:date="2026-10-08T22:07:00Z"/>
                 <w:rFonts w:cs="Times New Roman"/>
                 <w:color w:val="000000"/>
                 <w:sz w:val="20"/>
@@ -26475,7 +25599,7 @@
               </w:rPr>
             </w:pPr>
             <w:proofErr w:type="spellStart"/>
-            <w:ins w:id="204" w:author="Claude" w:date="2026-10-08T22:07:00Z">
+            <w:ins w:id="116" w:author="Claude" w:date="2026-10-08T22:07:00Z">
               <w:r>
                 <w:rPr>
                   <w:rFonts w:cs="Times New Roman"/>
@@ -26512,15 +25636,15 @@
               <w:ind w:firstLine="0"/>
               <w:jc w:val="center"/>
               <w:rPr>
-                <w:ins w:id="205" w:author="Claude" w:date="2026-10-08T22:07:00Z"/>
-                <w:rFonts w:cs="Times New Roman"/>
-                <w:color w:val="000000"/>
-                <w:sz w:val="20"/>
-                <w:szCs w:val="20"/>
-                <w:lang w:eastAsia="en-US"/>
-              </w:rPr>
-            </w:pPr>
-            <w:ins w:id="206" w:author="Claude" w:date="2026-10-08T22:07:00Z">
+                <w:ins w:id="117" w:author="Claude" w:date="2026-10-08T22:07:00Z"/>
+                <w:rFonts w:cs="Times New Roman"/>
+                <w:color w:val="000000"/>
+                <w:sz w:val="20"/>
+                <w:szCs w:val="20"/>
+                <w:lang w:eastAsia="en-US"/>
+              </w:rPr>
+            </w:pPr>
+            <w:ins w:id="118" w:author="Claude" w:date="2026-10-08T22:07:00Z">
               <w:r>
                 <w:rPr>
                   <w:rFonts w:cs="Times New Roman"/>
@@ -26546,15 +25670,15 @@
               <w:ind w:firstLine="0"/>
               <w:jc w:val="center"/>
               <w:rPr>
-                <w:ins w:id="207" w:author="Claude" w:date="2026-10-08T22:07:00Z"/>
-                <w:rFonts w:cs="Times New Roman"/>
-                <w:color w:val="000000"/>
-                <w:sz w:val="20"/>
-                <w:szCs w:val="20"/>
-                <w:lang w:eastAsia="en-US"/>
-              </w:rPr>
-            </w:pPr>
-            <w:ins w:id="208" w:author="Claude" w:date="2026-10-08T22:07:00Z">
+                <w:ins w:id="119" w:author="Claude" w:date="2026-10-08T22:07:00Z"/>
+                <w:rFonts w:cs="Times New Roman"/>
+                <w:color w:val="000000"/>
+                <w:sz w:val="20"/>
+                <w:szCs w:val="20"/>
+                <w:lang w:eastAsia="en-US"/>
+              </w:rPr>
+            </w:pPr>
+            <w:ins w:id="120" w:author="Claude" w:date="2026-10-08T22:07:00Z">
               <w:r>
                 <w:rPr>
                   <w:rFonts w:cs="Times New Roman"/>
@@ -26580,15 +25704,15 @@
               <w:ind w:firstLine="0"/>
               <w:jc w:val="center"/>
               <w:rPr>
-                <w:ins w:id="209" w:author="Claude" w:date="2026-10-08T22:07:00Z"/>
-                <w:rFonts w:cs="Times New Roman"/>
-                <w:color w:val="000000"/>
-                <w:sz w:val="20"/>
-                <w:szCs w:val="20"/>
-                <w:lang w:eastAsia="en-US"/>
-              </w:rPr>
-            </w:pPr>
-            <w:ins w:id="210" w:author="Claude" w:date="2026-10-08T22:07:00Z">
+                <w:ins w:id="121" w:author="Claude" w:date="2026-10-08T22:07:00Z"/>
+                <w:rFonts w:cs="Times New Roman"/>
+                <w:color w:val="000000"/>
+                <w:sz w:val="20"/>
+                <w:szCs w:val="20"/>
+                <w:lang w:eastAsia="en-US"/>
+              </w:rPr>
+            </w:pPr>
+            <w:ins w:id="122" w:author="Claude" w:date="2026-10-08T22:07:00Z">
               <w:r>
                 <w:rPr>
                   <w:rFonts w:cs="Times New Roman"/>
@@ -26614,15 +25738,15 @@
               <w:ind w:firstLine="0"/>
               <w:jc w:val="center"/>
               <w:rPr>
-                <w:ins w:id="211" w:author="Claude" w:date="2026-10-08T22:07:00Z"/>
-                <w:rFonts w:cs="Times New Roman"/>
-                <w:color w:val="000000"/>
-                <w:sz w:val="20"/>
-                <w:szCs w:val="20"/>
-                <w:lang w:eastAsia="en-US"/>
-              </w:rPr>
-            </w:pPr>
-            <w:ins w:id="212" w:author="Claude" w:date="2026-10-08T22:07:00Z">
+                <w:ins w:id="123" w:author="Claude" w:date="2026-10-08T22:07:00Z"/>
+                <w:rFonts w:cs="Times New Roman"/>
+                <w:color w:val="000000"/>
+                <w:sz w:val="20"/>
+                <w:szCs w:val="20"/>
+                <w:lang w:eastAsia="en-US"/>
+              </w:rPr>
+            </w:pPr>
+            <w:ins w:id="124" w:author="Claude" w:date="2026-10-08T22:07:00Z">
               <w:r>
                 <w:rPr>
                   <w:rFonts w:cs="Times New Roman"/>
@@ -26641,7 +25765,7 @@
         <w:trPr>
           <w:cantSplit/>
           <w:jc w:val="center"/>
-          <w:ins w:id="213" w:author="Claude" w:date="2026-10-08T22:07:00Z"/>
+          <w:ins w:id="125" w:author="Claude" w:date="2026-10-08T22:07:00Z"/>
         </w:trPr>
         <w:tc>
           <w:tcPr>
@@ -26655,7 +25779,7 @@
               <w:ind w:firstLine="0"/>
               <w:jc w:val="left"/>
               <w:rPr>
-                <w:ins w:id="214" w:author="Claude" w:date="2026-10-08T22:07:00Z"/>
+                <w:ins w:id="126" w:author="Claude" w:date="2026-10-08T22:07:00Z"/>
                 <w:rFonts w:cs="Times New Roman"/>
                 <w:color w:val="000000"/>
                 <w:sz w:val="20"/>
@@ -26664,7 +25788,7 @@
               </w:rPr>
             </w:pPr>
             <w:proofErr w:type="spellStart"/>
-            <w:ins w:id="215" w:author="Claude" w:date="2026-10-08T22:07:00Z">
+            <w:ins w:id="127" w:author="Claude" w:date="2026-10-08T22:07:00Z">
               <w:r>
                 <w:rPr>
                   <w:rFonts w:cs="Times New Roman"/>
@@ -26701,15 +25825,15 @@
               <w:ind w:firstLine="0"/>
               <w:jc w:val="center"/>
               <w:rPr>
-                <w:ins w:id="216" w:author="Claude" w:date="2026-10-08T22:07:00Z"/>
-                <w:rFonts w:cs="Times New Roman"/>
-                <w:color w:val="000000"/>
-                <w:sz w:val="20"/>
-                <w:szCs w:val="20"/>
-                <w:lang w:eastAsia="en-US"/>
-              </w:rPr>
-            </w:pPr>
-            <w:ins w:id="217" w:author="Claude" w:date="2026-10-08T22:07:00Z">
+                <w:ins w:id="128" w:author="Claude" w:date="2026-10-08T22:07:00Z"/>
+                <w:rFonts w:cs="Times New Roman"/>
+                <w:color w:val="000000"/>
+                <w:sz w:val="20"/>
+                <w:szCs w:val="20"/>
+                <w:lang w:eastAsia="en-US"/>
+              </w:rPr>
+            </w:pPr>
+            <w:ins w:id="129" w:author="Claude" w:date="2026-10-08T22:07:00Z">
               <w:r>
                 <w:rPr>
                   <w:rFonts w:cs="Times New Roman"/>
@@ -26735,15 +25859,15 @@
               <w:ind w:firstLine="0"/>
               <w:jc w:val="center"/>
               <w:rPr>
-                <w:ins w:id="218" w:author="Claude" w:date="2026-10-08T22:07:00Z"/>
-                <w:rFonts w:cs="Times New Roman"/>
-                <w:color w:val="000000"/>
-                <w:sz w:val="20"/>
-                <w:szCs w:val="20"/>
-                <w:lang w:eastAsia="en-US"/>
-              </w:rPr>
-            </w:pPr>
-            <w:ins w:id="219" w:author="Claude" w:date="2026-10-08T22:07:00Z">
+                <w:ins w:id="130" w:author="Claude" w:date="2026-10-08T22:07:00Z"/>
+                <w:rFonts w:cs="Times New Roman"/>
+                <w:color w:val="000000"/>
+                <w:sz w:val="20"/>
+                <w:szCs w:val="20"/>
+                <w:lang w:eastAsia="en-US"/>
+              </w:rPr>
+            </w:pPr>
+            <w:ins w:id="131" w:author="Claude" w:date="2026-10-08T22:07:00Z">
               <w:r>
                 <w:rPr>
                   <w:rFonts w:cs="Times New Roman"/>
@@ -26769,15 +25893,15 @@
               <w:ind w:firstLine="0"/>
               <w:jc w:val="center"/>
               <w:rPr>
-                <w:ins w:id="220" w:author="Claude" w:date="2026-10-08T22:07:00Z"/>
-                <w:rFonts w:cs="Times New Roman"/>
-                <w:color w:val="000000"/>
-                <w:sz w:val="20"/>
-                <w:szCs w:val="20"/>
-                <w:lang w:eastAsia="en-US"/>
-              </w:rPr>
-            </w:pPr>
-            <w:ins w:id="221" w:author="Claude" w:date="2026-10-08T22:07:00Z">
+                <w:ins w:id="132" w:author="Claude" w:date="2026-10-08T22:07:00Z"/>
+                <w:rFonts w:cs="Times New Roman"/>
+                <w:color w:val="000000"/>
+                <w:sz w:val="20"/>
+                <w:szCs w:val="20"/>
+                <w:lang w:eastAsia="en-US"/>
+              </w:rPr>
+            </w:pPr>
+            <w:ins w:id="133" w:author="Claude" w:date="2026-10-08T22:07:00Z">
               <w:r>
                 <w:rPr>
                   <w:rFonts w:cs="Times New Roman"/>
@@ -26803,15 +25927,15 @@
               <w:ind w:firstLine="0"/>
               <w:jc w:val="center"/>
               <w:rPr>
-                <w:ins w:id="222" w:author="Claude" w:date="2026-10-08T22:07:00Z"/>
-                <w:rFonts w:cs="Times New Roman"/>
-                <w:color w:val="000000"/>
-                <w:sz w:val="20"/>
-                <w:szCs w:val="20"/>
-                <w:lang w:eastAsia="en-US"/>
-              </w:rPr>
-            </w:pPr>
-            <w:ins w:id="223" w:author="Claude" w:date="2026-10-08T22:07:00Z">
+                <w:ins w:id="134" w:author="Claude" w:date="2026-10-08T22:07:00Z"/>
+                <w:rFonts w:cs="Times New Roman"/>
+                <w:color w:val="000000"/>
+                <w:sz w:val="20"/>
+                <w:szCs w:val="20"/>
+                <w:lang w:eastAsia="en-US"/>
+              </w:rPr>
+            </w:pPr>
+            <w:ins w:id="135" w:author="Claude" w:date="2026-10-08T22:07:00Z">
               <w:r>
                 <w:rPr>
                   <w:rFonts w:cs="Times New Roman"/>
@@ -26985,13 +26109,7 @@
         <w:rPr>
           <w:sz w:val="20"/>
         </w:rPr>
-        <w:t xml:space="preserve">. Phys. 2014, 262, 358. </w:t>
-      </w:r>
-      <w:r>
-        <w:rPr>
-          <w:sz w:val="20"/>
-        </w:rPr>
-        <w:t>https://doi.org/10.1016/j.jcp.2014.01.005.</w:t>
+        <w:t>. Phys. 2014, 262, 358. https://doi.org/10.1016/j.jcp.2014.01.005.</w:t>
       </w:r>
     </w:p>
     <w:p>
@@ -27093,13 +26211,7 @@
         <w:rPr>
           <w:sz w:val="20"/>
         </w:rPr>
-        <w:t>, Argonne National Laboratory, Lemont, IL, USA 2024, ANL-</w:t>
-      </w:r>
-      <w:r>
-        <w:rPr>
-          <w:sz w:val="20"/>
-        </w:rPr>
-        <w:t>21/39 (Rev. 3.22). https://petsc.org.</w:t>
+        <w:t>, Argonne National Laboratory, Lemont, IL, USA 2024, ANL-21/39 (Rev. 3.22). https://petsc.org.</w:t>
       </w:r>
     </w:p>
     <w:p>
@@ -27192,13 +26304,7 @@
         <w:rPr>
           <w:sz w:val="20"/>
         </w:rPr>
-        <w:t>), Springer, Berlin, Heidelberg, Germany 2004, p</w:t>
-      </w:r>
-      <w:r>
-        <w:rPr>
-          <w:sz w:val="20"/>
-        </w:rPr>
-        <w:t>p. 97–104. https://doi.org/10.1007/978-3-540-30218-6_19.</w:t>
+        <w:t>), Springer, Berlin, Heidelberg, Germany 2004, pp. 97–104. https://doi.org/10.1007/978-3-540-30218-6_19.</w:t>
       </w:r>
     </w:p>
     <w:p>
@@ -27272,13 +26378,7 @@
         <w:rPr>
           <w:sz w:val="20"/>
         </w:rPr>
-        <w:t xml:space="preserve"> 2014, 2, e453. https://d</w:t>
-      </w:r>
-      <w:r>
-        <w:rPr>
-          <w:sz w:val="20"/>
-        </w:rPr>
-        <w:t>oi.org/10.7717/peerj.453.</w:t>
+        <w:t xml:space="preserve"> 2014, 2, e453. https://doi.org/10.7717/peerj.453.</w:t>
       </w:r>
     </w:p>
     <w:p>
@@ -27403,13 +26503,7 @@
         <w:rPr>
           <w:sz w:val="20"/>
         </w:rPr>
-        <w:t>, T. E. Oliphant, e</w:t>
-      </w:r>
-      <w:r>
-        <w:rPr>
-          <w:sz w:val="20"/>
-        </w:rPr>
-        <w:t>t al., Nat. Methods 2020, 17, 261. https://doi.org/10.1038/s41592-019-0686-2.</w:t>
+        <w:t>, T. E. Oliphant, et al., Nat. Methods 2020, 17, 261. https://doi.org/10.1038/s41592-019-0686-2.</w:t>
       </w:r>
     </w:p>
     <w:p>
@@ -27483,13 +26577,7 @@
         <w:rPr>
           <w:sz w:val="20"/>
         </w:rPr>
-        <w:t>, C. Law, in The Visualization Handbook (Eds: C. D. Hansen, C. R.</w:t>
-      </w:r>
-      <w:r>
-        <w:rPr>
-          <w:sz w:val="20"/>
-        </w:rPr>
-        <w:t xml:space="preserve"> Johnson), Elsevier, Amsterdam, The Netherlands 2005, pp. 717–731.</w:t>
+        <w:t>, C. Law, in The Visualization Handbook (Eds: C. D. Hansen, C. R. Johnson), Elsevier, Amsterdam, The Netherlands 2005, pp. 717–731.</w:t>
       </w:r>
     </w:p>
     <w:p>
@@ -27563,13 +26651,7 @@
         <w:rPr>
           <w:sz w:val="20"/>
         </w:rPr>
-        <w:t>. 2017, 2, 97. https://doi.org/10.21105/joss.00</w:t>
-      </w:r>
-      <w:r>
-        <w:rPr>
-          <w:sz w:val="20"/>
-        </w:rPr>
-        <w:t>097.</w:t>
+        <w:t>. 2017, 2, 97. https://doi.org/10.21105/joss.00097.</w:t>
       </w:r>
     </w:p>
     <w:p>
@@ -27666,13 +26748,7 @@
           <w:sz w:val="20"/>
         </w:rPr>
         <w:tab/>
-        <w:t>M. D. McKay,</w:t>
-      </w:r>
-      <w:r>
-        <w:rPr>
-          <w:sz w:val="20"/>
-        </w:rPr>
-        <w:t xml:space="preserve"> R. J. Beckman, W. J. Conover, </w:t>
+        <w:t xml:space="preserve">M. D. McKay, R. J. Beckman, W. J. Conover, </w:t>
       </w:r>
       <w:proofErr w:type="spellStart"/>
       <w:r>
@@ -27723,13 +26799,7 @@
         <w:rPr>
           <w:sz w:val="20"/>
         </w:rPr>
-        <w:t>, L.-N. Wang, J. Mater. Sci. Technol. 2018, 34, 2271. https://doi.org/10.1016/j.jmst.2018.05.00</w:t>
-      </w:r>
-      <w:r>
-        <w:rPr>
-          <w:sz w:val="20"/>
-        </w:rPr>
-        <w:t>5.</w:t>
+        <w:t>, L.-N. Wang, J. Mater. Sci. Technol. 2018, 34, 2271. https://doi.org/10.1016/j.jmst.2018.05.005.</w:t>
       </w:r>
     </w:p>
     <w:sectPr>

--- a/deliver/Supplementary_tracked.docx
+++ b/deliver/Supplementary_tracked.docx
@@ -3445,30 +3445,206 @@
         </w:rPr>
       </w:pPr>
       <w:r>
-        <w:t>Rule A (hard minimum) was adopted on physical and numerical grounds. Agreement with the literature data served as a consistency check rather than as the selection criterion, because RMSE depends on the calibration and could be reduced for any rule by recalibrating it.</w:t>
-      </w:r>
+        <w:t xml:space="preserve">Rule A (hard minimum) was </w:t>
+      </w:r>
+      <w:del w:id="9025" w:author="Claude" w:date="2026-10-08T22:34:17Z">
+        <w:r>
+          <w:delText xml:space="preserve">adopted</w:delText>
+        </w:r>
+      </w:del>
+      <w:ins w:id="9024" w:author="Claude" w:date="2026-10-08T22:34:17Z">
+        <w:r>
+          <w:t xml:space="preserve">selected</w:t>
+        </w:r>
+      </w:ins>
+      <w:r>
+        <w:t xml:space="preserve"> on physical and numerical grounds</w:t>
+      </w:r>
+      <w:del w:id="9023" w:author="Claude" w:date="2026-10-08T22:34:17Z">
+        <w:r>
+          <w:delText xml:space="preserve">. Agreement</w:delText>
+        </w:r>
+      </w:del>
+      <w:ins w:id="9022" w:author="Claude" w:date="2026-10-08T22:34:17Z">
+        <w:r>
+          <w:t xml:space="preserve">,</w:t>
+        </w:r>
+      </w:ins>
+      <w:r>
+        <w:t xml:space="preserve"> with</w:t>
+      </w:r>
+      <w:ins w:id="9021" w:author="Claude" w:date="2026-10-08T22:34:17Z">
+        <w:r>
+          <w:t xml:space="preserve"> agreement to</w:t>
+        </w:r>
+      </w:ins>
+      <w:r>
+        <w:t xml:space="preserve"> the literature data </w:t>
+      </w:r>
+      <w:del w:id="9020" w:author="Claude" w:date="2026-10-08T22:34:17Z">
+        <w:r>
+          <w:delText xml:space="preserve">served</w:delText>
+        </w:r>
+      </w:del>
+      <w:ins w:id="9019" w:author="Claude" w:date="2026-10-08T22:34:17Z">
+        <w:r>
+          <w:t xml:space="preserve">used only</w:t>
+        </w:r>
+      </w:ins>
+      <w:r>
+        <w:t xml:space="preserve"> as a consistency check</w:t>
+      </w:r>
+      <w:ins w:id="9018" w:author="Claude" w:date="2026-10-08T22:34:17Z">
+        <w:r>
+          <w:t xml:space="preserve">.</w:t>
+        </w:r>
+      </w:ins>
+      <w:r>
+        <w:t xml:space="preserve"> </w:t>
+      </w:r>
+      <w:del w:id="9017" w:author="Claude" w:date="2026-10-08T22:34:17Z">
+        <w:r>
+          <w:delText xml:space="preserve">rather</w:delText>
+        </w:r>
+      </w:del>
+      <w:ins w:id="9016" w:author="Claude" w:date="2026-10-08T22:34:17Z">
+        <w:r>
+          <w:t xml:space="preserve">RMSE</w:t>
+        </w:r>
+      </w:ins>
+      <w:r>
+        <w:t xml:space="preserve"> </w:t>
+      </w:r>
+      <w:del w:id="9015" w:author="Claude" w:date="2026-10-08T22:34:17Z">
+        <w:r>
+          <w:delText xml:space="preserve">than</w:delText>
+        </w:r>
+      </w:del>
+      <w:ins w:id="9014" w:author="Claude" w:date="2026-10-08T22:34:17Z">
+        <w:r>
+          <w:t xml:space="preserve">was</w:t>
+        </w:r>
+      </w:ins>
+      <w:r>
+        <w:t xml:space="preserve"> </w:t>
+      </w:r>
+      <w:del w:id="9013" w:author="Claude" w:date="2026-10-08T22:34:17Z">
+        <w:r>
+          <w:delText xml:space="preserve">as</w:delText>
+        </w:r>
+      </w:del>
+      <w:ins w:id="9012" w:author="Claude" w:date="2026-10-08T22:34:17Z">
+        <w:r>
+          <w:t xml:space="preserve">not</w:t>
+        </w:r>
+      </w:ins>
+      <w:r>
+        <w:t xml:space="preserve"> the selection criterion</w:t>
+      </w:r>
+      <w:del w:id="9011" w:author="Claude" w:date="2026-10-08T22:34:17Z">
+        <w:r>
+          <w:delText xml:space="preserve">,</w:delText>
+        </w:r>
+      </w:del>
+      <w:r>
+        <w:t xml:space="preserve"> because </w:t>
+      </w:r>
+      <w:del w:id="9010" w:author="Claude" w:date="2026-10-08T22:34:17Z">
+        <w:r>
+          <w:delText xml:space="preserve">RMSE</w:delText>
+        </w:r>
+      </w:del>
+      <w:ins w:id="9009" w:author="Claude" w:date="2026-10-08T22:34:17Z">
+        <w:r>
+          <w:t xml:space="preserve">it</w:t>
+        </w:r>
+      </w:ins>
+      <w:r>
+        <w:t xml:space="preserve"> depends on</w:t>
+      </w:r>
+      <w:del w:id="9008" w:author="Claude" w:date="2026-10-08T22:34:17Z">
+        <w:r>
+          <w:delText xml:space="preserve"> the</w:delText>
+        </w:r>
+      </w:del>
+      <w:r>
+        <w:t xml:space="preserve"> calibration and could be reduced for any rule </w:t>
+      </w:r>
+      <w:del w:id="9007" w:author="Claude" w:date="2026-10-08T22:34:17Z">
+        <w:r>
+          <w:delText xml:space="preserve">by</w:delText>
+        </w:r>
+      </w:del>
+      <w:ins w:id="9006" w:author="Claude" w:date="2026-10-08T22:34:17Z">
+        <w:r>
+          <w:t xml:space="preserve">through</w:t>
+        </w:r>
+      </w:ins>
+      <w:r>
+        <w:t xml:space="preserve"> </w:t>
+      </w:r>
+      <w:del w:id="9005" w:author="Claude" w:date="2026-10-08T22:34:17Z">
+        <w:r>
+          <w:delText xml:space="preserve">recalibrating</w:delText>
+        </w:r>
+      </w:del>
+      <w:ins w:id="9004" w:author="Claude" w:date="2026-10-08T22:34:17Z">
+        <w:r>
+          <w:t xml:space="preserve">recalibration.</w:t>
+        </w:r>
+      </w:ins>
+      <w:r>
+        <w:t xml:space="preserve"> </w:t>
+      </w:r>
+      <w:del w:id="9003" w:author="Claude" w:date="2026-10-08T22:34:17Z">
+        <w:r>
+          <w:delText xml:space="preserve">it</w:delText>
+        </w:r>
+      </w:del>
+      <w:ins w:id="9002" w:author="Claude" w:date="2026-10-08T22:34:17Z">
+        <w:r>
+          <w:t xml:space="preserve">Rule A reflects the physical assumption that the slowest rate-limiting process controls degradation, which is consistent with the simulations showing oxygen-diffusion control over &gt;99% of the interface at 672 h</w:t>
+        </w:r>
+      </w:ins>
+      <w:r>
+        <w:t xml:space="preserve">.</w:t>
+      </w:r>
+      <w:ins w:id="9001" w:author="Claude" w:date="2026-10-08T22:34:17Z">
+        <w:r>
+          <w:t xml:space="preserve"> Rules B and C introduce additional blending terms without improving the governing physics, while Rule D removes the oxygen-diffusion constraint and substantially overpredicts mass loss (0.58% at 168 h against 0.20% in the literature data). Finally, the hard minimum caused no significant numerical issues, with only two regime transitions occurring during the initial transient.</w:t>
+        </w:r>
+      </w:ins>
     </w:p>
     <w:p>
       <w:pPr>
         <w:pStyle w:val="BodyText"/>
         <w:spacing w:after="120"/>
         <w:ind w:firstLine="0"/>
+        <w:rPr>
+          <w:del w:id="20004" w:author="Claude" w:date="2026-10-08T22:34:17Z"/>
+        </w:rPr>
       </w:pPr>
-      <w:r>
-        <w:t>First, Rule A encodes the physical picture that the slowest of the mutually exclusive rate capacities gates the interface. The simulations support this picture: after the initial reaction-</w:t>
-      </w:r>
-      <w:r>
-        <w:lastRenderedPageBreak/>
-        <w:t>controlled stage</w:t>
-      </w:r>
+      <w:del w:id="20001" w:author="Claude" w:date="2026-10-08T22:34:17Z">
+        <w:r>
+          <w:delText xml:space="preserve">First, Rule A encodes the physical picture that the slowest of the mutually exclusive rate capacities gates the interface. The simulations support this picture: after the initial reaction-</w:delText>
+        </w:r>
+      </w:del>
+      <w:del w:id="20002" w:author="Claude" w:date="2026-10-08T22:34:17Z">
+        <w:r>
+          <w:lastRenderedPageBreak/>
+          <w:delText xml:space="preserve">controlled stage</w:delText>
+        </w:r>
+      </w:del>
       <w:del w:id="46" w:author="Claude" w:date="2026-10-08T22:07:00Z">
         <w:r>
           <w:delText>,</w:delText>
         </w:r>
       </w:del>
-      <w:r>
-        <w:t xml:space="preserve"> the interface is oxygen-diffusion-limited, and oxygen diffusion controls more than 99% of the interface area at 672 h. Blended rules (Rules B and C) change the prediction only where two velocities are comparable, which rarely occurs here, and they represent co-controlled mechanisms that the results do not show. Second, Rule D removes the oxygen-diffusion cap, so oxygen reduction proceeds irrespective of the local oxygen supply. This is inconsistent with oxygen-limited degradation and over-predicts the mass loss (0.58% at 168 h against 0.20% in the literature data, and 0.94% against 0.23% for Rule A at 672 h). Third, Rule A adds no parameters or regularization, whereas Rules B and C introduce blending terms. Fourth, the non-differentiability of the hard minimum did not cause switching artifacts: only two controlling-regime transitions occurred (1.2% of the 167 recorded steps), both during the initial transient. The same count was obtained for Rules B–D, so this criterion does not separate the rules but removes the main objection to Rule A.</w:t>
-      </w:r>
+      <w:del w:id="20003" w:author="Claude" w:date="2026-10-08T22:34:17Z">
+        <w:r>
+          <w:delText xml:space="preserve"> the interface is oxygen-diffusion-limited, and oxygen diffusion controls more than 99% of the interface area at 672 h. Blended rules (Rules B and C) change the prediction only where two velocities are comparable, which rarely occurs here, and they represent co-controlled mechanisms that the results do not show. Second, Rule D removes the oxygen-diffusion cap, so oxygen reduction proceeds irrespective of the local oxygen supply. This is inconsistent with oxygen-limited degradation and over-predicts the mass loss (0.58% at 168 h against 0.20% in the literature data, and 0.94% against 0.23% for Rule A at 672 h). Third, Rule A adds no parameters or regularization, whereas Rules B and C introduce blending terms. Fourth, the non-differentiability of the hard minimum did not cause switching artifacts: only two controlling-regime transitions occurred (1.2% of the 167 recorded steps), both during the initial transient. The same count was obtained for Rules B–D, so this criterion does not separate the rules but removes the main objection to Rule A.</w:delText>
+        </w:r>
+      </w:del>
     </w:p>
     <w:p>
       <w:pPr>

--- a/deliver/Supplementary_tracked.docx
+++ b/deliver/Supplementary_tracked.docx
@@ -1075,88 +1075,6 @@
           </w:p>
         </w:tc>
       </w:tr>
-      <w:tr>
-        <w:trPr>
-          <w:cantSplit/>
-          <w:jc w:val="center"/>
-          <w:ins w:id="39" w:author="Claude" w:date="2026-10-08T22:07:00Z"/>
-        </w:trPr>
-        <w:tc>
-          <w:tcPr>
-            <w:tcW w:w="1000" w:type="dxa"/>
-            <w:vAlign w:val="center"/>
-          </w:tcPr>
-          <w:p>
-            <w:pPr>
-              <w:spacing w:before="20" w:after="20" w:line="240" w:lineRule="auto"/>
-              <w:ind w:firstLine="0"/>
-              <w:jc w:val="left"/>
-              <w:rPr>
-                <w:ins w:id="40" w:author="Claude" w:date="2026-10-08T22:07:00Z"/>
-              </w:rPr>
-            </w:pPr>
-            <w:ins w:id="41" w:author="Claude" w:date="2026-10-08T22:07:00Z">
-              <w:r>
-                <w:rPr>
-                  <w:sz w:val="20"/>
-                  <w:szCs w:val="20"/>
-                </w:rPr>
-                <w:t>S8</w:t>
-              </w:r>
-            </w:ins>
-          </w:p>
-        </w:tc>
-        <w:tc>
-          <w:tcPr>
-            <w:tcW w:w="4200" w:type="dxa"/>
-            <w:vAlign w:val="center"/>
-          </w:tcPr>
-          <w:p>
-            <w:pPr>
-              <w:spacing w:before="20" w:after="20" w:line="240" w:lineRule="auto"/>
-              <w:ind w:firstLine="0"/>
-              <w:jc w:val="left"/>
-              <w:rPr>
-                <w:ins w:id="42" w:author="Claude" w:date="2026-10-08T22:07:00Z"/>
-              </w:rPr>
-            </w:pPr>
-            <w:ins w:id="43" w:author="Claude" w:date="2026-10-08T22:07:00Z">
-              <w:r>
-                <w:rPr>
-                  <w:sz w:val="20"/>
-                  <w:szCs w:val="20"/>
-                </w:rPr>
-                <w:t>Oxygen mass balance</w:t>
-              </w:r>
-            </w:ins>
-          </w:p>
-        </w:tc>
-        <w:tc>
-          <w:tcPr>
-            <w:tcW w:w="3826" w:type="dxa"/>
-            <w:vAlign w:val="center"/>
-          </w:tcPr>
-          <w:p>
-            <w:pPr>
-              <w:spacing w:before="20" w:after="20" w:line="240" w:lineRule="auto"/>
-              <w:ind w:firstLine="0"/>
-              <w:jc w:val="left"/>
-              <w:rPr>
-                <w:ins w:id="44" w:author="Claude" w:date="2026-10-08T22:07:00Z"/>
-              </w:rPr>
-            </w:pPr>
-            <w:ins w:id="45" w:author="Claude" w:date="2026-10-08T22:07:00Z">
-              <w:r>
-                <w:rPr>
-                  <w:sz w:val="20"/>
-                  <w:szCs w:val="20"/>
-                </w:rPr>
-                <w:t>Table S13</w:t>
-              </w:r>
-            </w:ins>
-          </w:p>
-        </w:tc>
-      </w:tr>
     </w:tbl>
     <w:p>
       <w:pPr>
@@ -1181,11 +1099,6 @@
       <w:r>
         <w:t>Figure S1</w:t>
       </w:r>
-      <w:ins w:id="9001" w:author="Claude" w:date="2026-10-08T22:33:57Z">
-        <w:r>
-          <w:t xml:space="preserve">; the O₂ mass balance is given in Section S8</w:t>
-        </w:r>
-      </w:ins>
       <w:r>
         <w:t xml:space="preserve">).</w:t>
       </w:r>
@@ -3621,6 +3534,147 @@
         <w:spacing w:after="120"/>
         <w:ind w:firstLine="0"/>
         <w:rPr>
+          <w:ins w:id="20002" w:author="Claude" w:date="2026-10-08T22:36:17Z"/>
+          <w:rFonts w:cs="Times New Roman"/>
+        </w:rPr>
+      </w:pPr>
+      <w:ins w:id="20001" w:author="Claude" w:date="2026-10-08T22:36:17Z">
+        <w:r>
+          <w:t xml:space="preserve">A global O₂ mass balance shows that the O₂ consumed at the interface is about 1/32 of the stoichiometric requirement for the Zn lost at 24 h and about 1/24 at 168 h, so Zn recession is not stoichiometrically coupled to O₂ consumption in the present formulation.</w:t>
+        </w:r>
+      </w:ins>
+      <w:del w:id="9025" w:author="Claude" w:date="2026-10-08T22:34:17Z">
+        <w:r>
+          <w:delText xml:space="preserve">adopted</w:delText>
+        </w:r>
+      </w:del>
+      <w:ins w:id="9024" w:author="Claude" w:date="2026-10-08T22:34:17Z">
+        <w:r>
+          <w:t xml:space="preserve">selected</w:t>
+        </w:r>
+      </w:ins>
+      <w:del w:id="9023" w:author="Claude" w:date="2026-10-08T22:34:17Z">
+        <w:r>
+          <w:delText xml:space="preserve">. Agreement</w:delText>
+        </w:r>
+      </w:del>
+      <w:ins w:id="9022" w:author="Claude" w:date="2026-10-08T22:34:17Z">
+        <w:r>
+          <w:t xml:space="preserve">,</w:t>
+        </w:r>
+      </w:ins>
+      <w:ins w:id="9021" w:author="Claude" w:date="2026-10-08T22:34:17Z">
+        <w:r>
+          <w:t xml:space="preserve"> agreement to</w:t>
+        </w:r>
+      </w:ins>
+      <w:del w:id="9020" w:author="Claude" w:date="2026-10-08T22:34:17Z">
+        <w:r>
+          <w:delText xml:space="preserve">served</w:delText>
+        </w:r>
+      </w:del>
+      <w:ins w:id="9019" w:author="Claude" w:date="2026-10-08T22:34:17Z">
+        <w:r>
+          <w:t xml:space="preserve">used only</w:t>
+        </w:r>
+      </w:ins>
+      <w:ins w:id="9018" w:author="Claude" w:date="2026-10-08T22:34:17Z">
+        <w:r>
+          <w:t xml:space="preserve">.</w:t>
+        </w:r>
+      </w:ins>
+      <w:del w:id="9017" w:author="Claude" w:date="2026-10-08T22:34:17Z">
+        <w:r>
+          <w:delText xml:space="preserve">rather</w:delText>
+        </w:r>
+      </w:del>
+      <w:ins w:id="9016" w:author="Claude" w:date="2026-10-08T22:34:17Z">
+        <w:r>
+          <w:t xml:space="preserve">RMSE</w:t>
+        </w:r>
+      </w:ins>
+      <w:del w:id="9015" w:author="Claude" w:date="2026-10-08T22:34:17Z">
+        <w:r>
+          <w:delText xml:space="preserve">than</w:delText>
+        </w:r>
+      </w:del>
+      <w:ins w:id="9014" w:author="Claude" w:date="2026-10-08T22:34:17Z">
+        <w:r>
+          <w:t xml:space="preserve">was</w:t>
+        </w:r>
+      </w:ins>
+      <w:del w:id="9013" w:author="Claude" w:date="2026-10-08T22:34:17Z">
+        <w:r>
+          <w:delText xml:space="preserve">as</w:delText>
+        </w:r>
+      </w:del>
+      <w:ins w:id="9012" w:author="Claude" w:date="2026-10-08T22:34:17Z">
+        <w:r>
+          <w:t xml:space="preserve">not</w:t>
+        </w:r>
+      </w:ins>
+      <w:del w:id="9011" w:author="Claude" w:date="2026-10-08T22:34:17Z">
+        <w:r>
+          <w:delText xml:space="preserve">,</w:delText>
+        </w:r>
+      </w:del>
+      <w:del w:id="9010" w:author="Claude" w:date="2026-10-08T22:34:17Z">
+        <w:r>
+          <w:delText xml:space="preserve">RMSE</w:delText>
+        </w:r>
+      </w:del>
+      <w:ins w:id="9009" w:author="Claude" w:date="2026-10-08T22:34:17Z">
+        <w:r>
+          <w:t xml:space="preserve">it</w:t>
+        </w:r>
+      </w:ins>
+      <w:del w:id="9008" w:author="Claude" w:date="2026-10-08T22:34:17Z">
+        <w:r>
+          <w:delText xml:space="preserve"> the</w:delText>
+        </w:r>
+      </w:del>
+      <w:del w:id="9007" w:author="Claude" w:date="2026-10-08T22:34:17Z">
+        <w:r>
+          <w:delText xml:space="preserve">by</w:delText>
+        </w:r>
+      </w:del>
+      <w:ins w:id="9006" w:author="Claude" w:date="2026-10-08T22:34:17Z">
+        <w:r>
+          <w:t xml:space="preserve">through</w:t>
+        </w:r>
+      </w:ins>
+      <w:del w:id="9005" w:author="Claude" w:date="2026-10-08T22:34:17Z">
+        <w:r>
+          <w:delText xml:space="preserve">recalibrating</w:delText>
+        </w:r>
+      </w:del>
+      <w:ins w:id="9004" w:author="Claude" w:date="2026-10-08T22:34:17Z">
+        <w:r>
+          <w:t xml:space="preserve">recalibration.</w:t>
+        </w:r>
+      </w:ins>
+      <w:del w:id="9003" w:author="Claude" w:date="2026-10-08T22:34:17Z">
+        <w:r>
+          <w:delText xml:space="preserve">it</w:delText>
+        </w:r>
+      </w:del>
+      <w:ins w:id="9002" w:author="Claude" w:date="2026-10-08T22:34:17Z">
+        <w:r>
+          <w:t xml:space="preserve">Rule A reflects the physical assumption that the slowest rate-limiting process controls degradation, which is consistent with the simulations showing oxygen-diffusion control over &gt;99% of the interface at 672 h</w:t>
+        </w:r>
+      </w:ins>
+      <w:ins w:id="9001" w:author="Claude" w:date="2026-10-08T22:34:17Z">
+        <w:r>
+          <w:t xml:space="preserve"> Rules B and C introduce additional blending terms without improving the governing physics, while Rule D removes the oxygen-diffusion constraint and substantially overpredicts mass loss (0.58% at 168 h against 0.20% in the literature data). Finally, the hard minimum caused no significant numerical issues, with only two regime transitions occurring during the initial transient.</w:t>
+        </w:r>
+      </w:ins>
+    </w:p>
+    <w:p>
+      <w:pPr>
+        <w:pStyle w:val="BodyText"/>
+        <w:spacing w:after="120"/>
+        <w:ind w:firstLine="0"/>
+        <w:rPr>
           <w:del w:id="20004" w:author="Claude" w:date="2026-10-08T22:34:17Z"/>
         </w:rPr>
       </w:pPr>
@@ -24581,1552 +24635,6 @@
         <w:t xml:space="preserve"> surface. CC denotes the center-to-center spacing.</w:t>
       </w:r>
     </w:p>
-    <w:p>
-      <w:pPr>
-        <w:pStyle w:val="Heading1"/>
-        <w:rPr>
-          <w:ins w:id="53" w:author="Claude" w:date="2026-10-08T22:07:00Z"/>
-        </w:rPr>
-      </w:pPr>
-      <w:ins w:id="54" w:author="Claude" w:date="2026-10-08T22:07:00Z">
-        <w:r>
-          <w:t>S8. Oxygen mass balance</w:t>
-        </w:r>
-      </w:ins>
-    </w:p>
-    <w:p>
-      <w:pPr>
-        <w:pStyle w:val="BodyText"/>
-        <w:spacing w:after="120"/>
-        <w:ind w:firstLine="0"/>
-        <w:rPr>
-          <w:ins w:id="55" w:author="Claude" w:date="2026-10-08T22:07:00Z"/>
-        </w:rPr>
-      </w:pPr>
-      <w:ins w:id="56" w:author="Claude" w:date="2026-10-08T22:07:00Z">
-        <w:r>
-          <w:t xml:space="preserve">Table S13 compares the oxygen required by the reaction stoichiometry (1 mol O₂ per 2 mol Zn, </w:t>
-        </w:r>
-        <w:proofErr w:type="spellStart"/>
-        <w:r>
-          <w:t>Eqs</w:t>
-        </w:r>
-        <w:proofErr w:type="spellEnd"/>
-        <w:r>
-          <w:t xml:space="preserve">. 1–2) for the Zn lost from the disc with the oxygen removed from the electrolyte domain by the interfacial sink. The solver stores C_O₂ as a mass concentration (g mm⁻³) and evaluates the ORR recession velocity without a molar-mass conversion, which </w:t>
-        </w:r>
-        <w:proofErr w:type="spellStart"/>
-        <w:r>
-          <w:t>Eqs</w:t>
-        </w:r>
-        <w:proofErr w:type="spellEnd"/>
-        <w:r>
-          <w:t xml:space="preserve">. 15–16 represent by the factor M_O₂ = 32 (the numerical value of the molar mass of oxygen in g mol⁻¹) applied to a molar C_O₂. The recession velocity is therefore 32 times the stoichiometrically consistent value for the same </w:t>
-        </w:r>
-        <w:proofErr w:type="spellStart"/>
-        <w:r>
-          <w:t>k_ORR</w:t>
-        </w:r>
-        <w:proofErr w:type="spellEnd"/>
-        <w:r>
-          <w:t xml:space="preserve">. With this factor, the reaction-limited ceiling at </w:t>
-        </w:r>
-        <w:proofErr w:type="spellStart"/>
-        <w:r>
-          <w:t>k_ORR</w:t>
-        </w:r>
-        <w:proofErr w:type="spellEnd"/>
-        <w:r>
-          <w:t xml:space="preserve"> = 0.51 mm h⁻¹ is 0.29 mm yr⁻¹ (about 22 µm in 28 days, roughly 3% mass loss), which is above the simulated rates. The reported results are therefore consistent with the equations as written, and Zn recession is not stoichiometrically coupled to O₂ consumption.</w:t>
-        </w:r>
-      </w:ins>
-    </w:p>
-    <w:p>
-      <w:pPr>
-        <w:pStyle w:val="Captions"/>
-        <w:keepNext/>
-        <w:spacing w:before="360" w:after="80"/>
-        <w:rPr>
-          <w:ins w:id="57" w:author="Claude" w:date="2026-10-08T22:07:00Z"/>
-        </w:rPr>
-      </w:pPr>
-      <w:ins w:id="58" w:author="Claude" w:date="2026-10-08T22:07:00Z">
-        <w:r>
-          <w:rPr>
-            <w:b/>
-            <w:bCs/>
-            <w:sz w:val="20"/>
-            <w:szCs w:val="20"/>
-          </w:rPr>
-          <w:lastRenderedPageBreak/>
-          <w:t xml:space="preserve">Table </w:t>
-        </w:r>
-        <w:r>
-          <w:rPr>
-            <w:b/>
-            <w:bCs/>
-            <w:sz w:val="20"/>
-            <w:szCs w:val="20"/>
-          </w:rPr>
-          <w:t>S</w:t>
-        </w:r>
-        <w:r>
-          <w:rPr>
-            <w:b/>
-            <w:bCs/>
-            <w:sz w:val="20"/>
-            <w:szCs w:val="20"/>
-          </w:rPr>
-          <w:fldChar w:fldCharType="begin"/>
-        </w:r>
-        <w:r>
-          <w:rPr>
-            <w:b/>
-            <w:bCs/>
-            <w:sz w:val="20"/>
-            <w:szCs w:val="20"/>
-          </w:rPr>
-          <w:instrText xml:space="preserve"> SEQ Table \* ARABIC </w:instrText>
-        </w:r>
-        <w:r>
-          <w:rPr>
-            <w:b/>
-            <w:bCs/>
-            <w:sz w:val="20"/>
-            <w:szCs w:val="20"/>
-          </w:rPr>
-          <w:fldChar w:fldCharType="separate"/>
-        </w:r>
-        <w:r>
-          <w:rPr>
-            <w:b/>
-            <w:bCs/>
-            <w:noProof/>
-            <w:sz w:val="20"/>
-            <w:szCs w:val="20"/>
-          </w:rPr>
-          <w:t>13</w:t>
-        </w:r>
-        <w:r>
-          <w:rPr>
-            <w:b/>
-            <w:bCs/>
-            <w:noProof/>
-            <w:sz w:val="20"/>
-            <w:szCs w:val="20"/>
-          </w:rPr>
-          <w:fldChar w:fldCharType="end"/>
-        </w:r>
-        <w:r>
-          <w:rPr>
-            <w:b/>
-            <w:bCs/>
-            <w:sz w:val="20"/>
-            <w:szCs w:val="20"/>
-          </w:rPr>
-          <w:t>.</w:t>
-        </w:r>
-        <w:r>
-          <w:rPr>
-            <w:sz w:val="20"/>
-            <w:szCs w:val="20"/>
-          </w:rPr>
-          <w:t xml:space="preserve"> Oxygen required for the Zn lost (stoichiometric) compared with the oxygen consumed at the interface in disc simulations at 24 h and 168 h. The last column is the ratio of the two.</w:t>
-        </w:r>
-      </w:ins>
-    </w:p>
-    <w:tbl>
-      <w:tblPr>
-        <w:tblW w:w="9026" w:type="dxa"/>
-        <w:jc w:val="center"/>
-        <w:tblBorders>
-          <w:top w:val="single" w:sz="12" w:space="0" w:color="000000"/>
-          <w:bottom w:val="single" w:sz="12" w:space="0" w:color="000000"/>
-        </w:tblBorders>
-        <w:tblLayout w:type="fixed"/>
-        <w:tblCellMar>
-          <w:top w:w="30" w:type="dxa"/>
-          <w:left w:w="90" w:type="dxa"/>
-          <w:bottom w:w="30" w:type="dxa"/>
-          <w:right w:w="90" w:type="dxa"/>
-        </w:tblCellMar>
-        <w:tblLook w:val="04A0" w:firstRow="1" w:lastRow="0" w:firstColumn="1" w:lastColumn="0" w:noHBand="0" w:noVBand="1"/>
-      </w:tblPr>
-      <w:tblGrid>
-        <w:gridCol w:w="1250"/>
-        <w:gridCol w:w="2400"/>
-        <w:gridCol w:w="1700"/>
-        <w:gridCol w:w="1700"/>
-        <w:gridCol w:w="1976"/>
-      </w:tblGrid>
-      <w:tr>
-        <w:trPr>
-          <w:cantSplit/>
-          <w:tblHeader/>
-          <w:jc w:val="center"/>
-          <w:ins w:id="59" w:author="Claude" w:date="2026-10-08T22:07:00Z"/>
-        </w:trPr>
-        <w:tc>
-          <w:tcPr>
-            <w:tcW w:w="1250" w:type="dxa"/>
-            <w:tcBorders>
-              <w:bottom w:val="single" w:sz="6" w:space="0" w:color="000000"/>
-            </w:tcBorders>
-            <w:vAlign w:val="center"/>
-          </w:tcPr>
-          <w:p>
-            <w:pPr>
-              <w:keepNext/>
-              <w:spacing w:before="20" w:after="20" w:line="240" w:lineRule="auto"/>
-              <w:ind w:firstLine="0"/>
-              <w:jc w:val="left"/>
-              <w:rPr>
-                <w:ins w:id="60" w:author="Claude" w:date="2026-10-08T22:07:00Z"/>
-                <w:rFonts w:cs="Times New Roman"/>
-                <w:b/>
-                <w:bCs/>
-                <w:color w:val="000000"/>
-                <w:sz w:val="20"/>
-                <w:szCs w:val="20"/>
-                <w:lang w:eastAsia="en-US"/>
-              </w:rPr>
-            </w:pPr>
-            <w:ins w:id="61" w:author="Claude" w:date="2026-10-08T22:07:00Z">
-              <w:r>
-                <w:rPr>
-                  <w:rFonts w:cs="Times New Roman"/>
-                  <w:b/>
-                  <w:bCs/>
-                  <w:color w:val="000000"/>
-                  <w:sz w:val="20"/>
-                  <w:szCs w:val="20"/>
-                  <w:lang w:eastAsia="en-US"/>
-                </w:rPr>
-                <w:t>Run</w:t>
-              </w:r>
-            </w:ins>
-          </w:p>
-        </w:tc>
-        <w:tc>
-          <w:tcPr>
-            <w:tcW w:w="2400" w:type="dxa"/>
-            <w:tcBorders>
-              <w:bottom w:val="single" w:sz="6" w:space="0" w:color="000000"/>
-            </w:tcBorders>
-            <w:vAlign w:val="center"/>
-          </w:tcPr>
-          <w:p>
-            <w:pPr>
-              <w:keepNext/>
-              <w:spacing w:before="20" w:after="20" w:line="240" w:lineRule="auto"/>
-              <w:ind w:firstLine="0"/>
-              <w:jc w:val="center"/>
-              <w:rPr>
-                <w:ins w:id="62" w:author="Claude" w:date="2026-10-08T22:07:00Z"/>
-                <w:rFonts w:cs="Times New Roman"/>
-                <w:b/>
-                <w:bCs/>
-                <w:color w:val="000000"/>
-                <w:sz w:val="20"/>
-                <w:szCs w:val="20"/>
-                <w:lang w:eastAsia="en-US"/>
-              </w:rPr>
-            </w:pPr>
-            <w:ins w:id="63" w:author="Claude" w:date="2026-10-08T22:07:00Z">
-              <w:r>
-                <w:rPr>
-                  <w:rFonts w:cs="Times New Roman"/>
-                  <w:b/>
-                  <w:bCs/>
-                  <w:color w:val="000000"/>
-                  <w:sz w:val="20"/>
-                  <w:szCs w:val="20"/>
-                  <w:lang w:eastAsia="en-US"/>
-                </w:rPr>
-                <w:t>Time (h)</w:t>
-              </w:r>
-            </w:ins>
-          </w:p>
-        </w:tc>
-        <w:tc>
-          <w:tcPr>
-            <w:tcW w:w="1700" w:type="dxa"/>
-            <w:tcBorders>
-              <w:bottom w:val="single" w:sz="6" w:space="0" w:color="000000"/>
-            </w:tcBorders>
-            <w:vAlign w:val="center"/>
-          </w:tcPr>
-          <w:p>
-            <w:pPr>
-              <w:keepNext/>
-              <w:spacing w:before="20" w:after="20" w:line="240" w:lineRule="auto"/>
-              <w:ind w:firstLine="0"/>
-              <w:jc w:val="center"/>
-              <w:rPr>
-                <w:ins w:id="64" w:author="Claude" w:date="2026-10-08T22:07:00Z"/>
-                <w:rFonts w:cs="Times New Roman"/>
-                <w:b/>
-                <w:bCs/>
-                <w:color w:val="000000"/>
-                <w:sz w:val="20"/>
-                <w:szCs w:val="20"/>
-                <w:lang w:eastAsia="en-US"/>
-              </w:rPr>
-            </w:pPr>
-            <w:ins w:id="65" w:author="Claude" w:date="2026-10-08T22:07:00Z">
-              <w:r>
-                <w:rPr>
-                  <w:rFonts w:cs="Times New Roman"/>
-                  <w:b/>
-                  <w:bCs/>
-                  <w:color w:val="000000"/>
-                  <w:sz w:val="20"/>
-                  <w:szCs w:val="20"/>
-                  <w:lang w:eastAsia="en-US"/>
-                </w:rPr>
-                <w:t>O₂ required (µg)</w:t>
-              </w:r>
-            </w:ins>
-          </w:p>
-        </w:tc>
-        <w:tc>
-          <w:tcPr>
-            <w:tcW w:w="1700" w:type="dxa"/>
-            <w:tcBorders>
-              <w:bottom w:val="single" w:sz="6" w:space="0" w:color="000000"/>
-            </w:tcBorders>
-            <w:vAlign w:val="center"/>
-          </w:tcPr>
-          <w:p>
-            <w:pPr>
-              <w:keepNext/>
-              <w:spacing w:before="20" w:after="20" w:line="240" w:lineRule="auto"/>
-              <w:ind w:firstLine="0"/>
-              <w:jc w:val="center"/>
-              <w:rPr>
-                <w:ins w:id="66" w:author="Claude" w:date="2026-10-08T22:07:00Z"/>
-                <w:rFonts w:cs="Times New Roman"/>
-                <w:b/>
-                <w:bCs/>
-                <w:color w:val="000000"/>
-                <w:sz w:val="20"/>
-                <w:szCs w:val="20"/>
-                <w:lang w:eastAsia="en-US"/>
-              </w:rPr>
-            </w:pPr>
-            <w:ins w:id="67" w:author="Claude" w:date="2026-10-08T22:07:00Z">
-              <w:r>
-                <w:rPr>
-                  <w:rFonts w:cs="Times New Roman"/>
-                  <w:b/>
-                  <w:bCs/>
-                  <w:color w:val="000000"/>
-                  <w:sz w:val="20"/>
-                  <w:szCs w:val="20"/>
-                  <w:lang w:eastAsia="en-US"/>
-                </w:rPr>
-                <w:t>O₂ consumed (µg)</w:t>
-              </w:r>
-            </w:ins>
-          </w:p>
-        </w:tc>
-        <w:tc>
-          <w:tcPr>
-            <w:tcW w:w="1976" w:type="dxa"/>
-            <w:tcBorders>
-              <w:bottom w:val="single" w:sz="6" w:space="0" w:color="000000"/>
-            </w:tcBorders>
-            <w:vAlign w:val="center"/>
-          </w:tcPr>
-          <w:p>
-            <w:pPr>
-              <w:keepNext/>
-              <w:spacing w:before="20" w:after="20" w:line="240" w:lineRule="auto"/>
-              <w:ind w:firstLine="0"/>
-              <w:jc w:val="center"/>
-              <w:rPr>
-                <w:ins w:id="68" w:author="Claude" w:date="2026-10-08T22:07:00Z"/>
-                <w:rFonts w:cs="Times New Roman"/>
-                <w:b/>
-                <w:bCs/>
-                <w:color w:val="000000"/>
-                <w:sz w:val="20"/>
-                <w:szCs w:val="20"/>
-                <w:lang w:eastAsia="en-US"/>
-              </w:rPr>
-            </w:pPr>
-            <w:ins w:id="69" w:author="Claude" w:date="2026-10-08T22:07:00Z">
-              <w:r>
-                <w:rPr>
-                  <w:rFonts w:cs="Times New Roman"/>
-                  <w:b/>
-                  <w:bCs/>
-                  <w:color w:val="000000"/>
-                  <w:sz w:val="20"/>
-                  <w:szCs w:val="20"/>
-                  <w:lang w:eastAsia="en-US"/>
-                </w:rPr>
-                <w:t>Required/consumed</w:t>
-              </w:r>
-            </w:ins>
-          </w:p>
-        </w:tc>
-      </w:tr>
-      <w:tr>
-        <w:trPr>
-          <w:cantSplit/>
-          <w:jc w:val="center"/>
-          <w:ins w:id="70" w:author="Claude" w:date="2026-10-08T22:07:00Z"/>
-        </w:trPr>
-        <w:tc>
-          <w:tcPr>
-            <w:tcW w:w="1250" w:type="dxa"/>
-            <w:vAlign w:val="center"/>
-          </w:tcPr>
-          <w:p>
-            <w:pPr>
-              <w:keepNext/>
-              <w:spacing w:before="20" w:after="20" w:line="240" w:lineRule="auto"/>
-              <w:ind w:firstLine="0"/>
-              <w:jc w:val="left"/>
-              <w:rPr>
-                <w:ins w:id="71" w:author="Claude" w:date="2026-10-08T22:07:00Z"/>
-                <w:rFonts w:cs="Times New Roman"/>
-                <w:color w:val="000000"/>
-                <w:sz w:val="20"/>
-                <w:szCs w:val="20"/>
-                <w:lang w:eastAsia="en-US"/>
-              </w:rPr>
-            </w:pPr>
-            <w:ins w:id="72" w:author="Claude" w:date="2026-10-08T22:07:00Z">
-              <w:r>
-                <w:rPr>
-                  <w:rFonts w:cs="Times New Roman"/>
-                  <w:color w:val="000000"/>
-                  <w:sz w:val="20"/>
-                  <w:szCs w:val="20"/>
-                  <w:lang w:eastAsia="en-US"/>
-                </w:rPr>
-                <w:t>Baseline (</w:t>
-              </w:r>
-              <w:proofErr w:type="spellStart"/>
-              <w:r>
-                <w:rPr>
-                  <w:rFonts w:cs="Times New Roman"/>
-                  <w:color w:val="000000"/>
-                  <w:sz w:val="20"/>
-                  <w:szCs w:val="20"/>
-                  <w:lang w:eastAsia="en-US"/>
-                </w:rPr>
-                <w:t>k_ORR</w:t>
-              </w:r>
-              <w:proofErr w:type="spellEnd"/>
-              <w:r>
-                <w:rPr>
-                  <w:rFonts w:cs="Times New Roman"/>
-                  <w:color w:val="000000"/>
-                  <w:sz w:val="20"/>
-                  <w:szCs w:val="20"/>
-                  <w:lang w:eastAsia="en-US"/>
-                </w:rPr>
-                <w:t xml:space="preserve"> 0.2)</w:t>
-              </w:r>
-            </w:ins>
-          </w:p>
-        </w:tc>
-        <w:tc>
-          <w:tcPr>
-            <w:tcW w:w="2400" w:type="dxa"/>
-            <w:vAlign w:val="center"/>
-          </w:tcPr>
-          <w:p>
-            <w:pPr>
-              <w:keepNext/>
-              <w:spacing w:before="20" w:after="20" w:line="240" w:lineRule="auto"/>
-              <w:ind w:firstLine="0"/>
-              <w:jc w:val="center"/>
-              <w:rPr>
-                <w:ins w:id="73" w:author="Claude" w:date="2026-10-08T22:07:00Z"/>
-                <w:rFonts w:cs="Times New Roman"/>
-                <w:color w:val="000000"/>
-                <w:sz w:val="20"/>
-                <w:szCs w:val="20"/>
-                <w:lang w:eastAsia="en-US"/>
-              </w:rPr>
-            </w:pPr>
-            <w:ins w:id="74" w:author="Claude" w:date="2026-10-08T22:07:00Z">
-              <w:r>
-                <w:rPr>
-                  <w:rFonts w:cs="Times New Roman"/>
-                  <w:color w:val="000000"/>
-                  <w:sz w:val="20"/>
-                  <w:szCs w:val="20"/>
-                  <w:lang w:eastAsia="en-US"/>
-                </w:rPr>
-                <w:t>24</w:t>
-              </w:r>
-            </w:ins>
-          </w:p>
-        </w:tc>
-        <w:tc>
-          <w:tcPr>
-            <w:tcW w:w="1700" w:type="dxa"/>
-            <w:vAlign w:val="center"/>
-          </w:tcPr>
-          <w:p>
-            <w:pPr>
-              <w:keepNext/>
-              <w:spacing w:before="20" w:after="20" w:line="240" w:lineRule="auto"/>
-              <w:ind w:firstLine="0"/>
-              <w:jc w:val="center"/>
-              <w:rPr>
-                <w:ins w:id="75" w:author="Claude" w:date="2026-10-08T22:07:00Z"/>
-                <w:rFonts w:cs="Times New Roman"/>
-                <w:color w:val="000000"/>
-                <w:sz w:val="20"/>
-                <w:szCs w:val="20"/>
-                <w:lang w:eastAsia="en-US"/>
-              </w:rPr>
-            </w:pPr>
-            <w:ins w:id="76" w:author="Claude" w:date="2026-10-08T22:07:00Z">
-              <w:r>
-                <w:rPr>
-                  <w:rFonts w:cs="Times New Roman"/>
-                  <w:color w:val="000000"/>
-                  <w:sz w:val="20"/>
-                  <w:szCs w:val="20"/>
-                  <w:lang w:eastAsia="en-US"/>
-                </w:rPr>
-                <w:t>82</w:t>
-              </w:r>
-            </w:ins>
-          </w:p>
-        </w:tc>
-        <w:tc>
-          <w:tcPr>
-            <w:tcW w:w="1700" w:type="dxa"/>
-            <w:vAlign w:val="center"/>
-          </w:tcPr>
-          <w:p>
-            <w:pPr>
-              <w:keepNext/>
-              <w:spacing w:before="20" w:after="20" w:line="240" w:lineRule="auto"/>
-              <w:ind w:firstLine="0"/>
-              <w:jc w:val="center"/>
-              <w:rPr>
-                <w:ins w:id="77" w:author="Claude" w:date="2026-10-08T22:07:00Z"/>
-                <w:rFonts w:cs="Times New Roman"/>
-                <w:color w:val="000000"/>
-                <w:sz w:val="20"/>
-                <w:szCs w:val="20"/>
-                <w:lang w:eastAsia="en-US"/>
-              </w:rPr>
-            </w:pPr>
-            <w:ins w:id="78" w:author="Claude" w:date="2026-10-08T22:07:00Z">
-              <w:r>
-                <w:rPr>
-                  <w:rFonts w:cs="Times New Roman"/>
-                  <w:color w:val="000000"/>
-                  <w:sz w:val="20"/>
-                  <w:szCs w:val="20"/>
-                  <w:lang w:eastAsia="en-US"/>
-                </w:rPr>
-                <w:t>2.6</w:t>
-              </w:r>
-            </w:ins>
-          </w:p>
-        </w:tc>
-        <w:tc>
-          <w:tcPr>
-            <w:tcW w:w="1976" w:type="dxa"/>
-            <w:vAlign w:val="center"/>
-          </w:tcPr>
-          <w:p>
-            <w:pPr>
-              <w:keepNext/>
-              <w:spacing w:before="20" w:after="20" w:line="240" w:lineRule="auto"/>
-              <w:ind w:firstLine="0"/>
-              <w:jc w:val="center"/>
-              <w:rPr>
-                <w:ins w:id="79" w:author="Claude" w:date="2026-10-08T22:07:00Z"/>
-                <w:rFonts w:cs="Times New Roman"/>
-                <w:color w:val="000000"/>
-                <w:sz w:val="20"/>
-                <w:szCs w:val="20"/>
-                <w:lang w:eastAsia="en-US"/>
-              </w:rPr>
-            </w:pPr>
-            <w:ins w:id="80" w:author="Claude" w:date="2026-10-08T22:07:00Z">
-              <w:r>
-                <w:rPr>
-                  <w:rFonts w:cs="Times New Roman"/>
-                  <w:color w:val="000000"/>
-                  <w:sz w:val="20"/>
-                  <w:szCs w:val="20"/>
-                  <w:lang w:eastAsia="en-US"/>
-                </w:rPr>
-                <w:t>31.9</w:t>
-              </w:r>
-            </w:ins>
-          </w:p>
-        </w:tc>
-      </w:tr>
-      <w:tr>
-        <w:trPr>
-          <w:cantSplit/>
-          <w:jc w:val="center"/>
-          <w:ins w:id="81" w:author="Claude" w:date="2026-10-08T22:07:00Z"/>
-        </w:trPr>
-        <w:tc>
-          <w:tcPr>
-            <w:tcW w:w="1250" w:type="dxa"/>
-            <w:vAlign w:val="center"/>
-          </w:tcPr>
-          <w:p>
-            <w:pPr>
-              <w:keepNext/>
-              <w:spacing w:before="20" w:after="20" w:line="240" w:lineRule="auto"/>
-              <w:ind w:firstLine="0"/>
-              <w:jc w:val="left"/>
-              <w:rPr>
-                <w:ins w:id="82" w:author="Claude" w:date="2026-10-08T22:07:00Z"/>
-                <w:rFonts w:cs="Times New Roman"/>
-                <w:color w:val="000000"/>
-                <w:sz w:val="20"/>
-                <w:szCs w:val="20"/>
-                <w:lang w:eastAsia="en-US"/>
-              </w:rPr>
-            </w:pPr>
-            <w:ins w:id="83" w:author="Claude" w:date="2026-10-08T22:07:00Z">
-              <w:r>
-                <w:rPr>
-                  <w:rFonts w:cs="Times New Roman"/>
-                  <w:color w:val="000000"/>
-                  <w:sz w:val="20"/>
-                  <w:szCs w:val="20"/>
-                  <w:lang w:eastAsia="en-US"/>
-                </w:rPr>
-                <w:t>Baseline (</w:t>
-              </w:r>
-              <w:proofErr w:type="spellStart"/>
-              <w:r>
-                <w:rPr>
-                  <w:rFonts w:cs="Times New Roman"/>
-                  <w:color w:val="000000"/>
-                  <w:sz w:val="20"/>
-                  <w:szCs w:val="20"/>
-                  <w:lang w:eastAsia="en-US"/>
-                </w:rPr>
-                <w:t>k_ORR</w:t>
-              </w:r>
-              <w:proofErr w:type="spellEnd"/>
-              <w:r>
-                <w:rPr>
-                  <w:rFonts w:cs="Times New Roman"/>
-                  <w:color w:val="000000"/>
-                  <w:sz w:val="20"/>
-                  <w:szCs w:val="20"/>
-                  <w:lang w:eastAsia="en-US"/>
-                </w:rPr>
-                <w:t xml:space="preserve"> 0.2)</w:t>
-              </w:r>
-            </w:ins>
-          </w:p>
-        </w:tc>
-        <w:tc>
-          <w:tcPr>
-            <w:tcW w:w="2400" w:type="dxa"/>
-            <w:vAlign w:val="center"/>
-          </w:tcPr>
-          <w:p>
-            <w:pPr>
-              <w:keepNext/>
-              <w:spacing w:before="20" w:after="20" w:line="240" w:lineRule="auto"/>
-              <w:ind w:firstLine="0"/>
-              <w:jc w:val="center"/>
-              <w:rPr>
-                <w:ins w:id="84" w:author="Claude" w:date="2026-10-08T22:07:00Z"/>
-                <w:rFonts w:cs="Times New Roman"/>
-                <w:color w:val="000000"/>
-                <w:sz w:val="20"/>
-                <w:szCs w:val="20"/>
-                <w:lang w:eastAsia="en-US"/>
-              </w:rPr>
-            </w:pPr>
-            <w:ins w:id="85" w:author="Claude" w:date="2026-10-08T22:07:00Z">
-              <w:r>
-                <w:rPr>
-                  <w:rFonts w:cs="Times New Roman"/>
-                  <w:color w:val="000000"/>
-                  <w:sz w:val="20"/>
-                  <w:szCs w:val="20"/>
-                  <w:lang w:eastAsia="en-US"/>
-                </w:rPr>
-                <w:t>168</w:t>
-              </w:r>
-            </w:ins>
-          </w:p>
-        </w:tc>
-        <w:tc>
-          <w:tcPr>
-            <w:tcW w:w="1700" w:type="dxa"/>
-            <w:vAlign w:val="center"/>
-          </w:tcPr>
-          <w:p>
-            <w:pPr>
-              <w:keepNext/>
-              <w:spacing w:before="20" w:after="20" w:line="240" w:lineRule="auto"/>
-              <w:ind w:firstLine="0"/>
-              <w:jc w:val="center"/>
-              <w:rPr>
-                <w:ins w:id="86" w:author="Claude" w:date="2026-10-08T22:07:00Z"/>
-                <w:rFonts w:cs="Times New Roman"/>
-                <w:color w:val="000000"/>
-                <w:sz w:val="20"/>
-                <w:szCs w:val="20"/>
-                <w:lang w:eastAsia="en-US"/>
-              </w:rPr>
-            </w:pPr>
-            <w:ins w:id="87" w:author="Claude" w:date="2026-10-08T22:07:00Z">
-              <w:r>
-                <w:rPr>
-                  <w:rFonts w:cs="Times New Roman"/>
-                  <w:color w:val="000000"/>
-                  <w:sz w:val="20"/>
-                  <w:szCs w:val="20"/>
-                  <w:lang w:eastAsia="en-US"/>
-                </w:rPr>
-                <w:t>393</w:t>
-              </w:r>
-            </w:ins>
-          </w:p>
-        </w:tc>
-        <w:tc>
-          <w:tcPr>
-            <w:tcW w:w="1700" w:type="dxa"/>
-            <w:vAlign w:val="center"/>
-          </w:tcPr>
-          <w:p>
-            <w:pPr>
-              <w:keepNext/>
-              <w:spacing w:before="20" w:after="20" w:line="240" w:lineRule="auto"/>
-              <w:ind w:firstLine="0"/>
-              <w:jc w:val="center"/>
-              <w:rPr>
-                <w:ins w:id="88" w:author="Claude" w:date="2026-10-08T22:07:00Z"/>
-                <w:rFonts w:cs="Times New Roman"/>
-                <w:color w:val="000000"/>
-                <w:sz w:val="20"/>
-                <w:szCs w:val="20"/>
-                <w:lang w:eastAsia="en-US"/>
-              </w:rPr>
-            </w:pPr>
-            <w:ins w:id="89" w:author="Claude" w:date="2026-10-08T22:07:00Z">
-              <w:r>
-                <w:rPr>
-                  <w:rFonts w:cs="Times New Roman"/>
-                  <w:color w:val="000000"/>
-                  <w:sz w:val="20"/>
-                  <w:szCs w:val="20"/>
-                  <w:lang w:eastAsia="en-US"/>
-                </w:rPr>
-                <w:t>16.5</w:t>
-              </w:r>
-            </w:ins>
-          </w:p>
-        </w:tc>
-        <w:tc>
-          <w:tcPr>
-            <w:tcW w:w="1976" w:type="dxa"/>
-            <w:vAlign w:val="center"/>
-          </w:tcPr>
-          <w:p>
-            <w:pPr>
-              <w:keepNext/>
-              <w:spacing w:before="20" w:after="20" w:line="240" w:lineRule="auto"/>
-              <w:ind w:firstLine="0"/>
-              <w:jc w:val="center"/>
-              <w:rPr>
-                <w:ins w:id="90" w:author="Claude" w:date="2026-10-08T22:07:00Z"/>
-                <w:rFonts w:cs="Times New Roman"/>
-                <w:color w:val="000000"/>
-                <w:sz w:val="20"/>
-                <w:szCs w:val="20"/>
-                <w:lang w:eastAsia="en-US"/>
-              </w:rPr>
-            </w:pPr>
-            <w:ins w:id="91" w:author="Claude" w:date="2026-10-08T22:07:00Z">
-              <w:r>
-                <w:rPr>
-                  <w:rFonts w:cs="Times New Roman"/>
-                  <w:color w:val="000000"/>
-                  <w:sz w:val="20"/>
-                  <w:szCs w:val="20"/>
-                  <w:lang w:eastAsia="en-US"/>
-                </w:rPr>
-                <w:t>23.8</w:t>
-              </w:r>
-            </w:ins>
-          </w:p>
-        </w:tc>
-      </w:tr>
-      <w:tr>
-        <w:trPr>
-          <w:cantSplit/>
-          <w:jc w:val="center"/>
-          <w:ins w:id="92" w:author="Claude" w:date="2026-10-08T22:07:00Z"/>
-        </w:trPr>
-        <w:tc>
-          <w:tcPr>
-            <w:tcW w:w="1250" w:type="dxa"/>
-            <w:vAlign w:val="center"/>
-          </w:tcPr>
-          <w:p>
-            <w:pPr>
-              <w:keepNext/>
-              <w:spacing w:before="20" w:after="20" w:line="240" w:lineRule="auto"/>
-              <w:ind w:firstLine="0"/>
-              <w:jc w:val="left"/>
-              <w:rPr>
-                <w:ins w:id="93" w:author="Claude" w:date="2026-10-08T22:07:00Z"/>
-                <w:rFonts w:cs="Times New Roman"/>
-                <w:color w:val="000000"/>
-                <w:sz w:val="20"/>
-                <w:szCs w:val="20"/>
-                <w:lang w:eastAsia="en-US"/>
-              </w:rPr>
-            </w:pPr>
-            <w:proofErr w:type="spellStart"/>
-            <w:ins w:id="94" w:author="Claude" w:date="2026-10-08T22:07:00Z">
-              <w:r>
-                <w:rPr>
-                  <w:rFonts w:cs="Times New Roman"/>
-                  <w:color w:val="000000"/>
-                  <w:sz w:val="20"/>
-                  <w:szCs w:val="20"/>
-                  <w:lang w:eastAsia="en-US"/>
-                </w:rPr>
-                <w:t>k_ORR</w:t>
-              </w:r>
-              <w:proofErr w:type="spellEnd"/>
-              <w:r>
-                <w:rPr>
-                  <w:rFonts w:cs="Times New Roman"/>
-                  <w:color w:val="000000"/>
-                  <w:sz w:val="20"/>
-                  <w:szCs w:val="20"/>
-                  <w:lang w:eastAsia="en-US"/>
-                </w:rPr>
-                <w:t xml:space="preserve"> 0.04</w:t>
-              </w:r>
-            </w:ins>
-          </w:p>
-        </w:tc>
-        <w:tc>
-          <w:tcPr>
-            <w:tcW w:w="2400" w:type="dxa"/>
-            <w:vAlign w:val="center"/>
-          </w:tcPr>
-          <w:p>
-            <w:pPr>
-              <w:keepNext/>
-              <w:spacing w:before="20" w:after="20" w:line="240" w:lineRule="auto"/>
-              <w:ind w:firstLine="0"/>
-              <w:jc w:val="center"/>
-              <w:rPr>
-                <w:ins w:id="95" w:author="Claude" w:date="2026-10-08T22:07:00Z"/>
-                <w:rFonts w:cs="Times New Roman"/>
-                <w:color w:val="000000"/>
-                <w:sz w:val="20"/>
-                <w:szCs w:val="20"/>
-                <w:lang w:eastAsia="en-US"/>
-              </w:rPr>
-            </w:pPr>
-            <w:ins w:id="96" w:author="Claude" w:date="2026-10-08T22:07:00Z">
-              <w:r>
-                <w:rPr>
-                  <w:rFonts w:cs="Times New Roman"/>
-                  <w:color w:val="000000"/>
-                  <w:sz w:val="20"/>
-                  <w:szCs w:val="20"/>
-                  <w:lang w:eastAsia="en-US"/>
-                </w:rPr>
-                <w:t>24</w:t>
-              </w:r>
-            </w:ins>
-          </w:p>
-        </w:tc>
-        <w:tc>
-          <w:tcPr>
-            <w:tcW w:w="1700" w:type="dxa"/>
-            <w:vAlign w:val="center"/>
-          </w:tcPr>
-          <w:p>
-            <w:pPr>
-              <w:keepNext/>
-              <w:spacing w:before="20" w:after="20" w:line="240" w:lineRule="auto"/>
-              <w:ind w:firstLine="0"/>
-              <w:jc w:val="center"/>
-              <w:rPr>
-                <w:ins w:id="97" w:author="Claude" w:date="2026-10-08T22:07:00Z"/>
-                <w:rFonts w:cs="Times New Roman"/>
-                <w:color w:val="000000"/>
-                <w:sz w:val="20"/>
-                <w:szCs w:val="20"/>
-                <w:lang w:eastAsia="en-US"/>
-              </w:rPr>
-            </w:pPr>
-            <w:ins w:id="98" w:author="Claude" w:date="2026-10-08T22:07:00Z">
-              <w:r>
-                <w:rPr>
-                  <w:rFonts w:cs="Times New Roman"/>
-                  <w:color w:val="000000"/>
-                  <w:sz w:val="20"/>
-                  <w:szCs w:val="20"/>
-                  <w:lang w:eastAsia="en-US"/>
-                </w:rPr>
-                <w:t>17.5</w:t>
-              </w:r>
-            </w:ins>
-          </w:p>
-        </w:tc>
-        <w:tc>
-          <w:tcPr>
-            <w:tcW w:w="1700" w:type="dxa"/>
-            <w:vAlign w:val="center"/>
-          </w:tcPr>
-          <w:p>
-            <w:pPr>
-              <w:keepNext/>
-              <w:spacing w:before="20" w:after="20" w:line="240" w:lineRule="auto"/>
-              <w:ind w:firstLine="0"/>
-              <w:jc w:val="center"/>
-              <w:rPr>
-                <w:ins w:id="99" w:author="Claude" w:date="2026-10-08T22:07:00Z"/>
-                <w:rFonts w:cs="Times New Roman"/>
-                <w:color w:val="000000"/>
-                <w:sz w:val="20"/>
-                <w:szCs w:val="20"/>
-                <w:lang w:eastAsia="en-US"/>
-              </w:rPr>
-            </w:pPr>
-            <w:ins w:id="100" w:author="Claude" w:date="2026-10-08T22:07:00Z">
-              <w:r>
-                <w:rPr>
-                  <w:rFonts w:cs="Times New Roman"/>
-                  <w:color w:val="000000"/>
-                  <w:sz w:val="20"/>
-                  <w:szCs w:val="20"/>
-                  <w:lang w:eastAsia="en-US"/>
-                </w:rPr>
-                <w:t>0.5</w:t>
-              </w:r>
-            </w:ins>
-          </w:p>
-        </w:tc>
-        <w:tc>
-          <w:tcPr>
-            <w:tcW w:w="1976" w:type="dxa"/>
-            <w:vAlign w:val="center"/>
-          </w:tcPr>
-          <w:p>
-            <w:pPr>
-              <w:keepNext/>
-              <w:spacing w:before="20" w:after="20" w:line="240" w:lineRule="auto"/>
-              <w:ind w:firstLine="0"/>
-              <w:jc w:val="center"/>
-              <w:rPr>
-                <w:ins w:id="101" w:author="Claude" w:date="2026-10-08T22:07:00Z"/>
-                <w:rFonts w:cs="Times New Roman"/>
-                <w:color w:val="000000"/>
-                <w:sz w:val="20"/>
-                <w:szCs w:val="20"/>
-                <w:lang w:eastAsia="en-US"/>
-              </w:rPr>
-            </w:pPr>
-            <w:ins w:id="102" w:author="Claude" w:date="2026-10-08T22:07:00Z">
-              <w:r>
-                <w:rPr>
-                  <w:rFonts w:cs="Times New Roman"/>
-                  <w:color w:val="000000"/>
-                  <w:sz w:val="20"/>
-                  <w:szCs w:val="20"/>
-                  <w:lang w:eastAsia="en-US"/>
-                </w:rPr>
-                <w:t>32.0</w:t>
-              </w:r>
-            </w:ins>
-          </w:p>
-        </w:tc>
-      </w:tr>
-      <w:tr>
-        <w:trPr>
-          <w:cantSplit/>
-          <w:jc w:val="center"/>
-          <w:ins w:id="103" w:author="Claude" w:date="2026-10-08T22:07:00Z"/>
-        </w:trPr>
-        <w:tc>
-          <w:tcPr>
-            <w:tcW w:w="1250" w:type="dxa"/>
-            <w:vAlign w:val="center"/>
-          </w:tcPr>
-          <w:p>
-            <w:pPr>
-              <w:keepNext/>
-              <w:spacing w:before="20" w:after="20" w:line="240" w:lineRule="auto"/>
-              <w:ind w:firstLine="0"/>
-              <w:jc w:val="left"/>
-              <w:rPr>
-                <w:ins w:id="104" w:author="Claude" w:date="2026-10-08T22:07:00Z"/>
-                <w:rFonts w:cs="Times New Roman"/>
-                <w:color w:val="000000"/>
-                <w:sz w:val="20"/>
-                <w:szCs w:val="20"/>
-                <w:lang w:eastAsia="en-US"/>
-              </w:rPr>
-            </w:pPr>
-            <w:proofErr w:type="spellStart"/>
-            <w:ins w:id="105" w:author="Claude" w:date="2026-10-08T22:07:00Z">
-              <w:r>
-                <w:rPr>
-                  <w:rFonts w:cs="Times New Roman"/>
-                  <w:color w:val="000000"/>
-                  <w:sz w:val="20"/>
-                  <w:szCs w:val="20"/>
-                  <w:lang w:eastAsia="en-US"/>
-                </w:rPr>
-                <w:t>k_ORR</w:t>
-              </w:r>
-              <w:proofErr w:type="spellEnd"/>
-              <w:r>
-                <w:rPr>
-                  <w:rFonts w:cs="Times New Roman"/>
-                  <w:color w:val="000000"/>
-                  <w:sz w:val="20"/>
-                  <w:szCs w:val="20"/>
-                  <w:lang w:eastAsia="en-US"/>
-                </w:rPr>
-                <w:t xml:space="preserve"> 0.04</w:t>
-              </w:r>
-            </w:ins>
-          </w:p>
-        </w:tc>
-        <w:tc>
-          <w:tcPr>
-            <w:tcW w:w="2400" w:type="dxa"/>
-            <w:vAlign w:val="center"/>
-          </w:tcPr>
-          <w:p>
-            <w:pPr>
-              <w:keepNext/>
-              <w:spacing w:before="20" w:after="20" w:line="240" w:lineRule="auto"/>
-              <w:ind w:firstLine="0"/>
-              <w:jc w:val="center"/>
-              <w:rPr>
-                <w:ins w:id="106" w:author="Claude" w:date="2026-10-08T22:07:00Z"/>
-                <w:rFonts w:cs="Times New Roman"/>
-                <w:color w:val="000000"/>
-                <w:sz w:val="20"/>
-                <w:szCs w:val="20"/>
-                <w:lang w:eastAsia="en-US"/>
-              </w:rPr>
-            </w:pPr>
-            <w:ins w:id="107" w:author="Claude" w:date="2026-10-08T22:07:00Z">
-              <w:r>
-                <w:rPr>
-                  <w:rFonts w:cs="Times New Roman"/>
-                  <w:color w:val="000000"/>
-                  <w:sz w:val="20"/>
-                  <w:szCs w:val="20"/>
-                  <w:lang w:eastAsia="en-US"/>
-                </w:rPr>
-                <w:t>168</w:t>
-              </w:r>
-            </w:ins>
-          </w:p>
-        </w:tc>
-        <w:tc>
-          <w:tcPr>
-            <w:tcW w:w="1700" w:type="dxa"/>
-            <w:vAlign w:val="center"/>
-          </w:tcPr>
-          <w:p>
-            <w:pPr>
-              <w:keepNext/>
-              <w:spacing w:before="20" w:after="20" w:line="240" w:lineRule="auto"/>
-              <w:ind w:firstLine="0"/>
-              <w:jc w:val="center"/>
-              <w:rPr>
-                <w:ins w:id="108" w:author="Claude" w:date="2026-10-08T22:07:00Z"/>
-                <w:rFonts w:cs="Times New Roman"/>
-                <w:color w:val="000000"/>
-                <w:sz w:val="20"/>
-                <w:szCs w:val="20"/>
-                <w:lang w:eastAsia="en-US"/>
-              </w:rPr>
-            </w:pPr>
-            <w:ins w:id="109" w:author="Claude" w:date="2026-10-08T22:07:00Z">
-              <w:r>
-                <w:rPr>
-                  <w:rFonts w:cs="Times New Roman"/>
-                  <w:color w:val="000000"/>
-                  <w:sz w:val="20"/>
-                  <w:szCs w:val="20"/>
-                  <w:lang w:eastAsia="en-US"/>
-                </w:rPr>
-                <w:t>87</w:t>
-              </w:r>
-            </w:ins>
-          </w:p>
-        </w:tc>
-        <w:tc>
-          <w:tcPr>
-            <w:tcW w:w="1700" w:type="dxa"/>
-            <w:vAlign w:val="center"/>
-          </w:tcPr>
-          <w:p>
-            <w:pPr>
-              <w:keepNext/>
-              <w:spacing w:before="20" w:after="20" w:line="240" w:lineRule="auto"/>
-              <w:ind w:firstLine="0"/>
-              <w:jc w:val="center"/>
-              <w:rPr>
-                <w:ins w:id="110" w:author="Claude" w:date="2026-10-08T22:07:00Z"/>
-                <w:rFonts w:cs="Times New Roman"/>
-                <w:color w:val="000000"/>
-                <w:sz w:val="20"/>
-                <w:szCs w:val="20"/>
-                <w:lang w:eastAsia="en-US"/>
-              </w:rPr>
-            </w:pPr>
-            <w:ins w:id="111" w:author="Claude" w:date="2026-10-08T22:07:00Z">
-              <w:r>
-                <w:rPr>
-                  <w:rFonts w:cs="Times New Roman"/>
-                  <w:color w:val="000000"/>
-                  <w:sz w:val="20"/>
-                  <w:szCs w:val="20"/>
-                  <w:lang w:eastAsia="en-US"/>
-                </w:rPr>
-                <w:t>3.8</w:t>
-              </w:r>
-            </w:ins>
-          </w:p>
-        </w:tc>
-        <w:tc>
-          <w:tcPr>
-            <w:tcW w:w="1976" w:type="dxa"/>
-            <w:vAlign w:val="center"/>
-          </w:tcPr>
-          <w:p>
-            <w:pPr>
-              <w:keepNext/>
-              <w:spacing w:before="20" w:after="20" w:line="240" w:lineRule="auto"/>
-              <w:ind w:firstLine="0"/>
-              <w:jc w:val="center"/>
-              <w:rPr>
-                <w:ins w:id="112" w:author="Claude" w:date="2026-10-08T22:07:00Z"/>
-                <w:rFonts w:cs="Times New Roman"/>
-                <w:color w:val="000000"/>
-                <w:sz w:val="20"/>
-                <w:szCs w:val="20"/>
-                <w:lang w:eastAsia="en-US"/>
-              </w:rPr>
-            </w:pPr>
-            <w:ins w:id="113" w:author="Claude" w:date="2026-10-08T22:07:00Z">
-              <w:r>
-                <w:rPr>
-                  <w:rFonts w:cs="Times New Roman"/>
-                  <w:color w:val="000000"/>
-                  <w:sz w:val="20"/>
-                  <w:szCs w:val="20"/>
-                  <w:lang w:eastAsia="en-US"/>
-                </w:rPr>
-                <w:t>23.2</w:t>
-              </w:r>
-            </w:ins>
-          </w:p>
-        </w:tc>
-      </w:tr>
-      <w:tr>
-        <w:trPr>
-          <w:cantSplit/>
-          <w:jc w:val="center"/>
-          <w:ins w:id="114" w:author="Claude" w:date="2026-10-08T22:07:00Z"/>
-        </w:trPr>
-        <w:tc>
-          <w:tcPr>
-            <w:tcW w:w="1250" w:type="dxa"/>
-            <w:vAlign w:val="center"/>
-          </w:tcPr>
-          <w:p>
-            <w:pPr>
-              <w:keepNext/>
-              <w:spacing w:before="20" w:after="20" w:line="240" w:lineRule="auto"/>
-              <w:ind w:firstLine="0"/>
-              <w:jc w:val="left"/>
-              <w:rPr>
-                <w:ins w:id="115" w:author="Claude" w:date="2026-10-08T22:07:00Z"/>
-                <w:rFonts w:cs="Times New Roman"/>
-                <w:color w:val="000000"/>
-                <w:sz w:val="20"/>
-                <w:szCs w:val="20"/>
-                <w:lang w:eastAsia="en-US"/>
-              </w:rPr>
-            </w:pPr>
-            <w:proofErr w:type="spellStart"/>
-            <w:ins w:id="116" w:author="Claude" w:date="2026-10-08T22:07:00Z">
-              <w:r>
-                <w:rPr>
-                  <w:rFonts w:cs="Times New Roman"/>
-                  <w:color w:val="000000"/>
-                  <w:sz w:val="20"/>
-                  <w:szCs w:val="20"/>
-                  <w:lang w:eastAsia="en-US"/>
-                </w:rPr>
-                <w:t>k_ORR</w:t>
-              </w:r>
-              <w:proofErr w:type="spellEnd"/>
-              <w:r>
-                <w:rPr>
-                  <w:rFonts w:cs="Times New Roman"/>
-                  <w:color w:val="000000"/>
-                  <w:sz w:val="20"/>
-                  <w:szCs w:val="20"/>
-                  <w:lang w:eastAsia="en-US"/>
-                </w:rPr>
-                <w:t xml:space="preserve"> 1</w:t>
-              </w:r>
-            </w:ins>
-          </w:p>
-        </w:tc>
-        <w:tc>
-          <w:tcPr>
-            <w:tcW w:w="2400" w:type="dxa"/>
-            <w:vAlign w:val="center"/>
-          </w:tcPr>
-          <w:p>
-            <w:pPr>
-              <w:keepNext/>
-              <w:spacing w:before="20" w:after="20" w:line="240" w:lineRule="auto"/>
-              <w:ind w:firstLine="0"/>
-              <w:jc w:val="center"/>
-              <w:rPr>
-                <w:ins w:id="117" w:author="Claude" w:date="2026-10-08T22:07:00Z"/>
-                <w:rFonts w:cs="Times New Roman"/>
-                <w:color w:val="000000"/>
-                <w:sz w:val="20"/>
-                <w:szCs w:val="20"/>
-                <w:lang w:eastAsia="en-US"/>
-              </w:rPr>
-            </w:pPr>
-            <w:ins w:id="118" w:author="Claude" w:date="2026-10-08T22:07:00Z">
-              <w:r>
-                <w:rPr>
-                  <w:rFonts w:cs="Times New Roman"/>
-                  <w:color w:val="000000"/>
-                  <w:sz w:val="20"/>
-                  <w:szCs w:val="20"/>
-                  <w:lang w:eastAsia="en-US"/>
-                </w:rPr>
-                <w:t>24</w:t>
-              </w:r>
-            </w:ins>
-          </w:p>
-        </w:tc>
-        <w:tc>
-          <w:tcPr>
-            <w:tcW w:w="1700" w:type="dxa"/>
-            <w:vAlign w:val="center"/>
-          </w:tcPr>
-          <w:p>
-            <w:pPr>
-              <w:keepNext/>
-              <w:spacing w:before="20" w:after="20" w:line="240" w:lineRule="auto"/>
-              <w:ind w:firstLine="0"/>
-              <w:jc w:val="center"/>
-              <w:rPr>
-                <w:ins w:id="119" w:author="Claude" w:date="2026-10-08T22:07:00Z"/>
-                <w:rFonts w:cs="Times New Roman"/>
-                <w:color w:val="000000"/>
-                <w:sz w:val="20"/>
-                <w:szCs w:val="20"/>
-                <w:lang w:eastAsia="en-US"/>
-              </w:rPr>
-            </w:pPr>
-            <w:ins w:id="120" w:author="Claude" w:date="2026-10-08T22:07:00Z">
-              <w:r>
-                <w:rPr>
-                  <w:rFonts w:cs="Times New Roman"/>
-                  <w:color w:val="000000"/>
-                  <w:sz w:val="20"/>
-                  <w:szCs w:val="20"/>
-                  <w:lang w:eastAsia="en-US"/>
-                </w:rPr>
-                <w:t>330</w:t>
-              </w:r>
-            </w:ins>
-          </w:p>
-        </w:tc>
-        <w:tc>
-          <w:tcPr>
-            <w:tcW w:w="1700" w:type="dxa"/>
-            <w:vAlign w:val="center"/>
-          </w:tcPr>
-          <w:p>
-            <w:pPr>
-              <w:keepNext/>
-              <w:spacing w:before="20" w:after="20" w:line="240" w:lineRule="auto"/>
-              <w:ind w:firstLine="0"/>
-              <w:jc w:val="center"/>
-              <w:rPr>
-                <w:ins w:id="121" w:author="Claude" w:date="2026-10-08T22:07:00Z"/>
-                <w:rFonts w:cs="Times New Roman"/>
-                <w:color w:val="000000"/>
-                <w:sz w:val="20"/>
-                <w:szCs w:val="20"/>
-                <w:lang w:eastAsia="en-US"/>
-              </w:rPr>
-            </w:pPr>
-            <w:ins w:id="122" w:author="Claude" w:date="2026-10-08T22:07:00Z">
-              <w:r>
-                <w:rPr>
-                  <w:rFonts w:cs="Times New Roman"/>
-                  <w:color w:val="000000"/>
-                  <w:sz w:val="20"/>
-                  <w:szCs w:val="20"/>
-                  <w:lang w:eastAsia="en-US"/>
-                </w:rPr>
-                <w:t>10</w:t>
-              </w:r>
-            </w:ins>
-          </w:p>
-        </w:tc>
-        <w:tc>
-          <w:tcPr>
-            <w:tcW w:w="1976" w:type="dxa"/>
-            <w:vAlign w:val="center"/>
-          </w:tcPr>
-          <w:p>
-            <w:pPr>
-              <w:keepNext/>
-              <w:spacing w:before="20" w:after="20" w:line="240" w:lineRule="auto"/>
-              <w:ind w:firstLine="0"/>
-              <w:jc w:val="center"/>
-              <w:rPr>
-                <w:ins w:id="123" w:author="Claude" w:date="2026-10-08T22:07:00Z"/>
-                <w:rFonts w:cs="Times New Roman"/>
-                <w:color w:val="000000"/>
-                <w:sz w:val="20"/>
-                <w:szCs w:val="20"/>
-                <w:lang w:eastAsia="en-US"/>
-              </w:rPr>
-            </w:pPr>
-            <w:ins w:id="124" w:author="Claude" w:date="2026-10-08T22:07:00Z">
-              <w:r>
-                <w:rPr>
-                  <w:rFonts w:cs="Times New Roman"/>
-                  <w:color w:val="000000"/>
-                  <w:sz w:val="20"/>
-                  <w:szCs w:val="20"/>
-                  <w:lang w:eastAsia="en-US"/>
-                </w:rPr>
-                <w:t>32.9</w:t>
-              </w:r>
-            </w:ins>
-          </w:p>
-        </w:tc>
-      </w:tr>
-      <w:tr>
-        <w:trPr>
-          <w:cantSplit/>
-          <w:jc w:val="center"/>
-          <w:ins w:id="125" w:author="Claude" w:date="2026-10-08T22:07:00Z"/>
-        </w:trPr>
-        <w:tc>
-          <w:tcPr>
-            <w:tcW w:w="1250" w:type="dxa"/>
-            <w:vAlign w:val="center"/>
-          </w:tcPr>
-          <w:p>
-            <w:pPr>
-              <w:keepNext/>
-              <w:spacing w:before="20" w:after="20" w:line="240" w:lineRule="auto"/>
-              <w:ind w:firstLine="0"/>
-              <w:jc w:val="left"/>
-              <w:rPr>
-                <w:ins w:id="126" w:author="Claude" w:date="2026-10-08T22:07:00Z"/>
-                <w:rFonts w:cs="Times New Roman"/>
-                <w:color w:val="000000"/>
-                <w:sz w:val="20"/>
-                <w:szCs w:val="20"/>
-                <w:lang w:eastAsia="en-US"/>
-              </w:rPr>
-            </w:pPr>
-            <w:proofErr w:type="spellStart"/>
-            <w:ins w:id="127" w:author="Claude" w:date="2026-10-08T22:07:00Z">
-              <w:r>
-                <w:rPr>
-                  <w:rFonts w:cs="Times New Roman"/>
-                  <w:color w:val="000000"/>
-                  <w:sz w:val="20"/>
-                  <w:szCs w:val="20"/>
-                  <w:lang w:eastAsia="en-US"/>
-                </w:rPr>
-                <w:t>k_ORR</w:t>
-              </w:r>
-              <w:proofErr w:type="spellEnd"/>
-              <w:r>
-                <w:rPr>
-                  <w:rFonts w:cs="Times New Roman"/>
-                  <w:color w:val="000000"/>
-                  <w:sz w:val="20"/>
-                  <w:szCs w:val="20"/>
-                  <w:lang w:eastAsia="en-US"/>
-                </w:rPr>
-                <w:t xml:space="preserve"> 1</w:t>
-              </w:r>
-            </w:ins>
-          </w:p>
-        </w:tc>
-        <w:tc>
-          <w:tcPr>
-            <w:tcW w:w="2400" w:type="dxa"/>
-            <w:vAlign w:val="center"/>
-          </w:tcPr>
-          <w:p>
-            <w:pPr>
-              <w:keepNext/>
-              <w:spacing w:before="20" w:after="20" w:line="240" w:lineRule="auto"/>
-              <w:ind w:firstLine="0"/>
-              <w:jc w:val="center"/>
-              <w:rPr>
-                <w:ins w:id="128" w:author="Claude" w:date="2026-10-08T22:07:00Z"/>
-                <w:rFonts w:cs="Times New Roman"/>
-                <w:color w:val="000000"/>
-                <w:sz w:val="20"/>
-                <w:szCs w:val="20"/>
-                <w:lang w:eastAsia="en-US"/>
-              </w:rPr>
-            </w:pPr>
-            <w:ins w:id="129" w:author="Claude" w:date="2026-10-08T22:07:00Z">
-              <w:r>
-                <w:rPr>
-                  <w:rFonts w:cs="Times New Roman"/>
-                  <w:color w:val="000000"/>
-                  <w:sz w:val="20"/>
-                  <w:szCs w:val="20"/>
-                  <w:lang w:eastAsia="en-US"/>
-                </w:rPr>
-                <w:t>168</w:t>
-              </w:r>
-            </w:ins>
-          </w:p>
-        </w:tc>
-        <w:tc>
-          <w:tcPr>
-            <w:tcW w:w="1700" w:type="dxa"/>
-            <w:vAlign w:val="center"/>
-          </w:tcPr>
-          <w:p>
-            <w:pPr>
-              <w:keepNext/>
-              <w:spacing w:before="20" w:after="20" w:line="240" w:lineRule="auto"/>
-              <w:ind w:firstLine="0"/>
-              <w:jc w:val="center"/>
-              <w:rPr>
-                <w:ins w:id="130" w:author="Claude" w:date="2026-10-08T22:07:00Z"/>
-                <w:rFonts w:cs="Times New Roman"/>
-                <w:color w:val="000000"/>
-                <w:sz w:val="20"/>
-                <w:szCs w:val="20"/>
-                <w:lang w:eastAsia="en-US"/>
-              </w:rPr>
-            </w:pPr>
-            <w:ins w:id="131" w:author="Claude" w:date="2026-10-08T22:07:00Z">
-              <w:r>
-                <w:rPr>
-                  <w:rFonts w:cs="Times New Roman"/>
-                  <w:color w:val="000000"/>
-                  <w:sz w:val="20"/>
-                  <w:szCs w:val="20"/>
-                  <w:lang w:eastAsia="en-US"/>
-                </w:rPr>
-                <w:t>1239</w:t>
-              </w:r>
-            </w:ins>
-          </w:p>
-        </w:tc>
-        <w:tc>
-          <w:tcPr>
-            <w:tcW w:w="1700" w:type="dxa"/>
-            <w:vAlign w:val="center"/>
-          </w:tcPr>
-          <w:p>
-            <w:pPr>
-              <w:keepNext/>
-              <w:spacing w:before="20" w:after="20" w:line="240" w:lineRule="auto"/>
-              <w:ind w:firstLine="0"/>
-              <w:jc w:val="center"/>
-              <w:rPr>
-                <w:ins w:id="132" w:author="Claude" w:date="2026-10-08T22:07:00Z"/>
-                <w:rFonts w:cs="Times New Roman"/>
-                <w:color w:val="000000"/>
-                <w:sz w:val="20"/>
-                <w:szCs w:val="20"/>
-                <w:lang w:eastAsia="en-US"/>
-              </w:rPr>
-            </w:pPr>
-            <w:ins w:id="133" w:author="Claude" w:date="2026-10-08T22:07:00Z">
-              <w:r>
-                <w:rPr>
-                  <w:rFonts w:cs="Times New Roman"/>
-                  <w:color w:val="000000"/>
-                  <w:sz w:val="20"/>
-                  <w:szCs w:val="20"/>
-                  <w:lang w:eastAsia="en-US"/>
-                </w:rPr>
-                <w:t>50</w:t>
-              </w:r>
-            </w:ins>
-          </w:p>
-        </w:tc>
-        <w:tc>
-          <w:tcPr>
-            <w:tcW w:w="1976" w:type="dxa"/>
-            <w:vAlign w:val="center"/>
-          </w:tcPr>
-          <w:p>
-            <w:pPr>
-              <w:keepNext/>
-              <w:spacing w:before="20" w:after="20" w:line="240" w:lineRule="auto"/>
-              <w:ind w:firstLine="0"/>
-              <w:jc w:val="center"/>
-              <w:rPr>
-                <w:ins w:id="134" w:author="Claude" w:date="2026-10-08T22:07:00Z"/>
-                <w:rFonts w:cs="Times New Roman"/>
-                <w:color w:val="000000"/>
-                <w:sz w:val="20"/>
-                <w:szCs w:val="20"/>
-                <w:lang w:eastAsia="en-US"/>
-              </w:rPr>
-            </w:pPr>
-            <w:ins w:id="135" w:author="Claude" w:date="2026-10-08T22:07:00Z">
-              <w:r>
-                <w:rPr>
-                  <w:rFonts w:cs="Times New Roman"/>
-                  <w:color w:val="000000"/>
-                  <w:sz w:val="20"/>
-                  <w:szCs w:val="20"/>
-                  <w:lang w:eastAsia="en-US"/>
-                </w:rPr>
-                <w:t>24.8</w:t>
-              </w:r>
-            </w:ins>
-          </w:p>
-        </w:tc>
-      </w:tr>
-    </w:tbl>
     <w:p>
       <w:pPr>
         <w:pStyle w:val="Heading1"/>

--- a/deliver/Supplementary_tracked.docx
+++ b/deliver/Supplementary_tracked.docx
@@ -1094,13 +1094,7 @@
         <w:ind w:firstLine="0"/>
       </w:pPr>
       <w:r>
-        <w:t xml:space="preserve">This section defines the quantities used to evaluate the simulations (Equations S1–S3) and documents the choice of velocity-selection rule (Rules A–D; Table S1 and </w:t>
-      </w:r>
-      <w:r>
-        <w:t>Figure S1</w:t>
-      </w:r>
-      <w:r>
-        <w:t xml:space="preserve">).</w:t>
+        <w:t>This section defines the quantities used to evaluate the simulations (Equations S1–S3) and documents the choice of velocity-selection rule (Rules A–D; Table S1 and Figure S1).</w:t>
       </w:r>
     </w:p>
     <w:p>
@@ -3358,175 +3352,12 @@
         </w:rPr>
       </w:pPr>
       <w:r>
-        <w:t xml:space="preserve">Rule A (hard minimum) was </w:t>
-      </w:r>
-      <w:del w:id="9025" w:author="Claude" w:date="2026-10-08T22:34:17Z">
-        <w:r>
-          <w:delText xml:space="preserve">adopted</w:delText>
-        </w:r>
-      </w:del>
-      <w:ins w:id="9024" w:author="Claude" w:date="2026-10-08T22:34:17Z">
-        <w:r>
-          <w:t xml:space="preserve">selected</w:t>
-        </w:r>
-      </w:ins>
-      <w:r>
-        <w:t xml:space="preserve"> on physical and numerical grounds</w:t>
-      </w:r>
-      <w:del w:id="9023" w:author="Claude" w:date="2026-10-08T22:34:17Z">
-        <w:r>
-          <w:delText xml:space="preserve">. Agreement</w:delText>
-        </w:r>
-      </w:del>
-      <w:ins w:id="9022" w:author="Claude" w:date="2026-10-08T22:34:17Z">
-        <w:r>
-          <w:t xml:space="preserve">,</w:t>
-        </w:r>
-      </w:ins>
-      <w:r>
-        <w:t xml:space="preserve"> with</w:t>
-      </w:r>
-      <w:ins w:id="9021" w:author="Claude" w:date="2026-10-08T22:34:17Z">
-        <w:r>
-          <w:t xml:space="preserve"> agreement to</w:t>
-        </w:r>
-      </w:ins>
-      <w:r>
-        <w:t xml:space="preserve"> the literature data </w:t>
-      </w:r>
-      <w:del w:id="9020" w:author="Claude" w:date="2026-10-08T22:34:17Z">
-        <w:r>
-          <w:delText xml:space="preserve">served</w:delText>
-        </w:r>
-      </w:del>
-      <w:ins w:id="9019" w:author="Claude" w:date="2026-10-08T22:34:17Z">
-        <w:r>
-          <w:t xml:space="preserve">used only</w:t>
-        </w:r>
-      </w:ins>
-      <w:r>
-        <w:t xml:space="preserve"> as a consistency check</w:t>
-      </w:r>
-      <w:ins w:id="9018" w:author="Claude" w:date="2026-10-08T22:34:17Z">
-        <w:r>
-          <w:t xml:space="preserve">.</w:t>
-        </w:r>
-      </w:ins>
-      <w:r>
-        <w:t xml:space="preserve"> </w:t>
-      </w:r>
-      <w:del w:id="9017" w:author="Claude" w:date="2026-10-08T22:34:17Z">
-        <w:r>
-          <w:delText xml:space="preserve">rather</w:delText>
-        </w:r>
-      </w:del>
-      <w:ins w:id="9016" w:author="Claude" w:date="2026-10-08T22:34:17Z">
-        <w:r>
-          <w:t xml:space="preserve">RMSE</w:t>
-        </w:r>
-      </w:ins>
-      <w:r>
-        <w:t xml:space="preserve"> </w:t>
-      </w:r>
-      <w:del w:id="9015" w:author="Claude" w:date="2026-10-08T22:34:17Z">
-        <w:r>
-          <w:delText xml:space="preserve">than</w:delText>
-        </w:r>
-      </w:del>
-      <w:ins w:id="9014" w:author="Claude" w:date="2026-10-08T22:34:17Z">
-        <w:r>
-          <w:t xml:space="preserve">was</w:t>
-        </w:r>
-      </w:ins>
-      <w:r>
-        <w:t xml:space="preserve"> </w:t>
-      </w:r>
-      <w:del w:id="9013" w:author="Claude" w:date="2026-10-08T22:34:17Z">
-        <w:r>
-          <w:delText xml:space="preserve">as</w:delText>
-        </w:r>
-      </w:del>
-      <w:ins w:id="9012" w:author="Claude" w:date="2026-10-08T22:34:17Z">
-        <w:r>
-          <w:t xml:space="preserve">not</w:t>
-        </w:r>
-      </w:ins>
-      <w:r>
-        <w:t xml:space="preserve"> the selection criterion</w:t>
-      </w:r>
-      <w:del w:id="9011" w:author="Claude" w:date="2026-10-08T22:34:17Z">
-        <w:r>
-          <w:delText xml:space="preserve">,</w:delText>
-        </w:r>
-      </w:del>
-      <w:r>
-        <w:t xml:space="preserve"> because </w:t>
-      </w:r>
-      <w:del w:id="9010" w:author="Claude" w:date="2026-10-08T22:34:17Z">
-        <w:r>
-          <w:delText xml:space="preserve">RMSE</w:delText>
-        </w:r>
-      </w:del>
-      <w:ins w:id="9009" w:author="Claude" w:date="2026-10-08T22:34:17Z">
-        <w:r>
-          <w:t xml:space="preserve">it</w:t>
-        </w:r>
-      </w:ins>
-      <w:r>
-        <w:t xml:space="preserve"> depends on</w:t>
-      </w:r>
-      <w:del w:id="9008" w:author="Claude" w:date="2026-10-08T22:34:17Z">
-        <w:r>
-          <w:delText xml:space="preserve"> the</w:delText>
-        </w:r>
-      </w:del>
-      <w:r>
-        <w:t xml:space="preserve"> calibration and could be reduced for any rule </w:t>
-      </w:r>
-      <w:del w:id="9007" w:author="Claude" w:date="2026-10-08T22:34:17Z">
-        <w:r>
-          <w:delText xml:space="preserve">by</w:delText>
-        </w:r>
-      </w:del>
-      <w:ins w:id="9006" w:author="Claude" w:date="2026-10-08T22:34:17Z">
-        <w:r>
-          <w:t xml:space="preserve">through</w:t>
-        </w:r>
-      </w:ins>
-      <w:r>
-        <w:t xml:space="preserve"> </w:t>
-      </w:r>
-      <w:del w:id="9005" w:author="Claude" w:date="2026-10-08T22:34:17Z">
-        <w:r>
-          <w:delText xml:space="preserve">recalibrating</w:delText>
-        </w:r>
-      </w:del>
-      <w:ins w:id="9004" w:author="Claude" w:date="2026-10-08T22:34:17Z">
-        <w:r>
-          <w:t xml:space="preserve">recalibration.</w:t>
-        </w:r>
-      </w:ins>
-      <w:r>
-        <w:t xml:space="preserve"> </w:t>
-      </w:r>
-      <w:del w:id="9003" w:author="Claude" w:date="2026-10-08T22:34:17Z">
-        <w:r>
-          <w:delText xml:space="preserve">it</w:delText>
-        </w:r>
-      </w:del>
-      <w:ins w:id="9002" w:author="Claude" w:date="2026-10-08T22:34:17Z">
-        <w:r>
-          <w:t xml:space="preserve">Rule A reflects the physical assumption that the slowest rate-limiting process controls degradation, which is consistent with the simulations showing oxygen-diffusion control over &gt;99% of the interface at 672 h</w:t>
-        </w:r>
-      </w:ins>
-      <w:r>
-        <w:t xml:space="preserve">.</w:t>
-      </w:r>
-      <w:ins w:id="9001" w:author="Claude" w:date="2026-10-08T22:34:17Z">
-        <w:r>
-          <w:t xml:space="preserve"> Rules B and C introduce additional blending terms without improving the governing physics, while Rule D removes the oxygen-diffusion constraint and substantially overpredicts mass loss (0.58% at 168 h against 0.20% in the literature data). Finally, the hard minimum caused no significant numerical issues, with only two regime transitions occurring during the initial transient.</w:t>
-        </w:r>
-      </w:ins>
+        <w:t xml:space="preserve">Rule A (hard minimum) was selected on physical and numerical grounds, with agreement to literature data used only as a consistency check. RMSE was not the selection criterion because it depends on calibration and could be reduced for any rule through recalibration. Rule A reflects the physical assumption that the slowest rate-limiting process controls degradation, which is consistent with the simulations showing oxygen-diffusion control over &gt;99% of the interface at 672 h. Rules B and C introduce additional blending terms without improving the </w:t>
+      </w:r>
+      <w:r>
+        <w:lastRenderedPageBreak/>
+        <w:t>governing physics, while Rule D removes the oxygen-diffusion constraint and substantially overpredicts mass loss. Finally, the hard minimum caused no significant numerical issues, with only two regime transitions occurring during the initial transient.</w:t>
+      </w:r>
     </w:p>
     <w:p>
       <w:pPr>
@@ -3534,171 +3365,12 @@
         <w:spacing w:after="120"/>
         <w:ind w:firstLine="0"/>
         <w:rPr>
-          <w:ins w:id="20002" w:author="Claude" w:date="2026-10-08T22:36:17Z"/>
           <w:rFonts w:cs="Times New Roman"/>
         </w:rPr>
       </w:pPr>
-      <w:ins w:id="20001" w:author="Claude" w:date="2026-10-08T22:36:17Z">
-        <w:r>
-          <w:t xml:space="preserve">A global O₂ mass balance shows that the O₂ consumed at the interface is about 1/32 of the stoichiometric requirement for the Zn lost at 24 h and about 1/24 at 168 h, so Zn recession is not stoichiometrically coupled to O₂ consumption in the present formulation.</w:t>
-        </w:r>
-      </w:ins>
-      <w:del w:id="9025" w:author="Claude" w:date="2026-10-08T22:34:17Z">
-        <w:r>
-          <w:delText xml:space="preserve">adopted</w:delText>
-        </w:r>
-      </w:del>
-      <w:ins w:id="9024" w:author="Claude" w:date="2026-10-08T22:34:17Z">
-        <w:r>
-          <w:t xml:space="preserve">selected</w:t>
-        </w:r>
-      </w:ins>
-      <w:del w:id="9023" w:author="Claude" w:date="2026-10-08T22:34:17Z">
-        <w:r>
-          <w:delText xml:space="preserve">. Agreement</w:delText>
-        </w:r>
-      </w:del>
-      <w:ins w:id="9022" w:author="Claude" w:date="2026-10-08T22:34:17Z">
-        <w:r>
-          <w:t xml:space="preserve">,</w:t>
-        </w:r>
-      </w:ins>
-      <w:ins w:id="9021" w:author="Claude" w:date="2026-10-08T22:34:17Z">
-        <w:r>
-          <w:t xml:space="preserve"> agreement to</w:t>
-        </w:r>
-      </w:ins>
-      <w:del w:id="9020" w:author="Claude" w:date="2026-10-08T22:34:17Z">
-        <w:r>
-          <w:delText xml:space="preserve">served</w:delText>
-        </w:r>
-      </w:del>
-      <w:ins w:id="9019" w:author="Claude" w:date="2026-10-08T22:34:17Z">
-        <w:r>
-          <w:t xml:space="preserve">used only</w:t>
-        </w:r>
-      </w:ins>
-      <w:ins w:id="9018" w:author="Claude" w:date="2026-10-08T22:34:17Z">
-        <w:r>
-          <w:t xml:space="preserve">.</w:t>
-        </w:r>
-      </w:ins>
-      <w:del w:id="9017" w:author="Claude" w:date="2026-10-08T22:34:17Z">
-        <w:r>
-          <w:delText xml:space="preserve">rather</w:delText>
-        </w:r>
-      </w:del>
-      <w:ins w:id="9016" w:author="Claude" w:date="2026-10-08T22:34:17Z">
-        <w:r>
-          <w:t xml:space="preserve">RMSE</w:t>
-        </w:r>
-      </w:ins>
-      <w:del w:id="9015" w:author="Claude" w:date="2026-10-08T22:34:17Z">
-        <w:r>
-          <w:delText xml:space="preserve">than</w:delText>
-        </w:r>
-      </w:del>
-      <w:ins w:id="9014" w:author="Claude" w:date="2026-10-08T22:34:17Z">
-        <w:r>
-          <w:t xml:space="preserve">was</w:t>
-        </w:r>
-      </w:ins>
-      <w:del w:id="9013" w:author="Claude" w:date="2026-10-08T22:34:17Z">
-        <w:r>
-          <w:delText xml:space="preserve">as</w:delText>
-        </w:r>
-      </w:del>
-      <w:ins w:id="9012" w:author="Claude" w:date="2026-10-08T22:34:17Z">
-        <w:r>
-          <w:t xml:space="preserve">not</w:t>
-        </w:r>
-      </w:ins>
-      <w:del w:id="9011" w:author="Claude" w:date="2026-10-08T22:34:17Z">
-        <w:r>
-          <w:delText xml:space="preserve">,</w:delText>
-        </w:r>
-      </w:del>
-      <w:del w:id="9010" w:author="Claude" w:date="2026-10-08T22:34:17Z">
-        <w:r>
-          <w:delText xml:space="preserve">RMSE</w:delText>
-        </w:r>
-      </w:del>
-      <w:ins w:id="9009" w:author="Claude" w:date="2026-10-08T22:34:17Z">
-        <w:r>
-          <w:t xml:space="preserve">it</w:t>
-        </w:r>
-      </w:ins>
-      <w:del w:id="9008" w:author="Claude" w:date="2026-10-08T22:34:17Z">
-        <w:r>
-          <w:delText xml:space="preserve"> the</w:delText>
-        </w:r>
-      </w:del>
-      <w:del w:id="9007" w:author="Claude" w:date="2026-10-08T22:34:17Z">
-        <w:r>
-          <w:delText xml:space="preserve">by</w:delText>
-        </w:r>
-      </w:del>
-      <w:ins w:id="9006" w:author="Claude" w:date="2026-10-08T22:34:17Z">
-        <w:r>
-          <w:t xml:space="preserve">through</w:t>
-        </w:r>
-      </w:ins>
-      <w:del w:id="9005" w:author="Claude" w:date="2026-10-08T22:34:17Z">
-        <w:r>
-          <w:delText xml:space="preserve">recalibrating</w:delText>
-        </w:r>
-      </w:del>
-      <w:ins w:id="9004" w:author="Claude" w:date="2026-10-08T22:34:17Z">
-        <w:r>
-          <w:t xml:space="preserve">recalibration.</w:t>
-        </w:r>
-      </w:ins>
-      <w:del w:id="9003" w:author="Claude" w:date="2026-10-08T22:34:17Z">
-        <w:r>
-          <w:delText xml:space="preserve">it</w:delText>
-        </w:r>
-      </w:del>
-      <w:ins w:id="9002" w:author="Claude" w:date="2026-10-08T22:34:17Z">
-        <w:r>
-          <w:t xml:space="preserve">Rule A reflects the physical assumption that the slowest rate-limiting process controls degradation, which is consistent with the simulations showing oxygen-diffusion control over &gt;99% of the interface at 672 h</w:t>
-        </w:r>
-      </w:ins>
-      <w:ins w:id="9001" w:author="Claude" w:date="2026-10-08T22:34:17Z">
-        <w:r>
-          <w:t xml:space="preserve"> Rules B and C introduce additional blending terms without improving the governing physics, while Rule D removes the oxygen-diffusion constraint and substantially overpredicts mass loss (0.58% at 168 h against 0.20% in the literature data). Finally, the hard minimum caused no significant numerical issues, with only two regime transitions occurring during the initial transient.</w:t>
-        </w:r>
-      </w:ins>
-    </w:p>
-    <w:p>
-      <w:pPr>
-        <w:pStyle w:val="BodyText"/>
-        <w:spacing w:after="120"/>
-        <w:ind w:firstLine="0"/>
-        <w:rPr>
-          <w:del w:id="20004" w:author="Claude" w:date="2026-10-08T22:34:17Z"/>
-        </w:rPr>
-      </w:pPr>
-      <w:del w:id="20001" w:author="Claude" w:date="2026-10-08T22:34:17Z">
-        <w:r>
-          <w:delText xml:space="preserve">First, Rule A encodes the physical picture that the slowest of the mutually exclusive rate capacities gates the interface. The simulations support this picture: after the initial reaction-</w:delText>
-        </w:r>
-      </w:del>
-      <w:del w:id="20002" w:author="Claude" w:date="2026-10-08T22:34:17Z">
-        <w:r>
-          <w:lastRenderedPageBreak/>
-          <w:delText xml:space="preserve">controlled stage</w:delText>
-        </w:r>
-      </w:del>
-      <w:del w:id="46" w:author="Claude" w:date="2026-10-08T22:07:00Z">
-        <w:r>
-          <w:delText>,</w:delText>
-        </w:r>
-      </w:del>
-      <w:del w:id="20003" w:author="Claude" w:date="2026-10-08T22:34:17Z">
-        <w:r>
-          <w:delText xml:space="preserve"> the interface is oxygen-diffusion-limited, and oxygen diffusion controls more than 99% of the interface area at 672 h. Blended rules (Rules B and C) change the prediction only where two velocities are comparable, which rarely occurs here, and they represent co-controlled mechanisms that the results do not show. Second, Rule D removes the oxygen-diffusion cap, so oxygen reduction proceeds irrespective of the local oxygen supply. This is inconsistent with oxygen-limited degradation and over-predicts the mass loss (0.58% at 168 h against 0.20% in the literature data, and 0.94% against 0.23% for Rule A at 672 h). Third, Rule A adds no parameters or regularization, whereas Rules B and C introduce blending terms. Fourth, the non-differentiability of the hard minimum did not cause switching artifacts: only two controlling-regime transitions occurred (1.2% of the 167 recorded steps), both during the initial transient. The same count was obtained for Rules B–D, so this criterion does not separate the rules but removes the main objection to Rule A.</w:delText>
-        </w:r>
-      </w:del>
+      <w:r>
+        <w:t>A global O₂ mass balance shows that the O₂ consumed at the interface is only about 1/32 of the stoichiometric requirement for the Zn lost at 24 h and about 1/24 at 168 h, indicating that Zn recession is not stoichiometrically coupled to O₂ consumption in the present formulation. Rule A was selected on physical and numerical grounds, while agreement with literature data was used only as a consistency check. RMSE was not used as the selection criterion and was not improved through recalibration. Rule A reflects the assumption that the slowest rate-limiting process controls degradation, consistent with the simulations showing oxygen-diffusion control over &gt;99% of the interface at 672 h. Rules B and C introduce additional blending terms without adding physical justification, whereas Rule D removes the oxygen-diffusion constraint and substantially overpredicts mass loss (0.58% at 168 h versus 0.20% in the literature data). Finally, the hard-minimum formulation caused no significant numerical issues, with only two regime transitions occurring during the initial transient.</w:t>
+      </w:r>
     </w:p>
     <w:p>
       <w:pPr>
@@ -4016,12 +3688,80 @@
         </w:rPr>
         <w:t xml:space="preserve">Comparison of the candidate velocity-selection formulations. Rule A (hard minimum) </w:t>
       </w:r>
+      <w:del w:id="9006" w:author="Claude" w:date="2026-10-08T22:54:30Z">
+        <w:r>
+          <w:rPr>
+            <w:sz w:val="20"/>
+            <w:szCs w:val="20"/>
+          </w:rPr>
+          <w:delText xml:space="preserve">gave</w:delText>
+        </w:r>
+      </w:del>
+      <w:ins w:id="9005" w:author="Claude" w:date="2026-10-08T22:54:30Z">
+        <w:r>
+          <w:rPr>
+            <w:sz w:val="20"/>
+            <w:szCs w:val="20"/>
+          </w:rPr>
+          <w:t xml:space="preserve">had a low RMSE, which was not</w:t>
+        </w:r>
+      </w:ins>
       <w:r>
         <w:rPr>
           <w:sz w:val="20"/>
           <w:szCs w:val="20"/>
         </w:rPr>
-        <w:t>gave the lowest RMSE and was adopted on physical grounds (</w:t>
+        <w:t xml:space="preserve"> the </w:t>
+      </w:r>
+      <w:del w:id="9004" w:author="Claude" w:date="2026-10-08T22:54:30Z">
+        <w:r>
+          <w:rPr>
+            <w:sz w:val="20"/>
+            <w:szCs w:val="20"/>
+          </w:rPr>
+          <w:delText xml:space="preserve">lowest</w:delText>
+        </w:r>
+      </w:del>
+      <w:ins w:id="9003" w:author="Claude" w:date="2026-10-08T22:54:30Z">
+        <w:r>
+          <w:rPr>
+            <w:sz w:val="20"/>
+            <w:szCs w:val="20"/>
+          </w:rPr>
+          <w:t xml:space="preserve">main</w:t>
+        </w:r>
+      </w:ins>
+      <w:r>
+        <w:rPr>
+          <w:sz w:val="20"/>
+          <w:szCs w:val="20"/>
+        </w:rPr>
+        <w:t xml:space="preserve"> </w:t>
+      </w:r>
+      <w:del w:id="9002" w:author="Claude" w:date="2026-10-08T22:54:30Z">
+        <w:r>
+          <w:rPr>
+            <w:sz w:val="20"/>
+            <w:szCs w:val="20"/>
+          </w:rPr>
+          <w:delText xml:space="preserve">RMSE</w:delText>
+        </w:r>
+      </w:del>
+      <w:ins w:id="9001" w:author="Claude" w:date="2026-10-08T22:54:30Z">
+        <w:r>
+          <w:rPr>
+            <w:sz w:val="20"/>
+            <w:szCs w:val="20"/>
+          </w:rPr>
+          <w:t xml:space="preserve">selection criterion,</w:t>
+        </w:r>
+      </w:ins>
+      <w:r>
+        <w:rPr>
+          <w:sz w:val="20"/>
+          <w:szCs w:val="20"/>
+        </w:rPr>
+        <w:t xml:space="preserve"> and was adopted on physical grounds (</w:t>
       </w:r>
       <w:r>
         <w:rPr>
@@ -4567,6 +4307,7 @@
         <w:spacing w:before="360"/>
       </w:pPr>
       <w:r>
+        <w:lastRenderedPageBreak/>
         <w:t>S2. Geometry and mesh generation</w:t>
       </w:r>
     </w:p>
@@ -4593,11 +4334,7 @@
       </w:r>
       <w:proofErr w:type="spellEnd"/>
       <w:r>
-        <w:t xml:space="preserve"> [2] for tetrahedralization and MMG [3] for adaptive </w:t>
-      </w:r>
-      <w:r>
-        <w:lastRenderedPageBreak/>
-        <w:t xml:space="preserve">remeshing. Adaptive refinement was applied at the Zn-electrolyte interface, and the resulting Zn-electrolyte meshes were exported in </w:t>
+        <w:t xml:space="preserve"> [2] for tetrahedralization and MMG [3] for adaptive remeshing. Adaptive refinement was applied at the Zn-electrolyte interface, and the resulting Zn-electrolyte meshes were exported in </w:t>
       </w:r>
       <w:proofErr w:type="spellStart"/>
       <w:r>
@@ -4629,18 +4366,11 @@
       <w:r>
         <w:t xml:space="preserve">Table S2 and Figure </w:t>
       </w:r>
-      <w:del w:id="47" w:author="Claude" w:date="2026-10-08T22:17:00Z">
-        <w:r>
-          <w:delText>S3</w:delText>
-        </w:r>
-      </w:del>
-      <w:ins w:id="48" w:author="Claude" w:date="2026-10-08T22:17:00Z">
-        <w:r>
-          <w:t>S2</w:t>
-        </w:r>
-      </w:ins>
-      <w:r>
-        <w:t xml:space="preserve"> report the mesh convergence study, and Table S3 compares an adaptive mesh with a uniform mesh.</w:t>
+      <w:r>
+        <w:t xml:space="preserve">S2 </w:t>
+      </w:r>
+      <w:r>
+        <w:t>report the mesh convergence study, and Table S3 compares an adaptive mesh with a uniform mesh.</w:t>
       </w:r>
     </w:p>
     <w:p>
@@ -4909,7 +4639,27 @@
           <w:sz w:val="20"/>
           <w:szCs w:val="20"/>
         </w:rPr>
-        <w:t xml:space="preserve"> mesh.</w:t>
+        <w:t xml:space="preserve"> mesh</w:t>
+      </w:r>
+      <w:ins w:id="9007" w:author="Claude" w:date="2026-10-08T22:54:30Z">
+        <w:r>
+          <w:rPr>
+            <w:b/>
+            <w:bCs/>
+            <w:sz w:val="20"/>
+            <w:szCs w:val="20"/>
+          </w:rPr>
+          <w:t xml:space="preserve"> (Mass loss values may differ from those of the calibrated model, as these cases were evaluated prior to model calibration)</w:t>
+        </w:r>
+      </w:ins>
+      <w:r>
+        <w:rPr>
+          <w:b/>
+          <w:bCs/>
+          <w:sz w:val="20"/>
+          <w:szCs w:val="20"/>
+        </w:rPr>
+        <w:t xml:space="preserve">.</w:t>
       </w:r>
     </w:p>
     <w:tbl>
@@ -5177,16 +4927,7 @@
                 <w:szCs w:val="20"/>
                 <w:lang w:eastAsia="en-US"/>
               </w:rPr>
-              <w:t>0.</w:t>
-            </w:r>
-            <w:r>
-              <w:rPr>
-                <w:rFonts w:cs="Times New Roman"/>
-                <w:sz w:val="20"/>
-                <w:szCs w:val="20"/>
-                <w:lang w:eastAsia="en-US"/>
-              </w:rPr>
-              <w:t>3009</w:t>
+              <w:t>0.3009</w:t>
             </w:r>
           </w:p>
         </w:tc>
@@ -5312,16 +5053,7 @@
                 <w:szCs w:val="20"/>
                 <w:lang w:eastAsia="en-US"/>
               </w:rPr>
-              <w:t>0.</w:t>
-            </w:r>
-            <w:r>
-              <w:rPr>
-                <w:rFonts w:cs="Times New Roman"/>
-                <w:sz w:val="20"/>
-                <w:szCs w:val="20"/>
-                <w:lang w:eastAsia="en-US"/>
-              </w:rPr>
-              <w:t>2029</w:t>
+              <w:t>0.2029</w:t>
             </w:r>
           </w:p>
         </w:tc>
@@ -5447,16 +5179,7 @@
                 <w:szCs w:val="20"/>
                 <w:lang w:eastAsia="en-US"/>
               </w:rPr>
-              <w:t>0.</w:t>
-            </w:r>
-            <w:r>
-              <w:rPr>
-                <w:rFonts w:cs="Times New Roman"/>
-                <w:sz w:val="20"/>
-                <w:szCs w:val="20"/>
-                <w:lang w:eastAsia="en-US"/>
-              </w:rPr>
-              <w:t>1682</w:t>
+              <w:t>0.1682</w:t>
             </w:r>
           </w:p>
         </w:tc>
@@ -5582,16 +5305,7 @@
                 <w:szCs w:val="20"/>
                 <w:lang w:eastAsia="en-US"/>
               </w:rPr>
-              <w:t>0.</w:t>
-            </w:r>
-            <w:r>
-              <w:rPr>
-                <w:rFonts w:cs="Times New Roman"/>
-                <w:sz w:val="20"/>
-                <w:szCs w:val="20"/>
-                <w:lang w:eastAsia="en-US"/>
-              </w:rPr>
-              <w:t>1637</w:t>
+              <w:t>0.1637</w:t>
             </w:r>
           </w:p>
         </w:tc>
@@ -5717,16 +5431,7 @@
                 <w:szCs w:val="20"/>
                 <w:lang w:eastAsia="en-US"/>
               </w:rPr>
-              <w:t>0.</w:t>
-            </w:r>
-            <w:r>
-              <w:rPr>
-                <w:rFonts w:cs="Times New Roman"/>
-                <w:sz w:val="20"/>
-                <w:szCs w:val="20"/>
-                <w:lang w:eastAsia="en-US"/>
-              </w:rPr>
-              <w:t>1616</w:t>
+              <w:t>0.1616</w:t>
             </w:r>
           </w:p>
         </w:tc>
@@ -5996,16 +5701,7 @@
                 <w:szCs w:val="20"/>
                 <w:lang w:eastAsia="en-US"/>
               </w:rPr>
-              <w:t>0.</w:t>
-            </w:r>
-            <w:r>
-              <w:rPr>
-                <w:rFonts w:cs="Times New Roman"/>
-                <w:sz w:val="20"/>
-                <w:szCs w:val="20"/>
-                <w:lang w:eastAsia="en-US"/>
-              </w:rPr>
-              <w:t>1608</w:t>
+              <w:t>0.1608</w:t>
             </w:r>
           </w:p>
         </w:tc>
@@ -6099,7 +5795,27 @@
           <w:sz w:val="20"/>
           <w:szCs w:val="20"/>
         </w:rPr>
-        <w:t>).</w:t>
+        <w:t xml:space="preserve">)</w:t>
+      </w:r>
+      <w:ins w:id="9008" w:author="Claude" w:date="2026-10-08T22:54:30Z">
+        <w:r>
+          <w:rPr>
+            <w:b/>
+            <w:bCs/>
+            <w:sz w:val="20"/>
+            <w:szCs w:val="20"/>
+          </w:rPr>
+          <w:t xml:space="preserve"> (Mass loss values may differ from those of the calibrated model, as these cases were evaluated prior to model calibration)</w:t>
+        </w:r>
+      </w:ins>
+      <w:r>
+        <w:rPr>
+          <w:b/>
+          <w:bCs/>
+          <w:sz w:val="20"/>
+          <w:szCs w:val="20"/>
+        </w:rPr>
+        <w:t xml:space="preserve">.</w:t>
       </w:r>
     </w:p>
     <w:tbl>
@@ -6422,16 +6138,7 @@
                 <w:szCs w:val="20"/>
                 <w:lang w:eastAsia="en-US"/>
               </w:rPr>
-              <w:t>0.</w:t>
-            </w:r>
-            <w:r>
-              <w:rPr>
-                <w:rFonts w:cs="Times New Roman"/>
-                <w:sz w:val="20"/>
-                <w:szCs w:val="20"/>
-                <w:lang w:eastAsia="en-US"/>
-              </w:rPr>
-              <w:t>2860</w:t>
+              <w:t>0.2860</w:t>
             </w:r>
           </w:p>
         </w:tc>
@@ -6596,16 +6303,7 @@
                 <w:szCs w:val="20"/>
                 <w:lang w:eastAsia="en-US"/>
               </w:rPr>
-              <w:t>0.</w:t>
-            </w:r>
-            <w:r>
-              <w:rPr>
-                <w:rFonts w:cs="Times New Roman"/>
-                <w:sz w:val="20"/>
-                <w:szCs w:val="20"/>
-                <w:lang w:eastAsia="en-US"/>
-              </w:rPr>
-              <w:t>2029</w:t>
+              <w:t>0.2029</w:t>
             </w:r>
           </w:p>
         </w:tc>
@@ -6776,16 +6474,7 @@
                 <w:szCs w:val="20"/>
                 <w:lang w:eastAsia="en-US"/>
               </w:rPr>
-              <w:t>0.</w:t>
-            </w:r>
-            <w:r>
-              <w:rPr>
-                <w:rFonts w:cs="Times New Roman"/>
-                <w:sz w:val="20"/>
-                <w:szCs w:val="20"/>
-                <w:lang w:eastAsia="en-US"/>
-              </w:rPr>
-              <w:t>1608</w:t>
+              <w:t>0.1608</w:t>
             </w:r>
           </w:p>
         </w:tc>
@@ -7021,22 +6710,6 @@
     </w:p>
     <w:p>
       <w:pPr>
-        <w:pStyle w:val="BodyText"/>
-        <w:spacing w:after="120"/>
-        <w:ind w:firstLine="0"/>
-      </w:pPr>
-      <w:r>
-        <w:t xml:space="preserve">Figure </w:t>
-      </w:r>
-      <w:r>
-        <w:t>S3</w:t>
-      </w:r>
-      <w:r>
-        <w:t xml:space="preserve"> shows the geometries and finite-element domains used in the simulations.</w:t>
-      </w:r>
-    </w:p>
-    <w:p>
-      <w:pPr>
         <w:keepNext/>
         <w:spacing w:before="360" w:line="240" w:lineRule="auto"/>
         <w:ind w:firstLine="0"/>
@@ -7101,16 +6774,7 @@
           <w:sz w:val="20"/>
           <w:szCs w:val="20"/>
         </w:rPr>
-        <w:t xml:space="preserve">Figure </w:t>
-      </w:r>
-      <w:r>
-        <w:rPr>
-          <w:b/>
-          <w:bCs/>
-          <w:sz w:val="20"/>
-          <w:szCs w:val="20"/>
-        </w:rPr>
-        <w:t>S</w:t>
+        <w:t>Figure S</w:t>
       </w:r>
       <w:r>
         <w:rPr>
@@ -7180,8 +6844,13 @@
         <w:pStyle w:val="Heading1"/>
         <w:spacing w:after="0"/>
       </w:pPr>
-      <w:r>
-        <w:lastRenderedPageBreak/>
+    </w:p>
+    <w:p>
+      <w:pPr>
+        <w:pStyle w:val="Heading1"/>
+        <w:spacing w:after="0"/>
+      </w:pPr>
+      <w:r>
         <w:t>S3. Simulation settings and parameters</w:t>
       </w:r>
     </w:p>
@@ -8606,17 +8275,7 @@
                 <w:szCs w:val="20"/>
                 <w:lang w:eastAsia="en-US"/>
               </w:rPr>
-              <w:t xml:space="preserve">19.46 </w:t>
-            </w:r>
-            <w:r>
-              <w:rPr>
-                <w:rFonts w:cs="Times New Roman"/>
-                <w:color w:val="000000"/>
-                <w:sz w:val="20"/>
-                <w:szCs w:val="20"/>
-                <w:lang w:eastAsia="en-US"/>
-              </w:rPr>
-              <w:t>mm²</w:t>
+              <w:t>19.46 mm²</w:t>
             </w:r>
           </w:p>
         </w:tc>
@@ -8928,17 +8587,7 @@
                 <w:szCs w:val="20"/>
                 <w:lang w:eastAsia="en-US"/>
               </w:rPr>
-              <w:t xml:space="preserve">53.9 </w:t>
-            </w:r>
-            <w:r>
-              <w:rPr>
-                <w:rFonts w:cs="Times New Roman"/>
-                <w:color w:val="000000"/>
-                <w:sz w:val="20"/>
-                <w:szCs w:val="20"/>
-                <w:lang w:eastAsia="en-US"/>
-              </w:rPr>
-              <w:t>mm⁻¹</w:t>
+              <w:t>53.9 mm⁻¹</w:t>
             </w:r>
           </w:p>
         </w:tc>
@@ -9441,27 +9090,7 @@
                 <w:szCs w:val="20"/>
                 <w:lang w:eastAsia="en-US"/>
               </w:rPr>
-              <w:t>0.</w:t>
-            </w:r>
-            <w:r>
-              <w:rPr>
-                <w:rFonts w:cs="Times New Roman"/>
-                <w:color w:val="000000"/>
-                <w:sz w:val="20"/>
-                <w:szCs w:val="20"/>
-                <w:lang w:eastAsia="en-US"/>
-              </w:rPr>
-              <w:t>005</w:t>
-            </w:r>
-            <w:r>
-              <w:rPr>
-                <w:rFonts w:cs="Times New Roman"/>
-                <w:color w:val="000000"/>
-                <w:sz w:val="20"/>
-                <w:szCs w:val="20"/>
-                <w:lang w:eastAsia="en-US"/>
-              </w:rPr>
-              <w:t xml:space="preserve"> mm</w:t>
+              <w:t>0.005 mm</w:t>
             </w:r>
           </w:p>
         </w:tc>
@@ -11009,6 +10638,7 @@
                 <w:szCs w:val="20"/>
                 <w:lang w:eastAsia="en-US"/>
               </w:rPr>
+              <w:lastRenderedPageBreak/>
               <w:t>Nonlinear solver tolerance</w:t>
             </w:r>
           </w:p>
@@ -11265,7 +10895,6 @@
                 <w:szCs w:val="20"/>
                 <w:lang w:eastAsia="en-US"/>
               </w:rPr>
-              <w:lastRenderedPageBreak/>
               <w:t>Software &amp; Discretization</w:t>
             </w:r>
           </w:p>
@@ -15170,13 +14799,7 @@
         <w:ind w:firstLine="0"/>
       </w:pPr>
       <w:r>
-        <w:t xml:space="preserve">Figure </w:t>
-      </w:r>
-      <w:r>
-        <w:t>S4</w:t>
-      </w:r>
-      <w:r>
-        <w:t xml:space="preserve"> shows how the sensitivity indices evolve during the simulated degradation.</w:t>
+        <w:t>Figure S4 shows how the sensitivity indices evolve during the simulated degradation.</w:t>
       </w:r>
     </w:p>
     <w:p>
@@ -15253,16 +14876,7 @@
           <w:sz w:val="20"/>
           <w:szCs w:val="20"/>
         </w:rPr>
-        <w:t xml:space="preserve">Figure </w:t>
-      </w:r>
-      <w:r>
-        <w:rPr>
-          <w:b/>
-          <w:bCs/>
-          <w:sz w:val="20"/>
-          <w:szCs w:val="20"/>
-        </w:rPr>
-        <w:t>S</w:t>
+        <w:t>Figure S</w:t>
       </w:r>
       <w:r>
         <w:rPr>
@@ -15402,37 +15016,7 @@
         <w:ind w:firstLine="0"/>
       </w:pPr>
       <w:r>
-        <w:t xml:space="preserve">Optimal parameters were identified by minimizing the RMSE between predicted and literature-reported 14-day mass-loss measurements. </w:t>
-      </w:r>
-      <w:r>
-        <w:t xml:space="preserve">A </w:t>
-      </w:r>
-      <w:r>
-        <w:t xml:space="preserve">Gaussian process </w:t>
-      </w:r>
-      <w:r>
-        <w:t xml:space="preserve">(GP) </w:t>
-      </w:r>
-      <w:r>
-        <w:t>surrogate</w:t>
-      </w:r>
-      <w:r>
-        <w:t xml:space="preserve"> model</w:t>
-      </w:r>
-      <w:r>
-        <w:t xml:space="preserve"> [16] </w:t>
-      </w:r>
-      <w:r>
-        <w:t xml:space="preserve">was initialized using a 12-point Latin hypercube sampling (LHS) design [18] spanning the admissible parameter space and iteratively refined using </w:t>
-      </w:r>
-      <w:r>
-        <w:t xml:space="preserve">the expected improvement </w:t>
-      </w:r>
-      <w:r>
-        <w:t xml:space="preserve">(EI) </w:t>
-      </w:r>
-      <w:r>
-        <w:t>acquisition function [17]. The literature data are from Liu et al. [19].</w:t>
+        <w:t>Optimal parameters were identified by minimizing the RMSE between predicted and literature-reported 14-day mass-loss measurements. A Gaussian process (GP) surrogate model [16] was initialized using a 12-point Latin hypercube sampling (LHS) design [18] spanning the admissible parameter space and iteratively refined using the expected improvement (EI) acquisition function [17]. The literature data are from Liu et al. [19].</w:t>
       </w:r>
     </w:p>
     <w:p>
@@ -16602,13 +16186,7 @@
         <w:ind w:firstLine="0"/>
       </w:pPr>
       <w:r>
-        <w:t xml:space="preserve">Tables S8 and S9 and Figure </w:t>
-      </w:r>
-      <w:r>
-        <w:t>S5</w:t>
-      </w:r>
-      <w:r>
-        <w:t xml:space="preserve"> compare the calibrated model with the literature data.</w:t>
+        <w:t>Tables S8 and S9 and Figure S5 compare the calibrated model with the literature data.</w:t>
       </w:r>
     </w:p>
     <w:p>
@@ -19083,16 +18661,7 @@
           <w:sz w:val="20"/>
           <w:szCs w:val="20"/>
         </w:rPr>
-        <w:t xml:space="preserve">Figure </w:t>
-      </w:r>
-      <w:r>
-        <w:rPr>
-          <w:b/>
-          <w:bCs/>
-          <w:sz w:val="20"/>
-          <w:szCs w:val="20"/>
-        </w:rPr>
-        <w:t>S</w:t>
+        <w:t>Figure S</w:t>
       </w:r>
       <w:r>
         <w:rPr>
@@ -19276,16 +18845,6 @@
           <w:szCs w:val="20"/>
         </w:rPr>
         <w:t>.</w:t>
-      </w:r>
-    </w:p>
-    <w:p>
-      <w:pPr>
-        <w:pStyle w:val="BodyText"/>
-        <w:spacing w:after="120"/>
-        <w:ind w:firstLine="0"/>
-      </w:pPr>
-      <w:r>
-        <w:t>Table S10 lists the settings of the Bayesian optimizer.</w:t>
       </w:r>
     </w:p>
     <w:p>
@@ -20523,23 +20082,23 @@
         </m:sSub>
       </m:oMath>
       <w:r>
-        <w:t xml:space="preserve"> was evaluated using 50 parameter sets sampled from a 2000-draw GP-bootstrap calibration ensemble. At 672 h, the ensemble median mass loss was 0.333%, with 50% and </w:t>
+        <w:t xml:space="preserve"> was evaluated using 50 parameter sets sampled from a 2000-draw GP-bootstrap calibration ensemble. At 672 h, the ensemble median mass loss was 0.333%, with 50% and 95% intervals of 0.330–0.338% and 0.315–0.375%, respectively, closely matching the BO-optimum prediction of 0.333%. F</w:t>
+      </w:r>
+      <w:r>
+        <w:t>our</w:t>
+      </w:r>
+      <w:r>
+        <w:t xml:space="preserve"> of s</w:t>
+      </w:r>
+      <w:r>
+        <w:t>ix</w:t>
+      </w:r>
+      <w:r>
+        <w:t xml:space="preserve"> literature measurements fell within the 95% </w:t>
       </w:r>
       <w:r>
         <w:lastRenderedPageBreak/>
-        <w:t>95% intervals of 0.330–0.338% and 0.315–0.375%, respectively, closely matching the BO-optimum prediction of 0.333%. F</w:t>
-      </w:r>
-      <w:r>
-        <w:t>our</w:t>
-      </w:r>
-      <w:r>
-        <w:t xml:space="preserve"> of s</w:t>
-      </w:r>
-      <w:r>
-        <w:t>ix</w:t>
-      </w:r>
-      <w:r>
-        <w:t xml:space="preserve"> literature measurements fell within the 95% interval. Because the GP ensemble represents uncertainty in the calibration objective rather than a formal parameter posterior, these bands are reported as parameter-propagated ensemble intervals and exclude measurement, model-form, and numerical uncertainty.</w:t>
+        <w:t>interval. Because the GP ensemble represents uncertainty in the calibration objective rather than a formal parameter posterior, these bands are reported as parameter-propagated ensemble intervals and exclude measurement, model-form, and numerical uncertainty.</w:t>
       </w:r>
     </w:p>
     <w:p>
@@ -20549,13 +20108,7 @@
         <w:ind w:firstLine="0"/>
       </w:pPr>
       <w:r>
-        <w:t xml:space="preserve">Figure </w:t>
-      </w:r>
-      <w:r>
-        <w:t>S6</w:t>
-      </w:r>
-      <w:r>
-        <w:t xml:space="preserve"> shows the ensemble prediction and the distribution of mass loss at 672 h.</w:t>
+        <w:t>Figure S6 shows the ensemble prediction and the distribution of mass loss at 672 h.</w:t>
       </w:r>
     </w:p>
     <w:p>
@@ -20634,28 +20187,6 @@
         </w:rPr>
         <w:t xml:space="preserve">Figure </w:t>
       </w:r>
-      <w:del w:id="49" w:author="Claude" w:date="2026-10-08T22:17:00Z">
-        <w:r>
-          <w:rPr>
-            <w:b/>
-            <w:bCs/>
-            <w:sz w:val="20"/>
-            <w:szCs w:val="20"/>
-          </w:rPr>
-          <w:delText>S7</w:delText>
-        </w:r>
-      </w:del>
-      <w:ins w:id="50" w:author="Claude" w:date="2026-10-08T22:17:00Z">
-        <w:r>
-          <w:rPr>
-            <w:b/>
-            <w:bCs/>
-            <w:sz w:val="20"/>
-            <w:szCs w:val="20"/>
-          </w:rPr>
-          <w:t>S</w:t>
-        </w:r>
-      </w:ins>
       <w:r>
         <w:rPr>
           <w:b/>
@@ -20663,7 +20194,7 @@
           <w:sz w:val="20"/>
           <w:szCs w:val="20"/>
         </w:rPr>
-        <w:fldChar w:fldCharType="begin"/>
+        <w:t>S</w:t>
       </w:r>
       <w:r>
         <w:rPr>
@@ -20672,7 +20203,7 @@
           <w:sz w:val="20"/>
           <w:szCs w:val="20"/>
         </w:rPr>
-        <w:instrText xml:space="preserve"> SEQ Figure \* ARABIC </w:instrText>
+        <w:fldChar w:fldCharType="begin"/>
       </w:r>
       <w:r>
         <w:rPr>
@@ -20681,20 +20212,27 @@
           <w:sz w:val="20"/>
           <w:szCs w:val="20"/>
         </w:rPr>
+        <w:instrText xml:space="preserve"> SEQ Figure \* ARABIC </w:instrText>
+      </w:r>
+      <w:r>
+        <w:rPr>
+          <w:b/>
+          <w:bCs/>
+          <w:sz w:val="20"/>
+          <w:szCs w:val="20"/>
+        </w:rPr>
         <w:fldChar w:fldCharType="separate"/>
       </w:r>
-      <w:ins w:id="51" w:author="Claude" w:date="2026-10-08T22:17:00Z">
-        <w:r>
-          <w:rPr>
-            <w:b/>
-            <w:bCs/>
-            <w:noProof/>
-            <w:sz w:val="20"/>
-            <w:szCs w:val="20"/>
-          </w:rPr>
-          <w:t>6</w:t>
-        </w:r>
-      </w:ins>
+      <w:r>
+        <w:rPr>
+          <w:b/>
+          <w:bCs/>
+          <w:noProof/>
+          <w:sz w:val="20"/>
+          <w:szCs w:val="20"/>
+        </w:rPr>
+        <w:t>6</w:t>
+      </w:r>
       <w:r>
         <w:rPr>
           <w:b/>
@@ -21865,31 +21403,7 @@
         <w:ind w:firstLine="0"/>
       </w:pPr>
       <w:r>
-        <w:t xml:space="preserve">Figure </w:t>
-      </w:r>
-      <w:r>
-        <w:t>S7</w:t>
-      </w:r>
-      <w:r>
-        <w:t xml:space="preserve"> shows the spatial evolution of oxygen and film saturation in the stent. Table </w:t>
-      </w:r>
-      <w:r>
-        <w:t xml:space="preserve">S12 </w:t>
-      </w:r>
-      <w:r>
-        <w:t xml:space="preserve">and Figures </w:t>
-      </w:r>
-      <w:r>
-        <w:t>S8</w:t>
-      </w:r>
-      <w:r>
-        <w:t xml:space="preserve"> and </w:t>
-      </w:r>
-      <w:r>
-        <w:t>S9</w:t>
-      </w:r>
-      <w:r>
-        <w:t xml:space="preserve"> describe the controlled test structures and their results.</w:t>
+        <w:t>Figure S7 shows the spatial evolution of oxygen and film saturation in the stent. Table S12 and Figures S8 and S9 describe the controlled test structures and their results.</w:t>
       </w:r>
     </w:p>
     <w:p>
@@ -21967,16 +21481,7 @@
           <w:sz w:val="20"/>
           <w:szCs w:val="20"/>
         </w:rPr>
-        <w:t xml:space="preserve">Figure </w:t>
-      </w:r>
-      <w:r>
-        <w:rPr>
-          <w:b/>
-          <w:bCs/>
-          <w:sz w:val="20"/>
-          <w:szCs w:val="20"/>
-        </w:rPr>
-        <w:t>S</w:t>
+        <w:t>Figure S</w:t>
       </w:r>
       <w:r>
         <w:rPr>
@@ -22105,16 +21610,7 @@
           <w:sz w:val="20"/>
           <w:szCs w:val="20"/>
         </w:rPr>
-        <w:t xml:space="preserve">Table </w:t>
-      </w:r>
-      <w:r>
-        <w:rPr>
-          <w:b/>
-          <w:bCs/>
-          <w:sz w:val="20"/>
-          <w:szCs w:val="20"/>
-        </w:rPr>
-        <w:t>S</w:t>
+        <w:t>Table S</w:t>
       </w:r>
       <w:r>
         <w:rPr>
@@ -24335,16 +23831,7 @@
           <w:sz w:val="20"/>
           <w:szCs w:val="20"/>
         </w:rPr>
-        <w:t xml:space="preserve">Figure </w:t>
-      </w:r>
-      <w:r>
-        <w:rPr>
-          <w:b/>
-          <w:bCs/>
-          <w:sz w:val="20"/>
-          <w:szCs w:val="20"/>
-        </w:rPr>
-        <w:t>S</w:t>
+        <w:t>Figure S</w:t>
       </w:r>
       <w:r>
         <w:rPr>
@@ -24429,7 +23916,7 @@
         </w:rPr>
         <w:t xml:space="preserve">). (d) Final mass loss as a function of center-to-center inter-wire spacing. Dashed lines indicate linear fits. Higher SA/V, curvature, and spacing increased degradation, with </w:t>
       </w:r>
-      <w:bookmarkStart w:id="52" w:name="_Hlk241828842"/>
+      <w:bookmarkStart w:id="39" w:name="_Hlk241828842"/>
       <w:r>
         <w:rPr>
           <w:sz w:val="20"/>
@@ -24437,7 +23924,7 @@
         </w:rPr>
         <w:t>SA/V exhibiting the strongest correlation with cumulative mass loss.</w:t>
       </w:r>
-      <w:bookmarkEnd w:id="52"/>
+      <w:bookmarkEnd w:id="39"/>
       <w:r>
         <w:rPr>
           <w:iCs w:val="0"/>
@@ -24526,16 +24013,7 @@
           <w:sz w:val="20"/>
           <w:szCs w:val="20"/>
         </w:rPr>
-        <w:t xml:space="preserve">Figure </w:t>
-      </w:r>
-      <w:r>
-        <w:rPr>
-          <w:b/>
-          <w:bCs/>
-          <w:sz w:val="20"/>
-          <w:szCs w:val="20"/>
-        </w:rPr>
-        <w:t>S</w:t>
+        <w:t>Figure S</w:t>
       </w:r>
       <w:r>
         <w:rPr>
@@ -25240,6 +24718,7 @@
         <w:rPr>
           <w:sz w:val="20"/>
         </w:rPr>
+        <w:lastRenderedPageBreak/>
         <w:t>[13]</w:t>
       </w:r>
       <w:r>

--- a/deliver/Supplementary_tracked.docx
+++ b/deliver/Supplementary_tracked.docx
@@ -349,24 +349,13 @@
               </w:rPr>
               <w:t xml:space="preserve">Equations S1–S3; Table S1; </w:t>
             </w:r>
-            <w:del w:id="0" w:author="Claude" w:date="2026-10-08T22:18:00Z">
-              <w:r>
-                <w:rPr>
-                  <w:sz w:val="20"/>
-                  <w:szCs w:val="20"/>
-                </w:rPr>
-                <w:delText>Figures</w:delText>
-              </w:r>
-            </w:del>
-            <w:ins w:id="1" w:author="Claude" w:date="2026-10-08T22:18:00Z">
-              <w:r>
-                <w:rPr>
-                  <w:sz w:val="20"/>
-                  <w:szCs w:val="20"/>
-                </w:rPr>
-                <w:t>Figure</w:t>
-              </w:r>
-            </w:ins>
+            <w:r>
+              <w:rPr>
+                <w:sz w:val="20"/>
+                <w:szCs w:val="20"/>
+              </w:rPr>
+              <w:t>Figure</w:t>
+            </w:r>
             <w:r>
               <w:rPr>
                 <w:sz w:val="20"/>
@@ -374,15 +363,6 @@
               </w:rPr>
               <w:t xml:space="preserve"> S1</w:t>
             </w:r>
-            <w:del w:id="2" w:author="Claude" w:date="2026-10-08T22:18:00Z">
-              <w:r>
-                <w:rPr>
-                  <w:sz w:val="20"/>
-                  <w:szCs w:val="20"/>
-                </w:rPr>
-                <w:delText>–S2</w:delText>
-              </w:r>
-            </w:del>
           </w:p>
         </w:tc>
       </w:tr>
@@ -452,24 +432,13 @@
               </w:rPr>
               <w:t xml:space="preserve">Equation S4; Tables S2–S3; Figures </w:t>
             </w:r>
-            <w:del w:id="3" w:author="Claude" w:date="2026-10-08T22:17:00Z">
-              <w:r>
-                <w:rPr>
-                  <w:sz w:val="20"/>
-                  <w:szCs w:val="20"/>
-                </w:rPr>
-                <w:delText>S3</w:delText>
-              </w:r>
-            </w:del>
-            <w:ins w:id="4" w:author="Claude" w:date="2026-10-08T22:17:00Z">
-              <w:r>
-                <w:rPr>
-                  <w:sz w:val="20"/>
-                  <w:szCs w:val="20"/>
-                </w:rPr>
-                <w:t>S2</w:t>
-              </w:r>
-            </w:ins>
+            <w:r>
+              <w:rPr>
+                <w:sz w:val="20"/>
+                <w:szCs w:val="20"/>
+              </w:rPr>
+              <w:t>S2</w:t>
+            </w:r>
             <w:r>
               <w:rPr>
                 <w:sz w:val="20"/>
@@ -477,24 +446,13 @@
               </w:rPr>
               <w:t>–</w:t>
             </w:r>
-            <w:del w:id="5" w:author="Claude" w:date="2026-10-08T22:18:00Z">
-              <w:r>
-                <w:rPr>
-                  <w:sz w:val="20"/>
-                  <w:szCs w:val="20"/>
-                </w:rPr>
-                <w:delText>S4</w:delText>
-              </w:r>
-            </w:del>
-            <w:ins w:id="6" w:author="Claude" w:date="2026-10-08T22:18:00Z">
-              <w:r>
-                <w:rPr>
-                  <w:sz w:val="20"/>
-                  <w:szCs w:val="20"/>
-                </w:rPr>
-                <w:t>S3</w:t>
-              </w:r>
-            </w:ins>
+            <w:r>
+              <w:rPr>
+                <w:sz w:val="20"/>
+                <w:szCs w:val="20"/>
+              </w:rPr>
+              <w:t>S3</w:t>
+            </w:r>
           </w:p>
         </w:tc>
       </w:tr>
@@ -633,24 +591,13 @@
               </w:rPr>
               <w:t xml:space="preserve">Tables S5–S6; Figure </w:t>
             </w:r>
-            <w:del w:id="7" w:author="Claude" w:date="2026-10-08T22:17:00Z">
-              <w:r>
-                <w:rPr>
-                  <w:sz w:val="20"/>
-                  <w:szCs w:val="20"/>
-                </w:rPr>
-                <w:delText>S5</w:delText>
-              </w:r>
-            </w:del>
-            <w:ins w:id="8" w:author="Claude" w:date="2026-10-08T22:17:00Z">
-              <w:r>
-                <w:rPr>
-                  <w:sz w:val="20"/>
-                  <w:szCs w:val="20"/>
-                </w:rPr>
-                <w:t>S4</w:t>
-              </w:r>
-            </w:ins>
+            <w:r>
+              <w:rPr>
+                <w:sz w:val="20"/>
+                <w:szCs w:val="20"/>
+              </w:rPr>
+              <w:t>S4</w:t>
+            </w:r>
           </w:p>
         </w:tc>
       </w:tr>
@@ -720,24 +667,13 @@
               </w:rPr>
               <w:t xml:space="preserve">Equation S5; Tables S7–S10; Figure </w:t>
             </w:r>
-            <w:del w:id="9" w:author="Claude" w:date="2026-10-08T22:17:00Z">
-              <w:r>
-                <w:rPr>
-                  <w:sz w:val="20"/>
-                  <w:szCs w:val="20"/>
-                </w:rPr>
-                <w:delText>S6</w:delText>
-              </w:r>
-            </w:del>
-            <w:ins w:id="10" w:author="Claude" w:date="2026-10-08T22:17:00Z">
-              <w:r>
-                <w:rPr>
-                  <w:sz w:val="20"/>
-                  <w:szCs w:val="20"/>
-                </w:rPr>
-                <w:t>S5</w:t>
-              </w:r>
-            </w:ins>
+            <w:r>
+              <w:rPr>
+                <w:sz w:val="20"/>
+                <w:szCs w:val="20"/>
+              </w:rPr>
+              <w:t>S5</w:t>
+            </w:r>
           </w:p>
         </w:tc>
       </w:tr>
@@ -745,7 +681,6 @@
         <w:trPr>
           <w:cantSplit/>
           <w:jc w:val="center"/>
-          <w:del w:id="11" w:author="Claude" w:date="2026-10-08T22:07:00Z"/>
         </w:trPr>
         <w:tc>
           <w:tcPr>
@@ -758,19 +693,15 @@
               <w:spacing w:before="20" w:after="20" w:line="240" w:lineRule="auto"/>
               <w:ind w:firstLine="0"/>
               <w:jc w:val="left"/>
-              <w:rPr>
-                <w:del w:id="12" w:author="Claude" w:date="2026-10-08T22:07:00Z"/>
-              </w:rPr>
-            </w:pPr>
-            <w:del w:id="13" w:author="Claude" w:date="2026-10-08T22:07:00Z">
-              <w:r>
-                <w:rPr>
-                  <w:sz w:val="20"/>
-                  <w:szCs w:val="20"/>
-                </w:rPr>
-                <w:delText>S6</w:delText>
-              </w:r>
-            </w:del>
+              <w:rPr/>
+            </w:pPr>
+            <w:r>
+              <w:rPr>
+                <w:sz w:val="20"/>
+                <w:szCs w:val="20"/>
+              </w:rPr>
+              <w:t>S6</w:t>
+            </w:r>
           </w:p>
         </w:tc>
         <w:tc>
@@ -784,19 +715,15 @@
               <w:spacing w:before="20" w:after="20" w:line="240" w:lineRule="auto"/>
               <w:ind w:firstLine="0"/>
               <w:jc w:val="left"/>
-              <w:rPr>
-                <w:del w:id="14" w:author="Claude" w:date="2026-10-08T22:07:00Z"/>
-              </w:rPr>
-            </w:pPr>
-            <w:del w:id="15" w:author="Claude" w:date="2026-10-08T22:07:00Z">
-              <w:r>
-                <w:rPr>
-                  <w:sz w:val="20"/>
-                  <w:szCs w:val="20"/>
-                </w:rPr>
-                <w:delText>Uncertainty analysis</w:delText>
-              </w:r>
-            </w:del>
+              <w:rPr/>
+            </w:pPr>
+            <w:r>
+              <w:rPr>
+                <w:sz w:val="20"/>
+                <w:szCs w:val="20"/>
+              </w:rPr>
+              <w:t>Uncertainty analysis</w:t>
+            </w:r>
           </w:p>
         </w:tc>
         <w:tc>
@@ -810,19 +737,15 @@
               <w:spacing w:before="20" w:after="20" w:line="240" w:lineRule="auto"/>
               <w:ind w:firstLine="0"/>
               <w:jc w:val="left"/>
-              <w:rPr>
-                <w:del w:id="16" w:author="Claude" w:date="2026-10-08T22:07:00Z"/>
-              </w:rPr>
-            </w:pPr>
-            <w:del w:id="17" w:author="Claude" w:date="2026-10-08T22:07:00Z">
-              <w:r>
-                <w:rPr>
-                  <w:sz w:val="20"/>
-                  <w:szCs w:val="20"/>
-                </w:rPr>
-                <w:delText>Figure S7</w:delText>
-              </w:r>
-            </w:del>
+              <w:rPr/>
+            </w:pPr>
+            <w:r>
+              <w:rPr>
+                <w:sz w:val="20"/>
+                <w:szCs w:val="20"/>
+              </w:rPr>
+              <w:t>Table S11; Figure S6</w:t>
+            </w:r>
           </w:p>
         </w:tc>
       </w:tr>
@@ -830,7 +753,6 @@
         <w:trPr>
           <w:cantSplit/>
           <w:jc w:val="center"/>
-          <w:del w:id="18" w:author="Claude" w:date="2026-10-08T22:07:00Z"/>
         </w:trPr>
         <w:tc>
           <w:tcPr>
@@ -842,19 +764,15 @@
               <w:spacing w:before="20" w:after="20" w:line="240" w:lineRule="auto"/>
               <w:ind w:firstLine="0"/>
               <w:jc w:val="left"/>
-              <w:rPr>
-                <w:del w:id="19" w:author="Claude" w:date="2026-10-08T22:07:00Z"/>
-              </w:rPr>
-            </w:pPr>
-            <w:del w:id="20" w:author="Claude" w:date="2026-10-08T22:07:00Z">
-              <w:r>
-                <w:rPr>
-                  <w:sz w:val="20"/>
-                  <w:szCs w:val="20"/>
-                </w:rPr>
-                <w:delText>S7</w:delText>
-              </w:r>
-            </w:del>
+              <w:rPr/>
+            </w:pPr>
+            <w:r>
+              <w:rPr>
+                <w:sz w:val="20"/>
+                <w:szCs w:val="20"/>
+              </w:rPr>
+              <w:t>S7</w:t>
+            </w:r>
           </w:p>
         </w:tc>
         <w:tc>
@@ -867,19 +785,15 @@
               <w:spacing w:before="20" w:after="20" w:line="240" w:lineRule="auto"/>
               <w:ind w:firstLine="0"/>
               <w:jc w:val="left"/>
-              <w:rPr>
-                <w:del w:id="21" w:author="Claude" w:date="2026-10-08T22:07:00Z"/>
-              </w:rPr>
-            </w:pPr>
-            <w:del w:id="22" w:author="Claude" w:date="2026-10-08T22:07:00Z">
-              <w:r>
-                <w:rPr>
-                  <w:sz w:val="20"/>
-                  <w:szCs w:val="20"/>
-                </w:rPr>
-                <w:delText>Case-study results</w:delText>
-              </w:r>
-            </w:del>
+              <w:rPr/>
+            </w:pPr>
+            <w:r>
+              <w:rPr>
+                <w:sz w:val="20"/>
+                <w:szCs w:val="20"/>
+              </w:rPr>
+              <w:t>Case-study results</w:t>
+            </w:r>
           </w:p>
         </w:tc>
         <w:tc>
@@ -892,186 +806,15 @@
               <w:spacing w:before="20" w:after="20" w:line="240" w:lineRule="auto"/>
               <w:ind w:firstLine="0"/>
               <w:jc w:val="left"/>
-              <w:rPr>
-                <w:del w:id="23" w:author="Claude" w:date="2026-10-08T22:07:00Z"/>
-              </w:rPr>
-            </w:pPr>
-            <w:del w:id="24" w:author="Claude" w:date="2026-10-08T22:07:00Z">
-              <w:r>
-                <w:rPr>
-                  <w:sz w:val="20"/>
-                  <w:szCs w:val="20"/>
-                </w:rPr>
-                <w:delText>Table S11; Figures S8–S10</w:delText>
-              </w:r>
-            </w:del>
-          </w:p>
-        </w:tc>
-      </w:tr>
-      <w:tr>
-        <w:trPr>
-          <w:cantSplit/>
-          <w:jc w:val="center"/>
-          <w:ins w:id="25" w:author="Claude" w:date="2026-10-08T22:07:00Z"/>
-        </w:trPr>
-        <w:tc>
-          <w:tcPr>
-            <w:tcW w:w="1000" w:type="dxa"/>
-            <w:vAlign w:val="center"/>
-          </w:tcPr>
-          <w:p>
-            <w:pPr>
-              <w:keepNext/>
-              <w:spacing w:before="20" w:after="20" w:line="240" w:lineRule="auto"/>
-              <w:ind w:firstLine="0"/>
-              <w:jc w:val="left"/>
-              <w:rPr>
-                <w:ins w:id="26" w:author="Claude" w:date="2026-10-08T22:07:00Z"/>
-              </w:rPr>
-            </w:pPr>
-            <w:ins w:id="27" w:author="Claude" w:date="2026-10-08T22:07:00Z">
-              <w:r>
-                <w:rPr>
-                  <w:sz w:val="20"/>
-                  <w:szCs w:val="20"/>
-                </w:rPr>
-                <w:t>S6</w:t>
-              </w:r>
-            </w:ins>
-          </w:p>
-        </w:tc>
-        <w:tc>
-          <w:tcPr>
-            <w:tcW w:w="4200" w:type="dxa"/>
-            <w:vAlign w:val="center"/>
-          </w:tcPr>
-          <w:p>
-            <w:pPr>
-              <w:keepNext/>
-              <w:spacing w:before="20" w:after="20" w:line="240" w:lineRule="auto"/>
-              <w:ind w:firstLine="0"/>
-              <w:jc w:val="left"/>
-              <w:rPr>
-                <w:ins w:id="28" w:author="Claude" w:date="2026-10-08T22:07:00Z"/>
-              </w:rPr>
-            </w:pPr>
-            <w:ins w:id="29" w:author="Claude" w:date="2026-10-08T22:07:00Z">
-              <w:r>
-                <w:rPr>
-                  <w:sz w:val="20"/>
-                  <w:szCs w:val="20"/>
-                </w:rPr>
-                <w:t>Uncertainty analysis</w:t>
-              </w:r>
-            </w:ins>
-          </w:p>
-        </w:tc>
-        <w:tc>
-          <w:tcPr>
-            <w:tcW w:w="3826" w:type="dxa"/>
-            <w:vAlign w:val="center"/>
-          </w:tcPr>
-          <w:p>
-            <w:pPr>
-              <w:keepNext/>
-              <w:spacing w:before="20" w:after="20" w:line="240" w:lineRule="auto"/>
-              <w:ind w:firstLine="0"/>
-              <w:jc w:val="left"/>
-              <w:rPr>
-                <w:ins w:id="30" w:author="Claude" w:date="2026-10-08T22:07:00Z"/>
-              </w:rPr>
-            </w:pPr>
-            <w:ins w:id="31" w:author="Claude" w:date="2026-10-08T22:07:00Z">
-              <w:r>
-                <w:rPr>
-                  <w:sz w:val="20"/>
-                  <w:szCs w:val="20"/>
-                </w:rPr>
-                <w:t>Table S11; Figure S6</w:t>
-              </w:r>
-            </w:ins>
-          </w:p>
-        </w:tc>
-      </w:tr>
-      <w:tr>
-        <w:trPr>
-          <w:cantSplit/>
-          <w:jc w:val="center"/>
-          <w:ins w:id="32" w:author="Claude" w:date="2026-10-08T22:07:00Z"/>
-        </w:trPr>
-        <w:tc>
-          <w:tcPr>
-            <w:tcW w:w="1000" w:type="dxa"/>
-            <w:vAlign w:val="center"/>
-          </w:tcPr>
-          <w:p>
-            <w:pPr>
-              <w:spacing w:before="20" w:after="20" w:line="240" w:lineRule="auto"/>
-              <w:ind w:firstLine="0"/>
-              <w:jc w:val="left"/>
-              <w:rPr>
-                <w:ins w:id="33" w:author="Claude" w:date="2026-10-08T22:07:00Z"/>
-              </w:rPr>
-            </w:pPr>
-            <w:ins w:id="34" w:author="Claude" w:date="2026-10-08T22:07:00Z">
-              <w:r>
-                <w:rPr>
-                  <w:sz w:val="20"/>
-                  <w:szCs w:val="20"/>
-                </w:rPr>
-                <w:t>S7</w:t>
-              </w:r>
-            </w:ins>
-          </w:p>
-        </w:tc>
-        <w:tc>
-          <w:tcPr>
-            <w:tcW w:w="4200" w:type="dxa"/>
-            <w:vAlign w:val="center"/>
-          </w:tcPr>
-          <w:p>
-            <w:pPr>
-              <w:spacing w:before="20" w:after="20" w:line="240" w:lineRule="auto"/>
-              <w:ind w:firstLine="0"/>
-              <w:jc w:val="left"/>
-              <w:rPr>
-                <w:ins w:id="35" w:author="Claude" w:date="2026-10-08T22:07:00Z"/>
-              </w:rPr>
-            </w:pPr>
-            <w:ins w:id="36" w:author="Claude" w:date="2026-10-08T22:07:00Z">
-              <w:r>
-                <w:rPr>
-                  <w:sz w:val="20"/>
-                  <w:szCs w:val="20"/>
-                </w:rPr>
-                <w:t>Case-study results</w:t>
-              </w:r>
-            </w:ins>
-          </w:p>
-        </w:tc>
-        <w:tc>
-          <w:tcPr>
-            <w:tcW w:w="3826" w:type="dxa"/>
-            <w:vAlign w:val="center"/>
-          </w:tcPr>
-          <w:p>
-            <w:pPr>
-              <w:spacing w:before="20" w:after="20" w:line="240" w:lineRule="auto"/>
-              <w:ind w:firstLine="0"/>
-              <w:jc w:val="left"/>
-              <w:rPr>
-                <w:ins w:id="37" w:author="Claude" w:date="2026-10-08T22:07:00Z"/>
-              </w:rPr>
-            </w:pPr>
-            <w:ins w:id="38" w:author="Claude" w:date="2026-10-08T22:07:00Z">
-              <w:r>
-                <w:rPr>
-                  <w:sz w:val="20"/>
-                  <w:szCs w:val="20"/>
-                </w:rPr>
-                <w:t>Table S12; Figures S7–S9</w:t>
-              </w:r>
-            </w:ins>
+              <w:rPr/>
+            </w:pPr>
+            <w:r>
+              <w:rPr>
+                <w:sz w:val="20"/>
+                <w:szCs w:val="20"/>
+              </w:rPr>
+              <w:t>Table S12; Figures S7–S9</w:t>
+            </w:r>
           </w:p>
         </w:tc>
       </w:tr>
@@ -3361,19 +3104,6 @@
     </w:p>
     <w:p>
       <w:pPr>
-        <w:pStyle w:val="BodyText"/>
-        <w:spacing w:after="120"/>
-        <w:ind w:firstLine="0"/>
-        <w:rPr>
-          <w:rFonts w:cs="Times New Roman"/>
-        </w:rPr>
-      </w:pPr>
-      <w:r>
-        <w:t>A global O₂ mass balance shows that the O₂ consumed at the interface is only about 1/32 of the stoichiometric requirement for the Zn lost at 24 h and about 1/24 at 168 h, indicating that Zn recession is not stoichiometrically coupled to O₂ consumption in the present formulation. Rule A was selected on physical and numerical grounds, while agreement with literature data was used only as a consistency check. RMSE was not used as the selection criterion and was not improved through recalibration. Rule A reflects the assumption that the slowest rate-limiting process controls degradation, consistent with the simulations showing oxygen-diffusion control over &gt;99% of the interface at 672 h. Rules B and C introduce additional blending terms without adding physical justification, whereas Rule D removes the oxygen-diffusion constraint and substantially overpredicts mass loss (0.58% at 168 h versus 0.20% in the literature data). Finally, the hard-minimum formulation caused no significant numerical issues, with only two regime transitions occurring during the initial transient.</w:t>
-      </w:r>
-    </w:p>
-    <w:p>
-      <w:pPr>
         <w:pStyle w:val="Captions"/>
         <w:keepNext/>
         <w:spacing w:before="360" w:after="0"/>
@@ -3688,72 +3418,20 @@
         </w:rPr>
         <w:t xml:space="preserve">Comparison of the candidate velocity-selection formulations. Rule A (hard minimum) </w:t>
       </w:r>
-      <w:del w:id="9006" w:author="Claude" w:date="2026-10-08T22:54:30Z">
+      <w:r>
+        <w:rPr>
+          <w:sz w:val="20"/>
+          <w:szCs w:val="20"/>
+        </w:rPr>
+        <w:t xml:space="preserve">gave the lowest RMSE</w:t>
+      </w:r>
+      <w:ins w:id="9003" w:author="Claude" w:date="2026-10-08T23:09:54Z">
         <w:r>
           <w:rPr>
             <w:sz w:val="20"/>
             <w:szCs w:val="20"/>
           </w:rPr>
-          <w:delText xml:space="preserve">gave</w:delText>
-        </w:r>
-      </w:del>
-      <w:ins w:id="9005" w:author="Claude" w:date="2026-10-08T22:54:30Z">
-        <w:r>
-          <w:rPr>
-            <w:sz w:val="20"/>
-            <w:szCs w:val="20"/>
-          </w:rPr>
-          <w:t xml:space="preserve">had a low RMSE, which was not</w:t>
-        </w:r>
-      </w:ins>
-      <w:r>
-        <w:rPr>
-          <w:sz w:val="20"/>
-          <w:szCs w:val="20"/>
-        </w:rPr>
-        <w:t xml:space="preserve"> the </w:t>
-      </w:r>
-      <w:del w:id="9004" w:author="Claude" w:date="2026-10-08T22:54:30Z">
-        <w:r>
-          <w:rPr>
-            <w:sz w:val="20"/>
-            <w:szCs w:val="20"/>
-          </w:rPr>
-          <w:delText xml:space="preserve">lowest</w:delText>
-        </w:r>
-      </w:del>
-      <w:ins w:id="9003" w:author="Claude" w:date="2026-10-08T22:54:30Z">
-        <w:r>
-          <w:rPr>
-            <w:sz w:val="20"/>
-            <w:szCs w:val="20"/>
-          </w:rPr>
-          <w:t xml:space="preserve">main</w:t>
-        </w:r>
-      </w:ins>
-      <w:r>
-        <w:rPr>
-          <w:sz w:val="20"/>
-          <w:szCs w:val="20"/>
-        </w:rPr>
-        <w:t xml:space="preserve"> </w:t>
-      </w:r>
-      <w:del w:id="9002" w:author="Claude" w:date="2026-10-08T22:54:30Z">
-        <w:r>
-          <w:rPr>
-            <w:sz w:val="20"/>
-            <w:szCs w:val="20"/>
-          </w:rPr>
-          <w:delText xml:space="preserve">RMSE</w:delText>
-        </w:r>
-      </w:del>
-      <w:ins w:id="9001" w:author="Claude" w:date="2026-10-08T22:54:30Z">
-        <w:r>
-          <w:rPr>
-            <w:sz w:val="20"/>
-            <w:szCs w:val="20"/>
-          </w:rPr>
-          <w:t xml:space="preserve">selection criterion,</w:t>
+          <w:t xml:space="preserve">, which was used as a consistency check but was not the main selection criterion,</w:t>
         </w:r>
       </w:ins>
       <w:r>
@@ -4307,7 +3985,6 @@
         <w:spacing w:before="360"/>
       </w:pPr>
       <w:r>
-        <w:lastRenderedPageBreak/>
         <w:t>S2. Geometry and mesh generation</w:t>
       </w:r>
     </w:p>
@@ -4364,13 +4041,7 @@
         <w:t xml:space="preserve"> </w:t>
       </w:r>
       <w:r>
-        <w:t xml:space="preserve">Table S2 and Figure </w:t>
-      </w:r>
-      <w:r>
-        <w:t xml:space="preserve">S2 </w:t>
-      </w:r>
-      <w:r>
-        <w:t>report the mesh convergence study, and Table S3 compares an adaptive mesh with a uniform mesh.</w:t>
+        <w:t>Table S2 and Figure S2 report the mesh convergence study, and Table S3 compares an adaptive mesh with a uniform mesh.</w:t>
       </w:r>
     </w:p>
     <w:p>
@@ -4589,6 +4260,7 @@
         <w:ind w:firstLine="0"/>
       </w:pPr>
       <w:r>
+        <w:lastRenderedPageBreak/>
         <w:t xml:space="preserve">where </w:t>
       </w:r>
       <w:proofErr w:type="spellStart"/>
@@ -4621,45 +4293,42 @@
           <w:sz w:val="20"/>
           <w:szCs w:val="20"/>
         </w:rPr>
-        <w:t xml:space="preserve">Table S2. Mesh convergence study showing the effect of mesh resolution on predicted 7-day mass loss. Relative errors are calculated with respect to the </w:t>
-      </w:r>
-      <w:r>
-        <w:rPr>
-          <w:b/>
-          <w:bCs/>
+        <w:t xml:space="preserve">Table S2. </w:t>
+      </w:r>
+      <w:r>
+        <w:rPr>
           <w:sz w:val="20"/>
           <w:szCs w:val="20"/>
         </w:rPr>
-        <w:t>reference</w:t>
-      </w:r>
-      <w:r>
-        <w:rPr>
-          <w:b/>
-          <w:bCs/>
+        <w:t>Mesh convergence study showing the effect of mesh resolution on predicted 7-day mass loss. Relative errors are calculated with respect to the reference mesh</w:t>
+      </w:r>
+      <w:r>
+        <w:rPr>
           <w:sz w:val="20"/>
           <w:szCs w:val="20"/>
         </w:rPr>
-        <w:t xml:space="preserve"> mesh</w:t>
-      </w:r>
-      <w:ins w:id="9007" w:author="Claude" w:date="2026-10-08T22:54:30Z">
-        <w:r>
-          <w:rPr>
-            <w:b/>
-            <w:bCs/>
-            <w:sz w:val="20"/>
-            <w:szCs w:val="20"/>
-          </w:rPr>
-          <w:t xml:space="preserve"> (Mass loss values may differ from those of the calibrated model, as these cases were evaluated prior to model calibration)</w:t>
-        </w:r>
-      </w:ins>
-      <w:r>
-        <w:rPr>
-          <w:b/>
-          <w:bCs/>
+        <w:t xml:space="preserve"> (Mass Loss</w:t>
+      </w:r>
+      <w:r>
+        <w:rPr>
           <w:sz w:val="20"/>
           <w:szCs w:val="20"/>
         </w:rPr>
-        <w:t xml:space="preserve">.</w:t>
+        <w:t xml:space="preserve"> values may differ from those of the calibrated model, as these validation cases were evaluated prior to model calibration</w:t>
+      </w:r>
+      <w:r>
+        <w:rPr>
+          <w:sz w:val="20"/>
+          <w:szCs w:val="20"/>
+        </w:rPr>
+        <w:t>)</w:t>
+      </w:r>
+      <w:r>
+        <w:rPr>
+          <w:sz w:val="20"/>
+          <w:szCs w:val="20"/>
+        </w:rPr>
+        <w:t>.</w:t>
       </w:r>
     </w:p>
     <w:tbl>
@@ -5750,72 +5419,28 @@
           <w:sz w:val="20"/>
           <w:szCs w:val="20"/>
         </w:rPr>
-        <w:t xml:space="preserve">Table S3. Comparison between an adaptive mesh and a uniform mesh </w:t>
-      </w:r>
-      <w:r>
-        <w:rPr>
-          <w:b/>
-          <w:bCs/>
+        <w:t xml:space="preserve">Table S3. </w:t>
+      </w:r>
+      <w:r>
+        <w:rPr>
           <w:sz w:val="20"/>
           <w:szCs w:val="20"/>
         </w:rPr>
+        <w:t xml:space="preserve">Comparison between an adaptive mesh and a uniform mesh </w:t>
+      </w:r>
+      <w:r>
+        <w:rPr>
+          <w:sz w:val="20"/>
+          <w:szCs w:val="20"/>
+        </w:rPr>
         <w:t>(</w:t>
       </w:r>
       <w:r>
         <w:rPr>
-          <w:b/>
-          <w:bCs/>
           <w:sz w:val="20"/>
           <w:szCs w:val="20"/>
         </w:rPr>
-        <w:t>approximately</w:t>
-      </w:r>
-      <w:r>
-        <w:rPr>
-          <w:b/>
-          <w:bCs/>
-          <w:sz w:val="20"/>
-          <w:szCs w:val="20"/>
-        </w:rPr>
-        <w:t xml:space="preserve"> </w:t>
-      </w:r>
-      <w:r>
-        <w:rPr>
-          <w:b/>
-          <w:bCs/>
-          <w:sz w:val="20"/>
-          <w:szCs w:val="20"/>
-        </w:rPr>
-        <w:t>800,000 elements</w:t>
-      </w:r>
-      <w:r>
-        <w:rPr>
-          <w:b/>
-          <w:bCs/>
-          <w:sz w:val="20"/>
-          <w:szCs w:val="20"/>
-        </w:rPr>
-        <w:t xml:space="preserve">)</w:t>
-      </w:r>
-      <w:ins w:id="9008" w:author="Claude" w:date="2026-10-08T22:54:30Z">
-        <w:r>
-          <w:rPr>
-            <w:b/>
-            <w:bCs/>
-            <w:sz w:val="20"/>
-            <w:szCs w:val="20"/>
-          </w:rPr>
-          <w:t xml:space="preserve"> (Mass loss values may differ from those of the calibrated model, as these cases were evaluated prior to model calibration)</w:t>
-        </w:r>
-      </w:ins>
-      <w:r>
-        <w:rPr>
-          <w:b/>
-          <w:bCs/>
-          <w:sz w:val="20"/>
-          <w:szCs w:val="20"/>
-        </w:rPr>
-        <w:t xml:space="preserve">.</w:t>
+        <w:t>approximately 800,000 elements).</w:t>
       </w:r>
     </w:p>
     <w:tbl>
@@ -6550,12 +6175,11 @@
         <w:rPr>
           <w:noProof/>
         </w:rPr>
-        <w:lastRenderedPageBreak/>
         <w:drawing>
-          <wp:inline distT="0" distB="0" distL="0" distR="0" wp14:anchorId="2941A97A" wp14:editId="570F813D">
-            <wp:extent cx="5731510" cy="2037715"/>
+          <wp:inline distT="0" distB="0" distL="0" distR="0" wp14:anchorId="6FF31445" wp14:editId="02D84578">
+            <wp:extent cx="5731510" cy="2190115"/>
             <wp:effectExtent l="0" t="0" r="2540" b="635"/>
-            <wp:docPr id="7" name="Picture 7"/>
+            <wp:docPr id="2" name="Picture 2"/>
             <wp:cNvGraphicFramePr>
               <a:graphicFrameLocks xmlns:a="http://schemas.openxmlformats.org/drawingml/2006/main" noChangeAspect="1"/>
             </wp:cNvGraphicFramePr>
@@ -6563,7 +6187,7 @@
               <a:graphicData uri="http://schemas.openxmlformats.org/drawingml/2006/picture">
                 <pic:pic xmlns:pic="http://schemas.openxmlformats.org/drawingml/2006/picture">
                   <pic:nvPicPr>
-                    <pic:cNvPr id="7" name="Picture 7"/>
+                    <pic:cNvPr id="2" name="Picture 2"/>
                     <pic:cNvPicPr/>
                   </pic:nvPicPr>
                   <pic:blipFill>
@@ -6581,7 +6205,7 @@
                   <pic:spPr>
                     <a:xfrm>
                       <a:off x="0" y="0"/>
-                      <a:ext cx="5731510" cy="2037715"/>
+                      <a:ext cx="5731510" cy="2190115"/>
                     </a:xfrm>
                     <a:prstGeom prst="rect">
                       <a:avLst/>
@@ -6633,79 +6257,14 @@
           <w:sz w:val="20"/>
           <w:szCs w:val="20"/>
         </w:rPr>
-        <w:t xml:space="preserve">. Mesh convergence analysis showing (a) predicted mass loss and (b) relative error as a function of mesh density. Predictions converged with mesh refinement, with &lt;1% </w:t>
-      </w:r>
-      <w:r>
-        <w:rPr>
-          <w:b/>
-          <w:bCs/>
+        <w:t xml:space="preserve">. </w:t>
+      </w:r>
+      <w:r>
+        <w:rPr>
           <w:sz w:val="20"/>
           <w:szCs w:val="20"/>
         </w:rPr>
-        <w:t>error</w:t>
-      </w:r>
-      <w:r>
-        <w:rPr>
-          <w:b/>
-          <w:bCs/>
-          <w:sz w:val="20"/>
-          <w:szCs w:val="20"/>
-        </w:rPr>
-        <w:t xml:space="preserve"> </w:t>
-      </w:r>
-      <w:r>
-        <w:rPr>
-          <w:b/>
-          <w:bCs/>
-          <w:sz w:val="20"/>
-          <w:szCs w:val="20"/>
-        </w:rPr>
-        <w:t>for</w:t>
-      </w:r>
-      <w:r>
-        <w:rPr>
-          <w:b/>
-          <w:bCs/>
-          <w:sz w:val="20"/>
-          <w:szCs w:val="20"/>
-        </w:rPr>
-        <w:t xml:space="preserve"> the </w:t>
-      </w:r>
-      <w:r>
-        <w:rPr>
-          <w:b/>
-          <w:bCs/>
-          <w:sz w:val="20"/>
-          <w:szCs w:val="20"/>
-        </w:rPr>
-        <w:t>final</w:t>
-      </w:r>
-      <w:r>
-        <w:rPr>
-          <w:b/>
-          <w:bCs/>
-          <w:sz w:val="20"/>
-          <w:szCs w:val="20"/>
-        </w:rPr>
-        <w:t xml:space="preserve"> </w:t>
-      </w:r>
-      <w:r>
-        <w:rPr>
-          <w:b/>
-          <w:bCs/>
-          <w:sz w:val="20"/>
-          <w:szCs w:val="20"/>
-        </w:rPr>
-        <w:t>mesh</w:t>
-      </w:r>
-      <w:r>
-        <w:rPr>
-          <w:b/>
-          <w:bCs/>
-          <w:sz w:val="20"/>
-          <w:szCs w:val="20"/>
-        </w:rPr>
-        <w:t>.</w:t>
+        <w:t>Mesh convergence analysis showing (a) predicted mass loss and (b) relative error as a function of mesh density. Predictions converged with mesh refinement, with &lt;1% error for the final mesh.</w:t>
       </w:r>
     </w:p>
     <w:p>
@@ -6719,6 +6278,7 @@
         <w:rPr>
           <w:noProof/>
         </w:rPr>
+        <w:lastRenderedPageBreak/>
         <w:drawing>
           <wp:inline distT="0" distB="0" distL="0" distR="0" wp14:anchorId="08DDEBC9" wp14:editId="44AB43B4">
             <wp:extent cx="5731510" cy="4504966"/>
@@ -6844,12 +6404,6 @@
         <w:pStyle w:val="Heading1"/>
         <w:spacing w:after="0"/>
       </w:pPr>
-    </w:p>
-    <w:p>
-      <w:pPr>
-        <w:pStyle w:val="Heading1"/>
-        <w:spacing w:after="0"/>
-      </w:pPr>
       <w:r>
         <w:t>S3. Simulation settings and parameters</w:t>
       </w:r>
@@ -7775,6 +7329,7 @@
                 <w:szCs w:val="20"/>
                 <w:lang w:eastAsia="en-US"/>
               </w:rPr>
+              <w:lastRenderedPageBreak/>
               <w:t>Strut dimensions (w × h)</w:t>
             </w:r>
           </w:p>
@@ -10638,7 +10193,6 @@
                 <w:szCs w:val="20"/>
                 <w:lang w:eastAsia="en-US"/>
               </w:rPr>
-              <w:lastRenderedPageBreak/>
               <w:t>Nonlinear solver tolerance</w:t>
             </w:r>
           </w:p>
@@ -11759,6 +11313,7 @@
           <w:sz w:val="20"/>
           <w:szCs w:val="20"/>
         </w:rPr>
+        <w:lastRenderedPageBreak/>
         <w:t>Table S</w:t>
       </w:r>
       <w:r>
@@ -14813,7 +14368,6 @@
         <w:rPr>
           <w:noProof/>
         </w:rPr>
-        <w:lastRenderedPageBreak/>
         <w:drawing>
           <wp:inline distT="0" distB="0" distL="0" distR="0" wp14:anchorId="79512761" wp14:editId="3960B005">
             <wp:extent cx="3746380" cy="2700000"/>
@@ -15006,6 +14560,7 @@
         <w:pStyle w:val="Heading1"/>
       </w:pPr>
       <w:r>
+        <w:lastRenderedPageBreak/>
         <w:t>S5. Bayesian calibration and validation</w:t>
       </w:r>
     </w:p>
@@ -15391,7 +14946,6 @@
           <w:sz w:val="20"/>
           <w:szCs w:val="20"/>
         </w:rPr>
-        <w:lastRenderedPageBreak/>
         <w:t>Table S</w:t>
       </w:r>
       <w:r>
@@ -17212,6 +16766,7 @@
           <w:sz w:val="20"/>
           <w:szCs w:val="20"/>
         </w:rPr>
+        <w:lastRenderedPageBreak/>
         <w:t xml:space="preserve">Table </w:t>
       </w:r>
       <w:r>
@@ -18605,7 +18160,6 @@
         <w:rPr>
           <w:noProof/>
         </w:rPr>
-        <w:lastRenderedPageBreak/>
         <w:drawing>
           <wp:inline distT="0" distB="0" distL="0" distR="0" wp14:anchorId="4D4D8C5A" wp14:editId="330E3F0C">
             <wp:extent cx="5731510" cy="3407382"/>
@@ -19801,6 +19355,7 @@
                 <w:szCs w:val="20"/>
                 <w:lang w:eastAsia="en-US"/>
               </w:rPr>
+              <w:lastRenderedPageBreak/>
               <w:t>Total iterations</w:t>
             </w:r>
           </w:p>
@@ -20094,11 +19649,7 @@
         <w:t>ix</w:t>
       </w:r>
       <w:r>
-        <w:t xml:space="preserve"> literature measurements fell within the 95% </w:t>
-      </w:r>
-      <w:r>
-        <w:lastRenderedPageBreak/>
-        <w:t>interval. Because the GP ensemble represents uncertainty in the calibration objective rather than a formal parameter posterior, these bands are reported as parameter-propagated ensemble intervals and exclude measurement, model-form, and numerical uncertainty.</w:t>
+        <w:t xml:space="preserve"> literature measurements fell within the 95% interval. Because the GP ensemble represents uncertainty in the calibration objective rather than a formal parameter posterior, these bands are reported as parameter-propagated ensemble intervals and exclude measurement, model-form, and numerical uncertainty.</w:t>
       </w:r>
     </w:p>
     <w:p>
@@ -20177,6 +19728,10 @@
       <w:pPr>
         <w:pStyle w:val="Captions"/>
         <w:spacing w:before="80" w:after="360"/>
+        <w:rPr>
+          <w:sz w:val="20"/>
+          <w:szCs w:val="20"/>
+        </w:rPr>
       </w:pPr>
       <w:r>
         <w:rPr>
@@ -20185,16 +19740,7 @@
           <w:sz w:val="20"/>
           <w:szCs w:val="20"/>
         </w:rPr>
-        <w:t xml:space="preserve">Figure </w:t>
-      </w:r>
-      <w:r>
-        <w:rPr>
-          <w:b/>
-          <w:bCs/>
-          <w:sz w:val="20"/>
-          <w:szCs w:val="20"/>
-        </w:rPr>
-        <w:t>S</w:t>
+        <w:t>Figure S</w:t>
       </w:r>
       <w:r>
         <w:rPr>
@@ -20265,6 +19811,42 @@
         </w:rPr>
         <w:t>Parameter-propagated uncertainty in predicted Zn mass loss. (a) Ensemble median and 50% and 95% parameter-propagated intervals obtained from 50 kinetic-parameter sets, compared with the BO-optimum prediction and literature measurements. (b) Distribution of predicted mass loss at 672 h. The ensemble median was 0.333%, with 50% and 95% intervals of 0.330–0.338% and 0.315–0.375%, respectively. The intervals represent kinetic-parameter uncertainty only and are not Bayesian credible or predictive intervals.</w:t>
       </w:r>
+    </w:p>
+    <w:p>
+      <w:pPr>
+        <w:pStyle w:val="Captions"/>
+        <w:spacing w:before="80" w:after="360"/>
+        <w:rPr>
+          <w:sz w:val="20"/>
+          <w:szCs w:val="20"/>
+        </w:rPr>
+      </w:pPr>
+    </w:p>
+    <w:p>
+      <w:pPr>
+        <w:pStyle w:val="Captions"/>
+        <w:spacing w:before="80" w:after="360"/>
+        <w:rPr>
+          <w:sz w:val="20"/>
+          <w:szCs w:val="20"/>
+        </w:rPr>
+      </w:pPr>
+    </w:p>
+    <w:p>
+      <w:pPr>
+        <w:pStyle w:val="Captions"/>
+        <w:spacing w:before="80" w:after="360"/>
+        <w:rPr>
+          <w:sz w:val="20"/>
+          <w:szCs w:val="20"/>
+        </w:rPr>
+      </w:pPr>
+    </w:p>
+    <w:p>
+      <w:pPr>
+        <w:pStyle w:val="Captions"/>
+        <w:spacing w:before="80" w:after="360"/>
+      </w:pPr>
     </w:p>
     <w:p>
       <w:pPr>
@@ -20279,6 +19861,7 @@
           <w:sz w:val="20"/>
           <w:szCs w:val="20"/>
         </w:rPr>
+        <w:lastRenderedPageBreak/>
         <w:t xml:space="preserve">Table </w:t>
       </w:r>
       <w:r>
@@ -21418,7 +21001,6 @@
         <w:rPr>
           <w:noProof/>
         </w:rPr>
-        <w:lastRenderedPageBreak/>
         <w:drawing>
           <wp:inline distT="0" distB="0" distL="0" distR="0" wp14:anchorId="26A29224" wp14:editId="45CD2E2B">
             <wp:extent cx="5731510" cy="2676615"/>
@@ -21610,6 +21192,7 @@
           <w:sz w:val="20"/>
           <w:szCs w:val="20"/>
         </w:rPr>
+        <w:lastRenderedPageBreak/>
         <w:t>Table S</w:t>
       </w:r>
       <w:r>
@@ -24115,9 +23698,26 @@
     </w:p>
     <w:p>
       <w:pPr>
+        <w:spacing w:after="160" w:line="259" w:lineRule="auto"/>
+        <w:ind w:firstLine="0"/>
+        <w:jc w:val="left"/>
+        <w:rPr>
+          <w:rFonts w:cs="Times New Roman"/>
+          <w:b/>
+          <w:color w:val="000000"/>
+          <w:szCs w:val="40"/>
+        </w:rPr>
+      </w:pPr>
+      <w:r>
+        <w:br w:type="page"/>
+      </w:r>
+    </w:p>
+    <w:p>
+      <w:pPr>
         <w:pStyle w:val="Heading1"/>
       </w:pPr>
       <w:r>
+        <w:lastRenderedPageBreak/>
         <w:t>References</w:t>
       </w:r>
     </w:p>
@@ -24718,7 +24318,6 @@
         <w:rPr>
           <w:sz w:val="20"/>
         </w:rPr>
-        <w:lastRenderedPageBreak/>
         <w:t>[13]</w:t>
       </w:r>
       <w:r>
@@ -26469,6 +26068,7 @@
   <w:style w:type="character" w:default="1" w:styleId="DefaultParagraphFont">
     <w:name w:val="Default Paragraph Font"/>
     <w:uiPriority w:val="1"/>
+    <w:semiHidden/>
     <w:unhideWhenUsed/>
   </w:style>
   <w:style w:type="table" w:default="1" w:styleId="TableNormal">

--- a/deliver/Supplementary_tracked.docx
+++ b/deliver/Supplementary_tracked.docx
@@ -644,7 +644,32 @@
                 <w:sz w:val="20"/>
                 <w:szCs w:val="20"/>
               </w:rPr>
-              <w:t>Bayesian calibration and validation</w:t>
+              <w:t xml:space="preserve">Bayesian </w:t>
+            </w:r>
+            <w:del w:id="9021" w:author="Claude" w:date="2026-10-08T23:18:06Z">
+              <w:r>
+                <w:rPr>
+                  <w:sz w:val="20"/>
+                  <w:szCs w:val="20"/>
+                </w:rPr>
+                <w:delText xml:space="preserve">calibration</w:delText>
+              </w:r>
+            </w:del>
+            <w:ins w:id="9020" w:author="Claude" w:date="2026-10-08T23:18:06Z">
+              <w:r>
+                <w:rPr>
+                  <w:sz w:val="20"/>
+                  <w:szCs w:val="20"/>
+                </w:rPr>
+                <w:t xml:space="preserve">optimization</w:t>
+              </w:r>
+            </w:ins>
+            <w:r>
+              <w:rPr>
+                <w:sz w:val="20"/>
+                <w:szCs w:val="20"/>
+              </w:rPr>
+              <w:t xml:space="preserve"> and validation</w:t>
             </w:r>
           </w:p>
         </w:tc>

--- a/deliver/Supplementary_tracked.docx
+++ b/deliver/Supplementary_tracked.docx
@@ -50,15 +50,7 @@
         </w:rPr>
       </w:pPr>
       <w:r>
-        <w:t xml:space="preserve">Henaka Ariyarathna, Xuan Yang, </w:t>
-      </w:r>
-      <w:proofErr w:type="spellStart"/>
-      <w:r>
-        <w:t>Aijun</w:t>
-      </w:r>
-      <w:proofErr w:type="spellEnd"/>
-      <w:r>
-        <w:t xml:space="preserve"> Huang, Yunlong Tang</w:t>
+        <w:t>Henaka Ariyarathna, Xuan Yang, Aijun Huang, Yunlong Tang</w:t>
       </w:r>
       <w:r>
         <w:rPr>
@@ -67,15 +59,7 @@
         <w:t>*</w:t>
       </w:r>
       <w:r>
-        <w:t xml:space="preserve">, </w:t>
-      </w:r>
-      <w:proofErr w:type="spellStart"/>
-      <w:r>
-        <w:t>Yuman</w:t>
-      </w:r>
-      <w:proofErr w:type="spellEnd"/>
-      <w:r>
-        <w:t xml:space="preserve"> Zhu</w:t>
+        <w:t>, Yuman Zhu</w:t>
       </w:r>
       <w:r>
         <w:rPr>
@@ -347,21 +331,7 @@
                 <w:sz w:val="20"/>
                 <w:szCs w:val="20"/>
               </w:rPr>
-              <w:t xml:space="preserve">Equations S1–S3; Table S1; </w:t>
-            </w:r>
-            <w:r>
-              <w:rPr>
-                <w:sz w:val="20"/>
-                <w:szCs w:val="20"/>
-              </w:rPr>
-              <w:t>Figure</w:t>
-            </w:r>
-            <w:r>
-              <w:rPr>
-                <w:sz w:val="20"/>
-                <w:szCs w:val="20"/>
-              </w:rPr>
-              <w:t xml:space="preserve"> S1</w:t>
+              <w:t>Equations S1–S3; Table S1; Figure S1</w:t>
             </w:r>
           </w:p>
         </w:tc>
@@ -430,28 +400,7 @@
                 <w:sz w:val="20"/>
                 <w:szCs w:val="20"/>
               </w:rPr>
-              <w:t xml:space="preserve">Equation S4; Tables S2–S3; Figures </w:t>
-            </w:r>
-            <w:r>
-              <w:rPr>
-                <w:sz w:val="20"/>
-                <w:szCs w:val="20"/>
-              </w:rPr>
-              <w:t>S2</w:t>
-            </w:r>
-            <w:r>
-              <w:rPr>
-                <w:sz w:val="20"/>
-                <w:szCs w:val="20"/>
-              </w:rPr>
-              <w:t>–</w:t>
-            </w:r>
-            <w:r>
-              <w:rPr>
-                <w:sz w:val="20"/>
-                <w:szCs w:val="20"/>
-              </w:rPr>
-              <w:t>S3</w:t>
+              <w:t>Equation S4; Tables S2–S3; Figures S2–S3</w:t>
             </w:r>
           </w:p>
         </w:tc>
@@ -589,14 +538,7 @@
                 <w:sz w:val="20"/>
                 <w:szCs w:val="20"/>
               </w:rPr>
-              <w:t xml:space="preserve">Tables S5–S6; Figure </w:t>
-            </w:r>
-            <w:r>
-              <w:rPr>
-                <w:sz w:val="20"/>
-                <w:szCs w:val="20"/>
-              </w:rPr>
-              <w:t>S4</w:t>
+              <w:t>Tables S5–S6; Figure S4</w:t>
             </w:r>
           </w:p>
         </w:tc>
@@ -644,32 +586,7 @@
                 <w:sz w:val="20"/>
                 <w:szCs w:val="20"/>
               </w:rPr>
-              <w:t xml:space="preserve">Bayesian </w:t>
-            </w:r>
-            <w:del w:id="9021" w:author="Claude" w:date="2026-10-08T23:18:06Z">
-              <w:r>
-                <w:rPr>
-                  <w:sz w:val="20"/>
-                  <w:szCs w:val="20"/>
-                </w:rPr>
-                <w:delText xml:space="preserve">calibration</w:delText>
-              </w:r>
-            </w:del>
-            <w:ins w:id="9020" w:author="Claude" w:date="2026-10-08T23:18:06Z">
-              <w:r>
-                <w:rPr>
-                  <w:sz w:val="20"/>
-                  <w:szCs w:val="20"/>
-                </w:rPr>
-                <w:t xml:space="preserve">optimization</w:t>
-              </w:r>
-            </w:ins>
-            <w:r>
-              <w:rPr>
-                <w:sz w:val="20"/>
-                <w:szCs w:val="20"/>
-              </w:rPr>
-              <w:t xml:space="preserve"> and validation</w:t>
+              <w:t>Bayesian calibration and validation</w:t>
             </w:r>
           </w:p>
         </w:tc>
@@ -690,14 +607,7 @@
                 <w:sz w:val="20"/>
                 <w:szCs w:val="20"/>
               </w:rPr>
-              <w:t xml:space="preserve">Equation S5; Tables S7–S10; Figure </w:t>
-            </w:r>
-            <w:r>
-              <w:rPr>
-                <w:sz w:val="20"/>
-                <w:szCs w:val="20"/>
-              </w:rPr>
-              <w:t>S5</w:t>
+              <w:t>Equation S5; Tables S7–S10; Figure S5</w:t>
             </w:r>
           </w:p>
         </w:tc>
@@ -718,7 +628,6 @@
               <w:spacing w:before="20" w:after="20" w:line="240" w:lineRule="auto"/>
               <w:ind w:firstLine="0"/>
               <w:jc w:val="left"/>
-              <w:rPr/>
             </w:pPr>
             <w:r>
               <w:rPr>
@@ -740,7 +649,6 @@
               <w:spacing w:before="20" w:after="20" w:line="240" w:lineRule="auto"/>
               <w:ind w:firstLine="0"/>
               <w:jc w:val="left"/>
-              <w:rPr/>
             </w:pPr>
             <w:r>
               <w:rPr>
@@ -762,7 +670,6 @@
               <w:spacing w:before="20" w:after="20" w:line="240" w:lineRule="auto"/>
               <w:ind w:firstLine="0"/>
               <w:jc w:val="left"/>
-              <w:rPr/>
             </w:pPr>
             <w:r>
               <w:rPr>
@@ -789,7 +696,6 @@
               <w:spacing w:before="20" w:after="20" w:line="240" w:lineRule="auto"/>
               <w:ind w:firstLine="0"/>
               <w:jc w:val="left"/>
-              <w:rPr/>
             </w:pPr>
             <w:r>
               <w:rPr>
@@ -810,7 +716,6 @@
               <w:spacing w:before="20" w:after="20" w:line="240" w:lineRule="auto"/>
               <w:ind w:firstLine="0"/>
               <w:jc w:val="left"/>
-              <w:rPr/>
             </w:pPr>
             <w:r>
               <w:rPr>
@@ -831,7 +736,6 @@
               <w:spacing w:before="20" w:after="20" w:line="240" w:lineRule="auto"/>
               <w:ind w:firstLine="0"/>
               <w:jc w:val="left"/>
-              <w:rPr/>
             </w:pPr>
             <w:r>
               <w:rPr>
@@ -1498,13 +1402,8 @@
         <w:t xml:space="preserve"> </w:t>
       </w:r>
       <w:r>
-        <w:t xml:space="preserve">is the hydroxide ion concentration in the </w:t>
-      </w:r>
-      <w:proofErr w:type="gramStart"/>
-      <w:r>
-        <w:t>electrolyte.</w:t>
-      </w:r>
-      <w:proofErr w:type="gramEnd"/>
+        <w:t>is the hydroxide ion concentration in the electrolyte.</w:t>
+      </w:r>
     </w:p>
     <w:p>
       <w:pPr>
@@ -3271,7 +3170,6 @@
         </w:rPr>
         <w:t>Interface recession velocity components for (a) a Zn disc and (b) a Zn stent during 672 h of immersion. The zinc transport-limited (</w:t>
       </w:r>
-      <w:proofErr w:type="spellStart"/>
       <w:r>
         <w:rPr>
           <w:sz w:val="20"/>
@@ -3287,7 +3185,6 @@
         </w:rPr>
         <w:t>Zn</w:t>
       </w:r>
-      <w:proofErr w:type="spellEnd"/>
       <w:r>
         <w:rPr>
           <w:sz w:val="20"/>
@@ -3295,7 +3192,6 @@
         </w:rPr>
         <w:t>​), oxygen reduction-limited (</w:t>
       </w:r>
-      <w:proofErr w:type="spellStart"/>
       <w:r>
         <w:rPr>
           <w:sz w:val="20"/>
@@ -3311,7 +3207,6 @@
         </w:rPr>
         <w:t>ORR</w:t>
       </w:r>
-      <w:proofErr w:type="spellEnd"/>
       <w:r>
         <w:rPr>
           <w:sz w:val="20"/>
@@ -3448,17 +3343,15 @@
           <w:sz w:val="20"/>
           <w:szCs w:val="20"/>
         </w:rPr>
-        <w:t xml:space="preserve">gave the lowest RMSE</w:t>
-      </w:r>
-      <w:ins w:id="9003" w:author="Claude" w:date="2026-10-08T23:09:54Z">
-        <w:r>
-          <w:rPr>
-            <w:sz w:val="20"/>
-            <w:szCs w:val="20"/>
-          </w:rPr>
-          <w:t xml:space="preserve">, which was used as a consistency check but was not the main selection criterion,</w:t>
-        </w:r>
-      </w:ins>
+        <w:t>gave the lowest RMSE</w:t>
+      </w:r>
+      <w:r>
+        <w:rPr>
+          <w:sz w:val="20"/>
+          <w:szCs w:val="20"/>
+        </w:rPr>
+        <w:t>, which was used as a consistency check but was not the main selection criterion,</w:t>
+      </w:r>
       <w:r>
         <w:rPr>
           <w:sz w:val="20"/>
@@ -4020,54 +3913,19 @@
         <w:ind w:firstLine="0"/>
       </w:pPr>
       <w:r>
-        <w:t xml:space="preserve">STL implant geometries were converted into tetrahedral finite-element meshes using a </w:t>
-      </w:r>
-      <w:proofErr w:type="spellStart"/>
-      <w:r>
-        <w:t>Gmsh</w:t>
-      </w:r>
-      <w:proofErr w:type="spellEnd"/>
-      <w:r>
-        <w:t xml:space="preserve"> (v4.13.1)-based workflow [1], with </w:t>
-      </w:r>
-      <w:proofErr w:type="spellStart"/>
-      <w:r>
-        <w:t>TetGen</w:t>
-      </w:r>
-      <w:proofErr w:type="spellEnd"/>
-      <w:r>
-        <w:t xml:space="preserve"> [2] for tetrahedralization and MMG [3] for adaptive remeshing. Adaptive refinement was applied at the Zn-electrolyte interface, and the resulting Zn-electrolyte meshes were exported in </w:t>
-      </w:r>
-      <w:proofErr w:type="spellStart"/>
-      <w:r>
-        <w:t>FreeFEM</w:t>
-      </w:r>
-      <w:proofErr w:type="spellEnd"/>
-      <w:r>
-        <w:t>/</w:t>
-      </w:r>
-      <w:proofErr w:type="spellStart"/>
-      <w:r>
-        <w:t>Medit</w:t>
-      </w:r>
-      <w:proofErr w:type="spellEnd"/>
-      <w:r>
-        <w:t xml:space="preserve"> (.mesh) format for all simulations in </w:t>
-      </w:r>
-      <w:proofErr w:type="spellStart"/>
-      <w:r>
-        <w:t>FreeFEM</w:t>
-      </w:r>
-      <w:proofErr w:type="spellEnd"/>
-      <w:r>
-        <w:t xml:space="preserve"> (v4.14) [4].</w:t>
+        <w:t>STL implant geometries were converted into tetrahedral finite-element meshes using a Gmsh (v4.13.1)-based workflow [1], with TetGen [2] for tetrahedralization and MMG [3] for adaptive remeshing. Adaptive refinement was applied at the Zn-electrolyte interface, and the resulting Zn-electrolyte meshes were exported in FreeFEM/Medit (.mesh) format for all simulations in FreeFEM (v4.14) [4].</w:t>
       </w:r>
       <w:r>
         <w:t xml:space="preserve"> </w:t>
       </w:r>
       <w:r>
-        <w:t>Table S2 and Figure S2 report the mesh convergence study, and Table S3 compares an adaptive mesh with a uniform mesh.</w:t>
-      </w:r>
+        <w:t xml:space="preserve">Table S2 and Figure S2 report the mesh convergence study, and Table S3 compares an adaptive mesh with a uniform mesh.</w:t>
+      </w:r>
+      <w:ins w:id="9001" w:author="Claude" w:date="2026-10-08T23:30:10Z">
+        <w:r>
+          <w:t xml:space="preserve"> Calibration used the 0.8M-element mesh (L2), with the simulated mass loss divided by 1.355846 to correct it to the fine-mesh basis (7-day value 0.2029% / 1.355846 = 0.1496%, compared with 0.1611% on the 18.9M-element mesh).</w:t>
+        </w:r>
+      </w:ins>
     </w:p>
     <w:p>
       <w:pPr>
@@ -4286,23 +4144,7 @@
       </w:pPr>
       <w:r>
         <w:lastRenderedPageBreak/>
-        <w:t xml:space="preserve">where </w:t>
-      </w:r>
-      <w:proofErr w:type="spellStart"/>
-      <w:r>
-        <w:t>MassLoss_Li</w:t>
-      </w:r>
-      <w:proofErr w:type="spellEnd"/>
-      <w:r>
-        <w:t xml:space="preserve"> is the predicted mass loss for mesh level Li and </w:t>
-      </w:r>
-      <w:proofErr w:type="spellStart"/>
-      <w:r>
-        <w:t>MassLoss_Reference</w:t>
-      </w:r>
-      <w:proofErr w:type="spellEnd"/>
-      <w:r>
-        <w:t xml:space="preserve"> is the predicted mass loss for the reference mesh (21.25 million elements).</w:t>
+        <w:t>where MassLoss_Li is the predicted mass loss for mesh level Li and MassLoss_Reference is the predicted mass loss for the reference mesh (21.25 million elements).</w:t>
       </w:r>
     </w:p>
     <w:p>
@@ -4332,21 +4174,7 @@
           <w:sz w:val="20"/>
           <w:szCs w:val="20"/>
         </w:rPr>
-        <w:t xml:space="preserve"> (Mass Loss</w:t>
-      </w:r>
-      <w:r>
-        <w:rPr>
-          <w:sz w:val="20"/>
-          <w:szCs w:val="20"/>
-        </w:rPr>
-        <w:t xml:space="preserve"> values may differ from those of the calibrated model, as these validation cases were evaluated prior to model calibration</w:t>
-      </w:r>
-      <w:r>
-        <w:rPr>
-          <w:sz w:val="20"/>
-          <w:szCs w:val="20"/>
-        </w:rPr>
-        <w:t>)</w:t>
+        <w:t xml:space="preserve"> (Mass Loss values may differ from those of the calibrated model, as these validation cases were evaluated prior to model calibration)</w:t>
       </w:r>
       <w:r>
         <w:rPr>
@@ -6452,61 +6280,13 @@
         <w:t>,</w:t>
       </w:r>
       <w:r>
-        <w:t xml:space="preserve"> and stent simulations. The simulations were run in </w:t>
-      </w:r>
-      <w:proofErr w:type="spellStart"/>
-      <w:r>
-        <w:t>FreeFEM</w:t>
-      </w:r>
-      <w:proofErr w:type="spellEnd"/>
-      <w:r>
-        <w:t xml:space="preserve"> (v4.14) [4] with </w:t>
-      </w:r>
-      <w:proofErr w:type="spellStart"/>
-      <w:r>
-        <w:t>PETSc</w:t>
-      </w:r>
-      <w:proofErr w:type="spellEnd"/>
-      <w:r>
-        <w:t xml:space="preserve"> [5] and Open MPI [6], and the level-set function was reinitialized with the </w:t>
-      </w:r>
-      <w:proofErr w:type="gramStart"/>
-      <w:r>
-        <w:t>fast marching</w:t>
-      </w:r>
-      <w:proofErr w:type="gramEnd"/>
-      <w:r>
-        <w:t xml:space="preserve"> method [7]. Geometry processing and post-processing used scikit-image [8], </w:t>
-      </w:r>
-      <w:proofErr w:type="spellStart"/>
-      <w:r>
-        <w:t>trimesh</w:t>
-      </w:r>
-      <w:proofErr w:type="spellEnd"/>
-      <w:r>
-        <w:t xml:space="preserve"> [9], </w:t>
-      </w:r>
-      <w:proofErr w:type="spellStart"/>
-      <w:r>
-        <w:t>meshio</w:t>
-      </w:r>
-      <w:proofErr w:type="spellEnd"/>
-      <w:r>
-        <w:t xml:space="preserve"> [10], SciPy [11], Matplotlib [12]</w:t>
+        <w:t xml:space="preserve"> and stent simulations. The simulations were run in FreeFEM (v4.14) [4] with PETSc [5] and Open MPI [6], and the level-set function was reinitialized with the fast marching method [7]. Geometry processing and post-processing used scikit-image [8], trimesh [9], meshio [10], SciPy [11], Matplotlib [12]</w:t>
       </w:r>
       <w:r>
         <w:t>,</w:t>
       </w:r>
       <w:r>
-        <w:t xml:space="preserve"> and </w:t>
-      </w:r>
-      <w:proofErr w:type="spellStart"/>
-      <w:r>
-        <w:t>ParaView</w:t>
-      </w:r>
-      <w:proofErr w:type="spellEnd"/>
-      <w:r>
-        <w:t xml:space="preserve"> [13].</w:t>
+        <w:t xml:space="preserve"> and ParaView [13].</w:t>
       </w:r>
     </w:p>
     <w:p>
@@ -7216,20 +6996,8 @@
                 <w:szCs w:val="20"/>
                 <w:lang w:eastAsia="en-US"/>
               </w:rPr>
-              <w:t xml:space="preserve">Outer diameter, </w:t>
-            </w:r>
-            <w:proofErr w:type="spellStart"/>
-            <w:r>
-              <w:rPr>
-                <w:rFonts w:cs="Times New Roman"/>
-                <w:color w:val="000000"/>
-                <w:sz w:val="20"/>
-                <w:szCs w:val="20"/>
-                <w:lang w:eastAsia="en-US"/>
-              </w:rPr>
-              <w:t>Dout</w:t>
-            </w:r>
-            <w:proofErr w:type="spellEnd"/>
+              <w:t>Outer diameter, Dout</w:t>
+            </w:r>
           </w:p>
         </w:tc>
         <w:tc>
@@ -7607,20 +7375,8 @@
                 <w:szCs w:val="20"/>
                 <w:lang w:eastAsia="en-US"/>
               </w:rPr>
-              <w:t xml:space="preserve">Axial length, </w:t>
-            </w:r>
-            <w:proofErr w:type="spellStart"/>
-            <w:r>
-              <w:rPr>
-                <w:rFonts w:cs="Times New Roman"/>
-                <w:color w:val="000000"/>
-                <w:sz w:val="20"/>
-                <w:szCs w:val="20"/>
-                <w:lang w:eastAsia="en-US"/>
-              </w:rPr>
-              <w:t>Lz</w:t>
-            </w:r>
-            <w:proofErr w:type="spellEnd"/>
+              <w:t>Axial length, Lz</w:t>
+            </w:r>
           </w:p>
         </w:tc>
         <w:tc>
@@ -9058,29 +8814,7 @@
                 <w:szCs w:val="20"/>
                 <w:lang w:eastAsia="en-US"/>
               </w:rPr>
-              <w:t>Time step (</w:t>
-            </w:r>
-            <w:proofErr w:type="spellStart"/>
-            <w:r>
-              <w:rPr>
-                <w:rFonts w:cs="Times New Roman"/>
-                <w:color w:val="000000"/>
-                <w:sz w:val="20"/>
-                <w:szCs w:val="20"/>
-                <w:lang w:eastAsia="en-US"/>
-              </w:rPr>
-              <w:t>Δt</w:t>
-            </w:r>
-            <w:proofErr w:type="spellEnd"/>
-            <w:r>
-              <w:rPr>
-                <w:rFonts w:cs="Times New Roman"/>
-                <w:color w:val="000000"/>
-                <w:sz w:val="20"/>
-                <w:szCs w:val="20"/>
-                <w:lang w:eastAsia="en-US"/>
-              </w:rPr>
-              <w:t>)</w:t>
+              <w:t>Time step (Δt)</w:t>
             </w:r>
           </w:p>
         </w:tc>
@@ -10592,27 +10326,15 @@
                 <w:lang w:eastAsia="en-US"/>
               </w:rPr>
             </w:pPr>
-            <w:proofErr w:type="spellStart"/>
-            <w:r>
-              <w:rPr>
-                <w:rFonts w:cs="Times New Roman"/>
-                <w:color w:val="000000"/>
-                <w:sz w:val="20"/>
-                <w:szCs w:val="20"/>
-                <w:lang w:eastAsia="en-US"/>
-              </w:rPr>
-              <w:t>FreeFEM</w:t>
-            </w:r>
-            <w:proofErr w:type="spellEnd"/>
-            <w:r>
-              <w:rPr>
-                <w:rFonts w:cs="Times New Roman"/>
-                <w:color w:val="000000"/>
-                <w:sz w:val="20"/>
-                <w:szCs w:val="20"/>
-                <w:lang w:eastAsia="en-US"/>
-              </w:rPr>
-              <w:t xml:space="preserve"> (v4.14)</w:t>
+            <w:r>
+              <w:rPr>
+                <w:rFonts w:cs="Times New Roman"/>
+                <w:color w:val="000000"/>
+                <w:sz w:val="20"/>
+                <w:szCs w:val="20"/>
+                <w:lang w:eastAsia="en-US"/>
+              </w:rPr>
+              <w:t>FreeFEM (v4.14)</w:t>
             </w:r>
           </w:p>
         </w:tc>
@@ -10634,27 +10356,15 @@
                 <w:lang w:eastAsia="en-US"/>
               </w:rPr>
             </w:pPr>
-            <w:proofErr w:type="spellStart"/>
-            <w:r>
-              <w:rPr>
-                <w:rFonts w:cs="Times New Roman"/>
-                <w:color w:val="000000"/>
-                <w:sz w:val="20"/>
-                <w:szCs w:val="20"/>
-                <w:lang w:eastAsia="en-US"/>
-              </w:rPr>
-              <w:t>FreeFEM</w:t>
-            </w:r>
-            <w:proofErr w:type="spellEnd"/>
-            <w:r>
-              <w:rPr>
-                <w:rFonts w:cs="Times New Roman"/>
-                <w:color w:val="000000"/>
-                <w:sz w:val="20"/>
-                <w:szCs w:val="20"/>
-                <w:lang w:eastAsia="en-US"/>
-              </w:rPr>
-              <w:t xml:space="preserve"> (v4.14)</w:t>
+            <w:r>
+              <w:rPr>
+                <w:rFonts w:cs="Times New Roman"/>
+                <w:color w:val="000000"/>
+                <w:sz w:val="20"/>
+                <w:szCs w:val="20"/>
+                <w:lang w:eastAsia="en-US"/>
+              </w:rPr>
+              <w:t>FreeFEM (v4.14)</w:t>
             </w:r>
           </w:p>
         </w:tc>
@@ -10676,27 +10386,15 @@
                 <w:lang w:eastAsia="en-US"/>
               </w:rPr>
             </w:pPr>
-            <w:proofErr w:type="spellStart"/>
-            <w:r>
-              <w:rPr>
-                <w:rFonts w:cs="Times New Roman"/>
-                <w:color w:val="000000"/>
-                <w:sz w:val="20"/>
-                <w:szCs w:val="20"/>
-                <w:lang w:eastAsia="en-US"/>
-              </w:rPr>
-              <w:t>FreeFEM</w:t>
-            </w:r>
-            <w:proofErr w:type="spellEnd"/>
-            <w:r>
-              <w:rPr>
-                <w:rFonts w:cs="Times New Roman"/>
-                <w:color w:val="000000"/>
-                <w:sz w:val="20"/>
-                <w:szCs w:val="20"/>
-                <w:lang w:eastAsia="en-US"/>
-              </w:rPr>
-              <w:t xml:space="preserve"> (v4.14)</w:t>
+            <w:r>
+              <w:rPr>
+                <w:rFonts w:cs="Times New Roman"/>
+                <w:color w:val="000000"/>
+                <w:sz w:val="20"/>
+                <w:szCs w:val="20"/>
+                <w:lang w:eastAsia="en-US"/>
+              </w:rPr>
+              <w:t>FreeFEM (v4.14)</w:t>
             </w:r>
           </w:p>
         </w:tc>
@@ -11409,7 +11107,21 @@
           <w:sz w:val="20"/>
           <w:szCs w:val="20"/>
         </w:rPr>
-        <w:t>Parameters included in the Morris sensitivity analysis.</w:t>
+        <w:t>Parameters included in the Morris sensitivity analysis</w:t>
+      </w:r>
+      <w:r>
+        <w:rPr>
+          <w:sz w:val="20"/>
+          <w:szCs w:val="20"/>
+        </w:rPr>
+        <w:t xml:space="preserve"> (the ranges might differ from calibration space as this was done prior to calibration of the model)</w:t>
+      </w:r>
+      <w:r>
+        <w:rPr>
+          <w:sz w:val="20"/>
+          <w:szCs w:val="20"/>
+        </w:rPr>
+        <w:t>.</w:t>
       </w:r>
     </w:p>
     <w:tbl>
@@ -14372,16 +14084,6 @@
         </w:tc>
       </w:tr>
     </w:tbl>
-    <w:p>
-      <w:pPr>
-        <w:pStyle w:val="BodyText"/>
-        <w:spacing w:before="360" w:after="120"/>
-        <w:ind w:firstLine="0"/>
-      </w:pPr>
-      <w:r>
-        <w:t>Figure S4 shows how the sensitivity indices evolve during the simulated degradation.</w:t>
-      </w:r>
-    </w:p>
     <w:p>
       <w:pPr>
         <w:keepNext/>
@@ -14909,47 +14611,7 @@
         <w:ind w:firstLine="0"/>
       </w:pPr>
       <w:r>
-        <w:t xml:space="preserve">where n is the number of literature data points, and </w:t>
-      </w:r>
-      <w:proofErr w:type="spellStart"/>
-      <w:r>
-        <w:t>MassLoss_sim</w:t>
-      </w:r>
-      <w:proofErr w:type="spellEnd"/>
-      <w:r>
-        <w:t>(</w:t>
-      </w:r>
-      <w:proofErr w:type="spellStart"/>
-      <w:r>
-        <w:t>t_i</w:t>
-      </w:r>
-      <w:proofErr w:type="spellEnd"/>
-      <w:r>
-        <w:t xml:space="preserve">) and </w:t>
-      </w:r>
-      <w:proofErr w:type="spellStart"/>
-      <w:r>
-        <w:t>MassLoss_exp</w:t>
-      </w:r>
-      <w:proofErr w:type="spellEnd"/>
-      <w:r>
-        <w:t>(</w:t>
-      </w:r>
-      <w:proofErr w:type="spellStart"/>
-      <w:r>
-        <w:t>t_i</w:t>
-      </w:r>
-      <w:proofErr w:type="spellEnd"/>
-      <w:r>
-        <w:t xml:space="preserve">) are the simulated and literature mass loss at time </w:t>
-      </w:r>
-      <w:proofErr w:type="spellStart"/>
-      <w:r>
-        <w:t>t_i</w:t>
-      </w:r>
-      <w:proofErr w:type="spellEnd"/>
-      <w:r>
-        <w:t>, respectively.</w:t>
+        <w:t>where n is the number of literature data points, and MassLoss_sim(t_i) and MassLoss_exp(t_i) are the simulated and literature mass loss at time t_i, respectively.</w:t>
       </w:r>
       <w:r>
         <w:t xml:space="preserve"> </w:t>
@@ -23524,7 +23186,7 @@
         </w:rPr>
         <w:t xml:space="preserve">). (d) Final mass loss as a function of center-to-center inter-wire spacing. Dashed lines indicate linear fits. Higher SA/V, curvature, and spacing increased degradation, with </w:t>
       </w:r>
-      <w:bookmarkStart w:id="39" w:name="_Hlk241828842"/>
+      <w:bookmarkStart w:id="0" w:name="_Hlk241828842"/>
       <w:r>
         <w:rPr>
           <w:sz w:val="20"/>
@@ -23532,7 +23194,7 @@
         </w:rPr>
         <w:t>SA/V exhibiting the strongest correlation with cumulative mass loss.</w:t>
       </w:r>
-      <w:bookmarkEnd w:id="39"/>
+      <w:bookmarkEnd w:id="0"/>
       <w:r>
         <w:rPr>
           <w:iCs w:val="0"/>
@@ -23766,35 +23428,7 @@
           <w:sz w:val="20"/>
         </w:rPr>
         <w:tab/>
-        <w:t xml:space="preserve">C. </w:t>
-      </w:r>
-      <w:proofErr w:type="spellStart"/>
-      <w:r>
-        <w:rPr>
-          <w:sz w:val="20"/>
-        </w:rPr>
-        <w:t>Geuzaine</w:t>
-      </w:r>
-      <w:proofErr w:type="spellEnd"/>
-      <w:r>
-        <w:rPr>
-          <w:sz w:val="20"/>
-        </w:rPr>
-        <w:t xml:space="preserve">, J.-F. Remacle, Int. J. </w:t>
-      </w:r>
-      <w:proofErr w:type="spellStart"/>
-      <w:r>
-        <w:rPr>
-          <w:sz w:val="20"/>
-        </w:rPr>
-        <w:t>Numer</w:t>
-      </w:r>
-      <w:proofErr w:type="spellEnd"/>
-      <w:r>
-        <w:rPr>
-          <w:sz w:val="20"/>
-        </w:rPr>
-        <w:t>. Methods Eng. 2009, 79, 1309. https://doi.org/10.1002/nme.2579.</w:t>
+        <w:t>C. Geuzaine, J.-F. Remacle, Int. J. Numer. Methods Eng. 2009, 79, 1309. https://doi.org/10.1002/nme.2579.</w:t>
       </w:r>
     </w:p>
     <w:p>
@@ -23817,21 +23451,7 @@
           <w:sz w:val="20"/>
         </w:rPr>
         <w:tab/>
-        <w:t xml:space="preserve">H. Si, ACM Trans. Math. </w:t>
-      </w:r>
-      <w:proofErr w:type="spellStart"/>
-      <w:r>
-        <w:rPr>
-          <w:sz w:val="20"/>
-        </w:rPr>
-        <w:t>Softw</w:t>
-      </w:r>
-      <w:proofErr w:type="spellEnd"/>
-      <w:r>
-        <w:rPr>
-          <w:sz w:val="20"/>
-        </w:rPr>
-        <w:t>. 2015, 41, 11. https://doi.org/10.1145/2629697.</w:t>
+        <w:t>H. Si, ACM Trans. Math. Softw. 2015, 41, 11. https://doi.org/10.1145/2629697.</w:t>
       </w:r>
     </w:p>
     <w:p>
@@ -23854,49 +23474,7 @@
           <w:sz w:val="20"/>
         </w:rPr>
         <w:tab/>
-        <w:t xml:space="preserve">C. </w:t>
-      </w:r>
-      <w:proofErr w:type="spellStart"/>
-      <w:r>
-        <w:rPr>
-          <w:sz w:val="20"/>
-        </w:rPr>
-        <w:t>Dapogny</w:t>
-      </w:r>
-      <w:proofErr w:type="spellEnd"/>
-      <w:r>
-        <w:rPr>
-          <w:sz w:val="20"/>
-        </w:rPr>
-        <w:t xml:space="preserve">, C. </w:t>
-      </w:r>
-      <w:proofErr w:type="spellStart"/>
-      <w:r>
-        <w:rPr>
-          <w:sz w:val="20"/>
-        </w:rPr>
-        <w:t>Dobrzynski</w:t>
-      </w:r>
-      <w:proofErr w:type="spellEnd"/>
-      <w:r>
-        <w:rPr>
-          <w:sz w:val="20"/>
-        </w:rPr>
-        <w:t xml:space="preserve">, P. Frey, J. </w:t>
-      </w:r>
-      <w:proofErr w:type="spellStart"/>
-      <w:r>
-        <w:rPr>
-          <w:sz w:val="20"/>
-        </w:rPr>
-        <w:t>Comput</w:t>
-      </w:r>
-      <w:proofErr w:type="spellEnd"/>
-      <w:r>
-        <w:rPr>
-          <w:sz w:val="20"/>
-        </w:rPr>
-        <w:t>. Phys. 2014, 262, 358. https://doi.org/10.1016/j.jcp.2014.01.005.</w:t>
+        <w:t>C. Dapogny, C. Dobrzynski, P. Frey, J. Comput. Phys. 2014, 262, 358. https://doi.org/10.1016/j.jcp.2014.01.005.</w:t>
       </w:r>
     </w:p>
     <w:p>
@@ -23919,21 +23497,7 @@
           <w:sz w:val="20"/>
         </w:rPr>
         <w:tab/>
-        <w:t xml:space="preserve">F. Hecht, J. </w:t>
-      </w:r>
-      <w:proofErr w:type="spellStart"/>
-      <w:r>
-        <w:rPr>
-          <w:sz w:val="20"/>
-        </w:rPr>
-        <w:t>Numer</w:t>
-      </w:r>
-      <w:proofErr w:type="spellEnd"/>
-      <w:r>
-        <w:rPr>
-          <w:sz w:val="20"/>
-        </w:rPr>
-        <w:t>. Math. 2012, 20, 251. https://doi.org/10.1515/jnum-2012-0013.</w:t>
+        <w:t>F. Hecht, J. Numer. Math. 2012, 20, 251. https://doi.org/10.1515/jnum-2012-0013.</w:t>
       </w:r>
     </w:p>
     <w:p>
@@ -23956,49 +23520,7 @@
           <w:sz w:val="20"/>
         </w:rPr>
         <w:tab/>
-        <w:t xml:space="preserve">S. </w:t>
-      </w:r>
-      <w:proofErr w:type="spellStart"/>
-      <w:r>
-        <w:rPr>
-          <w:sz w:val="20"/>
-        </w:rPr>
-        <w:t>Balay</w:t>
-      </w:r>
-      <w:proofErr w:type="spellEnd"/>
-      <w:r>
-        <w:rPr>
-          <w:sz w:val="20"/>
-        </w:rPr>
-        <w:t xml:space="preserve">, S. Abhyankar, M. F. Adams, et al., </w:t>
-      </w:r>
-      <w:proofErr w:type="spellStart"/>
-      <w:r>
-        <w:rPr>
-          <w:sz w:val="20"/>
-        </w:rPr>
-        <w:t>PETSc</w:t>
-      </w:r>
-      <w:proofErr w:type="spellEnd"/>
-      <w:r>
-        <w:rPr>
-          <w:sz w:val="20"/>
-        </w:rPr>
-        <w:t xml:space="preserve">/TAO </w:t>
-      </w:r>
-      <w:proofErr w:type="spellStart"/>
-      <w:r>
-        <w:rPr>
-          <w:sz w:val="20"/>
-        </w:rPr>
-        <w:t>Users Manual</w:t>
-      </w:r>
-      <w:proofErr w:type="spellEnd"/>
-      <w:r>
-        <w:rPr>
-          <w:sz w:val="20"/>
-        </w:rPr>
-        <w:t>, Argonne National Laboratory, Lemont, IL, USA 2024, ANL-21/39 (Rev. 3.22). https://petsc.org.</w:t>
+        <w:t>S. Balay, S. Abhyankar, M. F. Adams, et al., PETSc/TAO Users Manual, Argonne National Laboratory, Lemont, IL, USA 2024, ANL-21/39 (Rev. 3.22). https://petsc.org.</w:t>
       </w:r>
     </w:p>
     <w:p>
@@ -24021,77 +23543,7 @@
           <w:sz w:val="20"/>
         </w:rPr>
         <w:tab/>
-        <w:t xml:space="preserve">E. Gabriel, G. E. </w:t>
-      </w:r>
-      <w:proofErr w:type="spellStart"/>
-      <w:r>
-        <w:rPr>
-          <w:sz w:val="20"/>
-        </w:rPr>
-        <w:t>Fagg</w:t>
-      </w:r>
-      <w:proofErr w:type="spellEnd"/>
-      <w:r>
-        <w:rPr>
-          <w:sz w:val="20"/>
-        </w:rPr>
-        <w:t xml:space="preserve">, G. </w:t>
-      </w:r>
-      <w:proofErr w:type="spellStart"/>
-      <w:r>
-        <w:rPr>
-          <w:sz w:val="20"/>
-        </w:rPr>
-        <w:t>Bosilca</w:t>
-      </w:r>
-      <w:proofErr w:type="spellEnd"/>
-      <w:r>
-        <w:rPr>
-          <w:sz w:val="20"/>
-        </w:rPr>
-        <w:t xml:space="preserve">, et al., in Recent Advances in Parallel Virtual Machine and Message Passing Interface (Eds: D. </w:t>
-      </w:r>
-      <w:proofErr w:type="spellStart"/>
-      <w:r>
-        <w:rPr>
-          <w:sz w:val="20"/>
-        </w:rPr>
-        <w:t>Kranzlmüller</w:t>
-      </w:r>
-      <w:proofErr w:type="spellEnd"/>
-      <w:r>
-        <w:rPr>
-          <w:sz w:val="20"/>
-        </w:rPr>
-        <w:t xml:space="preserve">, P. </w:t>
-      </w:r>
-      <w:proofErr w:type="spellStart"/>
-      <w:r>
-        <w:rPr>
-          <w:sz w:val="20"/>
-        </w:rPr>
-        <w:t>Kacsuk</w:t>
-      </w:r>
-      <w:proofErr w:type="spellEnd"/>
-      <w:r>
-        <w:rPr>
-          <w:sz w:val="20"/>
-        </w:rPr>
-        <w:t xml:space="preserve">, J. </w:t>
-      </w:r>
-      <w:proofErr w:type="spellStart"/>
-      <w:r>
-        <w:rPr>
-          <w:sz w:val="20"/>
-        </w:rPr>
-        <w:t>Dongarra</w:t>
-      </w:r>
-      <w:proofErr w:type="spellEnd"/>
-      <w:r>
-        <w:rPr>
-          <w:sz w:val="20"/>
-        </w:rPr>
-        <w:t>), Springer, Berlin, Heidelberg, Germany 2004, pp. 97–104. https://doi.org/10.1007/978-3-540-30218-6_19.</w:t>
+        <w:t>E. Gabriel, G. E. Fagg, G. Bosilca, et al., in Recent Advances in Parallel Virtual Machine and Message Passing Interface (Eds: D. Kranzlmüller, P. Kacsuk, J. Dongarra), Springer, Berlin, Heidelberg, Germany 2004, pp. 97–104. https://doi.org/10.1007/978-3-540-30218-6_19.</w:t>
       </w:r>
     </w:p>
     <w:p>
@@ -24137,35 +23589,7 @@
           <w:sz w:val="20"/>
         </w:rPr>
         <w:tab/>
-        <w:t xml:space="preserve">S. van der Walt, J. L. </w:t>
-      </w:r>
-      <w:proofErr w:type="spellStart"/>
-      <w:r>
-        <w:rPr>
-          <w:sz w:val="20"/>
-        </w:rPr>
-        <w:t>Schönberger</w:t>
-      </w:r>
-      <w:proofErr w:type="spellEnd"/>
-      <w:r>
-        <w:rPr>
-          <w:sz w:val="20"/>
-        </w:rPr>
-        <w:t xml:space="preserve">, J. Nunez-Iglesias, et al., </w:t>
-      </w:r>
-      <w:proofErr w:type="spellStart"/>
-      <w:r>
-        <w:rPr>
-          <w:sz w:val="20"/>
-        </w:rPr>
-        <w:t>PeerJ</w:t>
-      </w:r>
-      <w:proofErr w:type="spellEnd"/>
-      <w:r>
-        <w:rPr>
-          <w:sz w:val="20"/>
-        </w:rPr>
-        <w:t xml:space="preserve"> 2014, 2, e453. https://doi.org/10.7717/peerj.453.</w:t>
+        <w:t>S. van der Walt, J. L. Schönberger, J. Nunez-Iglesias, et al., PeerJ 2014, 2, e453. https://doi.org/10.7717/peerj.453.</w:t>
       </w:r>
     </w:p>
     <w:p>
@@ -24188,21 +23612,7 @@
           <w:sz w:val="20"/>
         </w:rPr>
         <w:tab/>
-        <w:t xml:space="preserve">M. Dawson-Haggerty, et al., </w:t>
-      </w:r>
-      <w:proofErr w:type="spellStart"/>
-      <w:r>
-        <w:rPr>
-          <w:sz w:val="20"/>
-        </w:rPr>
-        <w:t>trimesh</w:t>
-      </w:r>
-      <w:proofErr w:type="spellEnd"/>
-      <w:r>
-        <w:rPr>
-          <w:sz w:val="20"/>
-        </w:rPr>
-        <w:t>, https://trimesh.org (accessed: October 2026).</w:t>
+        <w:t>M. Dawson-Haggerty, et al., trimesh, https://trimesh.org (accessed: October 2026).</w:t>
       </w:r>
     </w:p>
     <w:p>
@@ -24225,35 +23635,7 @@
           <w:sz w:val="20"/>
         </w:rPr>
         <w:tab/>
-        <w:t xml:space="preserve">N. </w:t>
-      </w:r>
-      <w:proofErr w:type="spellStart"/>
-      <w:r>
-        <w:rPr>
-          <w:sz w:val="20"/>
-        </w:rPr>
-        <w:t>Schlömer</w:t>
-      </w:r>
-      <w:proofErr w:type="spellEnd"/>
-      <w:r>
-        <w:rPr>
-          <w:sz w:val="20"/>
-        </w:rPr>
-        <w:t xml:space="preserve">, et al., </w:t>
-      </w:r>
-      <w:proofErr w:type="spellStart"/>
-      <w:r>
-        <w:rPr>
-          <w:sz w:val="20"/>
-        </w:rPr>
-        <w:t>meshio</w:t>
-      </w:r>
-      <w:proofErr w:type="spellEnd"/>
-      <w:r>
-        <w:rPr>
-          <w:sz w:val="20"/>
-        </w:rPr>
-        <w:t>: Tools for mesh files, https://doi.org/10.5281/zenodo.1173115.</w:t>
+        <w:t>N. Schlömer, et al., meshio: Tools for mesh files, https://doi.org/10.5281/zenodo.1173115.</w:t>
       </w:r>
     </w:p>
     <w:p>
@@ -24276,21 +23658,7 @@
           <w:sz w:val="20"/>
         </w:rPr>
         <w:tab/>
-        <w:t xml:space="preserve">P. Virtanen, R. </w:t>
-      </w:r>
-      <w:proofErr w:type="spellStart"/>
-      <w:r>
-        <w:rPr>
-          <w:sz w:val="20"/>
-        </w:rPr>
-        <w:t>Gommers</w:t>
-      </w:r>
-      <w:proofErr w:type="spellEnd"/>
-      <w:r>
-        <w:rPr>
-          <w:sz w:val="20"/>
-        </w:rPr>
-        <w:t>, T. E. Oliphant, et al., Nat. Methods 2020, 17, 261. https://doi.org/10.1038/s41592-019-0686-2.</w:t>
+        <w:t>P. Virtanen, R. Gommers, T. E. Oliphant, et al., Nat. Methods 2020, 17, 261. https://doi.org/10.1038/s41592-019-0686-2.</w:t>
       </w:r>
     </w:p>
     <w:p>
@@ -24313,21 +23681,7 @@
           <w:sz w:val="20"/>
         </w:rPr>
         <w:tab/>
-        <w:t xml:space="preserve">J. D. Hunter, </w:t>
-      </w:r>
-      <w:proofErr w:type="spellStart"/>
-      <w:r>
-        <w:rPr>
-          <w:sz w:val="20"/>
-        </w:rPr>
-        <w:t>Comput</w:t>
-      </w:r>
-      <w:proofErr w:type="spellEnd"/>
-      <w:r>
-        <w:rPr>
-          <w:sz w:val="20"/>
-        </w:rPr>
-        <w:t>. Sci. Eng. 2007, 9, 90. https://doi.org/10.1109/MCSE.2007.55.</w:t>
+        <w:t>J. D. Hunter, Comput. Sci. Eng. 2007, 9, 90. https://doi.org/10.1109/MCSE.2007.55.</w:t>
       </w:r>
     </w:p>
     <w:p>
@@ -24350,21 +23704,7 @@
           <w:sz w:val="20"/>
         </w:rPr>
         <w:tab/>
-        <w:t xml:space="preserve">J. Ahrens, B. </w:t>
-      </w:r>
-      <w:proofErr w:type="spellStart"/>
-      <w:r>
-        <w:rPr>
-          <w:sz w:val="20"/>
-        </w:rPr>
-        <w:t>Geveci</w:t>
-      </w:r>
-      <w:proofErr w:type="spellEnd"/>
-      <w:r>
-        <w:rPr>
-          <w:sz w:val="20"/>
-        </w:rPr>
-        <w:t>, C. Law, in The Visualization Handbook (Eds: C. D. Hansen, C. R. Johnson), Elsevier, Amsterdam, The Netherlands 2005, pp. 717–731.</w:t>
+        <w:t>J. Ahrens, B. Geveci, C. Law, in The Visualization Handbook (Eds: C. D. Hansen, C. R. Johnson), Elsevier, Amsterdam, The Netherlands 2005, pp. 717–731.</w:t>
       </w:r>
     </w:p>
     <w:p>
@@ -24387,21 +23727,7 @@
           <w:sz w:val="20"/>
         </w:rPr>
         <w:tab/>
-        <w:t xml:space="preserve">M. D. Morris, </w:t>
-      </w:r>
-      <w:proofErr w:type="spellStart"/>
-      <w:r>
-        <w:rPr>
-          <w:sz w:val="20"/>
-        </w:rPr>
-        <w:t>Technometrics</w:t>
-      </w:r>
-      <w:proofErr w:type="spellEnd"/>
-      <w:r>
-        <w:rPr>
-          <w:sz w:val="20"/>
-        </w:rPr>
-        <w:t xml:space="preserve"> 1991, 33, 161. https://doi.org/10.1080/00401706.1991.10484804.</w:t>
+        <w:t>M. D. Morris, Technometrics 1991, 33, 161. https://doi.org/10.1080/00401706.1991.10484804.</w:t>
       </w:r>
     </w:p>
     <w:p>
@@ -24424,21 +23750,7 @@
           <w:sz w:val="20"/>
         </w:rPr>
         <w:tab/>
-        <w:t xml:space="preserve">J. Herman, W. Usher, J. Open Source </w:t>
-      </w:r>
-      <w:proofErr w:type="spellStart"/>
-      <w:r>
-        <w:rPr>
-          <w:sz w:val="20"/>
-        </w:rPr>
-        <w:t>Softw</w:t>
-      </w:r>
-      <w:proofErr w:type="spellEnd"/>
-      <w:r>
-        <w:rPr>
-          <w:sz w:val="20"/>
-        </w:rPr>
-        <w:t>. 2017, 2, 97. https://doi.org/10.21105/joss.00097.</w:t>
+        <w:t>J. Herman, W. Usher, J. Open Source Softw. 2017, 2, 97. https://doi.org/10.21105/joss.00097.</w:t>
       </w:r>
     </w:p>
     <w:p>
@@ -24484,35 +23796,7 @@
           <w:sz w:val="20"/>
         </w:rPr>
         <w:tab/>
-        <w:t xml:space="preserve">D. R. Jones, M. </w:t>
-      </w:r>
-      <w:proofErr w:type="spellStart"/>
-      <w:r>
-        <w:rPr>
-          <w:sz w:val="20"/>
-        </w:rPr>
-        <w:t>Schonlau</w:t>
-      </w:r>
-      <w:proofErr w:type="spellEnd"/>
-      <w:r>
-        <w:rPr>
-          <w:sz w:val="20"/>
-        </w:rPr>
-        <w:t xml:space="preserve">, W. J. Welch, J. Glob. </w:t>
-      </w:r>
-      <w:proofErr w:type="spellStart"/>
-      <w:r>
-        <w:rPr>
-          <w:sz w:val="20"/>
-        </w:rPr>
-        <w:t>Optim</w:t>
-      </w:r>
-      <w:proofErr w:type="spellEnd"/>
-      <w:r>
-        <w:rPr>
-          <w:sz w:val="20"/>
-        </w:rPr>
-        <w:t>. 1998, 13, 455. https://doi.org/10.1023/A:1008306431147.</w:t>
+        <w:t>D. R. Jones, M. Schonlau, W. J. Welch, J. Glob. Optim. 1998, 13, 455. https://doi.org/10.1023/A:1008306431147.</w:t>
       </w:r>
     </w:p>
     <w:p>
@@ -24535,21 +23819,7 @@
           <w:sz w:val="20"/>
         </w:rPr>
         <w:tab/>
-        <w:t xml:space="preserve">M. D. McKay, R. J. Beckman, W. J. Conover, </w:t>
-      </w:r>
-      <w:proofErr w:type="spellStart"/>
-      <w:r>
-        <w:rPr>
-          <w:sz w:val="20"/>
-        </w:rPr>
-        <w:t>Technometrics</w:t>
-      </w:r>
-      <w:proofErr w:type="spellEnd"/>
-      <w:r>
-        <w:rPr>
-          <w:sz w:val="20"/>
-        </w:rPr>
-        <w:t xml:space="preserve"> 1979, 21, 239. https://doi.org/10.1080/00401706.1979.10489755.</w:t>
+        <w:t>M. D. McKay, R. J. Beckman, W. J. Conover, Technometrics 1979, 21, 239. https://doi.org/10.1080/00401706.1979.10489755.</w:t>
       </w:r>
     </w:p>
     <w:p>
@@ -24572,21 +23842,7 @@
           <w:sz w:val="20"/>
         </w:rPr>
         <w:tab/>
-        <w:t xml:space="preserve">L. Liu, Y. Meng, C. Dong, Y. Yan, A. A. </w:t>
-      </w:r>
-      <w:proofErr w:type="spellStart"/>
-      <w:r>
-        <w:rPr>
-          <w:sz w:val="20"/>
-        </w:rPr>
-        <w:t>Volinsky</w:t>
-      </w:r>
-      <w:proofErr w:type="spellEnd"/>
-      <w:r>
-        <w:rPr>
-          <w:sz w:val="20"/>
-        </w:rPr>
-        <w:t>, L.-N. Wang, J. Mater. Sci. Technol. 2018, 34, 2271. https://doi.org/10.1016/j.jmst.2018.05.005.</w:t>
+        <w:t>L. Liu, Y. Meng, C. Dong, Y. Yan, A. A. Volinsky, L.-N. Wang, J. Mater. Sci. Technol. 2018, 34, 2271. https://doi.org/10.1016/j.jmst.2018.05.005.</w:t>
       </w:r>
     </w:p>
     <w:sectPr>

--- a/deliver/Supplementary_tracked.docx
+++ b/deliver/Supplementary_tracked.docx
@@ -3921,7 +3921,7 @@
       <w:r>
         <w:t xml:space="preserve">Table S2 and Figure S2 report the mesh convergence study, and Table S3 compares an adaptive mesh with a uniform mesh.</w:t>
       </w:r>
-      <w:ins w:id="9001" w:author="Claude" w:date="2026-10-08T23:30:10Z">
+      <w:ins w:id="9023" w:author="Claude" w:date="2026-10-08T23:42:36Z">
         <w:r>
           <w:t xml:space="preserve"> Calibration used the 0.8M-element mesh (L2), with the simulated mass loss divided by 1.355846 to correct it to the fine-mesh basis (7-day value 0.2029% / 1.355846 = 0.1496%, compared with 0.1611% on the 18.9M-element mesh).</w:t>
         </w:r>

--- a/deliver/Supplementary_tracked.docx
+++ b/deliver/Supplementary_tracked.docx
@@ -747,6 +747,88 @@
           </w:p>
         </w:tc>
       </w:tr>
+      <w:tr>
+        <w:trPr>
+          <w:cantSplit/>
+          <w:jc w:val="center"/>
+          <w:ins w:id="20149" w:author="Claude" w:date="2026-10-09T01:36:39Z"/>
+        </w:trPr>
+        <w:tc>
+          <w:tcPr>
+            <w:tcW w:w="1000" w:type="dxa"/>
+            <w:vAlign w:val="center"/>
+          </w:tcPr>
+          <w:p>
+            <w:pPr>
+              <w:spacing w:before="20" w:after="20" w:line="240" w:lineRule="auto"/>
+              <w:ind w:firstLine="0"/>
+              <w:jc w:val="left"/>
+              <w:rPr>
+                <w:ins w:id="20151" w:author="Claude" w:date="2026-10-09T01:36:39Z"/>
+              </w:rPr>
+            </w:pPr>
+            <w:ins w:id="20150" w:author="Claude" w:date="2026-10-09T01:36:39Z">
+              <w:r>
+                <w:rPr>
+                  <w:sz w:val="20"/>
+                  <w:szCs w:val="20"/>
+                </w:rPr>
+                <w:t>S8</w:t>
+              </w:r>
+            </w:ins>
+          </w:p>
+        </w:tc>
+        <w:tc>
+          <w:tcPr>
+            <w:tcW w:w="4200" w:type="dxa"/>
+            <w:vAlign w:val="center"/>
+          </w:tcPr>
+          <w:p>
+            <w:pPr>
+              <w:spacing w:before="20" w:after="20" w:line="240" w:lineRule="auto"/>
+              <w:ind w:firstLine="0"/>
+              <w:jc w:val="left"/>
+              <w:rPr>
+                <w:ins w:id="20153" w:author="Claude" w:date="2026-10-09T01:36:39Z"/>
+              </w:rPr>
+            </w:pPr>
+            <w:ins w:id="20152" w:author="Claude" w:date="2026-10-09T01:36:39Z">
+              <w:r>
+                <w:rPr>
+                  <w:sz w:val="20"/>
+                  <w:szCs w:val="20"/>
+                </w:rPr>
+                <w:t>Interfacial balance, units and mesh correction</w:t>
+              </w:r>
+            </w:ins>
+          </w:p>
+        </w:tc>
+        <w:tc>
+          <w:tcPr>
+            <w:tcW w:w="3826" w:type="dxa"/>
+            <w:vAlign w:val="center"/>
+          </w:tcPr>
+          <w:p>
+            <w:pPr>
+              <w:spacing w:before="20" w:after="20" w:line="240" w:lineRule="auto"/>
+              <w:ind w:firstLine="0"/>
+              <w:jc w:val="left"/>
+              <w:rPr>
+                <w:ins w:id="20155" w:author="Claude" w:date="2026-10-09T01:36:39Z"/>
+              </w:rPr>
+            </w:pPr>
+            <w:ins w:id="20154" w:author="Claude" w:date="2026-10-09T01:36:39Z">
+              <w:r>
+                <w:rPr>
+                  <w:sz w:val="20"/>
+                  <w:szCs w:val="20"/>
+                </w:rPr>
+                <w:t>Table S13–S15</w:t>
+              </w:r>
+            </w:ins>
+          </w:p>
+        </w:tc>
+      </w:tr>
     </w:tbl>
     <w:p>
       <w:pPr>
@@ -766,7 +848,44 @@
         <w:ind w:firstLine="0"/>
       </w:pPr>
       <w:r>
-        <w:t>This section defines the quantities used to evaluate the simulations (Equations S1–S3) and documents the choice of velocity-selection rule (Rules A–D; Table S1 and Figure S1).</w:t>
+        <w:t xml:space="preserve">This section defines the quantities used to evaluate the simulations (Equations S1–S3) and documents </w:t>
+      </w:r>
+      <w:ins w:id="9005" w:author="Claude" w:date="2026-10-09T01:36:39Z">
+        <w:r>
+          <w:t xml:space="preserve">why </w:t>
+        </w:r>
+      </w:ins>
+      <w:r>
+        <w:t xml:space="preserve">the </w:t>
+      </w:r>
+      <w:del w:id="9004" w:author="Claude" w:date="2026-10-09T01:36:39Z">
+        <w:r>
+          <w:delText xml:space="preserve">choice</w:delText>
+        </w:r>
+      </w:del>
+      <w:ins w:id="9003" w:author="Claude" w:date="2026-10-09T01:36:39Z">
+        <w:r>
+          <w:t xml:space="preserve">minimum-velocity</w:t>
+        </w:r>
+      </w:ins>
+      <w:r>
+        <w:t xml:space="preserve"> </w:t>
+      </w:r>
+      <w:del w:id="9002" w:author="Claude" w:date="2026-10-09T01:36:39Z">
+        <w:r>
+          <w:delText xml:space="preserve">of velocity-</w:delText>
+        </w:r>
+      </w:del>
+      <w:r>
+        <w:t xml:space="preserve">selection rule</w:t>
+      </w:r>
+      <w:ins w:id="9001" w:author="Claude" w:date="2026-10-09T01:36:39Z">
+        <w:r>
+          <w:t xml:space="preserve"> was removed from the final model</w:t>
+        </w:r>
+      </w:ins>
+      <w:r>
+        <w:t xml:space="preserve"> (Rules A–D; Table S1 and Figure S1).</w:t>
       </w:r>
     </w:p>
     <w:p>
@@ -3015,16 +3134,218 @@
         <w:spacing w:after="120"/>
         <w:ind w:firstLine="0"/>
         <w:rPr>
+          <w:del w:id="20003" w:author="Claude" w:date="2026-10-09T01:36:39Z"/>
           <w:rFonts w:cs="Times New Roman"/>
         </w:rPr>
       </w:pPr>
-      <w:r>
-        <w:t xml:space="preserve">Rule A (hard minimum) was selected on physical and numerical grounds, with agreement to literature data used only as a consistency check. RMSE was not the selection criterion because it depends on calibration and could be reduced for any rule through recalibration. Rule A reflects the physical assumption that the slowest rate-limiting process controls degradation, which is consistent with the simulations showing oxygen-diffusion control over &gt;99% of the interface at 672 h. Rules B and C introduce additional blending terms without improving the </w:t>
-      </w:r>
-      <w:r>
-        <w:lastRenderedPageBreak/>
-        <w:t>governing physics, while Rule D removes the oxygen-diffusion constraint and substantially overpredicts mass loss. Finally, the hard minimum caused no significant numerical issues, with only two regime transitions occurring during the initial transient.</w:t>
-      </w:r>
+      <w:del w:id="20001" w:author="Claude" w:date="2026-10-09T01:36:39Z">
+        <w:r>
+          <w:delText xml:space="preserve">Rule A (hard minimum) was selected on physical and numerical grounds, with agreement to literature data used only as a consistency check. RMSE was not the selection criterion because it depends on calibration and could be reduced for any rule through recalibration. Rule A reflects the physical assumption that the slowest rate-limiting process controls degradation, which is consistent with the simulations showing oxygen-diffusion control over &gt;99% of the interface at 672 h. Rules B and C introduce additional blending terms without improving the </w:delText>
+        </w:r>
+      </w:del>
+      <w:del w:id="20002" w:author="Claude" w:date="2026-10-09T01:36:39Z">
+        <w:r>
+          <w:lastRenderedPageBreak/>
+          <w:delText xml:space="preserve">governing physics, while Rule D removes the oxygen-diffusion constraint and substantially overpredicts mass loss. Finally, the hard minimum caused no significant numerical issues, with only two regime transitions occurring during the initial transient.</w:delText>
+        </w:r>
+      </w:del>
+    </w:p>
+    <w:p>
+      <w:pPr>
+        <w:pStyle w:val="BodyText"/>
+        <w:spacing w:after="120"/>
+        <w:ind w:firstLine="0"/>
+        <w:rPr>
+          <w:ins w:id="20033" w:author="Claude" w:date="2026-10-09T01:36:39Z"/>
+        </w:rPr>
+      </w:pPr>
+      <w:ins w:id="20004" w:author="Claude" w:date="2026-10-09T01:36:39Z">
+        <w:r>
+          <w:t xml:space="preserve">Rules A–D were evaluated with the earlier model formulation, in which the Zn²⁺ source was tied to the ORR term while the recession velocity was selected by a minimum-rate rule. They are retained to document why the rule was removed. In the final model the normal velocity is v</w:t>
+        </w:r>
+      </w:ins>
+      <w:ins w:id="20005" w:author="Claude" w:date="2026-10-09T01:36:39Z">
+        <w:r>
+          <w:rPr>
+            <w:vertAlign w:val="subscript"/>
+          </w:rPr>
+          <w:t xml:space="preserve">n</w:t>
+        </w:r>
+      </w:ins>
+      <w:ins w:id="20006" w:author="Claude" w:date="2026-10-09T01:36:39Z">
+        <w:r>
+          <w:t xml:space="preserve"> = v</w:t>
+        </w:r>
+      </w:ins>
+      <w:ins w:id="20007" w:author="Claude" w:date="2026-10-09T01:36:39Z">
+        <w:r>
+          <w:rPr>
+            <w:vertAlign w:val="subscript"/>
+          </w:rPr>
+          <w:t xml:space="preserve">ORR</w:t>
+        </w:r>
+      </w:ins>
+      <w:ins w:id="20008" w:author="Claude" w:date="2026-10-09T01:36:39Z">
+        <w:r>
+          <w:t xml:space="preserve">, evaluated at the interface (Eq. 14 of the main text), and the oxygen-diffusion limit is carried by the Robin boundary condition for C</w:t>
+        </w:r>
+      </w:ins>
+      <w:ins w:id="20009" w:author="Claude" w:date="2026-10-09T01:36:39Z">
+        <w:r>
+          <w:rPr>
+            <w:vertAlign w:val="subscript"/>
+          </w:rPr>
+          <w:t xml:space="preserve">O2</w:t>
+        </w:r>
+      </w:ins>
+      <w:ins w:id="20010" w:author="Claude" w:date="2026-10-09T01:36:39Z">
+        <w:r>
+          <w:t xml:space="preserve"> at the interface, so no separate velocity cap is applied. The species sources are tied to the recession velocity (Zn²⁺ source ρ</w:t>
+        </w:r>
+      </w:ins>
+      <w:ins w:id="20011" w:author="Claude" w:date="2026-10-09T01:36:39Z">
+        <w:r>
+          <w:rPr>
+            <w:vertAlign w:val="subscript"/>
+          </w:rPr>
+          <w:t xml:space="preserve">Zn</w:t>
+        </w:r>
+      </w:ins>
+      <w:ins w:id="20012" w:author="Claude" w:date="2026-10-09T01:36:39Z">
+        <w:r>
+          <w:t xml:space="preserve">|v</w:t>
+        </w:r>
+      </w:ins>
+      <w:ins w:id="20013" w:author="Claude" w:date="2026-10-09T01:36:39Z">
+        <w:r>
+          <w:rPr>
+            <w:vertAlign w:val="subscript"/>
+          </w:rPr>
+          <w:t xml:space="preserve">n</w:t>
+        </w:r>
+      </w:ins>
+      <w:ins w:id="20014" w:author="Claude" w:date="2026-10-09T01:36:39Z">
+        <w:r>
+          <w:t xml:space="preserve">|δ</w:t>
+        </w:r>
+      </w:ins>
+      <w:ins w:id="20015" w:author="Claude" w:date="2026-10-09T01:36:39Z">
+        <w:r>
+          <w:rPr>
+            <w:vertAlign w:val="subscript"/>
+          </w:rPr>
+          <w:t xml:space="preserve">Γ</w:t>
+        </w:r>
+      </w:ins>
+      <w:ins w:id="20016" w:author="Claude" w:date="2026-10-09T01:36:39Z">
+        <w:r>
+          <w:t xml:space="preserve">; O₂ sink k</w:t>
+        </w:r>
+      </w:ins>
+      <w:ins w:id="20017" w:author="Claude" w:date="2026-10-09T01:36:39Z">
+        <w:r>
+          <w:rPr>
+            <w:vertAlign w:val="subscript"/>
+          </w:rPr>
+          <w:t xml:space="preserve">ORR</w:t>
+        </w:r>
+      </w:ins>
+      <w:ins w:id="20018" w:author="Claude" w:date="2026-10-09T01:36:39Z">
+        <w:r>
+          <w:t xml:space="preserve">C</w:t>
+        </w:r>
+      </w:ins>
+      <w:ins w:id="20019" w:author="Claude" w:date="2026-10-09T01:36:39Z">
+        <w:r>
+          <w:rPr>
+            <w:vertAlign w:val="subscript"/>
+          </w:rPr>
+          <w:t xml:space="preserve">O2</w:t>
+        </w:r>
+      </w:ins>
+      <w:ins w:id="20020" w:author="Claude" w:date="2026-10-09T01:36:39Z">
+        <w:r>
+          <w:t xml:space="preserve">δ</w:t>
+        </w:r>
+      </w:ins>
+      <w:ins w:id="20021" w:author="Claude" w:date="2026-10-09T01:36:39Z">
+        <w:r>
+          <w:rPr>
+            <w:vertAlign w:val="subscript"/>
+          </w:rPr>
+          <w:t xml:space="preserve">Γ</w:t>
+        </w:r>
+      </w:ins>
+      <w:ins w:id="20022" w:author="Claude" w:date="2026-10-09T01:36:39Z">
+        <w:r>
+          <w:t xml:space="preserve"> = (M</w:t>
+        </w:r>
+      </w:ins>
+      <w:ins w:id="20023" w:author="Claude" w:date="2026-10-09T01:36:39Z">
+        <w:r>
+          <w:rPr>
+            <w:vertAlign w:val="subscript"/>
+          </w:rPr>
+          <w:t xml:space="preserve">O2</w:t>
+        </w:r>
+      </w:ins>
+      <w:ins w:id="20024" w:author="Claude" w:date="2026-10-09T01:36:39Z">
+        <w:r>
+          <w:t xml:space="preserve">/2M</w:t>
+        </w:r>
+      </w:ins>
+      <w:ins w:id="20025" w:author="Claude" w:date="2026-10-09T01:36:39Z">
+        <w:r>
+          <w:rPr>
+            <w:vertAlign w:val="subscript"/>
+          </w:rPr>
+          <w:t xml:space="preserve">Zn</w:t>
+        </w:r>
+      </w:ins>
+      <w:ins w:id="20026" w:author="Claude" w:date="2026-10-09T01:36:39Z">
+        <w:r>
+          <w:t xml:space="preserve">)ρ</w:t>
+        </w:r>
+      </w:ins>
+      <w:ins w:id="20027" w:author="Claude" w:date="2026-10-09T01:36:39Z">
+        <w:r>
+          <w:rPr>
+            <w:vertAlign w:val="subscript"/>
+          </w:rPr>
+          <w:t xml:space="preserve">Zn</w:t>
+        </w:r>
+      </w:ins>
+      <w:ins w:id="20028" w:author="Claude" w:date="2026-10-09T01:36:39Z">
+        <w:r>
+          <w:t xml:space="preserve">|v</w:t>
+        </w:r>
+      </w:ins>
+      <w:ins w:id="20029" w:author="Claude" w:date="2026-10-09T01:36:39Z">
+        <w:r>
+          <w:rPr>
+            <w:vertAlign w:val="subscript"/>
+          </w:rPr>
+          <w:t xml:space="preserve">n</w:t>
+        </w:r>
+      </w:ins>
+      <w:ins w:id="20030" w:author="Claude" w:date="2026-10-09T01:36:39Z">
+        <w:r>
+          <w:t xml:space="preserve">|δ</w:t>
+        </w:r>
+      </w:ins>
+      <w:ins w:id="20031" w:author="Claude" w:date="2026-10-09T01:36:39Z">
+        <w:r>
+          <w:rPr>
+            <w:vertAlign w:val="subscript"/>
+          </w:rPr>
+          <w:t xml:space="preserve">Γ</w:t>
+        </w:r>
+      </w:ins>
+      <w:ins w:id="20032" w:author="Claude" w:date="2026-10-09T01:36:39Z">
+        <w:r>
+          <w:t xml:space="preserve">), so the O₂ consumed, Zn²⁺ released and metal lost are consistent through O₂ + 2Zn + 2H₂O → 2Zn²⁺ + 4OH⁻ (Section S8).</w:t>
+        </w:r>
+      </w:ins>
     </w:p>
     <w:p>
       <w:pPr>
@@ -3378,8 +3699,17 @@
           <w:sz w:val="20"/>
           <w:szCs w:val="20"/>
         </w:rPr>
-        <w:t>.</w:t>
-      </w:r>
+        <w:t xml:space="preserve">.</w:t>
+      </w:r>
+      <w:ins w:id="9006" w:author="Claude" w:date="2026-10-09T01:36:39Z">
+        <w:r>
+          <w:rPr>
+            <w:sz w:val="20"/>
+            <w:szCs w:val="20"/>
+          </w:rPr>
+          <w:t xml:space="preserve"> These rules belong to the earlier formulation; the final model does not use them (see text).</w:t>
+        </w:r>
+      </w:ins>
     </w:p>
     <w:tbl>
       <w:tblPr>
@@ -3921,6 +4251,11 @@
       <w:r>
         <w:t xml:space="preserve">Table S2 and Figure S2 report the mesh convergence study, and Table S3 compares an adaptive mesh with a uniform mesh.</w:t>
       </w:r>
+      <w:ins w:id="9007" w:author="Claude" w:date="2026-10-09T01:36:39Z">
+        <w:r>
+          <w:t xml:space="preserve"> [Table S2, Table S3 and Figure S2 are to be updated with the revised mesh-convergence data (21.2M-element reference).]</w:t>
+        </w:r>
+      </w:ins>
       <w:ins w:id="9023" w:author="Claude" w:date="2026-10-08T23:42:36Z">
         <w:r>
           <w:t xml:space="preserve"> Calibration used the 0.8M-element mesh (L2), with the simulated mass loss divided by 1.355846 to correct it to the fine-mesh basis (7-day value 0.2029% / 1.355846 = 0.1496%, compared with 0.1611% on the 18.9M-element mesh).</w:t>
@@ -8087,15 +8422,59 @@
                 <w:lang w:eastAsia="en-US"/>
               </w:rPr>
             </w:pPr>
-            <w:r>
-              <w:rPr>
-                <w:rFonts w:cs="Times New Roman"/>
-                <w:sz w:val="20"/>
-                <w:szCs w:val="20"/>
-                <w:lang w:eastAsia="en-US"/>
-              </w:rPr>
-              <w:t>802,365</w:t>
-            </w:r>
+            <w:del w:id="9013" w:author="Claude" w:date="2026-10-09T01:36:39Z">
+              <w:r>
+                <w:rPr>
+                  <w:rFonts w:cs="Times New Roman"/>
+                  <w:sz w:val="20"/>
+                  <w:szCs w:val="20"/>
+                  <w:lang w:eastAsia="en-US"/>
+                </w:rPr>
+                <w:delText xml:space="preserve">802</w:delText>
+              </w:r>
+            </w:del>
+            <w:ins w:id="9012" w:author="Claude" w:date="2026-10-09T01:36:39Z">
+              <w:r>
+                <w:rPr>
+                  <w:rFonts w:cs="Times New Roman"/>
+                  <w:sz w:val="20"/>
+                  <w:szCs w:val="20"/>
+                  <w:lang w:eastAsia="en-US"/>
+                </w:rPr>
+                <w:t xml:space="preserve">37</w:t>
+              </w:r>
+            </w:ins>
+            <w:r>
+              <w:rPr>
+                <w:rFonts w:cs="Times New Roman"/>
+                <w:sz w:val="20"/>
+                <w:szCs w:val="20"/>
+                <w:lang w:eastAsia="en-US"/>
+              </w:rPr>
+              <w:t xml:space="preserve">,</w:t>
+            </w:r>
+            <w:del w:id="9011" w:author="Claude" w:date="2026-10-09T01:36:39Z">
+              <w:r>
+                <w:rPr>
+                  <w:rFonts w:cs="Times New Roman"/>
+                  <w:sz w:val="20"/>
+                  <w:szCs w:val="20"/>
+                  <w:lang w:eastAsia="en-US"/>
+                </w:rPr>
+                <w:delText xml:space="preserve">365</w:delText>
+              </w:r>
+            </w:del>
+            <w:ins w:id="9010" w:author="Claude" w:date="2026-10-09T01:36:39Z">
+              <w:r>
+                <w:rPr>
+                  <w:rFonts w:cs="Times New Roman"/>
+                  <w:sz w:val="20"/>
+                  <w:szCs w:val="20"/>
+                  <w:lang w:eastAsia="en-US"/>
+                </w:rPr>
+                <w:t xml:space="preserve">399</w:t>
+              </w:r>
+            </w:ins>
           </w:p>
         </w:tc>
         <w:tc>
@@ -8212,16 +8591,30 @@
                 <w:lang w:eastAsia="en-US"/>
               </w:rPr>
             </w:pPr>
-            <w:r>
-              <w:rPr>
-                <w:rFonts w:cs="Times New Roman"/>
-                <w:color w:val="000000"/>
-                <w:sz w:val="20"/>
-                <w:szCs w:val="20"/>
-                <w:lang w:eastAsia="en-US"/>
-              </w:rPr>
-              <w:t>121,120</w:t>
-            </w:r>
+            <w:del w:id="9015" w:author="Claude" w:date="2026-10-09T01:36:39Z">
+              <w:r>
+                <w:rPr>
+                  <w:rFonts w:cs="Times New Roman"/>
+                  <w:color w:val="000000"/>
+                  <w:sz w:val="20"/>
+                  <w:szCs w:val="20"/>
+                  <w:lang w:eastAsia="en-US"/>
+                </w:rPr>
+                <w:delText xml:space="preserve">121,120</w:delText>
+              </w:r>
+            </w:del>
+            <w:ins w:id="9014" w:author="Claude" w:date="2026-10-09T01:36:39Z">
+              <w:r>
+                <w:rPr>
+                  <w:rFonts w:cs="Times New Roman"/>
+                  <w:color w:val="000000"/>
+                  <w:sz w:val="20"/>
+                  <w:szCs w:val="20"/>
+                  <w:lang w:eastAsia="en-US"/>
+                </w:rPr>
+                <w:t xml:space="preserve">[to update]</w:t>
+              </w:r>
+            </w:ins>
           </w:p>
         </w:tc>
         <w:tc>
@@ -8346,7 +8739,41 @@
                 <w:szCs w:val="20"/>
                 <w:lang w:eastAsia="en-US"/>
               </w:rPr>
-              <w:t>0.1 mm</w:t>
+              <w:t xml:space="preserve">0.</w:t>
+            </w:r>
+            <w:del w:id="9017" w:author="Claude" w:date="2026-10-09T01:36:39Z">
+              <w:r>
+                <w:rPr>
+                  <w:rFonts w:cs="Times New Roman"/>
+                  <w:color w:val="000000"/>
+                  <w:sz w:val="20"/>
+                  <w:szCs w:val="20"/>
+                  <w:lang w:eastAsia="en-US"/>
+                </w:rPr>
+                <w:delText xml:space="preserve">1</w:delText>
+              </w:r>
+            </w:del>
+            <w:ins w:id="9016" w:author="Claude" w:date="2026-10-09T01:36:39Z">
+              <w:r>
+                <w:rPr>
+                  <w:rFonts w:cs="Times New Roman"/>
+                  <w:color w:val="000000"/>
+                  <w:sz w:val="20"/>
+                  <w:szCs w:val="20"/>
+                  <w:lang w:eastAsia="en-US"/>
+                </w:rPr>
+                <w:t xml:space="preserve">5</w:t>
+              </w:r>
+            </w:ins>
+            <w:r>
+              <w:rPr>
+                <w:rFonts w:cs="Times New Roman"/>
+                <w:color w:val="000000"/>
+                <w:sz w:val="20"/>
+                <w:szCs w:val="20"/>
+                <w:lang w:eastAsia="en-US"/>
+              </w:rPr>
+              <w:t xml:space="preserve"> mm</w:t>
             </w:r>
           </w:p>
         </w:tc>
@@ -8836,15 +9263,39 @@
                 <w:lang w:eastAsia="en-US"/>
               </w:rPr>
             </w:pPr>
-            <w:r>
-              <w:rPr>
-                <w:rFonts w:cs="Times New Roman"/>
-                <w:color w:val="000000"/>
-                <w:sz w:val="20"/>
-                <w:szCs w:val="20"/>
-                <w:lang w:eastAsia="en-US"/>
-              </w:rPr>
-              <w:t>0.25 h</w:t>
+            <w:del w:id="9019" w:author="Claude" w:date="2026-10-09T01:36:39Z">
+              <w:r>
+                <w:rPr>
+                  <w:rFonts w:cs="Times New Roman"/>
+                  <w:color w:val="000000"/>
+                  <w:sz w:val="20"/>
+                  <w:szCs w:val="20"/>
+                  <w:lang w:eastAsia="en-US"/>
+                </w:rPr>
+                <w:delText xml:space="preserve">0.25</w:delText>
+              </w:r>
+            </w:del>
+            <w:ins w:id="9018" w:author="Claude" w:date="2026-10-09T01:36:39Z">
+              <w:r>
+                <w:rPr>
+                  <w:rFonts w:cs="Times New Roman"/>
+                  <w:color w:val="000000"/>
+                  <w:sz w:val="20"/>
+                  <w:szCs w:val="20"/>
+                  <w:lang w:eastAsia="en-US"/>
+                </w:rPr>
+                <w:t xml:space="preserve">4</w:t>
+              </w:r>
+            </w:ins>
+            <w:r>
+              <w:rPr>
+                <w:rFonts w:cs="Times New Roman"/>
+                <w:color w:val="000000"/>
+                <w:sz w:val="20"/>
+                <w:szCs w:val="20"/>
+                <w:lang w:eastAsia="en-US"/>
+              </w:rPr>
+              <w:t xml:space="preserve"> h</w:t>
             </w:r>
           </w:p>
         </w:tc>
@@ -9344,16 +9795,30 @@
                 <w:lang w:eastAsia="en-US"/>
               </w:rPr>
             </w:pPr>
-            <w:r>
-              <w:rPr>
-                <w:rFonts w:cs="Times New Roman"/>
-                <w:color w:val="000000"/>
-                <w:sz w:val="20"/>
-                <w:szCs w:val="20"/>
-                <w:lang w:eastAsia="en-US"/>
-              </w:rPr>
-              <w:t>50</w:t>
-            </w:r>
+            <w:del w:id="9021" w:author="Claude" w:date="2026-10-09T01:36:39Z">
+              <w:r>
+                <w:rPr>
+                  <w:rFonts w:cs="Times New Roman"/>
+                  <w:color w:val="000000"/>
+                  <w:sz w:val="20"/>
+                  <w:szCs w:val="20"/>
+                  <w:lang w:eastAsia="en-US"/>
+                </w:rPr>
+                <w:delText xml:space="preserve">50</w:delText>
+              </w:r>
+            </w:del>
+            <w:ins w:id="9020" w:author="Claude" w:date="2026-10-09T01:36:39Z">
+              <w:r>
+                <w:rPr>
+                  <w:rFonts w:cs="Times New Roman"/>
+                  <w:color w:val="000000"/>
+                  <w:sz w:val="20"/>
+                  <w:szCs w:val="20"/>
+                  <w:lang w:eastAsia="en-US"/>
+                </w:rPr>
+                <w:t xml:space="preserve">4</w:t>
+              </w:r>
+            </w:ins>
           </w:p>
         </w:tc>
         <w:tc>
@@ -9470,16 +9935,30 @@
                 <w:lang w:eastAsia="en-US"/>
               </w:rPr>
             </w:pPr>
-            <w:r>
-              <w:rPr>
-                <w:rFonts w:cs="Times New Roman"/>
-                <w:color w:val="000000"/>
-                <w:sz w:val="20"/>
-                <w:szCs w:val="20"/>
-                <w:lang w:eastAsia="en-US"/>
-              </w:rPr>
-              <w:t>2,592</w:t>
-            </w:r>
+            <w:del w:id="9023" w:author="Claude" w:date="2026-10-09T01:36:39Z">
+              <w:r>
+                <w:rPr>
+                  <w:rFonts w:cs="Times New Roman"/>
+                  <w:color w:val="000000"/>
+                  <w:sz w:val="20"/>
+                  <w:szCs w:val="20"/>
+                  <w:lang w:eastAsia="en-US"/>
+                </w:rPr>
+                <w:delText xml:space="preserve">2,592</w:delText>
+              </w:r>
+            </w:del>
+            <w:ins w:id="9022" w:author="Claude" w:date="2026-10-09T01:36:39Z">
+              <w:r>
+                <w:rPr>
+                  <w:rFonts w:cs="Times New Roman"/>
+                  <w:color w:val="000000"/>
+                  <w:sz w:val="20"/>
+                  <w:szCs w:val="20"/>
+                  <w:lang w:eastAsia="en-US"/>
+                </w:rPr>
+                <w:t xml:space="preserve">[to update]</w:t>
+              </w:r>
+            </w:ins>
           </w:p>
         </w:tc>
         <w:tc>
@@ -10100,16 +10579,64 @@
                 <w:lang w:eastAsia="en-US"/>
               </w:rPr>
             </w:pPr>
-            <w:r>
-              <w:rPr>
-                <w:rFonts w:cs="Times New Roman"/>
-                <w:color w:val="000000"/>
-                <w:sz w:val="20"/>
-                <w:szCs w:val="20"/>
-                <w:lang w:eastAsia="en-US"/>
-              </w:rPr>
-              <w:t>2 h</w:t>
-            </w:r>
+            <w:del w:id="9027" w:author="Claude" w:date="2026-10-09T01:36:39Z">
+              <w:r>
+                <w:rPr>
+                  <w:rFonts w:cs="Times New Roman"/>
+                  <w:color w:val="000000"/>
+                  <w:sz w:val="20"/>
+                  <w:szCs w:val="20"/>
+                  <w:lang w:eastAsia="en-US"/>
+                </w:rPr>
+                <w:delText xml:space="preserve">2</w:delText>
+              </w:r>
+            </w:del>
+            <w:ins w:id="9026" w:author="Claude" w:date="2026-10-09T01:36:39Z">
+              <w:r>
+                <w:rPr>
+                  <w:rFonts w:cs="Times New Roman"/>
+                  <w:color w:val="000000"/>
+                  <w:sz w:val="20"/>
+                  <w:szCs w:val="20"/>
+                  <w:lang w:eastAsia="en-US"/>
+                </w:rPr>
+                <w:t xml:space="preserve">~20</w:t>
+              </w:r>
+            </w:ins>
+            <w:r>
+              <w:rPr>
+                <w:rFonts w:cs="Times New Roman"/>
+                <w:color w:val="000000"/>
+                <w:sz w:val="20"/>
+                <w:szCs w:val="20"/>
+                <w:lang w:eastAsia="en-US"/>
+              </w:rPr>
+              <w:t xml:space="preserve"> </w:t>
+            </w:r>
+            <w:del w:id="9025" w:author="Claude" w:date="2026-10-09T01:36:39Z">
+              <w:r>
+                <w:rPr>
+                  <w:rFonts w:cs="Times New Roman"/>
+                  <w:color w:val="000000"/>
+                  <w:sz w:val="20"/>
+                  <w:szCs w:val="20"/>
+                  <w:lang w:eastAsia="en-US"/>
+                </w:rPr>
+                <w:delText xml:space="preserve">h</w:delText>
+              </w:r>
+            </w:del>
+            <w:ins w:id="9024" w:author="Claude" w:date="2026-10-09T01:36:39Z">
+              <w:r>
+                <w:rPr>
+                  <w:rFonts w:cs="Times New Roman"/>
+                  <w:color w:val="000000"/>
+                  <w:sz w:val="20"/>
+                  <w:szCs w:val="20"/>
+                  <w:lang w:eastAsia="en-US"/>
+                </w:rPr>
+                <w:t xml:space="preserve">min</w:t>
+              </w:r>
+            </w:ins>
           </w:p>
         </w:tc>
         <w:tc>
@@ -10812,8 +11339,20 @@
                 <w:szCs w:val="20"/>
                 <w:lang w:eastAsia="en-US"/>
               </w:rPr>
-              <w:t>Dirichlet</w:t>
-            </w:r>
+              <w:t xml:space="preserve">Dirichlet</w:t>
+            </w:r>
+            <w:ins w:id="9028" w:author="Claude" w:date="2026-10-09T01:36:39Z">
+              <w:r>
+                <w:rPr>
+                  <w:rFonts w:cs="Times New Roman"/>
+                  <w:color w:val="000000"/>
+                  <w:sz w:val="20"/>
+                  <w:szCs w:val="20"/>
+                  <w:lang w:eastAsia="en-US"/>
+                </w:rPr>
+                <w:t xml:space="preserve"> (C_O₂ = 3.5 mg L⁻¹)</w:t>
+              </w:r>
+            </w:ins>
           </w:p>
         </w:tc>
         <w:tc>
@@ -11020,8 +11559,13 @@
         <w:ind w:firstLine="0"/>
       </w:pPr>
       <w:r>
-        <w:t>Table S5 lists the parameters varied in the Morris analysis [14], performed with SALib [15], and Table S6 gives the design settings.</w:t>
-      </w:r>
+        <w:t xml:space="preserve">Table S5 lists the parameters varied in the Morris analysis [14], performed with SALib [15], and Table S6 gives the design settings.</w:t>
+      </w:r>
+      <w:ins w:id="9008" w:author="Claude" w:date="2026-10-09T01:36:39Z">
+        <w:r>
+          <w:t xml:space="preserve"> [The Morris analysis is to be repeated over the calibration ranges, with a table of μ*, μ and σ.]</w:t>
+        </w:r>
+      </w:ins>
     </w:p>
     <w:p>
       <w:pPr>
@@ -14298,8 +14842,13 @@
         <w:ind w:firstLine="0"/>
       </w:pPr>
       <w:r>
-        <w:t>Optimal parameters were identified by minimizing the RMSE between predicted and literature-reported 14-day mass-loss measurements. A Gaussian process (GP) surrogate model [16] was initialized using a 12-point Latin hypercube sampling (LHS) design [18] spanning the admissible parameter space and iteratively refined using the expected improvement (EI) acquisition function [17]. The literature data are from Liu et al. [19].</w:t>
-      </w:r>
+        <w:t xml:space="preserve">Optimal parameters were identified by minimizing the RMSE between predicted and literature-reported 14-day mass-loss measurements. A Gaussian process (GP) surrogate model [16] was initialized using a 12-point Latin hypercube sampling (LHS) design [18] spanning the admissible parameter space and iteratively refined using the expected improvement (EI) acquisition function [17]. The literature data are from Liu et al. [19].</w:t>
+      </w:r>
+      <w:ins w:id="9009" w:author="Claude" w:date="2026-10-09T01:36:39Z">
+        <w:r>
+          <w:t xml:space="preserve"> [Tables S9 and S10 and Figure S5 are to be updated for the revised model: BO settings, histories, response surfaces and parameter trajectories.]</w:t>
+        </w:r>
+      </w:ins>
     </w:p>
     <w:p>
       <w:pPr>
@@ -23398,6 +23947,1353 @@
       <w:r>
         <w:br w:type="page"/>
       </w:r>
+    </w:p>
+    <w:p>
+      <w:pPr>
+        <w:pStyle w:val="Heading1"/>
+        <w:rPr>
+          <w:ins w:id="20035" w:author="Claude" w:date="2026-10-09T01:36:39Z"/>
+        </w:rPr>
+      </w:pPr>
+      <w:ins w:id="20034" w:author="Claude" w:date="2026-10-09T01:36:39Z">
+        <w:r>
+          <w:t xml:space="preserve">S8. Interfacial balance, units and mesh correction</w:t>
+        </w:r>
+      </w:ins>
+    </w:p>
+    <w:p>
+      <w:pPr>
+        <w:pStyle w:val="BodyText"/>
+        <w:spacing w:after="120"/>
+        <w:ind w:firstLine="0"/>
+        <w:rPr>
+          <w:ins w:id="20075" w:author="Claude" w:date="2026-10-09T01:36:39Z"/>
+        </w:rPr>
+      </w:pPr>
+      <w:ins w:id="20036" w:author="Claude" w:date="2026-10-09T01:36:39Z">
+        <w:r>
+          <w:t xml:space="preserve">The interface couples O₂ consumption, Zn²⁺ release, OH⁻ generation and metal loss through O₂ + 2Zn + 2H₂O → 2Zn²⁺ + 4OH⁻. With the normal velocity v</w:t>
+        </w:r>
+      </w:ins>
+      <w:ins w:id="20037" w:author="Claude" w:date="2026-10-09T01:36:39Z">
+        <w:r>
+          <w:rPr>
+            <w:vertAlign w:val="subscript"/>
+          </w:rPr>
+          <w:t xml:space="preserve">n</w:t>
+        </w:r>
+      </w:ins>
+      <w:ins w:id="20038" w:author="Claude" w:date="2026-10-09T01:36:39Z">
+        <w:r>
+          <w:t xml:space="preserve"> = −2k</w:t>
+        </w:r>
+      </w:ins>
+      <w:ins w:id="20039" w:author="Claude" w:date="2026-10-09T01:36:39Z">
+        <w:r>
+          <w:rPr>
+            <w:vertAlign w:val="subscript"/>
+          </w:rPr>
+          <w:t xml:space="preserve">ORR</w:t>
+        </w:r>
+      </w:ins>
+      <w:ins w:id="20040" w:author="Claude" w:date="2026-10-09T01:36:39Z">
+        <w:r>
+          <w:t xml:space="preserve">C</w:t>
+        </w:r>
+      </w:ins>
+      <w:ins w:id="20041" w:author="Claude" w:date="2026-10-09T01:36:39Z">
+        <w:r>
+          <w:rPr>
+            <w:vertAlign w:val="subscript"/>
+          </w:rPr>
+          <w:t xml:space="preserve">O2</w:t>
+        </w:r>
+      </w:ins>
+      <w:ins w:id="20042" w:author="Claude" w:date="2026-10-09T01:36:39Z">
+        <w:r>
+          <w:t xml:space="preserve">|</w:t>
+        </w:r>
+      </w:ins>
+      <w:ins w:id="20043" w:author="Claude" w:date="2026-10-09T01:36:39Z">
+        <w:r>
+          <w:rPr>
+            <w:vertAlign w:val="subscript"/>
+          </w:rPr>
+          <w:t xml:space="preserve">Γ</w:t>
+        </w:r>
+      </w:ins>
+      <w:ins w:id="20044" w:author="Claude" w:date="2026-10-09T01:36:39Z">
+        <w:r>
+          <w:t xml:space="preserve">/(M</w:t>
+        </w:r>
+      </w:ins>
+      <w:ins w:id="20045" w:author="Claude" w:date="2026-10-09T01:36:39Z">
+        <w:r>
+          <w:rPr>
+            <w:vertAlign w:val="subscript"/>
+          </w:rPr>
+          <w:t xml:space="preserve">O2</w:t>
+        </w:r>
+      </w:ins>
+      <w:ins w:id="20046" w:author="Claude" w:date="2026-10-09T01:36:39Z">
+        <w:r>
+          <w:t xml:space="preserve">[Zn]</w:t>
+        </w:r>
+      </w:ins>
+      <w:ins w:id="20047" w:author="Claude" w:date="2026-10-09T01:36:39Z">
+        <w:r>
+          <w:rPr>
+            <w:vertAlign w:val="subscript"/>
+          </w:rPr>
+          <w:t xml:space="preserve">sol</w:t>
+        </w:r>
+      </w:ins>
+      <w:ins w:id="20048" w:author="Claude" w:date="2026-10-09T01:36:39Z">
+        <w:r>
+          <w:t xml:space="preserve">) and [Zn]</w:t>
+        </w:r>
+      </w:ins>
+      <w:ins w:id="20049" w:author="Claude" w:date="2026-10-09T01:36:39Z">
+        <w:r>
+          <w:rPr>
+            <w:vertAlign w:val="subscript"/>
+          </w:rPr>
+          <w:t xml:space="preserve">sol</w:t>
+        </w:r>
+      </w:ins>
+      <w:ins w:id="20050" w:author="Claude" w:date="2026-10-09T01:36:39Z">
+        <w:r>
+          <w:t xml:space="preserve"> = ρ</w:t>
+        </w:r>
+      </w:ins>
+      <w:ins w:id="20051" w:author="Claude" w:date="2026-10-09T01:36:39Z">
+        <w:r>
+          <w:rPr>
+            <w:vertAlign w:val="subscript"/>
+          </w:rPr>
+          <w:t xml:space="preserve">Zn</w:t>
+        </w:r>
+      </w:ins>
+      <w:ins w:id="20052" w:author="Claude" w:date="2026-10-09T01:36:39Z">
+        <w:r>
+          <w:t xml:space="preserve">/M</w:t>
+        </w:r>
+      </w:ins>
+      <w:ins w:id="20053" w:author="Claude" w:date="2026-10-09T01:36:39Z">
+        <w:r>
+          <w:rPr>
+            <w:vertAlign w:val="subscript"/>
+          </w:rPr>
+          <w:t xml:space="preserve">Zn</w:t>
+        </w:r>
+      </w:ins>
+      <w:ins w:id="20054" w:author="Claude" w:date="2026-10-09T01:36:39Z">
+        <w:r>
+          <w:t xml:space="preserve">, the metal removed per unit area and time is ρ</w:t>
+        </w:r>
+      </w:ins>
+      <w:ins w:id="20055" w:author="Claude" w:date="2026-10-09T01:36:39Z">
+        <w:r>
+          <w:rPr>
+            <w:vertAlign w:val="subscript"/>
+          </w:rPr>
+          <w:t xml:space="preserve">Zn</w:t>
+        </w:r>
+      </w:ins>
+      <w:ins w:id="20056" w:author="Claude" w:date="2026-10-09T01:36:39Z">
+        <w:r>
+          <w:t xml:space="preserve">|v</w:t>
+        </w:r>
+      </w:ins>
+      <w:ins w:id="20057" w:author="Claude" w:date="2026-10-09T01:36:39Z">
+        <w:r>
+          <w:rPr>
+            <w:vertAlign w:val="subscript"/>
+          </w:rPr>
+          <w:t xml:space="preserve">n</w:t>
+        </w:r>
+      </w:ins>
+      <w:ins w:id="20058" w:author="Claude" w:date="2026-10-09T01:36:39Z">
+        <w:r>
+          <w:t xml:space="preserve">| = 2(M</w:t>
+        </w:r>
+      </w:ins>
+      <w:ins w:id="20059" w:author="Claude" w:date="2026-10-09T01:36:39Z">
+        <w:r>
+          <w:rPr>
+            <w:vertAlign w:val="subscript"/>
+          </w:rPr>
+          <w:t xml:space="preserve">Zn</w:t>
+        </w:r>
+      </w:ins>
+      <w:ins w:id="20060" w:author="Claude" w:date="2026-10-09T01:36:39Z">
+        <w:r>
+          <w:t xml:space="preserve">/M</w:t>
+        </w:r>
+      </w:ins>
+      <w:ins w:id="20061" w:author="Claude" w:date="2026-10-09T01:36:39Z">
+        <w:r>
+          <w:rPr>
+            <w:vertAlign w:val="subscript"/>
+          </w:rPr>
+          <w:t xml:space="preserve">O2</w:t>
+        </w:r>
+      </w:ins>
+      <w:ins w:id="20062" w:author="Claude" w:date="2026-10-09T01:36:39Z">
+        <w:r>
+          <w:t xml:space="preserve">)k</w:t>
+        </w:r>
+      </w:ins>
+      <w:ins w:id="20063" w:author="Claude" w:date="2026-10-09T01:36:39Z">
+        <w:r>
+          <w:rPr>
+            <w:vertAlign w:val="subscript"/>
+          </w:rPr>
+          <w:t xml:space="preserve">ORR</w:t>
+        </w:r>
+      </w:ins>
+      <w:ins w:id="20064" w:author="Claude" w:date="2026-10-09T01:36:39Z">
+        <w:r>
+          <w:t xml:space="preserve">C</w:t>
+        </w:r>
+      </w:ins>
+      <w:ins w:id="20065" w:author="Claude" w:date="2026-10-09T01:36:39Z">
+        <w:r>
+          <w:rPr>
+            <w:vertAlign w:val="subscript"/>
+          </w:rPr>
+          <w:t xml:space="preserve">O2</w:t>
+        </w:r>
+      </w:ins>
+      <w:ins w:id="20066" w:author="Claude" w:date="2026-10-09T01:36:39Z">
+        <w:r>
+          <w:t xml:space="preserve">, which equals the Zn²⁺ source in the Zn equation and 2M</w:t>
+        </w:r>
+      </w:ins>
+      <w:ins w:id="20067" w:author="Claude" w:date="2026-10-09T01:36:39Z">
+        <w:r>
+          <w:rPr>
+            <w:vertAlign w:val="subscript"/>
+          </w:rPr>
+          <w:t xml:space="preserve">Zn</w:t>
+        </w:r>
+      </w:ins>
+      <w:ins w:id="20068" w:author="Claude" w:date="2026-10-09T01:36:39Z">
+        <w:r>
+          <w:t xml:space="preserve">/M</w:t>
+        </w:r>
+      </w:ins>
+      <w:ins w:id="20069" w:author="Claude" w:date="2026-10-09T01:36:39Z">
+        <w:r>
+          <w:rPr>
+            <w:vertAlign w:val="subscript"/>
+          </w:rPr>
+          <w:t xml:space="preserve">O2</w:t>
+        </w:r>
+      </w:ins>
+      <w:ins w:id="20070" w:author="Claude" w:date="2026-10-09T01:36:39Z">
+        <w:r>
+          <w:t xml:space="preserve"> times the O₂ consumed by the Robin sink k</w:t>
+        </w:r>
+      </w:ins>
+      <w:ins w:id="20071" w:author="Claude" w:date="2026-10-09T01:36:39Z">
+        <w:r>
+          <w:rPr>
+            <w:vertAlign w:val="subscript"/>
+          </w:rPr>
+          <w:t xml:space="preserve">ORR</w:t>
+        </w:r>
+      </w:ins>
+      <w:ins w:id="20072" w:author="Claude" w:date="2026-10-09T01:36:39Z">
+        <w:r>
+          <w:t xml:space="preserve">C</w:t>
+        </w:r>
+      </w:ins>
+      <w:ins w:id="20073" w:author="Claude" w:date="2026-10-09T01:36:39Z">
+        <w:r>
+          <w:rPr>
+            <w:vertAlign w:val="subscript"/>
+          </w:rPr>
+          <w:t xml:space="preserve">O2</w:t>
+        </w:r>
+      </w:ins>
+      <w:ins w:id="20074" w:author="Claude" w:date="2026-10-09T01:36:39Z">
+        <w:r>
+          <w:t xml:space="preserve">. F counts Zn-equivalent mass, so Zn removed by the interface = dissolved Zn + Zn in corrosion product + numerical residual.</w:t>
+        </w:r>
+      </w:ins>
+    </w:p>
+    <w:p>
+      <w:pPr>
+        <w:pStyle w:val="BodyText"/>
+        <w:spacing w:after="120"/>
+        <w:ind w:firstLine="0"/>
+        <w:rPr>
+          <w:ins w:id="20077" w:author="Claude" w:date="2026-10-09T01:36:39Z"/>
+        </w:rPr>
+      </w:pPr>
+      <w:ins w:id="20076" w:author="Claude" w:date="2026-10-09T01:36:39Z">
+        <w:r>
+          <w:t xml:space="preserve">Table S13. Units of the model quantities (all species fields in g mm⁻³ unless stated).</w:t>
+        </w:r>
+      </w:ins>
+    </w:p>
+    <w:tbl>
+      <w:tblPr>
+        <w:tblW w:w="9026" w:type="dxa"/>
+        <w:jc w:val="center"/>
+        <w:tblBorders>
+          <w:top w:val="single" w:sz="12" w:space="0" w:color="000000"/>
+          <w:bottom w:val="single" w:sz="12" w:space="0" w:color="000000"/>
+        </w:tblBorders>
+        <w:tblLayout w:type="fixed"/>
+        <w:tblCellMar>
+          <w:top w:w="30" w:type="dxa"/>
+          <w:left w:w="90" w:type="dxa"/>
+          <w:bottom w:w="30" w:type="dxa"/>
+          <w:right w:w="90" w:type="dxa"/>
+        </w:tblCellMar>
+        <w:tblLook w:val="04A0" w:firstRow="1" w:lastRow="0" w:firstColumn="1" w:lastColumn="0" w:noHBand="0" w:noVBand="1"/>
+      </w:tblPr>
+      <w:tblGrid>
+        <w:gridCol w:w="4509"/>
+        <w:gridCol w:w="4517"/>
+      </w:tblGrid>
+      <w:tr>
+        <w:trPr>
+          <w:cantSplit/>
+          <w:tblHeader/>
+          <w:jc w:val="center"/>
+          <w:ins w:id="20078" w:author="Claude" w:date="2026-10-09T01:36:39Z"/>
+        </w:trPr>
+        <w:tc>
+          <w:tcPr>
+            <w:tcW w:w="4509" w:type="dxa"/>
+            <w:tcBorders>
+              <w:bottom w:val="single" w:sz="6" w:space="0" w:color="000000"/>
+            </w:tcBorders>
+            <w:vAlign w:val="center"/>
+          </w:tcPr>
+          <w:p>
+            <w:pPr>
+              <w:keepNext/>
+              <w:spacing w:before="20" w:after="20" w:line="240" w:lineRule="auto"/>
+              <w:ind w:firstLine="0"/>
+              <w:jc w:val="left"/>
+              <w:rPr>
+                <w:ins w:id="20080" w:author="Claude" w:date="2026-10-09T01:36:39Z"/>
+                <w:rFonts w:cs="Times New Roman"/>
+                <w:b/>
+                <w:bCs/>
+                <w:color w:val="000000"/>
+                <w:sz w:val="20"/>
+                <w:szCs w:val="20"/>
+                <w:lang w:eastAsia="en-US"/>
+              </w:rPr>
+            </w:pPr>
+            <w:ins w:id="20079" w:author="Claude" w:date="2026-10-09T01:36:39Z">
+              <w:r>
+                <w:rPr>
+                  <w:rFonts w:cs="Times New Roman"/>
+                  <w:b/>
+                  <w:bCs/>
+                  <w:color w:val="000000"/>
+                  <w:sz w:val="20"/>
+                  <w:szCs w:val="20"/>
+                  <w:lang w:eastAsia="en-US"/>
+                </w:rPr>
+                <w:t>Quantity</w:t>
+              </w:r>
+            </w:ins>
+          </w:p>
+        </w:tc>
+        <w:tc>
+          <w:tcPr>
+            <w:tcW w:w="4517" w:type="dxa"/>
+            <w:tcBorders>
+              <w:bottom w:val="single" w:sz="6" w:space="0" w:color="000000"/>
+            </w:tcBorders>
+            <w:vAlign w:val="center"/>
+          </w:tcPr>
+          <w:p>
+            <w:pPr>
+              <w:keepNext/>
+              <w:spacing w:before="20" w:after="20" w:line="240" w:lineRule="auto"/>
+              <w:ind w:firstLine="0"/>
+              <w:jc w:val="center"/>
+              <w:rPr>
+                <w:ins w:id="20082" w:author="Claude" w:date="2026-10-09T01:36:39Z"/>
+                <w:rFonts w:cs="Times New Roman"/>
+                <w:b/>
+                <w:bCs/>
+                <w:color w:val="000000"/>
+                <w:sz w:val="20"/>
+                <w:szCs w:val="20"/>
+                <w:lang w:eastAsia="en-US"/>
+              </w:rPr>
+            </w:pPr>
+            <w:ins w:id="20081" w:author="Claude" w:date="2026-10-09T01:36:39Z">
+              <w:r>
+                <w:rPr>
+                  <w:rFonts w:cs="Times New Roman"/>
+                  <w:b/>
+                  <w:bCs/>
+                  <w:color w:val="000000"/>
+                  <w:sz w:val="20"/>
+                  <w:szCs w:val="20"/>
+                  <w:lang w:eastAsia="en-US"/>
+                </w:rPr>
+                <w:t>Units</w:t>
+              </w:r>
+            </w:ins>
+          </w:p>
+        </w:tc>
+      </w:tr>
+      <w:tr>
+        <w:trPr>
+          <w:cantSplit/>
+          <w:jc w:val="center"/>
+          <w:ins w:id="20083" w:author="Claude" w:date="2026-10-09T01:36:39Z"/>
+        </w:trPr>
+        <w:tc>
+          <w:tcPr>
+            <w:tcW w:w="4509" w:type="dxa"/>
+            <w:vAlign w:val="center"/>
+          </w:tcPr>
+          <w:p>
+            <w:pPr>
+              <w:keepNext/>
+              <w:spacing w:before="20" w:after="20" w:line="240" w:lineRule="auto"/>
+              <w:ind w:firstLine="0"/>
+              <w:jc w:val="left"/>
+              <w:rPr>
+                <w:ins w:id="20085" w:author="Claude" w:date="2026-10-09T01:36:39Z"/>
+                <w:rFonts w:cs="Times New Roman"/>
+                <w:color w:val="000000"/>
+                <w:sz w:val="20"/>
+                <w:szCs w:val="20"/>
+                <w:lang w:eastAsia="en-US"/>
+              </w:rPr>
+            </w:pPr>
+            <w:ins w:id="20084" w:author="Claude" w:date="2026-10-09T01:36:39Z">
+              <w:r>
+                <w:rPr>
+                  <w:rFonts w:cs="Times New Roman"/>
+                  <w:color w:val="000000"/>
+                  <w:sz w:val="20"/>
+                  <w:szCs w:val="20"/>
+                  <w:lang w:eastAsia="en-US"/>
+                </w:rPr>
+                <w:t>C_O₂, C_Zn, C_Cl (mass concentrations)</w:t>
+              </w:r>
+            </w:ins>
+          </w:p>
+        </w:tc>
+        <w:tc>
+          <w:tcPr>
+            <w:tcW w:w="4517" w:type="dxa"/>
+            <w:vAlign w:val="center"/>
+          </w:tcPr>
+          <w:p>
+            <w:pPr>
+              <w:keepNext/>
+              <w:spacing w:before="20" w:after="20" w:line="240" w:lineRule="auto"/>
+              <w:ind w:firstLine="0"/>
+              <w:jc w:val="center"/>
+              <w:rPr>
+                <w:ins w:id="20087" w:author="Claude" w:date="2026-10-09T01:36:39Z"/>
+                <w:rFonts w:cs="Times New Roman"/>
+                <w:color w:val="000000"/>
+                <w:sz w:val="20"/>
+                <w:szCs w:val="20"/>
+                <w:lang w:eastAsia="en-US"/>
+              </w:rPr>
+            </w:pPr>
+            <w:ins w:id="20086" w:author="Claude" w:date="2026-10-09T01:36:39Z">
+              <w:r>
+                <w:rPr>
+                  <w:rFonts w:cs="Times New Roman"/>
+                  <w:color w:val="000000"/>
+                  <w:sz w:val="20"/>
+                  <w:szCs w:val="20"/>
+                  <w:lang w:eastAsia="en-US"/>
+                </w:rPr>
+                <w:t>g mm⁻³ (C_Cl is converted to mol L⁻¹ in Eq. 11 by 10⁶/M_Cl)</w:t>
+              </w:r>
+            </w:ins>
+          </w:p>
+        </w:tc>
+      </w:tr>
+      <w:tr>
+        <w:trPr>
+          <w:cantSplit/>
+          <w:jc w:val="center"/>
+          <w:ins w:id="20088" w:author="Claude" w:date="2026-10-09T01:36:39Z"/>
+        </w:trPr>
+        <w:tc>
+          <w:tcPr>
+            <w:tcW w:w="4509" w:type="dxa"/>
+            <w:vAlign w:val="center"/>
+          </w:tcPr>
+          <w:p>
+            <w:pPr>
+              <w:keepNext/>
+              <w:spacing w:before="20" w:after="20" w:line="240" w:lineRule="auto"/>
+              <w:ind w:firstLine="0"/>
+              <w:jc w:val="left"/>
+              <w:rPr>
+                <w:ins w:id="20090" w:author="Claude" w:date="2026-10-09T01:36:39Z"/>
+                <w:rFonts w:cs="Times New Roman"/>
+                <w:color w:val="000000"/>
+                <w:sz w:val="20"/>
+                <w:szCs w:val="20"/>
+                <w:lang w:eastAsia="en-US"/>
+              </w:rPr>
+            </w:pPr>
+            <w:ins w:id="20089" w:author="Claude" w:date="2026-10-09T01:36:39Z">
+              <w:r>
+                <w:rPr>
+                  <w:rFonts w:cs="Times New Roman"/>
+                  <w:color w:val="000000"/>
+                  <w:sz w:val="20"/>
+                  <w:szCs w:val="20"/>
+                  <w:lang w:eastAsia="en-US"/>
+                </w:rPr>
+                <w:t>C_OH</w:t>
+              </w:r>
+            </w:ins>
+          </w:p>
+        </w:tc>
+        <w:tc>
+          <w:tcPr>
+            <w:tcW w:w="4517" w:type="dxa"/>
+            <w:vAlign w:val="center"/>
+          </w:tcPr>
+          <w:p>
+            <w:pPr>
+              <w:keepNext/>
+              <w:spacing w:before="20" w:after="20" w:line="240" w:lineRule="auto"/>
+              <w:ind w:firstLine="0"/>
+              <w:jc w:val="center"/>
+              <w:rPr>
+                <w:ins w:id="20092" w:author="Claude" w:date="2026-10-09T01:36:39Z"/>
+                <w:rFonts w:cs="Times New Roman"/>
+                <w:color w:val="000000"/>
+                <w:sz w:val="20"/>
+                <w:szCs w:val="20"/>
+                <w:lang w:eastAsia="en-US"/>
+              </w:rPr>
+            </w:pPr>
+            <w:ins w:id="20091" w:author="Claude" w:date="2026-10-09T01:36:39Z">
+              <w:r>
+                <w:rPr>
+                  <w:rFonts w:cs="Times New Roman"/>
+                  <w:color w:val="000000"/>
+                  <w:sz w:val="20"/>
+                  <w:szCs w:val="20"/>
+                  <w:lang w:eastAsia="en-US"/>
+                </w:rPr>
+                <w:t>mol L⁻¹</w:t>
+              </w:r>
+            </w:ins>
+          </w:p>
+        </w:tc>
+      </w:tr>
+      <w:tr>
+        <w:trPr>
+          <w:cantSplit/>
+          <w:jc w:val="center"/>
+          <w:ins w:id="20093" w:author="Claude" w:date="2026-10-09T01:36:39Z"/>
+        </w:trPr>
+        <w:tc>
+          <w:tcPr>
+            <w:tcW w:w="4509" w:type="dxa"/>
+            <w:vAlign w:val="center"/>
+          </w:tcPr>
+          <w:p>
+            <w:pPr>
+              <w:keepNext/>
+              <w:spacing w:before="20" w:after="20" w:line="240" w:lineRule="auto"/>
+              <w:ind w:firstLine="0"/>
+              <w:jc w:val="left"/>
+              <w:rPr>
+                <w:ins w:id="20095" w:author="Claude" w:date="2026-10-09T01:36:39Z"/>
+                <w:rFonts w:cs="Times New Roman"/>
+                <w:color w:val="000000"/>
+                <w:sz w:val="20"/>
+                <w:szCs w:val="20"/>
+                <w:lang w:eastAsia="en-US"/>
+              </w:rPr>
+            </w:pPr>
+            <w:ins w:id="20094" w:author="Claude" w:date="2026-10-09T01:36:39Z">
+              <w:r>
+                <w:rPr>
+                  <w:rFonts w:cs="Times New Roman"/>
+                  <w:color w:val="000000"/>
+                  <w:sz w:val="20"/>
+                  <w:szCs w:val="20"/>
+                  <w:lang w:eastAsia="en-US"/>
+                </w:rPr>
+                <w:t>F, F_max (Zn-equivalent mass)</w:t>
+              </w:r>
+            </w:ins>
+          </w:p>
+        </w:tc>
+        <w:tc>
+          <w:tcPr>
+            <w:tcW w:w="4517" w:type="dxa"/>
+            <w:vAlign w:val="center"/>
+          </w:tcPr>
+          <w:p>
+            <w:pPr>
+              <w:keepNext/>
+              <w:spacing w:before="20" w:after="20" w:line="240" w:lineRule="auto"/>
+              <w:ind w:firstLine="0"/>
+              <w:jc w:val="center"/>
+              <w:rPr>
+                <w:ins w:id="20097" w:author="Claude" w:date="2026-10-09T01:36:39Z"/>
+                <w:rFonts w:cs="Times New Roman"/>
+                <w:color w:val="000000"/>
+                <w:sz w:val="20"/>
+                <w:szCs w:val="20"/>
+                <w:lang w:eastAsia="en-US"/>
+              </w:rPr>
+            </w:pPr>
+            <w:ins w:id="20096" w:author="Claude" w:date="2026-10-09T01:36:39Z">
+              <w:r>
+                <w:rPr>
+                  <w:rFonts w:cs="Times New Roman"/>
+                  <w:color w:val="000000"/>
+                  <w:sz w:val="20"/>
+                  <w:szCs w:val="20"/>
+                  <w:lang w:eastAsia="en-US"/>
+                </w:rPr>
+                <w:t>g mm⁻³; F_max = ρ_film(1 − ε)</w:t>
+              </w:r>
+            </w:ins>
+          </w:p>
+        </w:tc>
+      </w:tr>
+      <w:tr>
+        <w:trPr>
+          <w:cantSplit/>
+          <w:jc w:val="center"/>
+          <w:ins w:id="20098" w:author="Claude" w:date="2026-10-09T01:36:39Z"/>
+        </w:trPr>
+        <w:tc>
+          <w:tcPr>
+            <w:tcW w:w="4509" w:type="dxa"/>
+            <w:vAlign w:val="center"/>
+          </w:tcPr>
+          <w:p>
+            <w:pPr>
+              <w:keepNext/>
+              <w:spacing w:before="20" w:after="20" w:line="240" w:lineRule="auto"/>
+              <w:ind w:firstLine="0"/>
+              <w:jc w:val="left"/>
+              <w:rPr>
+                <w:ins w:id="20100" w:author="Claude" w:date="2026-10-09T01:36:39Z"/>
+                <w:rFonts w:cs="Times New Roman"/>
+                <w:color w:val="000000"/>
+                <w:sz w:val="20"/>
+                <w:szCs w:val="20"/>
+                <w:lang w:eastAsia="en-US"/>
+              </w:rPr>
+            </w:pPr>
+            <w:ins w:id="20099" w:author="Claude" w:date="2026-10-09T01:36:39Z">
+              <w:r>
+                <w:rPr>
+                  <w:rFonts w:cs="Times New Roman"/>
+                  <w:color w:val="000000"/>
+                  <w:sz w:val="20"/>
+                  <w:szCs w:val="20"/>
+                  <w:lang w:eastAsia="en-US"/>
+                </w:rPr>
+                <w:t>k_f</w:t>
+              </w:r>
+            </w:ins>
+          </w:p>
+        </w:tc>
+        <w:tc>
+          <w:tcPr>
+            <w:tcW w:w="4517" w:type="dxa"/>
+            <w:vAlign w:val="center"/>
+          </w:tcPr>
+          <w:p>
+            <w:pPr>
+              <w:keepNext/>
+              <w:spacing w:before="20" w:after="20" w:line="240" w:lineRule="auto"/>
+              <w:ind w:firstLine="0"/>
+              <w:jc w:val="center"/>
+              <w:rPr>
+                <w:ins w:id="20102" w:author="Claude" w:date="2026-10-09T01:36:39Z"/>
+                <w:rFonts w:cs="Times New Roman"/>
+                <w:color w:val="000000"/>
+                <w:sz w:val="20"/>
+                <w:szCs w:val="20"/>
+                <w:lang w:eastAsia="en-US"/>
+              </w:rPr>
+            </w:pPr>
+            <w:ins w:id="20101" w:author="Claude" w:date="2026-10-09T01:36:39Z">
+              <w:r>
+                <w:rPr>
+                  <w:rFonts w:cs="Times New Roman"/>
+                  <w:color w:val="000000"/>
+                  <w:sz w:val="20"/>
+                  <w:szCs w:val="20"/>
+                  <w:lang w:eastAsia="en-US"/>
+                </w:rPr>
+                <w:t>h⁻¹</w:t>
+              </w:r>
+            </w:ins>
+          </w:p>
+        </w:tc>
+      </w:tr>
+      <w:tr>
+        <w:trPr>
+          <w:cantSplit/>
+          <w:jc w:val="center"/>
+          <w:ins w:id="20103" w:author="Claude" w:date="2026-10-09T01:36:39Z"/>
+        </w:trPr>
+        <w:tc>
+          <w:tcPr>
+            <w:tcW w:w="4509" w:type="dxa"/>
+            <w:vAlign w:val="center"/>
+          </w:tcPr>
+          <w:p>
+            <w:pPr>
+              <w:keepNext/>
+              <w:spacing w:before="20" w:after="20" w:line="240" w:lineRule="auto"/>
+              <w:ind w:firstLine="0"/>
+              <w:jc w:val="left"/>
+              <w:rPr>
+                <w:ins w:id="20105" w:author="Claude" w:date="2026-10-09T01:36:39Z"/>
+                <w:rFonts w:cs="Times New Roman"/>
+                <w:color w:val="000000"/>
+                <w:sz w:val="20"/>
+                <w:szCs w:val="20"/>
+                <w:lang w:eastAsia="en-US"/>
+              </w:rPr>
+            </w:pPr>
+            <w:ins w:id="20104" w:author="Claude" w:date="2026-10-09T01:36:39Z">
+              <w:r>
+                <w:rPr>
+                  <w:rFonts w:cs="Times New Roman"/>
+                  <w:color w:val="000000"/>
+                  <w:sz w:val="20"/>
+                  <w:szCs w:val="20"/>
+                  <w:lang w:eastAsia="en-US"/>
+                </w:rPr>
+                <w:t>k_d</w:t>
+              </w:r>
+            </w:ins>
+          </w:p>
+        </w:tc>
+        <w:tc>
+          <w:tcPr>
+            <w:tcW w:w="4517" w:type="dxa"/>
+            <w:vAlign w:val="center"/>
+          </w:tcPr>
+          <w:p>
+            <w:pPr>
+              <w:keepNext/>
+              <w:spacing w:before="20" w:after="20" w:line="240" w:lineRule="auto"/>
+              <w:ind w:firstLine="0"/>
+              <w:jc w:val="center"/>
+              <w:rPr>
+                <w:ins w:id="20107" w:author="Claude" w:date="2026-10-09T01:36:39Z"/>
+                <w:rFonts w:cs="Times New Roman"/>
+                <w:color w:val="000000"/>
+                <w:sz w:val="20"/>
+                <w:szCs w:val="20"/>
+                <w:lang w:eastAsia="en-US"/>
+              </w:rPr>
+            </w:pPr>
+            <w:ins w:id="20106" w:author="Claude" w:date="2026-10-09T01:36:39Z">
+              <w:r>
+                <w:rPr>
+                  <w:rFonts w:cs="Times New Roman"/>
+                  <w:color w:val="000000"/>
+                  <w:sz w:val="20"/>
+                  <w:szCs w:val="20"/>
+                  <w:lang w:eastAsia="en-US"/>
+                </w:rPr>
+                <w:t>L² mol⁻² h⁻¹</w:t>
+              </w:r>
+            </w:ins>
+          </w:p>
+        </w:tc>
+      </w:tr>
+      <w:tr>
+        <w:trPr>
+          <w:cantSplit/>
+          <w:jc w:val="center"/>
+          <w:ins w:id="20108" w:author="Claude" w:date="2026-10-09T01:36:39Z"/>
+        </w:trPr>
+        <w:tc>
+          <w:tcPr>
+            <w:tcW w:w="4509" w:type="dxa"/>
+            <w:vAlign w:val="center"/>
+          </w:tcPr>
+          <w:p>
+            <w:pPr>
+              <w:keepNext/>
+              <w:spacing w:before="20" w:after="20" w:line="240" w:lineRule="auto"/>
+              <w:ind w:firstLine="0"/>
+              <w:jc w:val="left"/>
+              <w:rPr>
+                <w:ins w:id="20110" w:author="Claude" w:date="2026-10-09T01:36:39Z"/>
+                <w:rFonts w:cs="Times New Roman"/>
+                <w:color w:val="000000"/>
+                <w:sz w:val="20"/>
+                <w:szCs w:val="20"/>
+                <w:lang w:eastAsia="en-US"/>
+              </w:rPr>
+            </w:pPr>
+            <w:ins w:id="20109" w:author="Claude" w:date="2026-10-09T01:36:39Z">
+              <w:r>
+                <w:rPr>
+                  <w:rFonts w:cs="Times New Roman"/>
+                  <w:color w:val="000000"/>
+                  <w:sz w:val="20"/>
+                  <w:szCs w:val="20"/>
+                  <w:lang w:eastAsia="en-US"/>
+                </w:rPr>
+                <w:t>k_ORR</w:t>
+              </w:r>
+            </w:ins>
+          </w:p>
+        </w:tc>
+        <w:tc>
+          <w:tcPr>
+            <w:tcW w:w="4517" w:type="dxa"/>
+            <w:vAlign w:val="center"/>
+          </w:tcPr>
+          <w:p>
+            <w:pPr>
+              <w:keepNext/>
+              <w:spacing w:before="20" w:after="20" w:line="240" w:lineRule="auto"/>
+              <w:ind w:firstLine="0"/>
+              <w:jc w:val="center"/>
+              <w:rPr>
+                <w:ins w:id="20112" w:author="Claude" w:date="2026-10-09T01:36:39Z"/>
+                <w:rFonts w:cs="Times New Roman"/>
+                <w:color w:val="000000"/>
+                <w:sz w:val="20"/>
+                <w:szCs w:val="20"/>
+                <w:lang w:eastAsia="en-US"/>
+              </w:rPr>
+            </w:pPr>
+            <w:ins w:id="20111" w:author="Claude" w:date="2026-10-09T01:36:39Z">
+              <w:r>
+                <w:rPr>
+                  <w:rFonts w:cs="Times New Roman"/>
+                  <w:color w:val="000000"/>
+                  <w:sz w:val="20"/>
+                  <w:szCs w:val="20"/>
+                  <w:lang w:eastAsia="en-US"/>
+                </w:rPr>
+                <w:t>mm h⁻¹ (C_O₂ in g mm⁻³; the factor 1/M_O₂ is in Eq. 14)</w:t>
+              </w:r>
+            </w:ins>
+          </w:p>
+        </w:tc>
+      </w:tr>
+      <w:tr>
+        <w:trPr>
+          <w:cantSplit/>
+          <w:jc w:val="center"/>
+          <w:ins w:id="20113" w:author="Claude" w:date="2026-10-09T01:36:39Z"/>
+        </w:trPr>
+        <w:tc>
+          <w:tcPr>
+            <w:tcW w:w="4509" w:type="dxa"/>
+            <w:vAlign w:val="center"/>
+          </w:tcPr>
+          <w:p>
+            <w:pPr>
+              <w:keepNext/>
+              <w:spacing w:before="20" w:after="20" w:line="240" w:lineRule="auto"/>
+              <w:ind w:firstLine="0"/>
+              <w:jc w:val="left"/>
+              <w:rPr>
+                <w:ins w:id="20115" w:author="Claude" w:date="2026-10-09T01:36:39Z"/>
+                <w:rFonts w:cs="Times New Roman"/>
+                <w:color w:val="000000"/>
+                <w:sz w:val="20"/>
+                <w:szCs w:val="20"/>
+                <w:lang w:eastAsia="en-US"/>
+              </w:rPr>
+            </w:pPr>
+            <w:ins w:id="20114" w:author="Claude" w:date="2026-10-09T01:36:39Z">
+              <w:r>
+                <w:rPr>
+                  <w:rFonts w:cs="Times New Roman"/>
+                  <w:color w:val="000000"/>
+                  <w:sz w:val="20"/>
+                  <w:szCs w:val="20"/>
+                  <w:lang w:eastAsia="en-US"/>
+                </w:rPr>
+                <w:t>v_n</w:t>
+              </w:r>
+            </w:ins>
+          </w:p>
+        </w:tc>
+        <w:tc>
+          <w:tcPr>
+            <w:tcW w:w="4517" w:type="dxa"/>
+            <w:vAlign w:val="center"/>
+          </w:tcPr>
+          <w:p>
+            <w:pPr>
+              <w:keepNext/>
+              <w:spacing w:before="20" w:after="20" w:line="240" w:lineRule="auto"/>
+              <w:ind w:firstLine="0"/>
+              <w:jc w:val="center"/>
+              <w:rPr>
+                <w:ins w:id="20117" w:author="Claude" w:date="2026-10-09T01:36:39Z"/>
+                <w:rFonts w:cs="Times New Roman"/>
+                <w:color w:val="000000"/>
+                <w:sz w:val="20"/>
+                <w:szCs w:val="20"/>
+                <w:lang w:eastAsia="en-US"/>
+              </w:rPr>
+            </w:pPr>
+            <w:ins w:id="20116" w:author="Claude" w:date="2026-10-09T01:36:39Z">
+              <w:r>
+                <w:rPr>
+                  <w:rFonts w:cs="Times New Roman"/>
+                  <w:color w:val="000000"/>
+                  <w:sz w:val="20"/>
+                  <w:szCs w:val="20"/>
+                  <w:lang w:eastAsia="en-US"/>
+                </w:rPr>
+                <w:t>mm h⁻¹</w:t>
+              </w:r>
+            </w:ins>
+          </w:p>
+        </w:tc>
+      </w:tr>
+      <w:tr>
+        <w:trPr>
+          <w:cantSplit/>
+          <w:jc w:val="center"/>
+          <w:ins w:id="20118" w:author="Claude" w:date="2026-10-09T01:36:39Z"/>
+        </w:trPr>
+        <w:tc>
+          <w:tcPr>
+            <w:tcW w:w="4509" w:type="dxa"/>
+            <w:vAlign w:val="center"/>
+          </w:tcPr>
+          <w:p>
+            <w:pPr>
+              <w:keepNext/>
+              <w:spacing w:before="20" w:after="20" w:line="240" w:lineRule="auto"/>
+              <w:ind w:firstLine="0"/>
+              <w:jc w:val="left"/>
+              <w:rPr>
+                <w:ins w:id="20120" w:author="Claude" w:date="2026-10-09T01:36:39Z"/>
+                <w:rFonts w:cs="Times New Roman"/>
+                <w:color w:val="000000"/>
+                <w:sz w:val="20"/>
+                <w:szCs w:val="20"/>
+                <w:lang w:eastAsia="en-US"/>
+              </w:rPr>
+            </w:pPr>
+            <w:ins w:id="20119" w:author="Claude" w:date="2026-10-09T01:36:39Z">
+              <w:r>
+                <w:rPr>
+                  <w:rFonts w:cs="Times New Roman"/>
+                  <w:color w:val="000000"/>
+                  <w:sz w:val="20"/>
+                  <w:szCs w:val="20"/>
+                  <w:lang w:eastAsia="en-US"/>
+                </w:rPr>
+                <w:t>δ_Γ</w:t>
+              </w:r>
+            </w:ins>
+          </w:p>
+        </w:tc>
+        <w:tc>
+          <w:tcPr>
+            <w:tcW w:w="4517" w:type="dxa"/>
+            <w:vAlign w:val="center"/>
+          </w:tcPr>
+          <w:p>
+            <w:pPr>
+              <w:keepNext/>
+              <w:spacing w:before="20" w:after="20" w:line="240" w:lineRule="auto"/>
+              <w:ind w:firstLine="0"/>
+              <w:jc w:val="center"/>
+              <w:rPr>
+                <w:ins w:id="20122" w:author="Claude" w:date="2026-10-09T01:36:39Z"/>
+                <w:rFonts w:cs="Times New Roman"/>
+                <w:color w:val="000000"/>
+                <w:sz w:val="20"/>
+                <w:szCs w:val="20"/>
+                <w:lang w:eastAsia="en-US"/>
+              </w:rPr>
+            </w:pPr>
+            <w:ins w:id="20121" w:author="Claude" w:date="2026-10-09T01:36:39Z">
+              <w:r>
+                <w:rPr>
+                  <w:rFonts w:cs="Times New Roman"/>
+                  <w:color w:val="000000"/>
+                  <w:sz w:val="20"/>
+                  <w:szCs w:val="20"/>
+                  <w:lang w:eastAsia="en-US"/>
+                </w:rPr>
+                <w:t>mm⁻¹</w:t>
+              </w:r>
+            </w:ins>
+          </w:p>
+        </w:tc>
+      </w:tr>
+      <w:tr>
+        <w:trPr>
+          <w:cantSplit/>
+          <w:jc w:val="center"/>
+          <w:ins w:id="20123" w:author="Claude" w:date="2026-10-09T01:36:39Z"/>
+        </w:trPr>
+        <w:tc>
+          <w:tcPr>
+            <w:tcW w:w="4509" w:type="dxa"/>
+            <w:vAlign w:val="center"/>
+          </w:tcPr>
+          <w:p>
+            <w:pPr>
+              <w:keepNext/>
+              <w:spacing w:before="20" w:after="20" w:line="240" w:lineRule="auto"/>
+              <w:ind w:firstLine="0"/>
+              <w:jc w:val="left"/>
+              <w:rPr>
+                <w:ins w:id="20125" w:author="Claude" w:date="2026-10-09T01:36:39Z"/>
+                <w:rFonts w:cs="Times New Roman"/>
+                <w:color w:val="000000"/>
+                <w:sz w:val="20"/>
+                <w:szCs w:val="20"/>
+                <w:lang w:eastAsia="en-US"/>
+              </w:rPr>
+            </w:pPr>
+            <w:ins w:id="20124" w:author="Claude" w:date="2026-10-09T01:36:39Z">
+              <w:r>
+                <w:rPr>
+                  <w:rFonts w:cs="Times New Roman"/>
+                  <w:color w:val="000000"/>
+                  <w:sz w:val="20"/>
+                  <w:szCs w:val="20"/>
+                  <w:lang w:eastAsia="en-US"/>
+                </w:rPr>
+                <w:t>ρ_Zn, ρ_film</w:t>
+              </w:r>
+            </w:ins>
+          </w:p>
+        </w:tc>
+        <w:tc>
+          <w:tcPr>
+            <w:tcW w:w="4517" w:type="dxa"/>
+            <w:vAlign w:val="center"/>
+          </w:tcPr>
+          <w:p>
+            <w:pPr>
+              <w:keepNext/>
+              <w:spacing w:before="20" w:after="20" w:line="240" w:lineRule="auto"/>
+              <w:ind w:firstLine="0"/>
+              <w:jc w:val="center"/>
+              <w:rPr>
+                <w:ins w:id="20127" w:author="Claude" w:date="2026-10-09T01:36:39Z"/>
+                <w:rFonts w:cs="Times New Roman"/>
+                <w:color w:val="000000"/>
+                <w:sz w:val="20"/>
+                <w:szCs w:val="20"/>
+                <w:lang w:eastAsia="en-US"/>
+              </w:rPr>
+            </w:pPr>
+            <w:ins w:id="20126" w:author="Claude" w:date="2026-10-09T01:36:39Z">
+              <w:r>
+                <w:rPr>
+                  <w:rFonts w:cs="Times New Roman"/>
+                  <w:color w:val="000000"/>
+                  <w:sz w:val="20"/>
+                  <w:szCs w:val="20"/>
+                  <w:lang w:eastAsia="en-US"/>
+                </w:rPr>
+                <w:t>g mm⁻³</w:t>
+              </w:r>
+            </w:ins>
+          </w:p>
+        </w:tc>
+      </w:tr>
+      <w:tr>
+        <w:trPr>
+          <w:cantSplit/>
+          <w:jc w:val="center"/>
+          <w:ins w:id="20128" w:author="Claude" w:date="2026-10-09T01:36:39Z"/>
+        </w:trPr>
+        <w:tc>
+          <w:tcPr>
+            <w:tcW w:w="4509" w:type="dxa"/>
+            <w:vAlign w:val="center"/>
+          </w:tcPr>
+          <w:p>
+            <w:pPr>
+              <w:keepNext/>
+              <w:spacing w:before="20" w:after="20" w:line="240" w:lineRule="auto"/>
+              <w:ind w:firstLine="0"/>
+              <w:jc w:val="left"/>
+              <w:rPr>
+                <w:ins w:id="20130" w:author="Claude" w:date="2026-10-09T01:36:39Z"/>
+                <w:rFonts w:cs="Times New Roman"/>
+                <w:color w:val="000000"/>
+                <w:sz w:val="20"/>
+                <w:szCs w:val="20"/>
+                <w:lang w:eastAsia="en-US"/>
+              </w:rPr>
+            </w:pPr>
+            <w:ins w:id="20129" w:author="Claude" w:date="2026-10-09T01:36:39Z">
+              <w:r>
+                <w:rPr>
+                  <w:rFonts w:cs="Times New Roman"/>
+                  <w:color w:val="000000"/>
+                  <w:sz w:val="20"/>
+                  <w:szCs w:val="20"/>
+                  <w:lang w:eastAsia="en-US"/>
+                </w:rPr>
+                <w:t>[Zn]_sol = ρ_Zn/M_Zn</w:t>
+              </w:r>
+            </w:ins>
+          </w:p>
+        </w:tc>
+        <w:tc>
+          <w:tcPr>
+            <w:tcW w:w="4517" w:type="dxa"/>
+            <w:vAlign w:val="center"/>
+          </w:tcPr>
+          <w:p>
+            <w:pPr>
+              <w:keepNext/>
+              <w:spacing w:before="20" w:after="20" w:line="240" w:lineRule="auto"/>
+              <w:ind w:firstLine="0"/>
+              <w:jc w:val="center"/>
+              <w:rPr>
+                <w:ins w:id="20132" w:author="Claude" w:date="2026-10-09T01:36:39Z"/>
+                <w:rFonts w:cs="Times New Roman"/>
+                <w:color w:val="000000"/>
+                <w:sz w:val="20"/>
+                <w:szCs w:val="20"/>
+                <w:lang w:eastAsia="en-US"/>
+              </w:rPr>
+            </w:pPr>
+            <w:ins w:id="20131" w:author="Claude" w:date="2026-10-09T01:36:39Z">
+              <w:r>
+                <w:rPr>
+                  <w:rFonts w:cs="Times New Roman"/>
+                  <w:color w:val="000000"/>
+                  <w:sz w:val="20"/>
+                  <w:szCs w:val="20"/>
+                  <w:lang w:eastAsia="en-US"/>
+                </w:rPr>
+                <w:t>mol mm⁻³</w:t>
+              </w:r>
+            </w:ins>
+          </w:p>
+        </w:tc>
+      </w:tr>
+      <w:tr>
+        <w:trPr>
+          <w:cantSplit/>
+          <w:jc w:val="center"/>
+          <w:ins w:id="20133" w:author="Claude" w:date="2026-10-09T01:36:39Z"/>
+        </w:trPr>
+        <w:tc>
+          <w:tcPr>
+            <w:tcW w:w="4509" w:type="dxa"/>
+            <w:vAlign w:val="center"/>
+          </w:tcPr>
+          <w:p>
+            <w:pPr>
+              <w:keepNext/>
+              <w:spacing w:before="20" w:after="20" w:line="240" w:lineRule="auto"/>
+              <w:ind w:firstLine="0"/>
+              <w:jc w:val="left"/>
+              <w:rPr>
+                <w:ins w:id="20135" w:author="Claude" w:date="2026-10-09T01:36:39Z"/>
+                <w:rFonts w:cs="Times New Roman"/>
+                <w:color w:val="000000"/>
+                <w:sz w:val="20"/>
+                <w:szCs w:val="20"/>
+                <w:lang w:eastAsia="en-US"/>
+              </w:rPr>
+            </w:pPr>
+            <w:ins w:id="20134" w:author="Claude" w:date="2026-10-09T01:36:39Z">
+              <w:r>
+                <w:rPr>
+                  <w:rFonts w:cs="Times New Roman"/>
+                  <w:color w:val="000000"/>
+                  <w:sz w:val="20"/>
+                  <w:szCs w:val="20"/>
+                  <w:lang w:eastAsia="en-US"/>
+                </w:rPr>
+                <w:t>M_O₂, M_Zn, M_Cl</w:t>
+              </w:r>
+            </w:ins>
+          </w:p>
+        </w:tc>
+        <w:tc>
+          <w:tcPr>
+            <w:tcW w:w="4517" w:type="dxa"/>
+            <w:vAlign w:val="center"/>
+          </w:tcPr>
+          <w:p>
+            <w:pPr>
+              <w:keepNext/>
+              <w:spacing w:before="20" w:after="20" w:line="240" w:lineRule="auto"/>
+              <w:ind w:firstLine="0"/>
+              <w:jc w:val="center"/>
+              <w:rPr>
+                <w:ins w:id="20137" w:author="Claude" w:date="2026-10-09T01:36:39Z"/>
+                <w:rFonts w:cs="Times New Roman"/>
+                <w:color w:val="000000"/>
+                <w:sz w:val="20"/>
+                <w:szCs w:val="20"/>
+                <w:lang w:eastAsia="en-US"/>
+              </w:rPr>
+            </w:pPr>
+            <w:ins w:id="20136" w:author="Claude" w:date="2026-10-09T01:36:39Z">
+              <w:r>
+                <w:rPr>
+                  <w:rFonts w:cs="Times New Roman"/>
+                  <w:color w:val="000000"/>
+                  <w:sz w:val="20"/>
+                  <w:szCs w:val="20"/>
+                  <w:lang w:eastAsia="en-US"/>
+                </w:rPr>
+                <w:t>g mol⁻¹</w:t>
+              </w:r>
+            </w:ins>
+          </w:p>
+        </w:tc>
+      </w:tr>
+      <w:tr>
+        <w:trPr>
+          <w:cantSplit/>
+          <w:jc w:val="center"/>
+          <w:ins w:id="20138" w:author="Claude" w:date="2026-10-09T01:36:39Z"/>
+        </w:trPr>
+        <w:tc>
+          <w:tcPr>
+            <w:tcW w:w="4509" w:type="dxa"/>
+            <w:vAlign w:val="center"/>
+          </w:tcPr>
+          <w:p>
+            <w:pPr>
+              <w:keepNext/>
+              <w:spacing w:before="20" w:after="20" w:line="240" w:lineRule="auto"/>
+              <w:ind w:firstLine="0"/>
+              <w:jc w:val="left"/>
+              <w:rPr>
+                <w:ins w:id="20140" w:author="Claude" w:date="2026-10-09T01:36:39Z"/>
+                <w:rFonts w:cs="Times New Roman"/>
+                <w:color w:val="000000"/>
+                <w:sz w:val="20"/>
+                <w:szCs w:val="20"/>
+                <w:lang w:eastAsia="en-US"/>
+              </w:rPr>
+            </w:pPr>
+            <w:ins w:id="20139" w:author="Claude" w:date="2026-10-09T01:36:39Z">
+              <w:r>
+                <w:rPr>
+                  <w:rFonts w:cs="Times New Roman"/>
+                  <w:color w:val="000000"/>
+                  <w:sz w:val="20"/>
+                  <w:szCs w:val="20"/>
+                  <w:lang w:eastAsia="en-US"/>
+                </w:rPr>
+                <w:t>D, D_eff</w:t>
+              </w:r>
+            </w:ins>
+          </w:p>
+        </w:tc>
+        <w:tc>
+          <w:tcPr>
+            <w:tcW w:w="4517" w:type="dxa"/>
+            <w:vAlign w:val="center"/>
+          </w:tcPr>
+          <w:p>
+            <w:pPr>
+              <w:keepNext/>
+              <w:spacing w:before="20" w:after="20" w:line="240" w:lineRule="auto"/>
+              <w:ind w:firstLine="0"/>
+              <w:jc w:val="center"/>
+              <w:rPr>
+                <w:ins w:id="20142" w:author="Claude" w:date="2026-10-09T01:36:39Z"/>
+                <w:rFonts w:cs="Times New Roman"/>
+                <w:color w:val="000000"/>
+                <w:sz w:val="20"/>
+                <w:szCs w:val="20"/>
+                <w:lang w:eastAsia="en-US"/>
+              </w:rPr>
+            </w:pPr>
+            <w:ins w:id="20141" w:author="Claude" w:date="2026-10-09T01:36:39Z">
+              <w:r>
+                <w:rPr>
+                  <w:rFonts w:cs="Times New Roman"/>
+                  <w:color w:val="000000"/>
+                  <w:sz w:val="20"/>
+                  <w:szCs w:val="20"/>
+                  <w:lang w:eastAsia="en-US"/>
+                </w:rPr>
+                <w:t>mm² h⁻¹</w:t>
+              </w:r>
+            </w:ins>
+          </w:p>
+        </w:tc>
+      </w:tr>
+    </w:tbl>
+    <w:p>
+      <w:pPr>
+        <w:pStyle w:val="BodyText"/>
+        <w:spacing w:after="120"/>
+        <w:ind w:firstLine="0"/>
+        <w:rPr>
+          <w:ins w:id="20144" w:author="Claude" w:date="2026-10-09T01:36:39Z"/>
+        </w:rPr>
+      </w:pPr>
+      <w:ins w:id="20143" w:author="Claude" w:date="2026-10-09T01:36:39Z">
+        <w:r>
+          <w:t xml:space="preserve">[Table S14. Zn and O₂ balance (Zn removed, dissolved Zn, Zn in corrosion product, residual) at 24, 168 and 672 h, to be inserted from the revised runs.]</w:t>
+        </w:r>
+      </w:ins>
+    </w:p>
+    <w:p>
+      <w:pPr>
+        <w:pStyle w:val="BodyText"/>
+        <w:spacing w:after="120"/>
+        <w:ind w:firstLine="0"/>
+        <w:rPr>
+          <w:ins w:id="20146" w:author="Claude" w:date="2026-10-09T01:36:39Z"/>
+        </w:rPr>
+      </w:pPr>
+      <w:ins w:id="20145" w:author="Claude" w:date="2026-10-09T01:36:39Z">
+        <w:r>
+          <w:t xml:space="preserve">[Table S15. Mesh correction: coarse vs fine mesh mass-loss pairs and the correction constants, to be inserted.]</w:t>
+        </w:r>
+      </w:ins>
+    </w:p>
+    <w:p>
+      <w:pPr>
+        <w:pStyle w:val="BodyText"/>
+        <w:spacing w:after="120"/>
+        <w:ind w:firstLine="0"/>
+        <w:rPr>
+          <w:ins w:id="20148" w:author="Claude" w:date="2026-10-09T01:36:39Z"/>
+        </w:rPr>
+      </w:pPr>
+      <w:ins w:id="20147" w:author="Claude" w:date="2026-10-09T01:36:39Z">
+        <w:r>
+          <w:t xml:space="preserve">[Oxygen-supply accounting (O₂ entering through the top face vs O₂ consumed) to be added.]</w:t>
+        </w:r>
+      </w:ins>
     </w:p>
     <w:p>
       <w:pPr>

--- a/deliver/Supplementary_tracked.docx
+++ b/deliver/Supplementary_tracked.docx
@@ -24418,7 +24418,7 @@
                   <w:szCs w:val="20"/>
                   <w:lang w:eastAsia="en-US"/>
                 </w:rPr>
-                <w:t>g mm⁻³ (C_Cl is converted to mol L⁻¹ in Eq. 11 by 10⁶/M_Cl)</w:t>
+                <w:t>g mm⁻³</w:t>
               </w:r>
             </w:ins>
           </w:p>
@@ -24718,7 +24718,7 @@
                   <w:szCs w:val="20"/>
                   <w:lang w:eastAsia="en-US"/>
                 </w:rPr>
-                <w:t>L² mol⁻² h⁻¹</w:t>
+                <w:t>mm⁶ g⁻² h⁻¹ (= value in L² mol⁻² h⁻¹ × (10⁶/M_Cl)², a factor of about 8.0 × 10⁸)</w:t>
               </w:r>
             </w:ins>
           </w:p>

--- a/deliver/Supplementary_tracked.docx
+++ b/deliver/Supplementary_tracked.docx
@@ -310,8 +310,33 @@
                 <w:sz w:val="20"/>
                 <w:szCs w:val="20"/>
               </w:rPr>
-              <w:t>Model equations and velocity-selection rule</w:t>
-            </w:r>
+              <w:t xml:space="preserve">Model equations and </w:t>
+            </w:r>
+            <w:ins w:id="9028" w:author="Claude" w:date="2026-10-09T04:34:15Z">
+              <w:r>
+                <w:rPr>
+                  <w:sz w:val="20"/>
+                  <w:szCs w:val="20"/>
+                </w:rPr>
+                <w:t xml:space="preserve">interface </w:t>
+              </w:r>
+            </w:ins>
+            <w:r>
+              <w:rPr>
+                <w:sz w:val="20"/>
+                <w:szCs w:val="20"/>
+              </w:rPr>
+              <w:t xml:space="preserve">velocity</w:t>
+            </w:r>
+            <w:del w:id="9027" w:author="Claude" w:date="2026-10-09T04:34:15Z">
+              <w:r>
+                <w:rPr>
+                  <w:sz w:val="20"/>
+                  <w:szCs w:val="20"/>
+                </w:rPr>
+                <w:delText xml:space="preserve">-selection rule</w:delText>
+              </w:r>
+            </w:del>
           </w:p>
         </w:tc>
         <w:tc>
@@ -331,8 +356,17 @@
                 <w:sz w:val="20"/>
                 <w:szCs w:val="20"/>
               </w:rPr>
-              <w:t>Equations S1–S3; Table S1; Figure S1</w:t>
-            </w:r>
+              <w:t xml:space="preserve">Equations S1–S3; Table S1</w:t>
+            </w:r>
+            <w:del w:id="9029" w:author="Claude" w:date="2026-10-09T04:34:15Z">
+              <w:r>
+                <w:rPr>
+                  <w:sz w:val="20"/>
+                  <w:szCs w:val="20"/>
+                </w:rPr>
+                <w:delText xml:space="preserve">; Figure S1</w:delText>
+              </w:r>
+            </w:del>
           </w:p>
         </w:tc>
       </w:tr>
@@ -400,8 +434,33 @@
                 <w:sz w:val="20"/>
                 <w:szCs w:val="20"/>
               </w:rPr>
-              <w:t>Equation S4; Tables S2–S3; Figures S2–S3</w:t>
-            </w:r>
+              <w:t xml:space="preserve">Equation S4; Tables S2–S3; Figures </w:t>
+            </w:r>
+            <w:ins w:id="9038" w:author="Claude" w:date="2026-10-09T04:34:24Z">
+              <w:r>
+                <w:rPr>
+                  <w:sz w:val="20"/>
+                  <w:szCs w:val="20"/>
+                </w:rPr>
+                <w:t xml:space="preserve">S1–</w:t>
+              </w:r>
+            </w:ins>
+            <w:r>
+              <w:rPr>
+                <w:sz w:val="20"/>
+                <w:szCs w:val="20"/>
+              </w:rPr>
+              <w:t xml:space="preserve">S2</w:t>
+            </w:r>
+            <w:del w:id="9037" w:author="Claude" w:date="2026-10-09T04:34:24Z">
+              <w:r>
+                <w:rPr>
+                  <w:sz w:val="20"/>
+                  <w:szCs w:val="20"/>
+                </w:rPr>
+                <w:delText xml:space="preserve">–S3</w:delText>
+              </w:r>
+            </w:del>
           </w:p>
         </w:tc>
       </w:tr>
@@ -538,8 +597,26 @@
                 <w:sz w:val="20"/>
                 <w:szCs w:val="20"/>
               </w:rPr>
-              <w:t>Tables S5–S6; Figure S4</w:t>
-            </w:r>
+              <w:t xml:space="preserve">Tables S5–S6; Figure </w:t>
+            </w:r>
+            <w:del w:id="9040" w:author="Claude" w:date="2026-10-09T04:34:24Z">
+              <w:r>
+                <w:rPr>
+                  <w:sz w:val="20"/>
+                  <w:szCs w:val="20"/>
+                </w:rPr>
+                <w:delText xml:space="preserve">S4</w:delText>
+              </w:r>
+            </w:del>
+            <w:ins w:id="9039" w:author="Claude" w:date="2026-10-09T04:34:24Z">
+              <w:r>
+                <w:rPr>
+                  <w:sz w:val="20"/>
+                  <w:szCs w:val="20"/>
+                </w:rPr>
+                <w:t xml:space="preserve">S3</w:t>
+              </w:r>
+            </w:ins>
           </w:p>
         </w:tc>
       </w:tr>
@@ -607,8 +684,26 @@
                 <w:sz w:val="20"/>
                 <w:szCs w:val="20"/>
               </w:rPr>
-              <w:t>Equation S5; Tables S7–S10; Figure S5</w:t>
-            </w:r>
+              <w:t xml:space="preserve">Equation S5; Tables S7–S10; Figure </w:t>
+            </w:r>
+            <w:del w:id="9042" w:author="Claude" w:date="2026-10-09T04:34:24Z">
+              <w:r>
+                <w:rPr>
+                  <w:sz w:val="20"/>
+                  <w:szCs w:val="20"/>
+                </w:rPr>
+                <w:delText xml:space="preserve">S5</w:delText>
+              </w:r>
+            </w:del>
+            <w:ins w:id="9041" w:author="Claude" w:date="2026-10-09T04:34:24Z">
+              <w:r>
+                <w:rPr>
+                  <w:sz w:val="20"/>
+                  <w:szCs w:val="20"/>
+                </w:rPr>
+                <w:t xml:space="preserve">S4</w:t>
+              </w:r>
+            </w:ins>
           </w:p>
         </w:tc>
       </w:tr>
@@ -676,8 +771,26 @@
                 <w:sz w:val="20"/>
                 <w:szCs w:val="20"/>
               </w:rPr>
-              <w:t>Table S11; Figure S6</w:t>
-            </w:r>
+              <w:t xml:space="preserve">Table S11; Figure </w:t>
+            </w:r>
+            <w:del w:id="9044" w:author="Claude" w:date="2026-10-09T04:34:24Z">
+              <w:r>
+                <w:rPr>
+                  <w:sz w:val="20"/>
+                  <w:szCs w:val="20"/>
+                </w:rPr>
+                <w:delText xml:space="preserve">S6</w:delText>
+              </w:r>
+            </w:del>
+            <w:ins w:id="9043" w:author="Claude" w:date="2026-10-09T04:34:24Z">
+              <w:r>
+                <w:rPr>
+                  <w:sz w:val="20"/>
+                  <w:szCs w:val="20"/>
+                </w:rPr>
+                <w:t xml:space="preserve">S5</w:t>
+              </w:r>
+            </w:ins>
           </w:p>
         </w:tc>
       </w:tr>
@@ -742,8 +855,51 @@
                 <w:sz w:val="20"/>
                 <w:szCs w:val="20"/>
               </w:rPr>
-              <w:t>Table S12; Figures S7–S9</w:t>
-            </w:r>
+              <w:t xml:space="preserve">Table S12; Figures </w:t>
+            </w:r>
+            <w:del w:id="9048" w:author="Claude" w:date="2026-10-09T04:34:24Z">
+              <w:r>
+                <w:rPr>
+                  <w:sz w:val="20"/>
+                  <w:szCs w:val="20"/>
+                </w:rPr>
+                <w:delText xml:space="preserve">S7</w:delText>
+              </w:r>
+            </w:del>
+            <w:ins w:id="9047" w:author="Claude" w:date="2026-10-09T04:34:24Z">
+              <w:r>
+                <w:rPr>
+                  <w:sz w:val="20"/>
+                  <w:szCs w:val="20"/>
+                </w:rPr>
+                <w:t xml:space="preserve">S6</w:t>
+              </w:r>
+            </w:ins>
+            <w:r>
+              <w:rPr>
+                <w:sz w:val="20"/>
+                <w:szCs w:val="20"/>
+              </w:rPr>
+              <w:t xml:space="preserve">–</w:t>
+            </w:r>
+            <w:del w:id="9046" w:author="Claude" w:date="2026-10-09T04:34:24Z">
+              <w:r>
+                <w:rPr>
+                  <w:sz w:val="20"/>
+                  <w:szCs w:val="20"/>
+                </w:rPr>
+                <w:delText xml:space="preserve">S9</w:delText>
+              </w:r>
+            </w:del>
+            <w:ins w:id="9045" w:author="Claude" w:date="2026-10-09T04:34:24Z">
+              <w:r>
+                <w:rPr>
+                  <w:sz w:val="20"/>
+                  <w:szCs w:val="20"/>
+                </w:rPr>
+                <w:t xml:space="preserve">S8</w:t>
+              </w:r>
+            </w:ins>
           </w:p>
         </w:tc>
       </w:tr>
@@ -837,9 +993,21 @@
         <w:spacing w:before="360"/>
       </w:pPr>
       <w:r>
-        <w:lastRenderedPageBreak/>
-        <w:t>S1. Model equations and velocity-selection rule</w:t>
-      </w:r>
+        <w:t xml:space="preserve">S1. Model equations and </w:t>
+      </w:r>
+      <w:ins w:id="9002" w:author="Claude" w:date="2026-10-09T04:34:15Z">
+        <w:r>
+          <w:t xml:space="preserve">interface </w:t>
+        </w:r>
+      </w:ins>
+      <w:r>
+        <w:t xml:space="preserve">velocity</w:t>
+      </w:r>
+      <w:del w:id="9001" w:author="Claude" w:date="2026-10-09T04:34:15Z">
+        <w:r>
+          <w:delText xml:space="preserve">-selection rule</w:delText>
+        </w:r>
+      </w:del>
     </w:p>
     <w:p>
       <w:pPr>
@@ -848,44 +1016,106 @@
         <w:ind w:firstLine="0"/>
       </w:pPr>
       <w:r>
-        <w:t xml:space="preserve">This section defines the quantities used to evaluate the simulations (Equations S1–S3) and documents </w:t>
-      </w:r>
-      <w:ins w:id="9005" w:author="Claude" w:date="2026-10-09T01:36:39Z">
+        <w:t xml:space="preserve">This section defines the quantities used to evaluate the simulations (Equations S1–S3) and </w:t>
+      </w:r>
+      <w:del w:id="9017" w:author="Claude" w:date="2026-10-09T04:34:15Z">
         <w:r>
-          <w:t xml:space="preserve">why </w:t>
+          <w:delText xml:space="preserve">documents</w:delText>
+        </w:r>
+      </w:del>
+      <w:ins w:id="9016" w:author="Claude" w:date="2026-10-09T04:34:15Z">
+        <w:r>
+          <w:t xml:space="preserve">derives</w:t>
         </w:r>
       </w:ins>
       <w:r>
-        <w:t xml:space="preserve">the </w:t>
-      </w:r>
-      <w:del w:id="9004" w:author="Claude" w:date="2026-10-09T01:36:39Z">
+        <w:t xml:space="preserve"> the </w:t>
+      </w:r>
+      <w:del w:id="9015" w:author="Claude" w:date="2026-10-09T04:34:15Z">
         <w:r>
-          <w:delText xml:space="preserve">choice</w:delText>
+          <w:delText xml:space="preserve">choice of</w:delText>
         </w:r>
       </w:del>
-      <w:ins w:id="9003" w:author="Claude" w:date="2026-10-09T01:36:39Z">
+      <w:ins w:id="9014" w:author="Claude" w:date="2026-10-09T04:34:15Z">
         <w:r>
-          <w:t xml:space="preserve">minimum-velocity</w:t>
+          <w:t xml:space="preserve">interface</w:t>
         </w:r>
       </w:ins>
       <w:r>
-        <w:t xml:space="preserve"> </w:t>
-      </w:r>
-      <w:del w:id="9002" w:author="Claude" w:date="2026-10-09T01:36:39Z">
+        <w:t xml:space="preserve"> velocity</w:t>
+      </w:r>
+      <w:del w:id="9013" w:author="Claude" w:date="2026-10-09T04:34:15Z">
         <w:r>
-          <w:delText xml:space="preserve">of velocity-</w:delText>
+          <w:delText xml:space="preserve">-selection</w:delText>
         </w:r>
       </w:del>
       <w:r>
-        <w:t xml:space="preserve">selection rule</w:t>
-      </w:r>
-      <w:ins w:id="9001" w:author="Claude" w:date="2026-10-09T01:36:39Z">
+        <w:t xml:space="preserve"> </w:t>
+      </w:r>
+      <w:del w:id="9012" w:author="Claude" w:date="2026-10-09T04:34:15Z">
         <w:r>
-          <w:t xml:space="preserve"> was removed from the final model</w:t>
+          <w:delText xml:space="preserve">rule</w:delText>
+        </w:r>
+      </w:del>
+      <w:ins w:id="9011" w:author="Claude" w:date="2026-10-09T04:34:15Z">
+        <w:r>
+          <w:t xml:space="preserve">from</w:t>
         </w:r>
       </w:ins>
       <w:r>
-        <w:t xml:space="preserve"> (Rules A–D; Table S1 and Figure S1).</w:t>
+        <w:t xml:space="preserve"> </w:t>
+      </w:r>
+      <w:del w:id="9010" w:author="Claude" w:date="2026-10-09T04:34:15Z">
+        <w:r>
+          <w:delText xml:space="preserve">(Rules</w:delText>
+        </w:r>
+      </w:del>
+      <w:ins w:id="9009" w:author="Claude" w:date="2026-10-09T04:34:15Z">
+        <w:r>
+          <w:t xml:space="preserve">the</w:t>
+        </w:r>
+      </w:ins>
+      <w:r>
+        <w:t xml:space="preserve"> </w:t>
+      </w:r>
+      <w:del w:id="9008" w:author="Claude" w:date="2026-10-09T04:34:15Z">
+        <w:r>
+          <w:delText xml:space="preserve">A–D;</w:delText>
+        </w:r>
+      </w:del>
+      <w:ins w:id="9007" w:author="Claude" w:date="2026-10-09T04:34:15Z">
+        <w:r>
+          <w:t xml:space="preserve">interfacial</w:t>
+        </w:r>
+      </w:ins>
+      <w:r>
+        <w:t xml:space="preserve"> </w:t>
+      </w:r>
+      <w:del w:id="9006" w:author="Claude" w:date="2026-10-09T04:34:15Z">
+        <w:r>
+          <w:delText xml:space="preserve">Table</w:delText>
+        </w:r>
+      </w:del>
+      <w:ins w:id="9005" w:author="Claude" w:date="2026-10-09T04:34:15Z">
+        <w:r>
+          <w:t xml:space="preserve">oxygen</w:t>
+        </w:r>
+      </w:ins>
+      <w:r>
+        <w:t xml:space="preserve"> </w:t>
+      </w:r>
+      <w:del w:id="9004" w:author="Claude" w:date="2026-10-09T04:34:15Z">
+        <w:r>
+          <w:delText xml:space="preserve">S1 and Figure S1)</w:delText>
+        </w:r>
+      </w:del>
+      <w:ins w:id="9003" w:author="Claude" w:date="2026-10-09T04:34:15Z">
+        <w:r>
+          <w:t xml:space="preserve">balance</w:t>
+        </w:r>
+      </w:ins>
+      <w:r>
+        <w:t xml:space="preserve">.</w:t>
       </w:r>
     </w:p>
     <w:p>
@@ -2282,15 +2512,18 @@
         <w:spacing w:after="120"/>
         <w:ind w:firstLine="0"/>
         <w:rPr>
+          <w:del w:id="20002" w:author="Claude" w:date="2026-10-09T04:34:15Z"/>
           <w:rFonts w:cs="Times New Roman"/>
         </w:rPr>
       </w:pPr>
-      <w:r>
-        <w:rPr>
-          <w:rFonts w:cs="Times New Roman"/>
-        </w:rPr>
-        <w:t>Four velocity-selection formulations were evaluated against literature Zn degradation data. The candidate formulations were: </w:t>
-      </w:r>
+      <w:del w:id="20001" w:author="Claude" w:date="2026-10-09T04:34:15Z">
+        <w:r>
+          <w:rPr>
+            <w:rFonts w:cs="Times New Roman"/>
+          </w:rPr>
+          <w:delText xml:space="preserve">Four velocity-selection formulations were evaluated against literature Zn degradation data. The candidate formulations were: </w:delText>
+        </w:r>
+      </w:del>
     </w:p>
     <w:p>
       <w:pPr>
@@ -2299,6 +2532,7 @@
         <w:ind w:left="360"/>
         <w:textAlignment w:val="baseline"/>
         <w:rPr>
+          <w:del w:id="20014" w:author="Claude" w:date="2026-10-09T04:34:15Z"/>
           <w:rStyle w:val="normaltextrun"/>
           <w:rFonts w:ascii="Cambria" w:eastAsiaTheme="majorEastAsia" w:hAnsi="Cambria" w:cs="Segoe UI"/>
           <w:i/>
@@ -2314,6 +2548,7 @@
         <m:oMath>
           <m:r>
             <w:rPr>
+              <w:del w:id="20003" w:author="Claude" w:date="2026-10-09T04:34:15Z"/>
               <w:rStyle w:val="normaltextrun"/>
               <w:rFonts w:ascii="Cambria Math" w:eastAsiaTheme="majorEastAsia" w:hAnsi="Cambria Math" w:cs="Segoe UI"/>
               <w:sz w:val="22"/>
@@ -2337,6 +2572,7 @@
             <m:e>
               <m:r>
                 <w:rPr>
+                  <w:del w:id="20004" w:author="Claude" w:date="2026-10-09T04:34:15Z"/>
                   <w:rStyle w:val="normaltextrun"/>
                   <w:rFonts w:ascii="Cambria Math" w:eastAsiaTheme="majorEastAsia" w:hAnsi="Cambria Math" w:cs="Segoe UI"/>
                   <w:sz w:val="22"/>
@@ -2348,6 +2584,7 @@
             <m:sub>
               <m:r>
                 <w:rPr>
+                  <w:del w:id="20005" w:author="Claude" w:date="2026-10-09T04:34:15Z"/>
                   <w:rStyle w:val="normaltextrun"/>
                   <w:rFonts w:ascii="Cambria Math" w:eastAsiaTheme="majorEastAsia" w:hAnsi="Cambria Math" w:cs="Segoe UI"/>
                   <w:sz w:val="22"/>
@@ -2359,6 +2596,7 @@
           </m:sSub>
           <m:r>
             <w:rPr>
+              <w:del w:id="20006" w:author="Claude" w:date="2026-10-09T04:34:15Z"/>
               <w:rStyle w:val="normaltextrun"/>
               <w:rFonts w:ascii="Cambria Math" w:eastAsiaTheme="majorEastAsia" w:hAnsi="Cambria Math" w:cs="Segoe UI"/>
               <w:sz w:val="22"/>
@@ -2382,6 +2620,7 @@
             <m:e>
               <m:r>
                 <w:rPr>
+                  <w:del w:id="20007" w:author="Claude" w:date="2026-10-09T04:34:15Z"/>
                   <w:rStyle w:val="normaltextrun"/>
                   <w:rFonts w:ascii="Cambria Math" w:eastAsiaTheme="majorEastAsia" w:hAnsi="Cambria Math" w:cs="Segoe UI"/>
                   <w:sz w:val="22"/>
@@ -2393,6 +2632,7 @@
             <m:sub>
               <m:r>
                 <w:rPr>
+                  <w:del w:id="20008" w:author="Claude" w:date="2026-10-09T04:34:15Z"/>
                   <w:rStyle w:val="normaltextrun"/>
                   <w:rFonts w:ascii="Cambria Math" w:eastAsiaTheme="majorEastAsia" w:hAnsi="Cambria Math" w:cs="Segoe UI"/>
                   <w:sz w:val="22"/>
@@ -2404,6 +2644,7 @@
           </m:sSub>
           <m:r>
             <w:rPr>
+              <w:del w:id="20009" w:author="Claude" w:date="2026-10-09T04:34:15Z"/>
               <w:rStyle w:val="normaltextrun"/>
               <w:rFonts w:ascii="Cambria Math" w:eastAsiaTheme="majorEastAsia" w:hAnsi="Cambria Math" w:cs="Segoe UI"/>
               <w:sz w:val="22"/>
@@ -2427,6 +2668,7 @@
             <m:e>
               <m:r>
                 <w:rPr>
+                  <w:del w:id="20010" w:author="Claude" w:date="2026-10-09T04:34:15Z"/>
                   <w:rStyle w:val="normaltextrun"/>
                   <w:rFonts w:ascii="Cambria Math" w:eastAsiaTheme="majorEastAsia" w:hAnsi="Cambria Math" w:cs="Segoe UI"/>
                   <w:sz w:val="22"/>
@@ -2452,6 +2694,7 @@
                 <m:e>
                   <m:r>
                     <w:rPr>
+                      <w:del w:id="20011" w:author="Claude" w:date="2026-10-09T04:34:15Z"/>
                       <w:rStyle w:val="normaltextrun"/>
                       <w:rFonts w:ascii="Cambria Math" w:eastAsiaTheme="majorEastAsia" w:hAnsi="Cambria Math" w:cs="Segoe UI"/>
                       <w:sz w:val="22"/>
@@ -2463,6 +2706,7 @@
                 <m:sub>
                   <m:r>
                     <w:rPr>
+                      <w:del w:id="20012" w:author="Claude" w:date="2026-10-09T04:34:15Z"/>
                       <w:rStyle w:val="normaltextrun"/>
                       <w:rFonts w:ascii="Cambria Math" w:eastAsiaTheme="majorEastAsia" w:hAnsi="Cambria Math" w:cs="Segoe UI"/>
                       <w:sz w:val="22"/>
@@ -2476,6 +2720,7 @@
           </m:sSub>
           <m:r>
             <w:rPr>
+              <w:del w:id="20013" w:author="Claude" w:date="2026-10-09T04:34:15Z"/>
               <w:rStyle w:val="normaltextrun"/>
               <w:rFonts w:ascii="Cambria Math" w:eastAsiaTheme="majorEastAsia" w:hAnsi="Cambria Math" w:cs="Segoe UI"/>
               <w:sz w:val="22"/>
@@ -2493,6 +2738,7 @@
         <w:ind w:left="360"/>
         <w:textAlignment w:val="baseline"/>
         <w:rPr>
+          <w:del w:id="20029" w:author="Claude" w:date="2026-10-09T04:34:15Z"/>
           <w:rStyle w:val="normaltextrun"/>
           <w:rFonts w:ascii="Cambria" w:eastAsiaTheme="majorEastAsia" w:hAnsi="Cambria" w:cs="Segoe UI"/>
           <w:i/>
@@ -2508,6 +2754,7 @@
         <m:oMath>
           <m:r>
             <w:rPr>
+              <w:del w:id="20015" w:author="Claude" w:date="2026-10-09T04:34:15Z"/>
               <w:rStyle w:val="normaltextrun"/>
               <w:rFonts w:ascii="Cambria Math" w:eastAsiaTheme="majorEastAsia" w:hAnsi="Cambria Math" w:cs="Segoe UI"/>
               <w:sz w:val="22"/>
@@ -2575,6 +2822,7 @@
                         <m:num>
                           <m:r>
                             <w:rPr>
+                              <w:del w:id="20016" w:author="Claude" w:date="2026-10-09T04:34:15Z"/>
                               <w:rStyle w:val="normaltextrun"/>
                               <w:rFonts w:ascii="Cambria Math" w:eastAsiaTheme="majorEastAsia" w:hAnsi="Cambria Math" w:cs="Segoe UI"/>
                               <w:sz w:val="22"/>
@@ -2600,6 +2848,7 @@
                             <m:e>
                               <m:r>
                                 <w:rPr>
+                                  <w:del w:id="20017" w:author="Claude" w:date="2026-10-09T04:34:15Z"/>
                                   <w:rStyle w:val="normaltextrun"/>
                                   <w:rFonts w:ascii="Cambria Math" w:eastAsiaTheme="majorEastAsia" w:hAnsi="Cambria Math" w:cs="Segoe UI"/>
                                   <w:sz w:val="22"/>
@@ -2611,6 +2860,7 @@
                             <m:sub>
                               <m:r>
                                 <w:rPr>
+                                  <w:del w:id="20018" w:author="Claude" w:date="2026-10-09T04:34:15Z"/>
                                   <w:rStyle w:val="normaltextrun"/>
                                   <w:rFonts w:ascii="Cambria Math" w:eastAsiaTheme="majorEastAsia" w:hAnsi="Cambria Math" w:cs="Segoe UI"/>
                                   <w:sz w:val="22"/>
@@ -2624,6 +2874,7 @@
                       </m:f>
                       <m:r>
                         <w:rPr>
+                          <w:del w:id="20019" w:author="Claude" w:date="2026-10-09T04:34:15Z"/>
                           <w:rStyle w:val="normaltextrun"/>
                           <w:rFonts w:ascii="Cambria Math" w:eastAsiaTheme="majorEastAsia" w:hAnsi="Cambria Math" w:cs="Segoe UI"/>
                           <w:sz w:val="22"/>
@@ -2647,6 +2898,7 @@
                         <m:num>
                           <m:r>
                             <w:rPr>
+                              <w:del w:id="20020" w:author="Claude" w:date="2026-10-09T04:34:15Z"/>
                               <w:rStyle w:val="normaltextrun"/>
                               <w:rFonts w:ascii="Cambria Math" w:eastAsiaTheme="majorEastAsia" w:hAnsi="Cambria Math" w:cs="Segoe UI"/>
                               <w:sz w:val="22"/>
@@ -2672,6 +2924,7 @@
                             <m:e>
                               <m:r>
                                 <w:rPr>
+                                  <w:del w:id="20021" w:author="Claude" w:date="2026-10-09T04:34:15Z"/>
                                   <w:rStyle w:val="normaltextrun"/>
                                   <w:rFonts w:ascii="Cambria Math" w:eastAsiaTheme="majorEastAsia" w:hAnsi="Cambria Math" w:cs="Segoe UI"/>
                                   <w:sz w:val="22"/>
@@ -2683,6 +2936,7 @@
                             <m:sub>
                               <m:r>
                                 <w:rPr>
+                                  <w:del w:id="20022" w:author="Claude" w:date="2026-10-09T04:34:15Z"/>
                                   <w:rStyle w:val="normaltextrun"/>
                                   <w:rFonts w:ascii="Cambria Math" w:eastAsiaTheme="majorEastAsia" w:hAnsi="Cambria Math" w:cs="Segoe UI"/>
                                   <w:sz w:val="22"/>
@@ -2696,6 +2950,7 @@
                       </m:f>
                       <m:r>
                         <w:rPr>
+                          <w:del w:id="20023" w:author="Claude" w:date="2026-10-09T04:34:15Z"/>
                           <w:rStyle w:val="normaltextrun"/>
                           <w:rFonts w:ascii="Cambria Math" w:eastAsiaTheme="majorEastAsia" w:hAnsi="Cambria Math" w:cs="Segoe UI"/>
                           <w:sz w:val="22"/>
@@ -2719,6 +2974,7 @@
                         <m:num>
                           <m:r>
                             <w:rPr>
+                              <w:del w:id="20024" w:author="Claude" w:date="2026-10-09T04:34:15Z"/>
                               <w:rStyle w:val="normaltextrun"/>
                               <w:rFonts w:ascii="Cambria Math" w:eastAsiaTheme="majorEastAsia" w:hAnsi="Cambria Math" w:cs="Segoe UI"/>
                               <w:sz w:val="22"/>
@@ -2744,6 +3000,7 @@
                             <m:e>
                               <m:r>
                                 <w:rPr>
+                                  <w:del w:id="20025" w:author="Claude" w:date="2026-10-09T04:34:15Z"/>
                                   <w:rStyle w:val="normaltextrun"/>
                                   <w:rFonts w:ascii="Cambria Math" w:eastAsiaTheme="majorEastAsia" w:hAnsi="Cambria Math" w:cs="Segoe UI"/>
                                   <w:sz w:val="22"/>
@@ -2769,6 +3026,7 @@
                                 <m:e>
                                   <m:r>
                                     <w:rPr>
+                                      <w:del w:id="20026" w:author="Claude" w:date="2026-10-09T04:34:15Z"/>
                                       <w:rStyle w:val="normaltextrun"/>
                                       <w:rFonts w:ascii="Cambria Math" w:eastAsiaTheme="majorEastAsia" w:hAnsi="Cambria Math" w:cs="Segoe UI"/>
                                       <w:sz w:val="22"/>
@@ -2780,6 +3038,7 @@
                                 <m:sub>
                                   <m:r>
                                     <w:rPr>
+                                      <w:del w:id="20027" w:author="Claude" w:date="2026-10-09T04:34:15Z"/>
                                       <w:rStyle w:val="normaltextrun"/>
                                       <w:rFonts w:ascii="Cambria Math" w:eastAsiaTheme="majorEastAsia" w:hAnsi="Cambria Math" w:cs="Segoe UI"/>
                                       <w:sz w:val="22"/>
@@ -2801,6 +3060,7 @@
             <m:sup>
               <m:r>
                 <w:rPr>
+                  <w:del w:id="20028" w:author="Claude" w:date="2026-10-09T04:34:15Z"/>
                   <w:rStyle w:val="normaltextrun"/>
                   <w:rFonts w:ascii="Cambria Math" w:eastAsiaTheme="majorEastAsia" w:hAnsi="Cambria Math" w:cs="Segoe UI"/>
                   <w:sz w:val="22"/>
@@ -2820,6 +3080,7 @@
         <w:ind w:left="360"/>
         <w:textAlignment w:val="baseline"/>
         <w:rPr>
+          <w:del w:id="20041" w:author="Claude" w:date="2026-10-09T04:34:15Z"/>
           <w:rStyle w:val="normaltextrun"/>
           <w:rFonts w:ascii="Cambria" w:eastAsiaTheme="majorEastAsia" w:hAnsi="Cambria" w:cs="Segoe UI"/>
           <w:i/>
@@ -2835,6 +3096,7 @@
         <m:oMath>
           <m:r>
             <w:rPr>
+              <w:del w:id="20030" w:author="Claude" w:date="2026-10-09T04:34:15Z"/>
               <w:rStyle w:val="normaltextrun"/>
               <w:rFonts w:ascii="Cambria Math" w:eastAsiaTheme="majorEastAsia" w:hAnsi="Cambria Math" w:cs="Segoe UI"/>
               <w:sz w:val="22"/>
@@ -2858,6 +3120,7 @@
             <m:e>
               <m:r>
                 <w:rPr>
+                  <w:del w:id="20031" w:author="Claude" w:date="2026-10-09T04:34:15Z"/>
                   <w:rStyle w:val="normaltextrun"/>
                   <w:rFonts w:ascii="Cambria Math" w:eastAsiaTheme="majorEastAsia" w:hAnsi="Cambria Math" w:cs="Segoe UI"/>
                   <w:sz w:val="22"/>
@@ -2869,6 +3132,7 @@
             <m:sub>
               <m:r>
                 <w:rPr>
+                  <w:del w:id="20032" w:author="Claude" w:date="2026-10-09T04:34:15Z"/>
                   <w:rStyle w:val="normaltextrun"/>
                   <w:rFonts w:ascii="Cambria Math" w:eastAsiaTheme="majorEastAsia" w:hAnsi="Cambria Math" w:cs="Segoe UI"/>
                   <w:sz w:val="22"/>
@@ -2880,6 +3144,7 @@
           </m:sSub>
           <m:r>
             <w:rPr>
+              <w:del w:id="20033" w:author="Claude" w:date="2026-10-09T04:34:15Z"/>
               <w:rStyle w:val="normaltextrun"/>
               <w:rFonts w:ascii="Cambria Math" w:eastAsiaTheme="majorEastAsia" w:hAnsi="Cambria Math" w:cs="Segoe UI"/>
               <w:sz w:val="22"/>
@@ -2903,6 +3168,7 @@
             <m:e>
               <m:r>
                 <w:rPr>
+                  <w:del w:id="20034" w:author="Claude" w:date="2026-10-09T04:34:15Z"/>
                   <w:rStyle w:val="normaltextrun"/>
                   <w:rFonts w:ascii="Cambria Math" w:eastAsiaTheme="majorEastAsia" w:hAnsi="Cambria Math" w:cs="Segoe UI"/>
                   <w:sz w:val="22"/>
@@ -2914,6 +3180,7 @@
             <m:sub>
               <m:r>
                 <w:rPr>
+                  <w:del w:id="20035" w:author="Claude" w:date="2026-10-09T04:34:15Z"/>
                   <w:rStyle w:val="normaltextrun"/>
                   <w:rFonts w:ascii="Cambria Math" w:eastAsiaTheme="majorEastAsia" w:hAnsi="Cambria Math" w:cs="Segoe UI"/>
                   <w:sz w:val="22"/>
@@ -2925,6 +3192,7 @@
           </m:sSub>
           <m:r>
             <w:rPr>
+              <w:del w:id="20036" w:author="Claude" w:date="2026-10-09T04:34:15Z"/>
               <w:rStyle w:val="normaltextrun"/>
               <w:rFonts w:ascii="Cambria Math" w:eastAsiaTheme="majorEastAsia" w:hAnsi="Cambria Math" w:cs="Segoe UI"/>
               <w:sz w:val="22"/>
@@ -2948,6 +3216,7 @@
             <m:e>
               <m:r>
                 <w:rPr>
+                  <w:del w:id="20037" w:author="Claude" w:date="2026-10-09T04:34:15Z"/>
                   <w:rStyle w:val="normaltextrun"/>
                   <w:rFonts w:ascii="Cambria Math" w:eastAsiaTheme="majorEastAsia" w:hAnsi="Cambria Math" w:cs="Segoe UI"/>
                   <w:sz w:val="22"/>
@@ -2973,6 +3242,7 @@
                 <m:e>
                   <m:r>
                     <w:rPr>
+                      <w:del w:id="20038" w:author="Claude" w:date="2026-10-09T04:34:15Z"/>
                       <w:rStyle w:val="normaltextrun"/>
                       <w:rFonts w:ascii="Cambria Math" w:eastAsiaTheme="majorEastAsia" w:hAnsi="Cambria Math" w:cs="Segoe UI"/>
                       <w:sz w:val="22"/>
@@ -2984,6 +3254,7 @@
                 <m:sub>
                   <m:r>
                     <w:rPr>
+                      <w:del w:id="20039" w:author="Claude" w:date="2026-10-09T04:34:15Z"/>
                       <w:rStyle w:val="normaltextrun"/>
                       <w:rFonts w:ascii="Cambria Math" w:eastAsiaTheme="majorEastAsia" w:hAnsi="Cambria Math" w:cs="Segoe UI"/>
                       <w:sz w:val="22"/>
@@ -2997,6 +3268,7 @@
           </m:sSub>
           <m:r>
             <w:rPr>
+              <w:del w:id="20040" w:author="Claude" w:date="2026-10-09T04:34:15Z"/>
               <w:rStyle w:val="normaltextrun"/>
               <w:rFonts w:ascii="Cambria Math" w:eastAsiaTheme="majorEastAsia" w:hAnsi="Cambria Math" w:cs="Segoe UI"/>
               <w:sz w:val="22"/>
@@ -3014,6 +3286,7 @@
         <w:ind w:left="360"/>
         <w:textAlignment w:val="baseline"/>
         <w:rPr>
+          <w:del w:id="20049" w:author="Claude" w:date="2026-10-09T04:34:15Z"/>
           <w:rStyle w:val="eop"/>
           <w:rFonts w:ascii="Cambria" w:eastAsiaTheme="majorEastAsia" w:hAnsi="Cambria" w:cs="Segoe UI"/>
           <w:i/>
@@ -3028,6 +3301,7 @@
         <m:oMath>
           <m:r>
             <w:rPr>
+              <w:del w:id="20042" w:author="Claude" w:date="2026-10-09T04:34:15Z"/>
               <w:rStyle w:val="normaltextrun"/>
               <w:rFonts w:ascii="Cambria Math" w:eastAsiaTheme="majorEastAsia" w:hAnsi="Cambria Math" w:cs="Segoe UI"/>
               <w:sz w:val="22"/>
@@ -3051,6 +3325,7 @@
             <m:e>
               <m:r>
                 <w:rPr>
+                  <w:del w:id="20043" w:author="Claude" w:date="2026-10-09T04:34:15Z"/>
                   <w:rStyle w:val="normaltextrun"/>
                   <w:rFonts w:ascii="Cambria Math" w:eastAsiaTheme="majorEastAsia" w:hAnsi="Cambria Math" w:cs="Segoe UI"/>
                   <w:sz w:val="22"/>
@@ -3062,6 +3337,7 @@
             <m:sub>
               <m:r>
                 <w:rPr>
+                  <w:del w:id="20044" w:author="Claude" w:date="2026-10-09T04:34:15Z"/>
                   <w:rStyle w:val="normaltextrun"/>
                   <w:rFonts w:ascii="Cambria Math" w:eastAsiaTheme="majorEastAsia" w:hAnsi="Cambria Math" w:cs="Segoe UI"/>
                   <w:sz w:val="22"/>
@@ -3073,6 +3349,7 @@
           </m:sSub>
           <m:r>
             <w:rPr>
+              <w:del w:id="20045" w:author="Claude" w:date="2026-10-09T04:34:15Z"/>
               <w:rStyle w:val="normaltextrun"/>
               <w:rFonts w:ascii="Cambria Math" w:eastAsiaTheme="majorEastAsia" w:hAnsi="Cambria Math" w:cs="Segoe UI"/>
               <w:sz w:val="22"/>
@@ -3096,6 +3373,7 @@
             <m:e>
               <m:r>
                 <w:rPr>
+                  <w:del w:id="20046" w:author="Claude" w:date="2026-10-09T04:34:15Z"/>
                   <w:rStyle w:val="normaltextrun"/>
                   <w:rFonts w:ascii="Cambria Math" w:eastAsiaTheme="majorEastAsia" w:hAnsi="Cambria Math" w:cs="Segoe UI"/>
                   <w:sz w:val="22"/>
@@ -3107,6 +3385,7 @@
             <m:sub>
               <m:r>
                 <w:rPr>
+                  <w:del w:id="20047" w:author="Claude" w:date="2026-10-09T04:34:15Z"/>
                   <w:rStyle w:val="normaltextrun"/>
                   <w:rFonts w:ascii="Cambria Math" w:eastAsiaTheme="majorEastAsia" w:hAnsi="Cambria Math" w:cs="Segoe UI"/>
                   <w:sz w:val="22"/>
@@ -3118,6 +3397,7 @@
           </m:sSub>
           <m:r>
             <w:rPr>
+              <w:del w:id="20048" w:author="Claude" w:date="2026-10-09T04:34:15Z"/>
               <w:rStyle w:val="normaltextrun"/>
               <w:rFonts w:ascii="Cambria Math" w:eastAsiaTheme="majorEastAsia" w:hAnsi="Cambria Math" w:cs="Segoe UI"/>
               <w:sz w:val="22"/>
@@ -3145,7 +3425,6 @@
       </w:del>
       <w:del w:id="20002" w:author="Claude" w:date="2026-10-09T01:36:39Z">
         <w:r>
-          <w:lastRenderedPageBreak/>
           <w:delText xml:space="preserve">governing physics, while Rule D removes the oxygen-diffusion constraint and substantially overpredicts mass loss. Finally, the hard minimum caused no significant numerical issues, with only two regime transitions occurring during the initial transient.</w:delText>
         </w:r>
       </w:del>
@@ -3156,15 +3435,857 @@
         <w:spacing w:after="120"/>
         <w:ind w:firstLine="0"/>
         <w:rPr>
-          <w:ins w:id="20033" w:author="Claude" w:date="2026-10-09T01:36:39Z"/>
+          <w:ins w:id="20073" w:author="Claude" w:date="2026-10-09T04:34:15Z"/>
         </w:rPr>
       </w:pPr>
-      <w:ins w:id="20004" w:author="Claude" w:date="2026-10-09T01:36:39Z">
+      <w:ins w:id="20072" w:author="Claude" w:date="2026-10-09T04:34:15Z">
         <w:r>
-          <w:t xml:space="preserve">Rules A–D were evaluated with the earlier model formulation, in which the Zn²⁺ source was tied to the ORR term while the recession velocity was selected by a minimum-rate rule. They are retained to document why the rule was removed. In the final model the normal velocity is v</w:t>
+          <w:t xml:space="preserve">Interfacial oxygen balance. At the metal–electrolyte interface, the oxygen flux supplied by diffusion equals the oxygen consumed by the cathodic reaction (Robin condition):</w:t>
         </w:r>
       </w:ins>
-      <w:ins w:id="20005" w:author="Claude" w:date="2026-10-09T01:36:39Z">
+    </w:p>
+    <w:p>
+      <w:pPr>
+        <w:pStyle w:val="BodyText"/>
+        <w:spacing w:after="120"/>
+        <w:ind w:firstLine="0"/>
+        <w:rPr>
+          <w:ins w:id="20092" w:author="Claude" w:date="2026-10-09T04:34:15Z"/>
+        </w:rPr>
+      </w:pPr>
+      <m:oMath>
+        <m:r>
+          <w:rPr>
+            <w:ins w:id="20074" w:author="Claude" w:date="2026-10-09T04:34:15Z"/>
+          </w:rPr>
+          <m:t xml:space="preserve">−</m:t>
+        </m:r>
+        <m:sSup>
+          <m:e>
+            <m:sSub>
+              <m:e>
+                <m:r>
+                  <w:rPr>
+                    <w:ins w:id="20075" w:author="Claude" w:date="2026-10-09T04:34:15Z"/>
+                  </w:rPr>
+                  <m:t xml:space="preserve">D</m:t>
+                </m:r>
+              </m:e>
+              <m:sub>
+                <m:r>
+                  <w:rPr>
+                    <w:ins w:id="20076" w:author="Claude" w:date="2026-10-09T04:34:15Z"/>
+                  </w:rPr>
+                  <m:t xml:space="preserve">O₂</m:t>
+                </m:r>
+              </m:sub>
+            </m:sSub>
+          </m:e>
+          <m:sup>
+            <m:r>
+              <w:rPr>
+                <w:ins w:id="20077" w:author="Claude" w:date="2026-10-09T04:34:15Z"/>
+              </w:rPr>
+              <m:t xml:space="preserve">eff</m:t>
+            </m:r>
+          </m:sup>
+        </m:sSup>
+        <m:f>
+          <m:num>
+            <m:r>
+              <w:rPr>
+                <w:ins w:id="20078" w:author="Claude" w:date="2026-10-09T04:34:15Z"/>
+              </w:rPr>
+              <m:t xml:space="preserve">∂</m:t>
+            </m:r>
+            <m:sSub>
+              <m:e>
+                <m:r>
+                  <w:rPr>
+                    <w:ins w:id="20079" w:author="Claude" w:date="2026-10-09T04:34:15Z"/>
+                  </w:rPr>
+                  <m:t xml:space="preserve">C</m:t>
+                </m:r>
+              </m:e>
+              <m:sub>
+                <m:r>
+                  <w:rPr>
+                    <w:ins w:id="20080" w:author="Claude" w:date="2026-10-09T04:34:15Z"/>
+                  </w:rPr>
+                  <m:t xml:space="preserve">O₂</m:t>
+                </m:r>
+              </m:sub>
+            </m:sSub>
+          </m:num>
+          <m:den>
+            <m:r>
+              <w:rPr>
+                <w:ins w:id="20081" w:author="Claude" w:date="2026-10-09T04:34:15Z"/>
+              </w:rPr>
+              <m:t xml:space="preserve">∂</m:t>
+            </m:r>
+            <m:r>
+              <w:rPr>
+                <w:ins w:id="20082" w:author="Claude" w:date="2026-10-09T04:34:15Z"/>
+              </w:rPr>
+              <m:t xml:space="preserve">n</m:t>
+            </m:r>
+          </m:den>
+        </m:f>
+        <m:sSub>
+          <m:e>
+            <m:r>
+              <w:rPr>
+                <w:ins w:id="20083" w:author="Claude" w:date="2026-10-09T04:34:15Z"/>
+              </w:rPr>
+              <m:t xml:space="preserve">|</m:t>
+            </m:r>
+          </m:e>
+          <m:sub>
+            <m:r>
+              <w:rPr>
+                <w:ins w:id="20084" w:author="Claude" w:date="2026-10-09T04:34:15Z"/>
+              </w:rPr>
+              <m:t xml:space="preserve">Γ</m:t>
+            </m:r>
+          </m:sub>
+        </m:sSub>
+        <m:r>
+          <w:rPr>
+            <w:ins w:id="20085" w:author="Claude" w:date="2026-10-09T04:34:15Z"/>
+          </w:rPr>
+          <m:t xml:space="preserve">=</m:t>
+        </m:r>
+        <m:sSub>
+          <m:e>
+            <m:r>
+              <w:rPr>
+                <w:ins w:id="20086" w:author="Claude" w:date="2026-10-09T04:34:15Z"/>
+              </w:rPr>
+              <m:t xml:space="preserve">k</m:t>
+            </m:r>
+          </m:e>
+          <m:sub>
+            <m:r>
+              <w:rPr>
+                <w:ins w:id="20087" w:author="Claude" w:date="2026-10-09T04:34:15Z"/>
+              </w:rPr>
+              <m:t xml:space="preserve">ORR</m:t>
+            </m:r>
+          </m:sub>
+        </m:sSub>
+        <m:sSub>
+          <m:e>
+            <m:r>
+              <w:rPr>
+                <w:ins w:id="20088" w:author="Claude" w:date="2026-10-09T04:34:15Z"/>
+              </w:rPr>
+              <m:t xml:space="preserve">C</m:t>
+            </m:r>
+          </m:e>
+          <m:sub>
+            <m:r>
+              <w:rPr>
+                <w:ins w:id="20089" w:author="Claude" w:date="2026-10-09T04:34:15Z"/>
+              </w:rPr>
+              <m:t xml:space="preserve">O₂</m:t>
+            </m:r>
+          </m:sub>
+        </m:sSub>
+        <m:sSub>
+          <m:e>
+            <m:r>
+              <w:rPr>
+                <w:ins w:id="20090" w:author="Claude" w:date="2026-10-09T04:34:15Z"/>
+              </w:rPr>
+              <m:t xml:space="preserve">|</m:t>
+            </m:r>
+          </m:e>
+          <m:sub>
+            <m:r>
+              <w:rPr>
+                <w:ins w:id="20091" w:author="Claude" w:date="2026-10-09T04:34:15Z"/>
+              </w:rPr>
+              <m:t xml:space="preserve">Γ</m:t>
+            </m:r>
+          </m:sub>
+        </m:sSub>
+      </m:oMath>
+    </w:p>
+    <w:p>
+      <w:pPr>
+        <w:pStyle w:val="BodyText"/>
+        <w:spacing w:after="120"/>
+        <w:ind w:firstLine="0"/>
+        <w:rPr>
+          <w:ins w:id="20120" w:author="Claude" w:date="2026-10-09T04:34:15Z"/>
+        </w:rPr>
+      </w:pPr>
+      <w:ins w:id="20093" w:author="Claude" w:date="2026-10-09T04:34:15Z">
+        <w:r>
+          <w:t xml:space="preserve">Over a transport length δ, with C</w:t>
+        </w:r>
+      </w:ins>
+      <w:ins w:id="20094" w:author="Claude" w:date="2026-10-09T04:34:15Z">
+        <w:r>
+          <w:rPr>
+            <w:vertAlign w:val="subscript"/>
+          </w:rPr>
+          <w:t xml:space="preserve">b</w:t>
+        </w:r>
+      </w:ins>
+      <w:ins w:id="20095" w:author="Claude" w:date="2026-10-09T04:34:15Z">
+        <w:r>
+          <w:t xml:space="preserve"> the oxygen concentration outside the depleted layer, the supplied flux is D</w:t>
+        </w:r>
+      </w:ins>
+      <w:ins w:id="20096" w:author="Claude" w:date="2026-10-09T04:34:15Z">
+        <w:r>
+          <w:rPr>
+            <w:vertAlign w:val="subscript"/>
+          </w:rPr>
+          <w:t xml:space="preserve">O2,eff</w:t>
+        </w:r>
+      </w:ins>
+      <w:ins w:id="20097" w:author="Claude" w:date="2026-10-09T04:34:15Z">
+        <w:r>
+          <w:t xml:space="preserve">(C</w:t>
+        </w:r>
+      </w:ins>
+      <w:ins w:id="20098" w:author="Claude" w:date="2026-10-09T04:34:15Z">
+        <w:r>
+          <w:rPr>
+            <w:vertAlign w:val="subscript"/>
+          </w:rPr>
+          <w:t xml:space="preserve">b</w:t>
+        </w:r>
+      </w:ins>
+      <w:ins w:id="20099" w:author="Claude" w:date="2026-10-09T04:34:15Z">
+        <w:r>
+          <w:t xml:space="preserve"> − C</w:t>
+        </w:r>
+      </w:ins>
+      <w:ins w:id="20100" w:author="Claude" w:date="2026-10-09T04:34:15Z">
+        <w:r>
+          <w:rPr>
+            <w:vertAlign w:val="subscript"/>
+          </w:rPr>
+          <w:t xml:space="preserve">O2</w:t>
+        </w:r>
+      </w:ins>
+      <w:ins w:id="20101" w:author="Claude" w:date="2026-10-09T04:34:15Z">
+        <w:r>
+          <w:t xml:space="preserve">|</w:t>
+        </w:r>
+      </w:ins>
+      <w:ins w:id="20102" w:author="Claude" w:date="2026-10-09T04:34:15Z">
+        <w:r>
+          <w:rPr>
+            <w:vertAlign w:val="subscript"/>
+          </w:rPr>
+          <w:t xml:space="preserve">Γ</w:t>
+        </w:r>
+      </w:ins>
+      <w:ins w:id="20103" w:author="Claude" w:date="2026-10-09T04:34:15Z">
+        <w:r>
+          <w:t xml:space="preserve">)/δ. Equating it to k</w:t>
+        </w:r>
+      </w:ins>
+      <w:ins w:id="20104" w:author="Claude" w:date="2026-10-09T04:34:15Z">
+        <w:r>
+          <w:rPr>
+            <w:vertAlign w:val="subscript"/>
+          </w:rPr>
+          <w:t xml:space="preserve">ORR</w:t>
+        </w:r>
+      </w:ins>
+      <w:ins w:id="20105" w:author="Claude" w:date="2026-10-09T04:34:15Z">
+        <w:r>
+          <w:t xml:space="preserve">C</w:t>
+        </w:r>
+      </w:ins>
+      <w:ins w:id="20106" w:author="Claude" w:date="2026-10-09T04:34:15Z">
+        <w:r>
+          <w:rPr>
+            <w:vertAlign w:val="subscript"/>
+          </w:rPr>
+          <w:t xml:space="preserve">O2</w:t>
+        </w:r>
+      </w:ins>
+      <w:ins w:id="20107" w:author="Claude" w:date="2026-10-09T04:34:15Z">
+        <w:r>
+          <w:t xml:space="preserve">|</w:t>
+        </w:r>
+      </w:ins>
+      <w:ins w:id="20108" w:author="Claude" w:date="2026-10-09T04:34:15Z">
+        <w:r>
+          <w:rPr>
+            <w:vertAlign w:val="subscript"/>
+          </w:rPr>
+          <w:t xml:space="preserve">Γ</w:t>
+        </w:r>
+      </w:ins>
+      <w:ins w:id="20109" w:author="Claude" w:date="2026-10-09T04:34:15Z">
+        <w:r>
+          <w:t xml:space="preserve"> gives C</w:t>
+        </w:r>
+      </w:ins>
+      <w:ins w:id="20110" w:author="Claude" w:date="2026-10-09T04:34:15Z">
+        <w:r>
+          <w:rPr>
+            <w:vertAlign w:val="subscript"/>
+          </w:rPr>
+          <w:t xml:space="preserve">O2</w:t>
+        </w:r>
+      </w:ins>
+      <w:ins w:id="20111" w:author="Claude" w:date="2026-10-09T04:34:15Z">
+        <w:r>
+          <w:t xml:space="preserve">|</w:t>
+        </w:r>
+      </w:ins>
+      <w:ins w:id="20112" w:author="Claude" w:date="2026-10-09T04:34:15Z">
+        <w:r>
+          <w:rPr>
+            <w:vertAlign w:val="subscript"/>
+          </w:rPr>
+          <w:t xml:space="preserve">Γ</w:t>
+        </w:r>
+      </w:ins>
+      <w:ins w:id="20113" w:author="Claude" w:date="2026-10-09T04:34:15Z">
+        <w:r>
+          <w:t xml:space="preserve"> = C</w:t>
+        </w:r>
+      </w:ins>
+      <w:ins w:id="20114" w:author="Claude" w:date="2026-10-09T04:34:15Z">
+        <w:r>
+          <w:rPr>
+            <w:vertAlign w:val="subscript"/>
+          </w:rPr>
+          <w:t xml:space="preserve">b</w:t>
+        </w:r>
+      </w:ins>
+      <w:ins w:id="20115" w:author="Claude" w:date="2026-10-09T04:34:15Z">
+        <w:r>
+          <w:t xml:space="preserve">/(1 + k</w:t>
+        </w:r>
+      </w:ins>
+      <w:ins w:id="20116" w:author="Claude" w:date="2026-10-09T04:34:15Z">
+        <w:r>
+          <w:rPr>
+            <w:vertAlign w:val="subscript"/>
+          </w:rPr>
+          <w:t xml:space="preserve">ORR</w:t>
+        </w:r>
+      </w:ins>
+      <w:ins w:id="20117" w:author="Claude" w:date="2026-10-09T04:34:15Z">
+        <w:r>
+          <w:t xml:space="preserve">δ/D</w:t>
+        </w:r>
+      </w:ins>
+      <w:ins w:id="20118" w:author="Claude" w:date="2026-10-09T04:34:15Z">
+        <w:r>
+          <w:rPr>
+            <w:vertAlign w:val="subscript"/>
+          </w:rPr>
+          <w:t xml:space="preserve">O2,eff</w:t>
+        </w:r>
+      </w:ins>
+      <w:ins w:id="20119" w:author="Claude" w:date="2026-10-09T04:34:15Z">
+        <w:r>
+          <w:t xml:space="preserve">), so the interfacial flux is the series (harmonic) combination of the reaction and transport resistances:</w:t>
+        </w:r>
+      </w:ins>
+    </w:p>
+    <w:p>
+      <w:pPr>
+        <w:pStyle w:val="BodyText"/>
+        <w:spacing w:after="120"/>
+        <w:ind w:firstLine="0"/>
+        <w:rPr>
+          <w:ins w:id="20134" w:author="Claude" w:date="2026-10-09T04:34:15Z"/>
+        </w:rPr>
+      </w:pPr>
+      <m:oMath>
+        <m:sSub>
+          <m:e>
+            <m:r>
+              <w:rPr>
+                <w:ins w:id="20121" w:author="Claude" w:date="2026-10-09T04:34:15Z"/>
+              </w:rPr>
+              <m:t xml:space="preserve">J</m:t>
+            </m:r>
+          </m:e>
+          <m:sub>
+            <m:r>
+              <w:rPr>
+                <w:ins w:id="20122" w:author="Claude" w:date="2026-10-09T04:34:15Z"/>
+              </w:rPr>
+              <m:t xml:space="preserve">O₂</m:t>
+            </m:r>
+          </m:sub>
+        </m:sSub>
+        <m:r>
+          <w:rPr>
+            <w:ins w:id="20123" w:author="Claude" w:date="2026-10-09T04:34:15Z"/>
+          </w:rPr>
+          <m:t xml:space="preserve">=</m:t>
+        </m:r>
+        <m:f>
+          <m:num>
+            <m:sSub>
+              <m:e>
+                <m:r>
+                  <w:rPr>
+                    <w:ins w:id="20124" w:author="Claude" w:date="2026-10-09T04:34:15Z"/>
+                  </w:rPr>
+                  <m:t xml:space="preserve">C</m:t>
+                </m:r>
+              </m:e>
+              <m:sub>
+                <m:r>
+                  <w:rPr>
+                    <w:ins w:id="20125" w:author="Claude" w:date="2026-10-09T04:34:15Z"/>
+                  </w:rPr>
+                  <m:t xml:space="preserve">b</m:t>
+                </m:r>
+              </m:sub>
+            </m:sSub>
+          </m:num>
+          <m:den>
+            <m:f>
+              <m:num>
+                <m:r>
+                  <w:rPr>
+                    <w:ins w:id="20126" w:author="Claude" w:date="2026-10-09T04:34:15Z"/>
+                  </w:rPr>
+                  <m:t xml:space="preserve">1</m:t>
+                </m:r>
+              </m:num>
+              <m:den>
+                <m:sSub>
+                  <m:e>
+                    <m:r>
+                      <w:rPr>
+                        <w:ins w:id="20127" w:author="Claude" w:date="2026-10-09T04:34:15Z"/>
+                      </w:rPr>
+                      <m:t xml:space="preserve">k</m:t>
+                    </m:r>
+                  </m:e>
+                  <m:sub>
+                    <m:r>
+                      <w:rPr>
+                        <w:ins w:id="20128" w:author="Claude" w:date="2026-10-09T04:34:15Z"/>
+                      </w:rPr>
+                      <m:t xml:space="preserve">ORR</m:t>
+                    </m:r>
+                  </m:sub>
+                </m:sSub>
+              </m:den>
+            </m:f>
+            <m:r>
+              <w:rPr>
+                <w:ins w:id="20129" w:author="Claude" w:date="2026-10-09T04:34:15Z"/>
+              </w:rPr>
+              <m:t xml:space="preserve">+</m:t>
+            </m:r>
+            <m:f>
+              <m:num>
+                <m:r>
+                  <w:rPr>
+                    <w:ins w:id="20130" w:author="Claude" w:date="2026-10-09T04:34:15Z"/>
+                  </w:rPr>
+                  <m:t xml:space="preserve">δ</m:t>
+                </m:r>
+              </m:num>
+              <m:den>
+                <m:sSup>
+                  <m:e>
+                    <m:sSub>
+                      <m:e>
+                        <m:r>
+                          <w:rPr>
+                            <w:ins w:id="20131" w:author="Claude" w:date="2026-10-09T04:34:15Z"/>
+                          </w:rPr>
+                          <m:t xml:space="preserve">D</m:t>
+                        </m:r>
+                      </m:e>
+                      <m:sub>
+                        <m:r>
+                          <w:rPr>
+                            <w:ins w:id="20132" w:author="Claude" w:date="2026-10-09T04:34:15Z"/>
+                          </w:rPr>
+                          <m:t xml:space="preserve">O₂</m:t>
+                        </m:r>
+                      </m:sub>
+                    </m:sSub>
+                  </m:e>
+                  <m:sup>
+                    <m:r>
+                      <w:rPr>
+                        <w:ins w:id="20133" w:author="Claude" w:date="2026-10-09T04:34:15Z"/>
+                      </w:rPr>
+                      <m:t xml:space="preserve">eff</m:t>
+                    </m:r>
+                  </m:sup>
+                </m:sSup>
+              </m:den>
+            </m:f>
+          </m:den>
+        </m:f>
+      </m:oMath>
+    </w:p>
+    <w:p>
+      <w:pPr>
+        <w:pStyle w:val="BodyText"/>
+        <w:spacing w:after="120"/>
+        <w:ind w:firstLine="0"/>
+        <w:rPr>
+          <w:ins w:id="20148" w:author="Claude" w:date="2026-10-09T04:34:15Z"/>
+        </w:rPr>
+      </w:pPr>
+      <w:ins w:id="20135" w:author="Claude" w:date="2026-10-09T04:34:15Z">
+        <w:r>
+          <w:t xml:space="preserve">The Damköhler number Da = k</w:t>
+        </w:r>
+      </w:ins>
+      <w:ins w:id="20136" w:author="Claude" w:date="2026-10-09T04:34:15Z">
+        <w:r>
+          <w:rPr>
+            <w:vertAlign w:val="subscript"/>
+          </w:rPr>
+          <w:t xml:space="preserve">ORR</w:t>
+        </w:r>
+      </w:ins>
+      <w:ins w:id="20137" w:author="Claude" w:date="2026-10-09T04:34:15Z">
+        <w:r>
+          <w:t xml:space="preserve">δ/D</w:t>
+        </w:r>
+      </w:ins>
+      <w:ins w:id="20138" w:author="Claude" w:date="2026-10-09T04:34:15Z">
+        <w:r>
+          <w:rPr>
+            <w:vertAlign w:val="subscript"/>
+          </w:rPr>
+          <w:t xml:space="preserve">O2,eff</w:t>
+        </w:r>
+      </w:ins>
+      <w:ins w:id="20139" w:author="Claude" w:date="2026-10-09T04:34:15Z">
+        <w:r>
+          <w:t xml:space="preserve"> is the ratio of the transport resistance to the reaction resistance. For Da ≪ 1 the flux reduces to k</w:t>
+        </w:r>
+      </w:ins>
+      <w:ins w:id="20140" w:author="Claude" w:date="2026-10-09T04:34:15Z">
+        <w:r>
+          <w:rPr>
+            <w:vertAlign w:val="subscript"/>
+          </w:rPr>
+          <w:t xml:space="preserve">ORR</w:t>
+        </w:r>
+      </w:ins>
+      <w:ins w:id="20141" w:author="Claude" w:date="2026-10-09T04:34:15Z">
+        <w:r>
+          <w:t xml:space="preserve">C</w:t>
+        </w:r>
+      </w:ins>
+      <w:ins w:id="20142" w:author="Claude" w:date="2026-10-09T04:34:15Z">
+        <w:r>
+          <w:rPr>
+            <w:vertAlign w:val="subscript"/>
+          </w:rPr>
+          <w:t xml:space="preserve">b</w:t>
+        </w:r>
+      </w:ins>
+      <w:ins w:id="20143" w:author="Claude" w:date="2026-10-09T04:34:15Z">
+        <w:r>
+          <w:t xml:space="preserve"> (reaction-controlled), and for Da ≫ 1 it reduces to D</w:t>
+        </w:r>
+      </w:ins>
+      <w:ins w:id="20144" w:author="Claude" w:date="2026-10-09T04:34:15Z">
+        <w:r>
+          <w:rPr>
+            <w:vertAlign w:val="subscript"/>
+          </w:rPr>
+          <w:t xml:space="preserve">O2,eff</w:t>
+        </w:r>
+      </w:ins>
+      <w:ins w:id="20145" w:author="Claude" w:date="2026-10-09T04:34:15Z">
+        <w:r>
+          <w:t xml:space="preserve">C</w:t>
+        </w:r>
+      </w:ins>
+      <w:ins w:id="20146" w:author="Claude" w:date="2026-10-09T04:34:15Z">
+        <w:r>
+          <w:rPr>
+            <w:vertAlign w:val="subscript"/>
+          </w:rPr>
+          <w:t xml:space="preserve">b</w:t>
+        </w:r>
+      </w:ins>
+      <w:ins w:id="20147" w:author="Claude" w:date="2026-10-09T04:34:15Z">
+        <w:r>
+          <w:t xml:space="preserve">/δ (diffusion-controlled) (Table S1).</w:t>
+        </w:r>
+      </w:ins>
+    </w:p>
+    <w:p>
+      <w:pPr>
+        <w:pStyle w:val="BodyText"/>
+        <w:spacing w:after="120"/>
+        <w:ind w:firstLine="0"/>
+        <w:rPr>
+          <w:ins w:id="20150" w:author="Claude" w:date="2026-10-09T04:34:15Z"/>
+        </w:rPr>
+      </w:pPr>
+      <w:ins w:id="20149" w:author="Claude" w:date="2026-10-09T04:34:15Z">
+        <w:r>
+          <w:t xml:space="preserve">Interface velocity. Each mole of O₂ reduced at the interface removes two moles of Zn (O₂ + 2Zn + 2H₂O → 2Zn²⁺ + 4OH⁻), so the normal velocity of the level set is</w:t>
+        </w:r>
+      </w:ins>
+    </w:p>
+    <w:p>
+      <w:pPr>
+        <w:pStyle w:val="BodyText"/>
+        <w:spacing w:after="120"/>
+        <w:ind w:firstLine="0"/>
+        <w:rPr>
+          <w:ins w:id="20165" w:author="Claude" w:date="2026-10-09T04:34:15Z"/>
+        </w:rPr>
+      </w:pPr>
+      <m:oMath>
+        <m:sSub>
+          <m:e>
+            <m:r>
+              <w:rPr>
+                <w:ins w:id="20151" w:author="Claude" w:date="2026-10-09T04:34:15Z"/>
+              </w:rPr>
+              <m:t xml:space="preserve">v</m:t>
+            </m:r>
+          </m:e>
+          <m:sub>
+            <m:r>
+              <w:rPr>
+                <w:ins w:id="20152" w:author="Claude" w:date="2026-10-09T04:34:15Z"/>
+              </w:rPr>
+              <m:t xml:space="preserve">n</m:t>
+            </m:r>
+          </m:sub>
+        </m:sSub>
+        <m:r>
+          <w:rPr>
+            <w:ins w:id="20153" w:author="Claude" w:date="2026-10-09T04:34:15Z"/>
+          </w:rPr>
+          <m:t xml:space="preserve">=−</m:t>
+        </m:r>
+        <m:f>
+          <m:num>
+            <m:r>
+              <w:rPr>
+                <w:ins w:id="20154" w:author="Claude" w:date="2026-10-09T04:34:15Z"/>
+              </w:rPr>
+              <m:t xml:space="preserve">2</m:t>
+            </m:r>
+            <m:sSub>
+              <m:e>
+                <m:r>
+                  <w:rPr>
+                    <w:ins w:id="20155" w:author="Claude" w:date="2026-10-09T04:34:15Z"/>
+                  </w:rPr>
+                  <m:t xml:space="preserve">k</m:t>
+                </m:r>
+              </m:e>
+              <m:sub>
+                <m:r>
+                  <w:rPr>
+                    <w:ins w:id="20156" w:author="Claude" w:date="2026-10-09T04:34:15Z"/>
+                  </w:rPr>
+                  <m:t xml:space="preserve">ORR</m:t>
+                </m:r>
+              </m:sub>
+            </m:sSub>
+            <m:sSub>
+              <m:e>
+                <m:r>
+                  <w:rPr>
+                    <w:ins w:id="20157" w:author="Claude" w:date="2026-10-09T04:34:15Z"/>
+                  </w:rPr>
+                  <m:t xml:space="preserve">C</m:t>
+                </m:r>
+              </m:e>
+              <m:sub>
+                <m:r>
+                  <w:rPr>
+                    <w:ins w:id="20158" w:author="Claude" w:date="2026-10-09T04:34:15Z"/>
+                  </w:rPr>
+                  <m:t xml:space="preserve">O₂</m:t>
+                </m:r>
+              </m:sub>
+            </m:sSub>
+            <m:sSub>
+              <m:e>
+                <m:r>
+                  <w:rPr>
+                    <w:ins w:id="20159" w:author="Claude" w:date="2026-10-09T04:34:15Z"/>
+                  </w:rPr>
+                  <m:t xml:space="preserve">|</m:t>
+                </m:r>
+              </m:e>
+              <m:sub>
+                <m:r>
+                  <w:rPr>
+                    <w:ins w:id="20160" w:author="Claude" w:date="2026-10-09T04:34:15Z"/>
+                  </w:rPr>
+                  <m:t xml:space="preserve">Γ</m:t>
+                </m:r>
+              </m:sub>
+            </m:sSub>
+          </m:num>
+          <m:den>
+            <m:sSub>
+              <m:e>
+                <m:r>
+                  <w:rPr>
+                    <w:ins w:id="20161" w:author="Claude" w:date="2026-10-09T04:34:15Z"/>
+                  </w:rPr>
+                  <m:t xml:space="preserve">M</m:t>
+                </m:r>
+              </m:e>
+              <m:sub>
+                <m:r>
+                  <w:rPr>
+                    <w:ins w:id="20162" w:author="Claude" w:date="2026-10-09T04:34:15Z"/>
+                  </w:rPr>
+                  <m:t xml:space="preserve">O₂</m:t>
+                </m:r>
+              </m:sub>
+            </m:sSub>
+            <m:sSub>
+              <m:e>
+                <m:r>
+                  <w:rPr>
+                    <w:ins w:id="20163" w:author="Claude" w:date="2026-10-09T04:34:15Z"/>
+                  </w:rPr>
+                  <m:t xml:space="preserve">[Zn]</m:t>
+                </m:r>
+              </m:e>
+              <m:sub>
+                <m:r>
+                  <w:rPr>
+                    <w:ins w:id="20164" w:author="Claude" w:date="2026-10-09T04:34:15Z"/>
+                  </w:rPr>
+                  <m:t xml:space="preserve">sol</m:t>
+                </m:r>
+              </m:sub>
+            </m:sSub>
+          </m:den>
+        </m:f>
+      </m:oMath>
+    </w:p>
+    <w:p>
+      <w:pPr>
+        <w:pStyle w:val="BodyText"/>
+        <w:spacing w:after="120"/>
+        <w:ind w:firstLine="0"/>
+        <w:rPr>
+          <w:ins w:id="20183" w:author="Claude" w:date="2026-10-09T04:34:15Z"/>
+        </w:rPr>
+      </w:pPr>
+      <w:ins w:id="20166" w:author="Claude" w:date="2026-10-09T04:34:15Z">
+        <w:r>
+          <w:t xml:space="preserve">with [Zn]</w:t>
+        </w:r>
+      </w:ins>
+      <w:ins w:id="20167" w:author="Claude" w:date="2026-10-09T04:34:15Z">
+        <w:r>
+          <w:rPr>
+            <w:vertAlign w:val="subscript"/>
+          </w:rPr>
+          <w:t xml:space="preserve">sol</w:t>
+        </w:r>
+      </w:ins>
+      <w:ins w:id="20168" w:author="Claude" w:date="2026-10-09T04:34:15Z">
+        <w:r>
+          <w:t xml:space="preserve"> = ρ</w:t>
+        </w:r>
+      </w:ins>
+      <w:ins w:id="20169" w:author="Claude" w:date="2026-10-09T04:34:15Z">
+        <w:r>
+          <w:rPr>
+            <w:vertAlign w:val="subscript"/>
+          </w:rPr>
+          <w:t xml:space="preserve">Zn</w:t>
+        </w:r>
+      </w:ins>
+      <w:ins w:id="20170" w:author="Claude" w:date="2026-10-09T04:34:15Z">
+        <w:r>
+          <w:t xml:space="preserve">/M</w:t>
+        </w:r>
+      </w:ins>
+      <w:ins w:id="20171" w:author="Claude" w:date="2026-10-09T04:34:15Z">
+        <w:r>
+          <w:rPr>
+            <w:vertAlign w:val="subscript"/>
+          </w:rPr>
+          <w:t xml:space="preserve">Zn</w:t>
+        </w:r>
+      </w:ins>
+      <w:ins w:id="20172" w:author="Claude" w:date="2026-10-09T04:34:15Z">
+        <w:r>
+          <w:t xml:space="preserve"> (Eq. 14 of the main text). Because C</w:t>
+        </w:r>
+      </w:ins>
+      <w:ins w:id="20173" w:author="Claude" w:date="2026-10-09T04:34:15Z">
+        <w:r>
+          <w:rPr>
+            <w:vertAlign w:val="subscript"/>
+          </w:rPr>
+          <w:t xml:space="preserve">O2</w:t>
+        </w:r>
+      </w:ins>
+      <w:ins w:id="20174" w:author="Claude" w:date="2026-10-09T04:34:15Z">
+        <w:r>
+          <w:t xml:space="preserve">|</w:t>
+        </w:r>
+      </w:ins>
+      <w:ins w:id="20175" w:author="Claude" w:date="2026-10-09T04:34:15Z">
+        <w:r>
+          <w:rPr>
+            <w:vertAlign w:val="subscript"/>
+          </w:rPr>
+          <w:t xml:space="preserve">Γ</w:t>
+        </w:r>
+      </w:ins>
+      <w:ins w:id="20176" w:author="Claude" w:date="2026-10-09T04:34:15Z">
+        <w:r>
+          <w:t xml:space="preserve"> is the interfacial concentration obtained from the Robin condition, the velocity follows the series flux J</w:t>
+        </w:r>
+      </w:ins>
+      <w:ins w:id="20177" w:author="Claude" w:date="2026-10-09T04:34:15Z">
+        <w:r>
+          <w:rPr>
+            <w:vertAlign w:val="subscript"/>
+          </w:rPr>
+          <w:t xml:space="preserve">O2</w:t>
+        </w:r>
+      </w:ins>
+      <w:ins w:id="20178" w:author="Claude" w:date="2026-10-09T04:34:15Z">
+        <w:r>
+          <w:t xml:space="preserve"> above, and the transition between reaction-controlled and diffusion-controlled degradation emerges from the depletion of C</w:t>
+        </w:r>
+      </w:ins>
+      <w:ins w:id="20179" w:author="Claude" w:date="2026-10-09T04:34:15Z">
+        <w:r>
+          <w:rPr>
+            <w:vertAlign w:val="subscript"/>
+          </w:rPr>
+          <w:t xml:space="preserve">O2</w:t>
+        </w:r>
+      </w:ins>
+      <w:ins w:id="20180" w:author="Claude" w:date="2026-10-09T04:34:15Z">
+        <w:r>
+          <w:t xml:space="preserve"> at the interface. The Zn²⁺ source and the O₂ sink use the same flux (Section S8). [Planar check to be added: numerical v</w:t>
+        </w:r>
+      </w:ins>
+      <w:ins w:id="20181" w:author="Claude" w:date="2026-10-09T04:34:15Z">
         <w:r>
           <w:rPr>
             <w:vertAlign w:val="subscript"/>
@@ -3172,178 +4293,9 @@
           <w:t xml:space="preserve">n</w:t>
         </w:r>
       </w:ins>
-      <w:ins w:id="20006" w:author="Claude" w:date="2026-10-09T01:36:39Z">
+      <w:ins w:id="20182" w:author="Claude" w:date="2026-10-09T04:34:15Z">
         <w:r>
-          <w:t xml:space="preserve"> = v</w:t>
-        </w:r>
-      </w:ins>
-      <w:ins w:id="20007" w:author="Claude" w:date="2026-10-09T01:36:39Z">
-        <w:r>
-          <w:rPr>
-            <w:vertAlign w:val="subscript"/>
-          </w:rPr>
-          <w:t xml:space="preserve">ORR</w:t>
-        </w:r>
-      </w:ins>
-      <w:ins w:id="20008" w:author="Claude" w:date="2026-10-09T01:36:39Z">
-        <w:r>
-          <w:t xml:space="preserve">, evaluated at the interface (Eq. 14 of the main text), and the oxygen-diffusion limit is carried by the Robin boundary condition for C</w:t>
-        </w:r>
-      </w:ins>
-      <w:ins w:id="20009" w:author="Claude" w:date="2026-10-09T01:36:39Z">
-        <w:r>
-          <w:rPr>
-            <w:vertAlign w:val="subscript"/>
-          </w:rPr>
-          <w:t xml:space="preserve">O2</w:t>
-        </w:r>
-      </w:ins>
-      <w:ins w:id="20010" w:author="Claude" w:date="2026-10-09T01:36:39Z">
-        <w:r>
-          <w:t xml:space="preserve"> at the interface, so no separate velocity cap is applied. The species sources are tied to the recession velocity (Zn²⁺ source ρ</w:t>
-        </w:r>
-      </w:ins>
-      <w:ins w:id="20011" w:author="Claude" w:date="2026-10-09T01:36:39Z">
-        <w:r>
-          <w:rPr>
-            <w:vertAlign w:val="subscript"/>
-          </w:rPr>
-          <w:t xml:space="preserve">Zn</w:t>
-        </w:r>
-      </w:ins>
-      <w:ins w:id="20012" w:author="Claude" w:date="2026-10-09T01:36:39Z">
-        <w:r>
-          <w:t xml:space="preserve">|v</w:t>
-        </w:r>
-      </w:ins>
-      <w:ins w:id="20013" w:author="Claude" w:date="2026-10-09T01:36:39Z">
-        <w:r>
-          <w:rPr>
-            <w:vertAlign w:val="subscript"/>
-          </w:rPr>
-          <w:t xml:space="preserve">n</w:t>
-        </w:r>
-      </w:ins>
-      <w:ins w:id="20014" w:author="Claude" w:date="2026-10-09T01:36:39Z">
-        <w:r>
-          <w:t xml:space="preserve">|δ</w:t>
-        </w:r>
-      </w:ins>
-      <w:ins w:id="20015" w:author="Claude" w:date="2026-10-09T01:36:39Z">
-        <w:r>
-          <w:rPr>
-            <w:vertAlign w:val="subscript"/>
-          </w:rPr>
-          <w:t xml:space="preserve">Γ</w:t>
-        </w:r>
-      </w:ins>
-      <w:ins w:id="20016" w:author="Claude" w:date="2026-10-09T01:36:39Z">
-        <w:r>
-          <w:t xml:space="preserve">; O₂ sink k</w:t>
-        </w:r>
-      </w:ins>
-      <w:ins w:id="20017" w:author="Claude" w:date="2026-10-09T01:36:39Z">
-        <w:r>
-          <w:rPr>
-            <w:vertAlign w:val="subscript"/>
-          </w:rPr>
-          <w:t xml:space="preserve">ORR</w:t>
-        </w:r>
-      </w:ins>
-      <w:ins w:id="20018" w:author="Claude" w:date="2026-10-09T01:36:39Z">
-        <w:r>
-          <w:t xml:space="preserve">C</w:t>
-        </w:r>
-      </w:ins>
-      <w:ins w:id="20019" w:author="Claude" w:date="2026-10-09T01:36:39Z">
-        <w:r>
-          <w:rPr>
-            <w:vertAlign w:val="subscript"/>
-          </w:rPr>
-          <w:t xml:space="preserve">O2</w:t>
-        </w:r>
-      </w:ins>
-      <w:ins w:id="20020" w:author="Claude" w:date="2026-10-09T01:36:39Z">
-        <w:r>
-          <w:t xml:space="preserve">δ</w:t>
-        </w:r>
-      </w:ins>
-      <w:ins w:id="20021" w:author="Claude" w:date="2026-10-09T01:36:39Z">
-        <w:r>
-          <w:rPr>
-            <w:vertAlign w:val="subscript"/>
-          </w:rPr>
-          <w:t xml:space="preserve">Γ</w:t>
-        </w:r>
-      </w:ins>
-      <w:ins w:id="20022" w:author="Claude" w:date="2026-10-09T01:36:39Z">
-        <w:r>
-          <w:t xml:space="preserve"> = (M</w:t>
-        </w:r>
-      </w:ins>
-      <w:ins w:id="20023" w:author="Claude" w:date="2026-10-09T01:36:39Z">
-        <w:r>
-          <w:rPr>
-            <w:vertAlign w:val="subscript"/>
-          </w:rPr>
-          <w:t xml:space="preserve">O2</w:t>
-        </w:r>
-      </w:ins>
-      <w:ins w:id="20024" w:author="Claude" w:date="2026-10-09T01:36:39Z">
-        <w:r>
-          <w:t xml:space="preserve">/2M</w:t>
-        </w:r>
-      </w:ins>
-      <w:ins w:id="20025" w:author="Claude" w:date="2026-10-09T01:36:39Z">
-        <w:r>
-          <w:rPr>
-            <w:vertAlign w:val="subscript"/>
-          </w:rPr>
-          <w:t xml:space="preserve">Zn</w:t>
-        </w:r>
-      </w:ins>
-      <w:ins w:id="20026" w:author="Claude" w:date="2026-10-09T01:36:39Z">
-        <w:r>
-          <w:t xml:space="preserve">)ρ</w:t>
-        </w:r>
-      </w:ins>
-      <w:ins w:id="20027" w:author="Claude" w:date="2026-10-09T01:36:39Z">
-        <w:r>
-          <w:rPr>
-            <w:vertAlign w:val="subscript"/>
-          </w:rPr>
-          <w:t xml:space="preserve">Zn</w:t>
-        </w:r>
-      </w:ins>
-      <w:ins w:id="20028" w:author="Claude" w:date="2026-10-09T01:36:39Z">
-        <w:r>
-          <w:t xml:space="preserve">|v</w:t>
-        </w:r>
-      </w:ins>
-      <w:ins w:id="20029" w:author="Claude" w:date="2026-10-09T01:36:39Z">
-        <w:r>
-          <w:rPr>
-            <w:vertAlign w:val="subscript"/>
-          </w:rPr>
-          <w:t xml:space="preserve">n</w:t>
-        </w:r>
-      </w:ins>
-      <w:ins w:id="20030" w:author="Claude" w:date="2026-10-09T01:36:39Z">
-        <w:r>
-          <w:t xml:space="preserve">|δ</w:t>
-        </w:r>
-      </w:ins>
-      <w:ins w:id="20031" w:author="Claude" w:date="2026-10-09T01:36:39Z">
-        <w:r>
-          <w:rPr>
-            <w:vertAlign w:val="subscript"/>
-          </w:rPr>
-          <w:t xml:space="preserve">Γ</w:t>
-        </w:r>
-      </w:ins>
-      <w:ins w:id="20032" w:author="Claude" w:date="2026-10-09T01:36:39Z">
-        <w:r>
-          <w:t xml:space="preserve">), so the O₂ consumed, Zn²⁺ released and metal lost are consistent through O₂ + 2Zn + 2H₂O → 2Zn²⁺ + 4OH⁻ (Section S8).</w:t>
+          <w:t xml:space="preserve"> versus the analytic series formula for a planar interface.]</w:t>
         </w:r>
       </w:ins>
     </w:p>
@@ -3353,65 +4305,270 @@
         <w:keepNext/>
         <w:spacing w:before="360" w:after="0"/>
         <w:jc w:val="center"/>
+        <w:rPr>
+          <w:del w:id="20051" w:author="Claude" w:date="2026-10-09T04:34:15Z"/>
+        </w:rPr>
       </w:pPr>
-      <w:r>
-        <w:rPr>
-          <w:noProof/>
-        </w:rPr>
-        <w:drawing>
-          <wp:inline distT="0" distB="0" distL="0" distR="0" wp14:anchorId="60227BE3" wp14:editId="25F7AA01">
-            <wp:extent cx="5731510" cy="1989455"/>
-            <wp:effectExtent l="0" t="0" r="2540" b="0"/>
-            <wp:docPr id="15" name="Picture 15"/>
-            <wp:cNvGraphicFramePr>
-              <a:graphicFrameLocks xmlns:a="http://schemas.openxmlformats.org/drawingml/2006/main" noChangeAspect="1"/>
-            </wp:cNvGraphicFramePr>
-            <a:graphic xmlns:a="http://schemas.openxmlformats.org/drawingml/2006/main">
-              <a:graphicData uri="http://schemas.openxmlformats.org/drawingml/2006/picture">
-                <pic:pic xmlns:pic="http://schemas.openxmlformats.org/drawingml/2006/picture">
-                  <pic:nvPicPr>
-                    <pic:cNvPr id="0" name="Picture 14"/>
-                    <pic:cNvPicPr>
-                      <a:picLocks noChangeAspect="1" noChangeArrowheads="1"/>
-                    </pic:cNvPicPr>
-                  </pic:nvPicPr>
-                  <pic:blipFill>
-                    <a:blip r:embed="rId7" cstate="print">
-                      <a:extLst>
-                        <a:ext uri="{28A0092B-C50C-407E-A947-70E740481C1C}">
-                          <a14:useLocalDpi xmlns:a14="http://schemas.microsoft.com/office/drawing/2010/main" val="0"/>
-                        </a:ext>
-                      </a:extLst>
-                    </a:blip>
-                    <a:srcRect/>
-                    <a:stretch>
-                      <a:fillRect/>
-                    </a:stretch>
-                  </pic:blipFill>
-                  <pic:spPr bwMode="auto">
-                    <a:xfrm>
-                      <a:off x="0" y="0"/>
-                      <a:ext cx="5731510" cy="1989455"/>
-                    </a:xfrm>
-                    <a:prstGeom prst="rect">
-                      <a:avLst/>
-                    </a:prstGeom>
-                    <a:noFill/>
-                    <a:ln>
+      <w:del w:id="20050" w:author="Claude" w:date="2026-10-09T04:34:15Z">
+        <w:r>
+          <w:rPr>
+            <w:noProof/>
+          </w:rPr>
+          <w:drawing>
+            <wp:inline distT="0" distB="0" distL="0" distR="0" wp14:anchorId="60227BE3" wp14:editId="25F7AA01">
+              <wp:extent cx="5731510" cy="1989455"/>
+              <wp:effectExtent l="0" t="0" r="2540" b="0"/>
+              <wp:docPr id="15" name="Picture 15"/>
+              <wp:cNvGraphicFramePr>
+                <a:graphicFrameLocks xmlns:a="http://schemas.openxmlformats.org/drawingml/2006/main" noChangeAspect="1"/>
+              </wp:cNvGraphicFramePr>
+              <a:graphic xmlns:a="http://schemas.openxmlformats.org/drawingml/2006/main">
+                <a:graphicData uri="http://schemas.openxmlformats.org/drawingml/2006/picture">
+                  <pic:pic xmlns:pic="http://schemas.openxmlformats.org/drawingml/2006/picture">
+                    <pic:nvPicPr>
+                      <pic:cNvPr id="0" name="Picture 14"/>
+                      <pic:cNvPicPr>
+                        <a:picLocks noChangeAspect="1" noChangeArrowheads="1"/>
+                      </pic:cNvPicPr>
+                    </pic:nvPicPr>
+                    <pic:blipFill>
+                      <a:blip r:embed="rId7" cstate="print">
+                        <a:extLst>
+                          <a:ext uri="{28A0092B-C50C-407E-A947-70E740481C1C}">
+                            <a14:useLocalDpi xmlns:a14="http://schemas.microsoft.com/office/drawing/2010/main" val="0"/>
+                          </a:ext>
+                        </a:extLst>
+                      </a:blip>
+                      <a:srcRect/>
+                      <a:stretch>
+                        <a:fillRect/>
+                      </a:stretch>
+                    </pic:blipFill>
+                    <pic:spPr bwMode="auto">
+                      <a:xfrm>
+                        <a:off x="0" y="0"/>
+                        <a:ext cx="5731510" cy="1989455"/>
+                      </a:xfrm>
+                      <a:prstGeom prst="rect">
+                        <a:avLst/>
+                      </a:prstGeom>
                       <a:noFill/>
-                    </a:ln>
-                  </pic:spPr>
-                </pic:pic>
-              </a:graphicData>
-            </a:graphic>
-          </wp:inline>
-        </w:drawing>
-      </w:r>
+                      <a:ln>
+                        <a:noFill/>
+                      </a:ln>
+                    </pic:spPr>
+                  </pic:pic>
+                </a:graphicData>
+              </a:graphic>
+            </wp:inline>
+          </w:drawing>
+        </w:r>
+      </w:del>
     </w:p>
     <w:p>
       <w:pPr>
         <w:pStyle w:val="Captions"/>
         <w:spacing w:before="80" w:after="360"/>
+        <w:rPr>
+          <w:del w:id="20071" w:author="Claude" w:date="2026-10-09T04:34:15Z"/>
+        </w:rPr>
+      </w:pPr>
+      <w:del w:id="20052" w:author="Claude" w:date="2026-10-09T04:34:15Z">
+        <w:r>
+          <w:rPr>
+            <w:b/>
+            <w:bCs/>
+            <w:sz w:val="20"/>
+            <w:szCs w:val="20"/>
+          </w:rPr>
+          <w:delText xml:space="preserve">Figure S</w:delText>
+        </w:r>
+      </w:del>
+      <w:del w:id="20053" w:author="Claude" w:date="2026-10-09T04:34:15Z">
+        <w:r>
+          <w:rPr>
+            <w:b/>
+            <w:bCs/>
+            <w:sz w:val="20"/>
+            <w:szCs w:val="20"/>
+          </w:rPr>
+          <w:fldChar w:fldCharType="begin"/>
+        </w:r>
+      </w:del>
+      <w:del w:id="20054" w:author="Claude" w:date="2026-10-09T04:34:15Z">
+        <w:r>
+          <w:rPr>
+            <w:b/>
+            <w:bCs/>
+            <w:sz w:val="20"/>
+            <w:szCs w:val="20"/>
+          </w:rPr>
+          <w:instrText xml:space="preserve"> SEQ Figure \* ARABIC </w:instrText>
+        </w:r>
+      </w:del>
+      <w:del w:id="20055" w:author="Claude" w:date="2026-10-09T04:34:15Z">
+        <w:r>
+          <w:rPr>
+            <w:b/>
+            <w:bCs/>
+            <w:sz w:val="20"/>
+            <w:szCs w:val="20"/>
+          </w:rPr>
+          <w:fldChar w:fldCharType="separate"/>
+        </w:r>
+      </w:del>
+      <w:del w:id="20056" w:author="Claude" w:date="2026-10-09T04:34:15Z">
+        <w:r>
+          <w:rPr>
+            <w:b/>
+            <w:bCs/>
+            <w:noProof/>
+            <w:sz w:val="20"/>
+            <w:szCs w:val="20"/>
+          </w:rPr>
+          <w:delText xml:space="preserve">1</w:delText>
+        </w:r>
+      </w:del>
+      <w:del w:id="20057" w:author="Claude" w:date="2026-10-09T04:34:15Z">
+        <w:r>
+          <w:rPr>
+            <w:b/>
+            <w:bCs/>
+            <w:sz w:val="20"/>
+            <w:szCs w:val="20"/>
+          </w:rPr>
+          <w:fldChar w:fldCharType="end"/>
+        </w:r>
+      </w:del>
+      <w:del w:id="20058" w:author="Claude" w:date="2026-10-09T04:34:15Z">
+        <w:r>
+          <w:rPr>
+            <w:b/>
+            <w:bCs/>
+            <w:sz w:val="20"/>
+            <w:szCs w:val="20"/>
+          </w:rPr>
+          <w:delText xml:space="preserve">.</w:delText>
+        </w:r>
+      </w:del>
+      <w:del w:id="20059" w:author="Claude" w:date="2026-10-09T04:34:15Z">
+        <w:r>
+          <w:rPr>
+            <w:sz w:val="20"/>
+            <w:szCs w:val="20"/>
+          </w:rPr>
+          <w:delText xml:space="preserve"> </w:delText>
+        </w:r>
+      </w:del>
+      <w:del w:id="20060" w:author="Claude" w:date="2026-10-09T04:34:15Z">
+        <w:r>
+          <w:rPr>
+            <w:sz w:val="20"/>
+            <w:szCs w:val="20"/>
+          </w:rPr>
+          <w:delText xml:space="preserve">Interface recession velocity components for (a) a Zn disc and (b) a Zn stent during 672 h of immersion. The zinc transport-limited (</w:delText>
+        </w:r>
+      </w:del>
+      <w:del w:id="20061" w:author="Claude" w:date="2026-10-09T04:34:15Z">
+        <w:r>
+          <w:rPr>
+            <w:sz w:val="20"/>
+            <w:szCs w:val="20"/>
+          </w:rPr>
+          <w:delText xml:space="preserve">v</w:delText>
+        </w:r>
+      </w:del>
+      <w:del w:id="20062" w:author="Claude" w:date="2026-10-09T04:34:15Z">
+        <w:r>
+          <w:rPr>
+            <w:sz w:val="20"/>
+            <w:szCs w:val="20"/>
+            <w:vertAlign w:val="subscript"/>
+          </w:rPr>
+          <w:delText xml:space="preserve">Zn</w:delText>
+        </w:r>
+      </w:del>
+      <w:del w:id="20063" w:author="Claude" w:date="2026-10-09T04:34:15Z">
+        <w:r>
+          <w:rPr>
+            <w:sz w:val="20"/>
+            <w:szCs w:val="20"/>
+          </w:rPr>
+          <w:delText xml:space="preserve">​), oxygen reduction-limited (</w:delText>
+        </w:r>
+      </w:del>
+      <w:del w:id="20064" w:author="Claude" w:date="2026-10-09T04:34:15Z">
+        <w:r>
+          <w:rPr>
+            <w:sz w:val="20"/>
+            <w:szCs w:val="20"/>
+          </w:rPr>
+          <w:delText xml:space="preserve">v</w:delText>
+        </w:r>
+      </w:del>
+      <w:del w:id="20065" w:author="Claude" w:date="2026-10-09T04:34:15Z">
+        <w:r>
+          <w:rPr>
+            <w:sz w:val="20"/>
+            <w:szCs w:val="20"/>
+            <w:vertAlign w:val="subscript"/>
+          </w:rPr>
+          <w:delText xml:space="preserve">ORR</w:delText>
+        </w:r>
+      </w:del>
+      <w:del w:id="20066" w:author="Claude" w:date="2026-10-09T04:34:15Z">
+        <w:r>
+          <w:rPr>
+            <w:sz w:val="20"/>
+            <w:szCs w:val="20"/>
+          </w:rPr>
+          <w:delText xml:space="preserve">​), and oxygen diffusion-limited (</w:delText>
+        </w:r>
+      </w:del>
+      <w:del w:id="20067" w:author="Claude" w:date="2026-10-09T04:34:15Z">
+        <w:r>
+          <w:rPr>
+            <w:sz w:val="20"/>
+            <w:szCs w:val="20"/>
+          </w:rPr>
+          <w:delText xml:space="preserve">v</w:delText>
+        </w:r>
+      </w:del>
+      <w:del w:id="20068" w:author="Claude" w:date="2026-10-09T04:34:15Z">
+        <w:r>
+          <w:rPr>
+            <w:sz w:val="20"/>
+            <w:szCs w:val="20"/>
+            <w:vertAlign w:val="subscript"/>
+          </w:rPr>
+          <w:delText xml:space="preserve">O2, </w:delText>
+        </w:r>
+      </w:del>
+      <w:del w:id="20069" w:author="Claude" w:date="2026-10-09T04:34:15Z">
+        <w:r>
+          <w:rPr>
+            <w:sz w:val="20"/>
+            <w:szCs w:val="20"/>
+            <w:vertAlign w:val="subscript"/>
+          </w:rPr>
+          <w:delText xml:space="preserve">diff</w:delText>
+        </w:r>
+      </w:del>
+      <w:del w:id="20070" w:author="Claude" w:date="2026-10-09T04:34:15Z">
+        <w:r>
+          <w:rPr>
+            <w:sz w:val="20"/>
+            <w:szCs w:val="20"/>
+          </w:rPr>
+          <w:delText xml:space="preserve">​) velocities are shown separately.</w:delText>
+        </w:r>
+      </w:del>
+    </w:p>
+    <w:p>
+      <w:pPr>
+        <w:pStyle w:val="Captions"/>
+        <w:keepNext/>
+        <w:spacing w:before="360" w:after="80"/>
       </w:pPr>
       <w:r>
         <w:rPr>
@@ -3420,8 +4577,143 @@
           <w:sz w:val="20"/>
           <w:szCs w:val="20"/>
         </w:rPr>
-        <w:t>Figure S</w:t>
-      </w:r>
+        <w:t xml:space="preserve">Table S1. </w:t>
+      </w:r>
+      <w:del w:id="9026" w:author="Claude" w:date="2026-10-09T04:34:15Z">
+        <w:r>
+          <w:rPr>
+            <w:b/>
+            <w:bCs/>
+            <w:sz w:val="20"/>
+            <w:szCs w:val="20"/>
+          </w:rPr>
+          <w:delText xml:space="preserve">Comparison</w:delText>
+        </w:r>
+      </w:del>
+      <w:ins w:id="9025" w:author="Claude" w:date="2026-10-09T04:34:15Z">
+        <w:r>
+          <w:rPr>
+            <w:b/>
+            <w:bCs/>
+            <w:sz w:val="20"/>
+            <w:szCs w:val="20"/>
+          </w:rPr>
+          <w:t xml:space="preserve">Limiting regimes</w:t>
+        </w:r>
+      </w:ins>
+      <w:r>
+        <w:rPr>
+          <w:b/>
+          <w:bCs/>
+          <w:sz w:val="20"/>
+          <w:szCs w:val="20"/>
+        </w:rPr>
+        <w:t xml:space="preserve"> of the </w:t>
+      </w:r>
+      <w:del w:id="9024" w:author="Claude" w:date="2026-10-09T04:34:15Z">
+        <w:r>
+          <w:rPr>
+            <w:b/>
+            <w:bCs/>
+            <w:sz w:val="20"/>
+            <w:szCs w:val="20"/>
+          </w:rPr>
+          <w:delText xml:space="preserve">candidate</w:delText>
+        </w:r>
+      </w:del>
+      <w:ins w:id="9023" w:author="Claude" w:date="2026-10-09T04:34:15Z">
+        <w:r>
+          <w:rPr>
+            <w:b/>
+            <w:bCs/>
+            <w:sz w:val="20"/>
+            <w:szCs w:val="20"/>
+          </w:rPr>
+          <w:t xml:space="preserve">interfacial</w:t>
+        </w:r>
+      </w:ins>
+      <w:r>
+        <w:rPr>
+          <w:b/>
+          <w:bCs/>
+          <w:sz w:val="20"/>
+          <w:szCs w:val="20"/>
+        </w:rPr>
+        <w:t xml:space="preserve"> </w:t>
+      </w:r>
+      <w:del w:id="9022" w:author="Claude" w:date="2026-10-09T04:34:15Z">
+        <w:r>
+          <w:rPr>
+            <w:b/>
+            <w:bCs/>
+            <w:sz w:val="20"/>
+            <w:szCs w:val="20"/>
+          </w:rPr>
+          <w:delText xml:space="preserve">velocity-selection</w:delText>
+        </w:r>
+      </w:del>
+      <w:ins w:id="9021" w:author="Claude" w:date="2026-10-09T04:34:15Z">
+        <w:r>
+          <w:rPr>
+            <w:b/>
+            <w:bCs/>
+            <w:sz w:val="20"/>
+            <w:szCs w:val="20"/>
+          </w:rPr>
+          <w:t xml:space="preserve">oxygen</w:t>
+        </w:r>
+      </w:ins>
+      <w:r>
+        <w:rPr>
+          <w:b/>
+          <w:bCs/>
+          <w:sz w:val="20"/>
+          <w:szCs w:val="20"/>
+        </w:rPr>
+        <w:t xml:space="preserve"> </w:t>
+      </w:r>
+      <w:del w:id="9020" w:author="Claude" w:date="2026-10-09T04:34:15Z">
+        <w:r>
+          <w:rPr>
+            <w:b/>
+            <w:bCs/>
+            <w:sz w:val="20"/>
+            <w:szCs w:val="20"/>
+          </w:rPr>
+          <w:delText xml:space="preserve">formulations</w:delText>
+        </w:r>
+      </w:del>
+      <w:ins w:id="9019" w:author="Claude" w:date="2026-10-09T04:34:15Z">
+        <w:r>
+          <w:rPr>
+            <w:b/>
+            <w:bCs/>
+            <w:sz w:val="20"/>
+            <w:szCs w:val="20"/>
+          </w:rPr>
+          <w:t xml:space="preserve">flux</w:t>
+        </w:r>
+      </w:ins>
+      <w:r>
+        <w:rPr>
+          <w:b/>
+          <w:bCs/>
+          <w:sz w:val="20"/>
+          <w:szCs w:val="20"/>
+        </w:rPr>
+        <w:t xml:space="preserve">.</w:t>
+      </w:r>
+      <w:del w:id="9018" w:author="Claude" w:date="2026-10-09T04:34:15Z">
+        <w:r>
+          <w:rPr>
+            <w:b/>
+            <w:bCs/>
+            <w:sz w:val="20"/>
+            <w:szCs w:val="20"/>
+          </w:rPr>
+          <w:delText xml:space="preserve"> Rule A (hard minimum) gave the lowest RMSE, which was used as a consistency check but was not the main selection criterion, and was adopted on physical grounds (RMSE values may differ from those of the calibrated model, as these validation cases were evaluated prior to model calibration).</w:delText>
+        </w:r>
+      </w:del>
       <w:r>
         <w:rPr>
           <w:b/>
@@ -3438,7 +4730,7 @@
           <w:sz w:val="20"/>
           <w:szCs w:val="20"/>
         </w:rPr>
-        <w:instrText xml:space="preserve"> SEQ Figure \* ARABIC </w:instrText>
+        <w:instrText xml:space="preserve"> SEQ Table \* ARABIC </w:instrText>
       </w:r>
       <w:r>
         <w:rPr>
@@ -3453,263 +4745,11 @@
         <w:rPr>
           <w:b/>
           <w:bCs/>
-          <w:noProof/>
-          <w:sz w:val="20"/>
-          <w:szCs w:val="20"/>
-        </w:rPr>
-        <w:t>1</w:t>
-      </w:r>
-      <w:r>
-        <w:rPr>
-          <w:b/>
-          <w:bCs/>
           <w:sz w:val="20"/>
           <w:szCs w:val="20"/>
         </w:rPr>
         <w:fldChar w:fldCharType="end"/>
       </w:r>
-      <w:r>
-        <w:rPr>
-          <w:b/>
-          <w:bCs/>
-          <w:sz w:val="20"/>
-          <w:szCs w:val="20"/>
-        </w:rPr>
-        <w:t>.</w:t>
-      </w:r>
-      <w:r>
-        <w:rPr>
-          <w:sz w:val="20"/>
-          <w:szCs w:val="20"/>
-        </w:rPr>
-        <w:t xml:space="preserve"> </w:t>
-      </w:r>
-      <w:r>
-        <w:rPr>
-          <w:sz w:val="20"/>
-          <w:szCs w:val="20"/>
-        </w:rPr>
-        <w:t>Interface recession velocity components for (a) a Zn disc and (b) a Zn stent during 672 h of immersion. The zinc transport-limited (</w:t>
-      </w:r>
-      <w:r>
-        <w:rPr>
-          <w:sz w:val="20"/>
-          <w:szCs w:val="20"/>
-        </w:rPr>
-        <w:t>v</w:t>
-      </w:r>
-      <w:r>
-        <w:rPr>
-          <w:sz w:val="20"/>
-          <w:szCs w:val="20"/>
-          <w:vertAlign w:val="subscript"/>
-        </w:rPr>
-        <w:t>Zn</w:t>
-      </w:r>
-      <w:r>
-        <w:rPr>
-          <w:sz w:val="20"/>
-          <w:szCs w:val="20"/>
-        </w:rPr>
-        <w:t>​), oxygen reduction-limited (</w:t>
-      </w:r>
-      <w:r>
-        <w:rPr>
-          <w:sz w:val="20"/>
-          <w:szCs w:val="20"/>
-        </w:rPr>
-        <w:t>v</w:t>
-      </w:r>
-      <w:r>
-        <w:rPr>
-          <w:sz w:val="20"/>
-          <w:szCs w:val="20"/>
-          <w:vertAlign w:val="subscript"/>
-        </w:rPr>
-        <w:t>ORR</w:t>
-      </w:r>
-      <w:r>
-        <w:rPr>
-          <w:sz w:val="20"/>
-          <w:szCs w:val="20"/>
-        </w:rPr>
-        <w:t>​), and oxygen diffusion-limited (</w:t>
-      </w:r>
-      <w:r>
-        <w:rPr>
-          <w:sz w:val="20"/>
-          <w:szCs w:val="20"/>
-        </w:rPr>
-        <w:t>v</w:t>
-      </w:r>
-      <w:r>
-        <w:rPr>
-          <w:sz w:val="20"/>
-          <w:szCs w:val="20"/>
-          <w:vertAlign w:val="subscript"/>
-        </w:rPr>
-        <w:t xml:space="preserve">O2, </w:t>
-      </w:r>
-      <w:r>
-        <w:rPr>
-          <w:sz w:val="20"/>
-          <w:szCs w:val="20"/>
-          <w:vertAlign w:val="subscript"/>
-        </w:rPr>
-        <w:t>diff</w:t>
-      </w:r>
-      <w:r>
-        <w:rPr>
-          <w:sz w:val="20"/>
-          <w:szCs w:val="20"/>
-        </w:rPr>
-        <w:t>​) velocities are shown separately.</w:t>
-      </w:r>
-    </w:p>
-    <w:p>
-      <w:pPr>
-        <w:pStyle w:val="Captions"/>
-        <w:keepNext/>
-        <w:spacing w:before="360" w:after="80"/>
-      </w:pPr>
-      <w:r>
-        <w:rPr>
-          <w:b/>
-          <w:bCs/>
-          <w:sz w:val="20"/>
-          <w:szCs w:val="20"/>
-        </w:rPr>
-        <w:t xml:space="preserve">Table </w:t>
-      </w:r>
-      <w:r>
-        <w:rPr>
-          <w:b/>
-          <w:bCs/>
-          <w:sz w:val="20"/>
-          <w:szCs w:val="20"/>
-        </w:rPr>
-        <w:t>S</w:t>
-      </w:r>
-      <w:r>
-        <w:rPr>
-          <w:b/>
-          <w:bCs/>
-          <w:sz w:val="20"/>
-          <w:szCs w:val="20"/>
-        </w:rPr>
-        <w:fldChar w:fldCharType="begin"/>
-      </w:r>
-      <w:r>
-        <w:rPr>
-          <w:b/>
-          <w:bCs/>
-          <w:sz w:val="20"/>
-          <w:szCs w:val="20"/>
-        </w:rPr>
-        <w:instrText xml:space="preserve"> SEQ Table \* ARABIC </w:instrText>
-      </w:r>
-      <w:r>
-        <w:rPr>
-          <w:b/>
-          <w:bCs/>
-          <w:sz w:val="20"/>
-          <w:szCs w:val="20"/>
-        </w:rPr>
-        <w:fldChar w:fldCharType="separate"/>
-      </w:r>
-      <w:r>
-        <w:rPr>
-          <w:b/>
-          <w:bCs/>
-          <w:noProof/>
-          <w:sz w:val="20"/>
-          <w:szCs w:val="20"/>
-        </w:rPr>
-        <w:t>1</w:t>
-      </w:r>
-      <w:r>
-        <w:rPr>
-          <w:b/>
-          <w:bCs/>
-          <w:sz w:val="20"/>
-          <w:szCs w:val="20"/>
-        </w:rPr>
-        <w:fldChar w:fldCharType="end"/>
-      </w:r>
-      <w:r>
-        <w:rPr>
-          <w:b/>
-          <w:bCs/>
-          <w:sz w:val="20"/>
-          <w:szCs w:val="20"/>
-        </w:rPr>
-        <w:t>.</w:t>
-      </w:r>
-      <w:r>
-        <w:rPr>
-          <w:sz w:val="20"/>
-          <w:szCs w:val="20"/>
-        </w:rPr>
-        <w:t xml:space="preserve"> </w:t>
-      </w:r>
-      <w:r>
-        <w:rPr>
-          <w:sz w:val="20"/>
-          <w:szCs w:val="20"/>
-        </w:rPr>
-        <w:t xml:space="preserve">Comparison of the candidate velocity-selection formulations. Rule A (hard minimum) </w:t>
-      </w:r>
-      <w:r>
-        <w:rPr>
-          <w:sz w:val="20"/>
-          <w:szCs w:val="20"/>
-        </w:rPr>
-        <w:t>gave the lowest RMSE</w:t>
-      </w:r>
-      <w:r>
-        <w:rPr>
-          <w:sz w:val="20"/>
-          <w:szCs w:val="20"/>
-        </w:rPr>
-        <w:t>, which was used as a consistency check but was not the main selection criterion,</w:t>
-      </w:r>
-      <w:r>
-        <w:rPr>
-          <w:sz w:val="20"/>
-          <w:szCs w:val="20"/>
-        </w:rPr>
-        <w:t xml:space="preserve"> and was adopted on physical grounds (</w:t>
-      </w:r>
-      <w:r>
-        <w:rPr>
-          <w:sz w:val="20"/>
-          <w:szCs w:val="20"/>
-        </w:rPr>
-        <w:t>RMSE values may differ from those of the calibrated model, as these validation cases were evaluated prior to model calibration</w:t>
-      </w:r>
-      <w:r>
-        <w:rPr>
-          <w:sz w:val="20"/>
-          <w:szCs w:val="20"/>
-        </w:rPr>
-        <w:t>)</w:t>
-      </w:r>
-      <w:r>
-        <w:rPr>
-          <w:sz w:val="20"/>
-          <w:szCs w:val="20"/>
-        </w:rPr>
-        <w:t xml:space="preserve">.</w:t>
-      </w:r>
-      <w:ins w:id="9006" w:author="Claude" w:date="2026-10-09T01:36:39Z">
-        <w:r>
-          <w:rPr>
-            <w:sz w:val="20"/>
-            <w:szCs w:val="20"/>
-          </w:rPr>
-          <w:t xml:space="preserve"> These rules belong to the earlier formulation; the final model does not use them (see text).</w:t>
-        </w:r>
-      </w:ins>
     </w:p>
     <w:tbl>
       <w:tblPr>
@@ -3738,6 +4778,7 @@
           <w:cantSplit/>
           <w:tblHeader/>
           <w:jc w:val="center"/>
+          <w:del w:id="20184" w:author="Claude" w:date="2026-10-09T04:34:15Z"/>
         </w:trPr>
         <w:tc>
           <w:tcPr>
@@ -3754,6 +4795,7 @@
               <w:ind w:firstLine="0"/>
               <w:jc w:val="left"/>
               <w:rPr>
+                <w:del w:id="20186" w:author="Claude" w:date="2026-10-09T04:34:15Z"/>
                 <w:rFonts w:cs="Times New Roman"/>
                 <w:b/>
                 <w:bCs/>
@@ -3762,17 +4804,19 @@
                 <w:lang w:eastAsia="en-US"/>
               </w:rPr>
             </w:pPr>
-            <w:r>
-              <w:rPr>
-                <w:rFonts w:cs="Times New Roman"/>
-                <w:b/>
-                <w:bCs/>
-                <w:sz w:val="20"/>
-                <w:szCs w:val="20"/>
-                <w:lang w:eastAsia="en-US"/>
-              </w:rPr>
-              <w:t>Rule </w:t>
-            </w:r>
+            <w:del w:id="20185" w:author="Claude" w:date="2026-10-09T04:34:15Z">
+              <w:r>
+                <w:rPr>
+                  <w:rFonts w:cs="Times New Roman"/>
+                  <w:b/>
+                  <w:bCs/>
+                  <w:sz w:val="20"/>
+                  <w:szCs w:val="20"/>
+                  <w:lang w:eastAsia="en-US"/>
+                </w:rPr>
+                <w:delText xml:space="preserve">Rule </w:delText>
+              </w:r>
+            </w:del>
           </w:p>
         </w:tc>
         <w:tc>
@@ -3790,6 +4834,7 @@
               <w:ind w:firstLine="0"/>
               <w:jc w:val="center"/>
               <w:rPr>
+                <w:del w:id="20188" w:author="Claude" w:date="2026-10-09T04:34:15Z"/>
                 <w:rFonts w:cs="Times New Roman"/>
                 <w:b/>
                 <w:bCs/>
@@ -3798,17 +4843,19 @@
                 <w:lang w:eastAsia="en-US"/>
               </w:rPr>
             </w:pPr>
-            <w:r>
-              <w:rPr>
-                <w:rFonts w:cs="Times New Roman"/>
-                <w:b/>
-                <w:bCs/>
-                <w:sz w:val="20"/>
-                <w:szCs w:val="20"/>
-                <w:lang w:eastAsia="en-US"/>
-              </w:rPr>
-              <w:t>Description </w:t>
-            </w:r>
+            <w:del w:id="20187" w:author="Claude" w:date="2026-10-09T04:34:15Z">
+              <w:r>
+                <w:rPr>
+                  <w:rFonts w:cs="Times New Roman"/>
+                  <w:b/>
+                  <w:bCs/>
+                  <w:sz w:val="20"/>
+                  <w:szCs w:val="20"/>
+                  <w:lang w:eastAsia="en-US"/>
+                </w:rPr>
+                <w:delText xml:space="preserve">Description </w:delText>
+              </w:r>
+            </w:del>
           </w:p>
         </w:tc>
         <w:tc>
@@ -3826,6 +4873,7 @@
               <w:ind w:firstLine="0"/>
               <w:jc w:val="center"/>
               <w:rPr>
+                <w:del w:id="20190" w:author="Claude" w:date="2026-10-09T04:34:15Z"/>
                 <w:rFonts w:cs="Times New Roman"/>
                 <w:b/>
                 <w:bCs/>
@@ -3834,17 +4882,19 @@
                 <w:lang w:eastAsia="en-US"/>
               </w:rPr>
             </w:pPr>
-            <w:r>
-              <w:rPr>
-                <w:rFonts w:cs="Times New Roman"/>
-                <w:b/>
-                <w:bCs/>
-                <w:sz w:val="20"/>
-                <w:szCs w:val="20"/>
-                <w:lang w:eastAsia="en-US"/>
-              </w:rPr>
-              <w:t>RMSE (%) </w:t>
-            </w:r>
+            <w:del w:id="20189" w:author="Claude" w:date="2026-10-09T04:34:15Z">
+              <w:r>
+                <w:rPr>
+                  <w:rFonts w:cs="Times New Roman"/>
+                  <w:b/>
+                  <w:bCs/>
+                  <w:sz w:val="20"/>
+                  <w:szCs w:val="20"/>
+                  <w:lang w:eastAsia="en-US"/>
+                </w:rPr>
+                <w:delText xml:space="preserve">RMSE (%) </w:delText>
+              </w:r>
+            </w:del>
           </w:p>
         </w:tc>
       </w:tr>
@@ -3852,6 +4902,7 @@
         <w:trPr>
           <w:cantSplit/>
           <w:jc w:val="center"/>
+          <w:del w:id="20191" w:author="Claude" w:date="2026-10-09T04:34:15Z"/>
         </w:trPr>
         <w:tc>
           <w:tcPr>
@@ -3865,21 +4916,24 @@
               <w:ind w:firstLine="0"/>
               <w:jc w:val="left"/>
               <w:rPr>
+                <w:del w:id="20193" w:author="Claude" w:date="2026-10-09T04:34:15Z"/>
                 <w:rFonts w:cs="Times New Roman"/>
                 <w:sz w:val="22"/>
                 <w:szCs w:val="22"/>
                 <w:lang w:eastAsia="en-US"/>
               </w:rPr>
             </w:pPr>
-            <w:r>
-              <w:rPr>
-                <w:rFonts w:cs="Times New Roman"/>
-                <w:sz w:val="20"/>
-                <w:szCs w:val="20"/>
-                <w:lang w:eastAsia="en-US"/>
-              </w:rPr>
-              <w:t>A </w:t>
-            </w:r>
+            <w:del w:id="20192" w:author="Claude" w:date="2026-10-09T04:34:15Z">
+              <w:r>
+                <w:rPr>
+                  <w:rFonts w:cs="Times New Roman"/>
+                  <w:sz w:val="20"/>
+                  <w:szCs w:val="20"/>
+                  <w:lang w:eastAsia="en-US"/>
+                </w:rPr>
+                <w:delText xml:space="preserve">A </w:delText>
+              </w:r>
+            </w:del>
           </w:p>
         </w:tc>
         <w:tc>
@@ -3894,21 +4948,24 @@
               <w:ind w:firstLine="0"/>
               <w:jc w:val="center"/>
               <w:rPr>
+                <w:del w:id="20195" w:author="Claude" w:date="2026-10-09T04:34:15Z"/>
                 <w:rFonts w:cs="Times New Roman"/>
                 <w:sz w:val="22"/>
                 <w:szCs w:val="22"/>
                 <w:lang w:eastAsia="en-US"/>
               </w:rPr>
             </w:pPr>
-            <w:r>
-              <w:rPr>
-                <w:rFonts w:cs="Times New Roman"/>
-                <w:sz w:val="20"/>
-                <w:szCs w:val="20"/>
-                <w:lang w:eastAsia="en-US"/>
-              </w:rPr>
-              <w:t>Hard minimum </w:t>
-            </w:r>
+            <w:del w:id="20194" w:author="Claude" w:date="2026-10-09T04:34:15Z">
+              <w:r>
+                <w:rPr>
+                  <w:rFonts w:cs="Times New Roman"/>
+                  <w:sz w:val="20"/>
+                  <w:szCs w:val="20"/>
+                  <w:lang w:eastAsia="en-US"/>
+                </w:rPr>
+                <w:delText xml:space="preserve">Hard minimum </w:delText>
+              </w:r>
+            </w:del>
           </w:p>
         </w:tc>
         <w:tc>
@@ -3923,21 +4980,24 @@
               <w:ind w:firstLine="0"/>
               <w:jc w:val="center"/>
               <w:rPr>
+                <w:del w:id="20197" w:author="Claude" w:date="2026-10-09T04:34:15Z"/>
                 <w:rFonts w:cs="Times New Roman"/>
                 <w:sz w:val="22"/>
                 <w:szCs w:val="22"/>
                 <w:lang w:eastAsia="en-US"/>
               </w:rPr>
             </w:pPr>
-            <w:r>
-              <w:rPr>
-                <w:rFonts w:cs="Times New Roman"/>
-                <w:sz w:val="20"/>
-                <w:szCs w:val="20"/>
-                <w:lang w:eastAsia="en-US"/>
-              </w:rPr>
-              <w:t>0.0568 </w:t>
-            </w:r>
+            <w:del w:id="20196" w:author="Claude" w:date="2026-10-09T04:34:15Z">
+              <w:r>
+                <w:rPr>
+                  <w:rFonts w:cs="Times New Roman"/>
+                  <w:sz w:val="20"/>
+                  <w:szCs w:val="20"/>
+                  <w:lang w:eastAsia="en-US"/>
+                </w:rPr>
+                <w:delText xml:space="preserve">0.0568 </w:delText>
+              </w:r>
+            </w:del>
           </w:p>
         </w:tc>
       </w:tr>
@@ -3945,6 +5005,7 @@
         <w:trPr>
           <w:cantSplit/>
           <w:jc w:val="center"/>
+          <w:del w:id="20198" w:author="Claude" w:date="2026-10-09T04:34:15Z"/>
         </w:trPr>
         <w:tc>
           <w:tcPr>
@@ -3958,21 +5019,24 @@
               <w:ind w:firstLine="0"/>
               <w:jc w:val="left"/>
               <w:rPr>
+                <w:del w:id="20200" w:author="Claude" w:date="2026-10-09T04:34:15Z"/>
                 <w:rFonts w:cs="Times New Roman"/>
                 <w:sz w:val="22"/>
                 <w:szCs w:val="22"/>
                 <w:lang w:eastAsia="en-US"/>
               </w:rPr>
             </w:pPr>
-            <w:r>
-              <w:rPr>
-                <w:rFonts w:cs="Times New Roman"/>
-                <w:sz w:val="20"/>
-                <w:szCs w:val="20"/>
-                <w:lang w:eastAsia="en-US"/>
-              </w:rPr>
-              <w:t>B </w:t>
-            </w:r>
+            <w:del w:id="20199" w:author="Claude" w:date="2026-10-09T04:34:15Z">
+              <w:r>
+                <w:rPr>
+                  <w:rFonts w:cs="Times New Roman"/>
+                  <w:sz w:val="20"/>
+                  <w:szCs w:val="20"/>
+                  <w:lang w:eastAsia="en-US"/>
+                </w:rPr>
+                <w:delText xml:space="preserve">B </w:delText>
+              </w:r>
+            </w:del>
           </w:p>
         </w:tc>
         <w:tc>
@@ -3987,30 +5051,35 @@
               <w:ind w:firstLine="0"/>
               <w:jc w:val="center"/>
               <w:rPr>
+                <w:del w:id="20203" w:author="Claude" w:date="2026-10-09T04:34:15Z"/>
                 <w:rFonts w:cs="Times New Roman"/>
                 <w:sz w:val="22"/>
                 <w:szCs w:val="22"/>
                 <w:lang w:eastAsia="en-US"/>
               </w:rPr>
             </w:pPr>
-            <w:r>
-              <w:rPr>
-                <w:rFonts w:cs="Times New Roman"/>
-                <w:sz w:val="20"/>
-                <w:szCs w:val="20"/>
-                <w:lang w:eastAsia="en-US"/>
-              </w:rPr>
-              <w:t>Mixed control</w:t>
-            </w:r>
-            <w:r>
-              <w:rPr>
-                <w:rFonts w:cs="Times New Roman"/>
-                <w:sz w:val="20"/>
-                <w:szCs w:val="20"/>
-                <w:lang w:eastAsia="en-US"/>
-              </w:rPr>
-              <w:t> </w:t>
-            </w:r>
+            <w:del w:id="20201" w:author="Claude" w:date="2026-10-09T04:34:15Z">
+              <w:r>
+                <w:rPr>
+                  <w:rFonts w:cs="Times New Roman"/>
+                  <w:sz w:val="20"/>
+                  <w:szCs w:val="20"/>
+                  <w:lang w:eastAsia="en-US"/>
+                </w:rPr>
+                <w:delText xml:space="preserve">Mixed control</w:delText>
+              </w:r>
+            </w:del>
+            <w:del w:id="20202" w:author="Claude" w:date="2026-10-09T04:34:15Z">
+              <w:r>
+                <w:rPr>
+                  <w:rFonts w:cs="Times New Roman"/>
+                  <w:sz w:val="20"/>
+                  <w:szCs w:val="20"/>
+                  <w:lang w:eastAsia="en-US"/>
+                </w:rPr>
+                <w:delText xml:space="preserve"> </w:delText>
+              </w:r>
+            </w:del>
           </w:p>
         </w:tc>
         <w:tc>
@@ -4025,21 +5094,24 @@
               <w:ind w:firstLine="0"/>
               <w:jc w:val="center"/>
               <w:rPr>
+                <w:del w:id="20205" w:author="Claude" w:date="2026-10-09T04:34:15Z"/>
                 <w:rFonts w:cs="Times New Roman"/>
                 <w:sz w:val="22"/>
                 <w:szCs w:val="22"/>
                 <w:lang w:eastAsia="en-US"/>
               </w:rPr>
             </w:pPr>
-            <w:r>
-              <w:rPr>
-                <w:rFonts w:cs="Times New Roman"/>
-                <w:sz w:val="20"/>
-                <w:szCs w:val="20"/>
-                <w:lang w:eastAsia="en-US"/>
-              </w:rPr>
-              <w:t>0.0770 </w:t>
-            </w:r>
+            <w:del w:id="20204" w:author="Claude" w:date="2026-10-09T04:34:15Z">
+              <w:r>
+                <w:rPr>
+                  <w:rFonts w:cs="Times New Roman"/>
+                  <w:sz w:val="20"/>
+                  <w:szCs w:val="20"/>
+                  <w:lang w:eastAsia="en-US"/>
+                </w:rPr>
+                <w:delText xml:space="preserve">0.0770 </w:delText>
+              </w:r>
+            </w:del>
           </w:p>
         </w:tc>
       </w:tr>
@@ -4047,6 +5119,7 @@
         <w:trPr>
           <w:cantSplit/>
           <w:jc w:val="center"/>
+          <w:del w:id="20206" w:author="Claude" w:date="2026-10-09T04:34:15Z"/>
         </w:trPr>
         <w:tc>
           <w:tcPr>
@@ -4060,21 +5133,24 @@
               <w:ind w:firstLine="0"/>
               <w:jc w:val="left"/>
               <w:rPr>
+                <w:del w:id="20208" w:author="Claude" w:date="2026-10-09T04:34:15Z"/>
                 <w:rFonts w:cs="Times New Roman"/>
                 <w:sz w:val="22"/>
                 <w:szCs w:val="22"/>
                 <w:lang w:eastAsia="en-US"/>
               </w:rPr>
             </w:pPr>
-            <w:r>
-              <w:rPr>
-                <w:rFonts w:cs="Times New Roman"/>
-                <w:sz w:val="20"/>
-                <w:szCs w:val="20"/>
-                <w:lang w:eastAsia="en-US"/>
-              </w:rPr>
-              <w:t>C </w:t>
-            </w:r>
+            <w:del w:id="20207" w:author="Claude" w:date="2026-10-09T04:34:15Z">
+              <w:r>
+                <w:rPr>
+                  <w:rFonts w:cs="Times New Roman"/>
+                  <w:sz w:val="20"/>
+                  <w:szCs w:val="20"/>
+                  <w:lang w:eastAsia="en-US"/>
+                </w:rPr>
+                <w:delText xml:space="preserve">C </w:delText>
+              </w:r>
+            </w:del>
           </w:p>
         </w:tc>
         <w:tc>
@@ -4089,21 +5165,24 @@
               <w:ind w:firstLine="0"/>
               <w:jc w:val="center"/>
               <w:rPr>
+                <w:del w:id="20210" w:author="Claude" w:date="2026-10-09T04:34:15Z"/>
                 <w:rFonts w:cs="Times New Roman"/>
                 <w:sz w:val="22"/>
                 <w:szCs w:val="22"/>
                 <w:lang w:eastAsia="en-US"/>
               </w:rPr>
             </w:pPr>
-            <w:r>
-              <w:rPr>
-                <w:rFonts w:cs="Times New Roman"/>
-                <w:sz w:val="20"/>
-                <w:szCs w:val="20"/>
-                <w:lang w:eastAsia="en-US"/>
-              </w:rPr>
-              <w:t>Hybrid cathodic </w:t>
-            </w:r>
+            <w:del w:id="20209" w:author="Claude" w:date="2026-10-09T04:34:15Z">
+              <w:r>
+                <w:rPr>
+                  <w:rFonts w:cs="Times New Roman"/>
+                  <w:sz w:val="20"/>
+                  <w:szCs w:val="20"/>
+                  <w:lang w:eastAsia="en-US"/>
+                </w:rPr>
+                <w:delText xml:space="preserve">Hybrid cathodic </w:delText>
+              </w:r>
+            </w:del>
           </w:p>
         </w:tc>
         <w:tc>
@@ -4118,21 +5197,24 @@
               <w:ind w:firstLine="0"/>
               <w:jc w:val="center"/>
               <w:rPr>
+                <w:del w:id="20212" w:author="Claude" w:date="2026-10-09T04:34:15Z"/>
                 <w:rFonts w:cs="Times New Roman"/>
                 <w:sz w:val="22"/>
                 <w:szCs w:val="22"/>
                 <w:lang w:eastAsia="en-US"/>
               </w:rPr>
             </w:pPr>
-            <w:r>
-              <w:rPr>
-                <w:rFonts w:cs="Times New Roman"/>
-                <w:sz w:val="20"/>
-                <w:szCs w:val="20"/>
-                <w:lang w:eastAsia="en-US"/>
-              </w:rPr>
-              <w:t>0.0766 </w:t>
-            </w:r>
+            <w:del w:id="20211" w:author="Claude" w:date="2026-10-09T04:34:15Z">
+              <w:r>
+                <w:rPr>
+                  <w:rFonts w:cs="Times New Roman"/>
+                  <w:sz w:val="20"/>
+                  <w:szCs w:val="20"/>
+                  <w:lang w:eastAsia="en-US"/>
+                </w:rPr>
+                <w:delText xml:space="preserve">0.0766 </w:delText>
+              </w:r>
+            </w:del>
           </w:p>
         </w:tc>
       </w:tr>
@@ -4140,6 +5222,7 @@
         <w:trPr>
           <w:cantSplit/>
           <w:jc w:val="center"/>
+          <w:del w:id="20213" w:author="Claude" w:date="2026-10-09T04:34:15Z"/>
         </w:trPr>
         <w:tc>
           <w:tcPr>
@@ -4152,21 +5235,24 @@
               <w:ind w:firstLine="0"/>
               <w:jc w:val="left"/>
               <w:rPr>
+                <w:del w:id="20215" w:author="Claude" w:date="2026-10-09T04:34:15Z"/>
                 <w:rFonts w:cs="Times New Roman"/>
                 <w:sz w:val="22"/>
                 <w:szCs w:val="22"/>
                 <w:lang w:eastAsia="en-US"/>
               </w:rPr>
             </w:pPr>
-            <w:r>
-              <w:rPr>
-                <w:rFonts w:cs="Times New Roman"/>
-                <w:sz w:val="20"/>
-                <w:szCs w:val="20"/>
-                <w:lang w:eastAsia="en-US"/>
-              </w:rPr>
-              <w:t>D </w:t>
-            </w:r>
+            <w:del w:id="20214" w:author="Claude" w:date="2026-10-09T04:34:15Z">
+              <w:r>
+                <w:rPr>
+                  <w:rFonts w:cs="Times New Roman"/>
+                  <w:sz w:val="20"/>
+                  <w:szCs w:val="20"/>
+                  <w:lang w:eastAsia="en-US"/>
+                </w:rPr>
+                <w:delText xml:space="preserve">D </w:delText>
+              </w:r>
+            </w:del>
           </w:p>
         </w:tc>
         <w:tc>
@@ -4180,21 +5266,24 @@
               <w:ind w:firstLine="0"/>
               <w:jc w:val="center"/>
               <w:rPr>
+                <w:del w:id="20217" w:author="Claude" w:date="2026-10-09T04:34:15Z"/>
                 <w:rFonts w:cs="Times New Roman"/>
                 <w:sz w:val="22"/>
                 <w:szCs w:val="22"/>
                 <w:lang w:eastAsia="en-US"/>
               </w:rPr>
             </w:pPr>
-            <w:r>
-              <w:rPr>
-                <w:rFonts w:cs="Times New Roman"/>
-                <w:sz w:val="20"/>
-                <w:szCs w:val="20"/>
-                <w:lang w:eastAsia="en-US"/>
-              </w:rPr>
-              <w:t>Coupled ORR (no O2 cap)</w:t>
-            </w:r>
+            <w:del w:id="20216" w:author="Claude" w:date="2026-10-09T04:34:15Z">
+              <w:r>
+                <w:rPr>
+                  <w:rFonts w:cs="Times New Roman"/>
+                  <w:sz w:val="20"/>
+                  <w:szCs w:val="20"/>
+                  <w:lang w:eastAsia="en-US"/>
+                </w:rPr>
+                <w:delText xml:space="preserve">Coupled ORR (no O2 cap)</w:delText>
+              </w:r>
+            </w:del>
           </w:p>
         </w:tc>
         <w:tc>
@@ -4208,21 +5297,436 @@
               <w:ind w:firstLine="0"/>
               <w:jc w:val="center"/>
               <w:rPr>
+                <w:del w:id="20219" w:author="Claude" w:date="2026-10-09T04:34:15Z"/>
                 <w:rFonts w:cs="Times New Roman"/>
                 <w:sz w:val="22"/>
                 <w:szCs w:val="22"/>
                 <w:lang w:eastAsia="en-US"/>
               </w:rPr>
             </w:pPr>
-            <w:r>
-              <w:rPr>
-                <w:rFonts w:cs="Times New Roman"/>
-                <w:sz w:val="20"/>
-                <w:szCs w:val="20"/>
-                <w:lang w:eastAsia="en-US"/>
-              </w:rPr>
-              <w:t>0.2983 </w:t>
-            </w:r>
+            <w:del w:id="20218" w:author="Claude" w:date="2026-10-09T04:34:15Z">
+              <w:r>
+                <w:rPr>
+                  <w:rFonts w:cs="Times New Roman"/>
+                  <w:sz w:val="20"/>
+                  <w:szCs w:val="20"/>
+                  <w:lang w:eastAsia="en-US"/>
+                </w:rPr>
+                <w:delText xml:space="preserve">0.2983 </w:delText>
+              </w:r>
+            </w:del>
+          </w:p>
+        </w:tc>
+      </w:tr>
+      <w:tr>
+        <w:trPr>
+          <w:cantSplit/>
+          <w:jc w:val="center"/>
+          <w:ins w:id="20220" w:author="Claude" w:date="2026-10-09T04:34:15Z"/>
+        </w:trPr>
+        <w:tc>
+          <w:tcPr>
+            <w:tcW w:w="3009" w:type="dxa"/>
+            <w:vAlign w:val="center"/>
+          </w:tcPr>
+          <w:p>
+            <w:pPr>
+              <w:keepNext/>
+              <w:spacing w:before="20" w:after="20" w:line="240" w:lineRule="auto"/>
+              <w:ind w:firstLine="0"/>
+              <w:jc w:val="left"/>
+              <w:rPr>
+                <w:ins w:id="20222" w:author="Claude" w:date="2026-10-09T04:34:15Z"/>
+                <w:rFonts w:cs="Times New Roman"/>
+                <w:sz w:val="22"/>
+                <w:szCs w:val="22"/>
+                <w:lang w:eastAsia="en-US"/>
+              </w:rPr>
+            </w:pPr>
+            <w:ins w:id="20221" w:author="Claude" w:date="2026-10-09T04:34:15Z">
+              <w:r>
+                <w:rPr>
+                  <w:rFonts w:cs="Times New Roman"/>
+                  <w:sz w:val="20"/>
+                  <w:szCs w:val="20"/>
+                  <w:lang w:eastAsia="en-US"/>
+                </w:rPr>
+                <w:t>Regime</w:t>
+              </w:r>
+            </w:ins>
+          </w:p>
+        </w:tc>
+        <w:tc>
+          <w:tcPr>
+            <w:tcW w:w="3009" w:type="dxa"/>
+            <w:vAlign w:val="center"/>
+          </w:tcPr>
+          <w:p>
+            <w:pPr>
+              <w:keepNext/>
+              <w:spacing w:before="20" w:after="20" w:line="240" w:lineRule="auto"/>
+              <w:ind w:firstLine="0"/>
+              <w:jc w:val="center"/>
+              <w:rPr>
+                <w:ins w:id="20224" w:author="Claude" w:date="2026-10-09T04:34:15Z"/>
+                <w:rFonts w:cs="Times New Roman"/>
+                <w:sz w:val="22"/>
+                <w:szCs w:val="22"/>
+                <w:lang w:eastAsia="en-US"/>
+              </w:rPr>
+            </w:pPr>
+            <w:ins w:id="20223" w:author="Claude" w:date="2026-10-09T04:34:15Z">
+              <w:r>
+                <w:rPr>
+                  <w:rFonts w:cs="Times New Roman"/>
+                  <w:sz w:val="20"/>
+                  <w:szCs w:val="20"/>
+                  <w:lang w:eastAsia="en-US"/>
+                </w:rPr>
+                <w:t>Condition</w:t>
+              </w:r>
+            </w:ins>
+          </w:p>
+        </w:tc>
+        <w:tc>
+          <w:tcPr>
+            <w:tcW w:w="3008" w:type="dxa"/>
+            <w:vAlign w:val="center"/>
+          </w:tcPr>
+          <w:p>
+            <w:pPr>
+              <w:keepNext/>
+              <w:spacing w:before="20" w:after="20" w:line="240" w:lineRule="auto"/>
+              <w:ind w:firstLine="0"/>
+              <w:jc w:val="center"/>
+              <w:rPr>
+                <w:ins w:id="20226" w:author="Claude" w:date="2026-10-09T04:34:15Z"/>
+                <w:rFonts w:cs="Times New Roman"/>
+                <w:sz w:val="22"/>
+                <w:szCs w:val="22"/>
+                <w:lang w:eastAsia="en-US"/>
+              </w:rPr>
+            </w:pPr>
+            <w:ins w:id="20225" w:author="Claude" w:date="2026-10-09T04:34:15Z">
+              <w:r>
+                <w:rPr>
+                  <w:rFonts w:cs="Times New Roman"/>
+                  <w:sz w:val="20"/>
+                  <w:szCs w:val="20"/>
+                  <w:lang w:eastAsia="en-US"/>
+                </w:rPr>
+                <w:t>Interfacial flux J_O₂</w:t>
+              </w:r>
+            </w:ins>
+          </w:p>
+        </w:tc>
+      </w:tr>
+      <w:tr>
+        <w:trPr>
+          <w:cantSplit/>
+          <w:jc w:val="center"/>
+          <w:ins w:id="20227" w:author="Claude" w:date="2026-10-09T04:34:15Z"/>
+        </w:trPr>
+        <w:tc>
+          <w:tcPr>
+            <w:tcW w:w="3009" w:type="dxa"/>
+            <w:vAlign w:val="center"/>
+          </w:tcPr>
+          <w:p>
+            <w:pPr>
+              <w:keepNext/>
+              <w:spacing w:before="20" w:after="20" w:line="240" w:lineRule="auto"/>
+              <w:ind w:firstLine="0"/>
+              <w:jc w:val="left"/>
+              <w:rPr>
+                <w:ins w:id="20229" w:author="Claude" w:date="2026-10-09T04:34:15Z"/>
+                <w:rFonts w:cs="Times New Roman"/>
+                <w:sz w:val="22"/>
+                <w:szCs w:val="22"/>
+                <w:lang w:eastAsia="en-US"/>
+              </w:rPr>
+            </w:pPr>
+            <w:ins w:id="20228" w:author="Claude" w:date="2026-10-09T04:34:15Z">
+              <w:r>
+                <w:rPr>
+                  <w:rFonts w:cs="Times New Roman"/>
+                  <w:sz w:val="20"/>
+                  <w:szCs w:val="20"/>
+                  <w:lang w:eastAsia="en-US"/>
+                </w:rPr>
+                <w:t>Reaction-controlled</w:t>
+              </w:r>
+            </w:ins>
+          </w:p>
+        </w:tc>
+        <w:tc>
+          <w:tcPr>
+            <w:tcW w:w="3009" w:type="dxa"/>
+            <w:vAlign w:val="center"/>
+          </w:tcPr>
+          <w:p>
+            <w:pPr>
+              <w:keepNext/>
+              <w:spacing w:before="20" w:after="20" w:line="240" w:lineRule="auto"/>
+              <w:ind w:firstLine="0"/>
+              <w:jc w:val="center"/>
+              <w:rPr>
+                <w:ins w:id="20231" w:author="Claude" w:date="2026-10-09T04:34:15Z"/>
+                <w:rFonts w:cs="Times New Roman"/>
+                <w:sz w:val="22"/>
+                <w:szCs w:val="22"/>
+                <w:lang w:eastAsia="en-US"/>
+              </w:rPr>
+            </w:pPr>
+            <w:ins w:id="20230" w:author="Claude" w:date="2026-10-09T04:34:15Z">
+              <w:r>
+                <w:rPr>
+                  <w:rFonts w:cs="Times New Roman"/>
+                  <w:sz w:val="20"/>
+                  <w:szCs w:val="20"/>
+                  <w:lang w:eastAsia="en-US"/>
+                </w:rPr>
+                <w:t>Da ≪ 1</w:t>
+              </w:r>
+            </w:ins>
+          </w:p>
+        </w:tc>
+        <w:tc>
+          <w:tcPr>
+            <w:tcW w:w="3008" w:type="dxa"/>
+            <w:vAlign w:val="center"/>
+          </w:tcPr>
+          <w:p>
+            <w:pPr>
+              <w:keepNext/>
+              <w:spacing w:before="20" w:after="20" w:line="240" w:lineRule="auto"/>
+              <w:ind w:firstLine="0"/>
+              <w:jc w:val="center"/>
+              <w:rPr>
+                <w:ins w:id="20233" w:author="Claude" w:date="2026-10-09T04:34:15Z"/>
+                <w:rFonts w:cs="Times New Roman"/>
+                <w:sz w:val="22"/>
+                <w:szCs w:val="22"/>
+                <w:lang w:eastAsia="en-US"/>
+              </w:rPr>
+            </w:pPr>
+            <w:ins w:id="20232" w:author="Claude" w:date="2026-10-09T04:34:15Z">
+              <w:r>
+                <w:rPr>
+                  <w:rFonts w:cs="Times New Roman"/>
+                  <w:sz w:val="20"/>
+                  <w:szCs w:val="20"/>
+                  <w:lang w:eastAsia="en-US"/>
+                </w:rPr>
+                <w:t>k_ORR C_b</w:t>
+              </w:r>
+            </w:ins>
+          </w:p>
+        </w:tc>
+      </w:tr>
+      <w:tr>
+        <w:trPr>
+          <w:cantSplit/>
+          <w:jc w:val="center"/>
+          <w:ins w:id="20234" w:author="Claude" w:date="2026-10-09T04:34:15Z"/>
+        </w:trPr>
+        <w:tc>
+          <w:tcPr>
+            <w:tcW w:w="3009" w:type="dxa"/>
+            <w:vAlign w:val="center"/>
+          </w:tcPr>
+          <w:p>
+            <w:pPr>
+              <w:keepNext/>
+              <w:spacing w:before="20" w:after="20" w:line="240" w:lineRule="auto"/>
+              <w:ind w:firstLine="0"/>
+              <w:jc w:val="left"/>
+              <w:rPr>
+                <w:ins w:id="20236" w:author="Claude" w:date="2026-10-09T04:34:15Z"/>
+                <w:rFonts w:cs="Times New Roman"/>
+                <w:sz w:val="22"/>
+                <w:szCs w:val="22"/>
+                <w:lang w:eastAsia="en-US"/>
+              </w:rPr>
+            </w:pPr>
+            <w:ins w:id="20235" w:author="Claude" w:date="2026-10-09T04:34:15Z">
+              <w:r>
+                <w:rPr>
+                  <w:rFonts w:cs="Times New Roman"/>
+                  <w:sz w:val="20"/>
+                  <w:szCs w:val="20"/>
+                  <w:lang w:eastAsia="en-US"/>
+                </w:rPr>
+                <w:t>Transition</w:t>
+              </w:r>
+            </w:ins>
+          </w:p>
+        </w:tc>
+        <w:tc>
+          <w:tcPr>
+            <w:tcW w:w="3009" w:type="dxa"/>
+            <w:vAlign w:val="center"/>
+          </w:tcPr>
+          <w:p>
+            <w:pPr>
+              <w:keepNext/>
+              <w:spacing w:before="20" w:after="20" w:line="240" w:lineRule="auto"/>
+              <w:ind w:firstLine="0"/>
+              <w:jc w:val="center"/>
+              <w:rPr>
+                <w:ins w:id="20238" w:author="Claude" w:date="2026-10-09T04:34:15Z"/>
+                <w:rFonts w:cs="Times New Roman"/>
+                <w:sz w:val="22"/>
+                <w:szCs w:val="22"/>
+                <w:lang w:eastAsia="en-US"/>
+              </w:rPr>
+            </w:pPr>
+            <w:ins w:id="20237" w:author="Claude" w:date="2026-10-09T04:34:15Z">
+              <w:r>
+                <w:rPr>
+                  <w:rFonts w:cs="Times New Roman"/>
+                  <w:sz w:val="20"/>
+                  <w:szCs w:val="20"/>
+                  <w:lang w:eastAsia="en-US"/>
+                </w:rPr>
+                <w:t>Da ≈ 1</w:t>
+              </w:r>
+            </w:ins>
+          </w:p>
+        </w:tc>
+        <w:tc>
+          <w:tcPr>
+            <w:tcW w:w="3008" w:type="dxa"/>
+            <w:vAlign w:val="center"/>
+          </w:tcPr>
+          <w:p>
+            <w:pPr>
+              <w:keepNext/>
+              <w:spacing w:before="20" w:after="20" w:line="240" w:lineRule="auto"/>
+              <w:ind w:firstLine="0"/>
+              <w:jc w:val="center"/>
+              <w:rPr>
+                <w:ins w:id="20240" w:author="Claude" w:date="2026-10-09T04:34:15Z"/>
+                <w:rFonts w:cs="Times New Roman"/>
+                <w:sz w:val="22"/>
+                <w:szCs w:val="22"/>
+                <w:lang w:eastAsia="en-US"/>
+              </w:rPr>
+            </w:pPr>
+            <w:ins w:id="20239" w:author="Claude" w:date="2026-10-09T04:34:15Z">
+              <w:r>
+                <w:rPr>
+                  <w:rFonts w:cs="Times New Roman"/>
+                  <w:sz w:val="20"/>
+                  <w:szCs w:val="20"/>
+                  <w:lang w:eastAsia="en-US"/>
+                </w:rPr>
+                <w:t>C_b/(1/k_ORR + δ/D_O₂^eff)</w:t>
+              </w:r>
+            </w:ins>
+          </w:p>
+        </w:tc>
+      </w:tr>
+      <w:tr>
+        <w:trPr>
+          <w:cantSplit/>
+          <w:jc w:val="center"/>
+          <w:ins w:id="20241" w:author="Claude" w:date="2026-10-09T04:34:15Z"/>
+        </w:trPr>
+        <w:tc>
+          <w:tcPr>
+            <w:tcW w:w="3009" w:type="dxa"/>
+            <w:vAlign w:val="center"/>
+          </w:tcPr>
+          <w:p>
+            <w:pPr>
+              <w:keepNext/>
+              <w:spacing w:before="20" w:after="20" w:line="240" w:lineRule="auto"/>
+              <w:ind w:firstLine="0"/>
+              <w:jc w:val="left"/>
+              <w:rPr>
+                <w:ins w:id="20243" w:author="Claude" w:date="2026-10-09T04:34:15Z"/>
+                <w:rFonts w:cs="Times New Roman"/>
+                <w:sz w:val="22"/>
+                <w:szCs w:val="22"/>
+                <w:lang w:eastAsia="en-US"/>
+              </w:rPr>
+            </w:pPr>
+            <w:ins w:id="20242" w:author="Claude" w:date="2026-10-09T04:34:15Z">
+              <w:r>
+                <w:rPr>
+                  <w:rFonts w:cs="Times New Roman"/>
+                  <w:sz w:val="20"/>
+                  <w:szCs w:val="20"/>
+                  <w:lang w:eastAsia="en-US"/>
+                </w:rPr>
+                <w:t>Diffusion-controlled</w:t>
+              </w:r>
+            </w:ins>
+          </w:p>
+        </w:tc>
+        <w:tc>
+          <w:tcPr>
+            <w:tcW w:w="3009" w:type="dxa"/>
+            <w:vAlign w:val="center"/>
+          </w:tcPr>
+          <w:p>
+            <w:pPr>
+              <w:keepNext/>
+              <w:spacing w:before="20" w:after="20" w:line="240" w:lineRule="auto"/>
+              <w:ind w:firstLine="0"/>
+              <w:jc w:val="center"/>
+              <w:rPr>
+                <w:ins w:id="20245" w:author="Claude" w:date="2026-10-09T04:34:15Z"/>
+                <w:rFonts w:cs="Times New Roman"/>
+                <w:sz w:val="22"/>
+                <w:szCs w:val="22"/>
+                <w:lang w:eastAsia="en-US"/>
+              </w:rPr>
+            </w:pPr>
+            <w:ins w:id="20244" w:author="Claude" w:date="2026-10-09T04:34:15Z">
+              <w:r>
+                <w:rPr>
+                  <w:rFonts w:cs="Times New Roman"/>
+                  <w:sz w:val="20"/>
+                  <w:szCs w:val="20"/>
+                  <w:lang w:eastAsia="en-US"/>
+                </w:rPr>
+                <w:t>Da ≫ 1</w:t>
+              </w:r>
+            </w:ins>
+          </w:p>
+        </w:tc>
+        <w:tc>
+          <w:tcPr>
+            <w:tcW w:w="3008" w:type="dxa"/>
+            <w:vAlign w:val="center"/>
+          </w:tcPr>
+          <w:p>
+            <w:pPr>
+              <w:keepNext/>
+              <w:spacing w:before="20" w:after="20" w:line="240" w:lineRule="auto"/>
+              <w:ind w:firstLine="0"/>
+              <w:jc w:val="center"/>
+              <w:rPr>
+                <w:ins w:id="20247" w:author="Claude" w:date="2026-10-09T04:34:15Z"/>
+                <w:rFonts w:cs="Times New Roman"/>
+                <w:sz w:val="22"/>
+                <w:szCs w:val="22"/>
+                <w:lang w:eastAsia="en-US"/>
+              </w:rPr>
+            </w:pPr>
+            <w:ins w:id="20246" w:author="Claude" w:date="2026-10-09T04:34:15Z">
+              <w:r>
+                <w:rPr>
+                  <w:rFonts w:cs="Times New Roman"/>
+                  <w:sz w:val="20"/>
+                  <w:szCs w:val="20"/>
+                  <w:lang w:eastAsia="en-US"/>
+                </w:rPr>
+                <w:t>D_O₂^eff C_b/δ</w:t>
+              </w:r>
+            </w:ins>
           </w:p>
         </w:tc>
       </w:tr>
@@ -4249,11 +5753,24 @@
         <w:t xml:space="preserve"> </w:t>
       </w:r>
       <w:r>
-        <w:t xml:space="preserve">Table S2 and Figure S2 report the mesh convergence study, and Table S3 compares an adaptive mesh with a uniform mesh.</w:t>
+        <w:t xml:space="preserve">Table S2 and Figure </w:t>
+      </w:r>
+      <w:del w:id="9002" w:author="Claude" w:date="2026-10-09T04:34:24Z">
+        <w:r>
+          <w:delText xml:space="preserve">S2</w:delText>
+        </w:r>
+      </w:del>
+      <w:ins w:id="9001" w:author="Claude" w:date="2026-10-09T04:34:24Z">
+        <w:r>
+          <w:t xml:space="preserve">S1</w:t>
+        </w:r>
+      </w:ins>
+      <w:r>
+        <w:t xml:space="preserve"> report the mesh convergence study, and Table S3 compares an adaptive mesh with a uniform mesh.</w:t>
       </w:r>
       <w:ins w:id="9007" w:author="Claude" w:date="2026-10-09T01:36:39Z">
         <w:r>
-          <w:t xml:space="preserve"> [Table S2, Table S3 and Figure S2 are to be updated with the revised mesh-convergence data (21.2M-element reference).]</w:t>
+          <w:t xml:space="preserve"> [Table S2, Table S3 and Figure S1 are to be updated with the revised mesh-convergence data (21.2M-element reference).]</w:t>
         </w:r>
       </w:ins>
       <w:ins w:id="9023" w:author="Claude" w:date="2026-10-08T23:42:36Z">
@@ -4478,7 +5995,6 @@
         <w:ind w:firstLine="0"/>
       </w:pPr>
       <w:r>
-        <w:lastRenderedPageBreak/>
         <w:t>where MassLoss_Li is the predicted mass loss for mesh level Li and MassLoss_Reference is the predicted mass loss for the reference mesh (21.25 million elements).</w:t>
       </w:r>
     </w:p>
@@ -6420,24 +7936,39 @@
         </w:rPr>
         <w:t xml:space="preserve">Figure </w:t>
       </w:r>
-      <w:r>
-        <w:rPr>
-          <w:b/>
-          <w:bCs/>
-          <w:sz w:val="20"/>
-          <w:szCs w:val="20"/>
-        </w:rPr>
-        <w:t>S</w:t>
-      </w:r>
-      <w:r>
-        <w:rPr>
-          <w:b/>
-          <w:bCs/>
-          <w:sz w:val="20"/>
-          <w:szCs w:val="20"/>
-        </w:rPr>
-        <w:t>2</w:t>
-      </w:r>
+      <w:del w:id="9005" w:author="Claude" w:date="2026-10-09T04:34:24Z">
+        <w:r>
+          <w:rPr>
+            <w:b/>
+            <w:bCs/>
+            <w:sz w:val="20"/>
+            <w:szCs w:val="20"/>
+          </w:rPr>
+          <w:delText xml:space="preserve">S2</w:delText>
+        </w:r>
+      </w:del>
+      <w:ins w:id="9003" w:author="Claude" w:date="2026-10-09T04:34:24Z">
+        <w:r>
+          <w:rPr>
+            <w:b/>
+            <w:bCs/>
+            <w:sz w:val="20"/>
+            <w:szCs w:val="20"/>
+          </w:rPr>
+          <w:t>S</w:t>
+        </w:r>
+      </w:ins>
+      <w:ins w:id="9004" w:author="Claude" w:date="2026-10-09T04:34:24Z">
+        <w:r>
+          <w:rPr>
+            <w:b/>
+            <w:bCs/>
+            <w:sz w:val="20"/>
+            <w:szCs w:val="20"/>
+          </w:rPr>
+          <w:t xml:space="preserve">1</w:t>
+        </w:r>
+      </w:ins>
       <w:r>
         <w:rPr>
           <w:b/>
@@ -6466,7 +7997,6 @@
         <w:rPr>
           <w:noProof/>
         </w:rPr>
-        <w:lastRenderedPageBreak/>
         <w:drawing>
           <wp:inline distT="0" distB="0" distL="0" distR="0" wp14:anchorId="08DDEBC9" wp14:editId="44AB43B4">
             <wp:extent cx="5731510" cy="4504966"/>
@@ -6522,8 +8052,30 @@
           <w:sz w:val="20"/>
           <w:szCs w:val="20"/>
         </w:rPr>
-        <w:t>Figure S</w:t>
-      </w:r>
+        <w:t xml:space="preserve">Figure </w:t>
+      </w:r>
+      <w:del w:id="9008" w:author="Claude" w:date="2026-10-09T04:34:24Z">
+        <w:r>
+          <w:rPr>
+            <w:b/>
+            <w:bCs/>
+            <w:sz w:val="20"/>
+            <w:szCs w:val="20"/>
+          </w:rPr>
+          <w:delText xml:space="preserve">S3</w:delText>
+        </w:r>
+      </w:del>
+      <w:ins w:id="9006" w:author="Claude" w:date="2026-10-09T04:34:24Z">
+        <w:r>
+          <w:rPr>
+            <w:b/>
+            <w:bCs/>
+            <w:sz w:val="20"/>
+            <w:szCs w:val="20"/>
+          </w:rPr>
+          <w:t xml:space="preserve">S</w:t>
+        </w:r>
+      </w:ins>
       <w:r>
         <w:rPr>
           <w:b/>
@@ -6551,16 +8103,18 @@
         </w:rPr>
         <w:fldChar w:fldCharType="separate"/>
       </w:r>
-      <w:r>
-        <w:rPr>
-          <w:b/>
-          <w:bCs/>
-          <w:noProof/>
-          <w:sz w:val="20"/>
-          <w:szCs w:val="20"/>
-        </w:rPr>
-        <w:t>3</w:t>
-      </w:r>
+      <w:ins w:id="9007" w:author="Claude" w:date="2026-10-09T04:34:24Z">
+        <w:r>
+          <w:rPr>
+            <w:b/>
+            <w:bCs/>
+            <w:noProof/>
+            <w:sz w:val="20"/>
+            <w:szCs w:val="20"/>
+          </w:rPr>
+          <w:t xml:space="preserve">2</w:t>
+        </w:r>
+      </w:ins>
       <w:r>
         <w:rPr>
           <w:b/>
@@ -7457,7 +9011,6 @@
                 <w:szCs w:val="20"/>
                 <w:lang w:eastAsia="en-US"/>
               </w:rPr>
-              <w:lastRenderedPageBreak/>
               <w:t>Strut dimensions (w × h)</w:t>
             </w:r>
           </w:p>
@@ -11580,7 +13133,6 @@
           <w:sz w:val="20"/>
           <w:szCs w:val="20"/>
         </w:rPr>
-        <w:lastRenderedPageBreak/>
         <w:t>Table S</w:t>
       </w:r>
       <w:r>
@@ -14701,8 +16253,30 @@
           <w:sz w:val="20"/>
           <w:szCs w:val="20"/>
         </w:rPr>
-        <w:t>Figure S</w:t>
-      </w:r>
+        <w:t xml:space="preserve">Figure </w:t>
+      </w:r>
+      <w:del w:id="9011" w:author="Claude" w:date="2026-10-09T04:34:24Z">
+        <w:r>
+          <w:rPr>
+            <w:b/>
+            <w:bCs/>
+            <w:sz w:val="20"/>
+            <w:szCs w:val="20"/>
+          </w:rPr>
+          <w:delText xml:space="preserve">S4</w:delText>
+        </w:r>
+      </w:del>
+      <w:ins w:id="9009" w:author="Claude" w:date="2026-10-09T04:34:24Z">
+        <w:r>
+          <w:rPr>
+            <w:b/>
+            <w:bCs/>
+            <w:sz w:val="20"/>
+            <w:szCs w:val="20"/>
+          </w:rPr>
+          <w:t xml:space="preserve">S</w:t>
+        </w:r>
+      </w:ins>
       <w:r>
         <w:rPr>
           <w:b/>
@@ -14730,16 +16304,18 @@
         </w:rPr>
         <w:fldChar w:fldCharType="separate"/>
       </w:r>
-      <w:r>
-        <w:rPr>
-          <w:b/>
-          <w:bCs/>
-          <w:noProof/>
-          <w:sz w:val="20"/>
-          <w:szCs w:val="20"/>
-        </w:rPr>
-        <w:t>4</w:t>
-      </w:r>
+      <w:ins w:id="9010" w:author="Claude" w:date="2026-10-09T04:34:24Z">
+        <w:r>
+          <w:rPr>
+            <w:b/>
+            <w:bCs/>
+            <w:noProof/>
+            <w:sz w:val="20"/>
+            <w:szCs w:val="20"/>
+          </w:rPr>
+          <w:t xml:space="preserve">3</w:t>
+        </w:r>
+      </w:ins>
       <w:r>
         <w:rPr>
           <w:b/>
@@ -14831,7 +16407,6 @@
         <w:pStyle w:val="Heading1"/>
       </w:pPr>
       <w:r>
-        <w:lastRenderedPageBreak/>
         <w:t>S5. Bayesian calibration and validation</w:t>
       </w:r>
     </w:p>
@@ -14846,7 +16421,7 @@
       </w:r>
       <w:ins w:id="9009" w:author="Claude" w:date="2026-10-09T01:36:39Z">
         <w:r>
-          <w:t xml:space="preserve"> [Tables S9 and S10 and Figure S5 are to be updated for the revised model: BO settings, histories, response surfaces and parameter trajectories.]</w:t>
+          <w:t xml:space="preserve"> [Tables S9 and S10 and Figure S4 are to be updated for the revised model: BO settings, histories, response surfaces and parameter trajectories.]</w:t>
         </w:r>
       </w:ins>
     </w:p>
@@ -15976,7 +17551,20 @@
         <w:ind w:firstLine="0"/>
       </w:pPr>
       <w:r>
-        <w:t>Tables S8 and S9 and Figure S5 compare the calibrated model with the literature data.</w:t>
+        <w:t xml:space="preserve">Tables S8 and S9 and Figure </w:t>
+      </w:r>
+      <w:del w:id="9013" w:author="Claude" w:date="2026-10-09T04:34:24Z">
+        <w:r>
+          <w:delText xml:space="preserve">S5</w:delText>
+        </w:r>
+      </w:del>
+      <w:ins w:id="9012" w:author="Claude" w:date="2026-10-09T04:34:24Z">
+        <w:r>
+          <w:t xml:space="preserve">S4</w:t>
+        </w:r>
+      </w:ins>
+      <w:r>
+        <w:t xml:space="preserve"> compare the calibrated model with the literature data.</w:t>
       </w:r>
     </w:p>
     <w:p>
@@ -17002,7 +18590,6 @@
           <w:sz w:val="20"/>
           <w:szCs w:val="20"/>
         </w:rPr>
-        <w:lastRenderedPageBreak/>
         <w:t xml:space="preserve">Table </w:t>
       </w:r>
       <w:r>
@@ -18451,8 +20038,30 @@
           <w:sz w:val="20"/>
           <w:szCs w:val="20"/>
         </w:rPr>
-        <w:t>Figure S</w:t>
-      </w:r>
+        <w:t xml:space="preserve">Figure </w:t>
+      </w:r>
+      <w:del w:id="9016" w:author="Claude" w:date="2026-10-09T04:34:24Z">
+        <w:r>
+          <w:rPr>
+            <w:b/>
+            <w:bCs/>
+            <w:sz w:val="20"/>
+            <w:szCs w:val="20"/>
+          </w:rPr>
+          <w:delText xml:space="preserve">S5</w:delText>
+        </w:r>
+      </w:del>
+      <w:ins w:id="9014" w:author="Claude" w:date="2026-10-09T04:34:24Z">
+        <w:r>
+          <w:rPr>
+            <w:b/>
+            <w:bCs/>
+            <w:sz w:val="20"/>
+            <w:szCs w:val="20"/>
+          </w:rPr>
+          <w:t xml:space="preserve">S</w:t>
+        </w:r>
+      </w:ins>
       <w:r>
         <w:rPr>
           <w:b/>
@@ -18480,16 +20089,18 @@
         </w:rPr>
         <w:fldChar w:fldCharType="separate"/>
       </w:r>
-      <w:r>
-        <w:rPr>
-          <w:b/>
-          <w:bCs/>
-          <w:noProof/>
-          <w:sz w:val="20"/>
-          <w:szCs w:val="20"/>
-        </w:rPr>
-        <w:t>5</w:t>
-      </w:r>
+      <w:ins w:id="9015" w:author="Claude" w:date="2026-10-09T04:34:24Z">
+        <w:r>
+          <w:rPr>
+            <w:b/>
+            <w:bCs/>
+            <w:noProof/>
+            <w:sz w:val="20"/>
+            <w:szCs w:val="20"/>
+          </w:rPr>
+          <w:t xml:space="preserve">4</w:t>
+        </w:r>
+      </w:ins>
       <w:r>
         <w:rPr>
           <w:b/>
@@ -19591,7 +21202,6 @@
                 <w:szCs w:val="20"/>
                 <w:lang w:eastAsia="en-US"/>
               </w:rPr>
-              <w:lastRenderedPageBreak/>
               <w:t>Total iterations</w:t>
             </w:r>
           </w:p>
@@ -19895,7 +21505,20 @@
         <w:ind w:firstLine="0"/>
       </w:pPr>
       <w:r>
-        <w:t>Figure S6 shows the ensemble prediction and the distribution of mass loss at 672 h.</w:t>
+        <w:t xml:space="preserve">Figure </w:t>
+      </w:r>
+      <w:del w:id="9018" w:author="Claude" w:date="2026-10-09T04:34:24Z">
+        <w:r>
+          <w:delText xml:space="preserve">S6</w:delText>
+        </w:r>
+      </w:del>
+      <w:ins w:id="9017" w:author="Claude" w:date="2026-10-09T04:34:24Z">
+        <w:r>
+          <w:t xml:space="preserve">S5</w:t>
+        </w:r>
+      </w:ins>
+      <w:r>
+        <w:t xml:space="preserve"> shows the ensemble prediction and the distribution of mass loss at 672 h.</w:t>
       </w:r>
     </w:p>
     <w:p>
@@ -19976,8 +21599,30 @@
           <w:sz w:val="20"/>
           <w:szCs w:val="20"/>
         </w:rPr>
-        <w:t>Figure S</w:t>
-      </w:r>
+        <w:t xml:space="preserve">Figure </w:t>
+      </w:r>
+      <w:del w:id="9021" w:author="Claude" w:date="2026-10-09T04:34:24Z">
+        <w:r>
+          <w:rPr>
+            <w:b/>
+            <w:bCs/>
+            <w:sz w:val="20"/>
+            <w:szCs w:val="20"/>
+          </w:rPr>
+          <w:delText xml:space="preserve">S6</w:delText>
+        </w:r>
+      </w:del>
+      <w:ins w:id="9019" w:author="Claude" w:date="2026-10-09T04:34:24Z">
+        <w:r>
+          <w:rPr>
+            <w:b/>
+            <w:bCs/>
+            <w:sz w:val="20"/>
+            <w:szCs w:val="20"/>
+          </w:rPr>
+          <w:t xml:space="preserve">S</w:t>
+        </w:r>
+      </w:ins>
       <w:r>
         <w:rPr>
           <w:b/>
@@ -20005,16 +21650,18 @@
         </w:rPr>
         <w:fldChar w:fldCharType="separate"/>
       </w:r>
-      <w:r>
-        <w:rPr>
-          <w:b/>
-          <w:bCs/>
-          <w:noProof/>
-          <w:sz w:val="20"/>
-          <w:szCs w:val="20"/>
-        </w:rPr>
-        <w:t>6</w:t>
-      </w:r>
+      <w:ins w:id="9020" w:author="Claude" w:date="2026-10-09T04:34:24Z">
+        <w:r>
+          <w:rPr>
+            <w:b/>
+            <w:bCs/>
+            <w:noProof/>
+            <w:sz w:val="20"/>
+            <w:szCs w:val="20"/>
+          </w:rPr>
+          <w:t xml:space="preserve">5</w:t>
+        </w:r>
+      </w:ins>
       <w:r>
         <w:rPr>
           <w:b/>
@@ -20097,7 +21744,6 @@
           <w:sz w:val="20"/>
           <w:szCs w:val="20"/>
         </w:rPr>
-        <w:lastRenderedPageBreak/>
         <w:t xml:space="preserve">Table </w:t>
       </w:r>
       <w:r>
@@ -21222,7 +22868,46 @@
         <w:ind w:firstLine="0"/>
       </w:pPr>
       <w:r>
-        <w:t>Figure S7 shows the spatial evolution of oxygen and film saturation in the stent. Table S12 and Figures S8 and S9 describe the controlled test structures and their results.</w:t>
+        <w:t xml:space="preserve">Figure </w:t>
+      </w:r>
+      <w:del w:id="9027" w:author="Claude" w:date="2026-10-09T04:34:24Z">
+        <w:r>
+          <w:delText xml:space="preserve">S7</w:delText>
+        </w:r>
+      </w:del>
+      <w:ins w:id="9026" w:author="Claude" w:date="2026-10-09T04:34:24Z">
+        <w:r>
+          <w:t xml:space="preserve">S6</w:t>
+        </w:r>
+      </w:ins>
+      <w:r>
+        <w:t xml:space="preserve"> shows the spatial evolution of oxygen and film saturation in the stent. Table S12 and Figures </w:t>
+      </w:r>
+      <w:del w:id="9025" w:author="Claude" w:date="2026-10-09T04:34:24Z">
+        <w:r>
+          <w:delText xml:space="preserve">S8</w:delText>
+        </w:r>
+      </w:del>
+      <w:ins w:id="9024" w:author="Claude" w:date="2026-10-09T04:34:24Z">
+        <w:r>
+          <w:t xml:space="preserve">S7</w:t>
+        </w:r>
+      </w:ins>
+      <w:r>
+        <w:t xml:space="preserve"> and </w:t>
+      </w:r>
+      <w:del w:id="9023" w:author="Claude" w:date="2026-10-09T04:34:24Z">
+        <w:r>
+          <w:delText xml:space="preserve">S9</w:delText>
+        </w:r>
+      </w:del>
+      <w:ins w:id="9022" w:author="Claude" w:date="2026-10-09T04:34:24Z">
+        <w:r>
+          <w:t xml:space="preserve">S8</w:t>
+        </w:r>
+      </w:ins>
+      <w:r>
+        <w:t xml:space="preserve"> describe the controlled test structures and their results.</w:t>
       </w:r>
     </w:p>
     <w:p>
@@ -21299,8 +22984,30 @@
           <w:sz w:val="20"/>
           <w:szCs w:val="20"/>
         </w:rPr>
-        <w:t>Figure S</w:t>
-      </w:r>
+        <w:t xml:space="preserve">Figure </w:t>
+      </w:r>
+      <w:del w:id="9030" w:author="Claude" w:date="2026-10-09T04:34:24Z">
+        <w:r>
+          <w:rPr>
+            <w:b/>
+            <w:bCs/>
+            <w:sz w:val="20"/>
+            <w:szCs w:val="20"/>
+          </w:rPr>
+          <w:delText xml:space="preserve">S7</w:delText>
+        </w:r>
+      </w:del>
+      <w:ins w:id="9028" w:author="Claude" w:date="2026-10-09T04:34:24Z">
+        <w:r>
+          <w:rPr>
+            <w:b/>
+            <w:bCs/>
+            <w:sz w:val="20"/>
+            <w:szCs w:val="20"/>
+          </w:rPr>
+          <w:t xml:space="preserve">S</w:t>
+        </w:r>
+      </w:ins>
       <w:r>
         <w:rPr>
           <w:b/>
@@ -21328,16 +23035,18 @@
         </w:rPr>
         <w:fldChar w:fldCharType="separate"/>
       </w:r>
-      <w:r>
-        <w:rPr>
-          <w:b/>
-          <w:bCs/>
-          <w:noProof/>
-          <w:sz w:val="20"/>
-          <w:szCs w:val="20"/>
-        </w:rPr>
-        <w:t>7</w:t>
-      </w:r>
+      <w:ins w:id="9029" w:author="Claude" w:date="2026-10-09T04:34:24Z">
+        <w:r>
+          <w:rPr>
+            <w:b/>
+            <w:bCs/>
+            <w:noProof/>
+            <w:sz w:val="20"/>
+            <w:szCs w:val="20"/>
+          </w:rPr>
+          <w:t xml:space="preserve">6</w:t>
+        </w:r>
+      </w:ins>
       <w:r>
         <w:rPr>
           <w:b/>
@@ -21428,7 +23137,6 @@
           <w:sz w:val="20"/>
           <w:szCs w:val="20"/>
         </w:rPr>
-        <w:lastRenderedPageBreak/>
         <w:t>Table S</w:t>
       </w:r>
       <w:r>
@@ -23585,7 +25293,6 @@
         <w:rPr>
           <w:noProof/>
         </w:rPr>
-        <w:lastRenderedPageBreak/>
         <w:drawing>
           <wp:inline distT="0" distB="0" distL="0" distR="0" wp14:anchorId="6B70FF36" wp14:editId="68FBA16B">
             <wp:extent cx="5731510" cy="4512945"/>
@@ -23650,8 +25357,30 @@
           <w:sz w:val="20"/>
           <w:szCs w:val="20"/>
         </w:rPr>
-        <w:t>Figure S</w:t>
-      </w:r>
+        <w:t xml:space="preserve">Figure </w:t>
+      </w:r>
+      <w:del w:id="9033" w:author="Claude" w:date="2026-10-09T04:34:24Z">
+        <w:r>
+          <w:rPr>
+            <w:b/>
+            <w:bCs/>
+            <w:sz w:val="20"/>
+            <w:szCs w:val="20"/>
+          </w:rPr>
+          <w:delText xml:space="preserve">S8</w:delText>
+        </w:r>
+      </w:del>
+      <w:ins w:id="9031" w:author="Claude" w:date="2026-10-09T04:34:24Z">
+        <w:r>
+          <w:rPr>
+            <w:b/>
+            <w:bCs/>
+            <w:sz w:val="20"/>
+            <w:szCs w:val="20"/>
+          </w:rPr>
+          <w:t xml:space="preserve">S</w:t>
+        </w:r>
+      </w:ins>
       <w:r>
         <w:rPr>
           <w:b/>
@@ -23679,16 +25408,18 @@
         </w:rPr>
         <w:fldChar w:fldCharType="separate"/>
       </w:r>
-      <w:r>
-        <w:rPr>
-          <w:b/>
-          <w:bCs/>
-          <w:noProof/>
-          <w:sz w:val="20"/>
-          <w:szCs w:val="20"/>
-        </w:rPr>
-        <w:t>8</w:t>
-      </w:r>
+      <w:ins w:id="9032" w:author="Claude" w:date="2026-10-09T04:34:24Z">
+        <w:r>
+          <w:rPr>
+            <w:b/>
+            <w:bCs/>
+            <w:noProof/>
+            <w:sz w:val="20"/>
+            <w:szCs w:val="20"/>
+          </w:rPr>
+          <w:t xml:space="preserve">7</w:t>
+        </w:r>
+      </w:ins>
       <w:r>
         <w:rPr>
           <w:b/>
@@ -23769,7 +25500,6 @@
         <w:rPr>
           <w:noProof/>
         </w:rPr>
-        <w:lastRenderedPageBreak/>
         <w:drawing>
           <wp:inline distT="0" distB="0" distL="0" distR="0" wp14:anchorId="186C67CE" wp14:editId="11D70CD3">
             <wp:extent cx="5731510" cy="4504690"/>
@@ -23832,8 +25562,30 @@
           <w:sz w:val="20"/>
           <w:szCs w:val="20"/>
         </w:rPr>
-        <w:t>Figure S</w:t>
-      </w:r>
+        <w:t xml:space="preserve">Figure </w:t>
+      </w:r>
+      <w:del w:id="9036" w:author="Claude" w:date="2026-10-09T04:34:24Z">
+        <w:r>
+          <w:rPr>
+            <w:b/>
+            <w:bCs/>
+            <w:sz w:val="20"/>
+            <w:szCs w:val="20"/>
+          </w:rPr>
+          <w:delText xml:space="preserve">S9</w:delText>
+        </w:r>
+      </w:del>
+      <w:ins w:id="9034" w:author="Claude" w:date="2026-10-09T04:34:24Z">
+        <w:r>
+          <w:rPr>
+            <w:b/>
+            <w:bCs/>
+            <w:sz w:val="20"/>
+            <w:szCs w:val="20"/>
+          </w:rPr>
+          <w:t xml:space="preserve">S</w:t>
+        </w:r>
+      </w:ins>
       <w:r>
         <w:rPr>
           <w:b/>
@@ -23861,16 +25613,18 @@
         </w:rPr>
         <w:fldChar w:fldCharType="separate"/>
       </w:r>
-      <w:r>
-        <w:rPr>
-          <w:b/>
-          <w:bCs/>
-          <w:noProof/>
-          <w:sz w:val="20"/>
-          <w:szCs w:val="20"/>
-        </w:rPr>
-        <w:t>9</w:t>
-      </w:r>
+      <w:ins w:id="9035" w:author="Claude" w:date="2026-10-09T04:34:24Z">
+        <w:r>
+          <w:rPr>
+            <w:b/>
+            <w:bCs/>
+            <w:noProof/>
+            <w:sz w:val="20"/>
+            <w:szCs w:val="20"/>
+          </w:rPr>
+          <w:t xml:space="preserve">8</w:t>
+        </w:r>
+      </w:ins>
       <w:r>
         <w:rPr>
           <w:b/>
@@ -24418,7 +26172,7 @@
                   <w:szCs w:val="20"/>
                   <w:lang w:eastAsia="en-US"/>
                 </w:rPr>
-                <w:t>g mm⁻³</w:t>
+                <w:t>g mm⁻³ (C_Cl is converted to mol L⁻¹ in Eq. 11 by 10⁶/M_Cl)</w:t>
               </w:r>
             </w:ins>
           </w:p>
@@ -24718,7 +26472,7 @@
                   <w:szCs w:val="20"/>
                   <w:lang w:eastAsia="en-US"/>
                 </w:rPr>
-                <w:t>mm⁶ g⁻² h⁻¹ (= value in L² mol⁻² h⁻¹ × (10⁶/M_Cl)², a factor of about 8.0 × 10⁸)</w:t>
+                <w:t>L² mol⁻² h⁻¹</w:t>
               </w:r>
             </w:ins>
           </w:p>
@@ -25300,7 +27054,6 @@
         <w:pStyle w:val="Heading1"/>
       </w:pPr>
       <w:r>
-        <w:lastRenderedPageBreak/>
         <w:t>References</w:t>
       </w:r>
     </w:p>

--- a/deliver/Supplementary_tracked.docx
+++ b/deliver/Supplementary_tracked.docx
@@ -4403,7 +4403,7 @@
             <w:sz w:val="20"/>
             <w:szCs w:val="20"/>
           </w:rPr>
-          <w:instrText xml:space="preserve"> SEQ Figure \* ARABIC </w:instrText>
+          <w:delInstrText xml:space="preserve"> SEQ Figure \* ARABIC </w:delInstrText>
         </w:r>
       </w:del>
       <w:del w:id="20055" w:author="Claude" w:date="2026-10-09T04:34:15Z">

--- a/deliver/Supplementary_tracked.docx
+++ b/deliver/Supplementary_tracked.docx
@@ -20014,53 +20014,118 @@
         <w:spacing w:before="360" w:line="240" w:lineRule="auto"/>
         <w:ind w:firstLine="0"/>
         <w:jc w:val="center"/>
+        <w:rPr>
+          <w:del w:id="20002" w:author="Claude" w:date="2026-10-09T12:01:59Z"/>
+        </w:rPr>
       </w:pPr>
-      <w:r>
-        <w:rPr>
-          <w:noProof/>
-        </w:rPr>
-        <w:drawing>
-          <wp:inline distT="0" distB="0" distL="0" distR="0" wp14:anchorId="4D4D8C5A" wp14:editId="330E3F0C">
-            <wp:extent cx="5731510" cy="3407382"/>
-            <wp:effectExtent l="0" t="0" r="2540" b="2540"/>
-            <wp:docPr id="3" name="Picture 3"/>
-            <wp:cNvGraphicFramePr>
-              <a:graphicFrameLocks xmlns:a="http://schemas.openxmlformats.org/drawingml/2006/main" noChangeAspect="1"/>
-            </wp:cNvGraphicFramePr>
-            <a:graphic xmlns:a="http://schemas.openxmlformats.org/drawingml/2006/main">
-              <a:graphicData uri="http://schemas.openxmlformats.org/drawingml/2006/picture">
-                <pic:pic xmlns:pic="http://schemas.openxmlformats.org/drawingml/2006/picture">
-                  <pic:nvPicPr>
-                    <pic:cNvPr id="3" name="Picture 3"/>
-                    <pic:cNvPicPr/>
-                  </pic:nvPicPr>
-                  <pic:blipFill>
-                    <a:blip r:embed="rId11" cstate="print">
-                      <a:extLst>
-                        <a:ext uri="{28A0092B-C50C-407E-A947-70E740481C1C}">
-                          <a14:useLocalDpi xmlns:a14="http://schemas.microsoft.com/office/drawing/2010/main" val="0"/>
-                        </a:ext>
-                      </a:extLst>
-                    </a:blip>
-                    <a:stretch>
-                      <a:fillRect/>
-                    </a:stretch>
-                  </pic:blipFill>
-                  <pic:spPr>
-                    <a:xfrm>
-                      <a:off x="0" y="0"/>
-                      <a:ext cx="5731510" cy="3407382"/>
-                    </a:xfrm>
-                    <a:prstGeom prst="rect">
-                      <a:avLst/>
-                    </a:prstGeom>
-                  </pic:spPr>
-                </pic:pic>
-              </a:graphicData>
-            </a:graphic>
-          </wp:inline>
-        </w:drawing>
-      </w:r>
+      <w:del w:id="20001" w:author="Claude" w:date="2026-10-09T12:01:59Z">
+        <w:r>
+          <w:rPr>
+            <w:noProof/>
+          </w:rPr>
+          <w:drawing>
+            <wp:inline distT="0" distB="0" distL="0" distR="0" wp14:anchorId="4D4D8C5A" wp14:editId="330E3F0C">
+              <wp:extent cx="5731510" cy="3407382"/>
+              <wp:effectExtent l="0" t="0" r="2540" b="2540"/>
+              <wp:docPr id="3" name="Picture 3"/>
+              <wp:cNvGraphicFramePr>
+                <a:graphicFrameLocks xmlns:a="http://schemas.openxmlformats.org/drawingml/2006/main" noChangeAspect="1"/>
+              </wp:cNvGraphicFramePr>
+              <a:graphic xmlns:a="http://schemas.openxmlformats.org/drawingml/2006/main">
+                <a:graphicData uri="http://schemas.openxmlformats.org/drawingml/2006/picture">
+                  <pic:pic xmlns:pic="http://schemas.openxmlformats.org/drawingml/2006/picture">
+                    <pic:nvPicPr>
+                      <pic:cNvPr id="3" name="Picture 3"/>
+                      <pic:cNvPicPr/>
+                    </pic:nvPicPr>
+                    <pic:blipFill>
+                      <a:blip r:embed="rId11" cstate="print">
+                        <a:extLst>
+                          <a:ext uri="{28A0092B-C50C-407E-A947-70E740481C1C}">
+                            <a14:useLocalDpi xmlns:a14="http://schemas.microsoft.com/office/drawing/2010/main" val="0"/>
+                          </a:ext>
+                        </a:extLst>
+                      </a:blip>
+                      <a:stretch>
+                        <a:fillRect/>
+                      </a:stretch>
+                    </pic:blipFill>
+                    <pic:spPr>
+                      <a:xfrm>
+                        <a:off x="0" y="0"/>
+                        <a:ext cx="5731510" cy="3407382"/>
+                      </a:xfrm>
+                      <a:prstGeom prst="rect">
+                        <a:avLst/>
+                      </a:prstGeom>
+                    </pic:spPr>
+                  </pic:pic>
+                </a:graphicData>
+              </a:graphic>
+            </wp:inline>
+          </w:drawing>
+        </w:r>
+      </w:del>
+    </w:p>
+    <w:p>
+      <w:pPr>
+        <w:pStyle w:val="BodyText"/>
+        <w:keepNext/>
+        <w:spacing w:before="360" w:line="240" w:lineRule="auto"/>
+        <w:ind w:firstLine="0"/>
+        <w:jc w:val="center"/>
+        <w:rPr>
+          <w:ins w:id="20004" w:author="Claude" w:date="2026-10-09T12:01:59Z"/>
+        </w:rPr>
+      </w:pPr>
+      <w:ins w:id="20003" w:author="Claude" w:date="2026-10-09T12:01:59Z">
+        <w:r>
+          <w:rPr>
+            <w:noProof/>
+          </w:rPr>
+          <w:drawing>
+            <wp:inline distT="0" distB="0" distL="0" distR="0" wp14:anchorId="4D4D8C5A" wp14:editId="330E3F0C">
+              <wp:extent cx="5731510" cy="3721660"/>
+              <wp:effectExtent l="0" t="0" r="2540" b="2540"/>
+              <wp:docPr id="901" name="Picture 3"/>
+              <wp:cNvGraphicFramePr>
+                <a:graphicFrameLocks xmlns:a="http://schemas.openxmlformats.org/drawingml/2006/main" noChangeAspect="1"/>
+              </wp:cNvGraphicFramePr>
+              <a:graphic xmlns:a="http://schemas.openxmlformats.org/drawingml/2006/main">
+                <a:graphicData uri="http://schemas.openxmlformats.org/drawingml/2006/picture">
+                  <pic:pic xmlns:pic="http://schemas.openxmlformats.org/drawingml/2006/picture">
+                    <pic:nvPicPr>
+                      <pic:cNvPr id="902" name="Picture 3"/>
+                      <pic:cNvPicPr/>
+                    </pic:nvPicPr>
+                    <pic:blipFill>
+                      <a:blip r:embed="rId19" cstate="print">
+                        <a:extLst>
+                          <a:ext uri="{28A0092B-C50C-407E-A947-70E740481C1C}">
+                            <a14:useLocalDpi xmlns:a14="http://schemas.microsoft.com/office/drawing/2010/main" val="0"/>
+                          </a:ext>
+                        </a:extLst>
+                      </a:blip>
+                      <a:stretch>
+                        <a:fillRect/>
+                      </a:stretch>
+                    </pic:blipFill>
+                    <pic:spPr>
+                      <a:xfrm>
+                        <a:off x="0" y="0"/>
+                        <a:ext cx="5731510" cy="3721660"/>
+                      </a:xfrm>
+                      <a:prstGeom prst="rect">
+                        <a:avLst/>
+                      </a:prstGeom>
+                    </pic:spPr>
+                  </pic:pic>
+                </a:graphicData>
+              </a:graphic>
+            </wp:inline>
+          </w:drawing>
+        </w:r>
+      </w:ins>
     </w:p>
     <w:p>
       <w:pPr>
@@ -20167,7 +20232,39 @@
           <w:sz w:val="20"/>
           <w:szCs w:val="20"/>
         </w:rPr>
-        <w:t>Bayesian calibration results: (a) simulated and literature mass loss, (b) normalized parameter trajectories, and (c–e) RMSE response surfaces for pairwise combinations of</w:t>
+        <w:t xml:space="preserve">Bayesian calibration results: (a) simulated and literature mass loss, (b) normalized </w:t>
+      </w:r>
+      <w:ins w:id="9004" w:author="Claude" w:date="2026-10-09T12:01:59Z">
+        <w:r>
+          <w:rPr>
+            <w:sz w:val="20"/>
+            <w:szCs w:val="20"/>
+          </w:rPr>
+          <w:t xml:space="preserve">log10 </w:t>
+        </w:r>
+      </w:ins>
+      <w:r>
+        <w:rPr>
+          <w:sz w:val="20"/>
+          <w:szCs w:val="20"/>
+        </w:rPr>
+        <w:t xml:space="preserve">parameter trajectories</w:t>
+      </w:r>
+      <w:ins w:id="9003" w:author="Claude" w:date="2026-10-09T12:01:59Z">
+        <w:r>
+          <w:rPr>
+            <w:sz w:val="20"/>
+            <w:szCs w:val="20"/>
+          </w:rPr>
+          <w:t xml:space="preserve"> over the 32 evaluations (optimum at iteration 22)</w:t>
+        </w:r>
+      </w:ins>
+      <w:r>
+        <w:rPr>
+          <w:sz w:val="20"/>
+          <w:szCs w:val="20"/>
+        </w:rPr>
+        <w:t xml:space="preserve">, and (c–e) RMSE response surfaces for pairwise combinations of</w:t>
       </w:r>
       <w:r>
         <w:rPr>
@@ -20244,8 +20341,36 @@
           <w:sz w:val="20"/>
           <w:szCs w:val="20"/>
         </w:rPr>
-        <w:t xml:space="preserve">, and </w:t>
-      </w:r>
+        <w:t xml:space="preserve">, and</w:t>
+      </w:r>
+      <w:ins w:id="9002" w:author="Claude" w:date="2026-10-09T12:01:59Z">
+        <w:r>
+          <w:rPr>
+            <w:rFonts w:cs="Times New Roman"/>
+            <w:sz w:val="20"/>
+            <w:szCs w:val="20"/>
+          </w:rPr>
+          <w:t xml:space="preserve">  (log</w:t>
+        </w:r>
+      </w:ins>
+      <w:r>
+        <w:rPr>
+          <w:rFonts w:cs="Times New Roman"/>
+          <w:sz w:val="20"/>
+          <w:szCs w:val="20"/>
+        </w:rPr>
+        <w:t xml:space="preserve"> </w:t>
+      </w:r>
+      <w:ins w:id="9001" w:author="Claude" w:date="2026-10-09T12:01:59Z">
+        <w:r>
+          <w:rPr>
+            <w:rFonts w:cs="Times New Roman"/>
+            <w:sz w:val="20"/>
+            <w:szCs w:val="20"/>
+          </w:rPr>
+          <w:t xml:space="preserve">axes; smoothed interpolants of the evaluations with kORR ≤ 200 mm h-1, shown only near evaluated points; black dots, evaluated parameter sets; star, optimum)</w:t>
+        </w:r>
+      </w:ins>
       <m:oMath>
         <m:sSub>
           <m:sSubPr>

--- a/deliver/Supplementary_tracked.docx
+++ b/deliver/Supplementary_tracked.docx
@@ -27122,6 +27122,195 @@
       <w:ins w:id="245" w:author="Claude" w:date="2026-10-09T01:36:00Z">
         <w:r>
           <w:t>[Table S15. Mesh correction: coarse vs fine mesh mass-loss pairs and the correction constants, to be inserted.]</w:t>
+        </w:r>
+      </w:ins>
+    </w:p>
+    <w:p>
+      <w:pPr>
+        <w:pStyle w:val="BodyText"/>
+        <w:spacing w:after="120"/>
+        <w:ind w:firstLine="0"/>
+        <w:rPr>
+          <w:ins w:id="20002" w:author="Claude" w:date="2026-10-09T13:53:10Z"/>
+        </w:rPr>
+      </w:pPr>
+      <w:ins w:id="20001" w:author="Claude" w:date="2026-10-09T13:53:10Z">
+        <w:r>
+          <w:t xml:space="preserve">The coarse-mesh (L2) calibration simulations are related to the fine-mesh (L6) result by a single proportionality factor over 672 h, L2 = 1.355846 × L6 (r = 0.9986; Figure S9). The coarse-mesh mass-loss curves were divided by this factor.</w:t>
+        </w:r>
+      </w:ins>
+    </w:p>
+    <w:p>
+      <w:pPr>
+        <w:keepNext/>
+        <w:spacing w:before="360" w:line="240" w:lineRule="auto"/>
+        <w:ind w:firstLine="0"/>
+        <w:jc w:val="center"/>
+        <w:rPr>
+          <w:ins w:id="20004" w:author="Claude" w:date="2026-10-09T13:53:10Z"/>
+          <w:iCs/>
+          <w:sz w:val="22"/>
+          <w:szCs w:val="22"/>
+        </w:rPr>
+      </w:pPr>
+      <w:ins w:id="20003" w:author="Claude" w:date="2026-10-09T13:53:10Z">
+        <w:r>
+          <w:rPr>
+            <w:noProof/>
+          </w:rPr>
+          <w:lastRenderedPageBreak/>
+          <w:drawing>
+            <wp:inline distT="0" distB="0" distL="0" distR="0" wp14:anchorId="186C67CE" wp14:editId="11D70CD3">
+              <wp:extent cx="5731510" cy="2352784"/>
+              <wp:effectExtent l="0" t="0" r="2540" b="0"/>
+              <wp:docPr id="911" name="Picture 10"/>
+              <wp:cNvGraphicFramePr>
+                <a:graphicFrameLocks xmlns:a="http://schemas.openxmlformats.org/drawingml/2006/main" noChangeAspect="1"/>
+              </wp:cNvGraphicFramePr>
+              <a:graphic xmlns:a="http://schemas.openxmlformats.org/drawingml/2006/main">
+                <a:graphicData uri="http://schemas.openxmlformats.org/drawingml/2006/picture">
+                  <pic:pic xmlns:pic="http://schemas.openxmlformats.org/drawingml/2006/picture">
+                    <pic:nvPicPr>
+                      <pic:cNvPr id="912" name="Picture 10"/>
+                      <pic:cNvPicPr>
+                        <a:picLocks noChangeAspect="1" noChangeArrowheads="1"/>
+                      </pic:cNvPicPr>
+                    </pic:nvPicPr>
+                    <pic:blipFill>
+                      <a:blip r:embed="rId20" cstate="print">
+                        <a:extLst>
+                          <a:ext uri="{28A0092B-C50C-407E-A947-70E740481C1C}">
+                            <a14:useLocalDpi xmlns:a14="http://schemas.microsoft.com/office/drawing/2010/main" val="0"/>
+                          </a:ext>
+                        </a:extLst>
+                      </a:blip>
+                      <a:srcRect/>
+                      <a:stretch>
+                        <a:fillRect/>
+                      </a:stretch>
+                    </pic:blipFill>
+                    <pic:spPr bwMode="auto">
+                      <a:xfrm>
+                        <a:off x="0" y="0"/>
+                        <a:ext cx="5731510" cy="2352784"/>
+                      </a:xfrm>
+                      <a:prstGeom prst="rect">
+                        <a:avLst/>
+                      </a:prstGeom>
+                      <a:noFill/>
+                      <a:ln>
+                        <a:noFill/>
+                      </a:ln>
+                    </pic:spPr>
+                  </pic:pic>
+                </a:graphicData>
+              </a:graphic>
+            </wp:inline>
+          </w:drawing>
+        </w:r>
+      </w:ins>
+    </w:p>
+    <w:p>
+      <w:pPr>
+        <w:pStyle w:val="Captions"/>
+        <w:spacing w:before="80" w:after="360"/>
+        <w:rPr>
+          <w:ins w:id="20014" w:author="Claude" w:date="2026-10-09T13:53:10Z"/>
+        </w:rPr>
+      </w:pPr>
+      <w:ins w:id="20005" w:author="Claude" w:date="2026-10-09T13:53:10Z">
+        <w:r>
+          <w:rPr>
+            <w:b/>
+            <w:bCs/>
+            <w:sz w:val="20"/>
+            <w:szCs w:val="20"/>
+          </w:rPr>
+          <w:t xml:space="preserve">Figure S</w:t>
+        </w:r>
+      </w:ins>
+      <w:ins w:id="20006" w:author="Claude" w:date="2026-10-09T13:53:10Z">
+        <w:r>
+          <w:rPr>
+            <w:b/>
+            <w:bCs/>
+            <w:sz w:val="20"/>
+            <w:szCs w:val="20"/>
+          </w:rPr>
+          <w:fldChar w:fldCharType="begin"/>
+        </w:r>
+      </w:ins>
+      <w:ins w:id="20007" w:author="Claude" w:date="2026-10-09T13:53:10Z">
+        <w:r>
+          <w:rPr>
+            <w:b/>
+            <w:bCs/>
+            <w:sz w:val="20"/>
+            <w:szCs w:val="20"/>
+          </w:rPr>
+          <w:instrText xml:space="preserve"> SEQ Figure \* ARABIC </w:instrText>
+        </w:r>
+      </w:ins>
+      <w:ins w:id="20008" w:author="Claude" w:date="2026-10-09T13:53:10Z">
+        <w:r>
+          <w:rPr>
+            <w:b/>
+            <w:bCs/>
+            <w:sz w:val="20"/>
+            <w:szCs w:val="20"/>
+          </w:rPr>
+          <w:fldChar w:fldCharType="separate"/>
+        </w:r>
+      </w:ins>
+      <w:ins w:id="20009" w:author="Claude" w:date="2026-10-09T13:53:10Z">
+        <w:r>
+          <w:rPr>
+            <w:b/>
+            <w:bCs/>
+            <w:sz w:val="20"/>
+            <w:szCs w:val="20"/>
+          </w:rPr>
+          <w:t xml:space="preserve">9</w:t>
+        </w:r>
+      </w:ins>
+      <w:ins w:id="20010" w:author="Claude" w:date="2026-10-09T13:53:10Z">
+        <w:r>
+          <w:rPr>
+            <w:b/>
+            <w:bCs/>
+            <w:sz w:val="20"/>
+            <w:szCs w:val="20"/>
+          </w:rPr>
+          <w:fldChar w:fldCharType="end"/>
+        </w:r>
+      </w:ins>
+      <w:ins w:id="20011" w:author="Claude" w:date="2026-10-09T13:53:10Z">
+        <w:r>
+          <w:rPr>
+            <w:b/>
+            <w:bCs/>
+            <w:sz w:val="20"/>
+            <w:szCs w:val="20"/>
+          </w:rPr>
+          <w:t xml:space="preserve">.</w:t>
+        </w:r>
+      </w:ins>
+      <w:ins w:id="20012" w:author="Claude" w:date="2026-10-09T13:53:10Z">
+        <w:r>
+          <w:rPr>
+            <w:sz w:val="20"/>
+            <w:szCs w:val="20"/>
+          </w:rPr>
+          <w:t xml:space="preserve"> </w:t>
+        </w:r>
+      </w:ins>
+      <w:ins w:id="20013" w:author="Claude" w:date="2026-10-09T13:53:10Z">
+        <w:r>
+          <w:rPr>
+            <w:sz w:val="20"/>
+            <w:szCs w:val="20"/>
+          </w:rPr>
+          <w:t xml:space="preserve">Mesh correction between the coarse (L2, low) and fine (L6, ultra-high) meshes. Left: mass loss versus time for the two meshes. Right: L2 versus L6 mass loss at matching times (r = 0.9986); the line through the origin is L2 = 1.355846 × L6, and the dashed line is 1:1.</w:t>
         </w:r>
       </w:ins>
     </w:p>

--- a/deliver/Supplementary_tracked.docx
+++ b/deliver/Supplementary_tracked.docx
@@ -27311,6 +27311,211 @@
             <w:szCs w:val="20"/>
           </w:rPr>
           <w:t xml:space="preserve">Mesh correction between the coarse (L2, low) and fine (L6, ultra-high) meshes. Left: mass loss versus time for the two meshes. Right: L2 versus L6 mass loss at matching times (r = 0.9986); the line through the origin is L2 = 1.355846 × L6, and the dashed line is 1:1.</w:t>
+        </w:r>
+      </w:ins>
+    </w:p>
+    <w:p>
+      <w:pPr>
+        <w:pStyle w:val="Heading1"/>
+        <w:rPr>
+          <w:ins w:id="20002" w:author="Claude" w:date="2026-10-09T14:13:22Z"/>
+          <w:ins w:id="171" w:author="Claude" w:date="2026-10-09T01:36:00Z"/>
+        </w:rPr>
+      </w:pPr>
+      <w:ins w:id="20001" w:author="Claude" w:date="2026-10-09T14:13:22Z">
+        <w:r>
+          <w:t xml:space="preserve">S9. Computational domain and oxygen supply</w:t>
+        </w:r>
+      </w:ins>
+    </w:p>
+    <w:p>
+      <w:pPr>
+        <w:pStyle w:val="BodyText"/>
+        <w:spacing w:after="120"/>
+        <w:ind w:firstLine="0"/>
+        <w:rPr>
+          <w:ins w:id="20004" w:author="Claude" w:date="2026-10-09T14:13:22Z"/>
+        </w:rPr>
+      </w:pPr>
+      <w:ins w:id="20003" w:author="Claude" w:date="2026-10-09T14:13:22Z">
+        <w:r>
+          <w:t xml:space="preserve">The computational electrolyte domain (30 × 30 × 30 mm, 27 mL) is smaller than the experimental immersion volume (44 mL), so the oxygen reservoir available in the simulation is smaller than in the experiment. To show how the prediction depends on oxygen availability, the disc simulation was run with oxygen replenished through different faces of the domain (Figure S10a) and with different initial dissolved-oxygen concentrations (Figure S10b). With no oxygen-replenishing boundary, mass loss levelled off at approximately 0.055% within about 100 h, as the oxygen initially present in the finite domain was consumed. Replenishing oxygen through the top and bottom faces gave the same mass loss as replenishing it through all faces (approximately 0.43% at 672 h), and replenishing through the side faces alone gave approximately 0.40%, so the prediction is governed by the oxygen supplied through the boundary rather than by the domain volume itself. Predicted mass loss at 672 h increased from approximately 0.16% to 0.81% as the initial oxygen concentration was increased from 1.5 × 10⁻⁹ to 7.5 × 10⁻⁹ g mm⁻³ (Figure S10b), consistent with oxygen availability controlling the degradation rate.</w:t>
+        </w:r>
+      </w:ins>
+    </w:p>
+    <w:p>
+      <w:pPr>
+        <w:keepNext/>
+        <w:spacing w:before="360" w:line="240" w:lineRule="auto"/>
+        <w:ind w:firstLine="0"/>
+        <w:jc w:val="center"/>
+        <w:rPr>
+          <w:ins w:id="20006" w:author="Claude" w:date="2026-10-09T14:13:22Z"/>
+          <w:ins w:id="20004" w:author="Claude" w:date="2026-10-09T13:53:10Z"/>
+          <w:iCs/>
+          <w:sz w:val="22"/>
+          <w:szCs w:val="22"/>
+        </w:rPr>
+      </w:pPr>
+      <w:ins w:id="20005" w:author="Claude" w:date="2026-10-09T14:13:22Z">
+        <w:r>
+          <w:rPr>
+            <w:noProof/>
+          </w:rPr>
+          <w:lastRenderedPageBreak/>
+          <w:drawing>
+            <wp:inline distT="0" distB="0" distL="0" distR="0" wp14:anchorId="186C67CE" wp14:editId="11D70CD3">
+              <wp:extent cx="5731510" cy="2093921"/>
+              <wp:effectExtent l="0" t="0" r="2540" b="0"/>
+              <wp:docPr id="921" name="Picture 10"/>
+              <wp:cNvGraphicFramePr>
+                <a:graphicFrameLocks xmlns:a="http://schemas.openxmlformats.org/drawingml/2006/main" noChangeAspect="1"/>
+              </wp:cNvGraphicFramePr>
+              <a:graphic xmlns:a="http://schemas.openxmlformats.org/drawingml/2006/main">
+                <a:graphicData uri="http://schemas.openxmlformats.org/drawingml/2006/picture">
+                  <pic:pic xmlns:pic="http://schemas.openxmlformats.org/drawingml/2006/picture">
+                    <pic:nvPicPr>
+                      <pic:cNvPr id="922" name="Picture 10"/>
+                      <pic:cNvPicPr>
+                        <a:picLocks noChangeAspect="1" noChangeArrowheads="1"/>
+                      </pic:cNvPicPr>
+                    </pic:nvPicPr>
+                    <pic:blipFill>
+                      <a:blip r:embed="rId21" cstate="print">
+                        <a:extLst>
+                          <a:ext uri="{28A0092B-C50C-407E-A947-70E740481C1C}">
+                            <a14:useLocalDpi xmlns:a14="http://schemas.microsoft.com/office/drawing/2010/main" val="0"/>
+                          </a:ext>
+                        </a:extLst>
+                      </a:blip>
+                      <a:srcRect/>
+                      <a:stretch>
+                        <a:fillRect/>
+                      </a:stretch>
+                    </pic:blipFill>
+                    <pic:spPr bwMode="auto">
+                      <a:xfrm>
+                        <a:off x="0" y="0"/>
+                        <a:ext cx="5731510" cy="2093921"/>
+                      </a:xfrm>
+                      <a:prstGeom prst="rect">
+                        <a:avLst/>
+                      </a:prstGeom>
+                      <a:noFill/>
+                      <a:ln>
+                        <a:noFill/>
+                      </a:ln>
+                    </pic:spPr>
+                  </pic:pic>
+                </a:graphicData>
+              </a:graphic>
+            </wp:inline>
+          </w:drawing>
+        </w:r>
+      </w:ins>
+    </w:p>
+    <w:p>
+      <w:pPr>
+        <w:pStyle w:val="Captions"/>
+        <w:spacing w:before="80" w:after="360"/>
+        <w:rPr>
+          <w:ins w:id="20016" w:author="Claude" w:date="2026-10-09T14:13:22Z"/>
+          <w:ins w:id="20014" w:author="Claude" w:date="2026-10-09T13:53:10Z"/>
+        </w:rPr>
+      </w:pPr>
+      <w:ins w:id="20007" w:author="Claude" w:date="2026-10-09T14:13:22Z">
+        <w:r>
+          <w:rPr>
+            <w:b/>
+            <w:bCs/>
+            <w:sz w:val="20"/>
+            <w:szCs w:val="20"/>
+          </w:rPr>
+          <w:t xml:space="preserve">Figure S</w:t>
+        </w:r>
+      </w:ins>
+      <w:ins w:id="20008" w:author="Claude" w:date="2026-10-09T14:13:22Z">
+        <w:r>
+          <w:rPr>
+            <w:b/>
+            <w:bCs/>
+            <w:sz w:val="20"/>
+            <w:szCs w:val="20"/>
+          </w:rPr>
+          <w:fldChar w:fldCharType="begin"/>
+        </w:r>
+      </w:ins>
+      <w:ins w:id="20009" w:author="Claude" w:date="2026-10-09T14:13:22Z">
+        <w:r>
+          <w:rPr>
+            <w:b/>
+            <w:bCs/>
+            <w:sz w:val="20"/>
+            <w:szCs w:val="20"/>
+          </w:rPr>
+          <w:instrText xml:space="preserve"> SEQ Figure \* ARABIC </w:instrText>
+        </w:r>
+      </w:ins>
+      <w:ins w:id="20010" w:author="Claude" w:date="2026-10-09T14:13:22Z">
+        <w:r>
+          <w:rPr>
+            <w:b/>
+            <w:bCs/>
+            <w:sz w:val="20"/>
+            <w:szCs w:val="20"/>
+          </w:rPr>
+          <w:fldChar w:fldCharType="separate"/>
+        </w:r>
+      </w:ins>
+      <w:ins w:id="20011" w:author="Claude" w:date="2026-10-09T14:13:22Z">
+        <w:r>
+          <w:rPr>
+            <w:b/>
+            <w:bCs/>
+            <w:sz w:val="20"/>
+            <w:szCs w:val="20"/>
+          </w:rPr>
+          <w:t xml:space="preserve">10</w:t>
+        </w:r>
+      </w:ins>
+      <w:ins w:id="20012" w:author="Claude" w:date="2026-10-09T14:13:22Z">
+        <w:r>
+          <w:rPr>
+            <w:b/>
+            <w:bCs/>
+            <w:sz w:val="20"/>
+            <w:szCs w:val="20"/>
+          </w:rPr>
+          <w:fldChar w:fldCharType="end"/>
+        </w:r>
+      </w:ins>
+      <w:ins w:id="20013" w:author="Claude" w:date="2026-10-09T14:13:22Z">
+        <w:r>
+          <w:rPr>
+            <w:b/>
+            <w:bCs/>
+            <w:sz w:val="20"/>
+            <w:szCs w:val="20"/>
+          </w:rPr>
+          <w:t xml:space="preserve">.</w:t>
+        </w:r>
+      </w:ins>
+      <w:ins w:id="20014" w:author="Claude" w:date="2026-10-09T14:13:22Z">
+        <w:r>
+          <w:rPr>
+            <w:sz w:val="20"/>
+            <w:szCs w:val="20"/>
+          </w:rPr>
+          <w:t xml:space="preserve"> </w:t>
+        </w:r>
+      </w:ins>
+      <w:ins w:id="20015" w:author="Claude" w:date="2026-10-09T14:13:22Z">
+        <w:r>
+          <w:rPr>
+            <w:sz w:val="20"/>
+            <w:szCs w:val="20"/>
+          </w:rPr>
+          <w:t xml:space="preserve">Effect of oxygen supply on predicted mass loss. (a) Mass loss for the disc with no oxygen-replenishing boundary (None), replenishment through the top and bottom faces, the side faces, or all faces; the inset shows the boundaries replenished in each case. (b) Mass loss for initial dissolved-oxygen concentrations of 1.5, 3.5, 5.5 and 7.5 × 10⁻⁹ g mm⁻³.</w:t>
         </w:r>
       </w:ins>
     </w:p>

--- a/deliver/Supplementary_tracked.docx
+++ b/deliver/Supplementary_tracked.docx
@@ -27339,7 +27339,7 @@
       </w:pPr>
       <w:ins w:id="20003" w:author="Claude" w:date="2026-10-09T14:13:22Z">
         <w:r>
-          <w:t xml:space="preserve">The computational electrolyte domain (30 × 30 × 30 mm, 27 mL) is smaller than the experimental immersion volume (44 mL), so the oxygen reservoir available in the simulation is smaller than in the experiment. To show how the prediction depends on oxygen availability, the disc simulation was run with oxygen replenished through different faces of the domain (Figure S10a) and with different initial dissolved-oxygen concentrations (Figure S10b). With no oxygen-replenishing boundary, mass loss levelled off at approximately 0.055% within about 100 h, as the oxygen initially present in the finite domain was consumed. Replenishing oxygen through the top and bottom faces gave the same mass loss as replenishing it through all faces (approximately 0.43% at 672 h), and replenishing through the side faces alone gave approximately 0.40%, so the prediction is governed by the oxygen supplied through the boundary rather than by the domain volume itself. Predicted mass loss at 672 h increased from approximately 0.16% to 0.81% as the initial oxygen concentration was increased from 1.5 × 10⁻⁹ to 7.5 × 10⁻⁹ g mm⁻³ (Figure S10b), consistent with oxygen availability controlling the degradation rate.</w:t>
+          <w:t xml:space="preserve">The computational electrolyte domain (30 × 30 × 30 mm, 27 mL) is smaller than the experimental immersion volume (44 mL), so the oxygen reservoir available in the simulation is smaller than in the experiment. To show how the prediction depends on oxygen availability, the disc simulation was run with oxygen replenished through different faces of the domain (Figure S10a) and with different initial dissolved-oxygen concentrations (Figure S10b). With no oxygen-replenishing boundary, mass loss levelled off at approximately 0.055% within about 100 h, as the oxygen initially present in the finite domain was consumed. Replenishing oxygen through the top and bottom faces gave the same mass loss as replenishing it through all faces (approximately 0.43% at 672 h), and replenishing through the side faces alone gave approximately 0.40%, so the prediction is governed by the oxygen supplied through the boundary rather than by the domain volume itself. Predicted mass loss at 672 h increased from approximately 0.16% to 0.81% as the initial oxygen concentration was increased from 1.5 × 10⁻⁹ to 7.5 × 10⁻⁹ g mm⁻³ (Figure S10b), consistent with oxygen availability controlling the degradation rate. The no-flux and all-faces cases correspond to a sealed and an open container, respectively, and differ by about a factor of eight in mass loss at 672 h. Replenishing through the top and bottom faces compared with the side faces changes the distance over which oxygen must diffuse to the specimen, i.e. the effective liquid depth, and changed mass loss by only about 0.03 percentage points at 672 h (approximately 0.43% versus 0.40%).</w:t>
         </w:r>
       </w:ins>
     </w:p>

--- a/deliver/Supplementary_tracked.docx
+++ b/deliver/Supplementary_tracked.docx
@@ -312,15 +312,13 @@
               </w:rPr>
               <w:t xml:space="preserve">Model equations and </w:t>
             </w:r>
-            <w:ins w:id="0" w:author="Claude" w:date="2026-10-09T04:34:00Z">
-              <w:r>
-                <w:rPr>
-                  <w:sz w:val="20"/>
-                  <w:szCs w:val="20"/>
-                </w:rPr>
-                <w:t xml:space="preserve">interface </w:t>
-              </w:r>
-            </w:ins>
+            <w:r>
+              <w:rPr>
+                <w:sz w:val="20"/>
+                <w:szCs w:val="20"/>
+              </w:rPr>
+              <w:t xml:space="preserve">interface </w:t>
+            </w:r>
             <w:r>
               <w:rPr>
                 <w:sz w:val="20"/>
@@ -328,15 +326,6 @@
               </w:rPr>
               <w:t>velocity</w:t>
             </w:r>
-            <w:del w:id="1" w:author="Claude" w:date="2026-10-09T04:34:00Z">
-              <w:r>
-                <w:rPr>
-                  <w:sz w:val="20"/>
-                  <w:szCs w:val="20"/>
-                </w:rPr>
-                <w:delText>-selection rule</w:delText>
-              </w:r>
-            </w:del>
           </w:p>
         </w:tc>
         <w:tc>
@@ -358,15 +347,6 @@
               </w:rPr>
               <w:t>Equations S1–S3; Table S1</w:t>
             </w:r>
-            <w:del w:id="2" w:author="Claude" w:date="2026-10-09T04:34:00Z">
-              <w:r>
-                <w:rPr>
-                  <w:sz w:val="20"/>
-                  <w:szCs w:val="20"/>
-                </w:rPr>
-                <w:delText>; Figure S1</w:delText>
-              </w:r>
-            </w:del>
           </w:p>
         </w:tc>
       </w:tr>
@@ -436,15 +416,13 @@
               </w:rPr>
               <w:t xml:space="preserve">Equation S4; Tables S2–S3; Figures </w:t>
             </w:r>
-            <w:ins w:id="3" w:author="Claude" w:date="2026-10-09T04:34:00Z">
-              <w:r>
-                <w:rPr>
-                  <w:sz w:val="20"/>
-                  <w:szCs w:val="20"/>
-                </w:rPr>
-                <w:t>S1–</w:t>
-              </w:r>
-            </w:ins>
+            <w:r>
+              <w:rPr>
+                <w:sz w:val="20"/>
+                <w:szCs w:val="20"/>
+              </w:rPr>
+              <w:t>S1–</w:t>
+            </w:r>
             <w:r>
               <w:rPr>
                 <w:sz w:val="20"/>
@@ -452,15 +430,6 @@
               </w:rPr>
               <w:t>S2</w:t>
             </w:r>
-            <w:del w:id="4" w:author="Claude" w:date="2026-10-09T04:34:00Z">
-              <w:r>
-                <w:rPr>
-                  <w:sz w:val="20"/>
-                  <w:szCs w:val="20"/>
-                </w:rPr>
-                <w:delText>–S3</w:delText>
-              </w:r>
-            </w:del>
           </w:p>
         </w:tc>
       </w:tr>
@@ -599,24 +568,13 @@
               </w:rPr>
               <w:t xml:space="preserve">Tables S5–S6; Figure </w:t>
             </w:r>
-            <w:del w:id="5" w:author="Claude" w:date="2026-10-09T04:34:00Z">
-              <w:r>
-                <w:rPr>
-                  <w:sz w:val="20"/>
-                  <w:szCs w:val="20"/>
-                </w:rPr>
-                <w:delText>S4</w:delText>
-              </w:r>
-            </w:del>
-            <w:ins w:id="6" w:author="Claude" w:date="2026-10-09T04:34:00Z">
-              <w:r>
-                <w:rPr>
-                  <w:sz w:val="20"/>
-                  <w:szCs w:val="20"/>
-                </w:rPr>
-                <w:t>S3</w:t>
-              </w:r>
-            </w:ins>
+            <w:r>
+              <w:rPr>
+                <w:sz w:val="20"/>
+                <w:szCs w:val="20"/>
+              </w:rPr>
+              <w:t>S3</w:t>
+            </w:r>
           </w:p>
         </w:tc>
       </w:tr>
@@ -686,24 +644,13 @@
               </w:rPr>
               <w:t xml:space="preserve">Equation S5; Tables S7–S10; Figure </w:t>
             </w:r>
-            <w:del w:id="7" w:author="Claude" w:date="2026-10-09T04:34:00Z">
-              <w:r>
-                <w:rPr>
-                  <w:sz w:val="20"/>
-                  <w:szCs w:val="20"/>
-                </w:rPr>
-                <w:delText>S5</w:delText>
-              </w:r>
-            </w:del>
-            <w:ins w:id="8" w:author="Claude" w:date="2026-10-09T04:34:00Z">
-              <w:r>
-                <w:rPr>
-                  <w:sz w:val="20"/>
-                  <w:szCs w:val="20"/>
-                </w:rPr>
-                <w:t>S4</w:t>
-              </w:r>
-            </w:ins>
+            <w:r>
+              <w:rPr>
+                <w:sz w:val="20"/>
+                <w:szCs w:val="20"/>
+              </w:rPr>
+              <w:t>S4</w:t>
+            </w:r>
           </w:p>
         </w:tc>
       </w:tr>
@@ -773,24 +720,13 @@
               </w:rPr>
               <w:t xml:space="preserve">Table S11; Figure </w:t>
             </w:r>
-            <w:del w:id="9" w:author="Claude" w:date="2026-10-09T04:34:00Z">
-              <w:r>
-                <w:rPr>
-                  <w:sz w:val="20"/>
-                  <w:szCs w:val="20"/>
-                </w:rPr>
-                <w:delText>S6</w:delText>
-              </w:r>
-            </w:del>
-            <w:ins w:id="10" w:author="Claude" w:date="2026-10-09T04:34:00Z">
-              <w:r>
-                <w:rPr>
-                  <w:sz w:val="20"/>
-                  <w:szCs w:val="20"/>
-                </w:rPr>
-                <w:t>S5</w:t>
-              </w:r>
-            </w:ins>
+            <w:r>
+              <w:rPr>
+                <w:sz w:val="20"/>
+                <w:szCs w:val="20"/>
+              </w:rPr>
+              <w:t>S5</w:t>
+            </w:r>
           </w:p>
         </w:tc>
       </w:tr>
@@ -857,41 +793,37 @@
               </w:rPr>
               <w:t xml:space="preserve">Table S12; Figures </w:t>
             </w:r>
-            <w:del w:id="11" w:author="Claude" w:date="2026-10-09T04:34:00Z">
-              <w:r>
-                <w:rPr>
-                  <w:sz w:val="20"/>
-                  <w:szCs w:val="20"/>
-                </w:rPr>
-                <w:delText>S7</w:delText>
-              </w:r>
-            </w:del>
-            <w:ins w:id="12" w:author="Claude" w:date="2026-10-09T04:34:00Z">
-              <w:r>
-                <w:rPr>
-                  <w:sz w:val="20"/>
-                  <w:szCs w:val="20"/>
-                </w:rPr>
-                <w:t>S6</w:t>
-              </w:r>
-            </w:ins>
-            <w:r>
-              <w:rPr>
-                <w:sz w:val="20"/>
-                <w:szCs w:val="20"/>
-              </w:rPr>
-              <w:t>–</w:t>
-            </w:r>
-            <w:del w:id="13" w:author="Claude" w:date="2026-10-09T04:34:00Z">
-              <w:r>
-                <w:rPr>
-                  <w:sz w:val="20"/>
-                  <w:szCs w:val="20"/>
-                </w:rPr>
-                <w:delText>S9</w:delText>
-              </w:r>
-            </w:del>
-            <w:ins w:id="14" w:author="Claude" w:date="2026-10-09T04:34:00Z">
+            <w:r>
+              <w:rPr>
+                <w:sz w:val="20"/>
+                <w:szCs w:val="20"/>
+              </w:rPr>
+              <w:t>S6–S8</w:t>
+            </w:r>
+          </w:p>
+        </w:tc>
+      </w:tr>
+      <w:tr>
+        <w:trPr>
+          <w:cantSplit/>
+          <w:jc w:val="center"/>
+          <w:ins w:id="0" w:author="Claude" w:date="2026-10-09T01:36:00Z"/>
+        </w:trPr>
+        <w:tc>
+          <w:tcPr>
+            <w:tcW w:w="1000" w:type="dxa"/>
+            <w:vAlign w:val="center"/>
+          </w:tcPr>
+          <w:p>
+            <w:pPr>
+              <w:spacing w:before="20" w:after="20" w:line="240" w:lineRule="auto"/>
+              <w:ind w:firstLine="0"/>
+              <w:jc w:val="left"/>
+              <w:rPr>
+                <w:ins w:id="1" w:author="Claude" w:date="2026-10-09T01:36:00Z"/>
+              </w:rPr>
+            </w:pPr>
+            <w:ins w:id="2" w:author="Claude" w:date="2026-10-09T01:36:00Z">
               <w:r>
                 <w:rPr>
                   <w:sz w:val="20"/>
@@ -902,16 +834,9 @@
             </w:ins>
           </w:p>
         </w:tc>
-      </w:tr>
-      <w:tr>
-        <w:trPr>
-          <w:cantSplit/>
-          <w:jc w:val="center"/>
-          <w:ins w:id="15" w:author="Claude" w:date="2026-10-09T01:36:00Z"/>
-        </w:trPr>
-        <w:tc>
-          <w:tcPr>
-            <w:tcW w:w="1000" w:type="dxa"/>
+        <w:tc>
+          <w:tcPr>
+            <w:tcW w:w="4200" w:type="dxa"/>
             <w:vAlign w:val="center"/>
           </w:tcPr>
           <w:p>
@@ -920,35 +845,10 @@
               <w:ind w:firstLine="0"/>
               <w:jc w:val="left"/>
               <w:rPr>
-                <w:ins w:id="16" w:author="Claude" w:date="2026-10-09T01:36:00Z"/>
-              </w:rPr>
-            </w:pPr>
-            <w:ins w:id="17" w:author="Claude" w:date="2026-10-09T01:36:00Z">
-              <w:r>
-                <w:rPr>
-                  <w:sz w:val="20"/>
-                  <w:szCs w:val="20"/>
-                </w:rPr>
-                <w:t>S8</w:t>
-              </w:r>
-            </w:ins>
-          </w:p>
-        </w:tc>
-        <w:tc>
-          <w:tcPr>
-            <w:tcW w:w="4200" w:type="dxa"/>
-            <w:vAlign w:val="center"/>
-          </w:tcPr>
-          <w:p>
-            <w:pPr>
-              <w:spacing w:before="20" w:after="20" w:line="240" w:lineRule="auto"/>
-              <w:ind w:firstLine="0"/>
-              <w:jc w:val="left"/>
-              <w:rPr>
-                <w:ins w:id="18" w:author="Claude" w:date="2026-10-09T01:36:00Z"/>
-              </w:rPr>
-            </w:pPr>
-            <w:ins w:id="19" w:author="Claude" w:date="2026-10-09T01:36:00Z">
+                <w:ins w:id="3" w:author="Claude" w:date="2026-10-09T01:36:00Z"/>
+              </w:rPr>
+            </w:pPr>
+            <w:ins w:id="4" w:author="Claude" w:date="2026-10-09T01:36:00Z">
               <w:r>
                 <w:rPr>
                   <w:sz w:val="20"/>
@@ -970,10 +870,10 @@
               <w:ind w:firstLine="0"/>
               <w:jc w:val="left"/>
               <w:rPr>
-                <w:ins w:id="20" w:author="Claude" w:date="2026-10-09T01:36:00Z"/>
-              </w:rPr>
-            </w:pPr>
-            <w:ins w:id="21" w:author="Claude" w:date="2026-10-09T01:36:00Z">
+                <w:ins w:id="5" w:author="Claude" w:date="2026-10-09T01:36:00Z"/>
+              </w:rPr>
+            </w:pPr>
+            <w:ins w:id="6" w:author="Claude" w:date="2026-10-09T01:36:00Z">
               <w:r>
                 <w:rPr>
                   <w:sz w:val="20"/>
@@ -996,127 +896,11 @@
         <w:lastRenderedPageBreak/>
         <w:t xml:space="preserve">S1. Model equations and </w:t>
       </w:r>
-      <w:ins w:id="22" w:author="Claude" w:date="2026-10-09T04:34:00Z">
-        <w:r>
-          <w:t xml:space="preserve">interface </w:t>
-        </w:r>
-      </w:ins>
+      <w:r>
+        <w:t xml:space="preserve">interface </w:t>
+      </w:r>
       <w:r>
         <w:t>velocity</w:t>
-      </w:r>
-      <w:del w:id="23" w:author="Claude" w:date="2026-10-09T04:34:00Z">
-        <w:r>
-          <w:delText>-selection rule</w:delText>
-        </w:r>
-      </w:del>
-    </w:p>
-    <w:p>
-      <w:pPr>
-        <w:pStyle w:val="BodyText"/>
-        <w:spacing w:after="120"/>
-        <w:ind w:firstLine="0"/>
-      </w:pPr>
-      <w:r>
-        <w:t xml:space="preserve">This section defines the quantities used to evaluate the simulations (Equations S1–S3) and </w:t>
-      </w:r>
-      <w:del w:id="24" w:author="Claude" w:date="2026-10-09T04:34:00Z">
-        <w:r>
-          <w:delText>documents</w:delText>
-        </w:r>
-      </w:del>
-      <w:ins w:id="25" w:author="Claude" w:date="2026-10-09T04:34:00Z">
-        <w:r>
-          <w:t>derives</w:t>
-        </w:r>
-      </w:ins>
-      <w:r>
-        <w:t xml:space="preserve"> the </w:t>
-      </w:r>
-      <w:del w:id="26" w:author="Claude" w:date="2026-10-09T04:34:00Z">
-        <w:r>
-          <w:delText>choice of</w:delText>
-        </w:r>
-      </w:del>
-      <w:ins w:id="27" w:author="Claude" w:date="2026-10-09T04:34:00Z">
-        <w:r>
-          <w:t>interface</w:t>
-        </w:r>
-      </w:ins>
-      <w:r>
-        <w:t xml:space="preserve"> velocity</w:t>
-      </w:r>
-      <w:del w:id="28" w:author="Claude" w:date="2026-10-09T04:34:00Z">
-        <w:r>
-          <w:delText>-selection</w:delText>
-        </w:r>
-      </w:del>
-      <w:r>
-        <w:t xml:space="preserve"> </w:t>
-      </w:r>
-      <w:del w:id="29" w:author="Claude" w:date="2026-10-09T04:34:00Z">
-        <w:r>
-          <w:delText>rule</w:delText>
-        </w:r>
-      </w:del>
-      <w:ins w:id="30" w:author="Claude" w:date="2026-10-09T04:34:00Z">
-        <w:r>
-          <w:t>from</w:t>
-        </w:r>
-      </w:ins>
-      <w:r>
-        <w:t xml:space="preserve"> </w:t>
-      </w:r>
-      <w:del w:id="31" w:author="Claude" w:date="2026-10-09T04:34:00Z">
-        <w:r>
-          <w:delText>(Rules</w:delText>
-        </w:r>
-      </w:del>
-      <w:ins w:id="32" w:author="Claude" w:date="2026-10-09T04:34:00Z">
-        <w:r>
-          <w:t>the</w:t>
-        </w:r>
-      </w:ins>
-      <w:r>
-        <w:t xml:space="preserve"> </w:t>
-      </w:r>
-      <w:del w:id="33" w:author="Claude" w:date="2026-10-09T04:34:00Z">
-        <w:r>
-          <w:delText>A–D;</w:delText>
-        </w:r>
-      </w:del>
-      <w:ins w:id="34" w:author="Claude" w:date="2026-10-09T04:34:00Z">
-        <w:r>
-          <w:t>interfacial</w:t>
-        </w:r>
-      </w:ins>
-      <w:r>
-        <w:t xml:space="preserve"> </w:t>
-      </w:r>
-      <w:del w:id="35" w:author="Claude" w:date="2026-10-09T04:34:00Z">
-        <w:r>
-          <w:delText>Table</w:delText>
-        </w:r>
-      </w:del>
-      <w:ins w:id="36" w:author="Claude" w:date="2026-10-09T04:34:00Z">
-        <w:r>
-          <w:t>oxygen</w:t>
-        </w:r>
-      </w:ins>
-      <w:r>
-        <w:t xml:space="preserve"> </w:t>
-      </w:r>
-      <w:del w:id="37" w:author="Claude" w:date="2026-10-09T04:34:00Z">
-        <w:r>
-          <w:delText>S1 and Figure S1)</w:delText>
-        </w:r>
-      </w:del>
-      <w:ins w:id="38" w:author="Claude" w:date="2026-10-09T04:34:00Z">
-        <w:r>
-          <w:t>balance</w:t>
-        </w:r>
-      </w:ins>
-      <w:r>
-        <w:t>.</w:t>
       </w:r>
     </w:p>
     <w:p>
@@ -2512,903 +2296,16 @@
         <w:pStyle w:val="BodyText"/>
         <w:spacing w:after="120"/>
         <w:ind w:firstLine="0"/>
-        <w:rPr>
-          <w:del w:id="39" w:author="Claude" w:date="2026-10-09T04:34:00Z"/>
-          <w:rFonts w:cs="Times New Roman"/>
-        </w:rPr>
       </w:pPr>
-      <w:del w:id="40" w:author="Claude" w:date="2026-10-09T04:34:00Z">
-        <w:r>
-          <w:rPr>
-            <w:rFonts w:cs="Times New Roman"/>
-          </w:rPr>
-          <w:delText>Four velocity-selection formulations were evaluated against literature Zn degradation data. The candidate formulations were: </w:delText>
-        </w:r>
-      </w:del>
-    </w:p>
-    <w:p>
-      <w:pPr>
-        <w:pStyle w:val="paragraph"/>
-        <w:spacing w:before="120" w:beforeAutospacing="0" w:after="120" w:afterAutospacing="0"/>
-        <w:ind w:left="360"/>
-        <w:textAlignment w:val="baseline"/>
-        <w:rPr>
-          <w:del w:id="41" w:author="Claude" w:date="2026-10-09T04:34:00Z"/>
-          <w:rStyle w:val="normaltextrun"/>
-          <w:rFonts w:ascii="Cambria" w:eastAsiaTheme="majorEastAsia" w:hAnsi="Cambria" w:cs="Segoe UI"/>
-          <w:i/>
-          <w:iCs/>
-          <w:sz w:val="22"/>
-          <w:szCs w:val="22"/>
-        </w:rPr>
-      </w:pPr>
-      <m:oMathPara>
-        <m:oMathParaPr>
-          <m:jc m:val="left"/>
-        </m:oMathParaPr>
-        <m:oMath>
-          <m:r>
-            <w:rPr>
-              <w:rStyle w:val="normaltextrun"/>
-              <w:rFonts w:ascii="Cambria Math" w:eastAsiaTheme="majorEastAsia" w:hAnsi="Cambria Math" w:cs="Segoe UI"/>
-              <w:sz w:val="22"/>
-              <w:szCs w:val="22"/>
-            </w:rPr>
-            <m:t>Rule A:    v = min(</m:t>
-          </m:r>
-          <m:sSub>
-            <m:sSubPr>
-              <m:ctrlPr>
-                <w:rPr>
-                  <w:rStyle w:val="normaltextrun"/>
-                  <w:rFonts w:ascii="Cambria Math" w:eastAsiaTheme="majorEastAsia" w:hAnsi="Cambria Math" w:cs="Segoe UI"/>
-                  <w:i/>
-                  <w:iCs/>
-                  <w:sz w:val="22"/>
-                  <w:szCs w:val="22"/>
-                </w:rPr>
-              </m:ctrlPr>
-            </m:sSubPr>
-            <m:e>
-              <m:r>
-                <w:rPr>
-                  <w:rStyle w:val="normaltextrun"/>
-                  <w:rFonts w:ascii="Cambria Math" w:eastAsiaTheme="majorEastAsia" w:hAnsi="Cambria Math" w:cs="Segoe UI"/>
-                  <w:sz w:val="22"/>
-                  <w:szCs w:val="22"/>
-                </w:rPr>
-                <m:t>v</m:t>
-              </m:r>
-            </m:e>
-            <m:sub>
-              <m:r>
-                <w:rPr>
-                  <w:rStyle w:val="normaltextrun"/>
-                  <w:rFonts w:ascii="Cambria Math" w:eastAsiaTheme="majorEastAsia" w:hAnsi="Cambria Math" w:cs="Segoe UI"/>
-                  <w:sz w:val="22"/>
-                  <w:szCs w:val="22"/>
-                </w:rPr>
-                <m:t>Zn</m:t>
-              </m:r>
-            </m:sub>
-          </m:sSub>
-          <m:r>
-            <w:rPr>
-              <w:rStyle w:val="normaltextrun"/>
-              <w:rFonts w:ascii="Cambria Math" w:eastAsiaTheme="majorEastAsia" w:hAnsi="Cambria Math" w:cs="Segoe UI"/>
-              <w:sz w:val="22"/>
-              <w:szCs w:val="22"/>
-            </w:rPr>
-            <m:t>,</m:t>
-          </m:r>
-          <m:sSub>
-            <m:sSubPr>
-              <m:ctrlPr>
-                <w:rPr>
-                  <w:rStyle w:val="normaltextrun"/>
-                  <w:rFonts w:ascii="Cambria Math" w:eastAsiaTheme="majorEastAsia" w:hAnsi="Cambria Math" w:cs="Segoe UI"/>
-                  <w:i/>
-                  <w:iCs/>
-                  <w:sz w:val="22"/>
-                  <w:szCs w:val="22"/>
-                </w:rPr>
-              </m:ctrlPr>
-            </m:sSubPr>
-            <m:e>
-              <m:r>
-                <w:rPr>
-                  <w:rStyle w:val="normaltextrun"/>
-                  <w:rFonts w:ascii="Cambria Math" w:eastAsiaTheme="majorEastAsia" w:hAnsi="Cambria Math" w:cs="Segoe UI"/>
-                  <w:sz w:val="22"/>
-                  <w:szCs w:val="22"/>
-                </w:rPr>
-                <m:t>v</m:t>
-              </m:r>
-            </m:e>
-            <m:sub>
-              <m:r>
-                <w:rPr>
-                  <w:rStyle w:val="normaltextrun"/>
-                  <w:rFonts w:ascii="Cambria Math" w:eastAsiaTheme="majorEastAsia" w:hAnsi="Cambria Math" w:cs="Segoe UI"/>
-                  <w:sz w:val="22"/>
-                  <w:szCs w:val="22"/>
-                </w:rPr>
-                <m:t>ORR</m:t>
-              </m:r>
-            </m:sub>
-          </m:sSub>
-          <m:r>
-            <w:rPr>
-              <w:rStyle w:val="normaltextrun"/>
-              <w:rFonts w:ascii="Cambria Math" w:eastAsiaTheme="majorEastAsia" w:hAnsi="Cambria Math" w:cs="Segoe UI"/>
-              <w:sz w:val="22"/>
-              <w:szCs w:val="22"/>
-            </w:rPr>
-            <m:t xml:space="preserve">, </m:t>
-          </m:r>
-          <m:sSub>
-            <m:sSubPr>
-              <m:ctrlPr>
-                <w:rPr>
-                  <w:rStyle w:val="normaltextrun"/>
-                  <w:rFonts w:ascii="Cambria Math" w:eastAsiaTheme="majorEastAsia" w:hAnsi="Cambria Math" w:cs="Segoe UI"/>
-                  <w:i/>
-                  <w:iCs/>
-                  <w:sz w:val="22"/>
-                  <w:szCs w:val="22"/>
-                </w:rPr>
-              </m:ctrlPr>
-            </m:sSubPr>
-            <m:e>
-              <m:r>
-                <w:rPr>
-                  <w:rStyle w:val="normaltextrun"/>
-                  <w:rFonts w:ascii="Cambria Math" w:eastAsiaTheme="majorEastAsia" w:hAnsi="Cambria Math" w:cs="Segoe UI"/>
-                  <w:sz w:val="22"/>
-                  <w:szCs w:val="22"/>
-                </w:rPr>
-                <m:t>v</m:t>
-              </m:r>
-            </m:e>
-            <m:sub>
-              <m:sSub>
-                <m:sSubPr>
-                  <m:ctrlPr>
-                    <w:rPr>
-                      <w:rStyle w:val="normaltextrun"/>
-                      <w:rFonts w:ascii="Cambria Math" w:eastAsiaTheme="majorEastAsia" w:hAnsi="Cambria Math" w:cs="Segoe UI"/>
-                      <w:i/>
-                      <w:iCs/>
-                      <w:sz w:val="22"/>
-                      <w:szCs w:val="22"/>
-                    </w:rPr>
-                  </m:ctrlPr>
-                </m:sSubPr>
-                <m:e>
-                  <m:r>
-                    <w:rPr>
-                      <w:rStyle w:val="normaltextrun"/>
-                      <w:rFonts w:ascii="Cambria Math" w:eastAsiaTheme="majorEastAsia" w:hAnsi="Cambria Math" w:cs="Segoe UI"/>
-                      <w:sz w:val="22"/>
-                      <w:szCs w:val="22"/>
-                    </w:rPr>
-                    <m:t>O</m:t>
-                  </m:r>
-                </m:e>
-                <m:sub>
-                  <m:r>
-                    <w:rPr>
-                      <w:rStyle w:val="normaltextrun"/>
-                      <w:rFonts w:ascii="Cambria Math" w:eastAsiaTheme="majorEastAsia" w:hAnsi="Cambria Math" w:cs="Segoe UI"/>
-                      <w:sz w:val="22"/>
-                      <w:szCs w:val="22"/>
-                    </w:rPr>
-                    <m:t>2</m:t>
-                  </m:r>
-                </m:sub>
-              </m:sSub>
-            </m:sub>
-          </m:sSub>
-          <m:r>
-            <w:rPr>
-              <w:rStyle w:val="normaltextrun"/>
-              <w:rFonts w:ascii="Cambria Math" w:eastAsiaTheme="majorEastAsia" w:hAnsi="Cambria Math" w:cs="Segoe UI"/>
-              <w:sz w:val="22"/>
-              <w:szCs w:val="22"/>
-            </w:rPr>
-            <m:t>)</m:t>
-          </m:r>
-        </m:oMath>
-      </m:oMathPara>
-    </w:p>
-    <w:p>
-      <w:pPr>
-        <w:pStyle w:val="paragraph"/>
-        <w:spacing w:before="120" w:beforeAutospacing="0" w:after="120" w:afterAutospacing="0"/>
-        <w:ind w:left="360"/>
-        <w:textAlignment w:val="baseline"/>
-        <w:rPr>
-          <w:del w:id="42" w:author="Claude" w:date="2026-10-09T04:34:00Z"/>
-          <w:rStyle w:val="normaltextrun"/>
-          <w:rFonts w:ascii="Cambria" w:eastAsiaTheme="majorEastAsia" w:hAnsi="Cambria" w:cs="Segoe UI"/>
-          <w:i/>
-          <w:iCs/>
-          <w:sz w:val="22"/>
-          <w:szCs w:val="22"/>
-        </w:rPr>
-      </w:pPr>
-      <m:oMathPara>
-        <m:oMathParaPr>
-          <m:jc m:val="left"/>
-        </m:oMathParaPr>
-        <m:oMath>
-          <m:r>
-            <w:rPr>
-              <w:rStyle w:val="normaltextrun"/>
-              <w:rFonts w:ascii="Cambria Math" w:eastAsiaTheme="majorEastAsia" w:hAnsi="Cambria Math" w:cs="Segoe UI"/>
-              <w:sz w:val="22"/>
-              <w:szCs w:val="22"/>
-            </w:rPr>
-            <m:t xml:space="preserve">Rule B:    v = </m:t>
-          </m:r>
-          <m:sSup>
-            <m:sSupPr>
-              <m:ctrlPr>
-                <w:rPr>
-                  <w:rStyle w:val="normaltextrun"/>
-                  <w:rFonts w:ascii="Cambria Math" w:eastAsiaTheme="majorEastAsia" w:hAnsi="Cambria Math" w:cs="Segoe UI"/>
-                  <w:i/>
-                  <w:iCs/>
-                  <w:sz w:val="22"/>
-                  <w:szCs w:val="22"/>
-                </w:rPr>
-              </m:ctrlPr>
-            </m:sSupPr>
-            <m:e>
-              <m:d>
-                <m:dPr>
-                  <m:begChr m:val="["/>
-                  <m:endChr m:val="]"/>
-                  <m:ctrlPr>
-                    <w:rPr>
-                      <w:rStyle w:val="normaltextrun"/>
-                      <w:rFonts w:ascii="Cambria Math" w:eastAsiaTheme="majorEastAsia" w:hAnsi="Cambria Math" w:cs="Segoe UI"/>
-                      <w:i/>
-                      <w:iCs/>
-                      <w:sz w:val="22"/>
-                      <w:szCs w:val="22"/>
-                    </w:rPr>
-                  </m:ctrlPr>
-                </m:dPr>
-                <m:e>
-                  <m:d>
-                    <m:dPr>
-                      <m:ctrlPr>
-                        <w:rPr>
-                          <w:rStyle w:val="normaltextrun"/>
-                          <w:rFonts w:ascii="Cambria Math" w:eastAsiaTheme="majorEastAsia" w:hAnsi="Cambria Math" w:cs="Segoe UI"/>
-                          <w:i/>
-                          <w:iCs/>
-                          <w:sz w:val="22"/>
-                          <w:szCs w:val="22"/>
-                        </w:rPr>
-                      </m:ctrlPr>
-                    </m:dPr>
-                    <m:e>
-                      <m:f>
-                        <m:fPr>
-                          <m:ctrlPr>
-                            <w:rPr>
-                              <w:rStyle w:val="normaltextrun"/>
-                              <w:rFonts w:ascii="Cambria Math" w:eastAsiaTheme="majorEastAsia" w:hAnsi="Cambria Math" w:cs="Segoe UI"/>
-                              <w:i/>
-                              <w:iCs/>
-                              <w:sz w:val="22"/>
-                              <w:szCs w:val="22"/>
-                            </w:rPr>
-                          </m:ctrlPr>
-                        </m:fPr>
-                        <m:num>
-                          <m:r>
-                            <w:rPr>
-                              <w:rStyle w:val="normaltextrun"/>
-                              <w:rFonts w:ascii="Cambria Math" w:eastAsiaTheme="majorEastAsia" w:hAnsi="Cambria Math" w:cs="Segoe UI"/>
-                              <w:sz w:val="22"/>
-                              <w:szCs w:val="22"/>
-                            </w:rPr>
-                            <m:t>1</m:t>
-                          </m:r>
-                        </m:num>
-                        <m:den>
-                          <m:sSub>
-                            <m:sSubPr>
-                              <m:ctrlPr>
-                                <w:rPr>
-                                  <w:rStyle w:val="normaltextrun"/>
-                                  <w:rFonts w:ascii="Cambria Math" w:eastAsiaTheme="majorEastAsia" w:hAnsi="Cambria Math" w:cs="Segoe UI"/>
-                                  <w:i/>
-                                  <w:iCs/>
-                                  <w:sz w:val="22"/>
-                                  <w:szCs w:val="22"/>
-                                </w:rPr>
-                              </m:ctrlPr>
-                            </m:sSubPr>
-                            <m:e>
-                              <m:r>
-                                <w:rPr>
-                                  <w:rStyle w:val="normaltextrun"/>
-                                  <w:rFonts w:ascii="Cambria Math" w:eastAsiaTheme="majorEastAsia" w:hAnsi="Cambria Math" w:cs="Segoe UI"/>
-                                  <w:sz w:val="22"/>
-                                  <w:szCs w:val="22"/>
-                                </w:rPr>
-                                <m:t>v</m:t>
-                              </m:r>
-                            </m:e>
-                            <m:sub>
-                              <m:r>
-                                <w:rPr>
-                                  <w:rStyle w:val="normaltextrun"/>
-                                  <w:rFonts w:ascii="Cambria Math" w:eastAsiaTheme="majorEastAsia" w:hAnsi="Cambria Math" w:cs="Segoe UI"/>
-                                  <w:sz w:val="22"/>
-                                  <w:szCs w:val="22"/>
-                                </w:rPr>
-                                <m:t>Zn</m:t>
-                              </m:r>
-                            </m:sub>
-                          </m:sSub>
-                        </m:den>
-                      </m:f>
-                      <m:r>
-                        <w:rPr>
-                          <w:rStyle w:val="normaltextrun"/>
-                          <w:rFonts w:ascii="Cambria Math" w:eastAsiaTheme="majorEastAsia" w:hAnsi="Cambria Math" w:cs="Segoe UI"/>
-                          <w:sz w:val="22"/>
-                          <w:szCs w:val="22"/>
-                        </w:rPr>
-                        <m:t xml:space="preserve"> + </m:t>
-                      </m:r>
-                      <m:f>
-                        <m:fPr>
-                          <m:ctrlPr>
-                            <w:rPr>
-                              <w:rStyle w:val="normaltextrun"/>
-                              <w:rFonts w:ascii="Cambria Math" w:eastAsiaTheme="majorEastAsia" w:hAnsi="Cambria Math" w:cs="Segoe UI"/>
-                              <w:i/>
-                              <w:iCs/>
-                              <w:sz w:val="22"/>
-                              <w:szCs w:val="22"/>
-                            </w:rPr>
-                          </m:ctrlPr>
-                        </m:fPr>
-                        <m:num>
-                          <m:r>
-                            <w:rPr>
-                              <w:rStyle w:val="normaltextrun"/>
-                              <w:rFonts w:ascii="Cambria Math" w:eastAsiaTheme="majorEastAsia" w:hAnsi="Cambria Math" w:cs="Segoe UI"/>
-                              <w:sz w:val="22"/>
-                              <w:szCs w:val="22"/>
-                            </w:rPr>
-                            <m:t>1</m:t>
-                          </m:r>
-                        </m:num>
-                        <m:den>
-                          <m:sSub>
-                            <m:sSubPr>
-                              <m:ctrlPr>
-                                <w:rPr>
-                                  <w:rStyle w:val="normaltextrun"/>
-                                  <w:rFonts w:ascii="Cambria Math" w:eastAsiaTheme="majorEastAsia" w:hAnsi="Cambria Math" w:cs="Segoe UI"/>
-                                  <w:i/>
-                                  <w:iCs/>
-                                  <w:sz w:val="22"/>
-                                  <w:szCs w:val="22"/>
-                                </w:rPr>
-                              </m:ctrlPr>
-                            </m:sSubPr>
-                            <m:e>
-                              <m:r>
-                                <w:rPr>
-                                  <w:rStyle w:val="normaltextrun"/>
-                                  <w:rFonts w:ascii="Cambria Math" w:eastAsiaTheme="majorEastAsia" w:hAnsi="Cambria Math" w:cs="Segoe UI"/>
-                                  <w:sz w:val="22"/>
-                                  <w:szCs w:val="22"/>
-                                </w:rPr>
-                                <m:t>v</m:t>
-                              </m:r>
-                            </m:e>
-                            <m:sub>
-                              <m:r>
-                                <w:rPr>
-                                  <w:rStyle w:val="normaltextrun"/>
-                                  <w:rFonts w:ascii="Cambria Math" w:eastAsiaTheme="majorEastAsia" w:hAnsi="Cambria Math" w:cs="Segoe UI"/>
-                                  <w:sz w:val="22"/>
-                                  <w:szCs w:val="22"/>
-                                </w:rPr>
-                                <m:t>ORR</m:t>
-                              </m:r>
-                            </m:sub>
-                          </m:sSub>
-                        </m:den>
-                      </m:f>
-                      <m:r>
-                        <w:rPr>
-                          <w:rStyle w:val="normaltextrun"/>
-                          <w:rFonts w:ascii="Cambria Math" w:eastAsiaTheme="majorEastAsia" w:hAnsi="Cambria Math" w:cs="Segoe UI"/>
-                          <w:sz w:val="22"/>
-                          <w:szCs w:val="22"/>
-                        </w:rPr>
-                        <m:t xml:space="preserve"> + </m:t>
-                      </m:r>
-                      <m:f>
-                        <m:fPr>
-                          <m:ctrlPr>
-                            <w:rPr>
-                              <w:rStyle w:val="normaltextrun"/>
-                              <w:rFonts w:ascii="Cambria Math" w:eastAsiaTheme="majorEastAsia" w:hAnsi="Cambria Math" w:cs="Segoe UI"/>
-                              <w:i/>
-                              <w:iCs/>
-                              <w:sz w:val="22"/>
-                              <w:szCs w:val="22"/>
-                            </w:rPr>
-                          </m:ctrlPr>
-                        </m:fPr>
-                        <m:num>
-                          <m:r>
-                            <w:rPr>
-                              <w:rStyle w:val="normaltextrun"/>
-                              <w:rFonts w:ascii="Cambria Math" w:eastAsiaTheme="majorEastAsia" w:hAnsi="Cambria Math" w:cs="Segoe UI"/>
-                              <w:sz w:val="22"/>
-                              <w:szCs w:val="22"/>
-                            </w:rPr>
-                            <m:t>1</m:t>
-                          </m:r>
-                        </m:num>
-                        <m:den>
-                          <m:sSub>
-                            <m:sSubPr>
-                              <m:ctrlPr>
-                                <w:rPr>
-                                  <w:rStyle w:val="normaltextrun"/>
-                                  <w:rFonts w:ascii="Cambria Math" w:eastAsiaTheme="majorEastAsia" w:hAnsi="Cambria Math" w:cs="Segoe UI"/>
-                                  <w:i/>
-                                  <w:iCs/>
-                                  <w:sz w:val="22"/>
-                                  <w:szCs w:val="22"/>
-                                </w:rPr>
-                              </m:ctrlPr>
-                            </m:sSubPr>
-                            <m:e>
-                              <m:r>
-                                <w:rPr>
-                                  <w:rStyle w:val="normaltextrun"/>
-                                  <w:rFonts w:ascii="Cambria Math" w:eastAsiaTheme="majorEastAsia" w:hAnsi="Cambria Math" w:cs="Segoe UI"/>
-                                  <w:sz w:val="22"/>
-                                  <w:szCs w:val="22"/>
-                                </w:rPr>
-                                <m:t>v</m:t>
-                              </m:r>
-                            </m:e>
-                            <m:sub>
-                              <m:sSub>
-                                <m:sSubPr>
-                                  <m:ctrlPr>
-                                    <w:rPr>
-                                      <w:rStyle w:val="normaltextrun"/>
-                                      <w:rFonts w:ascii="Cambria Math" w:eastAsiaTheme="majorEastAsia" w:hAnsi="Cambria Math" w:cs="Segoe UI"/>
-                                      <w:i/>
-                                      <w:iCs/>
-                                      <w:sz w:val="22"/>
-                                      <w:szCs w:val="22"/>
-                                    </w:rPr>
-                                  </m:ctrlPr>
-                                </m:sSubPr>
-                                <m:e>
-                                  <m:r>
-                                    <w:rPr>
-                                      <w:rStyle w:val="normaltextrun"/>
-                                      <w:rFonts w:ascii="Cambria Math" w:eastAsiaTheme="majorEastAsia" w:hAnsi="Cambria Math" w:cs="Segoe UI"/>
-                                      <w:sz w:val="22"/>
-                                      <w:szCs w:val="22"/>
-                                    </w:rPr>
-                                    <m:t>O</m:t>
-                                  </m:r>
-                                </m:e>
-                                <m:sub>
-                                  <m:r>
-                                    <w:rPr>
-                                      <w:rStyle w:val="normaltextrun"/>
-                                      <w:rFonts w:ascii="Cambria Math" w:eastAsiaTheme="majorEastAsia" w:hAnsi="Cambria Math" w:cs="Segoe UI"/>
-                                      <w:sz w:val="22"/>
-                                      <w:szCs w:val="22"/>
-                                    </w:rPr>
-                                    <m:t>2</m:t>
-                                  </m:r>
-                                </m:sub>
-                              </m:sSub>
-                            </m:sub>
-                          </m:sSub>
-                        </m:den>
-                      </m:f>
-                    </m:e>
-                  </m:d>
-                </m:e>
-              </m:d>
-            </m:e>
-            <m:sup>
-              <m:r>
-                <w:rPr>
-                  <w:rStyle w:val="normaltextrun"/>
-                  <w:rFonts w:ascii="Cambria Math" w:eastAsiaTheme="majorEastAsia" w:hAnsi="Cambria Math" w:cs="Segoe UI"/>
-                  <w:sz w:val="22"/>
-                  <w:szCs w:val="22"/>
-                </w:rPr>
-                <m:t>-1</m:t>
-              </m:r>
-            </m:sup>
-          </m:sSup>
-        </m:oMath>
-      </m:oMathPara>
-    </w:p>
-    <w:p>
-      <w:pPr>
-        <w:pStyle w:val="paragraph"/>
-        <w:spacing w:before="120" w:beforeAutospacing="0" w:after="120" w:afterAutospacing="0"/>
-        <w:ind w:left="360"/>
-        <w:textAlignment w:val="baseline"/>
-        <w:rPr>
-          <w:del w:id="43" w:author="Claude" w:date="2026-10-09T04:34:00Z"/>
-          <w:rStyle w:val="normaltextrun"/>
-          <w:rFonts w:ascii="Cambria" w:eastAsiaTheme="majorEastAsia" w:hAnsi="Cambria" w:cs="Segoe UI"/>
-          <w:i/>
-          <w:iCs/>
-          <w:sz w:val="22"/>
-          <w:szCs w:val="22"/>
-        </w:rPr>
-      </w:pPr>
-      <m:oMathPara>
-        <m:oMathParaPr>
-          <m:jc m:val="left"/>
-        </m:oMathParaPr>
-        <m:oMath>
-          <m:r>
-            <w:rPr>
-              <w:rStyle w:val="normaltextrun"/>
-              <w:rFonts w:ascii="Cambria Math" w:eastAsiaTheme="majorEastAsia" w:hAnsi="Cambria Math" w:cs="Segoe UI"/>
-              <w:sz w:val="22"/>
-              <w:szCs w:val="22"/>
-            </w:rPr>
-            <m:t>Rule C:    v = min(</m:t>
-          </m:r>
-          <m:sSub>
-            <m:sSubPr>
-              <m:ctrlPr>
-                <w:rPr>
-                  <w:rStyle w:val="normaltextrun"/>
-                  <w:rFonts w:ascii="Cambria Math" w:eastAsiaTheme="majorEastAsia" w:hAnsi="Cambria Math" w:cs="Segoe UI"/>
-                  <w:i/>
-                  <w:iCs/>
-                  <w:sz w:val="22"/>
-                  <w:szCs w:val="22"/>
-                </w:rPr>
-              </m:ctrlPr>
-            </m:sSubPr>
-            <m:e>
-              <m:r>
-                <w:rPr>
-                  <w:rStyle w:val="normaltextrun"/>
-                  <w:rFonts w:ascii="Cambria Math" w:eastAsiaTheme="majorEastAsia" w:hAnsi="Cambria Math" w:cs="Segoe UI"/>
-                  <w:sz w:val="22"/>
-                  <w:szCs w:val="22"/>
-                </w:rPr>
-                <m:t>v</m:t>
-              </m:r>
-            </m:e>
-            <m:sub>
-              <m:r>
-                <w:rPr>
-                  <w:rStyle w:val="normaltextrun"/>
-                  <w:rFonts w:ascii="Cambria Math" w:eastAsiaTheme="majorEastAsia" w:hAnsi="Cambria Math" w:cs="Segoe UI"/>
-                  <w:sz w:val="22"/>
-                  <w:szCs w:val="22"/>
-                </w:rPr>
-                <m:t>Zn</m:t>
-              </m:r>
-            </m:sub>
-          </m:sSub>
-          <m:r>
-            <w:rPr>
-              <w:rStyle w:val="normaltextrun"/>
-              <w:rFonts w:ascii="Cambria Math" w:eastAsiaTheme="majorEastAsia" w:hAnsi="Cambria Math" w:cs="Segoe UI"/>
-              <w:sz w:val="22"/>
-              <w:szCs w:val="22"/>
-            </w:rPr>
-            <m:t xml:space="preserve">, </m:t>
-          </m:r>
-          <m:sSub>
-            <m:sSubPr>
-              <m:ctrlPr>
-                <w:rPr>
-                  <w:rStyle w:val="normaltextrun"/>
-                  <w:rFonts w:ascii="Cambria Math" w:eastAsiaTheme="majorEastAsia" w:hAnsi="Cambria Math" w:cs="Segoe UI"/>
-                  <w:i/>
-                  <w:iCs/>
-                  <w:sz w:val="22"/>
-                  <w:szCs w:val="22"/>
-                </w:rPr>
-              </m:ctrlPr>
-            </m:sSubPr>
-            <m:e>
-              <m:r>
-                <w:rPr>
-                  <w:rStyle w:val="normaltextrun"/>
-                  <w:rFonts w:ascii="Cambria Math" w:eastAsiaTheme="majorEastAsia" w:hAnsi="Cambria Math" w:cs="Segoe UI"/>
-                  <w:sz w:val="22"/>
-                  <w:szCs w:val="22"/>
-                </w:rPr>
-                <m:t>v</m:t>
-              </m:r>
-            </m:e>
-            <m:sub>
-              <m:r>
-                <w:rPr>
-                  <w:rStyle w:val="normaltextrun"/>
-                  <w:rFonts w:ascii="Cambria Math" w:eastAsiaTheme="majorEastAsia" w:hAnsi="Cambria Math" w:cs="Segoe UI"/>
-                  <w:sz w:val="22"/>
-                  <w:szCs w:val="22"/>
-                </w:rPr>
-                <m:t>ORR</m:t>
-              </m:r>
-            </m:sub>
-          </m:sSub>
-          <m:r>
-            <w:rPr>
-              <w:rStyle w:val="normaltextrun"/>
-              <w:rFonts w:ascii="Cambria Math" w:eastAsiaTheme="majorEastAsia" w:hAnsi="Cambria Math" w:cs="Segoe UI"/>
-              <w:sz w:val="22"/>
-              <w:szCs w:val="22"/>
-            </w:rPr>
-            <m:t xml:space="preserve"> + </m:t>
-          </m:r>
-          <m:sSub>
-            <m:sSubPr>
-              <m:ctrlPr>
-                <w:rPr>
-                  <w:rStyle w:val="normaltextrun"/>
-                  <w:rFonts w:ascii="Cambria Math" w:eastAsiaTheme="majorEastAsia" w:hAnsi="Cambria Math" w:cs="Segoe UI"/>
-                  <w:i/>
-                  <w:iCs/>
-                  <w:sz w:val="22"/>
-                  <w:szCs w:val="22"/>
-                </w:rPr>
-              </m:ctrlPr>
-            </m:sSubPr>
-            <m:e>
-              <m:r>
-                <w:rPr>
-                  <w:rStyle w:val="normaltextrun"/>
-                  <w:rFonts w:ascii="Cambria Math" w:eastAsiaTheme="majorEastAsia" w:hAnsi="Cambria Math" w:cs="Segoe UI"/>
-                  <w:sz w:val="22"/>
-                  <w:szCs w:val="22"/>
-                </w:rPr>
-                <m:t>v</m:t>
-              </m:r>
-            </m:e>
-            <m:sub>
-              <m:sSub>
-                <m:sSubPr>
-                  <m:ctrlPr>
-                    <w:rPr>
-                      <w:rStyle w:val="normaltextrun"/>
-                      <w:rFonts w:ascii="Cambria Math" w:eastAsiaTheme="majorEastAsia" w:hAnsi="Cambria Math" w:cs="Segoe UI"/>
-                      <w:i/>
-                      <w:iCs/>
-                      <w:sz w:val="22"/>
-                      <w:szCs w:val="22"/>
-                    </w:rPr>
-                  </m:ctrlPr>
-                </m:sSubPr>
-                <m:e>
-                  <m:r>
-                    <w:rPr>
-                      <w:rStyle w:val="normaltextrun"/>
-                      <w:rFonts w:ascii="Cambria Math" w:eastAsiaTheme="majorEastAsia" w:hAnsi="Cambria Math" w:cs="Segoe UI"/>
-                      <w:sz w:val="22"/>
-                      <w:szCs w:val="22"/>
-                    </w:rPr>
-                    <m:t>O</m:t>
-                  </m:r>
-                </m:e>
-                <m:sub>
-                  <m:r>
-                    <w:rPr>
-                      <w:rStyle w:val="normaltextrun"/>
-                      <w:rFonts w:ascii="Cambria Math" w:eastAsiaTheme="majorEastAsia" w:hAnsi="Cambria Math" w:cs="Segoe UI"/>
-                      <w:sz w:val="22"/>
-                      <w:szCs w:val="22"/>
-                    </w:rPr>
-                    <m:t>2</m:t>
-                  </m:r>
-                </m:sub>
-              </m:sSub>
-            </m:sub>
-          </m:sSub>
-          <m:r>
-            <w:rPr>
-              <w:rStyle w:val="normaltextrun"/>
-              <w:rFonts w:ascii="Cambria Math" w:eastAsiaTheme="majorEastAsia" w:hAnsi="Cambria Math" w:cs="Segoe UI"/>
-              <w:sz w:val="22"/>
-              <w:szCs w:val="22"/>
-            </w:rPr>
-            <m:t>)</m:t>
-          </m:r>
-        </m:oMath>
-      </m:oMathPara>
-    </w:p>
-    <w:p>
-      <w:pPr>
-        <w:pStyle w:val="paragraph"/>
-        <w:spacing w:before="120" w:beforeAutospacing="0" w:after="120" w:afterAutospacing="0"/>
-        <w:ind w:left="360"/>
-        <w:textAlignment w:val="baseline"/>
-        <w:rPr>
-          <w:del w:id="44" w:author="Claude" w:date="2026-10-09T04:34:00Z"/>
-          <w:rStyle w:val="eop"/>
-          <w:rFonts w:ascii="Cambria" w:eastAsiaTheme="majorEastAsia" w:hAnsi="Cambria" w:cs="Segoe UI"/>
-          <w:i/>
-          <w:sz w:val="22"/>
-          <w:szCs w:val="22"/>
-        </w:rPr>
-      </w:pPr>
-      <m:oMathPara>
-        <m:oMathParaPr>
-          <m:jc m:val="left"/>
-        </m:oMathParaPr>
-        <m:oMath>
-          <m:r>
-            <w:rPr>
-              <w:rStyle w:val="normaltextrun"/>
-              <w:rFonts w:ascii="Cambria Math" w:eastAsiaTheme="majorEastAsia" w:hAnsi="Cambria Math" w:cs="Segoe UI"/>
-              <w:sz w:val="22"/>
-              <w:szCs w:val="22"/>
-            </w:rPr>
-            <m:t>Rule D:    v = min(</m:t>
-          </m:r>
-          <m:sSub>
-            <m:sSubPr>
-              <m:ctrlPr>
-                <w:rPr>
-                  <w:rStyle w:val="normaltextrun"/>
-                  <w:rFonts w:ascii="Cambria Math" w:eastAsiaTheme="majorEastAsia" w:hAnsi="Cambria Math" w:cs="Segoe UI"/>
-                  <w:i/>
-                  <w:iCs/>
-                  <w:sz w:val="22"/>
-                  <w:szCs w:val="22"/>
-                </w:rPr>
-              </m:ctrlPr>
-            </m:sSubPr>
-            <m:e>
-              <m:r>
-                <w:rPr>
-                  <w:rStyle w:val="normaltextrun"/>
-                  <w:rFonts w:ascii="Cambria Math" w:eastAsiaTheme="majorEastAsia" w:hAnsi="Cambria Math" w:cs="Segoe UI"/>
-                  <w:sz w:val="22"/>
-                  <w:szCs w:val="22"/>
-                </w:rPr>
-                <m:t>v</m:t>
-              </m:r>
-            </m:e>
-            <m:sub>
-              <m:r>
-                <w:rPr>
-                  <w:rStyle w:val="normaltextrun"/>
-                  <w:rFonts w:ascii="Cambria Math" w:eastAsiaTheme="majorEastAsia" w:hAnsi="Cambria Math" w:cs="Segoe UI"/>
-                  <w:sz w:val="22"/>
-                  <w:szCs w:val="22"/>
-                </w:rPr>
-                <m:t>Zn</m:t>
-              </m:r>
-            </m:sub>
-          </m:sSub>
-          <m:r>
-            <w:rPr>
-              <w:rStyle w:val="normaltextrun"/>
-              <w:rFonts w:ascii="Cambria Math" w:eastAsiaTheme="majorEastAsia" w:hAnsi="Cambria Math" w:cs="Segoe UI"/>
-              <w:sz w:val="22"/>
-              <w:szCs w:val="22"/>
-            </w:rPr>
-            <m:t xml:space="preserve">, </m:t>
-          </m:r>
-          <m:sSub>
-            <m:sSubPr>
-              <m:ctrlPr>
-                <w:rPr>
-                  <w:rStyle w:val="normaltextrun"/>
-                  <w:rFonts w:ascii="Cambria Math" w:eastAsiaTheme="majorEastAsia" w:hAnsi="Cambria Math" w:cs="Segoe UI"/>
-                  <w:i/>
-                  <w:iCs/>
-                  <w:sz w:val="22"/>
-                  <w:szCs w:val="22"/>
-                </w:rPr>
-              </m:ctrlPr>
-            </m:sSubPr>
-            <m:e>
-              <m:r>
-                <w:rPr>
-                  <w:rStyle w:val="normaltextrun"/>
-                  <w:rFonts w:ascii="Cambria Math" w:eastAsiaTheme="majorEastAsia" w:hAnsi="Cambria Math" w:cs="Segoe UI"/>
-                  <w:sz w:val="22"/>
-                  <w:szCs w:val="22"/>
-                </w:rPr>
-                <m:t>v</m:t>
-              </m:r>
-            </m:e>
-            <m:sub>
-              <m:r>
-                <w:rPr>
-                  <w:rStyle w:val="normaltextrun"/>
-                  <w:rFonts w:ascii="Cambria Math" w:eastAsiaTheme="majorEastAsia" w:hAnsi="Cambria Math" w:cs="Segoe UI"/>
-                  <w:sz w:val="22"/>
-                  <w:szCs w:val="22"/>
-                </w:rPr>
-                <m:t>ORR</m:t>
-              </m:r>
-            </m:sub>
-          </m:sSub>
-          <m:r>
-            <w:rPr>
-              <w:rStyle w:val="normaltextrun"/>
-              <w:rFonts w:ascii="Cambria Math" w:eastAsiaTheme="majorEastAsia" w:hAnsi="Cambria Math" w:cs="Segoe UI"/>
-              <w:sz w:val="22"/>
-              <w:szCs w:val="22"/>
-            </w:rPr>
-            <m:t>)  (No oxygen diffusion cap)</m:t>
-          </m:r>
-        </m:oMath>
-      </m:oMathPara>
+      <w:r>
+        <w:t>At the metal–electrolyte interface, the oxygen flux supplied by diffusion equals the oxygen consumed by the cathodic reaction (Robin condition):</w:t>
+      </w:r>
     </w:p>
     <w:p>
       <w:pPr>
         <w:pStyle w:val="BodyText"/>
         <w:spacing w:after="120"/>
         <w:ind w:firstLine="0"/>
-        <w:rPr>
-          <w:del w:id="45" w:author="Claude" w:date="2026-10-09T01:36:00Z"/>
-          <w:rFonts w:cs="Times New Roman"/>
-        </w:rPr>
-      </w:pPr>
-      <w:del w:id="46" w:author="Claude" w:date="2026-10-09T01:36:00Z">
-        <w:r>
-          <w:delText xml:space="preserve">Rule A (hard minimum) was selected on physical and numerical grounds, with agreement to literature data used only as a consistency check. RMSE was not the selection criterion because it depends on calibration and could be reduced for any rule through recalibration. Rule A reflects the physical assumption that the slowest rate-limiting process controls degradation, which is consistent with the simulations showing oxygen-diffusion control over &gt;99% of the </w:delText>
-        </w:r>
-        <w:r>
-          <w:lastRenderedPageBreak/>
-          <w:delText>interface at 672 h. Rules B and C introduce additional blending terms without improving the governing physics, while Rule D removes the oxygen-diffusion constraint and substantially overpredicts mass loss. Finally, the hard minimum caused no significant numerical issues, with only two regime transitions occurring during the initial transient.</w:delText>
-        </w:r>
-      </w:del>
-    </w:p>
-    <w:p>
-      <w:pPr>
-        <w:pStyle w:val="BodyText"/>
-        <w:spacing w:after="120"/>
-        <w:ind w:firstLine="0"/>
-        <w:rPr>
-          <w:ins w:id="47" w:author="Claude" w:date="2026-10-09T04:34:00Z"/>
-        </w:rPr>
-      </w:pPr>
-      <w:ins w:id="48" w:author="Claude" w:date="2026-10-09T04:34:00Z">
-        <w:r>
-          <w:t>Interfacial oxygen balance. At the metal–electrolyte interface, the oxygen flux supplied by diffusion equals the oxygen consumed by the cathodic reaction (Robin condition):</w:t>
-        </w:r>
-      </w:ins>
-    </w:p>
-    <w:p>
-      <w:pPr>
-        <w:pStyle w:val="BodyText"/>
-        <w:spacing w:after="120"/>
-        <w:ind w:firstLine="0"/>
-        <w:rPr>
-          <w:ins w:id="49" w:author="Claude" w:date="2026-10-09T04:34:00Z"/>
-        </w:rPr>
       </w:pPr>
       <m:oMathPara>
         <m:oMath>
@@ -3626,141 +2523,133 @@
         <w:pStyle w:val="BodyText"/>
         <w:spacing w:after="120"/>
         <w:ind w:firstLine="0"/>
-        <w:rPr>
-          <w:ins w:id="50" w:author="Claude" w:date="2026-10-09T04:34:00Z"/>
-        </w:rPr>
       </w:pPr>
-      <w:ins w:id="51" w:author="Claude" w:date="2026-10-09T04:34:00Z">
-        <w:r>
-          <w:t>Over a transport length δ, with C</w:t>
-        </w:r>
-        <w:r>
-          <w:rPr>
-            <w:vertAlign w:val="subscript"/>
-          </w:rPr>
-          <w:t>b</w:t>
-        </w:r>
-        <w:r>
-          <w:t xml:space="preserve"> the oxygen concentration outside the depleted layer, the supplied flux is D</w:t>
-        </w:r>
-        <w:r>
-          <w:rPr>
-            <w:vertAlign w:val="subscript"/>
-          </w:rPr>
-          <w:t>O2,eff</w:t>
-        </w:r>
-        <w:r>
-          <w:t>(C</w:t>
-        </w:r>
-        <w:r>
-          <w:rPr>
-            <w:vertAlign w:val="subscript"/>
-          </w:rPr>
-          <w:t>b</w:t>
-        </w:r>
-        <w:r>
-          <w:t xml:space="preserve"> − C</w:t>
-        </w:r>
-        <w:r>
-          <w:rPr>
-            <w:vertAlign w:val="subscript"/>
-          </w:rPr>
-          <w:t>O2</w:t>
-        </w:r>
-        <w:r>
-          <w:t>|</w:t>
-        </w:r>
-        <w:r>
-          <w:rPr>
-            <w:vertAlign w:val="subscript"/>
-          </w:rPr>
-          <w:t>Γ</w:t>
-        </w:r>
-        <w:r>
-          <w:t>)/δ. Equating it to k</w:t>
-        </w:r>
-        <w:r>
-          <w:rPr>
-            <w:vertAlign w:val="subscript"/>
-          </w:rPr>
-          <w:t>ORR</w:t>
-        </w:r>
-        <w:r>
-          <w:t>C</w:t>
-        </w:r>
-        <w:r>
-          <w:rPr>
-            <w:vertAlign w:val="subscript"/>
-          </w:rPr>
-          <w:t>O2</w:t>
-        </w:r>
-        <w:r>
-          <w:t>|</w:t>
-        </w:r>
-        <w:r>
-          <w:rPr>
-            <w:vertAlign w:val="subscript"/>
-          </w:rPr>
-          <w:t>Γ</w:t>
-        </w:r>
-        <w:r>
-          <w:t xml:space="preserve"> gives C</w:t>
-        </w:r>
-        <w:r>
-          <w:rPr>
-            <w:vertAlign w:val="subscript"/>
-          </w:rPr>
-          <w:t>O2</w:t>
-        </w:r>
-        <w:r>
-          <w:t>|</w:t>
-        </w:r>
-        <w:r>
-          <w:rPr>
-            <w:vertAlign w:val="subscript"/>
-          </w:rPr>
-          <w:t>Γ</w:t>
-        </w:r>
-        <w:r>
-          <w:t xml:space="preserve"> = C</w:t>
-        </w:r>
-        <w:r>
-          <w:rPr>
-            <w:vertAlign w:val="subscript"/>
-          </w:rPr>
-          <w:t>b</w:t>
-        </w:r>
-        <w:r>
-          <w:t>/(1 + k</w:t>
-        </w:r>
-        <w:r>
-          <w:rPr>
-            <w:vertAlign w:val="subscript"/>
-          </w:rPr>
-          <w:t>ORR</w:t>
-        </w:r>
-        <w:r>
-          <w:t>δ/D</w:t>
-        </w:r>
-        <w:r>
-          <w:rPr>
-            <w:vertAlign w:val="subscript"/>
-          </w:rPr>
-          <w:t>O2,eff</w:t>
-        </w:r>
-        <w:r>
-          <w:t>), so the interfacial flux is the series (harmonic) combination of the reaction and transport resistances:</w:t>
-        </w:r>
-      </w:ins>
+      <w:r>
+        <w:t>Over a transport length δ, with C</w:t>
+      </w:r>
+      <w:r>
+        <w:rPr>
+          <w:vertAlign w:val="subscript"/>
+        </w:rPr>
+        <w:t>b</w:t>
+      </w:r>
+      <w:r>
+        <w:t xml:space="preserve"> the oxygen concentration outside the depleted layer, the supplied flux is D</w:t>
+      </w:r>
+      <w:r>
+        <w:rPr>
+          <w:vertAlign w:val="subscript"/>
+        </w:rPr>
+        <w:t>O2,eff</w:t>
+      </w:r>
+      <w:r>
+        <w:t>(C</w:t>
+      </w:r>
+      <w:r>
+        <w:rPr>
+          <w:vertAlign w:val="subscript"/>
+        </w:rPr>
+        <w:t>b</w:t>
+      </w:r>
+      <w:r>
+        <w:t xml:space="preserve"> − C</w:t>
+      </w:r>
+      <w:r>
+        <w:rPr>
+          <w:vertAlign w:val="subscript"/>
+        </w:rPr>
+        <w:t>O2</w:t>
+      </w:r>
+      <w:r>
+        <w:t>|</w:t>
+      </w:r>
+      <w:r>
+        <w:rPr>
+          <w:vertAlign w:val="subscript"/>
+        </w:rPr>
+        <w:t>Γ</w:t>
+      </w:r>
+      <w:r>
+        <w:t>)/δ. Equating it to k</w:t>
+      </w:r>
+      <w:r>
+        <w:rPr>
+          <w:vertAlign w:val="subscript"/>
+        </w:rPr>
+        <w:t>ORR</w:t>
+      </w:r>
+      <w:r>
+        <w:t>C</w:t>
+      </w:r>
+      <w:r>
+        <w:rPr>
+          <w:vertAlign w:val="subscript"/>
+        </w:rPr>
+        <w:t>O2</w:t>
+      </w:r>
+      <w:r>
+        <w:t>|</w:t>
+      </w:r>
+      <w:r>
+        <w:rPr>
+          <w:vertAlign w:val="subscript"/>
+        </w:rPr>
+        <w:t>Γ</w:t>
+      </w:r>
+      <w:r>
+        <w:t xml:space="preserve"> gives C</w:t>
+      </w:r>
+      <w:r>
+        <w:rPr>
+          <w:vertAlign w:val="subscript"/>
+        </w:rPr>
+        <w:t>O2</w:t>
+      </w:r>
+      <w:r>
+        <w:t>|</w:t>
+      </w:r>
+      <w:r>
+        <w:rPr>
+          <w:vertAlign w:val="subscript"/>
+        </w:rPr>
+        <w:t>Γ</w:t>
+      </w:r>
+      <w:r>
+        <w:t xml:space="preserve"> = C</w:t>
+      </w:r>
+      <w:r>
+        <w:rPr>
+          <w:vertAlign w:val="subscript"/>
+        </w:rPr>
+        <w:t>b</w:t>
+      </w:r>
+      <w:r>
+        <w:t>/(1 + k</w:t>
+      </w:r>
+      <w:r>
+        <w:rPr>
+          <w:vertAlign w:val="subscript"/>
+        </w:rPr>
+        <w:t>ORR</w:t>
+      </w:r>
+      <w:r>
+        <w:t>δ/D</w:t>
+      </w:r>
+      <w:r>
+        <w:rPr>
+          <w:vertAlign w:val="subscript"/>
+        </w:rPr>
+        <w:t>O2,eff</w:t>
+      </w:r>
+      <w:r>
+        <w:t>), so the interfacial flux is the series (harmonic) combination of the reaction and transport resistances:</w:t>
+      </w:r>
     </w:p>
     <w:p>
       <w:pPr>
         <w:pStyle w:val="BodyText"/>
         <w:spacing w:after="120"/>
         <w:ind w:firstLine="0"/>
-        <w:rPr>
-          <w:ins w:id="52" w:author="Claude" w:date="2026-10-09T04:34:00Z"/>
-        </w:rPr>
       </w:pPr>
       <m:oMathPara>
         <m:oMath>
@@ -3954,69 +2843,10 @@
         <w:pStyle w:val="BodyText"/>
         <w:spacing w:after="120"/>
         <w:ind w:firstLine="0"/>
-        <w:rPr>
-          <w:ins w:id="53" w:author="Claude" w:date="2026-10-09T04:34:00Z"/>
-        </w:rPr>
       </w:pPr>
-      <w:ins w:id="54" w:author="Claude" w:date="2026-10-09T04:34:00Z">
-        <w:r>
-          <w:t>The Damköhler number Da = k</w:t>
-        </w:r>
-        <w:r>
-          <w:rPr>
-            <w:vertAlign w:val="subscript"/>
-          </w:rPr>
-          <w:t>ORR</w:t>
-        </w:r>
-        <w:r>
-          <w:t>δ/D</w:t>
-        </w:r>
-        <w:r>
-          <w:rPr>
-            <w:vertAlign w:val="subscript"/>
-          </w:rPr>
-          <w:t>O2,eff</w:t>
-        </w:r>
-        <w:r>
-          <w:t xml:space="preserve"> is the ratio of the transport resistance to the reaction resistance. For Da ≪ 1 the flux reduces to k</w:t>
-        </w:r>
-        <w:r>
-          <w:rPr>
-            <w:vertAlign w:val="subscript"/>
-          </w:rPr>
-          <w:t>ORR</w:t>
-        </w:r>
-        <w:r>
-          <w:t>C</w:t>
-        </w:r>
-        <w:r>
-          <w:rPr>
-            <w:vertAlign w:val="subscript"/>
-          </w:rPr>
-          <w:t>b</w:t>
-        </w:r>
-        <w:r>
-          <w:t xml:space="preserve"> (reaction-controlled), and for Da ≫ 1 it reduces to D</w:t>
-        </w:r>
-        <w:r>
-          <w:rPr>
-            <w:vertAlign w:val="subscript"/>
-          </w:rPr>
-          <w:t>O2,eff</w:t>
-        </w:r>
-        <w:r>
-          <w:t>C</w:t>
-        </w:r>
-        <w:r>
-          <w:rPr>
-            <w:vertAlign w:val="subscript"/>
-          </w:rPr>
-          <w:t>b</w:t>
-        </w:r>
-        <w:r>
-          <w:t>/δ (diffusion-controlled) (Table S1).</w:t>
-        </w:r>
-      </w:ins>
+      <w:r>
+        <w:t>Interface velocity. Each mole of O₂ reduced at the interface removes two moles of Zn (O₂ + 2Zn + 2H₂O → 2Zn²⁺ + 4OH⁻), so the normal velocity of the level set is</w:t>
+      </w:r>
     </w:p>
     <w:p>
       <w:pPr>
@@ -4024,22 +2854,7 @@
         <w:spacing w:after="120"/>
         <w:ind w:firstLine="0"/>
         <w:rPr>
-          <w:ins w:id="55" w:author="Claude" w:date="2026-10-09T04:34:00Z"/>
-        </w:rPr>
-      </w:pPr>
-      <w:ins w:id="56" w:author="Claude" w:date="2026-10-09T04:34:00Z">
-        <w:r>
-          <w:t>Interface velocity. Each mole of O₂ reduced at the interface removes two moles of Zn (O₂ + 2Zn + 2H₂O → 2Zn²⁺ + 4OH⁻), so the normal velocity of the level set is</w:t>
-        </w:r>
-      </w:ins>
-    </w:p>
-    <w:p>
-      <w:pPr>
-        <w:pStyle w:val="BodyText"/>
-        <w:spacing w:after="120"/>
-        <w:ind w:firstLine="0"/>
-        <w:rPr>
-          <w:ins w:id="57" w:author="Claude" w:date="2026-10-09T04:34:00Z"/>
+          <w:ins w:id="7" w:author="Claude" w:date="2026-10-09T04:34:00Z"/>
         </w:rPr>
       </w:pPr>
       <m:oMathPara>
@@ -4224,327 +3039,6 @@
     </w:p>
     <w:p>
       <w:pPr>
-        <w:pStyle w:val="BodyText"/>
-        <w:spacing w:after="120"/>
-        <w:ind w:firstLine="0"/>
-        <w:rPr>
-          <w:ins w:id="58" w:author="Claude" w:date="2026-10-09T04:34:00Z"/>
-        </w:rPr>
-      </w:pPr>
-      <w:ins w:id="59" w:author="Claude" w:date="2026-10-09T04:34:00Z">
-        <w:r>
-          <w:t>with [Zn]</w:t>
-        </w:r>
-        <w:r>
-          <w:rPr>
-            <w:vertAlign w:val="subscript"/>
-          </w:rPr>
-          <w:t>sol</w:t>
-        </w:r>
-        <w:r>
-          <w:t xml:space="preserve"> = ρ</w:t>
-        </w:r>
-        <w:r>
-          <w:rPr>
-            <w:vertAlign w:val="subscript"/>
-          </w:rPr>
-          <w:t>Zn</w:t>
-        </w:r>
-        <w:r>
-          <w:t>/M</w:t>
-        </w:r>
-        <w:r>
-          <w:rPr>
-            <w:vertAlign w:val="subscript"/>
-          </w:rPr>
-          <w:t>Zn</w:t>
-        </w:r>
-        <w:r>
-          <w:t xml:space="preserve"> (Eq. 14 of the main text). Because C</w:t>
-        </w:r>
-        <w:r>
-          <w:rPr>
-            <w:vertAlign w:val="subscript"/>
-          </w:rPr>
-          <w:t>O2</w:t>
-        </w:r>
-        <w:r>
-          <w:t>|</w:t>
-        </w:r>
-        <w:r>
-          <w:rPr>
-            <w:vertAlign w:val="subscript"/>
-          </w:rPr>
-          <w:t>Γ</w:t>
-        </w:r>
-        <w:r>
-          <w:t xml:space="preserve"> is the interfacial concentration obtained from the Robin condition, the velocity follows the series flux J</w:t>
-        </w:r>
-        <w:r>
-          <w:rPr>
-            <w:vertAlign w:val="subscript"/>
-          </w:rPr>
-          <w:t>O2</w:t>
-        </w:r>
-        <w:r>
-          <w:t xml:space="preserve"> above, and the transition between reaction-controlled and diffusion-controlled degradation emerges from the depletion of C</w:t>
-        </w:r>
-        <w:r>
-          <w:rPr>
-            <w:vertAlign w:val="subscript"/>
-          </w:rPr>
-          <w:t>O2</w:t>
-        </w:r>
-        <w:r>
-          <w:t xml:space="preserve"> at the interface. The Zn²⁺ source and the O₂ sink use the same flux (Section S8). [Planar check to be added: numerical v</w:t>
-        </w:r>
-        <w:r>
-          <w:rPr>
-            <w:vertAlign w:val="subscript"/>
-          </w:rPr>
-          <w:t>n</w:t>
-        </w:r>
-        <w:r>
-          <w:t xml:space="preserve"> versus the analytic series formula for a planar interface.]</w:t>
-        </w:r>
-      </w:ins>
-    </w:p>
-    <w:p>
-      <w:pPr>
-        <w:pStyle w:val="Captions"/>
-        <w:keepNext/>
-        <w:spacing w:before="360" w:after="0"/>
-        <w:jc w:val="center"/>
-        <w:rPr>
-          <w:del w:id="60" w:author="Claude" w:date="2026-10-09T04:34:00Z"/>
-        </w:rPr>
-      </w:pPr>
-      <w:del w:id="61" w:author="Claude" w:date="2026-10-09T04:34:00Z">
-        <w:r>
-          <w:rPr>
-            <w:iCs w:val="0"/>
-            <w:noProof/>
-          </w:rPr>
-          <w:lastRenderedPageBreak/>
-          <w:drawing>
-            <wp:inline distT="0" distB="0" distL="0" distR="0" wp14:anchorId="60227BE3" wp14:editId="25F7AA01">
-              <wp:extent cx="5731510" cy="1989455"/>
-              <wp:effectExtent l="0" t="0" r="2540" b="0"/>
-              <wp:docPr id="15" name="Picture 15"/>
-              <wp:cNvGraphicFramePr>
-                <a:graphicFrameLocks xmlns:a="http://schemas.openxmlformats.org/drawingml/2006/main" noChangeAspect="1"/>
-              </wp:cNvGraphicFramePr>
-              <a:graphic xmlns:a="http://schemas.openxmlformats.org/drawingml/2006/main">
-                <a:graphicData uri="http://schemas.openxmlformats.org/drawingml/2006/picture">
-                  <pic:pic xmlns:pic="http://schemas.openxmlformats.org/drawingml/2006/picture">
-                    <pic:nvPicPr>
-                      <pic:cNvPr id="0" name="Picture 14"/>
-                      <pic:cNvPicPr>
-                        <a:picLocks noChangeAspect="1" noChangeArrowheads="1"/>
-                      </pic:cNvPicPr>
-                    </pic:nvPicPr>
-                    <pic:blipFill>
-                      <a:blip r:embed="rId7" cstate="print">
-                        <a:extLst>
-                          <a:ext uri="{28A0092B-C50C-407E-A947-70E740481C1C}">
-                            <a14:useLocalDpi xmlns:a14="http://schemas.microsoft.com/office/drawing/2010/main" val="0"/>
-                          </a:ext>
-                        </a:extLst>
-                      </a:blip>
-                      <a:srcRect/>
-                      <a:stretch>
-                        <a:fillRect/>
-                      </a:stretch>
-                    </pic:blipFill>
-                    <pic:spPr bwMode="auto">
-                      <a:xfrm>
-                        <a:off x="0" y="0"/>
-                        <a:ext cx="5731510" cy="1989455"/>
-                      </a:xfrm>
-                      <a:prstGeom prst="rect">
-                        <a:avLst/>
-                      </a:prstGeom>
-                      <a:noFill/>
-                      <a:ln>
-                        <a:noFill/>
-                      </a:ln>
-                    </pic:spPr>
-                  </pic:pic>
-                </a:graphicData>
-              </a:graphic>
-            </wp:inline>
-          </w:drawing>
-        </w:r>
-      </w:del>
-    </w:p>
-    <w:p>
-      <w:pPr>
-        <w:pStyle w:val="Captions"/>
-        <w:spacing w:before="80" w:after="360"/>
-        <w:rPr>
-          <w:del w:id="62" w:author="Claude" w:date="2026-10-09T04:34:00Z"/>
-        </w:rPr>
-      </w:pPr>
-      <w:del w:id="63" w:author="Claude" w:date="2026-10-09T04:34:00Z">
-        <w:r>
-          <w:rPr>
-            <w:b/>
-            <w:bCs/>
-            <w:sz w:val="20"/>
-            <w:szCs w:val="20"/>
-          </w:rPr>
-          <w:delText>Figure S</w:delText>
-        </w:r>
-        <w:r>
-          <w:rPr>
-            <w:b/>
-            <w:bCs/>
-            <w:iCs w:val="0"/>
-            <w:sz w:val="20"/>
-            <w:szCs w:val="20"/>
-          </w:rPr>
-          <w:fldChar w:fldCharType="begin"/>
-        </w:r>
-        <w:r>
-          <w:rPr>
-            <w:b/>
-            <w:bCs/>
-            <w:sz w:val="20"/>
-            <w:szCs w:val="20"/>
-          </w:rPr>
-          <w:delInstrText xml:space="preserve"> SEQ Figure \* ARABIC </w:delInstrText>
-        </w:r>
-        <w:r>
-          <w:rPr>
-            <w:b/>
-            <w:bCs/>
-            <w:iCs w:val="0"/>
-            <w:sz w:val="20"/>
-            <w:szCs w:val="20"/>
-          </w:rPr>
-          <w:fldChar w:fldCharType="separate"/>
-        </w:r>
-        <w:r>
-          <w:rPr>
-            <w:b/>
-            <w:bCs/>
-            <w:noProof/>
-            <w:sz w:val="20"/>
-            <w:szCs w:val="20"/>
-          </w:rPr>
-          <w:delText>1</w:delText>
-        </w:r>
-        <w:r>
-          <w:rPr>
-            <w:b/>
-            <w:bCs/>
-            <w:iCs w:val="0"/>
-            <w:sz w:val="20"/>
-            <w:szCs w:val="20"/>
-          </w:rPr>
-          <w:fldChar w:fldCharType="end"/>
-        </w:r>
-        <w:r>
-          <w:rPr>
-            <w:b/>
-            <w:bCs/>
-            <w:sz w:val="20"/>
-            <w:szCs w:val="20"/>
-          </w:rPr>
-          <w:delText>.</w:delText>
-        </w:r>
-        <w:r>
-          <w:rPr>
-            <w:sz w:val="20"/>
-            <w:szCs w:val="20"/>
-          </w:rPr>
-          <w:delText xml:space="preserve"> </w:delText>
-        </w:r>
-        <w:r>
-          <w:rPr>
-            <w:sz w:val="20"/>
-            <w:szCs w:val="20"/>
-          </w:rPr>
-          <w:delText>Interface recession velocity components for (a) a Zn disc and (b) a Zn stent during 672 h of immersion. The zinc transport-limited (</w:delText>
-        </w:r>
-        <w:r>
-          <w:rPr>
-            <w:sz w:val="20"/>
-            <w:szCs w:val="20"/>
-          </w:rPr>
-          <w:delText>v</w:delText>
-        </w:r>
-        <w:r>
-          <w:rPr>
-            <w:sz w:val="20"/>
-            <w:szCs w:val="20"/>
-            <w:vertAlign w:val="subscript"/>
-          </w:rPr>
-          <w:delText>Zn</w:delText>
-        </w:r>
-        <w:r>
-          <w:rPr>
-            <w:sz w:val="20"/>
-            <w:szCs w:val="20"/>
-          </w:rPr>
-          <w:delText>​), oxygen reduction-limited (</w:delText>
-        </w:r>
-        <w:r>
-          <w:rPr>
-            <w:sz w:val="20"/>
-            <w:szCs w:val="20"/>
-          </w:rPr>
-          <w:delText>v</w:delText>
-        </w:r>
-        <w:r>
-          <w:rPr>
-            <w:sz w:val="20"/>
-            <w:szCs w:val="20"/>
-            <w:vertAlign w:val="subscript"/>
-          </w:rPr>
-          <w:delText>ORR</w:delText>
-        </w:r>
-        <w:r>
-          <w:rPr>
-            <w:sz w:val="20"/>
-            <w:szCs w:val="20"/>
-          </w:rPr>
-          <w:delText>​), and oxygen diffusion-limited (</w:delText>
-        </w:r>
-        <w:r>
-          <w:rPr>
-            <w:sz w:val="20"/>
-            <w:szCs w:val="20"/>
-          </w:rPr>
-          <w:delText>v</w:delText>
-        </w:r>
-        <w:r>
-          <w:rPr>
-            <w:sz w:val="20"/>
-            <w:szCs w:val="20"/>
-            <w:vertAlign w:val="subscript"/>
-          </w:rPr>
-          <w:delText xml:space="preserve">O2, </w:delText>
-        </w:r>
-        <w:r>
-          <w:rPr>
-            <w:sz w:val="20"/>
-            <w:szCs w:val="20"/>
-            <w:vertAlign w:val="subscript"/>
-          </w:rPr>
-          <w:delText>diff</w:delText>
-        </w:r>
-        <w:r>
-          <w:rPr>
-            <w:sz w:val="20"/>
-            <w:szCs w:val="20"/>
-          </w:rPr>
-          <w:delText>​) velocities are shown separately.</w:delText>
-        </w:r>
-      </w:del>
-    </w:p>
-    <w:p>
-      <w:pPr>
         <w:pStyle w:val="Captions"/>
         <w:keepNext/>
         <w:spacing w:before="360" w:after="80"/>
@@ -4558,28 +3052,6 @@
         </w:rPr>
         <w:t xml:space="preserve">Table S1. </w:t>
       </w:r>
-      <w:del w:id="64" w:author="Claude" w:date="2026-10-09T04:34:00Z">
-        <w:r>
-          <w:rPr>
-            <w:b/>
-            <w:bCs/>
-            <w:sz w:val="20"/>
-            <w:szCs w:val="20"/>
-          </w:rPr>
-          <w:delText>Comparison</w:delText>
-        </w:r>
-      </w:del>
-      <w:ins w:id="65" w:author="Claude" w:date="2026-10-09T04:34:00Z">
-        <w:r>
-          <w:rPr>
-            <w:b/>
-            <w:bCs/>
-            <w:sz w:val="20"/>
-            <w:szCs w:val="20"/>
-          </w:rPr>
-          <w:t>Limiting regimes</w:t>
-        </w:r>
-      </w:ins>
       <w:r>
         <w:rPr>
           <w:b/>
@@ -4587,30 +3059,8 @@
           <w:sz w:val="20"/>
           <w:szCs w:val="20"/>
         </w:rPr>
-        <w:t xml:space="preserve"> of the </w:t>
-      </w:r>
-      <w:del w:id="66" w:author="Claude" w:date="2026-10-09T04:34:00Z">
-        <w:r>
-          <w:rPr>
-            <w:b/>
-            <w:bCs/>
-            <w:sz w:val="20"/>
-            <w:szCs w:val="20"/>
-          </w:rPr>
-          <w:delText>candidate</w:delText>
-        </w:r>
-      </w:del>
-      <w:ins w:id="67" w:author="Claude" w:date="2026-10-09T04:34:00Z">
-        <w:r>
-          <w:rPr>
-            <w:b/>
-            <w:bCs/>
-            <w:sz w:val="20"/>
-            <w:szCs w:val="20"/>
-          </w:rPr>
-          <w:t>interfacial</w:t>
-        </w:r>
-      </w:ins>
+        <w:t xml:space="preserve">Limiting regimes </w:t>
+      </w:r>
       <w:r>
         <w:rPr>
           <w:b/>
@@ -4618,30 +3068,8 @@
           <w:sz w:val="20"/>
           <w:szCs w:val="20"/>
         </w:rPr>
-        <w:t xml:space="preserve"> </w:t>
-      </w:r>
-      <w:del w:id="68" w:author="Claude" w:date="2026-10-09T04:34:00Z">
-        <w:r>
-          <w:rPr>
-            <w:b/>
-            <w:bCs/>
-            <w:sz w:val="20"/>
-            <w:szCs w:val="20"/>
-          </w:rPr>
-          <w:delText>velocity-selection</w:delText>
-        </w:r>
-      </w:del>
-      <w:ins w:id="69" w:author="Claude" w:date="2026-10-09T04:34:00Z">
-        <w:r>
-          <w:rPr>
-            <w:b/>
-            <w:bCs/>
-            <w:sz w:val="20"/>
-            <w:szCs w:val="20"/>
-          </w:rPr>
-          <w:t>oxygen</w:t>
-        </w:r>
-      </w:ins>
+        <w:t xml:space="preserve">of the </w:t>
+      </w:r>
       <w:r>
         <w:rPr>
           <w:b/>
@@ -4649,50 +3077,8 @@
           <w:sz w:val="20"/>
           <w:szCs w:val="20"/>
         </w:rPr>
-        <w:t xml:space="preserve"> </w:t>
-      </w:r>
-      <w:del w:id="70" w:author="Claude" w:date="2026-10-09T04:34:00Z">
-        <w:r>
-          <w:rPr>
-            <w:b/>
-            <w:bCs/>
-            <w:sz w:val="20"/>
-            <w:szCs w:val="20"/>
-          </w:rPr>
-          <w:delText>formulations</w:delText>
-        </w:r>
-      </w:del>
-      <w:ins w:id="71" w:author="Claude" w:date="2026-10-09T04:34:00Z">
-        <w:r>
-          <w:rPr>
-            <w:b/>
-            <w:bCs/>
-            <w:sz w:val="20"/>
-            <w:szCs w:val="20"/>
-          </w:rPr>
-          <w:t>flux</w:t>
-        </w:r>
-      </w:ins>
-      <w:r>
-        <w:rPr>
-          <w:b/>
-          <w:bCs/>
-          <w:sz w:val="20"/>
-          <w:szCs w:val="20"/>
-        </w:rPr>
-        <w:t>.</w:t>
-      </w:r>
-      <w:del w:id="72" w:author="Claude" w:date="2026-10-09T04:34:00Z">
-        <w:r>
-          <w:rPr>
-            <w:b/>
-            <w:bCs/>
-            <w:sz w:val="20"/>
-            <w:szCs w:val="20"/>
-          </w:rPr>
-          <w:delText xml:space="preserve"> Rule A (hard minimum) gave the lowest RMSE, which was used as a consistency check but was not the main selection criterion, and was adopted on physical grounds (RMSE values may differ from those of the calibrated model, as these validation cases were evaluated prior to model calibration).</w:delText>
-        </w:r>
-      </w:del>
+        <w:t>interfacial oxygen flux.</w:t>
+      </w:r>
       <w:r>
         <w:rPr>
           <w:b/>
@@ -4755,16 +3141,11 @@
       <w:tr>
         <w:trPr>
           <w:cantSplit/>
-          <w:tblHeader/>
           <w:jc w:val="center"/>
-          <w:del w:id="73" w:author="Claude" w:date="2026-10-09T04:34:00Z"/>
         </w:trPr>
         <w:tc>
           <w:tcPr>
             <w:tcW w:w="3009" w:type="dxa"/>
-            <w:tcBorders>
-              <w:bottom w:val="single" w:sz="6" w:space="0" w:color="000000"/>
-            </w:tcBorders>
             <w:vAlign w:val="center"/>
           </w:tcPr>
           <w:p>
@@ -4774,106 +3155,79 @@
               <w:ind w:firstLine="0"/>
               <w:jc w:val="left"/>
               <w:rPr>
-                <w:del w:id="74" w:author="Claude" w:date="2026-10-09T04:34:00Z"/>
-                <w:rFonts w:cs="Times New Roman"/>
-                <w:b/>
-                <w:bCs/>
+                <w:rFonts w:cs="Times New Roman"/>
                 <w:sz w:val="22"/>
                 <w:szCs w:val="22"/>
                 <w:lang w:eastAsia="en-US"/>
               </w:rPr>
             </w:pPr>
-            <w:del w:id="75" w:author="Claude" w:date="2026-10-09T04:34:00Z">
-              <w:r>
-                <w:rPr>
-                  <w:rFonts w:cs="Times New Roman"/>
-                  <w:b/>
-                  <w:bCs/>
-                  <w:sz w:val="20"/>
-                  <w:szCs w:val="20"/>
-                  <w:lang w:eastAsia="en-US"/>
-                </w:rPr>
-                <w:delText>Rule </w:delText>
-              </w:r>
-            </w:del>
+            <w:r>
+              <w:rPr>
+                <w:rFonts w:cs="Times New Roman"/>
+                <w:sz w:val="20"/>
+                <w:szCs w:val="20"/>
+                <w:lang w:eastAsia="en-US"/>
+              </w:rPr>
+              <w:t>Regime</w:t>
+            </w:r>
           </w:p>
         </w:tc>
         <w:tc>
           <w:tcPr>
             <w:tcW w:w="3009" w:type="dxa"/>
-            <w:tcBorders>
-              <w:bottom w:val="single" w:sz="6" w:space="0" w:color="000000"/>
-            </w:tcBorders>
-            <w:vAlign w:val="center"/>
-          </w:tcPr>
-          <w:p>
-            <w:pPr>
-              <w:keepNext/>
-              <w:spacing w:before="20" w:after="20" w:line="240" w:lineRule="auto"/>
-              <w:ind w:firstLine="0"/>
-              <w:jc w:val="center"/>
-              <w:rPr>
-                <w:del w:id="76" w:author="Claude" w:date="2026-10-09T04:34:00Z"/>
-                <w:rFonts w:cs="Times New Roman"/>
-                <w:b/>
-                <w:bCs/>
+            <w:vAlign w:val="center"/>
+          </w:tcPr>
+          <w:p>
+            <w:pPr>
+              <w:keepNext/>
+              <w:spacing w:before="20" w:after="20" w:line="240" w:lineRule="auto"/>
+              <w:ind w:firstLine="0"/>
+              <w:jc w:val="center"/>
+              <w:rPr>
+                <w:rFonts w:cs="Times New Roman"/>
                 <w:sz w:val="22"/>
                 <w:szCs w:val="22"/>
                 <w:lang w:eastAsia="en-US"/>
               </w:rPr>
             </w:pPr>
-            <w:del w:id="77" w:author="Claude" w:date="2026-10-09T04:34:00Z">
-              <w:r>
-                <w:rPr>
-                  <w:rFonts w:cs="Times New Roman"/>
-                  <w:b/>
-                  <w:bCs/>
-                  <w:sz w:val="20"/>
-                  <w:szCs w:val="20"/>
-                  <w:lang w:eastAsia="en-US"/>
-                </w:rPr>
-                <w:delText>Description </w:delText>
-              </w:r>
-            </w:del>
+            <w:r>
+              <w:rPr>
+                <w:rFonts w:cs="Times New Roman"/>
+                <w:sz w:val="20"/>
+                <w:szCs w:val="20"/>
+                <w:lang w:eastAsia="en-US"/>
+              </w:rPr>
+              <w:t>Condition</w:t>
+            </w:r>
           </w:p>
         </w:tc>
         <w:tc>
           <w:tcPr>
             <w:tcW w:w="3008" w:type="dxa"/>
-            <w:tcBorders>
-              <w:bottom w:val="single" w:sz="6" w:space="0" w:color="000000"/>
-            </w:tcBorders>
-            <w:vAlign w:val="center"/>
-          </w:tcPr>
-          <w:p>
-            <w:pPr>
-              <w:keepNext/>
-              <w:spacing w:before="20" w:after="20" w:line="240" w:lineRule="auto"/>
-              <w:ind w:firstLine="0"/>
-              <w:jc w:val="center"/>
-              <w:rPr>
-                <w:del w:id="78" w:author="Claude" w:date="2026-10-09T04:34:00Z"/>
-                <w:rFonts w:cs="Times New Roman"/>
-                <w:b/>
-                <w:bCs/>
+            <w:vAlign w:val="center"/>
+          </w:tcPr>
+          <w:p>
+            <w:pPr>
+              <w:keepNext/>
+              <w:spacing w:before="20" w:after="20" w:line="240" w:lineRule="auto"/>
+              <w:ind w:firstLine="0"/>
+              <w:jc w:val="center"/>
+              <w:rPr>
+                <w:rFonts w:cs="Times New Roman"/>
                 <w:sz w:val="22"/>
                 <w:szCs w:val="22"/>
                 <w:lang w:eastAsia="en-US"/>
               </w:rPr>
             </w:pPr>
-            <w:del w:id="79" w:author="Claude" w:date="2026-10-09T04:34:00Z">
-              <w:r>
-                <w:rPr>
-                  <w:rFonts w:cs="Times New Roman"/>
-                  <w:b/>
-                  <w:bCs/>
-                  <w:sz w:val="20"/>
-                  <w:szCs w:val="20"/>
-                  <w:lang w:eastAsia="en-US"/>
-                </w:rPr>
-                <w:delText>RMSE (%) </w:delText>
-              </w:r>
-            </w:del>
+            <w:r>
+              <w:rPr>
+                <w:rFonts w:cs="Times New Roman"/>
+                <w:sz w:val="20"/>
+                <w:szCs w:val="20"/>
+                <w:lang w:eastAsia="en-US"/>
+              </w:rPr>
+              <w:t>Interfacial flux J_O₂</w:t>
+            </w:r>
           </w:p>
         </w:tc>
       </w:tr>
@@ -4881,7 +3235,6 @@
         <w:trPr>
           <w:cantSplit/>
           <w:jc w:val="center"/>
-          <w:del w:id="80" w:author="Claude" w:date="2026-10-09T04:34:00Z"/>
         </w:trPr>
         <w:tc>
           <w:tcPr>
@@ -4895,24 +3248,21 @@
               <w:ind w:firstLine="0"/>
               <w:jc w:val="left"/>
               <w:rPr>
-                <w:del w:id="81" w:author="Claude" w:date="2026-10-09T04:34:00Z"/>
                 <w:rFonts w:cs="Times New Roman"/>
                 <w:sz w:val="22"/>
                 <w:szCs w:val="22"/>
                 <w:lang w:eastAsia="en-US"/>
               </w:rPr>
             </w:pPr>
-            <w:del w:id="82" w:author="Claude" w:date="2026-10-09T04:34:00Z">
-              <w:r>
-                <w:rPr>
-                  <w:rFonts w:cs="Times New Roman"/>
-                  <w:sz w:val="20"/>
-                  <w:szCs w:val="20"/>
-                  <w:lang w:eastAsia="en-US"/>
-                </w:rPr>
-                <w:delText>A </w:delText>
-              </w:r>
-            </w:del>
+            <w:r>
+              <w:rPr>
+                <w:rFonts w:cs="Times New Roman"/>
+                <w:sz w:val="20"/>
+                <w:szCs w:val="20"/>
+                <w:lang w:eastAsia="en-US"/>
+              </w:rPr>
+              <w:t>Reaction-controlled</w:t>
+            </w:r>
           </w:p>
         </w:tc>
         <w:tc>
@@ -4927,24 +3277,21 @@
               <w:ind w:firstLine="0"/>
               <w:jc w:val="center"/>
               <w:rPr>
-                <w:del w:id="83" w:author="Claude" w:date="2026-10-09T04:34:00Z"/>
                 <w:rFonts w:cs="Times New Roman"/>
                 <w:sz w:val="22"/>
                 <w:szCs w:val="22"/>
                 <w:lang w:eastAsia="en-US"/>
               </w:rPr>
             </w:pPr>
-            <w:del w:id="84" w:author="Claude" w:date="2026-10-09T04:34:00Z">
-              <w:r>
-                <w:rPr>
-                  <w:rFonts w:cs="Times New Roman"/>
-                  <w:sz w:val="20"/>
-                  <w:szCs w:val="20"/>
-                  <w:lang w:eastAsia="en-US"/>
-                </w:rPr>
-                <w:delText>Hard minimum </w:delText>
-              </w:r>
-            </w:del>
+            <w:r>
+              <w:rPr>
+                <w:rFonts w:cs="Times New Roman"/>
+                <w:sz w:val="20"/>
+                <w:szCs w:val="20"/>
+                <w:lang w:eastAsia="en-US"/>
+              </w:rPr>
+              <w:t>Da ≪ 1</w:t>
+            </w:r>
           </w:p>
         </w:tc>
         <w:tc>
@@ -4959,24 +3306,50 @@
               <w:ind w:firstLine="0"/>
               <w:jc w:val="center"/>
               <w:rPr>
-                <w:del w:id="85" w:author="Claude" w:date="2026-10-09T04:34:00Z"/>
                 <w:rFonts w:cs="Times New Roman"/>
                 <w:sz w:val="22"/>
                 <w:szCs w:val="22"/>
                 <w:lang w:eastAsia="en-US"/>
               </w:rPr>
             </w:pPr>
-            <w:del w:id="86" w:author="Claude" w:date="2026-10-09T04:34:00Z">
-              <w:r>
-                <w:rPr>
-                  <w:rFonts w:cs="Times New Roman"/>
-                  <w:sz w:val="20"/>
-                  <w:szCs w:val="20"/>
-                  <w:lang w:eastAsia="en-US"/>
-                </w:rPr>
-                <w:delText>0.0568 </w:delText>
-              </w:r>
-            </w:del>
+            <w:r>
+              <w:rPr>
+                <w:rFonts w:cs="Times New Roman"/>
+                <w:sz w:val="20"/>
+                <w:szCs w:val="20"/>
+                <w:lang w:eastAsia="en-US"/>
+              </w:rPr>
+              <w:t>k</w:t>
+            </w:r>
+            <w:r>
+              <w:rPr>
+                <w:rFonts w:cs="Times New Roman"/>
+                <w:sz w:val="20"/>
+                <w:szCs w:val="20"/>
+                <w:vertAlign w:val="subscript"/>
+                <w:lang w:eastAsia="en-US"/>
+              </w:rPr>
+              <w:t>ORR</w:t>
+            </w:r>
+            <w:r>
+              <w:rPr>
+                <w:rFonts w:cs="Times New Roman"/>
+                <w:sz w:val="20"/>
+                <w:szCs w:val="20"/>
+                <w:lang w:eastAsia="en-US"/>
+              </w:rPr>
+              <w:t xml:space="preserve"> C</w:t>
+            </w:r>
+            <w:r>
+              <w:rPr>
+                <w:rFonts w:cs="Times New Roman"/>
+                <w:sz w:val="20"/>
+                <w:szCs w:val="20"/>
+                <w:vertAlign w:val="subscript"/>
+                <w:lang w:eastAsia="en-US"/>
+              </w:rPr>
+              <w:t>b</w:t>
+            </w:r>
           </w:p>
         </w:tc>
       </w:tr>
@@ -4984,7 +3357,6 @@
         <w:trPr>
           <w:cantSplit/>
           <w:jc w:val="center"/>
-          <w:del w:id="87" w:author="Claude" w:date="2026-10-09T04:34:00Z"/>
         </w:trPr>
         <w:tc>
           <w:tcPr>
@@ -4998,24 +3370,21 @@
               <w:ind w:firstLine="0"/>
               <w:jc w:val="left"/>
               <w:rPr>
-                <w:del w:id="88" w:author="Claude" w:date="2026-10-09T04:34:00Z"/>
                 <w:rFonts w:cs="Times New Roman"/>
                 <w:sz w:val="22"/>
                 <w:szCs w:val="22"/>
                 <w:lang w:eastAsia="en-US"/>
               </w:rPr>
             </w:pPr>
-            <w:del w:id="89" w:author="Claude" w:date="2026-10-09T04:34:00Z">
-              <w:r>
-                <w:rPr>
-                  <w:rFonts w:cs="Times New Roman"/>
-                  <w:sz w:val="20"/>
-                  <w:szCs w:val="20"/>
-                  <w:lang w:eastAsia="en-US"/>
-                </w:rPr>
-                <w:delText>B </w:delText>
-              </w:r>
-            </w:del>
+            <w:r>
+              <w:rPr>
+                <w:rFonts w:cs="Times New Roman"/>
+                <w:sz w:val="20"/>
+                <w:szCs w:val="20"/>
+                <w:lang w:eastAsia="en-US"/>
+              </w:rPr>
+              <w:t>Transition</w:t>
+            </w:r>
           </w:p>
         </w:tc>
         <w:tc>
@@ -5030,33 +3399,21 @@
               <w:ind w:firstLine="0"/>
               <w:jc w:val="center"/>
               <w:rPr>
-                <w:del w:id="90" w:author="Claude" w:date="2026-10-09T04:34:00Z"/>
                 <w:rFonts w:cs="Times New Roman"/>
                 <w:sz w:val="22"/>
                 <w:szCs w:val="22"/>
                 <w:lang w:eastAsia="en-US"/>
               </w:rPr>
             </w:pPr>
-            <w:del w:id="91" w:author="Claude" w:date="2026-10-09T04:34:00Z">
-              <w:r>
-                <w:rPr>
-                  <w:rFonts w:cs="Times New Roman"/>
-                  <w:sz w:val="20"/>
-                  <w:szCs w:val="20"/>
-                  <w:lang w:eastAsia="en-US"/>
-                </w:rPr>
-                <w:delText>Mixed control</w:delText>
-              </w:r>
-              <w:r>
-                <w:rPr>
-                  <w:rFonts w:cs="Times New Roman"/>
-                  <w:sz w:val="20"/>
-                  <w:szCs w:val="20"/>
-                  <w:lang w:eastAsia="en-US"/>
-                </w:rPr>
-                <w:delText> </w:delText>
-              </w:r>
-            </w:del>
+            <w:r>
+              <w:rPr>
+                <w:rFonts w:cs="Times New Roman"/>
+                <w:sz w:val="20"/>
+                <w:szCs w:val="20"/>
+                <w:lang w:eastAsia="en-US"/>
+              </w:rPr>
+              <w:t>Da ≈ 1</w:t>
+            </w:r>
           </w:p>
         </w:tc>
         <w:tc>
@@ -5071,24 +3428,115 @@
               <w:ind w:firstLine="0"/>
               <w:jc w:val="center"/>
               <w:rPr>
-                <w:del w:id="92" w:author="Claude" w:date="2026-10-09T04:34:00Z"/>
                 <w:rFonts w:cs="Times New Roman"/>
                 <w:sz w:val="22"/>
                 <w:szCs w:val="22"/>
                 <w:lang w:eastAsia="en-US"/>
               </w:rPr>
             </w:pPr>
-            <w:del w:id="93" w:author="Claude" w:date="2026-10-09T04:34:00Z">
-              <w:r>
-                <w:rPr>
-                  <w:rFonts w:cs="Times New Roman"/>
-                  <w:sz w:val="20"/>
-                  <w:szCs w:val="20"/>
-                  <w:lang w:eastAsia="en-US"/>
-                </w:rPr>
-                <w:delText>0.0770 </w:delText>
-              </w:r>
-            </w:del>
+            <w:r>
+              <w:rPr>
+                <w:rFonts w:cs="Times New Roman"/>
+                <w:sz w:val="20"/>
+                <w:szCs w:val="20"/>
+                <w:lang w:eastAsia="en-US"/>
+              </w:rPr>
+              <w:t>C</w:t>
+            </w:r>
+            <w:r>
+              <w:rPr>
+                <w:rFonts w:cs="Times New Roman"/>
+                <w:sz w:val="20"/>
+                <w:szCs w:val="20"/>
+                <w:vertAlign w:val="subscript"/>
+                <w:lang w:eastAsia="en-US"/>
+              </w:rPr>
+              <w:t>b</w:t>
+            </w:r>
+            <w:r>
+              <w:rPr>
+                <w:rFonts w:cs="Times New Roman"/>
+                <w:sz w:val="20"/>
+                <w:szCs w:val="20"/>
+                <w:lang w:eastAsia="en-US"/>
+              </w:rPr>
+              <w:t xml:space="preserve"> </w:t>
+            </w:r>
+            <w:r>
+              <w:rPr>
+                <w:rFonts w:cs="Times New Roman"/>
+                <w:sz w:val="20"/>
+                <w:szCs w:val="20"/>
+                <w:lang w:eastAsia="en-US"/>
+              </w:rPr>
+              <w:t>/(1/</w:t>
+            </w:r>
+            <w:r>
+              <w:rPr>
+                <w:rFonts w:cs="Times New Roman"/>
+                <w:sz w:val="20"/>
+                <w:szCs w:val="20"/>
+                <w:lang w:eastAsia="en-US"/>
+              </w:rPr>
+              <w:t xml:space="preserve"> </w:t>
+            </w:r>
+            <w:r>
+              <w:rPr>
+                <w:rFonts w:cs="Times New Roman"/>
+                <w:sz w:val="20"/>
+                <w:szCs w:val="20"/>
+                <w:lang w:eastAsia="en-US"/>
+              </w:rPr>
+              <w:t>k</w:t>
+            </w:r>
+            <w:r>
+              <w:rPr>
+                <w:rFonts w:cs="Times New Roman"/>
+                <w:sz w:val="20"/>
+                <w:szCs w:val="20"/>
+                <w:vertAlign w:val="subscript"/>
+                <w:lang w:eastAsia="en-US"/>
+              </w:rPr>
+              <w:t>ORR</w:t>
+            </w:r>
+            <w:r>
+              <w:rPr>
+                <w:rFonts w:cs="Times New Roman"/>
+                <w:sz w:val="20"/>
+                <w:szCs w:val="20"/>
+                <w:lang w:eastAsia="en-US"/>
+              </w:rPr>
+              <w:t xml:space="preserve"> + δ/D</w:t>
+            </w:r>
+            <w:r>
+              <w:rPr>
+                <w:rFonts w:cs="Times New Roman"/>
+                <w:sz w:val="20"/>
+                <w:szCs w:val="20"/>
+                <w:vertAlign w:val="subscript"/>
+                <w:lang w:eastAsia="en-US"/>
+              </w:rPr>
+              <w:t>O₂</w:t>
+            </w:r>
+            <w:r>
+              <w:rPr>
+                <w:rFonts w:cs="Times New Roman"/>
+                <w:sz w:val="20"/>
+                <w:szCs w:val="20"/>
+                <w:vertAlign w:val="superscript"/>
+                <w:lang w:eastAsia="en-US"/>
+              </w:rPr>
+              <w:t>eff</w:t>
+            </w:r>
+            <w:r>
+              <w:rPr>
+                <w:rFonts w:cs="Times New Roman"/>
+                <w:sz w:val="20"/>
+                <w:szCs w:val="20"/>
+                <w:lang w:eastAsia="en-US"/>
+              </w:rPr>
+              <w:t>)</w:t>
+            </w:r>
           </w:p>
         </w:tc>
       </w:tr>
@@ -5096,7 +3544,6 @@
         <w:trPr>
           <w:cantSplit/>
           <w:jc w:val="center"/>
-          <w:del w:id="94" w:author="Claude" w:date="2026-10-09T04:34:00Z"/>
         </w:trPr>
         <w:tc>
           <w:tcPr>
@@ -5110,24 +3557,21 @@
               <w:ind w:firstLine="0"/>
               <w:jc w:val="left"/>
               <w:rPr>
-                <w:del w:id="95" w:author="Claude" w:date="2026-10-09T04:34:00Z"/>
                 <w:rFonts w:cs="Times New Roman"/>
                 <w:sz w:val="22"/>
                 <w:szCs w:val="22"/>
                 <w:lang w:eastAsia="en-US"/>
               </w:rPr>
             </w:pPr>
-            <w:del w:id="96" w:author="Claude" w:date="2026-10-09T04:34:00Z">
-              <w:r>
-                <w:rPr>
-                  <w:rFonts w:cs="Times New Roman"/>
-                  <w:sz w:val="20"/>
-                  <w:szCs w:val="20"/>
-                  <w:lang w:eastAsia="en-US"/>
-                </w:rPr>
-                <w:delText>C </w:delText>
-              </w:r>
-            </w:del>
+            <w:r>
+              <w:rPr>
+                <w:rFonts w:cs="Times New Roman"/>
+                <w:sz w:val="20"/>
+                <w:szCs w:val="20"/>
+                <w:lang w:eastAsia="en-US"/>
+              </w:rPr>
+              <w:t>Diffusion-controlled</w:t>
+            </w:r>
           </w:p>
         </w:tc>
         <w:tc>
@@ -5142,24 +3586,21 @@
               <w:ind w:firstLine="0"/>
               <w:jc w:val="center"/>
               <w:rPr>
-                <w:del w:id="97" w:author="Claude" w:date="2026-10-09T04:34:00Z"/>
                 <w:rFonts w:cs="Times New Roman"/>
                 <w:sz w:val="22"/>
                 <w:szCs w:val="22"/>
                 <w:lang w:eastAsia="en-US"/>
               </w:rPr>
             </w:pPr>
-            <w:del w:id="98" w:author="Claude" w:date="2026-10-09T04:34:00Z">
-              <w:r>
-                <w:rPr>
-                  <w:rFonts w:cs="Times New Roman"/>
-                  <w:sz w:val="20"/>
-                  <w:szCs w:val="20"/>
-                  <w:lang w:eastAsia="en-US"/>
-                </w:rPr>
-                <w:delText>Hybrid cathodic </w:delText>
-              </w:r>
-            </w:del>
+            <w:r>
+              <w:rPr>
+                <w:rFonts w:cs="Times New Roman"/>
+                <w:sz w:val="20"/>
+                <w:szCs w:val="20"/>
+                <w:lang w:eastAsia="en-US"/>
+              </w:rPr>
+              <w:t>Da ≫ 1</w:t>
+            </w:r>
           </w:p>
         </w:tc>
         <w:tc>
@@ -5174,536 +3615,87 @@
               <w:ind w:firstLine="0"/>
               <w:jc w:val="center"/>
               <w:rPr>
-                <w:del w:id="99" w:author="Claude" w:date="2026-10-09T04:34:00Z"/>
                 <w:rFonts w:cs="Times New Roman"/>
                 <w:sz w:val="22"/>
                 <w:szCs w:val="22"/>
                 <w:lang w:eastAsia="en-US"/>
               </w:rPr>
             </w:pPr>
-            <w:del w:id="100" w:author="Claude" w:date="2026-10-09T04:34:00Z">
-              <w:r>
-                <w:rPr>
-                  <w:rFonts w:cs="Times New Roman"/>
-                  <w:sz w:val="20"/>
-                  <w:szCs w:val="20"/>
-                  <w:lang w:eastAsia="en-US"/>
-                </w:rPr>
-                <w:delText>0.0766 </w:delText>
-              </w:r>
-            </w:del>
-          </w:p>
-        </w:tc>
-      </w:tr>
-      <w:tr>
-        <w:trPr>
-          <w:cantSplit/>
-          <w:jc w:val="center"/>
-          <w:del w:id="101" w:author="Claude" w:date="2026-10-09T04:34:00Z"/>
-        </w:trPr>
-        <w:tc>
-          <w:tcPr>
-            <w:tcW w:w="3009" w:type="dxa"/>
-            <w:vAlign w:val="center"/>
-          </w:tcPr>
-          <w:p>
-            <w:pPr>
-              <w:spacing w:before="20" w:after="20" w:line="240" w:lineRule="auto"/>
-              <w:ind w:firstLine="0"/>
-              <w:jc w:val="left"/>
-              <w:rPr>
-                <w:del w:id="102" w:author="Claude" w:date="2026-10-09T04:34:00Z"/>
-                <w:rFonts w:cs="Times New Roman"/>
-                <w:sz w:val="22"/>
-                <w:szCs w:val="22"/>
-                <w:lang w:eastAsia="en-US"/>
-              </w:rPr>
-            </w:pPr>
-            <w:del w:id="103" w:author="Claude" w:date="2026-10-09T04:34:00Z">
-              <w:r>
-                <w:rPr>
-                  <w:rFonts w:cs="Times New Roman"/>
-                  <w:sz w:val="20"/>
-                  <w:szCs w:val="20"/>
-                  <w:lang w:eastAsia="en-US"/>
-                </w:rPr>
-                <w:delText>D </w:delText>
-              </w:r>
-            </w:del>
-          </w:p>
-        </w:tc>
-        <w:tc>
-          <w:tcPr>
-            <w:tcW w:w="3009" w:type="dxa"/>
-            <w:vAlign w:val="center"/>
-          </w:tcPr>
-          <w:p>
-            <w:pPr>
-              <w:spacing w:before="20" w:after="20" w:line="240" w:lineRule="auto"/>
-              <w:ind w:firstLine="0"/>
-              <w:jc w:val="center"/>
-              <w:rPr>
-                <w:del w:id="104" w:author="Claude" w:date="2026-10-09T04:34:00Z"/>
-                <w:rFonts w:cs="Times New Roman"/>
-                <w:sz w:val="22"/>
-                <w:szCs w:val="22"/>
-                <w:lang w:eastAsia="en-US"/>
-              </w:rPr>
-            </w:pPr>
-            <w:del w:id="105" w:author="Claude" w:date="2026-10-09T04:34:00Z">
-              <w:r>
-                <w:rPr>
-                  <w:rFonts w:cs="Times New Roman"/>
-                  <w:sz w:val="20"/>
-                  <w:szCs w:val="20"/>
-                  <w:lang w:eastAsia="en-US"/>
-                </w:rPr>
-                <w:delText>Coupled ORR (no O2 cap)</w:delText>
-              </w:r>
-            </w:del>
-          </w:p>
-        </w:tc>
-        <w:tc>
-          <w:tcPr>
-            <w:tcW w:w="3008" w:type="dxa"/>
-            <w:vAlign w:val="center"/>
-          </w:tcPr>
-          <w:p>
-            <w:pPr>
-              <w:spacing w:before="20" w:after="20" w:line="240" w:lineRule="auto"/>
-              <w:ind w:firstLine="0"/>
-              <w:jc w:val="center"/>
-              <w:rPr>
-                <w:del w:id="106" w:author="Claude" w:date="2026-10-09T04:34:00Z"/>
-                <w:rFonts w:cs="Times New Roman"/>
-                <w:sz w:val="22"/>
-                <w:szCs w:val="22"/>
-                <w:lang w:eastAsia="en-US"/>
-              </w:rPr>
-            </w:pPr>
-            <w:del w:id="107" w:author="Claude" w:date="2026-10-09T04:34:00Z">
-              <w:r>
-                <w:rPr>
-                  <w:rFonts w:cs="Times New Roman"/>
-                  <w:sz w:val="20"/>
-                  <w:szCs w:val="20"/>
-                  <w:lang w:eastAsia="en-US"/>
-                </w:rPr>
-                <w:delText>0.2983 </w:delText>
-              </w:r>
-            </w:del>
-          </w:p>
-        </w:tc>
-      </w:tr>
-      <w:tr>
-        <w:trPr>
-          <w:cantSplit/>
-          <w:jc w:val="center"/>
-          <w:ins w:id="108" w:author="Claude" w:date="2026-10-09T04:34:00Z"/>
-        </w:trPr>
-        <w:tc>
-          <w:tcPr>
-            <w:tcW w:w="3009" w:type="dxa"/>
-            <w:vAlign w:val="center"/>
-          </w:tcPr>
-          <w:p>
-            <w:pPr>
-              <w:keepNext/>
-              <w:spacing w:before="20" w:after="20" w:line="240" w:lineRule="auto"/>
-              <w:ind w:firstLine="0"/>
-              <w:jc w:val="left"/>
-              <w:rPr>
-                <w:ins w:id="109" w:author="Claude" w:date="2026-10-09T04:34:00Z"/>
-                <w:rFonts w:cs="Times New Roman"/>
-                <w:sz w:val="22"/>
-                <w:szCs w:val="22"/>
-                <w:lang w:eastAsia="en-US"/>
-              </w:rPr>
-            </w:pPr>
-            <w:ins w:id="110" w:author="Claude" w:date="2026-10-09T04:34:00Z">
-              <w:r>
-                <w:rPr>
-                  <w:rFonts w:cs="Times New Roman"/>
-                  <w:sz w:val="20"/>
-                  <w:szCs w:val="20"/>
-                  <w:lang w:eastAsia="en-US"/>
-                </w:rPr>
-                <w:t>Regime</w:t>
-              </w:r>
-            </w:ins>
-          </w:p>
-        </w:tc>
-        <w:tc>
-          <w:tcPr>
-            <w:tcW w:w="3009" w:type="dxa"/>
-            <w:vAlign w:val="center"/>
-          </w:tcPr>
-          <w:p>
-            <w:pPr>
-              <w:keepNext/>
-              <w:spacing w:before="20" w:after="20" w:line="240" w:lineRule="auto"/>
-              <w:ind w:firstLine="0"/>
-              <w:jc w:val="center"/>
-              <w:rPr>
-                <w:ins w:id="111" w:author="Claude" w:date="2026-10-09T04:34:00Z"/>
-                <w:rFonts w:cs="Times New Roman"/>
-                <w:sz w:val="22"/>
-                <w:szCs w:val="22"/>
-                <w:lang w:eastAsia="en-US"/>
-              </w:rPr>
-            </w:pPr>
-            <w:ins w:id="112" w:author="Claude" w:date="2026-10-09T04:34:00Z">
-              <w:r>
-                <w:rPr>
-                  <w:rFonts w:cs="Times New Roman"/>
-                  <w:sz w:val="20"/>
-                  <w:szCs w:val="20"/>
-                  <w:lang w:eastAsia="en-US"/>
-                </w:rPr>
-                <w:t>Condition</w:t>
-              </w:r>
-            </w:ins>
-          </w:p>
-        </w:tc>
-        <w:tc>
-          <w:tcPr>
-            <w:tcW w:w="3008" w:type="dxa"/>
-            <w:vAlign w:val="center"/>
-          </w:tcPr>
-          <w:p>
-            <w:pPr>
-              <w:keepNext/>
-              <w:spacing w:before="20" w:after="20" w:line="240" w:lineRule="auto"/>
-              <w:ind w:firstLine="0"/>
-              <w:jc w:val="center"/>
-              <w:rPr>
-                <w:ins w:id="113" w:author="Claude" w:date="2026-10-09T04:34:00Z"/>
-                <w:rFonts w:cs="Times New Roman"/>
-                <w:sz w:val="22"/>
-                <w:szCs w:val="22"/>
-                <w:lang w:eastAsia="en-US"/>
-              </w:rPr>
-            </w:pPr>
-            <w:ins w:id="114" w:author="Claude" w:date="2026-10-09T04:34:00Z">
-              <w:r>
-                <w:rPr>
-                  <w:rFonts w:cs="Times New Roman"/>
-                  <w:sz w:val="20"/>
-                  <w:szCs w:val="20"/>
-                  <w:lang w:eastAsia="en-US"/>
-                </w:rPr>
-                <w:t>Interfacial flux J_O₂</w:t>
-              </w:r>
-            </w:ins>
-          </w:p>
-        </w:tc>
-      </w:tr>
-      <w:tr>
-        <w:trPr>
-          <w:cantSplit/>
-          <w:jc w:val="center"/>
-          <w:ins w:id="115" w:author="Claude" w:date="2026-10-09T04:34:00Z"/>
-        </w:trPr>
-        <w:tc>
-          <w:tcPr>
-            <w:tcW w:w="3009" w:type="dxa"/>
-            <w:vAlign w:val="center"/>
-          </w:tcPr>
-          <w:p>
-            <w:pPr>
-              <w:keepNext/>
-              <w:spacing w:before="20" w:after="20" w:line="240" w:lineRule="auto"/>
-              <w:ind w:firstLine="0"/>
-              <w:jc w:val="left"/>
-              <w:rPr>
-                <w:ins w:id="116" w:author="Claude" w:date="2026-10-09T04:34:00Z"/>
-                <w:rFonts w:cs="Times New Roman"/>
-                <w:sz w:val="22"/>
-                <w:szCs w:val="22"/>
-                <w:lang w:eastAsia="en-US"/>
-              </w:rPr>
-            </w:pPr>
-            <w:ins w:id="117" w:author="Claude" w:date="2026-10-09T04:34:00Z">
-              <w:r>
-                <w:rPr>
-                  <w:rFonts w:cs="Times New Roman"/>
-                  <w:sz w:val="20"/>
-                  <w:szCs w:val="20"/>
-                  <w:lang w:eastAsia="en-US"/>
-                </w:rPr>
-                <w:t>Reaction-controlled</w:t>
-              </w:r>
-            </w:ins>
-          </w:p>
-        </w:tc>
-        <w:tc>
-          <w:tcPr>
-            <w:tcW w:w="3009" w:type="dxa"/>
-            <w:vAlign w:val="center"/>
-          </w:tcPr>
-          <w:p>
-            <w:pPr>
-              <w:keepNext/>
-              <w:spacing w:before="20" w:after="20" w:line="240" w:lineRule="auto"/>
-              <w:ind w:firstLine="0"/>
-              <w:jc w:val="center"/>
-              <w:rPr>
-                <w:ins w:id="118" w:author="Claude" w:date="2026-10-09T04:34:00Z"/>
-                <w:rFonts w:cs="Times New Roman"/>
-                <w:sz w:val="22"/>
-                <w:szCs w:val="22"/>
-                <w:lang w:eastAsia="en-US"/>
-              </w:rPr>
-            </w:pPr>
-            <w:ins w:id="119" w:author="Claude" w:date="2026-10-09T04:34:00Z">
-              <w:r>
-                <w:rPr>
-                  <w:rFonts w:cs="Times New Roman"/>
-                  <w:sz w:val="20"/>
-                  <w:szCs w:val="20"/>
-                  <w:lang w:eastAsia="en-US"/>
-                </w:rPr>
-                <w:t>Da ≪ 1</w:t>
-              </w:r>
-            </w:ins>
-          </w:p>
-        </w:tc>
-        <w:tc>
-          <w:tcPr>
-            <w:tcW w:w="3008" w:type="dxa"/>
-            <w:vAlign w:val="center"/>
-          </w:tcPr>
-          <w:p>
-            <w:pPr>
-              <w:keepNext/>
-              <w:spacing w:before="20" w:after="20" w:line="240" w:lineRule="auto"/>
-              <w:ind w:firstLine="0"/>
-              <w:jc w:val="center"/>
-              <w:rPr>
-                <w:ins w:id="120" w:author="Claude" w:date="2026-10-09T04:34:00Z"/>
-                <w:rFonts w:cs="Times New Roman"/>
-                <w:sz w:val="22"/>
-                <w:szCs w:val="22"/>
-                <w:lang w:eastAsia="en-US"/>
-              </w:rPr>
-            </w:pPr>
-            <w:ins w:id="121" w:author="Claude" w:date="2026-10-09T04:34:00Z">
-              <w:r>
-                <w:rPr>
-                  <w:rFonts w:cs="Times New Roman"/>
-                  <w:sz w:val="20"/>
-                  <w:szCs w:val="20"/>
-                  <w:lang w:eastAsia="en-US"/>
-                </w:rPr>
-                <w:t>k_ORR C_b</w:t>
-              </w:r>
-            </w:ins>
-          </w:p>
-        </w:tc>
-      </w:tr>
-      <w:tr>
-        <w:trPr>
-          <w:cantSplit/>
-          <w:jc w:val="center"/>
-          <w:ins w:id="122" w:author="Claude" w:date="2026-10-09T04:34:00Z"/>
-        </w:trPr>
-        <w:tc>
-          <w:tcPr>
-            <w:tcW w:w="3009" w:type="dxa"/>
-            <w:vAlign w:val="center"/>
-          </w:tcPr>
-          <w:p>
-            <w:pPr>
-              <w:keepNext/>
-              <w:spacing w:before="20" w:after="20" w:line="240" w:lineRule="auto"/>
-              <w:ind w:firstLine="0"/>
-              <w:jc w:val="left"/>
-              <w:rPr>
-                <w:ins w:id="123" w:author="Claude" w:date="2026-10-09T04:34:00Z"/>
-                <w:rFonts w:cs="Times New Roman"/>
-                <w:sz w:val="22"/>
-                <w:szCs w:val="22"/>
-                <w:lang w:eastAsia="en-US"/>
-              </w:rPr>
-            </w:pPr>
-            <w:ins w:id="124" w:author="Claude" w:date="2026-10-09T04:34:00Z">
-              <w:r>
-                <w:rPr>
-                  <w:rFonts w:cs="Times New Roman"/>
-                  <w:sz w:val="20"/>
-                  <w:szCs w:val="20"/>
-                  <w:lang w:eastAsia="en-US"/>
-                </w:rPr>
-                <w:t>Transition</w:t>
-              </w:r>
-            </w:ins>
-          </w:p>
-        </w:tc>
-        <w:tc>
-          <w:tcPr>
-            <w:tcW w:w="3009" w:type="dxa"/>
-            <w:vAlign w:val="center"/>
-          </w:tcPr>
-          <w:p>
-            <w:pPr>
-              <w:keepNext/>
-              <w:spacing w:before="20" w:after="20" w:line="240" w:lineRule="auto"/>
-              <w:ind w:firstLine="0"/>
-              <w:jc w:val="center"/>
-              <w:rPr>
-                <w:ins w:id="125" w:author="Claude" w:date="2026-10-09T04:34:00Z"/>
-                <w:rFonts w:cs="Times New Roman"/>
-                <w:sz w:val="22"/>
-                <w:szCs w:val="22"/>
-                <w:lang w:eastAsia="en-US"/>
-              </w:rPr>
-            </w:pPr>
-            <w:ins w:id="126" w:author="Claude" w:date="2026-10-09T04:34:00Z">
-              <w:r>
-                <w:rPr>
-                  <w:rFonts w:cs="Times New Roman"/>
-                  <w:sz w:val="20"/>
-                  <w:szCs w:val="20"/>
-                  <w:lang w:eastAsia="en-US"/>
-                </w:rPr>
-                <w:t>Da ≈ 1</w:t>
-              </w:r>
-            </w:ins>
-          </w:p>
-        </w:tc>
-        <w:tc>
-          <w:tcPr>
-            <w:tcW w:w="3008" w:type="dxa"/>
-            <w:vAlign w:val="center"/>
-          </w:tcPr>
-          <w:p>
-            <w:pPr>
-              <w:keepNext/>
-              <w:spacing w:before="20" w:after="20" w:line="240" w:lineRule="auto"/>
-              <w:ind w:firstLine="0"/>
-              <w:jc w:val="center"/>
-              <w:rPr>
-                <w:ins w:id="127" w:author="Claude" w:date="2026-10-09T04:34:00Z"/>
-                <w:rFonts w:cs="Times New Roman"/>
-                <w:sz w:val="22"/>
-                <w:szCs w:val="22"/>
-                <w:lang w:eastAsia="en-US"/>
-              </w:rPr>
-            </w:pPr>
-            <w:ins w:id="128" w:author="Claude" w:date="2026-10-09T04:34:00Z">
-              <w:r>
-                <w:rPr>
-                  <w:rFonts w:cs="Times New Roman"/>
-                  <w:sz w:val="20"/>
-                  <w:szCs w:val="20"/>
-                  <w:lang w:eastAsia="en-US"/>
-                </w:rPr>
-                <w:t>C_b/(1/k_ORR + δ/D_O₂^eff)</w:t>
-              </w:r>
-            </w:ins>
-          </w:p>
-        </w:tc>
-      </w:tr>
-      <w:tr>
-        <w:trPr>
-          <w:cantSplit/>
-          <w:jc w:val="center"/>
-          <w:ins w:id="129" w:author="Claude" w:date="2026-10-09T04:34:00Z"/>
-        </w:trPr>
-        <w:tc>
-          <w:tcPr>
-            <w:tcW w:w="3009" w:type="dxa"/>
-            <w:vAlign w:val="center"/>
-          </w:tcPr>
-          <w:p>
-            <w:pPr>
-              <w:keepNext/>
-              <w:spacing w:before="20" w:after="20" w:line="240" w:lineRule="auto"/>
-              <w:ind w:firstLine="0"/>
-              <w:jc w:val="left"/>
-              <w:rPr>
-                <w:ins w:id="130" w:author="Claude" w:date="2026-10-09T04:34:00Z"/>
-                <w:rFonts w:cs="Times New Roman"/>
-                <w:sz w:val="22"/>
-                <w:szCs w:val="22"/>
-                <w:lang w:eastAsia="en-US"/>
-              </w:rPr>
-            </w:pPr>
-            <w:ins w:id="131" w:author="Claude" w:date="2026-10-09T04:34:00Z">
-              <w:r>
-                <w:rPr>
-                  <w:rFonts w:cs="Times New Roman"/>
-                  <w:sz w:val="20"/>
-                  <w:szCs w:val="20"/>
-                  <w:lang w:eastAsia="en-US"/>
-                </w:rPr>
-                <w:t>Diffusion-controlled</w:t>
-              </w:r>
-            </w:ins>
-          </w:p>
-        </w:tc>
-        <w:tc>
-          <w:tcPr>
-            <w:tcW w:w="3009" w:type="dxa"/>
-            <w:vAlign w:val="center"/>
-          </w:tcPr>
-          <w:p>
-            <w:pPr>
-              <w:keepNext/>
-              <w:spacing w:before="20" w:after="20" w:line="240" w:lineRule="auto"/>
-              <w:ind w:firstLine="0"/>
-              <w:jc w:val="center"/>
-              <w:rPr>
-                <w:ins w:id="132" w:author="Claude" w:date="2026-10-09T04:34:00Z"/>
-                <w:rFonts w:cs="Times New Roman"/>
-                <w:sz w:val="22"/>
-                <w:szCs w:val="22"/>
-                <w:lang w:eastAsia="en-US"/>
-              </w:rPr>
-            </w:pPr>
-            <w:ins w:id="133" w:author="Claude" w:date="2026-10-09T04:34:00Z">
-              <w:r>
-                <w:rPr>
-                  <w:rFonts w:cs="Times New Roman"/>
-                  <w:sz w:val="20"/>
-                  <w:szCs w:val="20"/>
-                  <w:lang w:eastAsia="en-US"/>
-                </w:rPr>
-                <w:t>Da ≫ 1</w:t>
-              </w:r>
-            </w:ins>
-          </w:p>
-        </w:tc>
-        <w:tc>
-          <w:tcPr>
-            <w:tcW w:w="3008" w:type="dxa"/>
-            <w:vAlign w:val="center"/>
-          </w:tcPr>
-          <w:p>
-            <w:pPr>
-              <w:keepNext/>
-              <w:spacing w:before="20" w:after="20" w:line="240" w:lineRule="auto"/>
-              <w:ind w:firstLine="0"/>
-              <w:jc w:val="center"/>
-              <w:rPr>
-                <w:ins w:id="134" w:author="Claude" w:date="2026-10-09T04:34:00Z"/>
-                <w:rFonts w:cs="Times New Roman"/>
-                <w:sz w:val="22"/>
-                <w:szCs w:val="22"/>
-                <w:lang w:eastAsia="en-US"/>
-              </w:rPr>
-            </w:pPr>
-            <w:ins w:id="135" w:author="Claude" w:date="2026-10-09T04:34:00Z">
-              <w:r>
-                <w:rPr>
-                  <w:rFonts w:cs="Times New Roman"/>
-                  <w:sz w:val="20"/>
-                  <w:szCs w:val="20"/>
-                  <w:lang w:eastAsia="en-US"/>
-                </w:rPr>
-                <w:t>D_O₂^eff C_b/δ</w:t>
-              </w:r>
-            </w:ins>
+            <w:r>
+              <w:rPr>
+                <w:rFonts w:cs="Times New Roman"/>
+                <w:sz w:val="20"/>
+                <w:szCs w:val="20"/>
+                <w:lang w:eastAsia="en-US"/>
+              </w:rPr>
+              <w:t>D</w:t>
+            </w:r>
+            <w:r>
+              <w:rPr>
+                <w:rFonts w:cs="Times New Roman"/>
+                <w:sz w:val="20"/>
+                <w:szCs w:val="20"/>
+                <w:vertAlign w:val="subscript"/>
+                <w:lang w:eastAsia="en-US"/>
+              </w:rPr>
+              <w:t>O₂</w:t>
+            </w:r>
+            <w:r>
+              <w:rPr>
+                <w:rFonts w:cs="Times New Roman"/>
+                <w:sz w:val="20"/>
+                <w:szCs w:val="20"/>
+                <w:vertAlign w:val="superscript"/>
+                <w:lang w:eastAsia="en-US"/>
+              </w:rPr>
+              <w:t>eff</w:t>
+            </w:r>
+            <w:r>
+              <w:rPr>
+                <w:rFonts w:cs="Times New Roman"/>
+                <w:sz w:val="20"/>
+                <w:szCs w:val="20"/>
+                <w:lang w:eastAsia="en-US"/>
+              </w:rPr>
+              <w:t xml:space="preserve"> </w:t>
+            </w:r>
+            <w:r>
+              <w:rPr>
+                <w:rFonts w:cs="Times New Roman"/>
+                <w:sz w:val="20"/>
+                <w:szCs w:val="20"/>
+                <w:lang w:eastAsia="en-US"/>
+              </w:rPr>
+              <w:t>C</w:t>
+            </w:r>
+            <w:r>
+              <w:rPr>
+                <w:rFonts w:cs="Times New Roman"/>
+                <w:sz w:val="20"/>
+                <w:szCs w:val="20"/>
+                <w:vertAlign w:val="subscript"/>
+                <w:lang w:eastAsia="en-US"/>
+              </w:rPr>
+              <w:t>b</w:t>
+            </w:r>
+            <w:r>
+              <w:rPr>
+                <w:rFonts w:cs="Times New Roman"/>
+                <w:sz w:val="20"/>
+                <w:szCs w:val="20"/>
+                <w:lang w:eastAsia="en-US"/>
+              </w:rPr>
+              <w:t xml:space="preserve"> </w:t>
+            </w:r>
+            <w:r>
+              <w:rPr>
+                <w:rFonts w:cs="Times New Roman"/>
+                <w:sz w:val="20"/>
+                <w:szCs w:val="20"/>
+                <w:lang w:eastAsia="en-US"/>
+              </w:rPr>
+              <w:t>/δ</w:t>
+            </w:r>
           </w:p>
         </w:tc>
       </w:tr>
@@ -5732,29 +3724,12 @@
       <w:r>
         <w:t xml:space="preserve">Table S2 and Figure </w:t>
       </w:r>
-      <w:del w:id="136" w:author="Claude" w:date="2026-10-09T04:34:00Z">
-        <w:r>
-          <w:delText>S2</w:delText>
-        </w:r>
-      </w:del>
-      <w:ins w:id="137" w:author="Claude" w:date="2026-10-09T04:34:00Z">
-        <w:r>
-          <w:t>S1</w:t>
-        </w:r>
-      </w:ins>
+      <w:r>
+        <w:t>S1</w:t>
+      </w:r>
       <w:r>
         <w:t xml:space="preserve"> report the mesh convergence study, and Table S3 compares an adaptive mesh with a uniform mesh.</w:t>
       </w:r>
-      <w:ins w:id="138" w:author="Claude" w:date="2026-10-09T01:36:00Z">
-        <w:r>
-          <w:t xml:space="preserve"> [Table S2, Table S3 and Figure S1 are to be updated with the revised mesh-convergence data (21.2M-element reference).]</w:t>
-        </w:r>
-      </w:ins>
-      <w:ins w:id="139" w:author="Claude" w:date="2026-10-08T23:42:00Z">
-        <w:r>
-          <w:t xml:space="preserve"> Calibration used the 0.8M-element mesh (L2), with the simulated mass loss divided by 1.355846 to correct it to the fine-mesh basis (7-day value 0.2029% / 1.355846 = 0.1496%, compared with 0.1611% on the 18.9M-element mesh).</w:t>
-        </w:r>
-      </w:ins>
     </w:p>
     <w:p>
       <w:pPr>
@@ -5764,7 +3739,6 @@
         <w:ind w:firstLine="0"/>
       </w:pPr>
       <w:r>
-        <w:lastRenderedPageBreak/>
         <w:t>Mesh convergence was assessed from the relative error of the predicted mass loss with respect to the reference mesh:</w:t>
       </w:r>
     </w:p>
@@ -5989,6 +3963,7 @@
           <w:sz w:val="20"/>
           <w:szCs w:val="20"/>
         </w:rPr>
+        <w:lastRenderedPageBreak/>
         <w:t xml:space="preserve">Table S2. </w:t>
       </w:r>
       <w:r>
@@ -7873,7 +5848,7 @@
                     <pic:cNvPicPr/>
                   </pic:nvPicPr>
                   <pic:blipFill>
-                    <a:blip r:embed="rId8" cstate="print">
+                    <a:blip r:embed="rId7" cstate="print">
                       <a:extLst>
                         <a:ext uri="{28A0092B-C50C-407E-A947-70E740481C1C}">
                           <a14:useLocalDpi xmlns:a14="http://schemas.microsoft.com/office/drawing/2010/main" val="0"/>
@@ -7923,15 +5898,64 @@
         </w:rPr>
         <w:t>S</w:t>
       </w:r>
-      <w:r>
-        <w:rPr>
-          <w:b/>
-          <w:bCs/>
-          <w:sz w:val="20"/>
-          <w:szCs w:val="20"/>
-        </w:rPr>
-        <w:t>1</w:t>
-      </w:r>
+      <w:del w:id="20011" w:author="Claude" w:date="2026-10-09T21:22:03Z">
+        <w:r>
+          <w:rPr>
+            <w:b/>
+            <w:bCs/>
+            <w:sz w:val="20"/>
+            <w:szCs w:val="20"/>
+          </w:rPr>
+          <w:delText>1</w:delText>
+        </w:r>
+      </w:del>
+      <w:ins w:id="20012" w:author="Claude" w:date="2026-10-09T21:22:03Z">
+        <w:r>
+          <w:rPr>
+            <w:b/>
+            <w:bCs/>
+            <w:sz w:val="20"/>
+            <w:szCs w:val="20"/>
+          </w:rPr>
+          <w:fldChar w:fldCharType="begin"/>
+        </w:r>
+        <w:r>
+          <w:rPr>
+            <w:b/>
+            <w:bCs/>
+            <w:sz w:val="20"/>
+            <w:szCs w:val="20"/>
+          </w:rPr>
+          <w:instrText xml:space="preserve"> SEQ Figure \* ARABIC </w:instrText>
+        </w:r>
+        <w:r>
+          <w:rPr>
+            <w:b/>
+            <w:bCs/>
+            <w:sz w:val="20"/>
+            <w:szCs w:val="20"/>
+          </w:rPr>
+          <w:fldChar w:fldCharType="separate"/>
+        </w:r>
+        <w:r>
+          <w:rPr>
+            <w:b/>
+            <w:bCs/>
+            <w:sz w:val="20"/>
+            <w:szCs w:val="20"/>
+          </w:rPr>
+          <w:t xml:space="preserve">1</w:t>
+        </w:r>
+        <w:r>
+          <w:rPr>
+            <w:b/>
+            <w:bCs/>
+            <w:sz w:val="20"/>
+            <w:szCs w:val="20"/>
+          </w:rPr>
+          <w:fldChar w:fldCharType="end"/>
+        </w:r>
+      </w:ins>
       <w:r>
         <w:rPr>
           <w:b/>
@@ -7977,7 +6001,7 @@
                     <pic:cNvPicPr/>
                   </pic:nvPicPr>
                   <pic:blipFill>
-                    <a:blip r:embed="rId9" cstate="print">
+                    <a:blip r:embed="rId8" cstate="print">
                       <a:extLst>
                         <a:ext uri="{28A0092B-C50C-407E-A947-70E740481C1C}">
                           <a14:useLocalDpi xmlns:a14="http://schemas.microsoft.com/office/drawing/2010/main" val="0"/>
@@ -8016,16 +6040,7 @@
           <w:sz w:val="20"/>
           <w:szCs w:val="20"/>
         </w:rPr>
-        <w:t xml:space="preserve">Figure </w:t>
-      </w:r>
-      <w:r>
-        <w:rPr>
-          <w:b/>
-          <w:bCs/>
-          <w:sz w:val="20"/>
-          <w:szCs w:val="20"/>
-        </w:rPr>
-        <w:t>S</w:t>
+        <w:t>Figure S</w:t>
       </w:r>
       <w:r>
         <w:rPr>
@@ -10730,17 +8745,7 @@
                 <w:szCs w:val="20"/>
                 <w:lang w:eastAsia="en-US"/>
               </w:rPr>
-              <w:t xml:space="preserve"> </w:t>
-            </w:r>
-            <w:r>
-              <w:rPr>
-                <w:rFonts w:cs="Times New Roman"/>
-                <w:color w:val="000000"/>
-                <w:sz w:val="20"/>
-                <w:szCs w:val="20"/>
-                <w:lang w:eastAsia="en-US"/>
-              </w:rPr>
-              <w:t>h</w:t>
+              <w:t xml:space="preserve"> h</w:t>
             </w:r>
           </w:p>
         </w:tc>
@@ -12730,7 +10735,7 @@
               </w:rPr>
               <w:t>Dirichlet</w:t>
             </w:r>
-            <w:ins w:id="140" w:author="Claude" w:date="2026-10-09T01:36:00Z">
+            <w:ins w:id="8" w:author="Claude" w:date="2026-10-09T01:36:00Z">
               <w:r>
                 <w:rPr>
                   <w:rFonts w:cs="Times New Roman"/>
@@ -13351,64 +11356,16 @@
                 <w:lang w:eastAsia="en-US"/>
               </w:rPr>
             </w:pPr>
-            <w:del w:id="9004" w:author="Claude" w:date="2026-10-09T11:31:34Z">
-              <w:r>
-                <w:rPr>
-                  <w:rFonts w:cs="Times New Roman"/>
-                  <w:color w:val="000000"/>
-                  <w:sz w:val="20"/>
-                  <w:szCs w:val="20"/>
-                  <w:lang w:eastAsia="en-US"/>
-                </w:rPr>
-                <w:delText xml:space="preserve">50</w:delText>
-              </w:r>
-            </w:del>
-            <w:ins w:id="9003" w:author="Claude" w:date="2026-10-09T11:31:34Z">
-              <w:r>
-                <w:rPr>
-                  <w:rFonts w:cs="Times New Roman"/>
-                  <w:color w:val="000000"/>
-                  <w:sz w:val="20"/>
-                  <w:szCs w:val="20"/>
-                  <w:lang w:eastAsia="en-US"/>
-                </w:rPr>
-                <w:t xml:space="preserve">3×10⁴</w:t>
-              </w:r>
-            </w:ins>
-            <w:r>
-              <w:rPr>
-                <w:rFonts w:cs="Times New Roman"/>
-                <w:color w:val="000000"/>
-                <w:sz w:val="20"/>
-                <w:szCs w:val="20"/>
-                <w:lang w:eastAsia="en-US"/>
-              </w:rPr>
-              <w:t xml:space="preserve">–</w:t>
-            </w:r>
-            <w:del w:id="9002" w:author="Claude" w:date="2026-10-09T11:31:34Z">
-              <w:r>
-                <w:rPr>
-                  <w:rFonts w:cs="Times New Roman"/>
-                  <w:color w:val="000000"/>
-                  <w:sz w:val="20"/>
-                  <w:szCs w:val="20"/>
-                  <w:lang w:eastAsia="en-US"/>
-                </w:rPr>
-                <w:delText xml:space="preserve">200</w:delText>
-              </w:r>
-            </w:del>
-            <w:ins w:id="9001" w:author="Claude" w:date="2026-10-09T11:31:34Z">
-              <w:r>
-                <w:rPr>
-                  <w:rFonts w:cs="Times New Roman"/>
-                  <w:color w:val="000000"/>
-                  <w:sz w:val="20"/>
-                  <w:szCs w:val="20"/>
-                  <w:lang w:eastAsia="en-US"/>
-                </w:rPr>
-                <w:t xml:space="preserve">3×10⁶</w:t>
-              </w:r>
-            </w:ins>
+            <w:r>
+              <w:rPr>
+                <w:rFonts w:cs="Times New Roman"/>
+                <w:color w:val="000000"/>
+                <w:sz w:val="20"/>
+                <w:szCs w:val="20"/>
+                <w:lang w:eastAsia="en-US"/>
+              </w:rPr>
+              <w:t>1×10⁴ – 8×10⁵</w:t>
+            </w:r>
           </w:p>
         </w:tc>
         <w:tc>
@@ -13602,54 +11559,8 @@
                 <w:szCs w:val="20"/>
                 <w:lang w:eastAsia="en-US"/>
               </w:rPr>
-              <w:t xml:space="preserve">1</w:t>
-            </w:r>
-            <w:ins w:id="9007" w:author="Claude" w:date="2026-10-09T11:31:34Z">
-              <w:r>
-                <w:rPr>
-                  <w:rFonts w:cs="Times New Roman"/>
-                  <w:color w:val="000000"/>
-                  <w:sz w:val="20"/>
-                  <w:szCs w:val="20"/>
-                  <w:lang w:eastAsia="en-US"/>
-                </w:rPr>
-                <w:t xml:space="preserve">×10⁶</w:t>
-              </w:r>
-            </w:ins>
-            <w:r>
-              <w:rPr>
-                <w:rFonts w:cs="Times New Roman"/>
-                <w:color w:val="000000"/>
-                <w:sz w:val="20"/>
-                <w:szCs w:val="20"/>
-                <w:lang w:eastAsia="en-US"/>
-              </w:rPr>
-              <w:t xml:space="preserve">–</w:t>
-            </w:r>
-            <w:del w:id="9006" w:author="Claude" w:date="2026-10-09T11:31:34Z">
-              <w:r>
-                <w:rPr>
-                  <w:rFonts w:cs="Times New Roman"/>
-                  <w:color w:val="000000"/>
-                  <w:sz w:val="20"/>
-                  <w:szCs w:val="20"/>
-                  <w:lang w:eastAsia="en-US"/>
-                </w:rPr>
-                <w:delText xml:space="preserve">50</w:delText>
-              </w:r>
-            </w:del>
-            <w:ins w:id="9005" w:author="Claude" w:date="2026-10-09T11:31:34Z">
-              <w:r>
-                <w:rPr>
-                  <w:rFonts w:cs="Times New Roman"/>
-                  <w:color w:val="000000"/>
-                  <w:sz w:val="20"/>
-                  <w:szCs w:val="20"/>
-                  <w:lang w:eastAsia="en-US"/>
-                </w:rPr>
-                <w:t xml:space="preserve">1×10⁹</w:t>
-              </w:r>
-            </w:ins>
+              <w:t>2×10⁷ – 4×10⁸</w:t>
+            </w:r>
           </w:p>
         </w:tc>
         <w:tc>
@@ -13954,64 +11865,16 @@
                 <w:lang w:eastAsia="en-US"/>
               </w:rPr>
             </w:pPr>
-            <w:del w:id="9011" w:author="Claude" w:date="2026-10-09T11:31:34Z">
-              <w:r>
-                <w:rPr>
-                  <w:rFonts w:cs="Times New Roman"/>
-                  <w:color w:val="000000"/>
-                  <w:sz w:val="20"/>
-                  <w:szCs w:val="20"/>
-                  <w:lang w:eastAsia="en-US"/>
-                </w:rPr>
-                <w:delText xml:space="preserve">0.1</w:delText>
-              </w:r>
-            </w:del>
-            <w:ins w:id="9010" w:author="Claude" w:date="2026-10-09T11:31:34Z">
-              <w:r>
-                <w:rPr>
-                  <w:rFonts w:cs="Times New Roman"/>
-                  <w:color w:val="000000"/>
-                  <w:sz w:val="20"/>
-                  <w:szCs w:val="20"/>
-                  <w:lang w:eastAsia="en-US"/>
-                </w:rPr>
-                <w:t xml:space="preserve">10</w:t>
-              </w:r>
-            </w:ins>
-            <w:r>
-              <w:rPr>
-                <w:rFonts w:cs="Times New Roman"/>
-                <w:color w:val="000000"/>
-                <w:sz w:val="20"/>
-                <w:szCs w:val="20"/>
-                <w:lang w:eastAsia="en-US"/>
-              </w:rPr>
-              <w:t xml:space="preserve">–</w:t>
-            </w:r>
-            <w:del w:id="9009" w:author="Claude" w:date="2026-10-09T11:31:34Z">
-              <w:r>
-                <w:rPr>
-                  <w:rFonts w:cs="Times New Roman"/>
-                  <w:color w:val="000000"/>
-                  <w:sz w:val="20"/>
-                  <w:szCs w:val="20"/>
-                  <w:lang w:eastAsia="en-US"/>
-                </w:rPr>
-                <w:delText xml:space="preserve">5.0</w:delText>
-              </w:r>
-            </w:del>
-            <w:ins w:id="9008" w:author="Claude" w:date="2026-10-09T11:31:34Z">
-              <w:r>
-                <w:rPr>
-                  <w:rFonts w:cs="Times New Roman"/>
-                  <w:color w:val="000000"/>
-                  <w:sz w:val="20"/>
-                  <w:szCs w:val="20"/>
-                  <w:lang w:eastAsia="en-US"/>
-                </w:rPr>
-                <w:t xml:space="preserve">200</w:t>
-              </w:r>
-            </w:ins>
+            <w:r>
+              <w:rPr>
+                <w:rFonts w:cs="Times New Roman"/>
+                <w:color w:val="000000"/>
+                <w:sz w:val="20"/>
+                <w:szCs w:val="20"/>
+                <w:lang w:eastAsia="en-US"/>
+              </w:rPr>
+              <w:t>8 – 800</w:t>
+            </w:r>
           </w:p>
         </w:tc>
         <w:tc>
@@ -14534,228 +12397,16 @@
                 <w:lang w:eastAsia="en-US"/>
               </w:rPr>
             </w:pPr>
-            <m:oMathPara>
-              <m:oMathParaPr>
-                <m:jc m:val="left"/>
-              </m:oMathParaPr>
-              <m:oMath>
-                <m:r>
-                  <m:rPr>
-                    <m:sty m:val="p"/>
-                  </m:rPr>
-                  <w:rPr>
-                    <w:del w:id="20007" w:author="Claude" w:date="2026-10-09T11:31:34Z"/>
-                    <w:rFonts w:ascii="Cambria Math" w:hAnsi="Cambria Math" w:cs="Times New Roman"/>
-                    <w:color w:val="000000"/>
-                    <w:sz w:val="20"/>
-                    <w:szCs w:val="20"/>
-                    <w:lang w:eastAsia="en-US"/>
-                  </w:rPr>
-                  <m:t>1</m:t>
-                </m:r>
-                <m:r>
-                  <w:rPr>
-                    <w:del w:id="20008" w:author="Claude" w:date="2026-10-09T11:31:34Z"/>
-                    <w:rFonts w:ascii="Cambria Math" w:hAnsi="Cambria Math" w:cs="Times New Roman"/>
-                    <w:color w:val="000000"/>
-                    <w:sz w:val="20"/>
-                    <w:szCs w:val="20"/>
-                    <w:lang w:eastAsia="en-US"/>
-                  </w:rPr>
-                  <m:t>×</m:t>
-                </m:r>
-                <m:sSup>
-                  <m:sSupPr>
-                    <m:ctrlPr>
-                      <w:rPr>
-                        <w:rFonts w:ascii="Cambria Math" w:hAnsi="Cambria Math" w:cs="Times New Roman"/>
-                        <w:color w:val="000000"/>
-                        <w:sz w:val="20"/>
-                        <w:szCs w:val="20"/>
-                        <w:lang w:eastAsia="en-US"/>
-                      </w:rPr>
-                    </m:ctrlPr>
-                  </m:sSupPr>
-                  <m:e>
-                    <m:r>
-                      <m:rPr>
-                        <m:sty m:val="p"/>
-                      </m:rPr>
-                      <w:rPr>
-                        <w:del w:id="20009" w:author="Claude" w:date="2026-10-09T11:31:34Z"/>
-                        <w:rFonts w:ascii="Cambria Math" w:hAnsi="Cambria Math" w:cs="Times New Roman"/>
-                        <w:color w:val="000000"/>
-                        <w:sz w:val="20"/>
-                        <w:szCs w:val="20"/>
-                        <w:lang w:eastAsia="en-US"/>
-                      </w:rPr>
-                      <m:t>10</m:t>
-                    </m:r>
-                  </m:e>
-                  <m:sup>
-                    <m:r>
-                      <m:rPr>
-                        <m:sty m:val="p"/>
-                      </m:rPr>
-                      <w:rPr>
-                        <w:del w:id="20010" w:author="Claude" w:date="2026-10-09T11:31:34Z"/>
-                        <w:rFonts w:ascii="Cambria Math" w:hAnsi="Cambria Math" w:cs="Times New Roman"/>
-                        <w:color w:val="000000"/>
-                        <w:sz w:val="20"/>
-                        <w:szCs w:val="20"/>
-                        <w:lang w:eastAsia="en-US"/>
-                      </w:rPr>
-                      <m:t>-9</m:t>
-                    </m:r>
-                  </m:sup>
-                </m:sSup>
-                <m:r>
-                  <m:rPr>
-                    <m:sty m:val="p"/>
-                  </m:rPr>
-                  <w:rPr>
-                    <w:del w:id="20011" w:author="Claude" w:date="2026-10-09T11:31:34Z"/>
-                    <w:rFonts w:ascii="Cambria Math" w:hAnsi="Cambria Math" w:cs="Times New Roman"/>
-                    <w:color w:val="000000"/>
-                    <w:sz w:val="20"/>
-                    <w:szCs w:val="20"/>
-                    <w:lang w:eastAsia="en-US"/>
-                  </w:rPr>
-                  <m:t xml:space="preserve"> </m:t>
-                </m:r>
-                <m:r>
-                  <w:rPr>
-                    <w:del w:id="20012" w:author="Claude" w:date="2026-10-09T11:31:34Z"/>
-                    <w:rFonts w:ascii="Cambria Math" w:hAnsi="Cambria Math" w:cs="Times New Roman"/>
-                    <w:color w:val="000000"/>
-                    <w:sz w:val="20"/>
-                    <w:szCs w:val="20"/>
-                    <w:lang w:eastAsia="en-US"/>
-                  </w:rPr>
-                  <m:t>to</m:t>
-                </m:r>
-                <m:r>
-                  <m:rPr>
-                    <m:sty m:val="p"/>
-                  </m:rPr>
-                  <w:rPr>
-                    <w:del w:id="20013" w:author="Claude" w:date="2026-10-09T11:31:34Z"/>
-                    <w:rFonts w:ascii="Cambria Math" w:hAnsi="Cambria Math" w:cs="Times New Roman"/>
-                    <w:color w:val="000000"/>
-                    <w:sz w:val="20"/>
-                    <w:szCs w:val="20"/>
-                    <w:lang w:eastAsia="en-US"/>
-                  </w:rPr>
-                  <m:t xml:space="preserve"> 1</m:t>
-                </m:r>
-                <m:r>
-                  <w:rPr>
-                    <w:del w:id="20014" w:author="Claude" w:date="2026-10-09T11:31:34Z"/>
-                    <w:rFonts w:ascii="Cambria Math" w:hAnsi="Cambria Math" w:cs="Times New Roman"/>
-                    <w:color w:val="000000"/>
-                    <w:sz w:val="20"/>
-                    <w:szCs w:val="20"/>
-                    <w:lang w:eastAsia="en-US"/>
-                  </w:rPr>
-                  <m:t>×</m:t>
-                </m:r>
-                <m:sSup>
-                  <m:sSupPr>
-                    <m:ctrlPr>
-                      <w:rPr>
-                        <w:rFonts w:ascii="Cambria Math" w:hAnsi="Cambria Math" w:cs="Times New Roman"/>
-                        <w:color w:val="000000"/>
-                        <w:sz w:val="20"/>
-                        <w:szCs w:val="20"/>
-                        <w:lang w:eastAsia="en-US"/>
-                      </w:rPr>
-                    </m:ctrlPr>
-                  </m:sSupPr>
-                  <m:e>
-                    <m:r>
-                      <m:rPr>
-                        <m:sty m:val="p"/>
-                      </m:rPr>
-                      <w:rPr>
-                        <w:del w:id="20015" w:author="Claude" w:date="2026-10-09T11:31:34Z"/>
-                        <w:rFonts w:ascii="Cambria Math" w:hAnsi="Cambria Math" w:cs="Times New Roman"/>
-                        <w:color w:val="000000"/>
-                        <w:sz w:val="20"/>
-                        <w:szCs w:val="20"/>
-                        <w:lang w:eastAsia="en-US"/>
-                      </w:rPr>
-                      <m:t>10</m:t>
-                    </m:r>
-                  </m:e>
-                  <m:sup>
-                    <m:r>
-                      <m:rPr>
-                        <m:sty m:val="p"/>
-                      </m:rPr>
-                      <w:rPr>
-                        <w:del w:id="20016" w:author="Claude" w:date="2026-10-09T11:31:34Z"/>
-                        <w:rFonts w:ascii="Cambria Math" w:hAnsi="Cambria Math" w:cs="Times New Roman"/>
-                        <w:color w:val="000000"/>
-                        <w:sz w:val="20"/>
-                        <w:szCs w:val="20"/>
-                        <w:lang w:eastAsia="en-US"/>
-                      </w:rPr>
-                      <m:t>-7</m:t>
-                    </m:r>
-                  </m:sup>
-                </m:sSup>
-              </m:oMath>
-            </m:oMathPara>
-            <m:oMath>
-              <m:r>
-                <w:rPr>
-                  <w:ins w:id="20001" w:author="Claude" w:date="2026-10-09T11:31:34Z"/>
-                </w:rPr>
-                <m:t xml:space="preserve">1×</m:t>
-              </m:r>
-              <m:sSup>
-                <m:e>
-                  <m:r>
-                    <w:rPr>
-                      <w:ins w:id="20002" w:author="Claude" w:date="2026-10-09T11:31:34Z"/>
-                    </w:rPr>
-                    <m:t xml:space="preserve">10</m:t>
-                  </m:r>
-                </m:e>
-                <m:sup>
-                  <m:r>
-                    <w:rPr>
-                      <w:ins w:id="20003" w:author="Claude" w:date="2026-10-09T11:31:34Z"/>
-                    </w:rPr>
-                    <m:t xml:space="preserve">−9</m:t>
-                  </m:r>
-                </m:sup>
-              </m:sSup>
-              <m:r>
-                <w:rPr>
-                  <w:ins w:id="20004" w:author="Claude" w:date="2026-10-09T11:31:34Z"/>
-                </w:rPr>
-                <m:t xml:space="preserve">–1×</m:t>
-              </m:r>
-              <m:sSup>
-                <m:e>
-                  <m:r>
-                    <w:rPr>
-                      <w:ins w:id="20005" w:author="Claude" w:date="2026-10-09T11:31:34Z"/>
-                    </w:rPr>
-                    <m:t xml:space="preserve">10</m:t>
-                  </m:r>
-                </m:e>
-                <m:sup>
-                  <m:r>
-                    <w:rPr>
-                      <w:ins w:id="20006" w:author="Claude" w:date="2026-10-09T11:31:34Z"/>
-                    </w:rPr>
-                    <m:t xml:space="preserve">−8</m:t>
-                  </m:r>
-                </m:sup>
-              </m:sSup>
-            </m:oMath>
+            <w:r>
+              <w:rPr>
+                <w:rFonts w:cs="Times New Roman"/>
+                <w:color w:val="000000"/>
+                <w:sz w:val="20"/>
+                <w:szCs w:val="20"/>
+                <w:lang w:eastAsia="en-US"/>
+              </w:rPr>
+              <w:t>1×10⁻⁹ – 1×10⁻⁸</w:t>
+            </w:r>
           </w:p>
         </w:tc>
         <w:tc>
@@ -16243,7 +13894,7 @@
                     </pic:cNvPicPr>
                   </pic:nvPicPr>
                   <pic:blipFill>
-                    <a:blip r:embed="rId10" cstate="print">
+                    <a:blip r:embed="rId9" cstate="print">
                       <a:extLst>
                         <a:ext uri="{28A0092B-C50C-407E-A947-70E740481C1C}">
                           <a14:useLocalDpi xmlns:a14="http://schemas.microsoft.com/office/drawing/2010/main" val="0"/>
@@ -16289,28 +13940,6 @@
         </w:rPr>
         <w:t xml:space="preserve">Figure </w:t>
       </w:r>
-      <w:del w:id="141" w:author="Claude" w:date="2026-10-09T04:34:00Z">
-        <w:r>
-          <w:rPr>
-            <w:b/>
-            <w:bCs/>
-            <w:sz w:val="20"/>
-            <w:szCs w:val="20"/>
-          </w:rPr>
-          <w:delText>S4</w:delText>
-        </w:r>
-      </w:del>
-      <w:ins w:id="142" w:author="Claude" w:date="2026-10-09T04:34:00Z">
-        <w:r>
-          <w:rPr>
-            <w:b/>
-            <w:bCs/>
-            <w:sz w:val="20"/>
-            <w:szCs w:val="20"/>
-          </w:rPr>
-          <w:t>S</w:t>
-        </w:r>
-      </w:ins>
       <w:r>
         <w:rPr>
           <w:b/>
@@ -16318,7 +13947,7 @@
           <w:sz w:val="20"/>
           <w:szCs w:val="20"/>
         </w:rPr>
-        <w:fldChar w:fldCharType="begin"/>
+        <w:t>S</w:t>
       </w:r>
       <w:r>
         <w:rPr>
@@ -16327,7 +13956,7 @@
           <w:sz w:val="20"/>
           <w:szCs w:val="20"/>
         </w:rPr>
-        <w:instrText xml:space="preserve"> SEQ Figure \* ARABIC </w:instrText>
+        <w:fldChar w:fldCharType="begin"/>
       </w:r>
       <w:r>
         <w:rPr>
@@ -16336,20 +13965,27 @@
           <w:sz w:val="20"/>
           <w:szCs w:val="20"/>
         </w:rPr>
+        <w:instrText xml:space="preserve"> SEQ Figure \* ARABIC </w:instrText>
+      </w:r>
+      <w:r>
+        <w:rPr>
+          <w:b/>
+          <w:bCs/>
+          <w:sz w:val="20"/>
+          <w:szCs w:val="20"/>
+        </w:rPr>
         <w:fldChar w:fldCharType="separate"/>
       </w:r>
-      <w:ins w:id="143" w:author="Claude" w:date="2026-10-09T04:34:00Z">
-        <w:r>
-          <w:rPr>
-            <w:b/>
-            <w:bCs/>
-            <w:noProof/>
-            <w:sz w:val="20"/>
-            <w:szCs w:val="20"/>
-          </w:rPr>
-          <w:t>3</w:t>
-        </w:r>
-      </w:ins>
+      <w:r>
+        <w:rPr>
+          <w:b/>
+          <w:bCs/>
+          <w:noProof/>
+          <w:sz w:val="20"/>
+          <w:szCs w:val="20"/>
+        </w:rPr>
+        <w:t>3</w:t>
+      </w:r>
       <w:r>
         <w:rPr>
           <w:b/>
@@ -16454,9 +14090,9 @@
       <w:r>
         <w:t>Optimal parameters were identified by minimizing the RMSE between predicted and literature-reported 14-day mass-loss measurements. A Gaussian process (GP) surrogate model [16] was initialized using a 12-point Latin hypercube sampling (LHS) design [18] spanning the admissible parameter space and iteratively refined using the expected improvement (EI) acquisition function [17]. The literature data are from Liu et al. [19].</w:t>
       </w:r>
-      <w:ins w:id="144" w:author="Claude" w:date="2026-10-09T01:36:00Z">
+      <w:ins w:id="9" w:author="Claude" w:date="2026-10-09T01:36:00Z">
         <w:r>
-          <w:t xml:space="preserve"> [Tables S9 and S10 and Figure S4 are to be updated for the revised model: BO settings, histories, response surfaces and parameter trajectories.]</w:t>
+          <w:t xml:space="preserve"> </w:t>
         </w:r>
       </w:ins>
     </w:p>
@@ -17588,16 +15224,9 @@
       <w:r>
         <w:t xml:space="preserve">Tables S8 and S9 and Figure </w:t>
       </w:r>
-      <w:del w:id="145" w:author="Claude" w:date="2026-10-09T04:34:00Z">
-        <w:r>
-          <w:delText>S5</w:delText>
-        </w:r>
-      </w:del>
-      <w:ins w:id="146" w:author="Claude" w:date="2026-10-09T04:34:00Z">
-        <w:r>
-          <w:t>S4</w:t>
-        </w:r>
-      </w:ins>
+      <w:r>
+        <w:t>S4</w:t>
+      </w:r>
       <w:r>
         <w:t xml:space="preserve"> compare the calibrated model with the literature data.</w:t>
       </w:r>
@@ -20015,57 +17644,9 @@
         <w:ind w:firstLine="0"/>
         <w:jc w:val="center"/>
         <w:rPr>
-          <w:del w:id="20002" w:author="Claude" w:date="2026-10-09T12:01:59Z"/>
+          <w:del w:id="10" w:author="Claude" w:date="2026-10-09T12:01:00Z"/>
         </w:rPr>
       </w:pPr>
-      <w:del w:id="20001" w:author="Claude" w:date="2026-10-09T12:01:59Z">
-        <w:r>
-          <w:rPr>
-            <w:noProof/>
-          </w:rPr>
-          <w:drawing>
-            <wp:inline distT="0" distB="0" distL="0" distR="0" wp14:anchorId="4D4D8C5A" wp14:editId="330E3F0C">
-              <wp:extent cx="5731510" cy="3407382"/>
-              <wp:effectExtent l="0" t="0" r="2540" b="2540"/>
-              <wp:docPr id="3" name="Picture 3"/>
-              <wp:cNvGraphicFramePr>
-                <a:graphicFrameLocks xmlns:a="http://schemas.openxmlformats.org/drawingml/2006/main" noChangeAspect="1"/>
-              </wp:cNvGraphicFramePr>
-              <a:graphic xmlns:a="http://schemas.openxmlformats.org/drawingml/2006/main">
-                <a:graphicData uri="http://schemas.openxmlformats.org/drawingml/2006/picture">
-                  <pic:pic xmlns:pic="http://schemas.openxmlformats.org/drawingml/2006/picture">
-                    <pic:nvPicPr>
-                      <pic:cNvPr id="3" name="Picture 3"/>
-                      <pic:cNvPicPr/>
-                    </pic:nvPicPr>
-                    <pic:blipFill>
-                      <a:blip r:embed="rId11" cstate="print">
-                        <a:extLst>
-                          <a:ext uri="{28A0092B-C50C-407E-A947-70E740481C1C}">
-                            <a14:useLocalDpi xmlns:a14="http://schemas.microsoft.com/office/drawing/2010/main" val="0"/>
-                          </a:ext>
-                        </a:extLst>
-                      </a:blip>
-                      <a:stretch>
-                        <a:fillRect/>
-                      </a:stretch>
-                    </pic:blipFill>
-                    <pic:spPr>
-                      <a:xfrm>
-                        <a:off x="0" y="0"/>
-                        <a:ext cx="5731510" cy="3407382"/>
-                      </a:xfrm>
-                      <a:prstGeom prst="rect">
-                        <a:avLst/>
-                      </a:prstGeom>
-                    </pic:spPr>
-                  </pic:pic>
-                </a:graphicData>
-              </a:graphic>
-            </wp:inline>
-          </w:drawing>
-        </w:r>
-      </w:del>
     </w:p>
     <w:p>
       <w:pPr>
@@ -20075,57 +17656,273 @@
         <w:ind w:firstLine="0"/>
         <w:jc w:val="center"/>
         <w:rPr>
-          <w:ins w:id="20004" w:author="Claude" w:date="2026-10-09T12:01:59Z"/>
+          <w:ins w:id="11" w:author="Claude" w:date="2026-10-09T12:01:00Z"/>
         </w:rPr>
       </w:pPr>
-      <w:ins w:id="20003" w:author="Claude" w:date="2026-10-09T12:01:59Z">
+      <w:r>
+        <w:rPr>
+          <w:noProof/>
+        </w:rPr>
+        <w:drawing>
+          <wp:inline distT="0" distB="0" distL="0" distR="0" wp14:anchorId="0617F362" wp14:editId="3CDC987F">
+            <wp:extent cx="5731510" cy="2068830"/>
+            <wp:effectExtent l="0" t="0" r="2540" b="7620"/>
+            <wp:docPr id="426955605" name="Picture 1"/>
+            <wp:cNvGraphicFramePr>
+              <a:graphicFrameLocks xmlns:a="http://schemas.openxmlformats.org/drawingml/2006/main" noChangeAspect="1"/>
+            </wp:cNvGraphicFramePr>
+            <a:graphic xmlns:a="http://schemas.openxmlformats.org/drawingml/2006/main">
+              <a:graphicData uri="http://schemas.openxmlformats.org/drawingml/2006/picture">
+                <pic:pic xmlns:pic="http://schemas.openxmlformats.org/drawingml/2006/picture">
+                  <pic:nvPicPr>
+                    <pic:cNvPr id="426955605" name="Picture 426955605"/>
+                    <pic:cNvPicPr/>
+                  </pic:nvPicPr>
+                  <pic:blipFill>
+                    <a:blip r:embed="rId10" cstate="print">
+                      <a:extLst>
+                        <a:ext uri="{28A0092B-C50C-407E-A947-70E740481C1C}">
+                          <a14:useLocalDpi xmlns:a14="http://schemas.microsoft.com/office/drawing/2010/main" val="0"/>
+                        </a:ext>
+                      </a:extLst>
+                    </a:blip>
+                    <a:stretch>
+                      <a:fillRect/>
+                    </a:stretch>
+                  </pic:blipFill>
+                  <pic:spPr>
+                    <a:xfrm>
+                      <a:off x="0" y="0"/>
+                      <a:ext cx="5731510" cy="2068830"/>
+                    </a:xfrm>
+                    <a:prstGeom prst="rect">
+                      <a:avLst/>
+                    </a:prstGeom>
+                  </pic:spPr>
+                </pic:pic>
+              </a:graphicData>
+            </a:graphic>
+          </wp:inline>
+        </w:drawing>
+      </w:r>
+    </w:p>
+    <w:p>
+      <w:pPr>
+        <w:pStyle w:val="Captions"/>
+        <w:spacing w:before="80" w:after="360"/>
+        <w:rPr>
+          <w:sz w:val="20"/>
+          <w:szCs w:val="20"/>
+        </w:rPr>
+      </w:pPr>
+      <w:r>
+        <w:rPr>
+          <w:b/>
+          <w:bCs/>
+          <w:sz w:val="20"/>
+          <w:szCs w:val="20"/>
+        </w:rPr>
+        <w:t xml:space="preserve">Figure </w:t>
+      </w:r>
+      <w:r>
+        <w:rPr>
+          <w:b/>
+          <w:bCs/>
+          <w:sz w:val="20"/>
+          <w:szCs w:val="20"/>
+        </w:rPr>
+        <w:t>S</w:t>
+      </w:r>
+      <w:r>
+        <w:rPr>
+          <w:b/>
+          <w:bCs/>
+          <w:sz w:val="20"/>
+          <w:szCs w:val="20"/>
+        </w:rPr>
+        <w:fldChar w:fldCharType="begin"/>
+      </w:r>
+      <w:r>
+        <w:rPr>
+          <w:b/>
+          <w:bCs/>
+          <w:sz w:val="20"/>
+          <w:szCs w:val="20"/>
+        </w:rPr>
+        <w:instrText xml:space="preserve"> SEQ Figure \* ARABIC </w:instrText>
+      </w:r>
+      <w:r>
+        <w:rPr>
+          <w:b/>
+          <w:bCs/>
+          <w:sz w:val="20"/>
+          <w:szCs w:val="20"/>
+        </w:rPr>
+        <w:fldChar w:fldCharType="separate"/>
+      </w:r>
+      <w:r>
+        <w:rPr>
+          <w:b/>
+          <w:bCs/>
+          <w:noProof/>
+          <w:sz w:val="20"/>
+          <w:szCs w:val="20"/>
+        </w:rPr>
+        <w:t>4</w:t>
+      </w:r>
+      <w:r>
+        <w:rPr>
+          <w:b/>
+          <w:bCs/>
+          <w:sz w:val="20"/>
+          <w:szCs w:val="20"/>
+        </w:rPr>
+        <w:fldChar w:fldCharType="end"/>
+      </w:r>
+      <w:r>
+        <w:rPr>
+          <w:b/>
+          <w:bCs/>
+          <w:sz w:val="20"/>
+          <w:szCs w:val="20"/>
+        </w:rPr>
+        <w:t>.</w:t>
+      </w:r>
+      <w:r>
+        <w:rPr>
+          <w:sz w:val="20"/>
+          <w:szCs w:val="20"/>
+        </w:rPr>
+        <w:t xml:space="preserve"> </w:t>
+      </w:r>
+      <w:r>
+        <w:rPr>
+          <w:sz w:val="20"/>
+          <w:szCs w:val="20"/>
+        </w:rPr>
+        <w:t xml:space="preserve">Bayesian calibration results: (a) simulated and literature mass loss, (b) normalized </w:t>
+      </w:r>
+      <w:r>
+        <w:rPr>
+          <w:sz w:val="20"/>
+          <w:szCs w:val="20"/>
+        </w:rPr>
+        <w:t xml:space="preserve">log10 </w:t>
+      </w:r>
+      <w:r>
+        <w:rPr>
+          <w:sz w:val="20"/>
+          <w:szCs w:val="20"/>
+        </w:rPr>
+        <w:t>parameter trajectories</w:t>
+      </w:r>
+      <w:r>
+        <w:rPr>
+          <w:sz w:val="20"/>
+          <w:szCs w:val="20"/>
+        </w:rPr>
+        <w:t xml:space="preserve"> over the 32 evaluations (optimum at iteration 22)</w:t>
+      </w:r>
+      <w:r>
+        <w:rPr>
+          <w:sz w:val="20"/>
+          <w:szCs w:val="20"/>
+        </w:rPr>
+        <w:t>.</w:t>
+      </w:r>
+    </w:p>
+    <w:p>
+      <w:pPr>
+        <w:pStyle w:val="BodyText"/>
+        <w:spacing w:after="120"/>
+        <w:ind w:firstLine="0"/>
+      </w:pPr>
+      <w:r>
+        <w:t xml:space="preserve">The coarse-mesh (L2) calibration simulations are related to the fine-mesh (L6) result by a single proportionality factor over 672 h, L2 = 1.355846 × L6 (r = 0.9986; Figure </w:t>
+      </w:r>
+      <w:del w:id="9002" w:author="Claude" w:date="2026-10-09T21:22:03Z">
         <w:r>
-          <w:rPr>
-            <w:noProof/>
-          </w:rPr>
-          <w:drawing>
-            <wp:inline distT="0" distB="0" distL="0" distR="0" wp14:anchorId="4D4D8C5A" wp14:editId="330E3F0C">
-              <wp:extent cx="5731510" cy="3721660"/>
-              <wp:effectExtent l="0" t="0" r="2540" b="2540"/>
-              <wp:docPr id="901" name="Picture 3"/>
-              <wp:cNvGraphicFramePr>
-                <a:graphicFrameLocks xmlns:a="http://schemas.openxmlformats.org/drawingml/2006/main" noChangeAspect="1"/>
-              </wp:cNvGraphicFramePr>
-              <a:graphic xmlns:a="http://schemas.openxmlformats.org/drawingml/2006/main">
-                <a:graphicData uri="http://schemas.openxmlformats.org/drawingml/2006/picture">
-                  <pic:pic xmlns:pic="http://schemas.openxmlformats.org/drawingml/2006/picture">
-                    <pic:nvPicPr>
-                      <pic:cNvPr id="902" name="Picture 3"/>
-                      <pic:cNvPicPr/>
-                    </pic:nvPicPr>
-                    <pic:blipFill>
-                      <a:blip r:embed="rId19" cstate="print">
-                        <a:extLst>
-                          <a:ext uri="{28A0092B-C50C-407E-A947-70E740481C1C}">
-                            <a14:useLocalDpi xmlns:a14="http://schemas.microsoft.com/office/drawing/2010/main" val="0"/>
-                          </a:ext>
-                        </a:extLst>
-                      </a:blip>
-                      <a:stretch>
-                        <a:fillRect/>
-                      </a:stretch>
-                    </pic:blipFill>
-                    <pic:spPr>
-                      <a:xfrm>
-                        <a:off x="0" y="0"/>
-                        <a:ext cx="5731510" cy="3721660"/>
-                      </a:xfrm>
-                      <a:prstGeom prst="rect">
-                        <a:avLst/>
-                      </a:prstGeom>
-                    </pic:spPr>
-                  </pic:pic>
-                </a:graphicData>
-              </a:graphic>
-            </wp:inline>
-          </w:drawing>
+          <w:delText xml:space="preserve">S9</w:delText>
+        </w:r>
+      </w:del>
+      <w:ins w:id="9001" w:author="Claude" w:date="2026-10-09T21:22:03Z">
+        <w:r>
+          <w:t xml:space="preserve">S5</w:t>
         </w:r>
       </w:ins>
+      <w:r>
+        <w:t xml:space="preserve">). The coarse-mesh mass-loss curves were divided by this factor.</w:t>
+      </w:r>
+    </w:p>
+    <w:p>
+      <w:pPr>
+        <w:pStyle w:val="BodyText"/>
+        <w:spacing w:after="120"/>
+        <w:ind w:firstLine="0"/>
+      </w:pPr>
+    </w:p>
+    <w:p>
+      <w:pPr>
+        <w:keepNext/>
+        <w:spacing w:before="360" w:line="240" w:lineRule="auto"/>
+        <w:ind w:firstLine="0"/>
+        <w:jc w:val="center"/>
+        <w:rPr>
+          <w:iCs/>
+          <w:sz w:val="22"/>
+          <w:szCs w:val="22"/>
+        </w:rPr>
+      </w:pPr>
+      <w:r>
+        <w:rPr>
+          <w:iCs/>
+          <w:noProof/>
+          <w:sz w:val="22"/>
+          <w:szCs w:val="22"/>
+        </w:rPr>
+        <w:lastRenderedPageBreak/>
+        <w:drawing>
+          <wp:inline distT="0" distB="0" distL="0" distR="0" wp14:anchorId="6565DC9C" wp14:editId="198336DF">
+            <wp:extent cx="5731510" cy="2395220"/>
+            <wp:effectExtent l="0" t="0" r="2540" b="5080"/>
+            <wp:docPr id="1944689817" name="Picture 2"/>
+            <wp:cNvGraphicFramePr>
+              <a:graphicFrameLocks xmlns:a="http://schemas.openxmlformats.org/drawingml/2006/main" noChangeAspect="1"/>
+            </wp:cNvGraphicFramePr>
+            <a:graphic xmlns:a="http://schemas.openxmlformats.org/drawingml/2006/main">
+              <a:graphicData uri="http://schemas.openxmlformats.org/drawingml/2006/picture">
+                <pic:pic xmlns:pic="http://schemas.openxmlformats.org/drawingml/2006/picture">
+                  <pic:nvPicPr>
+                    <pic:cNvPr id="1944689817" name="Picture 1944689817"/>
+                    <pic:cNvPicPr/>
+                  </pic:nvPicPr>
+                  <pic:blipFill>
+                    <a:blip r:embed="rId11" cstate="print">
+                      <a:extLst>
+                        <a:ext uri="{28A0092B-C50C-407E-A947-70E740481C1C}">
+                          <a14:useLocalDpi xmlns:a14="http://schemas.microsoft.com/office/drawing/2010/main" val="0"/>
+                        </a:ext>
+                      </a:extLst>
+                    </a:blip>
+                    <a:stretch>
+                      <a:fillRect/>
+                    </a:stretch>
+                  </pic:blipFill>
+                  <pic:spPr>
+                    <a:xfrm>
+                      <a:off x="0" y="0"/>
+                      <a:ext cx="5731510" cy="2395220"/>
+                    </a:xfrm>
+                    <a:prstGeom prst="rect">
+                      <a:avLst/>
+                    </a:prstGeom>
+                  </pic:spPr>
+                </pic:pic>
+              </a:graphicData>
+            </a:graphic>
+          </wp:inline>
+        </w:drawing>
+      </w:r>
     </w:p>
     <w:p>
       <w:pPr>
@@ -20139,9 +17936,36 @@
           <w:sz w:val="20"/>
           <w:szCs w:val="20"/>
         </w:rPr>
-        <w:t xml:space="preserve">Figure </w:t>
-      </w:r>
-      <w:del w:id="147" w:author="Claude" w:date="2026-10-09T04:34:00Z">
+        <w:t>Figure S</w:t>
+      </w:r>
+      <w:r>
+        <w:rPr>
+          <w:b/>
+          <w:bCs/>
+          <w:sz w:val="20"/>
+          <w:szCs w:val="20"/>
+        </w:rPr>
+        <w:fldChar w:fldCharType="begin"/>
+      </w:r>
+      <w:r>
+        <w:rPr>
+          <w:b/>
+          <w:bCs/>
+          <w:sz w:val="20"/>
+          <w:szCs w:val="20"/>
+        </w:rPr>
+        <w:instrText xml:space="preserve"> SEQ Figure \* ARABIC </w:instrText>
+      </w:r>
+      <w:r>
+        <w:rPr>
+          <w:b/>
+          <w:bCs/>
+          <w:sz w:val="20"/>
+          <w:szCs w:val="20"/>
+        </w:rPr>
+        <w:fldChar w:fldCharType="separate"/>
+      </w:r>
+      <w:del w:id="20001" w:author="Claude" w:date="2026-10-09T21:22:03Z">
         <w:r>
           <w:rPr>
             <w:b/>
@@ -20149,10 +17973,10 @@
             <w:sz w:val="20"/>
             <w:szCs w:val="20"/>
           </w:rPr>
-          <w:delText>S5</w:delText>
+          <w:delText xml:space="preserve">9</w:delText>
         </w:r>
       </w:del>
-      <w:ins w:id="148" w:author="Claude" w:date="2026-10-09T04:34:00Z">
+      <w:ins w:id="20002" w:author="Claude" w:date="2026-10-09T21:22:03Z">
         <w:r>
           <w:rPr>
             <w:b/>
@@ -20160,7 +17984,7 @@
             <w:sz w:val="20"/>
             <w:szCs w:val="20"/>
           </w:rPr>
-          <w:t>S</w:t>
+          <w:t xml:space="preserve">5</w:t>
         </w:r>
       </w:ins>
       <w:r>
@@ -20170,7 +17994,7 @@
           <w:sz w:val="20"/>
           <w:szCs w:val="20"/>
         </w:rPr>
-        <w:fldChar w:fldCharType="begin"/>
+        <w:fldChar w:fldCharType="end"/>
       </w:r>
       <w:r>
         <w:rPr>
@@ -20179,228 +18003,43 @@
           <w:sz w:val="20"/>
           <w:szCs w:val="20"/>
         </w:rPr>
-        <w:instrText xml:space="preserve"> SEQ Figure \* ARABIC </w:instrText>
-      </w:r>
-      <w:r>
-        <w:rPr>
-          <w:b/>
-          <w:bCs/>
+        <w:t>.</w:t>
+      </w:r>
+      <w:r>
+        <w:rPr>
           <w:sz w:val="20"/>
           <w:szCs w:val="20"/>
         </w:rPr>
-        <w:fldChar w:fldCharType="separate"/>
-      </w:r>
-      <w:ins w:id="149" w:author="Claude" w:date="2026-10-09T04:34:00Z">
-        <w:r>
-          <w:rPr>
-            <w:b/>
-            <w:bCs/>
-            <w:noProof/>
-            <w:sz w:val="20"/>
-            <w:szCs w:val="20"/>
-          </w:rPr>
-          <w:t>4</w:t>
-        </w:r>
-      </w:ins>
-      <w:r>
-        <w:rPr>
-          <w:b/>
-          <w:bCs/>
+        <w:t xml:space="preserve"> Mesh correction between the coarse (L2, low) and fine (L6, ultra-high) meshes. </w:t>
+      </w:r>
+      <w:r>
+        <w:rPr>
           <w:sz w:val="20"/>
           <w:szCs w:val="20"/>
         </w:rPr>
-        <w:fldChar w:fldCharType="end"/>
-      </w:r>
-      <w:r>
-        <w:rPr>
-          <w:b/>
-          <w:bCs/>
+        <w:t>(a)</w:t>
+      </w:r>
+      <w:r>
+        <w:rPr>
           <w:sz w:val="20"/>
           <w:szCs w:val="20"/>
         </w:rPr>
-        <w:t>.</w:t>
+        <w:t xml:space="preserve"> mass loss versus time for the two meshes. </w:t>
       </w:r>
       <w:r>
         <w:rPr>
           <w:sz w:val="20"/>
           <w:szCs w:val="20"/>
         </w:rPr>
-        <w:t xml:space="preserve"> </w:t>
+        <w:t>(b)</w:t>
       </w:r>
       <w:r>
         <w:rPr>
           <w:sz w:val="20"/>
           <w:szCs w:val="20"/>
         </w:rPr>
-        <w:t xml:space="preserve">Bayesian calibration results: (a) simulated and literature mass loss, (b) normalized </w:t>
-      </w:r>
-      <w:ins w:id="9004" w:author="Claude" w:date="2026-10-09T12:01:59Z">
-        <w:r>
-          <w:rPr>
-            <w:sz w:val="20"/>
-            <w:szCs w:val="20"/>
-          </w:rPr>
-          <w:t xml:space="preserve">log10 </w:t>
-        </w:r>
-      </w:ins>
-      <w:r>
-        <w:rPr>
-          <w:sz w:val="20"/>
-          <w:szCs w:val="20"/>
-        </w:rPr>
-        <w:t xml:space="preserve">parameter trajectories</w:t>
-      </w:r>
-      <w:ins w:id="9003" w:author="Claude" w:date="2026-10-09T12:01:59Z">
-        <w:r>
-          <w:rPr>
-            <w:sz w:val="20"/>
-            <w:szCs w:val="20"/>
-          </w:rPr>
-          <w:t xml:space="preserve"> over the 32 evaluations (optimum at iteration 22)</w:t>
-        </w:r>
-      </w:ins>
-      <w:r>
-        <w:rPr>
-          <w:sz w:val="20"/>
-          <w:szCs w:val="20"/>
-        </w:rPr>
-        <w:t xml:space="preserve">, and (c–e) RMSE response surfaces for pairwise combinations of</w:t>
-      </w:r>
-      <w:r>
-        <w:rPr>
-          <w:sz w:val="20"/>
-          <w:szCs w:val="20"/>
-        </w:rPr>
-        <w:t xml:space="preserve"> </w:t>
-      </w:r>
-      <m:oMath>
-        <m:sSub>
-          <m:sSubPr>
-            <m:ctrlPr>
-              <w:rPr>
-                <w:rFonts w:ascii="Cambria Math" w:hAnsi="Cambria Math" w:cs="Times New Roman"/>
-              </w:rPr>
-            </m:ctrlPr>
-          </m:sSubPr>
-          <m:e>
-            <m:r>
-              <w:rPr>
-                <w:rFonts w:ascii="Cambria Math" w:hAnsi="Cambria Math" w:cs="Times New Roman"/>
-              </w:rPr>
-              <m:t>k</m:t>
-            </m:r>
-          </m:e>
-          <m:sub>
-            <m:r>
-              <w:rPr>
-                <w:rFonts w:ascii="Cambria Math" w:hAnsi="Cambria Math" w:cs="Times New Roman"/>
-              </w:rPr>
-              <m:t>f</m:t>
-            </m:r>
-          </m:sub>
-        </m:sSub>
-      </m:oMath>
-      <w:r>
-        <w:rPr>
-          <w:rFonts w:cs="Times New Roman"/>
-          <w:sz w:val="20"/>
-          <w:szCs w:val="20"/>
-        </w:rPr>
-        <w:t xml:space="preserve">, </w:t>
-      </w:r>
-      <m:oMath>
-        <m:sSub>
-          <m:sSubPr>
-            <m:ctrlPr>
-              <w:rPr>
-                <w:rFonts w:ascii="Cambria Math" w:hAnsi="Cambria Math" w:cs="Times New Roman"/>
-              </w:rPr>
-            </m:ctrlPr>
-          </m:sSubPr>
-          <m:e>
-            <m:r>
-              <w:rPr>
-                <w:rFonts w:ascii="Cambria Math" w:hAnsi="Cambria Math" w:cs="Times New Roman"/>
-              </w:rPr>
-              <m:t>k</m:t>
-            </m:r>
-          </m:e>
-          <m:sub>
-            <m:r>
-              <w:rPr>
-                <w:rFonts w:ascii="Cambria Math" w:hAnsi="Cambria Math" w:cs="Times New Roman"/>
-              </w:rPr>
-              <m:t>d</m:t>
-            </m:r>
-          </m:sub>
-        </m:sSub>
-      </m:oMath>
-      <w:r>
-        <w:rPr>
-          <w:rFonts w:cs="Times New Roman"/>
-          <w:sz w:val="20"/>
-          <w:szCs w:val="20"/>
-        </w:rPr>
-        <w:t xml:space="preserve">, and</w:t>
-      </w:r>
-      <w:ins w:id="9002" w:author="Claude" w:date="2026-10-09T12:01:59Z">
-        <w:r>
-          <w:rPr>
-            <w:rFonts w:cs="Times New Roman"/>
-            <w:sz w:val="20"/>
-            <w:szCs w:val="20"/>
-          </w:rPr>
-          <w:t xml:space="preserve">  (log</w:t>
-        </w:r>
-      </w:ins>
-      <w:r>
-        <w:rPr>
-          <w:rFonts w:cs="Times New Roman"/>
-          <w:sz w:val="20"/>
-          <w:szCs w:val="20"/>
-        </w:rPr>
-        <w:t xml:space="preserve"> </w:t>
-      </w:r>
-      <w:ins w:id="9001" w:author="Claude" w:date="2026-10-09T12:01:59Z">
-        <w:r>
-          <w:rPr>
-            <w:rFonts w:cs="Times New Roman"/>
-            <w:sz w:val="20"/>
-            <w:szCs w:val="20"/>
-          </w:rPr>
-          <w:t xml:space="preserve">axes; smoothed interpolants of the evaluations with kORR ≤ 200 mm h-1, shown only near evaluated points; black dots, evaluated parameter sets; star, optimum)</w:t>
-        </w:r>
-      </w:ins>
-      <m:oMath>
-        <m:sSub>
-          <m:sSubPr>
-            <m:ctrlPr>
-              <w:rPr>
-                <w:rFonts w:ascii="Cambria Math" w:hAnsi="Cambria Math" w:cs="Times New Roman"/>
-              </w:rPr>
-            </m:ctrlPr>
-          </m:sSubPr>
-          <m:e>
-            <m:r>
-              <w:rPr>
-                <w:rFonts w:ascii="Cambria Math" w:hAnsi="Cambria Math" w:cs="Times New Roman"/>
-              </w:rPr>
-              <m:t>k</m:t>
-            </m:r>
-          </m:e>
-          <m:sub>
-            <m:r>
-              <m:rPr>
-                <m:sty m:val="p"/>
-              </m:rPr>
-              <w:rPr>
-                <w:rFonts w:ascii="Cambria Math" w:hAnsi="Cambria Math" w:cs="Times New Roman"/>
-              </w:rPr>
-              <m:t>ORR</m:t>
-            </m:r>
-          </m:sub>
-        </m:sSub>
-      </m:oMath>
+        <w:t xml:space="preserve"> L2 versus L6 mass loss at matching times (r = 0.9986)</w:t>
+      </w:r>
       <w:r>
         <w:rPr>
           <w:sz w:val="20"/>
@@ -21363,7 +19002,6 @@
                 <w:szCs w:val="20"/>
                 <w:lang w:eastAsia="en-US"/>
               </w:rPr>
-              <w:lastRenderedPageBreak/>
               <w:t>Total iterations</w:t>
             </w:r>
           </w:p>
@@ -21658,29 +19296,6 @@
       </w:r>
       <w:r>
         <w:t xml:space="preserve"> literature measurements fell within the 95% interval. Because the GP ensemble represents uncertainty in the calibration objective rather than a formal parameter posterior, these bands are reported as parameter-propagated ensemble intervals and exclude measurement, model-form, and numerical uncertainty.</w:t>
-      </w:r>
-    </w:p>
-    <w:p>
-      <w:pPr>
-        <w:pStyle w:val="BodyText"/>
-        <w:spacing w:after="120"/>
-        <w:ind w:firstLine="0"/>
-      </w:pPr>
-      <w:r>
-        <w:t xml:space="preserve">Figure </w:t>
-      </w:r>
-      <w:del w:id="150" w:author="Claude" w:date="2026-10-09T04:34:00Z">
-        <w:r>
-          <w:delText>S6</w:delText>
-        </w:r>
-      </w:del>
-      <w:ins w:id="151" w:author="Claude" w:date="2026-10-09T04:34:00Z">
-        <w:r>
-          <w:t>S5</w:t>
-        </w:r>
-      </w:ins>
-      <w:r>
-        <w:t xml:space="preserve"> shows the ensemble prediction and the distribution of mass loss at 672 h.</w:t>
       </w:r>
     </w:p>
     <w:p>
@@ -21695,6 +19310,7 @@
         <w:rPr>
           <w:noProof/>
         </w:rPr>
+        <w:lastRenderedPageBreak/>
         <w:drawing>
           <wp:inline distT="0" distB="0" distL="0" distR="0" wp14:anchorId="44958DD8" wp14:editId="386F732F">
             <wp:extent cx="5731510" cy="2327910"/>
@@ -21763,28 +19379,6 @@
         </w:rPr>
         <w:t xml:space="preserve">Figure </w:t>
       </w:r>
-      <w:del w:id="152" w:author="Claude" w:date="2026-10-09T04:34:00Z">
-        <w:r>
-          <w:rPr>
-            <w:b/>
-            <w:bCs/>
-            <w:sz w:val="20"/>
-            <w:szCs w:val="20"/>
-          </w:rPr>
-          <w:delText>S6</w:delText>
-        </w:r>
-      </w:del>
-      <w:ins w:id="153" w:author="Claude" w:date="2026-10-09T04:34:00Z">
-        <w:r>
-          <w:rPr>
-            <w:b/>
-            <w:bCs/>
-            <w:sz w:val="20"/>
-            <w:szCs w:val="20"/>
-          </w:rPr>
-          <w:t>S</w:t>
-        </w:r>
-      </w:ins>
       <w:r>
         <w:rPr>
           <w:b/>
@@ -21792,7 +19386,7 @@
           <w:sz w:val="20"/>
           <w:szCs w:val="20"/>
         </w:rPr>
-        <w:fldChar w:fldCharType="begin"/>
+        <w:t>S</w:t>
       </w:r>
       <w:r>
         <w:rPr>
@@ -21801,7 +19395,7 @@
           <w:sz w:val="20"/>
           <w:szCs w:val="20"/>
         </w:rPr>
-        <w:instrText xml:space="preserve"> SEQ Figure \* ARABIC </w:instrText>
+        <w:fldChar w:fldCharType="begin"/>
       </w:r>
       <w:r>
         <w:rPr>
@@ -21810,9 +19404,18 @@
           <w:sz w:val="20"/>
           <w:szCs w:val="20"/>
         </w:rPr>
+        <w:instrText xml:space="preserve"> SEQ Figure \* ARABIC </w:instrText>
+      </w:r>
+      <w:r>
+        <w:rPr>
+          <w:b/>
+          <w:bCs/>
+          <w:sz w:val="20"/>
+          <w:szCs w:val="20"/>
+        </w:rPr>
         <w:fldChar w:fldCharType="separate"/>
       </w:r>
-      <w:ins w:id="154" w:author="Claude" w:date="2026-10-09T04:34:00Z">
+      <w:del w:id="20003" w:author="Claude" w:date="2026-10-09T21:22:03Z">
         <w:r>
           <w:rPr>
             <w:b/>
@@ -21821,7 +19424,19 @@
             <w:sz w:val="20"/>
             <w:szCs w:val="20"/>
           </w:rPr>
-          <w:t>5</w:t>
+          <w:delText xml:space="preserve">5</w:delText>
+        </w:r>
+      </w:del>
+      <w:ins w:id="20004" w:author="Claude" w:date="2026-10-09T21:22:03Z">
+        <w:r>
+          <w:rPr>
+            <w:b/>
+            <w:bCs/>
+            <w:noProof/>
+            <w:sz w:val="20"/>
+            <w:szCs w:val="20"/>
+          </w:rPr>
+          <w:t xml:space="preserve">6</w:t>
         </w:r>
       </w:ins>
       <w:r>
@@ -21856,42 +19471,6 @@
         </w:rPr>
         <w:t>Parameter-propagated uncertainty in predicted Zn mass loss. (a) Ensemble median and 50% and 95% parameter-propagated intervals obtained from 50 kinetic-parameter sets, compared with the BO-optimum prediction and literature measurements. (b) Distribution of predicted mass loss at 672 h. The ensemble median was 0.333%, with 50% and 95% intervals of 0.330–0.338% and 0.315–0.375%, respectively. The intervals represent kinetic-parameter uncertainty only and are not Bayesian credible or predictive intervals.</w:t>
       </w:r>
-    </w:p>
-    <w:p>
-      <w:pPr>
-        <w:pStyle w:val="Captions"/>
-        <w:spacing w:before="80" w:after="360"/>
-        <w:rPr>
-          <w:sz w:val="20"/>
-          <w:szCs w:val="20"/>
-        </w:rPr>
-      </w:pPr>
-    </w:p>
-    <w:p>
-      <w:pPr>
-        <w:pStyle w:val="Captions"/>
-        <w:spacing w:before="80" w:after="360"/>
-        <w:rPr>
-          <w:sz w:val="20"/>
-          <w:szCs w:val="20"/>
-        </w:rPr>
-      </w:pPr>
-    </w:p>
-    <w:p>
-      <w:pPr>
-        <w:pStyle w:val="Captions"/>
-        <w:spacing w:before="80" w:after="360"/>
-        <w:rPr>
-          <w:sz w:val="20"/>
-          <w:szCs w:val="20"/>
-        </w:rPr>
-      </w:pPr>
-    </w:p>
-    <w:p>
-      <w:pPr>
-        <w:pStyle w:val="Captions"/>
-        <w:spacing w:before="80" w:after="360"/>
-      </w:pPr>
     </w:p>
     <w:p>
       <w:pPr>
@@ -21906,7 +19485,6 @@
           <w:sz w:val="20"/>
           <w:szCs w:val="20"/>
         </w:rPr>
-        <w:lastRenderedPageBreak/>
         <w:t xml:space="preserve">Table </w:t>
       </w:r>
       <w:r>
@@ -21986,7 +19564,15 @@
           <w:sz w:val="20"/>
           <w:szCs w:val="20"/>
         </w:rPr>
-        <w:t>Comparison of simulated and measured mass loss in HBSS (validation) with the experimental scatter. Experimental values are mean ± SD (n = 3); |Error|/SD is the absolute error divided by the SD at the same immersion time. The validation RMSE of 0.0159% (R² = 0.9734) corresponds to 8.6% of the mean measured mass loss (0.185%) and 5.1% of the 28-day value.</w:t>
+        <w:t xml:space="preserve">Comparison of simulated and measured mass loss in HBSS (validation) with the experimental scatter. Experimental values are mean ± SD (n = 3); |Error|/SD is the absolute error divided by the SD at the same </w:t>
+      </w:r>
+      <w:r>
+        <w:rPr>
+          <w:sz w:val="20"/>
+          <w:szCs w:val="20"/>
+        </w:rPr>
+        <w:lastRenderedPageBreak/>
+        <w:t>immersion time. The validation RMSE of 0.0159% (R² = 0.9734) corresponds to 8.6% of the mean measured mass loss (0.185%) and 5.1% of the 28-day value.</w:t>
       </w:r>
     </w:p>
     <w:tbl>
@@ -23022,55 +20608,6 @@
       </w:pPr>
       <w:r>
         <w:t>S7. Case-study results</w:t>
-      </w:r>
-    </w:p>
-    <w:p>
-      <w:pPr>
-        <w:pStyle w:val="BodyText"/>
-        <w:spacing w:after="120"/>
-        <w:ind w:firstLine="0"/>
-      </w:pPr>
-      <w:r>
-        <w:t xml:space="preserve">Figure </w:t>
-      </w:r>
-      <w:del w:id="155" w:author="Claude" w:date="2026-10-09T04:34:00Z">
-        <w:r>
-          <w:delText>S7</w:delText>
-        </w:r>
-      </w:del>
-      <w:ins w:id="156" w:author="Claude" w:date="2026-10-09T04:34:00Z">
-        <w:r>
-          <w:t>S6</w:t>
-        </w:r>
-      </w:ins>
-      <w:r>
-        <w:t xml:space="preserve"> shows the spatial evolution of oxygen and film saturation in the stent. Table S12 and Figures </w:t>
-      </w:r>
-      <w:del w:id="157" w:author="Claude" w:date="2026-10-09T04:34:00Z">
-        <w:r>
-          <w:delText>S8</w:delText>
-        </w:r>
-      </w:del>
-      <w:ins w:id="158" w:author="Claude" w:date="2026-10-09T04:34:00Z">
-        <w:r>
-          <w:t>S7</w:t>
-        </w:r>
-      </w:ins>
-      <w:r>
-        <w:t xml:space="preserve"> and </w:t>
-      </w:r>
-      <w:del w:id="159" w:author="Claude" w:date="2026-10-09T04:34:00Z">
-        <w:r>
-          <w:delText>S9</w:delText>
-        </w:r>
-      </w:del>
-      <w:ins w:id="160" w:author="Claude" w:date="2026-10-09T04:34:00Z">
-        <w:r>
-          <w:t>S8</w:t>
-        </w:r>
-      </w:ins>
-      <w:r>
-        <w:t xml:space="preserve"> describe the controlled test structures and their results.</w:t>
       </w:r>
     </w:p>
     <w:p>
@@ -23149,28 +20686,6 @@
         </w:rPr>
         <w:t xml:space="preserve">Figure </w:t>
       </w:r>
-      <w:del w:id="161" w:author="Claude" w:date="2026-10-09T04:34:00Z">
-        <w:r>
-          <w:rPr>
-            <w:b/>
-            <w:bCs/>
-            <w:sz w:val="20"/>
-            <w:szCs w:val="20"/>
-          </w:rPr>
-          <w:delText>S7</w:delText>
-        </w:r>
-      </w:del>
-      <w:ins w:id="162" w:author="Claude" w:date="2026-10-09T04:34:00Z">
-        <w:r>
-          <w:rPr>
-            <w:b/>
-            <w:bCs/>
-            <w:sz w:val="20"/>
-            <w:szCs w:val="20"/>
-          </w:rPr>
-          <w:t>S</w:t>
-        </w:r>
-      </w:ins>
       <w:r>
         <w:rPr>
           <w:b/>
@@ -23178,7 +20693,7 @@
           <w:sz w:val="20"/>
           <w:szCs w:val="20"/>
         </w:rPr>
-        <w:fldChar w:fldCharType="begin"/>
+        <w:t>S</w:t>
       </w:r>
       <w:r>
         <w:rPr>
@@ -23187,7 +20702,7 @@
           <w:sz w:val="20"/>
           <w:szCs w:val="20"/>
         </w:rPr>
-        <w:instrText xml:space="preserve"> SEQ Figure \* ARABIC </w:instrText>
+        <w:fldChar w:fldCharType="begin"/>
       </w:r>
       <w:r>
         <w:rPr>
@@ -23196,9 +20711,18 @@
           <w:sz w:val="20"/>
           <w:szCs w:val="20"/>
         </w:rPr>
+        <w:instrText xml:space="preserve"> SEQ Figure \* ARABIC </w:instrText>
+      </w:r>
+      <w:r>
+        <w:rPr>
+          <w:b/>
+          <w:bCs/>
+          <w:sz w:val="20"/>
+          <w:szCs w:val="20"/>
+        </w:rPr>
         <w:fldChar w:fldCharType="separate"/>
       </w:r>
-      <w:ins w:id="163" w:author="Claude" w:date="2026-10-09T04:34:00Z">
+      <w:del w:id="20005" w:author="Claude" w:date="2026-10-09T21:22:03Z">
         <w:r>
           <w:rPr>
             <w:b/>
@@ -23207,7 +20731,19 @@
             <w:sz w:val="20"/>
             <w:szCs w:val="20"/>
           </w:rPr>
-          <w:t>6</w:t>
+          <w:delText xml:space="preserve">6</w:delText>
+        </w:r>
+      </w:del>
+      <w:ins w:id="20006" w:author="Claude" w:date="2026-10-09T21:22:03Z">
+        <w:r>
+          <w:rPr>
+            <w:b/>
+            <w:bCs/>
+            <w:noProof/>
+            <w:sz w:val="20"/>
+            <w:szCs w:val="20"/>
+          </w:rPr>
+          <w:t xml:space="preserve">7</w:t>
         </w:r>
       </w:ins>
       <w:r>
@@ -25524,28 +23060,6 @@
         </w:rPr>
         <w:t xml:space="preserve">Figure </w:t>
       </w:r>
-      <w:del w:id="164" w:author="Claude" w:date="2026-10-09T04:34:00Z">
-        <w:r>
-          <w:rPr>
-            <w:b/>
-            <w:bCs/>
-            <w:sz w:val="20"/>
-            <w:szCs w:val="20"/>
-          </w:rPr>
-          <w:delText>S8</w:delText>
-        </w:r>
-      </w:del>
-      <w:ins w:id="165" w:author="Claude" w:date="2026-10-09T04:34:00Z">
-        <w:r>
-          <w:rPr>
-            <w:b/>
-            <w:bCs/>
-            <w:sz w:val="20"/>
-            <w:szCs w:val="20"/>
-          </w:rPr>
-          <w:t>S</w:t>
-        </w:r>
-      </w:ins>
       <w:r>
         <w:rPr>
           <w:b/>
@@ -25553,7 +23067,7 @@
           <w:sz w:val="20"/>
           <w:szCs w:val="20"/>
         </w:rPr>
-        <w:fldChar w:fldCharType="begin"/>
+        <w:t>S</w:t>
       </w:r>
       <w:r>
         <w:rPr>
@@ -25562,7 +23076,7 @@
           <w:sz w:val="20"/>
           <w:szCs w:val="20"/>
         </w:rPr>
-        <w:instrText xml:space="preserve"> SEQ Figure \* ARABIC </w:instrText>
+        <w:fldChar w:fldCharType="begin"/>
       </w:r>
       <w:r>
         <w:rPr>
@@ -25571,9 +23085,18 @@
           <w:sz w:val="20"/>
           <w:szCs w:val="20"/>
         </w:rPr>
+        <w:instrText xml:space="preserve"> SEQ Figure \* ARABIC </w:instrText>
+      </w:r>
+      <w:r>
+        <w:rPr>
+          <w:b/>
+          <w:bCs/>
+          <w:sz w:val="20"/>
+          <w:szCs w:val="20"/>
+        </w:rPr>
         <w:fldChar w:fldCharType="separate"/>
       </w:r>
-      <w:ins w:id="166" w:author="Claude" w:date="2026-10-09T04:34:00Z">
+      <w:del w:id="20007" w:author="Claude" w:date="2026-10-09T21:22:03Z">
         <w:r>
           <w:rPr>
             <w:b/>
@@ -25582,7 +23105,19 @@
             <w:sz w:val="20"/>
             <w:szCs w:val="20"/>
           </w:rPr>
-          <w:t>7</w:t>
+          <w:delText xml:space="preserve">7</w:delText>
+        </w:r>
+      </w:del>
+      <w:ins w:id="20008" w:author="Claude" w:date="2026-10-09T21:22:03Z">
+        <w:r>
+          <w:rPr>
+            <w:b/>
+            <w:bCs/>
+            <w:noProof/>
+            <w:sz w:val="20"/>
+            <w:szCs w:val="20"/>
+          </w:rPr>
+          <w:t xml:space="preserve">8</w:t>
         </w:r>
       </w:ins>
       <w:r>
@@ -25631,7 +23166,7 @@
         </w:rPr>
         <w:t xml:space="preserve">). (d) Final mass loss as a function of center-to-center inter-wire spacing. Dashed lines indicate linear fits. Higher SA/V, curvature, and spacing increased degradation, with </w:t>
       </w:r>
-      <w:bookmarkStart w:id="167" w:name="_Hlk241828842"/>
+      <w:bookmarkStart w:id="12" w:name="_Hlk241828842"/>
       <w:r>
         <w:rPr>
           <w:sz w:val="20"/>
@@ -25639,7 +23174,7 @@
         </w:rPr>
         <w:t>SA/V exhibiting the strongest correlation with cumulative mass loss.</w:t>
       </w:r>
-      <w:bookmarkEnd w:id="167"/>
+      <w:bookmarkEnd w:id="12"/>
       <w:r>
         <w:rPr>
           <w:iCs w:val="0"/>
@@ -25720,6 +23255,10 @@
       <w:pPr>
         <w:pStyle w:val="Captions"/>
         <w:spacing w:before="80" w:after="360"/>
+        <w:rPr>
+          <w:sz w:val="20"/>
+          <w:szCs w:val="20"/>
+        </w:rPr>
       </w:pPr>
       <w:r>
         <w:rPr>
@@ -25730,28 +23269,6 @@
         </w:rPr>
         <w:t xml:space="preserve">Figure </w:t>
       </w:r>
-      <w:del w:id="168" w:author="Claude" w:date="2026-10-09T04:34:00Z">
-        <w:r>
-          <w:rPr>
-            <w:b/>
-            <w:bCs/>
-            <w:sz w:val="20"/>
-            <w:szCs w:val="20"/>
-          </w:rPr>
-          <w:delText>S9</w:delText>
-        </w:r>
-      </w:del>
-      <w:ins w:id="169" w:author="Claude" w:date="2026-10-09T04:34:00Z">
-        <w:r>
-          <w:rPr>
-            <w:b/>
-            <w:bCs/>
-            <w:sz w:val="20"/>
-            <w:szCs w:val="20"/>
-          </w:rPr>
-          <w:t>S</w:t>
-        </w:r>
-      </w:ins>
       <w:r>
         <w:rPr>
           <w:b/>
@@ -25759,7 +23276,7 @@
           <w:sz w:val="20"/>
           <w:szCs w:val="20"/>
         </w:rPr>
-        <w:fldChar w:fldCharType="begin"/>
+        <w:t>S</w:t>
       </w:r>
       <w:r>
         <w:rPr>
@@ -25768,7 +23285,7 @@
           <w:sz w:val="20"/>
           <w:szCs w:val="20"/>
         </w:rPr>
-        <w:instrText xml:space="preserve"> SEQ Figure \* ARABIC </w:instrText>
+        <w:fldChar w:fldCharType="begin"/>
       </w:r>
       <w:r>
         <w:rPr>
@@ -25777,9 +23294,18 @@
           <w:sz w:val="20"/>
           <w:szCs w:val="20"/>
         </w:rPr>
+        <w:instrText xml:space="preserve"> SEQ Figure \* ARABIC </w:instrText>
+      </w:r>
+      <w:r>
+        <w:rPr>
+          <w:b/>
+          <w:bCs/>
+          <w:sz w:val="20"/>
+          <w:szCs w:val="20"/>
+        </w:rPr>
         <w:fldChar w:fldCharType="separate"/>
       </w:r>
-      <w:ins w:id="170" w:author="Claude" w:date="2026-10-09T04:34:00Z">
+      <w:del w:id="20009" w:author="Claude" w:date="2026-10-09T21:22:03Z">
         <w:r>
           <w:rPr>
             <w:b/>
@@ -25788,7 +23314,19 @@
             <w:sz w:val="20"/>
             <w:szCs w:val="20"/>
           </w:rPr>
-          <w:t>8</w:t>
+          <w:delText xml:space="preserve">8</w:delText>
+        </w:r>
+      </w:del>
+      <w:ins w:id="20010" w:author="Claude" w:date="2026-10-09T21:22:03Z">
+        <w:r>
+          <w:rPr>
+            <w:b/>
+            <w:bCs/>
+            <w:noProof/>
+            <w:sz w:val="20"/>
+            <w:szCs w:val="20"/>
+          </w:rPr>
+          <w:t xml:space="preserve">9</w:t>
         </w:r>
       </w:ins>
       <w:r>
@@ -25851,1294 +23389,16 @@
         </w:rPr>
         <w:t xml:space="preserve"> surface. CC denotes the center-to-center spacing.</w:t>
       </w:r>
-    </w:p>
-    <w:p>
-      <w:pPr>
-        <w:spacing w:after="160" w:line="259" w:lineRule="auto"/>
-        <w:ind w:firstLine="0"/>
-        <w:jc w:val="left"/>
-        <w:rPr>
-          <w:rFonts w:cs="Times New Roman"/>
-          <w:b/>
-          <w:color w:val="000000"/>
-          <w:szCs w:val="40"/>
-        </w:rPr>
-      </w:pPr>
-      <w:r>
-        <w:br w:type="page"/>
-      </w:r>
-    </w:p>
-    <w:p>
-      <w:pPr>
-        <w:pStyle w:val="Heading1"/>
-        <w:rPr>
-          <w:ins w:id="171" w:author="Claude" w:date="2026-10-09T01:36:00Z"/>
-        </w:rPr>
-      </w:pPr>
-      <w:ins w:id="172" w:author="Claude" w:date="2026-10-09T01:36:00Z">
-        <w:r>
-          <w:lastRenderedPageBreak/>
-          <w:t>S8. Interfacial balance, units and mesh correction</w:t>
-        </w:r>
-      </w:ins>
     </w:p>
     <w:p>
       <w:pPr>
         <w:pStyle w:val="BodyText"/>
         <w:spacing w:after="120"/>
         <w:ind w:firstLine="0"/>
-        <w:rPr>
-          <w:ins w:id="173" w:author="Claude" w:date="2026-10-09T01:36:00Z"/>
-        </w:rPr>
       </w:pPr>
-      <w:ins w:id="174" w:author="Claude" w:date="2026-10-09T01:36:00Z">
-        <w:r>
-          <w:t>The interface couples O₂ consumption, Zn²⁺ release, OH⁻ generation and metal loss through O₂ + 2Zn + 2H₂O → 2Zn²⁺ + 4OH⁻. With the normal velocity v</w:t>
-        </w:r>
-        <w:r>
-          <w:rPr>
-            <w:vertAlign w:val="subscript"/>
-          </w:rPr>
-          <w:t>n</w:t>
-        </w:r>
-        <w:r>
-          <w:t xml:space="preserve"> = −2k</w:t>
-        </w:r>
-        <w:r>
-          <w:rPr>
-            <w:vertAlign w:val="subscript"/>
-          </w:rPr>
-          <w:t>ORR</w:t>
-        </w:r>
-        <w:r>
-          <w:t>C</w:t>
-        </w:r>
-        <w:r>
-          <w:rPr>
-            <w:vertAlign w:val="subscript"/>
-          </w:rPr>
-          <w:t>O2</w:t>
-        </w:r>
-        <w:r>
-          <w:t>|</w:t>
-        </w:r>
-        <w:r>
-          <w:rPr>
-            <w:vertAlign w:val="subscript"/>
-          </w:rPr>
-          <w:t>Γ</w:t>
-        </w:r>
-        <w:r>
-          <w:t>/(M</w:t>
-        </w:r>
-        <w:r>
-          <w:rPr>
-            <w:vertAlign w:val="subscript"/>
-          </w:rPr>
-          <w:t>O2</w:t>
-        </w:r>
-        <w:r>
-          <w:t>[Zn]</w:t>
-        </w:r>
-        <w:r>
-          <w:rPr>
-            <w:vertAlign w:val="subscript"/>
-          </w:rPr>
-          <w:t>sol</w:t>
-        </w:r>
-        <w:r>
-          <w:t>) and [Zn]</w:t>
-        </w:r>
-        <w:r>
-          <w:rPr>
-            <w:vertAlign w:val="subscript"/>
-          </w:rPr>
-          <w:t>sol</w:t>
-        </w:r>
-        <w:r>
-          <w:t xml:space="preserve"> = ρ</w:t>
-        </w:r>
-        <w:r>
-          <w:rPr>
-            <w:vertAlign w:val="subscript"/>
-          </w:rPr>
-          <w:t>Zn</w:t>
-        </w:r>
-        <w:r>
-          <w:t>/M</w:t>
-        </w:r>
-        <w:r>
-          <w:rPr>
-            <w:vertAlign w:val="subscript"/>
-          </w:rPr>
-          <w:t>Zn</w:t>
-        </w:r>
-        <w:r>
-          <w:t>, the metal removed per unit area and time is ρ</w:t>
-        </w:r>
-        <w:r>
-          <w:rPr>
-            <w:vertAlign w:val="subscript"/>
-          </w:rPr>
-          <w:t>Zn</w:t>
-        </w:r>
-        <w:r>
-          <w:t>|v</w:t>
-        </w:r>
-        <w:r>
-          <w:rPr>
-            <w:vertAlign w:val="subscript"/>
-          </w:rPr>
-          <w:t>n</w:t>
-        </w:r>
-        <w:r>
-          <w:t>| = 2(M</w:t>
-        </w:r>
-        <w:r>
-          <w:rPr>
-            <w:vertAlign w:val="subscript"/>
-          </w:rPr>
-          <w:t>Zn</w:t>
-        </w:r>
-        <w:r>
-          <w:t>/M</w:t>
-        </w:r>
-        <w:r>
-          <w:rPr>
-            <w:vertAlign w:val="subscript"/>
-          </w:rPr>
-          <w:t>O2</w:t>
-        </w:r>
-        <w:r>
-          <w:t>)k</w:t>
-        </w:r>
-        <w:r>
-          <w:rPr>
-            <w:vertAlign w:val="subscript"/>
-          </w:rPr>
-          <w:t>ORR</w:t>
-        </w:r>
-        <w:r>
-          <w:t>C</w:t>
-        </w:r>
-        <w:r>
-          <w:rPr>
-            <w:vertAlign w:val="subscript"/>
-          </w:rPr>
-          <w:t>O2</w:t>
-        </w:r>
-        <w:r>
-          <w:t>, which equals the Zn²⁺ source in the Zn equation and 2M</w:t>
-        </w:r>
-        <w:r>
-          <w:rPr>
-            <w:vertAlign w:val="subscript"/>
-          </w:rPr>
-          <w:t>Zn</w:t>
-        </w:r>
-        <w:r>
-          <w:t>/M</w:t>
-        </w:r>
-        <w:r>
-          <w:rPr>
-            <w:vertAlign w:val="subscript"/>
-          </w:rPr>
-          <w:t>O2</w:t>
-        </w:r>
-        <w:r>
-          <w:t xml:space="preserve"> times the O₂ consumed by the Robin sink k</w:t>
-        </w:r>
-        <w:r>
-          <w:rPr>
-            <w:vertAlign w:val="subscript"/>
-          </w:rPr>
-          <w:t>ORR</w:t>
-        </w:r>
-        <w:r>
-          <w:t>C</w:t>
-        </w:r>
-        <w:r>
-          <w:rPr>
-            <w:vertAlign w:val="subscript"/>
-          </w:rPr>
-          <w:t>O2</w:t>
-        </w:r>
-        <w:r>
-          <w:t>. F counts Zn-equivalent mass, so Zn removed by the interface = dissolved Zn + Zn in corrosion product + numerical residual.</w:t>
-        </w:r>
-      </w:ins>
-    </w:p>
-    <w:p>
-      <w:pPr>
-        <w:pStyle w:val="BodyText"/>
-        <w:spacing w:after="120"/>
-        <w:ind w:firstLine="0"/>
-        <w:rPr>
-          <w:ins w:id="175" w:author="Claude" w:date="2026-10-09T01:36:00Z"/>
-        </w:rPr>
-      </w:pPr>
-      <w:ins w:id="176" w:author="Claude" w:date="2026-10-09T01:36:00Z">
-        <w:r>
-          <w:t>Table S13. Units of the model quantities (all species fields in g mm⁻³ unless stated).</w:t>
-        </w:r>
-      </w:ins>
-    </w:p>
-    <w:tbl>
-      <w:tblPr>
-        <w:tblW w:w="9026" w:type="dxa"/>
-        <w:jc w:val="center"/>
-        <w:tblBorders>
-          <w:top w:val="single" w:sz="12" w:space="0" w:color="000000"/>
-          <w:bottom w:val="single" w:sz="12" w:space="0" w:color="000000"/>
-        </w:tblBorders>
-        <w:tblLayout w:type="fixed"/>
-        <w:tblCellMar>
-          <w:top w:w="30" w:type="dxa"/>
-          <w:left w:w="90" w:type="dxa"/>
-          <w:bottom w:w="30" w:type="dxa"/>
-          <w:right w:w="90" w:type="dxa"/>
-        </w:tblCellMar>
-        <w:tblLook w:val="04A0" w:firstRow="1" w:lastRow="0" w:firstColumn="1" w:lastColumn="0" w:noHBand="0" w:noVBand="1"/>
-      </w:tblPr>
-      <w:tblGrid>
-        <w:gridCol w:w="4509"/>
-        <w:gridCol w:w="4517"/>
-      </w:tblGrid>
-      <w:tr>
-        <w:trPr>
-          <w:cantSplit/>
-          <w:tblHeader/>
-          <w:jc w:val="center"/>
-          <w:ins w:id="177" w:author="Claude" w:date="2026-10-09T01:36:00Z"/>
-        </w:trPr>
-        <w:tc>
-          <w:tcPr>
-            <w:tcW w:w="4509" w:type="dxa"/>
-            <w:tcBorders>
-              <w:bottom w:val="single" w:sz="6" w:space="0" w:color="000000"/>
-            </w:tcBorders>
-            <w:vAlign w:val="center"/>
-          </w:tcPr>
-          <w:p>
-            <w:pPr>
-              <w:keepNext/>
-              <w:spacing w:before="20" w:after="20" w:line="240" w:lineRule="auto"/>
-              <w:ind w:firstLine="0"/>
-              <w:jc w:val="left"/>
-              <w:rPr>
-                <w:ins w:id="178" w:author="Claude" w:date="2026-10-09T01:36:00Z"/>
-                <w:rFonts w:cs="Times New Roman"/>
-                <w:b/>
-                <w:bCs/>
-                <w:color w:val="000000"/>
-                <w:sz w:val="20"/>
-                <w:szCs w:val="20"/>
-                <w:lang w:eastAsia="en-US"/>
-              </w:rPr>
-            </w:pPr>
-            <w:ins w:id="179" w:author="Claude" w:date="2026-10-09T01:36:00Z">
-              <w:r>
-                <w:rPr>
-                  <w:rFonts w:cs="Times New Roman"/>
-                  <w:b/>
-                  <w:bCs/>
-                  <w:color w:val="000000"/>
-                  <w:sz w:val="20"/>
-                  <w:szCs w:val="20"/>
-                  <w:lang w:eastAsia="en-US"/>
-                </w:rPr>
-                <w:t>Quantity</w:t>
-              </w:r>
-            </w:ins>
-          </w:p>
-        </w:tc>
-        <w:tc>
-          <w:tcPr>
-            <w:tcW w:w="4517" w:type="dxa"/>
-            <w:tcBorders>
-              <w:bottom w:val="single" w:sz="6" w:space="0" w:color="000000"/>
-            </w:tcBorders>
-            <w:vAlign w:val="center"/>
-          </w:tcPr>
-          <w:p>
-            <w:pPr>
-              <w:keepNext/>
-              <w:spacing w:before="20" w:after="20" w:line="240" w:lineRule="auto"/>
-              <w:ind w:firstLine="0"/>
-              <w:jc w:val="center"/>
-              <w:rPr>
-                <w:ins w:id="180" w:author="Claude" w:date="2026-10-09T01:36:00Z"/>
-                <w:rFonts w:cs="Times New Roman"/>
-                <w:b/>
-                <w:bCs/>
-                <w:color w:val="000000"/>
-                <w:sz w:val="20"/>
-                <w:szCs w:val="20"/>
-                <w:lang w:eastAsia="en-US"/>
-              </w:rPr>
-            </w:pPr>
-            <w:ins w:id="181" w:author="Claude" w:date="2026-10-09T01:36:00Z">
-              <w:r>
-                <w:rPr>
-                  <w:rFonts w:cs="Times New Roman"/>
-                  <w:b/>
-                  <w:bCs/>
-                  <w:color w:val="000000"/>
-                  <w:sz w:val="20"/>
-                  <w:szCs w:val="20"/>
-                  <w:lang w:eastAsia="en-US"/>
-                </w:rPr>
-                <w:t>Units</w:t>
-              </w:r>
-            </w:ins>
-          </w:p>
-        </w:tc>
-      </w:tr>
-      <w:tr>
-        <w:trPr>
-          <w:cantSplit/>
-          <w:jc w:val="center"/>
-          <w:ins w:id="182" w:author="Claude" w:date="2026-10-09T01:36:00Z"/>
-        </w:trPr>
-        <w:tc>
-          <w:tcPr>
-            <w:tcW w:w="4509" w:type="dxa"/>
-            <w:vAlign w:val="center"/>
-          </w:tcPr>
-          <w:p>
-            <w:pPr>
-              <w:keepNext/>
-              <w:spacing w:before="20" w:after="20" w:line="240" w:lineRule="auto"/>
-              <w:ind w:firstLine="0"/>
-              <w:jc w:val="left"/>
-              <w:rPr>
-                <w:ins w:id="183" w:author="Claude" w:date="2026-10-09T01:36:00Z"/>
-                <w:rFonts w:cs="Times New Roman"/>
-                <w:color w:val="000000"/>
-                <w:sz w:val="20"/>
-                <w:szCs w:val="20"/>
-                <w:lang w:eastAsia="en-US"/>
-              </w:rPr>
-            </w:pPr>
-            <w:ins w:id="184" w:author="Claude" w:date="2026-10-09T01:36:00Z">
-              <w:r>
-                <w:rPr>
-                  <w:rFonts w:cs="Times New Roman"/>
-                  <w:color w:val="000000"/>
-                  <w:sz w:val="20"/>
-                  <w:szCs w:val="20"/>
-                  <w:lang w:eastAsia="en-US"/>
-                </w:rPr>
-                <w:t>C_O₂, C_Zn, C_Cl (mass concentrations)</w:t>
-              </w:r>
-            </w:ins>
-          </w:p>
-        </w:tc>
-        <w:tc>
-          <w:tcPr>
-            <w:tcW w:w="4517" w:type="dxa"/>
-            <w:vAlign w:val="center"/>
-          </w:tcPr>
-          <w:p>
-            <w:pPr>
-              <w:keepNext/>
-              <w:spacing w:before="20" w:after="20" w:line="240" w:lineRule="auto"/>
-              <w:ind w:firstLine="0"/>
-              <w:jc w:val="center"/>
-              <w:rPr>
-                <w:ins w:id="185" w:author="Claude" w:date="2026-10-09T01:36:00Z"/>
-                <w:rFonts w:cs="Times New Roman"/>
-                <w:color w:val="000000"/>
-                <w:sz w:val="20"/>
-                <w:szCs w:val="20"/>
-                <w:lang w:eastAsia="en-US"/>
-              </w:rPr>
-            </w:pPr>
-            <w:ins w:id="186" w:author="Claude" w:date="2026-10-09T01:36:00Z">
-              <w:r>
-                <w:rPr>
-                  <w:rFonts w:cs="Times New Roman"/>
-                  <w:color w:val="000000"/>
-                  <w:sz w:val="20"/>
-                  <w:szCs w:val="20"/>
-                  <w:lang w:eastAsia="en-US"/>
-                </w:rPr>
-                <w:t>g mm⁻³ (C_Cl is converted to mol L⁻¹ in Eq. 11 by 10⁶/M_Cl)</w:t>
-              </w:r>
-            </w:ins>
-          </w:p>
-        </w:tc>
-      </w:tr>
-      <w:tr>
-        <w:trPr>
-          <w:cantSplit/>
-          <w:jc w:val="center"/>
-          <w:ins w:id="187" w:author="Claude" w:date="2026-10-09T01:36:00Z"/>
-        </w:trPr>
-        <w:tc>
-          <w:tcPr>
-            <w:tcW w:w="4509" w:type="dxa"/>
-            <w:vAlign w:val="center"/>
-          </w:tcPr>
-          <w:p>
-            <w:pPr>
-              <w:keepNext/>
-              <w:spacing w:before="20" w:after="20" w:line="240" w:lineRule="auto"/>
-              <w:ind w:firstLine="0"/>
-              <w:jc w:val="left"/>
-              <w:rPr>
-                <w:ins w:id="188" w:author="Claude" w:date="2026-10-09T01:36:00Z"/>
-                <w:rFonts w:cs="Times New Roman"/>
-                <w:color w:val="000000"/>
-                <w:sz w:val="20"/>
-                <w:szCs w:val="20"/>
-                <w:lang w:eastAsia="en-US"/>
-              </w:rPr>
-            </w:pPr>
-            <w:ins w:id="189" w:author="Claude" w:date="2026-10-09T01:36:00Z">
-              <w:r>
-                <w:rPr>
-                  <w:rFonts w:cs="Times New Roman"/>
-                  <w:color w:val="000000"/>
-                  <w:sz w:val="20"/>
-                  <w:szCs w:val="20"/>
-                  <w:lang w:eastAsia="en-US"/>
-                </w:rPr>
-                <w:t>C_OH</w:t>
-              </w:r>
-            </w:ins>
-          </w:p>
-        </w:tc>
-        <w:tc>
-          <w:tcPr>
-            <w:tcW w:w="4517" w:type="dxa"/>
-            <w:vAlign w:val="center"/>
-          </w:tcPr>
-          <w:p>
-            <w:pPr>
-              <w:keepNext/>
-              <w:spacing w:before="20" w:after="20" w:line="240" w:lineRule="auto"/>
-              <w:ind w:firstLine="0"/>
-              <w:jc w:val="center"/>
-              <w:rPr>
-                <w:ins w:id="190" w:author="Claude" w:date="2026-10-09T01:36:00Z"/>
-                <w:rFonts w:cs="Times New Roman"/>
-                <w:color w:val="000000"/>
-                <w:sz w:val="20"/>
-                <w:szCs w:val="20"/>
-                <w:lang w:eastAsia="en-US"/>
-              </w:rPr>
-            </w:pPr>
-            <w:ins w:id="191" w:author="Claude" w:date="2026-10-09T01:36:00Z">
-              <w:r>
-                <w:rPr>
-                  <w:rFonts w:cs="Times New Roman"/>
-                  <w:color w:val="000000"/>
-                  <w:sz w:val="20"/>
-                  <w:szCs w:val="20"/>
-                  <w:lang w:eastAsia="en-US"/>
-                </w:rPr>
-                <w:t>mol L⁻¹</w:t>
-              </w:r>
-            </w:ins>
-          </w:p>
-        </w:tc>
-      </w:tr>
-      <w:tr>
-        <w:trPr>
-          <w:cantSplit/>
-          <w:jc w:val="center"/>
-          <w:ins w:id="192" w:author="Claude" w:date="2026-10-09T01:36:00Z"/>
-        </w:trPr>
-        <w:tc>
-          <w:tcPr>
-            <w:tcW w:w="4509" w:type="dxa"/>
-            <w:vAlign w:val="center"/>
-          </w:tcPr>
-          <w:p>
-            <w:pPr>
-              <w:keepNext/>
-              <w:spacing w:before="20" w:after="20" w:line="240" w:lineRule="auto"/>
-              <w:ind w:firstLine="0"/>
-              <w:jc w:val="left"/>
-              <w:rPr>
-                <w:ins w:id="193" w:author="Claude" w:date="2026-10-09T01:36:00Z"/>
-                <w:rFonts w:cs="Times New Roman"/>
-                <w:color w:val="000000"/>
-                <w:sz w:val="20"/>
-                <w:szCs w:val="20"/>
-                <w:lang w:eastAsia="en-US"/>
-              </w:rPr>
-            </w:pPr>
-            <w:ins w:id="194" w:author="Claude" w:date="2026-10-09T01:36:00Z">
-              <w:r>
-                <w:rPr>
-                  <w:rFonts w:cs="Times New Roman"/>
-                  <w:color w:val="000000"/>
-                  <w:sz w:val="20"/>
-                  <w:szCs w:val="20"/>
-                  <w:lang w:eastAsia="en-US"/>
-                </w:rPr>
-                <w:t>F, F_max (Zn-equivalent mass)</w:t>
-              </w:r>
-            </w:ins>
-          </w:p>
-        </w:tc>
-        <w:tc>
-          <w:tcPr>
-            <w:tcW w:w="4517" w:type="dxa"/>
-            <w:vAlign w:val="center"/>
-          </w:tcPr>
-          <w:p>
-            <w:pPr>
-              <w:keepNext/>
-              <w:spacing w:before="20" w:after="20" w:line="240" w:lineRule="auto"/>
-              <w:ind w:firstLine="0"/>
-              <w:jc w:val="center"/>
-              <w:rPr>
-                <w:ins w:id="195" w:author="Claude" w:date="2026-10-09T01:36:00Z"/>
-                <w:rFonts w:cs="Times New Roman"/>
-                <w:color w:val="000000"/>
-                <w:sz w:val="20"/>
-                <w:szCs w:val="20"/>
-                <w:lang w:eastAsia="en-US"/>
-              </w:rPr>
-            </w:pPr>
-            <w:ins w:id="196" w:author="Claude" w:date="2026-10-09T01:36:00Z">
-              <w:r>
-                <w:rPr>
-                  <w:rFonts w:cs="Times New Roman"/>
-                  <w:color w:val="000000"/>
-                  <w:sz w:val="20"/>
-                  <w:szCs w:val="20"/>
-                  <w:lang w:eastAsia="en-US"/>
-                </w:rPr>
-                <w:t>g mm⁻³; F_max = ρ_film(1 − ε)</w:t>
-              </w:r>
-            </w:ins>
-          </w:p>
-        </w:tc>
-      </w:tr>
-      <w:tr>
-        <w:trPr>
-          <w:cantSplit/>
-          <w:jc w:val="center"/>
-          <w:ins w:id="197" w:author="Claude" w:date="2026-10-09T01:36:00Z"/>
-        </w:trPr>
-        <w:tc>
-          <w:tcPr>
-            <w:tcW w:w="4509" w:type="dxa"/>
-            <w:vAlign w:val="center"/>
-          </w:tcPr>
-          <w:p>
-            <w:pPr>
-              <w:keepNext/>
-              <w:spacing w:before="20" w:after="20" w:line="240" w:lineRule="auto"/>
-              <w:ind w:firstLine="0"/>
-              <w:jc w:val="left"/>
-              <w:rPr>
-                <w:ins w:id="198" w:author="Claude" w:date="2026-10-09T01:36:00Z"/>
-                <w:rFonts w:cs="Times New Roman"/>
-                <w:color w:val="000000"/>
-                <w:sz w:val="20"/>
-                <w:szCs w:val="20"/>
-                <w:lang w:eastAsia="en-US"/>
-              </w:rPr>
-            </w:pPr>
-            <w:ins w:id="199" w:author="Claude" w:date="2026-10-09T01:36:00Z">
-              <w:r>
-                <w:rPr>
-                  <w:rFonts w:cs="Times New Roman"/>
-                  <w:color w:val="000000"/>
-                  <w:sz w:val="20"/>
-                  <w:szCs w:val="20"/>
-                  <w:lang w:eastAsia="en-US"/>
-                </w:rPr>
-                <w:t>k_f</w:t>
-              </w:r>
-            </w:ins>
-          </w:p>
-        </w:tc>
-        <w:tc>
-          <w:tcPr>
-            <w:tcW w:w="4517" w:type="dxa"/>
-            <w:vAlign w:val="center"/>
-          </w:tcPr>
-          <w:p>
-            <w:pPr>
-              <w:keepNext/>
-              <w:spacing w:before="20" w:after="20" w:line="240" w:lineRule="auto"/>
-              <w:ind w:firstLine="0"/>
-              <w:jc w:val="center"/>
-              <w:rPr>
-                <w:ins w:id="200" w:author="Claude" w:date="2026-10-09T01:36:00Z"/>
-                <w:rFonts w:cs="Times New Roman"/>
-                <w:color w:val="000000"/>
-                <w:sz w:val="20"/>
-                <w:szCs w:val="20"/>
-                <w:lang w:eastAsia="en-US"/>
-              </w:rPr>
-            </w:pPr>
-            <w:ins w:id="201" w:author="Claude" w:date="2026-10-09T01:36:00Z">
-              <w:r>
-                <w:rPr>
-                  <w:rFonts w:cs="Times New Roman"/>
-                  <w:color w:val="000000"/>
-                  <w:sz w:val="20"/>
-                  <w:szCs w:val="20"/>
-                  <w:lang w:eastAsia="en-US"/>
-                </w:rPr>
-                <w:t>h⁻¹</w:t>
-              </w:r>
-            </w:ins>
-          </w:p>
-        </w:tc>
-      </w:tr>
-      <w:tr>
-        <w:trPr>
-          <w:cantSplit/>
-          <w:jc w:val="center"/>
-          <w:ins w:id="202" w:author="Claude" w:date="2026-10-09T01:36:00Z"/>
-        </w:trPr>
-        <w:tc>
-          <w:tcPr>
-            <w:tcW w:w="4509" w:type="dxa"/>
-            <w:vAlign w:val="center"/>
-          </w:tcPr>
-          <w:p>
-            <w:pPr>
-              <w:keepNext/>
-              <w:spacing w:before="20" w:after="20" w:line="240" w:lineRule="auto"/>
-              <w:ind w:firstLine="0"/>
-              <w:jc w:val="left"/>
-              <w:rPr>
-                <w:ins w:id="203" w:author="Claude" w:date="2026-10-09T01:36:00Z"/>
-                <w:rFonts w:cs="Times New Roman"/>
-                <w:color w:val="000000"/>
-                <w:sz w:val="20"/>
-                <w:szCs w:val="20"/>
-                <w:lang w:eastAsia="en-US"/>
-              </w:rPr>
-            </w:pPr>
-            <w:ins w:id="204" w:author="Claude" w:date="2026-10-09T01:36:00Z">
-              <w:r>
-                <w:rPr>
-                  <w:rFonts w:cs="Times New Roman"/>
-                  <w:color w:val="000000"/>
-                  <w:sz w:val="20"/>
-                  <w:szCs w:val="20"/>
-                  <w:lang w:eastAsia="en-US"/>
-                </w:rPr>
-                <w:t>k_d</w:t>
-              </w:r>
-            </w:ins>
-          </w:p>
-        </w:tc>
-        <w:tc>
-          <w:tcPr>
-            <w:tcW w:w="4517" w:type="dxa"/>
-            <w:vAlign w:val="center"/>
-          </w:tcPr>
-          <w:p>
-            <w:pPr>
-              <w:keepNext/>
-              <w:spacing w:before="20" w:after="20" w:line="240" w:lineRule="auto"/>
-              <w:ind w:firstLine="0"/>
-              <w:jc w:val="center"/>
-              <w:rPr>
-                <w:ins w:id="205" w:author="Claude" w:date="2026-10-09T01:36:00Z"/>
-                <w:rFonts w:cs="Times New Roman"/>
-                <w:color w:val="000000"/>
-                <w:sz w:val="20"/>
-                <w:szCs w:val="20"/>
-                <w:lang w:eastAsia="en-US"/>
-              </w:rPr>
-            </w:pPr>
-            <w:ins w:id="206" w:author="Claude" w:date="2026-10-09T01:36:00Z">
-              <w:r>
-                <w:rPr>
-                  <w:rFonts w:cs="Times New Roman"/>
-                  <w:color w:val="000000"/>
-                  <w:sz w:val="20"/>
-                  <w:szCs w:val="20"/>
-                  <w:lang w:eastAsia="en-US"/>
-                </w:rPr>
-                <w:t>L² mol⁻² h⁻¹</w:t>
-              </w:r>
-            </w:ins>
-          </w:p>
-        </w:tc>
-      </w:tr>
-      <w:tr>
-        <w:trPr>
-          <w:cantSplit/>
-          <w:jc w:val="center"/>
-          <w:ins w:id="207" w:author="Claude" w:date="2026-10-09T01:36:00Z"/>
-        </w:trPr>
-        <w:tc>
-          <w:tcPr>
-            <w:tcW w:w="4509" w:type="dxa"/>
-            <w:vAlign w:val="center"/>
-          </w:tcPr>
-          <w:p>
-            <w:pPr>
-              <w:keepNext/>
-              <w:spacing w:before="20" w:after="20" w:line="240" w:lineRule="auto"/>
-              <w:ind w:firstLine="0"/>
-              <w:jc w:val="left"/>
-              <w:rPr>
-                <w:ins w:id="208" w:author="Claude" w:date="2026-10-09T01:36:00Z"/>
-                <w:rFonts w:cs="Times New Roman"/>
-                <w:color w:val="000000"/>
-                <w:sz w:val="20"/>
-                <w:szCs w:val="20"/>
-                <w:lang w:eastAsia="en-US"/>
-              </w:rPr>
-            </w:pPr>
-            <w:ins w:id="209" w:author="Claude" w:date="2026-10-09T01:36:00Z">
-              <w:r>
-                <w:rPr>
-                  <w:rFonts w:cs="Times New Roman"/>
-                  <w:color w:val="000000"/>
-                  <w:sz w:val="20"/>
-                  <w:szCs w:val="20"/>
-                  <w:lang w:eastAsia="en-US"/>
-                </w:rPr>
-                <w:t>k_ORR</w:t>
-              </w:r>
-            </w:ins>
-          </w:p>
-        </w:tc>
-        <w:tc>
-          <w:tcPr>
-            <w:tcW w:w="4517" w:type="dxa"/>
-            <w:vAlign w:val="center"/>
-          </w:tcPr>
-          <w:p>
-            <w:pPr>
-              <w:keepNext/>
-              <w:spacing w:before="20" w:after="20" w:line="240" w:lineRule="auto"/>
-              <w:ind w:firstLine="0"/>
-              <w:jc w:val="center"/>
-              <w:rPr>
-                <w:ins w:id="210" w:author="Claude" w:date="2026-10-09T01:36:00Z"/>
-                <w:rFonts w:cs="Times New Roman"/>
-                <w:color w:val="000000"/>
-                <w:sz w:val="20"/>
-                <w:szCs w:val="20"/>
-                <w:lang w:eastAsia="en-US"/>
-              </w:rPr>
-            </w:pPr>
-            <w:ins w:id="211" w:author="Claude" w:date="2026-10-09T01:36:00Z">
-              <w:r>
-                <w:rPr>
-                  <w:rFonts w:cs="Times New Roman"/>
-                  <w:color w:val="000000"/>
-                  <w:sz w:val="20"/>
-                  <w:szCs w:val="20"/>
-                  <w:lang w:eastAsia="en-US"/>
-                </w:rPr>
-                <w:t>mm h⁻¹ (C_O₂ in g mm⁻³; the factor 1/M_O₂ is in Eq. 14)</w:t>
-              </w:r>
-            </w:ins>
-          </w:p>
-        </w:tc>
-      </w:tr>
-      <w:tr>
-        <w:trPr>
-          <w:cantSplit/>
-          <w:jc w:val="center"/>
-          <w:ins w:id="212" w:author="Claude" w:date="2026-10-09T01:36:00Z"/>
-        </w:trPr>
-        <w:tc>
-          <w:tcPr>
-            <w:tcW w:w="4509" w:type="dxa"/>
-            <w:vAlign w:val="center"/>
-          </w:tcPr>
-          <w:p>
-            <w:pPr>
-              <w:keepNext/>
-              <w:spacing w:before="20" w:after="20" w:line="240" w:lineRule="auto"/>
-              <w:ind w:firstLine="0"/>
-              <w:jc w:val="left"/>
-              <w:rPr>
-                <w:ins w:id="213" w:author="Claude" w:date="2026-10-09T01:36:00Z"/>
-                <w:rFonts w:cs="Times New Roman"/>
-                <w:color w:val="000000"/>
-                <w:sz w:val="20"/>
-                <w:szCs w:val="20"/>
-                <w:lang w:eastAsia="en-US"/>
-              </w:rPr>
-            </w:pPr>
-            <w:ins w:id="214" w:author="Claude" w:date="2026-10-09T01:36:00Z">
-              <w:r>
-                <w:rPr>
-                  <w:rFonts w:cs="Times New Roman"/>
-                  <w:color w:val="000000"/>
-                  <w:sz w:val="20"/>
-                  <w:szCs w:val="20"/>
-                  <w:lang w:eastAsia="en-US"/>
-                </w:rPr>
-                <w:t>v_n</w:t>
-              </w:r>
-            </w:ins>
-          </w:p>
-        </w:tc>
-        <w:tc>
-          <w:tcPr>
-            <w:tcW w:w="4517" w:type="dxa"/>
-            <w:vAlign w:val="center"/>
-          </w:tcPr>
-          <w:p>
-            <w:pPr>
-              <w:keepNext/>
-              <w:spacing w:before="20" w:after="20" w:line="240" w:lineRule="auto"/>
-              <w:ind w:firstLine="0"/>
-              <w:jc w:val="center"/>
-              <w:rPr>
-                <w:ins w:id="215" w:author="Claude" w:date="2026-10-09T01:36:00Z"/>
-                <w:rFonts w:cs="Times New Roman"/>
-                <w:color w:val="000000"/>
-                <w:sz w:val="20"/>
-                <w:szCs w:val="20"/>
-                <w:lang w:eastAsia="en-US"/>
-              </w:rPr>
-            </w:pPr>
-            <w:ins w:id="216" w:author="Claude" w:date="2026-10-09T01:36:00Z">
-              <w:r>
-                <w:rPr>
-                  <w:rFonts w:cs="Times New Roman"/>
-                  <w:color w:val="000000"/>
-                  <w:sz w:val="20"/>
-                  <w:szCs w:val="20"/>
-                  <w:lang w:eastAsia="en-US"/>
-                </w:rPr>
-                <w:t>mm h⁻¹</w:t>
-              </w:r>
-            </w:ins>
-          </w:p>
-        </w:tc>
-      </w:tr>
-      <w:tr>
-        <w:trPr>
-          <w:cantSplit/>
-          <w:jc w:val="center"/>
-          <w:ins w:id="217" w:author="Claude" w:date="2026-10-09T01:36:00Z"/>
-        </w:trPr>
-        <w:tc>
-          <w:tcPr>
-            <w:tcW w:w="4509" w:type="dxa"/>
-            <w:vAlign w:val="center"/>
-          </w:tcPr>
-          <w:p>
-            <w:pPr>
-              <w:keepNext/>
-              <w:spacing w:before="20" w:after="20" w:line="240" w:lineRule="auto"/>
-              <w:ind w:firstLine="0"/>
-              <w:jc w:val="left"/>
-              <w:rPr>
-                <w:ins w:id="218" w:author="Claude" w:date="2026-10-09T01:36:00Z"/>
-                <w:rFonts w:cs="Times New Roman"/>
-                <w:color w:val="000000"/>
-                <w:sz w:val="20"/>
-                <w:szCs w:val="20"/>
-                <w:lang w:eastAsia="en-US"/>
-              </w:rPr>
-            </w:pPr>
-            <w:ins w:id="219" w:author="Claude" w:date="2026-10-09T01:36:00Z">
-              <w:r>
-                <w:rPr>
-                  <w:rFonts w:cs="Times New Roman"/>
-                  <w:color w:val="000000"/>
-                  <w:sz w:val="20"/>
-                  <w:szCs w:val="20"/>
-                  <w:lang w:eastAsia="en-US"/>
-                </w:rPr>
-                <w:t>δ_Γ</w:t>
-              </w:r>
-            </w:ins>
-          </w:p>
-        </w:tc>
-        <w:tc>
-          <w:tcPr>
-            <w:tcW w:w="4517" w:type="dxa"/>
-            <w:vAlign w:val="center"/>
-          </w:tcPr>
-          <w:p>
-            <w:pPr>
-              <w:keepNext/>
-              <w:spacing w:before="20" w:after="20" w:line="240" w:lineRule="auto"/>
-              <w:ind w:firstLine="0"/>
-              <w:jc w:val="center"/>
-              <w:rPr>
-                <w:ins w:id="220" w:author="Claude" w:date="2026-10-09T01:36:00Z"/>
-                <w:rFonts w:cs="Times New Roman"/>
-                <w:color w:val="000000"/>
-                <w:sz w:val="20"/>
-                <w:szCs w:val="20"/>
-                <w:lang w:eastAsia="en-US"/>
-              </w:rPr>
-            </w:pPr>
-            <w:ins w:id="221" w:author="Claude" w:date="2026-10-09T01:36:00Z">
-              <w:r>
-                <w:rPr>
-                  <w:rFonts w:cs="Times New Roman"/>
-                  <w:color w:val="000000"/>
-                  <w:sz w:val="20"/>
-                  <w:szCs w:val="20"/>
-                  <w:lang w:eastAsia="en-US"/>
-                </w:rPr>
-                <w:t>mm⁻¹</w:t>
-              </w:r>
-            </w:ins>
-          </w:p>
-        </w:tc>
-      </w:tr>
-      <w:tr>
-        <w:trPr>
-          <w:cantSplit/>
-          <w:jc w:val="center"/>
-          <w:ins w:id="222" w:author="Claude" w:date="2026-10-09T01:36:00Z"/>
-        </w:trPr>
-        <w:tc>
-          <w:tcPr>
-            <w:tcW w:w="4509" w:type="dxa"/>
-            <w:vAlign w:val="center"/>
-          </w:tcPr>
-          <w:p>
-            <w:pPr>
-              <w:keepNext/>
-              <w:spacing w:before="20" w:after="20" w:line="240" w:lineRule="auto"/>
-              <w:ind w:firstLine="0"/>
-              <w:jc w:val="left"/>
-              <w:rPr>
-                <w:ins w:id="223" w:author="Claude" w:date="2026-10-09T01:36:00Z"/>
-                <w:rFonts w:cs="Times New Roman"/>
-                <w:color w:val="000000"/>
-                <w:sz w:val="20"/>
-                <w:szCs w:val="20"/>
-                <w:lang w:eastAsia="en-US"/>
-              </w:rPr>
-            </w:pPr>
-            <w:ins w:id="224" w:author="Claude" w:date="2026-10-09T01:36:00Z">
-              <w:r>
-                <w:rPr>
-                  <w:rFonts w:cs="Times New Roman"/>
-                  <w:color w:val="000000"/>
-                  <w:sz w:val="20"/>
-                  <w:szCs w:val="20"/>
-                  <w:lang w:eastAsia="en-US"/>
-                </w:rPr>
-                <w:t>ρ_Zn, ρ_film</w:t>
-              </w:r>
-            </w:ins>
-          </w:p>
-        </w:tc>
-        <w:tc>
-          <w:tcPr>
-            <w:tcW w:w="4517" w:type="dxa"/>
-            <w:vAlign w:val="center"/>
-          </w:tcPr>
-          <w:p>
-            <w:pPr>
-              <w:keepNext/>
-              <w:spacing w:before="20" w:after="20" w:line="240" w:lineRule="auto"/>
-              <w:ind w:firstLine="0"/>
-              <w:jc w:val="center"/>
-              <w:rPr>
-                <w:ins w:id="225" w:author="Claude" w:date="2026-10-09T01:36:00Z"/>
-                <w:rFonts w:cs="Times New Roman"/>
-                <w:color w:val="000000"/>
-                <w:sz w:val="20"/>
-                <w:szCs w:val="20"/>
-                <w:lang w:eastAsia="en-US"/>
-              </w:rPr>
-            </w:pPr>
-            <w:ins w:id="226" w:author="Claude" w:date="2026-10-09T01:36:00Z">
-              <w:r>
-                <w:rPr>
-                  <w:rFonts w:cs="Times New Roman"/>
-                  <w:color w:val="000000"/>
-                  <w:sz w:val="20"/>
-                  <w:szCs w:val="20"/>
-                  <w:lang w:eastAsia="en-US"/>
-                </w:rPr>
-                <w:t>g mm⁻³</w:t>
-              </w:r>
-            </w:ins>
-          </w:p>
-        </w:tc>
-      </w:tr>
-      <w:tr>
-        <w:trPr>
-          <w:cantSplit/>
-          <w:jc w:val="center"/>
-          <w:ins w:id="227" w:author="Claude" w:date="2026-10-09T01:36:00Z"/>
-        </w:trPr>
-        <w:tc>
-          <w:tcPr>
-            <w:tcW w:w="4509" w:type="dxa"/>
-            <w:vAlign w:val="center"/>
-          </w:tcPr>
-          <w:p>
-            <w:pPr>
-              <w:keepNext/>
-              <w:spacing w:before="20" w:after="20" w:line="240" w:lineRule="auto"/>
-              <w:ind w:firstLine="0"/>
-              <w:jc w:val="left"/>
-              <w:rPr>
-                <w:ins w:id="228" w:author="Claude" w:date="2026-10-09T01:36:00Z"/>
-                <w:rFonts w:cs="Times New Roman"/>
-                <w:color w:val="000000"/>
-                <w:sz w:val="20"/>
-                <w:szCs w:val="20"/>
-                <w:lang w:eastAsia="en-US"/>
-              </w:rPr>
-            </w:pPr>
-            <w:ins w:id="229" w:author="Claude" w:date="2026-10-09T01:36:00Z">
-              <w:r>
-                <w:rPr>
-                  <w:rFonts w:cs="Times New Roman"/>
-                  <w:color w:val="000000"/>
-                  <w:sz w:val="20"/>
-                  <w:szCs w:val="20"/>
-                  <w:lang w:eastAsia="en-US"/>
-                </w:rPr>
-                <w:t>[Zn]_sol = ρ_Zn/M_Zn</w:t>
-              </w:r>
-            </w:ins>
-          </w:p>
-        </w:tc>
-        <w:tc>
-          <w:tcPr>
-            <w:tcW w:w="4517" w:type="dxa"/>
-            <w:vAlign w:val="center"/>
-          </w:tcPr>
-          <w:p>
-            <w:pPr>
-              <w:keepNext/>
-              <w:spacing w:before="20" w:after="20" w:line="240" w:lineRule="auto"/>
-              <w:ind w:firstLine="0"/>
-              <w:jc w:val="center"/>
-              <w:rPr>
-                <w:ins w:id="230" w:author="Claude" w:date="2026-10-09T01:36:00Z"/>
-                <w:rFonts w:cs="Times New Roman"/>
-                <w:color w:val="000000"/>
-                <w:sz w:val="20"/>
-                <w:szCs w:val="20"/>
-                <w:lang w:eastAsia="en-US"/>
-              </w:rPr>
-            </w:pPr>
-            <w:ins w:id="231" w:author="Claude" w:date="2026-10-09T01:36:00Z">
-              <w:r>
-                <w:rPr>
-                  <w:rFonts w:cs="Times New Roman"/>
-                  <w:color w:val="000000"/>
-                  <w:sz w:val="20"/>
-                  <w:szCs w:val="20"/>
-                  <w:lang w:eastAsia="en-US"/>
-                </w:rPr>
-                <w:t>mol mm⁻³</w:t>
-              </w:r>
-            </w:ins>
-          </w:p>
-        </w:tc>
-      </w:tr>
-      <w:tr>
-        <w:trPr>
-          <w:cantSplit/>
-          <w:jc w:val="center"/>
-          <w:ins w:id="232" w:author="Claude" w:date="2026-10-09T01:36:00Z"/>
-        </w:trPr>
-        <w:tc>
-          <w:tcPr>
-            <w:tcW w:w="4509" w:type="dxa"/>
-            <w:vAlign w:val="center"/>
-          </w:tcPr>
-          <w:p>
-            <w:pPr>
-              <w:keepNext/>
-              <w:spacing w:before="20" w:after="20" w:line="240" w:lineRule="auto"/>
-              <w:ind w:firstLine="0"/>
-              <w:jc w:val="left"/>
-              <w:rPr>
-                <w:ins w:id="233" w:author="Claude" w:date="2026-10-09T01:36:00Z"/>
-                <w:rFonts w:cs="Times New Roman"/>
-                <w:color w:val="000000"/>
-                <w:sz w:val="20"/>
-                <w:szCs w:val="20"/>
-                <w:lang w:eastAsia="en-US"/>
-              </w:rPr>
-            </w:pPr>
-            <w:ins w:id="234" w:author="Claude" w:date="2026-10-09T01:36:00Z">
-              <w:r>
-                <w:rPr>
-                  <w:rFonts w:cs="Times New Roman"/>
-                  <w:color w:val="000000"/>
-                  <w:sz w:val="20"/>
-                  <w:szCs w:val="20"/>
-                  <w:lang w:eastAsia="en-US"/>
-                </w:rPr>
-                <w:t>M_O₂, M_Zn, M_Cl</w:t>
-              </w:r>
-            </w:ins>
-          </w:p>
-        </w:tc>
-        <w:tc>
-          <w:tcPr>
-            <w:tcW w:w="4517" w:type="dxa"/>
-            <w:vAlign w:val="center"/>
-          </w:tcPr>
-          <w:p>
-            <w:pPr>
-              <w:keepNext/>
-              <w:spacing w:before="20" w:after="20" w:line="240" w:lineRule="auto"/>
-              <w:ind w:firstLine="0"/>
-              <w:jc w:val="center"/>
-              <w:rPr>
-                <w:ins w:id="235" w:author="Claude" w:date="2026-10-09T01:36:00Z"/>
-                <w:rFonts w:cs="Times New Roman"/>
-                <w:color w:val="000000"/>
-                <w:sz w:val="20"/>
-                <w:szCs w:val="20"/>
-                <w:lang w:eastAsia="en-US"/>
-              </w:rPr>
-            </w:pPr>
-            <w:ins w:id="236" w:author="Claude" w:date="2026-10-09T01:36:00Z">
-              <w:r>
-                <w:rPr>
-                  <w:rFonts w:cs="Times New Roman"/>
-                  <w:color w:val="000000"/>
-                  <w:sz w:val="20"/>
-                  <w:szCs w:val="20"/>
-                  <w:lang w:eastAsia="en-US"/>
-                </w:rPr>
-                <w:t>g mol⁻¹</w:t>
-              </w:r>
-            </w:ins>
-          </w:p>
-        </w:tc>
-      </w:tr>
-      <w:tr>
-        <w:trPr>
-          <w:cantSplit/>
-          <w:jc w:val="center"/>
-          <w:ins w:id="237" w:author="Claude" w:date="2026-10-09T01:36:00Z"/>
-        </w:trPr>
-        <w:tc>
-          <w:tcPr>
-            <w:tcW w:w="4509" w:type="dxa"/>
-            <w:vAlign w:val="center"/>
-          </w:tcPr>
-          <w:p>
-            <w:pPr>
-              <w:keepNext/>
-              <w:spacing w:before="20" w:after="20" w:line="240" w:lineRule="auto"/>
-              <w:ind w:firstLine="0"/>
-              <w:jc w:val="left"/>
-              <w:rPr>
-                <w:ins w:id="238" w:author="Claude" w:date="2026-10-09T01:36:00Z"/>
-                <w:rFonts w:cs="Times New Roman"/>
-                <w:color w:val="000000"/>
-                <w:sz w:val="20"/>
-                <w:szCs w:val="20"/>
-                <w:lang w:eastAsia="en-US"/>
-              </w:rPr>
-            </w:pPr>
-            <w:ins w:id="239" w:author="Claude" w:date="2026-10-09T01:36:00Z">
-              <w:r>
-                <w:rPr>
-                  <w:rFonts w:cs="Times New Roman"/>
-                  <w:color w:val="000000"/>
-                  <w:sz w:val="20"/>
-                  <w:szCs w:val="20"/>
-                  <w:lang w:eastAsia="en-US"/>
-                </w:rPr>
-                <w:t>D, D_eff</w:t>
-              </w:r>
-            </w:ins>
-          </w:p>
-        </w:tc>
-        <w:tc>
-          <w:tcPr>
-            <w:tcW w:w="4517" w:type="dxa"/>
-            <w:vAlign w:val="center"/>
-          </w:tcPr>
-          <w:p>
-            <w:pPr>
-              <w:keepNext/>
-              <w:spacing w:before="20" w:after="20" w:line="240" w:lineRule="auto"/>
-              <w:ind w:firstLine="0"/>
-              <w:jc w:val="center"/>
-              <w:rPr>
-                <w:ins w:id="240" w:author="Claude" w:date="2026-10-09T01:36:00Z"/>
-                <w:rFonts w:cs="Times New Roman"/>
-                <w:color w:val="000000"/>
-                <w:sz w:val="20"/>
-                <w:szCs w:val="20"/>
-                <w:lang w:eastAsia="en-US"/>
-              </w:rPr>
-            </w:pPr>
-            <w:ins w:id="241" w:author="Claude" w:date="2026-10-09T01:36:00Z">
-              <w:r>
-                <w:rPr>
-                  <w:rFonts w:cs="Times New Roman"/>
-                  <w:color w:val="000000"/>
-                  <w:sz w:val="20"/>
-                  <w:szCs w:val="20"/>
-                  <w:lang w:eastAsia="en-US"/>
-                </w:rPr>
-                <w:t>mm² h⁻¹</w:t>
-              </w:r>
-            </w:ins>
-          </w:p>
-        </w:tc>
-      </w:tr>
-    </w:tbl>
-    <w:p>
-      <w:pPr>
-        <w:pStyle w:val="BodyText"/>
-        <w:spacing w:after="120"/>
-        <w:ind w:firstLine="0"/>
-        <w:rPr>
-          <w:ins w:id="242" w:author="Claude" w:date="2026-10-09T01:36:00Z"/>
-        </w:rPr>
-      </w:pPr>
-      <w:ins w:id="243" w:author="Claude" w:date="2026-10-09T01:36:00Z">
-        <w:r>
-          <w:t>[Table S14. Zn and O₂ balance (Zn removed, dissolved Zn, Zn in corrosion product, residual) at 24, 168 and 672 h, to be inserted from the revised runs.]</w:t>
-        </w:r>
-      </w:ins>
-    </w:p>
-    <w:p>
-      <w:pPr>
-        <w:pStyle w:val="BodyText"/>
-        <w:spacing w:after="120"/>
-        <w:ind w:firstLine="0"/>
-        <w:rPr>
-          <w:ins w:id="244" w:author="Claude" w:date="2026-10-09T01:36:00Z"/>
-        </w:rPr>
-      </w:pPr>
-      <w:ins w:id="245" w:author="Claude" w:date="2026-10-09T01:36:00Z">
-        <w:r>
-          <w:t>[Table S15. Mesh correction: coarse vs fine mesh mass-loss pairs and the correction constants, to be inserted.]</w:t>
-        </w:r>
-      </w:ins>
-    </w:p>
-    <w:p>
-      <w:pPr>
-        <w:pStyle w:val="BodyText"/>
-        <w:spacing w:after="120"/>
-        <w:ind w:firstLine="0"/>
-        <w:rPr>
-          <w:ins w:id="20002" w:author="Claude" w:date="2026-10-09T13:53:10Z"/>
-        </w:rPr>
-      </w:pPr>
-      <w:ins w:id="20001" w:author="Claude" w:date="2026-10-09T13:53:10Z">
-        <w:r>
-          <w:t xml:space="preserve">The coarse-mesh (L2) calibration simulations are related to the fine-mesh (L6) result by a single proportionality factor over 672 h, L2 = 1.355846 × L6 (r = 0.9986; Figure S9). The coarse-mesh mass-loss curves were divided by this factor.</w:t>
-        </w:r>
-      </w:ins>
+      <w:r>
+        <w:t>Because the computational domain (27 mL) was smaller than the experimental volume (44 mL), oxygen-availability sensitivity was assessed by varying oxygen-replenishing boundaries and initial dissolved-oxygen concentration (Figure S10). Mass loss was controlled primarily by oxygen supply rather than domain volume, increasing from 0.16% to 0.81% as the initial oxygen concentration increased, while different replenishment boundaries produced only minor differences (0.40-0.43% at 672 h). The no-flux and all-faces cases differed by approximately eightfold in mass loss, highlighting the strong influence of oxygen availability.</w:t>
+      </w:r>
     </w:p>
     <w:p>
       <w:pPr>
@@ -27147,398 +23407,192 @@
         <w:ind w:firstLine="0"/>
         <w:jc w:val="center"/>
         <w:rPr>
-          <w:ins w:id="20004" w:author="Claude" w:date="2026-10-09T13:53:10Z"/>
           <w:iCs/>
           <w:sz w:val="22"/>
           <w:szCs w:val="22"/>
         </w:rPr>
       </w:pPr>
-      <w:ins w:id="20003" w:author="Claude" w:date="2026-10-09T13:53:10Z">
-        <w:r>
-          <w:rPr>
-            <w:noProof/>
-          </w:rPr>
-          <w:lastRenderedPageBreak/>
-          <w:drawing>
-            <wp:inline distT="0" distB="0" distL="0" distR="0" wp14:anchorId="186C67CE" wp14:editId="11D70CD3">
-              <wp:extent cx="5731510" cy="2352784"/>
-              <wp:effectExtent l="0" t="0" r="2540" b="0"/>
-              <wp:docPr id="911" name="Picture 10"/>
-              <wp:cNvGraphicFramePr>
-                <a:graphicFrameLocks xmlns:a="http://schemas.openxmlformats.org/drawingml/2006/main" noChangeAspect="1"/>
-              </wp:cNvGraphicFramePr>
-              <a:graphic xmlns:a="http://schemas.openxmlformats.org/drawingml/2006/main">
-                <a:graphicData uri="http://schemas.openxmlformats.org/drawingml/2006/picture">
-                  <pic:pic xmlns:pic="http://schemas.openxmlformats.org/drawingml/2006/picture">
-                    <pic:nvPicPr>
-                      <pic:cNvPr id="912" name="Picture 10"/>
-                      <pic:cNvPicPr>
-                        <a:picLocks noChangeAspect="1" noChangeArrowheads="1"/>
-                      </pic:cNvPicPr>
-                    </pic:nvPicPr>
-                    <pic:blipFill>
-                      <a:blip r:embed="rId20" cstate="print">
-                        <a:extLst>
-                          <a:ext uri="{28A0092B-C50C-407E-A947-70E740481C1C}">
-                            <a14:useLocalDpi xmlns:a14="http://schemas.microsoft.com/office/drawing/2010/main" val="0"/>
-                          </a:ext>
-                        </a:extLst>
-                      </a:blip>
-                      <a:srcRect/>
-                      <a:stretch>
-                        <a:fillRect/>
-                      </a:stretch>
-                    </pic:blipFill>
-                    <pic:spPr bwMode="auto">
-                      <a:xfrm>
-                        <a:off x="0" y="0"/>
-                        <a:ext cx="5731510" cy="2352784"/>
-                      </a:xfrm>
-                      <a:prstGeom prst="rect">
-                        <a:avLst/>
-                      </a:prstGeom>
+      <w:r>
+        <w:rPr>
+          <w:noProof/>
+        </w:rPr>
+        <w:lastRenderedPageBreak/>
+        <w:drawing>
+          <wp:inline distT="0" distB="0" distL="0" distR="0" wp14:anchorId="1C8B8CD1" wp14:editId="30A5F3FC">
+            <wp:extent cx="5731510" cy="2093921"/>
+            <wp:effectExtent l="0" t="0" r="2540" b="0"/>
+            <wp:docPr id="921" name="Picture 10"/>
+            <wp:cNvGraphicFramePr>
+              <a:graphicFrameLocks xmlns:a="http://schemas.openxmlformats.org/drawingml/2006/main" noChangeAspect="1"/>
+            </wp:cNvGraphicFramePr>
+            <a:graphic xmlns:a="http://schemas.openxmlformats.org/drawingml/2006/main">
+              <a:graphicData uri="http://schemas.openxmlformats.org/drawingml/2006/picture">
+                <pic:pic xmlns:pic="http://schemas.openxmlformats.org/drawingml/2006/picture">
+                  <pic:nvPicPr>
+                    <pic:cNvPr id="922" name="Picture 10"/>
+                    <pic:cNvPicPr>
+                      <a:picLocks noChangeAspect="1" noChangeArrowheads="1"/>
+                    </pic:cNvPicPr>
+                  </pic:nvPicPr>
+                  <pic:blipFill>
+                    <a:blip r:embed="rId16" cstate="print">
+                      <a:extLst>
+                        <a:ext uri="{28A0092B-C50C-407E-A947-70E740481C1C}">
+                          <a14:useLocalDpi xmlns:a14="http://schemas.microsoft.com/office/drawing/2010/main" val="0"/>
+                        </a:ext>
+                      </a:extLst>
+                    </a:blip>
+                    <a:srcRect/>
+                    <a:stretch>
+                      <a:fillRect/>
+                    </a:stretch>
+                  </pic:blipFill>
+                  <pic:spPr bwMode="auto">
+                    <a:xfrm>
+                      <a:off x="0" y="0"/>
+                      <a:ext cx="5731510" cy="2093921"/>
+                    </a:xfrm>
+                    <a:prstGeom prst="rect">
+                      <a:avLst/>
+                    </a:prstGeom>
+                    <a:noFill/>
+                    <a:ln>
                       <a:noFill/>
-                      <a:ln>
-                        <a:noFill/>
-                      </a:ln>
-                    </pic:spPr>
-                  </pic:pic>
-                </a:graphicData>
-              </a:graphic>
-            </wp:inline>
-          </w:drawing>
-        </w:r>
-      </w:ins>
+                    </a:ln>
+                  </pic:spPr>
+                </pic:pic>
+              </a:graphicData>
+            </a:graphic>
+          </wp:inline>
+        </w:drawing>
+      </w:r>
     </w:p>
     <w:p>
       <w:pPr>
         <w:pStyle w:val="Captions"/>
         <w:spacing w:before="80" w:after="360"/>
-        <w:rPr>
-          <w:ins w:id="20014" w:author="Claude" w:date="2026-10-09T13:53:10Z"/>
-        </w:rPr>
       </w:pPr>
-      <w:ins w:id="20005" w:author="Claude" w:date="2026-10-09T13:53:10Z">
-        <w:r>
-          <w:rPr>
-            <w:b/>
-            <w:bCs/>
-            <w:sz w:val="20"/>
-            <w:szCs w:val="20"/>
-          </w:rPr>
-          <w:t xml:space="preserve">Figure S</w:t>
-        </w:r>
-      </w:ins>
-      <w:ins w:id="20006" w:author="Claude" w:date="2026-10-09T13:53:10Z">
-        <w:r>
-          <w:rPr>
-            <w:b/>
-            <w:bCs/>
-            <w:sz w:val="20"/>
-            <w:szCs w:val="20"/>
-          </w:rPr>
-          <w:fldChar w:fldCharType="begin"/>
-        </w:r>
-      </w:ins>
-      <w:ins w:id="20007" w:author="Claude" w:date="2026-10-09T13:53:10Z">
-        <w:r>
-          <w:rPr>
-            <w:b/>
-            <w:bCs/>
-            <w:sz w:val="20"/>
-            <w:szCs w:val="20"/>
-          </w:rPr>
-          <w:instrText xml:space="preserve"> SEQ Figure \* ARABIC </w:instrText>
-        </w:r>
-      </w:ins>
-      <w:ins w:id="20008" w:author="Claude" w:date="2026-10-09T13:53:10Z">
-        <w:r>
-          <w:rPr>
-            <w:b/>
-            <w:bCs/>
-            <w:sz w:val="20"/>
-            <w:szCs w:val="20"/>
-          </w:rPr>
-          <w:fldChar w:fldCharType="separate"/>
-        </w:r>
-      </w:ins>
-      <w:ins w:id="20009" w:author="Claude" w:date="2026-10-09T13:53:10Z">
-        <w:r>
-          <w:rPr>
-            <w:b/>
-            <w:bCs/>
-            <w:sz w:val="20"/>
-            <w:szCs w:val="20"/>
-          </w:rPr>
-          <w:t xml:space="preserve">9</w:t>
-        </w:r>
-      </w:ins>
-      <w:ins w:id="20010" w:author="Claude" w:date="2026-10-09T13:53:10Z">
-        <w:r>
-          <w:rPr>
-            <w:b/>
-            <w:bCs/>
-            <w:sz w:val="20"/>
-            <w:szCs w:val="20"/>
-          </w:rPr>
-          <w:fldChar w:fldCharType="end"/>
-        </w:r>
-      </w:ins>
-      <w:ins w:id="20011" w:author="Claude" w:date="2026-10-09T13:53:10Z">
-        <w:r>
-          <w:rPr>
-            <w:b/>
-            <w:bCs/>
-            <w:sz w:val="20"/>
-            <w:szCs w:val="20"/>
-          </w:rPr>
-          <w:t xml:space="preserve">.</w:t>
-        </w:r>
-      </w:ins>
-      <w:ins w:id="20012" w:author="Claude" w:date="2026-10-09T13:53:10Z">
-        <w:r>
-          <w:rPr>
-            <w:sz w:val="20"/>
-            <w:szCs w:val="20"/>
-          </w:rPr>
-          <w:t xml:space="preserve"> </w:t>
-        </w:r>
-      </w:ins>
-      <w:ins w:id="20013" w:author="Claude" w:date="2026-10-09T13:53:10Z">
-        <w:r>
-          <w:rPr>
-            <w:sz w:val="20"/>
-            <w:szCs w:val="20"/>
-          </w:rPr>
-          <w:t xml:space="preserve">Mesh correction between the coarse (L2, low) and fine (L6, ultra-high) meshes. Left: mass loss versus time for the two meshes. Right: L2 versus L6 mass loss at matching times (r = 0.9986); the line through the origin is L2 = 1.355846 × L6, and the dashed line is 1:1.</w:t>
-        </w:r>
-      </w:ins>
+      <w:r>
+        <w:rPr>
+          <w:b/>
+          <w:bCs/>
+          <w:sz w:val="20"/>
+          <w:szCs w:val="20"/>
+        </w:rPr>
+        <w:t>Figure S</w:t>
+      </w:r>
+      <w:r>
+        <w:rPr>
+          <w:b/>
+          <w:bCs/>
+          <w:sz w:val="20"/>
+          <w:szCs w:val="20"/>
+        </w:rPr>
+        <w:fldChar w:fldCharType="begin"/>
+      </w:r>
+      <w:r>
+        <w:rPr>
+          <w:b/>
+          <w:bCs/>
+          <w:sz w:val="20"/>
+          <w:szCs w:val="20"/>
+        </w:rPr>
+        <w:instrText xml:space="preserve"> SEQ Figure \* ARABIC </w:instrText>
+      </w:r>
+      <w:r>
+        <w:rPr>
+          <w:b/>
+          <w:bCs/>
+          <w:sz w:val="20"/>
+          <w:szCs w:val="20"/>
+        </w:rPr>
+        <w:fldChar w:fldCharType="separate"/>
+      </w:r>
+      <w:r>
+        <w:rPr>
+          <w:b/>
+          <w:bCs/>
+          <w:sz w:val="20"/>
+          <w:szCs w:val="20"/>
+        </w:rPr>
+        <w:t>10</w:t>
+      </w:r>
+      <w:r>
+        <w:rPr>
+          <w:b/>
+          <w:bCs/>
+          <w:sz w:val="20"/>
+          <w:szCs w:val="20"/>
+        </w:rPr>
+        <w:fldChar w:fldCharType="end"/>
+      </w:r>
+      <w:r>
+        <w:rPr>
+          <w:b/>
+          <w:bCs/>
+          <w:sz w:val="20"/>
+          <w:szCs w:val="20"/>
+        </w:rPr>
+        <w:t>.</w:t>
+      </w:r>
+      <w:r>
+        <w:rPr>
+          <w:sz w:val="20"/>
+          <w:szCs w:val="20"/>
+        </w:rPr>
+        <w:t xml:space="preserve"> Effect of oxygen supply on predicted mass loss. (a) Mass loss for the disc with no oxygen-replenishing boundary (None), replenishment through the top and bottom faces, the side faces, or all faces</w:t>
+      </w:r>
+      <w:r>
+        <w:rPr>
+          <w:sz w:val="20"/>
+          <w:szCs w:val="20"/>
+        </w:rPr>
+        <w:t>,</w:t>
+      </w:r>
+      <w:r>
+        <w:rPr>
+          <w:sz w:val="20"/>
+          <w:szCs w:val="20"/>
+        </w:rPr>
+        <w:t xml:space="preserve"> (b) </w:t>
+      </w:r>
+      <w:r>
+        <w:rPr>
+          <w:sz w:val="20"/>
+          <w:szCs w:val="20"/>
+        </w:rPr>
+        <w:t>m</w:t>
+      </w:r>
+      <w:r>
+        <w:rPr>
+          <w:sz w:val="20"/>
+          <w:szCs w:val="20"/>
+        </w:rPr>
+        <w:t>ass loss for initial dissolved-oxygen concentrations of 1.5, 3.5, 5.5 and 7.5 × 10⁻⁹ g mm⁻³.</w:t>
+      </w:r>
     </w:p>
     <w:p>
       <w:pPr>
-        <w:pStyle w:val="Heading1"/>
-        <w:rPr>
-          <w:ins w:id="20002" w:author="Claude" w:date="2026-10-09T14:13:22Z"/>
-          <w:ins w:id="171" w:author="Claude" w:date="2026-10-09T01:36:00Z"/>
+        <w:spacing w:after="160" w:line="259" w:lineRule="auto"/>
+        <w:ind w:firstLine="0"/>
+        <w:jc w:val="left"/>
+        <w:rPr>
+          <w:rFonts w:cs="Times New Roman"/>
+          <w:b/>
+          <w:color w:val="000000"/>
+          <w:szCs w:val="40"/>
         </w:rPr>
       </w:pPr>
-      <w:ins w:id="20001" w:author="Claude" w:date="2026-10-09T14:13:22Z">
-        <w:r>
-          <w:t xml:space="preserve">S9. Computational domain and oxygen supply</w:t>
-        </w:r>
-      </w:ins>
-    </w:p>
-    <w:p>
-      <w:pPr>
-        <w:pStyle w:val="BodyText"/>
-        <w:spacing w:after="120"/>
-        <w:ind w:firstLine="0"/>
-        <w:rPr>
-          <w:ins w:id="20004" w:author="Claude" w:date="2026-10-09T14:13:22Z"/>
-        </w:rPr>
-      </w:pPr>
-      <w:ins w:id="20003" w:author="Claude" w:date="2026-10-09T14:13:22Z">
-        <w:r>
-          <w:t xml:space="preserve">The computational electrolyte domain (30 × 30 × 30 mm, 27 mL) is smaller than the experimental immersion volume (44 mL), so the oxygen reservoir available in the simulation is smaller than in the experiment. To show how the prediction depends on oxygen availability, the disc simulation was run with oxygen replenished through different faces of the domain (Figure S10a) and with different initial dissolved-oxygen concentrations (Figure S10b). With no oxygen-replenishing boundary, mass loss levelled off at approximately 0.055% within about 100 h, as the oxygen initially present in the finite domain was consumed. Replenishing oxygen through the top and bottom faces gave the same mass loss as replenishing it through all faces (approximately 0.43% at 672 h), and replenishing through the side faces alone gave approximately 0.40%, so the prediction is governed by the oxygen supplied through the boundary rather than by the domain volume itself. Predicted mass loss at 672 h increased from approximately 0.16% to 0.81% as the initial oxygen concentration was increased from 1.5 × 10⁻⁹ to 7.5 × 10⁻⁹ g mm⁻³ (Figure S10b), consistent with oxygen availability controlling the degradation rate. The no-flux and all-faces cases correspond to a sealed and an open container, respectively, and differ by about a factor of eight in mass loss at 672 h. Replenishing through the top and bottom faces compared with the side faces changes the distance over which oxygen must diffuse to the specimen, i.e. the effective liquid depth, and changed mass loss by only about 0.03 percentage points at 672 h (approximately 0.43% versus 0.40%).</w:t>
-        </w:r>
-      </w:ins>
-    </w:p>
-    <w:p>
-      <w:pPr>
-        <w:keepNext/>
-        <w:spacing w:before="360" w:line="240" w:lineRule="auto"/>
-        <w:ind w:firstLine="0"/>
-        <w:jc w:val="center"/>
-        <w:rPr>
-          <w:ins w:id="20006" w:author="Claude" w:date="2026-10-09T14:13:22Z"/>
-          <w:ins w:id="20004" w:author="Claude" w:date="2026-10-09T13:53:10Z"/>
-          <w:iCs/>
-          <w:sz w:val="22"/>
-          <w:szCs w:val="22"/>
-        </w:rPr>
-      </w:pPr>
-      <w:ins w:id="20005" w:author="Claude" w:date="2026-10-09T14:13:22Z">
-        <w:r>
-          <w:rPr>
-            <w:noProof/>
-          </w:rPr>
-          <w:lastRenderedPageBreak/>
-          <w:drawing>
-            <wp:inline distT="0" distB="0" distL="0" distR="0" wp14:anchorId="186C67CE" wp14:editId="11D70CD3">
-              <wp:extent cx="5731510" cy="2093921"/>
-              <wp:effectExtent l="0" t="0" r="2540" b="0"/>
-              <wp:docPr id="921" name="Picture 10"/>
-              <wp:cNvGraphicFramePr>
-                <a:graphicFrameLocks xmlns:a="http://schemas.openxmlformats.org/drawingml/2006/main" noChangeAspect="1"/>
-              </wp:cNvGraphicFramePr>
-              <a:graphic xmlns:a="http://schemas.openxmlformats.org/drawingml/2006/main">
-                <a:graphicData uri="http://schemas.openxmlformats.org/drawingml/2006/picture">
-                  <pic:pic xmlns:pic="http://schemas.openxmlformats.org/drawingml/2006/picture">
-                    <pic:nvPicPr>
-                      <pic:cNvPr id="922" name="Picture 10"/>
-                      <pic:cNvPicPr>
-                        <a:picLocks noChangeAspect="1" noChangeArrowheads="1"/>
-                      </pic:cNvPicPr>
-                    </pic:nvPicPr>
-                    <pic:blipFill>
-                      <a:blip r:embed="rId21" cstate="print">
-                        <a:extLst>
-                          <a:ext uri="{28A0092B-C50C-407E-A947-70E740481C1C}">
-                            <a14:useLocalDpi xmlns:a14="http://schemas.microsoft.com/office/drawing/2010/main" val="0"/>
-                          </a:ext>
-                        </a:extLst>
-                      </a:blip>
-                      <a:srcRect/>
-                      <a:stretch>
-                        <a:fillRect/>
-                      </a:stretch>
-                    </pic:blipFill>
-                    <pic:spPr bwMode="auto">
-                      <a:xfrm>
-                        <a:off x="0" y="0"/>
-                        <a:ext cx="5731510" cy="2093921"/>
-                      </a:xfrm>
-                      <a:prstGeom prst="rect">
-                        <a:avLst/>
-                      </a:prstGeom>
-                      <a:noFill/>
-                      <a:ln>
-                        <a:noFill/>
-                      </a:ln>
-                    </pic:spPr>
-                  </pic:pic>
-                </a:graphicData>
-              </a:graphic>
-            </wp:inline>
-          </w:drawing>
-        </w:r>
-      </w:ins>
-    </w:p>
-    <w:p>
-      <w:pPr>
-        <w:pStyle w:val="Captions"/>
-        <w:spacing w:before="80" w:after="360"/>
-        <w:rPr>
-          <w:ins w:id="20016" w:author="Claude" w:date="2026-10-09T14:13:22Z"/>
-          <w:ins w:id="20014" w:author="Claude" w:date="2026-10-09T13:53:10Z"/>
-        </w:rPr>
-      </w:pPr>
-      <w:ins w:id="20007" w:author="Claude" w:date="2026-10-09T14:13:22Z">
-        <w:r>
-          <w:rPr>
-            <w:b/>
-            <w:bCs/>
-            <w:sz w:val="20"/>
-            <w:szCs w:val="20"/>
-          </w:rPr>
-          <w:t xml:space="preserve">Figure S</w:t>
-        </w:r>
-      </w:ins>
-      <w:ins w:id="20008" w:author="Claude" w:date="2026-10-09T14:13:22Z">
-        <w:r>
-          <w:rPr>
-            <w:b/>
-            <w:bCs/>
-            <w:sz w:val="20"/>
-            <w:szCs w:val="20"/>
-          </w:rPr>
-          <w:fldChar w:fldCharType="begin"/>
-        </w:r>
-      </w:ins>
-      <w:ins w:id="20009" w:author="Claude" w:date="2026-10-09T14:13:22Z">
-        <w:r>
-          <w:rPr>
-            <w:b/>
-            <w:bCs/>
-            <w:sz w:val="20"/>
-            <w:szCs w:val="20"/>
-          </w:rPr>
-          <w:instrText xml:space="preserve"> SEQ Figure \* ARABIC </w:instrText>
-        </w:r>
-      </w:ins>
-      <w:ins w:id="20010" w:author="Claude" w:date="2026-10-09T14:13:22Z">
-        <w:r>
-          <w:rPr>
-            <w:b/>
-            <w:bCs/>
-            <w:sz w:val="20"/>
-            <w:szCs w:val="20"/>
-          </w:rPr>
-          <w:fldChar w:fldCharType="separate"/>
-        </w:r>
-      </w:ins>
-      <w:ins w:id="20011" w:author="Claude" w:date="2026-10-09T14:13:22Z">
-        <w:r>
-          <w:rPr>
-            <w:b/>
-            <w:bCs/>
-            <w:sz w:val="20"/>
-            <w:szCs w:val="20"/>
-          </w:rPr>
-          <w:t xml:space="preserve">10</w:t>
-        </w:r>
-      </w:ins>
-      <w:ins w:id="20012" w:author="Claude" w:date="2026-10-09T14:13:22Z">
-        <w:r>
-          <w:rPr>
-            <w:b/>
-            <w:bCs/>
-            <w:sz w:val="20"/>
-            <w:szCs w:val="20"/>
-          </w:rPr>
-          <w:fldChar w:fldCharType="end"/>
-        </w:r>
-      </w:ins>
-      <w:ins w:id="20013" w:author="Claude" w:date="2026-10-09T14:13:22Z">
-        <w:r>
-          <w:rPr>
-            <w:b/>
-            <w:bCs/>
-            <w:sz w:val="20"/>
-            <w:szCs w:val="20"/>
-          </w:rPr>
-          <w:t xml:space="preserve">.</w:t>
-        </w:r>
-      </w:ins>
-      <w:ins w:id="20014" w:author="Claude" w:date="2026-10-09T14:13:22Z">
-        <w:r>
-          <w:rPr>
-            <w:sz w:val="20"/>
-            <w:szCs w:val="20"/>
-          </w:rPr>
-          <w:t xml:space="preserve"> </w:t>
-        </w:r>
-      </w:ins>
-      <w:ins w:id="20015" w:author="Claude" w:date="2026-10-09T14:13:22Z">
-        <w:r>
-          <w:rPr>
-            <w:sz w:val="20"/>
-            <w:szCs w:val="20"/>
-          </w:rPr>
-          <w:t xml:space="preserve">Effect of oxygen supply on predicted mass loss. (a) Mass loss for the disc with no oxygen-replenishing boundary (None), replenishment through the top and bottom faces, the side faces, or all faces; the inset shows the boundaries replenished in each case. (b) Mass loss for initial dissolved-oxygen concentrations of 1.5, 3.5, 5.5 and 7.5 × 10⁻⁹ g mm⁻³.</w:t>
-        </w:r>
-      </w:ins>
-    </w:p>
-    <w:p>
-      <w:pPr>
-        <w:pStyle w:val="BodyText"/>
-        <w:spacing w:after="120"/>
-        <w:ind w:firstLine="0"/>
-        <w:rPr>
-          <w:ins w:id="246" w:author="Claude" w:date="2026-10-09T01:36:00Z"/>
-        </w:rPr>
-      </w:pPr>
-      <w:ins w:id="247" w:author="Claude" w:date="2026-10-09T01:36:00Z">
-        <w:r>
-          <w:t>[Oxygen-supply accounting (O₂ entering through the top face vs O₂ consumed) to be added.]</w:t>
-        </w:r>
-      </w:ins>
+      <w:r>
+        <w:br w:type="page"/>
+      </w:r>
     </w:p>
     <w:p>
       <w:pPr>
         <w:pStyle w:val="Heading1"/>
       </w:pPr>
       <w:r>
+        <w:lastRenderedPageBreak/>
         <w:t>References</w:t>
       </w:r>
     </w:p>
@@ -27670,7 +23724,6 @@
         <w:rPr>
           <w:sz w:val="20"/>
         </w:rPr>
-        <w:lastRenderedPageBreak/>
         <w:t>[6]</w:t>
       </w:r>
       <w:r>
@@ -27981,7 +24034,7 @@
       </w:r>
     </w:p>
     <w:sectPr>
-      <w:footerReference w:type="default" r:id="rId16"/>
+      <w:footerReference w:type="default" r:id="rId17"/>
       <w:pgSz w:w="11906" w:h="16838"/>
       <w:pgMar w:top="1440" w:right="1440" w:bottom="1440" w:left="1440" w:header="708" w:footer="708" w:gutter="0"/>
       <w:cols w:space="708"/>
@@ -29484,7 +25537,6 @@
   <w:style w:type="character" w:default="1" w:styleId="DefaultParagraphFont">
     <w:name w:val="Default Paragraph Font"/>
     <w:uiPriority w:val="1"/>
-    <w:semiHidden/>
     <w:unhideWhenUsed/>
   </w:style>
   <w:style w:type="table" w:default="1" w:styleId="TableNormal">

--- a/deliver/Supplementary_tracked.docx
+++ b/deliver/Supplementary_tracked.docx
@@ -310,21 +310,7 @@
                 <w:sz w:val="20"/>
                 <w:szCs w:val="20"/>
               </w:rPr>
-              <w:t xml:space="preserve">Model equations and </w:t>
-            </w:r>
-            <w:r>
-              <w:rPr>
-                <w:sz w:val="20"/>
-                <w:szCs w:val="20"/>
-              </w:rPr>
-              <w:t xml:space="preserve">interface </w:t>
-            </w:r>
-            <w:r>
-              <w:rPr>
-                <w:sz w:val="20"/>
-                <w:szCs w:val="20"/>
-              </w:rPr>
-              <w:t>velocity</w:t>
+              <w:t>Model equations and interface velocity</w:t>
             </w:r>
           </w:p>
         </w:tc>
@@ -414,21 +400,7 @@
                 <w:sz w:val="20"/>
                 <w:szCs w:val="20"/>
               </w:rPr>
-              <w:t xml:space="preserve">Equation S4; Tables S2–S3; Figures </w:t>
-            </w:r>
-            <w:r>
-              <w:rPr>
-                <w:sz w:val="20"/>
-                <w:szCs w:val="20"/>
-              </w:rPr>
-              <w:t>S1–</w:t>
-            </w:r>
-            <w:r>
-              <w:rPr>
-                <w:sz w:val="20"/>
-                <w:szCs w:val="20"/>
-              </w:rPr>
-              <w:t>S2</w:t>
+              <w:t>Equation S4; Tables S2–S3; Figures S1–S2</w:t>
             </w:r>
           </w:p>
         </w:tc>
@@ -566,14 +538,7 @@
                 <w:sz w:val="20"/>
                 <w:szCs w:val="20"/>
               </w:rPr>
-              <w:t xml:space="preserve">Tables S5–S6; Figure </w:t>
-            </w:r>
-            <w:r>
-              <w:rPr>
-                <w:sz w:val="20"/>
-                <w:szCs w:val="20"/>
-              </w:rPr>
-              <w:t>S3</w:t>
+              <w:t>Tables S5–S6; Figure S3</w:t>
             </w:r>
           </w:p>
         </w:tc>
@@ -616,12 +581,46 @@
               <w:ind w:firstLine="0"/>
               <w:jc w:val="left"/>
             </w:pPr>
-            <w:r>
-              <w:rPr>
-                <w:sz w:val="20"/>
-                <w:szCs w:val="20"/>
-              </w:rPr>
-              <w:t>Bayesian calibration and validation</w:t>
+            <w:ins w:id="9027" w:author="Claude" w:date="2026-10-09T21:46:25Z">
+              <w:r>
+                <w:rPr>
+                  <w:sz w:val="20"/>
+                  <w:szCs w:val="20"/>
+                </w:rPr>
+                <w:t xml:space="preserve">Calibration by </w:t>
+              </w:r>
+            </w:ins>
+            <w:r>
+              <w:rPr>
+                <w:sz w:val="20"/>
+                <w:szCs w:val="20"/>
+              </w:rPr>
+              <w:t xml:space="preserve">Bayesian </w:t>
+            </w:r>
+            <w:del w:id="9026" w:author="Claude" w:date="2026-10-09T21:46:25Z">
+              <w:r>
+                <w:rPr>
+                  <w:sz w:val="20"/>
+                  <w:szCs w:val="20"/>
+                </w:rPr>
+                <w:delText xml:space="preserve">calibration</w:delText>
+              </w:r>
+            </w:del>
+            <w:ins w:id="9025" w:author="Claude" w:date="2026-10-09T21:46:25Z">
+              <w:r>
+                <w:rPr>
+                  <w:sz w:val="20"/>
+                  <w:szCs w:val="20"/>
+                </w:rPr>
+                <w:t xml:space="preserve">optimization</w:t>
+              </w:r>
+            </w:ins>
+            <w:r>
+              <w:rPr>
+                <w:sz w:val="20"/>
+                <w:szCs w:val="20"/>
+              </w:rPr>
+              <w:t xml:space="preserve"> and validation</w:t>
             </w:r>
           </w:p>
         </w:tc>
@@ -642,14 +641,7 @@
                 <w:sz w:val="20"/>
                 <w:szCs w:val="20"/>
               </w:rPr>
-              <w:t xml:space="preserve">Equation S5; Tables S7–S10; Figure </w:t>
-            </w:r>
-            <w:r>
-              <w:rPr>
-                <w:sz w:val="20"/>
-                <w:szCs w:val="20"/>
-              </w:rPr>
-              <w:t>S4</w:t>
+              <w:t>Equation S5; Tables S7–S10; Figure S4</w:t>
             </w:r>
           </w:p>
         </w:tc>
@@ -718,14 +710,7 @@
                 <w:sz w:val="20"/>
                 <w:szCs w:val="20"/>
               </w:rPr>
-              <w:t xml:space="preserve">Table S11; Figure </w:t>
-            </w:r>
-            <w:r>
-              <w:rPr>
-                <w:sz w:val="20"/>
-                <w:szCs w:val="20"/>
-              </w:rPr>
-              <w:t>S5</w:t>
+              <w:t>Table S11; Figure S5</w:t>
             </w:r>
           </w:p>
         </w:tc>
@@ -791,97 +776,8 @@
                 <w:sz w:val="20"/>
                 <w:szCs w:val="20"/>
               </w:rPr>
-              <w:t xml:space="preserve">Table S12; Figures </w:t>
-            </w:r>
-            <w:r>
-              <w:rPr>
-                <w:sz w:val="20"/>
-                <w:szCs w:val="20"/>
-              </w:rPr>
-              <w:t>S6–S8</w:t>
-            </w:r>
-          </w:p>
-        </w:tc>
-      </w:tr>
-      <w:tr>
-        <w:trPr>
-          <w:cantSplit/>
-          <w:jc w:val="center"/>
-          <w:ins w:id="0" w:author="Claude" w:date="2026-10-09T01:36:00Z"/>
-        </w:trPr>
-        <w:tc>
-          <w:tcPr>
-            <w:tcW w:w="1000" w:type="dxa"/>
-            <w:vAlign w:val="center"/>
-          </w:tcPr>
-          <w:p>
-            <w:pPr>
-              <w:spacing w:before="20" w:after="20" w:line="240" w:lineRule="auto"/>
-              <w:ind w:firstLine="0"/>
-              <w:jc w:val="left"/>
-              <w:rPr>
-                <w:ins w:id="1" w:author="Claude" w:date="2026-10-09T01:36:00Z"/>
-              </w:rPr>
-            </w:pPr>
-            <w:ins w:id="2" w:author="Claude" w:date="2026-10-09T01:36:00Z">
-              <w:r>
-                <w:rPr>
-                  <w:sz w:val="20"/>
-                  <w:szCs w:val="20"/>
-                </w:rPr>
-                <w:t>S8</w:t>
-              </w:r>
-            </w:ins>
-          </w:p>
-        </w:tc>
-        <w:tc>
-          <w:tcPr>
-            <w:tcW w:w="4200" w:type="dxa"/>
-            <w:vAlign w:val="center"/>
-          </w:tcPr>
-          <w:p>
-            <w:pPr>
-              <w:spacing w:before="20" w:after="20" w:line="240" w:lineRule="auto"/>
-              <w:ind w:firstLine="0"/>
-              <w:jc w:val="left"/>
-              <w:rPr>
-                <w:ins w:id="3" w:author="Claude" w:date="2026-10-09T01:36:00Z"/>
-              </w:rPr>
-            </w:pPr>
-            <w:ins w:id="4" w:author="Claude" w:date="2026-10-09T01:36:00Z">
-              <w:r>
-                <w:rPr>
-                  <w:sz w:val="20"/>
-                  <w:szCs w:val="20"/>
-                </w:rPr>
-                <w:t>Interfacial balance, units and mesh correction</w:t>
-              </w:r>
-            </w:ins>
-          </w:p>
-        </w:tc>
-        <w:tc>
-          <w:tcPr>
-            <w:tcW w:w="3826" w:type="dxa"/>
-            <w:vAlign w:val="center"/>
-          </w:tcPr>
-          <w:p>
-            <w:pPr>
-              <w:spacing w:before="20" w:after="20" w:line="240" w:lineRule="auto"/>
-              <w:ind w:firstLine="0"/>
-              <w:jc w:val="left"/>
-              <w:rPr>
-                <w:ins w:id="5" w:author="Claude" w:date="2026-10-09T01:36:00Z"/>
-              </w:rPr>
-            </w:pPr>
-            <w:ins w:id="6" w:author="Claude" w:date="2026-10-09T01:36:00Z">
-              <w:r>
-                <w:rPr>
-                  <w:sz w:val="20"/>
-                  <w:szCs w:val="20"/>
-                </w:rPr>
-                <w:t>Table S13–S15</w:t>
-              </w:r>
-            </w:ins>
+              <w:t>Table S12; Figures S6–S8</w:t>
+            </w:r>
           </w:p>
         </w:tc>
       </w:tr>
@@ -893,14 +789,7 @@
         <w:spacing w:before="360"/>
       </w:pPr>
       <w:r>
-        <w:lastRenderedPageBreak/>
-        <w:t xml:space="preserve">S1. Model equations and </w:t>
-      </w:r>
-      <w:r>
-        <w:t xml:space="preserve">interface </w:t>
-      </w:r>
-      <w:r>
-        <w:t>velocity</w:t>
+        <w:t>S1. Model equations and interface velocity</w:t>
       </w:r>
     </w:p>
     <w:p>
@@ -2854,7 +2743,7 @@
         <w:spacing w:after="120"/>
         <w:ind w:firstLine="0"/>
         <w:rPr>
-          <w:ins w:id="7" w:author="Claude" w:date="2026-10-09T04:34:00Z"/>
+          <w:ins w:id="0" w:author="Claude" w:date="2026-10-09T04:34:00Z"/>
         </w:rPr>
       </w:pPr>
       <m:oMathPara>
@@ -3050,34 +2939,7 @@
           <w:sz w:val="20"/>
           <w:szCs w:val="20"/>
         </w:rPr>
-        <w:t xml:space="preserve">Table S1. </w:t>
-      </w:r>
-      <w:r>
-        <w:rPr>
-          <w:b/>
-          <w:bCs/>
-          <w:sz w:val="20"/>
-          <w:szCs w:val="20"/>
-        </w:rPr>
-        <w:t xml:space="preserve">Limiting regimes </w:t>
-      </w:r>
-      <w:r>
-        <w:rPr>
-          <w:b/>
-          <w:bCs/>
-          <w:sz w:val="20"/>
-          <w:szCs w:val="20"/>
-        </w:rPr>
-        <w:t xml:space="preserve">of the </w:t>
-      </w:r>
-      <w:r>
-        <w:rPr>
-          <w:b/>
-          <w:bCs/>
-          <w:sz w:val="20"/>
-          <w:szCs w:val="20"/>
-        </w:rPr>
-        <w:t>interfacial oxygen flux.</w:t>
+        <w:t>Table S1. Limiting regimes of the interfacial oxygen flux.</w:t>
       </w:r>
       <w:r>
         <w:rPr>
@@ -3478,16 +3340,7 @@
                 <w:szCs w:val="20"/>
                 <w:lang w:eastAsia="en-US"/>
               </w:rPr>
-              <w:t xml:space="preserve"> </w:t>
-            </w:r>
-            <w:r>
-              <w:rPr>
-                <w:rFonts w:cs="Times New Roman"/>
-                <w:sz w:val="20"/>
-                <w:szCs w:val="20"/>
-                <w:lang w:eastAsia="en-US"/>
-              </w:rPr>
-              <w:t>k</w:t>
+              <w:t xml:space="preserve"> k</w:t>
             </w:r>
             <w:r>
               <w:rPr>
@@ -3722,13 +3575,7 @@
         <w:t xml:space="preserve"> </w:t>
       </w:r>
       <w:r>
-        <w:t xml:space="preserve">Table S2 and Figure </w:t>
-      </w:r>
-      <w:r>
-        <w:t>S1</w:t>
-      </w:r>
-      <w:r>
-        <w:t xml:space="preserve"> report the mesh convergence study, and Table S3 compares an adaptive mesh with a uniform mesh.</w:t>
+        <w:t>Table S2 and Figure S1 report the mesh convergence study, and Table S3 compares an adaptive mesh with a uniform mesh.</w:t>
       </w:r>
     </w:p>
     <w:p>
@@ -3963,7 +3810,6 @@
           <w:sz w:val="20"/>
           <w:szCs w:val="20"/>
         </w:rPr>
-        <w:lastRenderedPageBreak/>
         <w:t xml:space="preserve">Table S2. </w:t>
       </w:r>
       <w:r>
@@ -5898,64 +5744,51 @@
         </w:rPr>
         <w:t>S</w:t>
       </w:r>
-      <w:del w:id="20011" w:author="Claude" w:date="2026-10-09T21:22:03Z">
-        <w:r>
-          <w:rPr>
-            <w:b/>
-            <w:bCs/>
-            <w:sz w:val="20"/>
-            <w:szCs w:val="20"/>
-          </w:rPr>
-          <w:delText>1</w:delText>
-        </w:r>
-      </w:del>
-      <w:ins w:id="20012" w:author="Claude" w:date="2026-10-09T21:22:03Z">
-        <w:r>
-          <w:rPr>
-            <w:b/>
-            <w:bCs/>
-            <w:sz w:val="20"/>
-            <w:szCs w:val="20"/>
-          </w:rPr>
-          <w:fldChar w:fldCharType="begin"/>
-        </w:r>
-        <w:r>
-          <w:rPr>
-            <w:b/>
-            <w:bCs/>
-            <w:sz w:val="20"/>
-            <w:szCs w:val="20"/>
-          </w:rPr>
-          <w:instrText xml:space="preserve"> SEQ Figure \* ARABIC </w:instrText>
-        </w:r>
-        <w:r>
-          <w:rPr>
-            <w:b/>
-            <w:bCs/>
-            <w:sz w:val="20"/>
-            <w:szCs w:val="20"/>
-          </w:rPr>
-          <w:fldChar w:fldCharType="separate"/>
-        </w:r>
-        <w:r>
-          <w:rPr>
-            <w:b/>
-            <w:bCs/>
-            <w:sz w:val="20"/>
-            <w:szCs w:val="20"/>
-          </w:rPr>
-          <w:t xml:space="preserve">1</w:t>
-        </w:r>
-        <w:r>
-          <w:rPr>
-            <w:b/>
-            <w:bCs/>
-            <w:sz w:val="20"/>
-            <w:szCs w:val="20"/>
-          </w:rPr>
-          <w:fldChar w:fldCharType="end"/>
-        </w:r>
-      </w:ins>
+      <w:r>
+        <w:rPr>
+          <w:b/>
+          <w:bCs/>
+          <w:sz w:val="20"/>
+          <w:szCs w:val="20"/>
+        </w:rPr>
+        <w:fldChar w:fldCharType="begin"/>
+      </w:r>
+      <w:r>
+        <w:rPr>
+          <w:b/>
+          <w:bCs/>
+          <w:sz w:val="20"/>
+          <w:szCs w:val="20"/>
+        </w:rPr>
+        <w:instrText xml:space="preserve"> SEQ Figure \* ARABIC </w:instrText>
+      </w:r>
+      <w:r>
+        <w:rPr>
+          <w:b/>
+          <w:bCs/>
+          <w:sz w:val="20"/>
+          <w:szCs w:val="20"/>
+        </w:rPr>
+        <w:fldChar w:fldCharType="separate"/>
+      </w:r>
+      <w:r>
+        <w:rPr>
+          <w:b/>
+          <w:bCs/>
+          <w:sz w:val="20"/>
+          <w:szCs w:val="20"/>
+        </w:rPr>
+        <w:t>1</w:t>
+      </w:r>
+      <w:r>
+        <w:rPr>
+          <w:b/>
+          <w:bCs/>
+          <w:sz w:val="20"/>
+          <w:szCs w:val="20"/>
+        </w:rPr>
+        <w:fldChar w:fldCharType="end"/>
+      </w:r>
       <w:r>
         <w:rPr>
           <w:b/>
@@ -5984,7 +5817,6 @@
         <w:rPr>
           <w:noProof/>
         </w:rPr>
-        <w:lastRenderedPageBreak/>
         <w:drawing>
           <wp:inline distT="0" distB="0" distL="0" distR="0" wp14:anchorId="08DDEBC9" wp14:editId="44AB43B4">
             <wp:extent cx="5731510" cy="4504966"/>
@@ -6975,7 +6807,6 @@
                 <w:szCs w:val="20"/>
                 <w:lang w:eastAsia="en-US"/>
               </w:rPr>
-              <w:lastRenderedPageBreak/>
               <w:t>Strut dimensions (w × h)</w:t>
             </w:r>
           </w:p>
@@ -10735,7 +10566,7 @@
               </w:rPr>
               <w:t>Dirichlet</w:t>
             </w:r>
-            <w:ins w:id="8" w:author="Claude" w:date="2026-10-09T01:36:00Z">
+            <w:ins w:id="1" w:author="Claude" w:date="2026-10-09T01:36:00Z">
               <w:r>
                 <w:rPr>
                   <w:rFonts w:cs="Times New Roman"/>
@@ -10948,16 +10779,6 @@
     </w:p>
     <w:p>
       <w:pPr>
-        <w:pStyle w:val="BodyText"/>
-        <w:spacing w:after="120"/>
-        <w:ind w:firstLine="0"/>
-      </w:pPr>
-      <w:r>
-        <w:t>Table S5 lists the parameters varied in the Morris analysis [14], performed with SALib [15], and Table S6 gives the design settings.</w:t>
-      </w:r>
-    </w:p>
-    <w:p>
-      <w:pPr>
         <w:pStyle w:val="Captions"/>
         <w:keepNext/>
         <w:spacing w:before="360" w:after="80"/>
@@ -10969,7 +10790,6 @@
           <w:sz w:val="20"/>
           <w:szCs w:val="20"/>
         </w:rPr>
-        <w:lastRenderedPageBreak/>
         <w:t>Table S</w:t>
       </w:r>
       <w:r>
@@ -13938,16 +13758,7 @@
           <w:sz w:val="20"/>
           <w:szCs w:val="20"/>
         </w:rPr>
-        <w:t xml:space="preserve">Figure </w:t>
-      </w:r>
-      <w:r>
-        <w:rPr>
-          <w:b/>
-          <w:bCs/>
-          <w:sz w:val="20"/>
-          <w:szCs w:val="20"/>
-        </w:rPr>
-        <w:t>S</w:t>
+        <w:t>Figure S</w:t>
       </w:r>
       <w:r>
         <w:rPr>
@@ -14077,8 +13888,28 @@
         <w:pStyle w:val="Heading1"/>
       </w:pPr>
       <w:r>
-        <w:lastRenderedPageBreak/>
-        <w:t>S5. Bayesian calibration and validation</w:t>
+        <w:t xml:space="preserve">S5. </w:t>
+      </w:r>
+      <w:ins w:id="9003" w:author="Claude" w:date="2026-10-09T21:46:25Z">
+        <w:r>
+          <w:t xml:space="preserve">Calibration by </w:t>
+        </w:r>
+      </w:ins>
+      <w:r>
+        <w:t xml:space="preserve">Bayesian </w:t>
+      </w:r>
+      <w:del w:id="9002" w:author="Claude" w:date="2026-10-09T21:46:25Z">
+        <w:r>
+          <w:delText xml:space="preserve">calibration</w:delText>
+        </w:r>
+      </w:del>
+      <w:ins w:id="9001" w:author="Claude" w:date="2026-10-09T21:46:25Z">
+        <w:r>
+          <w:t xml:space="preserve">optimization</w:t>
+        </w:r>
+      </w:ins>
+      <w:r>
+        <w:t xml:space="preserve"> and validation</w:t>
       </w:r>
     </w:p>
     <w:p>
@@ -14088,9 +13919,25 @@
         <w:ind w:firstLine="0"/>
       </w:pPr>
       <w:r>
-        <w:t>Optimal parameters were identified by minimizing the RMSE between predicted and literature-reported 14-day mass-loss measurements. A Gaussian process (GP) surrogate model [16] was initialized using a 12-point Latin hypercube sampling (LHS) design [18] spanning the admissible parameter space and iteratively refined using the expected improvement (EI) acquisition function [17]. The literature data are from Liu et al. [19].</w:t>
-      </w:r>
-      <w:ins w:id="9" w:author="Claude" w:date="2026-10-09T01:36:00Z">
+        <w:t xml:space="preserve">Optimal parameters were identified</w:t>
+      </w:r>
+      <w:ins w:id="9008" w:author="Claude" w:date="2026-10-09T21:46:25Z">
+        <w:r>
+          <w:t xml:space="preserve"> by Bayesian optimization of a deterministic RMSE objective, i.e.</w:t>
+        </w:r>
+      </w:ins>
+      <w:r>
+        <w:t xml:space="preserve"> by minimizing the RMSE between predicted and literature-reported 14-day mass-loss measurements</w:t>
+      </w:r>
+      <w:ins w:id="9007" w:author="Claude" w:date="2026-10-09T21:46:25Z">
+        <w:r>
+          <w:t xml:space="preserve">; this locates the minimum-RMSE parameter set and is not Bayesian parameter inference</w:t>
+        </w:r>
+      </w:ins>
+      <w:r>
+        <w:t xml:space="preserve">. A Gaussian process (GP) surrogate model [16] was initialized using a 12-point Latin hypercube sampling (LHS) design [18] spanning the admissible parameter space and iteratively refined using the expected improvement (EI) acquisition function [17]. The literature data are from Liu et al. [19].</w:t>
+      </w:r>
+      <w:ins w:id="2" w:author="Claude" w:date="2026-10-09T01:36:00Z">
         <w:r>
           <w:t xml:space="preserve"> </w:t>
         </w:r>
@@ -14406,13 +14253,176 @@
         <w:ind w:firstLine="0"/>
       </w:pPr>
       <w:r>
-        <w:t>where n is the number of literature data points, and MassLoss_sim(t_i) and MassLoss_exp(t_i) are the simulated and literature mass loss at time t_i, respectively.</w:t>
-      </w:r>
-      <w:r>
-        <w:t xml:space="preserve"> </w:t>
-      </w:r>
-      <w:r>
-        <w:t>Table S7 lists the literature mass-loss data used for calibration.</w:t>
+        <w:t xml:space="preserve">where n is the number of literature data points, and </w:t>
+      </w:r>
+      <m:oMath>
+        <m:sSub>
+          <m:sSubPr>
+            <m:ctrlPr>
+              <w:rPr>
+                <w:rFonts w:ascii="Cambria Math" w:hAnsi="Cambria Math"/>
+                <w:i/>
+              </w:rPr>
+            </m:ctrlPr>
+          </m:sSubPr>
+          <m:e>
+            <m:r>
+              <w:rPr>
+                <w:rFonts w:ascii="Cambria Math" w:hAnsi="Cambria Math"/>
+              </w:rPr>
+              <m:t>MassLoss</m:t>
+            </m:r>
+          </m:e>
+          <m:sub>
+            <m:r>
+              <w:rPr>
+                <w:rFonts w:ascii="Cambria Math" w:hAnsi="Cambria Math"/>
+              </w:rPr>
+              <m:t>Sim</m:t>
+            </m:r>
+          </m:sub>
+        </m:sSub>
+        <m:d>
+          <m:dPr>
+            <m:ctrlPr>
+              <w:rPr>
+                <w:rFonts w:ascii="Cambria Math" w:hAnsi="Cambria Math"/>
+                <w:i/>
+              </w:rPr>
+            </m:ctrlPr>
+          </m:dPr>
+          <m:e>
+            <m:sSub>
+              <m:sSubPr>
+                <m:ctrlPr>
+                  <w:rPr>
+                    <w:rFonts w:ascii="Cambria Math" w:hAnsi="Cambria Math"/>
+                    <w:i/>
+                  </w:rPr>
+                </m:ctrlPr>
+              </m:sSubPr>
+              <m:e>
+                <m:r>
+                  <w:rPr>
+                    <w:rFonts w:ascii="Cambria Math" w:hAnsi="Cambria Math"/>
+                  </w:rPr>
+                  <m:t>t</m:t>
+                </m:r>
+              </m:e>
+              <m:sub>
+                <m:r>
+                  <w:rPr>
+                    <w:rFonts w:ascii="Cambria Math" w:hAnsi="Cambria Math"/>
+                  </w:rPr>
+                  <m:t>i</m:t>
+                </m:r>
+              </m:sub>
+            </m:sSub>
+          </m:e>
+        </m:d>
+      </m:oMath>
+      <w:r>
+        <w:t xml:space="preserve"> and </w:t>
+      </w:r>
+      <m:oMath>
+        <m:sSub>
+          <m:sSubPr>
+            <m:ctrlPr>
+              <w:rPr>
+                <w:rFonts w:ascii="Cambria Math" w:hAnsi="Cambria Math"/>
+                <w:i/>
+              </w:rPr>
+            </m:ctrlPr>
+          </m:sSubPr>
+          <m:e>
+            <m:r>
+              <w:rPr>
+                <w:rFonts w:ascii="Cambria Math" w:hAnsi="Cambria Math"/>
+              </w:rPr>
+              <m:t>MassLoss</m:t>
+            </m:r>
+          </m:e>
+          <m:sub>
+            <m:r>
+              <w:rPr>
+                <w:rFonts w:ascii="Cambria Math" w:hAnsi="Cambria Math"/>
+              </w:rPr>
+              <m:t>exp</m:t>
+            </m:r>
+          </m:sub>
+        </m:sSub>
+        <m:d>
+          <m:dPr>
+            <m:ctrlPr>
+              <w:rPr>
+                <w:rFonts w:ascii="Cambria Math" w:hAnsi="Cambria Math"/>
+                <w:i/>
+              </w:rPr>
+            </m:ctrlPr>
+          </m:dPr>
+          <m:e>
+            <m:sSub>
+              <m:sSubPr>
+                <m:ctrlPr>
+                  <w:rPr>
+                    <w:rFonts w:ascii="Cambria Math" w:hAnsi="Cambria Math"/>
+                    <w:i/>
+                  </w:rPr>
+                </m:ctrlPr>
+              </m:sSubPr>
+              <m:e>
+                <m:r>
+                  <w:rPr>
+                    <w:rFonts w:ascii="Cambria Math" w:hAnsi="Cambria Math"/>
+                  </w:rPr>
+                  <m:t>t</m:t>
+                </m:r>
+              </m:e>
+              <m:sub>
+                <m:r>
+                  <w:rPr>
+                    <w:rFonts w:ascii="Cambria Math" w:hAnsi="Cambria Math"/>
+                  </w:rPr>
+                  <m:t>i</m:t>
+                </m:r>
+              </m:sub>
+            </m:sSub>
+          </m:e>
+        </m:d>
+      </m:oMath>
+      <w:r>
+        <w:t xml:space="preserve"> are the simulated and literature mass loss at time </w:t>
+      </w:r>
+      <m:oMath>
+        <m:sSub>
+          <m:sSubPr>
+            <m:ctrlPr>
+              <w:rPr>
+                <w:rFonts w:ascii="Cambria Math" w:hAnsi="Cambria Math"/>
+                <w:i/>
+              </w:rPr>
+            </m:ctrlPr>
+          </m:sSubPr>
+          <m:e>
+            <m:r>
+              <w:rPr>
+                <w:rFonts w:ascii="Cambria Math" w:hAnsi="Cambria Math"/>
+              </w:rPr>
+              <m:t>t</m:t>
+            </m:r>
+          </m:e>
+          <m:sub>
+            <m:r>
+              <w:rPr>
+                <w:rFonts w:ascii="Cambria Math" w:hAnsi="Cambria Math"/>
+              </w:rPr>
+              <m:t>i</m:t>
+            </m:r>
+          </m:sub>
+        </m:sSub>
+      </m:oMath>
+      <w:r>
+        <w:t>, respectively.</w:t>
       </w:r>
     </w:p>
     <w:p>
@@ -14498,7 +14508,23 @@
           <w:sz w:val="20"/>
           <w:szCs w:val="20"/>
         </w:rPr>
-        <w:t>Literature mass-loss data used for Bayesian calibration</w:t>
+        <w:t xml:space="preserve">Literature mass-loss data used for </w:t>
+      </w:r>
+      <w:del w:id="9004" w:author="Claude" w:date="2026-10-09T21:46:25Z">
+        <w:r>
+          <w:rPr>
+            <w:sz w:val="20"/>
+            <w:szCs w:val="20"/>
+          </w:rPr>
+          <w:delText xml:space="preserve">Bayesian </w:delText>
+        </w:r>
+      </w:del>
+      <w:r>
+        <w:rPr>
+          <w:sz w:val="20"/>
+          <w:szCs w:val="20"/>
+        </w:rPr>
+        <w:t xml:space="preserve">calibration</w:t>
       </w:r>
       <w:r>
         <w:rPr>
@@ -15215,22 +15241,6 @@
         </w:tc>
       </w:tr>
     </w:tbl>
-    <w:p>
-      <w:pPr>
-        <w:pStyle w:val="BodyText"/>
-        <w:spacing w:before="360" w:after="120"/>
-        <w:ind w:firstLine="0"/>
-      </w:pPr>
-      <w:r>
-        <w:t xml:space="preserve">Tables S8 and S9 and Figure </w:t>
-      </w:r>
-      <w:r>
-        <w:t>S4</w:t>
-      </w:r>
-      <w:r>
-        <w:t xml:space="preserve"> compare the calibrated model with the literature data.</w:t>
-      </w:r>
-    </w:p>
     <w:p>
       <w:pPr>
         <w:pStyle w:val="Captions"/>
@@ -16254,7 +16264,6 @@
           <w:sz w:val="20"/>
           <w:szCs w:val="20"/>
         </w:rPr>
-        <w:lastRenderedPageBreak/>
         <w:t xml:space="preserve">Table </w:t>
       </w:r>
       <w:r>
@@ -17644,7 +17653,7 @@
         <w:ind w:firstLine="0"/>
         <w:jc w:val="center"/>
         <w:rPr>
-          <w:del w:id="10" w:author="Claude" w:date="2026-10-09T12:01:00Z"/>
+          <w:del w:id="3" w:author="Claude" w:date="2026-10-09T12:01:00Z"/>
         </w:rPr>
       </w:pPr>
     </w:p>
@@ -17656,7 +17665,7 @@
         <w:ind w:firstLine="0"/>
         <w:jc w:val="center"/>
         <w:rPr>
-          <w:ins w:id="11" w:author="Claude" w:date="2026-10-09T12:01:00Z"/>
+          <w:ins w:id="4" w:author="Claude" w:date="2026-10-09T12:01:00Z"/>
         </w:rPr>
       </w:pPr>
       <w:r>
@@ -17722,16 +17731,7 @@
           <w:sz w:val="20"/>
           <w:szCs w:val="20"/>
         </w:rPr>
-        <w:t xml:space="preserve">Figure </w:t>
-      </w:r>
-      <w:r>
-        <w:rPr>
-          <w:b/>
-          <w:bCs/>
-          <w:sz w:val="20"/>
-          <w:szCs w:val="20"/>
-        </w:rPr>
-        <w:t>S</w:t>
+        <w:t>Figure S</w:t>
       </w:r>
       <w:r>
         <w:rPr>
@@ -17800,28 +17800,32 @@
           <w:sz w:val="20"/>
           <w:szCs w:val="20"/>
         </w:rPr>
-        <w:t xml:space="preserve">Bayesian calibration results: (a) simulated and literature mass loss, (b) normalized </w:t>
-      </w:r>
+        <w:t xml:space="preserve">Bayesian </w:t>
+      </w:r>
+      <w:del w:id="9006" w:author="Claude" w:date="2026-10-09T21:46:25Z">
+        <w:r>
+          <w:rPr>
+            <w:sz w:val="20"/>
+            <w:szCs w:val="20"/>
+          </w:rPr>
+          <w:delText xml:space="preserve">calibration</w:delText>
+        </w:r>
+      </w:del>
+      <w:ins w:id="9005" w:author="Claude" w:date="2026-10-09T21:46:25Z">
+        <w:r>
+          <w:rPr>
+            <w:sz w:val="20"/>
+            <w:szCs w:val="20"/>
+          </w:rPr>
+          <w:t xml:space="preserve">optimization</w:t>
+        </w:r>
+      </w:ins>
       <w:r>
         <w:rPr>
           <w:sz w:val="20"/>
           <w:szCs w:val="20"/>
         </w:rPr>
-        <w:t xml:space="preserve">log10 </w:t>
-      </w:r>
-      <w:r>
-        <w:rPr>
-          <w:sz w:val="20"/>
-          <w:szCs w:val="20"/>
-        </w:rPr>
-        <w:t>parameter trajectories</w:t>
-      </w:r>
-      <w:r>
-        <w:rPr>
-          <w:sz w:val="20"/>
-          <w:szCs w:val="20"/>
-        </w:rPr>
-        <w:t xml:space="preserve"> over the 32 evaluations (optimum at iteration 22)</w:t>
+        <w:t xml:space="preserve"> results: (a) simulated and literature mass loss, (b) normalized log10 parameter trajectories over the 32 evaluations (optimum at iteration 22)</w:t>
       </w:r>
       <w:r>
         <w:rPr>
@@ -17840,18 +17844,11 @@
       <w:r>
         <w:t xml:space="preserve">The coarse-mesh (L2) calibration simulations are related to the fine-mesh (L6) result by a single proportionality factor over 672 h, L2 = 1.355846 × L6 (r = 0.9986; Figure </w:t>
       </w:r>
-      <w:del w:id="9002" w:author="Claude" w:date="2026-10-09T21:22:03Z">
-        <w:r>
-          <w:delText xml:space="preserve">S9</w:delText>
-        </w:r>
-      </w:del>
-      <w:ins w:id="9001" w:author="Claude" w:date="2026-10-09T21:22:03Z">
-        <w:r>
-          <w:t xml:space="preserve">S5</w:t>
-        </w:r>
-      </w:ins>
-      <w:r>
-        <w:t xml:space="preserve">). The coarse-mesh mass-loss curves were divided by this factor.</w:t>
+      <w:r>
+        <w:t>S5</w:t>
+      </w:r>
+      <w:r>
+        <w:t>).</w:t>
       </w:r>
     </w:p>
     <w:p>
@@ -17880,7 +17877,6 @@
           <w:sz w:val="22"/>
           <w:szCs w:val="22"/>
         </w:rPr>
-        <w:lastRenderedPageBreak/>
         <w:drawing>
           <wp:inline distT="0" distB="0" distL="0" distR="0" wp14:anchorId="6565DC9C" wp14:editId="198336DF">
             <wp:extent cx="5731510" cy="2395220"/>
@@ -17965,36 +17961,15 @@
         </w:rPr>
         <w:fldChar w:fldCharType="separate"/>
       </w:r>
-      <w:del w:id="20001" w:author="Claude" w:date="2026-10-09T21:22:03Z">
-        <w:r>
-          <w:rPr>
-            <w:b/>
-            <w:bCs/>
-            <w:sz w:val="20"/>
-            <w:szCs w:val="20"/>
-          </w:rPr>
-          <w:delText xml:space="preserve">9</w:delText>
-        </w:r>
-      </w:del>
-      <w:ins w:id="20002" w:author="Claude" w:date="2026-10-09T21:22:03Z">
-        <w:r>
-          <w:rPr>
-            <w:b/>
-            <w:bCs/>
-            <w:sz w:val="20"/>
-            <w:szCs w:val="20"/>
-          </w:rPr>
-          <w:t xml:space="preserve">5</w:t>
-        </w:r>
-      </w:ins>
       <w:r>
         <w:rPr>
           <w:b/>
           <w:bCs/>
+          <w:noProof/>
           <w:sz w:val="20"/>
           <w:szCs w:val="20"/>
         </w:rPr>
-        <w:fldChar w:fldCharType="end"/>
+        <w:t>5</w:t>
       </w:r>
       <w:r>
         <w:rPr>
@@ -18003,6 +17978,15 @@
           <w:sz w:val="20"/>
           <w:szCs w:val="20"/>
         </w:rPr>
+        <w:fldChar w:fldCharType="end"/>
+      </w:r>
+      <w:r>
+        <w:rPr>
+          <w:b/>
+          <w:bCs/>
+          <w:sz w:val="20"/>
+          <w:szCs w:val="20"/>
+        </w:rPr>
         <w:t>.</w:t>
       </w:r>
       <w:r>
@@ -18038,14 +18022,7 @@
           <w:sz w:val="20"/>
           <w:szCs w:val="20"/>
         </w:rPr>
-        <w:t xml:space="preserve"> L2 versus L6 mass loss at matching times (r = 0.9986)</w:t>
-      </w:r>
-      <w:r>
-        <w:rPr>
-          <w:sz w:val="20"/>
-          <w:szCs w:val="20"/>
-        </w:rPr>
-        <w:t>.</w:t>
+        <w:t xml:space="preserve"> L2 versus L6 mass loss at matching times (r = 0.9986).</w:t>
       </w:r>
     </w:p>
     <w:p>
@@ -19295,7 +19272,46 @@
         <w:t>ix</w:t>
       </w:r>
       <w:r>
-        <w:t xml:space="preserve"> literature measurements fell within the 95% interval. Because the GP ensemble represents uncertainty in the calibration objective rather than a formal parameter posterior, these bands are reported as parameter-propagated ensemble intervals and exclude measurement, model-form, and numerical uncertainty.</w:t>
+        <w:t xml:space="preserve"> literature measurements fell within the 95% interval. Because the GP ensemble represents uncertainty in the </w:t>
+      </w:r>
+      <w:del w:id="9014" w:author="Claude" w:date="2026-10-09T21:46:25Z">
+        <w:r>
+          <w:delText xml:space="preserve">calibration</w:delText>
+        </w:r>
+      </w:del>
+      <w:ins w:id="9013" w:author="Claude" w:date="2026-10-09T21:46:25Z">
+        <w:r>
+          <w:t xml:space="preserve">optimization</w:t>
+        </w:r>
+      </w:ins>
+      <w:r>
+        <w:t xml:space="preserve"> objective rather than a </w:t>
+      </w:r>
+      <w:del w:id="9012" w:author="Claude" w:date="2026-10-09T21:46:25Z">
+        <w:r>
+          <w:delText xml:space="preserve">formal</w:delText>
+        </w:r>
+      </w:del>
+      <w:ins w:id="9011" w:author="Claude" w:date="2026-10-09T21:46:25Z">
+        <w:r>
+          <w:t xml:space="preserve">likelihood-based</w:t>
+        </w:r>
+      </w:ins>
+      <w:r>
+        <w:t xml:space="preserve"> parameter </w:t>
+      </w:r>
+      <w:del w:id="9010" w:author="Claude" w:date="2026-10-09T21:46:25Z">
+        <w:r>
+          <w:delText xml:space="preserve">posterior</w:delText>
+        </w:r>
+      </w:del>
+      <w:ins w:id="9009" w:author="Claude" w:date="2026-10-09T21:46:25Z">
+        <w:r>
+          <w:t xml:space="preserve">inference</w:t>
+        </w:r>
+      </w:ins>
+      <w:r>
+        <w:t xml:space="preserve">, these bands are reported as parameter-propagated ensemble intervals and exclude measurement, model-form, and numerical uncertainty.</w:t>
       </w:r>
     </w:p>
     <w:p>
@@ -19310,7 +19326,6 @@
         <w:rPr>
           <w:noProof/>
         </w:rPr>
-        <w:lastRenderedPageBreak/>
         <w:drawing>
           <wp:inline distT="0" distB="0" distL="0" distR="0" wp14:anchorId="44958DD8" wp14:editId="386F732F">
             <wp:extent cx="5731510" cy="2327910"/>
@@ -19377,7 +19392,7 @@
           <w:sz w:val="20"/>
           <w:szCs w:val="20"/>
         </w:rPr>
-        <w:t xml:space="preserve">Figure </w:t>
+        <w:t>Figure S</w:t>
       </w:r>
       <w:r>
         <w:rPr>
@@ -19386,7 +19401,7 @@
           <w:sz w:val="20"/>
           <w:szCs w:val="20"/>
         </w:rPr>
-        <w:t>S</w:t>
+        <w:fldChar w:fldCharType="begin"/>
       </w:r>
       <w:r>
         <w:rPr>
@@ -19395,7 +19410,7 @@
           <w:sz w:val="20"/>
           <w:szCs w:val="20"/>
         </w:rPr>
-        <w:fldChar w:fldCharType="begin"/>
+        <w:instrText xml:space="preserve"> SEQ Figure \* ARABIC </w:instrText>
       </w:r>
       <w:r>
         <w:rPr>
@@ -19404,72 +19419,174 @@
           <w:sz w:val="20"/>
           <w:szCs w:val="20"/>
         </w:rPr>
-        <w:instrText xml:space="preserve"> SEQ Figure \* ARABIC </w:instrText>
+        <w:fldChar w:fldCharType="separate"/>
       </w:r>
       <w:r>
         <w:rPr>
           <w:b/>
           <w:bCs/>
+          <w:noProof/>
           <w:sz w:val="20"/>
           <w:szCs w:val="20"/>
         </w:rPr>
-        <w:fldChar w:fldCharType="separate"/>
-      </w:r>
-      <w:del w:id="20003" w:author="Claude" w:date="2026-10-09T21:22:03Z">
+        <w:t>6</w:t>
+      </w:r>
+      <w:r>
+        <w:rPr>
+          <w:b/>
+          <w:bCs/>
+          <w:sz w:val="20"/>
+          <w:szCs w:val="20"/>
+        </w:rPr>
+        <w:fldChar w:fldCharType="end"/>
+      </w:r>
+      <w:r>
+        <w:rPr>
+          <w:b/>
+          <w:bCs/>
+          <w:sz w:val="20"/>
+          <w:szCs w:val="20"/>
+        </w:rPr>
+        <w:t>.</w:t>
+      </w:r>
+      <w:r>
+        <w:rPr>
+          <w:sz w:val="20"/>
+          <w:szCs w:val="20"/>
+        </w:rPr>
+        <w:t xml:space="preserve"> </w:t>
+      </w:r>
+      <w:r>
+        <w:rPr>
+          <w:sz w:val="20"/>
+          <w:szCs w:val="20"/>
+        </w:rPr>
+        <w:t xml:space="preserve">Parameter-propagated uncertainty in predicted Zn mass loss. (a) Ensemble median and 50% and 95% parameter-propagated intervals obtained from 50 kinetic-parameter sets, compared with the BO-optimum prediction and literature measurements. (b) Distribution of predicted mass loss at 672 h. The ensemble median was 0.333%, with 50% and 95% intervals of 0.330–0.338% and 0.315–0.375%, respectively. The intervals represent kinetic-parameter uncertainty only and </w:t>
+      </w:r>
+      <w:del w:id="9024" w:author="Claude" w:date="2026-10-09T21:46:25Z">
         <w:r>
           <w:rPr>
-            <w:b/>
-            <w:bCs/>
-            <w:noProof/>
             <w:sz w:val="20"/>
             <w:szCs w:val="20"/>
           </w:rPr>
-          <w:delText xml:space="preserve">5</w:delText>
+          <w:delText xml:space="preserve">are</w:delText>
         </w:r>
       </w:del>
-      <w:ins w:id="20004" w:author="Claude" w:date="2026-10-09T21:22:03Z">
+      <w:ins w:id="9023" w:author="Claude" w:date="2026-10-09T21:46:25Z">
         <w:r>
           <w:rPr>
-            <w:b/>
-            <w:bCs/>
-            <w:noProof/>
             <w:sz w:val="20"/>
             <w:szCs w:val="20"/>
           </w:rPr>
-          <w:t xml:space="preserve">6</w:t>
+          <w:t xml:space="preserve">do</w:t>
         </w:r>
       </w:ins>
       <w:r>
         <w:rPr>
-          <w:b/>
-          <w:bCs/>
           <w:sz w:val="20"/>
           <w:szCs w:val="20"/>
         </w:rPr>
-        <w:fldChar w:fldCharType="end"/>
-      </w:r>
-      <w:r>
-        <w:rPr>
-          <w:b/>
-          <w:bCs/>
+        <w:t xml:space="preserve"> not </w:t>
+      </w:r>
+      <w:del w:id="9022" w:author="Claude" w:date="2026-10-09T21:46:25Z">
+        <w:r>
+          <w:rPr>
+            <w:sz w:val="20"/>
+            <w:szCs w:val="20"/>
+          </w:rPr>
+          <w:delText xml:space="preserve">Bayesian</w:delText>
+        </w:r>
+      </w:del>
+      <w:ins w:id="9021" w:author="Claude" w:date="2026-10-09T21:46:25Z">
+        <w:r>
+          <w:rPr>
+            <w:sz w:val="20"/>
+            <w:szCs w:val="20"/>
+          </w:rPr>
+          <w:t xml:space="preserve">include</w:t>
+        </w:r>
+      </w:ins>
+      <w:r>
+        <w:rPr>
           <w:sz w:val="20"/>
           <w:szCs w:val="20"/>
         </w:rPr>
-        <w:t>.</w:t>
-      </w:r>
+        <w:t xml:space="preserve"> </w:t>
+      </w:r>
+      <w:del w:id="9020" w:author="Claude" w:date="2026-10-09T21:46:25Z">
+        <w:r>
+          <w:rPr>
+            <w:sz w:val="20"/>
+            <w:szCs w:val="20"/>
+          </w:rPr>
+          <w:delText xml:space="preserve">credible</w:delText>
+        </w:r>
+      </w:del>
+      <w:ins w:id="9019" w:author="Claude" w:date="2026-10-09T21:46:25Z">
+        <w:r>
+          <w:rPr>
+            <w:sz w:val="20"/>
+            <w:szCs w:val="20"/>
+          </w:rPr>
+          <w:t xml:space="preserve">measurement, model-form</w:t>
+        </w:r>
+      </w:ins>
       <w:r>
         <w:rPr>
           <w:sz w:val="20"/>
           <w:szCs w:val="20"/>
         </w:rPr>
+        <w:t xml:space="preserve"> or </w:t>
+      </w:r>
+      <w:del w:id="9018" w:author="Claude" w:date="2026-10-09T21:46:25Z">
+        <w:r>
+          <w:rPr>
+            <w:sz w:val="20"/>
+            <w:szCs w:val="20"/>
+          </w:rPr>
+          <w:delText xml:space="preserve">predictive</w:delText>
+        </w:r>
+      </w:del>
+      <w:ins w:id="9017" w:author="Claude" w:date="2026-10-09T21:46:25Z">
+        <w:r>
+          <w:rPr>
+            <w:sz w:val="20"/>
+            <w:szCs w:val="20"/>
+          </w:rPr>
+          <w:t xml:space="preserve">numerical</w:t>
+        </w:r>
+      </w:ins>
+      <w:r>
+        <w:rPr>
+          <w:sz w:val="20"/>
+          <w:szCs w:val="20"/>
+        </w:rPr>
         <w:t xml:space="preserve"> </w:t>
       </w:r>
+      <w:del w:id="9016" w:author="Claude" w:date="2026-10-09T21:46:25Z">
+        <w:r>
+          <w:rPr>
+            <w:sz w:val="20"/>
+            <w:szCs w:val="20"/>
+          </w:rPr>
+          <w:delText xml:space="preserve">intervals</w:delText>
+        </w:r>
+      </w:del>
+      <w:ins w:id="9015" w:author="Claude" w:date="2026-10-09T21:46:25Z">
+        <w:r>
+          <w:rPr>
+            <w:sz w:val="20"/>
+            <w:szCs w:val="20"/>
+          </w:rPr>
+          <w:t xml:space="preserve">uncertainty</w:t>
+        </w:r>
+      </w:ins>
       <w:r>
         <w:rPr>
           <w:sz w:val="20"/>
           <w:szCs w:val="20"/>
         </w:rPr>
-        <w:t>Parameter-propagated uncertainty in predicted Zn mass loss. (a) Ensemble median and 50% and 95% parameter-propagated intervals obtained from 50 kinetic-parameter sets, compared with the BO-optimum prediction and literature measurements. (b) Distribution of predicted mass loss at 672 h. The ensemble median was 0.333%, with 50% and 95% intervals of 0.330–0.338% and 0.315–0.375%, respectively. The intervals represent kinetic-parameter uncertainty only and are not Bayesian credible or predictive intervals.</w:t>
+        <w:t xml:space="preserve">.</w:t>
       </w:r>
     </w:p>
     <w:p>
@@ -19571,8 +19688,14 @@
           <w:sz w:val="20"/>
           <w:szCs w:val="20"/>
         </w:rPr>
-        <w:lastRenderedPageBreak/>
-        <w:t>immersion time. The validation RMSE of 0.0159% (R² = 0.9734) corresponds to 8.6% of the mean measured mass loss (0.185%) and 5.1% of the 28-day value.</w:t>
+        <w:t>i</w:t>
+      </w:r>
+      <w:r>
+        <w:rPr>
+          <w:sz w:val="20"/>
+          <w:szCs w:val="20"/>
+        </w:rPr>
+        <w:t>mmersion time. The validation RMSE of 0.0159% (R² = 0.9734) corresponds to 8.6% of the mean measured mass loss (0.185%) and 5.1% of the 28-day value.</w:t>
       </w:r>
     </w:p>
     <w:tbl>
@@ -20602,6 +20725,11 @@
         </w:tc>
       </w:tr>
     </w:tbl>
+    <w:p>
+      <w:pPr>
+        <w:pStyle w:val="BodyText"/>
+      </w:pPr>
+    </w:p>
     <w:p>
       <w:pPr>
         <w:pStyle w:val="Heading1"/>
@@ -20684,7 +20812,7 @@
           <w:sz w:val="20"/>
           <w:szCs w:val="20"/>
         </w:rPr>
-        <w:t xml:space="preserve">Figure </w:t>
+        <w:t>Figure S</w:t>
       </w:r>
       <w:r>
         <w:rPr>
@@ -20693,7 +20821,7 @@
           <w:sz w:val="20"/>
           <w:szCs w:val="20"/>
         </w:rPr>
-        <w:t>S</w:t>
+        <w:fldChar w:fldCharType="begin"/>
       </w:r>
       <w:r>
         <w:rPr>
@@ -20702,7 +20830,7 @@
           <w:sz w:val="20"/>
           <w:szCs w:val="20"/>
         </w:rPr>
-        <w:fldChar w:fldCharType="begin"/>
+        <w:instrText xml:space="preserve"> SEQ Figure \* ARABIC </w:instrText>
       </w:r>
       <w:r>
         <w:rPr>
@@ -20711,41 +20839,18 @@
           <w:sz w:val="20"/>
           <w:szCs w:val="20"/>
         </w:rPr>
-        <w:instrText xml:space="preserve"> SEQ Figure \* ARABIC </w:instrText>
+        <w:fldChar w:fldCharType="separate"/>
       </w:r>
       <w:r>
         <w:rPr>
           <w:b/>
           <w:bCs/>
+          <w:noProof/>
           <w:sz w:val="20"/>
           <w:szCs w:val="20"/>
         </w:rPr>
-        <w:fldChar w:fldCharType="separate"/>
-      </w:r>
-      <w:del w:id="20005" w:author="Claude" w:date="2026-10-09T21:22:03Z">
-        <w:r>
-          <w:rPr>
-            <w:b/>
-            <w:bCs/>
-            <w:noProof/>
-            <w:sz w:val="20"/>
-            <w:szCs w:val="20"/>
-          </w:rPr>
-          <w:delText xml:space="preserve">6</w:delText>
-        </w:r>
-      </w:del>
-      <w:ins w:id="20006" w:author="Claude" w:date="2026-10-09T21:22:03Z">
-        <w:r>
-          <w:rPr>
-            <w:b/>
-            <w:bCs/>
-            <w:noProof/>
-            <w:sz w:val="20"/>
-            <w:szCs w:val="20"/>
-          </w:rPr>
-          <w:t xml:space="preserve">7</w:t>
-        </w:r>
-      </w:ins>
+        <w:t>7</w:t>
+      </w:r>
       <w:r>
         <w:rPr>
           <w:b/>
@@ -20836,7 +20941,6 @@
           <w:sz w:val="20"/>
           <w:szCs w:val="20"/>
         </w:rPr>
-        <w:lastRenderedPageBreak/>
         <w:t>Table S</w:t>
       </w:r>
       <w:r>
@@ -22993,7 +23097,6 @@
         <w:rPr>
           <w:noProof/>
         </w:rPr>
-        <w:lastRenderedPageBreak/>
         <w:drawing>
           <wp:inline distT="0" distB="0" distL="0" distR="0" wp14:anchorId="6B70FF36" wp14:editId="68FBA16B">
             <wp:extent cx="5731510" cy="4512945"/>
@@ -23058,7 +23161,7 @@
           <w:sz w:val="20"/>
           <w:szCs w:val="20"/>
         </w:rPr>
-        <w:t xml:space="preserve">Figure </w:t>
+        <w:t>Figure S</w:t>
       </w:r>
       <w:r>
         <w:rPr>
@@ -23067,7 +23170,7 @@
           <w:sz w:val="20"/>
           <w:szCs w:val="20"/>
         </w:rPr>
-        <w:t>S</w:t>
+        <w:fldChar w:fldCharType="begin"/>
       </w:r>
       <w:r>
         <w:rPr>
@@ -23076,7 +23179,7 @@
           <w:sz w:val="20"/>
           <w:szCs w:val="20"/>
         </w:rPr>
-        <w:fldChar w:fldCharType="begin"/>
+        <w:instrText xml:space="preserve"> SEQ Figure \* ARABIC </w:instrText>
       </w:r>
       <w:r>
         <w:rPr>
@@ -23085,41 +23188,18 @@
           <w:sz w:val="20"/>
           <w:szCs w:val="20"/>
         </w:rPr>
-        <w:instrText xml:space="preserve"> SEQ Figure \* ARABIC </w:instrText>
+        <w:fldChar w:fldCharType="separate"/>
       </w:r>
       <w:r>
         <w:rPr>
           <w:b/>
           <w:bCs/>
+          <w:noProof/>
           <w:sz w:val="20"/>
           <w:szCs w:val="20"/>
         </w:rPr>
-        <w:fldChar w:fldCharType="separate"/>
-      </w:r>
-      <w:del w:id="20007" w:author="Claude" w:date="2026-10-09T21:22:03Z">
-        <w:r>
-          <w:rPr>
-            <w:b/>
-            <w:bCs/>
-            <w:noProof/>
-            <w:sz w:val="20"/>
-            <w:szCs w:val="20"/>
-          </w:rPr>
-          <w:delText xml:space="preserve">7</w:delText>
-        </w:r>
-      </w:del>
-      <w:ins w:id="20008" w:author="Claude" w:date="2026-10-09T21:22:03Z">
-        <w:r>
-          <w:rPr>
-            <w:b/>
-            <w:bCs/>
-            <w:noProof/>
-            <w:sz w:val="20"/>
-            <w:szCs w:val="20"/>
-          </w:rPr>
-          <w:t xml:space="preserve">8</w:t>
-        </w:r>
-      </w:ins>
+        <w:t>8</w:t>
+      </w:r>
       <w:r>
         <w:rPr>
           <w:b/>
@@ -23166,7 +23246,7 @@
         </w:rPr>
         <w:t xml:space="preserve">). (d) Final mass loss as a function of center-to-center inter-wire spacing. Dashed lines indicate linear fits. Higher SA/V, curvature, and spacing increased degradation, with </w:t>
       </w:r>
-      <w:bookmarkStart w:id="12" w:name="_Hlk241828842"/>
+      <w:bookmarkStart w:id="5" w:name="_Hlk241828842"/>
       <w:r>
         <w:rPr>
           <w:sz w:val="20"/>
@@ -23174,7 +23254,7 @@
         </w:rPr>
         <w:t>SA/V exhibiting the strongest correlation with cumulative mass loss.</w:t>
       </w:r>
-      <w:bookmarkEnd w:id="12"/>
+      <w:bookmarkEnd w:id="5"/>
       <w:r>
         <w:rPr>
           <w:iCs w:val="0"/>
@@ -23200,7 +23280,6 @@
         <w:rPr>
           <w:noProof/>
         </w:rPr>
-        <w:lastRenderedPageBreak/>
         <w:drawing>
           <wp:inline distT="0" distB="0" distL="0" distR="0" wp14:anchorId="186C67CE" wp14:editId="11D70CD3">
             <wp:extent cx="5731510" cy="4504690"/>
@@ -23267,7 +23346,7 @@
           <w:sz w:val="20"/>
           <w:szCs w:val="20"/>
         </w:rPr>
-        <w:t xml:space="preserve">Figure </w:t>
+        <w:t>Figure S</w:t>
       </w:r>
       <w:r>
         <w:rPr>
@@ -23276,7 +23355,7 @@
           <w:sz w:val="20"/>
           <w:szCs w:val="20"/>
         </w:rPr>
-        <w:t>S</w:t>
+        <w:fldChar w:fldCharType="begin"/>
       </w:r>
       <w:r>
         <w:rPr>
@@ -23285,7 +23364,7 @@
           <w:sz w:val="20"/>
           <w:szCs w:val="20"/>
         </w:rPr>
-        <w:fldChar w:fldCharType="begin"/>
+        <w:instrText xml:space="preserve"> SEQ Figure \* ARABIC </w:instrText>
       </w:r>
       <w:r>
         <w:rPr>
@@ -23294,41 +23373,18 @@
           <w:sz w:val="20"/>
           <w:szCs w:val="20"/>
         </w:rPr>
-        <w:instrText xml:space="preserve"> SEQ Figure \* ARABIC </w:instrText>
+        <w:fldChar w:fldCharType="separate"/>
       </w:r>
       <w:r>
         <w:rPr>
           <w:b/>
           <w:bCs/>
+          <w:noProof/>
           <w:sz w:val="20"/>
           <w:szCs w:val="20"/>
         </w:rPr>
-        <w:fldChar w:fldCharType="separate"/>
-      </w:r>
-      <w:del w:id="20009" w:author="Claude" w:date="2026-10-09T21:22:03Z">
-        <w:r>
-          <w:rPr>
-            <w:b/>
-            <w:bCs/>
-            <w:noProof/>
-            <w:sz w:val="20"/>
-            <w:szCs w:val="20"/>
-          </w:rPr>
-          <w:delText xml:space="preserve">8</w:delText>
-        </w:r>
-      </w:del>
-      <w:ins w:id="20010" w:author="Claude" w:date="2026-10-09T21:22:03Z">
-        <w:r>
-          <w:rPr>
-            <w:b/>
-            <w:bCs/>
-            <w:noProof/>
-            <w:sz w:val="20"/>
-            <w:szCs w:val="20"/>
-          </w:rPr>
-          <w:t xml:space="preserve">9</w:t>
-        </w:r>
-      </w:ins>
+        <w:t>9</w:t>
+      </w:r>
       <w:r>
         <w:rPr>
           <w:b/>
@@ -23416,7 +23472,6 @@
         <w:rPr>
           <w:noProof/>
         </w:rPr>
-        <w:lastRenderedPageBreak/>
         <w:drawing>
           <wp:inline distT="0" distB="0" distL="0" distR="0" wp14:anchorId="1C8B8CD1" wp14:editId="30A5F3FC">
             <wp:extent cx="5731510" cy="2093921"/>
@@ -23540,35 +23595,7 @@
           <w:sz w:val="20"/>
           <w:szCs w:val="20"/>
         </w:rPr>
-        <w:t xml:space="preserve"> Effect of oxygen supply on predicted mass loss. (a) Mass loss for the disc with no oxygen-replenishing boundary (None), replenishment through the top and bottom faces, the side faces, or all faces</w:t>
-      </w:r>
-      <w:r>
-        <w:rPr>
-          <w:sz w:val="20"/>
-          <w:szCs w:val="20"/>
-        </w:rPr>
-        <w:t>,</w:t>
-      </w:r>
-      <w:r>
-        <w:rPr>
-          <w:sz w:val="20"/>
-          <w:szCs w:val="20"/>
-        </w:rPr>
-        <w:t xml:space="preserve"> (b) </w:t>
-      </w:r>
-      <w:r>
-        <w:rPr>
-          <w:sz w:val="20"/>
-          <w:szCs w:val="20"/>
-        </w:rPr>
-        <w:t>m</w:t>
-      </w:r>
-      <w:r>
-        <w:rPr>
-          <w:sz w:val="20"/>
-          <w:szCs w:val="20"/>
-        </w:rPr>
-        <w:t>ass loss for initial dissolved-oxygen concentrations of 1.5, 3.5, 5.5 and 7.5 × 10⁻⁹ g mm⁻³.</w:t>
+        <w:t xml:space="preserve"> Effect of oxygen supply on predicted mass loss. (a) Mass loss for the disc with no oxygen-replenishing boundary (None), replenishment through the top and bottom faces, the side faces, or all faces, (b) mass loss for initial dissolved-oxygen concentrations of 1.5, 3.5, 5.5 and 7.5 × 10⁻⁹ g mm⁻³.</w:t>
       </w:r>
     </w:p>
     <w:p>
@@ -23592,7 +23619,6 @@
         <w:pStyle w:val="Heading1"/>
       </w:pPr>
       <w:r>
-        <w:lastRenderedPageBreak/>
         <w:t>References</w:t>
       </w:r>
     </w:p>
@@ -25537,6 +25563,7 @@
   <w:style w:type="character" w:default="1" w:styleId="DefaultParagraphFont">
     <w:name w:val="Default Paragraph Font"/>
     <w:uiPriority w:val="1"/>
+    <w:semiHidden/>
     <w:unhideWhenUsed/>
   </w:style>
   <w:style w:type="table" w:default="1" w:styleId="TableNormal">

--- a/deliver/Supplementary_tracked.docx
+++ b/deliver/Supplementary_tracked.docx
@@ -3553,6 +3553,164 @@
         </w:tc>
       </w:tr>
     </w:tbl>
+    <w:p>
+      <w:pPr>
+        <w:pStyle w:val="BodyText"/>
+        <w:spacing w:after="120"/>
+        <w:ind w:firstLine="0"/>
+        <w:rPr>
+          <w:ins w:id="20024" w:author="Claude" w:date="2026-10-09T22:36:37Z"/>
+        </w:rPr>
+      </w:pPr>
+      <w:ins w:id="20001" w:author="Claude" w:date="2026-10-09T22:36:37Z">
+        <w:r>
+          <w:t xml:space="preserve">Interfacial balance and units. The interface couples O₂ consumption, Zn²⁺ release, OH⁻ generation and metal loss through the reaction above: for each mole of O₂ consumed by the Robin sink, two moles of Zn leave the metal and 2 mol Zn²⁺ and 4 mol OH⁻ are released, so the Zn source in the Zn equation equals ρ</w:t>
+        </w:r>
+      </w:ins>
+      <w:ins w:id="20002" w:author="Claude" w:date="2026-10-09T22:36:37Z">
+        <w:r>
+          <w:rPr>
+            <w:vertAlign w:val="subscript"/>
+          </w:rPr>
+          <w:t xml:space="preserve">Zn</w:t>
+        </w:r>
+      </w:ins>
+      <w:ins w:id="20003" w:author="Claude" w:date="2026-10-09T22:36:37Z">
+        <w:r>
+          <w:t xml:space="preserve">|v</w:t>
+        </w:r>
+      </w:ins>
+      <w:ins w:id="20004" w:author="Claude" w:date="2026-10-09T22:36:37Z">
+        <w:r>
+          <w:rPr>
+            <w:vertAlign w:val="subscript"/>
+          </w:rPr>
+          <w:t xml:space="preserve">n</w:t>
+        </w:r>
+      </w:ins>
+      <w:ins w:id="20005" w:author="Claude" w:date="2026-10-09T22:36:37Z">
+        <w:r>
+          <w:t xml:space="preserve">|. In the code, species fields are mass-based (g mm⁻³; OH⁻ in mol L⁻¹), with k</w:t>
+        </w:r>
+      </w:ins>
+      <w:ins w:id="20006" w:author="Claude" w:date="2026-10-09T22:36:37Z">
+        <w:r>
+          <w:rPr>
+            <w:vertAlign w:val="subscript"/>
+          </w:rPr>
+          <w:t xml:space="preserve">ORR</w:t>
+        </w:r>
+      </w:ins>
+      <w:ins w:id="20007" w:author="Claude" w:date="2026-10-09T22:36:37Z">
+        <w:r>
+          <w:t xml:space="preserve"> in mm h⁻¹, k</w:t>
+        </w:r>
+      </w:ins>
+      <w:ins w:id="20008" w:author="Claude" w:date="2026-10-09T22:36:37Z">
+        <w:r>
+          <w:rPr>
+            <w:vertAlign w:val="subscript"/>
+          </w:rPr>
+          <w:t xml:space="preserve">f</w:t>
+        </w:r>
+      </w:ins>
+      <w:ins w:id="20009" w:author="Claude" w:date="2026-10-09T22:36:37Z">
+        <w:r>
+          <w:t xml:space="preserve"> in h⁻¹, diffusivities in mm² h⁻¹ and k</w:t>
+        </w:r>
+      </w:ins>
+      <w:ins w:id="20010" w:author="Claude" w:date="2026-10-09T22:36:37Z">
+        <w:r>
+          <w:rPr>
+            <w:vertAlign w:val="subscript"/>
+          </w:rPr>
+          <w:t xml:space="preserve">d</w:t>
+        </w:r>
+      </w:ins>
+      <w:ins w:id="20011" w:author="Claude" w:date="2026-10-09T22:36:37Z">
+        <w:r>
+          <w:t xml:space="preserve"> in mm⁶ g⁻² h⁻¹; the molar k</w:t>
+        </w:r>
+      </w:ins>
+      <w:ins w:id="20012" w:author="Claude" w:date="2026-10-09T22:36:37Z">
+        <w:r>
+          <w:rPr>
+            <w:vertAlign w:val="subscript"/>
+          </w:rPr>
+          <w:t xml:space="preserve">d</w:t>
+        </w:r>
+      </w:ins>
+      <w:ins w:id="20013" w:author="Claude" w:date="2026-10-09T22:36:37Z">
+        <w:r>
+          <w:t xml:space="preserve"> of the Cl⁻ term (L² mol⁻² h⁻¹) equals k</w:t>
+        </w:r>
+      </w:ins>
+      <w:ins w:id="20014" w:author="Claude" w:date="2026-10-09T22:36:37Z">
+        <w:r>
+          <w:rPr>
+            <w:vertAlign w:val="subscript"/>
+          </w:rPr>
+          <w:t xml:space="preserve">d</w:t>
+        </w:r>
+      </w:ins>
+      <w:ins w:id="20015" w:author="Claude" w:date="2026-10-09T22:36:37Z">
+        <w:r>
+          <w:t xml:space="preserve"> (mm⁶ g⁻² h⁻¹) divided by (10⁶/M</w:t>
+        </w:r>
+      </w:ins>
+      <w:ins w:id="20016" w:author="Claude" w:date="2026-10-09T22:36:37Z">
+        <w:r>
+          <w:rPr>
+            <w:vertAlign w:val="subscript"/>
+          </w:rPr>
+          <w:t xml:space="preserve">Cl</w:t>
+        </w:r>
+      </w:ins>
+      <w:ins w:id="20017" w:author="Claude" w:date="2026-10-09T22:36:37Z">
+        <w:r>
+          <w:t xml:space="preserve">)² ≈ 8.0 × 10⁸. Concentrations in figures are given in mg L⁻¹; mmol L⁻¹ = (mg L⁻¹)/M, with M</w:t>
+        </w:r>
+      </w:ins>
+      <w:ins w:id="20018" w:author="Claude" w:date="2026-10-09T22:36:37Z">
+        <w:r>
+          <w:rPr>
+            <w:vertAlign w:val="subscript"/>
+          </w:rPr>
+          <w:t xml:space="preserve">Zn</w:t>
+        </w:r>
+      </w:ins>
+      <w:ins w:id="20019" w:author="Claude" w:date="2026-10-09T22:36:37Z">
+        <w:r>
+          <w:t xml:space="preserve"> = 65.38, M</w:t>
+        </w:r>
+      </w:ins>
+      <w:ins w:id="20020" w:author="Claude" w:date="2026-10-09T22:36:37Z">
+        <w:r>
+          <w:rPr>
+            <w:vertAlign w:val="subscript"/>
+          </w:rPr>
+          <w:t xml:space="preserve">O2</w:t>
+        </w:r>
+      </w:ins>
+      <w:ins w:id="20021" w:author="Claude" w:date="2026-10-09T22:36:37Z">
+        <w:r>
+          <w:t xml:space="preserve"> = 32.00 and M</w:t>
+        </w:r>
+      </w:ins>
+      <w:ins w:id="20022" w:author="Claude" w:date="2026-10-09T22:36:37Z">
+        <w:r>
+          <w:rPr>
+            <w:vertAlign w:val="subscript"/>
+          </w:rPr>
+          <w:t xml:space="preserve">Cl</w:t>
+        </w:r>
+      </w:ins>
+      <w:ins w:id="20023" w:author="Claude" w:date="2026-10-09T22:36:37Z">
+        <w:r>
+          <w:t xml:space="preserve"> = 35.45 g mol⁻¹.</w:t>
+        </w:r>
+      </w:ins>
+    </w:p>
     <w:p>
       <w:pPr>
         <w:pStyle w:val="Heading1"/>

--- a/deliver/Supplementary_tracked.docx
+++ b/deliver/Supplementary_tracked.docx
@@ -3559,15 +3559,15 @@
         <w:spacing w:after="120"/>
         <w:ind w:firstLine="0"/>
         <w:rPr>
-          <w:ins w:id="20024" w:author="Claude" w:date="2026-10-09T22:36:37Z"/>
+          <w:ins w:id="20006" w:author="Claude" w:date="2026-10-09T22:39:37Z"/>
         </w:rPr>
       </w:pPr>
-      <w:ins w:id="20001" w:author="Claude" w:date="2026-10-09T22:36:37Z">
+      <w:ins w:id="20001" w:author="Claude" w:date="2026-10-09T22:39:37Z">
         <w:r>
           <w:t xml:space="preserve">Interfacial balance and units. The interface couples O₂ consumption, Zn²⁺ release, OH⁻ generation and metal loss through the reaction above: for each mole of O₂ consumed by the Robin sink, two moles of Zn leave the metal and 2 mol Zn²⁺ and 4 mol OH⁻ are released, so the Zn source in the Zn equation equals ρ</w:t>
         </w:r>
       </w:ins>
-      <w:ins w:id="20002" w:author="Claude" w:date="2026-10-09T22:36:37Z">
+      <w:ins w:id="20002" w:author="Claude" w:date="2026-10-09T22:39:37Z">
         <w:r>
           <w:rPr>
             <w:vertAlign w:val="subscript"/>
@@ -3575,12 +3575,12 @@
           <w:t xml:space="preserve">Zn</w:t>
         </w:r>
       </w:ins>
-      <w:ins w:id="20003" w:author="Claude" w:date="2026-10-09T22:36:37Z">
+      <w:ins w:id="20003" w:author="Claude" w:date="2026-10-09T22:39:37Z">
         <w:r>
           <w:t xml:space="preserve">|v</w:t>
         </w:r>
       </w:ins>
-      <w:ins w:id="20004" w:author="Claude" w:date="2026-10-09T22:36:37Z">
+      <w:ins w:id="20004" w:author="Claude" w:date="2026-10-09T22:39:37Z">
         <w:r>
           <w:rPr>
             <w:vertAlign w:val="subscript"/>
@@ -3588,129 +3588,1245 @@
           <w:t xml:space="preserve">n</w:t>
         </w:r>
       </w:ins>
-      <w:ins w:id="20005" w:author="Claude" w:date="2026-10-09T22:36:37Z">
+      <w:ins w:id="20005" w:author="Claude" w:date="2026-10-09T22:39:37Z">
         <w:r>
-          <w:t xml:space="preserve">|. In the code, species fields are mass-based (g mm⁻³; OH⁻ in mol L⁻¹), with k</w:t>
-        </w:r>
-      </w:ins>
-      <w:ins w:id="20006" w:author="Claude" w:date="2026-10-09T22:36:37Z">
-        <w:r>
-          <w:rPr>
-            <w:vertAlign w:val="subscript"/>
-          </w:rPr>
-          <w:t xml:space="preserve">ORR</w:t>
-        </w:r>
-      </w:ins>
-      <w:ins w:id="20007" w:author="Claude" w:date="2026-10-09T22:36:37Z">
-        <w:r>
-          <w:t xml:space="preserve"> in mm h⁻¹, k</w:t>
-        </w:r>
-      </w:ins>
-      <w:ins w:id="20008" w:author="Claude" w:date="2026-10-09T22:36:37Z">
-        <w:r>
-          <w:rPr>
-            <w:vertAlign w:val="subscript"/>
-          </w:rPr>
-          <w:t xml:space="preserve">f</w:t>
-        </w:r>
-      </w:ins>
-      <w:ins w:id="20009" w:author="Claude" w:date="2026-10-09T22:36:37Z">
-        <w:r>
-          <w:t xml:space="preserve"> in h⁻¹, diffusivities in mm² h⁻¹ and k</w:t>
-        </w:r>
-      </w:ins>
-      <w:ins w:id="20010" w:author="Claude" w:date="2026-10-09T22:36:37Z">
-        <w:r>
-          <w:rPr>
-            <w:vertAlign w:val="subscript"/>
-          </w:rPr>
-          <w:t xml:space="preserve">d</w:t>
-        </w:r>
-      </w:ins>
-      <w:ins w:id="20011" w:author="Claude" w:date="2026-10-09T22:36:37Z">
-        <w:r>
-          <w:t xml:space="preserve"> in mm⁶ g⁻² h⁻¹; the molar k</w:t>
-        </w:r>
-      </w:ins>
-      <w:ins w:id="20012" w:author="Claude" w:date="2026-10-09T22:36:37Z">
-        <w:r>
-          <w:rPr>
-            <w:vertAlign w:val="subscript"/>
-          </w:rPr>
-          <w:t xml:space="preserve">d</w:t>
-        </w:r>
-      </w:ins>
-      <w:ins w:id="20013" w:author="Claude" w:date="2026-10-09T22:36:37Z">
-        <w:r>
-          <w:t xml:space="preserve"> of the Cl⁻ term (L² mol⁻² h⁻¹) equals k</w:t>
-        </w:r>
-      </w:ins>
-      <w:ins w:id="20014" w:author="Claude" w:date="2026-10-09T22:36:37Z">
-        <w:r>
-          <w:rPr>
-            <w:vertAlign w:val="subscript"/>
-          </w:rPr>
-          <w:t xml:space="preserve">d</w:t>
-        </w:r>
-      </w:ins>
-      <w:ins w:id="20015" w:author="Claude" w:date="2026-10-09T22:36:37Z">
-        <w:r>
-          <w:t xml:space="preserve"> (mm⁶ g⁻² h⁻¹) divided by (10⁶/M</w:t>
-        </w:r>
-      </w:ins>
-      <w:ins w:id="20016" w:author="Claude" w:date="2026-10-09T22:36:37Z">
-        <w:r>
-          <w:rPr>
-            <w:vertAlign w:val="subscript"/>
-          </w:rPr>
-          <w:t xml:space="preserve">Cl</w:t>
-        </w:r>
-      </w:ins>
-      <w:ins w:id="20017" w:author="Claude" w:date="2026-10-09T22:36:37Z">
-        <w:r>
-          <w:t xml:space="preserve">)² ≈ 8.0 × 10⁸. Concentrations in figures are given in mg L⁻¹; mmol L⁻¹ = (mg L⁻¹)/M, with M</w:t>
-        </w:r>
-      </w:ins>
-      <w:ins w:id="20018" w:author="Claude" w:date="2026-10-09T22:36:37Z">
-        <w:r>
-          <w:rPr>
-            <w:vertAlign w:val="subscript"/>
-          </w:rPr>
-          <w:t xml:space="preserve">Zn</w:t>
-        </w:r>
-      </w:ins>
-      <w:ins w:id="20019" w:author="Claude" w:date="2026-10-09T22:36:37Z">
-        <w:r>
-          <w:t xml:space="preserve"> = 65.38, M</w:t>
-        </w:r>
-      </w:ins>
-      <w:ins w:id="20020" w:author="Claude" w:date="2026-10-09T22:36:37Z">
-        <w:r>
-          <w:rPr>
-            <w:vertAlign w:val="subscript"/>
-          </w:rPr>
-          <w:t xml:space="preserve">O2</w:t>
-        </w:r>
-      </w:ins>
-      <w:ins w:id="20021" w:author="Claude" w:date="2026-10-09T22:36:37Z">
-        <w:r>
-          <w:t xml:space="preserve"> = 32.00 and M</w:t>
-        </w:r>
-      </w:ins>
-      <w:ins w:id="20022" w:author="Claude" w:date="2026-10-09T22:36:37Z">
-        <w:r>
-          <w:rPr>
-            <w:vertAlign w:val="subscript"/>
-          </w:rPr>
-          <w:t xml:space="preserve">Cl</w:t>
-        </w:r>
-      </w:ins>
-      <w:ins w:id="20023" w:author="Claude" w:date="2026-10-09T22:36:37Z">
-        <w:r>
-          <w:t xml:space="preserve"> = 35.45 g mol⁻¹.</w:t>
+          <w:t xml:space="preserve">|. The units used in the code and figures, and their conversions, are listed below.</w:t>
         </w:r>
       </w:ins>
     </w:p>
+    <w:tbl>
+      <w:tblPr>
+        <w:tblW w:w="9026" w:type="dxa"/>
+        <w:jc w:val="center"/>
+        <w:tblBorders>
+          <w:top w:val="single" w:sz="12" w:space="0" w:color="000000"/>
+          <w:bottom w:val="single" w:sz="12" w:space="0" w:color="000000"/>
+        </w:tblBorders>
+        <w:tblLayout w:type="fixed"/>
+        <w:tblCellMar>
+          <w:top w:w="30" w:type="dxa"/>
+          <w:left w:w="90" w:type="dxa"/>
+          <w:bottom w:w="30" w:type="dxa"/>
+          <w:right w:w="90" w:type="dxa"/>
+        </w:tblCellMar>
+        <w:tblLook w:val="04A0" w:firstRow="1" w:lastRow="0" w:firstColumn="1" w:lastColumn="0" w:noHBand="0" w:noVBand="1"/>
+      </w:tblPr>
+      <w:tblGrid>
+        <w:gridCol w:w="2500"/>
+        <w:gridCol w:w="2000"/>
+        <w:gridCol w:w="4526"/>
+      </w:tblGrid>
+      <w:tr>
+        <w:trPr>
+          <w:cantSplit/>
+          <w:jc w:val="center"/>
+          <w:ins w:id="20007" w:author="Claude" w:date="2026-10-09T22:39:37Z"/>
+        </w:trPr>
+        <w:tc>
+          <w:tcPr>
+            <w:tcW w:w="2500" w:type="dxa"/>
+            <w:vAlign w:val="center"/>
+          </w:tcPr>
+          <w:p>
+            <w:pPr>
+              <w:keepNext/>
+              <w:spacing w:before="20" w:after="20" w:line="240" w:lineRule="auto"/>
+              <w:ind w:firstLine="0"/>
+              <w:jc w:val="left"/>
+              <w:rPr>
+                <w:ins w:id="20014" w:author="Claude" w:date="2026-10-09T22:39:37Z"/>
+                <w:ins w:id="20009" w:author="Claude" w:date="2026-10-09T22:39:37Z"/>
+                <w:rFonts w:cs="Times New Roman"/>
+                <w:sz w:val="22"/>
+                <w:szCs w:val="22"/>
+                <w:lang w:eastAsia="en-US"/>
+              </w:rPr>
+            </w:pPr>
+            <w:ins w:id="20008" w:author="Claude" w:date="2026-10-09T22:39:37Z">
+              <w:r>
+                <w:rPr>
+                  <w:rFonts w:cs="Times New Roman"/>
+                  <w:sz w:val="20"/>
+                  <w:szCs w:val="20"/>
+                  <w:lang w:eastAsia="en-US"/>
+                </w:rPr>
+                <w:t>Quantity</w:t>
+              </w:r>
+            </w:ins>
+          </w:p>
+        </w:tc>
+        <w:tc>
+          <w:tcPr>
+            <w:tcW w:w="2000" w:type="dxa"/>
+            <w:vAlign w:val="center"/>
+          </w:tcPr>
+          <w:p>
+            <w:pPr>
+              <w:keepNext/>
+              <w:spacing w:before="20" w:after="20" w:line="240" w:lineRule="auto"/>
+              <w:ind w:firstLine="0"/>
+              <w:jc w:val="left"/>
+              <w:rPr>
+                <w:ins w:id="20015" w:author="Claude" w:date="2026-10-09T22:39:37Z"/>
+                <w:ins w:id="20011" w:author="Claude" w:date="2026-10-09T22:39:37Z"/>
+                <w:rFonts w:cs="Times New Roman"/>
+                <w:sz w:val="22"/>
+                <w:szCs w:val="22"/>
+                <w:lang w:eastAsia="en-US"/>
+              </w:rPr>
+            </w:pPr>
+            <w:ins w:id="20010" w:author="Claude" w:date="2026-10-09T22:39:37Z">
+              <w:r>
+                <w:rPr>
+                  <w:rFonts w:cs="Times New Roman"/>
+                  <w:sz w:val="20"/>
+                  <w:szCs w:val="20"/>
+                  <w:lang w:eastAsia="en-US"/>
+                </w:rPr>
+                <w:t>Unit in the code</w:t>
+              </w:r>
+            </w:ins>
+          </w:p>
+        </w:tc>
+        <w:tc>
+          <w:tcPr>
+            <w:tcW w:w="4526" w:type="dxa"/>
+            <w:vAlign w:val="center"/>
+          </w:tcPr>
+          <w:p>
+            <w:pPr>
+              <w:keepNext/>
+              <w:spacing w:before="20" w:after="20" w:line="240" w:lineRule="auto"/>
+              <w:ind w:firstLine="0"/>
+              <w:jc w:val="left"/>
+              <w:rPr>
+                <w:ins w:id="20016" w:author="Claude" w:date="2026-10-09T22:39:37Z"/>
+                <w:ins w:id="20013" w:author="Claude" w:date="2026-10-09T22:39:37Z"/>
+                <w:rFonts w:cs="Times New Roman"/>
+                <w:sz w:val="22"/>
+                <w:szCs w:val="22"/>
+                <w:lang w:eastAsia="en-US"/>
+              </w:rPr>
+            </w:pPr>
+            <w:ins w:id="20012" w:author="Claude" w:date="2026-10-09T22:39:37Z">
+              <w:r>
+                <w:rPr>
+                  <w:rFonts w:cs="Times New Roman"/>
+                  <w:sz w:val="20"/>
+                  <w:szCs w:val="20"/>
+                  <w:lang w:eastAsia="en-US"/>
+                </w:rPr>
+                <w:t>Conversion / note</w:t>
+              </w:r>
+            </w:ins>
+          </w:p>
+        </w:tc>
+      </w:tr>
+      <w:tr>
+        <w:trPr>
+          <w:cantSplit/>
+          <w:jc w:val="center"/>
+          <w:ins w:id="20017" w:author="Claude" w:date="2026-10-09T22:39:37Z"/>
+        </w:trPr>
+        <w:tc>
+          <w:tcPr>
+            <w:tcW w:w="2500" w:type="dxa"/>
+            <w:vAlign w:val="center"/>
+          </w:tcPr>
+          <w:p>
+            <w:pPr>
+              <w:keepNext/>
+              <w:spacing w:before="20" w:after="20" w:line="240" w:lineRule="auto"/>
+              <w:ind w:firstLine="0"/>
+              <w:jc w:val="left"/>
+              <w:rPr>
+                <w:ins w:id="20027" w:author="Claude" w:date="2026-10-09T22:39:37Z"/>
+                <w:ins w:id="20019" w:author="Claude" w:date="2026-10-09T22:39:37Z"/>
+                <w:rFonts w:cs="Times New Roman"/>
+                <w:sz w:val="22"/>
+                <w:szCs w:val="22"/>
+                <w:lang w:eastAsia="en-US"/>
+              </w:rPr>
+            </w:pPr>
+            <w:ins w:id="20018" w:author="Claude" w:date="2026-10-09T22:39:37Z">
+              <w:r>
+                <w:rPr>
+                  <w:rFonts w:cs="Times New Roman"/>
+                  <w:sz w:val="20"/>
+                  <w:szCs w:val="20"/>
+                  <w:lang w:eastAsia="en-US"/>
+                </w:rPr>
+                <w:t>Zn²⁺, Cl⁻, O₂ fields</w:t>
+              </w:r>
+            </w:ins>
+          </w:p>
+        </w:tc>
+        <w:tc>
+          <w:tcPr>
+            <w:tcW w:w="2000" w:type="dxa"/>
+            <w:vAlign w:val="center"/>
+          </w:tcPr>
+          <w:p>
+            <w:pPr>
+              <w:keepNext/>
+              <w:spacing w:before="20" w:after="20" w:line="240" w:lineRule="auto"/>
+              <w:ind w:firstLine="0"/>
+              <w:jc w:val="left"/>
+              <w:rPr>
+                <w:ins w:id="20028" w:author="Claude" w:date="2026-10-09T22:39:37Z"/>
+                <w:ins w:id="20021" w:author="Claude" w:date="2026-10-09T22:39:37Z"/>
+                <w:rFonts w:cs="Times New Roman"/>
+                <w:sz w:val="22"/>
+                <w:szCs w:val="22"/>
+                <w:lang w:eastAsia="en-US"/>
+              </w:rPr>
+            </w:pPr>
+            <w:ins w:id="20020" w:author="Claude" w:date="2026-10-09T22:39:37Z">
+              <w:r>
+                <w:rPr>
+                  <w:rFonts w:cs="Times New Roman"/>
+                  <w:sz w:val="20"/>
+                  <w:szCs w:val="20"/>
+                  <w:lang w:eastAsia="en-US"/>
+                </w:rPr>
+                <w:t>g mm⁻³</w:t>
+              </w:r>
+            </w:ins>
+          </w:p>
+        </w:tc>
+        <w:tc>
+          <w:tcPr>
+            <w:tcW w:w="4526" w:type="dxa"/>
+            <w:vAlign w:val="center"/>
+          </w:tcPr>
+          <w:p>
+            <w:pPr>
+              <w:keepNext/>
+              <w:spacing w:before="20" w:after="20" w:line="240" w:lineRule="auto"/>
+              <w:ind w:firstLine="0"/>
+              <w:jc w:val="left"/>
+              <w:rPr>
+                <w:ins w:id="20029" w:author="Claude" w:date="2026-10-09T22:39:37Z"/>
+                <w:ins w:id="20026" w:author="Claude" w:date="2026-10-09T22:39:37Z"/>
+                <w:rFonts w:cs="Times New Roman"/>
+                <w:sz w:val="22"/>
+                <w:szCs w:val="22"/>
+                <w:lang w:eastAsia="en-US"/>
+              </w:rPr>
+            </w:pPr>
+            <w:ins w:id="20022" w:author="Claude" w:date="2026-10-09T22:39:37Z">
+              <w:r>
+                <w:rPr>
+                  <w:rFonts w:cs="Times New Roman"/>
+                  <w:sz w:val="20"/>
+                  <w:szCs w:val="20"/>
+                  <w:lang w:eastAsia="en-US"/>
+                </w:rPr>
+                <w:t>mol mm⁻³ = (g mm⁻³) / M</w:t>
+              </w:r>
+            </w:ins>
+            <w:ins w:id="20023" w:author="Claude" w:date="2026-10-09T22:39:37Z">
+              <w:r>
+                <w:rPr>
+                  <w:rFonts w:cs="Times New Roman"/>
+                  <w:sz w:val="20"/>
+                  <w:szCs w:val="20"/>
+                  <w:vertAlign w:val="subscript"/>
+                  <w:lang w:eastAsia="en-US"/>
+                </w:rPr>
+              </w:r>
+            </w:ins>
+            <w:ins w:id="20024" w:author="Claude" w:date="2026-10-09T22:39:37Z">
+              <w:r>
+                <w:rPr>
+                  <w:rFonts w:cs="Times New Roman"/>
+                  <w:sz w:val="20"/>
+                  <w:szCs w:val="20"/>
+                  <w:lang w:eastAsia="en-US"/>
+                </w:rPr>
+              </w:r>
+            </w:ins>
+            <w:ins w:id="20025" w:author="Claude" w:date="2026-10-09T22:39:37Z">
+              <w:r>
+                <w:rPr>
+                  <w:rFonts w:cs="Times New Roman"/>
+                  <w:sz w:val="20"/>
+                  <w:szCs w:val="20"/>
+                  <w:vertAlign w:val="subscript"/>
+                  <w:lang w:eastAsia="en-US"/>
+                </w:rPr>
+              </w:r>
+            </w:ins>
+          </w:p>
+        </w:tc>
+      </w:tr>
+      <w:tr>
+        <w:trPr>
+          <w:cantSplit/>
+          <w:jc w:val="center"/>
+          <w:ins w:id="20030" w:author="Claude" w:date="2026-10-09T22:39:37Z"/>
+        </w:trPr>
+        <w:tc>
+          <w:tcPr>
+            <w:tcW w:w="2500" w:type="dxa"/>
+            <w:vAlign w:val="center"/>
+          </w:tcPr>
+          <w:p>
+            <w:pPr>
+              <w:keepNext/>
+              <w:spacing w:before="20" w:after="20" w:line="240" w:lineRule="auto"/>
+              <w:ind w:firstLine="0"/>
+              <w:jc w:val="left"/>
+              <w:rPr>
+                <w:ins w:id="20040" w:author="Claude" w:date="2026-10-09T22:39:37Z"/>
+                <w:ins w:id="20032" w:author="Claude" w:date="2026-10-09T22:39:37Z"/>
+                <w:rFonts w:cs="Times New Roman"/>
+                <w:sz w:val="22"/>
+                <w:szCs w:val="22"/>
+                <w:lang w:eastAsia="en-US"/>
+              </w:rPr>
+            </w:pPr>
+            <w:ins w:id="20031" w:author="Claude" w:date="2026-10-09T22:39:37Z">
+              <w:r>
+                <w:rPr>
+                  <w:rFonts w:cs="Times New Roman"/>
+                  <w:sz w:val="20"/>
+                  <w:szCs w:val="20"/>
+                  <w:lang w:eastAsia="en-US"/>
+                </w:rPr>
+                <w:t>OH⁻ field</w:t>
+              </w:r>
+            </w:ins>
+          </w:p>
+        </w:tc>
+        <w:tc>
+          <w:tcPr>
+            <w:tcW w:w="2000" w:type="dxa"/>
+            <w:vAlign w:val="center"/>
+          </w:tcPr>
+          <w:p>
+            <w:pPr>
+              <w:keepNext/>
+              <w:spacing w:before="20" w:after="20" w:line="240" w:lineRule="auto"/>
+              <w:ind w:firstLine="0"/>
+              <w:jc w:val="left"/>
+              <w:rPr>
+                <w:ins w:id="20041" w:author="Claude" w:date="2026-10-09T22:39:37Z"/>
+                <w:ins w:id="20034" w:author="Claude" w:date="2026-10-09T22:39:37Z"/>
+                <w:rFonts w:cs="Times New Roman"/>
+                <w:sz w:val="22"/>
+                <w:szCs w:val="22"/>
+                <w:lang w:eastAsia="en-US"/>
+              </w:rPr>
+            </w:pPr>
+            <w:ins w:id="20033" w:author="Claude" w:date="2026-10-09T22:39:37Z">
+              <w:r>
+                <w:rPr>
+                  <w:rFonts w:cs="Times New Roman"/>
+                  <w:sz w:val="20"/>
+                  <w:szCs w:val="20"/>
+                  <w:lang w:eastAsia="en-US"/>
+                </w:rPr>
+                <w:t>mol L⁻¹</w:t>
+              </w:r>
+            </w:ins>
+          </w:p>
+        </w:tc>
+        <w:tc>
+          <w:tcPr>
+            <w:tcW w:w="4526" w:type="dxa"/>
+            <w:vAlign w:val="center"/>
+          </w:tcPr>
+          <w:p>
+            <w:pPr>
+              <w:keepNext/>
+              <w:spacing w:before="20" w:after="20" w:line="240" w:lineRule="auto"/>
+              <w:ind w:firstLine="0"/>
+              <w:jc w:val="left"/>
+              <w:rPr>
+                <w:ins w:id="20042" w:author="Claude" w:date="2026-10-09T22:39:37Z"/>
+                <w:ins w:id="20039" w:author="Claude" w:date="2026-10-09T22:39:37Z"/>
+                <w:rFonts w:cs="Times New Roman"/>
+                <w:sz w:val="22"/>
+                <w:szCs w:val="22"/>
+                <w:lang w:eastAsia="en-US"/>
+              </w:rPr>
+            </w:pPr>
+            <w:ins w:id="20035" w:author="Claude" w:date="2026-10-09T22:39:37Z">
+              <w:r>
+                <w:rPr>
+                  <w:rFonts w:cs="Times New Roman"/>
+                  <w:sz w:val="20"/>
+                  <w:szCs w:val="20"/>
+                  <w:lang w:eastAsia="en-US"/>
+                </w:rPr>
+                <w:t>—</w:t>
+              </w:r>
+            </w:ins>
+            <w:ins w:id="20036" w:author="Claude" w:date="2026-10-09T22:39:37Z">
+              <w:r>
+                <w:rPr>
+                  <w:rFonts w:cs="Times New Roman"/>
+                  <w:sz w:val="20"/>
+                  <w:szCs w:val="20"/>
+                  <w:vertAlign w:val="subscript"/>
+                  <w:lang w:eastAsia="en-US"/>
+                </w:rPr>
+              </w:r>
+            </w:ins>
+            <w:ins w:id="20037" w:author="Claude" w:date="2026-10-09T22:39:37Z">
+              <w:r>
+                <w:rPr>
+                  <w:rFonts w:cs="Times New Roman"/>
+                  <w:sz w:val="20"/>
+                  <w:szCs w:val="20"/>
+                  <w:lang w:eastAsia="en-US"/>
+                </w:rPr>
+              </w:r>
+            </w:ins>
+            <w:ins w:id="20038" w:author="Claude" w:date="2026-10-09T22:39:37Z">
+              <w:r>
+                <w:rPr>
+                  <w:rFonts w:cs="Times New Roman"/>
+                  <w:sz w:val="20"/>
+                  <w:szCs w:val="20"/>
+                  <w:vertAlign w:val="subscript"/>
+                  <w:lang w:eastAsia="en-US"/>
+                </w:rPr>
+              </w:r>
+            </w:ins>
+          </w:p>
+        </w:tc>
+      </w:tr>
+      <w:tr>
+        <w:trPr>
+          <w:cantSplit/>
+          <w:jc w:val="center"/>
+          <w:ins w:id="20043" w:author="Claude" w:date="2026-10-09T22:39:37Z"/>
+        </w:trPr>
+        <w:tc>
+          <w:tcPr>
+            <w:tcW w:w="2500" w:type="dxa"/>
+            <w:vAlign w:val="center"/>
+          </w:tcPr>
+          <w:p>
+            <w:pPr>
+              <w:keepNext/>
+              <w:spacing w:before="20" w:after="20" w:line="240" w:lineRule="auto"/>
+              <w:ind w:firstLine="0"/>
+              <w:jc w:val="left"/>
+              <w:rPr>
+                <w:ins w:id="20053" w:author="Claude" w:date="2026-10-09T22:39:37Z"/>
+                <w:ins w:id="20045" w:author="Claude" w:date="2026-10-09T22:39:37Z"/>
+                <w:rFonts w:cs="Times New Roman"/>
+                <w:sz w:val="22"/>
+                <w:szCs w:val="22"/>
+                <w:lang w:eastAsia="en-US"/>
+              </w:rPr>
+            </w:pPr>
+            <w:ins w:id="20044" w:author="Claude" w:date="2026-10-09T22:39:37Z">
+              <w:r>
+                <w:rPr>
+                  <w:rFonts w:cs="Times New Roman"/>
+                  <w:sz w:val="20"/>
+                  <w:szCs w:val="20"/>
+                  <w:lang w:eastAsia="en-US"/>
+                </w:rPr>
+                <w:t>k_ORR</w:t>
+              </w:r>
+            </w:ins>
+          </w:p>
+        </w:tc>
+        <w:tc>
+          <w:tcPr>
+            <w:tcW w:w="2000" w:type="dxa"/>
+            <w:vAlign w:val="center"/>
+          </w:tcPr>
+          <w:p>
+            <w:pPr>
+              <w:keepNext/>
+              <w:spacing w:before="20" w:after="20" w:line="240" w:lineRule="auto"/>
+              <w:ind w:firstLine="0"/>
+              <w:jc w:val="left"/>
+              <w:rPr>
+                <w:ins w:id="20054" w:author="Claude" w:date="2026-10-09T22:39:37Z"/>
+                <w:ins w:id="20047" w:author="Claude" w:date="2026-10-09T22:39:37Z"/>
+                <w:rFonts w:cs="Times New Roman"/>
+                <w:sz w:val="22"/>
+                <w:szCs w:val="22"/>
+                <w:lang w:eastAsia="en-US"/>
+              </w:rPr>
+            </w:pPr>
+            <w:ins w:id="20046" w:author="Claude" w:date="2026-10-09T22:39:37Z">
+              <w:r>
+                <w:rPr>
+                  <w:rFonts w:cs="Times New Roman"/>
+                  <w:sz w:val="20"/>
+                  <w:szCs w:val="20"/>
+                  <w:lang w:eastAsia="en-US"/>
+                </w:rPr>
+                <w:t>mm h⁻¹</w:t>
+              </w:r>
+            </w:ins>
+          </w:p>
+        </w:tc>
+        <w:tc>
+          <w:tcPr>
+            <w:tcW w:w="4526" w:type="dxa"/>
+            <w:vAlign w:val="center"/>
+          </w:tcPr>
+          <w:p>
+            <w:pPr>
+              <w:keepNext/>
+              <w:spacing w:before="20" w:after="20" w:line="240" w:lineRule="auto"/>
+              <w:ind w:firstLine="0"/>
+              <w:jc w:val="left"/>
+              <w:rPr>
+                <w:ins w:id="20055" w:author="Claude" w:date="2026-10-09T22:39:37Z"/>
+                <w:ins w:id="20052" w:author="Claude" w:date="2026-10-09T22:39:37Z"/>
+                <w:rFonts w:cs="Times New Roman"/>
+                <w:sz w:val="22"/>
+                <w:szCs w:val="22"/>
+                <w:lang w:eastAsia="en-US"/>
+              </w:rPr>
+            </w:pPr>
+            <w:ins w:id="20048" w:author="Claude" w:date="2026-10-09T22:39:37Z">
+              <w:r>
+                <w:rPr>
+                  <w:rFonts w:cs="Times New Roman"/>
+                  <w:sz w:val="20"/>
+                  <w:szCs w:val="20"/>
+                  <w:lang w:eastAsia="en-US"/>
+                </w:rPr>
+                <w:t>—</w:t>
+              </w:r>
+            </w:ins>
+            <w:ins w:id="20049" w:author="Claude" w:date="2026-10-09T22:39:37Z">
+              <w:r>
+                <w:rPr>
+                  <w:rFonts w:cs="Times New Roman"/>
+                  <w:sz w:val="20"/>
+                  <w:szCs w:val="20"/>
+                  <w:vertAlign w:val="subscript"/>
+                  <w:lang w:eastAsia="en-US"/>
+                </w:rPr>
+              </w:r>
+            </w:ins>
+            <w:ins w:id="20050" w:author="Claude" w:date="2026-10-09T22:39:37Z">
+              <w:r>
+                <w:rPr>
+                  <w:rFonts w:cs="Times New Roman"/>
+                  <w:sz w:val="20"/>
+                  <w:szCs w:val="20"/>
+                  <w:lang w:eastAsia="en-US"/>
+                </w:rPr>
+              </w:r>
+            </w:ins>
+            <w:ins w:id="20051" w:author="Claude" w:date="2026-10-09T22:39:37Z">
+              <w:r>
+                <w:rPr>
+                  <w:rFonts w:cs="Times New Roman"/>
+                  <w:sz w:val="20"/>
+                  <w:szCs w:val="20"/>
+                  <w:vertAlign w:val="subscript"/>
+                  <w:lang w:eastAsia="en-US"/>
+                </w:rPr>
+              </w:r>
+            </w:ins>
+          </w:p>
+        </w:tc>
+      </w:tr>
+      <w:tr>
+        <w:trPr>
+          <w:cantSplit/>
+          <w:jc w:val="center"/>
+          <w:ins w:id="20056" w:author="Claude" w:date="2026-10-09T22:39:37Z"/>
+        </w:trPr>
+        <w:tc>
+          <w:tcPr>
+            <w:tcW w:w="2500" w:type="dxa"/>
+            <w:vAlign w:val="center"/>
+          </w:tcPr>
+          <w:p>
+            <w:pPr>
+              <w:keepNext/>
+              <w:spacing w:before="20" w:after="20" w:line="240" w:lineRule="auto"/>
+              <w:ind w:firstLine="0"/>
+              <w:jc w:val="left"/>
+              <w:rPr>
+                <w:ins w:id="20066" w:author="Claude" w:date="2026-10-09T22:39:37Z"/>
+                <w:ins w:id="20058" w:author="Claude" w:date="2026-10-09T22:39:37Z"/>
+                <w:rFonts w:cs="Times New Roman"/>
+                <w:sz w:val="22"/>
+                <w:szCs w:val="22"/>
+                <w:lang w:eastAsia="en-US"/>
+              </w:rPr>
+            </w:pPr>
+            <w:ins w:id="20057" w:author="Claude" w:date="2026-10-09T22:39:37Z">
+              <w:r>
+                <w:rPr>
+                  <w:rFonts w:cs="Times New Roman"/>
+                  <w:sz w:val="20"/>
+                  <w:szCs w:val="20"/>
+                  <w:lang w:eastAsia="en-US"/>
+                </w:rPr>
+                <w:t>k_f</w:t>
+              </w:r>
+            </w:ins>
+          </w:p>
+        </w:tc>
+        <w:tc>
+          <w:tcPr>
+            <w:tcW w:w="2000" w:type="dxa"/>
+            <w:vAlign w:val="center"/>
+          </w:tcPr>
+          <w:p>
+            <w:pPr>
+              <w:keepNext/>
+              <w:spacing w:before="20" w:after="20" w:line="240" w:lineRule="auto"/>
+              <w:ind w:firstLine="0"/>
+              <w:jc w:val="left"/>
+              <w:rPr>
+                <w:ins w:id="20067" w:author="Claude" w:date="2026-10-09T22:39:37Z"/>
+                <w:ins w:id="20060" w:author="Claude" w:date="2026-10-09T22:39:37Z"/>
+                <w:rFonts w:cs="Times New Roman"/>
+                <w:sz w:val="22"/>
+                <w:szCs w:val="22"/>
+                <w:lang w:eastAsia="en-US"/>
+              </w:rPr>
+            </w:pPr>
+            <w:ins w:id="20059" w:author="Claude" w:date="2026-10-09T22:39:37Z">
+              <w:r>
+                <w:rPr>
+                  <w:rFonts w:cs="Times New Roman"/>
+                  <w:sz w:val="20"/>
+                  <w:szCs w:val="20"/>
+                  <w:lang w:eastAsia="en-US"/>
+                </w:rPr>
+                <w:t>h⁻¹</w:t>
+              </w:r>
+            </w:ins>
+          </w:p>
+        </w:tc>
+        <w:tc>
+          <w:tcPr>
+            <w:tcW w:w="4526" w:type="dxa"/>
+            <w:vAlign w:val="center"/>
+          </w:tcPr>
+          <w:p>
+            <w:pPr>
+              <w:keepNext/>
+              <w:spacing w:before="20" w:after="20" w:line="240" w:lineRule="auto"/>
+              <w:ind w:firstLine="0"/>
+              <w:jc w:val="left"/>
+              <w:rPr>
+                <w:ins w:id="20068" w:author="Claude" w:date="2026-10-09T22:39:37Z"/>
+                <w:ins w:id="20065" w:author="Claude" w:date="2026-10-09T22:39:37Z"/>
+                <w:rFonts w:cs="Times New Roman"/>
+                <w:sz w:val="22"/>
+                <w:szCs w:val="22"/>
+                <w:lang w:eastAsia="en-US"/>
+              </w:rPr>
+            </w:pPr>
+            <w:ins w:id="20061" w:author="Claude" w:date="2026-10-09T22:39:37Z">
+              <w:r>
+                <w:rPr>
+                  <w:rFonts w:cs="Times New Roman"/>
+                  <w:sz w:val="20"/>
+                  <w:szCs w:val="20"/>
+                  <w:lang w:eastAsia="en-US"/>
+                </w:rPr>
+                <w:t>—</w:t>
+              </w:r>
+            </w:ins>
+            <w:ins w:id="20062" w:author="Claude" w:date="2026-10-09T22:39:37Z">
+              <w:r>
+                <w:rPr>
+                  <w:rFonts w:cs="Times New Roman"/>
+                  <w:sz w:val="20"/>
+                  <w:szCs w:val="20"/>
+                  <w:vertAlign w:val="subscript"/>
+                  <w:lang w:eastAsia="en-US"/>
+                </w:rPr>
+              </w:r>
+            </w:ins>
+            <w:ins w:id="20063" w:author="Claude" w:date="2026-10-09T22:39:37Z">
+              <w:r>
+                <w:rPr>
+                  <w:rFonts w:cs="Times New Roman"/>
+                  <w:sz w:val="20"/>
+                  <w:szCs w:val="20"/>
+                  <w:lang w:eastAsia="en-US"/>
+                </w:rPr>
+              </w:r>
+            </w:ins>
+            <w:ins w:id="20064" w:author="Claude" w:date="2026-10-09T22:39:37Z">
+              <w:r>
+                <w:rPr>
+                  <w:rFonts w:cs="Times New Roman"/>
+                  <w:sz w:val="20"/>
+                  <w:szCs w:val="20"/>
+                  <w:vertAlign w:val="subscript"/>
+                  <w:lang w:eastAsia="en-US"/>
+                </w:rPr>
+              </w:r>
+            </w:ins>
+          </w:p>
+        </w:tc>
+      </w:tr>
+      <w:tr>
+        <w:trPr>
+          <w:cantSplit/>
+          <w:jc w:val="center"/>
+          <w:ins w:id="20069" w:author="Claude" w:date="2026-10-09T22:39:37Z"/>
+        </w:trPr>
+        <w:tc>
+          <w:tcPr>
+            <w:tcW w:w="2500" w:type="dxa"/>
+            <w:vAlign w:val="center"/>
+          </w:tcPr>
+          <w:p>
+            <w:pPr>
+              <w:keepNext/>
+              <w:spacing w:before="20" w:after="20" w:line="240" w:lineRule="auto"/>
+              <w:ind w:firstLine="0"/>
+              <w:jc w:val="left"/>
+              <w:rPr>
+                <w:ins w:id="20079" w:author="Claude" w:date="2026-10-09T22:39:37Z"/>
+                <w:ins w:id="20071" w:author="Claude" w:date="2026-10-09T22:39:37Z"/>
+                <w:rFonts w:cs="Times New Roman"/>
+                <w:sz w:val="22"/>
+                <w:szCs w:val="22"/>
+                <w:lang w:eastAsia="en-US"/>
+              </w:rPr>
+            </w:pPr>
+            <w:ins w:id="20070" w:author="Claude" w:date="2026-10-09T22:39:37Z">
+              <w:r>
+                <w:rPr>
+                  <w:rFonts w:cs="Times New Roman"/>
+                  <w:sz w:val="20"/>
+                  <w:szCs w:val="20"/>
+                  <w:lang w:eastAsia="en-US"/>
+                </w:rPr>
+                <w:t>k_d</w:t>
+              </w:r>
+            </w:ins>
+          </w:p>
+        </w:tc>
+        <w:tc>
+          <w:tcPr>
+            <w:tcW w:w="2000" w:type="dxa"/>
+            <w:vAlign w:val="center"/>
+          </w:tcPr>
+          <w:p>
+            <w:pPr>
+              <w:keepNext/>
+              <w:spacing w:before="20" w:after="20" w:line="240" w:lineRule="auto"/>
+              <w:ind w:firstLine="0"/>
+              <w:jc w:val="left"/>
+              <w:rPr>
+                <w:ins w:id="20080" w:author="Claude" w:date="2026-10-09T22:39:37Z"/>
+                <w:ins w:id="20073" w:author="Claude" w:date="2026-10-09T22:39:37Z"/>
+                <w:rFonts w:cs="Times New Roman"/>
+                <w:sz w:val="22"/>
+                <w:szCs w:val="22"/>
+                <w:lang w:eastAsia="en-US"/>
+              </w:rPr>
+            </w:pPr>
+            <w:ins w:id="20072" w:author="Claude" w:date="2026-10-09T22:39:37Z">
+              <w:r>
+                <w:rPr>
+                  <w:rFonts w:cs="Times New Roman"/>
+                  <w:sz w:val="20"/>
+                  <w:szCs w:val="20"/>
+                  <w:lang w:eastAsia="en-US"/>
+                </w:rPr>
+                <w:t>mm⁶ g⁻² h⁻¹</w:t>
+              </w:r>
+            </w:ins>
+          </w:p>
+        </w:tc>
+        <w:tc>
+          <w:tcPr>
+            <w:tcW w:w="4526" w:type="dxa"/>
+            <w:vAlign w:val="center"/>
+          </w:tcPr>
+          <w:p>
+            <w:pPr>
+              <w:keepNext/>
+              <w:spacing w:before="20" w:after="20" w:line="240" w:lineRule="auto"/>
+              <w:ind w:firstLine="0"/>
+              <w:jc w:val="left"/>
+              <w:rPr>
+                <w:ins w:id="20081" w:author="Claude" w:date="2026-10-09T22:39:37Z"/>
+                <w:ins w:id="20078" w:author="Claude" w:date="2026-10-09T22:39:37Z"/>
+                <w:rFonts w:cs="Times New Roman"/>
+                <w:sz w:val="22"/>
+                <w:szCs w:val="22"/>
+                <w:lang w:eastAsia="en-US"/>
+              </w:rPr>
+            </w:pPr>
+            <w:ins w:id="20074" w:author="Claude" w:date="2026-10-09T22:39:37Z">
+              <w:r>
+                <w:rPr>
+                  <w:rFonts w:cs="Times New Roman"/>
+                  <w:sz w:val="20"/>
+                  <w:szCs w:val="20"/>
+                  <w:lang w:eastAsia="en-US"/>
+                </w:rPr>
+                <w:t>Molar k_d (L² mol⁻² h⁻¹) = k_d / (10⁶/M_Cl)², with (10⁶/M_Cl)² ≈ 8.0 × 10⁸</w:t>
+              </w:r>
+            </w:ins>
+            <w:ins w:id="20075" w:author="Claude" w:date="2026-10-09T22:39:37Z">
+              <w:r>
+                <w:rPr>
+                  <w:rFonts w:cs="Times New Roman"/>
+                  <w:sz w:val="20"/>
+                  <w:szCs w:val="20"/>
+                  <w:vertAlign w:val="subscript"/>
+                  <w:lang w:eastAsia="en-US"/>
+                </w:rPr>
+              </w:r>
+            </w:ins>
+            <w:ins w:id="20076" w:author="Claude" w:date="2026-10-09T22:39:37Z">
+              <w:r>
+                <w:rPr>
+                  <w:rFonts w:cs="Times New Roman"/>
+                  <w:sz w:val="20"/>
+                  <w:szCs w:val="20"/>
+                  <w:lang w:eastAsia="en-US"/>
+                </w:rPr>
+              </w:r>
+            </w:ins>
+            <w:ins w:id="20077" w:author="Claude" w:date="2026-10-09T22:39:37Z">
+              <w:r>
+                <w:rPr>
+                  <w:rFonts w:cs="Times New Roman"/>
+                  <w:sz w:val="20"/>
+                  <w:szCs w:val="20"/>
+                  <w:vertAlign w:val="subscript"/>
+                  <w:lang w:eastAsia="en-US"/>
+                </w:rPr>
+              </w:r>
+            </w:ins>
+          </w:p>
+        </w:tc>
+      </w:tr>
+      <w:tr>
+        <w:trPr>
+          <w:cantSplit/>
+          <w:jc w:val="center"/>
+          <w:ins w:id="20082" w:author="Claude" w:date="2026-10-09T22:39:37Z"/>
+        </w:trPr>
+        <w:tc>
+          <w:tcPr>
+            <w:tcW w:w="2500" w:type="dxa"/>
+            <w:vAlign w:val="center"/>
+          </w:tcPr>
+          <w:p>
+            <w:pPr>
+              <w:keepNext/>
+              <w:spacing w:before="20" w:after="20" w:line="240" w:lineRule="auto"/>
+              <w:ind w:firstLine="0"/>
+              <w:jc w:val="left"/>
+              <w:rPr>
+                <w:ins w:id="20092" w:author="Claude" w:date="2026-10-09T22:39:37Z"/>
+                <w:ins w:id="20084" w:author="Claude" w:date="2026-10-09T22:39:37Z"/>
+                <w:rFonts w:cs="Times New Roman"/>
+                <w:sz w:val="22"/>
+                <w:szCs w:val="22"/>
+                <w:lang w:eastAsia="en-US"/>
+              </w:rPr>
+            </w:pPr>
+            <w:ins w:id="20083" w:author="Claude" w:date="2026-10-09T22:39:37Z">
+              <w:r>
+                <w:rPr>
+                  <w:rFonts w:cs="Times New Roman"/>
+                  <w:sz w:val="20"/>
+                  <w:szCs w:val="20"/>
+                  <w:lang w:eastAsia="en-US"/>
+                </w:rPr>
+                <w:t>Diffusivities</w:t>
+              </w:r>
+            </w:ins>
+          </w:p>
+        </w:tc>
+        <w:tc>
+          <w:tcPr>
+            <w:tcW w:w="2000" w:type="dxa"/>
+            <w:vAlign w:val="center"/>
+          </w:tcPr>
+          <w:p>
+            <w:pPr>
+              <w:keepNext/>
+              <w:spacing w:before="20" w:after="20" w:line="240" w:lineRule="auto"/>
+              <w:ind w:firstLine="0"/>
+              <w:jc w:val="left"/>
+              <w:rPr>
+                <w:ins w:id="20093" w:author="Claude" w:date="2026-10-09T22:39:37Z"/>
+                <w:ins w:id="20086" w:author="Claude" w:date="2026-10-09T22:39:37Z"/>
+                <w:rFonts w:cs="Times New Roman"/>
+                <w:sz w:val="22"/>
+                <w:szCs w:val="22"/>
+                <w:lang w:eastAsia="en-US"/>
+              </w:rPr>
+            </w:pPr>
+            <w:ins w:id="20085" w:author="Claude" w:date="2026-10-09T22:39:37Z">
+              <w:r>
+                <w:rPr>
+                  <w:rFonts w:cs="Times New Roman"/>
+                  <w:sz w:val="20"/>
+                  <w:szCs w:val="20"/>
+                  <w:lang w:eastAsia="en-US"/>
+                </w:rPr>
+                <w:t>mm² h⁻¹</w:t>
+              </w:r>
+            </w:ins>
+          </w:p>
+        </w:tc>
+        <w:tc>
+          <w:tcPr>
+            <w:tcW w:w="4526" w:type="dxa"/>
+            <w:vAlign w:val="center"/>
+          </w:tcPr>
+          <w:p>
+            <w:pPr>
+              <w:keepNext/>
+              <w:spacing w:before="20" w:after="20" w:line="240" w:lineRule="auto"/>
+              <w:ind w:firstLine="0"/>
+              <w:jc w:val="left"/>
+              <w:rPr>
+                <w:ins w:id="20094" w:author="Claude" w:date="2026-10-09T22:39:37Z"/>
+                <w:ins w:id="20091" w:author="Claude" w:date="2026-10-09T22:39:37Z"/>
+                <w:rFonts w:cs="Times New Roman"/>
+                <w:sz w:val="22"/>
+                <w:szCs w:val="22"/>
+                <w:lang w:eastAsia="en-US"/>
+              </w:rPr>
+            </w:pPr>
+            <w:ins w:id="20087" w:author="Claude" w:date="2026-10-09T22:39:37Z">
+              <w:r>
+                <w:rPr>
+                  <w:rFonts w:cs="Times New Roman"/>
+                  <w:sz w:val="20"/>
+                  <w:szCs w:val="20"/>
+                  <w:lang w:eastAsia="en-US"/>
+                </w:rPr>
+                <w:t>1 mm² s⁻¹ = 3600 mm² h⁻¹</w:t>
+              </w:r>
+            </w:ins>
+            <w:ins w:id="20088" w:author="Claude" w:date="2026-10-09T22:39:37Z">
+              <w:r>
+                <w:rPr>
+                  <w:rFonts w:cs="Times New Roman"/>
+                  <w:sz w:val="20"/>
+                  <w:szCs w:val="20"/>
+                  <w:vertAlign w:val="subscript"/>
+                  <w:lang w:eastAsia="en-US"/>
+                </w:rPr>
+              </w:r>
+            </w:ins>
+            <w:ins w:id="20089" w:author="Claude" w:date="2026-10-09T22:39:37Z">
+              <w:r>
+                <w:rPr>
+                  <w:rFonts w:cs="Times New Roman"/>
+                  <w:sz w:val="20"/>
+                  <w:szCs w:val="20"/>
+                  <w:lang w:eastAsia="en-US"/>
+                </w:rPr>
+              </w:r>
+            </w:ins>
+            <w:ins w:id="20090" w:author="Claude" w:date="2026-10-09T22:39:37Z">
+              <w:r>
+                <w:rPr>
+                  <w:rFonts w:cs="Times New Roman"/>
+                  <w:sz w:val="20"/>
+                  <w:szCs w:val="20"/>
+                  <w:vertAlign w:val="subscript"/>
+                  <w:lang w:eastAsia="en-US"/>
+                </w:rPr>
+              </w:r>
+            </w:ins>
+          </w:p>
+        </w:tc>
+      </w:tr>
+      <w:tr>
+        <w:trPr>
+          <w:cantSplit/>
+          <w:jc w:val="center"/>
+          <w:ins w:id="20095" w:author="Claude" w:date="2026-10-09T22:39:37Z"/>
+        </w:trPr>
+        <w:tc>
+          <w:tcPr>
+            <w:tcW w:w="2500" w:type="dxa"/>
+            <w:vAlign w:val="center"/>
+          </w:tcPr>
+          <w:p>
+            <w:pPr>
+              <w:keepNext/>
+              <w:spacing w:before="20" w:after="20" w:line="240" w:lineRule="auto"/>
+              <w:ind w:firstLine="0"/>
+              <w:jc w:val="left"/>
+              <w:rPr>
+                <w:ins w:id="20105" w:author="Claude" w:date="2026-10-09T22:39:37Z"/>
+                <w:ins w:id="20097" w:author="Claude" w:date="2026-10-09T22:39:37Z"/>
+                <w:rFonts w:cs="Times New Roman"/>
+                <w:sz w:val="22"/>
+                <w:szCs w:val="22"/>
+                <w:lang w:eastAsia="en-US"/>
+              </w:rPr>
+            </w:pPr>
+            <w:ins w:id="20096" w:author="Claude" w:date="2026-10-09T22:39:37Z">
+              <w:r>
+                <w:rPr>
+                  <w:rFonts w:cs="Times New Roman"/>
+                  <w:sz w:val="20"/>
+                  <w:szCs w:val="20"/>
+                  <w:lang w:eastAsia="en-US"/>
+                </w:rPr>
+                <w:t>Concentrations in figures</w:t>
+              </w:r>
+            </w:ins>
+          </w:p>
+        </w:tc>
+        <w:tc>
+          <w:tcPr>
+            <w:tcW w:w="2000" w:type="dxa"/>
+            <w:vAlign w:val="center"/>
+          </w:tcPr>
+          <w:p>
+            <w:pPr>
+              <w:keepNext/>
+              <w:spacing w:before="20" w:after="20" w:line="240" w:lineRule="auto"/>
+              <w:ind w:firstLine="0"/>
+              <w:jc w:val="left"/>
+              <w:rPr>
+                <w:ins w:id="20106" w:author="Claude" w:date="2026-10-09T22:39:37Z"/>
+                <w:ins w:id="20099" w:author="Claude" w:date="2026-10-09T22:39:37Z"/>
+                <w:rFonts w:cs="Times New Roman"/>
+                <w:sz w:val="22"/>
+                <w:szCs w:val="22"/>
+                <w:lang w:eastAsia="en-US"/>
+              </w:rPr>
+            </w:pPr>
+            <w:ins w:id="20098" w:author="Claude" w:date="2026-10-09T22:39:37Z">
+              <w:r>
+                <w:rPr>
+                  <w:rFonts w:cs="Times New Roman"/>
+                  <w:sz w:val="20"/>
+                  <w:szCs w:val="20"/>
+                  <w:lang w:eastAsia="en-US"/>
+                </w:rPr>
+                <w:t>mg L⁻¹</w:t>
+              </w:r>
+            </w:ins>
+          </w:p>
+        </w:tc>
+        <w:tc>
+          <w:tcPr>
+            <w:tcW w:w="4526" w:type="dxa"/>
+            <w:vAlign w:val="center"/>
+          </w:tcPr>
+          <w:p>
+            <w:pPr>
+              <w:keepNext/>
+              <w:spacing w:before="20" w:after="20" w:line="240" w:lineRule="auto"/>
+              <w:ind w:firstLine="0"/>
+              <w:jc w:val="left"/>
+              <w:rPr>
+                <w:ins w:id="20107" w:author="Claude" w:date="2026-10-09T22:39:37Z"/>
+                <w:ins w:id="20104" w:author="Claude" w:date="2026-10-09T22:39:37Z"/>
+                <w:rFonts w:cs="Times New Roman"/>
+                <w:sz w:val="22"/>
+                <w:szCs w:val="22"/>
+                <w:lang w:eastAsia="en-US"/>
+              </w:rPr>
+            </w:pPr>
+            <w:ins w:id="20100" w:author="Claude" w:date="2026-10-09T22:39:37Z">
+              <w:r>
+                <w:rPr>
+                  <w:rFonts w:cs="Times New Roman"/>
+                  <w:sz w:val="20"/>
+                  <w:szCs w:val="20"/>
+                  <w:lang w:eastAsia="en-US"/>
+                </w:rPr>
+                <w:t>mmol L⁻¹ = (mg L⁻¹) / M</w:t>
+              </w:r>
+            </w:ins>
+            <w:ins w:id="20101" w:author="Claude" w:date="2026-10-09T22:39:37Z">
+              <w:r>
+                <w:rPr>
+                  <w:rFonts w:cs="Times New Roman"/>
+                  <w:sz w:val="20"/>
+                  <w:szCs w:val="20"/>
+                  <w:vertAlign w:val="subscript"/>
+                  <w:lang w:eastAsia="en-US"/>
+                </w:rPr>
+              </w:r>
+            </w:ins>
+            <w:ins w:id="20102" w:author="Claude" w:date="2026-10-09T22:39:37Z">
+              <w:r>
+                <w:rPr>
+                  <w:rFonts w:cs="Times New Roman"/>
+                  <w:sz w:val="20"/>
+                  <w:szCs w:val="20"/>
+                  <w:lang w:eastAsia="en-US"/>
+                </w:rPr>
+              </w:r>
+            </w:ins>
+            <w:ins w:id="20103" w:author="Claude" w:date="2026-10-09T22:39:37Z">
+              <w:r>
+                <w:rPr>
+                  <w:rFonts w:cs="Times New Roman"/>
+                  <w:sz w:val="20"/>
+                  <w:szCs w:val="20"/>
+                  <w:vertAlign w:val="subscript"/>
+                  <w:lang w:eastAsia="en-US"/>
+                </w:rPr>
+              </w:r>
+            </w:ins>
+          </w:p>
+        </w:tc>
+      </w:tr>
+      <w:tr>
+        <w:trPr>
+          <w:cantSplit/>
+          <w:jc w:val="center"/>
+          <w:ins w:id="20108" w:author="Claude" w:date="2026-10-09T22:39:37Z"/>
+        </w:trPr>
+        <w:tc>
+          <w:tcPr>
+            <w:tcW w:w="2500" w:type="dxa"/>
+            <w:vAlign w:val="center"/>
+          </w:tcPr>
+          <w:p>
+            <w:pPr>
+              <w:keepNext/>
+              <w:spacing w:before="20" w:after="20" w:line="240" w:lineRule="auto"/>
+              <w:ind w:firstLine="0"/>
+              <w:jc w:val="left"/>
+              <w:rPr>
+                <w:ins w:id="20118" w:author="Claude" w:date="2026-10-09T22:39:37Z"/>
+                <w:ins w:id="20110" w:author="Claude" w:date="2026-10-09T22:39:37Z"/>
+                <w:rFonts w:cs="Times New Roman"/>
+                <w:sz w:val="22"/>
+                <w:szCs w:val="22"/>
+                <w:lang w:eastAsia="en-US"/>
+              </w:rPr>
+            </w:pPr>
+            <w:ins w:id="20109" w:author="Claude" w:date="2026-10-09T22:39:37Z">
+              <w:r>
+                <w:rPr>
+                  <w:rFonts w:cs="Times New Roman"/>
+                  <w:sz w:val="20"/>
+                  <w:szCs w:val="20"/>
+                  <w:lang w:eastAsia="en-US"/>
+                </w:rPr>
+                <w:t>Molar masses</w:t>
+              </w:r>
+            </w:ins>
+          </w:p>
+        </w:tc>
+        <w:tc>
+          <w:tcPr>
+            <w:tcW w:w="2000" w:type="dxa"/>
+            <w:vAlign w:val="center"/>
+          </w:tcPr>
+          <w:p>
+            <w:pPr>
+              <w:keepNext/>
+              <w:spacing w:before="20" w:after="20" w:line="240" w:lineRule="auto"/>
+              <w:ind w:firstLine="0"/>
+              <w:jc w:val="left"/>
+              <w:rPr>
+                <w:ins w:id="20119" w:author="Claude" w:date="2026-10-09T22:39:37Z"/>
+                <w:ins w:id="20112" w:author="Claude" w:date="2026-10-09T22:39:37Z"/>
+                <w:rFonts w:cs="Times New Roman"/>
+                <w:sz w:val="22"/>
+                <w:szCs w:val="22"/>
+                <w:lang w:eastAsia="en-US"/>
+              </w:rPr>
+            </w:pPr>
+            <w:ins w:id="20111" w:author="Claude" w:date="2026-10-09T22:39:37Z">
+              <w:r>
+                <w:rPr>
+                  <w:rFonts w:cs="Times New Roman"/>
+                  <w:sz w:val="20"/>
+                  <w:szCs w:val="20"/>
+                  <w:lang w:eastAsia="en-US"/>
+                </w:rPr>
+                <w:t>g mol⁻¹</w:t>
+              </w:r>
+            </w:ins>
+          </w:p>
+        </w:tc>
+        <w:tc>
+          <w:tcPr>
+            <w:tcW w:w="4526" w:type="dxa"/>
+            <w:vAlign w:val="center"/>
+          </w:tcPr>
+          <w:p>
+            <w:pPr>
+              <w:keepNext/>
+              <w:spacing w:before="20" w:after="20" w:line="240" w:lineRule="auto"/>
+              <w:ind w:firstLine="0"/>
+              <w:jc w:val="left"/>
+              <w:rPr>
+                <w:ins w:id="20120" w:author="Claude" w:date="2026-10-09T22:39:37Z"/>
+                <w:ins w:id="20117" w:author="Claude" w:date="2026-10-09T22:39:37Z"/>
+                <w:rFonts w:cs="Times New Roman"/>
+                <w:sz w:val="22"/>
+                <w:szCs w:val="22"/>
+                <w:lang w:eastAsia="en-US"/>
+              </w:rPr>
+            </w:pPr>
+            <w:ins w:id="20113" w:author="Claude" w:date="2026-10-09T22:39:37Z">
+              <w:r>
+                <w:rPr>
+                  <w:rFonts w:cs="Times New Roman"/>
+                  <w:sz w:val="20"/>
+                  <w:szCs w:val="20"/>
+                  <w:lang w:eastAsia="en-US"/>
+                </w:rPr>
+                <w:t>M_Zn = 65.38; M_O₂ = 32.00; M_Cl = 35.45</w:t>
+              </w:r>
+            </w:ins>
+            <w:ins w:id="20114" w:author="Claude" w:date="2026-10-09T22:39:37Z">
+              <w:r>
+                <w:rPr>
+                  <w:rFonts w:cs="Times New Roman"/>
+                  <w:sz w:val="20"/>
+                  <w:szCs w:val="20"/>
+                  <w:vertAlign w:val="subscript"/>
+                  <w:lang w:eastAsia="en-US"/>
+                </w:rPr>
+              </w:r>
+            </w:ins>
+            <w:ins w:id="20115" w:author="Claude" w:date="2026-10-09T22:39:37Z">
+              <w:r>
+                <w:rPr>
+                  <w:rFonts w:cs="Times New Roman"/>
+                  <w:sz w:val="20"/>
+                  <w:szCs w:val="20"/>
+                  <w:lang w:eastAsia="en-US"/>
+                </w:rPr>
+              </w:r>
+            </w:ins>
+            <w:ins w:id="20116" w:author="Claude" w:date="2026-10-09T22:39:37Z">
+              <w:r>
+                <w:rPr>
+                  <w:rFonts w:cs="Times New Roman"/>
+                  <w:sz w:val="20"/>
+                  <w:szCs w:val="20"/>
+                  <w:vertAlign w:val="subscript"/>
+                  <w:lang w:eastAsia="en-US"/>
+                </w:rPr>
+              </w:r>
+            </w:ins>
+          </w:p>
+        </w:tc>
+      </w:tr>
+    </w:tbl>
     <w:p>
       <w:pPr>
         <w:pStyle w:val="Heading1"/>

--- a/deliver/Supplementary_tracked.docx
+++ b/deliver/Supplementary_tracked.docx
@@ -50,7 +50,15 @@
         </w:rPr>
       </w:pPr>
       <w:r>
-        <w:t>Henaka Ariyarathna, Xuan Yang, Aijun Huang, Yunlong Tang</w:t>
+        <w:t xml:space="preserve">Henaka Ariyarathna, Xuan Yang, </w:t>
+      </w:r>
+      <w:proofErr w:type="spellStart"/>
+      <w:r>
+        <w:t>Aijun</w:t>
+      </w:r>
+      <w:proofErr w:type="spellEnd"/>
+      <w:r>
+        <w:t xml:space="preserve"> Huang, Yunlong Tang</w:t>
       </w:r>
       <w:r>
         <w:rPr>
@@ -59,7 +67,15 @@
         <w:t>*</w:t>
       </w:r>
       <w:r>
-        <w:t>, Yuman Zhu</w:t>
+        <w:t xml:space="preserve">, </w:t>
+      </w:r>
+      <w:proofErr w:type="spellStart"/>
+      <w:r>
+        <w:t>Yuman</w:t>
+      </w:r>
+      <w:proofErr w:type="spellEnd"/>
+      <w:r>
+        <w:t xml:space="preserve"> Zhu</w:t>
       </w:r>
       <w:r>
         <w:rPr>
@@ -581,38 +597,59 @@
               <w:ind w:firstLine="0"/>
               <w:jc w:val="left"/>
             </w:pPr>
-            <w:ins w:id="9027" w:author="Claude" w:date="2026-10-09T21:46:25Z">
+            <w:r>
+              <w:rPr>
+                <w:sz w:val="20"/>
+                <w:szCs w:val="20"/>
+              </w:rPr>
+              <w:t xml:space="preserve">Calibration by Bayesian optimization</w:t>
+            </w:r>
+            <w:ins w:id="9001" w:author="Claude" w:date="2026-10-09T22:52:19Z">
               <w:r>
                 <w:rPr>
                   <w:sz w:val="20"/>
                   <w:szCs w:val="20"/>
                 </w:rPr>
-                <w:t xml:space="preserve">Calibration by </w:t>
+                <w:t xml:space="preserve"> and validation</w:t>
               </w:r>
             </w:ins>
-            <w:r>
-              <w:rPr>
-                <w:sz w:val="20"/>
-                <w:szCs w:val="20"/>
-              </w:rPr>
-              <w:t xml:space="preserve">Bayesian </w:t>
-            </w:r>
-            <w:del w:id="9026" w:author="Claude" w:date="2026-10-09T21:46:25Z">
+          </w:p>
+        </w:tc>
+        <w:tc>
+          <w:tcPr>
+            <w:tcW w:w="3826" w:type="dxa"/>
+            <w:vAlign w:val="center"/>
+          </w:tcPr>
+          <w:p>
+            <w:pPr>
+              <w:keepNext/>
+              <w:spacing w:before="20" w:after="20" w:line="240" w:lineRule="auto"/>
+              <w:ind w:firstLine="0"/>
+              <w:jc w:val="left"/>
+            </w:pPr>
+            <w:r>
+              <w:rPr>
+                <w:sz w:val="20"/>
+                <w:szCs w:val="20"/>
+              </w:rPr>
+              <w:t xml:space="preserve">Equation S5; Tables S7–S10; </w:t>
+            </w:r>
+            <w:del w:id="9004" w:author="Claude" w:date="2026-10-09T22:52:19Z">
               <w:r>
                 <w:rPr>
                   <w:sz w:val="20"/>
                   <w:szCs w:val="20"/>
                 </w:rPr>
-                <w:delText xml:space="preserve">calibration</w:delText>
+                <w:delText xml:space="preserve">Figure</w:delText>
               </w:r>
             </w:del>
-            <w:ins w:id="9025" w:author="Claude" w:date="2026-10-09T21:46:25Z">
+            <w:ins w:id="9003" w:author="Claude" w:date="2026-10-09T22:52:19Z">
               <w:r>
                 <w:rPr>
                   <w:sz w:val="20"/>
                   <w:szCs w:val="20"/>
                 </w:rPr>
-                <w:t xml:space="preserve">optimization</w:t>
+                <w:t xml:space="preserve">Figures</w:t>
               </w:r>
             </w:ins>
             <w:r>
@@ -620,29 +657,17 @@
                 <w:sz w:val="20"/>
                 <w:szCs w:val="20"/>
               </w:rPr>
-              <w:t xml:space="preserve"> and validation</w:t>
-            </w:r>
-          </w:p>
-        </w:tc>
-        <w:tc>
-          <w:tcPr>
-            <w:tcW w:w="3826" w:type="dxa"/>
-            <w:vAlign w:val="center"/>
-          </w:tcPr>
-          <w:p>
-            <w:pPr>
-              <w:keepNext/>
-              <w:spacing w:before="20" w:after="20" w:line="240" w:lineRule="auto"/>
-              <w:ind w:firstLine="0"/>
-              <w:jc w:val="left"/>
-            </w:pPr>
-            <w:r>
-              <w:rPr>
-                <w:sz w:val="20"/>
-                <w:szCs w:val="20"/>
-              </w:rPr>
-              <w:t>Equation S5; Tables S7–S10; Figure S4</w:t>
-            </w:r>
+              <w:t xml:space="preserve"> S4</w:t>
+            </w:r>
+            <w:ins w:id="9002" w:author="Claude" w:date="2026-10-09T22:52:19Z">
+              <w:r>
+                <w:rPr>
+                  <w:sz w:val="20"/>
+                  <w:szCs w:val="20"/>
+                </w:rPr>
+                <w:t xml:space="preserve">–S5</w:t>
+              </w:r>
+            </w:ins>
           </w:p>
         </w:tc>
       </w:tr>
@@ -710,8 +735,26 @@
                 <w:sz w:val="20"/>
                 <w:szCs w:val="20"/>
               </w:rPr>
-              <w:t>Table S11; Figure S5</w:t>
-            </w:r>
+              <w:t xml:space="preserve">Table S11; Figure </w:t>
+            </w:r>
+            <w:del w:id="9006" w:author="Claude" w:date="2026-10-09T22:52:19Z">
+              <w:r>
+                <w:rPr>
+                  <w:sz w:val="20"/>
+                  <w:szCs w:val="20"/>
+                </w:rPr>
+                <w:delText xml:space="preserve">S5</w:delText>
+              </w:r>
+            </w:del>
+            <w:ins w:id="9005" w:author="Claude" w:date="2026-10-09T22:52:19Z">
+              <w:r>
+                <w:rPr>
+                  <w:sz w:val="20"/>
+                  <w:szCs w:val="20"/>
+                </w:rPr>
+                <w:t xml:space="preserve">S6</w:t>
+              </w:r>
+            </w:ins>
           </w:p>
         </w:tc>
       </w:tr>
@@ -776,8 +819,51 @@
                 <w:sz w:val="20"/>
                 <w:szCs w:val="20"/>
               </w:rPr>
-              <w:t>Table S12; Figures S6–S8</w:t>
-            </w:r>
+              <w:t xml:space="preserve">Table S12; Figures </w:t>
+            </w:r>
+            <w:del w:id="9010" w:author="Claude" w:date="2026-10-09T22:52:19Z">
+              <w:r>
+                <w:rPr>
+                  <w:sz w:val="20"/>
+                  <w:szCs w:val="20"/>
+                </w:rPr>
+                <w:delText xml:space="preserve">S6</w:delText>
+              </w:r>
+            </w:del>
+            <w:ins w:id="9009" w:author="Claude" w:date="2026-10-09T22:52:19Z">
+              <w:r>
+                <w:rPr>
+                  <w:sz w:val="20"/>
+                  <w:szCs w:val="20"/>
+                </w:rPr>
+                <w:t xml:space="preserve">S7</w:t>
+              </w:r>
+            </w:ins>
+            <w:r>
+              <w:rPr>
+                <w:sz w:val="20"/>
+                <w:szCs w:val="20"/>
+              </w:rPr>
+              <w:t xml:space="preserve">–</w:t>
+            </w:r>
+            <w:del w:id="9008" w:author="Claude" w:date="2026-10-09T22:52:19Z">
+              <w:r>
+                <w:rPr>
+                  <w:sz w:val="20"/>
+                  <w:szCs w:val="20"/>
+                </w:rPr>
+                <w:delText xml:space="preserve">S8</w:delText>
+              </w:r>
+            </w:del>
+            <w:ins w:id="9007" w:author="Claude" w:date="2026-10-09T22:52:19Z">
+              <w:r>
+                <w:rPr>
+                  <w:sz w:val="20"/>
+                  <w:szCs w:val="20"/>
+                </w:rPr>
+                <w:t xml:space="preserve">S10</w:t>
+              </w:r>
+            </w:ins>
           </w:p>
         </w:tc>
       </w:tr>
@@ -2414,7 +2500,11 @@
         <w:ind w:firstLine="0"/>
       </w:pPr>
       <w:r>
-        <w:t>Over a transport length δ, with C</w:t>
+        <w:t xml:space="preserve">Over a transport length δ, with </w:t>
+      </w:r>
+      <w:proofErr w:type="spellStart"/>
+      <w:r>
+        <w:t>C</w:t>
       </w:r>
       <w:r>
         <w:rPr>
@@ -2422,6 +2512,7 @@
         </w:rPr>
         <w:t>b</w:t>
       </w:r>
+      <w:proofErr w:type="spellEnd"/>
       <w:r>
         <w:t xml:space="preserve"> the oxygen concentration outside the depleted layer, the supplied flux is D</w:t>
       </w:r>
@@ -2429,17 +2520,30 @@
         <w:rPr>
           <w:vertAlign w:val="subscript"/>
         </w:rPr>
-        <w:t>O2,eff</w:t>
-      </w:r>
-      <w:r>
-        <w:t>(C</w:t>
-      </w:r>
+        <w:t>O</w:t>
+      </w:r>
+      <w:proofErr w:type="gramStart"/>
       <w:r>
         <w:rPr>
           <w:vertAlign w:val="subscript"/>
         </w:rPr>
+        <w:t>2,eff</w:t>
+      </w:r>
+      <w:proofErr w:type="gramEnd"/>
+      <w:r>
+        <w:t>(</w:t>
+      </w:r>
+      <w:proofErr w:type="spellStart"/>
+      <w:r>
+        <w:t>C</w:t>
+      </w:r>
+      <w:r>
+        <w:rPr>
+          <w:vertAlign w:val="subscript"/>
+        </w:rPr>
         <w:t>b</w:t>
       </w:r>
+      <w:proofErr w:type="spellEnd"/>
       <w:r>
         <w:t xml:space="preserve"> − C</w:t>
       </w:r>
@@ -2504,7 +2608,11 @@
         <w:t>Γ</w:t>
       </w:r>
       <w:r>
-        <w:t xml:space="preserve"> = C</w:t>
+        <w:t xml:space="preserve"> = </w:t>
+      </w:r>
+      <w:proofErr w:type="spellStart"/>
+      <w:r>
+        <w:t>C</w:t>
       </w:r>
       <w:r>
         <w:rPr>
@@ -2512,8 +2620,18 @@
         </w:rPr>
         <w:t>b</w:t>
       </w:r>
-      <w:r>
-        <w:t>/(1 + k</w:t>
+      <w:proofErr w:type="spellEnd"/>
+      <w:proofErr w:type="gramStart"/>
+      <w:r>
+        <w:t>/(</w:t>
+      </w:r>
+      <w:proofErr w:type="gramEnd"/>
+      <w:r>
+        <w:t xml:space="preserve">1 + </w:t>
+      </w:r>
+      <w:proofErr w:type="spellStart"/>
+      <w:r>
+        <w:t>k</w:t>
       </w:r>
       <w:r>
         <w:rPr>
@@ -2522,14 +2640,26 @@
         <w:t>ORR</w:t>
       </w:r>
       <w:r>
-        <w:t>δ/D</w:t>
+        <w:t>δ</w:t>
+      </w:r>
+      <w:proofErr w:type="spellEnd"/>
+      <w:r>
+        <w:t>/D</w:t>
       </w:r>
       <w:r>
         <w:rPr>
           <w:vertAlign w:val="subscript"/>
         </w:rPr>
-        <w:t>O2,eff</w:t>
-      </w:r>
+        <w:t>O</w:t>
+      </w:r>
+      <w:proofErr w:type="gramStart"/>
+      <w:r>
+        <w:rPr>
+          <w:vertAlign w:val="subscript"/>
+        </w:rPr>
+        <w:t>2,eff</w:t>
+      </w:r>
+      <w:proofErr w:type="gramEnd"/>
       <w:r>
         <w:t>), so the interfacial flux is the series (harmonic) combination of the reaction and transport resistances:</w:t>
       </w:r>
@@ -3018,6 +3148,8 @@
               <w:jc w:val="left"/>
               <w:rPr>
                 <w:rFonts w:cs="Times New Roman"/>
+                <w:b/>
+                <w:bCs/>
                 <w:sz w:val="22"/>
                 <w:szCs w:val="22"/>
                 <w:lang w:eastAsia="en-US"/>
@@ -3026,6 +3158,8 @@
             <w:r>
               <w:rPr>
                 <w:rFonts w:cs="Times New Roman"/>
+                <w:b/>
+                <w:bCs/>
                 <w:sz w:val="20"/>
                 <w:szCs w:val="20"/>
                 <w:lang w:eastAsia="en-US"/>
@@ -3047,6 +3181,8 @@
               <w:jc w:val="center"/>
               <w:rPr>
                 <w:rFonts w:cs="Times New Roman"/>
+                <w:b/>
+                <w:bCs/>
                 <w:sz w:val="22"/>
                 <w:szCs w:val="22"/>
                 <w:lang w:eastAsia="en-US"/>
@@ -3055,6 +3191,8 @@
             <w:r>
               <w:rPr>
                 <w:rFonts w:cs="Times New Roman"/>
+                <w:b/>
+                <w:bCs/>
                 <w:sz w:val="20"/>
                 <w:szCs w:val="20"/>
                 <w:lang w:eastAsia="en-US"/>
@@ -3076,6 +3214,8 @@
               <w:jc w:val="center"/>
               <w:rPr>
                 <w:rFonts w:cs="Times New Roman"/>
+                <w:b/>
+                <w:bCs/>
                 <w:sz w:val="22"/>
                 <w:szCs w:val="22"/>
                 <w:lang w:eastAsia="en-US"/>
@@ -3084,6 +3224,8 @@
             <w:r>
               <w:rPr>
                 <w:rFonts w:cs="Times New Roman"/>
+                <w:b/>
+                <w:bCs/>
                 <w:sz w:val="20"/>
                 <w:szCs w:val="20"/>
                 <w:lang w:eastAsia="en-US"/>
@@ -3174,6 +3316,7 @@
                 <w:lang w:eastAsia="en-US"/>
               </w:rPr>
             </w:pPr>
+            <w:proofErr w:type="spellStart"/>
             <w:r>
               <w:rPr>
                 <w:rFonts w:cs="Times New Roman"/>
@@ -3193,14 +3336,25 @@
               </w:rPr>
               <w:t>ORR</w:t>
             </w:r>
-            <w:r>
-              <w:rPr>
-                <w:rFonts w:cs="Times New Roman"/>
-                <w:sz w:val="20"/>
-                <w:szCs w:val="20"/>
-                <w:lang w:eastAsia="en-US"/>
-              </w:rPr>
-              <w:t xml:space="preserve"> C</w:t>
+            <w:proofErr w:type="spellEnd"/>
+            <w:r>
+              <w:rPr>
+                <w:rFonts w:cs="Times New Roman"/>
+                <w:sz w:val="20"/>
+                <w:szCs w:val="20"/>
+                <w:lang w:eastAsia="en-US"/>
+              </w:rPr>
+              <w:t xml:space="preserve"> </w:t>
+            </w:r>
+            <w:proofErr w:type="spellStart"/>
+            <w:r>
+              <w:rPr>
+                <w:rFonts w:cs="Times New Roman"/>
+                <w:sz w:val="20"/>
+                <w:szCs w:val="20"/>
+                <w:lang w:eastAsia="en-US"/>
+              </w:rPr>
+              <w:t>C</w:t>
             </w:r>
             <w:r>
               <w:rPr>
@@ -3212,6 +3366,7 @@
               </w:rPr>
               <w:t>b</w:t>
             </w:r>
+            <w:proofErr w:type="spellEnd"/>
           </w:p>
         </w:tc>
       </w:tr>
@@ -3296,6 +3451,7 @@
                 <w:lang w:eastAsia="en-US"/>
               </w:rPr>
             </w:pPr>
+            <w:proofErr w:type="spellStart"/>
             <w:r>
               <w:rPr>
                 <w:rFonts w:cs="Times New Roman"/>
@@ -3315,6 +3471,7 @@
               </w:rPr>
               <w:t>b</w:t>
             </w:r>
+            <w:proofErr w:type="spellEnd"/>
             <w:r>
               <w:rPr>
                 <w:rFonts w:cs="Times New Roman"/>
@@ -3324,23 +3481,44 @@
               </w:rPr>
               <w:t xml:space="preserve"> </w:t>
             </w:r>
-            <w:r>
-              <w:rPr>
-                <w:rFonts w:cs="Times New Roman"/>
-                <w:sz w:val="20"/>
-                <w:szCs w:val="20"/>
-                <w:lang w:eastAsia="en-US"/>
-              </w:rPr>
-              <w:t>/(1/</w:t>
-            </w:r>
-            <w:r>
-              <w:rPr>
-                <w:rFonts w:cs="Times New Roman"/>
-                <w:sz w:val="20"/>
-                <w:szCs w:val="20"/>
-                <w:lang w:eastAsia="en-US"/>
-              </w:rPr>
-              <w:t xml:space="preserve"> k</w:t>
+            <w:proofErr w:type="gramStart"/>
+            <w:r>
+              <w:rPr>
+                <w:rFonts w:cs="Times New Roman"/>
+                <w:sz w:val="20"/>
+                <w:szCs w:val="20"/>
+                <w:lang w:eastAsia="en-US"/>
+              </w:rPr>
+              <w:t>/(</w:t>
+            </w:r>
+            <w:proofErr w:type="gramEnd"/>
+            <w:r>
+              <w:rPr>
+                <w:rFonts w:cs="Times New Roman"/>
+                <w:sz w:val="20"/>
+                <w:szCs w:val="20"/>
+                <w:lang w:eastAsia="en-US"/>
+              </w:rPr>
+              <w:t>1/</w:t>
+            </w:r>
+            <w:r>
+              <w:rPr>
+                <w:rFonts w:cs="Times New Roman"/>
+                <w:sz w:val="20"/>
+                <w:szCs w:val="20"/>
+                <w:lang w:eastAsia="en-US"/>
+              </w:rPr>
+              <w:t xml:space="preserve"> </w:t>
+            </w:r>
+            <w:proofErr w:type="spellStart"/>
+            <w:r>
+              <w:rPr>
+                <w:rFonts w:cs="Times New Roman"/>
+                <w:sz w:val="20"/>
+                <w:szCs w:val="20"/>
+                <w:lang w:eastAsia="en-US"/>
+              </w:rPr>
+              <w:t>k</w:t>
             </w:r>
             <w:r>
               <w:rPr>
@@ -3352,14 +3530,25 @@
               </w:rPr>
               <w:t>ORR</w:t>
             </w:r>
-            <w:r>
-              <w:rPr>
-                <w:rFonts w:cs="Times New Roman"/>
-                <w:sz w:val="20"/>
-                <w:szCs w:val="20"/>
-                <w:lang w:eastAsia="en-US"/>
-              </w:rPr>
-              <w:t xml:space="preserve"> + δ/D</w:t>
+            <w:proofErr w:type="spellEnd"/>
+            <w:r>
+              <w:rPr>
+                <w:rFonts w:cs="Times New Roman"/>
+                <w:sz w:val="20"/>
+                <w:szCs w:val="20"/>
+                <w:lang w:eastAsia="en-US"/>
+              </w:rPr>
+              <w:t xml:space="preserve"> + δ/</w:t>
+            </w:r>
+            <w:proofErr w:type="spellStart"/>
+            <w:r>
+              <w:rPr>
+                <w:rFonts w:cs="Times New Roman"/>
+                <w:sz w:val="20"/>
+                <w:szCs w:val="20"/>
+                <w:lang w:eastAsia="en-US"/>
+              </w:rPr>
+              <w:t>D</w:t>
             </w:r>
             <w:r>
               <w:rPr>
@@ -3381,6 +3570,7 @@
               </w:rPr>
               <w:t>eff</w:t>
             </w:r>
+            <w:proofErr w:type="spellEnd"/>
             <w:r>
               <w:rPr>
                 <w:rFonts w:cs="Times New Roman"/>
@@ -3474,6 +3664,7 @@
                 <w:lang w:eastAsia="en-US"/>
               </w:rPr>
             </w:pPr>
+            <w:proofErr w:type="spellStart"/>
             <w:r>
               <w:rPr>
                 <w:rFonts w:cs="Times New Roman"/>
@@ -3503,6 +3694,7 @@
               </w:rPr>
               <w:t>eff</w:t>
             </w:r>
+            <w:proofErr w:type="spellEnd"/>
             <w:r>
               <w:rPr>
                 <w:rFonts w:cs="Times New Roman"/>
@@ -3512,6 +3704,7 @@
               </w:rPr>
               <w:t xml:space="preserve"> </w:t>
             </w:r>
+            <w:proofErr w:type="spellStart"/>
             <w:r>
               <w:rPr>
                 <w:rFonts w:cs="Times New Roman"/>
@@ -3531,6 +3724,7 @@
               </w:rPr>
               <w:t>b</w:t>
             </w:r>
+            <w:proofErr w:type="spellEnd"/>
             <w:r>
               <w:rPr>
                 <w:rFonts w:cs="Times New Roman"/>
@@ -3549,1280 +3743,6 @@
               </w:rPr>
               <w:t>/δ</w:t>
             </w:r>
-          </w:p>
-        </w:tc>
-      </w:tr>
-    </w:tbl>
-    <w:p>
-      <w:pPr>
-        <w:pStyle w:val="BodyText"/>
-        <w:spacing w:after="120"/>
-        <w:ind w:firstLine="0"/>
-        <w:rPr>
-          <w:ins w:id="20006" w:author="Claude" w:date="2026-10-09T22:39:37Z"/>
-        </w:rPr>
-      </w:pPr>
-      <w:ins w:id="20001" w:author="Claude" w:date="2026-10-09T22:39:37Z">
-        <w:r>
-          <w:t xml:space="preserve">Interfacial balance and units. The interface couples O₂ consumption, Zn²⁺ release, OH⁻ generation and metal loss through the reaction above: for each mole of O₂ consumed by the Robin sink, two moles of Zn leave the metal and 2 mol Zn²⁺ and 4 mol OH⁻ are released, so the Zn source in the Zn equation equals ρ</w:t>
-        </w:r>
-      </w:ins>
-      <w:ins w:id="20002" w:author="Claude" w:date="2026-10-09T22:39:37Z">
-        <w:r>
-          <w:rPr>
-            <w:vertAlign w:val="subscript"/>
-          </w:rPr>
-          <w:t xml:space="preserve">Zn</w:t>
-        </w:r>
-      </w:ins>
-      <w:ins w:id="20003" w:author="Claude" w:date="2026-10-09T22:39:37Z">
-        <w:r>
-          <w:t xml:space="preserve">|v</w:t>
-        </w:r>
-      </w:ins>
-      <w:ins w:id="20004" w:author="Claude" w:date="2026-10-09T22:39:37Z">
-        <w:r>
-          <w:rPr>
-            <w:vertAlign w:val="subscript"/>
-          </w:rPr>
-          <w:t xml:space="preserve">n</w:t>
-        </w:r>
-      </w:ins>
-      <w:ins w:id="20005" w:author="Claude" w:date="2026-10-09T22:39:37Z">
-        <w:r>
-          <w:t xml:space="preserve">|. The units used in the code and figures, and their conversions, are listed below.</w:t>
-        </w:r>
-      </w:ins>
-    </w:p>
-    <w:tbl>
-      <w:tblPr>
-        <w:tblW w:w="9026" w:type="dxa"/>
-        <w:jc w:val="center"/>
-        <w:tblBorders>
-          <w:top w:val="single" w:sz="12" w:space="0" w:color="000000"/>
-          <w:bottom w:val="single" w:sz="12" w:space="0" w:color="000000"/>
-        </w:tblBorders>
-        <w:tblLayout w:type="fixed"/>
-        <w:tblCellMar>
-          <w:top w:w="30" w:type="dxa"/>
-          <w:left w:w="90" w:type="dxa"/>
-          <w:bottom w:w="30" w:type="dxa"/>
-          <w:right w:w="90" w:type="dxa"/>
-        </w:tblCellMar>
-        <w:tblLook w:val="04A0" w:firstRow="1" w:lastRow="0" w:firstColumn="1" w:lastColumn="0" w:noHBand="0" w:noVBand="1"/>
-      </w:tblPr>
-      <w:tblGrid>
-        <w:gridCol w:w="2500"/>
-        <w:gridCol w:w="2000"/>
-        <w:gridCol w:w="4526"/>
-      </w:tblGrid>
-      <w:tr>
-        <w:trPr>
-          <w:cantSplit/>
-          <w:jc w:val="center"/>
-          <w:ins w:id="20007" w:author="Claude" w:date="2026-10-09T22:39:37Z"/>
-        </w:trPr>
-        <w:tc>
-          <w:tcPr>
-            <w:tcW w:w="2500" w:type="dxa"/>
-            <w:vAlign w:val="center"/>
-          </w:tcPr>
-          <w:p>
-            <w:pPr>
-              <w:keepNext/>
-              <w:spacing w:before="20" w:after="20" w:line="240" w:lineRule="auto"/>
-              <w:ind w:firstLine="0"/>
-              <w:jc w:val="left"/>
-              <w:rPr>
-                <w:ins w:id="20014" w:author="Claude" w:date="2026-10-09T22:39:37Z"/>
-                <w:ins w:id="20009" w:author="Claude" w:date="2026-10-09T22:39:37Z"/>
-                <w:rFonts w:cs="Times New Roman"/>
-                <w:sz w:val="22"/>
-                <w:szCs w:val="22"/>
-                <w:lang w:eastAsia="en-US"/>
-              </w:rPr>
-            </w:pPr>
-            <w:ins w:id="20008" w:author="Claude" w:date="2026-10-09T22:39:37Z">
-              <w:r>
-                <w:rPr>
-                  <w:rFonts w:cs="Times New Roman"/>
-                  <w:sz w:val="20"/>
-                  <w:szCs w:val="20"/>
-                  <w:lang w:eastAsia="en-US"/>
-                </w:rPr>
-                <w:t>Quantity</w:t>
-              </w:r>
-            </w:ins>
-          </w:p>
-        </w:tc>
-        <w:tc>
-          <w:tcPr>
-            <w:tcW w:w="2000" w:type="dxa"/>
-            <w:vAlign w:val="center"/>
-          </w:tcPr>
-          <w:p>
-            <w:pPr>
-              <w:keepNext/>
-              <w:spacing w:before="20" w:after="20" w:line="240" w:lineRule="auto"/>
-              <w:ind w:firstLine="0"/>
-              <w:jc w:val="left"/>
-              <w:rPr>
-                <w:ins w:id="20015" w:author="Claude" w:date="2026-10-09T22:39:37Z"/>
-                <w:ins w:id="20011" w:author="Claude" w:date="2026-10-09T22:39:37Z"/>
-                <w:rFonts w:cs="Times New Roman"/>
-                <w:sz w:val="22"/>
-                <w:szCs w:val="22"/>
-                <w:lang w:eastAsia="en-US"/>
-              </w:rPr>
-            </w:pPr>
-            <w:ins w:id="20010" w:author="Claude" w:date="2026-10-09T22:39:37Z">
-              <w:r>
-                <w:rPr>
-                  <w:rFonts w:cs="Times New Roman"/>
-                  <w:sz w:val="20"/>
-                  <w:szCs w:val="20"/>
-                  <w:lang w:eastAsia="en-US"/>
-                </w:rPr>
-                <w:t>Unit in the code</w:t>
-              </w:r>
-            </w:ins>
-          </w:p>
-        </w:tc>
-        <w:tc>
-          <w:tcPr>
-            <w:tcW w:w="4526" w:type="dxa"/>
-            <w:vAlign w:val="center"/>
-          </w:tcPr>
-          <w:p>
-            <w:pPr>
-              <w:keepNext/>
-              <w:spacing w:before="20" w:after="20" w:line="240" w:lineRule="auto"/>
-              <w:ind w:firstLine="0"/>
-              <w:jc w:val="left"/>
-              <w:rPr>
-                <w:ins w:id="20016" w:author="Claude" w:date="2026-10-09T22:39:37Z"/>
-                <w:ins w:id="20013" w:author="Claude" w:date="2026-10-09T22:39:37Z"/>
-                <w:rFonts w:cs="Times New Roman"/>
-                <w:sz w:val="22"/>
-                <w:szCs w:val="22"/>
-                <w:lang w:eastAsia="en-US"/>
-              </w:rPr>
-            </w:pPr>
-            <w:ins w:id="20012" w:author="Claude" w:date="2026-10-09T22:39:37Z">
-              <w:r>
-                <w:rPr>
-                  <w:rFonts w:cs="Times New Roman"/>
-                  <w:sz w:val="20"/>
-                  <w:szCs w:val="20"/>
-                  <w:lang w:eastAsia="en-US"/>
-                </w:rPr>
-                <w:t>Conversion / note</w:t>
-              </w:r>
-            </w:ins>
-          </w:p>
-        </w:tc>
-      </w:tr>
-      <w:tr>
-        <w:trPr>
-          <w:cantSplit/>
-          <w:jc w:val="center"/>
-          <w:ins w:id="20017" w:author="Claude" w:date="2026-10-09T22:39:37Z"/>
-        </w:trPr>
-        <w:tc>
-          <w:tcPr>
-            <w:tcW w:w="2500" w:type="dxa"/>
-            <w:vAlign w:val="center"/>
-          </w:tcPr>
-          <w:p>
-            <w:pPr>
-              <w:keepNext/>
-              <w:spacing w:before="20" w:after="20" w:line="240" w:lineRule="auto"/>
-              <w:ind w:firstLine="0"/>
-              <w:jc w:val="left"/>
-              <w:rPr>
-                <w:ins w:id="20027" w:author="Claude" w:date="2026-10-09T22:39:37Z"/>
-                <w:ins w:id="20019" w:author="Claude" w:date="2026-10-09T22:39:37Z"/>
-                <w:rFonts w:cs="Times New Roman"/>
-                <w:sz w:val="22"/>
-                <w:szCs w:val="22"/>
-                <w:lang w:eastAsia="en-US"/>
-              </w:rPr>
-            </w:pPr>
-            <w:ins w:id="20018" w:author="Claude" w:date="2026-10-09T22:39:37Z">
-              <w:r>
-                <w:rPr>
-                  <w:rFonts w:cs="Times New Roman"/>
-                  <w:sz w:val="20"/>
-                  <w:szCs w:val="20"/>
-                  <w:lang w:eastAsia="en-US"/>
-                </w:rPr>
-                <w:t>Zn²⁺, Cl⁻, O₂ fields</w:t>
-              </w:r>
-            </w:ins>
-          </w:p>
-        </w:tc>
-        <w:tc>
-          <w:tcPr>
-            <w:tcW w:w="2000" w:type="dxa"/>
-            <w:vAlign w:val="center"/>
-          </w:tcPr>
-          <w:p>
-            <w:pPr>
-              <w:keepNext/>
-              <w:spacing w:before="20" w:after="20" w:line="240" w:lineRule="auto"/>
-              <w:ind w:firstLine="0"/>
-              <w:jc w:val="left"/>
-              <w:rPr>
-                <w:ins w:id="20028" w:author="Claude" w:date="2026-10-09T22:39:37Z"/>
-                <w:ins w:id="20021" w:author="Claude" w:date="2026-10-09T22:39:37Z"/>
-                <w:rFonts w:cs="Times New Roman"/>
-                <w:sz w:val="22"/>
-                <w:szCs w:val="22"/>
-                <w:lang w:eastAsia="en-US"/>
-              </w:rPr>
-            </w:pPr>
-            <w:ins w:id="20020" w:author="Claude" w:date="2026-10-09T22:39:37Z">
-              <w:r>
-                <w:rPr>
-                  <w:rFonts w:cs="Times New Roman"/>
-                  <w:sz w:val="20"/>
-                  <w:szCs w:val="20"/>
-                  <w:lang w:eastAsia="en-US"/>
-                </w:rPr>
-                <w:t>g mm⁻³</w:t>
-              </w:r>
-            </w:ins>
-          </w:p>
-        </w:tc>
-        <w:tc>
-          <w:tcPr>
-            <w:tcW w:w="4526" w:type="dxa"/>
-            <w:vAlign w:val="center"/>
-          </w:tcPr>
-          <w:p>
-            <w:pPr>
-              <w:keepNext/>
-              <w:spacing w:before="20" w:after="20" w:line="240" w:lineRule="auto"/>
-              <w:ind w:firstLine="0"/>
-              <w:jc w:val="left"/>
-              <w:rPr>
-                <w:ins w:id="20029" w:author="Claude" w:date="2026-10-09T22:39:37Z"/>
-                <w:ins w:id="20026" w:author="Claude" w:date="2026-10-09T22:39:37Z"/>
-                <w:rFonts w:cs="Times New Roman"/>
-                <w:sz w:val="22"/>
-                <w:szCs w:val="22"/>
-                <w:lang w:eastAsia="en-US"/>
-              </w:rPr>
-            </w:pPr>
-            <w:ins w:id="20022" w:author="Claude" w:date="2026-10-09T22:39:37Z">
-              <w:r>
-                <w:rPr>
-                  <w:rFonts w:cs="Times New Roman"/>
-                  <w:sz w:val="20"/>
-                  <w:szCs w:val="20"/>
-                  <w:lang w:eastAsia="en-US"/>
-                </w:rPr>
-                <w:t>mol mm⁻³ = (g mm⁻³) / M</w:t>
-              </w:r>
-            </w:ins>
-            <w:ins w:id="20023" w:author="Claude" w:date="2026-10-09T22:39:37Z">
-              <w:r>
-                <w:rPr>
-                  <w:rFonts w:cs="Times New Roman"/>
-                  <w:sz w:val="20"/>
-                  <w:szCs w:val="20"/>
-                  <w:vertAlign w:val="subscript"/>
-                  <w:lang w:eastAsia="en-US"/>
-                </w:rPr>
-              </w:r>
-            </w:ins>
-            <w:ins w:id="20024" w:author="Claude" w:date="2026-10-09T22:39:37Z">
-              <w:r>
-                <w:rPr>
-                  <w:rFonts w:cs="Times New Roman"/>
-                  <w:sz w:val="20"/>
-                  <w:szCs w:val="20"/>
-                  <w:lang w:eastAsia="en-US"/>
-                </w:rPr>
-              </w:r>
-            </w:ins>
-            <w:ins w:id="20025" w:author="Claude" w:date="2026-10-09T22:39:37Z">
-              <w:r>
-                <w:rPr>
-                  <w:rFonts w:cs="Times New Roman"/>
-                  <w:sz w:val="20"/>
-                  <w:szCs w:val="20"/>
-                  <w:vertAlign w:val="subscript"/>
-                  <w:lang w:eastAsia="en-US"/>
-                </w:rPr>
-              </w:r>
-            </w:ins>
-          </w:p>
-        </w:tc>
-      </w:tr>
-      <w:tr>
-        <w:trPr>
-          <w:cantSplit/>
-          <w:jc w:val="center"/>
-          <w:ins w:id="20030" w:author="Claude" w:date="2026-10-09T22:39:37Z"/>
-        </w:trPr>
-        <w:tc>
-          <w:tcPr>
-            <w:tcW w:w="2500" w:type="dxa"/>
-            <w:vAlign w:val="center"/>
-          </w:tcPr>
-          <w:p>
-            <w:pPr>
-              <w:keepNext/>
-              <w:spacing w:before="20" w:after="20" w:line="240" w:lineRule="auto"/>
-              <w:ind w:firstLine="0"/>
-              <w:jc w:val="left"/>
-              <w:rPr>
-                <w:ins w:id="20040" w:author="Claude" w:date="2026-10-09T22:39:37Z"/>
-                <w:ins w:id="20032" w:author="Claude" w:date="2026-10-09T22:39:37Z"/>
-                <w:rFonts w:cs="Times New Roman"/>
-                <w:sz w:val="22"/>
-                <w:szCs w:val="22"/>
-                <w:lang w:eastAsia="en-US"/>
-              </w:rPr>
-            </w:pPr>
-            <w:ins w:id="20031" w:author="Claude" w:date="2026-10-09T22:39:37Z">
-              <w:r>
-                <w:rPr>
-                  <w:rFonts w:cs="Times New Roman"/>
-                  <w:sz w:val="20"/>
-                  <w:szCs w:val="20"/>
-                  <w:lang w:eastAsia="en-US"/>
-                </w:rPr>
-                <w:t>OH⁻ field</w:t>
-              </w:r>
-            </w:ins>
-          </w:p>
-        </w:tc>
-        <w:tc>
-          <w:tcPr>
-            <w:tcW w:w="2000" w:type="dxa"/>
-            <w:vAlign w:val="center"/>
-          </w:tcPr>
-          <w:p>
-            <w:pPr>
-              <w:keepNext/>
-              <w:spacing w:before="20" w:after="20" w:line="240" w:lineRule="auto"/>
-              <w:ind w:firstLine="0"/>
-              <w:jc w:val="left"/>
-              <w:rPr>
-                <w:ins w:id="20041" w:author="Claude" w:date="2026-10-09T22:39:37Z"/>
-                <w:ins w:id="20034" w:author="Claude" w:date="2026-10-09T22:39:37Z"/>
-                <w:rFonts w:cs="Times New Roman"/>
-                <w:sz w:val="22"/>
-                <w:szCs w:val="22"/>
-                <w:lang w:eastAsia="en-US"/>
-              </w:rPr>
-            </w:pPr>
-            <w:ins w:id="20033" w:author="Claude" w:date="2026-10-09T22:39:37Z">
-              <w:r>
-                <w:rPr>
-                  <w:rFonts w:cs="Times New Roman"/>
-                  <w:sz w:val="20"/>
-                  <w:szCs w:val="20"/>
-                  <w:lang w:eastAsia="en-US"/>
-                </w:rPr>
-                <w:t>mol L⁻¹</w:t>
-              </w:r>
-            </w:ins>
-          </w:p>
-        </w:tc>
-        <w:tc>
-          <w:tcPr>
-            <w:tcW w:w="4526" w:type="dxa"/>
-            <w:vAlign w:val="center"/>
-          </w:tcPr>
-          <w:p>
-            <w:pPr>
-              <w:keepNext/>
-              <w:spacing w:before="20" w:after="20" w:line="240" w:lineRule="auto"/>
-              <w:ind w:firstLine="0"/>
-              <w:jc w:val="left"/>
-              <w:rPr>
-                <w:ins w:id="20042" w:author="Claude" w:date="2026-10-09T22:39:37Z"/>
-                <w:ins w:id="20039" w:author="Claude" w:date="2026-10-09T22:39:37Z"/>
-                <w:rFonts w:cs="Times New Roman"/>
-                <w:sz w:val="22"/>
-                <w:szCs w:val="22"/>
-                <w:lang w:eastAsia="en-US"/>
-              </w:rPr>
-            </w:pPr>
-            <w:ins w:id="20035" w:author="Claude" w:date="2026-10-09T22:39:37Z">
-              <w:r>
-                <w:rPr>
-                  <w:rFonts w:cs="Times New Roman"/>
-                  <w:sz w:val="20"/>
-                  <w:szCs w:val="20"/>
-                  <w:lang w:eastAsia="en-US"/>
-                </w:rPr>
-                <w:t>—</w:t>
-              </w:r>
-            </w:ins>
-            <w:ins w:id="20036" w:author="Claude" w:date="2026-10-09T22:39:37Z">
-              <w:r>
-                <w:rPr>
-                  <w:rFonts w:cs="Times New Roman"/>
-                  <w:sz w:val="20"/>
-                  <w:szCs w:val="20"/>
-                  <w:vertAlign w:val="subscript"/>
-                  <w:lang w:eastAsia="en-US"/>
-                </w:rPr>
-              </w:r>
-            </w:ins>
-            <w:ins w:id="20037" w:author="Claude" w:date="2026-10-09T22:39:37Z">
-              <w:r>
-                <w:rPr>
-                  <w:rFonts w:cs="Times New Roman"/>
-                  <w:sz w:val="20"/>
-                  <w:szCs w:val="20"/>
-                  <w:lang w:eastAsia="en-US"/>
-                </w:rPr>
-              </w:r>
-            </w:ins>
-            <w:ins w:id="20038" w:author="Claude" w:date="2026-10-09T22:39:37Z">
-              <w:r>
-                <w:rPr>
-                  <w:rFonts w:cs="Times New Roman"/>
-                  <w:sz w:val="20"/>
-                  <w:szCs w:val="20"/>
-                  <w:vertAlign w:val="subscript"/>
-                  <w:lang w:eastAsia="en-US"/>
-                </w:rPr>
-              </w:r>
-            </w:ins>
-          </w:p>
-        </w:tc>
-      </w:tr>
-      <w:tr>
-        <w:trPr>
-          <w:cantSplit/>
-          <w:jc w:val="center"/>
-          <w:ins w:id="20043" w:author="Claude" w:date="2026-10-09T22:39:37Z"/>
-        </w:trPr>
-        <w:tc>
-          <w:tcPr>
-            <w:tcW w:w="2500" w:type="dxa"/>
-            <w:vAlign w:val="center"/>
-          </w:tcPr>
-          <w:p>
-            <w:pPr>
-              <w:keepNext/>
-              <w:spacing w:before="20" w:after="20" w:line="240" w:lineRule="auto"/>
-              <w:ind w:firstLine="0"/>
-              <w:jc w:val="left"/>
-              <w:rPr>
-                <w:ins w:id="20053" w:author="Claude" w:date="2026-10-09T22:39:37Z"/>
-                <w:ins w:id="20045" w:author="Claude" w:date="2026-10-09T22:39:37Z"/>
-                <w:rFonts w:cs="Times New Roman"/>
-                <w:sz w:val="22"/>
-                <w:szCs w:val="22"/>
-                <w:lang w:eastAsia="en-US"/>
-              </w:rPr>
-            </w:pPr>
-            <w:ins w:id="20044" w:author="Claude" w:date="2026-10-09T22:39:37Z">
-              <w:r>
-                <w:rPr>
-                  <w:rFonts w:cs="Times New Roman"/>
-                  <w:sz w:val="20"/>
-                  <w:szCs w:val="20"/>
-                  <w:lang w:eastAsia="en-US"/>
-                </w:rPr>
-                <w:t>k_ORR</w:t>
-              </w:r>
-            </w:ins>
-          </w:p>
-        </w:tc>
-        <w:tc>
-          <w:tcPr>
-            <w:tcW w:w="2000" w:type="dxa"/>
-            <w:vAlign w:val="center"/>
-          </w:tcPr>
-          <w:p>
-            <w:pPr>
-              <w:keepNext/>
-              <w:spacing w:before="20" w:after="20" w:line="240" w:lineRule="auto"/>
-              <w:ind w:firstLine="0"/>
-              <w:jc w:val="left"/>
-              <w:rPr>
-                <w:ins w:id="20054" w:author="Claude" w:date="2026-10-09T22:39:37Z"/>
-                <w:ins w:id="20047" w:author="Claude" w:date="2026-10-09T22:39:37Z"/>
-                <w:rFonts w:cs="Times New Roman"/>
-                <w:sz w:val="22"/>
-                <w:szCs w:val="22"/>
-                <w:lang w:eastAsia="en-US"/>
-              </w:rPr>
-            </w:pPr>
-            <w:ins w:id="20046" w:author="Claude" w:date="2026-10-09T22:39:37Z">
-              <w:r>
-                <w:rPr>
-                  <w:rFonts w:cs="Times New Roman"/>
-                  <w:sz w:val="20"/>
-                  <w:szCs w:val="20"/>
-                  <w:lang w:eastAsia="en-US"/>
-                </w:rPr>
-                <w:t>mm h⁻¹</w:t>
-              </w:r>
-            </w:ins>
-          </w:p>
-        </w:tc>
-        <w:tc>
-          <w:tcPr>
-            <w:tcW w:w="4526" w:type="dxa"/>
-            <w:vAlign w:val="center"/>
-          </w:tcPr>
-          <w:p>
-            <w:pPr>
-              <w:keepNext/>
-              <w:spacing w:before="20" w:after="20" w:line="240" w:lineRule="auto"/>
-              <w:ind w:firstLine="0"/>
-              <w:jc w:val="left"/>
-              <w:rPr>
-                <w:ins w:id="20055" w:author="Claude" w:date="2026-10-09T22:39:37Z"/>
-                <w:ins w:id="20052" w:author="Claude" w:date="2026-10-09T22:39:37Z"/>
-                <w:rFonts w:cs="Times New Roman"/>
-                <w:sz w:val="22"/>
-                <w:szCs w:val="22"/>
-                <w:lang w:eastAsia="en-US"/>
-              </w:rPr>
-            </w:pPr>
-            <w:ins w:id="20048" w:author="Claude" w:date="2026-10-09T22:39:37Z">
-              <w:r>
-                <w:rPr>
-                  <w:rFonts w:cs="Times New Roman"/>
-                  <w:sz w:val="20"/>
-                  <w:szCs w:val="20"/>
-                  <w:lang w:eastAsia="en-US"/>
-                </w:rPr>
-                <w:t>—</w:t>
-              </w:r>
-            </w:ins>
-            <w:ins w:id="20049" w:author="Claude" w:date="2026-10-09T22:39:37Z">
-              <w:r>
-                <w:rPr>
-                  <w:rFonts w:cs="Times New Roman"/>
-                  <w:sz w:val="20"/>
-                  <w:szCs w:val="20"/>
-                  <w:vertAlign w:val="subscript"/>
-                  <w:lang w:eastAsia="en-US"/>
-                </w:rPr>
-              </w:r>
-            </w:ins>
-            <w:ins w:id="20050" w:author="Claude" w:date="2026-10-09T22:39:37Z">
-              <w:r>
-                <w:rPr>
-                  <w:rFonts w:cs="Times New Roman"/>
-                  <w:sz w:val="20"/>
-                  <w:szCs w:val="20"/>
-                  <w:lang w:eastAsia="en-US"/>
-                </w:rPr>
-              </w:r>
-            </w:ins>
-            <w:ins w:id="20051" w:author="Claude" w:date="2026-10-09T22:39:37Z">
-              <w:r>
-                <w:rPr>
-                  <w:rFonts w:cs="Times New Roman"/>
-                  <w:sz w:val="20"/>
-                  <w:szCs w:val="20"/>
-                  <w:vertAlign w:val="subscript"/>
-                  <w:lang w:eastAsia="en-US"/>
-                </w:rPr>
-              </w:r>
-            </w:ins>
-          </w:p>
-        </w:tc>
-      </w:tr>
-      <w:tr>
-        <w:trPr>
-          <w:cantSplit/>
-          <w:jc w:val="center"/>
-          <w:ins w:id="20056" w:author="Claude" w:date="2026-10-09T22:39:37Z"/>
-        </w:trPr>
-        <w:tc>
-          <w:tcPr>
-            <w:tcW w:w="2500" w:type="dxa"/>
-            <w:vAlign w:val="center"/>
-          </w:tcPr>
-          <w:p>
-            <w:pPr>
-              <w:keepNext/>
-              <w:spacing w:before="20" w:after="20" w:line="240" w:lineRule="auto"/>
-              <w:ind w:firstLine="0"/>
-              <w:jc w:val="left"/>
-              <w:rPr>
-                <w:ins w:id="20066" w:author="Claude" w:date="2026-10-09T22:39:37Z"/>
-                <w:ins w:id="20058" w:author="Claude" w:date="2026-10-09T22:39:37Z"/>
-                <w:rFonts w:cs="Times New Roman"/>
-                <w:sz w:val="22"/>
-                <w:szCs w:val="22"/>
-                <w:lang w:eastAsia="en-US"/>
-              </w:rPr>
-            </w:pPr>
-            <w:ins w:id="20057" w:author="Claude" w:date="2026-10-09T22:39:37Z">
-              <w:r>
-                <w:rPr>
-                  <w:rFonts w:cs="Times New Roman"/>
-                  <w:sz w:val="20"/>
-                  <w:szCs w:val="20"/>
-                  <w:lang w:eastAsia="en-US"/>
-                </w:rPr>
-                <w:t>k_f</w:t>
-              </w:r>
-            </w:ins>
-          </w:p>
-        </w:tc>
-        <w:tc>
-          <w:tcPr>
-            <w:tcW w:w="2000" w:type="dxa"/>
-            <w:vAlign w:val="center"/>
-          </w:tcPr>
-          <w:p>
-            <w:pPr>
-              <w:keepNext/>
-              <w:spacing w:before="20" w:after="20" w:line="240" w:lineRule="auto"/>
-              <w:ind w:firstLine="0"/>
-              <w:jc w:val="left"/>
-              <w:rPr>
-                <w:ins w:id="20067" w:author="Claude" w:date="2026-10-09T22:39:37Z"/>
-                <w:ins w:id="20060" w:author="Claude" w:date="2026-10-09T22:39:37Z"/>
-                <w:rFonts w:cs="Times New Roman"/>
-                <w:sz w:val="22"/>
-                <w:szCs w:val="22"/>
-                <w:lang w:eastAsia="en-US"/>
-              </w:rPr>
-            </w:pPr>
-            <w:ins w:id="20059" w:author="Claude" w:date="2026-10-09T22:39:37Z">
-              <w:r>
-                <w:rPr>
-                  <w:rFonts w:cs="Times New Roman"/>
-                  <w:sz w:val="20"/>
-                  <w:szCs w:val="20"/>
-                  <w:lang w:eastAsia="en-US"/>
-                </w:rPr>
-                <w:t>h⁻¹</w:t>
-              </w:r>
-            </w:ins>
-          </w:p>
-        </w:tc>
-        <w:tc>
-          <w:tcPr>
-            <w:tcW w:w="4526" w:type="dxa"/>
-            <w:vAlign w:val="center"/>
-          </w:tcPr>
-          <w:p>
-            <w:pPr>
-              <w:keepNext/>
-              <w:spacing w:before="20" w:after="20" w:line="240" w:lineRule="auto"/>
-              <w:ind w:firstLine="0"/>
-              <w:jc w:val="left"/>
-              <w:rPr>
-                <w:ins w:id="20068" w:author="Claude" w:date="2026-10-09T22:39:37Z"/>
-                <w:ins w:id="20065" w:author="Claude" w:date="2026-10-09T22:39:37Z"/>
-                <w:rFonts w:cs="Times New Roman"/>
-                <w:sz w:val="22"/>
-                <w:szCs w:val="22"/>
-                <w:lang w:eastAsia="en-US"/>
-              </w:rPr>
-            </w:pPr>
-            <w:ins w:id="20061" w:author="Claude" w:date="2026-10-09T22:39:37Z">
-              <w:r>
-                <w:rPr>
-                  <w:rFonts w:cs="Times New Roman"/>
-                  <w:sz w:val="20"/>
-                  <w:szCs w:val="20"/>
-                  <w:lang w:eastAsia="en-US"/>
-                </w:rPr>
-                <w:t>—</w:t>
-              </w:r>
-            </w:ins>
-            <w:ins w:id="20062" w:author="Claude" w:date="2026-10-09T22:39:37Z">
-              <w:r>
-                <w:rPr>
-                  <w:rFonts w:cs="Times New Roman"/>
-                  <w:sz w:val="20"/>
-                  <w:szCs w:val="20"/>
-                  <w:vertAlign w:val="subscript"/>
-                  <w:lang w:eastAsia="en-US"/>
-                </w:rPr>
-              </w:r>
-            </w:ins>
-            <w:ins w:id="20063" w:author="Claude" w:date="2026-10-09T22:39:37Z">
-              <w:r>
-                <w:rPr>
-                  <w:rFonts w:cs="Times New Roman"/>
-                  <w:sz w:val="20"/>
-                  <w:szCs w:val="20"/>
-                  <w:lang w:eastAsia="en-US"/>
-                </w:rPr>
-              </w:r>
-            </w:ins>
-            <w:ins w:id="20064" w:author="Claude" w:date="2026-10-09T22:39:37Z">
-              <w:r>
-                <w:rPr>
-                  <w:rFonts w:cs="Times New Roman"/>
-                  <w:sz w:val="20"/>
-                  <w:szCs w:val="20"/>
-                  <w:vertAlign w:val="subscript"/>
-                  <w:lang w:eastAsia="en-US"/>
-                </w:rPr>
-              </w:r>
-            </w:ins>
-          </w:p>
-        </w:tc>
-      </w:tr>
-      <w:tr>
-        <w:trPr>
-          <w:cantSplit/>
-          <w:jc w:val="center"/>
-          <w:ins w:id="20069" w:author="Claude" w:date="2026-10-09T22:39:37Z"/>
-        </w:trPr>
-        <w:tc>
-          <w:tcPr>
-            <w:tcW w:w="2500" w:type="dxa"/>
-            <w:vAlign w:val="center"/>
-          </w:tcPr>
-          <w:p>
-            <w:pPr>
-              <w:keepNext/>
-              <w:spacing w:before="20" w:after="20" w:line="240" w:lineRule="auto"/>
-              <w:ind w:firstLine="0"/>
-              <w:jc w:val="left"/>
-              <w:rPr>
-                <w:ins w:id="20079" w:author="Claude" w:date="2026-10-09T22:39:37Z"/>
-                <w:ins w:id="20071" w:author="Claude" w:date="2026-10-09T22:39:37Z"/>
-                <w:rFonts w:cs="Times New Roman"/>
-                <w:sz w:val="22"/>
-                <w:szCs w:val="22"/>
-                <w:lang w:eastAsia="en-US"/>
-              </w:rPr>
-            </w:pPr>
-            <w:ins w:id="20070" w:author="Claude" w:date="2026-10-09T22:39:37Z">
-              <w:r>
-                <w:rPr>
-                  <w:rFonts w:cs="Times New Roman"/>
-                  <w:sz w:val="20"/>
-                  <w:szCs w:val="20"/>
-                  <w:lang w:eastAsia="en-US"/>
-                </w:rPr>
-                <w:t>k_d</w:t>
-              </w:r>
-            </w:ins>
-          </w:p>
-        </w:tc>
-        <w:tc>
-          <w:tcPr>
-            <w:tcW w:w="2000" w:type="dxa"/>
-            <w:vAlign w:val="center"/>
-          </w:tcPr>
-          <w:p>
-            <w:pPr>
-              <w:keepNext/>
-              <w:spacing w:before="20" w:after="20" w:line="240" w:lineRule="auto"/>
-              <w:ind w:firstLine="0"/>
-              <w:jc w:val="left"/>
-              <w:rPr>
-                <w:ins w:id="20080" w:author="Claude" w:date="2026-10-09T22:39:37Z"/>
-                <w:ins w:id="20073" w:author="Claude" w:date="2026-10-09T22:39:37Z"/>
-                <w:rFonts w:cs="Times New Roman"/>
-                <w:sz w:val="22"/>
-                <w:szCs w:val="22"/>
-                <w:lang w:eastAsia="en-US"/>
-              </w:rPr>
-            </w:pPr>
-            <w:ins w:id="20072" w:author="Claude" w:date="2026-10-09T22:39:37Z">
-              <w:r>
-                <w:rPr>
-                  <w:rFonts w:cs="Times New Roman"/>
-                  <w:sz w:val="20"/>
-                  <w:szCs w:val="20"/>
-                  <w:lang w:eastAsia="en-US"/>
-                </w:rPr>
-                <w:t>mm⁶ g⁻² h⁻¹</w:t>
-              </w:r>
-            </w:ins>
-          </w:p>
-        </w:tc>
-        <w:tc>
-          <w:tcPr>
-            <w:tcW w:w="4526" w:type="dxa"/>
-            <w:vAlign w:val="center"/>
-          </w:tcPr>
-          <w:p>
-            <w:pPr>
-              <w:keepNext/>
-              <w:spacing w:before="20" w:after="20" w:line="240" w:lineRule="auto"/>
-              <w:ind w:firstLine="0"/>
-              <w:jc w:val="left"/>
-              <w:rPr>
-                <w:ins w:id="20081" w:author="Claude" w:date="2026-10-09T22:39:37Z"/>
-                <w:ins w:id="20078" w:author="Claude" w:date="2026-10-09T22:39:37Z"/>
-                <w:rFonts w:cs="Times New Roman"/>
-                <w:sz w:val="22"/>
-                <w:szCs w:val="22"/>
-                <w:lang w:eastAsia="en-US"/>
-              </w:rPr>
-            </w:pPr>
-            <w:ins w:id="20074" w:author="Claude" w:date="2026-10-09T22:39:37Z">
-              <w:r>
-                <w:rPr>
-                  <w:rFonts w:cs="Times New Roman"/>
-                  <w:sz w:val="20"/>
-                  <w:szCs w:val="20"/>
-                  <w:lang w:eastAsia="en-US"/>
-                </w:rPr>
-                <w:t>Molar k_d (L² mol⁻² h⁻¹) = k_d / (10⁶/M_Cl)², with (10⁶/M_Cl)² ≈ 8.0 × 10⁸</w:t>
-              </w:r>
-            </w:ins>
-            <w:ins w:id="20075" w:author="Claude" w:date="2026-10-09T22:39:37Z">
-              <w:r>
-                <w:rPr>
-                  <w:rFonts w:cs="Times New Roman"/>
-                  <w:sz w:val="20"/>
-                  <w:szCs w:val="20"/>
-                  <w:vertAlign w:val="subscript"/>
-                  <w:lang w:eastAsia="en-US"/>
-                </w:rPr>
-              </w:r>
-            </w:ins>
-            <w:ins w:id="20076" w:author="Claude" w:date="2026-10-09T22:39:37Z">
-              <w:r>
-                <w:rPr>
-                  <w:rFonts w:cs="Times New Roman"/>
-                  <w:sz w:val="20"/>
-                  <w:szCs w:val="20"/>
-                  <w:lang w:eastAsia="en-US"/>
-                </w:rPr>
-              </w:r>
-            </w:ins>
-            <w:ins w:id="20077" w:author="Claude" w:date="2026-10-09T22:39:37Z">
-              <w:r>
-                <w:rPr>
-                  <w:rFonts w:cs="Times New Roman"/>
-                  <w:sz w:val="20"/>
-                  <w:szCs w:val="20"/>
-                  <w:vertAlign w:val="subscript"/>
-                  <w:lang w:eastAsia="en-US"/>
-                </w:rPr>
-              </w:r>
-            </w:ins>
-          </w:p>
-        </w:tc>
-      </w:tr>
-      <w:tr>
-        <w:trPr>
-          <w:cantSplit/>
-          <w:jc w:val="center"/>
-          <w:ins w:id="20082" w:author="Claude" w:date="2026-10-09T22:39:37Z"/>
-        </w:trPr>
-        <w:tc>
-          <w:tcPr>
-            <w:tcW w:w="2500" w:type="dxa"/>
-            <w:vAlign w:val="center"/>
-          </w:tcPr>
-          <w:p>
-            <w:pPr>
-              <w:keepNext/>
-              <w:spacing w:before="20" w:after="20" w:line="240" w:lineRule="auto"/>
-              <w:ind w:firstLine="0"/>
-              <w:jc w:val="left"/>
-              <w:rPr>
-                <w:ins w:id="20092" w:author="Claude" w:date="2026-10-09T22:39:37Z"/>
-                <w:ins w:id="20084" w:author="Claude" w:date="2026-10-09T22:39:37Z"/>
-                <w:rFonts w:cs="Times New Roman"/>
-                <w:sz w:val="22"/>
-                <w:szCs w:val="22"/>
-                <w:lang w:eastAsia="en-US"/>
-              </w:rPr>
-            </w:pPr>
-            <w:ins w:id="20083" w:author="Claude" w:date="2026-10-09T22:39:37Z">
-              <w:r>
-                <w:rPr>
-                  <w:rFonts w:cs="Times New Roman"/>
-                  <w:sz w:val="20"/>
-                  <w:szCs w:val="20"/>
-                  <w:lang w:eastAsia="en-US"/>
-                </w:rPr>
-                <w:t>Diffusivities</w:t>
-              </w:r>
-            </w:ins>
-          </w:p>
-        </w:tc>
-        <w:tc>
-          <w:tcPr>
-            <w:tcW w:w="2000" w:type="dxa"/>
-            <w:vAlign w:val="center"/>
-          </w:tcPr>
-          <w:p>
-            <w:pPr>
-              <w:keepNext/>
-              <w:spacing w:before="20" w:after="20" w:line="240" w:lineRule="auto"/>
-              <w:ind w:firstLine="0"/>
-              <w:jc w:val="left"/>
-              <w:rPr>
-                <w:ins w:id="20093" w:author="Claude" w:date="2026-10-09T22:39:37Z"/>
-                <w:ins w:id="20086" w:author="Claude" w:date="2026-10-09T22:39:37Z"/>
-                <w:rFonts w:cs="Times New Roman"/>
-                <w:sz w:val="22"/>
-                <w:szCs w:val="22"/>
-                <w:lang w:eastAsia="en-US"/>
-              </w:rPr>
-            </w:pPr>
-            <w:ins w:id="20085" w:author="Claude" w:date="2026-10-09T22:39:37Z">
-              <w:r>
-                <w:rPr>
-                  <w:rFonts w:cs="Times New Roman"/>
-                  <w:sz w:val="20"/>
-                  <w:szCs w:val="20"/>
-                  <w:lang w:eastAsia="en-US"/>
-                </w:rPr>
-                <w:t>mm² h⁻¹</w:t>
-              </w:r>
-            </w:ins>
-          </w:p>
-        </w:tc>
-        <w:tc>
-          <w:tcPr>
-            <w:tcW w:w="4526" w:type="dxa"/>
-            <w:vAlign w:val="center"/>
-          </w:tcPr>
-          <w:p>
-            <w:pPr>
-              <w:keepNext/>
-              <w:spacing w:before="20" w:after="20" w:line="240" w:lineRule="auto"/>
-              <w:ind w:firstLine="0"/>
-              <w:jc w:val="left"/>
-              <w:rPr>
-                <w:ins w:id="20094" w:author="Claude" w:date="2026-10-09T22:39:37Z"/>
-                <w:ins w:id="20091" w:author="Claude" w:date="2026-10-09T22:39:37Z"/>
-                <w:rFonts w:cs="Times New Roman"/>
-                <w:sz w:val="22"/>
-                <w:szCs w:val="22"/>
-                <w:lang w:eastAsia="en-US"/>
-              </w:rPr>
-            </w:pPr>
-            <w:ins w:id="20087" w:author="Claude" w:date="2026-10-09T22:39:37Z">
-              <w:r>
-                <w:rPr>
-                  <w:rFonts w:cs="Times New Roman"/>
-                  <w:sz w:val="20"/>
-                  <w:szCs w:val="20"/>
-                  <w:lang w:eastAsia="en-US"/>
-                </w:rPr>
-                <w:t>1 mm² s⁻¹ = 3600 mm² h⁻¹</w:t>
-              </w:r>
-            </w:ins>
-            <w:ins w:id="20088" w:author="Claude" w:date="2026-10-09T22:39:37Z">
-              <w:r>
-                <w:rPr>
-                  <w:rFonts w:cs="Times New Roman"/>
-                  <w:sz w:val="20"/>
-                  <w:szCs w:val="20"/>
-                  <w:vertAlign w:val="subscript"/>
-                  <w:lang w:eastAsia="en-US"/>
-                </w:rPr>
-              </w:r>
-            </w:ins>
-            <w:ins w:id="20089" w:author="Claude" w:date="2026-10-09T22:39:37Z">
-              <w:r>
-                <w:rPr>
-                  <w:rFonts w:cs="Times New Roman"/>
-                  <w:sz w:val="20"/>
-                  <w:szCs w:val="20"/>
-                  <w:lang w:eastAsia="en-US"/>
-                </w:rPr>
-              </w:r>
-            </w:ins>
-            <w:ins w:id="20090" w:author="Claude" w:date="2026-10-09T22:39:37Z">
-              <w:r>
-                <w:rPr>
-                  <w:rFonts w:cs="Times New Roman"/>
-                  <w:sz w:val="20"/>
-                  <w:szCs w:val="20"/>
-                  <w:vertAlign w:val="subscript"/>
-                  <w:lang w:eastAsia="en-US"/>
-                </w:rPr>
-              </w:r>
-            </w:ins>
-          </w:p>
-        </w:tc>
-      </w:tr>
-      <w:tr>
-        <w:trPr>
-          <w:cantSplit/>
-          <w:jc w:val="center"/>
-          <w:ins w:id="20095" w:author="Claude" w:date="2026-10-09T22:39:37Z"/>
-        </w:trPr>
-        <w:tc>
-          <w:tcPr>
-            <w:tcW w:w="2500" w:type="dxa"/>
-            <w:vAlign w:val="center"/>
-          </w:tcPr>
-          <w:p>
-            <w:pPr>
-              <w:keepNext/>
-              <w:spacing w:before="20" w:after="20" w:line="240" w:lineRule="auto"/>
-              <w:ind w:firstLine="0"/>
-              <w:jc w:val="left"/>
-              <w:rPr>
-                <w:ins w:id="20105" w:author="Claude" w:date="2026-10-09T22:39:37Z"/>
-                <w:ins w:id="20097" w:author="Claude" w:date="2026-10-09T22:39:37Z"/>
-                <w:rFonts w:cs="Times New Roman"/>
-                <w:sz w:val="22"/>
-                <w:szCs w:val="22"/>
-                <w:lang w:eastAsia="en-US"/>
-              </w:rPr>
-            </w:pPr>
-            <w:ins w:id="20096" w:author="Claude" w:date="2026-10-09T22:39:37Z">
-              <w:r>
-                <w:rPr>
-                  <w:rFonts w:cs="Times New Roman"/>
-                  <w:sz w:val="20"/>
-                  <w:szCs w:val="20"/>
-                  <w:lang w:eastAsia="en-US"/>
-                </w:rPr>
-                <w:t>Concentrations in figures</w:t>
-              </w:r>
-            </w:ins>
-          </w:p>
-        </w:tc>
-        <w:tc>
-          <w:tcPr>
-            <w:tcW w:w="2000" w:type="dxa"/>
-            <w:vAlign w:val="center"/>
-          </w:tcPr>
-          <w:p>
-            <w:pPr>
-              <w:keepNext/>
-              <w:spacing w:before="20" w:after="20" w:line="240" w:lineRule="auto"/>
-              <w:ind w:firstLine="0"/>
-              <w:jc w:val="left"/>
-              <w:rPr>
-                <w:ins w:id="20106" w:author="Claude" w:date="2026-10-09T22:39:37Z"/>
-                <w:ins w:id="20099" w:author="Claude" w:date="2026-10-09T22:39:37Z"/>
-                <w:rFonts w:cs="Times New Roman"/>
-                <w:sz w:val="22"/>
-                <w:szCs w:val="22"/>
-                <w:lang w:eastAsia="en-US"/>
-              </w:rPr>
-            </w:pPr>
-            <w:ins w:id="20098" w:author="Claude" w:date="2026-10-09T22:39:37Z">
-              <w:r>
-                <w:rPr>
-                  <w:rFonts w:cs="Times New Roman"/>
-                  <w:sz w:val="20"/>
-                  <w:szCs w:val="20"/>
-                  <w:lang w:eastAsia="en-US"/>
-                </w:rPr>
-                <w:t>mg L⁻¹</w:t>
-              </w:r>
-            </w:ins>
-          </w:p>
-        </w:tc>
-        <w:tc>
-          <w:tcPr>
-            <w:tcW w:w="4526" w:type="dxa"/>
-            <w:vAlign w:val="center"/>
-          </w:tcPr>
-          <w:p>
-            <w:pPr>
-              <w:keepNext/>
-              <w:spacing w:before="20" w:after="20" w:line="240" w:lineRule="auto"/>
-              <w:ind w:firstLine="0"/>
-              <w:jc w:val="left"/>
-              <w:rPr>
-                <w:ins w:id="20107" w:author="Claude" w:date="2026-10-09T22:39:37Z"/>
-                <w:ins w:id="20104" w:author="Claude" w:date="2026-10-09T22:39:37Z"/>
-                <w:rFonts w:cs="Times New Roman"/>
-                <w:sz w:val="22"/>
-                <w:szCs w:val="22"/>
-                <w:lang w:eastAsia="en-US"/>
-              </w:rPr>
-            </w:pPr>
-            <w:ins w:id="20100" w:author="Claude" w:date="2026-10-09T22:39:37Z">
-              <w:r>
-                <w:rPr>
-                  <w:rFonts w:cs="Times New Roman"/>
-                  <w:sz w:val="20"/>
-                  <w:szCs w:val="20"/>
-                  <w:lang w:eastAsia="en-US"/>
-                </w:rPr>
-                <w:t>mmol L⁻¹ = (mg L⁻¹) / M</w:t>
-              </w:r>
-            </w:ins>
-            <w:ins w:id="20101" w:author="Claude" w:date="2026-10-09T22:39:37Z">
-              <w:r>
-                <w:rPr>
-                  <w:rFonts w:cs="Times New Roman"/>
-                  <w:sz w:val="20"/>
-                  <w:szCs w:val="20"/>
-                  <w:vertAlign w:val="subscript"/>
-                  <w:lang w:eastAsia="en-US"/>
-                </w:rPr>
-              </w:r>
-            </w:ins>
-            <w:ins w:id="20102" w:author="Claude" w:date="2026-10-09T22:39:37Z">
-              <w:r>
-                <w:rPr>
-                  <w:rFonts w:cs="Times New Roman"/>
-                  <w:sz w:val="20"/>
-                  <w:szCs w:val="20"/>
-                  <w:lang w:eastAsia="en-US"/>
-                </w:rPr>
-              </w:r>
-            </w:ins>
-            <w:ins w:id="20103" w:author="Claude" w:date="2026-10-09T22:39:37Z">
-              <w:r>
-                <w:rPr>
-                  <w:rFonts w:cs="Times New Roman"/>
-                  <w:sz w:val="20"/>
-                  <w:szCs w:val="20"/>
-                  <w:vertAlign w:val="subscript"/>
-                  <w:lang w:eastAsia="en-US"/>
-                </w:rPr>
-              </w:r>
-            </w:ins>
-          </w:p>
-        </w:tc>
-      </w:tr>
-      <w:tr>
-        <w:trPr>
-          <w:cantSplit/>
-          <w:jc w:val="center"/>
-          <w:ins w:id="20108" w:author="Claude" w:date="2026-10-09T22:39:37Z"/>
-        </w:trPr>
-        <w:tc>
-          <w:tcPr>
-            <w:tcW w:w="2500" w:type="dxa"/>
-            <w:vAlign w:val="center"/>
-          </w:tcPr>
-          <w:p>
-            <w:pPr>
-              <w:keepNext/>
-              <w:spacing w:before="20" w:after="20" w:line="240" w:lineRule="auto"/>
-              <w:ind w:firstLine="0"/>
-              <w:jc w:val="left"/>
-              <w:rPr>
-                <w:ins w:id="20118" w:author="Claude" w:date="2026-10-09T22:39:37Z"/>
-                <w:ins w:id="20110" w:author="Claude" w:date="2026-10-09T22:39:37Z"/>
-                <w:rFonts w:cs="Times New Roman"/>
-                <w:sz w:val="22"/>
-                <w:szCs w:val="22"/>
-                <w:lang w:eastAsia="en-US"/>
-              </w:rPr>
-            </w:pPr>
-            <w:ins w:id="20109" w:author="Claude" w:date="2026-10-09T22:39:37Z">
-              <w:r>
-                <w:rPr>
-                  <w:rFonts w:cs="Times New Roman"/>
-                  <w:sz w:val="20"/>
-                  <w:szCs w:val="20"/>
-                  <w:lang w:eastAsia="en-US"/>
-                </w:rPr>
-                <w:t>Molar masses</w:t>
-              </w:r>
-            </w:ins>
-          </w:p>
-        </w:tc>
-        <w:tc>
-          <w:tcPr>
-            <w:tcW w:w="2000" w:type="dxa"/>
-            <w:vAlign w:val="center"/>
-          </w:tcPr>
-          <w:p>
-            <w:pPr>
-              <w:keepNext/>
-              <w:spacing w:before="20" w:after="20" w:line="240" w:lineRule="auto"/>
-              <w:ind w:firstLine="0"/>
-              <w:jc w:val="left"/>
-              <w:rPr>
-                <w:ins w:id="20119" w:author="Claude" w:date="2026-10-09T22:39:37Z"/>
-                <w:ins w:id="20112" w:author="Claude" w:date="2026-10-09T22:39:37Z"/>
-                <w:rFonts w:cs="Times New Roman"/>
-                <w:sz w:val="22"/>
-                <w:szCs w:val="22"/>
-                <w:lang w:eastAsia="en-US"/>
-              </w:rPr>
-            </w:pPr>
-            <w:ins w:id="20111" w:author="Claude" w:date="2026-10-09T22:39:37Z">
-              <w:r>
-                <w:rPr>
-                  <w:rFonts w:cs="Times New Roman"/>
-                  <w:sz w:val="20"/>
-                  <w:szCs w:val="20"/>
-                  <w:lang w:eastAsia="en-US"/>
-                </w:rPr>
-                <w:t>g mol⁻¹</w:t>
-              </w:r>
-            </w:ins>
-          </w:p>
-        </w:tc>
-        <w:tc>
-          <w:tcPr>
-            <w:tcW w:w="4526" w:type="dxa"/>
-            <w:vAlign w:val="center"/>
-          </w:tcPr>
-          <w:p>
-            <w:pPr>
-              <w:keepNext/>
-              <w:spacing w:before="20" w:after="20" w:line="240" w:lineRule="auto"/>
-              <w:ind w:firstLine="0"/>
-              <w:jc w:val="left"/>
-              <w:rPr>
-                <w:ins w:id="20120" w:author="Claude" w:date="2026-10-09T22:39:37Z"/>
-                <w:ins w:id="20117" w:author="Claude" w:date="2026-10-09T22:39:37Z"/>
-                <w:rFonts w:cs="Times New Roman"/>
-                <w:sz w:val="22"/>
-                <w:szCs w:val="22"/>
-                <w:lang w:eastAsia="en-US"/>
-              </w:rPr>
-            </w:pPr>
-            <w:ins w:id="20113" w:author="Claude" w:date="2026-10-09T22:39:37Z">
-              <w:r>
-                <w:rPr>
-                  <w:rFonts w:cs="Times New Roman"/>
-                  <w:sz w:val="20"/>
-                  <w:szCs w:val="20"/>
-                  <w:lang w:eastAsia="en-US"/>
-                </w:rPr>
-                <w:t>M_Zn = 65.38; M_O₂ = 32.00; M_Cl = 35.45</w:t>
-              </w:r>
-            </w:ins>
-            <w:ins w:id="20114" w:author="Claude" w:date="2026-10-09T22:39:37Z">
-              <w:r>
-                <w:rPr>
-                  <w:rFonts w:cs="Times New Roman"/>
-                  <w:sz w:val="20"/>
-                  <w:szCs w:val="20"/>
-                  <w:vertAlign w:val="subscript"/>
-                  <w:lang w:eastAsia="en-US"/>
-                </w:rPr>
-              </w:r>
-            </w:ins>
-            <w:ins w:id="20115" w:author="Claude" w:date="2026-10-09T22:39:37Z">
-              <w:r>
-                <w:rPr>
-                  <w:rFonts w:cs="Times New Roman"/>
-                  <w:sz w:val="20"/>
-                  <w:szCs w:val="20"/>
-                  <w:lang w:eastAsia="en-US"/>
-                </w:rPr>
-              </w:r>
-            </w:ins>
-            <w:ins w:id="20116" w:author="Claude" w:date="2026-10-09T22:39:37Z">
-              <w:r>
-                <w:rPr>
-                  <w:rFonts w:cs="Times New Roman"/>
-                  <w:sz w:val="20"/>
-                  <w:szCs w:val="20"/>
-                  <w:vertAlign w:val="subscript"/>
-                  <w:lang w:eastAsia="en-US"/>
-                </w:rPr>
-              </w:r>
-            </w:ins>
           </w:p>
         </w:tc>
       </w:tr>
@@ -4843,7 +3763,52 @@
         <w:ind w:firstLine="0"/>
       </w:pPr>
       <w:r>
-        <w:t>STL implant geometries were converted into tetrahedral finite-element meshes using a Gmsh (v4.13.1)-based workflow [1], with TetGen [2] for tetrahedralization and MMG [3] for adaptive remeshing. Adaptive refinement was applied at the Zn-electrolyte interface, and the resulting Zn-electrolyte meshes were exported in FreeFEM/Medit (.mesh) format for all simulations in FreeFEM (v4.14) [4].</w:t>
+        <w:t xml:space="preserve">STL implant geometries were converted into tetrahedral finite-element meshes using a </w:t>
+      </w:r>
+      <w:proofErr w:type="spellStart"/>
+      <w:r>
+        <w:t>Gmsh</w:t>
+      </w:r>
+      <w:proofErr w:type="spellEnd"/>
+      <w:r>
+        <w:t xml:space="preserve"> (v4.13.1)-based workflow [1], with </w:t>
+      </w:r>
+      <w:proofErr w:type="spellStart"/>
+      <w:r>
+        <w:t>TetGen</w:t>
+      </w:r>
+      <w:proofErr w:type="spellEnd"/>
+      <w:r>
+        <w:t xml:space="preserve"> [2] for tetrahedralization and MMG [3] for adaptive remeshing. Adaptive refinement was applied at the Zn-electrolyte interface, and the resulting Zn-electrolyte meshes were exported in </w:t>
+      </w:r>
+      <w:proofErr w:type="spellStart"/>
+      <w:r>
+        <w:t>FreeFEM</w:t>
+      </w:r>
+      <w:proofErr w:type="spellEnd"/>
+      <w:r>
+        <w:t>/</w:t>
+      </w:r>
+      <w:proofErr w:type="spellStart"/>
+      <w:proofErr w:type="gramStart"/>
+      <w:r>
+        <w:t>Medit</w:t>
+      </w:r>
+      <w:proofErr w:type="spellEnd"/>
+      <w:r>
+        <w:t xml:space="preserve"> (.</w:t>
+      </w:r>
+      <w:proofErr w:type="gramEnd"/>
+      <w:r>
+        <w:t xml:space="preserve">mesh) format for all simulations in </w:t>
+      </w:r>
+      <w:proofErr w:type="spellStart"/>
+      <w:r>
+        <w:t>FreeFEM</w:t>
+      </w:r>
+      <w:proofErr w:type="spellEnd"/>
+      <w:r>
+        <w:t xml:space="preserve"> (v4.14) [4].</w:t>
       </w:r>
       <w:r>
         <w:t xml:space="preserve"> </w:t>
@@ -5068,7 +4033,23 @@
         <w:ind w:firstLine="0"/>
       </w:pPr>
       <w:r>
-        <w:t>where MassLoss_Li is the predicted mass loss for mesh level Li and MassLoss_Reference is the predicted mass loss for the reference mesh (21.25 million elements).</w:t>
+        <w:t xml:space="preserve">where </w:t>
+      </w:r>
+      <w:proofErr w:type="spellStart"/>
+      <w:r>
+        <w:t>MassLoss_Li</w:t>
+      </w:r>
+      <w:proofErr w:type="spellEnd"/>
+      <w:r>
+        <w:t xml:space="preserve"> is the predicted mass loss for mesh level Li and </w:t>
+      </w:r>
+      <w:proofErr w:type="spellStart"/>
+      <w:r>
+        <w:t>MassLoss_Reference</w:t>
+      </w:r>
+      <w:proofErr w:type="spellEnd"/>
+      <w:r>
+        <w:t xml:space="preserve"> is the predicted mass loss for the reference mesh (21.25 million elements).</w:t>
       </w:r>
     </w:p>
     <w:p>
@@ -5077,15 +4058,82 @@
         <w:keepNext/>
         <w:spacing w:before="360" w:after="80"/>
       </w:pPr>
-      <w:r>
-        <w:rPr>
-          <w:b/>
-          <w:bCs/>
-          <w:sz w:val="20"/>
-          <w:szCs w:val="20"/>
-        </w:rPr>
-        <w:t xml:space="preserve">Table S2. </w:t>
-      </w:r>
+      <w:del w:id="20001" w:author="Claude" w:date="2026-10-09T22:52:19Z">
+        <w:r>
+          <w:rPr>
+            <w:b/>
+            <w:bCs/>
+            <w:sz w:val="20"/>
+            <w:szCs w:val="20"/>
+          </w:rPr>
+          <w:delText xml:space="preserve">Table S2. </w:delText>
+        </w:r>
+      </w:del>
+      <w:ins w:id="20002" w:author="Claude" w:date="2026-10-09T22:52:19Z">
+        <w:r>
+          <w:rPr>
+            <w:b/>
+            <w:bCs/>
+            <w:sz w:val="20"/>
+            <w:szCs w:val="20"/>
+          </w:rPr>
+          <w:t xml:space="preserve">Table S</w:t>
+        </w:r>
+        <w:r>
+          <w:rPr>
+            <w:b/>
+            <w:bCs/>
+            <w:sz w:val="20"/>
+            <w:szCs w:val="20"/>
+          </w:rPr>
+          <w:fldChar w:fldCharType="begin"/>
+        </w:r>
+        <w:r>
+          <w:rPr>
+            <w:b/>
+            <w:bCs/>
+            <w:sz w:val="20"/>
+            <w:szCs w:val="20"/>
+          </w:rPr>
+          <w:instrText xml:space="preserve"> SEQ Table \* ARABIC </w:instrText>
+        </w:r>
+        <w:r>
+          <w:rPr>
+            <w:b/>
+            <w:bCs/>
+            <w:sz w:val="20"/>
+            <w:szCs w:val="20"/>
+          </w:rPr>
+          <w:fldChar w:fldCharType="separate"/>
+        </w:r>
+        <w:r>
+          <w:rPr>
+            <w:b/>
+            <w:bCs/>
+            <w:sz w:val="20"/>
+            <w:szCs w:val="20"/>
+          </w:rPr>
+          <w:t xml:space="preserve">2</w:t>
+        </w:r>
+        <w:r>
+          <w:rPr>
+            <w:b/>
+            <w:bCs/>
+            <w:sz w:val="20"/>
+            <w:szCs w:val="20"/>
+          </w:rPr>
+          <w:fldChar w:fldCharType="end"/>
+        </w:r>
+        <w:r>
+          <w:rPr>
+            <w:b/>
+            <w:bCs/>
+            <w:sz w:val="20"/>
+            <w:szCs w:val="20"/>
+          </w:rPr>
+          <w:t xml:space="preserve">. </w:t>
+        </w:r>
+      </w:ins>
       <w:r>
         <w:rPr>
           <w:sz w:val="20"/>
@@ -6189,15 +5237,82 @@
         <w:keepNext/>
         <w:spacing w:before="360" w:after="80"/>
       </w:pPr>
-      <w:r>
-        <w:rPr>
-          <w:b/>
-          <w:bCs/>
-          <w:sz w:val="20"/>
-          <w:szCs w:val="20"/>
-        </w:rPr>
-        <w:t xml:space="preserve">Table S3. </w:t>
-      </w:r>
+      <w:del w:id="20003" w:author="Claude" w:date="2026-10-09T22:52:19Z">
+        <w:r>
+          <w:rPr>
+            <w:b/>
+            <w:bCs/>
+            <w:sz w:val="20"/>
+            <w:szCs w:val="20"/>
+          </w:rPr>
+          <w:delText xml:space="preserve">Table S3. </w:delText>
+        </w:r>
+      </w:del>
+      <w:ins w:id="20004" w:author="Claude" w:date="2026-10-09T22:52:19Z">
+        <w:r>
+          <w:rPr>
+            <w:b/>
+            <w:bCs/>
+            <w:sz w:val="20"/>
+            <w:szCs w:val="20"/>
+          </w:rPr>
+          <w:t xml:space="preserve">Table S</w:t>
+        </w:r>
+        <w:r>
+          <w:rPr>
+            <w:b/>
+            <w:bCs/>
+            <w:sz w:val="20"/>
+            <w:szCs w:val="20"/>
+          </w:rPr>
+          <w:fldChar w:fldCharType="begin"/>
+        </w:r>
+        <w:r>
+          <w:rPr>
+            <w:b/>
+            <w:bCs/>
+            <w:sz w:val="20"/>
+            <w:szCs w:val="20"/>
+          </w:rPr>
+          <w:instrText xml:space="preserve"> SEQ Table \* ARABIC </w:instrText>
+        </w:r>
+        <w:r>
+          <w:rPr>
+            <w:b/>
+            <w:bCs/>
+            <w:sz w:val="20"/>
+            <w:szCs w:val="20"/>
+          </w:rPr>
+          <w:fldChar w:fldCharType="separate"/>
+        </w:r>
+        <w:r>
+          <w:rPr>
+            <w:b/>
+            <w:bCs/>
+            <w:sz w:val="20"/>
+            <w:szCs w:val="20"/>
+          </w:rPr>
+          <w:t xml:space="preserve">3</w:t>
+        </w:r>
+        <w:r>
+          <w:rPr>
+            <w:b/>
+            <w:bCs/>
+            <w:sz w:val="20"/>
+            <w:szCs w:val="20"/>
+          </w:rPr>
+          <w:fldChar w:fldCharType="end"/>
+        </w:r>
+        <w:r>
+          <w:rPr>
+            <w:b/>
+            <w:bCs/>
+            <w:sz w:val="20"/>
+            <w:szCs w:val="20"/>
+          </w:rPr>
+          <w:t xml:space="preserve">. </w:t>
+        </w:r>
+      </w:ins>
       <w:r>
         <w:rPr>
           <w:sz w:val="20"/>
@@ -7233,19 +6348,75 @@
         <w:t>,</w:t>
       </w:r>
       <w:r>
-        <w:t xml:space="preserve"> and boundary-condition settings used for the disc calibration, disc validation</w:t>
+        <w:t xml:space="preserve"> and boundary-condition settings used for </w:t>
+      </w:r>
+      <w:proofErr w:type="gramStart"/>
+      <w:r>
+        <w:t>the disc</w:t>
+      </w:r>
+      <w:proofErr w:type="gramEnd"/>
+      <w:r>
+        <w:t xml:space="preserve"> calibration, disc validation</w:t>
       </w:r>
       <w:r>
         <w:t>,</w:t>
       </w:r>
       <w:r>
-        <w:t xml:space="preserve"> and stent simulations. The simulations were run in FreeFEM (v4.14) [4] with PETSc [5] and Open MPI [6], and the level-set function was reinitialized with the fast marching method [7]. Geometry processing and post-processing used scikit-image [8], trimesh [9], meshio [10], SciPy [11], Matplotlib [12]</w:t>
+        <w:t xml:space="preserve"> and stent simulations. The simulations were run in </w:t>
+      </w:r>
+      <w:proofErr w:type="spellStart"/>
+      <w:r>
+        <w:t>FreeFEM</w:t>
+      </w:r>
+      <w:proofErr w:type="spellEnd"/>
+      <w:r>
+        <w:t xml:space="preserve"> (v4.14) [4] with </w:t>
+      </w:r>
+      <w:proofErr w:type="spellStart"/>
+      <w:r>
+        <w:t>PETSc</w:t>
+      </w:r>
+      <w:proofErr w:type="spellEnd"/>
+      <w:r>
+        <w:t xml:space="preserve"> [5] and Open MPI [6], and the level-set function was reinitialized with the </w:t>
+      </w:r>
+      <w:proofErr w:type="gramStart"/>
+      <w:r>
+        <w:t>fast marching</w:t>
+      </w:r>
+      <w:proofErr w:type="gramEnd"/>
+      <w:r>
+        <w:t xml:space="preserve"> method [7]. Geometry processing and post-processing used scikit-image [8], </w:t>
+      </w:r>
+      <w:proofErr w:type="spellStart"/>
+      <w:r>
+        <w:t>trimesh</w:t>
+      </w:r>
+      <w:proofErr w:type="spellEnd"/>
+      <w:r>
+        <w:t xml:space="preserve"> [9], </w:t>
+      </w:r>
+      <w:proofErr w:type="spellStart"/>
+      <w:r>
+        <w:t>meshio</w:t>
+      </w:r>
+      <w:proofErr w:type="spellEnd"/>
+      <w:r>
+        <w:t xml:space="preserve"> [10], SciPy [11], Matplotlib [12]</w:t>
       </w:r>
       <w:r>
         <w:t>,</w:t>
       </w:r>
       <w:r>
-        <w:t xml:space="preserve"> and ParaView [13].</w:t>
+        <w:t xml:space="preserve"> and </w:t>
+      </w:r>
+      <w:proofErr w:type="spellStart"/>
+      <w:r>
+        <w:t>ParaView</w:t>
+      </w:r>
+      <w:proofErr w:type="spellEnd"/>
+      <w:r>
+        <w:t xml:space="preserve"> [13].</w:t>
       </w:r>
     </w:p>
     <w:p>
@@ -7955,8 +7126,20 @@
                 <w:szCs w:val="20"/>
                 <w:lang w:eastAsia="en-US"/>
               </w:rPr>
-              <w:t>Outer diameter, Dout</w:t>
-            </w:r>
+              <w:t xml:space="preserve">Outer diameter, </w:t>
+            </w:r>
+            <w:proofErr w:type="spellStart"/>
+            <w:r>
+              <w:rPr>
+                <w:rFonts w:cs="Times New Roman"/>
+                <w:color w:val="000000"/>
+                <w:sz w:val="20"/>
+                <w:szCs w:val="20"/>
+                <w:lang w:eastAsia="en-US"/>
+              </w:rPr>
+              <w:t>Dout</w:t>
+            </w:r>
+            <w:proofErr w:type="spellEnd"/>
           </w:p>
         </w:tc>
         <w:tc>
@@ -8333,8 +7516,20 @@
                 <w:szCs w:val="20"/>
                 <w:lang w:eastAsia="en-US"/>
               </w:rPr>
-              <w:t>Axial length, Lz</w:t>
-            </w:r>
+              <w:t xml:space="preserve">Axial length, </w:t>
+            </w:r>
+            <w:proofErr w:type="spellStart"/>
+            <w:r>
+              <w:rPr>
+                <w:rFonts w:cs="Times New Roman"/>
+                <w:color w:val="000000"/>
+                <w:sz w:val="20"/>
+                <w:szCs w:val="20"/>
+                <w:lang w:eastAsia="en-US"/>
+              </w:rPr>
+              <w:t>Lz</w:t>
+            </w:r>
+            <w:proofErr w:type="spellEnd"/>
           </w:p>
         </w:tc>
         <w:tc>
@@ -9810,7 +9005,29 @@
                 <w:szCs w:val="20"/>
                 <w:lang w:eastAsia="en-US"/>
               </w:rPr>
-              <w:t>Time step (Δt)</w:t>
+              <w:t>Time step (</w:t>
+            </w:r>
+            <w:proofErr w:type="spellStart"/>
+            <w:r>
+              <w:rPr>
+                <w:rFonts w:cs="Times New Roman"/>
+                <w:color w:val="000000"/>
+                <w:sz w:val="20"/>
+                <w:szCs w:val="20"/>
+                <w:lang w:eastAsia="en-US"/>
+              </w:rPr>
+              <w:t>Δt</w:t>
+            </w:r>
+            <w:proofErr w:type="spellEnd"/>
+            <w:r>
+              <w:rPr>
+                <w:rFonts w:cs="Times New Roman"/>
+                <w:color w:val="000000"/>
+                <w:sz w:val="20"/>
+                <w:szCs w:val="20"/>
+                <w:lang w:eastAsia="en-US"/>
+              </w:rPr>
+              <w:t>)</w:t>
             </w:r>
           </w:p>
         </w:tc>
@@ -11352,15 +10569,27 @@
                 <w:lang w:eastAsia="en-US"/>
               </w:rPr>
             </w:pPr>
-            <w:r>
-              <w:rPr>
-                <w:rFonts w:cs="Times New Roman"/>
-                <w:color w:val="000000"/>
-                <w:sz w:val="20"/>
-                <w:szCs w:val="20"/>
-                <w:lang w:eastAsia="en-US"/>
-              </w:rPr>
-              <w:t>FreeFEM (v4.14)</w:t>
+            <w:proofErr w:type="spellStart"/>
+            <w:r>
+              <w:rPr>
+                <w:rFonts w:cs="Times New Roman"/>
+                <w:color w:val="000000"/>
+                <w:sz w:val="20"/>
+                <w:szCs w:val="20"/>
+                <w:lang w:eastAsia="en-US"/>
+              </w:rPr>
+              <w:t>FreeFEM</w:t>
+            </w:r>
+            <w:proofErr w:type="spellEnd"/>
+            <w:r>
+              <w:rPr>
+                <w:rFonts w:cs="Times New Roman"/>
+                <w:color w:val="000000"/>
+                <w:sz w:val="20"/>
+                <w:szCs w:val="20"/>
+                <w:lang w:eastAsia="en-US"/>
+              </w:rPr>
+              <w:t xml:space="preserve"> (v4.14)</w:t>
             </w:r>
           </w:p>
         </w:tc>
@@ -11382,15 +10611,27 @@
                 <w:lang w:eastAsia="en-US"/>
               </w:rPr>
             </w:pPr>
-            <w:r>
-              <w:rPr>
-                <w:rFonts w:cs="Times New Roman"/>
-                <w:color w:val="000000"/>
-                <w:sz w:val="20"/>
-                <w:szCs w:val="20"/>
-                <w:lang w:eastAsia="en-US"/>
-              </w:rPr>
-              <w:t>FreeFEM (v4.14)</w:t>
+            <w:proofErr w:type="spellStart"/>
+            <w:r>
+              <w:rPr>
+                <w:rFonts w:cs="Times New Roman"/>
+                <w:color w:val="000000"/>
+                <w:sz w:val="20"/>
+                <w:szCs w:val="20"/>
+                <w:lang w:eastAsia="en-US"/>
+              </w:rPr>
+              <w:t>FreeFEM</w:t>
+            </w:r>
+            <w:proofErr w:type="spellEnd"/>
+            <w:r>
+              <w:rPr>
+                <w:rFonts w:cs="Times New Roman"/>
+                <w:color w:val="000000"/>
+                <w:sz w:val="20"/>
+                <w:szCs w:val="20"/>
+                <w:lang w:eastAsia="en-US"/>
+              </w:rPr>
+              <w:t xml:space="preserve"> (v4.14)</w:t>
             </w:r>
           </w:p>
         </w:tc>
@@ -11412,15 +10653,27 @@
                 <w:lang w:eastAsia="en-US"/>
               </w:rPr>
             </w:pPr>
-            <w:r>
-              <w:rPr>
-                <w:rFonts w:cs="Times New Roman"/>
-                <w:color w:val="000000"/>
-                <w:sz w:val="20"/>
-                <w:szCs w:val="20"/>
-                <w:lang w:eastAsia="en-US"/>
-              </w:rPr>
-              <w:t>FreeFEM (v4.14)</w:t>
+            <w:proofErr w:type="spellStart"/>
+            <w:r>
+              <w:rPr>
+                <w:rFonts w:cs="Times New Roman"/>
+                <w:color w:val="000000"/>
+                <w:sz w:val="20"/>
+                <w:szCs w:val="20"/>
+                <w:lang w:eastAsia="en-US"/>
+              </w:rPr>
+              <w:t>FreeFEM</w:t>
+            </w:r>
+            <w:proofErr w:type="spellEnd"/>
+            <w:r>
+              <w:rPr>
+                <w:rFonts w:cs="Times New Roman"/>
+                <w:color w:val="000000"/>
+                <w:sz w:val="20"/>
+                <w:szCs w:val="20"/>
+                <w:lang w:eastAsia="en-US"/>
+              </w:rPr>
+              <w:t xml:space="preserve"> (v4.14)</w:t>
             </w:r>
           </w:p>
         </w:tc>
@@ -15101,7 +14354,23 @@
           <w:sz w:val="20"/>
           <w:szCs w:val="20"/>
         </w:rPr>
-        <w:t>Time-dependent Morris sensitivity indices (μ</w:t>
+        <w:t xml:space="preserve">Time-dependent </w:t>
+      </w:r>
+      <w:proofErr w:type="gramStart"/>
+      <w:r>
+        <w:rPr>
+          <w:sz w:val="20"/>
+          <w:szCs w:val="20"/>
+        </w:rPr>
+        <w:t>Morris</w:t>
+      </w:r>
+      <w:proofErr w:type="gramEnd"/>
+      <w:r>
+        <w:rPr>
+          <w:sz w:val="20"/>
+          <w:szCs w:val="20"/>
+        </w:rPr>
+        <w:t xml:space="preserve"> sensitivity indices (μ</w:t>
       </w:r>
       <w:r>
         <w:rPr>
@@ -15164,26 +14433,11 @@
       <w:r>
         <w:t xml:space="preserve">S5. </w:t>
       </w:r>
-      <w:ins w:id="9003" w:author="Claude" w:date="2026-10-09T21:46:25Z">
-        <w:r>
-          <w:t xml:space="preserve">Calibration by </w:t>
-        </w:r>
-      </w:ins>
-      <w:r>
-        <w:t xml:space="preserve">Bayesian </w:t>
-      </w:r>
-      <w:del w:id="9002" w:author="Claude" w:date="2026-10-09T21:46:25Z">
-        <w:r>
-          <w:delText xml:space="preserve">calibration</w:delText>
-        </w:r>
-      </w:del>
-      <w:ins w:id="9001" w:author="Claude" w:date="2026-10-09T21:46:25Z">
-        <w:r>
-          <w:t xml:space="preserve">optimization</w:t>
-        </w:r>
-      </w:ins>
-      <w:r>
-        <w:t xml:space="preserve"> and validation</w:t>
+      <w:r>
+        <w:t xml:space="preserve">Calibration by Bayesian optimization </w:t>
+      </w:r>
+      <w:r>
+        <w:t>and validation</w:t>
       </w:r>
     </w:p>
     <w:p>
@@ -15193,23 +14447,13 @@
         <w:ind w:firstLine="0"/>
       </w:pPr>
       <w:r>
-        <w:t xml:space="preserve">Optimal parameters were identified</w:t>
-      </w:r>
-      <w:ins w:id="9008" w:author="Claude" w:date="2026-10-09T21:46:25Z">
-        <w:r>
-          <w:t xml:space="preserve"> by Bayesian optimization of a deterministic RMSE objective, i.e.</w:t>
-        </w:r>
-      </w:ins>
-      <w:r>
-        <w:t xml:space="preserve"> by minimizing the RMSE between predicted and literature-reported 14-day mass-loss measurements</w:t>
-      </w:r>
-      <w:ins w:id="9007" w:author="Claude" w:date="2026-10-09T21:46:25Z">
-        <w:r>
-          <w:t xml:space="preserve">; this locates the minimum-RMSE parameter set and is not Bayesian parameter inference</w:t>
-        </w:r>
-      </w:ins>
-      <w:r>
-        <w:t xml:space="preserve">. A Gaussian process (GP) surrogate model [16] was initialized using a 12-point Latin hypercube sampling (LHS) design [18] spanning the admissible parameter space and iteratively refined using the expected improvement (EI) acquisition function [17]. The literature data are from Liu et al. [19].</w:t>
+        <w:t>Optimal parameters were identified</w:t>
+      </w:r>
+      <w:r>
+        <w:t xml:space="preserve"> by Bayesian optimization of a deterministic RMSE objective, </w:t>
+      </w:r>
+      <w:r>
+        <w:t>by minimizing the RMSE between predicted and literature-reported 14-day mass-loss measurements. A Gaussian process (GP) surrogate model [16] was initialized using a 12-point Latin hypercube sampling (LHS) design [18] spanning the admissible parameter space and iteratively refined using the expected improvement (EI) acquisition function [17]. The literature data are from Liu et al. [19].</w:t>
       </w:r>
       <w:ins w:id="2" w:author="Claude" w:date="2026-10-09T01:36:00Z">
         <w:r>
@@ -15782,23 +15026,7 @@
           <w:sz w:val="20"/>
           <w:szCs w:val="20"/>
         </w:rPr>
-        <w:t xml:space="preserve">Literature mass-loss data used for </w:t>
-      </w:r>
-      <w:del w:id="9004" w:author="Claude" w:date="2026-10-09T21:46:25Z">
-        <w:r>
-          <w:rPr>
-            <w:sz w:val="20"/>
-            <w:szCs w:val="20"/>
-          </w:rPr>
-          <w:delText xml:space="preserve">Bayesian </w:delText>
-        </w:r>
-      </w:del>
-      <w:r>
-        <w:rPr>
-          <w:sz w:val="20"/>
-          <w:szCs w:val="20"/>
-        </w:rPr>
-        <w:t xml:space="preserve">calibration</w:t>
+        <w:t>Literature mass-loss data used for calibration</w:t>
       </w:r>
       <w:r>
         <w:rPr>
@@ -19076,24 +18304,13 @@
         </w:rPr>
         <w:t xml:space="preserve">Bayesian </w:t>
       </w:r>
-      <w:del w:id="9006" w:author="Claude" w:date="2026-10-09T21:46:25Z">
-        <w:r>
-          <w:rPr>
-            <w:sz w:val="20"/>
-            <w:szCs w:val="20"/>
-          </w:rPr>
-          <w:delText xml:space="preserve">calibration</w:delText>
-        </w:r>
-      </w:del>
-      <w:ins w:id="9005" w:author="Claude" w:date="2026-10-09T21:46:25Z">
-        <w:r>
-          <w:rPr>
-            <w:sz w:val="20"/>
-            <w:szCs w:val="20"/>
-          </w:rPr>
-          <w:t xml:space="preserve">optimization</w:t>
-        </w:r>
-      </w:ins>
+      <w:r>
+        <w:rPr>
+          <w:sz w:val="20"/>
+          <w:szCs w:val="20"/>
+        </w:rPr>
+        <w:t>optimization</w:t>
+      </w:r>
       <w:r>
         <w:rPr>
           <w:sz w:val="20"/>
@@ -19116,13 +18333,7 @@
         <w:ind w:firstLine="0"/>
       </w:pPr>
       <w:r>
-        <w:t xml:space="preserve">The coarse-mesh (L2) calibration simulations are related to the fine-mesh (L6) result by a single proportionality factor over 672 h, L2 = 1.355846 × L6 (r = 0.9986; Figure </w:t>
-      </w:r>
-      <w:r>
-        <w:t>S5</w:t>
-      </w:r>
-      <w:r>
-        <w:t>).</w:t>
+        <w:t>The coarse-mesh (L2) calibration simulations are related to the fine-mesh (L6) result by a single proportionality factor over 672 h, L2 = 1.355846 × L6 (r = 0.9986; Figure S5).</w:t>
       </w:r>
     </w:p>
     <w:p>
@@ -19268,7 +18479,23 @@
           <w:sz w:val="20"/>
           <w:szCs w:val="20"/>
         </w:rPr>
-        <w:t xml:space="preserve"> Mesh correction between the coarse (L2, low) and fine (L6, ultra-high) meshes. </w:t>
+        <w:t xml:space="preserve"> Mesh correction between the </w:t>
+      </w:r>
+      <w:proofErr w:type="gramStart"/>
+      <w:r>
+        <w:rPr>
+          <w:sz w:val="20"/>
+          <w:szCs w:val="20"/>
+        </w:rPr>
+        <w:t>coarse</w:t>
+      </w:r>
+      <w:proofErr w:type="gramEnd"/>
+      <w:r>
+        <w:rPr>
+          <w:sz w:val="20"/>
+          <w:szCs w:val="20"/>
+        </w:rPr>
+        <w:t xml:space="preserve"> (L2, low) and fine (L6, ultra-high) meshes. </w:t>
       </w:r>
       <w:r>
         <w:rPr>
@@ -20011,15 +19238,27 @@
                 <w:lang w:eastAsia="en-US"/>
               </w:rPr>
             </w:pPr>
-            <w:r>
-              <w:rPr>
-                <w:rFonts w:cs="Times New Roman"/>
-                <w:color w:val="000000"/>
-                <w:sz w:val="20"/>
-                <w:szCs w:val="20"/>
-                <w:lang w:eastAsia="en-US"/>
-              </w:rPr>
-              <w:t>Main-text Table 2</w:t>
+            <w:proofErr w:type="gramStart"/>
+            <w:r>
+              <w:rPr>
+                <w:rFonts w:cs="Times New Roman"/>
+                <w:color w:val="000000"/>
+                <w:sz w:val="20"/>
+                <w:szCs w:val="20"/>
+                <w:lang w:eastAsia="en-US"/>
+              </w:rPr>
+              <w:t>Main-text</w:t>
+            </w:r>
+            <w:proofErr w:type="gramEnd"/>
+            <w:r>
+              <w:rPr>
+                <w:rFonts w:cs="Times New Roman"/>
+                <w:color w:val="000000"/>
+                <w:sz w:val="20"/>
+                <w:szCs w:val="20"/>
+                <w:lang w:eastAsia="en-US"/>
+              </w:rPr>
+              <w:t xml:space="preserve"> Table 2</w:t>
             </w:r>
           </w:p>
         </w:tc>
@@ -20548,44 +19787,23 @@
       <w:r>
         <w:t xml:space="preserve"> literature measurements fell within the 95% interval. Because the GP ensemble represents uncertainty in the </w:t>
       </w:r>
-      <w:del w:id="9014" w:author="Claude" w:date="2026-10-09T21:46:25Z">
-        <w:r>
-          <w:delText xml:space="preserve">calibration</w:delText>
-        </w:r>
-      </w:del>
-      <w:ins w:id="9013" w:author="Claude" w:date="2026-10-09T21:46:25Z">
-        <w:r>
-          <w:t xml:space="preserve">optimization</w:t>
-        </w:r>
-      </w:ins>
+      <w:r>
+        <w:t>optimization</w:t>
+      </w:r>
       <w:r>
         <w:t xml:space="preserve"> objective rather than a </w:t>
       </w:r>
-      <w:del w:id="9012" w:author="Claude" w:date="2026-10-09T21:46:25Z">
-        <w:r>
-          <w:delText xml:space="preserve">formal</w:delText>
-        </w:r>
-      </w:del>
-      <w:ins w:id="9011" w:author="Claude" w:date="2026-10-09T21:46:25Z">
-        <w:r>
-          <w:t xml:space="preserve">likelihood-based</w:t>
-        </w:r>
-      </w:ins>
+      <w:r>
+        <w:t>likelihood-based</w:t>
+      </w:r>
       <w:r>
         <w:t xml:space="preserve"> parameter </w:t>
       </w:r>
-      <w:del w:id="9010" w:author="Claude" w:date="2026-10-09T21:46:25Z">
-        <w:r>
-          <w:delText xml:space="preserve">posterior</w:delText>
-        </w:r>
-      </w:del>
-      <w:ins w:id="9009" w:author="Claude" w:date="2026-10-09T21:46:25Z">
-        <w:r>
-          <w:t xml:space="preserve">inference</w:t>
-        </w:r>
-      </w:ins>
-      <w:r>
-        <w:t xml:space="preserve">, these bands are reported as parameter-propagated ensemble intervals and exclude measurement, model-form, and numerical uncertainty.</w:t>
+      <w:r>
+        <w:t>inference</w:t>
+      </w:r>
+      <w:r>
+        <w:t>, these bands are reported as parameter-propagated ensemble intervals and exclude measurement, model-form, and numerical uncertainty.</w:t>
       </w:r>
     </w:p>
     <w:p>
@@ -20737,130 +19955,47 @@
         </w:rPr>
         <w:t xml:space="preserve">Parameter-propagated uncertainty in predicted Zn mass loss. (a) Ensemble median and 50% and 95% parameter-propagated intervals obtained from 50 kinetic-parameter sets, compared with the BO-optimum prediction and literature measurements. (b) Distribution of predicted mass loss at 672 h. The ensemble median was 0.333%, with 50% and 95% intervals of 0.330–0.338% and 0.315–0.375%, respectively. The intervals represent kinetic-parameter uncertainty only and </w:t>
       </w:r>
-      <w:del w:id="9024" w:author="Claude" w:date="2026-10-09T21:46:25Z">
-        <w:r>
-          <w:rPr>
-            <w:sz w:val="20"/>
-            <w:szCs w:val="20"/>
-          </w:rPr>
-          <w:delText xml:space="preserve">are</w:delText>
-        </w:r>
-      </w:del>
-      <w:ins w:id="9023" w:author="Claude" w:date="2026-10-09T21:46:25Z">
-        <w:r>
-          <w:rPr>
-            <w:sz w:val="20"/>
-            <w:szCs w:val="20"/>
-          </w:rPr>
-          <w:t xml:space="preserve">do</w:t>
-        </w:r>
-      </w:ins>
       <w:r>
         <w:rPr>
           <w:sz w:val="20"/>
           <w:szCs w:val="20"/>
         </w:rPr>
+        <w:t>do</w:t>
+      </w:r>
+      <w:r>
+        <w:rPr>
+          <w:sz w:val="20"/>
+          <w:szCs w:val="20"/>
+        </w:rPr>
         <w:t xml:space="preserve"> not </w:t>
       </w:r>
-      <w:del w:id="9022" w:author="Claude" w:date="2026-10-09T21:46:25Z">
-        <w:r>
-          <w:rPr>
-            <w:sz w:val="20"/>
-            <w:szCs w:val="20"/>
-          </w:rPr>
-          <w:delText xml:space="preserve">Bayesian</w:delText>
-        </w:r>
-      </w:del>
-      <w:ins w:id="9021" w:author="Claude" w:date="2026-10-09T21:46:25Z">
-        <w:r>
-          <w:rPr>
-            <w:sz w:val="20"/>
-            <w:szCs w:val="20"/>
-          </w:rPr>
-          <w:t xml:space="preserve">include</w:t>
-        </w:r>
-      </w:ins>
       <w:r>
         <w:rPr>
           <w:sz w:val="20"/>
           <w:szCs w:val="20"/>
         </w:rPr>
-        <w:t xml:space="preserve"> </w:t>
-      </w:r>
-      <w:del w:id="9020" w:author="Claude" w:date="2026-10-09T21:46:25Z">
-        <w:r>
-          <w:rPr>
-            <w:sz w:val="20"/>
-            <w:szCs w:val="20"/>
-          </w:rPr>
-          <w:delText xml:space="preserve">credible</w:delText>
-        </w:r>
-      </w:del>
-      <w:ins w:id="9019" w:author="Claude" w:date="2026-10-09T21:46:25Z">
-        <w:r>
-          <w:rPr>
-            <w:sz w:val="20"/>
-            <w:szCs w:val="20"/>
-          </w:rPr>
-          <w:t xml:space="preserve">measurement, model-form</w:t>
-        </w:r>
-      </w:ins>
+        <w:t xml:space="preserve">include measurement, model-form </w:t>
+      </w:r>
       <w:r>
         <w:rPr>
           <w:sz w:val="20"/>
           <w:szCs w:val="20"/>
         </w:rPr>
-        <w:t xml:space="preserve"> or </w:t>
-      </w:r>
-      <w:del w:id="9018" w:author="Claude" w:date="2026-10-09T21:46:25Z">
-        <w:r>
-          <w:rPr>
-            <w:sz w:val="20"/>
-            <w:szCs w:val="20"/>
-          </w:rPr>
-          <w:delText xml:space="preserve">predictive</w:delText>
-        </w:r>
-      </w:del>
-      <w:ins w:id="9017" w:author="Claude" w:date="2026-10-09T21:46:25Z">
-        <w:r>
-          <w:rPr>
-            <w:sz w:val="20"/>
-            <w:szCs w:val="20"/>
-          </w:rPr>
-          <w:t xml:space="preserve">numerical</w:t>
-        </w:r>
-      </w:ins>
+        <w:t xml:space="preserve">or </w:t>
+      </w:r>
       <w:r>
         <w:rPr>
           <w:sz w:val="20"/>
           <w:szCs w:val="20"/>
         </w:rPr>
-        <w:t xml:space="preserve"> </w:t>
-      </w:r>
-      <w:del w:id="9016" w:author="Claude" w:date="2026-10-09T21:46:25Z">
-        <w:r>
-          <w:rPr>
-            <w:sz w:val="20"/>
-            <w:szCs w:val="20"/>
-          </w:rPr>
-          <w:delText xml:space="preserve">intervals</w:delText>
-        </w:r>
-      </w:del>
-      <w:ins w:id="9015" w:author="Claude" w:date="2026-10-09T21:46:25Z">
-        <w:r>
-          <w:rPr>
-            <w:sz w:val="20"/>
-            <w:szCs w:val="20"/>
-          </w:rPr>
-          <w:t xml:space="preserve">uncertainty</w:t>
-        </w:r>
-      </w:ins>
+        <w:t>numerical uncertainty</w:t>
+      </w:r>
       <w:r>
         <w:rPr>
           <w:sz w:val="20"/>
           <w:szCs w:val="20"/>
         </w:rPr>
-        <w:t xml:space="preserve">.</w:t>
+        <w:t>.</w:t>
       </w:r>
     </w:p>
     <w:p>
@@ -20955,13 +20090,21 @@
           <w:sz w:val="20"/>
           <w:szCs w:val="20"/>
         </w:rPr>
-        <w:t xml:space="preserve">Comparison of simulated and measured mass loss in HBSS (validation) with the experimental scatter. Experimental values are mean ± SD (n = 3); |Error|/SD is the absolute error divided by the SD at the same </w:t>
-      </w:r>
+        <w:t xml:space="preserve">Comparison of simulated and measured mass loss in HBSS (validation) with the experimental scatter. Experimental values are mean ± SD (n = 3); |Error|/SD is the absolute error divided by the SD at the </w:t>
+      </w:r>
+      <w:proofErr w:type="gramStart"/>
       <w:r>
         <w:rPr>
           <w:sz w:val="20"/>
           <w:szCs w:val="20"/>
         </w:rPr>
+        <w:t xml:space="preserve">same </w:t>
+      </w:r>
+      <w:r>
+        <w:rPr>
+          <w:sz w:val="20"/>
+          <w:szCs w:val="20"/>
+        </w:rPr>
         <w:t>i</w:t>
       </w:r>
       <w:r>
@@ -20969,7 +20112,15 @@
           <w:sz w:val="20"/>
           <w:szCs w:val="20"/>
         </w:rPr>
-        <w:t>mmersion time. The validation RMSE of 0.0159% (R² = 0.9734) corresponds to 8.6% of the mean measured mass loss (0.185%) and 5.1% of the 28-day value.</w:t>
+        <w:t>mmersion</w:t>
+      </w:r>
+      <w:proofErr w:type="gramEnd"/>
+      <w:r>
+        <w:rPr>
+          <w:sz w:val="20"/>
+          <w:szCs w:val="20"/>
+        </w:rPr>
+        <w:t xml:space="preserve"> time. The validation RMSE of 0.0159% (R² = 0.9734) corresponds to 8.6% of the mean measured mass loss (0.185%) and 5.1% of the 28-day value.</w:t>
       </w:r>
     </w:p>
     <w:tbl>
@@ -22284,7 +21435,23 @@
           <w:sz w:val="20"/>
           <w:szCs w:val="20"/>
         </w:rPr>
-        <w:t>Geometric and computational parameters of the controlled test structures used in Figure 8.</w:t>
+        <w:t xml:space="preserve">Geometric and computational parameters of the controlled test structures used in </w:t>
+      </w:r>
+      <w:ins w:id="9011" w:author="Claude" w:date="2026-10-09T22:52:19Z">
+        <w:r>
+          <w:rPr>
+            <w:sz w:val="20"/>
+            <w:szCs w:val="20"/>
+          </w:rPr>
+          <w:t xml:space="preserve">main-text </w:t>
+        </w:r>
+      </w:ins>
+      <w:r>
+        <w:rPr>
+          <w:sz w:val="20"/>
+          <w:szCs w:val="20"/>
+        </w:rPr>
+        <w:t xml:space="preserve">Figure 8.</w:t>
       </w:r>
     </w:p>
     <w:tbl>
@@ -24689,7 +23856,23 @@
           <w:sz w:val="20"/>
           <w:szCs w:val="20"/>
         </w:rPr>
-        <w:t xml:space="preserve">Cross-sectional corrosion morphology after 672 h. (a) Curved wires showing increasing preferential corrosion </w:t>
+        <w:t xml:space="preserve">Cross-sectional corrosion morphology after 672 h. (a) Curved wires </w:t>
+      </w:r>
+      <w:proofErr w:type="gramStart"/>
+      <w:r>
+        <w:rPr>
+          <w:sz w:val="20"/>
+          <w:szCs w:val="20"/>
+        </w:rPr>
+        <w:t>showing</w:t>
+      </w:r>
+      <w:proofErr w:type="gramEnd"/>
+      <w:r>
+        <w:rPr>
+          <w:sz w:val="20"/>
+          <w:szCs w:val="20"/>
+        </w:rPr>
+        <w:t xml:space="preserve"> increasing preferential corrosion </w:t>
       </w:r>
       <w:r>
         <w:rPr>
@@ -24916,7 +24099,35 @@
           <w:sz w:val="20"/>
         </w:rPr>
         <w:tab/>
-        <w:t>C. Geuzaine, J.-F. Remacle, Int. J. Numer. Methods Eng. 2009, 79, 1309. https://doi.org/10.1002/nme.2579.</w:t>
+        <w:t xml:space="preserve">C. </w:t>
+      </w:r>
+      <w:proofErr w:type="spellStart"/>
+      <w:r>
+        <w:rPr>
+          <w:sz w:val="20"/>
+        </w:rPr>
+        <w:t>Geuzaine</w:t>
+      </w:r>
+      <w:proofErr w:type="spellEnd"/>
+      <w:r>
+        <w:rPr>
+          <w:sz w:val="20"/>
+        </w:rPr>
+        <w:t xml:space="preserve">, J.-F. Remacle, Int. J. </w:t>
+      </w:r>
+      <w:proofErr w:type="spellStart"/>
+      <w:r>
+        <w:rPr>
+          <w:sz w:val="20"/>
+        </w:rPr>
+        <w:t>Numer</w:t>
+      </w:r>
+      <w:proofErr w:type="spellEnd"/>
+      <w:r>
+        <w:rPr>
+          <w:sz w:val="20"/>
+        </w:rPr>
+        <w:t>. Methods Eng. 2009, 79, 1309. https://doi.org/10.1002/nme.2579.</w:t>
       </w:r>
     </w:p>
     <w:p>
@@ -24939,7 +24150,21 @@
           <w:sz w:val="20"/>
         </w:rPr>
         <w:tab/>
-        <w:t>H. Si, ACM Trans. Math. Softw. 2015, 41, 11. https://doi.org/10.1145/2629697.</w:t>
+        <w:t xml:space="preserve">H. Si, ACM Trans. Math. </w:t>
+      </w:r>
+      <w:proofErr w:type="spellStart"/>
+      <w:r>
+        <w:rPr>
+          <w:sz w:val="20"/>
+        </w:rPr>
+        <w:t>Softw</w:t>
+      </w:r>
+      <w:proofErr w:type="spellEnd"/>
+      <w:r>
+        <w:rPr>
+          <w:sz w:val="20"/>
+        </w:rPr>
+        <w:t>. 2015, 41, 11. https://doi.org/10.1145/2629697.</w:t>
       </w:r>
     </w:p>
     <w:p>
@@ -24962,7 +24187,35 @@
           <w:sz w:val="20"/>
         </w:rPr>
         <w:tab/>
-        <w:t>C. Dapogny, C. Dobrzynski, P. Frey, J. Comput. Phys. 2014, 262, 358. https://doi.org/10.1016/j.jcp.2014.01.005.</w:t>
+        <w:t xml:space="preserve">C. </w:t>
+      </w:r>
+      <w:proofErr w:type="spellStart"/>
+      <w:r>
+        <w:rPr>
+          <w:sz w:val="20"/>
+        </w:rPr>
+        <w:t>Dapogny</w:t>
+      </w:r>
+      <w:proofErr w:type="spellEnd"/>
+      <w:r>
+        <w:rPr>
+          <w:sz w:val="20"/>
+        </w:rPr>
+        <w:t xml:space="preserve">, C. Dobrzynski, P. Frey, J. </w:t>
+      </w:r>
+      <w:proofErr w:type="spellStart"/>
+      <w:r>
+        <w:rPr>
+          <w:sz w:val="20"/>
+        </w:rPr>
+        <w:t>Comput</w:t>
+      </w:r>
+      <w:proofErr w:type="spellEnd"/>
+      <w:r>
+        <w:rPr>
+          <w:sz w:val="20"/>
+        </w:rPr>
+        <w:t>. Phys. 2014, 262, 358. https://doi.org/10.1016/j.jcp.2014.01.005.</w:t>
       </w:r>
     </w:p>
     <w:p>
@@ -24985,7 +24238,21 @@
           <w:sz w:val="20"/>
         </w:rPr>
         <w:tab/>
-        <w:t>F. Hecht, J. Numer. Math. 2012, 20, 251. https://doi.org/10.1515/jnum-2012-0013.</w:t>
+        <w:t xml:space="preserve">F. Hecht, J. </w:t>
+      </w:r>
+      <w:proofErr w:type="spellStart"/>
+      <w:r>
+        <w:rPr>
+          <w:sz w:val="20"/>
+        </w:rPr>
+        <w:t>Numer</w:t>
+      </w:r>
+      <w:proofErr w:type="spellEnd"/>
+      <w:r>
+        <w:rPr>
+          <w:sz w:val="20"/>
+        </w:rPr>
+        <w:t>. Math. 2012, 20, 251. https://doi.org/10.1515/jnum-2012-0013.</w:t>
       </w:r>
     </w:p>
     <w:p>
@@ -25008,7 +24275,35 @@
           <w:sz w:val="20"/>
         </w:rPr>
         <w:tab/>
-        <w:t>S. Balay, S. Abhyankar, M. F. Adams, et al., PETSc/TAO Users Manual, Argonne National Laboratory, Lemont, IL, USA 2024, ANL-21/39 (Rev. 3.22). https://petsc.org.</w:t>
+        <w:t xml:space="preserve">S. Balay, S. Abhyankar, M. F. Adams, et al., </w:t>
+      </w:r>
+      <w:proofErr w:type="spellStart"/>
+      <w:r>
+        <w:rPr>
+          <w:sz w:val="20"/>
+        </w:rPr>
+        <w:t>PETSc</w:t>
+      </w:r>
+      <w:proofErr w:type="spellEnd"/>
+      <w:r>
+        <w:rPr>
+          <w:sz w:val="20"/>
+        </w:rPr>
+        <w:t xml:space="preserve">/TAO </w:t>
+      </w:r>
+      <w:proofErr w:type="spellStart"/>
+      <w:r>
+        <w:rPr>
+          <w:sz w:val="20"/>
+        </w:rPr>
+        <w:t>Users Manual</w:t>
+      </w:r>
+      <w:proofErr w:type="spellEnd"/>
+      <w:r>
+        <w:rPr>
+          <w:sz w:val="20"/>
+        </w:rPr>
+        <w:t>, Argonne National Laboratory, Lemont, IL, USA 2024, ANL-21/39 (Rev. 3.22). https://petsc.org.</w:t>
       </w:r>
     </w:p>
     <w:p>
@@ -25031,7 +24326,49 @@
           <w:sz w:val="20"/>
         </w:rPr>
         <w:tab/>
-        <w:t>E. Gabriel, G. E. Fagg, G. Bosilca, et al., in Recent Advances in Parallel Virtual Machine and Message Passing Interface (Eds: D. Kranzlmüller, P. Kacsuk, J. Dongarra), Springer, Berlin, Heidelberg, Germany 2004, pp. 97–104. https://doi.org/10.1007/978-3-540-30218-6_19.</w:t>
+        <w:t xml:space="preserve">E. Gabriel, G. E. Fagg, G. </w:t>
+      </w:r>
+      <w:proofErr w:type="spellStart"/>
+      <w:r>
+        <w:rPr>
+          <w:sz w:val="20"/>
+        </w:rPr>
+        <w:t>Bosilca</w:t>
+      </w:r>
+      <w:proofErr w:type="spellEnd"/>
+      <w:r>
+        <w:rPr>
+          <w:sz w:val="20"/>
+        </w:rPr>
+        <w:t xml:space="preserve">, et al., in Recent Advances in Parallel Virtual Machine and Message Passing Interface (Eds: D. </w:t>
+      </w:r>
+      <w:proofErr w:type="spellStart"/>
+      <w:r>
+        <w:rPr>
+          <w:sz w:val="20"/>
+        </w:rPr>
+        <w:t>Kranzlmüller</w:t>
+      </w:r>
+      <w:proofErr w:type="spellEnd"/>
+      <w:r>
+        <w:rPr>
+          <w:sz w:val="20"/>
+        </w:rPr>
+        <w:t xml:space="preserve">, P. </w:t>
+      </w:r>
+      <w:proofErr w:type="spellStart"/>
+      <w:r>
+        <w:rPr>
+          <w:sz w:val="20"/>
+        </w:rPr>
+        <w:t>Kacsuk</w:t>
+      </w:r>
+      <w:proofErr w:type="spellEnd"/>
+      <w:r>
+        <w:rPr>
+          <w:sz w:val="20"/>
+        </w:rPr>
+        <w:t>, J. Dongarra), Springer, Berlin, Heidelberg, Germany 2004, pp. 97–104. https://doi.org/10.1007/978-3-540-30218-6_19.</w:t>
       </w:r>
     </w:p>
     <w:p>
@@ -25077,7 +24414,21 @@
           <w:sz w:val="20"/>
         </w:rPr>
         <w:tab/>
-        <w:t>S. van der Walt, J. L. Schönberger, J. Nunez-Iglesias, et al., PeerJ 2014, 2, e453. https://doi.org/10.7717/peerj.453.</w:t>
+        <w:t xml:space="preserve">S. van der Walt, J. L. Schönberger, J. Nunez-Iglesias, et al., </w:t>
+      </w:r>
+      <w:proofErr w:type="spellStart"/>
+      <w:r>
+        <w:rPr>
+          <w:sz w:val="20"/>
+        </w:rPr>
+        <w:t>PeerJ</w:t>
+      </w:r>
+      <w:proofErr w:type="spellEnd"/>
+      <w:r>
+        <w:rPr>
+          <w:sz w:val="20"/>
+        </w:rPr>
+        <w:t xml:space="preserve"> 2014, 2, e453. https://doi.org/10.7717/peerj.453.</w:t>
       </w:r>
     </w:p>
     <w:p>
@@ -25100,7 +24451,21 @@
           <w:sz w:val="20"/>
         </w:rPr>
         <w:tab/>
-        <w:t>M. Dawson-Haggerty, et al., trimesh, https://trimesh.org (accessed: October 2026).</w:t>
+        <w:t xml:space="preserve">M. Dawson-Haggerty, et al., </w:t>
+      </w:r>
+      <w:proofErr w:type="spellStart"/>
+      <w:r>
+        <w:rPr>
+          <w:sz w:val="20"/>
+        </w:rPr>
+        <w:t>trimesh</w:t>
+      </w:r>
+      <w:proofErr w:type="spellEnd"/>
+      <w:r>
+        <w:rPr>
+          <w:sz w:val="20"/>
+        </w:rPr>
+        <w:t>, https://trimesh.org (accessed: October 2026).</w:t>
       </w:r>
     </w:p>
     <w:p>
@@ -25123,7 +24488,21 @@
           <w:sz w:val="20"/>
         </w:rPr>
         <w:tab/>
-        <w:t>N. Schlömer, et al., meshio: Tools for mesh files, https://doi.org/10.5281/zenodo.1173115.</w:t>
+        <w:t xml:space="preserve">N. Schlömer, et al., </w:t>
+      </w:r>
+      <w:proofErr w:type="spellStart"/>
+      <w:r>
+        <w:rPr>
+          <w:sz w:val="20"/>
+        </w:rPr>
+        <w:t>meshio</w:t>
+      </w:r>
+      <w:proofErr w:type="spellEnd"/>
+      <w:r>
+        <w:rPr>
+          <w:sz w:val="20"/>
+        </w:rPr>
+        <w:t>: Tools for mesh files, https://doi.org/10.5281/zenodo.1173115.</w:t>
       </w:r>
     </w:p>
     <w:p>
@@ -25146,7 +24525,21 @@
           <w:sz w:val="20"/>
         </w:rPr>
         <w:tab/>
-        <w:t>P. Virtanen, R. Gommers, T. E. Oliphant, et al., Nat. Methods 2020, 17, 261. https://doi.org/10.1038/s41592-019-0686-2.</w:t>
+        <w:t xml:space="preserve">P. Virtanen, R. </w:t>
+      </w:r>
+      <w:proofErr w:type="spellStart"/>
+      <w:r>
+        <w:rPr>
+          <w:sz w:val="20"/>
+        </w:rPr>
+        <w:t>Gommers</w:t>
+      </w:r>
+      <w:proofErr w:type="spellEnd"/>
+      <w:r>
+        <w:rPr>
+          <w:sz w:val="20"/>
+        </w:rPr>
+        <w:t>, T. E. Oliphant, et al., Nat. Methods 2020, 17, 261. https://doi.org/10.1038/s41592-019-0686-2.</w:t>
       </w:r>
     </w:p>
     <w:p>
@@ -25169,7 +24562,21 @@
           <w:sz w:val="20"/>
         </w:rPr>
         <w:tab/>
-        <w:t>J. D. Hunter, Comput. Sci. Eng. 2007, 9, 90. https://doi.org/10.1109/MCSE.2007.55.</w:t>
+        <w:t xml:space="preserve">J. D. Hunter, </w:t>
+      </w:r>
+      <w:proofErr w:type="spellStart"/>
+      <w:r>
+        <w:rPr>
+          <w:sz w:val="20"/>
+        </w:rPr>
+        <w:t>Comput</w:t>
+      </w:r>
+      <w:proofErr w:type="spellEnd"/>
+      <w:r>
+        <w:rPr>
+          <w:sz w:val="20"/>
+        </w:rPr>
+        <w:t>. Sci. Eng. 2007, 9, 90. https://doi.org/10.1109/MCSE.2007.55.</w:t>
       </w:r>
     </w:p>
     <w:p>
@@ -25192,7 +24599,21 @@
           <w:sz w:val="20"/>
         </w:rPr>
         <w:tab/>
-        <w:t>J. Ahrens, B. Geveci, C. Law, in The Visualization Handbook (Eds: C. D. Hansen, C. R. Johnson), Elsevier, Amsterdam, The Netherlands 2005, pp. 717–731.</w:t>
+        <w:t xml:space="preserve">J. Ahrens, B. </w:t>
+      </w:r>
+      <w:proofErr w:type="spellStart"/>
+      <w:r>
+        <w:rPr>
+          <w:sz w:val="20"/>
+        </w:rPr>
+        <w:t>Geveci</w:t>
+      </w:r>
+      <w:proofErr w:type="spellEnd"/>
+      <w:r>
+        <w:rPr>
+          <w:sz w:val="20"/>
+        </w:rPr>
+        <w:t>, C. Law, in The Visualization Handbook (Eds: C. D. Hansen, C. R. Johnson), Elsevier, Amsterdam, The Netherlands 2005, pp. 717–731.</w:t>
       </w:r>
     </w:p>
     <w:p>
@@ -25215,7 +24636,21 @@
           <w:sz w:val="20"/>
         </w:rPr>
         <w:tab/>
-        <w:t>M. D. Morris, Technometrics 1991, 33, 161. https://doi.org/10.1080/00401706.1991.10484804.</w:t>
+        <w:t xml:space="preserve">M. D. Morris, </w:t>
+      </w:r>
+      <w:proofErr w:type="spellStart"/>
+      <w:r>
+        <w:rPr>
+          <w:sz w:val="20"/>
+        </w:rPr>
+        <w:t>Technometrics</w:t>
+      </w:r>
+      <w:proofErr w:type="spellEnd"/>
+      <w:r>
+        <w:rPr>
+          <w:sz w:val="20"/>
+        </w:rPr>
+        <w:t xml:space="preserve"> 1991, 33, 161. https://doi.org/10.1080/00401706.1991.10484804.</w:t>
       </w:r>
     </w:p>
     <w:p>
@@ -25238,7 +24673,35 @@
           <w:sz w:val="20"/>
         </w:rPr>
         <w:tab/>
-        <w:t>J. Herman, W. Usher, J. Open Source Softw. 2017, 2, 97. https://doi.org/10.21105/joss.00097.</w:t>
+        <w:t xml:space="preserve">J. Herman, W. Usher, J. </w:t>
+      </w:r>
+      <w:proofErr w:type="gramStart"/>
+      <w:r>
+        <w:rPr>
+          <w:sz w:val="20"/>
+        </w:rPr>
+        <w:t>Open Source</w:t>
+      </w:r>
+      <w:proofErr w:type="gramEnd"/>
+      <w:r>
+        <w:rPr>
+          <w:sz w:val="20"/>
+        </w:rPr>
+        <w:t xml:space="preserve"> </w:t>
+      </w:r>
+      <w:proofErr w:type="spellStart"/>
+      <w:r>
+        <w:rPr>
+          <w:sz w:val="20"/>
+        </w:rPr>
+        <w:t>Softw</w:t>
+      </w:r>
+      <w:proofErr w:type="spellEnd"/>
+      <w:r>
+        <w:rPr>
+          <w:sz w:val="20"/>
+        </w:rPr>
+        <w:t>. 2017, 2, 97. https://doi.org/10.21105/joss.00097.</w:t>
       </w:r>
     </w:p>
     <w:p>
@@ -25284,7 +24747,21 @@
           <w:sz w:val="20"/>
         </w:rPr>
         <w:tab/>
-        <w:t>D. R. Jones, M. Schonlau, W. J. Welch, J. Glob. Optim. 1998, 13, 455. https://doi.org/10.1023/A:1008306431147.</w:t>
+        <w:t xml:space="preserve">D. R. Jones, M. Schonlau, W. J. Welch, J. Glob. </w:t>
+      </w:r>
+      <w:proofErr w:type="spellStart"/>
+      <w:r>
+        <w:rPr>
+          <w:sz w:val="20"/>
+        </w:rPr>
+        <w:t>Optim</w:t>
+      </w:r>
+      <w:proofErr w:type="spellEnd"/>
+      <w:r>
+        <w:rPr>
+          <w:sz w:val="20"/>
+        </w:rPr>
+        <w:t>. 1998, 13, 455. https://doi.org/10.1023/A:1008306431147.</w:t>
       </w:r>
     </w:p>
     <w:p>
@@ -25307,7 +24784,21 @@
           <w:sz w:val="20"/>
         </w:rPr>
         <w:tab/>
-        <w:t>M. D. McKay, R. J. Beckman, W. J. Conover, Technometrics 1979, 21, 239. https://doi.org/10.1080/00401706.1979.10489755.</w:t>
+        <w:t xml:space="preserve">M. D. McKay, R. J. Beckman, W. J. Conover, </w:t>
+      </w:r>
+      <w:proofErr w:type="spellStart"/>
+      <w:r>
+        <w:rPr>
+          <w:sz w:val="20"/>
+        </w:rPr>
+        <w:t>Technometrics</w:t>
+      </w:r>
+      <w:proofErr w:type="spellEnd"/>
+      <w:r>
+        <w:rPr>
+          <w:sz w:val="20"/>
+        </w:rPr>
+        <w:t xml:space="preserve"> 1979, 21, 239. https://doi.org/10.1080/00401706.1979.10489755.</w:t>
       </w:r>
     </w:p>
     <w:p>

--- a/deliver/Supplementary_tracked.docx
+++ b/deliver/Supplementary_tracked.docx
@@ -12463,16 +12463,52 @@
                 <w:lang w:eastAsia="en-US"/>
               </w:rPr>
             </w:pPr>
-            <w:r>
-              <w:rPr>
-                <w:rFonts w:cs="Times New Roman"/>
-                <w:color w:val="000000"/>
-                <w:sz w:val="20"/>
-                <w:szCs w:val="20"/>
-                <w:lang w:eastAsia="en-US"/>
-              </w:rPr>
-              <w:t>5–20</w:t>
-            </w:r>
+            <w:ins w:id="9004" w:author="Claude" w:date="2026-10-09T23:13:02Z">
+              <w:r>
+                <w:rPr>
+                  <w:rFonts w:cs="Times New Roman"/>
+                  <w:color w:val="000000"/>
+                  <w:sz w:val="20"/>
+                  <w:szCs w:val="20"/>
+                  <w:lang w:eastAsia="en-US"/>
+                </w:rPr>
+                <w:t xml:space="preserve">1.39×10⁻³ – </w:t>
+              </w:r>
+            </w:ins>
+            <w:r>
+              <w:rPr>
+                <w:rFonts w:cs="Times New Roman"/>
+                <w:color w:val="000000"/>
+                <w:sz w:val="20"/>
+                <w:szCs w:val="20"/>
+                <w:lang w:eastAsia="en-US"/>
+              </w:rPr>
+              <w:t xml:space="preserve">5</w:t>
+            </w:r>
+            <w:del w:id="9003" w:author="Claude" w:date="2026-10-09T23:13:02Z">
+              <w:r>
+                <w:rPr>
+                  <w:rFonts w:cs="Times New Roman"/>
+                  <w:color w:val="000000"/>
+                  <w:sz w:val="20"/>
+                  <w:szCs w:val="20"/>
+                  <w:lang w:eastAsia="en-US"/>
+                </w:rPr>
+                <w:delText xml:space="preserve">–20</w:delText>
+              </w:r>
+            </w:del>
+            <w:ins w:id="9002" w:author="Claude" w:date="2026-10-09T23:13:02Z">
+              <w:r>
+                <w:rPr>
+                  <w:rFonts w:cs="Times New Roman"/>
+                  <w:color w:val="000000"/>
+                  <w:sz w:val="20"/>
+                  <w:szCs w:val="20"/>
+                  <w:lang w:eastAsia="en-US"/>
+                </w:rPr>
+                <w:t xml:space="preserve">.56×10⁻³</w:t>
+              </w:r>
+            </w:ins>
           </w:p>
         </w:tc>
         <w:tc>
@@ -12524,6 +12560,7 @@
                       <m:e>
                         <m:r>
                           <w:rPr>
+                            <w:del w:id="20010" w:author="Claude" w:date="2026-10-09T23:13:02Z"/>
                             <w:rFonts w:ascii="Cambria Math" w:hAnsi="Cambria Math" w:cs="Times New Roman"/>
                             <w:color w:val="000000"/>
                             <w:sz w:val="20"/>
@@ -12539,6 +12576,7 @@
                             <m:sty m:val="p"/>
                           </m:rPr>
                           <w:rPr>
+                            <w:del w:id="20011" w:author="Claude" w:date="2026-10-09T23:13:02Z"/>
                             <w:rFonts w:ascii="Cambria Math" w:hAnsi="Cambria Math" w:cs="Times New Roman"/>
                             <w:color w:val="000000"/>
                             <w:sz w:val="20"/>
@@ -12551,6 +12589,7 @@
                     </m:sSup>
                     <m:r>
                       <w:rPr>
+                        <w:del w:id="20012" w:author="Claude" w:date="2026-10-09T23:13:02Z"/>
                         <w:rFonts w:ascii="Cambria Math" w:hAnsi="Cambria Math" w:cs="Times New Roman"/>
                         <w:color w:val="000000"/>
                         <w:sz w:val="20"/>
@@ -12566,6 +12605,7 @@
                         <m:sty m:val="p"/>
                       </m:rPr>
                       <w:rPr>
+                        <w:del w:id="20013" w:author="Claude" w:date="2026-10-09T23:13:02Z"/>
                         <w:rFonts w:ascii="Cambria Math" w:hAnsi="Cambria Math" w:cs="Times New Roman"/>
                         <w:color w:val="000000"/>
                         <w:sz w:val="20"/>
@@ -12578,6 +12618,50 @@
                 </m:sSup>
               </m:oMath>
             </m:oMathPara>
+            <m:oMath>
+              <m:sSup>
+                <m:e>
+                  <m:r>
+                    <w:rPr>
+                      <w:ins w:id="20005" w:author="Claude" w:date="2026-10-09T23:13:02Z"/>
+                    </w:rPr>
+                    <m:t xml:space="preserve">mm</m:t>
+                  </m:r>
+                </m:e>
+                <m:sup>
+                  <m:r>
+                    <w:rPr>
+                      <w:ins w:id="20006" w:author="Claude" w:date="2026-10-09T23:13:02Z"/>
+                    </w:rPr>
+                    <m:t xml:space="preserve">2</m:t>
+                  </m:r>
+                </m:sup>
+              </m:sSup>
+              <m:r>
+                <w:rPr>
+                  <w:ins w:id="20007" w:author="Claude" w:date="2026-10-09T23:13:02Z"/>
+                </w:rPr>
+                <m:t xml:space="preserve"> </m:t>
+              </m:r>
+              <m:sSup>
+                <m:e>
+                  <m:r>
+                    <w:rPr>
+                      <w:ins w:id="20008" w:author="Claude" w:date="2026-10-09T23:13:02Z"/>
+                    </w:rPr>
+                    <m:t xml:space="preserve">s</m:t>
+                  </m:r>
+                </m:e>
+                <m:sup>
+                  <m:r>
+                    <w:rPr>
+                      <w:ins w:id="20009" w:author="Claude" w:date="2026-10-09T23:13:02Z"/>
+                    </w:rPr>
+                    <m:t xml:space="preserve">−1</m:t>
+                  </m:r>
+                </m:sup>
+              </m:sSup>
+            </m:oMath>
           </w:p>
         </w:tc>
       </w:tr>
@@ -12962,16 +13046,52 @@
                 <w:lang w:eastAsia="en-US"/>
               </w:rPr>
             </w:pPr>
-            <w:r>
-              <w:rPr>
-                <w:rFonts w:cs="Times New Roman"/>
-                <w:color w:val="000000"/>
-                <w:sz w:val="20"/>
-                <w:szCs w:val="20"/>
-                <w:lang w:eastAsia="en-US"/>
-              </w:rPr>
-              <w:t>1.5–5.0</w:t>
-            </w:r>
+            <w:ins w:id="9007" w:author="Claude" w:date="2026-10-09T23:13:02Z">
+              <w:r>
+                <w:rPr>
+                  <w:rFonts w:cs="Times New Roman"/>
+                  <w:color w:val="000000"/>
+                  <w:sz w:val="20"/>
+                  <w:szCs w:val="20"/>
+                  <w:lang w:eastAsia="en-US"/>
+                </w:rPr>
+                <w:t xml:space="preserve">4.17×10⁻⁴ – </w:t>
+              </w:r>
+            </w:ins>
+            <w:r>
+              <w:rPr>
+                <w:rFonts w:cs="Times New Roman"/>
+                <w:color w:val="000000"/>
+                <w:sz w:val="20"/>
+                <w:szCs w:val="20"/>
+                <w:lang w:eastAsia="en-US"/>
+              </w:rPr>
+              <w:t xml:space="preserve">1.</w:t>
+            </w:r>
+            <w:del w:id="9006" w:author="Claude" w:date="2026-10-09T23:13:02Z">
+              <w:r>
+                <w:rPr>
+                  <w:rFonts w:cs="Times New Roman"/>
+                  <w:color w:val="000000"/>
+                  <w:sz w:val="20"/>
+                  <w:szCs w:val="20"/>
+                  <w:lang w:eastAsia="en-US"/>
+                </w:rPr>
+                <w:delText xml:space="preserve">5–5.0</w:delText>
+              </w:r>
+            </w:del>
+            <w:ins w:id="9005" w:author="Claude" w:date="2026-10-09T23:13:02Z">
+              <w:r>
+                <w:rPr>
+                  <w:rFonts w:cs="Times New Roman"/>
+                  <w:color w:val="000000"/>
+                  <w:sz w:val="20"/>
+                  <w:szCs w:val="20"/>
+                  <w:lang w:eastAsia="en-US"/>
+                </w:rPr>
+                <w:t xml:space="preserve">39×10⁻³</w:t>
+              </w:r>
+            </w:ins>
           </w:p>
         </w:tc>
         <w:tc>
@@ -13023,6 +13143,7 @@
                       <m:e>
                         <m:r>
                           <w:rPr>
+                            <w:del w:id="20019" w:author="Claude" w:date="2026-10-09T23:13:02Z"/>
                             <w:rFonts w:ascii="Cambria Math" w:hAnsi="Cambria Math" w:cs="Times New Roman"/>
                             <w:color w:val="000000"/>
                             <w:sz w:val="20"/>
@@ -13038,6 +13159,7 @@
                             <m:sty m:val="p"/>
                           </m:rPr>
                           <w:rPr>
+                            <w:del w:id="20020" w:author="Claude" w:date="2026-10-09T23:13:02Z"/>
                             <w:rFonts w:ascii="Cambria Math" w:hAnsi="Cambria Math" w:cs="Times New Roman"/>
                             <w:color w:val="000000"/>
                             <w:sz w:val="20"/>
@@ -13050,6 +13172,7 @@
                     </m:sSup>
                     <m:r>
                       <w:rPr>
+                        <w:del w:id="20021" w:author="Claude" w:date="2026-10-09T23:13:02Z"/>
                         <w:rFonts w:ascii="Cambria Math" w:hAnsi="Cambria Math" w:cs="Times New Roman"/>
                         <w:color w:val="000000"/>
                         <w:sz w:val="20"/>
@@ -13065,6 +13188,7 @@
                         <m:sty m:val="p"/>
                       </m:rPr>
                       <w:rPr>
+                        <w:del w:id="20022" w:author="Claude" w:date="2026-10-09T23:13:02Z"/>
                         <w:rFonts w:ascii="Cambria Math" w:hAnsi="Cambria Math" w:cs="Times New Roman"/>
                         <w:color w:val="000000"/>
                         <w:sz w:val="20"/>
@@ -13077,6 +13201,50 @@
                 </m:sSup>
               </m:oMath>
             </m:oMathPara>
+            <m:oMath>
+              <m:sSup>
+                <m:e>
+                  <m:r>
+                    <w:rPr>
+                      <w:ins w:id="20014" w:author="Claude" w:date="2026-10-09T23:13:02Z"/>
+                    </w:rPr>
+                    <m:t xml:space="preserve">mm</m:t>
+                  </m:r>
+                </m:e>
+                <m:sup>
+                  <m:r>
+                    <w:rPr>
+                      <w:ins w:id="20015" w:author="Claude" w:date="2026-10-09T23:13:02Z"/>
+                    </w:rPr>
+                    <m:t xml:space="preserve">2</m:t>
+                  </m:r>
+                </m:sup>
+              </m:sSup>
+              <m:r>
+                <w:rPr>
+                  <w:ins w:id="20016" w:author="Claude" w:date="2026-10-09T23:13:02Z"/>
+                </w:rPr>
+                <m:t xml:space="preserve"> </m:t>
+              </m:r>
+              <m:sSup>
+                <m:e>
+                  <m:r>
+                    <w:rPr>
+                      <w:ins w:id="20017" w:author="Claude" w:date="2026-10-09T23:13:02Z"/>
+                    </w:rPr>
+                    <m:t xml:space="preserve">s</m:t>
+                  </m:r>
+                </m:e>
+                <m:sup>
+                  <m:r>
+                    <w:rPr>
+                      <w:ins w:id="20018" w:author="Claude" w:date="2026-10-09T23:13:02Z"/>
+                    </w:rPr>
+                    <m:t xml:space="preserve">−1</m:t>
+                  </m:r>
+                </m:sup>
+              </m:sSup>
+            </m:oMath>
           </w:p>
         </w:tc>
       </w:tr>
@@ -13197,16 +13365,64 @@
                 <w:lang w:eastAsia="en-US"/>
               </w:rPr>
             </w:pPr>
-            <w:r>
-              <w:rPr>
-                <w:rFonts w:cs="Times New Roman"/>
-                <w:color w:val="000000"/>
-                <w:sz w:val="20"/>
-                <w:szCs w:val="20"/>
-                <w:lang w:eastAsia="en-US"/>
-              </w:rPr>
-              <w:t>5–15</w:t>
-            </w:r>
+            <w:del w:id="9011" w:author="Claude" w:date="2026-10-09T23:13:02Z">
+              <w:r>
+                <w:rPr>
+                  <w:rFonts w:cs="Times New Roman"/>
+                  <w:color w:val="000000"/>
+                  <w:sz w:val="20"/>
+                  <w:szCs w:val="20"/>
+                  <w:lang w:eastAsia="en-US"/>
+                </w:rPr>
+                <w:delText xml:space="preserve">5</w:delText>
+              </w:r>
+            </w:del>
+            <w:ins w:id="9010" w:author="Claude" w:date="2026-10-09T23:13:02Z">
+              <w:r>
+                <w:rPr>
+                  <w:rFonts w:cs="Times New Roman"/>
+                  <w:color w:val="000000"/>
+                  <w:sz w:val="20"/>
+                  <w:szCs w:val="20"/>
+                  <w:lang w:eastAsia="en-US"/>
+                </w:rPr>
+                <w:t xml:space="preserve">1.39×10⁻³ </w:t>
+              </w:r>
+            </w:ins>
+            <w:r>
+              <w:rPr>
+                <w:rFonts w:cs="Times New Roman"/>
+                <w:color w:val="000000"/>
+                <w:sz w:val="20"/>
+                <w:szCs w:val="20"/>
+                <w:lang w:eastAsia="en-US"/>
+              </w:rPr>
+              <w:t xml:space="preserve">–</w:t>
+            </w:r>
+            <w:del w:id="9009" w:author="Claude" w:date="2026-10-09T23:13:02Z">
+              <w:r>
+                <w:rPr>
+                  <w:rFonts w:cs="Times New Roman"/>
+                  <w:color w:val="000000"/>
+                  <w:sz w:val="20"/>
+                  <w:szCs w:val="20"/>
+                  <w:lang w:eastAsia="en-US"/>
+                </w:rPr>
+                <w:delText xml:space="preserve">15</w:delText>
+              </w:r>
+            </w:del>
+            <w:ins w:id="9008" w:author="Claude" w:date="2026-10-09T23:13:02Z">
+              <w:r>
+                <w:rPr>
+                  <w:rFonts w:cs="Times New Roman"/>
+                  <w:color w:val="000000"/>
+                  <w:sz w:val="20"/>
+                  <w:szCs w:val="20"/>
+                  <w:lang w:eastAsia="en-US"/>
+                </w:rPr>
+                <w:t xml:space="preserve"> 4.17×10⁻³</w:t>
+              </w:r>
+            </w:ins>
           </w:p>
         </w:tc>
         <w:tc>
@@ -13258,6 +13474,7 @@
                       <m:e>
                         <m:r>
                           <w:rPr>
+                            <w:del w:id="20028" w:author="Claude" w:date="2026-10-09T23:13:02Z"/>
                             <w:rFonts w:ascii="Cambria Math" w:hAnsi="Cambria Math" w:cs="Times New Roman"/>
                             <w:color w:val="000000"/>
                             <w:sz w:val="20"/>
@@ -13273,6 +13490,7 @@
                             <m:sty m:val="p"/>
                           </m:rPr>
                           <w:rPr>
+                            <w:del w:id="20029" w:author="Claude" w:date="2026-10-09T23:13:02Z"/>
                             <w:rFonts w:ascii="Cambria Math" w:hAnsi="Cambria Math" w:cs="Times New Roman"/>
                             <w:color w:val="000000"/>
                             <w:sz w:val="20"/>
@@ -13285,6 +13503,7 @@
                     </m:sSup>
                     <m:r>
                       <w:rPr>
+                        <w:del w:id="20030" w:author="Claude" w:date="2026-10-09T23:13:02Z"/>
                         <w:rFonts w:ascii="Cambria Math" w:hAnsi="Cambria Math" w:cs="Times New Roman"/>
                         <w:color w:val="000000"/>
                         <w:sz w:val="20"/>
@@ -13300,6 +13519,7 @@
                         <m:sty m:val="p"/>
                       </m:rPr>
                       <w:rPr>
+                        <w:del w:id="20031" w:author="Claude" w:date="2026-10-09T23:13:02Z"/>
                         <w:rFonts w:ascii="Cambria Math" w:hAnsi="Cambria Math" w:cs="Times New Roman"/>
                         <w:color w:val="000000"/>
                         <w:sz w:val="20"/>
@@ -13312,6 +13532,50 @@
                 </m:sSup>
               </m:oMath>
             </m:oMathPara>
+            <m:oMath>
+              <m:sSup>
+                <m:e>
+                  <m:r>
+                    <w:rPr>
+                      <w:ins w:id="20023" w:author="Claude" w:date="2026-10-09T23:13:02Z"/>
+                    </w:rPr>
+                    <m:t xml:space="preserve">mm</m:t>
+                  </m:r>
+                </m:e>
+                <m:sup>
+                  <m:r>
+                    <w:rPr>
+                      <w:ins w:id="20024" w:author="Claude" w:date="2026-10-09T23:13:02Z"/>
+                    </w:rPr>
+                    <m:t xml:space="preserve">2</m:t>
+                  </m:r>
+                </m:sup>
+              </m:sSup>
+              <m:r>
+                <w:rPr>
+                  <w:ins w:id="20025" w:author="Claude" w:date="2026-10-09T23:13:02Z"/>
+                </w:rPr>
+                <m:t xml:space="preserve"> </m:t>
+              </m:r>
+              <m:sSup>
+                <m:e>
+                  <m:r>
+                    <w:rPr>
+                      <w:ins w:id="20026" w:author="Claude" w:date="2026-10-09T23:13:02Z"/>
+                    </w:rPr>
+                    <m:t xml:space="preserve">s</m:t>
+                  </m:r>
+                </m:e>
+                <m:sup>
+                  <m:r>
+                    <w:rPr>
+                      <w:ins w:id="20027" w:author="Claude" w:date="2026-10-09T23:13:02Z"/>
+                    </w:rPr>
+                    <m:t xml:space="preserve">−1</m:t>
+                  </m:r>
+                </m:sup>
+              </m:sSup>
+            </m:oMath>
           </w:p>
         </w:tc>
       </w:tr>
@@ -13429,16 +13693,64 @@
                 <w:lang w:eastAsia="en-US"/>
               </w:rPr>
             </w:pPr>
-            <w:r>
-              <w:rPr>
-                <w:rFonts w:cs="Times New Roman"/>
-                <w:color w:val="000000"/>
-                <w:sz w:val="20"/>
-                <w:szCs w:val="20"/>
-                <w:lang w:eastAsia="en-US"/>
-              </w:rPr>
-              <w:t>15–35</w:t>
-            </w:r>
+            <w:del w:id="9015" w:author="Claude" w:date="2026-10-09T23:13:02Z">
+              <w:r>
+                <w:rPr>
+                  <w:rFonts w:cs="Times New Roman"/>
+                  <w:color w:val="000000"/>
+                  <w:sz w:val="20"/>
+                  <w:szCs w:val="20"/>
+                  <w:lang w:eastAsia="en-US"/>
+                </w:rPr>
+                <w:delText xml:space="preserve">15</w:delText>
+              </w:r>
+            </w:del>
+            <w:ins w:id="9014" w:author="Claude" w:date="2026-10-09T23:13:02Z">
+              <w:r>
+                <w:rPr>
+                  <w:rFonts w:cs="Times New Roman"/>
+                  <w:color w:val="000000"/>
+                  <w:sz w:val="20"/>
+                  <w:szCs w:val="20"/>
+                  <w:lang w:eastAsia="en-US"/>
+                </w:rPr>
+                <w:t xml:space="preserve">4.17×10⁻³ </w:t>
+              </w:r>
+            </w:ins>
+            <w:r>
+              <w:rPr>
+                <w:rFonts w:cs="Times New Roman"/>
+                <w:color w:val="000000"/>
+                <w:sz w:val="20"/>
+                <w:szCs w:val="20"/>
+                <w:lang w:eastAsia="en-US"/>
+              </w:rPr>
+              <w:t xml:space="preserve">–</w:t>
+            </w:r>
+            <w:del w:id="9013" w:author="Claude" w:date="2026-10-09T23:13:02Z">
+              <w:r>
+                <w:rPr>
+                  <w:rFonts w:cs="Times New Roman"/>
+                  <w:color w:val="000000"/>
+                  <w:sz w:val="20"/>
+                  <w:szCs w:val="20"/>
+                  <w:lang w:eastAsia="en-US"/>
+                </w:rPr>
+                <w:delText xml:space="preserve">35</w:delText>
+              </w:r>
+            </w:del>
+            <w:ins w:id="9012" w:author="Claude" w:date="2026-10-09T23:13:02Z">
+              <w:r>
+                <w:rPr>
+                  <w:rFonts w:cs="Times New Roman"/>
+                  <w:color w:val="000000"/>
+                  <w:sz w:val="20"/>
+                  <w:szCs w:val="20"/>
+                  <w:lang w:eastAsia="en-US"/>
+                </w:rPr>
+                <w:t xml:space="preserve"> 9.72×10⁻³</w:t>
+              </w:r>
+            </w:ins>
           </w:p>
         </w:tc>
         <w:tc>
@@ -13489,6 +13801,7 @@
                       <m:e>
                         <m:r>
                           <w:rPr>
+                            <w:del w:id="20037" w:author="Claude" w:date="2026-10-09T23:13:02Z"/>
                             <w:rFonts w:ascii="Cambria Math" w:hAnsi="Cambria Math" w:cs="Times New Roman"/>
                             <w:color w:val="000000"/>
                             <w:sz w:val="20"/>
@@ -13504,6 +13817,7 @@
                             <m:sty m:val="p"/>
                           </m:rPr>
                           <w:rPr>
+                            <w:del w:id="20038" w:author="Claude" w:date="2026-10-09T23:13:02Z"/>
                             <w:rFonts w:ascii="Cambria Math" w:hAnsi="Cambria Math" w:cs="Times New Roman"/>
                             <w:color w:val="000000"/>
                             <w:sz w:val="20"/>
@@ -13516,6 +13830,7 @@
                     </m:sSup>
                     <m:r>
                       <w:rPr>
+                        <w:del w:id="20039" w:author="Claude" w:date="2026-10-09T23:13:02Z"/>
                         <w:rFonts w:ascii="Cambria Math" w:hAnsi="Cambria Math" w:cs="Times New Roman"/>
                         <w:color w:val="000000"/>
                         <w:sz w:val="20"/>
@@ -13531,6 +13846,7 @@
                         <m:sty m:val="p"/>
                       </m:rPr>
                       <w:rPr>
+                        <w:del w:id="20040" w:author="Claude" w:date="2026-10-09T23:13:02Z"/>
                         <w:rFonts w:ascii="Cambria Math" w:hAnsi="Cambria Math" w:cs="Times New Roman"/>
                         <w:color w:val="000000"/>
                         <w:sz w:val="20"/>
@@ -13543,6 +13859,50 @@
                 </m:sSup>
               </m:oMath>
             </m:oMathPara>
+            <m:oMath>
+              <m:sSup>
+                <m:e>
+                  <m:r>
+                    <w:rPr>
+                      <w:ins w:id="20032" w:author="Claude" w:date="2026-10-09T23:13:02Z"/>
+                    </w:rPr>
+                    <m:t xml:space="preserve">mm</m:t>
+                  </m:r>
+                </m:e>
+                <m:sup>
+                  <m:r>
+                    <w:rPr>
+                      <w:ins w:id="20033" w:author="Claude" w:date="2026-10-09T23:13:02Z"/>
+                    </w:rPr>
+                    <m:t xml:space="preserve">2</m:t>
+                  </m:r>
+                </m:sup>
+              </m:sSup>
+              <m:r>
+                <w:rPr>
+                  <w:ins w:id="20034" w:author="Claude" w:date="2026-10-09T23:13:02Z"/>
+                </w:rPr>
+                <m:t xml:space="preserve"> </m:t>
+              </m:r>
+              <m:sSup>
+                <m:e>
+                  <m:r>
+                    <w:rPr>
+                      <w:ins w:id="20035" w:author="Claude" w:date="2026-10-09T23:13:02Z"/>
+                    </w:rPr>
+                    <m:t xml:space="preserve">s</m:t>
+                  </m:r>
+                </m:e>
+                <m:sup>
+                  <m:r>
+                    <w:rPr>
+                      <w:ins w:id="20036" w:author="Claude" w:date="2026-10-09T23:13:02Z"/>
+                    </w:rPr>
+                    <m:t xml:space="preserve">−1</m:t>
+                  </m:r>
+                </m:sup>
+              </m:sSup>
+            </m:oMath>
           </w:p>
         </w:tc>
       </w:tr>
